--- a/K23α.docx
+++ b/K23α.docx
@@ -33,19 +33,7 @@
         <w:pStyle w:val="Subtitle"/>
       </w:pPr>
       <w:r>
-        <w:t>Χειμεριν</w:t>
-      </w:r>
-      <w:r>
-        <w:t>O</w:t>
-      </w:r>
-      <w:r>
-        <w:t xml:space="preserve"> Εξ</w:t>
-      </w:r>
-      <w:r>
-        <w:t>A</w:t>
-      </w:r>
-      <w:r>
-        <w:t>μηνο 2022– 2023</w:t>
+        <w:t>ΧειμερινO ΕξAμηνο 2022– 2023</w:t>
       </w:r>
     </w:p>
     <w:p>
@@ -62,7 +50,7 @@
       <w:pPr>
         <w:pStyle w:val="Heading1"/>
       </w:pPr>
-      <w:bookmarkStart w:id="0" w:name="_Toc124442851"/>
+      <w:bookmarkStart w:id="0" w:name="_Toc124776988"/>
       <w:r>
         <w:t>Συντελεστές</w:t>
       </w:r>
@@ -88,9 +76,6 @@
     <w:p>
       <w:pPr>
         <w:pStyle w:val="Quote"/>
-        <w:rPr>
-          <w:lang w:val="en-US"/>
-        </w:rPr>
       </w:pPr>
       <w:r>
         <w:t>ΚΩΝΣΤΑΝΤΙΝΟΣ ΣΕΙΡΑΣ 1115201800174</w:t>
@@ -111,6 +96,12 @@
     </w:p>
     <w:sdt>
       <w:sdtPr>
+        <w:rPr>
+          <w:rFonts w:ascii="Arial" w:eastAsia="Times New Roman" w:hAnsi="Arial" w:cs="Arial"/>
+          <w:color w:val="333333"/>
+          <w:sz w:val="21"/>
+          <w:szCs w:val="21"/>
+        </w:rPr>
         <w:id w:val="-1448921529"/>
         <w:docPartObj>
           <w:docPartGallery w:val="Table of Contents"/>
@@ -119,20 +110,15 @@
       </w:sdtPr>
       <w:sdtEndPr>
         <w:rPr>
-          <w:rFonts w:ascii="Arial" w:eastAsia="Times New Roman" w:hAnsi="Arial" w:cs="Arial"/>
+          <w:rFonts w:ascii="Times New Roman" w:hAnsi="Times New Roman"/>
           <w:noProof/>
-          <w:color w:val="333333"/>
-          <w:sz w:val="21"/>
-          <w:szCs w:val="21"/>
+          <w:sz w:val="24"/>
         </w:rPr>
       </w:sdtEndPr>
       <w:sdtContent>
         <w:p>
           <w:pPr>
             <w:pStyle w:val="TOCHeading"/>
-            <w:tabs>
-              <w:tab w:val="left" w:pos="3443"/>
-            </w:tabs>
           </w:pPr>
           <w:r>
             <w:t>Περιεχόμενα</w:t>
@@ -146,6 +132,8 @@
             <w:pStyle w:val="TOC1"/>
             <w:rPr>
               <w:rFonts w:asciiTheme="minorHAnsi" w:eastAsiaTheme="minorEastAsia" w:hAnsiTheme="minorHAnsi" w:cstheme="minorBidi"/>
+              <w:b w:val="0"/>
+              <w:bCs w:val="0"/>
               <w:color w:val="auto"/>
               <w:sz w:val="22"/>
               <w:szCs w:val="22"/>
@@ -162,7 +150,7 @@
           <w:r>
             <w:fldChar w:fldCharType="separate"/>
           </w:r>
-          <w:hyperlink w:anchor="_Toc124442851" w:history="1">
+          <w:hyperlink w:anchor="_Toc124776988" w:history="1">
             <w:r>
               <w:rPr>
                 <w:rStyle w:val="Hyperlink"/>
@@ -185,7 +173,7 @@
               <w:rPr>
                 <w:webHidden/>
               </w:rPr>
-              <w:instrText xml:space="preserve"> PAGEREF _Toc124442851 \h </w:instrText>
+              <w:instrText xml:space="preserve"> PAGEREF _Toc124776988 \h </w:instrText>
             </w:r>
             <w:r>
               <w:rPr>
@@ -217,6 +205,8 @@
             <w:pStyle w:val="TOC1"/>
             <w:rPr>
               <w:rFonts w:asciiTheme="minorHAnsi" w:eastAsiaTheme="minorEastAsia" w:hAnsiTheme="minorHAnsi" w:cstheme="minorBidi"/>
+              <w:b w:val="0"/>
+              <w:bCs w:val="0"/>
               <w:color w:val="auto"/>
               <w:sz w:val="22"/>
               <w:szCs w:val="22"/>
@@ -224,7 +214,7 @@
               <w:lang w:val="en-US"/>
             </w:rPr>
           </w:pPr>
-          <w:hyperlink w:anchor="_Toc124442852" w:history="1">
+          <w:hyperlink w:anchor="_Toc124776989" w:history="1">
             <w:r>
               <w:rPr>
                 <w:rStyle w:val="Hyperlink"/>
@@ -247,7 +237,7 @@
               <w:rPr>
                 <w:webHidden/>
               </w:rPr>
-              <w:instrText xml:space="preserve"> PAGEREF _Toc124442852 \h </w:instrText>
+              <w:instrText xml:space="preserve"> PAGEREF _Toc124776989 \h </w:instrText>
             </w:r>
             <w:r>
               <w:rPr>
@@ -279,6 +269,8 @@
             <w:pStyle w:val="TOC1"/>
             <w:rPr>
               <w:rFonts w:asciiTheme="minorHAnsi" w:eastAsiaTheme="minorEastAsia" w:hAnsiTheme="minorHAnsi" w:cstheme="minorBidi"/>
+              <w:b w:val="0"/>
+              <w:bCs w:val="0"/>
               <w:color w:val="auto"/>
               <w:sz w:val="22"/>
               <w:szCs w:val="22"/>
@@ -286,7 +278,7 @@
               <w:lang w:val="en-US"/>
             </w:rPr>
           </w:pPr>
-          <w:hyperlink w:anchor="_Toc124442853" w:history="1">
+          <w:hyperlink w:anchor="_Toc124776990" w:history="1">
             <w:r>
               <w:rPr>
                 <w:rStyle w:val="Hyperlink"/>
@@ -309,7 +301,7 @@
               <w:rPr>
                 <w:webHidden/>
               </w:rPr>
-              <w:instrText xml:space="preserve"> PAGEREF _Toc124442853 \h </w:instrText>
+              <w:instrText xml:space="preserve"> PAGEREF _Toc124776990 \h </w:instrText>
             </w:r>
             <w:r>
               <w:rPr>
@@ -352,7 +344,7 @@
               <w:lang w:val="en-US"/>
             </w:rPr>
           </w:pPr>
-          <w:hyperlink w:anchor="_Toc124442854" w:history="1">
+          <w:hyperlink w:anchor="_Toc124776991" w:history="1">
             <w:r>
               <w:rPr>
                 <w:rStyle w:val="Hyperlink"/>
@@ -380,7 +372,7 @@
                 <w:noProof/>
                 <w:webHidden/>
               </w:rPr>
-              <w:instrText xml:space="preserve"> PAGEREF _Toc124442854 \h </w:instrText>
+              <w:instrText xml:space="preserve"> PAGEREF _Toc124776991 \h </w:instrText>
             </w:r>
             <w:r>
               <w:rPr>
@@ -427,7 +419,7 @@
               <w:lang w:val="en-US"/>
             </w:rPr>
           </w:pPr>
-          <w:hyperlink w:anchor="_Toc124442855" w:history="1">
+          <w:hyperlink w:anchor="_Toc124776992" w:history="1">
             <w:r>
               <w:rPr>
                 <w:rStyle w:val="Hyperlink"/>
@@ -455,7 +447,7 @@
                 <w:noProof/>
                 <w:webHidden/>
               </w:rPr>
-              <w:instrText xml:space="preserve"> PAGEREF _Toc124442855 \h </w:instrText>
+              <w:instrText xml:space="preserve"> PAGEREF _Toc124776992 \h </w:instrText>
             </w:r>
             <w:r>
               <w:rPr>
@@ -502,7 +494,7 @@
               <w:lang w:val="en-US"/>
             </w:rPr>
           </w:pPr>
-          <w:hyperlink w:anchor="_Toc124442856" w:history="1">
+          <w:hyperlink w:anchor="_Toc124776993" w:history="1">
             <w:r>
               <w:rPr>
                 <w:rStyle w:val="Hyperlink"/>
@@ -530,7 +522,7 @@
                 <w:noProof/>
                 <w:webHidden/>
               </w:rPr>
-              <w:instrText xml:space="preserve"> PAGEREF _Toc124442856 \h </w:instrText>
+              <w:instrText xml:space="preserve"> PAGEREF _Toc124776993 \h </w:instrText>
             </w:r>
             <w:r>
               <w:rPr>
@@ -577,7 +569,7 @@
               <w:lang w:val="en-US"/>
             </w:rPr>
           </w:pPr>
-          <w:hyperlink w:anchor="_Toc124442857" w:history="1">
+          <w:hyperlink w:anchor="_Toc124776994" w:history="1">
             <w:r>
               <w:rPr>
                 <w:rStyle w:val="Hyperlink"/>
@@ -605,7 +597,7 @@
                 <w:noProof/>
                 <w:webHidden/>
               </w:rPr>
-              <w:instrText xml:space="preserve"> PAGEREF _Toc124442857 \h </w:instrText>
+              <w:instrText xml:space="preserve"> PAGEREF _Toc124776994 \h </w:instrText>
             </w:r>
             <w:r>
               <w:rPr>
@@ -652,7 +644,7 @@
               <w:lang w:val="en-US"/>
             </w:rPr>
           </w:pPr>
-          <w:hyperlink w:anchor="_Toc124442858" w:history="1">
+          <w:hyperlink w:anchor="_Toc124776995" w:history="1">
             <w:r>
               <w:rPr>
                 <w:rStyle w:val="Hyperlink"/>
@@ -680,7 +672,7 @@
                 <w:noProof/>
                 <w:webHidden/>
               </w:rPr>
-              <w:instrText xml:space="preserve"> PAGEREF _Toc124442858 \h </w:instrText>
+              <w:instrText xml:space="preserve"> PAGEREF _Toc124776995 \h </w:instrText>
             </w:r>
             <w:r>
               <w:rPr>
@@ -727,7 +719,7 @@
               <w:lang w:val="en-US"/>
             </w:rPr>
           </w:pPr>
-          <w:hyperlink w:anchor="_Toc124442859" w:history="1">
+          <w:hyperlink w:anchor="_Toc124776996" w:history="1">
             <w:r>
               <w:rPr>
                 <w:rStyle w:val="Hyperlink"/>
@@ -755,7 +747,7 @@
                 <w:noProof/>
                 <w:webHidden/>
               </w:rPr>
-              <w:instrText xml:space="preserve"> PAGEREF _Toc124442859 \h </w:instrText>
+              <w:instrText xml:space="preserve"> PAGEREF _Toc124776996 \h </w:instrText>
             </w:r>
             <w:r>
               <w:rPr>
@@ -802,7 +794,7 @@
               <w:lang w:val="en-US"/>
             </w:rPr>
           </w:pPr>
-          <w:hyperlink w:anchor="_Toc124442860" w:history="1">
+          <w:hyperlink w:anchor="_Toc124776997" w:history="1">
             <w:r>
               <w:rPr>
                 <w:rStyle w:val="Hyperlink"/>
@@ -830,7 +822,7 @@
                 <w:noProof/>
                 <w:webHidden/>
               </w:rPr>
-              <w:instrText xml:space="preserve"> PAGEREF _Toc124442860 \h </w:instrText>
+              <w:instrText xml:space="preserve"> PAGEREF _Toc124776997 \h </w:instrText>
             </w:r>
             <w:r>
               <w:rPr>
@@ -877,7 +869,7 @@
               <w:lang w:val="en-US"/>
             </w:rPr>
           </w:pPr>
-          <w:hyperlink w:anchor="_Toc124442861" w:history="1">
+          <w:hyperlink w:anchor="_Toc124776998" w:history="1">
             <w:r>
               <w:rPr>
                 <w:rStyle w:val="Hyperlink"/>
@@ -905,7 +897,7 @@
                 <w:noProof/>
                 <w:webHidden/>
               </w:rPr>
-              <w:instrText xml:space="preserve"> PAGEREF _Toc124442861 \h </w:instrText>
+              <w:instrText xml:space="preserve"> PAGEREF _Toc124776998 \h </w:instrText>
             </w:r>
             <w:r>
               <w:rPr>
@@ -952,7 +944,7 @@
               <w:lang w:val="en-US"/>
             </w:rPr>
           </w:pPr>
-          <w:hyperlink w:anchor="_Toc124442862" w:history="1">
+          <w:hyperlink w:anchor="_Toc124776999" w:history="1">
             <w:r>
               <w:rPr>
                 <w:rStyle w:val="Hyperlink"/>
@@ -980,7 +972,7 @@
                 <w:noProof/>
                 <w:webHidden/>
               </w:rPr>
-              <w:instrText xml:space="preserve"> PAGEREF _Toc124442862 \h </w:instrText>
+              <w:instrText xml:space="preserve"> PAGEREF _Toc124776999 \h </w:instrText>
             </w:r>
             <w:r>
               <w:rPr>
@@ -1027,7 +1019,7 @@
               <w:lang w:val="en-US"/>
             </w:rPr>
           </w:pPr>
-          <w:hyperlink w:anchor="_Toc124442863" w:history="1">
+          <w:hyperlink w:anchor="_Toc124777000" w:history="1">
             <w:r>
               <w:rPr>
                 <w:rStyle w:val="Hyperlink"/>
@@ -1055,7 +1047,7 @@
                 <w:noProof/>
                 <w:webHidden/>
               </w:rPr>
-              <w:instrText xml:space="preserve"> PAGEREF _Toc124442863 \h </w:instrText>
+              <w:instrText xml:space="preserve"> PAGEREF _Toc124777000 \h </w:instrText>
             </w:r>
             <w:r>
               <w:rPr>
@@ -1091,6 +1083,8 @@
             <w:pStyle w:val="TOC1"/>
             <w:rPr>
               <w:rFonts w:asciiTheme="minorHAnsi" w:eastAsiaTheme="minorEastAsia" w:hAnsiTheme="minorHAnsi" w:cstheme="minorBidi"/>
+              <w:b w:val="0"/>
+              <w:bCs w:val="0"/>
               <w:color w:val="auto"/>
               <w:sz w:val="22"/>
               <w:szCs w:val="22"/>
@@ -1098,7 +1092,7 @@
               <w:lang w:val="en-US"/>
             </w:rPr>
           </w:pPr>
-          <w:hyperlink w:anchor="_Toc124442864" w:history="1">
+          <w:hyperlink w:anchor="_Toc124777001" w:history="1">
             <w:r>
               <w:rPr>
                 <w:rStyle w:val="Hyperlink"/>
@@ -1121,7 +1115,7 @@
               <w:rPr>
                 <w:webHidden/>
               </w:rPr>
-              <w:instrText xml:space="preserve"> PAGEREF _Toc124442864 \h </w:instrText>
+              <w:instrText xml:space="preserve"> PAGEREF _Toc124777001 \h </w:instrText>
             </w:r>
             <w:r>
               <w:rPr>
@@ -1164,7 +1158,7 @@
               <w:lang w:val="en-US"/>
             </w:rPr>
           </w:pPr>
-          <w:hyperlink w:anchor="_Toc124442865" w:history="1">
+          <w:hyperlink w:anchor="_Toc124777002" w:history="1">
             <w:r>
               <w:rPr>
                 <w:rStyle w:val="Hyperlink"/>
@@ -1192,7 +1186,7 @@
                 <w:noProof/>
                 <w:webHidden/>
               </w:rPr>
-              <w:instrText xml:space="preserve"> PAGEREF _Toc124442865 \h </w:instrText>
+              <w:instrText xml:space="preserve"> PAGEREF _Toc124777002 \h </w:instrText>
             </w:r>
             <w:r>
               <w:rPr>
@@ -1239,7 +1233,7 @@
               <w:lang w:val="en-US"/>
             </w:rPr>
           </w:pPr>
-          <w:hyperlink w:anchor="_Toc124442866" w:history="1">
+          <w:hyperlink w:anchor="_Toc124777003" w:history="1">
             <w:r>
               <w:rPr>
                 <w:rStyle w:val="Hyperlink"/>
@@ -1267,7 +1261,7 @@
                 <w:noProof/>
                 <w:webHidden/>
               </w:rPr>
-              <w:instrText xml:space="preserve"> PAGEREF _Toc124442866 \h </w:instrText>
+              <w:instrText xml:space="preserve"> PAGEREF _Toc124777003 \h </w:instrText>
             </w:r>
             <w:r>
               <w:rPr>
@@ -1314,7 +1308,7 @@
               <w:lang w:val="en-US"/>
             </w:rPr>
           </w:pPr>
-          <w:hyperlink w:anchor="_Toc124442867" w:history="1">
+          <w:hyperlink w:anchor="_Toc124777004" w:history="1">
             <w:r>
               <w:rPr>
                 <w:rStyle w:val="Hyperlink"/>
@@ -1342,7 +1336,7 @@
                 <w:noProof/>
                 <w:webHidden/>
               </w:rPr>
-              <w:instrText xml:space="preserve"> PAGEREF _Toc124442867 \h </w:instrText>
+              <w:instrText xml:space="preserve"> PAGEREF _Toc124777004 \h </w:instrText>
             </w:r>
             <w:r>
               <w:rPr>
@@ -1378,6 +1372,8 @@
             <w:pStyle w:val="TOC1"/>
             <w:rPr>
               <w:rFonts w:asciiTheme="minorHAnsi" w:eastAsiaTheme="minorEastAsia" w:hAnsiTheme="minorHAnsi" w:cstheme="minorBidi"/>
+              <w:b w:val="0"/>
+              <w:bCs w:val="0"/>
               <w:color w:val="auto"/>
               <w:sz w:val="22"/>
               <w:szCs w:val="22"/>
@@ -1385,7 +1381,7 @@
               <w:lang w:val="en-US"/>
             </w:rPr>
           </w:pPr>
-          <w:hyperlink w:anchor="_Toc124442868" w:history="1">
+          <w:hyperlink w:anchor="_Toc124777005" w:history="1">
             <w:r>
               <w:rPr>
                 <w:rStyle w:val="Hyperlink"/>
@@ -1408,7 +1404,7 @@
               <w:rPr>
                 <w:webHidden/>
               </w:rPr>
-              <w:instrText xml:space="preserve"> PAGEREF _Toc124442868 \h </w:instrText>
+              <w:instrText xml:space="preserve"> PAGEREF _Toc124777005 \h </w:instrText>
             </w:r>
             <w:r>
               <w:rPr>
@@ -1451,7 +1447,7 @@
               <w:lang w:val="en-US"/>
             </w:rPr>
           </w:pPr>
-          <w:hyperlink w:anchor="_Toc124442869" w:history="1">
+          <w:hyperlink w:anchor="_Toc124777006" w:history="1">
             <w:r>
               <w:rPr>
                 <w:rStyle w:val="Hyperlink"/>
@@ -1479,7 +1475,7 @@
                 <w:noProof/>
                 <w:webHidden/>
               </w:rPr>
-              <w:instrText xml:space="preserve"> PAGEREF _Toc124442869 \h </w:instrText>
+              <w:instrText xml:space="preserve"> PAGEREF _Toc124777006 \h </w:instrText>
             </w:r>
             <w:r>
               <w:rPr>
@@ -1526,7 +1522,7 @@
               <w:lang w:val="en-US"/>
             </w:rPr>
           </w:pPr>
-          <w:hyperlink w:anchor="_Toc124442870" w:history="1">
+          <w:hyperlink w:anchor="_Toc124777007" w:history="1">
             <w:r>
               <w:rPr>
                 <w:rStyle w:val="Hyperlink"/>
@@ -1554,7 +1550,7 @@
                 <w:noProof/>
                 <w:webHidden/>
               </w:rPr>
-              <w:instrText xml:space="preserve"> PAGEREF _Toc124442870 \h </w:instrText>
+              <w:instrText xml:space="preserve"> PAGEREF _Toc124777007 \h </w:instrText>
             </w:r>
             <w:r>
               <w:rPr>
@@ -1574,7 +1570,7 @@
                 <w:noProof/>
                 <w:webHidden/>
               </w:rPr>
-              <w:t>10</w:t>
+              <w:t>9</w:t>
             </w:r>
             <w:r>
               <w:rPr>
@@ -1601,7 +1597,7 @@
               <w:lang w:val="en-US"/>
             </w:rPr>
           </w:pPr>
-          <w:hyperlink w:anchor="_Toc124442871" w:history="1">
+          <w:hyperlink w:anchor="_Toc124777008" w:history="1">
             <w:r>
               <w:rPr>
                 <w:rStyle w:val="Hyperlink"/>
@@ -1629,7 +1625,7 @@
                 <w:noProof/>
                 <w:webHidden/>
               </w:rPr>
-              <w:instrText xml:space="preserve"> PAGEREF _Toc124442871 \h </w:instrText>
+              <w:instrText xml:space="preserve"> PAGEREF _Toc124777008 \h </w:instrText>
             </w:r>
             <w:r>
               <w:rPr>
@@ -1676,7 +1672,7 @@
               <w:lang w:val="en-US"/>
             </w:rPr>
           </w:pPr>
-          <w:hyperlink w:anchor="_Toc124442872" w:history="1">
+          <w:hyperlink w:anchor="_Toc124777009" w:history="1">
             <w:r>
               <w:rPr>
                 <w:rStyle w:val="Hyperlink"/>
@@ -1704,7 +1700,7 @@
                 <w:noProof/>
                 <w:webHidden/>
               </w:rPr>
-              <w:instrText xml:space="preserve"> PAGEREF _Toc124442872 \h </w:instrText>
+              <w:instrText xml:space="preserve"> PAGEREF _Toc124777009 \h </w:instrText>
             </w:r>
             <w:r>
               <w:rPr>
@@ -1751,7 +1747,7 @@
               <w:lang w:val="en-US"/>
             </w:rPr>
           </w:pPr>
-          <w:hyperlink w:anchor="_Toc124442873" w:history="1">
+          <w:hyperlink w:anchor="_Toc124777010" w:history="1">
             <w:r>
               <w:rPr>
                 <w:rStyle w:val="Hyperlink"/>
@@ -1779,7 +1775,7 @@
                 <w:noProof/>
                 <w:webHidden/>
               </w:rPr>
-              <w:instrText xml:space="preserve"> PAGEREF _Toc124442873 \h </w:instrText>
+              <w:instrText xml:space="preserve"> PAGEREF _Toc124777010 \h </w:instrText>
             </w:r>
             <w:r>
               <w:rPr>
@@ -1826,7 +1822,7 @@
               <w:lang w:val="en-US"/>
             </w:rPr>
           </w:pPr>
-          <w:hyperlink w:anchor="_Toc124442874" w:history="1">
+          <w:hyperlink w:anchor="_Toc124777011" w:history="1">
             <w:r>
               <w:rPr>
                 <w:rStyle w:val="Hyperlink"/>
@@ -1854,7 +1850,7 @@
                 <w:noProof/>
                 <w:webHidden/>
               </w:rPr>
-              <w:instrText xml:space="preserve"> PAGEREF _Toc124442874 \h </w:instrText>
+              <w:instrText xml:space="preserve"> PAGEREF _Toc124777011 \h </w:instrText>
             </w:r>
             <w:r>
               <w:rPr>
@@ -1890,6 +1886,8 @@
             <w:pStyle w:val="TOC1"/>
             <w:rPr>
               <w:rFonts w:asciiTheme="minorHAnsi" w:eastAsiaTheme="minorEastAsia" w:hAnsiTheme="minorHAnsi" w:cstheme="minorBidi"/>
+              <w:b w:val="0"/>
+              <w:bCs w:val="0"/>
               <w:color w:val="auto"/>
               <w:sz w:val="22"/>
               <w:szCs w:val="22"/>
@@ -1897,7 +1895,7 @@
               <w:lang w:val="en-US"/>
             </w:rPr>
           </w:pPr>
-          <w:hyperlink w:anchor="_Toc124442875" w:history="1">
+          <w:hyperlink w:anchor="_Toc124777012" w:history="1">
             <w:r>
               <w:rPr>
                 <w:rStyle w:val="Hyperlink"/>
@@ -1920,7 +1918,7 @@
               <w:rPr>
                 <w:webHidden/>
               </w:rPr>
-              <w:instrText xml:space="preserve"> PAGEREF _Toc124442875 \h </w:instrText>
+              <w:instrText xml:space="preserve"> PAGEREF _Toc124777012 \h </w:instrText>
             </w:r>
             <w:r>
               <w:rPr>
@@ -1963,7 +1961,7 @@
               <w:lang w:val="en-US"/>
             </w:rPr>
           </w:pPr>
-          <w:hyperlink w:anchor="_Toc124442876" w:history="1">
+          <w:hyperlink w:anchor="_Toc124777013" w:history="1">
             <w:r>
               <w:rPr>
                 <w:rStyle w:val="Hyperlink"/>
@@ -1991,7 +1989,7 @@
                 <w:noProof/>
                 <w:webHidden/>
               </w:rPr>
-              <w:instrText xml:space="preserve"> PAGEREF _Toc124442876 \h </w:instrText>
+              <w:instrText xml:space="preserve"> PAGEREF _Toc124777013 \h </w:instrText>
             </w:r>
             <w:r>
               <w:rPr>
@@ -2038,7 +2036,7 @@
               <w:lang w:val="en-US"/>
             </w:rPr>
           </w:pPr>
-          <w:hyperlink w:anchor="_Toc124442877" w:history="1">
+          <w:hyperlink w:anchor="_Toc124777014" w:history="1">
             <w:r>
               <w:rPr>
                 <w:rStyle w:val="Hyperlink"/>
@@ -2066,7 +2064,7 @@
                 <w:noProof/>
                 <w:webHidden/>
               </w:rPr>
-              <w:instrText xml:space="preserve"> PAGEREF _Toc124442877 \h </w:instrText>
+              <w:instrText xml:space="preserve"> PAGEREF _Toc124777014 \h </w:instrText>
             </w:r>
             <w:r>
               <w:rPr>
@@ -2113,7 +2111,7 @@
               <w:lang w:val="en-US"/>
             </w:rPr>
           </w:pPr>
-          <w:hyperlink w:anchor="_Toc124442878" w:history="1">
+          <w:hyperlink w:anchor="_Toc124777015" w:history="1">
             <w:r>
               <w:rPr>
                 <w:rStyle w:val="Hyperlink"/>
@@ -2141,7 +2139,7 @@
                 <w:noProof/>
                 <w:webHidden/>
               </w:rPr>
-              <w:instrText xml:space="preserve"> PAGEREF _Toc124442878 \h </w:instrText>
+              <w:instrText xml:space="preserve"> PAGEREF _Toc124777015 \h </w:instrText>
             </w:r>
             <w:r>
               <w:rPr>
@@ -2188,7 +2186,7 @@
               <w:lang w:val="en-US"/>
             </w:rPr>
           </w:pPr>
-          <w:hyperlink w:anchor="_Toc124442879" w:history="1">
+          <w:hyperlink w:anchor="_Toc124777016" w:history="1">
             <w:r>
               <w:rPr>
                 <w:rStyle w:val="Hyperlink"/>
@@ -2216,7 +2214,7 @@
                 <w:noProof/>
                 <w:webHidden/>
               </w:rPr>
-              <w:instrText xml:space="preserve"> PAGEREF _Toc124442879 \h </w:instrText>
+              <w:instrText xml:space="preserve"> PAGEREF _Toc124777016 \h </w:instrText>
             </w:r>
             <w:r>
               <w:rPr>
@@ -2263,7 +2261,7 @@
               <w:lang w:val="en-US"/>
             </w:rPr>
           </w:pPr>
-          <w:hyperlink w:anchor="_Toc124442880" w:history="1">
+          <w:hyperlink w:anchor="_Toc124777017" w:history="1">
             <w:r>
               <w:rPr>
                 <w:rStyle w:val="Hyperlink"/>
@@ -2291,7 +2289,7 @@
                 <w:noProof/>
                 <w:webHidden/>
               </w:rPr>
-              <w:instrText xml:space="preserve"> PAGEREF _Toc124442880 \h </w:instrText>
+              <w:instrText xml:space="preserve"> PAGEREF _Toc124777017 \h </w:instrText>
             </w:r>
             <w:r>
               <w:rPr>
@@ -2327,6 +2325,8 @@
             <w:pStyle w:val="TOC1"/>
             <w:rPr>
               <w:rFonts w:asciiTheme="minorHAnsi" w:eastAsiaTheme="minorEastAsia" w:hAnsiTheme="minorHAnsi" w:cstheme="minorBidi"/>
+              <w:b w:val="0"/>
+              <w:bCs w:val="0"/>
               <w:color w:val="auto"/>
               <w:sz w:val="22"/>
               <w:szCs w:val="22"/>
@@ -2334,7 +2334,7 @@
               <w:lang w:val="en-US"/>
             </w:rPr>
           </w:pPr>
-          <w:hyperlink w:anchor="_Toc124442881" w:history="1">
+          <w:hyperlink w:anchor="_Toc124777018" w:history="1">
             <w:r>
               <w:rPr>
                 <w:rStyle w:val="Hyperlink"/>
@@ -2357,7 +2357,7 @@
               <w:rPr>
                 <w:webHidden/>
               </w:rPr>
-              <w:instrText xml:space="preserve"> PAGEREF _Toc124442881 \h </w:instrText>
+              <w:instrText xml:space="preserve"> PAGEREF _Toc124777018 \h </w:instrText>
             </w:r>
             <w:r>
               <w:rPr>
@@ -2389,6 +2389,8 @@
             <w:pStyle w:val="TOC1"/>
             <w:rPr>
               <w:rFonts w:asciiTheme="minorHAnsi" w:eastAsiaTheme="minorEastAsia" w:hAnsiTheme="minorHAnsi" w:cstheme="minorBidi"/>
+              <w:b w:val="0"/>
+              <w:bCs w:val="0"/>
               <w:color w:val="auto"/>
               <w:sz w:val="22"/>
               <w:szCs w:val="22"/>
@@ -2396,7 +2398,7 @@
               <w:lang w:val="en-US"/>
             </w:rPr>
           </w:pPr>
-          <w:hyperlink w:anchor="_Toc124442882" w:history="1">
+          <w:hyperlink w:anchor="_Toc124777019" w:history="1">
             <w:r>
               <w:rPr>
                 <w:rStyle w:val="Hyperlink"/>
@@ -2419,7 +2421,7 @@
               <w:rPr>
                 <w:webHidden/>
               </w:rPr>
-              <w:instrText xml:space="preserve"> PAGEREF _Toc124442882 \h </w:instrText>
+              <w:instrText xml:space="preserve"> PAGEREF _Toc124777019 \h </w:instrText>
             </w:r>
             <w:r>
               <w:rPr>
@@ -2456,11 +2458,273 @@
             <w:rPr>
               <w:noProof/>
             </w:rPr>
+            <w:lastRenderedPageBreak/>
             <w:fldChar w:fldCharType="end"/>
           </w:r>
         </w:p>
       </w:sdtContent>
     </w:sdt>
+    <w:p/>
+    <w:p>
+      <w:pPr>
+        <w:pStyle w:val="Heading1"/>
+        <w:rPr>
+          <w:rFonts w:eastAsia="Times New Roman"/>
+        </w:rPr>
+      </w:pPr>
+      <w:bookmarkStart w:id="1" w:name="_Toc124776989"/>
+      <w:r>
+        <w:rPr>
+          <w:rFonts w:eastAsia="Times New Roman"/>
+        </w:rPr>
+        <w:t>Περιγραφή</w:t>
+      </w:r>
+      <w:bookmarkEnd w:id="1"/>
+    </w:p>
+    <w:p>
+      <w:r>
+        <w:br/>
+      </w:r>
+    </w:p>
+    <w:p>
+      <w:pPr>
+        <w:rPr>
+          <w:rFonts w:cs="Times New Roman"/>
+          <w:szCs w:val="24"/>
+        </w:rPr>
+      </w:pPr>
+      <w:r>
+        <w:t xml:space="preserve">Οι πρόσφατες εξελίξεις στην τεχνολογία υπολογιστών οδήγησαν σε σημαντική μείωση του κόστους ανά GB </w:t>
+      </w:r>
+      <w:r>
+        <w:t>μνήμης</w:t>
+      </w:r>
+      <w:r>
+        <w:t xml:space="preserve"> RAM, καθώς και σε αύξηση του αριθμού των πυρήνων στις CPU. Οι διακομιστές με TB μνήμης RAM και 20 ή περισσότερους πυρήνες επεξεργασίας είναι πλέον κοινός τόπος. Ως απάντηση, οι σύγχρονες βάσεις δεδομένων σχεδιάζονται για να επωφεληθούν από αυτήν την αυξημένη χωρητικότητα υλικού.</w:t>
+      </w:r>
+    </w:p>
+    <w:p>
+      <w:pPr>
+        <w:rPr>
+          <w:rFonts w:cs="Times New Roman"/>
+          <w:szCs w:val="24"/>
+        </w:rPr>
+      </w:pPr>
+      <w:r>
+        <w:t>Κατά τη διάρκεια του χειμερινού εξαμήνου του έτους 2022-2023 στα πλαίσια του μαθήματος “Ανάπτυξη Λογισμικού Για Πληροφοριακά Συστήματα” μας ζητήθηκε να κατασκευάσουμε ένα υποσύνολο ενός Συστήματος Βάσεων Δεδομένων που τρέχει εξ ολοκλήρου στη RAM. Το λογισμικό είναι γραμμένο σε C++ χωρίς τη χρήση της STL (Standard Template Library).</w:t>
+      </w:r>
+    </w:p>
+    <w:p/>
+    <w:p>
+      <w:pPr>
+        <w:rPr>
+          <w:rFonts w:cs="Times New Roman"/>
+          <w:szCs w:val="24"/>
+        </w:rPr>
+      </w:pPr>
+      <w:r>
+        <w:t>Το πρόγραμμα τροφοδοτείται με τα αρχεία σχέσεων και τα αρχεία ερωτημάτων και παράγει τις απαντήσεις στα ερωτήματα στο standard output.</w:t>
+      </w:r>
+    </w:p>
+    <w:p>
+      <w:pPr>
+        <w:rPr>
+          <w:rFonts w:cs="Times New Roman"/>
+          <w:szCs w:val="24"/>
+        </w:rPr>
+      </w:pPr>
+      <w:r>
+        <w:t>Οι σχέσεις δίνονται σε δυαδική μορφή και έχουν την ακόλουθη δομή:</w:t>
+      </w:r>
+    </w:p>
+    <w:p>
+      <w:pPr>
+        <w:rPr>
+          <w:rFonts w:cs="Times New Roman"/>
+          <w:szCs w:val="24"/>
+        </w:rPr>
+      </w:pPr>
+      <w:r>
+        <w:t xml:space="preserve">uint64_t numTuples|uint64_t numColumns|uint64_t T0C0|uint64_t T1C0|..|uint64_t TnC0|uint64_t T0C1|..|uint64_t TnC1|..|uint64_t </w:t>
+      </w:r>
+      <w:proofErr w:type="spellStart"/>
+      <w:r>
+        <w:t>TnCm</w:t>
+      </w:r>
+      <w:proofErr w:type="spellEnd"/>
+    </w:p>
+    <w:p>
+      <w:pPr>
+        <w:rPr>
+          <w:rFonts w:cs="Times New Roman"/>
+          <w:szCs w:val="24"/>
+        </w:rPr>
+      </w:pPr>
+      <w:r>
+        <w:t>Τα ερωτήματα χωρίζονται σε τρία τμήματα. Τις σχέσεις, τα κατηγορήματα και τις προβολές.</w:t>
+      </w:r>
+    </w:p>
+    <w:p>
+      <w:pPr>
+        <w:rPr>
+          <w:rFonts w:cs="Times New Roman"/>
+          <w:szCs w:val="24"/>
+        </w:rPr>
+      </w:pPr>
+      <w:r>
+        <w:t>Το πρώτο τμήμα ορίζει τις σχέσεις που θα χρησιμοποιηθούν κατά τη ζεύξη.</w:t>
+      </w:r>
+    </w:p>
+    <w:p>
+      <w:pPr>
+        <w:rPr>
+          <w:rFonts w:cs="Times New Roman"/>
+          <w:szCs w:val="24"/>
+        </w:rPr>
+      </w:pPr>
+      <w:r>
+        <w:t xml:space="preserve">Το δεύτερο, τις ζεύξεις </w:t>
+      </w:r>
+      <w:proofErr w:type="spellStart"/>
+      <w:r>
+        <w:t>μεταξυ</w:t>
+      </w:r>
+      <w:proofErr w:type="spellEnd"/>
+      <w:r>
+        <w:t xml:space="preserve"> των σχέσεων αλλά και τα φίλτρα που θα εφαρμοστούν στις στήλες των πινάκων.</w:t>
+      </w:r>
+    </w:p>
+    <w:p>
+      <w:pPr>
+        <w:rPr>
+          <w:rFonts w:cs="Times New Roman"/>
+          <w:szCs w:val="24"/>
+        </w:rPr>
+      </w:pPr>
+      <w:r>
+        <w:t>Το τρίτο, τις στήλες των πινάκων οι οποίες θα αθροιστούν για να παράγουν το τελικό αποτέλεσμα.</w:t>
+      </w:r>
+    </w:p>
+    <w:p/>
+    <w:p>
+      <w:pPr>
+        <w:rPr>
+          <w:rFonts w:cs="Times New Roman"/>
+          <w:szCs w:val="24"/>
+        </w:rPr>
+      </w:pPr>
+      <w:r>
+        <w:t>Δίνεται παράδειγμα αντιστοιχίας ενός ερωτήματος σε SQL.</w:t>
+      </w:r>
+    </w:p>
+    <w:p/>
+    <w:p>
+      <w:pPr>
+        <w:rPr>
+          <w:rFonts w:cs="Times New Roman"/>
+          <w:szCs w:val="24"/>
+        </w:rPr>
+      </w:pPr>
+      <w:r>
+        <w:t>Παράδειγμα: "0 2 4|0.1=1.2&amp;1.0=2.1&amp;0.1&gt;3000|0.0 1.1"</w:t>
+      </w:r>
+    </w:p>
+    <w:p>
+      <w:pPr>
+        <w:rPr>
+          <w:rFonts w:cs="Times New Roman"/>
+          <w:szCs w:val="24"/>
+        </w:rPr>
+      </w:pPr>
+      <w:r>
+        <w:t>Μεταφρασμένο σε SQL:</w:t>
+      </w:r>
+    </w:p>
+    <w:p>
+      <w:pPr>
+        <w:rPr>
+          <w:rFonts w:cs="Times New Roman"/>
+          <w:szCs w:val="24"/>
+        </w:rPr>
+      </w:pPr>
+      <w:r>
+        <w:rPr>
+          <w:b/>
+          <w:bCs/>
+        </w:rPr>
+        <w:t>SELECT</w:t>
+      </w:r>
+      <w:r>
+        <w:t xml:space="preserve"> SUM("0".c0), SUM("1".c1)</w:t>
+      </w:r>
+    </w:p>
+    <w:p>
+      <w:pPr>
+        <w:rPr>
+          <w:rFonts w:cs="Times New Roman"/>
+          <w:szCs w:val="24"/>
+          <w:lang w:val="en-US"/>
+        </w:rPr>
+      </w:pPr>
+      <w:r>
+        <w:rPr>
+          <w:b/>
+          <w:bCs/>
+          <w:lang w:val="en-US"/>
+        </w:rPr>
+        <w:t>FROM</w:t>
+      </w:r>
+      <w:r>
+        <w:rPr>
+          <w:lang w:val="en-US"/>
+        </w:rPr>
+        <w:t xml:space="preserve"> r0 "0", r2 "1", r4 "2"</w:t>
+      </w:r>
+    </w:p>
+    <w:p>
+      <w:pPr>
+        <w:rPr>
+          <w:rFonts w:cs="Times New Roman"/>
+          <w:szCs w:val="24"/>
+          <w:lang w:val="en-US"/>
+        </w:rPr>
+      </w:pPr>
+      <w:r>
+        <w:rPr>
+          <w:b/>
+          <w:bCs/>
+          <w:lang w:val="en-US"/>
+        </w:rPr>
+        <w:t>WHERE</w:t>
+      </w:r>
+      <w:r>
+        <w:rPr>
+          <w:lang w:val="en-US"/>
+        </w:rPr>
+        <w:t xml:space="preserve"> </w:t>
+      </w:r>
+      <w:proofErr w:type="gramStart"/>
+      <w:r>
+        <w:rPr>
+          <w:lang w:val="en-US"/>
+        </w:rPr>
+        <w:t>0.c1=1.c</w:t>
+      </w:r>
+      <w:proofErr w:type="gramEnd"/>
+      <w:r>
+        <w:rPr>
+          <w:lang w:val="en-US"/>
+        </w:rPr>
+        <w:t>2 and 1.c0=2.c1 and 0.c1&gt;3000</w:t>
+      </w:r>
+    </w:p>
+    <w:p>
+      <w:pPr>
+        <w:rPr>
+          <w:lang w:val="en-US"/>
+        </w:rPr>
+      </w:pPr>
+    </w:p>
     <w:p>
       <w:pPr>
         <w:rPr>
@@ -2468,8 +2732,15 @@
           <w:spacing w:val="10"/>
           <w:sz w:val="36"/>
           <w:szCs w:val="36"/>
-        </w:rPr>
-      </w:pPr>
+          <w:lang w:val="en-US"/>
+        </w:rPr>
+      </w:pPr>
+      <w:r>
+        <w:rPr>
+          <w:lang w:val="en-US"/>
+        </w:rPr>
+        <w:br w:type="page"/>
+      </w:r>
     </w:p>
     <w:p>
       <w:pPr>
@@ -2478,377 +2749,7 @@
           <w:rFonts w:eastAsia="Times New Roman"/>
         </w:rPr>
       </w:pPr>
-      <w:bookmarkStart w:id="1" w:name="_Toc124442852"/>
-      <w:r>
-        <w:rPr>
-          <w:rFonts w:eastAsia="Times New Roman"/>
-        </w:rPr>
-        <w:lastRenderedPageBreak/>
-        <w:t>Περιγραφή</w:t>
-      </w:r>
-      <w:bookmarkEnd w:id="1"/>
-    </w:p>
-    <w:p>
-      <w:r>
-        <w:br/>
-      </w:r>
-    </w:p>
-    <w:p>
-      <w:pPr>
-        <w:rPr>
-          <w:rFonts w:ascii="Times New Roman" w:hAnsi="Times New Roman" w:cs="Times New Roman"/>
-          <w:sz w:val="24"/>
-          <w:szCs w:val="24"/>
-        </w:rPr>
-      </w:pPr>
-      <w:r>
-        <w:t>Οι πρόσφατες εξελίξεις στην τεχνολογία υπολογιστών οδήγησαν σε σημαντική μείωση του κόστους ανά GB μνήμης RAM, καθώς και σε αύξηση του αριθμού των πυρήνων στις CPU. Οι διακομιστές με TB μνήμης RAM και 20 ή περισσότερους πυρήνες επεξεργασίας είναι πλέον κοινός τόπος. Ως απάντηση, οι σύγχρονες βάσεις δεδομένων σχεδιάζονται για να επωφεληθούν από αυτήν την αυξημένη χωρητικότητα υλικού.</w:t>
-      </w:r>
-    </w:p>
-    <w:p>
-      <w:pPr>
-        <w:rPr>
-          <w:rFonts w:ascii="Times New Roman" w:hAnsi="Times New Roman" w:cs="Times New Roman"/>
-          <w:sz w:val="24"/>
-          <w:szCs w:val="24"/>
-        </w:rPr>
-      </w:pPr>
-      <w:r>
-        <w:t>Κατά τη διάρκεια του χειμερινού εξαμήνου του έτους 2022-2023 στα πλαίσια του μαθήματος “Ανάπτυξη Λογισμικού Για Πληροφοριακά Συστήματα” μας ζητήθηκε να κατασκευάσουμε ένα υποσύνολο ενός Συστήματος Βάσεων Δεδομένων που τρέχει εξ ολοκλήρου στη RAM. Το λογισμικό είναι γραμμένο σε C++ χωρίς τη χρήση της STL (Standard Template Library).</w:t>
-      </w:r>
-    </w:p>
-    <w:p/>
-    <w:p>
-      <w:pPr>
-        <w:rPr>
-          <w:rFonts w:ascii="Times New Roman" w:hAnsi="Times New Roman" w:cs="Times New Roman"/>
-          <w:sz w:val="24"/>
-          <w:szCs w:val="24"/>
-        </w:rPr>
-      </w:pPr>
-      <w:r>
-        <w:t>Το πρόγραμμα τροφοδοτείται με τα αρχεία σχέσεων και τα αρχεία ερωτημάτων και παράγει τις απαντήσεις στα ερωτήματα στο standard output.</w:t>
-      </w:r>
-    </w:p>
-    <w:p>
-      <w:pPr>
-        <w:rPr>
-          <w:rFonts w:ascii="Times New Roman" w:hAnsi="Times New Roman" w:cs="Times New Roman"/>
-          <w:sz w:val="24"/>
-          <w:szCs w:val="24"/>
-        </w:rPr>
-      </w:pPr>
-      <w:r>
-        <w:t>Οι σχέσεις δίνονται σε δυαδική μορφή και έχουν την ακόλουθη δομή:</w:t>
-      </w:r>
-    </w:p>
-    <w:p>
-      <w:pPr>
-        <w:rPr>
-          <w:rFonts w:ascii="Times New Roman" w:hAnsi="Times New Roman" w:cs="Times New Roman"/>
-          <w:sz w:val="24"/>
-          <w:szCs w:val="24"/>
-        </w:rPr>
-      </w:pPr>
-      <w:proofErr w:type="spellStart"/>
-      <w:r>
-        <w:t>uint</w:t>
-      </w:r>
-      <w:proofErr w:type="spellEnd"/>
-      <w:r>
-        <w:t xml:space="preserve">64_t </w:t>
-      </w:r>
-      <w:proofErr w:type="spellStart"/>
-      <w:r>
-        <w:t>numTuples</w:t>
-      </w:r>
-      <w:proofErr w:type="spellEnd"/>
-      <w:r>
-        <w:t>|</w:t>
-      </w:r>
-      <w:proofErr w:type="spellStart"/>
-      <w:r>
-        <w:t>uint</w:t>
-      </w:r>
-      <w:proofErr w:type="spellEnd"/>
-      <w:r>
-        <w:t xml:space="preserve">64_t </w:t>
-      </w:r>
-      <w:proofErr w:type="spellStart"/>
-      <w:r>
-        <w:t>numColumns</w:t>
-      </w:r>
-      <w:proofErr w:type="spellEnd"/>
-      <w:r>
-        <w:t>|</w:t>
-      </w:r>
-      <w:proofErr w:type="spellStart"/>
-      <w:r>
-        <w:t>uint</w:t>
-      </w:r>
-      <w:proofErr w:type="spellEnd"/>
-      <w:r>
-        <w:t xml:space="preserve">64_t </w:t>
-      </w:r>
-      <w:proofErr w:type="spellStart"/>
-      <w:r>
-        <w:t>T</w:t>
-      </w:r>
-      <w:proofErr w:type="spellEnd"/>
-      <w:r>
-        <w:t>0C0|</w:t>
-      </w:r>
-      <w:proofErr w:type="spellStart"/>
-      <w:r>
-        <w:t>uint</w:t>
-      </w:r>
-      <w:proofErr w:type="spellEnd"/>
-      <w:r>
-        <w:t xml:space="preserve">64_t </w:t>
-      </w:r>
-      <w:proofErr w:type="spellStart"/>
-      <w:r>
-        <w:t>T</w:t>
-      </w:r>
-      <w:proofErr w:type="spellEnd"/>
-      <w:r>
-        <w:t>1C0|..|</w:t>
-      </w:r>
-      <w:proofErr w:type="spellStart"/>
-      <w:r>
-        <w:t>uint</w:t>
-      </w:r>
-      <w:proofErr w:type="spellEnd"/>
-      <w:r>
-        <w:t xml:space="preserve">64_t </w:t>
-      </w:r>
-      <w:proofErr w:type="spellStart"/>
-      <w:r>
-        <w:t>TnC</w:t>
-      </w:r>
-      <w:proofErr w:type="spellEnd"/>
-      <w:r>
-        <w:t>0|</w:t>
-      </w:r>
-      <w:proofErr w:type="spellStart"/>
-      <w:r>
-        <w:t>uint</w:t>
-      </w:r>
-      <w:proofErr w:type="spellEnd"/>
-      <w:r>
-        <w:t xml:space="preserve">64_t </w:t>
-      </w:r>
-      <w:proofErr w:type="spellStart"/>
-      <w:r>
-        <w:t>T</w:t>
-      </w:r>
-      <w:proofErr w:type="spellEnd"/>
-      <w:r>
-        <w:t>0C1|..|</w:t>
-      </w:r>
-      <w:proofErr w:type="spellStart"/>
-      <w:r>
-        <w:t>uint</w:t>
-      </w:r>
-      <w:proofErr w:type="spellEnd"/>
-      <w:r>
-        <w:t xml:space="preserve">64_t </w:t>
-      </w:r>
-      <w:proofErr w:type="spellStart"/>
-      <w:r>
-        <w:t>TnC</w:t>
-      </w:r>
-      <w:proofErr w:type="spellEnd"/>
-      <w:r>
-        <w:t>1|..|</w:t>
-      </w:r>
-      <w:proofErr w:type="spellStart"/>
-      <w:r>
-        <w:t>uint</w:t>
-      </w:r>
-      <w:proofErr w:type="spellEnd"/>
-      <w:r>
-        <w:t xml:space="preserve">64_t </w:t>
-      </w:r>
-      <w:proofErr w:type="spellStart"/>
-      <w:r>
-        <w:t>TnCm</w:t>
-      </w:r>
-      <w:proofErr w:type="spellEnd"/>
-    </w:p>
-    <w:p>
-      <w:pPr>
-        <w:rPr>
-          <w:rFonts w:ascii="Times New Roman" w:hAnsi="Times New Roman" w:cs="Times New Roman"/>
-          <w:sz w:val="24"/>
-          <w:szCs w:val="24"/>
-        </w:rPr>
-      </w:pPr>
-      <w:r>
-        <w:t>Τα ερωτήματα χωρίζονται σε τρία τμήματα. Τις σχέσεις, τα κατηγορήματα και τις προβολές.</w:t>
-      </w:r>
-    </w:p>
-    <w:p>
-      <w:pPr>
-        <w:rPr>
-          <w:rFonts w:ascii="Times New Roman" w:hAnsi="Times New Roman" w:cs="Times New Roman"/>
-          <w:sz w:val="24"/>
-          <w:szCs w:val="24"/>
-        </w:rPr>
-      </w:pPr>
-      <w:r>
-        <w:t>Το πρώτο τμήμα ορίζει τις σχέσεις που θα χρησιμοποιηθούν κατά τη ζεύξη.</w:t>
-      </w:r>
-    </w:p>
-    <w:p>
-      <w:pPr>
-        <w:rPr>
-          <w:rFonts w:ascii="Times New Roman" w:hAnsi="Times New Roman" w:cs="Times New Roman"/>
-          <w:sz w:val="24"/>
-          <w:szCs w:val="24"/>
-        </w:rPr>
-      </w:pPr>
-      <w:r>
-        <w:t xml:space="preserve">Το δεύτερο, τις ζεύξεις </w:t>
-      </w:r>
-      <w:proofErr w:type="spellStart"/>
-      <w:r>
-        <w:t>μεταξυ</w:t>
-      </w:r>
-      <w:proofErr w:type="spellEnd"/>
-      <w:r>
-        <w:t xml:space="preserve"> των σχέσεων αλλά και τα φίλτρα που θα εφαρμοστούν στις στήλες των πινάκων.</w:t>
-      </w:r>
-    </w:p>
-    <w:p>
-      <w:pPr>
-        <w:rPr>
-          <w:rFonts w:ascii="Times New Roman" w:hAnsi="Times New Roman" w:cs="Times New Roman"/>
-          <w:sz w:val="24"/>
-          <w:szCs w:val="24"/>
-        </w:rPr>
-      </w:pPr>
-      <w:r>
-        <w:t>Το τρίτο, τις στήλες των πινάκων οι οποίες θα αθροιστούν για να παράγουν το τελικό αποτέλεσμα.</w:t>
-      </w:r>
-    </w:p>
-    <w:p/>
-    <w:p>
-      <w:pPr>
-        <w:rPr>
-          <w:rFonts w:ascii="Times New Roman" w:hAnsi="Times New Roman" w:cs="Times New Roman"/>
-          <w:sz w:val="24"/>
-          <w:szCs w:val="24"/>
-        </w:rPr>
-      </w:pPr>
-      <w:r>
-        <w:t>Δίνεται παράδειγμα αντιστοιχίας ενός ερωτήματος σε SQL.</w:t>
-      </w:r>
-    </w:p>
-    <w:p/>
-    <w:p>
-      <w:pPr>
-        <w:rPr>
-          <w:rFonts w:ascii="Times New Roman" w:hAnsi="Times New Roman" w:cs="Times New Roman"/>
-          <w:sz w:val="24"/>
-          <w:szCs w:val="24"/>
-        </w:rPr>
-      </w:pPr>
-      <w:r>
-        <w:t>Παράδειγμα: "0 2 4|0.1=1.2&amp;1.0=2.1&amp;0.1&gt;3000|0.0 1.1"</w:t>
-      </w:r>
-    </w:p>
-    <w:p>
-      <w:pPr>
-        <w:rPr>
-          <w:rFonts w:ascii="Times New Roman" w:hAnsi="Times New Roman" w:cs="Times New Roman"/>
-          <w:sz w:val="24"/>
-          <w:szCs w:val="24"/>
-        </w:rPr>
-      </w:pPr>
-      <w:r>
-        <w:t>Μεταφρασμένο σε SQL:</w:t>
-      </w:r>
-    </w:p>
-    <w:p>
-      <w:pPr>
-        <w:rPr>
-          <w:rFonts w:ascii="Times New Roman" w:hAnsi="Times New Roman" w:cs="Times New Roman"/>
-          <w:sz w:val="24"/>
-          <w:szCs w:val="24"/>
-        </w:rPr>
-      </w:pPr>
-      <w:r>
-        <w:rPr>
-          <w:b/>
-          <w:bCs/>
-        </w:rPr>
-        <w:t>SELECT</w:t>
-      </w:r>
-      <w:r>
-        <w:t xml:space="preserve"> SUM("0".c0), SUM("1".c1)</w:t>
-      </w:r>
-    </w:p>
-    <w:p>
-      <w:pPr>
-        <w:rPr>
-          <w:rFonts w:ascii="Times New Roman" w:hAnsi="Times New Roman" w:cs="Times New Roman"/>
-          <w:sz w:val="24"/>
-          <w:szCs w:val="24"/>
-        </w:rPr>
-      </w:pPr>
-      <w:r>
-        <w:rPr>
-          <w:b/>
-          <w:bCs/>
-        </w:rPr>
-        <w:t>FROM</w:t>
-      </w:r>
-      <w:r>
-        <w:t xml:space="preserve"> r0 "0", r2 "1", r4 "2"</w:t>
-      </w:r>
-    </w:p>
-    <w:p>
-      <w:pPr>
-        <w:rPr>
-          <w:rFonts w:ascii="Times New Roman" w:hAnsi="Times New Roman" w:cs="Times New Roman"/>
-          <w:sz w:val="24"/>
-          <w:szCs w:val="24"/>
-        </w:rPr>
-      </w:pPr>
-      <w:r>
-        <w:rPr>
-          <w:b/>
-          <w:bCs/>
-        </w:rPr>
-        <w:t>WHERE</w:t>
-      </w:r>
-      <w:r>
-        <w:t xml:space="preserve"> 0.c1=1.c2 and 1.c0=2.c1 and 0.c1&gt;3000</w:t>
-      </w:r>
-    </w:p>
-    <w:p/>
-    <w:p>
-      <w:pPr>
-        <w:rPr>
-          <w:rFonts w:asciiTheme="majorHAnsi" w:hAnsiTheme="majorHAnsi" w:cstheme="majorBidi"/>
-          <w:spacing w:val="10"/>
-          <w:sz w:val="36"/>
-          <w:szCs w:val="36"/>
-        </w:rPr>
-      </w:pPr>
-      <w:r>
-        <w:br w:type="page"/>
-      </w:r>
-    </w:p>
-    <w:p>
-      <w:pPr>
-        <w:pStyle w:val="Heading1"/>
-        <w:rPr>
-          <w:rFonts w:eastAsia="Times New Roman"/>
-        </w:rPr>
-      </w:pPr>
-      <w:bookmarkStart w:id="2" w:name="_Toc124442853"/>
+      <w:bookmarkStart w:id="2" w:name="_Toc124776990"/>
       <w:r>
         <w:rPr>
           <w:rFonts w:eastAsia="Times New Roman"/>
@@ -2868,7 +2769,7 @@
           <w:szCs w:val="24"/>
         </w:rPr>
       </w:pPr>
-      <w:bookmarkStart w:id="3" w:name="_Toc124442854"/>
+      <w:bookmarkStart w:id="3" w:name="_Toc124776991"/>
       <w:r>
         <w:rPr>
           <w:rFonts w:eastAsia="Times New Roman"/>
@@ -2880,8 +2781,7 @@
     <w:p>
       <w:pPr>
         <w:rPr>
-          <w:rFonts w:ascii="Times New Roman" w:hAnsi="Times New Roman" w:cs="Times New Roman"/>
-          <w:sz w:val="24"/>
+          <w:rFonts w:cs="Times New Roman"/>
           <w:szCs w:val="24"/>
         </w:rPr>
       </w:pPr>
@@ -2898,7 +2798,7 @@
           <w:szCs w:val="24"/>
         </w:rPr>
       </w:pPr>
-      <w:bookmarkStart w:id="4" w:name="_Toc124442855"/>
+      <w:bookmarkStart w:id="4" w:name="_Toc124776992"/>
       <w:r>
         <w:rPr>
           <w:rFonts w:eastAsia="Times New Roman"/>
@@ -2910,8 +2810,7 @@
     <w:p>
       <w:pPr>
         <w:rPr>
-          <w:rFonts w:ascii="Times New Roman" w:hAnsi="Times New Roman" w:cs="Times New Roman"/>
-          <w:sz w:val="24"/>
+          <w:rFonts w:cs="Times New Roman"/>
           <w:szCs w:val="24"/>
         </w:rPr>
       </w:pPr>
@@ -2948,7 +2847,7 @@
           <w:szCs w:val="24"/>
         </w:rPr>
       </w:pPr>
-      <w:bookmarkStart w:id="5" w:name="_Toc124442856"/>
+      <w:bookmarkStart w:id="5" w:name="_Toc124776993"/>
       <w:r>
         <w:rPr>
           <w:rFonts w:eastAsia="Times New Roman"/>
@@ -2960,8 +2859,7 @@
     <w:p>
       <w:pPr>
         <w:rPr>
-          <w:rFonts w:ascii="Times New Roman" w:hAnsi="Times New Roman" w:cs="Times New Roman"/>
-          <w:sz w:val="24"/>
+          <w:rFonts w:cs="Times New Roman"/>
           <w:szCs w:val="24"/>
         </w:rPr>
       </w:pPr>
@@ -2978,7 +2876,7 @@
           <w:szCs w:val="24"/>
         </w:rPr>
       </w:pPr>
-      <w:bookmarkStart w:id="6" w:name="_Toc124442857"/>
+      <w:bookmarkStart w:id="6" w:name="_Toc124776994"/>
       <w:r>
         <w:rPr>
           <w:rFonts w:eastAsia="Times New Roman"/>
@@ -2990,13 +2888,20 @@
     <w:p>
       <w:pPr>
         <w:rPr>
-          <w:rFonts w:ascii="Times New Roman" w:hAnsi="Times New Roman" w:cs="Times New Roman"/>
-          <w:sz w:val="24"/>
+          <w:rFonts w:cs="Times New Roman"/>
           <w:szCs w:val="24"/>
         </w:rPr>
       </w:pPr>
       <w:r>
-        <w:t xml:space="preserve">Η κλασική υλοποίηση ενός vector, απαραίτητο για το project, καθώς όχι μόνο χρησιμοποιείται στον Parser που </w:t>
+        <w:t xml:space="preserve">Η κλασική υλοποίηση ενός vector, απαραίτητο για το project, καθώς όχι μόνο χρησιμοποιείται στον </w:t>
+      </w:r>
+      <w:proofErr w:type="spellStart"/>
+      <w:r>
+        <w:t>Parser</w:t>
+      </w:r>
+      <w:proofErr w:type="spellEnd"/>
+      <w:r>
+        <w:t xml:space="preserve"> που </w:t>
       </w:r>
       <w:proofErr w:type="spellStart"/>
       <w:r>
@@ -3017,7 +2922,7 @@
           <w:szCs w:val="24"/>
         </w:rPr>
       </w:pPr>
-      <w:bookmarkStart w:id="7" w:name="_Toc124442858"/>
+      <w:bookmarkStart w:id="7" w:name="_Toc124776995"/>
       <w:r>
         <w:rPr>
           <w:rFonts w:eastAsia="Times New Roman"/>
@@ -3035,7 +2940,7 @@
           <w:szCs w:val="24"/>
         </w:rPr>
       </w:pPr>
-      <w:bookmarkStart w:id="8" w:name="_Toc124442859"/>
+      <w:bookmarkStart w:id="8" w:name="_Toc124776996"/>
       <w:r>
         <w:rPr>
           <w:rFonts w:eastAsia="Times New Roman"/>
@@ -3047,8 +2952,7 @@
     <w:p>
       <w:pPr>
         <w:rPr>
-          <w:rFonts w:ascii="Times New Roman" w:hAnsi="Times New Roman" w:cs="Times New Roman"/>
-          <w:sz w:val="24"/>
+          <w:rFonts w:cs="Times New Roman"/>
           <w:szCs w:val="24"/>
         </w:rPr>
       </w:pPr>
@@ -3065,7 +2969,7 @@
           <w:szCs w:val="24"/>
         </w:rPr>
       </w:pPr>
-      <w:bookmarkStart w:id="9" w:name="_Toc124442860"/>
+      <w:bookmarkStart w:id="9" w:name="_Toc124776997"/>
       <w:r>
         <w:rPr>
           <w:rFonts w:eastAsia="Times New Roman"/>
@@ -3077,8 +2981,7 @@
     <w:p>
       <w:pPr>
         <w:rPr>
-          <w:rFonts w:ascii="Times New Roman" w:hAnsi="Times New Roman" w:cs="Times New Roman"/>
-          <w:sz w:val="24"/>
+          <w:rFonts w:cs="Times New Roman"/>
           <w:szCs w:val="24"/>
         </w:rPr>
       </w:pPr>
@@ -3095,7 +2998,7 @@
           <w:szCs w:val="24"/>
         </w:rPr>
       </w:pPr>
-      <w:bookmarkStart w:id="10" w:name="_Toc124442861"/>
+      <w:bookmarkStart w:id="10" w:name="_Toc124776998"/>
       <w:r>
         <w:rPr>
           <w:rFonts w:eastAsia="Times New Roman"/>
@@ -3107,8 +3010,7 @@
     <w:p>
       <w:pPr>
         <w:rPr>
-          <w:rFonts w:ascii="Times New Roman" w:hAnsi="Times New Roman" w:cs="Times New Roman"/>
-          <w:sz w:val="24"/>
+          <w:rFonts w:cs="Times New Roman"/>
           <w:szCs w:val="24"/>
         </w:rPr>
       </w:pPr>
@@ -3133,11 +3035,12 @@
           <w:szCs w:val="24"/>
         </w:rPr>
       </w:pPr>
-      <w:bookmarkStart w:id="11" w:name="_Toc124442862"/>
+      <w:bookmarkStart w:id="11" w:name="_Toc124776999"/>
       <w:r>
         <w:rPr>
           <w:rFonts w:eastAsia="Times New Roman"/>
         </w:rPr>
+        <w:lastRenderedPageBreak/>
         <w:t>Histogram</w:t>
       </w:r>
       <w:bookmarkEnd w:id="11"/>
@@ -3146,13 +3049,11 @@
     <w:p>
       <w:pPr>
         <w:rPr>
-          <w:rFonts w:ascii="Times New Roman" w:hAnsi="Times New Roman" w:cs="Times New Roman"/>
-          <w:sz w:val="24"/>
+          <w:rFonts w:cs="Times New Roman"/>
           <w:szCs w:val="24"/>
         </w:rPr>
       </w:pPr>
       <w:r>
-        <w:lastRenderedPageBreak/>
         <w:t>Το ιστόγραμμα αποτελείται επίσης από έναν πίνακα από ζεύγη τιμών. Χρησιμοποιείται για την καταμέτρηση πλήθους τιμών (histogram) και την υλοποίηση του αθροιστικού ιστογράμματος (prefix sum)</w:t>
       </w:r>
     </w:p>
@@ -3166,7 +3067,7 @@
           <w:szCs w:val="24"/>
         </w:rPr>
       </w:pPr>
-      <w:bookmarkStart w:id="12" w:name="_Toc124442863"/>
+      <w:bookmarkStart w:id="12" w:name="_Toc124777000"/>
       <w:proofErr w:type="spellStart"/>
       <w:r>
         <w:rPr>
@@ -3179,10 +3080,8 @@
     </w:p>
     <w:p>
       <w:pPr>
-        <w:jc w:val="center"/>
-        <w:rPr>
-          <w:rFonts w:ascii="Times New Roman" w:hAnsi="Times New Roman" w:cs="Times New Roman"/>
-          <w:sz w:val="24"/>
+        <w:rPr>
+          <w:rFonts w:cs="Times New Roman"/>
           <w:szCs w:val="24"/>
         </w:rPr>
       </w:pPr>
@@ -3245,8 +3144,7 @@
     <w:p>
       <w:pPr>
         <w:rPr>
-          <w:rFonts w:ascii="Times New Roman" w:hAnsi="Times New Roman" w:cs="Times New Roman"/>
-          <w:sz w:val="24"/>
+          <w:rFonts w:cs="Times New Roman"/>
           <w:szCs w:val="24"/>
         </w:rPr>
       </w:pPr>
@@ -3258,8 +3156,7 @@
     <w:p>
       <w:pPr>
         <w:rPr>
-          <w:rFonts w:ascii="Times New Roman" w:hAnsi="Times New Roman" w:cs="Times New Roman"/>
-          <w:sz w:val="24"/>
+          <w:rFonts w:cs="Times New Roman"/>
           <w:szCs w:val="24"/>
         </w:rPr>
       </w:pPr>
@@ -3270,8 +3167,7 @@
     <w:p>
       <w:pPr>
         <w:rPr>
-          <w:rFonts w:ascii="Times New Roman" w:hAnsi="Times New Roman" w:cs="Times New Roman"/>
-          <w:sz w:val="24"/>
+          <w:rFonts w:cs="Times New Roman"/>
           <w:szCs w:val="24"/>
         </w:rPr>
       </w:pPr>
@@ -3295,19 +3191,9 @@
         <w:t xml:space="preserve"> τιμές των υπόλοιπων, σχηματίζοντας έτσι τη ζεύξη.</w:t>
       </w:r>
     </w:p>
-    <w:p>
-      <w:pPr>
-        <w:rPr>
-          <w:rFonts w:asciiTheme="majorHAnsi" w:hAnsiTheme="majorHAnsi" w:cstheme="majorBidi"/>
-          <w:spacing w:val="10"/>
-          <w:sz w:val="36"/>
-          <w:szCs w:val="36"/>
-        </w:rPr>
-      </w:pPr>
-    </w:p>
-    <w:p>
-      <w:pPr>
-        <w:spacing w:after="160" w:line="276" w:lineRule="auto"/>
+    <w:p/>
+    <w:p>
+      <w:pPr>
         <w:rPr>
           <w:rFonts w:asciiTheme="majorHAnsi" w:hAnsiTheme="majorHAnsi" w:cstheme="majorBidi"/>
           <w:color w:val="262626" w:themeColor="text1" w:themeTint="D9"/>
@@ -3326,7 +3212,7 @@
           <w:rFonts w:eastAsia="Times New Roman"/>
         </w:rPr>
       </w:pPr>
-      <w:bookmarkStart w:id="13" w:name="_Toc124442864"/>
+      <w:bookmarkStart w:id="13" w:name="_Toc124777001"/>
       <w:r>
         <w:rPr>
           <w:rFonts w:eastAsia="Times New Roman"/>
@@ -3340,7 +3226,7 @@
     <w:p>
       <w:pPr>
         <w:rPr>
-          <w:rFonts w:ascii="Times New Roman" w:hAnsi="Times New Roman" w:cs="Times New Roman"/>
+          <w:rFonts w:cs="Times New Roman"/>
         </w:rPr>
       </w:pPr>
       <w:r>
@@ -3363,7 +3249,7 @@
           <w:rFonts w:ascii="Times New Roman" w:eastAsia="Times New Roman" w:hAnsi="Times New Roman" w:cs="Times New Roman"/>
         </w:rPr>
       </w:pPr>
-      <w:bookmarkStart w:id="14" w:name="_Toc124442865"/>
+      <w:bookmarkStart w:id="14" w:name="_Toc124777002"/>
       <w:proofErr w:type="spellStart"/>
       <w:r>
         <w:rPr>
@@ -3377,7 +3263,7 @@
     <w:p>
       <w:pPr>
         <w:rPr>
-          <w:rFonts w:ascii="Times New Roman" w:hAnsi="Times New Roman" w:cs="Times New Roman"/>
+          <w:rFonts w:cs="Times New Roman"/>
         </w:rPr>
       </w:pPr>
       <w:r>
@@ -3387,75 +3273,98 @@
     <w:p/>
     <w:tbl>
       <w:tblPr>
-        <w:tblStyle w:val="ListTable4-Accent2"/>
-        <w:tblW w:w="9360" w:type="dxa"/>
+        <w:tblStyle w:val="GridTable4-Accent2"/>
+        <w:tblW w:w="0" w:type="auto"/>
+        <w:jc w:val="center"/>
+        <w:tblLayout w:type="fixed"/>
         <w:tblLook w:val="04A0" w:firstRow="1" w:lastRow="0" w:firstColumn="1" w:lastColumn="0" w:noHBand="0" w:noVBand="1"/>
       </w:tblPr>
       <w:tblGrid>
-        <w:gridCol w:w="3470"/>
-        <w:gridCol w:w="5890"/>
+        <w:gridCol w:w="1008"/>
+        <w:gridCol w:w="1008"/>
       </w:tblGrid>
       <w:tr>
         <w:trPr>
           <w:cnfStyle w:val="100000000000" w:firstRow="1" w:lastRow="0" w:firstColumn="0" w:lastColumn="0" w:oddVBand="0" w:evenVBand="0" w:oddHBand="0" w:evenHBand="0" w:firstRowFirstColumn="0" w:firstRowLastColumn="0" w:lastRowFirstColumn="0" w:lastRowLastColumn="0"/>
+          <w:trHeight w:val="288"/>
+          <w:jc w:val="center"/>
         </w:trPr>
         <w:tc>
           <w:tcPr>
             <w:cnfStyle w:val="001000000000" w:firstRow="0" w:lastRow="0" w:firstColumn="1" w:lastColumn="0" w:oddVBand="0" w:evenVBand="0" w:oddHBand="0" w:evenHBand="0" w:firstRowFirstColumn="0" w:firstRowLastColumn="0" w:lastRowFirstColumn="0" w:lastRowLastColumn="0"/>
-            <w:tcW w:w="0" w:type="auto"/>
+            <w:tcW w:w="1008" w:type="dxa"/>
+            <w:vAlign w:val="center"/>
             <w:hideMark/>
           </w:tcPr>
           <w:p>
-            <w:proofErr w:type="spellStart"/>
+            <w:pPr>
+              <w:pStyle w:val="NoSpacing"/>
+              <w:jc w:val="center"/>
+            </w:pPr>
             <w:r>
               <w:t>Key</w:t>
             </w:r>
-            <w:proofErr w:type="spellEnd"/>
           </w:p>
         </w:tc>
         <w:tc>
           <w:tcPr>
-            <w:tcW w:w="0" w:type="auto"/>
+            <w:tcW w:w="1008" w:type="dxa"/>
+            <w:vAlign w:val="center"/>
             <w:hideMark/>
           </w:tcPr>
           <w:p>
             <w:pPr>
+              <w:pStyle w:val="NoSpacing"/>
+              <w:jc w:val="center"/>
               <w:cnfStyle w:val="100000000000" w:firstRow="1" w:lastRow="0" w:firstColumn="0" w:lastColumn="0" w:oddVBand="0" w:evenVBand="0" w:oddHBand="0" w:evenHBand="0" w:firstRowFirstColumn="0" w:firstRowLastColumn="0" w:lastRowFirstColumn="0" w:lastRowLastColumn="0"/>
             </w:pPr>
-            <w:proofErr w:type="spellStart"/>
-            <w:r>
-              <w:rPr>
-                <w:highlight w:val="yellow"/>
-              </w:rPr>
+            <w:r>
               <w:t>Payload</w:t>
             </w:r>
-            <w:proofErr w:type="spellEnd"/>
           </w:p>
         </w:tc>
       </w:tr>
       <w:tr>
         <w:trPr>
           <w:cnfStyle w:val="000000100000" w:firstRow="0" w:lastRow="0" w:firstColumn="0" w:lastColumn="0" w:oddVBand="0" w:evenVBand="0" w:oddHBand="1" w:evenHBand="0" w:firstRowFirstColumn="0" w:firstRowLastColumn="0" w:lastRowFirstColumn="0" w:lastRowLastColumn="0"/>
+          <w:trHeight w:val="288"/>
+          <w:jc w:val="center"/>
         </w:trPr>
         <w:tc>
           <w:tcPr>
             <w:cnfStyle w:val="001000000000" w:firstRow="0" w:lastRow="0" w:firstColumn="1" w:lastColumn="0" w:oddVBand="0" w:evenVBand="0" w:oddHBand="0" w:evenHBand="0" w:firstRowFirstColumn="0" w:firstRowLastColumn="0" w:lastRowFirstColumn="0" w:lastRowLastColumn="0"/>
-            <w:tcW w:w="0" w:type="auto"/>
+            <w:tcW w:w="1008" w:type="dxa"/>
+            <w:vAlign w:val="center"/>
             <w:hideMark/>
           </w:tcPr>
           <w:p>
-            <w:r>
+            <w:pPr>
+              <w:pStyle w:val="NoSpacing"/>
+              <w:jc w:val="center"/>
+              <w:rPr>
+                <w:b w:val="0"/>
+                <w:bCs w:val="0"/>
+              </w:rPr>
+            </w:pPr>
+            <w:r>
+              <w:rPr>
+                <w:b w:val="0"/>
+                <w:bCs w:val="0"/>
+              </w:rPr>
               <w:t>1</w:t>
             </w:r>
           </w:p>
         </w:tc>
         <w:tc>
           <w:tcPr>
-            <w:tcW w:w="0" w:type="auto"/>
+            <w:tcW w:w="1008" w:type="dxa"/>
+            <w:vAlign w:val="center"/>
             <w:hideMark/>
           </w:tcPr>
           <w:p>
             <w:pPr>
+              <w:pStyle w:val="NoSpacing"/>
+              <w:jc w:val="center"/>
               <w:cnfStyle w:val="000000100000" w:firstRow="0" w:lastRow="0" w:firstColumn="0" w:lastColumn="0" w:oddVBand="0" w:evenVBand="0" w:oddHBand="1" w:evenHBand="0" w:firstRowFirstColumn="0" w:firstRowLastColumn="0" w:lastRowFirstColumn="0" w:lastRowLastColumn="0"/>
             </w:pPr>
             <w:r>
@@ -3465,25 +3374,45 @@
         </w:tc>
       </w:tr>
       <w:tr>
+        <w:trPr>
+          <w:trHeight w:val="288"/>
+          <w:jc w:val="center"/>
+        </w:trPr>
         <w:tc>
           <w:tcPr>
             <w:cnfStyle w:val="001000000000" w:firstRow="0" w:lastRow="0" w:firstColumn="1" w:lastColumn="0" w:oddVBand="0" w:evenVBand="0" w:oddHBand="0" w:evenHBand="0" w:firstRowFirstColumn="0" w:firstRowLastColumn="0" w:lastRowFirstColumn="0" w:lastRowLastColumn="0"/>
-            <w:tcW w:w="0" w:type="auto"/>
+            <w:tcW w:w="1008" w:type="dxa"/>
+            <w:vAlign w:val="center"/>
             <w:hideMark/>
           </w:tcPr>
           <w:p>
-            <w:r>
+            <w:pPr>
+              <w:pStyle w:val="NoSpacing"/>
+              <w:jc w:val="center"/>
+              <w:rPr>
+                <w:b w:val="0"/>
+                <w:bCs w:val="0"/>
+              </w:rPr>
+            </w:pPr>
+            <w:r>
+              <w:rPr>
+                <w:b w:val="0"/>
+                <w:bCs w:val="0"/>
+              </w:rPr>
               <w:t>2</w:t>
             </w:r>
           </w:p>
         </w:tc>
         <w:tc>
           <w:tcPr>
-            <w:tcW w:w="0" w:type="auto"/>
+            <w:tcW w:w="1008" w:type="dxa"/>
+            <w:vAlign w:val="center"/>
             <w:hideMark/>
           </w:tcPr>
           <w:p>
             <w:pPr>
+              <w:pStyle w:val="NoSpacing"/>
+              <w:jc w:val="center"/>
               <w:cnfStyle w:val="000000000000" w:firstRow="0" w:lastRow="0" w:firstColumn="0" w:lastColumn="0" w:oddVBand="0" w:evenVBand="0" w:oddHBand="0" w:evenHBand="0" w:firstRowFirstColumn="0" w:firstRowLastColumn="0" w:lastRowFirstColumn="0" w:lastRowLastColumn="0"/>
             </w:pPr>
             <w:r>
@@ -3495,26 +3424,44 @@
       <w:tr>
         <w:trPr>
           <w:cnfStyle w:val="000000100000" w:firstRow="0" w:lastRow="0" w:firstColumn="0" w:lastColumn="0" w:oddVBand="0" w:evenVBand="0" w:oddHBand="1" w:evenHBand="0" w:firstRowFirstColumn="0" w:firstRowLastColumn="0" w:lastRowFirstColumn="0" w:lastRowLastColumn="0"/>
+          <w:trHeight w:val="288"/>
+          <w:jc w:val="center"/>
         </w:trPr>
         <w:tc>
           <w:tcPr>
             <w:cnfStyle w:val="001000000000" w:firstRow="0" w:lastRow="0" w:firstColumn="1" w:lastColumn="0" w:oddVBand="0" w:evenVBand="0" w:oddHBand="0" w:evenHBand="0" w:firstRowFirstColumn="0" w:firstRowLastColumn="0" w:lastRowFirstColumn="0" w:lastRowLastColumn="0"/>
-            <w:tcW w:w="0" w:type="auto"/>
+            <w:tcW w:w="1008" w:type="dxa"/>
+            <w:vAlign w:val="center"/>
             <w:hideMark/>
           </w:tcPr>
           <w:p>
-            <w:r>
+            <w:pPr>
+              <w:pStyle w:val="NoSpacing"/>
+              <w:jc w:val="center"/>
+              <w:rPr>
+                <w:b w:val="0"/>
+                <w:bCs w:val="0"/>
+              </w:rPr>
+            </w:pPr>
+            <w:r>
+              <w:rPr>
+                <w:b w:val="0"/>
+                <w:bCs w:val="0"/>
+              </w:rPr>
               <w:t>3</w:t>
             </w:r>
           </w:p>
         </w:tc>
         <w:tc>
           <w:tcPr>
-            <w:tcW w:w="0" w:type="auto"/>
+            <w:tcW w:w="1008" w:type="dxa"/>
+            <w:vAlign w:val="center"/>
             <w:hideMark/>
           </w:tcPr>
           <w:p>
             <w:pPr>
+              <w:pStyle w:val="NoSpacing"/>
+              <w:jc w:val="center"/>
               <w:cnfStyle w:val="000000100000" w:firstRow="0" w:lastRow="0" w:firstColumn="0" w:lastColumn="0" w:oddVBand="0" w:evenVBand="0" w:oddHBand="1" w:evenHBand="0" w:firstRowFirstColumn="0" w:firstRowLastColumn="0" w:lastRowFirstColumn="0" w:lastRowLastColumn="0"/>
             </w:pPr>
             <w:r>
@@ -3524,25 +3471,45 @@
         </w:tc>
       </w:tr>
       <w:tr>
+        <w:trPr>
+          <w:trHeight w:val="288"/>
+          <w:jc w:val="center"/>
+        </w:trPr>
         <w:tc>
           <w:tcPr>
             <w:cnfStyle w:val="001000000000" w:firstRow="0" w:lastRow="0" w:firstColumn="1" w:lastColumn="0" w:oddVBand="0" w:evenVBand="0" w:oddHBand="0" w:evenHBand="0" w:firstRowFirstColumn="0" w:firstRowLastColumn="0" w:lastRowFirstColumn="0" w:lastRowLastColumn="0"/>
-            <w:tcW w:w="0" w:type="auto"/>
+            <w:tcW w:w="1008" w:type="dxa"/>
+            <w:vAlign w:val="center"/>
             <w:hideMark/>
           </w:tcPr>
           <w:p>
-            <w:r>
+            <w:pPr>
+              <w:pStyle w:val="NoSpacing"/>
+              <w:jc w:val="center"/>
+              <w:rPr>
+                <w:b w:val="0"/>
+                <w:bCs w:val="0"/>
+              </w:rPr>
+            </w:pPr>
+            <w:r>
+              <w:rPr>
+                <w:b w:val="0"/>
+                <w:bCs w:val="0"/>
+              </w:rPr>
               <w:t>4</w:t>
             </w:r>
           </w:p>
         </w:tc>
         <w:tc>
           <w:tcPr>
-            <w:tcW w:w="0" w:type="auto"/>
+            <w:tcW w:w="1008" w:type="dxa"/>
+            <w:vAlign w:val="center"/>
             <w:hideMark/>
           </w:tcPr>
           <w:p>
             <w:pPr>
+              <w:pStyle w:val="NoSpacing"/>
+              <w:jc w:val="center"/>
               <w:cnfStyle w:val="000000000000" w:firstRow="0" w:lastRow="0" w:firstColumn="0" w:lastColumn="0" w:oddVBand="0" w:evenVBand="0" w:oddHBand="0" w:evenHBand="0" w:firstRowFirstColumn="0" w:firstRowLastColumn="0" w:lastRowFirstColumn="0" w:lastRowLastColumn="0"/>
             </w:pPr>
             <w:r>
@@ -3554,26 +3521,44 @@
       <w:tr>
         <w:trPr>
           <w:cnfStyle w:val="000000100000" w:firstRow="0" w:lastRow="0" w:firstColumn="0" w:lastColumn="0" w:oddVBand="0" w:evenVBand="0" w:oddHBand="1" w:evenHBand="0" w:firstRowFirstColumn="0" w:firstRowLastColumn="0" w:lastRowFirstColumn="0" w:lastRowLastColumn="0"/>
+          <w:trHeight w:val="288"/>
+          <w:jc w:val="center"/>
         </w:trPr>
         <w:tc>
           <w:tcPr>
             <w:cnfStyle w:val="001000000000" w:firstRow="0" w:lastRow="0" w:firstColumn="1" w:lastColumn="0" w:oddVBand="0" w:evenVBand="0" w:oddHBand="0" w:evenHBand="0" w:firstRowFirstColumn="0" w:firstRowLastColumn="0" w:lastRowFirstColumn="0" w:lastRowLastColumn="0"/>
-            <w:tcW w:w="0" w:type="auto"/>
+            <w:tcW w:w="1008" w:type="dxa"/>
+            <w:vAlign w:val="center"/>
             <w:hideMark/>
           </w:tcPr>
           <w:p>
-            <w:r>
+            <w:pPr>
+              <w:pStyle w:val="NoSpacing"/>
+              <w:jc w:val="center"/>
+              <w:rPr>
+                <w:b w:val="0"/>
+                <w:bCs w:val="0"/>
+              </w:rPr>
+            </w:pPr>
+            <w:r>
+              <w:rPr>
+                <w:b w:val="0"/>
+                <w:bCs w:val="0"/>
+              </w:rPr>
               <w:t>5</w:t>
             </w:r>
           </w:p>
         </w:tc>
         <w:tc>
           <w:tcPr>
-            <w:tcW w:w="0" w:type="auto"/>
+            <w:tcW w:w="1008" w:type="dxa"/>
+            <w:vAlign w:val="center"/>
             <w:hideMark/>
           </w:tcPr>
           <w:p>
             <w:pPr>
+              <w:pStyle w:val="NoSpacing"/>
+              <w:jc w:val="center"/>
               <w:cnfStyle w:val="000000100000" w:firstRow="0" w:lastRow="0" w:firstColumn="0" w:lastColumn="0" w:oddVBand="0" w:evenVBand="0" w:oddHBand="1" w:evenHBand="0" w:firstRowFirstColumn="0" w:firstRowLastColumn="0" w:lastRowFirstColumn="0" w:lastRowLastColumn="0"/>
             </w:pPr>
             <w:r>
@@ -3583,25 +3568,45 @@
         </w:tc>
       </w:tr>
       <w:tr>
+        <w:trPr>
+          <w:trHeight w:val="288"/>
+          <w:jc w:val="center"/>
+        </w:trPr>
         <w:tc>
           <w:tcPr>
             <w:cnfStyle w:val="001000000000" w:firstRow="0" w:lastRow="0" w:firstColumn="1" w:lastColumn="0" w:oddVBand="0" w:evenVBand="0" w:oddHBand="0" w:evenHBand="0" w:firstRowFirstColumn="0" w:firstRowLastColumn="0" w:lastRowFirstColumn="0" w:lastRowLastColumn="0"/>
-            <w:tcW w:w="0" w:type="auto"/>
+            <w:tcW w:w="1008" w:type="dxa"/>
+            <w:vAlign w:val="center"/>
             <w:hideMark/>
           </w:tcPr>
           <w:p>
-            <w:r>
+            <w:pPr>
+              <w:pStyle w:val="NoSpacing"/>
+              <w:jc w:val="center"/>
+              <w:rPr>
+                <w:b w:val="0"/>
+                <w:bCs w:val="0"/>
+              </w:rPr>
+            </w:pPr>
+            <w:r>
+              <w:rPr>
+                <w:b w:val="0"/>
+                <w:bCs w:val="0"/>
+              </w:rPr>
               <w:t>6</w:t>
             </w:r>
           </w:p>
         </w:tc>
         <w:tc>
           <w:tcPr>
-            <w:tcW w:w="0" w:type="auto"/>
+            <w:tcW w:w="1008" w:type="dxa"/>
+            <w:vAlign w:val="center"/>
             <w:hideMark/>
           </w:tcPr>
           <w:p>
             <w:pPr>
+              <w:pStyle w:val="NoSpacing"/>
+              <w:jc w:val="center"/>
               <w:cnfStyle w:val="000000000000" w:firstRow="0" w:lastRow="0" w:firstColumn="0" w:lastColumn="0" w:oddVBand="0" w:evenVBand="0" w:oddHBand="0" w:evenHBand="0" w:firstRowFirstColumn="0" w:firstRowLastColumn="0" w:lastRowFirstColumn="0" w:lastRowLastColumn="0"/>
             </w:pPr>
             <w:r>
@@ -3613,26 +3618,44 @@
       <w:tr>
         <w:trPr>
           <w:cnfStyle w:val="000000100000" w:firstRow="0" w:lastRow="0" w:firstColumn="0" w:lastColumn="0" w:oddVBand="0" w:evenVBand="0" w:oddHBand="1" w:evenHBand="0" w:firstRowFirstColumn="0" w:firstRowLastColumn="0" w:lastRowFirstColumn="0" w:lastRowLastColumn="0"/>
+          <w:trHeight w:val="288"/>
+          <w:jc w:val="center"/>
         </w:trPr>
         <w:tc>
           <w:tcPr>
             <w:cnfStyle w:val="001000000000" w:firstRow="0" w:lastRow="0" w:firstColumn="1" w:lastColumn="0" w:oddVBand="0" w:evenVBand="0" w:oddHBand="0" w:evenHBand="0" w:firstRowFirstColumn="0" w:firstRowLastColumn="0" w:lastRowFirstColumn="0" w:lastRowLastColumn="0"/>
-            <w:tcW w:w="0" w:type="auto"/>
+            <w:tcW w:w="1008" w:type="dxa"/>
+            <w:vAlign w:val="center"/>
             <w:hideMark/>
           </w:tcPr>
           <w:p>
-            <w:r>
+            <w:pPr>
+              <w:pStyle w:val="NoSpacing"/>
+              <w:jc w:val="center"/>
+              <w:rPr>
+                <w:b w:val="0"/>
+                <w:bCs w:val="0"/>
+              </w:rPr>
+            </w:pPr>
+            <w:r>
+              <w:rPr>
+                <w:b w:val="0"/>
+                <w:bCs w:val="0"/>
+              </w:rPr>
               <w:t>7</w:t>
             </w:r>
           </w:p>
         </w:tc>
         <w:tc>
           <w:tcPr>
-            <w:tcW w:w="0" w:type="auto"/>
+            <w:tcW w:w="1008" w:type="dxa"/>
+            <w:vAlign w:val="center"/>
             <w:hideMark/>
           </w:tcPr>
           <w:p>
             <w:pPr>
+              <w:pStyle w:val="NoSpacing"/>
+              <w:jc w:val="center"/>
               <w:cnfStyle w:val="000000100000" w:firstRow="0" w:lastRow="0" w:firstColumn="0" w:lastColumn="0" w:oddVBand="0" w:evenVBand="0" w:oddHBand="1" w:evenHBand="0" w:firstRowFirstColumn="0" w:firstRowLastColumn="0" w:lastRowFirstColumn="0" w:lastRowLastColumn="0"/>
             </w:pPr>
             <w:r>
@@ -3642,25 +3665,45 @@
         </w:tc>
       </w:tr>
       <w:tr>
+        <w:trPr>
+          <w:trHeight w:val="288"/>
+          <w:jc w:val="center"/>
+        </w:trPr>
         <w:tc>
           <w:tcPr>
             <w:cnfStyle w:val="001000000000" w:firstRow="0" w:lastRow="0" w:firstColumn="1" w:lastColumn="0" w:oddVBand="0" w:evenVBand="0" w:oddHBand="0" w:evenHBand="0" w:firstRowFirstColumn="0" w:firstRowLastColumn="0" w:lastRowFirstColumn="0" w:lastRowLastColumn="0"/>
-            <w:tcW w:w="0" w:type="auto"/>
+            <w:tcW w:w="1008" w:type="dxa"/>
+            <w:vAlign w:val="center"/>
             <w:hideMark/>
           </w:tcPr>
           <w:p>
-            <w:r>
+            <w:pPr>
+              <w:pStyle w:val="NoSpacing"/>
+              <w:jc w:val="center"/>
+              <w:rPr>
+                <w:b w:val="0"/>
+                <w:bCs w:val="0"/>
+              </w:rPr>
+            </w:pPr>
+            <w:r>
+              <w:rPr>
+                <w:b w:val="0"/>
+                <w:bCs w:val="0"/>
+              </w:rPr>
               <w:t>8</w:t>
             </w:r>
           </w:p>
         </w:tc>
         <w:tc>
           <w:tcPr>
-            <w:tcW w:w="0" w:type="auto"/>
+            <w:tcW w:w="1008" w:type="dxa"/>
+            <w:vAlign w:val="center"/>
             <w:hideMark/>
           </w:tcPr>
           <w:p>
             <w:pPr>
+              <w:pStyle w:val="NoSpacing"/>
+              <w:jc w:val="center"/>
               <w:cnfStyle w:val="000000000000" w:firstRow="0" w:lastRow="0" w:firstColumn="0" w:lastColumn="0" w:oddVBand="0" w:evenVBand="0" w:oddHBand="0" w:evenHBand="0" w:firstRowFirstColumn="0" w:firstRowLastColumn="0" w:lastRowFirstColumn="0" w:lastRowLastColumn="0"/>
             </w:pPr>
             <w:r>
@@ -3672,11 +3715,6 @@
     </w:tbl>
     <w:p/>
     <w:p>
-      <w:pPr>
-        <w:rPr>
-          <w:rFonts w:ascii="Times New Roman" w:hAnsi="Times New Roman" w:cs="Times New Roman"/>
-        </w:rPr>
-      </w:pPr>
       <w:r>
         <w:t>Μετά από το πρώτο pass έστω με n1=1 ο πίνακας θα διαμορφωθεί ως εξής:</w:t>
       </w:r>
@@ -3684,42 +3722,32 @@
     <w:p/>
     <w:tbl>
       <w:tblPr>
-        <w:tblW w:w="9360" w:type="dxa"/>
-        <w:tblCellMar>
-          <w:top w:w="15" w:type="dxa"/>
-          <w:left w:w="15" w:type="dxa"/>
-          <w:bottom w:w="15" w:type="dxa"/>
-          <w:right w:w="15" w:type="dxa"/>
-        </w:tblCellMar>
+        <w:tblStyle w:val="GridTable4-Accent2"/>
+        <w:tblW w:w="0" w:type="auto"/>
+        <w:jc w:val="center"/>
+        <w:tblLayout w:type="fixed"/>
         <w:tblLook w:val="04A0" w:firstRow="1" w:lastRow="0" w:firstColumn="1" w:lastColumn="0" w:noHBand="0" w:noVBand="1"/>
       </w:tblPr>
       <w:tblGrid>
-        <w:gridCol w:w="3458"/>
-        <w:gridCol w:w="5902"/>
+        <w:gridCol w:w="1008"/>
+        <w:gridCol w:w="1008"/>
       </w:tblGrid>
       <w:tr>
+        <w:trPr>
+          <w:cnfStyle w:val="100000000000" w:firstRow="1" w:lastRow="0" w:firstColumn="0" w:lastColumn="0" w:oddVBand="0" w:evenVBand="0" w:oddHBand="0" w:evenHBand="0" w:firstRowFirstColumn="0" w:firstRowLastColumn="0" w:lastRowFirstColumn="0" w:lastRowLastColumn="0"/>
+          <w:trHeight w:val="288"/>
+          <w:jc w:val="center"/>
+        </w:trPr>
         <w:tc>
           <w:tcPr>
-            <w:tcW w:w="0" w:type="auto"/>
-            <w:tcBorders>
-              <w:top w:val="single" w:sz="8" w:space="0" w:color="000000"/>
-              <w:left w:val="single" w:sz="8" w:space="0" w:color="000000"/>
-              <w:bottom w:val="single" w:sz="8" w:space="0" w:color="000000"/>
-              <w:right w:val="single" w:sz="8" w:space="0" w:color="000000"/>
-            </w:tcBorders>
-            <w:tcMar>
-              <w:top w:w="100" w:type="dxa"/>
-              <w:left w:w="100" w:type="dxa"/>
-              <w:bottom w:w="100" w:type="dxa"/>
-              <w:right w:w="100" w:type="dxa"/>
-            </w:tcMar>
+            <w:cnfStyle w:val="001000000000" w:firstRow="0" w:lastRow="0" w:firstColumn="1" w:lastColumn="0" w:oddVBand="0" w:evenVBand="0" w:oddHBand="0" w:evenHBand="0" w:firstRowFirstColumn="0" w:firstRowLastColumn="0" w:lastRowFirstColumn="0" w:lastRowLastColumn="0"/>
+            <w:tcW w:w="1008" w:type="dxa"/>
             <w:hideMark/>
           </w:tcPr>
           <w:p>
             <w:pPr>
-              <w:rPr>
-                <w:rFonts w:ascii="Times New Roman" w:hAnsi="Times New Roman" w:cs="Times New Roman"/>
-              </w:rPr>
+              <w:pStyle w:val="NoSpacing"/>
+              <w:jc w:val="center"/>
             </w:pPr>
             <w:r>
               <w:t>Key</w:t>
@@ -3728,26 +3756,14 @@
         </w:tc>
         <w:tc>
           <w:tcPr>
-            <w:tcW w:w="0" w:type="auto"/>
-            <w:tcBorders>
-              <w:top w:val="single" w:sz="8" w:space="0" w:color="000000"/>
-              <w:left w:val="single" w:sz="8" w:space="0" w:color="000000"/>
-              <w:bottom w:val="single" w:sz="8" w:space="0" w:color="000000"/>
-              <w:right w:val="single" w:sz="8" w:space="0" w:color="000000"/>
-            </w:tcBorders>
-            <w:tcMar>
-              <w:top w:w="100" w:type="dxa"/>
-              <w:left w:w="100" w:type="dxa"/>
-              <w:bottom w:w="100" w:type="dxa"/>
-              <w:right w:w="100" w:type="dxa"/>
-            </w:tcMar>
+            <w:tcW w:w="1008" w:type="dxa"/>
             <w:hideMark/>
           </w:tcPr>
           <w:p>
             <w:pPr>
-              <w:rPr>
-                <w:rFonts w:ascii="Times New Roman" w:hAnsi="Times New Roman" w:cs="Times New Roman"/>
-              </w:rPr>
+              <w:pStyle w:val="NoSpacing"/>
+              <w:jc w:val="center"/>
+              <w:cnfStyle w:val="100000000000" w:firstRow="1" w:lastRow="0" w:firstColumn="0" w:lastColumn="0" w:oddVBand="0" w:evenVBand="0" w:oddHBand="0" w:evenHBand="0" w:firstRowFirstColumn="0" w:firstRowLastColumn="0" w:lastRowFirstColumn="0" w:lastRowLastColumn="0"/>
             </w:pPr>
             <w:r>
               <w:t>Payload</w:t>
@@ -3756,56 +3772,45 @@
         </w:tc>
       </w:tr>
       <w:tr>
+        <w:trPr>
+          <w:cnfStyle w:val="000000100000" w:firstRow="0" w:lastRow="0" w:firstColumn="0" w:lastColumn="0" w:oddVBand="0" w:evenVBand="0" w:oddHBand="1" w:evenHBand="0" w:firstRowFirstColumn="0" w:firstRowLastColumn="0" w:lastRowFirstColumn="0" w:lastRowLastColumn="0"/>
+          <w:trHeight w:val="288"/>
+          <w:jc w:val="center"/>
+        </w:trPr>
         <w:tc>
           <w:tcPr>
-            <w:tcW w:w="0" w:type="auto"/>
-            <w:tcBorders>
-              <w:top w:val="single" w:sz="8" w:space="0" w:color="000000"/>
-              <w:left w:val="single" w:sz="8" w:space="0" w:color="000000"/>
-              <w:bottom w:val="single" w:sz="8" w:space="0" w:color="000000"/>
-              <w:right w:val="single" w:sz="8" w:space="0" w:color="000000"/>
-            </w:tcBorders>
-            <w:tcMar>
-              <w:top w:w="100" w:type="dxa"/>
-              <w:left w:w="100" w:type="dxa"/>
-              <w:bottom w:w="100" w:type="dxa"/>
-              <w:right w:w="100" w:type="dxa"/>
-            </w:tcMar>
+            <w:cnfStyle w:val="001000000000" w:firstRow="0" w:lastRow="0" w:firstColumn="1" w:lastColumn="0" w:oddVBand="0" w:evenVBand="0" w:oddHBand="0" w:evenHBand="0" w:firstRowFirstColumn="0" w:firstRowLastColumn="0" w:lastRowFirstColumn="0" w:lastRowLastColumn="0"/>
+            <w:tcW w:w="1008" w:type="dxa"/>
             <w:hideMark/>
           </w:tcPr>
           <w:p>
             <w:pPr>
-              <w:rPr>
-                <w:rFonts w:ascii="Times New Roman" w:hAnsi="Times New Roman" w:cs="Times New Roman"/>
+              <w:pStyle w:val="NoSpacing"/>
+              <w:jc w:val="center"/>
+              <w:rPr>
+                <w:b w:val="0"/>
+                <w:bCs w:val="0"/>
               </w:rPr>
             </w:pPr>
             <w:r>
+              <w:rPr>
+                <w:b w:val="0"/>
+                <w:bCs w:val="0"/>
+              </w:rPr>
               <w:t>4</w:t>
             </w:r>
           </w:p>
         </w:tc>
         <w:tc>
           <w:tcPr>
-            <w:tcW w:w="0" w:type="auto"/>
-            <w:tcBorders>
-              <w:top w:val="single" w:sz="8" w:space="0" w:color="000000"/>
-              <w:left w:val="single" w:sz="8" w:space="0" w:color="000000"/>
-              <w:bottom w:val="single" w:sz="8" w:space="0" w:color="000000"/>
-              <w:right w:val="single" w:sz="8" w:space="0" w:color="000000"/>
-            </w:tcBorders>
-            <w:tcMar>
-              <w:top w:w="100" w:type="dxa"/>
-              <w:left w:w="100" w:type="dxa"/>
-              <w:bottom w:w="100" w:type="dxa"/>
-              <w:right w:w="100" w:type="dxa"/>
-            </w:tcMar>
+            <w:tcW w:w="1008" w:type="dxa"/>
             <w:hideMark/>
           </w:tcPr>
           <w:p>
             <w:pPr>
-              <w:rPr>
-                <w:rFonts w:ascii="Times New Roman" w:hAnsi="Times New Roman" w:cs="Times New Roman"/>
-              </w:rPr>
+              <w:pStyle w:val="NoSpacing"/>
+              <w:jc w:val="center"/>
+              <w:cnfStyle w:val="000000100000" w:firstRow="0" w:lastRow="0" w:firstColumn="0" w:lastColumn="0" w:oddVBand="0" w:evenVBand="0" w:oddHBand="1" w:evenHBand="0" w:firstRowFirstColumn="0" w:firstRowLastColumn="0" w:lastRowFirstColumn="0" w:lastRowLastColumn="0"/>
             </w:pPr>
             <w:r>
               <w:t>4</w:t>
@@ -3814,56 +3819,44 @@
         </w:tc>
       </w:tr>
       <w:tr>
+        <w:trPr>
+          <w:trHeight w:val="288"/>
+          <w:jc w:val="center"/>
+        </w:trPr>
         <w:tc>
           <w:tcPr>
-            <w:tcW w:w="0" w:type="auto"/>
-            <w:tcBorders>
-              <w:top w:val="single" w:sz="8" w:space="0" w:color="000000"/>
-              <w:left w:val="single" w:sz="8" w:space="0" w:color="000000"/>
-              <w:bottom w:val="single" w:sz="8" w:space="0" w:color="000000"/>
-              <w:right w:val="single" w:sz="8" w:space="0" w:color="000000"/>
-            </w:tcBorders>
-            <w:tcMar>
-              <w:top w:w="100" w:type="dxa"/>
-              <w:left w:w="100" w:type="dxa"/>
-              <w:bottom w:w="100" w:type="dxa"/>
-              <w:right w:w="100" w:type="dxa"/>
-            </w:tcMar>
+            <w:cnfStyle w:val="001000000000" w:firstRow="0" w:lastRow="0" w:firstColumn="1" w:lastColumn="0" w:oddVBand="0" w:evenVBand="0" w:oddHBand="0" w:evenHBand="0" w:firstRowFirstColumn="0" w:firstRowLastColumn="0" w:lastRowFirstColumn="0" w:lastRowLastColumn="0"/>
+            <w:tcW w:w="1008" w:type="dxa"/>
             <w:hideMark/>
           </w:tcPr>
           <w:p>
             <w:pPr>
-              <w:rPr>
-                <w:rFonts w:ascii="Times New Roman" w:hAnsi="Times New Roman" w:cs="Times New Roman"/>
+              <w:pStyle w:val="NoSpacing"/>
+              <w:jc w:val="center"/>
+              <w:rPr>
+                <w:b w:val="0"/>
+                <w:bCs w:val="0"/>
               </w:rPr>
             </w:pPr>
             <w:r>
+              <w:rPr>
+                <w:b w:val="0"/>
+                <w:bCs w:val="0"/>
+              </w:rPr>
               <w:t>8</w:t>
             </w:r>
           </w:p>
         </w:tc>
         <w:tc>
           <w:tcPr>
-            <w:tcW w:w="0" w:type="auto"/>
-            <w:tcBorders>
-              <w:top w:val="single" w:sz="8" w:space="0" w:color="000000"/>
-              <w:left w:val="single" w:sz="8" w:space="0" w:color="000000"/>
-              <w:bottom w:val="single" w:sz="8" w:space="0" w:color="000000"/>
-              <w:right w:val="single" w:sz="8" w:space="0" w:color="000000"/>
-            </w:tcBorders>
-            <w:tcMar>
-              <w:top w:w="100" w:type="dxa"/>
-              <w:left w:w="100" w:type="dxa"/>
-              <w:bottom w:w="100" w:type="dxa"/>
-              <w:right w:w="100" w:type="dxa"/>
-            </w:tcMar>
+            <w:tcW w:w="1008" w:type="dxa"/>
             <w:hideMark/>
           </w:tcPr>
           <w:p>
             <w:pPr>
-              <w:rPr>
-                <w:rFonts w:ascii="Times New Roman" w:hAnsi="Times New Roman" w:cs="Times New Roman"/>
-              </w:rPr>
+              <w:pStyle w:val="NoSpacing"/>
+              <w:jc w:val="center"/>
+              <w:cnfStyle w:val="000000000000" w:firstRow="0" w:lastRow="0" w:firstColumn="0" w:lastColumn="0" w:oddVBand="0" w:evenVBand="0" w:oddHBand="0" w:evenHBand="0" w:firstRowFirstColumn="0" w:firstRowLastColumn="0" w:lastRowFirstColumn="0" w:lastRowLastColumn="0"/>
             </w:pPr>
             <w:r>
               <w:t>8</w:t>
@@ -3872,56 +3865,45 @@
         </w:tc>
       </w:tr>
       <w:tr>
+        <w:trPr>
+          <w:cnfStyle w:val="000000100000" w:firstRow="0" w:lastRow="0" w:firstColumn="0" w:lastColumn="0" w:oddVBand="0" w:evenVBand="0" w:oddHBand="1" w:evenHBand="0" w:firstRowFirstColumn="0" w:firstRowLastColumn="0" w:lastRowFirstColumn="0" w:lastRowLastColumn="0"/>
+          <w:trHeight w:val="288"/>
+          <w:jc w:val="center"/>
+        </w:trPr>
         <w:tc>
           <w:tcPr>
-            <w:tcW w:w="0" w:type="auto"/>
-            <w:tcBorders>
-              <w:top w:val="single" w:sz="8" w:space="0" w:color="000000"/>
-              <w:left w:val="single" w:sz="8" w:space="0" w:color="000000"/>
-              <w:bottom w:val="single" w:sz="8" w:space="0" w:color="000000"/>
-              <w:right w:val="single" w:sz="8" w:space="0" w:color="000000"/>
-            </w:tcBorders>
-            <w:tcMar>
-              <w:top w:w="100" w:type="dxa"/>
-              <w:left w:w="100" w:type="dxa"/>
-              <w:bottom w:w="100" w:type="dxa"/>
-              <w:right w:w="100" w:type="dxa"/>
-            </w:tcMar>
+            <w:cnfStyle w:val="001000000000" w:firstRow="0" w:lastRow="0" w:firstColumn="1" w:lastColumn="0" w:oddVBand="0" w:evenVBand="0" w:oddHBand="0" w:evenHBand="0" w:firstRowFirstColumn="0" w:firstRowLastColumn="0" w:lastRowFirstColumn="0" w:lastRowLastColumn="0"/>
+            <w:tcW w:w="1008" w:type="dxa"/>
             <w:hideMark/>
           </w:tcPr>
           <w:p>
             <w:pPr>
-              <w:rPr>
-                <w:rFonts w:ascii="Times New Roman" w:hAnsi="Times New Roman" w:cs="Times New Roman"/>
+              <w:pStyle w:val="NoSpacing"/>
+              <w:jc w:val="center"/>
+              <w:rPr>
+                <w:b w:val="0"/>
+                <w:bCs w:val="0"/>
               </w:rPr>
             </w:pPr>
             <w:r>
+              <w:rPr>
+                <w:b w:val="0"/>
+                <w:bCs w:val="0"/>
+              </w:rPr>
               <w:t>1</w:t>
             </w:r>
           </w:p>
         </w:tc>
         <w:tc>
           <w:tcPr>
-            <w:tcW w:w="0" w:type="auto"/>
-            <w:tcBorders>
-              <w:top w:val="single" w:sz="8" w:space="0" w:color="000000"/>
-              <w:left w:val="single" w:sz="8" w:space="0" w:color="000000"/>
-              <w:bottom w:val="single" w:sz="8" w:space="0" w:color="000000"/>
-              <w:right w:val="single" w:sz="8" w:space="0" w:color="000000"/>
-            </w:tcBorders>
-            <w:tcMar>
-              <w:top w:w="100" w:type="dxa"/>
-              <w:left w:w="100" w:type="dxa"/>
-              <w:bottom w:w="100" w:type="dxa"/>
-              <w:right w:w="100" w:type="dxa"/>
-            </w:tcMar>
+            <w:tcW w:w="1008" w:type="dxa"/>
             <w:hideMark/>
           </w:tcPr>
           <w:p>
             <w:pPr>
-              <w:rPr>
-                <w:rFonts w:ascii="Times New Roman" w:hAnsi="Times New Roman" w:cs="Times New Roman"/>
-              </w:rPr>
+              <w:pStyle w:val="NoSpacing"/>
+              <w:jc w:val="center"/>
+              <w:cnfStyle w:val="000000100000" w:firstRow="0" w:lastRow="0" w:firstColumn="0" w:lastColumn="0" w:oddVBand="0" w:evenVBand="0" w:oddHBand="1" w:evenHBand="0" w:firstRowFirstColumn="0" w:firstRowLastColumn="0" w:lastRowFirstColumn="0" w:lastRowLastColumn="0"/>
             </w:pPr>
             <w:r>
               <w:t>1</w:t>
@@ -3930,56 +3912,44 @@
         </w:tc>
       </w:tr>
       <w:tr>
+        <w:trPr>
+          <w:trHeight w:val="288"/>
+          <w:jc w:val="center"/>
+        </w:trPr>
         <w:tc>
           <w:tcPr>
-            <w:tcW w:w="0" w:type="auto"/>
-            <w:tcBorders>
-              <w:top w:val="single" w:sz="8" w:space="0" w:color="000000"/>
-              <w:left w:val="single" w:sz="8" w:space="0" w:color="000000"/>
-              <w:bottom w:val="single" w:sz="8" w:space="0" w:color="000000"/>
-              <w:right w:val="single" w:sz="8" w:space="0" w:color="000000"/>
-            </w:tcBorders>
-            <w:tcMar>
-              <w:top w:w="100" w:type="dxa"/>
-              <w:left w:w="100" w:type="dxa"/>
-              <w:bottom w:w="100" w:type="dxa"/>
-              <w:right w:w="100" w:type="dxa"/>
-            </w:tcMar>
+            <w:cnfStyle w:val="001000000000" w:firstRow="0" w:lastRow="0" w:firstColumn="1" w:lastColumn="0" w:oddVBand="0" w:evenVBand="0" w:oddHBand="0" w:evenHBand="0" w:firstRowFirstColumn="0" w:firstRowLastColumn="0" w:lastRowFirstColumn="0" w:lastRowLastColumn="0"/>
+            <w:tcW w:w="1008" w:type="dxa"/>
             <w:hideMark/>
           </w:tcPr>
           <w:p>
             <w:pPr>
-              <w:rPr>
-                <w:rFonts w:ascii="Times New Roman" w:hAnsi="Times New Roman" w:cs="Times New Roman"/>
+              <w:pStyle w:val="NoSpacing"/>
+              <w:jc w:val="center"/>
+              <w:rPr>
+                <w:b w:val="0"/>
+                <w:bCs w:val="0"/>
               </w:rPr>
             </w:pPr>
             <w:r>
+              <w:rPr>
+                <w:b w:val="0"/>
+                <w:bCs w:val="0"/>
+              </w:rPr>
               <w:t>5</w:t>
             </w:r>
           </w:p>
         </w:tc>
         <w:tc>
           <w:tcPr>
-            <w:tcW w:w="0" w:type="auto"/>
-            <w:tcBorders>
-              <w:top w:val="single" w:sz="8" w:space="0" w:color="000000"/>
-              <w:left w:val="single" w:sz="8" w:space="0" w:color="000000"/>
-              <w:bottom w:val="single" w:sz="8" w:space="0" w:color="000000"/>
-              <w:right w:val="single" w:sz="8" w:space="0" w:color="000000"/>
-            </w:tcBorders>
-            <w:tcMar>
-              <w:top w:w="100" w:type="dxa"/>
-              <w:left w:w="100" w:type="dxa"/>
-              <w:bottom w:w="100" w:type="dxa"/>
-              <w:right w:w="100" w:type="dxa"/>
-            </w:tcMar>
+            <w:tcW w:w="1008" w:type="dxa"/>
             <w:hideMark/>
           </w:tcPr>
           <w:p>
             <w:pPr>
-              <w:rPr>
-                <w:rFonts w:ascii="Times New Roman" w:hAnsi="Times New Roman" w:cs="Times New Roman"/>
-              </w:rPr>
+              <w:pStyle w:val="NoSpacing"/>
+              <w:jc w:val="center"/>
+              <w:cnfStyle w:val="000000000000" w:firstRow="0" w:lastRow="0" w:firstColumn="0" w:lastColumn="0" w:oddVBand="0" w:evenVBand="0" w:oddHBand="0" w:evenHBand="0" w:firstRowFirstColumn="0" w:firstRowLastColumn="0" w:lastRowFirstColumn="0" w:lastRowLastColumn="0"/>
             </w:pPr>
             <w:r>
               <w:t>5</w:t>
@@ -3988,56 +3958,45 @@
         </w:tc>
       </w:tr>
       <w:tr>
+        <w:trPr>
+          <w:cnfStyle w:val="000000100000" w:firstRow="0" w:lastRow="0" w:firstColumn="0" w:lastColumn="0" w:oddVBand="0" w:evenVBand="0" w:oddHBand="1" w:evenHBand="0" w:firstRowFirstColumn="0" w:firstRowLastColumn="0" w:lastRowFirstColumn="0" w:lastRowLastColumn="0"/>
+          <w:trHeight w:val="288"/>
+          <w:jc w:val="center"/>
+        </w:trPr>
         <w:tc>
           <w:tcPr>
-            <w:tcW w:w="0" w:type="auto"/>
-            <w:tcBorders>
-              <w:top w:val="single" w:sz="8" w:space="0" w:color="000000"/>
-              <w:left w:val="single" w:sz="8" w:space="0" w:color="000000"/>
-              <w:bottom w:val="single" w:sz="8" w:space="0" w:color="000000"/>
-              <w:right w:val="single" w:sz="8" w:space="0" w:color="000000"/>
-            </w:tcBorders>
-            <w:tcMar>
-              <w:top w:w="100" w:type="dxa"/>
-              <w:left w:w="100" w:type="dxa"/>
-              <w:bottom w:w="100" w:type="dxa"/>
-              <w:right w:w="100" w:type="dxa"/>
-            </w:tcMar>
+            <w:cnfStyle w:val="001000000000" w:firstRow="0" w:lastRow="0" w:firstColumn="1" w:lastColumn="0" w:oddVBand="0" w:evenVBand="0" w:oddHBand="0" w:evenHBand="0" w:firstRowFirstColumn="0" w:firstRowLastColumn="0" w:lastRowFirstColumn="0" w:lastRowLastColumn="0"/>
+            <w:tcW w:w="1008" w:type="dxa"/>
             <w:hideMark/>
           </w:tcPr>
           <w:p>
             <w:pPr>
-              <w:rPr>
-                <w:rFonts w:ascii="Times New Roman" w:hAnsi="Times New Roman" w:cs="Times New Roman"/>
+              <w:pStyle w:val="NoSpacing"/>
+              <w:jc w:val="center"/>
+              <w:rPr>
+                <w:b w:val="0"/>
+                <w:bCs w:val="0"/>
               </w:rPr>
             </w:pPr>
             <w:r>
+              <w:rPr>
+                <w:b w:val="0"/>
+                <w:bCs w:val="0"/>
+              </w:rPr>
               <w:t>2</w:t>
             </w:r>
           </w:p>
         </w:tc>
         <w:tc>
           <w:tcPr>
-            <w:tcW w:w="0" w:type="auto"/>
-            <w:tcBorders>
-              <w:top w:val="single" w:sz="8" w:space="0" w:color="000000"/>
-              <w:left w:val="single" w:sz="8" w:space="0" w:color="000000"/>
-              <w:bottom w:val="single" w:sz="8" w:space="0" w:color="000000"/>
-              <w:right w:val="single" w:sz="8" w:space="0" w:color="000000"/>
-            </w:tcBorders>
-            <w:tcMar>
-              <w:top w:w="100" w:type="dxa"/>
-              <w:left w:w="100" w:type="dxa"/>
-              <w:bottom w:w="100" w:type="dxa"/>
-              <w:right w:w="100" w:type="dxa"/>
-            </w:tcMar>
+            <w:tcW w:w="1008" w:type="dxa"/>
             <w:hideMark/>
           </w:tcPr>
           <w:p>
             <w:pPr>
-              <w:rPr>
-                <w:rFonts w:ascii="Times New Roman" w:hAnsi="Times New Roman" w:cs="Times New Roman"/>
-              </w:rPr>
+              <w:pStyle w:val="NoSpacing"/>
+              <w:jc w:val="center"/>
+              <w:cnfStyle w:val="000000100000" w:firstRow="0" w:lastRow="0" w:firstColumn="0" w:lastColumn="0" w:oddVBand="0" w:evenVBand="0" w:oddHBand="1" w:evenHBand="0" w:firstRowFirstColumn="0" w:firstRowLastColumn="0" w:lastRowFirstColumn="0" w:lastRowLastColumn="0"/>
             </w:pPr>
             <w:r>
               <w:t>2</w:t>
@@ -4046,56 +4005,44 @@
         </w:tc>
       </w:tr>
       <w:tr>
+        <w:trPr>
+          <w:trHeight w:val="288"/>
+          <w:jc w:val="center"/>
+        </w:trPr>
         <w:tc>
           <w:tcPr>
-            <w:tcW w:w="0" w:type="auto"/>
-            <w:tcBorders>
-              <w:top w:val="single" w:sz="8" w:space="0" w:color="000000"/>
-              <w:left w:val="single" w:sz="8" w:space="0" w:color="000000"/>
-              <w:bottom w:val="single" w:sz="8" w:space="0" w:color="000000"/>
-              <w:right w:val="single" w:sz="8" w:space="0" w:color="000000"/>
-            </w:tcBorders>
-            <w:tcMar>
-              <w:top w:w="100" w:type="dxa"/>
-              <w:left w:w="100" w:type="dxa"/>
-              <w:bottom w:w="100" w:type="dxa"/>
-              <w:right w:w="100" w:type="dxa"/>
-            </w:tcMar>
+            <w:cnfStyle w:val="001000000000" w:firstRow="0" w:lastRow="0" w:firstColumn="1" w:lastColumn="0" w:oddVBand="0" w:evenVBand="0" w:oddHBand="0" w:evenHBand="0" w:firstRowFirstColumn="0" w:firstRowLastColumn="0" w:lastRowFirstColumn="0" w:lastRowLastColumn="0"/>
+            <w:tcW w:w="1008" w:type="dxa"/>
             <w:hideMark/>
           </w:tcPr>
           <w:p>
             <w:pPr>
-              <w:rPr>
-                <w:rFonts w:ascii="Times New Roman" w:hAnsi="Times New Roman" w:cs="Times New Roman"/>
+              <w:pStyle w:val="NoSpacing"/>
+              <w:jc w:val="center"/>
+              <w:rPr>
+                <w:b w:val="0"/>
+                <w:bCs w:val="0"/>
               </w:rPr>
             </w:pPr>
             <w:r>
+              <w:rPr>
+                <w:b w:val="0"/>
+                <w:bCs w:val="0"/>
+              </w:rPr>
               <w:t>6</w:t>
             </w:r>
           </w:p>
         </w:tc>
         <w:tc>
           <w:tcPr>
-            <w:tcW w:w="0" w:type="auto"/>
-            <w:tcBorders>
-              <w:top w:val="single" w:sz="8" w:space="0" w:color="000000"/>
-              <w:left w:val="single" w:sz="8" w:space="0" w:color="000000"/>
-              <w:bottom w:val="single" w:sz="8" w:space="0" w:color="000000"/>
-              <w:right w:val="single" w:sz="8" w:space="0" w:color="000000"/>
-            </w:tcBorders>
-            <w:tcMar>
-              <w:top w:w="100" w:type="dxa"/>
-              <w:left w:w="100" w:type="dxa"/>
-              <w:bottom w:w="100" w:type="dxa"/>
-              <w:right w:w="100" w:type="dxa"/>
-            </w:tcMar>
+            <w:tcW w:w="1008" w:type="dxa"/>
             <w:hideMark/>
           </w:tcPr>
           <w:p>
             <w:pPr>
-              <w:rPr>
-                <w:rFonts w:ascii="Times New Roman" w:hAnsi="Times New Roman" w:cs="Times New Roman"/>
-              </w:rPr>
+              <w:pStyle w:val="NoSpacing"/>
+              <w:jc w:val="center"/>
+              <w:cnfStyle w:val="000000000000" w:firstRow="0" w:lastRow="0" w:firstColumn="0" w:lastColumn="0" w:oddVBand="0" w:evenVBand="0" w:oddHBand="0" w:evenHBand="0" w:firstRowFirstColumn="0" w:firstRowLastColumn="0" w:lastRowFirstColumn="0" w:lastRowLastColumn="0"/>
             </w:pPr>
             <w:r>
               <w:t>6</w:t>
@@ -4104,56 +4051,45 @@
         </w:tc>
       </w:tr>
       <w:tr>
+        <w:trPr>
+          <w:cnfStyle w:val="000000100000" w:firstRow="0" w:lastRow="0" w:firstColumn="0" w:lastColumn="0" w:oddVBand="0" w:evenVBand="0" w:oddHBand="1" w:evenHBand="0" w:firstRowFirstColumn="0" w:firstRowLastColumn="0" w:lastRowFirstColumn="0" w:lastRowLastColumn="0"/>
+          <w:trHeight w:val="288"/>
+          <w:jc w:val="center"/>
+        </w:trPr>
         <w:tc>
           <w:tcPr>
-            <w:tcW w:w="0" w:type="auto"/>
-            <w:tcBorders>
-              <w:top w:val="single" w:sz="8" w:space="0" w:color="000000"/>
-              <w:left w:val="single" w:sz="8" w:space="0" w:color="000000"/>
-              <w:bottom w:val="single" w:sz="8" w:space="0" w:color="000000"/>
-              <w:right w:val="single" w:sz="8" w:space="0" w:color="000000"/>
-            </w:tcBorders>
-            <w:tcMar>
-              <w:top w:w="100" w:type="dxa"/>
-              <w:left w:w="100" w:type="dxa"/>
-              <w:bottom w:w="100" w:type="dxa"/>
-              <w:right w:w="100" w:type="dxa"/>
-            </w:tcMar>
+            <w:cnfStyle w:val="001000000000" w:firstRow="0" w:lastRow="0" w:firstColumn="1" w:lastColumn="0" w:oddVBand="0" w:evenVBand="0" w:oddHBand="0" w:evenHBand="0" w:firstRowFirstColumn="0" w:firstRowLastColumn="0" w:lastRowFirstColumn="0" w:lastRowLastColumn="0"/>
+            <w:tcW w:w="1008" w:type="dxa"/>
             <w:hideMark/>
           </w:tcPr>
           <w:p>
             <w:pPr>
-              <w:rPr>
-                <w:rFonts w:ascii="Times New Roman" w:hAnsi="Times New Roman" w:cs="Times New Roman"/>
+              <w:pStyle w:val="NoSpacing"/>
+              <w:jc w:val="center"/>
+              <w:rPr>
+                <w:b w:val="0"/>
+                <w:bCs w:val="0"/>
               </w:rPr>
             </w:pPr>
             <w:r>
+              <w:rPr>
+                <w:b w:val="0"/>
+                <w:bCs w:val="0"/>
+              </w:rPr>
               <w:t>3</w:t>
             </w:r>
           </w:p>
         </w:tc>
         <w:tc>
           <w:tcPr>
-            <w:tcW w:w="0" w:type="auto"/>
-            <w:tcBorders>
-              <w:top w:val="single" w:sz="8" w:space="0" w:color="000000"/>
-              <w:left w:val="single" w:sz="8" w:space="0" w:color="000000"/>
-              <w:bottom w:val="single" w:sz="8" w:space="0" w:color="000000"/>
-              <w:right w:val="single" w:sz="8" w:space="0" w:color="000000"/>
-            </w:tcBorders>
-            <w:tcMar>
-              <w:top w:w="100" w:type="dxa"/>
-              <w:left w:w="100" w:type="dxa"/>
-              <w:bottom w:w="100" w:type="dxa"/>
-              <w:right w:w="100" w:type="dxa"/>
-            </w:tcMar>
+            <w:tcW w:w="1008" w:type="dxa"/>
             <w:hideMark/>
           </w:tcPr>
           <w:p>
             <w:pPr>
-              <w:rPr>
-                <w:rFonts w:ascii="Times New Roman" w:hAnsi="Times New Roman" w:cs="Times New Roman"/>
-              </w:rPr>
+              <w:pStyle w:val="NoSpacing"/>
+              <w:jc w:val="center"/>
+              <w:cnfStyle w:val="000000100000" w:firstRow="0" w:lastRow="0" w:firstColumn="0" w:lastColumn="0" w:oddVBand="0" w:evenVBand="0" w:oddHBand="1" w:evenHBand="0" w:firstRowFirstColumn="0" w:firstRowLastColumn="0" w:lastRowFirstColumn="0" w:lastRowLastColumn="0"/>
             </w:pPr>
             <w:r>
               <w:t>3</w:t>
@@ -4162,56 +4098,44 @@
         </w:tc>
       </w:tr>
       <w:tr>
+        <w:trPr>
+          <w:trHeight w:val="288"/>
+          <w:jc w:val="center"/>
+        </w:trPr>
         <w:tc>
           <w:tcPr>
-            <w:tcW w:w="0" w:type="auto"/>
-            <w:tcBorders>
-              <w:top w:val="single" w:sz="8" w:space="0" w:color="000000"/>
-              <w:left w:val="single" w:sz="8" w:space="0" w:color="000000"/>
-              <w:bottom w:val="single" w:sz="8" w:space="0" w:color="000000"/>
-              <w:right w:val="single" w:sz="8" w:space="0" w:color="000000"/>
-            </w:tcBorders>
-            <w:tcMar>
-              <w:top w:w="100" w:type="dxa"/>
-              <w:left w:w="100" w:type="dxa"/>
-              <w:bottom w:w="100" w:type="dxa"/>
-              <w:right w:w="100" w:type="dxa"/>
-            </w:tcMar>
+            <w:cnfStyle w:val="001000000000" w:firstRow="0" w:lastRow="0" w:firstColumn="1" w:lastColumn="0" w:oddVBand="0" w:evenVBand="0" w:oddHBand="0" w:evenHBand="0" w:firstRowFirstColumn="0" w:firstRowLastColumn="0" w:lastRowFirstColumn="0" w:lastRowLastColumn="0"/>
+            <w:tcW w:w="1008" w:type="dxa"/>
             <w:hideMark/>
           </w:tcPr>
           <w:p>
             <w:pPr>
-              <w:rPr>
-                <w:rFonts w:ascii="Times New Roman" w:hAnsi="Times New Roman" w:cs="Times New Roman"/>
+              <w:pStyle w:val="NoSpacing"/>
+              <w:jc w:val="center"/>
+              <w:rPr>
+                <w:b w:val="0"/>
+                <w:bCs w:val="0"/>
               </w:rPr>
             </w:pPr>
             <w:r>
+              <w:rPr>
+                <w:b w:val="0"/>
+                <w:bCs w:val="0"/>
+              </w:rPr>
               <w:t>7</w:t>
             </w:r>
           </w:p>
         </w:tc>
         <w:tc>
           <w:tcPr>
-            <w:tcW w:w="0" w:type="auto"/>
-            <w:tcBorders>
-              <w:top w:val="single" w:sz="8" w:space="0" w:color="000000"/>
-              <w:left w:val="single" w:sz="8" w:space="0" w:color="000000"/>
-              <w:bottom w:val="single" w:sz="8" w:space="0" w:color="000000"/>
-              <w:right w:val="single" w:sz="8" w:space="0" w:color="000000"/>
-            </w:tcBorders>
-            <w:tcMar>
-              <w:top w:w="100" w:type="dxa"/>
-              <w:left w:w="100" w:type="dxa"/>
-              <w:bottom w:w="100" w:type="dxa"/>
-              <w:right w:w="100" w:type="dxa"/>
-            </w:tcMar>
+            <w:tcW w:w="1008" w:type="dxa"/>
             <w:hideMark/>
           </w:tcPr>
           <w:p>
             <w:pPr>
-              <w:rPr>
-                <w:rFonts w:ascii="Times New Roman" w:hAnsi="Times New Roman" w:cs="Times New Roman"/>
-              </w:rPr>
+              <w:pStyle w:val="NoSpacing"/>
+              <w:jc w:val="center"/>
+              <w:cnfStyle w:val="000000000000" w:firstRow="0" w:lastRow="0" w:firstColumn="0" w:lastColumn="0" w:oddVBand="0" w:evenVBand="0" w:oddHBand="0" w:evenHBand="0" w:firstRowFirstColumn="0" w:firstRowLastColumn="0" w:lastRowFirstColumn="0" w:lastRowLastColumn="0"/>
             </w:pPr>
             <w:r>
               <w:t>7</w:t>
@@ -4221,10 +4145,11 @@
       </w:tr>
     </w:tbl>
     <w:p/>
-    <w:p>
-      <w:pPr>
-        <w:rPr>
-          <w:rFonts w:ascii="Times New Roman" w:hAnsi="Times New Roman" w:cs="Times New Roman"/>
+    <w:p/>
+    <w:p>
+      <w:pPr>
+        <w:rPr>
+          <w:rFonts w:cs="Times New Roman"/>
         </w:rPr>
       </w:pPr>
       <w:r>
@@ -4235,7 +4160,7 @@
     <w:p>
       <w:pPr>
         <w:rPr>
-          <w:rFonts w:ascii="Times New Roman" w:hAnsi="Times New Roman" w:cs="Times New Roman"/>
+          <w:rFonts w:cs="Times New Roman"/>
         </w:rPr>
       </w:pPr>
       <w:r>
@@ -4245,7 +4170,7 @@
     <w:p>
       <w:pPr>
         <w:rPr>
-          <w:rFonts w:ascii="Times New Roman" w:hAnsi="Times New Roman" w:cs="Times New Roman"/>
+          <w:rFonts w:cs="Times New Roman"/>
         </w:rPr>
       </w:pPr>
       <w:r>
@@ -4255,7 +4180,7 @@
     <w:p>
       <w:pPr>
         <w:rPr>
-          <w:rFonts w:ascii="Times New Roman" w:hAnsi="Times New Roman" w:cs="Times New Roman"/>
+          <w:rFonts w:cs="Times New Roman"/>
         </w:rPr>
       </w:pPr>
       <w:r>
@@ -4273,7 +4198,7 @@
     <w:p>
       <w:pPr>
         <w:rPr>
-          <w:rFonts w:ascii="Times New Roman" w:hAnsi="Times New Roman" w:cs="Times New Roman"/>
+          <w:rFonts w:cs="Times New Roman"/>
         </w:rPr>
       </w:pPr>
       <w:r>
@@ -4336,7 +4261,7 @@
     <w:p>
       <w:pPr>
         <w:rPr>
-          <w:rFonts w:ascii="Times New Roman" w:hAnsi="Times New Roman" w:cs="Times New Roman"/>
+          <w:rFonts w:cs="Times New Roman"/>
         </w:rPr>
       </w:pPr>
       <w:r>
@@ -4349,7 +4274,7 @@
     <w:p>
       <w:pPr>
         <w:rPr>
-          <w:rFonts w:ascii="Times New Roman" w:hAnsi="Times New Roman" w:cs="Times New Roman"/>
+          <w:rFonts w:cs="Times New Roman"/>
         </w:rPr>
       </w:pPr>
       <w:r>
@@ -4360,7 +4285,7 @@
     <w:p>
       <w:pPr>
         <w:rPr>
-          <w:rFonts w:ascii="Times New Roman" w:hAnsi="Times New Roman" w:cs="Times New Roman"/>
+          <w:rFonts w:cs="Times New Roman"/>
         </w:rPr>
       </w:pPr>
       <w:r>
@@ -4422,7 +4347,7 @@
     <w:p>
       <w:pPr>
         <w:rPr>
-          <w:rFonts w:ascii="Times New Roman" w:hAnsi="Times New Roman" w:cs="Times New Roman"/>
+          <w:rFonts w:cs="Times New Roman"/>
         </w:rPr>
       </w:pPr>
       <w:r>
@@ -4433,7 +4358,7 @@
     <w:p>
       <w:pPr>
         <w:rPr>
-          <w:rFonts w:ascii="Times New Roman" w:hAnsi="Times New Roman" w:cs="Times New Roman"/>
+          <w:rFonts w:cs="Times New Roman"/>
         </w:rPr>
       </w:pPr>
       <w:r>
@@ -4495,14 +4420,22 @@
     <w:p>
       <w:pPr>
         <w:rPr>
-          <w:rFonts w:ascii="Times New Roman" w:hAnsi="Times New Roman" w:cs="Times New Roman"/>
-        </w:rPr>
-      </w:pPr>
-      <w:r>
-        <w:t xml:space="preserve">Ο σκοπός του πίνακα bucket_map είναι να διευκολύνει την εύρεση της αρχής ενός bucket και ενώ πιάνει χώρο στη μνήμη, μειώνει την πολυπλοκότητα της εύρεσης του bucket μέσα στο </w:t>
+          <w:rFonts w:cs="Times New Roman"/>
+        </w:rPr>
+      </w:pPr>
+      <w:r>
+        <w:t xml:space="preserve">Ο σκοπός του πίνακα bucket_map είναι να διευκολύνει την εύρεση της αρχής ενός bucket και ενώ πιάνει χώρο στη μνήμη, μειώνει την πολυπλοκότητα της εύρεσης του </w:t>
       </w:r>
       <w:proofErr w:type="spellStart"/>
       <w:r>
+        <w:t>bucket</w:t>
+      </w:r>
+      <w:proofErr w:type="spellEnd"/>
+      <w:r>
+        <w:t xml:space="preserve"> μέσα στο </w:t>
+      </w:r>
+      <w:proofErr w:type="spellStart"/>
+      <w:r>
         <w:t>psum</w:t>
       </w:r>
       <w:proofErr w:type="spellEnd"/>
@@ -4518,7 +4451,7 @@
           <w:rFonts w:ascii="Times New Roman" w:eastAsia="Times New Roman" w:hAnsi="Times New Roman" w:cs="Times New Roman"/>
         </w:rPr>
       </w:pPr>
-      <w:bookmarkStart w:id="15" w:name="_Toc124442866"/>
+      <w:bookmarkStart w:id="15" w:name="_Toc124777003"/>
       <w:proofErr w:type="spellStart"/>
       <w:r>
         <w:rPr>
@@ -4531,15 +4464,37 @@
         <w:rPr>
           <w:rFonts w:eastAsia="Times New Roman"/>
         </w:rPr>
-        <w:t xml:space="preserve"> - Hopscotch Hashing</w:t>
+        <w:t xml:space="preserve"> - </w:t>
+      </w:r>
+      <w:proofErr w:type="spellStart"/>
+      <w:r>
+        <w:rPr>
+          <w:rFonts w:eastAsia="Times New Roman"/>
+        </w:rPr>
+        <w:t>Hopscotch</w:t>
+      </w:r>
+      <w:proofErr w:type="spellEnd"/>
+      <w:r>
+        <w:rPr>
+          <w:rFonts w:eastAsia="Times New Roman"/>
+        </w:rPr>
+        <w:t xml:space="preserve"> </w:t>
+      </w:r>
+      <w:proofErr w:type="spellStart"/>
+      <w:r>
+        <w:rPr>
+          <w:rFonts w:eastAsia="Times New Roman"/>
+        </w:rPr>
+        <w:t>Hashing</w:t>
       </w:r>
       <w:bookmarkEnd w:id="15"/>
+      <w:proofErr w:type="spellEnd"/>
     </w:p>
     <w:p/>
     <w:p>
       <w:pPr>
         <w:rPr>
-          <w:rFonts w:ascii="Times New Roman" w:hAnsi="Times New Roman" w:cs="Times New Roman"/>
+          <w:rFonts w:cs="Times New Roman"/>
         </w:rPr>
       </w:pPr>
       <w:r>
@@ -4567,87 +4522,120 @@
       </w:r>
       <w:proofErr w:type="spellEnd"/>
       <w:r>
-        <w:t xml:space="preserve"> αντιστοιχίζεται ένα Entry που περιλαμβάνει ένα bucket με values και το key αυτών των values και ένα </w:t>
+        <w:t xml:space="preserve"> αντιστοιχίζεται ένα </w:t>
       </w:r>
       <w:proofErr w:type="spellStart"/>
       <w:r>
+        <w:t>Entry</w:t>
+      </w:r>
+      <w:proofErr w:type="spellEnd"/>
+      <w:r>
+        <w:t xml:space="preserve"> που περιλαμβάνει ένα bucket με values και το key αυτών των </w:t>
+      </w:r>
+      <w:proofErr w:type="spellStart"/>
+      <w:r>
+        <w:t>values</w:t>
+      </w:r>
+      <w:proofErr w:type="spellEnd"/>
+      <w:r>
+        <w:t xml:space="preserve"> και ένα </w:t>
+      </w:r>
+      <w:proofErr w:type="spellStart"/>
+      <w:r>
         <w:t>Neighbourhood</w:t>
       </w:r>
       <w:proofErr w:type="spellEnd"/>
       <w:r>
-        <w:t xml:space="preserve">. Τα buckets και τα </w:t>
+        <w:t xml:space="preserve">. Τα </w:t>
       </w:r>
       <w:proofErr w:type="spellStart"/>
       <w:r>
+        <w:t>buckets</w:t>
+      </w:r>
+      <w:proofErr w:type="spellEnd"/>
+      <w:r>
+        <w:t xml:space="preserve"> και τα </w:t>
+      </w:r>
+      <w:proofErr w:type="spellStart"/>
+      <w:r>
         <w:t>Neighbourhoods</w:t>
       </w:r>
       <w:proofErr w:type="spellEnd"/>
       <w:r>
-        <w:t xml:space="preserve"> γίνονται initialize lazily, δηλαδή δεν δημιουργούνται εκ των προτέρων για κάθε θέση του πίνακα, αλλά μόνο σε περίπτωση που πρόκειται να γίνει κάποια εισαγωγή σε αυτά. Το μέγεθος της γειτονιάς γίνεται DEFINE στο header HOODSIZE.</w:t>
+        <w:t xml:space="preserve"> γίνονται </w:t>
       </w:r>
       <w:proofErr w:type="spellStart"/>
       <w:r>
-        <w:t>hpp</w:t>
+        <w:t>initialize</w:t>
       </w:r>
       <w:proofErr w:type="spellEnd"/>
       <w:r>
-        <w:t xml:space="preserve">, ενώ το αρχικό μέγεθος του </w:t>
+        <w:t xml:space="preserve"> </w:t>
       </w:r>
       <w:proofErr w:type="spellStart"/>
       <w:r>
+        <w:t>lazily</w:t>
+      </w:r>
+      <w:proofErr w:type="spellEnd"/>
+      <w:r>
+        <w:t xml:space="preserve">, δηλαδή δεν δημιουργούνται εκ των προτέρων για κάθε θέση του πίνακα, αλλά μόνο σε περίπτωση που πρόκειται να γίνει κάποια εισαγωγή σε αυτά. Το μέγεθος της γειτονιάς γίνεται DEFINE στο </w:t>
+      </w:r>
+      <w:proofErr w:type="spellStart"/>
+      <w:r>
+        <w:t>header</w:t>
+      </w:r>
+      <w:proofErr w:type="spellEnd"/>
+      <w:r>
+        <w:t xml:space="preserve"> HOODSIZE.hpp, ενώ το αρχικό μέγεθος του </w:t>
+      </w:r>
+      <w:proofErr w:type="spellStart"/>
+      <w:r>
         <w:t>hashtable</w:t>
       </w:r>
       <w:proofErr w:type="spellEnd"/>
       <w:r>
-        <w:t xml:space="preserve"> γίνεται define στο </w:t>
+        <w:t xml:space="preserve"> γίνεται </w:t>
       </w:r>
       <w:proofErr w:type="spellStart"/>
       <w:r>
-        <w:t>Hoptable</w:t>
+        <w:t>define</w:t>
       </w:r>
       <w:proofErr w:type="spellEnd"/>
       <w:r>
-        <w:t>.</w:t>
+        <w:t xml:space="preserve"> στο Hoptable.hpp. Σε περίπτωση που χρειαστεί να γίνει rehashing, το μέγεθος του </w:t>
       </w:r>
       <w:proofErr w:type="spellStart"/>
       <w:r>
-        <w:t>hpp</w:t>
+        <w:t>hoptable</w:t>
       </w:r>
       <w:proofErr w:type="spellEnd"/>
       <w:r>
-        <w:t xml:space="preserve">. Σε περίπτωση που χρειαστεί να γίνει rehashing, το μέγεθος του </w:t>
+        <w:t xml:space="preserve"> διπλασιάζεται και γίνεται προσπάθεια εισαγωγής των ήδη </w:t>
       </w:r>
       <w:proofErr w:type="spellStart"/>
       <w:r>
-        <w:t>hoptable</w:t>
+        <w:t>υπάρχοντων</w:t>
       </w:r>
       <w:proofErr w:type="spellEnd"/>
       <w:r>
-        <w:t xml:space="preserve"> διπλασιάζεται και γίνεται προσπάθεια εισαγωγής των ήδη </w:t>
-      </w:r>
+        <w:t xml:space="preserve"> εγγραφών και της επιπλέον εγγραφής. Σε περίπτωση αποτυχίας εισαγωγής των εγγραφών κατά το rehashing γίνεται throw ένα exception και το πρόγραμμα τερματίζει.</w:t>
+      </w:r>
+    </w:p>
+    <w:p/>
+    <w:p>
+      <w:pPr>
+        <w:pStyle w:val="Heading2"/>
+        <w:rPr>
+          <w:rFonts w:ascii="Times New Roman" w:eastAsia="Times New Roman" w:hAnsi="Times New Roman" w:cs="Times New Roman"/>
+        </w:rPr>
+      </w:pPr>
+      <w:bookmarkStart w:id="16" w:name="_Toc124777004"/>
       <w:proofErr w:type="spellStart"/>
       <w:r>
-        <w:t>υπάρχοντων</w:t>
-      </w:r>
-      <w:proofErr w:type="spellEnd"/>
-      <w:r>
-        <w:t xml:space="preserve"> εγγραφών και της επιπλέον εγγραφής. Σε περίπτωση αποτυχίας εισαγωγής των εγγραφών κατά το rehashing γίνεται throw ένα exception και το πρόγραμμα τερματίζει.</w:t>
-      </w:r>
-    </w:p>
-    <w:p/>
-    <w:p>
-      <w:pPr>
-        <w:pStyle w:val="Heading2"/>
-        <w:rPr>
-          <w:rFonts w:ascii="Times New Roman" w:eastAsia="Times New Roman" w:hAnsi="Times New Roman" w:cs="Times New Roman"/>
-        </w:rPr>
-      </w:pPr>
-      <w:bookmarkStart w:id="16" w:name="_Toc124442867"/>
-      <w:proofErr w:type="spellStart"/>
-      <w:r>
         <w:rPr>
           <w:rFonts w:eastAsia="Times New Roman"/>
         </w:rPr>
+        <w:lastRenderedPageBreak/>
         <w:t>Neighbourhood</w:t>
       </w:r>
       <w:bookmarkEnd w:id="16"/>
@@ -4657,11 +4645,10 @@
     <w:p>
       <w:pPr>
         <w:rPr>
-          <w:rFonts w:ascii="Times New Roman" w:hAnsi="Times New Roman" w:cs="Times New Roman"/>
-        </w:rPr>
-      </w:pPr>
-      <w:r>
-        <w:lastRenderedPageBreak/>
+          <w:rFonts w:cs="Times New Roman"/>
+        </w:rPr>
+      </w:pPr>
+      <w:r>
         <w:t xml:space="preserve">Η κλάση </w:t>
       </w:r>
       <w:proofErr w:type="spellStart"/>
@@ -4670,38 +4657,86 @@
       </w:r>
       <w:proofErr w:type="spellEnd"/>
       <w:r>
-        <w:t xml:space="preserve"> είναι abstract (interface) γιατί θεωρήσαμε ότι το implementation μπορεί να </w:t>
+        <w:t xml:space="preserve"> είναι </w:t>
       </w:r>
       <w:proofErr w:type="spellStart"/>
       <w:r>
+        <w:t>abstract</w:t>
+      </w:r>
+      <w:proofErr w:type="spellEnd"/>
+      <w:r>
+        <w:t xml:space="preserve"> (</w:t>
+      </w:r>
+      <w:proofErr w:type="spellStart"/>
+      <w:r>
+        <w:t>interface</w:t>
+      </w:r>
+      <w:proofErr w:type="spellEnd"/>
+      <w:r>
+        <w:t xml:space="preserve">) γιατί θεωρήσαμε ότι το </w:t>
+      </w:r>
+      <w:proofErr w:type="spellStart"/>
+      <w:r>
+        <w:t>implementation</w:t>
+      </w:r>
+      <w:proofErr w:type="spellEnd"/>
+      <w:r>
+        <w:t xml:space="preserve"> μπορεί να </w:t>
+      </w:r>
+      <w:proofErr w:type="spellStart"/>
+      <w:r>
         <w:t>παραχαθεί</w:t>
       </w:r>
       <w:proofErr w:type="spellEnd"/>
       <w:r>
-        <w:t xml:space="preserve"> και από bitmap και από list ωστόσο στην τρέχουσα φάση έχει </w:t>
+        <w:t xml:space="preserve"> και από </w:t>
       </w:r>
       <w:proofErr w:type="spellStart"/>
       <w:r>
+        <w:t>bitmap</w:t>
+      </w:r>
+      <w:proofErr w:type="spellEnd"/>
+      <w:r>
+        <w:t xml:space="preserve"> και από list ωστόσο στην τρέχουσα φάση έχει </w:t>
+      </w:r>
+      <w:proofErr w:type="spellStart"/>
+      <w:r>
         <w:t>δημιουργηθέι</w:t>
       </w:r>
       <w:proofErr w:type="spellEnd"/>
       <w:r>
-        <w:t xml:space="preserve"> μόνο το list implementation (list_</w:t>
+        <w:t xml:space="preserve"> μόνο το </w:t>
       </w:r>
       <w:proofErr w:type="spellStart"/>
       <w:r>
-        <w:t>neighbourhood</w:t>
+        <w:t>list</w:t>
       </w:r>
       <w:proofErr w:type="spellEnd"/>
       <w:r>
-        <w:t>). Το list_</w:t>
+        <w:t xml:space="preserve"> </w:t>
       </w:r>
       <w:proofErr w:type="spellStart"/>
       <w:r>
-        <w:t>neighbourhood</w:t>
+        <w:t>implementation</w:t>
       </w:r>
       <w:proofErr w:type="spellEnd"/>
       <w:r>
+        <w:t xml:space="preserve"> (</w:t>
+      </w:r>
+      <w:proofErr w:type="spellStart"/>
+      <w:r>
+        <w:t>list_neighbourhood</w:t>
+      </w:r>
+      <w:proofErr w:type="spellEnd"/>
+      <w:r>
+        <w:t xml:space="preserve">). Το </w:t>
+      </w:r>
+      <w:proofErr w:type="spellStart"/>
+      <w:r>
+        <w:t>list_neighbourhood</w:t>
+      </w:r>
+      <w:proofErr w:type="spellEnd"/>
+      <w:r>
         <w:t xml:space="preserve"> για την ακρίβεια χρησιμοποιεί Queue implemented από λίστα, διότι εφόσον δεν ζητείται η υλοποίηση της ενέργειας remove, η ουρά φαίνεται να παρέχει την πιο γρήγορη μετακίνηση μιας ελεύθερης θέσης προς την γειτονιά που την χρειάζεται.</w:t>
       </w:r>
     </w:p>
@@ -4713,56 +4748,48 @@
           <w:rFonts w:eastAsia="Times New Roman"/>
         </w:rPr>
       </w:pPr>
-      <w:bookmarkStart w:id="17" w:name="_Toc124442868"/>
-      <w:proofErr w:type="spellStart"/>
+      <w:bookmarkStart w:id="17" w:name="_Toc124777005"/>
       <w:r>
         <w:rPr>
           <w:rFonts w:eastAsia="Times New Roman"/>
         </w:rPr>
-        <w:t>Άσκηση</w:t>
-      </w:r>
-      <w:proofErr w:type="spellEnd"/>
+        <w:t>Άσκηση 2</w:t>
+      </w:r>
+      <w:bookmarkEnd w:id="17"/>
+    </w:p>
+    <w:p/>
+    <w:p>
+      <w:pPr>
+        <w:rPr>
+          <w:rFonts w:cs="Times New Roman"/>
+        </w:rPr>
+      </w:pPr>
+      <w:r>
+        <w:t>Σκοπός του δεύτερου σκέλους της εργασίας είναι η απάντηση σύνθετων ερωτημάτων που περιλαμβάνουν τις ζεύξεις που υλοποιήθηκαν στο 1ο σκέλος, φίλτρα με σταθερά και αθροίσματα στηλών.</w:t>
+      </w:r>
+    </w:p>
+    <w:p/>
+    <w:p>
+      <w:pPr>
+        <w:pStyle w:val="Heading2"/>
+        <w:rPr>
+          <w:rFonts w:ascii="Times New Roman" w:eastAsia="Times New Roman" w:hAnsi="Times New Roman" w:cs="Times New Roman"/>
+        </w:rPr>
+      </w:pPr>
+      <w:bookmarkStart w:id="18" w:name="_Toc124777006"/>
       <w:r>
         <w:rPr>
           <w:rFonts w:eastAsia="Times New Roman"/>
         </w:rPr>
-        <w:t xml:space="preserve"> 2</w:t>
-      </w:r>
-      <w:bookmarkEnd w:id="17"/>
+        <w:t>Διαδικασία</w:t>
+      </w:r>
+      <w:bookmarkEnd w:id="18"/>
     </w:p>
     <w:p/>
     <w:p>
       <w:pPr>
         <w:rPr>
-          <w:rFonts w:ascii="Times New Roman" w:hAnsi="Times New Roman" w:cs="Times New Roman"/>
-        </w:rPr>
-      </w:pPr>
-      <w:r>
-        <w:t>Σκοπός του δεύτερου σκέλους της εργασίας είναι η απάντηση σύνθετων ερωτημάτων που περιλαμβάνουν τις ζεύξεις που υλοποιήθηκαν στο 1ο σκέλος, φίλτρα με σταθερά και αθροίσματα στηλών.</w:t>
-      </w:r>
-    </w:p>
-    <w:p/>
-    <w:p>
-      <w:pPr>
-        <w:pStyle w:val="Heading2"/>
-        <w:rPr>
-          <w:rFonts w:ascii="Times New Roman" w:eastAsia="Times New Roman" w:hAnsi="Times New Roman" w:cs="Times New Roman"/>
-        </w:rPr>
-      </w:pPr>
-      <w:bookmarkStart w:id="18" w:name="_Toc124442869"/>
-      <w:r>
-        <w:rPr>
-          <w:rFonts w:eastAsia="Times New Roman"/>
-        </w:rPr>
-        <w:t>Διαδικασία</w:t>
-      </w:r>
-      <w:bookmarkEnd w:id="18"/>
-    </w:p>
-    <w:p/>
-    <w:p>
-      <w:pPr>
-        <w:rPr>
-          <w:rFonts w:ascii="Times New Roman" w:hAnsi="Times New Roman" w:cs="Times New Roman"/>
+          <w:rFonts w:cs="Times New Roman"/>
         </w:rPr>
       </w:pPr>
       <w:r>
@@ -4842,7 +4869,7 @@
     <w:p>
       <w:pPr>
         <w:rPr>
-          <w:rFonts w:ascii="Times New Roman" w:hAnsi="Times New Roman" w:cs="Times New Roman"/>
+          <w:rFonts w:cs="Times New Roman"/>
         </w:rPr>
       </w:pPr>
       <w:r>
@@ -4904,7 +4931,7 @@
     <w:p>
       <w:pPr>
         <w:rPr>
-          <w:rFonts w:ascii="Times New Roman" w:hAnsi="Times New Roman" w:cs="Times New Roman"/>
+          <w:rFonts w:cs="Times New Roman"/>
         </w:rPr>
       </w:pPr>
       <w:r>
@@ -4912,6 +4939,7 @@
           <w:noProof/>
           <w:bdr w:val="none" w:sz="0" w:space="0" w:color="auto" w:frame="1"/>
         </w:rPr>
+        <w:lastRenderedPageBreak/>
         <w:drawing>
           <wp:inline distT="0" distB="0" distL="0" distR="0" wp14:anchorId="4C965998" wp14:editId="4D1F0CC8">
             <wp:extent cx="5943600" cy="1685925"/>
@@ -4964,9 +4992,160 @@
     </w:p>
     <w:p>
       <w:r>
+        <w:br/>
+      </w:r>
+    </w:p>
+    <w:p>
+      <w:pPr>
+        <w:pStyle w:val="Heading3"/>
+        <w:rPr>
+          <w:rFonts w:ascii="Times New Roman" w:eastAsia="Times New Roman" w:hAnsi="Times New Roman" w:cs="Times New Roman"/>
+        </w:rPr>
+      </w:pPr>
+      <w:bookmarkStart w:id="19" w:name="_Toc124777007"/>
+      <w:r>
+        <w:rPr>
+          <w:rFonts w:eastAsia="Times New Roman"/>
+        </w:rPr>
+        <w:t>Parsing</w:t>
+      </w:r>
+      <w:bookmarkEnd w:id="19"/>
+    </w:p>
+    <w:p/>
+    <w:p>
+      <w:pPr>
+        <w:rPr>
+          <w:rFonts w:cs="Times New Roman"/>
+        </w:rPr>
+      </w:pPr>
+      <w:r>
+        <w:t>Σε αυτή τη φάση για την ανάγνωση των πινάκων και των ερωτημάτων χρησιμοποιείται ο parser που μας δόθηκε από το διαγωνισμό SIGMOD, με τις κατάλληλες αλλαγές, ώστε να χρησιμοποιεί τις δικές μας δομές αντί για της STL. Στο τέλος έχουν δημιουργηθεί τα κατάλληλα relations (πίνακες) και έχουν περαστεί στη δομή Operation Manager που θα αναλάβει να εκτελέσει τα ερωτήματα.</w:t>
+      </w:r>
+    </w:p>
+    <w:p/>
+    <w:p>
+      <w:pPr>
+        <w:pStyle w:val="Heading3"/>
+        <w:rPr>
+          <w:rFonts w:ascii="Times New Roman" w:eastAsia="Times New Roman" w:hAnsi="Times New Roman" w:cs="Times New Roman"/>
+        </w:rPr>
+      </w:pPr>
+      <w:bookmarkStart w:id="20" w:name="_Toc124777008"/>
+      <w:r>
+        <w:rPr>
+          <w:rFonts w:eastAsia="Times New Roman"/>
+        </w:rPr>
+        <w:t>Filtering on constants</w:t>
+      </w:r>
+      <w:bookmarkEnd w:id="20"/>
+    </w:p>
+    <w:p/>
+    <w:p>
+      <w:pPr>
+        <w:rPr>
+          <w:rFonts w:cs="Times New Roman"/>
+        </w:rPr>
+      </w:pPr>
+      <w:r>
+        <w:t>O Operation Manager δημιουργεί τη δομή Result η οποία περιέχει όλα τα IDs των γραμμών εκείνων που είναι ακόμα έγκυρα σύμφωνα με τα φίλτρα που έχουν εφαρμοστεί από το ερώτημα. Για να γίνει καλύτερα κατανοητή η αρχιτεκτονική Result δείτε στο παράρτημα των δομών δεδομένων.</w:t>
+      </w:r>
+    </w:p>
+    <w:p>
+      <w:pPr>
+        <w:rPr>
+          <w:rFonts w:cs="Times New Roman"/>
+        </w:rPr>
+      </w:pPr>
+      <w:r>
+        <w:t xml:space="preserve">Για την ώρα χρησιμοποιείται μόνο το μέρος των Non-Joined relations. Σε κάθε relation αντιστοιχεί ένα vector με τα έγκυρα IDs. Τα vectors αυτά αντικαθίστανται με καινούργια καθώς εφαρμόζονται τα φίλτρα. Σε αυτή τη φάση χρησιμοποιείται η συνάρτηση </w:t>
+      </w:r>
+      <w:proofErr w:type="spellStart"/>
+      <w:r>
+        <w:t>FilterConstant</w:t>
+      </w:r>
+      <w:proofErr w:type="spellEnd"/>
+      <w:r>
+        <w:t>.</w:t>
+      </w:r>
+    </w:p>
+    <w:p/>
+    <w:p>
+      <w:pPr>
+        <w:pStyle w:val="Heading3"/>
+        <w:rPr>
+          <w:rFonts w:ascii="Times New Roman" w:eastAsia="Times New Roman" w:hAnsi="Times New Roman" w:cs="Times New Roman"/>
+        </w:rPr>
+      </w:pPr>
+      <w:bookmarkStart w:id="21" w:name="_Toc124777009"/>
+      <w:r>
+        <w:rPr>
+          <w:rFonts w:eastAsia="Times New Roman"/>
+        </w:rPr>
+        <w:t>Filtering on equal columns</w:t>
+      </w:r>
+      <w:bookmarkEnd w:id="21"/>
+    </w:p>
+    <w:p/>
+    <w:p>
+      <w:pPr>
+        <w:rPr>
+          <w:rFonts w:cs="Times New Roman"/>
+        </w:rPr>
+      </w:pPr>
+      <w:r>
+        <w:t xml:space="preserve">Όπως υποδείχθηκε, όταν γίνεται μία ζεύξη πάνω σε στήλες ίδιου πίνακα αρκεί να ελεγχθεί η ισότητα των τιμών στην ίδια γραμμή. Για αυτό χρησιμοποιείται η συνάρτηση </w:t>
+      </w:r>
+      <w:proofErr w:type="spellStart"/>
+      <w:r>
+        <w:t>FilterPredicate</w:t>
+      </w:r>
+      <w:proofErr w:type="spellEnd"/>
+      <w:r>
+        <w:t xml:space="preserve"> η οποία όπως στο προηγούμενο στάδιο επιστρέφει μόνο ένα vector με έγκυρα IDs. Τα αποτελέσματα και πάλι αποθηκεύονται στο τμήμα των non-joined relations.</w:t>
+      </w:r>
+    </w:p>
+    <w:p/>
+    <w:p>
+      <w:pPr>
+        <w:pStyle w:val="Heading3"/>
+        <w:rPr>
+          <w:rFonts w:ascii="Times New Roman" w:eastAsia="Times New Roman" w:hAnsi="Times New Roman" w:cs="Times New Roman"/>
+        </w:rPr>
+      </w:pPr>
+      <w:bookmarkStart w:id="22" w:name="_Toc124777010"/>
+      <w:r>
+        <w:rPr>
+          <w:rFonts w:eastAsia="Times New Roman"/>
+        </w:rPr>
+        <w:t>Joins</w:t>
+      </w:r>
+      <w:bookmarkEnd w:id="22"/>
+    </w:p>
+    <w:p/>
+    <w:p>
+      <w:pPr>
+        <w:rPr>
+          <w:rFonts w:cs="Times New Roman"/>
+        </w:rPr>
+      </w:pPr>
+      <w:r>
+        <w:t xml:space="preserve">Σε αυτό το στάδιο είναι που χρησιμοποιείται το τμήμα των joined relations. Αυτό περιέχει Vectors τα οποία είναι ίσου μεγέθους και παράλληλα. Για τη ζεύξη χρησιμοποιείται ένα wrapper </w:t>
+      </w:r>
+      <w:r>
         <w:lastRenderedPageBreak/>
+        <w:t>class του πρώτου σκέλους της εργασίας το οποίο φτιάχνει ένα joint που περιέχει τα IDs των γραμμών που ταιριάζουν μεταξύ τους σε μορφή ενός vector από tuples. Αυτά τα ζεύγη περνάνε στο Result το οποίο θέτει τα IDs στο joined τμήμα κατάλληλα, με σκοπό να υπάρχει συνέπεια στην αλυσίδα των διαδοχικών joins.</w:t>
+      </w:r>
+    </w:p>
+    <w:p>
+      <w:r>
         <w:br/>
       </w:r>
+      <w:r>
+        <w:br/>
+      </w:r>
+      <w:r>
+        <w:br/>
+      </w:r>
     </w:p>
     <w:p>
       <w:pPr>
@@ -4975,168 +5154,20 @@
           <w:rFonts w:ascii="Times New Roman" w:eastAsia="Times New Roman" w:hAnsi="Times New Roman" w:cs="Times New Roman"/>
         </w:rPr>
       </w:pPr>
-      <w:bookmarkStart w:id="19" w:name="_Toc124442870"/>
+      <w:bookmarkStart w:id="23" w:name="_Toc124777011"/>
       <w:r>
         <w:rPr>
           <w:rFonts w:eastAsia="Times New Roman"/>
         </w:rPr>
-        <w:t>Parsing</w:t>
-      </w:r>
-      <w:bookmarkEnd w:id="19"/>
+        <w:t>Summation</w:t>
+      </w:r>
+      <w:bookmarkEnd w:id="23"/>
     </w:p>
     <w:p/>
     <w:p>
       <w:pPr>
         <w:rPr>
-          <w:rFonts w:ascii="Times New Roman" w:hAnsi="Times New Roman" w:cs="Times New Roman"/>
-        </w:rPr>
-      </w:pPr>
-      <w:r>
-        <w:t>Σε αυτή τη φάση για την ανάγνωση των πινάκων και των ερωτημάτων χρησιμοποιείται ο parser που μας δόθηκε από το διαγωνισμό SIGMOD, με τις κατάλληλες αλλαγές, ώστε να χρησιμοποιεί τις δικές μας δομές αντί για της STL. Στο τέλος έχουν δημιουργηθεί τα κατάλληλα relations (πίνακες) και έχουν περαστεί στη δομή Operation Manager που θα αναλάβει να εκτελέσει τα ερωτήματα.</w:t>
-      </w:r>
-    </w:p>
-    <w:p/>
-    <w:p>
-      <w:pPr>
-        <w:pStyle w:val="Heading3"/>
-        <w:rPr>
-          <w:rFonts w:ascii="Times New Roman" w:eastAsia="Times New Roman" w:hAnsi="Times New Roman" w:cs="Times New Roman"/>
-        </w:rPr>
-      </w:pPr>
-      <w:bookmarkStart w:id="20" w:name="_Toc124442871"/>
-      <w:r>
-        <w:rPr>
-          <w:rFonts w:eastAsia="Times New Roman"/>
-        </w:rPr>
-        <w:t>Filtering on constants</w:t>
-      </w:r>
-      <w:bookmarkEnd w:id="20"/>
-    </w:p>
-    <w:p/>
-    <w:p>
-      <w:pPr>
-        <w:rPr>
-          <w:rFonts w:ascii="Times New Roman" w:hAnsi="Times New Roman" w:cs="Times New Roman"/>
-        </w:rPr>
-      </w:pPr>
-      <w:r>
-        <w:t>O Operation Manager δημιουργεί τη δομή Result η οποία περιέχει όλα τα IDs των γραμμών εκείνων που είναι ακόμα έγκυρα σύμφωνα με τα φίλτρα που έχουν εφαρμοστεί από το ερώτημα. Για να γίνει καλύτερα κατανοητή η αρχιτεκτονική Result δείτε στο παράρτημα των δομών δεδομένων.</w:t>
-      </w:r>
-    </w:p>
-    <w:p>
-      <w:pPr>
-        <w:rPr>
-          <w:rFonts w:ascii="Times New Roman" w:hAnsi="Times New Roman" w:cs="Times New Roman"/>
-        </w:rPr>
-      </w:pPr>
-      <w:r>
-        <w:t xml:space="preserve">Για την ώρα χρησιμοποιείται μόνο το μέρος των Non-Joined relations. Σε κάθε relation αντιστοιχεί ένα vector με τα έγκυρα IDs. Τα vectors αυτά αντικαθίστανται με καινούργια καθώς εφαρμόζονται τα φίλτρα. Σε αυτή τη φάση χρησιμοποιείται η συνάρτηση </w:t>
-      </w:r>
-      <w:proofErr w:type="spellStart"/>
-      <w:r>
-        <w:t>FilterConstant</w:t>
-      </w:r>
-      <w:proofErr w:type="spellEnd"/>
-      <w:r>
-        <w:t>.</w:t>
-      </w:r>
-    </w:p>
-    <w:p/>
-    <w:p>
-      <w:pPr>
-        <w:pStyle w:val="Heading3"/>
-        <w:rPr>
-          <w:rFonts w:ascii="Times New Roman" w:eastAsia="Times New Roman" w:hAnsi="Times New Roman" w:cs="Times New Roman"/>
-        </w:rPr>
-      </w:pPr>
-      <w:bookmarkStart w:id="21" w:name="_Toc124442872"/>
-      <w:r>
-        <w:rPr>
-          <w:rFonts w:eastAsia="Times New Roman"/>
-        </w:rPr>
-        <w:t>Filtering on equal columns</w:t>
-      </w:r>
-      <w:bookmarkEnd w:id="21"/>
-    </w:p>
-    <w:p/>
-    <w:p>
-      <w:pPr>
-        <w:rPr>
-          <w:rFonts w:ascii="Times New Roman" w:hAnsi="Times New Roman" w:cs="Times New Roman"/>
-        </w:rPr>
-      </w:pPr>
-      <w:r>
-        <w:t xml:space="preserve">Όπως υποδείχθηκε, όταν γίνεται μία ζεύξη πάνω σε στήλες ίδιου πίνακα αρκεί να ελεγχθεί η ισότητα των τιμών στην ίδια γραμμή. Για αυτό χρησιμοποιείται η συνάρτηση </w:t>
-      </w:r>
-      <w:proofErr w:type="spellStart"/>
-      <w:r>
-        <w:t>FilterPredicate</w:t>
-      </w:r>
-      <w:proofErr w:type="spellEnd"/>
-      <w:r>
-        <w:t xml:space="preserve"> η οποία όπως στο προηγούμενο στάδιο επιστρέφει μόνο ένα vector με έγκυρα IDs. Τα αποτελέσματα και πάλι αποθηκεύονται στο τμήμα των non-joined relations.</w:t>
-      </w:r>
-    </w:p>
-    <w:p/>
-    <w:p>
-      <w:pPr>
-        <w:pStyle w:val="Heading3"/>
-        <w:rPr>
-          <w:rFonts w:ascii="Times New Roman" w:eastAsia="Times New Roman" w:hAnsi="Times New Roman" w:cs="Times New Roman"/>
-        </w:rPr>
-      </w:pPr>
-      <w:bookmarkStart w:id="22" w:name="_Toc124442873"/>
-      <w:r>
-        <w:rPr>
-          <w:rFonts w:eastAsia="Times New Roman"/>
-        </w:rPr>
-        <w:t>Joins</w:t>
-      </w:r>
-      <w:bookmarkEnd w:id="22"/>
-    </w:p>
-    <w:p/>
-    <w:p>
-      <w:pPr>
-        <w:rPr>
-          <w:rFonts w:ascii="Times New Roman" w:hAnsi="Times New Roman" w:cs="Times New Roman"/>
-        </w:rPr>
-      </w:pPr>
-      <w:r>
-        <w:t>Σε αυτό το στάδιο είναι που χρησιμοποιείται το τμήμα των joined relations. Αυτό περιέχει Vectors τα οποία είναι ίσου μεγέθους και παράλληλα. Για τη ζεύξη χρησιμοποιείται ένα wrapper class του πρώτου σκέλους της εργασίας το οποίο φτιάχνει ένα joint που περιέχει τα IDs των γραμμών που ταιριάζουν μεταξύ τους σε μορφή ενός vector από tuples. Αυτά τα ζεύγη περνάνε στο Result το οποίο θέτει τα IDs στο joined τμήμα κατάλληλα, με σκοπό να υπάρχει συνέπεια στην αλυσίδα των διαδοχικών joins.</w:t>
-      </w:r>
-    </w:p>
-    <w:p>
-      <w:r>
-        <w:br/>
-      </w:r>
-      <w:r>
-        <w:br/>
-      </w:r>
-      <w:r>
-        <w:br/>
-      </w:r>
-    </w:p>
-    <w:p>
-      <w:pPr>
-        <w:pStyle w:val="Heading3"/>
-        <w:rPr>
-          <w:rFonts w:ascii="Times New Roman" w:eastAsia="Times New Roman" w:hAnsi="Times New Roman" w:cs="Times New Roman"/>
-        </w:rPr>
-      </w:pPr>
-      <w:bookmarkStart w:id="23" w:name="_Toc124442874"/>
-      <w:r>
-        <w:rPr>
-          <w:rFonts w:eastAsia="Times New Roman"/>
-        </w:rPr>
-        <w:t>Summation</w:t>
-      </w:r>
-      <w:bookmarkEnd w:id="23"/>
-    </w:p>
-    <w:p/>
-    <w:p>
-      <w:pPr>
-        <w:rPr>
-          <w:rFonts w:ascii="Times New Roman" w:hAnsi="Times New Roman" w:cs="Times New Roman"/>
+          <w:rFonts w:cs="Times New Roman"/>
         </w:rPr>
       </w:pPr>
       <w:r>
@@ -5145,7 +5176,6 @@
     </w:p>
     <w:p>
       <w:pPr>
-        <w:spacing w:after="160" w:line="276" w:lineRule="auto"/>
         <w:rPr>
           <w:rFonts w:asciiTheme="majorHAnsi" w:hAnsiTheme="majorHAnsi" w:cstheme="majorBidi"/>
           <w:color w:val="262626" w:themeColor="text1" w:themeTint="D9"/>
@@ -5164,7 +5194,7 @@
           <w:rFonts w:ascii="Times New Roman" w:eastAsia="Times New Roman" w:hAnsi="Times New Roman" w:cs="Times New Roman"/>
         </w:rPr>
       </w:pPr>
-      <w:bookmarkStart w:id="24" w:name="_Toc124442875"/>
+      <w:bookmarkStart w:id="24" w:name="_Toc124777012"/>
       <w:r>
         <w:rPr>
           <w:rFonts w:eastAsia="Times New Roman"/>
@@ -5184,7 +5214,7 @@
           <w:szCs w:val="24"/>
         </w:rPr>
       </w:pPr>
-      <w:bookmarkStart w:id="25" w:name="_Toc124442876"/>
+      <w:bookmarkStart w:id="25" w:name="_Toc124777013"/>
       <w:proofErr w:type="spellStart"/>
       <w:r>
         <w:rPr>
@@ -5203,7 +5233,7 @@
           <w:rFonts w:ascii="Times New Roman" w:eastAsia="Times New Roman" w:hAnsi="Times New Roman" w:cs="Times New Roman"/>
         </w:rPr>
       </w:pPr>
-      <w:bookmarkStart w:id="26" w:name="_Toc124442877"/>
+      <w:bookmarkStart w:id="26" w:name="_Toc124777014"/>
       <w:r>
         <w:rPr>
           <w:rFonts w:eastAsia="Times New Roman"/>
@@ -5215,7 +5245,7 @@
     <w:p>
       <w:pPr>
         <w:rPr>
-          <w:rFonts w:ascii="Times New Roman" w:hAnsi="Times New Roman" w:cs="Times New Roman"/>
+          <w:rFonts w:cs="Times New Roman"/>
         </w:rPr>
       </w:pPr>
       <w:r>
@@ -5230,7 +5260,7 @@
           <w:rFonts w:ascii="Times New Roman" w:eastAsia="Times New Roman" w:hAnsi="Times New Roman" w:cs="Times New Roman"/>
         </w:rPr>
       </w:pPr>
-      <w:bookmarkStart w:id="27" w:name="_Toc124442878"/>
+      <w:bookmarkStart w:id="27" w:name="_Toc124777015"/>
       <w:r>
         <w:rPr>
           <w:rFonts w:eastAsia="Times New Roman"/>
@@ -5247,11 +5277,8 @@
     <w:p>
       <w:pPr>
         <w:pStyle w:val="Heading3"/>
-        <w:rPr>
-          <w:rFonts w:eastAsia="Times New Roman"/>
-        </w:rPr>
-      </w:pPr>
-      <w:bookmarkStart w:id="28" w:name="_Toc124442879"/>
+      </w:pPr>
+      <w:bookmarkStart w:id="28" w:name="_Toc124777016"/>
       <w:proofErr w:type="spellStart"/>
       <w:r>
         <w:rPr>
@@ -5275,14 +5302,7 @@
       </w:r>
       <w:bookmarkEnd w:id="28"/>
       <w:proofErr w:type="spellEnd"/>
-      <w:r>
-        <w:rPr>
-          <w:rFonts w:eastAsia="Times New Roman"/>
-        </w:rPr>
-        <w:br/>
-      </w:r>
-    </w:p>
-    <w:p/>
+    </w:p>
     <w:p>
       <w:pPr>
         <w:pStyle w:val="Heading2"/>
@@ -5292,7 +5312,7 @@
           <w:szCs w:val="24"/>
         </w:rPr>
       </w:pPr>
-      <w:bookmarkStart w:id="29" w:name="_Toc124442880"/>
+      <w:bookmarkStart w:id="29" w:name="_Toc124777017"/>
       <w:r>
         <w:rPr>
           <w:rFonts w:eastAsia="Times New Roman"/>
@@ -5305,7 +5325,7 @@
     <w:p>
       <w:pPr>
         <w:rPr>
-          <w:rFonts w:ascii="Times New Roman" w:hAnsi="Times New Roman" w:cs="Times New Roman"/>
+          <w:rFonts w:cs="Times New Roman"/>
         </w:rPr>
       </w:pPr>
       <w:r>
@@ -5368,7 +5388,7 @@
     <w:p>
       <w:pPr>
         <w:rPr>
-          <w:rFonts w:ascii="Times New Roman" w:hAnsi="Times New Roman" w:cs="Times New Roman"/>
+          <w:rFonts w:cs="Times New Roman"/>
         </w:rPr>
       </w:pPr>
       <w:r>
@@ -5391,10 +5411,18 @@
         <w:t xml:space="preserve"> </w:t>
       </w:r>
       <w:r>
-        <w:t xml:space="preserve">η οποία εκτός από ένα Vector με </w:t>
+        <w:t xml:space="preserve">η οποία εκτός από ένα </w:t>
       </w:r>
       <w:proofErr w:type="spellStart"/>
       <w:r>
+        <w:t>Vector</w:t>
+      </w:r>
+      <w:proofErr w:type="spellEnd"/>
+      <w:r>
+        <w:t xml:space="preserve"> με </w:t>
+      </w:r>
+      <w:proofErr w:type="spellStart"/>
+      <w:r>
         <w:t>ColumnStatistics</w:t>
       </w:r>
       <w:proofErr w:type="spellEnd"/>
@@ -5406,7 +5434,7 @@
     <w:p>
       <w:pPr>
         <w:rPr>
-          <w:rFonts w:ascii="Times New Roman" w:hAnsi="Times New Roman" w:cs="Times New Roman"/>
+          <w:rFonts w:cs="Times New Roman"/>
         </w:rPr>
       </w:pPr>
       <w:r>
@@ -5468,20 +5496,17 @@
       </w:r>
       <w:proofErr w:type="spellEnd"/>
       <w:r>
-        <w:t xml:space="preserve"> αλλάζοντας τα στατιστικά για κάθε στήλη σύμφωνα με τις </w:t>
-      </w:r>
-      <w:r>
-        <w:t>οδηγίες</w:t>
-      </w:r>
-      <w:r>
-        <w:t xml:space="preserve"> της εκφώνησης.</w:t>
+        <w:t xml:space="preserve"> αλλάζοντας τα στατιστικά για κάθε στήλη σύμφωνα με τις οδηγίες της εκφώνησης.</w:t>
+      </w:r>
+      <w:r>
+        <w:t xml:space="preserve"> Για κάθε υποσύνολο των σχέσεων λαμβάνονται υπόψιν όλες οι ζεύξεις που δημιουργούν το συγκεκριμένο αποτέλεσμα. Για παράδειγμα αν ένα αποτέλεσμα προκύπτει μετά από πολλές ζεύξεις ανάμεσα σε στήλες δύο πινάκων, θα επιλεχθεί ο πιο αποτελεσματικός τρόπος να γίνουν αυτές οι ζεύξεις.</w:t>
       </w:r>
     </w:p>
     <w:p/>
     <w:p>
       <w:pPr>
         <w:rPr>
-          <w:rFonts w:ascii="Times New Roman" w:hAnsi="Times New Roman" w:cs="Times New Roman"/>
+          <w:rFonts w:cs="Times New Roman"/>
         </w:rPr>
       </w:pPr>
       <w:r>
@@ -5504,7 +5529,17 @@
         <w:t xml:space="preserve"> </w:t>
       </w:r>
       <w:r>
-        <w:t>είναι υπεύθυνη για να κρατάει την καλύτερη σειρά για να γίνει η ζεύξη με κάποιες δεδομένες σχέσεις. Υλοποιεί ένα είδος Hash Table το οποίο κατακερματίζει ένα Vector με id σχέσεων και αποθηκεύει στην αντίστοιχη θέση την καλύτερη στοίχιση τους. Η σειρά των ids κατά τον κατακερματισμό δεν έχει σημασία.</w:t>
+        <w:t xml:space="preserve">είναι υπεύθυνη για να κρατάει την καλύτερη σειρά για να γίνει η ζεύξη με κάποιες δεδομένες σχέσεις. Υλοποιεί ένα είδος Hash Table το οποίο κατακερματίζει ένα Vector </w:t>
+      </w:r>
+      <w:r>
+        <w:lastRenderedPageBreak/>
+        <w:t xml:space="preserve">με id σχέσεων και αποθηκεύει στην αντίστοιχη θέση την καλύτερη στοίχιση </w:t>
+      </w:r>
+      <w:r>
+        <w:t>των ερωτημάτων ζεύξης</w:t>
+      </w:r>
+      <w:r>
+        <w:t>. Η σειρά των ids κατά τον κατακερματισμό δεν έχει σημασία.</w:t>
       </w:r>
     </w:p>
     <w:p>
@@ -5517,7 +5552,6 @@
           <w:sz w:val="24"/>
           <w:szCs w:val="24"/>
         </w:rPr>
-        <w:lastRenderedPageBreak/>
         <w:br/>
       </w:r>
       <w:r>
@@ -5528,7 +5562,7 @@
         </w:rPr>
         <w:br/>
       </w:r>
-      <w:bookmarkStart w:id="30" w:name="_Toc124442881"/>
+      <w:bookmarkStart w:id="30" w:name="_Toc124777018"/>
       <w:r>
         <w:t>Ρυθμίσεις</w:t>
       </w:r>
@@ -5539,7 +5573,7 @@
       <w:pPr>
         <w:pStyle w:val="Heading1"/>
       </w:pPr>
-      <w:bookmarkStart w:id="31" w:name="_Toc124442882"/>
+      <w:bookmarkStart w:id="31" w:name="_Toc124777019"/>
       <w:r>
         <w:t>Μετρήσεις</w:t>
       </w:r>
@@ -6944,13 +6978,14 @@
   <w:style w:type="paragraph" w:default="1" w:styleId="Normal">
     <w:name w:val="Normal"/>
     <w:qFormat/>
-    <w:rsid w:val="000D2134"/>
+    <w:rsid w:val="005E7F3A"/>
     <w:pPr>
       <w:spacing w:after="0" w:line="240" w:lineRule="auto"/>
     </w:pPr>
     <w:rPr>
-      <w:rFonts w:ascii="Arial" w:eastAsia="Times New Roman" w:hAnsi="Arial" w:cs="Arial"/>
+      <w:rFonts w:ascii="Times New Roman" w:eastAsia="Times New Roman" w:hAnsi="Times New Roman" w:cs="Arial"/>
       <w:color w:val="333333"/>
+      <w:sz w:val="24"/>
       <w:shd w:val="clear" w:color="auto" w:fill="FFFFFF"/>
       <w:lang w:val="el-GR"/>
     </w:rPr>
@@ -7069,7 +7104,6 @@
     <w:rPr>
       <w:rFonts w:asciiTheme="majorHAnsi" w:eastAsiaTheme="majorEastAsia" w:hAnsiTheme="majorHAnsi" w:cstheme="majorBidi"/>
       <w:color w:val="1C6194" w:themeColor="accent2" w:themeShade="BF"/>
-      <w:sz w:val="24"/>
       <w:szCs w:val="24"/>
     </w:rPr>
   </w:style>
@@ -7094,7 +7128,6 @@
       <w:i/>
       <w:iCs/>
       <w:color w:val="134163" w:themeColor="accent2" w:themeShade="80"/>
-      <w:sz w:val="24"/>
       <w:szCs w:val="24"/>
     </w:rPr>
   </w:style>
@@ -7209,8 +7242,7 @@
       <w:spacing w:before="100" w:beforeAutospacing="1" w:after="100" w:afterAutospacing="1"/>
     </w:pPr>
     <w:rPr>
-      <w:rFonts w:ascii="Times New Roman" w:hAnsi="Times New Roman" w:cs="Times New Roman"/>
-      <w:sz w:val="24"/>
+      <w:rFonts w:cs="Times New Roman"/>
       <w:szCs w:val="24"/>
     </w:rPr>
   </w:style>
@@ -7558,7 +7590,6 @@
     <w:rPr>
       <w:rFonts w:asciiTheme="majorHAnsi" w:eastAsiaTheme="majorEastAsia" w:hAnsiTheme="majorHAnsi" w:cstheme="majorBidi"/>
       <w:color w:val="000000" w:themeColor="text1"/>
-      <w:sz w:val="24"/>
       <w:szCs w:val="24"/>
     </w:rPr>
   </w:style>
@@ -7593,7 +7624,6 @@
     </w:pPr>
     <w:rPr>
       <w:rFonts w:asciiTheme="majorHAnsi" w:eastAsiaTheme="majorEastAsia" w:hAnsiTheme="majorHAnsi" w:cstheme="majorBidi"/>
-      <w:sz w:val="24"/>
       <w:szCs w:val="24"/>
     </w:rPr>
   </w:style>

--- a/K23α.docx
+++ b/K23α.docx
@@ -1,6 +1,6 @@
 
 <file path=word/document.xml><?xml version="1.0" encoding="utf-8"?>
-<w:document xmlns:o="urn:schemas-microsoft-com:office:office" xmlns:r="http://schemas.openxmlformats.org/officeDocument/2006/relationships" xmlns:v="urn:schemas-microsoft-com:vml" xmlns:w="http://schemas.openxmlformats.org/wordprocessingml/2006/main" xmlns:w10="urn:schemas-microsoft-com:office:word" xmlns:wp="http://schemas.openxmlformats.org/drawingml/2006/wordprocessingDrawing" xmlns:wps="http://schemas.microsoft.com/office/word/2010/wordprocessingShape" xmlns:wpg="http://schemas.microsoft.com/office/word/2010/wordprocessingGroup" xmlns:mc="http://schemas.openxmlformats.org/markup-compatibility/2006" xmlns:wp14="http://schemas.microsoft.com/office/word/2010/wordprocessingDrawing" xmlns:w14="http://schemas.microsoft.com/office/word/2010/wordml" xmlns:w15="http://schemas.microsoft.com/office/word/2012/wordml" mc:Ignorable="w14 wp14 w15">
+<w:document xmlns:o="urn:schemas-microsoft-com:office:office" xmlns:r="http://schemas.openxmlformats.org/officeDocument/2006/relationships" xmlns:v="urn:schemas-microsoft-com:vml" xmlns:w="http://schemas.openxmlformats.org/wordprocessingml/2006/main" xmlns:w10="urn:schemas-microsoft-com:office:word" xmlns:wp="http://schemas.openxmlformats.org/drawingml/2006/wordprocessingDrawing" xmlns:wps="http://schemas.microsoft.com/office/word/2010/wordprocessingShape" xmlns:wpg="http://schemas.microsoft.com/office/word/2010/wordprocessingGroup" xmlns:mc="http://schemas.openxmlformats.org/markup-compatibility/2006" xmlns:wp14="http://schemas.microsoft.com/office/word/2010/wordprocessingDrawing" xmlns:w14="http://schemas.microsoft.com/office/word/2010/wordml" mc:Ignorable="w14 wp14">
   <w:body>
     <w:p>
       <w:pPr>
@@ -130,8 +130,8 @@
       </w:pPr>
       <w:r>
         <w:rPr>
-          <w:rFonts w:eastAsia="" w:cs="" w:cstheme="majorBidi" w:eastAsiaTheme="majorEastAsia" w:ascii="Cambria" w:hAnsi="Cambria"/>
-          <w:color w:val="262626" w:themeColor="text1" w:themeTint="d9"/>
+          <w:rFonts w:eastAsia="" w:cs="" w:ascii="Cambria" w:hAnsi="Cambria"/>
+          <w:color w:val="262626"/>
           <w:sz w:val="40"/>
           <w:szCs w:val="40"/>
         </w:rPr>
@@ -147,7 +147,7 @@
       <w:sdtContent>
         <w:p>
           <w:pPr>
-            <w:pStyle w:val="ContentsHeading"/>
+            <w:pStyle w:val="TOCHeading"/>
             <w:rPr/>
           </w:pPr>
           <w:r>
@@ -170,7 +170,6 @@
               <w:color w:val="auto"/>
               <w:sz w:val="22"/>
               <w:szCs w:val="22"/>
-              <w:shd w:fill="auto" w:val="clear"/>
               <w:lang w:val="en-US"/>
             </w:rPr>
           </w:pPr>
@@ -181,13 +180,15 @@
             <w:rPr>
               <w:webHidden/>
               <w:rStyle w:val="IndexLink"/>
+              <w:vanish w:val="false"/>
             </w:rPr>
-            <w:instrText xml:space="preserve"> TOC \z \o "1-3" \u \h</w:instrText>
+            <w:instrText> TOC \z \o "1-3" \u \h</w:instrText>
           </w:r>
           <w:r>
             <w:rPr>
               <w:webHidden/>
               <w:rStyle w:val="IndexLink"/>
+              <w:vanish w:val="false"/>
             </w:rPr>
             <w:fldChar w:fldCharType="separate"/>
           </w:r>
@@ -195,13 +196,6 @@
             <w:r>
               <w:rPr>
                 <w:webHidden/>
-                <w:rStyle w:val="IndexLink"/>
-              </w:rPr>
-              <w:t>Συντελεστές</w:t>
-            </w:r>
-            <w:r>
-              <w:rPr>
-                <w:webHidden/>
               </w:rPr>
               <w:fldChar w:fldCharType="begin"/>
             </w:r>
@@ -209,7 +203,7 @@
               <w:rPr>
                 <w:webHidden/>
               </w:rPr>
-              <w:instrText xml:space="preserve">PAGEREF _Toc124776988 \h</w:instrText>
+              <w:instrText>PAGEREF _Toc124776988 \h</w:instrText>
             </w:r>
             <w:r>
               <w:rPr>
@@ -219,9 +213,11 @@
             </w:r>
             <w:r>
               <w:rPr>
+                <w:webHidden/>
                 <w:rStyle w:val="IndexLink"/>
                 <w:vanish w:val="false"/>
               </w:rPr>
+              <w:t>Συντελεστές</w:t>
               <w:tab/>
               <w:t>1</w:t>
             </w:r>
@@ -244,7 +240,6 @@
               <w:color w:val="auto"/>
               <w:sz w:val="22"/>
               <w:szCs w:val="22"/>
-              <w:shd w:fill="auto" w:val="clear"/>
               <w:lang w:val="en-US"/>
             </w:rPr>
           </w:pPr>
@@ -252,13 +247,6 @@
             <w:r>
               <w:rPr>
                 <w:webHidden/>
-                <w:rStyle w:val="IndexLink"/>
-              </w:rPr>
-              <w:t>Περιγραφή</w:t>
-            </w:r>
-            <w:r>
-              <w:rPr>
-                <w:webHidden/>
               </w:rPr>
               <w:fldChar w:fldCharType="begin"/>
             </w:r>
@@ -266,7 +254,7 @@
               <w:rPr>
                 <w:webHidden/>
               </w:rPr>
-              <w:instrText xml:space="preserve">PAGEREF _Toc124776989 \h</w:instrText>
+              <w:instrText>PAGEREF _Toc124776989 \h</w:instrText>
             </w:r>
             <w:r>
               <w:rPr>
@@ -276,9 +264,11 @@
             </w:r>
             <w:r>
               <w:rPr>
+                <w:webHidden/>
                 <w:rStyle w:val="IndexLink"/>
                 <w:vanish w:val="false"/>
               </w:rPr>
+              <w:t>Περιγραφή</w:t>
               <w:tab/>
               <w:t>3</w:t>
             </w:r>
@@ -301,7 +291,6 @@
               <w:color w:val="auto"/>
               <w:sz w:val="22"/>
               <w:szCs w:val="22"/>
-              <w:shd w:fill="auto" w:val="clear"/>
               <w:lang w:val="en-US"/>
             </w:rPr>
           </w:pPr>
@@ -309,13 +298,6 @@
             <w:r>
               <w:rPr>
                 <w:webHidden/>
-                <w:rStyle w:val="IndexLink"/>
-              </w:rPr>
-              <w:t>Δομές Δεδομένων:</w:t>
-            </w:r>
-            <w:r>
-              <w:rPr>
-                <w:webHidden/>
               </w:rPr>
               <w:fldChar w:fldCharType="begin"/>
             </w:r>
@@ -323,7 +305,7 @@
               <w:rPr>
                 <w:webHidden/>
               </w:rPr>
-              <w:instrText xml:space="preserve">PAGEREF _Toc124776990 \h</w:instrText>
+              <w:instrText>PAGEREF _Toc124776990 \h</w:instrText>
             </w:r>
             <w:r>
               <w:rPr>
@@ -333,9 +315,11 @@
             </w:r>
             <w:r>
               <w:rPr>
+                <w:webHidden/>
                 <w:rStyle w:val="IndexLink"/>
                 <w:vanish w:val="false"/>
               </w:rPr>
+              <w:t>Δομές Δεδομένων:</w:t>
               <w:tab/>
               <w:t>4</w:t>
             </w:r>
@@ -351,7 +335,7 @@
           <w:pPr>
             <w:pStyle w:val="Contents2"/>
             <w:tabs>
-              <w:tab w:val="clear" w:pos="720"/>
+              <w:tab w:val="clear" w:pos="240"/>
               <w:tab w:val="right" w:pos="9350" w:leader="dot"/>
             </w:tabs>
             <w:rPr>
@@ -359,7 +343,6 @@
               <w:color w:val="auto"/>
               <w:sz w:val="22"/>
               <w:szCs w:val="22"/>
-              <w:shd w:fill="auto" w:val="clear"/>
               <w:lang w:val="en-US"/>
             </w:rPr>
           </w:pPr>
@@ -369,6 +352,7 @@
                 <w:webHidden/>
                 <w:rStyle w:val="IndexLink"/>
                 <w:rFonts w:eastAsia="Times New Roman"/>
+                <w:vanish w:val="false"/>
               </w:rPr>
               <w:t>Templates</w:t>
             </w:r>
@@ -382,7 +366,7 @@
               <w:rPr>
                 <w:webHidden/>
               </w:rPr>
-              <w:instrText xml:space="preserve">PAGEREF _Toc124776991 \h</w:instrText>
+              <w:instrText>PAGEREF _Toc124776991 \h</w:instrText>
             </w:r>
             <w:r>
               <w:rPr>
@@ -410,7 +394,7 @@
           <w:pPr>
             <w:pStyle w:val="Contents3"/>
             <w:tabs>
-              <w:tab w:val="clear" w:pos="720"/>
+              <w:tab w:val="clear" w:pos="240"/>
               <w:tab w:val="right" w:pos="9350" w:leader="dot"/>
             </w:tabs>
             <w:rPr>
@@ -418,7 +402,6 @@
               <w:color w:val="auto"/>
               <w:sz w:val="22"/>
               <w:szCs w:val="22"/>
-              <w:shd w:fill="auto" w:val="clear"/>
               <w:lang w:val="en-US"/>
             </w:rPr>
           </w:pPr>
@@ -428,6 +411,7 @@
                 <w:webHidden/>
                 <w:rStyle w:val="IndexLink"/>
                 <w:rFonts w:eastAsia="Times New Roman"/>
+                <w:vanish w:val="false"/>
               </w:rPr>
               <w:t>List</w:t>
             </w:r>
@@ -441,7 +425,7 @@
               <w:rPr>
                 <w:webHidden/>
               </w:rPr>
-              <w:instrText xml:space="preserve">PAGEREF _Toc124776992 \h</w:instrText>
+              <w:instrText>PAGEREF _Toc124776992 \h</w:instrText>
             </w:r>
             <w:r>
               <w:rPr>
@@ -469,7 +453,7 @@
           <w:pPr>
             <w:pStyle w:val="Contents3"/>
             <w:tabs>
-              <w:tab w:val="clear" w:pos="720"/>
+              <w:tab w:val="clear" w:pos="240"/>
               <w:tab w:val="right" w:pos="9350" w:leader="dot"/>
             </w:tabs>
             <w:rPr>
@@ -477,7 +461,6 @@
               <w:color w:val="auto"/>
               <w:sz w:val="22"/>
               <w:szCs w:val="22"/>
-              <w:shd w:fill="auto" w:val="clear"/>
               <w:lang w:val="en-US"/>
             </w:rPr>
           </w:pPr>
@@ -487,6 +470,7 @@
                 <w:webHidden/>
                 <w:rStyle w:val="IndexLink"/>
                 <w:rFonts w:eastAsia="Times New Roman"/>
+                <w:vanish w:val="false"/>
               </w:rPr>
               <w:t>Queue</w:t>
             </w:r>
@@ -500,7 +484,7 @@
               <w:rPr>
                 <w:webHidden/>
               </w:rPr>
-              <w:instrText xml:space="preserve">PAGEREF _Toc124776993 \h</w:instrText>
+              <w:instrText>PAGEREF _Toc124776993 \h</w:instrText>
             </w:r>
             <w:r>
               <w:rPr>
@@ -528,7 +512,7 @@
           <w:pPr>
             <w:pStyle w:val="Contents3"/>
             <w:tabs>
-              <w:tab w:val="clear" w:pos="720"/>
+              <w:tab w:val="clear" w:pos="240"/>
               <w:tab w:val="right" w:pos="9350" w:leader="dot"/>
             </w:tabs>
             <w:rPr>
@@ -536,7 +520,6 @@
               <w:color w:val="auto"/>
               <w:sz w:val="22"/>
               <w:szCs w:val="22"/>
-              <w:shd w:fill="auto" w:val="clear"/>
               <w:lang w:val="en-US"/>
             </w:rPr>
           </w:pPr>
@@ -546,6 +529,7 @@
                 <w:webHidden/>
                 <w:rStyle w:val="IndexLink"/>
                 <w:rFonts w:eastAsia="Times New Roman"/>
+                <w:vanish w:val="false"/>
               </w:rPr>
               <w:t>Vector</w:t>
             </w:r>
@@ -559,7 +543,7 @@
               <w:rPr>
                 <w:webHidden/>
               </w:rPr>
-              <w:instrText xml:space="preserve">PAGEREF _Toc124776994 \h</w:instrText>
+              <w:instrText>PAGEREF _Toc124776994 \h</w:instrText>
             </w:r>
             <w:r>
               <w:rPr>
@@ -587,7 +571,7 @@
           <w:pPr>
             <w:pStyle w:val="Contents2"/>
             <w:tabs>
-              <w:tab w:val="clear" w:pos="720"/>
+              <w:tab w:val="clear" w:pos="240"/>
               <w:tab w:val="right" w:pos="9350" w:leader="dot"/>
             </w:tabs>
             <w:rPr>
@@ -595,7 +579,6 @@
               <w:color w:val="auto"/>
               <w:sz w:val="22"/>
               <w:szCs w:val="22"/>
-              <w:shd w:fill="auto" w:val="clear"/>
               <w:lang w:val="en-US"/>
             </w:rPr>
           </w:pPr>
@@ -605,6 +588,7 @@
                 <w:webHidden/>
                 <w:rStyle w:val="IndexLink"/>
                 <w:rFonts w:eastAsia="Times New Roman"/>
+                <w:vanish w:val="false"/>
               </w:rPr>
               <w:t>Εξειδικευμένες δομές:</w:t>
             </w:r>
@@ -618,7 +602,7 @@
               <w:rPr>
                 <w:webHidden/>
               </w:rPr>
-              <w:instrText xml:space="preserve">PAGEREF _Toc124776995 \h</w:instrText>
+              <w:instrText>PAGEREF _Toc124776995 \h</w:instrText>
             </w:r>
             <w:r>
               <w:rPr>
@@ -646,7 +630,7 @@
           <w:pPr>
             <w:pStyle w:val="Contents3"/>
             <w:tabs>
-              <w:tab w:val="clear" w:pos="720"/>
+              <w:tab w:val="clear" w:pos="240"/>
               <w:tab w:val="right" w:pos="9350" w:leader="dot"/>
             </w:tabs>
             <w:rPr>
@@ -654,7 +638,6 @@
               <w:color w:val="auto"/>
               <w:sz w:val="22"/>
               <w:szCs w:val="22"/>
-              <w:shd w:fill="auto" w:val="clear"/>
               <w:lang w:val="en-US"/>
             </w:rPr>
           </w:pPr>
@@ -664,6 +647,7 @@
                 <w:webHidden/>
                 <w:rStyle w:val="IndexLink"/>
                 <w:rFonts w:eastAsia="Times New Roman"/>
+                <w:vanish w:val="false"/>
               </w:rPr>
               <w:t>Tuple</w:t>
             </w:r>
@@ -677,7 +661,7 @@
               <w:rPr>
                 <w:webHidden/>
               </w:rPr>
-              <w:instrText xml:space="preserve">PAGEREF _Toc124776996 \h</w:instrText>
+              <w:instrText>PAGEREF _Toc124776996 \h</w:instrText>
             </w:r>
             <w:r>
               <w:rPr>
@@ -705,7 +689,7 @@
           <w:pPr>
             <w:pStyle w:val="Contents3"/>
             <w:tabs>
-              <w:tab w:val="clear" w:pos="720"/>
+              <w:tab w:val="clear" w:pos="240"/>
               <w:tab w:val="right" w:pos="9350" w:leader="dot"/>
             </w:tabs>
             <w:rPr>
@@ -713,7 +697,6 @@
               <w:color w:val="auto"/>
               <w:sz w:val="22"/>
               <w:szCs w:val="22"/>
-              <w:shd w:fill="auto" w:val="clear"/>
               <w:lang w:val="en-US"/>
             </w:rPr>
           </w:pPr>
@@ -723,6 +706,7 @@
                 <w:webHidden/>
                 <w:rStyle w:val="IndexLink"/>
                 <w:rFonts w:eastAsia="Times New Roman"/>
+                <w:vanish w:val="false"/>
               </w:rPr>
               <w:t>Relation</w:t>
             </w:r>
@@ -736,7 +720,7 @@
               <w:rPr>
                 <w:webHidden/>
               </w:rPr>
-              <w:instrText xml:space="preserve">PAGEREF _Toc124776997 \h</w:instrText>
+              <w:instrText>PAGEREF _Toc124776997 \h</w:instrText>
             </w:r>
             <w:r>
               <w:rPr>
@@ -764,7 +748,7 @@
           <w:pPr>
             <w:pStyle w:val="Contents3"/>
             <w:tabs>
-              <w:tab w:val="clear" w:pos="720"/>
+              <w:tab w:val="clear" w:pos="240"/>
               <w:tab w:val="right" w:pos="9350" w:leader="dot"/>
             </w:tabs>
             <w:rPr>
@@ -772,7 +756,6 @@
               <w:color w:val="auto"/>
               <w:sz w:val="22"/>
               <w:szCs w:val="22"/>
-              <w:shd w:fill="auto" w:val="clear"/>
               <w:lang w:val="en-US"/>
             </w:rPr>
           </w:pPr>
@@ -782,6 +765,7 @@
                 <w:webHidden/>
                 <w:rStyle w:val="IndexLink"/>
                 <w:rFonts w:eastAsia="Times New Roman"/>
+                <w:vanish w:val="false"/>
               </w:rPr>
               <w:t>Column</w:t>
             </w:r>
@@ -795,7 +779,7 @@
               <w:rPr>
                 <w:webHidden/>
               </w:rPr>
-              <w:instrText xml:space="preserve">PAGEREF _Toc124776998 \h</w:instrText>
+              <w:instrText>PAGEREF _Toc124776998 \h</w:instrText>
             </w:r>
             <w:r>
               <w:rPr>
@@ -823,7 +807,7 @@
           <w:pPr>
             <w:pStyle w:val="Contents3"/>
             <w:tabs>
-              <w:tab w:val="clear" w:pos="720"/>
+              <w:tab w:val="clear" w:pos="240"/>
               <w:tab w:val="right" w:pos="9350" w:leader="dot"/>
             </w:tabs>
             <w:rPr>
@@ -831,7 +815,6 @@
               <w:color w:val="auto"/>
               <w:sz w:val="22"/>
               <w:szCs w:val="22"/>
-              <w:shd w:fill="auto" w:val="clear"/>
               <w:lang w:val="en-US"/>
             </w:rPr>
           </w:pPr>
@@ -841,6 +824,7 @@
                 <w:webHidden/>
                 <w:rStyle w:val="IndexLink"/>
                 <w:rFonts w:eastAsia="Times New Roman"/>
+                <w:vanish w:val="false"/>
               </w:rPr>
               <w:t>Histogram</w:t>
             </w:r>
@@ -854,7 +838,7 @@
               <w:rPr>
                 <w:webHidden/>
               </w:rPr>
-              <w:instrText xml:space="preserve">PAGEREF _Toc124776999 \h</w:instrText>
+              <w:instrText>PAGEREF _Toc124776999 \h</w:instrText>
             </w:r>
             <w:r>
               <w:rPr>
@@ -882,7 +866,7 @@
           <w:pPr>
             <w:pStyle w:val="Contents3"/>
             <w:tabs>
-              <w:tab w:val="clear" w:pos="720"/>
+              <w:tab w:val="clear" w:pos="240"/>
               <w:tab w:val="right" w:pos="9350" w:leader="dot"/>
             </w:tabs>
             <w:rPr>
@@ -890,7 +874,6 @@
               <w:color w:val="auto"/>
               <w:sz w:val="22"/>
               <w:szCs w:val="22"/>
-              <w:shd w:fill="auto" w:val="clear"/>
               <w:lang w:val="en-US"/>
             </w:rPr>
           </w:pPr>
@@ -900,6 +883,7 @@
                 <w:webHidden/>
                 <w:rStyle w:val="IndexLink"/>
                 <w:rFonts w:eastAsia="Times New Roman"/>
+                <w:vanish w:val="false"/>
               </w:rPr>
               <w:t>Result</w:t>
             </w:r>
@@ -913,7 +897,7 @@
               <w:rPr>
                 <w:webHidden/>
               </w:rPr>
-              <w:instrText xml:space="preserve">PAGEREF _Toc124777000 \h</w:instrText>
+              <w:instrText>PAGEREF _Toc124777000 \h</w:instrText>
             </w:r>
             <w:r>
               <w:rPr>
@@ -948,7 +932,6 @@
               <w:color w:val="auto"/>
               <w:sz w:val="22"/>
               <w:szCs w:val="22"/>
-              <w:shd w:fill="auto" w:val="clear"/>
               <w:lang w:val="en-US"/>
             </w:rPr>
           </w:pPr>
@@ -956,13 +939,6 @@
             <w:r>
               <w:rPr>
                 <w:webHidden/>
-                <w:rStyle w:val="IndexLink"/>
-              </w:rPr>
-              <w:t>Άσκηση 1</w:t>
-            </w:r>
-            <w:r>
-              <w:rPr>
-                <w:webHidden/>
               </w:rPr>
               <w:fldChar w:fldCharType="begin"/>
             </w:r>
@@ -970,7 +946,7 @@
               <w:rPr>
                 <w:webHidden/>
               </w:rPr>
-              <w:instrText xml:space="preserve">PAGEREF _Toc124777001 \h</w:instrText>
+              <w:instrText>PAGEREF _Toc124777001 \h</w:instrText>
             </w:r>
             <w:r>
               <w:rPr>
@@ -980,9 +956,11 @@
             </w:r>
             <w:r>
               <w:rPr>
+                <w:webHidden/>
                 <w:rStyle w:val="IndexLink"/>
                 <w:vanish w:val="false"/>
               </w:rPr>
+              <w:t>Άσκηση 1</w:t>
               <w:tab/>
               <w:t>6</w:t>
             </w:r>
@@ -998,7 +976,7 @@
           <w:pPr>
             <w:pStyle w:val="Contents2"/>
             <w:tabs>
-              <w:tab w:val="clear" w:pos="720"/>
+              <w:tab w:val="clear" w:pos="240"/>
               <w:tab w:val="right" w:pos="9350" w:leader="dot"/>
             </w:tabs>
             <w:rPr>
@@ -1006,7 +984,6 @@
               <w:color w:val="auto"/>
               <w:sz w:val="22"/>
               <w:szCs w:val="22"/>
-              <w:shd w:fill="auto" w:val="clear"/>
               <w:lang w:val="en-US"/>
             </w:rPr>
           </w:pPr>
@@ -1016,6 +993,7 @@
                 <w:webHidden/>
                 <w:rStyle w:val="IndexLink"/>
                 <w:rFonts w:eastAsia="Times New Roman"/>
+                <w:vanish w:val="false"/>
               </w:rPr>
               <w:t>Partitioning</w:t>
             </w:r>
@@ -1029,7 +1007,7 @@
               <w:rPr>
                 <w:webHidden/>
               </w:rPr>
-              <w:instrText xml:space="preserve">PAGEREF _Toc124777002 \h</w:instrText>
+              <w:instrText>PAGEREF _Toc124777002 \h</w:instrText>
             </w:r>
             <w:r>
               <w:rPr>
@@ -1057,7 +1035,7 @@
           <w:pPr>
             <w:pStyle w:val="Contents2"/>
             <w:tabs>
-              <w:tab w:val="clear" w:pos="720"/>
+              <w:tab w:val="clear" w:pos="240"/>
               <w:tab w:val="right" w:pos="9350" w:leader="dot"/>
             </w:tabs>
             <w:rPr>
@@ -1065,7 +1043,6 @@
               <w:color w:val="auto"/>
               <w:sz w:val="22"/>
               <w:szCs w:val="22"/>
-              <w:shd w:fill="auto" w:val="clear"/>
               <w:lang w:val="en-US"/>
             </w:rPr>
           </w:pPr>
@@ -1075,6 +1052,7 @@
                 <w:webHidden/>
                 <w:rStyle w:val="IndexLink"/>
                 <w:rFonts w:eastAsia="Times New Roman"/>
+                <w:vanish w:val="false"/>
               </w:rPr>
               <w:t>Hoptable - Hopscotch Hashing</w:t>
             </w:r>
@@ -1088,7 +1066,7 @@
               <w:rPr>
                 <w:webHidden/>
               </w:rPr>
-              <w:instrText xml:space="preserve">PAGEREF _Toc124777003 \h</w:instrText>
+              <w:instrText>PAGEREF _Toc124777003 \h</w:instrText>
             </w:r>
             <w:r>
               <w:rPr>
@@ -1116,7 +1094,7 @@
           <w:pPr>
             <w:pStyle w:val="Contents2"/>
             <w:tabs>
-              <w:tab w:val="clear" w:pos="720"/>
+              <w:tab w:val="clear" w:pos="240"/>
               <w:tab w:val="right" w:pos="9350" w:leader="dot"/>
             </w:tabs>
             <w:rPr>
@@ -1124,7 +1102,6 @@
               <w:color w:val="auto"/>
               <w:sz w:val="22"/>
               <w:szCs w:val="22"/>
-              <w:shd w:fill="auto" w:val="clear"/>
               <w:lang w:val="en-US"/>
             </w:rPr>
           </w:pPr>
@@ -1134,6 +1111,7 @@
                 <w:webHidden/>
                 <w:rStyle w:val="IndexLink"/>
                 <w:rFonts w:eastAsia="Times New Roman"/>
+                <w:vanish w:val="false"/>
               </w:rPr>
               <w:t>Neighbourhood</w:t>
             </w:r>
@@ -1147,7 +1125,7 @@
               <w:rPr>
                 <w:webHidden/>
               </w:rPr>
-              <w:instrText xml:space="preserve">PAGEREF _Toc124777004 \h</w:instrText>
+              <w:instrText>PAGEREF _Toc124777004 \h</w:instrText>
             </w:r>
             <w:r>
               <w:rPr>
@@ -1182,7 +1160,6 @@
               <w:color w:val="auto"/>
               <w:sz w:val="22"/>
               <w:szCs w:val="22"/>
-              <w:shd w:fill="auto" w:val="clear"/>
               <w:lang w:val="en-US"/>
             </w:rPr>
           </w:pPr>
@@ -1190,13 +1167,6 @@
             <w:r>
               <w:rPr>
                 <w:webHidden/>
-                <w:rStyle w:val="IndexLink"/>
-              </w:rPr>
-              <w:t>Άσκηση 2</w:t>
-            </w:r>
-            <w:r>
-              <w:rPr>
-                <w:webHidden/>
               </w:rPr>
               <w:fldChar w:fldCharType="begin"/>
             </w:r>
@@ -1204,7 +1174,7 @@
               <w:rPr>
                 <w:webHidden/>
               </w:rPr>
-              <w:instrText xml:space="preserve">PAGEREF _Toc124777005 \h</w:instrText>
+              <w:instrText>PAGEREF _Toc124777005 \h</w:instrText>
             </w:r>
             <w:r>
               <w:rPr>
@@ -1214,9 +1184,11 @@
             </w:r>
             <w:r>
               <w:rPr>
+                <w:webHidden/>
                 <w:rStyle w:val="IndexLink"/>
                 <w:vanish w:val="false"/>
               </w:rPr>
+              <w:t>Άσκηση 2</w:t>
               <w:tab/>
               <w:t>9</w:t>
             </w:r>
@@ -1232,7 +1204,7 @@
           <w:pPr>
             <w:pStyle w:val="Contents2"/>
             <w:tabs>
-              <w:tab w:val="clear" w:pos="720"/>
+              <w:tab w:val="clear" w:pos="240"/>
               <w:tab w:val="right" w:pos="9350" w:leader="dot"/>
             </w:tabs>
             <w:rPr>
@@ -1240,7 +1212,6 @@
               <w:color w:val="auto"/>
               <w:sz w:val="22"/>
               <w:szCs w:val="22"/>
-              <w:shd w:fill="auto" w:val="clear"/>
               <w:lang w:val="en-US"/>
             </w:rPr>
           </w:pPr>
@@ -1250,6 +1221,7 @@
                 <w:webHidden/>
                 <w:rStyle w:val="IndexLink"/>
                 <w:rFonts w:eastAsia="Times New Roman"/>
+                <w:vanish w:val="false"/>
               </w:rPr>
               <w:t>Διαδικασία</w:t>
             </w:r>
@@ -1263,7 +1235,7 @@
               <w:rPr>
                 <w:webHidden/>
               </w:rPr>
-              <w:instrText xml:space="preserve">PAGEREF _Toc124777006 \h</w:instrText>
+              <w:instrText>PAGEREF _Toc124777006 \h</w:instrText>
             </w:r>
             <w:r>
               <w:rPr>
@@ -1291,7 +1263,7 @@
           <w:pPr>
             <w:pStyle w:val="Contents3"/>
             <w:tabs>
-              <w:tab w:val="clear" w:pos="720"/>
+              <w:tab w:val="clear" w:pos="240"/>
               <w:tab w:val="right" w:pos="9350" w:leader="dot"/>
             </w:tabs>
             <w:rPr>
@@ -1299,7 +1271,6 @@
               <w:color w:val="auto"/>
               <w:sz w:val="22"/>
               <w:szCs w:val="22"/>
-              <w:shd w:fill="auto" w:val="clear"/>
               <w:lang w:val="en-US"/>
             </w:rPr>
           </w:pPr>
@@ -1309,6 +1280,7 @@
                 <w:webHidden/>
                 <w:rStyle w:val="IndexLink"/>
                 <w:rFonts w:eastAsia="Times New Roman"/>
+                <w:vanish w:val="false"/>
               </w:rPr>
               <w:t>Parsing</w:t>
             </w:r>
@@ -1322,7 +1294,7 @@
               <w:rPr>
                 <w:webHidden/>
               </w:rPr>
-              <w:instrText xml:space="preserve">PAGEREF _Toc124777007 \h</w:instrText>
+              <w:instrText>PAGEREF _Toc124777007 \h</w:instrText>
             </w:r>
             <w:r>
               <w:rPr>
@@ -1350,7 +1322,7 @@
           <w:pPr>
             <w:pStyle w:val="Contents3"/>
             <w:tabs>
-              <w:tab w:val="clear" w:pos="720"/>
+              <w:tab w:val="clear" w:pos="240"/>
               <w:tab w:val="right" w:pos="9350" w:leader="dot"/>
             </w:tabs>
             <w:rPr>
@@ -1358,7 +1330,6 @@
               <w:color w:val="auto"/>
               <w:sz w:val="22"/>
               <w:szCs w:val="22"/>
-              <w:shd w:fill="auto" w:val="clear"/>
               <w:lang w:val="en-US"/>
             </w:rPr>
           </w:pPr>
@@ -1368,6 +1339,7 @@
                 <w:webHidden/>
                 <w:rStyle w:val="IndexLink"/>
                 <w:rFonts w:eastAsia="Times New Roman"/>
+                <w:vanish w:val="false"/>
               </w:rPr>
               <w:t>Filtering on constants</w:t>
             </w:r>
@@ -1381,7 +1353,7 @@
               <w:rPr>
                 <w:webHidden/>
               </w:rPr>
-              <w:instrText xml:space="preserve">PAGEREF _Toc124777008 \h</w:instrText>
+              <w:instrText>PAGEREF _Toc124777008 \h</w:instrText>
             </w:r>
             <w:r>
               <w:rPr>
@@ -1409,7 +1381,7 @@
           <w:pPr>
             <w:pStyle w:val="Contents3"/>
             <w:tabs>
-              <w:tab w:val="clear" w:pos="720"/>
+              <w:tab w:val="clear" w:pos="240"/>
               <w:tab w:val="right" w:pos="9350" w:leader="dot"/>
             </w:tabs>
             <w:rPr>
@@ -1417,7 +1389,6 @@
               <w:color w:val="auto"/>
               <w:sz w:val="22"/>
               <w:szCs w:val="22"/>
-              <w:shd w:fill="auto" w:val="clear"/>
               <w:lang w:val="en-US"/>
             </w:rPr>
           </w:pPr>
@@ -1427,6 +1398,7 @@
                 <w:webHidden/>
                 <w:rStyle w:val="IndexLink"/>
                 <w:rFonts w:eastAsia="Times New Roman"/>
+                <w:vanish w:val="false"/>
               </w:rPr>
               <w:t>Filtering on equal columns</w:t>
             </w:r>
@@ -1440,7 +1412,7 @@
               <w:rPr>
                 <w:webHidden/>
               </w:rPr>
-              <w:instrText xml:space="preserve">PAGEREF _Toc124777009 \h</w:instrText>
+              <w:instrText>PAGEREF _Toc124777009 \h</w:instrText>
             </w:r>
             <w:r>
               <w:rPr>
@@ -1468,7 +1440,7 @@
           <w:pPr>
             <w:pStyle w:val="Contents3"/>
             <w:tabs>
-              <w:tab w:val="clear" w:pos="720"/>
+              <w:tab w:val="clear" w:pos="240"/>
               <w:tab w:val="right" w:pos="9350" w:leader="dot"/>
             </w:tabs>
             <w:rPr>
@@ -1476,7 +1448,6 @@
               <w:color w:val="auto"/>
               <w:sz w:val="22"/>
               <w:szCs w:val="22"/>
-              <w:shd w:fill="auto" w:val="clear"/>
               <w:lang w:val="en-US"/>
             </w:rPr>
           </w:pPr>
@@ -1486,6 +1457,7 @@
                 <w:webHidden/>
                 <w:rStyle w:val="IndexLink"/>
                 <w:rFonts w:eastAsia="Times New Roman"/>
+                <w:vanish w:val="false"/>
               </w:rPr>
               <w:t>Joins</w:t>
             </w:r>
@@ -1499,7 +1471,7 @@
               <w:rPr>
                 <w:webHidden/>
               </w:rPr>
-              <w:instrText xml:space="preserve">PAGEREF _Toc124777010 \h</w:instrText>
+              <w:instrText>PAGEREF _Toc124777010 \h</w:instrText>
             </w:r>
             <w:r>
               <w:rPr>
@@ -1527,7 +1499,7 @@
           <w:pPr>
             <w:pStyle w:val="Contents3"/>
             <w:tabs>
-              <w:tab w:val="clear" w:pos="720"/>
+              <w:tab w:val="clear" w:pos="240"/>
               <w:tab w:val="right" w:pos="9350" w:leader="dot"/>
             </w:tabs>
             <w:rPr>
@@ -1535,7 +1507,6 @@
               <w:color w:val="auto"/>
               <w:sz w:val="22"/>
               <w:szCs w:val="22"/>
-              <w:shd w:fill="auto" w:val="clear"/>
               <w:lang w:val="en-US"/>
             </w:rPr>
           </w:pPr>
@@ -1545,6 +1516,7 @@
                 <w:webHidden/>
                 <w:rStyle w:val="IndexLink"/>
                 <w:rFonts w:eastAsia="Times New Roman"/>
+                <w:vanish w:val="false"/>
               </w:rPr>
               <w:t>Summation</w:t>
             </w:r>
@@ -1558,7 +1530,7 @@
               <w:rPr>
                 <w:webHidden/>
               </w:rPr>
-              <w:instrText xml:space="preserve">PAGEREF _Toc124777011 \h</w:instrText>
+              <w:instrText>PAGEREF _Toc124777011 \h</w:instrText>
             </w:r>
             <w:r>
               <w:rPr>
@@ -1593,7 +1565,6 @@
               <w:color w:val="auto"/>
               <w:sz w:val="22"/>
               <w:szCs w:val="22"/>
-              <w:shd w:fill="auto" w:val="clear"/>
               <w:lang w:val="en-US"/>
             </w:rPr>
           </w:pPr>
@@ -1601,13 +1572,6 @@
             <w:r>
               <w:rPr>
                 <w:webHidden/>
-                <w:rStyle w:val="IndexLink"/>
-              </w:rPr>
-              <w:t>Άσκηση 3</w:t>
-            </w:r>
-            <w:r>
-              <w:rPr>
-                <w:webHidden/>
               </w:rPr>
               <w:fldChar w:fldCharType="begin"/>
             </w:r>
@@ -1615,7 +1579,7 @@
               <w:rPr>
                 <w:webHidden/>
               </w:rPr>
-              <w:instrText xml:space="preserve">PAGEREF _Toc124777012 \h</w:instrText>
+              <w:instrText>PAGEREF _Toc124777012 \h</w:instrText>
             </w:r>
             <w:r>
               <w:rPr>
@@ -1625,9 +1589,11 @@
             </w:r>
             <w:r>
               <w:rPr>
+                <w:webHidden/>
                 <w:rStyle w:val="IndexLink"/>
                 <w:vanish w:val="false"/>
               </w:rPr>
+              <w:t>Άσκηση 3</w:t>
               <w:tab/>
               <w:t>11</w:t>
             </w:r>
@@ -1643,7 +1609,7 @@
           <w:pPr>
             <w:pStyle w:val="Contents2"/>
             <w:tabs>
-              <w:tab w:val="clear" w:pos="720"/>
+              <w:tab w:val="clear" w:pos="240"/>
               <w:tab w:val="right" w:pos="9350" w:leader="dot"/>
             </w:tabs>
             <w:rPr>
@@ -1651,7 +1617,6 @@
               <w:color w:val="auto"/>
               <w:sz w:val="22"/>
               <w:szCs w:val="22"/>
-              <w:shd w:fill="auto" w:val="clear"/>
               <w:lang w:val="en-US"/>
             </w:rPr>
           </w:pPr>
@@ -1661,6 +1626,7 @@
                 <w:webHidden/>
                 <w:rStyle w:val="IndexLink"/>
                 <w:rFonts w:eastAsia="Times New Roman"/>
+                <w:vanish w:val="false"/>
               </w:rPr>
               <w:t>Παραλληλοποίηση</w:t>
             </w:r>
@@ -1674,7 +1640,7 @@
               <w:rPr>
                 <w:webHidden/>
               </w:rPr>
-              <w:instrText xml:space="preserve">PAGEREF _Toc124777013 \h</w:instrText>
+              <w:instrText>PAGEREF _Toc124777013 \h</w:instrText>
             </w:r>
             <w:r>
               <w:rPr>
@@ -1702,7 +1668,7 @@
           <w:pPr>
             <w:pStyle w:val="Contents3"/>
             <w:tabs>
-              <w:tab w:val="clear" w:pos="720"/>
+              <w:tab w:val="clear" w:pos="240"/>
               <w:tab w:val="right" w:pos="9350" w:leader="dot"/>
             </w:tabs>
             <w:rPr>
@@ -1710,7 +1676,6 @@
               <w:color w:val="auto"/>
               <w:sz w:val="22"/>
               <w:szCs w:val="22"/>
-              <w:shd w:fill="auto" w:val="clear"/>
               <w:lang w:val="en-US"/>
             </w:rPr>
           </w:pPr>
@@ -1720,6 +1685,7 @@
                 <w:webHidden/>
                 <w:rStyle w:val="IndexLink"/>
                 <w:rFonts w:eastAsia="Times New Roman"/>
+                <w:vanish w:val="false"/>
               </w:rPr>
               <w:t>Histogram Job</w:t>
             </w:r>
@@ -1733,7 +1699,7 @@
               <w:rPr>
                 <w:webHidden/>
               </w:rPr>
-              <w:instrText xml:space="preserve">PAGEREF _Toc124777014 \h</w:instrText>
+              <w:instrText>PAGEREF _Toc124777014 \h</w:instrText>
             </w:r>
             <w:r>
               <w:rPr>
@@ -1761,7 +1727,7 @@
           <w:pPr>
             <w:pStyle w:val="Contents3"/>
             <w:tabs>
-              <w:tab w:val="clear" w:pos="720"/>
+              <w:tab w:val="clear" w:pos="240"/>
               <w:tab w:val="right" w:pos="9350" w:leader="dot"/>
             </w:tabs>
             <w:rPr>
@@ -1769,7 +1735,6 @@
               <w:color w:val="auto"/>
               <w:sz w:val="22"/>
               <w:szCs w:val="22"/>
-              <w:shd w:fill="auto" w:val="clear"/>
               <w:lang w:val="en-US"/>
             </w:rPr>
           </w:pPr>
@@ -1779,6 +1744,7 @@
                 <w:webHidden/>
                 <w:rStyle w:val="IndexLink"/>
                 <w:rFonts w:eastAsia="Times New Roman"/>
+                <w:vanish w:val="false"/>
               </w:rPr>
               <w:t>Partition Jobs</w:t>
             </w:r>
@@ -1792,7 +1758,7 @@
               <w:rPr>
                 <w:webHidden/>
               </w:rPr>
-              <w:instrText xml:space="preserve">PAGEREF _Toc124777015 \h</w:instrText>
+              <w:instrText>PAGEREF _Toc124777015 \h</w:instrText>
             </w:r>
             <w:r>
               <w:rPr>
@@ -1820,7 +1786,7 @@
           <w:pPr>
             <w:pStyle w:val="Contents3"/>
             <w:tabs>
-              <w:tab w:val="clear" w:pos="720"/>
+              <w:tab w:val="clear" w:pos="240"/>
               <w:tab w:val="right" w:pos="9350" w:leader="dot"/>
             </w:tabs>
             <w:rPr>
@@ -1828,7 +1794,6 @@
               <w:color w:val="auto"/>
               <w:sz w:val="22"/>
               <w:szCs w:val="22"/>
-              <w:shd w:fill="auto" w:val="clear"/>
               <w:lang w:val="en-US"/>
             </w:rPr>
           </w:pPr>
@@ -1838,6 +1803,7 @@
                 <w:webHidden/>
                 <w:rStyle w:val="IndexLink"/>
                 <w:rFonts w:eastAsia="Times New Roman"/>
+                <w:vanish w:val="false"/>
               </w:rPr>
               <w:t>Join Jobs</w:t>
             </w:r>
@@ -1851,7 +1817,7 @@
               <w:rPr>
                 <w:webHidden/>
               </w:rPr>
-              <w:instrText xml:space="preserve">PAGEREF _Toc124777016 \h</w:instrText>
+              <w:instrText>PAGEREF _Toc124777016 \h</w:instrText>
             </w:r>
             <w:r>
               <w:rPr>
@@ -1879,7 +1845,7 @@
           <w:pPr>
             <w:pStyle w:val="Contents2"/>
             <w:tabs>
-              <w:tab w:val="clear" w:pos="720"/>
+              <w:tab w:val="clear" w:pos="240"/>
               <w:tab w:val="right" w:pos="9350" w:leader="dot"/>
             </w:tabs>
             <w:rPr>
@@ -1887,7 +1853,6 @@
               <w:color w:val="auto"/>
               <w:sz w:val="22"/>
               <w:szCs w:val="22"/>
-              <w:shd w:fill="auto" w:val="clear"/>
               <w:lang w:val="en-US"/>
             </w:rPr>
           </w:pPr>
@@ -1897,6 +1862,7 @@
                 <w:webHidden/>
                 <w:rStyle w:val="IndexLink"/>
                 <w:rFonts w:eastAsia="Times New Roman"/>
+                <w:vanish w:val="false"/>
               </w:rPr>
               <w:t>Βελτιστοποίηση επερωτήσεων</w:t>
             </w:r>
@@ -1910,7 +1876,7 @@
               <w:rPr>
                 <w:webHidden/>
               </w:rPr>
-              <w:instrText xml:space="preserve">PAGEREF _Toc124777017 \h</w:instrText>
+              <w:instrText>PAGEREF _Toc124777017 \h</w:instrText>
             </w:r>
             <w:r>
               <w:rPr>
@@ -1945,7 +1911,6 @@
               <w:color w:val="auto"/>
               <w:sz w:val="22"/>
               <w:szCs w:val="22"/>
-              <w:shd w:fill="auto" w:val="clear"/>
               <w:lang w:val="en-US"/>
             </w:rPr>
           </w:pPr>
@@ -1953,13 +1918,6 @@
             <w:r>
               <w:rPr>
                 <w:webHidden/>
-                <w:rStyle w:val="IndexLink"/>
-              </w:rPr>
-              <w:t>Ρυθμίσεις</w:t>
-            </w:r>
-            <w:r>
-              <w:rPr>
-                <w:webHidden/>
               </w:rPr>
               <w:fldChar w:fldCharType="begin"/>
             </w:r>
@@ -1967,7 +1925,7 @@
               <w:rPr>
                 <w:webHidden/>
               </w:rPr>
-              <w:instrText xml:space="preserve">PAGEREF _Toc124777018 \h</w:instrText>
+              <w:instrText>PAGEREF _Toc124777018 \h</w:instrText>
             </w:r>
             <w:r>
               <w:rPr>
@@ -1977,9 +1935,11 @@
             </w:r>
             <w:r>
               <w:rPr>
+                <w:webHidden/>
                 <w:rStyle w:val="IndexLink"/>
                 <w:vanish w:val="false"/>
               </w:rPr>
+              <w:t>Ρυθμίσεις</w:t>
               <w:tab/>
               <w:t>12</w:t>
             </w:r>
@@ -2002,7 +1962,6 @@
               <w:color w:val="auto"/>
               <w:sz w:val="22"/>
               <w:szCs w:val="22"/>
-              <w:shd w:fill="auto" w:val="clear"/>
               <w:lang w:val="en-US"/>
             </w:rPr>
           </w:pPr>
@@ -2010,13 +1969,6 @@
             <w:r>
               <w:rPr>
                 <w:webHidden/>
-                <w:rStyle w:val="IndexLink"/>
-              </w:rPr>
-              <w:t>Μετρήσεις</w:t>
-            </w:r>
-            <w:r>
-              <w:rPr>
-                <w:webHidden/>
               </w:rPr>
               <w:fldChar w:fldCharType="begin"/>
             </w:r>
@@ -2024,7 +1976,7 @@
               <w:rPr>
                 <w:webHidden/>
               </w:rPr>
-              <w:instrText xml:space="preserve">PAGEREF _Toc124777019 \h</w:instrText>
+              <w:instrText>PAGEREF _Toc124777019 \h</w:instrText>
             </w:r>
             <w:r>
               <w:rPr>
@@ -2034,9 +1986,11 @@
             </w:r>
             <w:r>
               <w:rPr>
+                <w:webHidden/>
                 <w:rStyle w:val="IndexLink"/>
                 <w:vanish w:val="false"/>
               </w:rPr>
+              <w:t>Μετρήσεις</w:t>
               <w:tab/>
               <w:t>12</w:t>
             </w:r>
@@ -2057,7 +2011,7 @@
           </w:pPr>
           <w:r>
             <w:rPr>
-              <w:rFonts w:eastAsia="" w:cs="" w:cstheme="minorBidi" w:eastAsiaTheme="minorEastAsia" w:ascii="Calibri" w:hAnsi="Calibri"/>
+              <w:rFonts w:eastAsia="" w:cs="" w:ascii="Calibri" w:hAnsi="Calibri"/>
             </w:rPr>
           </w:r>
           <w:r>
@@ -2381,7 +2335,7 @@
       </w:pPr>
       <w:r>
         <w:rPr>
-          <w:rFonts w:cs="" w:cstheme="majorBidi" w:ascii="Cambria" w:hAnsi="Cambria"/>
+          <w:rFonts w:cs="" w:ascii="Cambria" w:hAnsi="Cambria"/>
           <w:spacing w:val="10"/>
           <w:sz w:val="36"/>
           <w:szCs w:val="36"/>
@@ -2855,8 +2809,8 @@
       </w:pPr>
       <w:r>
         <w:rPr>
-          <w:rFonts w:cs="" w:cstheme="majorBidi" w:ascii="Cambria" w:hAnsi="Cambria"/>
-          <w:color w:val="262626" w:themeColor="text1" w:themeTint="d9"/>
+          <w:rFonts w:cs="" w:ascii="Cambria" w:hAnsi="Cambria"/>
+          <w:color w:val="262626"/>
           <w:sz w:val="40"/>
           <w:szCs w:val="40"/>
         </w:rPr>
@@ -2954,7 +2908,6 @@
         <w:tblW w:w="2016" w:type="dxa"/>
         <w:jc w:val="center"/>
         <w:tblInd w:w="0" w:type="dxa"/>
-        <w:tblLayout w:type="fixed"/>
         <w:tblCellMar>
           <w:top w:w="0" w:type="dxa"/>
           <w:left w:w="108" w:type="dxa"/>
@@ -3680,7 +3633,6 @@
         <w:tblW w:w="2016" w:type="dxa"/>
         <w:jc w:val="center"/>
         <w:tblInd w:w="0" w:type="dxa"/>
-        <w:tblLayout w:type="fixed"/>
         <w:tblCellMar>
           <w:top w:w="0" w:type="dxa"/>
           <w:left w:w="108" w:type="dxa"/>
@@ -5294,8 +5246,8 @@
       </w:pPr>
       <w:r>
         <w:rPr>
-          <w:rFonts w:cs="" w:cstheme="majorBidi" w:ascii="Cambria" w:hAnsi="Cambria"/>
-          <w:color w:val="262626" w:themeColor="text1" w:themeTint="d9"/>
+          <w:rFonts w:cs="" w:ascii="Cambria" w:hAnsi="Cambria"/>
+          <w:color w:val="262626"/>
           <w:sz w:val="40"/>
           <w:szCs w:val="40"/>
         </w:rPr>
@@ -5345,8 +5297,8 @@
         </w:rPr>
         <w:t>Παραλληλοποίηση</w:t>
       </w:r>
-      <w:bookmarkStart w:id="26" w:name="_Toc124777014_Copy_2"/>
-      <w:bookmarkStart w:id="27" w:name="_Toc124777014_Copy_1"/>
+      <w:bookmarkStart w:id="26" w:name="_Toc124777014_Copy_1"/>
+      <w:bookmarkStart w:id="27" w:name="_Toc124777014_Copy_2"/>
       <w:bookmarkEnd w:id="25"/>
       <w:bookmarkEnd w:id="26"/>
       <w:bookmarkEnd w:id="27"/>
@@ -5382,7 +5334,7 @@
       </w:pPr>
       <w:r>
         <w:rPr/>
-        <w:t xml:space="preserve">Ο JobScheduler  είναι μια δομή η οποία χρησιμοποιείται για την παράλληλη και ασύγχρονη εκτέλεση εργασιών. Υπάρχουν διάφορα είδη εργασιών που μπορούν να εκχωρηθούν στον JobScheduler για εκτέλεση, η απλούστερη από αυτές είναι η </w:t>
+        <w:t xml:space="preserve">Ο JobScheduler  είναι μια δομή η οποία χρησιμοποιείται για την παράλληλη και ασύγχρονη εκτέλεση εργασιών. Υπάρχουν διάφορα είδη εργασιών που μπορούν να εκχωρηθούν στον JobScheduler, η απλούστερη από αυτές είναι η </w:t>
       </w:r>
       <w:r>
         <w:rPr>
@@ -5423,503 +5375,23 @@
       </w:pPr>
       <w:r>
         <w:rPr>
-          <w:rFonts w:ascii="0" w:hAnsi="0"/>
-          <w:color w:val="804000"/>
-          <w:sz w:val="20"/>
-          <w:highlight w:val="white"/>
-        </w:rPr>
-        <w:t>#include "jsch.hpp"</w:t>
-      </w:r>
-    </w:p>
-    <w:p>
-      <w:pPr>
-        <w:pStyle w:val="Normal"/>
-        <w:rPr>
-          <w:rFonts w:ascii="0" w:hAnsi="0"/>
-          <w:color w:val="000000"/>
-          <w:sz w:val="20"/>
-          <w:highlight w:val="white"/>
-        </w:rPr>
-      </w:pPr>
-      <w:r>
-        <w:rPr>
-          <w:rFonts w:ascii="0" w:hAnsi="0"/>
-          <w:color w:val="000000"/>
-          <w:sz w:val="20"/>
-          <w:highlight w:val="white"/>
-        </w:rPr>
-      </w:r>
-    </w:p>
-    <w:p>
-      <w:pPr>
-        <w:pStyle w:val="Normal"/>
-        <w:rPr>
-          <w:rFonts w:ascii="Times New Roman" w:hAnsi="Times New Roman" w:eastAsia="Times New Roman" w:cs="Times New Roman"/>
-        </w:rPr>
-      </w:pPr>
-      <w:r>
-        <w:rPr>
-          <w:rFonts w:ascii="0" w:hAnsi="0"/>
-          <w:color w:val="000000"/>
-          <w:sz w:val="20"/>
-          <w:highlight w:val="white"/>
-        </w:rPr>
-        <w:t>JobScheduler jobScheduler</w:t>
-      </w:r>
-      <w:r>
-        <w:rPr>
-          <w:rFonts w:ascii="0" w:hAnsi="0"/>
-          <w:b/>
-          <w:color w:val="000080"/>
-          <w:sz w:val="20"/>
-          <w:highlight w:val="white"/>
-        </w:rPr>
-        <w:t>(</w:t>
-      </w:r>
-      <w:r>
-        <w:rPr>
-          <w:rFonts w:ascii="0" w:hAnsi="0"/>
-          <w:b w:val="false"/>
-          <w:color w:val="FF8000"/>
-          <w:sz w:val="20"/>
-          <w:highlight w:val="white"/>
-        </w:rPr>
-        <w:t>10</w:t>
-      </w:r>
-      <w:r>
-        <w:rPr>
-          <w:rFonts w:ascii="0" w:hAnsi="0"/>
-          <w:b/>
-          <w:color w:val="000080"/>
-          <w:sz w:val="20"/>
-          <w:highlight w:val="white"/>
-        </w:rPr>
-        <w:t>);</w:t>
-      </w:r>
-      <w:r>
-        <w:rPr>
-          <w:rFonts w:ascii="0" w:hAnsi="0"/>
-          <w:b w:val="false"/>
-          <w:color w:val="000000"/>
-          <w:sz w:val="20"/>
-          <w:highlight w:val="white"/>
-        </w:rPr>
-        <w:t xml:space="preserve"> </w:t>
-      </w:r>
-      <w:r>
-        <w:rPr>
-          <w:rFonts w:ascii="0" w:hAnsi="0"/>
-          <w:b w:val="false"/>
-          <w:color w:val="008000"/>
-          <w:sz w:val="20"/>
-          <w:highlight w:val="white"/>
-        </w:rPr>
-        <w:t>/*Specify number of workers*/</w:t>
-      </w:r>
-    </w:p>
-    <w:p>
-      <w:pPr>
-        <w:pStyle w:val="Normal"/>
-        <w:rPr>
-          <w:rFonts w:ascii="0" w:hAnsi="0"/>
-          <w:b w:val="false"/>
-          <w:b w:val="false"/>
-          <w:color w:val="000000"/>
-          <w:sz w:val="20"/>
-          <w:highlight w:val="white"/>
-        </w:rPr>
-      </w:pPr>
-      <w:r>
-        <w:rPr>
-          <w:rFonts w:ascii="0" w:hAnsi="0"/>
-          <w:b w:val="false"/>
-          <w:color w:val="000000"/>
-          <w:sz w:val="20"/>
-          <w:highlight w:val="white"/>
-        </w:rPr>
-      </w:r>
-    </w:p>
-    <w:p>
-      <w:pPr>
-        <w:pStyle w:val="Normal"/>
-        <w:rPr>
-          <w:rFonts w:ascii="Times New Roman" w:hAnsi="Times New Roman" w:eastAsia="Times New Roman" w:cs="Times New Roman"/>
-        </w:rPr>
-      </w:pPr>
-      <w:r>
-        <w:rPr>
-          <w:rFonts w:ascii="0" w:hAnsi="0"/>
-          <w:b w:val="false"/>
-          <w:color w:val="008000"/>
-          <w:sz w:val="20"/>
-          <w:highlight w:val="white"/>
-        </w:rPr>
-        <w:t>/* .. */</w:t>
-      </w:r>
-    </w:p>
-    <w:p>
-      <w:pPr>
-        <w:pStyle w:val="Normal"/>
-        <w:rPr>
-          <w:rFonts w:ascii="0" w:hAnsi="0"/>
-          <w:b w:val="false"/>
-          <w:b w:val="false"/>
-          <w:color w:val="000000"/>
-          <w:sz w:val="20"/>
-          <w:highlight w:val="white"/>
-        </w:rPr>
-      </w:pPr>
-      <w:r>
-        <w:rPr>
-          <w:rFonts w:ascii="0" w:hAnsi="0"/>
-          <w:b w:val="false"/>
-          <w:color w:val="000000"/>
-          <w:sz w:val="20"/>
-          <w:highlight w:val="white"/>
-        </w:rPr>
-      </w:r>
-    </w:p>
-    <w:p>
-      <w:pPr>
-        <w:pStyle w:val="Normal"/>
-        <w:rPr>
-          <w:rFonts w:ascii="Times New Roman" w:hAnsi="Times New Roman" w:eastAsia="Times New Roman" w:cs="Times New Roman"/>
-        </w:rPr>
-      </w:pPr>
-      <w:r>
-        <w:rPr>
-          <w:rFonts w:ascii="0" w:hAnsi="0"/>
-          <w:b w:val="false"/>
-          <w:color w:val="8000FF"/>
-          <w:sz w:val="20"/>
-          <w:highlight w:val="white"/>
-        </w:rPr>
-        <w:t>auto</w:t>
-      </w:r>
-      <w:r>
-        <w:rPr>
-          <w:rFonts w:ascii="0" w:hAnsi="0"/>
-          <w:b w:val="false"/>
-          <w:color w:val="000000"/>
-          <w:sz w:val="20"/>
-          <w:highlight w:val="white"/>
-        </w:rPr>
-        <w:t xml:space="preserve"> job </w:t>
-      </w:r>
-      <w:r>
-        <w:rPr>
-          <w:rFonts w:ascii="0" w:hAnsi="0"/>
-          <w:b/>
-          <w:color w:val="000080"/>
-          <w:sz w:val="20"/>
-          <w:highlight w:val="white"/>
-        </w:rPr>
-        <w:t>=</w:t>
-      </w:r>
-      <w:r>
-        <w:rPr>
-          <w:rFonts w:ascii="0" w:hAnsi="0"/>
-          <w:b w:val="false"/>
-          <w:color w:val="000000"/>
-          <w:sz w:val="20"/>
-          <w:highlight w:val="white"/>
-        </w:rPr>
-        <w:t xml:space="preserve"> jsch</w:t>
-      </w:r>
-      <w:r>
-        <w:rPr>
-          <w:rFonts w:ascii="0" w:hAnsi="0"/>
-          <w:b/>
-          <w:color w:val="000080"/>
-          <w:sz w:val="20"/>
-          <w:highlight w:val="white"/>
-        </w:rPr>
-        <w:t>::</w:t>
-      </w:r>
-      <w:r>
-        <w:rPr>
-          <w:rFonts w:ascii="0" w:hAnsi="0"/>
-          <w:b w:val="false"/>
-          <w:color w:val="000000"/>
-          <w:sz w:val="20"/>
-          <w:highlight w:val="white"/>
-        </w:rPr>
-        <w:t>make_job</w:t>
-      </w:r>
-      <w:r>
-        <w:rPr>
-          <w:rFonts w:ascii="0" w:hAnsi="0"/>
-          <w:b/>
-          <w:color w:val="000080"/>
-          <w:sz w:val="20"/>
-          <w:highlight w:val="white"/>
-        </w:rPr>
-        <w:t>([&amp;]{..});</w:t>
-      </w:r>
-    </w:p>
-    <w:p>
-      <w:pPr>
-        <w:pStyle w:val="Normal"/>
-        <w:rPr>
-          <w:rFonts w:ascii="0" w:hAnsi="0"/>
-          <w:b w:val="false"/>
-          <w:b w:val="false"/>
-          <w:color w:val="000000"/>
-          <w:sz w:val="20"/>
-          <w:highlight w:val="white"/>
-        </w:rPr>
-      </w:pPr>
-      <w:r>
-        <w:rPr>
-          <w:rFonts w:ascii="0" w:hAnsi="0"/>
-          <w:b w:val="false"/>
-          <w:color w:val="000000"/>
-          <w:sz w:val="20"/>
-          <w:highlight w:val="white"/>
-        </w:rPr>
-      </w:r>
-    </w:p>
-    <w:p>
-      <w:pPr>
-        <w:pStyle w:val="Normal"/>
-        <w:rPr>
-          <w:rFonts w:ascii="Times New Roman" w:hAnsi="Times New Roman" w:eastAsia="Times New Roman" w:cs="Times New Roman"/>
-        </w:rPr>
-      </w:pPr>
-      <w:r>
-        <w:rPr>
-          <w:rFonts w:ascii="0" w:hAnsi="0"/>
-          <w:b w:val="false"/>
-          <w:color w:val="000000"/>
-          <w:sz w:val="20"/>
-          <w:highlight w:val="white"/>
-        </w:rPr>
-        <w:t>jobScheduler</w:t>
-      </w:r>
-      <w:r>
-        <w:rPr>
-          <w:rFonts w:ascii="0" w:hAnsi="0"/>
-          <w:b/>
-          <w:color w:val="000080"/>
-          <w:sz w:val="20"/>
-          <w:highlight w:val="white"/>
-        </w:rPr>
-        <w:t>.</w:t>
-      </w:r>
-      <w:r>
-        <w:rPr>
-          <w:rFonts w:ascii="0" w:hAnsi="0"/>
-          <w:b w:val="false"/>
-          <w:color w:val="000000"/>
-          <w:sz w:val="20"/>
-          <w:highlight w:val="white"/>
-        </w:rPr>
-        <w:t>submitJob</w:t>
-      </w:r>
-      <w:r>
-        <w:rPr>
-          <w:rFonts w:ascii="0" w:hAnsi="0"/>
-          <w:b/>
-          <w:color w:val="000080"/>
-          <w:sz w:val="20"/>
-          <w:highlight w:val="white"/>
-        </w:rPr>
-        <w:t>(</w:t>
-      </w:r>
-      <w:r>
-        <w:rPr>
-          <w:rFonts w:ascii="0" w:hAnsi="0"/>
-          <w:b w:val="false"/>
-          <w:color w:val="000000"/>
-          <w:sz w:val="20"/>
-          <w:highlight w:val="white"/>
-        </w:rPr>
-        <w:t>job</w:t>
-      </w:r>
-      <w:r>
-        <w:rPr>
-          <w:rFonts w:ascii="0" w:hAnsi="0"/>
-          <w:b/>
-          <w:color w:val="000080"/>
-          <w:sz w:val="20"/>
-          <w:highlight w:val="white"/>
-        </w:rPr>
-        <w:t>);</w:t>
-      </w:r>
-    </w:p>
-    <w:p>
-      <w:pPr>
-        <w:pStyle w:val="Normal"/>
-        <w:rPr>
-          <w:rFonts w:ascii="Times New Roman" w:hAnsi="Times New Roman" w:eastAsia="Times New Roman" w:cs="Times New Roman"/>
-        </w:rPr>
-      </w:pPr>
-      <w:r>
-        <w:rPr>
-          <w:b w:val="false"/>
-          <w:bCs w:val="false"/>
-        </w:rPr>
-      </w:r>
-    </w:p>
-    <w:p>
-      <w:pPr>
-        <w:pStyle w:val="Normal"/>
-        <w:rPr>
-          <w:rFonts w:ascii="Times New Roman" w:hAnsi="Times New Roman" w:eastAsia="Times New Roman" w:cs="Times New Roman"/>
-        </w:rPr>
-      </w:pPr>
-      <w:r>
-        <w:rPr>
-          <w:b w:val="false"/>
-          <w:bCs w:val="false"/>
-        </w:rPr>
-      </w:r>
-    </w:p>
-    <w:p>
-      <w:pPr>
-        <w:pStyle w:val="Normal"/>
-        <w:rPr>
-          <w:rFonts w:ascii="Times New Roman" w:hAnsi="Times New Roman" w:eastAsia="Times New Roman" w:cs="Times New Roman"/>
-        </w:rPr>
-      </w:pPr>
-      <w:r>
-        <w:rPr>
-          <w:b w:val="false"/>
-          <w:bCs w:val="false"/>
-        </w:rPr>
-      </w:r>
-    </w:p>
-    <w:p>
-      <w:pPr>
-        <w:pStyle w:val="Normal"/>
-        <w:rPr>
-          <w:rFonts w:ascii="Times New Roman" w:hAnsi="Times New Roman" w:eastAsia="Times New Roman" w:cs="Times New Roman"/>
-        </w:rPr>
-      </w:pPr>
-      <w:r>
-        <w:rPr>
-          <w:b w:val="false"/>
-          <w:bCs w:val="false"/>
-        </w:rPr>
-      </w:r>
-    </w:p>
-    <w:p>
-      <w:pPr>
-        <w:pStyle w:val="Normal"/>
-        <w:rPr>
-          <w:b w:val="false"/>
-          <w:b w:val="false"/>
-          <w:bCs w:val="false"/>
-        </w:rPr>
-      </w:pPr>
-      <w:r>
-        <w:rPr>
-          <w:b w:val="false"/>
-          <w:bCs w:val="false"/>
-        </w:rPr>
-      </w:r>
-    </w:p>
-    <w:p>
-      <w:pPr>
-        <w:pStyle w:val="Normal"/>
-        <w:bidi w:val="0"/>
-        <w:rPr>
-          <w:b w:val="false"/>
-          <w:b w:val="false"/>
-          <w:bCs w:val="false"/>
-        </w:rPr>
-      </w:pPr>
-      <w:r>
-        <w:rPr>
-          <w:b w:val="false"/>
-          <w:bCs w:val="false"/>
-        </w:rPr>
-        <w:t>Συνήθως όμως, θέλουμε οι εργασίες αν και ασύγχρονα να εκτελούνται με μια συγκεκριμένη σειρά. Για εργασίες όπου χρειάζεται η μία να διαδέχεται την άλλη είναι ιδανική η χρήση ενός</w:t>
-      </w:r>
-    </w:p>
-    <w:p>
-      <w:pPr>
-        <w:pStyle w:val="Normal"/>
-        <w:bidi w:val="0"/>
-        <w:rPr>
-          <w:b w:val="false"/>
-          <w:b w:val="false"/>
-          <w:bCs w:val="false"/>
-        </w:rPr>
-      </w:pPr>
-      <w:r>
-        <w:rPr>
-          <w:b/>
-          <w:bCs/>
-        </w:rPr>
-        <w:t>JobSequence</w:t>
-      </w:r>
-      <w:r>
-        <w:rPr>
-          <w:b w:val="false"/>
-          <w:bCs w:val="false"/>
-        </w:rPr>
-        <w:t>.</w:t>
-      </w:r>
-      <w:r>
-        <w:rPr>
-          <w:b/>
-          <w:bCs/>
-        </w:rPr>
-        <w:t xml:space="preserve"> </w:t>
-      </w:r>
-    </w:p>
-    <w:p>
-      <w:pPr>
-        <w:pStyle w:val="Normal"/>
-        <w:bidi w:val="0"/>
-        <w:rPr>
-          <w:rFonts w:ascii="0" w:hAnsi="0"/>
-          <w:b/>
-          <w:b/>
-          <w:bCs/>
-          <w:color w:val="000080"/>
-          <w:sz w:val="20"/>
-          <w:highlight w:val="white"/>
-        </w:rPr>
-      </w:pPr>
-      <w:r>
-        <w:rPr>
-          <w:b w:val="false"/>
-          <w:bCs w:val="false"/>
-        </w:rPr>
-      </w:r>
-    </w:p>
-    <w:p>
-      <w:pPr>
-        <w:pStyle w:val="Normal"/>
-        <w:bidi w:val="0"/>
-        <w:rPr>
-          <w:b/>
-          <w:b/>
-          <w:bCs/>
-        </w:rPr>
-      </w:pPr>
-      <w:r>
-        <w:rPr>
-          <w:b w:val="false"/>
-          <w:bCs w:val="false"/>
+          <w:rFonts w:eastAsia="Times New Roman" w:cs="Times New Roman"/>
         </w:rPr>
         <mc:AlternateContent>
           <mc:Choice Requires="wps">
             <w:drawing>
-              <wp:anchor behindDoc="0" distT="0" distB="0" distL="0" distR="0" simplePos="0" locked="0" layoutInCell="0" allowOverlap="1" relativeHeight="8">
+              <wp:anchor behindDoc="0" distT="0" distB="0" distL="0" distR="0" simplePos="0" locked="0" layoutInCell="1" allowOverlap="1" relativeHeight="8">
                 <wp:simplePos x="0" y="0"/>
                 <wp:positionH relativeFrom="column">
-                  <wp:posOffset>26670</wp:posOffset>
+                  <wp:posOffset>3175</wp:posOffset>
                 </wp:positionH>
                 <wp:positionV relativeFrom="paragraph">
-                  <wp:posOffset>142875</wp:posOffset>
+                  <wp:posOffset>85090</wp:posOffset>
                 </wp:positionV>
-                <wp:extent cx="4706620" cy="2219960"/>
-                <wp:effectExtent l="6985" t="0" r="0" b="0"/>
+                <wp:extent cx="4612005" cy="1912620"/>
+                <wp:effectExtent l="0" t="0" r="0" b="0"/>
                 <wp:wrapTopAndBottom/>
-                <wp:docPr id="7" name="Text Frame 1"/>
+                <wp:docPr id="7" name="Shape2"/>
                 <a:graphic xmlns:a="http://schemas.openxmlformats.org/drawingml/2006/main">
                   <a:graphicData uri="http://schemas.microsoft.com/office/word/2010/wordprocessingShape">
                     <wps:wsp>
@@ -5927,16 +5399,15 @@
                       <wps:spPr>
                         <a:xfrm>
                           <a:off x="0" y="0"/>
-                          <a:ext cx="4706640" cy="2220120"/>
+                          <a:ext cx="4611240" cy="1911960"/>
                         </a:xfrm>
                         <a:prstGeom prst="rect">
                           <a:avLst/>
                         </a:prstGeom>
-                        <a:blipFill rotWithShape="0">
-                          <a:blip r:embed="rId8"/>
-                          <a:tile tx="0" ty="0" sx="100000" sy="100000" algn="ctr"/>
-                        </a:blipFill>
-                        <a:ln w="0">
+                        <a:solidFill>
+                          <a:srgbClr val="dddddd"/>
+                        </a:solidFill>
+                        <a:ln>
                           <a:noFill/>
                         </a:ln>
                       </wps:spPr>
@@ -5949,10 +5420,9 @@
                             </w:pPr>
                             <w:r>
                               <w:rPr>
-                                <w:b/>
-                                <w:bCs/>
-                                <w:sz w:val="20"/>
-                                <w:rFonts w:asciiTheme="minorHAnsi" w:cstheme="minorBidi" w:eastAsiaTheme="minorEastAsia" w:hAnsiTheme="minorHAnsi" w:ascii="0" w:hAnsi="0" w:eastAsia="0" w:cs="0"/>
+                                <w:sz w:val="20"/>
+                                <w:szCs w:val="20"/>
+                                <w:rFonts w:ascii="0" w:hAnsi="0" w:eastAsia="" w:cs="0" w:eastAsiaTheme="minorEastAsia"/>
                                 <w:color w:val="804000"/>
                                 <w:lang w:val="en-US"/>
                               </w:rPr>
@@ -5967,7 +5437,8 @@
                             <w:r>
                               <w:rPr>
                                 <w:sz w:val="20"/>
-                                <w:rFonts w:ascii="0" w:hAnsi="0" w:eastAsia="0" w:cs="0"/>
+                                <w:szCs w:val="20"/>
+                                <w:rFonts w:ascii="0" w:hAnsi="0" w:eastAsia="" w:cs="0" w:eastAsiaTheme="minorEastAsia"/>
                                 <w:color w:val="000000"/>
                                 <w:lang w:val="en-US"/>
                               </w:rPr>
@@ -5981,11 +5452,64 @@
                             <w:r>
                               <w:rPr>
                                 <w:sz w:val="20"/>
-                                <w:rFonts w:ascii="0" w:hAnsi="0" w:eastAsia="0" w:cs="0"/>
+                                <w:szCs w:val="20"/>
+                                <w:rFonts w:eastAsia="" w:cstheme="minorBidi" w:eastAsiaTheme="minorEastAsia" w:ascii="0" w:hAnsi="0" w:cs="0"/>
+                                <w:color w:val="000000"/>
+                                <w:lang w:val="en-US"/>
+                              </w:rPr>
+                              <w:t>JobScheduler jobScheduler</w:t>
+                            </w:r>
+                            <w:r>
+                              <w:rPr>
+                                <w:sz w:val="20"/>
+                                <w:szCs w:val="20"/>
+                                <w:bCs/>
+                                <w:rFonts w:eastAsia="" w:cstheme="minorBidi" w:eastAsiaTheme="minorEastAsia" w:ascii="0" w:hAnsi="0" w:cs="0"/>
+                                <w:color w:val="000080"/>
+                                <w:lang w:val="en-US"/>
+                              </w:rPr>
+                              <w:t>(</w:t>
+                            </w:r>
+                            <w:r>
+                              <w:rPr>
+                                <w:sz w:val="20"/>
+                                <w:szCs w:val="20"/>
+                                <w:rFonts w:eastAsia="" w:cstheme="minorBidi" w:eastAsiaTheme="minorEastAsia" w:ascii="0" w:hAnsi="0" w:cs="0"/>
+                                <w:color w:val="FF8000"/>
+                                <w:lang w:val="en-US"/>
+                              </w:rPr>
+                              <w:t>10</w:t>
+                            </w:r>
+                            <w:r>
+                              <w:rPr>
+                                <w:sz w:val="20"/>
+                                <w:szCs w:val="20"/>
+                                <w:bCs/>
+                                <w:rFonts w:eastAsia="" w:cstheme="minorBidi" w:eastAsiaTheme="minorEastAsia" w:ascii="0" w:hAnsi="0" w:cs="0"/>
+                                <w:color w:val="000080"/>
+                                <w:lang w:val="en-US"/>
+                              </w:rPr>
+                              <w:t>);</w:t>
+                            </w:r>
+                            <w:r>
+                              <w:rPr>
+                                <w:sz w:val="20"/>
+                                <w:szCs w:val="20"/>
+                                <w:rFonts w:eastAsia="" w:cstheme="minorBidi" w:eastAsiaTheme="minorEastAsia" w:ascii="0" w:hAnsi="0" w:cs="0"/>
+                                <w:color w:val="000000"/>
+                                <w:lang w:val="en-US"/>
+                              </w:rPr>
+                              <w:t xml:space="preserve"> </w:t>
+                            </w:r>
+                            <w:r>
+                              <w:rPr>
+                                <w:sz w:val="20"/>
+                                <w:szCs w:val="20"/>
+                                <w:rFonts w:eastAsia="" w:cstheme="minorBidi" w:eastAsiaTheme="minorEastAsia" w:ascii="0" w:hAnsi="0" w:cs="0"/>
                                 <w:color w:val="008000"/>
                                 <w:lang w:val="en-US"/>
                               </w:rPr>
-                              <w:t>/*...*/</w:t>
+                              <w:t>/*Specify number of workers*/</w:t>
                             </w:r>
                           </w:p>
                           <w:p>
@@ -5996,7 +5520,8 @@
                             <w:r>
                               <w:rPr>
                                 <w:sz w:val="20"/>
-                                <w:rFonts w:ascii="0" w:hAnsi="0" w:eastAsia="0" w:cs="0"/>
+                                <w:szCs w:val="20"/>
+                                <w:rFonts w:ascii="0" w:hAnsi="0" w:eastAsia="" w:cs="0" w:eastAsiaTheme="minorEastAsia"/>
                                 <w:color w:val="000000"/>
                                 <w:lang w:val="en-US"/>
                               </w:rPr>
@@ -6010,68 +5535,12 @@
                             <w:r>
                               <w:rPr>
                                 <w:sz w:val="20"/>
-                                <w:rFonts w:asciiTheme="minorHAnsi" w:cstheme="minorBidi" w:eastAsiaTheme="minorEastAsia" w:hAnsiTheme="minorHAnsi" w:ascii="0" w:hAnsi="0" w:eastAsia="0" w:cs="0"/>
-                                <w:color w:val="8000FF"/>
-                                <w:lang w:val="en-US"/>
-                              </w:rPr>
-                              <w:t>auto</w:t>
-                            </w:r>
-                            <w:r>
-                              <w:rPr>
-                                <w:sz w:val="20"/>
-                                <w:rFonts w:asciiTheme="minorHAnsi" w:cstheme="minorBidi" w:eastAsiaTheme="minorEastAsia" w:hAnsiTheme="minorHAnsi" w:ascii="0" w:hAnsi="0" w:eastAsia="0" w:cs="0"/>
-                                <w:color w:val="000000"/>
-                                <w:lang w:val="en-US"/>
-                              </w:rPr>
-                              <w:t xml:space="preserve"> job1 </w:t>
-                            </w:r>
-                            <w:r>
-                              <w:rPr>
-                                <w:sz w:val="20"/>
-                                <w:b/>
-                                <w:rFonts w:asciiTheme="minorHAnsi" w:cstheme="minorBidi" w:eastAsiaTheme="minorEastAsia" w:hAnsiTheme="minorHAnsi" w:ascii="0" w:hAnsi="0" w:eastAsia="0" w:cs="0"/>
-                                <w:color w:val="000080"/>
-                                <w:lang w:val="en-US"/>
-                              </w:rPr>
-                              <w:t>=</w:t>
-                            </w:r>
-                            <w:r>
-                              <w:rPr>
-                                <w:sz w:val="20"/>
-                                <w:rFonts w:asciiTheme="minorHAnsi" w:cstheme="minorBidi" w:eastAsiaTheme="minorEastAsia" w:hAnsiTheme="minorHAnsi" w:ascii="0" w:hAnsi="0" w:eastAsia="0" w:cs="0"/>
-                                <w:color w:val="000000"/>
-                                <w:lang w:val="en-US"/>
-                              </w:rPr>
-                              <w:t xml:space="preserve"> jsch</w:t>
-                            </w:r>
-                            <w:r>
-                              <w:rPr>
-                                <w:sz w:val="20"/>
-                                <w:b/>
-                                <w:rFonts w:asciiTheme="minorHAnsi" w:cstheme="minorBidi" w:eastAsiaTheme="minorEastAsia" w:hAnsiTheme="minorHAnsi" w:ascii="0" w:hAnsi="0" w:eastAsia="0" w:cs="0"/>
-                                <w:color w:val="000080"/>
-                                <w:lang w:val="en-US"/>
-                              </w:rPr>
-                              <w:t>::</w:t>
-                            </w:r>
-                            <w:r>
-                              <w:rPr>
-                                <w:sz w:val="20"/>
-                                <w:rFonts w:asciiTheme="minorHAnsi" w:cstheme="minorBidi" w:eastAsiaTheme="minorEastAsia" w:hAnsiTheme="minorHAnsi" w:ascii="0" w:hAnsi="0" w:eastAsia="0" w:cs="0"/>
-                                <w:color w:val="000000"/>
-                                <w:lang w:val="en-US"/>
-                              </w:rPr>
-                              <w:t>make_job</w:t>
-                            </w:r>
-                            <w:r>
-                              <w:rPr>
-                                <w:sz w:val="20"/>
-                                <w:b/>
-                                <w:rFonts w:asciiTheme="minorHAnsi" w:cstheme="minorBidi" w:eastAsiaTheme="minorEastAsia" w:hAnsiTheme="minorHAnsi" w:ascii="0" w:hAnsi="0" w:eastAsia="0" w:cs="0"/>
-                                <w:color w:val="000080"/>
-                                <w:lang w:val="en-US"/>
-                              </w:rPr>
-                              <w:t>([&amp;]{...});</w:t>
+                                <w:szCs w:val="20"/>
+                                <w:rFonts w:ascii="0" w:hAnsi="0" w:eastAsia="" w:cs="0" w:eastAsiaTheme="minorEastAsia"/>
+                                <w:color w:val="008000"/>
+                                <w:lang w:val="en-US"/>
+                              </w:rPr>
+                              <w:t>/* .. */</w:t>
                             </w:r>
                           </w:p>
                           <w:p>
@@ -6082,68 +5551,11 @@
                             <w:r>
                               <w:rPr>
                                 <w:sz w:val="20"/>
-                                <w:rFonts w:asciiTheme="minorHAnsi" w:cstheme="minorBidi" w:eastAsiaTheme="minorEastAsia" w:hAnsiTheme="minorHAnsi" w:ascii="0" w:hAnsi="0" w:eastAsia="0" w:cs="0"/>
-                                <w:color w:val="8000FF"/>
-                                <w:lang w:val="en-US"/>
-                              </w:rPr>
-                              <w:t>auto</w:t>
-                            </w:r>
-                            <w:r>
-                              <w:rPr>
-                                <w:sz w:val="20"/>
-                                <w:rFonts w:asciiTheme="minorHAnsi" w:cstheme="minorBidi" w:eastAsiaTheme="minorEastAsia" w:hAnsiTheme="minorHAnsi" w:ascii="0" w:hAnsi="0" w:eastAsia="0" w:cs="0"/>
+                                <w:szCs w:val="20"/>
+                                <w:rFonts w:ascii="0" w:hAnsi="0" w:eastAsia="" w:cs="0" w:eastAsiaTheme="minorEastAsia"/>
                                 <w:color w:val="000000"/>
                                 <w:lang w:val="en-US"/>
                               </w:rPr>
-                              <w:t xml:space="preserve"> job2 </w:t>
-                            </w:r>
-                            <w:r>
-                              <w:rPr>
-                                <w:sz w:val="20"/>
-                                <w:b/>
-                                <w:rFonts w:asciiTheme="minorHAnsi" w:cstheme="minorBidi" w:eastAsiaTheme="minorEastAsia" w:hAnsiTheme="minorHAnsi" w:ascii="0" w:hAnsi="0" w:eastAsia="0" w:cs="0"/>
-                                <w:color w:val="000080"/>
-                                <w:lang w:val="en-US"/>
-                              </w:rPr>
-                              <w:t>=</w:t>
-                            </w:r>
-                            <w:r>
-                              <w:rPr>
-                                <w:sz w:val="20"/>
-                                <w:rFonts w:asciiTheme="minorHAnsi" w:cstheme="minorBidi" w:eastAsiaTheme="minorEastAsia" w:hAnsiTheme="minorHAnsi" w:ascii="0" w:hAnsi="0" w:eastAsia="0" w:cs="0"/>
-                                <w:color w:val="000000"/>
-                                <w:lang w:val="en-US"/>
-                              </w:rPr>
-                              <w:t xml:space="preserve"> jsch</w:t>
-                            </w:r>
-                            <w:r>
-                              <w:rPr>
-                                <w:sz w:val="20"/>
-                                <w:b/>
-                                <w:rFonts w:asciiTheme="minorHAnsi" w:cstheme="minorBidi" w:eastAsiaTheme="minorEastAsia" w:hAnsiTheme="minorHAnsi" w:ascii="0" w:hAnsi="0" w:eastAsia="0" w:cs="0"/>
-                                <w:color w:val="000080"/>
-                                <w:lang w:val="en-US"/>
-                              </w:rPr>
-                              <w:t>::</w:t>
-                            </w:r>
-                            <w:r>
-                              <w:rPr>
-                                <w:sz w:val="20"/>
-                                <w:rFonts w:asciiTheme="minorHAnsi" w:cstheme="minorBidi" w:eastAsiaTheme="minorEastAsia" w:hAnsiTheme="minorHAnsi" w:ascii="0" w:hAnsi="0" w:eastAsia="0" w:cs="0"/>
-                                <w:color w:val="000000"/>
-                                <w:lang w:val="en-US"/>
-                              </w:rPr>
-                              <w:t>make_job</w:t>
-                            </w:r>
-                            <w:r>
-                              <w:rPr>
-                                <w:sz w:val="20"/>
-                                <w:b/>
-                                <w:rFonts w:asciiTheme="minorHAnsi" w:cstheme="minorBidi" w:eastAsiaTheme="minorEastAsia" w:hAnsiTheme="minorHAnsi" w:ascii="0" w:hAnsi="0" w:eastAsia="0" w:cs="0"/>
-                                <w:color w:val="000080"/>
-                                <w:lang w:val="en-US"/>
-                              </w:rPr>
-                              <w:t>([=]{...});</w:t>
                             </w:r>
                           </w:p>
                           <w:p>
@@ -6154,7 +5566,8 @@
                             <w:r>
                               <w:rPr>
                                 <w:sz w:val="20"/>
-                                <w:rFonts w:asciiTheme="minorHAnsi" w:cstheme="minorBidi" w:eastAsiaTheme="minorEastAsia" w:hAnsiTheme="minorHAnsi" w:ascii="0" w:hAnsi="0" w:eastAsia="0" w:cs="0"/>
+                                <w:szCs w:val="20"/>
+                                <w:rFonts w:eastAsia="" w:cstheme="minorBidi" w:eastAsiaTheme="minorEastAsia" w:ascii="0" w:hAnsi="0" w:cs="0"/>
                                 <w:color w:val="8000FF"/>
                                 <w:lang w:val="en-US"/>
                               </w:rPr>
@@ -6163,17 +5576,19 @@
                             <w:r>
                               <w:rPr>
                                 <w:sz w:val="20"/>
-                                <w:rFonts w:asciiTheme="minorHAnsi" w:cstheme="minorBidi" w:eastAsiaTheme="minorEastAsia" w:hAnsiTheme="minorHAnsi" w:ascii="0" w:hAnsi="0" w:eastAsia="0" w:cs="0"/>
+                                <w:szCs w:val="20"/>
+                                <w:rFonts w:eastAsia="" w:cstheme="minorBidi" w:eastAsiaTheme="minorEastAsia" w:ascii="0" w:hAnsi="0" w:cs="0"/>
                                 <w:color w:val="000000"/>
                                 <w:lang w:val="en-US"/>
                               </w:rPr>
-                              <w:t xml:space="preserve"> job3 </w:t>
-                            </w:r>
-                            <w:r>
-                              <w:rPr>
-                                <w:sz w:val="20"/>
-                                <w:b/>
-                                <w:rFonts w:asciiTheme="minorHAnsi" w:cstheme="minorBidi" w:eastAsiaTheme="minorEastAsia" w:hAnsiTheme="minorHAnsi" w:ascii="0" w:hAnsi="0" w:eastAsia="0" w:cs="0"/>
+                              <w:t xml:space="preserve"> job </w:t>
+                            </w:r>
+                            <w:r>
+                              <w:rPr>
+                                <w:sz w:val="20"/>
+                                <w:szCs w:val="20"/>
+                                <w:bCs/>
+                                <w:rFonts w:eastAsia="" w:cstheme="minorBidi" w:eastAsiaTheme="minorEastAsia" w:ascii="0" w:hAnsi="0" w:cs="0"/>
                                 <w:color w:val="000080"/>
                                 <w:lang w:val="en-US"/>
                               </w:rPr>
@@ -6182,7 +5597,8 @@
                             <w:r>
                               <w:rPr>
                                 <w:sz w:val="20"/>
-                                <w:rFonts w:asciiTheme="minorHAnsi" w:cstheme="minorBidi" w:eastAsiaTheme="minorEastAsia" w:hAnsiTheme="minorHAnsi" w:ascii="0" w:hAnsi="0" w:eastAsia="0" w:cs="0"/>
+                                <w:szCs w:val="20"/>
+                                <w:rFonts w:eastAsia="" w:cstheme="minorBidi" w:eastAsiaTheme="minorEastAsia" w:ascii="0" w:hAnsi="0" w:cs="0"/>
                                 <w:color w:val="000000"/>
                                 <w:lang w:val="en-US"/>
                               </w:rPr>
@@ -6191,8 +5607,9 @@
                             <w:r>
                               <w:rPr>
                                 <w:sz w:val="20"/>
-                                <w:b/>
-                                <w:rFonts w:asciiTheme="minorHAnsi" w:cstheme="minorBidi" w:eastAsiaTheme="minorEastAsia" w:hAnsiTheme="minorHAnsi" w:ascii="0" w:hAnsi="0" w:eastAsia="0" w:cs="0"/>
+                                <w:szCs w:val="20"/>
+                                <w:bCs/>
+                                <w:rFonts w:eastAsia="" w:cstheme="minorBidi" w:eastAsiaTheme="minorEastAsia" w:ascii="0" w:hAnsi="0" w:cs="0"/>
                                 <w:color w:val="000080"/>
                                 <w:lang w:val="en-US"/>
                               </w:rPr>
@@ -6201,7 +5618,8 @@
                             <w:r>
                               <w:rPr>
                                 <w:sz w:val="20"/>
-                                <w:rFonts w:asciiTheme="minorHAnsi" w:cstheme="minorBidi" w:eastAsiaTheme="minorEastAsia" w:hAnsiTheme="minorHAnsi" w:ascii="0" w:hAnsi="0" w:eastAsia="0" w:cs="0"/>
+                                <w:szCs w:val="20"/>
+                                <w:rFonts w:eastAsia="" w:cstheme="minorBidi" w:eastAsiaTheme="minorEastAsia" w:ascii="0" w:hAnsi="0" w:cs="0"/>
                                 <w:color w:val="000000"/>
                                 <w:lang w:val="en-US"/>
                               </w:rPr>
@@ -6210,49 +5628,13 @@
                             <w:r>
                               <w:rPr>
                                 <w:sz w:val="20"/>
-                                <w:b/>
-                                <w:rFonts w:asciiTheme="minorHAnsi" w:cstheme="minorBidi" w:eastAsiaTheme="minorEastAsia" w:hAnsiTheme="minorHAnsi" w:ascii="0" w:hAnsi="0" w:eastAsia="0" w:cs="0"/>
+                                <w:szCs w:val="20"/>
+                                <w:bCs/>
+                                <w:rFonts w:eastAsia="" w:cstheme="minorBidi" w:eastAsiaTheme="minorEastAsia" w:ascii="0" w:hAnsi="0" w:cs="0"/>
                                 <w:color w:val="000080"/>
                                 <w:lang w:val="en-US"/>
                               </w:rPr>
-                              <w:t>([=]()</w:t>
-                            </w:r>
-                            <w:r>
-                              <w:rPr>
-                                <w:sz w:val="20"/>
-                                <w:rFonts w:asciiTheme="minorHAnsi" w:cstheme="minorBidi" w:eastAsiaTheme="minorEastAsia" w:hAnsiTheme="minorHAnsi" w:ascii="0" w:hAnsi="0" w:eastAsia="0" w:cs="0"/>
-                                <w:color w:val="000000"/>
-                                <w:lang w:val="en-US"/>
-                              </w:rPr>
-                              <w:t xml:space="preserve"> </w:t>
-                            </w:r>
-                            <w:r>
-                              <w:rPr>
-                                <w:sz w:val="20"/>
-                                <w:rFonts w:asciiTheme="minorHAnsi" w:cstheme="minorBidi" w:eastAsiaTheme="minorEastAsia" w:hAnsiTheme="minorHAnsi" w:ascii="0" w:hAnsi="0" w:eastAsia="0" w:cs="0"/>
-                                <w:color w:val="8000FF"/>
-                                <w:lang w:val="en-US"/>
-                              </w:rPr>
-                              <w:t>mutable</w:t>
-                            </w:r>
-                            <w:r>
-                              <w:rPr>
-                                <w:sz w:val="20"/>
-                                <w:rFonts w:asciiTheme="minorHAnsi" w:cstheme="minorBidi" w:eastAsiaTheme="minorEastAsia" w:hAnsiTheme="minorHAnsi" w:ascii="0" w:hAnsi="0" w:eastAsia="0" w:cs="0"/>
-                                <w:color w:val="000000"/>
-                                <w:lang w:val="en-US"/>
-                              </w:rPr>
-                              <w:t xml:space="preserve"> </w:t>
-                            </w:r>
-                            <w:r>
-                              <w:rPr>
-                                <w:sz w:val="20"/>
-                                <w:b/>
-                                <w:rFonts w:asciiTheme="minorHAnsi" w:cstheme="minorBidi" w:eastAsiaTheme="minorEastAsia" w:hAnsiTheme="minorHAnsi" w:ascii="0" w:hAnsi="0" w:eastAsia="0" w:cs="0"/>
-                                <w:color w:val="000080"/>
-                                <w:lang w:val="en-US"/>
-                              </w:rPr>
-                              <w:t>{...});</w:t>
+                              <w:t>([&amp;]{..});</w:t>
                             </w:r>
                           </w:p>
                           <w:p>
@@ -6263,7 +5645,8 @@
                             <w:r>
                               <w:rPr>
                                 <w:sz w:val="20"/>
-                                <w:rFonts w:ascii="0" w:hAnsi="0" w:eastAsia="0" w:cs="0"/>
+                                <w:szCs w:val="20"/>
+                                <w:rFonts w:ascii="0" w:hAnsi="0" w:eastAsia="" w:cs="0" w:eastAsiaTheme="minorEastAsia"/>
                                 <w:color w:val="000000"/>
                                 <w:lang w:val="en-US"/>
                               </w:rPr>
@@ -6277,354 +5660,61 @@
                             <w:r>
                               <w:rPr>
                                 <w:sz w:val="20"/>
-                                <w:rFonts w:asciiTheme="minorHAnsi" w:cstheme="minorBidi" w:eastAsiaTheme="minorEastAsia" w:hAnsiTheme="minorHAnsi" w:ascii="0" w:hAnsi="0" w:eastAsia="0" w:cs="0"/>
+                                <w:szCs w:val="20"/>
+                                <w:rFonts w:eastAsia="" w:cstheme="minorBidi" w:eastAsiaTheme="minorEastAsia" w:ascii="0" w:hAnsi="0" w:cs="0"/>
                                 <w:color w:val="000000"/>
                                 <w:lang w:val="en-US"/>
                               </w:rPr>
-                              <w:t>JobSequence</w:t>
-                            </w:r>
-                            <w:r>
-                              <w:rPr>
-                                <w:sz w:val="20"/>
-                                <w:b/>
-                                <w:rFonts w:asciiTheme="minorHAnsi" w:cstheme="minorBidi" w:eastAsiaTheme="minorEastAsia" w:hAnsiTheme="minorHAnsi" w:ascii="0" w:hAnsi="0" w:eastAsia="0" w:cs="0"/>
+                              <w:t>jobScheduler</w:t>
+                            </w:r>
+                            <w:r>
+                              <w:rPr>
+                                <w:sz w:val="20"/>
+                                <w:szCs w:val="20"/>
+                                <w:bCs/>
+                                <w:rFonts w:eastAsia="" w:cstheme="minorBidi" w:eastAsiaTheme="minorEastAsia" w:ascii="0" w:hAnsi="0" w:cs="0"/>
                                 <w:color w:val="000080"/>
                                 <w:lang w:val="en-US"/>
                               </w:rPr>
-                              <w:t>*</w:t>
-                            </w:r>
-                            <w:r>
-                              <w:rPr>
-                                <w:sz w:val="20"/>
-                                <w:rFonts w:asciiTheme="minorHAnsi" w:cstheme="minorBidi" w:eastAsiaTheme="minorEastAsia" w:hAnsiTheme="minorHAnsi" w:ascii="0" w:hAnsi="0" w:eastAsia="0" w:cs="0"/>
+                              <w:t>.</w:t>
+                            </w:r>
+                            <w:r>
+                              <w:rPr>
+                                <w:sz w:val="20"/>
+                                <w:szCs w:val="20"/>
+                                <w:rFonts w:eastAsia="" w:cstheme="minorBidi" w:eastAsiaTheme="minorEastAsia" w:ascii="0" w:hAnsi="0" w:cs="0"/>
                                 <w:color w:val="000000"/>
                                 <w:lang w:val="en-US"/>
                               </w:rPr>
-                              <w:t xml:space="preserve"> jobSequence </w:t>
-                            </w:r>
-                            <w:r>
-                              <w:rPr>
-                                <w:sz w:val="20"/>
-                                <w:b/>
-                                <w:rFonts w:asciiTheme="minorHAnsi" w:cstheme="minorBidi" w:eastAsiaTheme="minorEastAsia" w:hAnsiTheme="minorHAnsi" w:ascii="0" w:hAnsi="0" w:eastAsia="0" w:cs="0"/>
+                              <w:t>submitJob</w:t>
+                            </w:r>
+                            <w:r>
+                              <w:rPr>
+                                <w:sz w:val="20"/>
+                                <w:szCs w:val="20"/>
+                                <w:bCs/>
+                                <w:rFonts w:eastAsia="" w:cstheme="minorBidi" w:eastAsiaTheme="minorEastAsia" w:ascii="0" w:hAnsi="0" w:cs="0"/>
                                 <w:color w:val="000080"/>
                                 <w:lang w:val="en-US"/>
                               </w:rPr>
-                              <w:t>=</w:t>
-                            </w:r>
-                            <w:r>
-                              <w:rPr>
-                                <w:sz w:val="20"/>
-                                <w:rFonts w:asciiTheme="minorHAnsi" w:cstheme="minorBidi" w:eastAsiaTheme="minorEastAsia" w:hAnsiTheme="minorHAnsi" w:ascii="0" w:hAnsi="0" w:eastAsia="0" w:cs="0"/>
+                              <w:t>(</w:t>
+                            </w:r>
+                            <w:r>
+                              <w:rPr>
+                                <w:sz w:val="20"/>
+                                <w:szCs w:val="20"/>
+                                <w:rFonts w:eastAsia="" w:cstheme="minorBidi" w:eastAsiaTheme="minorEastAsia" w:ascii="0" w:hAnsi="0" w:cs="0"/>
                                 <w:color w:val="000000"/>
                                 <w:lang w:val="en-US"/>
                               </w:rPr>
-                              <w:t xml:space="preserve"> jobScheduler</w:t>
-                            </w:r>
-                            <w:r>
-                              <w:rPr>
-                                <w:sz w:val="20"/>
-                                <w:b/>
-                                <w:rFonts w:asciiTheme="minorHAnsi" w:cstheme="minorBidi" w:eastAsiaTheme="minorEastAsia" w:hAnsiTheme="minorHAnsi" w:ascii="0" w:hAnsi="0" w:eastAsia="0" w:cs="0"/>
-                                <w:color w:val="000080"/>
-                                <w:lang w:val="en-US"/>
-                              </w:rPr>
-                              <w:t>.</w:t>
-                            </w:r>
-                            <w:r>
-                              <w:rPr>
-                                <w:sz w:val="20"/>
-                                <w:rFonts w:asciiTheme="minorHAnsi" w:cstheme="minorBidi" w:eastAsiaTheme="minorEastAsia" w:hAnsiTheme="minorHAnsi" w:ascii="0" w:hAnsi="0" w:eastAsia="0" w:cs="0"/>
-                                <w:color w:val="000000"/>
-                                <w:lang w:val="en-US"/>
-                              </w:rPr>
-                              <w:t>make_job_sequence</w:t>
-                            </w:r>
-                            <w:r>
-                              <w:rPr>
-                                <w:sz w:val="20"/>
-                                <w:b/>
-                                <w:rFonts w:asciiTheme="minorHAnsi" w:cstheme="minorBidi" w:eastAsiaTheme="minorEastAsia" w:hAnsiTheme="minorHAnsi" w:ascii="0" w:hAnsi="0" w:eastAsia="0" w:cs="0"/>
-                                <w:color w:val="000080"/>
-                                <w:lang w:val="en-US"/>
-                              </w:rPr>
-                              <w:t>();</w:t>
-                            </w:r>
-                          </w:p>
-                          <w:p>
-                            <w:pPr>
-                              <w:overflowPunct w:val="false"/>
-                              <w:rPr/>
-                            </w:pPr>
-                            <w:r>
-                              <w:rPr>
-                                <w:sz w:val="20"/>
-                                <w:rFonts w:ascii="0" w:hAnsi="0" w:eastAsia="0" w:cs="0"/>
-                                <w:color w:val="000000"/>
-                                <w:lang w:val="en-US"/>
-                              </w:rPr>
-                            </w:r>
-                          </w:p>
-                          <w:p>
-                            <w:pPr>
-                              <w:overflowPunct w:val="false"/>
-                              <w:rPr/>
-                            </w:pPr>
-                            <w:r>
-                              <w:rPr>
-                                <w:sz w:val="20"/>
-                                <w:rFonts w:asciiTheme="minorHAnsi" w:cstheme="minorBidi" w:eastAsiaTheme="minorEastAsia" w:hAnsiTheme="minorHAnsi" w:ascii="0" w:hAnsi="0" w:eastAsia="0" w:cs="0"/>
-                                <w:color w:val="000000"/>
-                                <w:lang w:val="en-US"/>
-                              </w:rPr>
-                              <w:t>jobSequence</w:t>
-                            </w:r>
-                            <w:r>
-                              <w:rPr>
-                                <w:sz w:val="20"/>
-                                <w:b/>
-                                <w:rFonts w:asciiTheme="minorHAnsi" w:cstheme="minorBidi" w:eastAsiaTheme="minorEastAsia" w:hAnsiTheme="minorHAnsi" w:ascii="0" w:hAnsi="0" w:eastAsia="0" w:cs="0"/>
-                                <w:color w:val="000080"/>
-                                <w:lang w:val="en-US"/>
-                              </w:rPr>
-                              <w:t>.</w:t>
-                            </w:r>
-                            <w:r>
-                              <w:rPr>
-                                <w:sz w:val="20"/>
-                                <w:rFonts w:asciiTheme="minorHAnsi" w:cstheme="minorBidi" w:eastAsiaTheme="minorEastAsia" w:hAnsiTheme="minorHAnsi" w:ascii="0" w:hAnsi="0" w:eastAsia="0" w:cs="0"/>
-                                <w:color w:val="000000"/>
-                                <w:lang w:val="en-US"/>
-                              </w:rPr>
-                              <w:t>then</w:t>
-                            </w:r>
-                            <w:r>
-                              <w:rPr>
-                                <w:sz w:val="20"/>
-                                <w:b/>
-                                <w:rFonts w:asciiTheme="minorHAnsi" w:cstheme="minorBidi" w:eastAsiaTheme="minorEastAsia" w:hAnsiTheme="minorHAnsi" w:ascii="0" w:hAnsi="0" w:eastAsia="0" w:cs="0"/>
-                                <w:color w:val="000080"/>
-                                <w:lang w:val="en-US"/>
-                              </w:rPr>
-                              <w:t>(</w:t>
-                            </w:r>
-                            <w:r>
-                              <w:rPr>
-                                <w:sz w:val="20"/>
-                                <w:rFonts w:asciiTheme="minorHAnsi" w:cstheme="minorBidi" w:eastAsiaTheme="minorEastAsia" w:hAnsiTheme="minorHAnsi" w:ascii="0" w:hAnsi="0" w:eastAsia="0" w:cs="0"/>
-                                <w:color w:val="000000"/>
-                                <w:lang w:val="en-US"/>
-                              </w:rPr>
-                              <w:t>job1</w:t>
-                            </w:r>
-                            <w:r>
-                              <w:rPr>
-                                <w:sz w:val="20"/>
-                                <w:b/>
-                                <w:rFonts w:asciiTheme="minorHAnsi" w:cstheme="minorBidi" w:eastAsiaTheme="minorEastAsia" w:hAnsiTheme="minorHAnsi" w:ascii="0" w:hAnsi="0" w:eastAsia="0" w:cs="0"/>
-                                <w:color w:val="000080"/>
-                                <w:lang w:val="en-US"/>
-                              </w:rPr>
-                              <w:t>);</w:t>
-                            </w:r>
-                          </w:p>
-                          <w:p>
-                            <w:pPr>
-                              <w:overflowPunct w:val="false"/>
-                              <w:rPr/>
-                            </w:pPr>
-                            <w:r>
-                              <w:rPr>
-                                <w:sz w:val="20"/>
-                                <w:rFonts w:asciiTheme="minorHAnsi" w:cstheme="minorBidi" w:eastAsiaTheme="minorEastAsia" w:hAnsiTheme="minorHAnsi" w:ascii="0" w:hAnsi="0" w:eastAsia="0" w:cs="0"/>
-                                <w:color w:val="000000"/>
-                                <w:lang w:val="en-US"/>
-                              </w:rPr>
-                              <w:t>jobSequence</w:t>
-                            </w:r>
-                            <w:r>
-                              <w:rPr>
-                                <w:sz w:val="20"/>
-                                <w:b/>
-                                <w:rFonts w:asciiTheme="minorHAnsi" w:cstheme="minorBidi" w:eastAsiaTheme="minorEastAsia" w:hAnsiTheme="minorHAnsi" w:ascii="0" w:hAnsi="0" w:eastAsia="0" w:cs="0"/>
-                                <w:color w:val="000080"/>
-                                <w:lang w:val="en-US"/>
-                              </w:rPr>
-                              <w:t>.</w:t>
-                            </w:r>
-                            <w:r>
-                              <w:rPr>
-                                <w:sz w:val="20"/>
-                                <w:rFonts w:asciiTheme="minorHAnsi" w:cstheme="minorBidi" w:eastAsiaTheme="minorEastAsia" w:hAnsiTheme="minorHAnsi" w:ascii="0" w:hAnsi="0" w:eastAsia="0" w:cs="0"/>
-                                <w:color w:val="000000"/>
-                                <w:lang w:val="en-US"/>
-                              </w:rPr>
-                              <w:t>then</w:t>
-                            </w:r>
-                            <w:r>
-                              <w:rPr>
-                                <w:sz w:val="20"/>
-                                <w:b/>
-                                <w:rFonts w:asciiTheme="minorHAnsi" w:cstheme="minorBidi" w:eastAsiaTheme="minorEastAsia" w:hAnsiTheme="minorHAnsi" w:ascii="0" w:hAnsi="0" w:eastAsia="0" w:cs="0"/>
-                                <w:color w:val="000080"/>
-                                <w:lang w:val="en-US"/>
-                              </w:rPr>
-                              <w:t>(</w:t>
-                            </w:r>
-                            <w:r>
-                              <w:rPr>
-                                <w:sz w:val="20"/>
-                                <w:rFonts w:asciiTheme="minorHAnsi" w:cstheme="minorBidi" w:eastAsiaTheme="minorEastAsia" w:hAnsiTheme="minorHAnsi" w:ascii="0" w:hAnsi="0" w:eastAsia="0" w:cs="0"/>
-                                <w:color w:val="000000"/>
-                                <w:lang w:val="en-US"/>
-                              </w:rPr>
-                              <w:t>job2</w:t>
-                            </w:r>
-                            <w:r>
-                              <w:rPr>
-                                <w:sz w:val="20"/>
-                                <w:b/>
-                                <w:rFonts w:asciiTheme="minorHAnsi" w:cstheme="minorBidi" w:eastAsiaTheme="minorEastAsia" w:hAnsiTheme="minorHAnsi" w:ascii="0" w:hAnsi="0" w:eastAsia="0" w:cs="0"/>
-                                <w:color w:val="000080"/>
-                                <w:lang w:val="en-US"/>
-                              </w:rPr>
-                              <w:t>);</w:t>
-                            </w:r>
-                          </w:p>
-                          <w:p>
-                            <w:pPr>
-                              <w:overflowPunct w:val="false"/>
-                              <w:rPr/>
-                            </w:pPr>
-                            <w:r>
-                              <w:rPr>
-                                <w:sz w:val="20"/>
-                                <w:rFonts w:asciiTheme="minorHAnsi" w:cstheme="minorBidi" w:eastAsiaTheme="minorEastAsia" w:hAnsiTheme="minorHAnsi" w:ascii="0" w:hAnsi="0" w:eastAsia="0" w:cs="0"/>
-                                <w:color w:val="000000"/>
-                                <w:lang w:val="en-US"/>
-                              </w:rPr>
-                              <w:t>jobSequence</w:t>
-                            </w:r>
-                            <w:r>
-                              <w:rPr>
-                                <w:sz w:val="20"/>
-                                <w:b/>
-                                <w:rFonts w:asciiTheme="minorHAnsi" w:cstheme="minorBidi" w:eastAsiaTheme="minorEastAsia" w:hAnsiTheme="minorHAnsi" w:ascii="0" w:hAnsi="0" w:eastAsia="0" w:cs="0"/>
-                                <w:color w:val="000080"/>
-                                <w:lang w:val="en-US"/>
-                              </w:rPr>
-                              <w:t>.</w:t>
-                            </w:r>
-                            <w:r>
-                              <w:rPr>
-                                <w:sz w:val="20"/>
-                                <w:rFonts w:asciiTheme="minorHAnsi" w:cstheme="minorBidi" w:eastAsiaTheme="minorEastAsia" w:hAnsiTheme="minorHAnsi" w:ascii="0" w:hAnsi="0" w:eastAsia="0" w:cs="0"/>
-                                <w:color w:val="000000"/>
-                                <w:lang w:val="en-US"/>
-                              </w:rPr>
-                              <w:t>then</w:t>
-                            </w:r>
-                            <w:r>
-                              <w:rPr>
-                                <w:sz w:val="20"/>
-                                <w:b/>
-                                <w:rFonts w:asciiTheme="minorHAnsi" w:cstheme="minorBidi" w:eastAsiaTheme="minorEastAsia" w:hAnsiTheme="minorHAnsi" w:ascii="0" w:hAnsi="0" w:eastAsia="0" w:cs="0"/>
-                                <w:color w:val="000080"/>
-                                <w:lang w:val="en-US"/>
-                              </w:rPr>
-                              <w:t>(</w:t>
-                            </w:r>
-                            <w:r>
-                              <w:rPr>
-                                <w:sz w:val="20"/>
-                                <w:rFonts w:asciiTheme="minorHAnsi" w:cstheme="minorBidi" w:eastAsiaTheme="minorEastAsia" w:hAnsiTheme="minorHAnsi" w:ascii="0" w:hAnsi="0" w:eastAsia="0" w:cs="0"/>
-                                <w:color w:val="000000"/>
-                                <w:lang w:val="en-US"/>
-                              </w:rPr>
-                              <w:t>job3</w:t>
-                            </w:r>
-                            <w:r>
-                              <w:rPr>
-                                <w:sz w:val="20"/>
-                                <w:b/>
-                                <w:rFonts w:asciiTheme="minorHAnsi" w:cstheme="minorBidi" w:eastAsiaTheme="minorEastAsia" w:hAnsiTheme="minorHAnsi" w:ascii="0" w:hAnsi="0" w:eastAsia="0" w:cs="0"/>
-                                <w:color w:val="000080"/>
-                                <w:lang w:val="en-US"/>
-                              </w:rPr>
-                              <w:t>);</w:t>
-                            </w:r>
-                          </w:p>
-                          <w:p>
-                            <w:pPr>
-                              <w:overflowPunct w:val="false"/>
-                              <w:rPr/>
-                            </w:pPr>
-                            <w:r>
-                              <w:rPr>
-                                <w:sz w:val="20"/>
-                                <w:rFonts w:ascii="0" w:hAnsi="0" w:eastAsia="0" w:cs="0"/>
-                                <w:color w:val="000000"/>
-                                <w:lang w:val="en-US"/>
-                              </w:rPr>
-                            </w:r>
-                          </w:p>
-                          <w:p>
-                            <w:pPr>
-                              <w:overflowPunct w:val="false"/>
-                              <w:rPr/>
-                            </w:pPr>
-                            <w:r>
-                              <w:rPr>
-                                <w:sz w:val="20"/>
-                                <w:rFonts w:asciiTheme="minorHAnsi" w:cstheme="minorBidi" w:eastAsiaTheme="minorEastAsia" w:hAnsiTheme="minorHAnsi" w:ascii="0" w:hAnsi="0" w:eastAsia="0" w:cs="0"/>
-                                <w:color w:val="000000"/>
-                                <w:lang w:val="en-US"/>
-                              </w:rPr>
-                              <w:t>jobScheduler</w:t>
-                            </w:r>
-                            <w:r>
-                              <w:rPr>
-                                <w:sz w:val="20"/>
-                                <w:b/>
-                                <w:rFonts w:asciiTheme="minorHAnsi" w:cstheme="minorBidi" w:eastAsiaTheme="minorEastAsia" w:hAnsiTheme="minorHAnsi" w:ascii="0" w:hAnsi="0" w:eastAsia="0" w:cs="0"/>
-                                <w:color w:val="000080"/>
-                                <w:lang w:val="en-US"/>
-                              </w:rPr>
-                              <w:t>.</w:t>
-                            </w:r>
-                            <w:r>
-                              <w:rPr>
-                                <w:sz w:val="20"/>
-                                <w:rFonts w:asciiTheme="minorHAnsi" w:cstheme="minorBidi" w:eastAsiaTheme="minorEastAsia" w:hAnsiTheme="minorHAnsi" w:ascii="0" w:hAnsi="0" w:eastAsia="0" w:cs="0"/>
-                                <w:color w:val="000000"/>
-                                <w:lang w:val="en-US"/>
-                              </w:rPr>
-                              <w:t>submitJob</w:t>
-                            </w:r>
-                            <w:r>
-                              <w:rPr>
-                                <w:sz w:val="20"/>
-                                <w:b/>
-                                <w:rFonts w:asciiTheme="minorHAnsi" w:cstheme="minorBidi" w:eastAsiaTheme="minorEastAsia" w:hAnsiTheme="minorHAnsi" w:ascii="0" w:hAnsi="0" w:eastAsia="0" w:cs="0"/>
-                                <w:color w:val="000080"/>
-                                <w:lang w:val="en-US"/>
-                              </w:rPr>
-                              <w:t>(</w:t>
-                            </w:r>
-                            <w:r>
-                              <w:rPr>
-                                <w:sz w:val="20"/>
-                                <w:rFonts w:asciiTheme="minorHAnsi" w:cstheme="minorBidi" w:eastAsiaTheme="minorEastAsia" w:hAnsiTheme="minorHAnsi" w:ascii="0" w:hAnsi="0" w:eastAsia="0" w:cs="0"/>
-                                <w:color w:val="000000"/>
-                                <w:lang w:val="en-US"/>
-                              </w:rPr>
-                              <w:t>jobSequence</w:t>
-                            </w:r>
-                            <w:r>
-                              <w:rPr>
-                                <w:sz w:val="20"/>
-                                <w:b/>
-                                <w:rFonts w:asciiTheme="minorHAnsi" w:cstheme="minorBidi" w:eastAsiaTheme="minorEastAsia" w:hAnsiTheme="minorHAnsi" w:ascii="0" w:hAnsi="0" w:eastAsia="0" w:cs="0"/>
+                              <w:t>job</w:t>
+                            </w:r>
+                            <w:r>
+                              <w:rPr>
+                                <w:sz w:val="20"/>
+                                <w:szCs w:val="20"/>
+                                <w:bCs/>
+                                <w:rFonts w:eastAsia="" w:cstheme="minorBidi" w:eastAsiaTheme="minorEastAsia" w:ascii="0" w:hAnsi="0" w:cs="0"/>
                                 <w:color w:val="000080"/>
                                 <w:lang w:val="en-US"/>
                               </w:rPr>
@@ -6633,8 +5723,8 @@
                           </w:p>
                         </w:txbxContent>
                       </wps:txbx>
-                      <wps:bodyPr wrap="square" lIns="0" rIns="0" tIns="0" bIns="0" anchor="t">
-                        <a:noAutofit/>
+                      <wps:bodyPr wrap="square" lIns="0" rIns="0" tIns="0" bIns="0">
+                        <a:spAutoFit/>
                       </wps:bodyPr>
                     </wps:wsp>
                   </a:graphicData>
@@ -6648,7 +5738,7 @@
                 <v:stroke joinstyle="miter"/>
                 <v:path gradientshapeok="t" o:connecttype="rect"/>
               </v:shapetype>
-              <v:shape id="shape_0" ID="Text Frame 1" stroked="f" o:allowincell="f" style="position:absolute;margin-left:2.1pt;margin-top:11.25pt;width:370.55pt;height:174.75pt;mso-wrap-style:square;v-text-anchor:top" type="_x0000_t202">
+              <v:shape id="shape_0" ID="Shape2" fillcolor="#dddddd" stroked="f" style="position:absolute;margin-left:0.25pt;margin-top:6.7pt;width:363.05pt;height:150.5pt" type="shapetype_202">
                 <v:textbox>
                   <w:txbxContent>
                     <w:p>
@@ -6658,10 +5748,9 @@
                       </w:pPr>
                       <w:r>
                         <w:rPr>
-                          <w:b/>
-                          <w:bCs/>
-                          <w:sz w:val="20"/>
-                          <w:rFonts w:asciiTheme="minorHAnsi" w:cstheme="minorBidi" w:eastAsiaTheme="minorEastAsia" w:hAnsiTheme="minorHAnsi" w:ascii="0" w:hAnsi="0" w:eastAsia="0" w:cs="0"/>
+                          <w:sz w:val="20"/>
+                          <w:szCs w:val="20"/>
+                          <w:rFonts w:ascii="0" w:hAnsi="0" w:eastAsia="" w:cs="0" w:eastAsiaTheme="minorEastAsia"/>
                           <w:color w:val="804000"/>
                           <w:lang w:val="en-US"/>
                         </w:rPr>
@@ -6676,7 +5765,8 @@
                       <w:r>
                         <w:rPr>
                           <w:sz w:val="20"/>
-                          <w:rFonts w:ascii="0" w:hAnsi="0" w:eastAsia="0" w:cs="0"/>
+                          <w:szCs w:val="20"/>
+                          <w:rFonts w:ascii="0" w:hAnsi="0" w:eastAsia="" w:cs="0" w:eastAsiaTheme="minorEastAsia"/>
                           <w:color w:val="000000"/>
                           <w:lang w:val="en-US"/>
                         </w:rPr>
@@ -6690,11 +5780,64 @@
                       <w:r>
                         <w:rPr>
                           <w:sz w:val="20"/>
-                          <w:rFonts w:ascii="0" w:hAnsi="0" w:eastAsia="0" w:cs="0"/>
+                          <w:szCs w:val="20"/>
+                          <w:rFonts w:eastAsia="" w:cstheme="minorBidi" w:eastAsiaTheme="minorEastAsia" w:ascii="0" w:hAnsi="0" w:cs="0"/>
+                          <w:color w:val="000000"/>
+                          <w:lang w:val="en-US"/>
+                        </w:rPr>
+                        <w:t>JobScheduler jobScheduler</w:t>
+                      </w:r>
+                      <w:r>
+                        <w:rPr>
+                          <w:sz w:val="20"/>
+                          <w:szCs w:val="20"/>
+                          <w:bCs/>
+                          <w:rFonts w:eastAsia="" w:cstheme="minorBidi" w:eastAsiaTheme="minorEastAsia" w:ascii="0" w:hAnsi="0" w:cs="0"/>
+                          <w:color w:val="000080"/>
+                          <w:lang w:val="en-US"/>
+                        </w:rPr>
+                        <w:t>(</w:t>
+                      </w:r>
+                      <w:r>
+                        <w:rPr>
+                          <w:sz w:val="20"/>
+                          <w:szCs w:val="20"/>
+                          <w:rFonts w:eastAsia="" w:cstheme="minorBidi" w:eastAsiaTheme="minorEastAsia" w:ascii="0" w:hAnsi="0" w:cs="0"/>
+                          <w:color w:val="FF8000"/>
+                          <w:lang w:val="en-US"/>
+                        </w:rPr>
+                        <w:t>10</w:t>
+                      </w:r>
+                      <w:r>
+                        <w:rPr>
+                          <w:sz w:val="20"/>
+                          <w:szCs w:val="20"/>
+                          <w:bCs/>
+                          <w:rFonts w:eastAsia="" w:cstheme="minorBidi" w:eastAsiaTheme="minorEastAsia" w:ascii="0" w:hAnsi="0" w:cs="0"/>
+                          <w:color w:val="000080"/>
+                          <w:lang w:val="en-US"/>
+                        </w:rPr>
+                        <w:t>);</w:t>
+                      </w:r>
+                      <w:r>
+                        <w:rPr>
+                          <w:sz w:val="20"/>
+                          <w:szCs w:val="20"/>
+                          <w:rFonts w:eastAsia="" w:cstheme="minorBidi" w:eastAsiaTheme="minorEastAsia" w:ascii="0" w:hAnsi="0" w:cs="0"/>
+                          <w:color w:val="000000"/>
+                          <w:lang w:val="en-US"/>
+                        </w:rPr>
+                        <w:t xml:space="preserve"> </w:t>
+                      </w:r>
+                      <w:r>
+                        <w:rPr>
+                          <w:sz w:val="20"/>
+                          <w:szCs w:val="20"/>
+                          <w:rFonts w:eastAsia="" w:cstheme="minorBidi" w:eastAsiaTheme="minorEastAsia" w:ascii="0" w:hAnsi="0" w:cs="0"/>
                           <w:color w:val="008000"/>
                           <w:lang w:val="en-US"/>
                         </w:rPr>
-                        <w:t>/*...*/</w:t>
+                        <w:t>/*Specify number of workers*/</w:t>
                       </w:r>
                     </w:p>
                     <w:p>
@@ -6705,7 +5848,8 @@
                       <w:r>
                         <w:rPr>
                           <w:sz w:val="20"/>
-                          <w:rFonts w:ascii="0" w:hAnsi="0" w:eastAsia="0" w:cs="0"/>
+                          <w:szCs w:val="20"/>
+                          <w:rFonts w:ascii="0" w:hAnsi="0" w:eastAsia="" w:cs="0" w:eastAsiaTheme="minorEastAsia"/>
                           <w:color w:val="000000"/>
                           <w:lang w:val="en-US"/>
                         </w:rPr>
@@ -6719,68 +5863,12 @@
                       <w:r>
                         <w:rPr>
                           <w:sz w:val="20"/>
-                          <w:rFonts w:asciiTheme="minorHAnsi" w:cstheme="minorBidi" w:eastAsiaTheme="minorEastAsia" w:hAnsiTheme="minorHAnsi" w:ascii="0" w:hAnsi="0" w:eastAsia="0" w:cs="0"/>
-                          <w:color w:val="8000FF"/>
-                          <w:lang w:val="en-US"/>
-                        </w:rPr>
-                        <w:t>auto</w:t>
-                      </w:r>
-                      <w:r>
-                        <w:rPr>
-                          <w:sz w:val="20"/>
-                          <w:rFonts w:asciiTheme="minorHAnsi" w:cstheme="minorBidi" w:eastAsiaTheme="minorEastAsia" w:hAnsiTheme="minorHAnsi" w:ascii="0" w:hAnsi="0" w:eastAsia="0" w:cs="0"/>
-                          <w:color w:val="000000"/>
-                          <w:lang w:val="en-US"/>
-                        </w:rPr>
-                        <w:t xml:space="preserve"> job1 </w:t>
-                      </w:r>
-                      <w:r>
-                        <w:rPr>
-                          <w:sz w:val="20"/>
-                          <w:b/>
-                          <w:rFonts w:asciiTheme="minorHAnsi" w:cstheme="minorBidi" w:eastAsiaTheme="minorEastAsia" w:hAnsiTheme="minorHAnsi" w:ascii="0" w:hAnsi="0" w:eastAsia="0" w:cs="0"/>
-                          <w:color w:val="000080"/>
-                          <w:lang w:val="en-US"/>
-                        </w:rPr>
-                        <w:t>=</w:t>
-                      </w:r>
-                      <w:r>
-                        <w:rPr>
-                          <w:sz w:val="20"/>
-                          <w:rFonts w:asciiTheme="minorHAnsi" w:cstheme="minorBidi" w:eastAsiaTheme="minorEastAsia" w:hAnsiTheme="minorHAnsi" w:ascii="0" w:hAnsi="0" w:eastAsia="0" w:cs="0"/>
-                          <w:color w:val="000000"/>
-                          <w:lang w:val="en-US"/>
-                        </w:rPr>
-                        <w:t xml:space="preserve"> jsch</w:t>
-                      </w:r>
-                      <w:r>
-                        <w:rPr>
-                          <w:sz w:val="20"/>
-                          <w:b/>
-                          <w:rFonts w:asciiTheme="minorHAnsi" w:cstheme="minorBidi" w:eastAsiaTheme="minorEastAsia" w:hAnsiTheme="minorHAnsi" w:ascii="0" w:hAnsi="0" w:eastAsia="0" w:cs="0"/>
-                          <w:color w:val="000080"/>
-                          <w:lang w:val="en-US"/>
-                        </w:rPr>
-                        <w:t>::</w:t>
-                      </w:r>
-                      <w:r>
-                        <w:rPr>
-                          <w:sz w:val="20"/>
-                          <w:rFonts w:asciiTheme="minorHAnsi" w:cstheme="minorBidi" w:eastAsiaTheme="minorEastAsia" w:hAnsiTheme="minorHAnsi" w:ascii="0" w:hAnsi="0" w:eastAsia="0" w:cs="0"/>
-                          <w:color w:val="000000"/>
-                          <w:lang w:val="en-US"/>
-                        </w:rPr>
-                        <w:t>make_job</w:t>
-                      </w:r>
-                      <w:r>
-                        <w:rPr>
-                          <w:sz w:val="20"/>
-                          <w:b/>
-                          <w:rFonts w:asciiTheme="minorHAnsi" w:cstheme="minorBidi" w:eastAsiaTheme="minorEastAsia" w:hAnsiTheme="minorHAnsi" w:ascii="0" w:hAnsi="0" w:eastAsia="0" w:cs="0"/>
-                          <w:color w:val="000080"/>
-                          <w:lang w:val="en-US"/>
-                        </w:rPr>
-                        <w:t>([&amp;]{...});</w:t>
+                          <w:szCs w:val="20"/>
+                          <w:rFonts w:ascii="0" w:hAnsi="0" w:eastAsia="" w:cs="0" w:eastAsiaTheme="minorEastAsia"/>
+                          <w:color w:val="008000"/>
+                          <w:lang w:val="en-US"/>
+                        </w:rPr>
+                        <w:t>/* .. */</w:t>
                       </w:r>
                     </w:p>
                     <w:p>
@@ -6791,68 +5879,11 @@
                       <w:r>
                         <w:rPr>
                           <w:sz w:val="20"/>
-                          <w:rFonts w:asciiTheme="minorHAnsi" w:cstheme="minorBidi" w:eastAsiaTheme="minorEastAsia" w:hAnsiTheme="minorHAnsi" w:ascii="0" w:hAnsi="0" w:eastAsia="0" w:cs="0"/>
-                          <w:color w:val="8000FF"/>
-                          <w:lang w:val="en-US"/>
-                        </w:rPr>
-                        <w:t>auto</w:t>
-                      </w:r>
-                      <w:r>
-                        <w:rPr>
-                          <w:sz w:val="20"/>
-                          <w:rFonts w:asciiTheme="minorHAnsi" w:cstheme="minorBidi" w:eastAsiaTheme="minorEastAsia" w:hAnsiTheme="minorHAnsi" w:ascii="0" w:hAnsi="0" w:eastAsia="0" w:cs="0"/>
+                          <w:szCs w:val="20"/>
+                          <w:rFonts w:ascii="0" w:hAnsi="0" w:eastAsia="" w:cs="0" w:eastAsiaTheme="minorEastAsia"/>
                           <w:color w:val="000000"/>
                           <w:lang w:val="en-US"/>
                         </w:rPr>
-                        <w:t xml:space="preserve"> job2 </w:t>
-                      </w:r>
-                      <w:r>
-                        <w:rPr>
-                          <w:sz w:val="20"/>
-                          <w:b/>
-                          <w:rFonts w:asciiTheme="minorHAnsi" w:cstheme="minorBidi" w:eastAsiaTheme="minorEastAsia" w:hAnsiTheme="minorHAnsi" w:ascii="0" w:hAnsi="0" w:eastAsia="0" w:cs="0"/>
-                          <w:color w:val="000080"/>
-                          <w:lang w:val="en-US"/>
-                        </w:rPr>
-                        <w:t>=</w:t>
-                      </w:r>
-                      <w:r>
-                        <w:rPr>
-                          <w:sz w:val="20"/>
-                          <w:rFonts w:asciiTheme="minorHAnsi" w:cstheme="minorBidi" w:eastAsiaTheme="minorEastAsia" w:hAnsiTheme="minorHAnsi" w:ascii="0" w:hAnsi="0" w:eastAsia="0" w:cs="0"/>
-                          <w:color w:val="000000"/>
-                          <w:lang w:val="en-US"/>
-                        </w:rPr>
-                        <w:t xml:space="preserve"> jsch</w:t>
-                      </w:r>
-                      <w:r>
-                        <w:rPr>
-                          <w:sz w:val="20"/>
-                          <w:b/>
-                          <w:rFonts w:asciiTheme="minorHAnsi" w:cstheme="minorBidi" w:eastAsiaTheme="minorEastAsia" w:hAnsiTheme="minorHAnsi" w:ascii="0" w:hAnsi="0" w:eastAsia="0" w:cs="0"/>
-                          <w:color w:val="000080"/>
-                          <w:lang w:val="en-US"/>
-                        </w:rPr>
-                        <w:t>::</w:t>
-                      </w:r>
-                      <w:r>
-                        <w:rPr>
-                          <w:sz w:val="20"/>
-                          <w:rFonts w:asciiTheme="minorHAnsi" w:cstheme="minorBidi" w:eastAsiaTheme="minorEastAsia" w:hAnsiTheme="minorHAnsi" w:ascii="0" w:hAnsi="0" w:eastAsia="0" w:cs="0"/>
-                          <w:color w:val="000000"/>
-                          <w:lang w:val="en-US"/>
-                        </w:rPr>
-                        <w:t>make_job</w:t>
-                      </w:r>
-                      <w:r>
-                        <w:rPr>
-                          <w:sz w:val="20"/>
-                          <w:b/>
-                          <w:rFonts w:asciiTheme="minorHAnsi" w:cstheme="minorBidi" w:eastAsiaTheme="minorEastAsia" w:hAnsiTheme="minorHAnsi" w:ascii="0" w:hAnsi="0" w:eastAsia="0" w:cs="0"/>
-                          <w:color w:val="000080"/>
-                          <w:lang w:val="en-US"/>
-                        </w:rPr>
-                        <w:t>([=]{...});</w:t>
                       </w:r>
                     </w:p>
                     <w:p>
@@ -6863,7 +5894,8 @@
                       <w:r>
                         <w:rPr>
                           <w:sz w:val="20"/>
-                          <w:rFonts w:asciiTheme="minorHAnsi" w:cstheme="minorBidi" w:eastAsiaTheme="minorEastAsia" w:hAnsiTheme="minorHAnsi" w:ascii="0" w:hAnsi="0" w:eastAsia="0" w:cs="0"/>
+                          <w:szCs w:val="20"/>
+                          <w:rFonts w:eastAsia="" w:cstheme="minorBidi" w:eastAsiaTheme="minorEastAsia" w:ascii="0" w:hAnsi="0" w:cs="0"/>
                           <w:color w:val="8000FF"/>
                           <w:lang w:val="en-US"/>
                         </w:rPr>
@@ -6872,17 +5904,19 @@
                       <w:r>
                         <w:rPr>
                           <w:sz w:val="20"/>
-                          <w:rFonts w:asciiTheme="minorHAnsi" w:cstheme="minorBidi" w:eastAsiaTheme="minorEastAsia" w:hAnsiTheme="minorHAnsi" w:ascii="0" w:hAnsi="0" w:eastAsia="0" w:cs="0"/>
+                          <w:szCs w:val="20"/>
+                          <w:rFonts w:eastAsia="" w:cstheme="minorBidi" w:eastAsiaTheme="minorEastAsia" w:ascii="0" w:hAnsi="0" w:cs="0"/>
                           <w:color w:val="000000"/>
                           <w:lang w:val="en-US"/>
                         </w:rPr>
-                        <w:t xml:space="preserve"> job3 </w:t>
-                      </w:r>
-                      <w:r>
-                        <w:rPr>
-                          <w:sz w:val="20"/>
-                          <w:b/>
-                          <w:rFonts w:asciiTheme="minorHAnsi" w:cstheme="minorBidi" w:eastAsiaTheme="minorEastAsia" w:hAnsiTheme="minorHAnsi" w:ascii="0" w:hAnsi="0" w:eastAsia="0" w:cs="0"/>
+                        <w:t xml:space="preserve"> job </w:t>
+                      </w:r>
+                      <w:r>
+                        <w:rPr>
+                          <w:sz w:val="20"/>
+                          <w:szCs w:val="20"/>
+                          <w:bCs/>
+                          <w:rFonts w:eastAsia="" w:cstheme="minorBidi" w:eastAsiaTheme="minorEastAsia" w:ascii="0" w:hAnsi="0" w:cs="0"/>
                           <w:color w:val="000080"/>
                           <w:lang w:val="en-US"/>
                         </w:rPr>
@@ -6891,7 +5925,8 @@
                       <w:r>
                         <w:rPr>
                           <w:sz w:val="20"/>
-                          <w:rFonts w:asciiTheme="minorHAnsi" w:cstheme="minorBidi" w:eastAsiaTheme="minorEastAsia" w:hAnsiTheme="minorHAnsi" w:ascii="0" w:hAnsi="0" w:eastAsia="0" w:cs="0"/>
+                          <w:szCs w:val="20"/>
+                          <w:rFonts w:eastAsia="" w:cstheme="minorBidi" w:eastAsiaTheme="minorEastAsia" w:ascii="0" w:hAnsi="0" w:cs="0"/>
                           <w:color w:val="000000"/>
                           <w:lang w:val="en-US"/>
                         </w:rPr>
@@ -6900,8 +5935,9 @@
                       <w:r>
                         <w:rPr>
                           <w:sz w:val="20"/>
-                          <w:b/>
-                          <w:rFonts w:asciiTheme="minorHAnsi" w:cstheme="minorBidi" w:eastAsiaTheme="minorEastAsia" w:hAnsiTheme="minorHAnsi" w:ascii="0" w:hAnsi="0" w:eastAsia="0" w:cs="0"/>
+                          <w:szCs w:val="20"/>
+                          <w:bCs/>
+                          <w:rFonts w:eastAsia="" w:cstheme="minorBidi" w:eastAsiaTheme="minorEastAsia" w:ascii="0" w:hAnsi="0" w:cs="0"/>
                           <w:color w:val="000080"/>
                           <w:lang w:val="en-US"/>
                         </w:rPr>
@@ -6910,7 +5946,8 @@
                       <w:r>
                         <w:rPr>
                           <w:sz w:val="20"/>
-                          <w:rFonts w:asciiTheme="minorHAnsi" w:cstheme="minorBidi" w:eastAsiaTheme="minorEastAsia" w:hAnsiTheme="minorHAnsi" w:ascii="0" w:hAnsi="0" w:eastAsia="0" w:cs="0"/>
+                          <w:szCs w:val="20"/>
+                          <w:rFonts w:eastAsia="" w:cstheme="minorBidi" w:eastAsiaTheme="minorEastAsia" w:ascii="0" w:hAnsi="0" w:cs="0"/>
                           <w:color w:val="000000"/>
                           <w:lang w:val="en-US"/>
                         </w:rPr>
@@ -6919,49 +5956,13 @@
                       <w:r>
                         <w:rPr>
                           <w:sz w:val="20"/>
-                          <w:b/>
-                          <w:rFonts w:asciiTheme="minorHAnsi" w:cstheme="minorBidi" w:eastAsiaTheme="minorEastAsia" w:hAnsiTheme="minorHAnsi" w:ascii="0" w:hAnsi="0" w:eastAsia="0" w:cs="0"/>
+                          <w:szCs w:val="20"/>
+                          <w:bCs/>
+                          <w:rFonts w:eastAsia="" w:cstheme="minorBidi" w:eastAsiaTheme="minorEastAsia" w:ascii="0" w:hAnsi="0" w:cs="0"/>
                           <w:color w:val="000080"/>
                           <w:lang w:val="en-US"/>
                         </w:rPr>
-                        <w:t>([=]()</w:t>
-                      </w:r>
-                      <w:r>
-                        <w:rPr>
-                          <w:sz w:val="20"/>
-                          <w:rFonts w:asciiTheme="minorHAnsi" w:cstheme="minorBidi" w:eastAsiaTheme="minorEastAsia" w:hAnsiTheme="minorHAnsi" w:ascii="0" w:hAnsi="0" w:eastAsia="0" w:cs="0"/>
-                          <w:color w:val="000000"/>
-                          <w:lang w:val="en-US"/>
-                        </w:rPr>
-                        <w:t xml:space="preserve"> </w:t>
-                      </w:r>
-                      <w:r>
-                        <w:rPr>
-                          <w:sz w:val="20"/>
-                          <w:rFonts w:asciiTheme="minorHAnsi" w:cstheme="minorBidi" w:eastAsiaTheme="minorEastAsia" w:hAnsiTheme="minorHAnsi" w:ascii="0" w:hAnsi="0" w:eastAsia="0" w:cs="0"/>
-                          <w:color w:val="8000FF"/>
-                          <w:lang w:val="en-US"/>
-                        </w:rPr>
-                        <w:t>mutable</w:t>
-                      </w:r>
-                      <w:r>
-                        <w:rPr>
-                          <w:sz w:val="20"/>
-                          <w:rFonts w:asciiTheme="minorHAnsi" w:cstheme="minorBidi" w:eastAsiaTheme="minorEastAsia" w:hAnsiTheme="minorHAnsi" w:ascii="0" w:hAnsi="0" w:eastAsia="0" w:cs="0"/>
-                          <w:color w:val="000000"/>
-                          <w:lang w:val="en-US"/>
-                        </w:rPr>
-                        <w:t xml:space="preserve"> </w:t>
-                      </w:r>
-                      <w:r>
-                        <w:rPr>
-                          <w:sz w:val="20"/>
-                          <w:b/>
-                          <w:rFonts w:asciiTheme="minorHAnsi" w:cstheme="minorBidi" w:eastAsiaTheme="minorEastAsia" w:hAnsiTheme="minorHAnsi" w:ascii="0" w:hAnsi="0" w:eastAsia="0" w:cs="0"/>
-                          <w:color w:val="000080"/>
-                          <w:lang w:val="en-US"/>
-                        </w:rPr>
-                        <w:t>{...});</w:t>
+                        <w:t>([&amp;]{..});</w:t>
                       </w:r>
                     </w:p>
                     <w:p>
@@ -6972,7 +5973,8 @@
                       <w:r>
                         <w:rPr>
                           <w:sz w:val="20"/>
-                          <w:rFonts w:ascii="0" w:hAnsi="0" w:eastAsia="0" w:cs="0"/>
+                          <w:szCs w:val="20"/>
+                          <w:rFonts w:ascii="0" w:hAnsi="0" w:eastAsia="" w:cs="0" w:eastAsiaTheme="minorEastAsia"/>
                           <w:color w:val="000000"/>
                           <w:lang w:val="en-US"/>
                         </w:rPr>
@@ -6986,17 +5988,1394 @@
                       <w:r>
                         <w:rPr>
                           <w:sz w:val="20"/>
-                          <w:rFonts w:asciiTheme="minorHAnsi" w:cstheme="minorBidi" w:eastAsiaTheme="minorEastAsia" w:hAnsiTheme="minorHAnsi" w:ascii="0" w:hAnsi="0" w:eastAsia="0" w:cs="0"/>
+                          <w:szCs w:val="20"/>
+                          <w:rFonts w:eastAsia="" w:cstheme="minorBidi" w:eastAsiaTheme="minorEastAsia" w:ascii="0" w:hAnsi="0" w:cs="0"/>
                           <w:color w:val="000000"/>
                           <w:lang w:val="en-US"/>
                         </w:rPr>
+                        <w:t>jobScheduler</w:t>
+                      </w:r>
+                      <w:r>
+                        <w:rPr>
+                          <w:sz w:val="20"/>
+                          <w:szCs w:val="20"/>
+                          <w:bCs/>
+                          <w:rFonts w:eastAsia="" w:cstheme="minorBidi" w:eastAsiaTheme="minorEastAsia" w:ascii="0" w:hAnsi="0" w:cs="0"/>
+                          <w:color w:val="000080"/>
+                          <w:lang w:val="en-US"/>
+                        </w:rPr>
+                        <w:t>.</w:t>
+                      </w:r>
+                      <w:r>
+                        <w:rPr>
+                          <w:sz w:val="20"/>
+                          <w:szCs w:val="20"/>
+                          <w:rFonts w:eastAsia="" w:cstheme="minorBidi" w:eastAsiaTheme="minorEastAsia" w:ascii="0" w:hAnsi="0" w:cs="0"/>
+                          <w:color w:val="000000"/>
+                          <w:lang w:val="en-US"/>
+                        </w:rPr>
+                        <w:t>submitJob</w:t>
+                      </w:r>
+                      <w:r>
+                        <w:rPr>
+                          <w:sz w:val="20"/>
+                          <w:szCs w:val="20"/>
+                          <w:bCs/>
+                          <w:rFonts w:eastAsia="" w:cstheme="minorBidi" w:eastAsiaTheme="minorEastAsia" w:ascii="0" w:hAnsi="0" w:cs="0"/>
+                          <w:color w:val="000080"/>
+                          <w:lang w:val="en-US"/>
+                        </w:rPr>
+                        <w:t>(</w:t>
+                      </w:r>
+                      <w:r>
+                        <w:rPr>
+                          <w:sz w:val="20"/>
+                          <w:szCs w:val="20"/>
+                          <w:rFonts w:eastAsia="" w:cstheme="minorBidi" w:eastAsiaTheme="minorEastAsia" w:ascii="0" w:hAnsi="0" w:cs="0"/>
+                          <w:color w:val="000000"/>
+                          <w:lang w:val="en-US"/>
+                        </w:rPr>
+                        <w:t>job</w:t>
+                      </w:r>
+                      <w:r>
+                        <w:rPr>
+                          <w:sz w:val="20"/>
+                          <w:szCs w:val="20"/>
+                          <w:bCs/>
+                          <w:rFonts w:eastAsia="" w:cstheme="minorBidi" w:eastAsiaTheme="minorEastAsia" w:ascii="0" w:hAnsi="0" w:cs="0"/>
+                          <w:color w:val="000080"/>
+                          <w:lang w:val="en-US"/>
+                        </w:rPr>
+                        <w:t>);</w:t>
+                      </w:r>
+                    </w:p>
+                  </w:txbxContent>
+                </v:textbox>
+                <w10:wrap type="square"/>
+                <v:fill o:detectmouseclick="t" type="solid" color2="#222222"/>
+                <v:stroke color="black" joinstyle="round" endcap="flat"/>
+              </v:shape>
+            </w:pict>
+          </mc:Fallback>
+        </mc:AlternateContent>
+      </w:r>
+    </w:p>
+    <w:p>
+      <w:pPr>
+        <w:pStyle w:val="Normal"/>
+        <w:rPr>
+          <w:b w:val="false"/>
+          <w:b w:val="false"/>
+          <w:bCs w:val="false"/>
+        </w:rPr>
+      </w:pPr>
+      <w:r>
+        <w:rPr>
+          <w:b w:val="false"/>
+          <w:bCs w:val="false"/>
+        </w:rPr>
+      </w:r>
+    </w:p>
+    <w:p>
+      <w:pPr>
+        <w:pStyle w:val="Normal"/>
+        <w:bidi w:val="0"/>
+        <w:rPr>
+          <w:b w:val="false"/>
+          <w:b w:val="false"/>
+          <w:bCs w:val="false"/>
+        </w:rPr>
+      </w:pPr>
+      <w:r>
+        <w:rPr>
+          <w:b w:val="false"/>
+          <w:bCs w:val="false"/>
+        </w:rPr>
+        <w:t>Συνήθως όμως, θέλουμε οι εργασίες αν και ασύγχρονα να εκτελούνται με μια συγκεκριμένη σειρά. Για εργασίες όπου χρειάζεται η μία να διαδέχεται την άλλη είναι ιδανική η χρήση ενός</w:t>
+      </w:r>
+    </w:p>
+    <w:p>
+      <w:pPr>
+        <w:pStyle w:val="Normal"/>
+        <w:bidi w:val="0"/>
+        <w:rPr>
+          <w:b w:val="false"/>
+          <w:b w:val="false"/>
+          <w:bCs w:val="false"/>
+        </w:rPr>
+      </w:pPr>
+      <w:r>
+        <w:rPr>
+          <w:b/>
+          <w:bCs/>
+        </w:rPr>
+        <w:t>JobSequence</w:t>
+      </w:r>
+      <w:r>
+        <w:rPr>
+          <w:b w:val="false"/>
+          <w:bCs w:val="false"/>
+        </w:rPr>
+        <w:t>.</w:t>
+      </w:r>
+      <w:r>
+        <w:rPr>
+          <w:b/>
+          <w:bCs/>
+        </w:rPr>
+        <w:t xml:space="preserve"> </w:t>
+      </w:r>
+    </w:p>
+    <w:p>
+      <w:pPr>
+        <w:pStyle w:val="Normal"/>
+        <w:bidi w:val="0"/>
+        <w:rPr>
+          <w:b w:val="false"/>
+          <w:b w:val="false"/>
+          <w:bCs w:val="false"/>
+        </w:rPr>
+      </w:pPr>
+      <w:r>
+        <w:rPr/>
+      </w:r>
+    </w:p>
+    <w:p>
+      <w:pPr>
+        <w:pStyle w:val="Normal"/>
+        <w:bidi w:val="0"/>
+        <w:rPr/>
+      </w:pPr>
+      <w:r>
+        <w:rPr/>
+      </w:r>
+    </w:p>
+    <w:p>
+      <w:pPr>
+        <w:pStyle w:val="Normal"/>
+        <w:bidi w:val="0"/>
+        <w:rPr>
+          <w:rFonts w:ascii="0" w:hAnsi="0"/>
+          <w:b/>
+          <w:b/>
+          <w:bCs/>
+          <w:color w:val="000080"/>
+          <w:sz w:val="20"/>
+          <w:highlight w:val="white"/>
+        </w:rPr>
+      </w:pPr>
+      <w:r>
+        <w:rPr>
+          <w:rFonts w:ascii="0" w:hAnsi="0"/>
+          <w:b/>
+          <w:bCs/>
+          <w:color w:val="000080"/>
+          <w:sz w:val="20"/>
+          <w:highlight w:val="white"/>
+        </w:rPr>
+        <mc:AlternateContent>
+          <mc:Choice Requires="wps">
+            <w:drawing>
+              <wp:anchor behindDoc="0" distT="0" distB="0" distL="0" distR="0" simplePos="0" locked="0" layoutInCell="1" allowOverlap="1" relativeHeight="10">
+                <wp:simplePos x="0" y="0"/>
+                <wp:positionH relativeFrom="column">
+                  <wp:align>center</wp:align>
+                </wp:positionH>
+                <wp:positionV relativeFrom="paragraph">
+                  <wp:posOffset>121285</wp:posOffset>
+                </wp:positionV>
+                <wp:extent cx="6089015" cy="2220595"/>
+                <wp:effectExtent l="0" t="0" r="0" b="0"/>
+                <wp:wrapTopAndBottom/>
+                <wp:docPr id="8" name="Shape1"/>
+                <a:graphic xmlns:a="http://schemas.openxmlformats.org/drawingml/2006/main">
+                  <a:graphicData uri="http://schemas.microsoft.com/office/word/2010/wordprocessingShape">
+                    <wps:wsp>
+                      <wps:cNvSpPr txBox="1"/>
+                      <wps:spPr>
+                        <a:xfrm>
+                          <a:off x="0" y="0"/>
+                          <a:ext cx="6088320" cy="2220120"/>
+                        </a:xfrm>
+                        <a:prstGeom prst="rect">
+                          <a:avLst/>
+                        </a:prstGeom>
+                        <a:solidFill>
+                          <a:srgbClr val="dddddd"/>
+                        </a:solidFill>
+                        <a:ln>
+                          <a:noFill/>
+                        </a:ln>
+                      </wps:spPr>
+                      <wps:txbx>
+                        <w:txbxContent>
+                          <w:p>
+                            <w:pPr>
+                              <w:overflowPunct w:val="false"/>
+                              <w:jc w:val="left"/>
+                              <w:rPr/>
+                            </w:pPr>
+                            <w:r>
+                              <w:rPr>
+                                <w:sz w:val="20"/>
+                                <w:szCs w:val="20"/>
+                                <w:rFonts w:eastAsia="" w:cstheme="minorBidi" w:eastAsiaTheme="minorEastAsia" w:ascii="0" w:hAnsi="0" w:cs="0"/>
+                                <w:color w:val="804000"/>
+                                <w:lang w:val="en-US"/>
+                              </w:rPr>
+                              <w:t>#include "jsch.hpp"</w:t>
+                            </w:r>
+                          </w:p>
+                          <w:p>
+                            <w:pPr>
+                              <w:overflowPunct w:val="false"/>
+                              <w:jc w:val="left"/>
+                              <w:rPr/>
+                            </w:pPr>
+                            <w:r>
+                              <w:rPr>
+                                <w:sz w:val="20"/>
+                                <w:szCs w:val="20"/>
+                                <w:rFonts w:ascii="0" w:hAnsi="0" w:eastAsia="" w:cs="0" w:eastAsiaTheme="minorEastAsia"/>
+                                <w:color w:val="000000"/>
+                                <w:lang w:val="en-US"/>
+                              </w:rPr>
+                            </w:r>
+                          </w:p>
+                          <w:p>
+                            <w:pPr>
+                              <w:overflowPunct w:val="false"/>
+                              <w:jc w:val="left"/>
+                              <w:rPr/>
+                            </w:pPr>
+                            <w:r>
+                              <w:rPr>
+                                <w:sz w:val="20"/>
+                                <w:szCs w:val="20"/>
+                                <w:rFonts w:ascii="0" w:hAnsi="0" w:eastAsia="" w:cs="0" w:eastAsiaTheme="minorEastAsia"/>
+                                <w:color w:val="008000"/>
+                                <w:lang w:val="en-US"/>
+                              </w:rPr>
+                              <w:t>/*...*/</w:t>
+                            </w:r>
+                          </w:p>
+                          <w:p>
+                            <w:pPr>
+                              <w:overflowPunct w:val="false"/>
+                              <w:jc w:val="left"/>
+                              <w:rPr/>
+                            </w:pPr>
+                            <w:r>
+                              <w:rPr>
+                                <w:sz w:val="20"/>
+                                <w:szCs w:val="20"/>
+                                <w:rFonts w:ascii="0" w:hAnsi="0" w:eastAsia="" w:cs="0" w:eastAsiaTheme="minorEastAsia"/>
+                                <w:color w:val="000000"/>
+                                <w:lang w:val="en-US"/>
+                              </w:rPr>
+                            </w:r>
+                          </w:p>
+                          <w:p>
+                            <w:pPr>
+                              <w:overflowPunct w:val="false"/>
+                              <w:jc w:val="left"/>
+                              <w:rPr/>
+                            </w:pPr>
+                            <w:r>
+                              <w:rPr>
+                                <w:sz w:val="20"/>
+                                <w:szCs w:val="20"/>
+                                <w:rFonts w:eastAsia="" w:cstheme="minorBidi" w:eastAsiaTheme="minorEastAsia" w:ascii="0" w:hAnsi="0" w:cs="0"/>
+                                <w:color w:val="8000FF"/>
+                                <w:lang w:val="en-US"/>
+                              </w:rPr>
+                              <w:t>auto</w:t>
+                            </w:r>
+                            <w:r>
+                              <w:rPr>
+                                <w:sz w:val="20"/>
+                                <w:szCs w:val="20"/>
+                                <w:rFonts w:eastAsia="" w:cstheme="minorBidi" w:eastAsiaTheme="minorEastAsia" w:ascii="0" w:hAnsi="0" w:cs="0"/>
+                                <w:color w:val="000000"/>
+                                <w:lang w:val="en-US"/>
+                              </w:rPr>
+                              <w:t xml:space="preserve"> job1 </w:t>
+                            </w:r>
+                            <w:r>
+                              <w:rPr>
+                                <w:sz w:val="20"/>
+                                <w:szCs w:val="20"/>
+                                <w:bCs/>
+                                <w:rFonts w:eastAsia="" w:cstheme="minorBidi" w:eastAsiaTheme="minorEastAsia" w:ascii="0" w:hAnsi="0" w:cs="0"/>
+                                <w:color w:val="000080"/>
+                                <w:lang w:val="en-US"/>
+                              </w:rPr>
+                              <w:t>=</w:t>
+                            </w:r>
+                            <w:r>
+                              <w:rPr>
+                                <w:sz w:val="20"/>
+                                <w:szCs w:val="20"/>
+                                <w:rFonts w:eastAsia="" w:cstheme="minorBidi" w:eastAsiaTheme="minorEastAsia" w:ascii="0" w:hAnsi="0" w:cs="0"/>
+                                <w:color w:val="000000"/>
+                                <w:lang w:val="en-US"/>
+                              </w:rPr>
+                              <w:t xml:space="preserve"> jsch</w:t>
+                            </w:r>
+                            <w:r>
+                              <w:rPr>
+                                <w:sz w:val="20"/>
+                                <w:szCs w:val="20"/>
+                                <w:bCs/>
+                                <w:rFonts w:eastAsia="" w:cstheme="minorBidi" w:eastAsiaTheme="minorEastAsia" w:ascii="0" w:hAnsi="0" w:cs="0"/>
+                                <w:color w:val="000080"/>
+                                <w:lang w:val="en-US"/>
+                              </w:rPr>
+                              <w:t>::</w:t>
+                            </w:r>
+                            <w:r>
+                              <w:rPr>
+                                <w:sz w:val="20"/>
+                                <w:szCs w:val="20"/>
+                                <w:rFonts w:eastAsia="" w:cstheme="minorBidi" w:eastAsiaTheme="minorEastAsia" w:ascii="0" w:hAnsi="0" w:cs="0"/>
+                                <w:color w:val="000000"/>
+                                <w:lang w:val="en-US"/>
+                              </w:rPr>
+                              <w:t>make_job</w:t>
+                            </w:r>
+                            <w:r>
+                              <w:rPr>
+                                <w:sz w:val="20"/>
+                                <w:szCs w:val="20"/>
+                                <w:bCs/>
+                                <w:rFonts w:eastAsia="" w:cstheme="minorBidi" w:eastAsiaTheme="minorEastAsia" w:ascii="0" w:hAnsi="0" w:cs="0"/>
+                                <w:color w:val="000080"/>
+                                <w:lang w:val="en-US"/>
+                              </w:rPr>
+                              <w:t>([&amp;]{...});</w:t>
+                            </w:r>
+                          </w:p>
+                          <w:p>
+                            <w:pPr>
+                              <w:overflowPunct w:val="false"/>
+                              <w:jc w:val="left"/>
+                              <w:rPr/>
+                            </w:pPr>
+                            <w:r>
+                              <w:rPr>
+                                <w:sz w:val="20"/>
+                                <w:szCs w:val="20"/>
+                                <w:rFonts w:eastAsia="" w:cstheme="minorBidi" w:eastAsiaTheme="minorEastAsia" w:ascii="0" w:hAnsi="0" w:cs="0"/>
+                                <w:color w:val="8000FF"/>
+                                <w:lang w:val="en-US"/>
+                              </w:rPr>
+                              <w:t>auto</w:t>
+                            </w:r>
+                            <w:r>
+                              <w:rPr>
+                                <w:sz w:val="20"/>
+                                <w:szCs w:val="20"/>
+                                <w:rFonts w:eastAsia="" w:cstheme="minorBidi" w:eastAsiaTheme="minorEastAsia" w:ascii="0" w:hAnsi="0" w:cs="0"/>
+                                <w:color w:val="000000"/>
+                                <w:lang w:val="en-US"/>
+                              </w:rPr>
+                              <w:t xml:space="preserve"> job2 </w:t>
+                            </w:r>
+                            <w:r>
+                              <w:rPr>
+                                <w:sz w:val="20"/>
+                                <w:szCs w:val="20"/>
+                                <w:bCs/>
+                                <w:rFonts w:eastAsia="" w:cstheme="minorBidi" w:eastAsiaTheme="minorEastAsia" w:ascii="0" w:hAnsi="0" w:cs="0"/>
+                                <w:color w:val="000080"/>
+                                <w:lang w:val="en-US"/>
+                              </w:rPr>
+                              <w:t>=</w:t>
+                            </w:r>
+                            <w:r>
+                              <w:rPr>
+                                <w:sz w:val="20"/>
+                                <w:szCs w:val="20"/>
+                                <w:rFonts w:eastAsia="" w:cstheme="minorBidi" w:eastAsiaTheme="minorEastAsia" w:ascii="0" w:hAnsi="0" w:cs="0"/>
+                                <w:color w:val="000000"/>
+                                <w:lang w:val="en-US"/>
+                              </w:rPr>
+                              <w:t xml:space="preserve"> jsch</w:t>
+                            </w:r>
+                            <w:r>
+                              <w:rPr>
+                                <w:sz w:val="20"/>
+                                <w:szCs w:val="20"/>
+                                <w:bCs/>
+                                <w:rFonts w:eastAsia="" w:cstheme="minorBidi" w:eastAsiaTheme="minorEastAsia" w:ascii="0" w:hAnsi="0" w:cs="0"/>
+                                <w:color w:val="000080"/>
+                                <w:lang w:val="en-US"/>
+                              </w:rPr>
+                              <w:t>::</w:t>
+                            </w:r>
+                            <w:r>
+                              <w:rPr>
+                                <w:sz w:val="20"/>
+                                <w:szCs w:val="20"/>
+                                <w:rFonts w:eastAsia="" w:cstheme="minorBidi" w:eastAsiaTheme="minorEastAsia" w:ascii="0" w:hAnsi="0" w:cs="0"/>
+                                <w:color w:val="000000"/>
+                                <w:lang w:val="en-US"/>
+                              </w:rPr>
+                              <w:t>make_job</w:t>
+                            </w:r>
+                            <w:r>
+                              <w:rPr>
+                                <w:sz w:val="20"/>
+                                <w:szCs w:val="20"/>
+                                <w:bCs/>
+                                <w:rFonts w:eastAsia="" w:cstheme="minorBidi" w:eastAsiaTheme="minorEastAsia" w:ascii="0" w:hAnsi="0" w:cs="0"/>
+                                <w:color w:val="000080"/>
+                                <w:lang w:val="en-US"/>
+                              </w:rPr>
+                              <w:t>([=]{...});</w:t>
+                            </w:r>
+                          </w:p>
+                          <w:p>
+                            <w:pPr>
+                              <w:overflowPunct w:val="false"/>
+                              <w:jc w:val="left"/>
+                              <w:rPr/>
+                            </w:pPr>
+                            <w:r>
+                              <w:rPr>
+                                <w:sz w:val="20"/>
+                                <w:szCs w:val="20"/>
+                                <w:rFonts w:eastAsia="" w:cstheme="minorBidi" w:eastAsiaTheme="minorEastAsia" w:ascii="0" w:hAnsi="0" w:cs="0"/>
+                                <w:color w:val="8000FF"/>
+                                <w:lang w:val="en-US"/>
+                              </w:rPr>
+                              <w:t>auto</w:t>
+                            </w:r>
+                            <w:r>
+                              <w:rPr>
+                                <w:sz w:val="20"/>
+                                <w:szCs w:val="20"/>
+                                <w:rFonts w:eastAsia="" w:cstheme="minorBidi" w:eastAsiaTheme="minorEastAsia" w:ascii="0" w:hAnsi="0" w:cs="0"/>
+                                <w:color w:val="000000"/>
+                                <w:lang w:val="en-US"/>
+                              </w:rPr>
+                              <w:t xml:space="preserve"> job3 </w:t>
+                            </w:r>
+                            <w:r>
+                              <w:rPr>
+                                <w:sz w:val="20"/>
+                                <w:szCs w:val="20"/>
+                                <w:bCs/>
+                                <w:rFonts w:eastAsia="" w:cstheme="minorBidi" w:eastAsiaTheme="minorEastAsia" w:ascii="0" w:hAnsi="0" w:cs="0"/>
+                                <w:color w:val="000080"/>
+                                <w:lang w:val="en-US"/>
+                              </w:rPr>
+                              <w:t>=</w:t>
+                            </w:r>
+                            <w:r>
+                              <w:rPr>
+                                <w:sz w:val="20"/>
+                                <w:szCs w:val="20"/>
+                                <w:rFonts w:eastAsia="" w:cstheme="minorBidi" w:eastAsiaTheme="minorEastAsia" w:ascii="0" w:hAnsi="0" w:cs="0"/>
+                                <w:color w:val="000000"/>
+                                <w:lang w:val="en-US"/>
+                              </w:rPr>
+                              <w:t xml:space="preserve"> jsch</w:t>
+                            </w:r>
+                            <w:r>
+                              <w:rPr>
+                                <w:sz w:val="20"/>
+                                <w:szCs w:val="20"/>
+                                <w:bCs/>
+                                <w:rFonts w:eastAsia="" w:cstheme="minorBidi" w:eastAsiaTheme="minorEastAsia" w:ascii="0" w:hAnsi="0" w:cs="0"/>
+                                <w:color w:val="000080"/>
+                                <w:lang w:val="en-US"/>
+                              </w:rPr>
+                              <w:t>::</w:t>
+                            </w:r>
+                            <w:r>
+                              <w:rPr>
+                                <w:sz w:val="20"/>
+                                <w:szCs w:val="20"/>
+                                <w:rFonts w:eastAsia="" w:cstheme="minorBidi" w:eastAsiaTheme="minorEastAsia" w:ascii="0" w:hAnsi="0" w:cs="0"/>
+                                <w:color w:val="000000"/>
+                                <w:lang w:val="en-US"/>
+                              </w:rPr>
+                              <w:t>make_job</w:t>
+                            </w:r>
+                            <w:r>
+                              <w:rPr>
+                                <w:sz w:val="20"/>
+                                <w:szCs w:val="20"/>
+                                <w:bCs/>
+                                <w:rFonts w:eastAsia="" w:cstheme="minorBidi" w:eastAsiaTheme="minorEastAsia" w:ascii="0" w:hAnsi="0" w:cs="0"/>
+                                <w:color w:val="000080"/>
+                                <w:lang w:val="en-US"/>
+                              </w:rPr>
+                              <w:t>([=]()</w:t>
+                            </w:r>
+                            <w:r>
+                              <w:rPr>
+                                <w:sz w:val="20"/>
+                                <w:szCs w:val="20"/>
+                                <w:rFonts w:eastAsia="" w:cstheme="minorBidi" w:eastAsiaTheme="minorEastAsia" w:ascii="0" w:hAnsi="0" w:cs="0"/>
+                                <w:color w:val="000000"/>
+                                <w:lang w:val="en-US"/>
+                              </w:rPr>
+                              <w:t xml:space="preserve"> </w:t>
+                            </w:r>
+                            <w:r>
+                              <w:rPr>
+                                <w:sz w:val="20"/>
+                                <w:szCs w:val="20"/>
+                                <w:rFonts w:eastAsia="" w:cstheme="minorBidi" w:eastAsiaTheme="minorEastAsia" w:ascii="0" w:hAnsi="0" w:cs="0"/>
+                                <w:color w:val="8000FF"/>
+                                <w:lang w:val="en-US"/>
+                              </w:rPr>
+                              <w:t>mutable</w:t>
+                            </w:r>
+                            <w:r>
+                              <w:rPr>
+                                <w:sz w:val="20"/>
+                                <w:szCs w:val="20"/>
+                                <w:rFonts w:eastAsia="" w:cstheme="minorBidi" w:eastAsiaTheme="minorEastAsia" w:ascii="0" w:hAnsi="0" w:cs="0"/>
+                                <w:color w:val="000000"/>
+                                <w:lang w:val="en-US"/>
+                              </w:rPr>
+                              <w:t xml:space="preserve"> </w:t>
+                            </w:r>
+                            <w:r>
+                              <w:rPr>
+                                <w:sz w:val="20"/>
+                                <w:szCs w:val="20"/>
+                                <w:bCs/>
+                                <w:rFonts w:eastAsia="" w:cstheme="minorBidi" w:eastAsiaTheme="minorEastAsia" w:ascii="0" w:hAnsi="0" w:cs="0"/>
+                                <w:color w:val="000080"/>
+                                <w:lang w:val="en-US"/>
+                              </w:rPr>
+                              <w:t>{...});</w:t>
+                            </w:r>
+                          </w:p>
+                          <w:p>
+                            <w:pPr>
+                              <w:overflowPunct w:val="false"/>
+                              <w:jc w:val="left"/>
+                              <w:rPr/>
+                            </w:pPr>
+                            <w:r>
+                              <w:rPr>
+                                <w:sz w:val="20"/>
+                                <w:szCs w:val="20"/>
+                                <w:rFonts w:ascii="0" w:hAnsi="0" w:eastAsia="" w:cs="0" w:eastAsiaTheme="minorEastAsia"/>
+                                <w:color w:val="000000"/>
+                                <w:lang w:val="en-US"/>
+                              </w:rPr>
+                            </w:r>
+                          </w:p>
+                          <w:p>
+                            <w:pPr>
+                              <w:overflowPunct w:val="false"/>
+                              <w:jc w:val="left"/>
+                              <w:rPr/>
+                            </w:pPr>
+                            <w:r>
+                              <w:rPr>
+                                <w:sz w:val="20"/>
+                                <w:szCs w:val="20"/>
+                                <w:rFonts w:eastAsia="" w:cstheme="minorBidi" w:eastAsiaTheme="minorEastAsia" w:ascii="0" w:hAnsi="0" w:cs="0"/>
+                                <w:color w:val="000000"/>
+                                <w:lang w:val="en-US"/>
+                              </w:rPr>
+                              <w:t>JobSequence</w:t>
+                            </w:r>
+                            <w:r>
+                              <w:rPr>
+                                <w:sz w:val="20"/>
+                                <w:szCs w:val="20"/>
+                                <w:bCs/>
+                                <w:rFonts w:eastAsia="" w:cstheme="minorBidi" w:eastAsiaTheme="minorEastAsia" w:ascii="0" w:hAnsi="0" w:cs="0"/>
+                                <w:color w:val="000080"/>
+                                <w:lang w:val="en-US"/>
+                              </w:rPr>
+                              <w:t>*</w:t>
+                            </w:r>
+                            <w:r>
+                              <w:rPr>
+                                <w:sz w:val="20"/>
+                                <w:szCs w:val="20"/>
+                                <w:rFonts w:eastAsia="" w:cstheme="minorBidi" w:eastAsiaTheme="minorEastAsia" w:ascii="0" w:hAnsi="0" w:cs="0"/>
+                                <w:color w:val="000000"/>
+                                <w:lang w:val="en-US"/>
+                              </w:rPr>
+                              <w:t xml:space="preserve"> jobSequence </w:t>
+                            </w:r>
+                            <w:r>
+                              <w:rPr>
+                                <w:sz w:val="20"/>
+                                <w:szCs w:val="20"/>
+                                <w:bCs/>
+                                <w:rFonts w:eastAsia="" w:cstheme="minorBidi" w:eastAsiaTheme="minorEastAsia" w:ascii="0" w:hAnsi="0" w:cs="0"/>
+                                <w:color w:val="000080"/>
+                                <w:lang w:val="en-US"/>
+                              </w:rPr>
+                              <w:t>=</w:t>
+                            </w:r>
+                            <w:r>
+                              <w:rPr>
+                                <w:sz w:val="20"/>
+                                <w:szCs w:val="20"/>
+                                <w:rFonts w:eastAsia="" w:cstheme="minorBidi" w:eastAsiaTheme="minorEastAsia" w:ascii="0" w:hAnsi="0" w:cs="0"/>
+                                <w:color w:val="000000"/>
+                                <w:lang w:val="en-US"/>
+                              </w:rPr>
+                              <w:t xml:space="preserve"> jobScheduler</w:t>
+                            </w:r>
+                            <w:r>
+                              <w:rPr>
+                                <w:sz w:val="20"/>
+                                <w:szCs w:val="20"/>
+                                <w:bCs/>
+                                <w:rFonts w:eastAsia="" w:cstheme="minorBidi" w:eastAsiaTheme="minorEastAsia" w:ascii="0" w:hAnsi="0" w:cs="0"/>
+                                <w:color w:val="000080"/>
+                                <w:lang w:val="en-US"/>
+                              </w:rPr>
+                              <w:t>.</w:t>
+                            </w:r>
+                            <w:r>
+                              <w:rPr>
+                                <w:sz w:val="20"/>
+                                <w:szCs w:val="20"/>
+                                <w:rFonts w:eastAsia="" w:cstheme="minorBidi" w:eastAsiaTheme="minorEastAsia" w:ascii="0" w:hAnsi="0" w:cs="0"/>
+                                <w:color w:val="000000"/>
+                                <w:lang w:val="en-US"/>
+                              </w:rPr>
+                              <w:t>makeJobSequence</w:t>
+                            </w:r>
+                            <w:r>
+                              <w:rPr>
+                                <w:sz w:val="20"/>
+                                <w:szCs w:val="20"/>
+                                <w:bCs/>
+                                <w:rFonts w:eastAsia="" w:cstheme="minorBidi" w:eastAsiaTheme="minorEastAsia" w:ascii="0" w:hAnsi="0" w:cs="0"/>
+                                <w:color w:val="000080"/>
+                                <w:lang w:val="en-US"/>
+                              </w:rPr>
+                              <w:t>();</w:t>
+                            </w:r>
+                          </w:p>
+                          <w:p>
+                            <w:pPr>
+                              <w:overflowPunct w:val="false"/>
+                              <w:jc w:val="left"/>
+                              <w:rPr/>
+                            </w:pPr>
+                            <w:r>
+                              <w:rPr>
+                                <w:sz w:val="20"/>
+                                <w:szCs w:val="20"/>
+                                <w:rFonts w:ascii="0" w:hAnsi="0" w:eastAsia="" w:cs="0" w:eastAsiaTheme="minorEastAsia"/>
+                                <w:color w:val="000000"/>
+                                <w:lang w:val="en-US"/>
+                              </w:rPr>
+                            </w:r>
+                          </w:p>
+                          <w:p>
+                            <w:pPr>
+                              <w:overflowPunct w:val="false"/>
+                              <w:jc w:val="left"/>
+                              <w:rPr/>
+                            </w:pPr>
+                            <w:r>
+                              <w:rPr>
+                                <w:sz w:val="20"/>
+                                <w:szCs w:val="20"/>
+                                <w:rFonts w:eastAsia="" w:cstheme="minorBidi" w:eastAsiaTheme="minorEastAsia" w:ascii="0" w:hAnsi="0" w:cs="0"/>
+                                <w:color w:val="000000"/>
+                                <w:lang w:val="en-US"/>
+                              </w:rPr>
+                              <w:t>jobSequence</w:t>
+                            </w:r>
+                            <w:r>
+                              <w:rPr>
+                                <w:sz w:val="20"/>
+                                <w:szCs w:val="20"/>
+                                <w:bCs/>
+                                <w:rFonts w:eastAsia="" w:cstheme="minorBidi" w:eastAsiaTheme="minorEastAsia" w:ascii="0" w:hAnsi="0" w:cs="0"/>
+                                <w:color w:val="000080"/>
+                                <w:lang w:val="en-US"/>
+                              </w:rPr>
+                              <w:t>.</w:t>
+                            </w:r>
+                            <w:r>
+                              <w:rPr>
+                                <w:sz w:val="20"/>
+                                <w:szCs w:val="20"/>
+                                <w:rFonts w:eastAsia="" w:cstheme="minorBidi" w:eastAsiaTheme="minorEastAsia" w:ascii="0" w:hAnsi="0" w:cs="0"/>
+                                <w:color w:val="000000"/>
+                                <w:lang w:val="en-US"/>
+                              </w:rPr>
+                              <w:t>then</w:t>
+                            </w:r>
+                            <w:r>
+                              <w:rPr>
+                                <w:sz w:val="20"/>
+                                <w:szCs w:val="20"/>
+                                <w:bCs/>
+                                <w:rFonts w:eastAsia="" w:cstheme="minorBidi" w:eastAsiaTheme="minorEastAsia" w:ascii="0" w:hAnsi="0" w:cs="0"/>
+                                <w:color w:val="000080"/>
+                                <w:lang w:val="en-US"/>
+                              </w:rPr>
+                              <w:t>(</w:t>
+                            </w:r>
+                            <w:r>
+                              <w:rPr>
+                                <w:sz w:val="20"/>
+                                <w:szCs w:val="20"/>
+                                <w:rFonts w:eastAsia="" w:cstheme="minorBidi" w:eastAsiaTheme="minorEastAsia" w:ascii="0" w:hAnsi="0" w:cs="0"/>
+                                <w:color w:val="000000"/>
+                                <w:lang w:val="en-US"/>
+                              </w:rPr>
+                              <w:t>job1</w:t>
+                            </w:r>
+                            <w:r>
+                              <w:rPr>
+                                <w:sz w:val="20"/>
+                                <w:szCs w:val="20"/>
+                                <w:bCs/>
+                                <w:rFonts w:eastAsia="" w:cstheme="minorBidi" w:eastAsiaTheme="minorEastAsia" w:ascii="0" w:hAnsi="0" w:cs="0"/>
+                                <w:color w:val="000080"/>
+                                <w:lang w:val="en-US"/>
+                              </w:rPr>
+                              <w:t>);</w:t>
+                            </w:r>
+                          </w:p>
+                          <w:p>
+                            <w:pPr>
+                              <w:overflowPunct w:val="false"/>
+                              <w:jc w:val="left"/>
+                              <w:rPr/>
+                            </w:pPr>
+                            <w:r>
+                              <w:rPr>
+                                <w:sz w:val="20"/>
+                                <w:szCs w:val="20"/>
+                                <w:rFonts w:eastAsia="" w:cstheme="minorBidi" w:eastAsiaTheme="minorEastAsia" w:ascii="0" w:hAnsi="0" w:cs="0"/>
+                                <w:color w:val="000000"/>
+                                <w:lang w:val="en-US"/>
+                              </w:rPr>
+                              <w:t>jobSequence</w:t>
+                            </w:r>
+                            <w:r>
+                              <w:rPr>
+                                <w:sz w:val="20"/>
+                                <w:szCs w:val="20"/>
+                                <w:bCs/>
+                                <w:rFonts w:eastAsia="" w:cstheme="minorBidi" w:eastAsiaTheme="minorEastAsia" w:ascii="0" w:hAnsi="0" w:cs="0"/>
+                                <w:color w:val="000080"/>
+                                <w:lang w:val="en-US"/>
+                              </w:rPr>
+                              <w:t>.</w:t>
+                            </w:r>
+                            <w:r>
+                              <w:rPr>
+                                <w:sz w:val="20"/>
+                                <w:szCs w:val="20"/>
+                                <w:rFonts w:eastAsia="" w:cstheme="minorBidi" w:eastAsiaTheme="minorEastAsia" w:ascii="0" w:hAnsi="0" w:cs="0"/>
+                                <w:color w:val="000000"/>
+                                <w:lang w:val="en-US"/>
+                              </w:rPr>
+                              <w:t>then</w:t>
+                            </w:r>
+                            <w:r>
+                              <w:rPr>
+                                <w:sz w:val="20"/>
+                                <w:szCs w:val="20"/>
+                                <w:bCs/>
+                                <w:rFonts w:eastAsia="" w:cstheme="minorBidi" w:eastAsiaTheme="minorEastAsia" w:ascii="0" w:hAnsi="0" w:cs="0"/>
+                                <w:color w:val="000080"/>
+                                <w:lang w:val="en-US"/>
+                              </w:rPr>
+                              <w:t>(</w:t>
+                            </w:r>
+                            <w:r>
+                              <w:rPr>
+                                <w:sz w:val="20"/>
+                                <w:szCs w:val="20"/>
+                                <w:rFonts w:eastAsia="" w:cstheme="minorBidi" w:eastAsiaTheme="minorEastAsia" w:ascii="0" w:hAnsi="0" w:cs="0"/>
+                                <w:color w:val="000000"/>
+                                <w:lang w:val="en-US"/>
+                              </w:rPr>
+                              <w:t>job2</w:t>
+                            </w:r>
+                            <w:r>
+                              <w:rPr>
+                                <w:sz w:val="20"/>
+                                <w:szCs w:val="20"/>
+                                <w:bCs/>
+                                <w:rFonts w:eastAsia="" w:cstheme="minorBidi" w:eastAsiaTheme="minorEastAsia" w:ascii="0" w:hAnsi="0" w:cs="0"/>
+                                <w:color w:val="000080"/>
+                                <w:lang w:val="en-US"/>
+                              </w:rPr>
+                              <w:t>);</w:t>
+                            </w:r>
+                          </w:p>
+                          <w:p>
+                            <w:pPr>
+                              <w:overflowPunct w:val="false"/>
+                              <w:jc w:val="left"/>
+                              <w:rPr/>
+                            </w:pPr>
+                            <w:r>
+                              <w:rPr>
+                                <w:sz w:val="20"/>
+                                <w:szCs w:val="20"/>
+                                <w:rFonts w:eastAsia="" w:cstheme="minorBidi" w:eastAsiaTheme="minorEastAsia" w:ascii="0" w:hAnsi="0" w:cs="0"/>
+                                <w:color w:val="000000"/>
+                                <w:lang w:val="en-US"/>
+                              </w:rPr>
+                              <w:t>jobSequence</w:t>
+                            </w:r>
+                            <w:r>
+                              <w:rPr>
+                                <w:sz w:val="20"/>
+                                <w:szCs w:val="20"/>
+                                <w:bCs/>
+                                <w:rFonts w:eastAsia="" w:cstheme="minorBidi" w:eastAsiaTheme="minorEastAsia" w:ascii="0" w:hAnsi="0" w:cs="0"/>
+                                <w:color w:val="000080"/>
+                                <w:lang w:val="en-US"/>
+                              </w:rPr>
+                              <w:t>.</w:t>
+                            </w:r>
+                            <w:r>
+                              <w:rPr>
+                                <w:sz w:val="20"/>
+                                <w:szCs w:val="20"/>
+                                <w:rFonts w:eastAsia="" w:cstheme="minorBidi" w:eastAsiaTheme="minorEastAsia" w:ascii="0" w:hAnsi="0" w:cs="0"/>
+                                <w:color w:val="000000"/>
+                                <w:lang w:val="en-US"/>
+                              </w:rPr>
+                              <w:t>then</w:t>
+                            </w:r>
+                            <w:r>
+                              <w:rPr>
+                                <w:sz w:val="20"/>
+                                <w:szCs w:val="20"/>
+                                <w:bCs/>
+                                <w:rFonts w:eastAsia="" w:cstheme="minorBidi" w:eastAsiaTheme="minorEastAsia" w:ascii="0" w:hAnsi="0" w:cs="0"/>
+                                <w:color w:val="000080"/>
+                                <w:lang w:val="en-US"/>
+                              </w:rPr>
+                              <w:t>(</w:t>
+                            </w:r>
+                            <w:r>
+                              <w:rPr>
+                                <w:sz w:val="20"/>
+                                <w:szCs w:val="20"/>
+                                <w:rFonts w:eastAsia="" w:cstheme="minorBidi" w:eastAsiaTheme="minorEastAsia" w:ascii="0" w:hAnsi="0" w:cs="0"/>
+                                <w:color w:val="000000"/>
+                                <w:lang w:val="en-US"/>
+                              </w:rPr>
+                              <w:t>job3</w:t>
+                            </w:r>
+                            <w:r>
+                              <w:rPr>
+                                <w:sz w:val="20"/>
+                                <w:szCs w:val="20"/>
+                                <w:bCs/>
+                                <w:rFonts w:eastAsia="" w:cstheme="minorBidi" w:eastAsiaTheme="minorEastAsia" w:ascii="0" w:hAnsi="0" w:cs="0"/>
+                                <w:color w:val="000080"/>
+                                <w:lang w:val="en-US"/>
+                              </w:rPr>
+                              <w:t>);</w:t>
+                            </w:r>
+                          </w:p>
+                          <w:p>
+                            <w:pPr>
+                              <w:overflowPunct w:val="false"/>
+                              <w:jc w:val="left"/>
+                              <w:rPr/>
+                            </w:pPr>
+                            <w:r>
+                              <w:rPr>
+                                <w:sz w:val="20"/>
+                                <w:szCs w:val="20"/>
+                                <w:rFonts w:ascii="0" w:hAnsi="0" w:eastAsia="" w:cs="0" w:eastAsiaTheme="minorEastAsia"/>
+                                <w:color w:val="000000"/>
+                                <w:lang w:val="en-US"/>
+                              </w:rPr>
+                            </w:r>
+                          </w:p>
+                          <w:p>
+                            <w:pPr>
+                              <w:overflowPunct w:val="false"/>
+                              <w:jc w:val="left"/>
+                              <w:rPr/>
+                            </w:pPr>
+                            <w:r>
+                              <w:rPr>
+                                <w:sz w:val="20"/>
+                                <w:szCs w:val="20"/>
+                                <w:rFonts w:eastAsia="" w:cstheme="minorBidi" w:eastAsiaTheme="minorEastAsia" w:ascii="0" w:hAnsi="0" w:cs="0"/>
+                                <w:color w:val="000000"/>
+                                <w:lang w:val="en-US"/>
+                              </w:rPr>
+                              <w:t>jobScheduler</w:t>
+                            </w:r>
+                            <w:r>
+                              <w:rPr>
+                                <w:sz w:val="20"/>
+                                <w:szCs w:val="20"/>
+                                <w:bCs/>
+                                <w:rFonts w:eastAsia="" w:cstheme="minorBidi" w:eastAsiaTheme="minorEastAsia" w:ascii="0" w:hAnsi="0" w:cs="0"/>
+                                <w:color w:val="000080"/>
+                                <w:lang w:val="en-US"/>
+                              </w:rPr>
+                              <w:t>.</w:t>
+                            </w:r>
+                            <w:r>
+                              <w:rPr>
+                                <w:sz w:val="20"/>
+                                <w:szCs w:val="20"/>
+                                <w:rFonts w:eastAsia="" w:cstheme="minorBidi" w:eastAsiaTheme="minorEastAsia" w:ascii="0" w:hAnsi="0" w:cs="0"/>
+                                <w:color w:val="000000"/>
+                                <w:lang w:val="en-US"/>
+                              </w:rPr>
+                              <w:t>submitJob</w:t>
+                            </w:r>
+                            <w:r>
+                              <w:rPr>
+                                <w:sz w:val="20"/>
+                                <w:szCs w:val="20"/>
+                                <w:bCs/>
+                                <w:rFonts w:eastAsia="" w:cstheme="minorBidi" w:eastAsiaTheme="minorEastAsia" w:ascii="0" w:hAnsi="0" w:cs="0"/>
+                                <w:color w:val="000080"/>
+                                <w:lang w:val="en-US"/>
+                              </w:rPr>
+                              <w:t>(</w:t>
+                            </w:r>
+                            <w:r>
+                              <w:rPr>
+                                <w:sz w:val="20"/>
+                                <w:szCs w:val="20"/>
+                                <w:rFonts w:eastAsia="" w:cstheme="minorBidi" w:eastAsiaTheme="minorEastAsia" w:ascii="0" w:hAnsi="0" w:cs="0"/>
+                                <w:color w:val="000000"/>
+                                <w:lang w:val="en-US"/>
+                              </w:rPr>
+                              <w:t>jobSequence</w:t>
+                            </w:r>
+                            <w:r>
+                              <w:rPr>
+                                <w:sz w:val="20"/>
+                                <w:szCs w:val="20"/>
+                                <w:bCs/>
+                                <w:rFonts w:eastAsia="" w:cstheme="minorBidi" w:eastAsiaTheme="minorEastAsia" w:ascii="0" w:hAnsi="0" w:cs="0"/>
+                                <w:color w:val="000080"/>
+                                <w:lang w:val="en-US"/>
+                              </w:rPr>
+                              <w:t>);</w:t>
+                            </w:r>
+                          </w:p>
+                        </w:txbxContent>
+                      </wps:txbx>
+                      <wps:bodyPr wrap="square" lIns="0" rIns="0" tIns="0" bIns="0">
+                        <a:spAutoFit/>
+                      </wps:bodyPr>
+                    </wps:wsp>
+                  </a:graphicData>
+                </a:graphic>
+              </wp:anchor>
+            </w:drawing>
+          </mc:Choice>
+          <mc:Fallback>
+            <w:pict>
+              <v:shape id="shape_0" ID="Shape1" fillcolor="#dddddd" stroked="f" style="position:absolute;margin-left:-5.7pt;margin-top:9.55pt;width:479.35pt;height:174.75pt;mso-position-horizontal:center" type="shapetype_202">
+                <v:textbox>
+                  <w:txbxContent>
+                    <w:p>
+                      <w:pPr>
+                        <w:overflowPunct w:val="false"/>
+                        <w:jc w:val="left"/>
+                        <w:rPr/>
+                      </w:pPr>
+                      <w:r>
+                        <w:rPr>
+                          <w:sz w:val="20"/>
+                          <w:szCs w:val="20"/>
+                          <w:rFonts w:eastAsia="" w:cstheme="minorBidi" w:eastAsiaTheme="minorEastAsia" w:ascii="0" w:hAnsi="0" w:cs="0"/>
+                          <w:color w:val="804000"/>
+                          <w:lang w:val="en-US"/>
+                        </w:rPr>
+                        <w:t>#include "jsch.hpp"</w:t>
+                      </w:r>
+                    </w:p>
+                    <w:p>
+                      <w:pPr>
+                        <w:overflowPunct w:val="false"/>
+                        <w:jc w:val="left"/>
+                        <w:rPr/>
+                      </w:pPr>
+                      <w:r>
+                        <w:rPr>
+                          <w:sz w:val="20"/>
+                          <w:szCs w:val="20"/>
+                          <w:rFonts w:ascii="0" w:hAnsi="0" w:eastAsia="" w:cs="0" w:eastAsiaTheme="minorEastAsia"/>
+                          <w:color w:val="000000"/>
+                          <w:lang w:val="en-US"/>
+                        </w:rPr>
+                      </w:r>
+                    </w:p>
+                    <w:p>
+                      <w:pPr>
+                        <w:overflowPunct w:val="false"/>
+                        <w:jc w:val="left"/>
+                        <w:rPr/>
+                      </w:pPr>
+                      <w:r>
+                        <w:rPr>
+                          <w:sz w:val="20"/>
+                          <w:szCs w:val="20"/>
+                          <w:rFonts w:ascii="0" w:hAnsi="0" w:eastAsia="" w:cs="0" w:eastAsiaTheme="minorEastAsia"/>
+                          <w:color w:val="008000"/>
+                          <w:lang w:val="en-US"/>
+                        </w:rPr>
+                        <w:t>/*...*/</w:t>
+                      </w:r>
+                    </w:p>
+                    <w:p>
+                      <w:pPr>
+                        <w:overflowPunct w:val="false"/>
+                        <w:jc w:val="left"/>
+                        <w:rPr/>
+                      </w:pPr>
+                      <w:r>
+                        <w:rPr>
+                          <w:sz w:val="20"/>
+                          <w:szCs w:val="20"/>
+                          <w:rFonts w:ascii="0" w:hAnsi="0" w:eastAsia="" w:cs="0" w:eastAsiaTheme="minorEastAsia"/>
+                          <w:color w:val="000000"/>
+                          <w:lang w:val="en-US"/>
+                        </w:rPr>
+                      </w:r>
+                    </w:p>
+                    <w:p>
+                      <w:pPr>
+                        <w:overflowPunct w:val="false"/>
+                        <w:jc w:val="left"/>
+                        <w:rPr/>
+                      </w:pPr>
+                      <w:r>
+                        <w:rPr>
+                          <w:sz w:val="20"/>
+                          <w:szCs w:val="20"/>
+                          <w:rFonts w:eastAsia="" w:cstheme="minorBidi" w:eastAsiaTheme="minorEastAsia" w:ascii="0" w:hAnsi="0" w:cs="0"/>
+                          <w:color w:val="8000FF"/>
+                          <w:lang w:val="en-US"/>
+                        </w:rPr>
+                        <w:t>auto</w:t>
+                      </w:r>
+                      <w:r>
+                        <w:rPr>
+                          <w:sz w:val="20"/>
+                          <w:szCs w:val="20"/>
+                          <w:rFonts w:eastAsia="" w:cstheme="minorBidi" w:eastAsiaTheme="minorEastAsia" w:ascii="0" w:hAnsi="0" w:cs="0"/>
+                          <w:color w:val="000000"/>
+                          <w:lang w:val="en-US"/>
+                        </w:rPr>
+                        <w:t xml:space="preserve"> job1 </w:t>
+                      </w:r>
+                      <w:r>
+                        <w:rPr>
+                          <w:sz w:val="20"/>
+                          <w:szCs w:val="20"/>
+                          <w:bCs/>
+                          <w:rFonts w:eastAsia="" w:cstheme="minorBidi" w:eastAsiaTheme="minorEastAsia" w:ascii="0" w:hAnsi="0" w:cs="0"/>
+                          <w:color w:val="000080"/>
+                          <w:lang w:val="en-US"/>
+                        </w:rPr>
+                        <w:t>=</w:t>
+                      </w:r>
+                      <w:r>
+                        <w:rPr>
+                          <w:sz w:val="20"/>
+                          <w:szCs w:val="20"/>
+                          <w:rFonts w:eastAsia="" w:cstheme="minorBidi" w:eastAsiaTheme="minorEastAsia" w:ascii="0" w:hAnsi="0" w:cs="0"/>
+                          <w:color w:val="000000"/>
+                          <w:lang w:val="en-US"/>
+                        </w:rPr>
+                        <w:t xml:space="preserve"> jsch</w:t>
+                      </w:r>
+                      <w:r>
+                        <w:rPr>
+                          <w:sz w:val="20"/>
+                          <w:szCs w:val="20"/>
+                          <w:bCs/>
+                          <w:rFonts w:eastAsia="" w:cstheme="minorBidi" w:eastAsiaTheme="minorEastAsia" w:ascii="0" w:hAnsi="0" w:cs="0"/>
+                          <w:color w:val="000080"/>
+                          <w:lang w:val="en-US"/>
+                        </w:rPr>
+                        <w:t>::</w:t>
+                      </w:r>
+                      <w:r>
+                        <w:rPr>
+                          <w:sz w:val="20"/>
+                          <w:szCs w:val="20"/>
+                          <w:rFonts w:eastAsia="" w:cstheme="minorBidi" w:eastAsiaTheme="minorEastAsia" w:ascii="0" w:hAnsi="0" w:cs="0"/>
+                          <w:color w:val="000000"/>
+                          <w:lang w:val="en-US"/>
+                        </w:rPr>
+                        <w:t>make_job</w:t>
+                      </w:r>
+                      <w:r>
+                        <w:rPr>
+                          <w:sz w:val="20"/>
+                          <w:szCs w:val="20"/>
+                          <w:bCs/>
+                          <w:rFonts w:eastAsia="" w:cstheme="minorBidi" w:eastAsiaTheme="minorEastAsia" w:ascii="0" w:hAnsi="0" w:cs="0"/>
+                          <w:color w:val="000080"/>
+                          <w:lang w:val="en-US"/>
+                        </w:rPr>
+                        <w:t>([&amp;]{...});</w:t>
+                      </w:r>
+                    </w:p>
+                    <w:p>
+                      <w:pPr>
+                        <w:overflowPunct w:val="false"/>
+                        <w:jc w:val="left"/>
+                        <w:rPr/>
+                      </w:pPr>
+                      <w:r>
+                        <w:rPr>
+                          <w:sz w:val="20"/>
+                          <w:szCs w:val="20"/>
+                          <w:rFonts w:eastAsia="" w:cstheme="minorBidi" w:eastAsiaTheme="minorEastAsia" w:ascii="0" w:hAnsi="0" w:cs="0"/>
+                          <w:color w:val="8000FF"/>
+                          <w:lang w:val="en-US"/>
+                        </w:rPr>
+                        <w:t>auto</w:t>
+                      </w:r>
+                      <w:r>
+                        <w:rPr>
+                          <w:sz w:val="20"/>
+                          <w:szCs w:val="20"/>
+                          <w:rFonts w:eastAsia="" w:cstheme="minorBidi" w:eastAsiaTheme="minorEastAsia" w:ascii="0" w:hAnsi="0" w:cs="0"/>
+                          <w:color w:val="000000"/>
+                          <w:lang w:val="en-US"/>
+                        </w:rPr>
+                        <w:t xml:space="preserve"> job2 </w:t>
+                      </w:r>
+                      <w:r>
+                        <w:rPr>
+                          <w:sz w:val="20"/>
+                          <w:szCs w:val="20"/>
+                          <w:bCs/>
+                          <w:rFonts w:eastAsia="" w:cstheme="minorBidi" w:eastAsiaTheme="minorEastAsia" w:ascii="0" w:hAnsi="0" w:cs="0"/>
+                          <w:color w:val="000080"/>
+                          <w:lang w:val="en-US"/>
+                        </w:rPr>
+                        <w:t>=</w:t>
+                      </w:r>
+                      <w:r>
+                        <w:rPr>
+                          <w:sz w:val="20"/>
+                          <w:szCs w:val="20"/>
+                          <w:rFonts w:eastAsia="" w:cstheme="minorBidi" w:eastAsiaTheme="minorEastAsia" w:ascii="0" w:hAnsi="0" w:cs="0"/>
+                          <w:color w:val="000000"/>
+                          <w:lang w:val="en-US"/>
+                        </w:rPr>
+                        <w:t xml:space="preserve"> jsch</w:t>
+                      </w:r>
+                      <w:r>
+                        <w:rPr>
+                          <w:sz w:val="20"/>
+                          <w:szCs w:val="20"/>
+                          <w:bCs/>
+                          <w:rFonts w:eastAsia="" w:cstheme="minorBidi" w:eastAsiaTheme="minorEastAsia" w:ascii="0" w:hAnsi="0" w:cs="0"/>
+                          <w:color w:val="000080"/>
+                          <w:lang w:val="en-US"/>
+                        </w:rPr>
+                        <w:t>::</w:t>
+                      </w:r>
+                      <w:r>
+                        <w:rPr>
+                          <w:sz w:val="20"/>
+                          <w:szCs w:val="20"/>
+                          <w:rFonts w:eastAsia="" w:cstheme="minorBidi" w:eastAsiaTheme="minorEastAsia" w:ascii="0" w:hAnsi="0" w:cs="0"/>
+                          <w:color w:val="000000"/>
+                          <w:lang w:val="en-US"/>
+                        </w:rPr>
+                        <w:t>make_job</w:t>
+                      </w:r>
+                      <w:r>
+                        <w:rPr>
+                          <w:sz w:val="20"/>
+                          <w:szCs w:val="20"/>
+                          <w:bCs/>
+                          <w:rFonts w:eastAsia="" w:cstheme="minorBidi" w:eastAsiaTheme="minorEastAsia" w:ascii="0" w:hAnsi="0" w:cs="0"/>
+                          <w:color w:val="000080"/>
+                          <w:lang w:val="en-US"/>
+                        </w:rPr>
+                        <w:t>([=]{...});</w:t>
+                      </w:r>
+                    </w:p>
+                    <w:p>
+                      <w:pPr>
+                        <w:overflowPunct w:val="false"/>
+                        <w:jc w:val="left"/>
+                        <w:rPr/>
+                      </w:pPr>
+                      <w:r>
+                        <w:rPr>
+                          <w:sz w:val="20"/>
+                          <w:szCs w:val="20"/>
+                          <w:rFonts w:eastAsia="" w:cstheme="minorBidi" w:eastAsiaTheme="minorEastAsia" w:ascii="0" w:hAnsi="0" w:cs="0"/>
+                          <w:color w:val="8000FF"/>
+                          <w:lang w:val="en-US"/>
+                        </w:rPr>
+                        <w:t>auto</w:t>
+                      </w:r>
+                      <w:r>
+                        <w:rPr>
+                          <w:sz w:val="20"/>
+                          <w:szCs w:val="20"/>
+                          <w:rFonts w:eastAsia="" w:cstheme="minorBidi" w:eastAsiaTheme="minorEastAsia" w:ascii="0" w:hAnsi="0" w:cs="0"/>
+                          <w:color w:val="000000"/>
+                          <w:lang w:val="en-US"/>
+                        </w:rPr>
+                        <w:t xml:space="preserve"> job3 </w:t>
+                      </w:r>
+                      <w:r>
+                        <w:rPr>
+                          <w:sz w:val="20"/>
+                          <w:szCs w:val="20"/>
+                          <w:bCs/>
+                          <w:rFonts w:eastAsia="" w:cstheme="minorBidi" w:eastAsiaTheme="minorEastAsia" w:ascii="0" w:hAnsi="0" w:cs="0"/>
+                          <w:color w:val="000080"/>
+                          <w:lang w:val="en-US"/>
+                        </w:rPr>
+                        <w:t>=</w:t>
+                      </w:r>
+                      <w:r>
+                        <w:rPr>
+                          <w:sz w:val="20"/>
+                          <w:szCs w:val="20"/>
+                          <w:rFonts w:eastAsia="" w:cstheme="minorBidi" w:eastAsiaTheme="minorEastAsia" w:ascii="0" w:hAnsi="0" w:cs="0"/>
+                          <w:color w:val="000000"/>
+                          <w:lang w:val="en-US"/>
+                        </w:rPr>
+                        <w:t xml:space="preserve"> jsch</w:t>
+                      </w:r>
+                      <w:r>
+                        <w:rPr>
+                          <w:sz w:val="20"/>
+                          <w:szCs w:val="20"/>
+                          <w:bCs/>
+                          <w:rFonts w:eastAsia="" w:cstheme="minorBidi" w:eastAsiaTheme="minorEastAsia" w:ascii="0" w:hAnsi="0" w:cs="0"/>
+                          <w:color w:val="000080"/>
+                          <w:lang w:val="en-US"/>
+                        </w:rPr>
+                        <w:t>::</w:t>
+                      </w:r>
+                      <w:r>
+                        <w:rPr>
+                          <w:sz w:val="20"/>
+                          <w:szCs w:val="20"/>
+                          <w:rFonts w:eastAsia="" w:cstheme="minorBidi" w:eastAsiaTheme="minorEastAsia" w:ascii="0" w:hAnsi="0" w:cs="0"/>
+                          <w:color w:val="000000"/>
+                          <w:lang w:val="en-US"/>
+                        </w:rPr>
+                        <w:t>make_job</w:t>
+                      </w:r>
+                      <w:r>
+                        <w:rPr>
+                          <w:sz w:val="20"/>
+                          <w:szCs w:val="20"/>
+                          <w:bCs/>
+                          <w:rFonts w:eastAsia="" w:cstheme="minorBidi" w:eastAsiaTheme="minorEastAsia" w:ascii="0" w:hAnsi="0" w:cs="0"/>
+                          <w:color w:val="000080"/>
+                          <w:lang w:val="en-US"/>
+                        </w:rPr>
+                        <w:t>([=]()</w:t>
+                      </w:r>
+                      <w:r>
+                        <w:rPr>
+                          <w:sz w:val="20"/>
+                          <w:szCs w:val="20"/>
+                          <w:rFonts w:eastAsia="" w:cstheme="minorBidi" w:eastAsiaTheme="minorEastAsia" w:ascii="0" w:hAnsi="0" w:cs="0"/>
+                          <w:color w:val="000000"/>
+                          <w:lang w:val="en-US"/>
+                        </w:rPr>
+                        <w:t xml:space="preserve"> </w:t>
+                      </w:r>
+                      <w:r>
+                        <w:rPr>
+                          <w:sz w:val="20"/>
+                          <w:szCs w:val="20"/>
+                          <w:rFonts w:eastAsia="" w:cstheme="minorBidi" w:eastAsiaTheme="minorEastAsia" w:ascii="0" w:hAnsi="0" w:cs="0"/>
+                          <w:color w:val="8000FF"/>
+                          <w:lang w:val="en-US"/>
+                        </w:rPr>
+                        <w:t>mutable</w:t>
+                      </w:r>
+                      <w:r>
+                        <w:rPr>
+                          <w:sz w:val="20"/>
+                          <w:szCs w:val="20"/>
+                          <w:rFonts w:eastAsia="" w:cstheme="minorBidi" w:eastAsiaTheme="minorEastAsia" w:ascii="0" w:hAnsi="0" w:cs="0"/>
+                          <w:color w:val="000000"/>
+                          <w:lang w:val="en-US"/>
+                        </w:rPr>
+                        <w:t xml:space="preserve"> </w:t>
+                      </w:r>
+                      <w:r>
+                        <w:rPr>
+                          <w:sz w:val="20"/>
+                          <w:szCs w:val="20"/>
+                          <w:bCs/>
+                          <w:rFonts w:eastAsia="" w:cstheme="minorBidi" w:eastAsiaTheme="minorEastAsia" w:ascii="0" w:hAnsi="0" w:cs="0"/>
+                          <w:color w:val="000080"/>
+                          <w:lang w:val="en-US"/>
+                        </w:rPr>
+                        <w:t>{...});</w:t>
+                      </w:r>
+                    </w:p>
+                    <w:p>
+                      <w:pPr>
+                        <w:overflowPunct w:val="false"/>
+                        <w:jc w:val="left"/>
+                        <w:rPr/>
+                      </w:pPr>
+                      <w:r>
+                        <w:rPr>
+                          <w:sz w:val="20"/>
+                          <w:szCs w:val="20"/>
+                          <w:rFonts w:ascii="0" w:hAnsi="0" w:eastAsia="" w:cs="0" w:eastAsiaTheme="minorEastAsia"/>
+                          <w:color w:val="000000"/>
+                          <w:lang w:val="en-US"/>
+                        </w:rPr>
+                      </w:r>
+                    </w:p>
+                    <w:p>
+                      <w:pPr>
+                        <w:overflowPunct w:val="false"/>
+                        <w:jc w:val="left"/>
+                        <w:rPr/>
+                      </w:pPr>
+                      <w:r>
+                        <w:rPr>
+                          <w:sz w:val="20"/>
+                          <w:szCs w:val="20"/>
+                          <w:rFonts w:eastAsia="" w:cstheme="minorBidi" w:eastAsiaTheme="minorEastAsia" w:ascii="0" w:hAnsi="0" w:cs="0"/>
+                          <w:color w:val="000000"/>
+                          <w:lang w:val="en-US"/>
+                        </w:rPr>
                         <w:t>JobSequence</w:t>
                       </w:r>
                       <w:r>
                         <w:rPr>
                           <w:sz w:val="20"/>
-                          <w:b/>
-                          <w:rFonts w:asciiTheme="minorHAnsi" w:cstheme="minorBidi" w:eastAsiaTheme="minorEastAsia" w:hAnsiTheme="minorHAnsi" w:ascii="0" w:hAnsi="0" w:eastAsia="0" w:cs="0"/>
+                          <w:szCs w:val="20"/>
+                          <w:bCs/>
+                          <w:rFonts w:eastAsia="" w:cstheme="minorBidi" w:eastAsiaTheme="minorEastAsia" w:ascii="0" w:hAnsi="0" w:cs="0"/>
                           <w:color w:val="000080"/>
                           <w:lang w:val="en-US"/>
                         </w:rPr>
@@ -7005,7 +7384,8 @@
                       <w:r>
                         <w:rPr>
                           <w:sz w:val="20"/>
-                          <w:rFonts w:asciiTheme="minorHAnsi" w:cstheme="minorBidi" w:eastAsiaTheme="minorEastAsia" w:hAnsiTheme="minorHAnsi" w:ascii="0" w:hAnsi="0" w:eastAsia="0" w:cs="0"/>
+                          <w:szCs w:val="20"/>
+                          <w:rFonts w:eastAsia="" w:cstheme="minorBidi" w:eastAsiaTheme="minorEastAsia" w:ascii="0" w:hAnsi="0" w:cs="0"/>
                           <w:color w:val="000000"/>
                           <w:lang w:val="en-US"/>
                         </w:rPr>
@@ -7014,8 +7394,9 @@
                       <w:r>
                         <w:rPr>
                           <w:sz w:val="20"/>
-                          <w:b/>
-                          <w:rFonts w:asciiTheme="minorHAnsi" w:cstheme="minorBidi" w:eastAsiaTheme="minorEastAsia" w:hAnsiTheme="minorHAnsi" w:ascii="0" w:hAnsi="0" w:eastAsia="0" w:cs="0"/>
+                          <w:szCs w:val="20"/>
+                          <w:bCs/>
+                          <w:rFonts w:eastAsia="" w:cstheme="minorBidi" w:eastAsiaTheme="minorEastAsia" w:ascii="0" w:hAnsi="0" w:cs="0"/>
                           <w:color w:val="000080"/>
                           <w:lang w:val="en-US"/>
                         </w:rPr>
@@ -7024,7 +7405,8 @@
                       <w:r>
                         <w:rPr>
                           <w:sz w:val="20"/>
-                          <w:rFonts w:asciiTheme="minorHAnsi" w:cstheme="minorBidi" w:eastAsiaTheme="minorEastAsia" w:hAnsiTheme="minorHAnsi" w:ascii="0" w:hAnsi="0" w:eastAsia="0" w:cs="0"/>
+                          <w:szCs w:val="20"/>
+                          <w:rFonts w:eastAsia="" w:cstheme="minorBidi" w:eastAsiaTheme="minorEastAsia" w:ascii="0" w:hAnsi="0" w:cs="0"/>
                           <w:color w:val="000000"/>
                           <w:lang w:val="en-US"/>
                         </w:rPr>
@@ -7033,8 +7415,9 @@
                       <w:r>
                         <w:rPr>
                           <w:sz w:val="20"/>
-                          <w:b/>
-                          <w:rFonts w:asciiTheme="minorHAnsi" w:cstheme="minorBidi" w:eastAsiaTheme="minorEastAsia" w:hAnsiTheme="minorHAnsi" w:ascii="0" w:hAnsi="0" w:eastAsia="0" w:cs="0"/>
+                          <w:szCs w:val="20"/>
+                          <w:bCs/>
+                          <w:rFonts w:eastAsia="" w:cstheme="minorBidi" w:eastAsiaTheme="minorEastAsia" w:ascii="0" w:hAnsi="0" w:cs="0"/>
                           <w:color w:val="000080"/>
                           <w:lang w:val="en-US"/>
                         </w:rPr>
@@ -7043,21 +7426,1912 @@
                       <w:r>
                         <w:rPr>
                           <w:sz w:val="20"/>
-                          <w:rFonts w:asciiTheme="minorHAnsi" w:cstheme="minorBidi" w:eastAsiaTheme="minorEastAsia" w:hAnsiTheme="minorHAnsi" w:ascii="0" w:hAnsi="0" w:eastAsia="0" w:cs="0"/>
+                          <w:szCs w:val="20"/>
+                          <w:rFonts w:eastAsia="" w:cstheme="minorBidi" w:eastAsiaTheme="minorEastAsia" w:ascii="0" w:hAnsi="0" w:cs="0"/>
                           <w:color w:val="000000"/>
                           <w:lang w:val="en-US"/>
                         </w:rPr>
-                        <w:t>make_job_sequence</w:t>
-                      </w:r>
-                      <w:r>
-                        <w:rPr>
-                          <w:sz w:val="20"/>
-                          <w:b/>
-                          <w:rFonts w:asciiTheme="minorHAnsi" w:cstheme="minorBidi" w:eastAsiaTheme="minorEastAsia" w:hAnsiTheme="minorHAnsi" w:ascii="0" w:hAnsi="0" w:eastAsia="0" w:cs="0"/>
+                        <w:t>makeJobSequence</w:t>
+                      </w:r>
+                      <w:r>
+                        <w:rPr>
+                          <w:sz w:val="20"/>
+                          <w:szCs w:val="20"/>
+                          <w:bCs/>
+                          <w:rFonts w:eastAsia="" w:cstheme="minorBidi" w:eastAsiaTheme="minorEastAsia" w:ascii="0" w:hAnsi="0" w:cs="0"/>
                           <w:color w:val="000080"/>
                           <w:lang w:val="en-US"/>
                         </w:rPr>
                         <w:t>();</w:t>
+                      </w:r>
+                    </w:p>
+                    <w:p>
+                      <w:pPr>
+                        <w:overflowPunct w:val="false"/>
+                        <w:jc w:val="left"/>
+                        <w:rPr/>
+                      </w:pPr>
+                      <w:r>
+                        <w:rPr>
+                          <w:sz w:val="20"/>
+                          <w:szCs w:val="20"/>
+                          <w:rFonts w:ascii="0" w:hAnsi="0" w:eastAsia="" w:cs="0" w:eastAsiaTheme="minorEastAsia"/>
+                          <w:color w:val="000000"/>
+                          <w:lang w:val="en-US"/>
+                        </w:rPr>
+                      </w:r>
+                    </w:p>
+                    <w:p>
+                      <w:pPr>
+                        <w:overflowPunct w:val="false"/>
+                        <w:jc w:val="left"/>
+                        <w:rPr/>
+                      </w:pPr>
+                      <w:r>
+                        <w:rPr>
+                          <w:sz w:val="20"/>
+                          <w:szCs w:val="20"/>
+                          <w:rFonts w:eastAsia="" w:cstheme="minorBidi" w:eastAsiaTheme="minorEastAsia" w:ascii="0" w:hAnsi="0" w:cs="0"/>
+                          <w:color w:val="000000"/>
+                          <w:lang w:val="en-US"/>
+                        </w:rPr>
+                        <w:t>jobSequence</w:t>
+                      </w:r>
+                      <w:r>
+                        <w:rPr>
+                          <w:sz w:val="20"/>
+                          <w:szCs w:val="20"/>
+                          <w:bCs/>
+                          <w:rFonts w:eastAsia="" w:cstheme="minorBidi" w:eastAsiaTheme="minorEastAsia" w:ascii="0" w:hAnsi="0" w:cs="0"/>
+                          <w:color w:val="000080"/>
+                          <w:lang w:val="en-US"/>
+                        </w:rPr>
+                        <w:t>.</w:t>
+                      </w:r>
+                      <w:r>
+                        <w:rPr>
+                          <w:sz w:val="20"/>
+                          <w:szCs w:val="20"/>
+                          <w:rFonts w:eastAsia="" w:cstheme="minorBidi" w:eastAsiaTheme="minorEastAsia" w:ascii="0" w:hAnsi="0" w:cs="0"/>
+                          <w:color w:val="000000"/>
+                          <w:lang w:val="en-US"/>
+                        </w:rPr>
+                        <w:t>then</w:t>
+                      </w:r>
+                      <w:r>
+                        <w:rPr>
+                          <w:sz w:val="20"/>
+                          <w:szCs w:val="20"/>
+                          <w:bCs/>
+                          <w:rFonts w:eastAsia="" w:cstheme="minorBidi" w:eastAsiaTheme="minorEastAsia" w:ascii="0" w:hAnsi="0" w:cs="0"/>
+                          <w:color w:val="000080"/>
+                          <w:lang w:val="en-US"/>
+                        </w:rPr>
+                        <w:t>(</w:t>
+                      </w:r>
+                      <w:r>
+                        <w:rPr>
+                          <w:sz w:val="20"/>
+                          <w:szCs w:val="20"/>
+                          <w:rFonts w:eastAsia="" w:cstheme="minorBidi" w:eastAsiaTheme="minorEastAsia" w:ascii="0" w:hAnsi="0" w:cs="0"/>
+                          <w:color w:val="000000"/>
+                          <w:lang w:val="en-US"/>
+                        </w:rPr>
+                        <w:t>job1</w:t>
+                      </w:r>
+                      <w:r>
+                        <w:rPr>
+                          <w:sz w:val="20"/>
+                          <w:szCs w:val="20"/>
+                          <w:bCs/>
+                          <w:rFonts w:eastAsia="" w:cstheme="minorBidi" w:eastAsiaTheme="minorEastAsia" w:ascii="0" w:hAnsi="0" w:cs="0"/>
+                          <w:color w:val="000080"/>
+                          <w:lang w:val="en-US"/>
+                        </w:rPr>
+                        <w:t>);</w:t>
+                      </w:r>
+                    </w:p>
+                    <w:p>
+                      <w:pPr>
+                        <w:overflowPunct w:val="false"/>
+                        <w:jc w:val="left"/>
+                        <w:rPr/>
+                      </w:pPr>
+                      <w:r>
+                        <w:rPr>
+                          <w:sz w:val="20"/>
+                          <w:szCs w:val="20"/>
+                          <w:rFonts w:eastAsia="" w:cstheme="minorBidi" w:eastAsiaTheme="minorEastAsia" w:ascii="0" w:hAnsi="0" w:cs="0"/>
+                          <w:color w:val="000000"/>
+                          <w:lang w:val="en-US"/>
+                        </w:rPr>
+                        <w:t>jobSequence</w:t>
+                      </w:r>
+                      <w:r>
+                        <w:rPr>
+                          <w:sz w:val="20"/>
+                          <w:szCs w:val="20"/>
+                          <w:bCs/>
+                          <w:rFonts w:eastAsia="" w:cstheme="minorBidi" w:eastAsiaTheme="minorEastAsia" w:ascii="0" w:hAnsi="0" w:cs="0"/>
+                          <w:color w:val="000080"/>
+                          <w:lang w:val="en-US"/>
+                        </w:rPr>
+                        <w:t>.</w:t>
+                      </w:r>
+                      <w:r>
+                        <w:rPr>
+                          <w:sz w:val="20"/>
+                          <w:szCs w:val="20"/>
+                          <w:rFonts w:eastAsia="" w:cstheme="minorBidi" w:eastAsiaTheme="minorEastAsia" w:ascii="0" w:hAnsi="0" w:cs="0"/>
+                          <w:color w:val="000000"/>
+                          <w:lang w:val="en-US"/>
+                        </w:rPr>
+                        <w:t>then</w:t>
+                      </w:r>
+                      <w:r>
+                        <w:rPr>
+                          <w:sz w:val="20"/>
+                          <w:szCs w:val="20"/>
+                          <w:bCs/>
+                          <w:rFonts w:eastAsia="" w:cstheme="minorBidi" w:eastAsiaTheme="minorEastAsia" w:ascii="0" w:hAnsi="0" w:cs="0"/>
+                          <w:color w:val="000080"/>
+                          <w:lang w:val="en-US"/>
+                        </w:rPr>
+                        <w:t>(</w:t>
+                      </w:r>
+                      <w:r>
+                        <w:rPr>
+                          <w:sz w:val="20"/>
+                          <w:szCs w:val="20"/>
+                          <w:rFonts w:eastAsia="" w:cstheme="minorBidi" w:eastAsiaTheme="minorEastAsia" w:ascii="0" w:hAnsi="0" w:cs="0"/>
+                          <w:color w:val="000000"/>
+                          <w:lang w:val="en-US"/>
+                        </w:rPr>
+                        <w:t>job2</w:t>
+                      </w:r>
+                      <w:r>
+                        <w:rPr>
+                          <w:sz w:val="20"/>
+                          <w:szCs w:val="20"/>
+                          <w:bCs/>
+                          <w:rFonts w:eastAsia="" w:cstheme="minorBidi" w:eastAsiaTheme="minorEastAsia" w:ascii="0" w:hAnsi="0" w:cs="0"/>
+                          <w:color w:val="000080"/>
+                          <w:lang w:val="en-US"/>
+                        </w:rPr>
+                        <w:t>);</w:t>
+                      </w:r>
+                    </w:p>
+                    <w:p>
+                      <w:pPr>
+                        <w:overflowPunct w:val="false"/>
+                        <w:jc w:val="left"/>
+                        <w:rPr/>
+                      </w:pPr>
+                      <w:r>
+                        <w:rPr>
+                          <w:sz w:val="20"/>
+                          <w:szCs w:val="20"/>
+                          <w:rFonts w:eastAsia="" w:cstheme="minorBidi" w:eastAsiaTheme="minorEastAsia" w:ascii="0" w:hAnsi="0" w:cs="0"/>
+                          <w:color w:val="000000"/>
+                          <w:lang w:val="en-US"/>
+                        </w:rPr>
+                        <w:t>jobSequence</w:t>
+                      </w:r>
+                      <w:r>
+                        <w:rPr>
+                          <w:sz w:val="20"/>
+                          <w:szCs w:val="20"/>
+                          <w:bCs/>
+                          <w:rFonts w:eastAsia="" w:cstheme="minorBidi" w:eastAsiaTheme="minorEastAsia" w:ascii="0" w:hAnsi="0" w:cs="0"/>
+                          <w:color w:val="000080"/>
+                          <w:lang w:val="en-US"/>
+                        </w:rPr>
+                        <w:t>.</w:t>
+                      </w:r>
+                      <w:r>
+                        <w:rPr>
+                          <w:sz w:val="20"/>
+                          <w:szCs w:val="20"/>
+                          <w:rFonts w:eastAsia="" w:cstheme="minorBidi" w:eastAsiaTheme="minorEastAsia" w:ascii="0" w:hAnsi="0" w:cs="0"/>
+                          <w:color w:val="000000"/>
+                          <w:lang w:val="en-US"/>
+                        </w:rPr>
+                        <w:t>then</w:t>
+                      </w:r>
+                      <w:r>
+                        <w:rPr>
+                          <w:sz w:val="20"/>
+                          <w:szCs w:val="20"/>
+                          <w:bCs/>
+                          <w:rFonts w:eastAsia="" w:cstheme="minorBidi" w:eastAsiaTheme="minorEastAsia" w:ascii="0" w:hAnsi="0" w:cs="0"/>
+                          <w:color w:val="000080"/>
+                          <w:lang w:val="en-US"/>
+                        </w:rPr>
+                        <w:t>(</w:t>
+                      </w:r>
+                      <w:r>
+                        <w:rPr>
+                          <w:sz w:val="20"/>
+                          <w:szCs w:val="20"/>
+                          <w:rFonts w:eastAsia="" w:cstheme="minorBidi" w:eastAsiaTheme="minorEastAsia" w:ascii="0" w:hAnsi="0" w:cs="0"/>
+                          <w:color w:val="000000"/>
+                          <w:lang w:val="en-US"/>
+                        </w:rPr>
+                        <w:t>job3</w:t>
+                      </w:r>
+                      <w:r>
+                        <w:rPr>
+                          <w:sz w:val="20"/>
+                          <w:szCs w:val="20"/>
+                          <w:bCs/>
+                          <w:rFonts w:eastAsia="" w:cstheme="minorBidi" w:eastAsiaTheme="minorEastAsia" w:ascii="0" w:hAnsi="0" w:cs="0"/>
+                          <w:color w:val="000080"/>
+                          <w:lang w:val="en-US"/>
+                        </w:rPr>
+                        <w:t>);</w:t>
+                      </w:r>
+                    </w:p>
+                    <w:p>
+                      <w:pPr>
+                        <w:overflowPunct w:val="false"/>
+                        <w:jc w:val="left"/>
+                        <w:rPr/>
+                      </w:pPr>
+                      <w:r>
+                        <w:rPr>
+                          <w:sz w:val="20"/>
+                          <w:szCs w:val="20"/>
+                          <w:rFonts w:ascii="0" w:hAnsi="0" w:eastAsia="" w:cs="0" w:eastAsiaTheme="minorEastAsia"/>
+                          <w:color w:val="000000"/>
+                          <w:lang w:val="en-US"/>
+                        </w:rPr>
+                      </w:r>
+                    </w:p>
+                    <w:p>
+                      <w:pPr>
+                        <w:overflowPunct w:val="false"/>
+                        <w:jc w:val="left"/>
+                        <w:rPr/>
+                      </w:pPr>
+                      <w:r>
+                        <w:rPr>
+                          <w:sz w:val="20"/>
+                          <w:szCs w:val="20"/>
+                          <w:rFonts w:eastAsia="" w:cstheme="minorBidi" w:eastAsiaTheme="minorEastAsia" w:ascii="0" w:hAnsi="0" w:cs="0"/>
+                          <w:color w:val="000000"/>
+                          <w:lang w:val="en-US"/>
+                        </w:rPr>
+                        <w:t>jobScheduler</w:t>
+                      </w:r>
+                      <w:r>
+                        <w:rPr>
+                          <w:sz w:val="20"/>
+                          <w:szCs w:val="20"/>
+                          <w:bCs/>
+                          <w:rFonts w:eastAsia="" w:cstheme="minorBidi" w:eastAsiaTheme="minorEastAsia" w:ascii="0" w:hAnsi="0" w:cs="0"/>
+                          <w:color w:val="000080"/>
+                          <w:lang w:val="en-US"/>
+                        </w:rPr>
+                        <w:t>.</w:t>
+                      </w:r>
+                      <w:r>
+                        <w:rPr>
+                          <w:sz w:val="20"/>
+                          <w:szCs w:val="20"/>
+                          <w:rFonts w:eastAsia="" w:cstheme="minorBidi" w:eastAsiaTheme="minorEastAsia" w:ascii="0" w:hAnsi="0" w:cs="0"/>
+                          <w:color w:val="000000"/>
+                          <w:lang w:val="en-US"/>
+                        </w:rPr>
+                        <w:t>submitJob</w:t>
+                      </w:r>
+                      <w:r>
+                        <w:rPr>
+                          <w:sz w:val="20"/>
+                          <w:szCs w:val="20"/>
+                          <w:bCs/>
+                          <w:rFonts w:eastAsia="" w:cstheme="minorBidi" w:eastAsiaTheme="minorEastAsia" w:ascii="0" w:hAnsi="0" w:cs="0"/>
+                          <w:color w:val="000080"/>
+                          <w:lang w:val="en-US"/>
+                        </w:rPr>
+                        <w:t>(</w:t>
+                      </w:r>
+                      <w:r>
+                        <w:rPr>
+                          <w:sz w:val="20"/>
+                          <w:szCs w:val="20"/>
+                          <w:rFonts w:eastAsia="" w:cstheme="minorBidi" w:eastAsiaTheme="minorEastAsia" w:ascii="0" w:hAnsi="0" w:cs="0"/>
+                          <w:color w:val="000000"/>
+                          <w:lang w:val="en-US"/>
+                        </w:rPr>
+                        <w:t>jobSequence</w:t>
+                      </w:r>
+                      <w:r>
+                        <w:rPr>
+                          <w:sz w:val="20"/>
+                          <w:szCs w:val="20"/>
+                          <w:bCs/>
+                          <w:rFonts w:eastAsia="" w:cstheme="minorBidi" w:eastAsiaTheme="minorEastAsia" w:ascii="0" w:hAnsi="0" w:cs="0"/>
+                          <w:color w:val="000080"/>
+                          <w:lang w:val="en-US"/>
+                        </w:rPr>
+                        <w:t>);</w:t>
+                      </w:r>
+                    </w:p>
+                  </w:txbxContent>
+                </v:textbox>
+                <w10:wrap type="square"/>
+                <v:fill o:detectmouseclick="t" type="solid" color2="#222222"/>
+                <v:stroke color="black" joinstyle="round" endcap="flat"/>
+              </v:shape>
+            </w:pict>
+          </mc:Fallback>
+        </mc:AlternateContent>
+      </w:r>
+    </w:p>
+    <w:p>
+      <w:pPr>
+        <w:pStyle w:val="Normal"/>
+        <w:bidi w:val="0"/>
+        <w:rPr>
+          <w:rFonts w:ascii="0" w:hAnsi="0"/>
+          <w:b/>
+          <w:b/>
+          <w:bCs/>
+          <w:color w:val="000080"/>
+          <w:sz w:val="20"/>
+          <w:highlight w:val="white"/>
+        </w:rPr>
+      </w:pPr>
+      <w:r>
+        <w:rPr>
+          <w:rFonts w:ascii="0" w:hAnsi="0"/>
+          <w:b/>
+          <w:bCs/>
+          <w:color w:val="000080"/>
+          <w:sz w:val="20"/>
+          <w:highlight w:val="white"/>
+        </w:rPr>
+      </w:r>
+    </w:p>
+    <w:p>
+      <w:pPr>
+        <w:pStyle w:val="Normal"/>
+        <w:bidi w:val="0"/>
+        <w:rPr>
+          <w:rFonts w:ascii="0" w:hAnsi="0"/>
+          <w:b/>
+          <w:b/>
+          <w:bCs/>
+          <w:color w:val="000080"/>
+          <w:sz w:val="20"/>
+          <w:highlight w:val="white"/>
+        </w:rPr>
+      </w:pPr>
+      <w:r>
+        <w:rPr>
+          <w:rFonts w:ascii="0" w:hAnsi="0"/>
+          <w:b/>
+          <w:bCs/>
+          <w:color w:val="000080"/>
+          <w:sz w:val="20"/>
+          <w:highlight w:val="white"/>
+        </w:rPr>
+      </w:r>
+    </w:p>
+    <w:p>
+      <w:pPr>
+        <w:pStyle w:val="Normal"/>
+        <w:bidi w:val="0"/>
+        <w:rPr>
+          <w:rFonts w:ascii="0" w:hAnsi="0"/>
+          <w:b/>
+          <w:b/>
+          <w:bCs/>
+          <w:color w:val="000080"/>
+          <w:sz w:val="20"/>
+          <w:highlight w:val="white"/>
+        </w:rPr>
+      </w:pPr>
+      <w:r>
+        <w:rPr>
+          <w:rFonts w:ascii="0" w:hAnsi="0"/>
+          <w:b/>
+          <w:bCs/>
+          <w:color w:val="000080"/>
+          <w:sz w:val="20"/>
+          <w:highlight w:val="white"/>
+        </w:rPr>
+      </w:r>
+    </w:p>
+    <w:p>
+      <w:pPr>
+        <w:pStyle w:val="Normal"/>
+        <w:bidi w:val="0"/>
+        <w:rPr>
+          <w:rFonts w:ascii="0" w:hAnsi="0"/>
+          <w:b/>
+          <w:b/>
+          <w:bCs/>
+          <w:color w:val="000080"/>
+          <w:sz w:val="20"/>
+          <w:highlight w:val="white"/>
+        </w:rPr>
+      </w:pPr>
+      <w:r>
+        <w:rPr>
+          <w:rFonts w:ascii="0" w:hAnsi="0"/>
+          <w:b/>
+          <w:bCs/>
+          <w:color w:val="000080"/>
+          <w:sz w:val="20"/>
+          <w:highlight w:val="white"/>
+        </w:rPr>
+      </w:r>
+    </w:p>
+    <w:p>
+      <w:pPr>
+        <w:pStyle w:val="Normal"/>
+        <w:bidi w:val="0"/>
+        <w:rPr>
+          <w:rFonts w:ascii="0" w:hAnsi="0"/>
+          <w:b/>
+          <w:b/>
+          <w:bCs/>
+          <w:color w:val="000080"/>
+          <w:sz w:val="20"/>
+          <w:highlight w:val="white"/>
+        </w:rPr>
+      </w:pPr>
+      <w:r>
+        <w:rPr>
+          <w:rFonts w:ascii="0" w:hAnsi="0"/>
+          <w:b/>
+          <w:bCs/>
+          <w:color w:val="000080"/>
+          <w:sz w:val="20"/>
+          <w:highlight w:val="white"/>
+        </w:rPr>
+      </w:r>
+    </w:p>
+    <w:p>
+      <w:pPr>
+        <w:pStyle w:val="Normal"/>
+        <w:bidi w:val="0"/>
+        <w:rPr>
+          <w:rFonts w:ascii="0" w:hAnsi="0"/>
+          <w:b/>
+          <w:b/>
+          <w:bCs/>
+          <w:color w:val="000080"/>
+          <w:sz w:val="20"/>
+          <w:highlight w:val="white"/>
+        </w:rPr>
+      </w:pPr>
+      <w:r>
+        <w:rPr>
+          <w:rFonts w:ascii="0" w:hAnsi="0"/>
+          <w:b/>
+          <w:bCs/>
+          <w:color w:val="000080"/>
+          <w:sz w:val="20"/>
+          <w:highlight w:val="white"/>
+        </w:rPr>
+      </w:r>
+    </w:p>
+    <w:p>
+      <w:pPr>
+        <w:pStyle w:val="Normal"/>
+        <w:bidi w:val="0"/>
+        <w:rPr>
+          <w:rFonts w:ascii="0" w:hAnsi="0"/>
+          <w:b/>
+          <w:b/>
+          <w:bCs/>
+          <w:color w:val="000080"/>
+          <w:sz w:val="20"/>
+          <w:highlight w:val="white"/>
+        </w:rPr>
+      </w:pPr>
+      <w:r>
+        <w:rPr>
+          <w:rFonts w:ascii="0" w:hAnsi="0"/>
+          <w:b/>
+          <w:bCs/>
+          <w:color w:val="000080"/>
+          <w:sz w:val="20"/>
+          <w:highlight w:val="white"/>
+        </w:rPr>
+      </w:r>
+    </w:p>
+    <w:p>
+      <w:pPr>
+        <w:pStyle w:val="Normal"/>
+        <w:bidi w:val="0"/>
+        <w:rPr>
+          <w:rFonts w:ascii="0" w:hAnsi="0"/>
+          <w:b/>
+          <w:b/>
+          <w:bCs/>
+          <w:color w:val="000080"/>
+          <w:sz w:val="20"/>
+          <w:highlight w:val="white"/>
+        </w:rPr>
+      </w:pPr>
+      <w:r>
+        <w:rPr>
+          <w:rFonts w:ascii="0" w:hAnsi="0"/>
+          <w:b/>
+          <w:bCs/>
+          <w:color w:val="000080"/>
+          <w:sz w:val="20"/>
+          <w:highlight w:val="white"/>
+        </w:rPr>
+      </w:r>
+    </w:p>
+    <w:p>
+      <w:pPr>
+        <w:pStyle w:val="Normal"/>
+        <w:bidi w:val="0"/>
+        <w:rPr>
+          <w:rFonts w:ascii="0" w:hAnsi="0"/>
+          <w:b/>
+          <w:b/>
+          <w:bCs/>
+          <w:color w:val="000080"/>
+          <w:sz w:val="20"/>
+          <w:highlight w:val="white"/>
+        </w:rPr>
+      </w:pPr>
+      <w:r>
+        <w:rPr>
+          <w:rFonts w:ascii="0" w:hAnsi="0"/>
+          <w:b/>
+          <w:bCs/>
+          <w:color w:val="000080"/>
+          <w:sz w:val="20"/>
+          <w:highlight w:val="white"/>
+        </w:rPr>
+      </w:r>
+    </w:p>
+    <w:p>
+      <w:pPr>
+        <w:pStyle w:val="Normal"/>
+        <w:bidi w:val="0"/>
+        <w:rPr>
+          <w:b/>
+          <w:b/>
+          <w:bCs/>
+        </w:rPr>
+      </w:pPr>
+      <w:r>
+        <w:rPr>
+          <w:b/>
+          <w:bCs/>
+        </w:rPr>
+      </w:r>
+    </w:p>
+    <w:p>
+      <w:pPr>
+        <w:pStyle w:val="Normal"/>
+        <w:bidi w:val="0"/>
+        <w:rPr>
+          <w:b/>
+          <w:b/>
+          <w:bCs/>
+        </w:rPr>
+      </w:pPr>
+      <w:r>
+        <w:rPr>
+          <w:b/>
+          <w:bCs/>
+        </w:rPr>
+      </w:r>
+    </w:p>
+    <w:p>
+      <w:pPr>
+        <w:pStyle w:val="Normal"/>
+        <w:bidi w:val="0"/>
+        <w:rPr>
+          <w:b w:val="false"/>
+          <w:b w:val="false"/>
+          <w:bCs w:val="false"/>
+        </w:rPr>
+      </w:pPr>
+      <w:r>
+        <w:rPr>
+          <w:b w:val="false"/>
+          <w:bCs w:val="false"/>
+        </w:rPr>
+        <w:t xml:space="preserve">Υπάρχουν όμως περιπτώσεις όπου η ολοκλήρωση ενός συνόλου εργασιών θέλουμε να προηγείται της έναρξης ενός άλλου συνόλου εργασιών. Σε αυτές τις περιπτώσεις μπορεί να χρησιμοποιηθεί ένα </w:t>
+      </w:r>
+      <w:r>
+        <w:rPr>
+          <w:b/>
+          <w:bCs/>
+        </w:rPr>
+        <w:t>JobPlan</w:t>
+      </w:r>
+      <w:r>
+        <w:rPr>
+          <w:b w:val="false"/>
+          <w:bCs w:val="false"/>
+        </w:rPr>
+        <w:t>.</w:t>
+      </w:r>
+    </w:p>
+    <w:p>
+      <w:pPr>
+        <w:pStyle w:val="Normal"/>
+        <w:bidi w:val="0"/>
+        <w:rPr>
+          <w:b w:val="false"/>
+          <w:b w:val="false"/>
+          <w:bCs w:val="false"/>
+        </w:rPr>
+      </w:pPr>
+      <w:r>
+        <w:rPr/>
+        <mc:AlternateContent>
+          <mc:Choice Requires="wps">
+            <w:drawing>
+              <wp:anchor behindDoc="0" distT="0" distB="0" distL="0" distR="0" simplePos="0" locked="0" layoutInCell="1" allowOverlap="1" relativeHeight="9">
+                <wp:simplePos x="0" y="0"/>
+                <wp:positionH relativeFrom="column">
+                  <wp:posOffset>3175</wp:posOffset>
+                </wp:positionH>
+                <wp:positionV relativeFrom="paragraph">
+                  <wp:posOffset>220345</wp:posOffset>
+                </wp:positionV>
+                <wp:extent cx="5422265" cy="3434080"/>
+                <wp:effectExtent l="0" t="0" r="0" b="0"/>
+                <wp:wrapTopAndBottom/>
+                <wp:docPr id="9" name="Shape3"/>
+                <a:graphic xmlns:a="http://schemas.openxmlformats.org/drawingml/2006/main">
+                  <a:graphicData uri="http://schemas.microsoft.com/office/word/2010/wordprocessingShape">
+                    <wps:wsp>
+                      <wps:cNvSpPr txBox="1"/>
+                      <wps:spPr>
+                        <a:xfrm>
+                          <a:off x="0" y="0"/>
+                          <a:ext cx="5421600" cy="3433320"/>
+                        </a:xfrm>
+                        <a:prstGeom prst="rect">
+                          <a:avLst/>
+                        </a:prstGeom>
+                        <a:solidFill>
+                          <a:srgbClr val="dddddd"/>
+                        </a:solidFill>
+                        <a:ln>
+                          <a:noFill/>
+                        </a:ln>
+                      </wps:spPr>
+                      <wps:txbx>
+                        <w:txbxContent>
+                          <w:p>
+                            <w:pPr>
+                              <w:overflowPunct w:val="false"/>
+                              <w:rPr/>
+                            </w:pPr>
+                            <w:r>
+                              <w:rPr>
+                                <w:sz w:val="20"/>
+                                <w:szCs w:val="20"/>
+                                <w:rFonts w:ascii="0" w:hAnsi="0" w:eastAsia="" w:cs="0" w:eastAsiaTheme="minorEastAsia"/>
+                                <w:color w:val="804000"/>
+                                <w:lang w:val="en-US"/>
+                              </w:rPr>
+                              <w:t>#include "jsch.hpp"</w:t>
+                            </w:r>
+                          </w:p>
+                          <w:p>
+                            <w:pPr>
+                              <w:overflowPunct w:val="false"/>
+                              <w:rPr/>
+                            </w:pPr>
+                            <w:r>
+                              <w:rPr>
+                                <w:sz w:val="24"/>
+                                <w:szCs w:val="20"/>
+                                <w:rFonts w:ascii="0" w:hAnsi="0" w:eastAsia="" w:cs="0" w:eastAsiaTheme="minorEastAsia"/>
+                                <w:color w:val="000000"/>
+                                <w:lang w:val="en-US"/>
+                              </w:rPr>
+                            </w:r>
+                          </w:p>
+                          <w:p>
+                            <w:pPr>
+                              <w:overflowPunct w:val="false"/>
+                              <w:rPr/>
+                            </w:pPr>
+                            <w:r>
+                              <w:rPr>
+                                <w:sz w:val="20"/>
+                                <w:szCs w:val="20"/>
+                                <w:rFonts w:ascii="0" w:hAnsi="0" w:eastAsia="" w:cs="0" w:eastAsiaTheme="minorEastAsia"/>
+                                <w:color w:val="008000"/>
+                                <w:lang w:val="en-US"/>
+                              </w:rPr>
+                              <w:t>/*...*/</w:t>
+                            </w:r>
+                          </w:p>
+                          <w:p>
+                            <w:pPr>
+                              <w:overflowPunct w:val="false"/>
+                              <w:rPr/>
+                            </w:pPr>
+                            <w:r>
+                              <w:rPr>
+                                <w:sz w:val="24"/>
+                                <w:szCs w:val="20"/>
+                                <w:rFonts w:ascii="0" w:hAnsi="0" w:eastAsia="" w:cs="0" w:eastAsiaTheme="minorEastAsia"/>
+                                <w:color w:val="000000"/>
+                                <w:lang w:val="en-US"/>
+                              </w:rPr>
+                            </w:r>
+                          </w:p>
+                          <w:p>
+                            <w:pPr>
+                              <w:overflowPunct w:val="false"/>
+                              <w:rPr/>
+                            </w:pPr>
+                            <w:r>
+                              <w:rPr>
+                                <w:sz w:val="20"/>
+                                <w:szCs w:val="20"/>
+                                <w:rFonts w:eastAsia="" w:cstheme="minorBidi" w:eastAsiaTheme="minorEastAsia" w:ascii="0" w:hAnsi="0" w:cs="0"/>
+                                <w:color w:val="000000"/>
+                                <w:lang w:val="en-US"/>
+                              </w:rPr>
+                              <w:t>JobPlan</w:t>
+                            </w:r>
+                            <w:r>
+                              <w:rPr>
+                                <w:sz w:val="20"/>
+                                <w:szCs w:val="20"/>
+                                <w:bCs/>
+                                <w:rFonts w:eastAsia="" w:cstheme="minorBidi" w:eastAsiaTheme="minorEastAsia" w:ascii="0" w:hAnsi="0" w:cs="0"/>
+                                <w:color w:val="000080"/>
+                                <w:lang w:val="en-US"/>
+                              </w:rPr>
+                              <w:t>*</w:t>
+                            </w:r>
+                            <w:r>
+                              <w:rPr>
+                                <w:sz w:val="20"/>
+                                <w:szCs w:val="20"/>
+                                <w:rFonts w:eastAsia="" w:cstheme="minorBidi" w:eastAsiaTheme="minorEastAsia" w:ascii="0" w:hAnsi="0" w:cs="0"/>
+                                <w:color w:val="000000"/>
+                                <w:lang w:val="en-US"/>
+                              </w:rPr>
+                              <w:t xml:space="preserve"> jobPlan </w:t>
+                            </w:r>
+                            <w:r>
+                              <w:rPr>
+                                <w:sz w:val="20"/>
+                                <w:szCs w:val="20"/>
+                                <w:bCs/>
+                                <w:rFonts w:eastAsia="" w:cstheme="minorBidi" w:eastAsiaTheme="minorEastAsia" w:ascii="0" w:hAnsi="0" w:cs="0"/>
+                                <w:color w:val="000080"/>
+                                <w:lang w:val="en-US"/>
+                              </w:rPr>
+                              <w:t>=</w:t>
+                            </w:r>
+                            <w:r>
+                              <w:rPr>
+                                <w:sz w:val="20"/>
+                                <w:szCs w:val="20"/>
+                                <w:rFonts w:eastAsia="" w:cstheme="minorBidi" w:eastAsiaTheme="minorEastAsia" w:ascii="0" w:hAnsi="0" w:cs="0"/>
+                                <w:color w:val="000000"/>
+                                <w:lang w:val="en-US"/>
+                              </w:rPr>
+                              <w:t xml:space="preserve"> jobScheduler</w:t>
+                            </w:r>
+                            <w:r>
+                              <w:rPr>
+                                <w:sz w:val="20"/>
+                                <w:szCs w:val="20"/>
+                                <w:bCs/>
+                                <w:rFonts w:eastAsia="" w:cstheme="minorBidi" w:eastAsiaTheme="minorEastAsia" w:ascii="0" w:hAnsi="0" w:cs="0"/>
+                                <w:color w:val="000080"/>
+                                <w:lang w:val="en-US"/>
+                              </w:rPr>
+                              <w:t>.</w:t>
+                            </w:r>
+                            <w:r>
+                              <w:rPr>
+                                <w:sz w:val="20"/>
+                                <w:szCs w:val="20"/>
+                                <w:rFonts w:eastAsia="" w:cstheme="minorBidi" w:eastAsiaTheme="minorEastAsia" w:ascii="0" w:hAnsi="0" w:cs="0"/>
+                                <w:color w:val="000000"/>
+                                <w:lang w:val="en-US"/>
+                              </w:rPr>
+                              <w:t>makeJobPlan</w:t>
+                            </w:r>
+                            <w:r>
+                              <w:rPr>
+                                <w:sz w:val="20"/>
+                                <w:szCs w:val="20"/>
+                                <w:bCs/>
+                                <w:rFonts w:eastAsia="" w:cstheme="minorBidi" w:eastAsiaTheme="minorEastAsia" w:ascii="0" w:hAnsi="0" w:cs="0"/>
+                                <w:color w:val="000080"/>
+                                <w:lang w:val="en-US"/>
+                              </w:rPr>
+                              <w:t>();</w:t>
+                            </w:r>
+                          </w:p>
+                          <w:p>
+                            <w:pPr>
+                              <w:overflowPunct w:val="false"/>
+                              <w:rPr/>
+                            </w:pPr>
+                            <w:r>
+                              <w:rPr>
+                                <w:sz w:val="24"/>
+                                <w:szCs w:val="20"/>
+                                <w:rFonts w:ascii="0" w:hAnsi="0" w:eastAsia="" w:cs="0" w:eastAsiaTheme="minorEastAsia"/>
+                                <w:color w:val="000000"/>
+                                <w:lang w:val="en-US"/>
+                              </w:rPr>
+                            </w:r>
+                          </w:p>
+                          <w:p>
+                            <w:pPr>
+                              <w:overflowPunct w:val="false"/>
+                              <w:rPr/>
+                            </w:pPr>
+                            <w:r>
+                              <w:rPr>
+                                <w:sz w:val="20"/>
+                                <w:szCs w:val="20"/>
+                                <w:rFonts w:eastAsia="" w:cstheme="minorBidi" w:eastAsiaTheme="minorEastAsia" w:ascii="0" w:hAnsi="0" w:cs="0"/>
+                                <w:color w:val="8000FF"/>
+                                <w:lang w:val="en-US"/>
+                              </w:rPr>
+                              <w:t>auto</w:t>
+                            </w:r>
+                            <w:r>
+                              <w:rPr>
+                                <w:sz w:val="20"/>
+                                <w:szCs w:val="20"/>
+                                <w:rFonts w:eastAsia="" w:cstheme="minorBidi" w:eastAsiaTheme="minorEastAsia" w:ascii="0" w:hAnsi="0" w:cs="0"/>
+                                <w:color w:val="000000"/>
+                                <w:lang w:val="en-US"/>
+                              </w:rPr>
+                              <w:t xml:space="preserve"> req1 </w:t>
+                            </w:r>
+                            <w:r>
+                              <w:rPr>
+                                <w:sz w:val="20"/>
+                                <w:szCs w:val="20"/>
+                                <w:bCs/>
+                                <w:rFonts w:eastAsia="" w:cstheme="minorBidi" w:eastAsiaTheme="minorEastAsia" w:ascii="0" w:hAnsi="0" w:cs="0"/>
+                                <w:color w:val="000080"/>
+                                <w:lang w:val="en-US"/>
+                              </w:rPr>
+                              <w:t>=</w:t>
+                            </w:r>
+                            <w:r>
+                              <w:rPr>
+                                <w:sz w:val="20"/>
+                                <w:szCs w:val="20"/>
+                                <w:rFonts w:eastAsia="" w:cstheme="minorBidi" w:eastAsiaTheme="minorEastAsia" w:ascii="0" w:hAnsi="0" w:cs="0"/>
+                                <w:color w:val="000000"/>
+                                <w:lang w:val="en-US"/>
+                              </w:rPr>
+                              <w:t xml:space="preserve"> jsch</w:t>
+                            </w:r>
+                            <w:r>
+                              <w:rPr>
+                                <w:sz w:val="20"/>
+                                <w:szCs w:val="20"/>
+                                <w:bCs/>
+                                <w:rFonts w:eastAsia="" w:cstheme="minorBidi" w:eastAsiaTheme="minorEastAsia" w:ascii="0" w:hAnsi="0" w:cs="0"/>
+                                <w:color w:val="000080"/>
+                                <w:lang w:val="en-US"/>
+                              </w:rPr>
+                              <w:t>::</w:t>
+                            </w:r>
+                            <w:r>
+                              <w:rPr>
+                                <w:sz w:val="20"/>
+                                <w:szCs w:val="20"/>
+                                <w:rFonts w:eastAsia="" w:cstheme="minorBidi" w:eastAsiaTheme="minorEastAsia" w:ascii="0" w:hAnsi="0" w:cs="0"/>
+                                <w:color w:val="000000"/>
+                                <w:lang w:val="en-US"/>
+                              </w:rPr>
+                              <w:t>make_job</w:t>
+                            </w:r>
+                            <w:r>
+                              <w:rPr>
+                                <w:sz w:val="20"/>
+                                <w:szCs w:val="20"/>
+                                <w:bCs/>
+                                <w:rFonts w:eastAsia="" w:cstheme="minorBidi" w:eastAsiaTheme="minorEastAsia" w:ascii="0" w:hAnsi="0" w:cs="0"/>
+                                <w:color w:val="000080"/>
+                                <w:lang w:val="en-US"/>
+                              </w:rPr>
+                              <w:t>([&amp;]{...});</w:t>
+                            </w:r>
+                          </w:p>
+                          <w:p>
+                            <w:pPr>
+                              <w:overflowPunct w:val="false"/>
+                              <w:rPr/>
+                            </w:pPr>
+                            <w:r>
+                              <w:rPr>
+                                <w:sz w:val="20"/>
+                                <w:szCs w:val="20"/>
+                                <w:rFonts w:eastAsia="" w:cstheme="minorBidi" w:eastAsiaTheme="minorEastAsia" w:ascii="0" w:hAnsi="0" w:cs="0"/>
+                                <w:color w:val="8000FF"/>
+                                <w:lang w:val="en-US"/>
+                              </w:rPr>
+                              <w:t>auto</w:t>
+                            </w:r>
+                            <w:r>
+                              <w:rPr>
+                                <w:sz w:val="20"/>
+                                <w:szCs w:val="20"/>
+                                <w:rFonts w:eastAsia="" w:cstheme="minorBidi" w:eastAsiaTheme="minorEastAsia" w:ascii="0" w:hAnsi="0" w:cs="0"/>
+                                <w:color w:val="000000"/>
+                                <w:lang w:val="en-US"/>
+                              </w:rPr>
+                              <w:t xml:space="preserve"> req2 </w:t>
+                            </w:r>
+                            <w:r>
+                              <w:rPr>
+                                <w:sz w:val="20"/>
+                                <w:szCs w:val="20"/>
+                                <w:bCs/>
+                                <w:rFonts w:eastAsia="" w:cstheme="minorBidi" w:eastAsiaTheme="minorEastAsia" w:ascii="0" w:hAnsi="0" w:cs="0"/>
+                                <w:color w:val="000080"/>
+                                <w:lang w:val="en-US"/>
+                              </w:rPr>
+                              <w:t>=</w:t>
+                            </w:r>
+                            <w:r>
+                              <w:rPr>
+                                <w:sz w:val="20"/>
+                                <w:szCs w:val="20"/>
+                                <w:rFonts w:eastAsia="" w:cstheme="minorBidi" w:eastAsiaTheme="minorEastAsia" w:ascii="0" w:hAnsi="0" w:cs="0"/>
+                                <w:color w:val="000000"/>
+                                <w:lang w:val="en-US"/>
+                              </w:rPr>
+                              <w:t xml:space="preserve"> jsch</w:t>
+                            </w:r>
+                            <w:r>
+                              <w:rPr>
+                                <w:sz w:val="20"/>
+                                <w:szCs w:val="20"/>
+                                <w:bCs/>
+                                <w:rFonts w:eastAsia="" w:cstheme="minorBidi" w:eastAsiaTheme="minorEastAsia" w:ascii="0" w:hAnsi="0" w:cs="0"/>
+                                <w:color w:val="000080"/>
+                                <w:lang w:val="en-US"/>
+                              </w:rPr>
+                              <w:t>::</w:t>
+                            </w:r>
+                            <w:r>
+                              <w:rPr>
+                                <w:sz w:val="20"/>
+                                <w:szCs w:val="20"/>
+                                <w:rFonts w:eastAsia="" w:cstheme="minorBidi" w:eastAsiaTheme="minorEastAsia" w:ascii="0" w:hAnsi="0" w:cs="0"/>
+                                <w:color w:val="000000"/>
+                                <w:lang w:val="en-US"/>
+                              </w:rPr>
+                              <w:t>make_job</w:t>
+                            </w:r>
+                            <w:r>
+                              <w:rPr>
+                                <w:sz w:val="20"/>
+                                <w:szCs w:val="20"/>
+                                <w:bCs/>
+                                <w:rFonts w:eastAsia="" w:cstheme="minorBidi" w:eastAsiaTheme="minorEastAsia" w:ascii="0" w:hAnsi="0" w:cs="0"/>
+                                <w:color w:val="000080"/>
+                                <w:lang w:val="en-US"/>
+                              </w:rPr>
+                              <w:t>([&amp;]{...});</w:t>
+                            </w:r>
+                          </w:p>
+                          <w:p>
+                            <w:pPr>
+                              <w:overflowPunct w:val="false"/>
+                              <w:rPr/>
+                            </w:pPr>
+                            <w:r>
+                              <w:rPr>
+                                <w:sz w:val="20"/>
+                                <w:szCs w:val="20"/>
+                                <w:rFonts w:eastAsia="" w:cstheme="minorBidi" w:eastAsiaTheme="minorEastAsia" w:ascii="0" w:hAnsi="0" w:cs="0"/>
+                                <w:color w:val="8000FF"/>
+                                <w:lang w:val="en-US"/>
+                              </w:rPr>
+                              <w:t>auto</w:t>
+                            </w:r>
+                            <w:r>
+                              <w:rPr>
+                                <w:sz w:val="20"/>
+                                <w:szCs w:val="20"/>
+                                <w:rFonts w:eastAsia="" w:cstheme="minorBidi" w:eastAsiaTheme="minorEastAsia" w:ascii="0" w:hAnsi="0" w:cs="0"/>
+                                <w:color w:val="000000"/>
+                                <w:lang w:val="en-US"/>
+                              </w:rPr>
+                              <w:t xml:space="preserve"> req3 </w:t>
+                            </w:r>
+                            <w:r>
+                              <w:rPr>
+                                <w:sz w:val="20"/>
+                                <w:szCs w:val="20"/>
+                                <w:bCs/>
+                                <w:rFonts w:eastAsia="" w:cstheme="minorBidi" w:eastAsiaTheme="minorEastAsia" w:ascii="0" w:hAnsi="0" w:cs="0"/>
+                                <w:color w:val="000080"/>
+                                <w:lang w:val="en-US"/>
+                              </w:rPr>
+                              <w:t>=</w:t>
+                            </w:r>
+                            <w:r>
+                              <w:rPr>
+                                <w:sz w:val="20"/>
+                                <w:szCs w:val="20"/>
+                                <w:rFonts w:eastAsia="" w:cstheme="minorBidi" w:eastAsiaTheme="minorEastAsia" w:ascii="0" w:hAnsi="0" w:cs="0"/>
+                                <w:color w:val="000000"/>
+                                <w:lang w:val="en-US"/>
+                              </w:rPr>
+                              <w:t xml:space="preserve"> jsch</w:t>
+                            </w:r>
+                            <w:r>
+                              <w:rPr>
+                                <w:sz w:val="20"/>
+                                <w:szCs w:val="20"/>
+                                <w:bCs/>
+                                <w:rFonts w:eastAsia="" w:cstheme="minorBidi" w:eastAsiaTheme="minorEastAsia" w:ascii="0" w:hAnsi="0" w:cs="0"/>
+                                <w:color w:val="000080"/>
+                                <w:lang w:val="en-US"/>
+                              </w:rPr>
+                              <w:t>::</w:t>
+                            </w:r>
+                            <w:r>
+                              <w:rPr>
+                                <w:sz w:val="20"/>
+                                <w:szCs w:val="20"/>
+                                <w:rFonts w:eastAsia="" w:cstheme="minorBidi" w:eastAsiaTheme="minorEastAsia" w:ascii="0" w:hAnsi="0" w:cs="0"/>
+                                <w:color w:val="000000"/>
+                                <w:lang w:val="en-US"/>
+                              </w:rPr>
+                              <w:t>make_job</w:t>
+                            </w:r>
+                            <w:r>
+                              <w:rPr>
+                                <w:sz w:val="20"/>
+                                <w:szCs w:val="20"/>
+                                <w:bCs/>
+                                <w:rFonts w:eastAsia="" w:cstheme="minorBidi" w:eastAsiaTheme="minorEastAsia" w:ascii="0" w:hAnsi="0" w:cs="0"/>
+                                <w:color w:val="000080"/>
+                                <w:lang w:val="en-US"/>
+                              </w:rPr>
+                              <w:t>([&amp;]{...});</w:t>
+                            </w:r>
+                          </w:p>
+                          <w:p>
+                            <w:pPr>
+                              <w:overflowPunct w:val="false"/>
+                              <w:rPr/>
+                            </w:pPr>
+                            <w:r>
+                              <w:rPr>
+                                <w:sz w:val="24"/>
+                                <w:szCs w:val="20"/>
+                                <w:rFonts w:ascii="0" w:hAnsi="0" w:eastAsia="" w:cs="0" w:eastAsiaTheme="minorEastAsia"/>
+                                <w:color w:val="000000"/>
+                                <w:lang w:val="en-US"/>
+                              </w:rPr>
+                            </w:r>
+                          </w:p>
+                          <w:p>
+                            <w:pPr>
+                              <w:overflowPunct w:val="false"/>
+                              <w:rPr/>
+                            </w:pPr>
+                            <w:r>
+                              <w:rPr>
+                                <w:sz w:val="20"/>
+                                <w:szCs w:val="20"/>
+                                <w:rFonts w:eastAsia="" w:cstheme="minorBidi" w:eastAsiaTheme="minorEastAsia" w:ascii="0" w:hAnsi="0" w:cs="0"/>
+                                <w:color w:val="8000FF"/>
+                                <w:lang w:val="en-US"/>
+                              </w:rPr>
+                              <w:t>auto</w:t>
+                            </w:r>
+                            <w:r>
+                              <w:rPr>
+                                <w:sz w:val="20"/>
+                                <w:szCs w:val="20"/>
+                                <w:rFonts w:eastAsia="" w:cstheme="minorBidi" w:eastAsiaTheme="minorEastAsia" w:ascii="0" w:hAnsi="0" w:cs="0"/>
+                                <w:color w:val="000000"/>
+                                <w:lang w:val="en-US"/>
+                              </w:rPr>
+                              <w:t xml:space="preserve"> dep1 </w:t>
+                            </w:r>
+                            <w:r>
+                              <w:rPr>
+                                <w:sz w:val="20"/>
+                                <w:szCs w:val="20"/>
+                                <w:bCs/>
+                                <w:rFonts w:eastAsia="" w:cstheme="minorBidi" w:eastAsiaTheme="minorEastAsia" w:ascii="0" w:hAnsi="0" w:cs="0"/>
+                                <w:color w:val="000080"/>
+                                <w:lang w:val="en-US"/>
+                              </w:rPr>
+                              <w:t>=</w:t>
+                            </w:r>
+                            <w:r>
+                              <w:rPr>
+                                <w:sz w:val="20"/>
+                                <w:szCs w:val="20"/>
+                                <w:rFonts w:eastAsia="" w:cstheme="minorBidi" w:eastAsiaTheme="minorEastAsia" w:ascii="0" w:hAnsi="0" w:cs="0"/>
+                                <w:color w:val="000000"/>
+                                <w:lang w:val="en-US"/>
+                              </w:rPr>
+                              <w:t xml:space="preserve"> jsch</w:t>
+                            </w:r>
+                            <w:r>
+                              <w:rPr>
+                                <w:sz w:val="20"/>
+                                <w:szCs w:val="20"/>
+                                <w:bCs/>
+                                <w:rFonts w:eastAsia="" w:cstheme="minorBidi" w:eastAsiaTheme="minorEastAsia" w:ascii="0" w:hAnsi="0" w:cs="0"/>
+                                <w:color w:val="000080"/>
+                                <w:lang w:val="en-US"/>
+                              </w:rPr>
+                              <w:t>::</w:t>
+                            </w:r>
+                            <w:r>
+                              <w:rPr>
+                                <w:sz w:val="20"/>
+                                <w:szCs w:val="20"/>
+                                <w:rFonts w:eastAsia="" w:cstheme="minorBidi" w:eastAsiaTheme="minorEastAsia" w:ascii="0" w:hAnsi="0" w:cs="0"/>
+                                <w:color w:val="000000"/>
+                                <w:lang w:val="en-US"/>
+                              </w:rPr>
+                              <w:t>make_job</w:t>
+                            </w:r>
+                            <w:r>
+                              <w:rPr>
+                                <w:sz w:val="20"/>
+                                <w:szCs w:val="20"/>
+                                <w:bCs/>
+                                <w:rFonts w:eastAsia="" w:cstheme="minorBidi" w:eastAsiaTheme="minorEastAsia" w:ascii="0" w:hAnsi="0" w:cs="0"/>
+                                <w:color w:val="000080"/>
+                                <w:lang w:val="en-US"/>
+                              </w:rPr>
+                              <w:t>([&amp;]{...});</w:t>
+                            </w:r>
+                          </w:p>
+                          <w:p>
+                            <w:pPr>
+                              <w:overflowPunct w:val="false"/>
+                              <w:rPr/>
+                            </w:pPr>
+                            <w:r>
+                              <w:rPr>
+                                <w:sz w:val="20"/>
+                                <w:szCs w:val="20"/>
+                                <w:rFonts w:eastAsia="" w:cstheme="minorBidi" w:eastAsiaTheme="minorEastAsia" w:ascii="0" w:hAnsi="0" w:cs="0"/>
+                                <w:color w:val="8000FF"/>
+                                <w:lang w:val="en-US"/>
+                              </w:rPr>
+                              <w:t>auto</w:t>
+                            </w:r>
+                            <w:r>
+                              <w:rPr>
+                                <w:sz w:val="20"/>
+                                <w:szCs w:val="20"/>
+                                <w:rFonts w:eastAsia="" w:cstheme="minorBidi" w:eastAsiaTheme="minorEastAsia" w:ascii="0" w:hAnsi="0" w:cs="0"/>
+                                <w:color w:val="000000"/>
+                                <w:lang w:val="en-US"/>
+                              </w:rPr>
+                              <w:t xml:space="preserve"> dep2 </w:t>
+                            </w:r>
+                            <w:r>
+                              <w:rPr>
+                                <w:sz w:val="20"/>
+                                <w:szCs w:val="20"/>
+                                <w:bCs/>
+                                <w:rFonts w:eastAsia="" w:cstheme="minorBidi" w:eastAsiaTheme="minorEastAsia" w:ascii="0" w:hAnsi="0" w:cs="0"/>
+                                <w:color w:val="000080"/>
+                                <w:lang w:val="en-US"/>
+                              </w:rPr>
+                              <w:t>=</w:t>
+                            </w:r>
+                            <w:r>
+                              <w:rPr>
+                                <w:sz w:val="20"/>
+                                <w:szCs w:val="20"/>
+                                <w:rFonts w:eastAsia="" w:cstheme="minorBidi" w:eastAsiaTheme="minorEastAsia" w:ascii="0" w:hAnsi="0" w:cs="0"/>
+                                <w:color w:val="000000"/>
+                                <w:lang w:val="en-US"/>
+                              </w:rPr>
+                              <w:t xml:space="preserve"> jsch</w:t>
+                            </w:r>
+                            <w:r>
+                              <w:rPr>
+                                <w:sz w:val="20"/>
+                                <w:szCs w:val="20"/>
+                                <w:bCs/>
+                                <w:rFonts w:eastAsia="" w:cstheme="minorBidi" w:eastAsiaTheme="minorEastAsia" w:ascii="0" w:hAnsi="0" w:cs="0"/>
+                                <w:color w:val="000080"/>
+                                <w:lang w:val="en-US"/>
+                              </w:rPr>
+                              <w:t>::</w:t>
+                            </w:r>
+                            <w:r>
+                              <w:rPr>
+                                <w:sz w:val="20"/>
+                                <w:szCs w:val="20"/>
+                                <w:rFonts w:eastAsia="" w:cstheme="minorBidi" w:eastAsiaTheme="minorEastAsia" w:ascii="0" w:hAnsi="0" w:cs="0"/>
+                                <w:color w:val="000000"/>
+                                <w:lang w:val="en-US"/>
+                              </w:rPr>
+                              <w:t>make_job</w:t>
+                            </w:r>
+                            <w:r>
+                              <w:rPr>
+                                <w:sz w:val="20"/>
+                                <w:szCs w:val="20"/>
+                                <w:bCs/>
+                                <w:rFonts w:eastAsia="" w:cstheme="minorBidi" w:eastAsiaTheme="minorEastAsia" w:ascii="0" w:hAnsi="0" w:cs="0"/>
+                                <w:color w:val="000080"/>
+                                <w:lang w:val="en-US"/>
+                              </w:rPr>
+                              <w:t>([&amp;]{...});</w:t>
+                            </w:r>
+                          </w:p>
+                          <w:p>
+                            <w:pPr>
+                              <w:overflowPunct w:val="false"/>
+                              <w:rPr/>
+                            </w:pPr>
+                            <w:r>
+                              <w:rPr>
+                                <w:sz w:val="20"/>
+                                <w:szCs w:val="20"/>
+                                <w:rFonts w:eastAsia="" w:cstheme="minorBidi" w:eastAsiaTheme="minorEastAsia" w:ascii="0" w:hAnsi="0" w:cs="0"/>
+                                <w:color w:val="8000FF"/>
+                                <w:lang w:val="en-US"/>
+                              </w:rPr>
+                              <w:t>auto</w:t>
+                            </w:r>
+                            <w:r>
+                              <w:rPr>
+                                <w:sz w:val="20"/>
+                                <w:szCs w:val="20"/>
+                                <w:rFonts w:eastAsia="" w:cstheme="minorBidi" w:eastAsiaTheme="minorEastAsia" w:ascii="0" w:hAnsi="0" w:cs="0"/>
+                                <w:color w:val="000000"/>
+                                <w:lang w:val="en-US"/>
+                              </w:rPr>
+                              <w:t xml:space="preserve"> dep3 </w:t>
+                            </w:r>
+                            <w:r>
+                              <w:rPr>
+                                <w:sz w:val="20"/>
+                                <w:szCs w:val="20"/>
+                                <w:bCs/>
+                                <w:rFonts w:eastAsia="" w:cstheme="minorBidi" w:eastAsiaTheme="minorEastAsia" w:ascii="0" w:hAnsi="0" w:cs="0"/>
+                                <w:color w:val="000080"/>
+                                <w:lang w:val="en-US"/>
+                              </w:rPr>
+                              <w:t>=</w:t>
+                            </w:r>
+                            <w:r>
+                              <w:rPr>
+                                <w:sz w:val="20"/>
+                                <w:szCs w:val="20"/>
+                                <w:rFonts w:eastAsia="" w:cstheme="minorBidi" w:eastAsiaTheme="minorEastAsia" w:ascii="0" w:hAnsi="0" w:cs="0"/>
+                                <w:color w:val="000000"/>
+                                <w:lang w:val="en-US"/>
+                              </w:rPr>
+                              <w:t xml:space="preserve"> jsch</w:t>
+                            </w:r>
+                            <w:r>
+                              <w:rPr>
+                                <w:sz w:val="20"/>
+                                <w:szCs w:val="20"/>
+                                <w:bCs/>
+                                <w:rFonts w:eastAsia="" w:cstheme="minorBidi" w:eastAsiaTheme="minorEastAsia" w:ascii="0" w:hAnsi="0" w:cs="0"/>
+                                <w:color w:val="000080"/>
+                                <w:lang w:val="en-US"/>
+                              </w:rPr>
+                              <w:t>::</w:t>
+                            </w:r>
+                            <w:r>
+                              <w:rPr>
+                                <w:sz w:val="20"/>
+                                <w:szCs w:val="20"/>
+                                <w:rFonts w:eastAsia="" w:cstheme="minorBidi" w:eastAsiaTheme="minorEastAsia" w:ascii="0" w:hAnsi="0" w:cs="0"/>
+                                <w:color w:val="000000"/>
+                                <w:lang w:val="en-US"/>
+                              </w:rPr>
+                              <w:t>make_job</w:t>
+                            </w:r>
+                            <w:r>
+                              <w:rPr>
+                                <w:sz w:val="20"/>
+                                <w:szCs w:val="20"/>
+                                <w:bCs/>
+                                <w:rFonts w:eastAsia="" w:cstheme="minorBidi" w:eastAsiaTheme="minorEastAsia" w:ascii="0" w:hAnsi="0" w:cs="0"/>
+                                <w:color w:val="000080"/>
+                                <w:lang w:val="en-US"/>
+                              </w:rPr>
+                              <w:t>([&amp;]{...});</w:t>
+                            </w:r>
+                          </w:p>
+                          <w:p>
+                            <w:pPr>
+                              <w:overflowPunct w:val="false"/>
+                              <w:rPr/>
+                            </w:pPr>
+                            <w:r>
+                              <w:rPr>
+                                <w:sz w:val="24"/>
+                                <w:szCs w:val="20"/>
+                                <w:rFonts w:ascii="0" w:hAnsi="0" w:eastAsia="" w:cs="0" w:eastAsiaTheme="minorEastAsia"/>
+                                <w:color w:val="000000"/>
+                                <w:lang w:val="en-US"/>
+                              </w:rPr>
+                            </w:r>
+                          </w:p>
+                          <w:p>
+                            <w:pPr>
+                              <w:overflowPunct w:val="false"/>
+                              <w:rPr/>
+                            </w:pPr>
+                            <w:r>
+                              <w:rPr>
+                                <w:sz w:val="20"/>
+                                <w:szCs w:val="20"/>
+                                <w:rFonts w:eastAsia="" w:cstheme="minorBidi" w:eastAsiaTheme="minorEastAsia" w:ascii="0" w:hAnsi="0" w:cs="0"/>
+                                <w:color w:val="000000"/>
+                                <w:lang w:val="en-US"/>
+                              </w:rPr>
+                              <w:t>jobPlan</w:t>
+                            </w:r>
+                            <w:r>
+                              <w:rPr>
+                                <w:sz w:val="20"/>
+                                <w:szCs w:val="20"/>
+                                <w:bCs/>
+                                <w:rFonts w:eastAsia="" w:cstheme="minorBidi" w:eastAsiaTheme="minorEastAsia" w:ascii="0" w:hAnsi="0" w:cs="0"/>
+                                <w:color w:val="000080"/>
+                                <w:lang w:val="en-US"/>
+                              </w:rPr>
+                              <w:t>-&gt;</w:t>
+                            </w:r>
+                            <w:r>
+                              <w:rPr>
+                                <w:sz w:val="20"/>
+                                <w:szCs w:val="20"/>
+                                <w:rFonts w:eastAsia="" w:cstheme="minorBidi" w:eastAsiaTheme="minorEastAsia" w:ascii="0" w:hAnsi="0" w:cs="0"/>
+                                <w:color w:val="000000"/>
+                                <w:lang w:val="en-US"/>
+                              </w:rPr>
+                              <w:t>addRequiredJob</w:t>
+                            </w:r>
+                            <w:r>
+                              <w:rPr>
+                                <w:sz w:val="20"/>
+                                <w:szCs w:val="20"/>
+                                <w:bCs/>
+                                <w:rFonts w:eastAsia="" w:cstheme="minorBidi" w:eastAsiaTheme="minorEastAsia" w:ascii="0" w:hAnsi="0" w:cs="0"/>
+                                <w:color w:val="000080"/>
+                                <w:lang w:val="en-US"/>
+                              </w:rPr>
+                              <w:t>(</w:t>
+                            </w:r>
+                            <w:r>
+                              <w:rPr>
+                                <w:sz w:val="20"/>
+                                <w:szCs w:val="20"/>
+                                <w:rFonts w:eastAsia="" w:cstheme="minorBidi" w:eastAsiaTheme="minorEastAsia" w:ascii="0" w:hAnsi="0" w:cs="0"/>
+                                <w:color w:val="000000"/>
+                                <w:lang w:val="en-US"/>
+                              </w:rPr>
+                              <w:t>req1</w:t>
+                            </w:r>
+                            <w:r>
+                              <w:rPr>
+                                <w:sz w:val="20"/>
+                                <w:szCs w:val="20"/>
+                                <w:bCs/>
+                                <w:rFonts w:eastAsia="" w:cstheme="minorBidi" w:eastAsiaTheme="minorEastAsia" w:ascii="0" w:hAnsi="0" w:cs="0"/>
+                                <w:color w:val="000080"/>
+                                <w:lang w:val="en-US"/>
+                              </w:rPr>
+                              <w:t>);</w:t>
+                            </w:r>
+                          </w:p>
+                          <w:p>
+                            <w:pPr>
+                              <w:overflowPunct w:val="false"/>
+                              <w:rPr/>
+                            </w:pPr>
+                            <w:r>
+                              <w:rPr>
+                                <w:sz w:val="20"/>
+                                <w:szCs w:val="20"/>
+                                <w:rFonts w:eastAsia="" w:cstheme="minorBidi" w:eastAsiaTheme="minorEastAsia" w:ascii="0" w:hAnsi="0" w:cs="0"/>
+                                <w:color w:val="000000"/>
+                                <w:lang w:val="en-US"/>
+                              </w:rPr>
+                              <w:t>jobPlan</w:t>
+                            </w:r>
+                            <w:r>
+                              <w:rPr>
+                                <w:sz w:val="20"/>
+                                <w:szCs w:val="20"/>
+                                <w:bCs/>
+                                <w:rFonts w:eastAsia="" w:cstheme="minorBidi" w:eastAsiaTheme="minorEastAsia" w:ascii="0" w:hAnsi="0" w:cs="0"/>
+                                <w:color w:val="000080"/>
+                                <w:lang w:val="en-US"/>
+                              </w:rPr>
+                              <w:t>-&gt;</w:t>
+                            </w:r>
+                            <w:r>
+                              <w:rPr>
+                                <w:sz w:val="20"/>
+                                <w:szCs w:val="20"/>
+                                <w:rFonts w:eastAsia="" w:cstheme="minorBidi" w:eastAsiaTheme="minorEastAsia" w:ascii="0" w:hAnsi="0" w:cs="0"/>
+                                <w:color w:val="000000"/>
+                                <w:lang w:val="en-US"/>
+                              </w:rPr>
+                              <w:t>addRequiredJob</w:t>
+                            </w:r>
+                            <w:r>
+                              <w:rPr>
+                                <w:sz w:val="20"/>
+                                <w:szCs w:val="20"/>
+                                <w:bCs/>
+                                <w:rFonts w:eastAsia="" w:cstheme="minorBidi" w:eastAsiaTheme="minorEastAsia" w:ascii="0" w:hAnsi="0" w:cs="0"/>
+                                <w:color w:val="000080"/>
+                                <w:lang w:val="en-US"/>
+                              </w:rPr>
+                              <w:t>(</w:t>
+                            </w:r>
+                            <w:r>
+                              <w:rPr>
+                                <w:sz w:val="20"/>
+                                <w:szCs w:val="20"/>
+                                <w:rFonts w:eastAsia="" w:cstheme="minorBidi" w:eastAsiaTheme="minorEastAsia" w:ascii="0" w:hAnsi="0" w:cs="0"/>
+                                <w:color w:val="000000"/>
+                                <w:lang w:val="en-US"/>
+                              </w:rPr>
+                              <w:t>req2</w:t>
+                            </w:r>
+                            <w:r>
+                              <w:rPr>
+                                <w:sz w:val="20"/>
+                                <w:szCs w:val="20"/>
+                                <w:bCs/>
+                                <w:rFonts w:eastAsia="" w:cstheme="minorBidi" w:eastAsiaTheme="minorEastAsia" w:ascii="0" w:hAnsi="0" w:cs="0"/>
+                                <w:color w:val="000080"/>
+                                <w:lang w:val="en-US"/>
+                              </w:rPr>
+                              <w:t>);</w:t>
+                            </w:r>
+                          </w:p>
+                          <w:p>
+                            <w:pPr>
+                              <w:overflowPunct w:val="false"/>
+                              <w:rPr/>
+                            </w:pPr>
+                            <w:r>
+                              <w:rPr>
+                                <w:sz w:val="20"/>
+                                <w:szCs w:val="20"/>
+                                <w:rFonts w:eastAsia="" w:cstheme="minorBidi" w:eastAsiaTheme="minorEastAsia" w:ascii="0" w:hAnsi="0" w:cs="0"/>
+                                <w:color w:val="000000"/>
+                                <w:lang w:val="en-US"/>
+                              </w:rPr>
+                              <w:t>jobPlan</w:t>
+                            </w:r>
+                            <w:r>
+                              <w:rPr>
+                                <w:sz w:val="20"/>
+                                <w:szCs w:val="20"/>
+                                <w:bCs/>
+                                <w:rFonts w:eastAsia="" w:cstheme="minorBidi" w:eastAsiaTheme="minorEastAsia" w:ascii="0" w:hAnsi="0" w:cs="0"/>
+                                <w:color w:val="000080"/>
+                                <w:lang w:val="en-US"/>
+                              </w:rPr>
+                              <w:t>-&gt;</w:t>
+                            </w:r>
+                            <w:r>
+                              <w:rPr>
+                                <w:sz w:val="20"/>
+                                <w:szCs w:val="20"/>
+                                <w:rFonts w:eastAsia="" w:cstheme="minorBidi" w:eastAsiaTheme="minorEastAsia" w:ascii="0" w:hAnsi="0" w:cs="0"/>
+                                <w:color w:val="000000"/>
+                                <w:lang w:val="en-US"/>
+                              </w:rPr>
+                              <w:t>addRequiredJob</w:t>
+                            </w:r>
+                            <w:r>
+                              <w:rPr>
+                                <w:sz w:val="20"/>
+                                <w:szCs w:val="20"/>
+                                <w:bCs/>
+                                <w:rFonts w:eastAsia="" w:cstheme="minorBidi" w:eastAsiaTheme="minorEastAsia" w:ascii="0" w:hAnsi="0" w:cs="0"/>
+                                <w:color w:val="000080"/>
+                                <w:lang w:val="en-US"/>
+                              </w:rPr>
+                              <w:t>(</w:t>
+                            </w:r>
+                            <w:r>
+                              <w:rPr>
+                                <w:sz w:val="20"/>
+                                <w:szCs w:val="20"/>
+                                <w:rFonts w:eastAsia="" w:cstheme="minorBidi" w:eastAsiaTheme="minorEastAsia" w:ascii="0" w:hAnsi="0" w:cs="0"/>
+                                <w:color w:val="000000"/>
+                                <w:lang w:val="en-US"/>
+                              </w:rPr>
+                              <w:t>req3</w:t>
+                            </w:r>
+                            <w:r>
+                              <w:rPr>
+                                <w:sz w:val="20"/>
+                                <w:szCs w:val="20"/>
+                                <w:bCs/>
+                                <w:rFonts w:eastAsia="" w:cstheme="minorBidi" w:eastAsiaTheme="minorEastAsia" w:ascii="0" w:hAnsi="0" w:cs="0"/>
+                                <w:color w:val="000080"/>
+                                <w:lang w:val="en-US"/>
+                              </w:rPr>
+                              <w:t>);</w:t>
+                            </w:r>
+                          </w:p>
+                          <w:p>
+                            <w:pPr>
+                              <w:overflowPunct w:val="false"/>
+                              <w:rPr/>
+                            </w:pPr>
+                            <w:r>
+                              <w:rPr>
+                                <w:sz w:val="24"/>
+                                <w:szCs w:val="20"/>
+                                <w:rFonts w:ascii="0" w:hAnsi="0" w:eastAsia="" w:cs="0" w:eastAsiaTheme="minorEastAsia"/>
+                                <w:color w:val="000000"/>
+                                <w:lang w:val="en-US"/>
+                              </w:rPr>
+                            </w:r>
+                          </w:p>
+                          <w:p>
+                            <w:pPr>
+                              <w:overflowPunct w:val="false"/>
+                              <w:rPr/>
+                            </w:pPr>
+                            <w:r>
+                              <w:rPr>
+                                <w:sz w:val="20"/>
+                                <w:szCs w:val="20"/>
+                                <w:rFonts w:eastAsia="" w:cstheme="minorBidi" w:eastAsiaTheme="minorEastAsia" w:ascii="0" w:hAnsi="0" w:cs="0"/>
+                                <w:color w:val="000000"/>
+                                <w:lang w:val="en-US"/>
+                              </w:rPr>
+                              <w:t>jobPlan</w:t>
+                            </w:r>
+                            <w:r>
+                              <w:rPr>
+                                <w:sz w:val="20"/>
+                                <w:szCs w:val="20"/>
+                                <w:bCs/>
+                                <w:rFonts w:eastAsia="" w:cstheme="minorBidi" w:eastAsiaTheme="minorEastAsia" w:ascii="0" w:hAnsi="0" w:cs="0"/>
+                                <w:color w:val="000080"/>
+                                <w:lang w:val="en-US"/>
+                              </w:rPr>
+                              <w:t>-&gt;</w:t>
+                            </w:r>
+                            <w:r>
+                              <w:rPr>
+                                <w:sz w:val="20"/>
+                                <w:szCs w:val="20"/>
+                                <w:rFonts w:eastAsia="" w:cstheme="minorBidi" w:eastAsiaTheme="minorEastAsia" w:ascii="0" w:hAnsi="0" w:cs="0"/>
+                                <w:color w:val="000000"/>
+                                <w:lang w:val="en-US"/>
+                              </w:rPr>
+                              <w:t>addDependentJob</w:t>
+                            </w:r>
+                            <w:r>
+                              <w:rPr>
+                                <w:sz w:val="20"/>
+                                <w:szCs w:val="20"/>
+                                <w:bCs/>
+                                <w:rFonts w:eastAsia="" w:cstheme="minorBidi" w:eastAsiaTheme="minorEastAsia" w:ascii="0" w:hAnsi="0" w:cs="0"/>
+                                <w:color w:val="000080"/>
+                                <w:lang w:val="en-US"/>
+                              </w:rPr>
+                              <w:t>(</w:t>
+                            </w:r>
+                            <w:r>
+                              <w:rPr>
+                                <w:sz w:val="20"/>
+                                <w:szCs w:val="20"/>
+                                <w:rFonts w:eastAsia="" w:cstheme="minorBidi" w:eastAsiaTheme="minorEastAsia" w:ascii="0" w:hAnsi="0" w:cs="0"/>
+                                <w:color w:val="000000"/>
+                                <w:lang w:val="en-US"/>
+                              </w:rPr>
+                              <w:t>dep1</w:t>
+                            </w:r>
+                            <w:r>
+                              <w:rPr>
+                                <w:sz w:val="20"/>
+                                <w:szCs w:val="20"/>
+                                <w:bCs/>
+                                <w:rFonts w:eastAsia="" w:cstheme="minorBidi" w:eastAsiaTheme="minorEastAsia" w:ascii="0" w:hAnsi="0" w:cs="0"/>
+                                <w:color w:val="000080"/>
+                                <w:lang w:val="en-US"/>
+                              </w:rPr>
+                              <w:t>);</w:t>
+                            </w:r>
+                          </w:p>
+                          <w:p>
+                            <w:pPr>
+                              <w:overflowPunct w:val="false"/>
+                              <w:rPr/>
+                            </w:pPr>
+                            <w:r>
+                              <w:rPr>
+                                <w:sz w:val="20"/>
+                                <w:szCs w:val="20"/>
+                                <w:rFonts w:eastAsia="" w:cstheme="minorBidi" w:eastAsiaTheme="minorEastAsia" w:ascii="0" w:hAnsi="0" w:cs="0"/>
+                                <w:color w:val="000000"/>
+                                <w:lang w:val="en-US"/>
+                              </w:rPr>
+                              <w:t>jobPlan</w:t>
+                            </w:r>
+                            <w:r>
+                              <w:rPr>
+                                <w:sz w:val="20"/>
+                                <w:szCs w:val="20"/>
+                                <w:bCs/>
+                                <w:rFonts w:eastAsia="" w:cstheme="minorBidi" w:eastAsiaTheme="minorEastAsia" w:ascii="0" w:hAnsi="0" w:cs="0"/>
+                                <w:color w:val="000080"/>
+                                <w:lang w:val="en-US"/>
+                              </w:rPr>
+                              <w:t>-&gt;</w:t>
+                            </w:r>
+                            <w:r>
+                              <w:rPr>
+                                <w:sz w:val="20"/>
+                                <w:szCs w:val="20"/>
+                                <w:rFonts w:eastAsia="" w:cstheme="minorBidi" w:eastAsiaTheme="minorEastAsia" w:ascii="0" w:hAnsi="0" w:cs="0"/>
+                                <w:color w:val="000000"/>
+                                <w:lang w:val="en-US"/>
+                              </w:rPr>
+                              <w:t>addDependentJob</w:t>
+                            </w:r>
+                            <w:r>
+                              <w:rPr>
+                                <w:sz w:val="20"/>
+                                <w:szCs w:val="20"/>
+                                <w:bCs/>
+                                <w:rFonts w:eastAsia="" w:cstheme="minorBidi" w:eastAsiaTheme="minorEastAsia" w:ascii="0" w:hAnsi="0" w:cs="0"/>
+                                <w:color w:val="000080"/>
+                                <w:lang w:val="en-US"/>
+                              </w:rPr>
+                              <w:t>(</w:t>
+                            </w:r>
+                            <w:r>
+                              <w:rPr>
+                                <w:sz w:val="20"/>
+                                <w:szCs w:val="20"/>
+                                <w:rFonts w:eastAsia="" w:cstheme="minorBidi" w:eastAsiaTheme="minorEastAsia" w:ascii="0" w:hAnsi="0" w:cs="0"/>
+                                <w:color w:val="000000"/>
+                                <w:lang w:val="en-US"/>
+                              </w:rPr>
+                              <w:t>dep2</w:t>
+                            </w:r>
+                            <w:r>
+                              <w:rPr>
+                                <w:sz w:val="20"/>
+                                <w:szCs w:val="20"/>
+                                <w:bCs/>
+                                <w:rFonts w:eastAsia="" w:cstheme="minorBidi" w:eastAsiaTheme="minorEastAsia" w:ascii="0" w:hAnsi="0" w:cs="0"/>
+                                <w:color w:val="000080"/>
+                                <w:lang w:val="en-US"/>
+                              </w:rPr>
+                              <w:t>);</w:t>
+                            </w:r>
+                          </w:p>
+                          <w:p>
+                            <w:pPr>
+                              <w:overflowPunct w:val="false"/>
+                              <w:rPr/>
+                            </w:pPr>
+                            <w:r>
+                              <w:rPr>
+                                <w:sz w:val="20"/>
+                                <w:szCs w:val="20"/>
+                                <w:rFonts w:eastAsia="" w:cstheme="minorBidi" w:eastAsiaTheme="minorEastAsia" w:ascii="0" w:hAnsi="0" w:cs="0"/>
+                                <w:color w:val="000000"/>
+                                <w:lang w:val="en-US"/>
+                              </w:rPr>
+                              <w:t>jobPlan</w:t>
+                            </w:r>
+                            <w:r>
+                              <w:rPr>
+                                <w:sz w:val="20"/>
+                                <w:szCs w:val="20"/>
+                                <w:bCs/>
+                                <w:rFonts w:eastAsia="" w:cstheme="minorBidi" w:eastAsiaTheme="minorEastAsia" w:ascii="0" w:hAnsi="0" w:cs="0"/>
+                                <w:color w:val="000080"/>
+                                <w:lang w:val="en-US"/>
+                              </w:rPr>
+                              <w:t>-&gt;</w:t>
+                            </w:r>
+                            <w:r>
+                              <w:rPr>
+                                <w:sz w:val="20"/>
+                                <w:szCs w:val="20"/>
+                                <w:rFonts w:eastAsia="" w:cstheme="minorBidi" w:eastAsiaTheme="minorEastAsia" w:ascii="0" w:hAnsi="0" w:cs="0"/>
+                                <w:color w:val="000000"/>
+                                <w:lang w:val="en-US"/>
+                              </w:rPr>
+                              <w:t>addDependentJob</w:t>
+                            </w:r>
+                            <w:r>
+                              <w:rPr>
+                                <w:sz w:val="20"/>
+                                <w:szCs w:val="20"/>
+                                <w:bCs/>
+                                <w:rFonts w:eastAsia="" w:cstheme="minorBidi" w:eastAsiaTheme="minorEastAsia" w:ascii="0" w:hAnsi="0" w:cs="0"/>
+                                <w:color w:val="000080"/>
+                                <w:lang w:val="en-US"/>
+                              </w:rPr>
+                              <w:t>(</w:t>
+                            </w:r>
+                            <w:r>
+                              <w:rPr>
+                                <w:sz w:val="20"/>
+                                <w:szCs w:val="20"/>
+                                <w:rFonts w:eastAsia="" w:cstheme="minorBidi" w:eastAsiaTheme="minorEastAsia" w:ascii="0" w:hAnsi="0" w:cs="0"/>
+                                <w:color w:val="000000"/>
+                                <w:lang w:val="en-US"/>
+                              </w:rPr>
+                              <w:t>dep3</w:t>
+                            </w:r>
+                            <w:r>
+                              <w:rPr>
+                                <w:sz w:val="20"/>
+                                <w:szCs w:val="20"/>
+                                <w:bCs/>
+                                <w:rFonts w:eastAsia="" w:cstheme="minorBidi" w:eastAsiaTheme="minorEastAsia" w:ascii="0" w:hAnsi="0" w:cs="0"/>
+                                <w:color w:val="000080"/>
+                                <w:lang w:val="en-US"/>
+                              </w:rPr>
+                              <w:t>);</w:t>
+                            </w:r>
+                          </w:p>
+                          <w:p>
+                            <w:pPr>
+                              <w:overflowPunct w:val="false"/>
+                              <w:rPr/>
+                            </w:pPr>
+                            <w:r>
+                              <w:rPr>
+                                <w:sz w:val="24"/>
+                                <w:szCs w:val="20"/>
+                                <w:rFonts w:ascii="0" w:hAnsi="0" w:eastAsia="" w:cs="0" w:eastAsiaTheme="minorEastAsia"/>
+                                <w:color w:val="000000"/>
+                                <w:lang w:val="en-US"/>
+                              </w:rPr>
+                            </w:r>
+                          </w:p>
+                          <w:p>
+                            <w:pPr>
+                              <w:overflowPunct w:val="false"/>
+                              <w:rPr/>
+                            </w:pPr>
+                            <w:r>
+                              <w:rPr>
+                                <w:sz w:val="20"/>
+                                <w:szCs w:val="20"/>
+                                <w:rFonts w:eastAsia="" w:cstheme="minorBidi" w:eastAsiaTheme="minorEastAsia" w:ascii="0" w:hAnsi="0" w:cs="0"/>
+                                <w:color w:val="000000"/>
+                                <w:lang w:val="en-US"/>
+                              </w:rPr>
+                              <w:t>jobScheduler</w:t>
+                            </w:r>
+                            <w:r>
+                              <w:rPr>
+                                <w:sz w:val="20"/>
+                                <w:szCs w:val="20"/>
+                                <w:bCs/>
+                                <w:rFonts w:eastAsia="" w:cstheme="minorBidi" w:eastAsiaTheme="minorEastAsia" w:ascii="0" w:hAnsi="0" w:cs="0"/>
+                                <w:color w:val="000080"/>
+                                <w:lang w:val="en-US"/>
+                              </w:rPr>
+                              <w:t>.</w:t>
+                            </w:r>
+                            <w:r>
+                              <w:rPr>
+                                <w:sz w:val="20"/>
+                                <w:szCs w:val="20"/>
+                                <w:rFonts w:eastAsia="" w:cstheme="minorBidi" w:eastAsiaTheme="minorEastAsia" w:ascii="0" w:hAnsi="0" w:cs="0"/>
+                                <w:color w:val="000000"/>
+                                <w:lang w:val="en-US"/>
+                              </w:rPr>
+                              <w:t>submitJob</w:t>
+                            </w:r>
+                            <w:r>
+                              <w:rPr>
+                                <w:sz w:val="20"/>
+                                <w:szCs w:val="20"/>
+                                <w:bCs/>
+                                <w:rFonts w:eastAsia="" w:cstheme="minorBidi" w:eastAsiaTheme="minorEastAsia" w:ascii="0" w:hAnsi="0" w:cs="0"/>
+                                <w:color w:val="000080"/>
+                                <w:lang w:val="en-US"/>
+                              </w:rPr>
+                              <w:t>(</w:t>
+                            </w:r>
+                            <w:r>
+                              <w:rPr>
+                                <w:sz w:val="20"/>
+                                <w:szCs w:val="20"/>
+                                <w:rFonts w:eastAsia="" w:cstheme="minorBidi" w:eastAsiaTheme="minorEastAsia" w:ascii="0" w:hAnsi="0" w:cs="0"/>
+                                <w:color w:val="000000"/>
+                                <w:lang w:val="en-US"/>
+                              </w:rPr>
+                              <w:t>jobPlan</w:t>
+                            </w:r>
+                            <w:r>
+                              <w:rPr>
+                                <w:sz w:val="20"/>
+                                <w:szCs w:val="20"/>
+                                <w:bCs/>
+                                <w:rFonts w:eastAsia="" w:cstheme="minorBidi" w:eastAsiaTheme="minorEastAsia" w:ascii="0" w:hAnsi="0" w:cs="0"/>
+                                <w:color w:val="000080"/>
+                                <w:lang w:val="en-US"/>
+                              </w:rPr>
+                              <w:t>)</w:t>
+                            </w:r>
+                            <w:r>
+                              <w:rPr>
+                                <w:sz w:val="24"/>
+                                <w:szCs w:val="20"/>
+                                <w:bCs/>
+                                <w:rFonts w:eastAsia="" w:cstheme="minorBidi" w:eastAsiaTheme="minorEastAsia" w:ascii="0" w:hAnsi="0" w:cs="0"/>
+                                <w:color w:val="000080"/>
+                                <w:lang w:val="en-US"/>
+                              </w:rPr>
+                              <w:t>;</w:t>
+                            </w:r>
+                          </w:p>
+                        </w:txbxContent>
+                      </wps:txbx>
+                      <wps:bodyPr wrap="square" lIns="0" rIns="0" tIns="0" bIns="0">
+                        <a:spAutoFit/>
+                      </wps:bodyPr>
+                    </wps:wsp>
+                  </a:graphicData>
+                </a:graphic>
+              </wp:anchor>
+            </w:drawing>
+          </mc:Choice>
+          <mc:Fallback>
+            <w:pict>
+              <v:shape id="shape_0" ID="Shape3" fillcolor="#dddddd" stroked="f" style="position:absolute;margin-left:0.25pt;margin-top:17.35pt;width:426.85pt;height:270.3pt" type="shapetype_202">
+                <v:textbox>
+                  <w:txbxContent>
+                    <w:p>
+                      <w:pPr>
+                        <w:overflowPunct w:val="false"/>
+                        <w:rPr/>
+                      </w:pPr>
+                      <w:r>
+                        <w:rPr>
+                          <w:sz w:val="20"/>
+                          <w:szCs w:val="20"/>
+                          <w:rFonts w:ascii="0" w:hAnsi="0" w:eastAsia="" w:cs="0" w:eastAsiaTheme="minorEastAsia"/>
+                          <w:color w:val="804000"/>
+                          <w:lang w:val="en-US"/>
+                        </w:rPr>
+                        <w:t>#include "jsch.hpp"</w:t>
                       </w:r>
                     </w:p>
                     <w:p>
@@ -7067,8 +9341,9 @@
                       </w:pPr>
                       <w:r>
                         <w:rPr>
-                          <w:sz w:val="20"/>
-                          <w:rFonts w:ascii="0" w:hAnsi="0" w:eastAsia="0" w:cs="0"/>
+                          <w:sz w:val="24"/>
+                          <w:szCs w:val="20"/>
+                          <w:rFonts w:ascii="0" w:hAnsi="0" w:eastAsia="" w:cs="0" w:eastAsiaTheme="minorEastAsia"/>
                           <w:color w:val="000000"/>
                           <w:lang w:val="en-US"/>
                         </w:rPr>
@@ -7082,59 +9357,12 @@
                       <w:r>
                         <w:rPr>
                           <w:sz w:val="20"/>
-                          <w:rFonts w:asciiTheme="minorHAnsi" w:cstheme="minorBidi" w:eastAsiaTheme="minorEastAsia" w:hAnsiTheme="minorHAnsi" w:ascii="0" w:hAnsi="0" w:eastAsia="0" w:cs="0"/>
-                          <w:color w:val="000000"/>
-                          <w:lang w:val="en-US"/>
-                        </w:rPr>
-                        <w:t>jobSequence</w:t>
-                      </w:r>
-                      <w:r>
-                        <w:rPr>
-                          <w:sz w:val="20"/>
-                          <w:b/>
-                          <w:rFonts w:asciiTheme="minorHAnsi" w:cstheme="minorBidi" w:eastAsiaTheme="minorEastAsia" w:hAnsiTheme="minorHAnsi" w:ascii="0" w:hAnsi="0" w:eastAsia="0" w:cs="0"/>
-                          <w:color w:val="000080"/>
-                          <w:lang w:val="en-US"/>
-                        </w:rPr>
-                        <w:t>.</w:t>
-                      </w:r>
-                      <w:r>
-                        <w:rPr>
-                          <w:sz w:val="20"/>
-                          <w:rFonts w:asciiTheme="minorHAnsi" w:cstheme="minorBidi" w:eastAsiaTheme="minorEastAsia" w:hAnsiTheme="minorHAnsi" w:ascii="0" w:hAnsi="0" w:eastAsia="0" w:cs="0"/>
-                          <w:color w:val="000000"/>
-                          <w:lang w:val="en-US"/>
-                        </w:rPr>
-                        <w:t>then</w:t>
-                      </w:r>
-                      <w:r>
-                        <w:rPr>
-                          <w:sz w:val="20"/>
-                          <w:b/>
-                          <w:rFonts w:asciiTheme="minorHAnsi" w:cstheme="minorBidi" w:eastAsiaTheme="minorEastAsia" w:hAnsiTheme="minorHAnsi" w:ascii="0" w:hAnsi="0" w:eastAsia="0" w:cs="0"/>
-                          <w:color w:val="000080"/>
-                          <w:lang w:val="en-US"/>
-                        </w:rPr>
-                        <w:t>(</w:t>
-                      </w:r>
-                      <w:r>
-                        <w:rPr>
-                          <w:sz w:val="20"/>
-                          <w:rFonts w:asciiTheme="minorHAnsi" w:cstheme="minorBidi" w:eastAsiaTheme="minorEastAsia" w:hAnsiTheme="minorHAnsi" w:ascii="0" w:hAnsi="0" w:eastAsia="0" w:cs="0"/>
-                          <w:color w:val="000000"/>
-                          <w:lang w:val="en-US"/>
-                        </w:rPr>
-                        <w:t>job1</w:t>
-                      </w:r>
-                      <w:r>
-                        <w:rPr>
-                          <w:sz w:val="20"/>
-                          <w:b/>
-                          <w:rFonts w:asciiTheme="minorHAnsi" w:cstheme="minorBidi" w:eastAsiaTheme="minorEastAsia" w:hAnsiTheme="minorHAnsi" w:ascii="0" w:hAnsi="0" w:eastAsia="0" w:cs="0"/>
-                          <w:color w:val="000080"/>
-                          <w:lang w:val="en-US"/>
-                        </w:rPr>
-                        <w:t>);</w:t>
+                          <w:szCs w:val="20"/>
+                          <w:rFonts w:ascii="0" w:hAnsi="0" w:eastAsia="" w:cs="0" w:eastAsiaTheme="minorEastAsia"/>
+                          <w:color w:val="008000"/>
+                          <w:lang w:val="en-US"/>
+                        </w:rPr>
+                        <w:t>/*...*/</w:t>
                       </w:r>
                     </w:p>
                     <w:p>
@@ -7144,60 +9372,12 @@
                       </w:pPr>
                       <w:r>
                         <w:rPr>
-                          <w:sz w:val="20"/>
-                          <w:rFonts w:asciiTheme="minorHAnsi" w:cstheme="minorBidi" w:eastAsiaTheme="minorEastAsia" w:hAnsiTheme="minorHAnsi" w:ascii="0" w:hAnsi="0" w:eastAsia="0" w:cs="0"/>
+                          <w:sz w:val="24"/>
+                          <w:szCs w:val="20"/>
+                          <w:rFonts w:ascii="0" w:hAnsi="0" w:eastAsia="" w:cs="0" w:eastAsiaTheme="minorEastAsia"/>
                           <w:color w:val="000000"/>
                           <w:lang w:val="en-US"/>
                         </w:rPr>
-                        <w:t>jobSequence</w:t>
-                      </w:r>
-                      <w:r>
-                        <w:rPr>
-                          <w:sz w:val="20"/>
-                          <w:b/>
-                          <w:rFonts w:asciiTheme="minorHAnsi" w:cstheme="minorBidi" w:eastAsiaTheme="minorEastAsia" w:hAnsiTheme="minorHAnsi" w:ascii="0" w:hAnsi="0" w:eastAsia="0" w:cs="0"/>
-                          <w:color w:val="000080"/>
-                          <w:lang w:val="en-US"/>
-                        </w:rPr>
-                        <w:t>.</w:t>
-                      </w:r>
-                      <w:r>
-                        <w:rPr>
-                          <w:sz w:val="20"/>
-                          <w:rFonts w:asciiTheme="minorHAnsi" w:cstheme="minorBidi" w:eastAsiaTheme="minorEastAsia" w:hAnsiTheme="minorHAnsi" w:ascii="0" w:hAnsi="0" w:eastAsia="0" w:cs="0"/>
-                          <w:color w:val="000000"/>
-                          <w:lang w:val="en-US"/>
-                        </w:rPr>
-                        <w:t>then</w:t>
-                      </w:r>
-                      <w:r>
-                        <w:rPr>
-                          <w:sz w:val="20"/>
-                          <w:b/>
-                          <w:rFonts w:asciiTheme="minorHAnsi" w:cstheme="minorBidi" w:eastAsiaTheme="minorEastAsia" w:hAnsiTheme="minorHAnsi" w:ascii="0" w:hAnsi="0" w:eastAsia="0" w:cs="0"/>
-                          <w:color w:val="000080"/>
-                          <w:lang w:val="en-US"/>
-                        </w:rPr>
-                        <w:t>(</w:t>
-                      </w:r>
-                      <w:r>
-                        <w:rPr>
-                          <w:sz w:val="20"/>
-                          <w:rFonts w:asciiTheme="minorHAnsi" w:cstheme="minorBidi" w:eastAsiaTheme="minorEastAsia" w:hAnsiTheme="minorHAnsi" w:ascii="0" w:hAnsi="0" w:eastAsia="0" w:cs="0"/>
-                          <w:color w:val="000000"/>
-                          <w:lang w:val="en-US"/>
-                        </w:rPr>
-                        <w:t>job2</w:t>
-                      </w:r>
-                      <w:r>
-                        <w:rPr>
-                          <w:sz w:val="20"/>
-                          <w:b/>
-                          <w:rFonts w:asciiTheme="minorHAnsi" w:cstheme="minorBidi" w:eastAsiaTheme="minorEastAsia" w:hAnsiTheme="minorHAnsi" w:ascii="0" w:hAnsi="0" w:eastAsia="0" w:cs="0"/>
-                          <w:color w:val="000080"/>
-                          <w:lang w:val="en-US"/>
-                        </w:rPr>
-                        <w:t>);</w:t>
                       </w:r>
                     </w:p>
                     <w:p>
@@ -7208,59 +9388,86 @@
                       <w:r>
                         <w:rPr>
                           <w:sz w:val="20"/>
-                          <w:rFonts w:asciiTheme="minorHAnsi" w:cstheme="minorBidi" w:eastAsiaTheme="minorEastAsia" w:hAnsiTheme="minorHAnsi" w:ascii="0" w:hAnsi="0" w:eastAsia="0" w:cs="0"/>
+                          <w:szCs w:val="20"/>
+                          <w:rFonts w:eastAsia="" w:cstheme="minorBidi" w:eastAsiaTheme="minorEastAsia" w:ascii="0" w:hAnsi="0" w:cs="0"/>
                           <w:color w:val="000000"/>
                           <w:lang w:val="en-US"/>
                         </w:rPr>
-                        <w:t>jobSequence</w:t>
-                      </w:r>
-                      <w:r>
-                        <w:rPr>
-                          <w:sz w:val="20"/>
-                          <w:b/>
-                          <w:rFonts w:asciiTheme="minorHAnsi" w:cstheme="minorBidi" w:eastAsiaTheme="minorEastAsia" w:hAnsiTheme="minorHAnsi" w:ascii="0" w:hAnsi="0" w:eastAsia="0" w:cs="0"/>
+                        <w:t>JobPlan</w:t>
+                      </w:r>
+                      <w:r>
+                        <w:rPr>
+                          <w:sz w:val="20"/>
+                          <w:szCs w:val="20"/>
+                          <w:bCs/>
+                          <w:rFonts w:eastAsia="" w:cstheme="minorBidi" w:eastAsiaTheme="minorEastAsia" w:ascii="0" w:hAnsi="0" w:cs="0"/>
                           <w:color w:val="000080"/>
                           <w:lang w:val="en-US"/>
                         </w:rPr>
+                        <w:t>*</w:t>
+                      </w:r>
+                      <w:r>
+                        <w:rPr>
+                          <w:sz w:val="20"/>
+                          <w:szCs w:val="20"/>
+                          <w:rFonts w:eastAsia="" w:cstheme="minorBidi" w:eastAsiaTheme="minorEastAsia" w:ascii="0" w:hAnsi="0" w:cs="0"/>
+                          <w:color w:val="000000"/>
+                          <w:lang w:val="en-US"/>
+                        </w:rPr>
+                        <w:t xml:space="preserve"> jobPlan </w:t>
+                      </w:r>
+                      <w:r>
+                        <w:rPr>
+                          <w:sz w:val="20"/>
+                          <w:szCs w:val="20"/>
+                          <w:bCs/>
+                          <w:rFonts w:eastAsia="" w:cstheme="minorBidi" w:eastAsiaTheme="minorEastAsia" w:ascii="0" w:hAnsi="0" w:cs="0"/>
+                          <w:color w:val="000080"/>
+                          <w:lang w:val="en-US"/>
+                        </w:rPr>
+                        <w:t>=</w:t>
+                      </w:r>
+                      <w:r>
+                        <w:rPr>
+                          <w:sz w:val="20"/>
+                          <w:szCs w:val="20"/>
+                          <w:rFonts w:eastAsia="" w:cstheme="minorBidi" w:eastAsiaTheme="minorEastAsia" w:ascii="0" w:hAnsi="0" w:cs="0"/>
+                          <w:color w:val="000000"/>
+                          <w:lang w:val="en-US"/>
+                        </w:rPr>
+                        <w:t xml:space="preserve"> jobScheduler</w:t>
+                      </w:r>
+                      <w:r>
+                        <w:rPr>
+                          <w:sz w:val="20"/>
+                          <w:szCs w:val="20"/>
+                          <w:bCs/>
+                          <w:rFonts w:eastAsia="" w:cstheme="minorBidi" w:eastAsiaTheme="minorEastAsia" w:ascii="0" w:hAnsi="0" w:cs="0"/>
+                          <w:color w:val="000080"/>
+                          <w:lang w:val="en-US"/>
+                        </w:rPr>
                         <w:t>.</w:t>
                       </w:r>
                       <w:r>
                         <w:rPr>
                           <w:sz w:val="20"/>
-                          <w:rFonts w:asciiTheme="minorHAnsi" w:cstheme="minorBidi" w:eastAsiaTheme="minorEastAsia" w:hAnsiTheme="minorHAnsi" w:ascii="0" w:hAnsi="0" w:eastAsia="0" w:cs="0"/>
+                          <w:szCs w:val="20"/>
+                          <w:rFonts w:eastAsia="" w:cstheme="minorBidi" w:eastAsiaTheme="minorEastAsia" w:ascii="0" w:hAnsi="0" w:cs="0"/>
                           <w:color w:val="000000"/>
                           <w:lang w:val="en-US"/>
                         </w:rPr>
-                        <w:t>then</w:t>
-                      </w:r>
-                      <w:r>
-                        <w:rPr>
-                          <w:sz w:val="20"/>
-                          <w:b/>
-                          <w:rFonts w:asciiTheme="minorHAnsi" w:cstheme="minorBidi" w:eastAsiaTheme="minorEastAsia" w:hAnsiTheme="minorHAnsi" w:ascii="0" w:hAnsi="0" w:eastAsia="0" w:cs="0"/>
+                        <w:t>makeJobPlan</w:t>
+                      </w:r>
+                      <w:r>
+                        <w:rPr>
+                          <w:sz w:val="20"/>
+                          <w:szCs w:val="20"/>
+                          <w:bCs/>
+                          <w:rFonts w:eastAsia="" w:cstheme="minorBidi" w:eastAsiaTheme="minorEastAsia" w:ascii="0" w:hAnsi="0" w:cs="0"/>
                           <w:color w:val="000080"/>
                           <w:lang w:val="en-US"/>
                         </w:rPr>
-                        <w:t>(</w:t>
-                      </w:r>
-                      <w:r>
-                        <w:rPr>
-                          <w:sz w:val="20"/>
-                          <w:rFonts w:asciiTheme="minorHAnsi" w:cstheme="minorBidi" w:eastAsiaTheme="minorEastAsia" w:hAnsiTheme="minorHAnsi" w:ascii="0" w:hAnsi="0" w:eastAsia="0" w:cs="0"/>
-                          <w:color w:val="000000"/>
-                          <w:lang w:val="en-US"/>
-                        </w:rPr>
-                        <w:t>job3</w:t>
-                      </w:r>
-                      <w:r>
-                        <w:rPr>
-                          <w:sz w:val="20"/>
-                          <w:b/>
-                          <w:rFonts w:asciiTheme="minorHAnsi" w:cstheme="minorBidi" w:eastAsiaTheme="minorEastAsia" w:hAnsiTheme="minorHAnsi" w:ascii="0" w:hAnsi="0" w:eastAsia="0" w:cs="0"/>
-                          <w:color w:val="000080"/>
-                          <w:lang w:val="en-US"/>
-                        </w:rPr>
-                        <w:t>);</w:t>
+                        <w:t>();</w:t>
                       </w:r>
                     </w:p>
                     <w:p>
@@ -7270,8 +9477,9 @@
                       </w:pPr>
                       <w:r>
                         <w:rPr>
-                          <w:sz w:val="20"/>
-                          <w:rFonts w:ascii="0" w:hAnsi="0" w:eastAsia="0" w:cs="0"/>
+                          <w:sz w:val="24"/>
+                          <w:szCs w:val="20"/>
+                          <w:rFonts w:ascii="0" w:hAnsi="0" w:eastAsia="" w:cs="0" w:eastAsiaTheme="minorEastAsia"/>
                           <w:color w:val="000000"/>
                           <w:lang w:val="en-US"/>
                         </w:rPr>
@@ -7285,17 +9493,967 @@
                       <w:r>
                         <w:rPr>
                           <w:sz w:val="20"/>
-                          <w:rFonts w:asciiTheme="minorHAnsi" w:cstheme="minorBidi" w:eastAsiaTheme="minorEastAsia" w:hAnsiTheme="minorHAnsi" w:ascii="0" w:hAnsi="0" w:eastAsia="0" w:cs="0"/>
+                          <w:szCs w:val="20"/>
+                          <w:rFonts w:eastAsia="" w:cstheme="minorBidi" w:eastAsiaTheme="minorEastAsia" w:ascii="0" w:hAnsi="0" w:cs="0"/>
+                          <w:color w:val="8000FF"/>
+                          <w:lang w:val="en-US"/>
+                        </w:rPr>
+                        <w:t>auto</w:t>
+                      </w:r>
+                      <w:r>
+                        <w:rPr>
+                          <w:sz w:val="20"/>
+                          <w:szCs w:val="20"/>
+                          <w:rFonts w:eastAsia="" w:cstheme="minorBidi" w:eastAsiaTheme="minorEastAsia" w:ascii="0" w:hAnsi="0" w:cs="0"/>
                           <w:color w:val="000000"/>
                           <w:lang w:val="en-US"/>
                         </w:rPr>
+                        <w:t xml:space="preserve"> req1 </w:t>
+                      </w:r>
+                      <w:r>
+                        <w:rPr>
+                          <w:sz w:val="20"/>
+                          <w:szCs w:val="20"/>
+                          <w:bCs/>
+                          <w:rFonts w:eastAsia="" w:cstheme="minorBidi" w:eastAsiaTheme="minorEastAsia" w:ascii="0" w:hAnsi="0" w:cs="0"/>
+                          <w:color w:val="000080"/>
+                          <w:lang w:val="en-US"/>
+                        </w:rPr>
+                        <w:t>=</w:t>
+                      </w:r>
+                      <w:r>
+                        <w:rPr>
+                          <w:sz w:val="20"/>
+                          <w:szCs w:val="20"/>
+                          <w:rFonts w:eastAsia="" w:cstheme="minorBidi" w:eastAsiaTheme="minorEastAsia" w:ascii="0" w:hAnsi="0" w:cs="0"/>
+                          <w:color w:val="000000"/>
+                          <w:lang w:val="en-US"/>
+                        </w:rPr>
+                        <w:t xml:space="preserve"> jsch</w:t>
+                      </w:r>
+                      <w:r>
+                        <w:rPr>
+                          <w:sz w:val="20"/>
+                          <w:szCs w:val="20"/>
+                          <w:bCs/>
+                          <w:rFonts w:eastAsia="" w:cstheme="minorBidi" w:eastAsiaTheme="minorEastAsia" w:ascii="0" w:hAnsi="0" w:cs="0"/>
+                          <w:color w:val="000080"/>
+                          <w:lang w:val="en-US"/>
+                        </w:rPr>
+                        <w:t>::</w:t>
+                      </w:r>
+                      <w:r>
+                        <w:rPr>
+                          <w:sz w:val="20"/>
+                          <w:szCs w:val="20"/>
+                          <w:rFonts w:eastAsia="" w:cstheme="minorBidi" w:eastAsiaTheme="minorEastAsia" w:ascii="0" w:hAnsi="0" w:cs="0"/>
+                          <w:color w:val="000000"/>
+                          <w:lang w:val="en-US"/>
+                        </w:rPr>
+                        <w:t>make_job</w:t>
+                      </w:r>
+                      <w:r>
+                        <w:rPr>
+                          <w:sz w:val="20"/>
+                          <w:szCs w:val="20"/>
+                          <w:bCs/>
+                          <w:rFonts w:eastAsia="" w:cstheme="minorBidi" w:eastAsiaTheme="minorEastAsia" w:ascii="0" w:hAnsi="0" w:cs="0"/>
+                          <w:color w:val="000080"/>
+                          <w:lang w:val="en-US"/>
+                        </w:rPr>
+                        <w:t>([&amp;]{...});</w:t>
+                      </w:r>
+                    </w:p>
+                    <w:p>
+                      <w:pPr>
+                        <w:overflowPunct w:val="false"/>
+                        <w:rPr/>
+                      </w:pPr>
+                      <w:r>
+                        <w:rPr>
+                          <w:sz w:val="20"/>
+                          <w:szCs w:val="20"/>
+                          <w:rFonts w:eastAsia="" w:cstheme="minorBidi" w:eastAsiaTheme="minorEastAsia" w:ascii="0" w:hAnsi="0" w:cs="0"/>
+                          <w:color w:val="8000FF"/>
+                          <w:lang w:val="en-US"/>
+                        </w:rPr>
+                        <w:t>auto</w:t>
+                      </w:r>
+                      <w:r>
+                        <w:rPr>
+                          <w:sz w:val="20"/>
+                          <w:szCs w:val="20"/>
+                          <w:rFonts w:eastAsia="" w:cstheme="minorBidi" w:eastAsiaTheme="minorEastAsia" w:ascii="0" w:hAnsi="0" w:cs="0"/>
+                          <w:color w:val="000000"/>
+                          <w:lang w:val="en-US"/>
+                        </w:rPr>
+                        <w:t xml:space="preserve"> req2 </w:t>
+                      </w:r>
+                      <w:r>
+                        <w:rPr>
+                          <w:sz w:val="20"/>
+                          <w:szCs w:val="20"/>
+                          <w:bCs/>
+                          <w:rFonts w:eastAsia="" w:cstheme="minorBidi" w:eastAsiaTheme="minorEastAsia" w:ascii="0" w:hAnsi="0" w:cs="0"/>
+                          <w:color w:val="000080"/>
+                          <w:lang w:val="en-US"/>
+                        </w:rPr>
+                        <w:t>=</w:t>
+                      </w:r>
+                      <w:r>
+                        <w:rPr>
+                          <w:sz w:val="20"/>
+                          <w:szCs w:val="20"/>
+                          <w:rFonts w:eastAsia="" w:cstheme="minorBidi" w:eastAsiaTheme="minorEastAsia" w:ascii="0" w:hAnsi="0" w:cs="0"/>
+                          <w:color w:val="000000"/>
+                          <w:lang w:val="en-US"/>
+                        </w:rPr>
+                        <w:t xml:space="preserve"> jsch</w:t>
+                      </w:r>
+                      <w:r>
+                        <w:rPr>
+                          <w:sz w:val="20"/>
+                          <w:szCs w:val="20"/>
+                          <w:bCs/>
+                          <w:rFonts w:eastAsia="" w:cstheme="minorBidi" w:eastAsiaTheme="minorEastAsia" w:ascii="0" w:hAnsi="0" w:cs="0"/>
+                          <w:color w:val="000080"/>
+                          <w:lang w:val="en-US"/>
+                        </w:rPr>
+                        <w:t>::</w:t>
+                      </w:r>
+                      <w:r>
+                        <w:rPr>
+                          <w:sz w:val="20"/>
+                          <w:szCs w:val="20"/>
+                          <w:rFonts w:eastAsia="" w:cstheme="minorBidi" w:eastAsiaTheme="minorEastAsia" w:ascii="0" w:hAnsi="0" w:cs="0"/>
+                          <w:color w:val="000000"/>
+                          <w:lang w:val="en-US"/>
+                        </w:rPr>
+                        <w:t>make_job</w:t>
+                      </w:r>
+                      <w:r>
+                        <w:rPr>
+                          <w:sz w:val="20"/>
+                          <w:szCs w:val="20"/>
+                          <w:bCs/>
+                          <w:rFonts w:eastAsia="" w:cstheme="minorBidi" w:eastAsiaTheme="minorEastAsia" w:ascii="0" w:hAnsi="0" w:cs="0"/>
+                          <w:color w:val="000080"/>
+                          <w:lang w:val="en-US"/>
+                        </w:rPr>
+                        <w:t>([&amp;]{...});</w:t>
+                      </w:r>
+                    </w:p>
+                    <w:p>
+                      <w:pPr>
+                        <w:overflowPunct w:val="false"/>
+                        <w:rPr/>
+                      </w:pPr>
+                      <w:r>
+                        <w:rPr>
+                          <w:sz w:val="20"/>
+                          <w:szCs w:val="20"/>
+                          <w:rFonts w:eastAsia="" w:cstheme="minorBidi" w:eastAsiaTheme="minorEastAsia" w:ascii="0" w:hAnsi="0" w:cs="0"/>
+                          <w:color w:val="8000FF"/>
+                          <w:lang w:val="en-US"/>
+                        </w:rPr>
+                        <w:t>auto</w:t>
+                      </w:r>
+                      <w:r>
+                        <w:rPr>
+                          <w:sz w:val="20"/>
+                          <w:szCs w:val="20"/>
+                          <w:rFonts w:eastAsia="" w:cstheme="minorBidi" w:eastAsiaTheme="minorEastAsia" w:ascii="0" w:hAnsi="0" w:cs="0"/>
+                          <w:color w:val="000000"/>
+                          <w:lang w:val="en-US"/>
+                        </w:rPr>
+                        <w:t xml:space="preserve"> req3 </w:t>
+                      </w:r>
+                      <w:r>
+                        <w:rPr>
+                          <w:sz w:val="20"/>
+                          <w:szCs w:val="20"/>
+                          <w:bCs/>
+                          <w:rFonts w:eastAsia="" w:cstheme="minorBidi" w:eastAsiaTheme="minorEastAsia" w:ascii="0" w:hAnsi="0" w:cs="0"/>
+                          <w:color w:val="000080"/>
+                          <w:lang w:val="en-US"/>
+                        </w:rPr>
+                        <w:t>=</w:t>
+                      </w:r>
+                      <w:r>
+                        <w:rPr>
+                          <w:sz w:val="20"/>
+                          <w:szCs w:val="20"/>
+                          <w:rFonts w:eastAsia="" w:cstheme="minorBidi" w:eastAsiaTheme="minorEastAsia" w:ascii="0" w:hAnsi="0" w:cs="0"/>
+                          <w:color w:val="000000"/>
+                          <w:lang w:val="en-US"/>
+                        </w:rPr>
+                        <w:t xml:space="preserve"> jsch</w:t>
+                      </w:r>
+                      <w:r>
+                        <w:rPr>
+                          <w:sz w:val="20"/>
+                          <w:szCs w:val="20"/>
+                          <w:bCs/>
+                          <w:rFonts w:eastAsia="" w:cstheme="minorBidi" w:eastAsiaTheme="minorEastAsia" w:ascii="0" w:hAnsi="0" w:cs="0"/>
+                          <w:color w:val="000080"/>
+                          <w:lang w:val="en-US"/>
+                        </w:rPr>
+                        <w:t>::</w:t>
+                      </w:r>
+                      <w:r>
+                        <w:rPr>
+                          <w:sz w:val="20"/>
+                          <w:szCs w:val="20"/>
+                          <w:rFonts w:eastAsia="" w:cstheme="minorBidi" w:eastAsiaTheme="minorEastAsia" w:ascii="0" w:hAnsi="0" w:cs="0"/>
+                          <w:color w:val="000000"/>
+                          <w:lang w:val="en-US"/>
+                        </w:rPr>
+                        <w:t>make_job</w:t>
+                      </w:r>
+                      <w:r>
+                        <w:rPr>
+                          <w:sz w:val="20"/>
+                          <w:szCs w:val="20"/>
+                          <w:bCs/>
+                          <w:rFonts w:eastAsia="" w:cstheme="minorBidi" w:eastAsiaTheme="minorEastAsia" w:ascii="0" w:hAnsi="0" w:cs="0"/>
+                          <w:color w:val="000080"/>
+                          <w:lang w:val="en-US"/>
+                        </w:rPr>
+                        <w:t>([&amp;]{...});</w:t>
+                      </w:r>
+                    </w:p>
+                    <w:p>
+                      <w:pPr>
+                        <w:overflowPunct w:val="false"/>
+                        <w:rPr/>
+                      </w:pPr>
+                      <w:r>
+                        <w:rPr>
+                          <w:sz w:val="24"/>
+                          <w:szCs w:val="20"/>
+                          <w:rFonts w:ascii="0" w:hAnsi="0" w:eastAsia="" w:cs="0" w:eastAsiaTheme="minorEastAsia"/>
+                          <w:color w:val="000000"/>
+                          <w:lang w:val="en-US"/>
+                        </w:rPr>
+                      </w:r>
+                    </w:p>
+                    <w:p>
+                      <w:pPr>
+                        <w:overflowPunct w:val="false"/>
+                        <w:rPr/>
+                      </w:pPr>
+                      <w:r>
+                        <w:rPr>
+                          <w:sz w:val="20"/>
+                          <w:szCs w:val="20"/>
+                          <w:rFonts w:eastAsia="" w:cstheme="minorBidi" w:eastAsiaTheme="minorEastAsia" w:ascii="0" w:hAnsi="0" w:cs="0"/>
+                          <w:color w:val="8000FF"/>
+                          <w:lang w:val="en-US"/>
+                        </w:rPr>
+                        <w:t>auto</w:t>
+                      </w:r>
+                      <w:r>
+                        <w:rPr>
+                          <w:sz w:val="20"/>
+                          <w:szCs w:val="20"/>
+                          <w:rFonts w:eastAsia="" w:cstheme="minorBidi" w:eastAsiaTheme="minorEastAsia" w:ascii="0" w:hAnsi="0" w:cs="0"/>
+                          <w:color w:val="000000"/>
+                          <w:lang w:val="en-US"/>
+                        </w:rPr>
+                        <w:t xml:space="preserve"> dep1 </w:t>
+                      </w:r>
+                      <w:r>
+                        <w:rPr>
+                          <w:sz w:val="20"/>
+                          <w:szCs w:val="20"/>
+                          <w:bCs/>
+                          <w:rFonts w:eastAsia="" w:cstheme="minorBidi" w:eastAsiaTheme="minorEastAsia" w:ascii="0" w:hAnsi="0" w:cs="0"/>
+                          <w:color w:val="000080"/>
+                          <w:lang w:val="en-US"/>
+                        </w:rPr>
+                        <w:t>=</w:t>
+                      </w:r>
+                      <w:r>
+                        <w:rPr>
+                          <w:sz w:val="20"/>
+                          <w:szCs w:val="20"/>
+                          <w:rFonts w:eastAsia="" w:cstheme="minorBidi" w:eastAsiaTheme="minorEastAsia" w:ascii="0" w:hAnsi="0" w:cs="0"/>
+                          <w:color w:val="000000"/>
+                          <w:lang w:val="en-US"/>
+                        </w:rPr>
+                        <w:t xml:space="preserve"> jsch</w:t>
+                      </w:r>
+                      <w:r>
+                        <w:rPr>
+                          <w:sz w:val="20"/>
+                          <w:szCs w:val="20"/>
+                          <w:bCs/>
+                          <w:rFonts w:eastAsia="" w:cstheme="minorBidi" w:eastAsiaTheme="minorEastAsia" w:ascii="0" w:hAnsi="0" w:cs="0"/>
+                          <w:color w:val="000080"/>
+                          <w:lang w:val="en-US"/>
+                        </w:rPr>
+                        <w:t>::</w:t>
+                      </w:r>
+                      <w:r>
+                        <w:rPr>
+                          <w:sz w:val="20"/>
+                          <w:szCs w:val="20"/>
+                          <w:rFonts w:eastAsia="" w:cstheme="minorBidi" w:eastAsiaTheme="minorEastAsia" w:ascii="0" w:hAnsi="0" w:cs="0"/>
+                          <w:color w:val="000000"/>
+                          <w:lang w:val="en-US"/>
+                        </w:rPr>
+                        <w:t>make_job</w:t>
+                      </w:r>
+                      <w:r>
+                        <w:rPr>
+                          <w:sz w:val="20"/>
+                          <w:szCs w:val="20"/>
+                          <w:bCs/>
+                          <w:rFonts w:eastAsia="" w:cstheme="minorBidi" w:eastAsiaTheme="minorEastAsia" w:ascii="0" w:hAnsi="0" w:cs="0"/>
+                          <w:color w:val="000080"/>
+                          <w:lang w:val="en-US"/>
+                        </w:rPr>
+                        <w:t>([&amp;]{...});</w:t>
+                      </w:r>
+                    </w:p>
+                    <w:p>
+                      <w:pPr>
+                        <w:overflowPunct w:val="false"/>
+                        <w:rPr/>
+                      </w:pPr>
+                      <w:r>
+                        <w:rPr>
+                          <w:sz w:val="20"/>
+                          <w:szCs w:val="20"/>
+                          <w:rFonts w:eastAsia="" w:cstheme="minorBidi" w:eastAsiaTheme="minorEastAsia" w:ascii="0" w:hAnsi="0" w:cs="0"/>
+                          <w:color w:val="8000FF"/>
+                          <w:lang w:val="en-US"/>
+                        </w:rPr>
+                        <w:t>auto</w:t>
+                      </w:r>
+                      <w:r>
+                        <w:rPr>
+                          <w:sz w:val="20"/>
+                          <w:szCs w:val="20"/>
+                          <w:rFonts w:eastAsia="" w:cstheme="minorBidi" w:eastAsiaTheme="minorEastAsia" w:ascii="0" w:hAnsi="0" w:cs="0"/>
+                          <w:color w:val="000000"/>
+                          <w:lang w:val="en-US"/>
+                        </w:rPr>
+                        <w:t xml:space="preserve"> dep2 </w:t>
+                      </w:r>
+                      <w:r>
+                        <w:rPr>
+                          <w:sz w:val="20"/>
+                          <w:szCs w:val="20"/>
+                          <w:bCs/>
+                          <w:rFonts w:eastAsia="" w:cstheme="minorBidi" w:eastAsiaTheme="minorEastAsia" w:ascii="0" w:hAnsi="0" w:cs="0"/>
+                          <w:color w:val="000080"/>
+                          <w:lang w:val="en-US"/>
+                        </w:rPr>
+                        <w:t>=</w:t>
+                      </w:r>
+                      <w:r>
+                        <w:rPr>
+                          <w:sz w:val="20"/>
+                          <w:szCs w:val="20"/>
+                          <w:rFonts w:eastAsia="" w:cstheme="minorBidi" w:eastAsiaTheme="minorEastAsia" w:ascii="0" w:hAnsi="0" w:cs="0"/>
+                          <w:color w:val="000000"/>
+                          <w:lang w:val="en-US"/>
+                        </w:rPr>
+                        <w:t xml:space="preserve"> jsch</w:t>
+                      </w:r>
+                      <w:r>
+                        <w:rPr>
+                          <w:sz w:val="20"/>
+                          <w:szCs w:val="20"/>
+                          <w:bCs/>
+                          <w:rFonts w:eastAsia="" w:cstheme="minorBidi" w:eastAsiaTheme="minorEastAsia" w:ascii="0" w:hAnsi="0" w:cs="0"/>
+                          <w:color w:val="000080"/>
+                          <w:lang w:val="en-US"/>
+                        </w:rPr>
+                        <w:t>::</w:t>
+                      </w:r>
+                      <w:r>
+                        <w:rPr>
+                          <w:sz w:val="20"/>
+                          <w:szCs w:val="20"/>
+                          <w:rFonts w:eastAsia="" w:cstheme="minorBidi" w:eastAsiaTheme="minorEastAsia" w:ascii="0" w:hAnsi="0" w:cs="0"/>
+                          <w:color w:val="000000"/>
+                          <w:lang w:val="en-US"/>
+                        </w:rPr>
+                        <w:t>make_job</w:t>
+                      </w:r>
+                      <w:r>
+                        <w:rPr>
+                          <w:sz w:val="20"/>
+                          <w:szCs w:val="20"/>
+                          <w:bCs/>
+                          <w:rFonts w:eastAsia="" w:cstheme="minorBidi" w:eastAsiaTheme="minorEastAsia" w:ascii="0" w:hAnsi="0" w:cs="0"/>
+                          <w:color w:val="000080"/>
+                          <w:lang w:val="en-US"/>
+                        </w:rPr>
+                        <w:t>([&amp;]{...});</w:t>
+                      </w:r>
+                    </w:p>
+                    <w:p>
+                      <w:pPr>
+                        <w:overflowPunct w:val="false"/>
+                        <w:rPr/>
+                      </w:pPr>
+                      <w:r>
+                        <w:rPr>
+                          <w:sz w:val="20"/>
+                          <w:szCs w:val="20"/>
+                          <w:rFonts w:eastAsia="" w:cstheme="minorBidi" w:eastAsiaTheme="minorEastAsia" w:ascii="0" w:hAnsi="0" w:cs="0"/>
+                          <w:color w:val="8000FF"/>
+                          <w:lang w:val="en-US"/>
+                        </w:rPr>
+                        <w:t>auto</w:t>
+                      </w:r>
+                      <w:r>
+                        <w:rPr>
+                          <w:sz w:val="20"/>
+                          <w:szCs w:val="20"/>
+                          <w:rFonts w:eastAsia="" w:cstheme="minorBidi" w:eastAsiaTheme="minorEastAsia" w:ascii="0" w:hAnsi="0" w:cs="0"/>
+                          <w:color w:val="000000"/>
+                          <w:lang w:val="en-US"/>
+                        </w:rPr>
+                        <w:t xml:space="preserve"> dep3 </w:t>
+                      </w:r>
+                      <w:r>
+                        <w:rPr>
+                          <w:sz w:val="20"/>
+                          <w:szCs w:val="20"/>
+                          <w:bCs/>
+                          <w:rFonts w:eastAsia="" w:cstheme="minorBidi" w:eastAsiaTheme="minorEastAsia" w:ascii="0" w:hAnsi="0" w:cs="0"/>
+                          <w:color w:val="000080"/>
+                          <w:lang w:val="en-US"/>
+                        </w:rPr>
+                        <w:t>=</w:t>
+                      </w:r>
+                      <w:r>
+                        <w:rPr>
+                          <w:sz w:val="20"/>
+                          <w:szCs w:val="20"/>
+                          <w:rFonts w:eastAsia="" w:cstheme="minorBidi" w:eastAsiaTheme="minorEastAsia" w:ascii="0" w:hAnsi="0" w:cs="0"/>
+                          <w:color w:val="000000"/>
+                          <w:lang w:val="en-US"/>
+                        </w:rPr>
+                        <w:t xml:space="preserve"> jsch</w:t>
+                      </w:r>
+                      <w:r>
+                        <w:rPr>
+                          <w:sz w:val="20"/>
+                          <w:szCs w:val="20"/>
+                          <w:bCs/>
+                          <w:rFonts w:eastAsia="" w:cstheme="minorBidi" w:eastAsiaTheme="minorEastAsia" w:ascii="0" w:hAnsi="0" w:cs="0"/>
+                          <w:color w:val="000080"/>
+                          <w:lang w:val="en-US"/>
+                        </w:rPr>
+                        <w:t>::</w:t>
+                      </w:r>
+                      <w:r>
+                        <w:rPr>
+                          <w:sz w:val="20"/>
+                          <w:szCs w:val="20"/>
+                          <w:rFonts w:eastAsia="" w:cstheme="minorBidi" w:eastAsiaTheme="minorEastAsia" w:ascii="0" w:hAnsi="0" w:cs="0"/>
+                          <w:color w:val="000000"/>
+                          <w:lang w:val="en-US"/>
+                        </w:rPr>
+                        <w:t>make_job</w:t>
+                      </w:r>
+                      <w:r>
+                        <w:rPr>
+                          <w:sz w:val="20"/>
+                          <w:szCs w:val="20"/>
+                          <w:bCs/>
+                          <w:rFonts w:eastAsia="" w:cstheme="minorBidi" w:eastAsiaTheme="minorEastAsia" w:ascii="0" w:hAnsi="0" w:cs="0"/>
+                          <w:color w:val="000080"/>
+                          <w:lang w:val="en-US"/>
+                        </w:rPr>
+                        <w:t>([&amp;]{...});</w:t>
+                      </w:r>
+                    </w:p>
+                    <w:p>
+                      <w:pPr>
+                        <w:overflowPunct w:val="false"/>
+                        <w:rPr/>
+                      </w:pPr>
+                      <w:r>
+                        <w:rPr>
+                          <w:sz w:val="24"/>
+                          <w:szCs w:val="20"/>
+                          <w:rFonts w:ascii="0" w:hAnsi="0" w:eastAsia="" w:cs="0" w:eastAsiaTheme="minorEastAsia"/>
+                          <w:color w:val="000000"/>
+                          <w:lang w:val="en-US"/>
+                        </w:rPr>
+                      </w:r>
+                    </w:p>
+                    <w:p>
+                      <w:pPr>
+                        <w:overflowPunct w:val="false"/>
+                        <w:rPr/>
+                      </w:pPr>
+                      <w:r>
+                        <w:rPr>
+                          <w:sz w:val="20"/>
+                          <w:szCs w:val="20"/>
+                          <w:rFonts w:eastAsia="" w:cstheme="minorBidi" w:eastAsiaTheme="minorEastAsia" w:ascii="0" w:hAnsi="0" w:cs="0"/>
+                          <w:color w:val="000000"/>
+                          <w:lang w:val="en-US"/>
+                        </w:rPr>
+                        <w:t>jobPlan</w:t>
+                      </w:r>
+                      <w:r>
+                        <w:rPr>
+                          <w:sz w:val="20"/>
+                          <w:szCs w:val="20"/>
+                          <w:bCs/>
+                          <w:rFonts w:eastAsia="" w:cstheme="minorBidi" w:eastAsiaTheme="minorEastAsia" w:ascii="0" w:hAnsi="0" w:cs="0"/>
+                          <w:color w:val="000080"/>
+                          <w:lang w:val="en-US"/>
+                        </w:rPr>
+                        <w:t>-&gt;</w:t>
+                      </w:r>
+                      <w:r>
+                        <w:rPr>
+                          <w:sz w:val="20"/>
+                          <w:szCs w:val="20"/>
+                          <w:rFonts w:eastAsia="" w:cstheme="minorBidi" w:eastAsiaTheme="minorEastAsia" w:ascii="0" w:hAnsi="0" w:cs="0"/>
+                          <w:color w:val="000000"/>
+                          <w:lang w:val="en-US"/>
+                        </w:rPr>
+                        <w:t>addRequiredJob</w:t>
+                      </w:r>
+                      <w:r>
+                        <w:rPr>
+                          <w:sz w:val="20"/>
+                          <w:szCs w:val="20"/>
+                          <w:bCs/>
+                          <w:rFonts w:eastAsia="" w:cstheme="minorBidi" w:eastAsiaTheme="minorEastAsia" w:ascii="0" w:hAnsi="0" w:cs="0"/>
+                          <w:color w:val="000080"/>
+                          <w:lang w:val="en-US"/>
+                        </w:rPr>
+                        <w:t>(</w:t>
+                      </w:r>
+                      <w:r>
+                        <w:rPr>
+                          <w:sz w:val="20"/>
+                          <w:szCs w:val="20"/>
+                          <w:rFonts w:eastAsia="" w:cstheme="minorBidi" w:eastAsiaTheme="minorEastAsia" w:ascii="0" w:hAnsi="0" w:cs="0"/>
+                          <w:color w:val="000000"/>
+                          <w:lang w:val="en-US"/>
+                        </w:rPr>
+                        <w:t>req1</w:t>
+                      </w:r>
+                      <w:r>
+                        <w:rPr>
+                          <w:sz w:val="20"/>
+                          <w:szCs w:val="20"/>
+                          <w:bCs/>
+                          <w:rFonts w:eastAsia="" w:cstheme="minorBidi" w:eastAsiaTheme="minorEastAsia" w:ascii="0" w:hAnsi="0" w:cs="0"/>
+                          <w:color w:val="000080"/>
+                          <w:lang w:val="en-US"/>
+                        </w:rPr>
+                        <w:t>);</w:t>
+                      </w:r>
+                    </w:p>
+                    <w:p>
+                      <w:pPr>
+                        <w:overflowPunct w:val="false"/>
+                        <w:rPr/>
+                      </w:pPr>
+                      <w:r>
+                        <w:rPr>
+                          <w:sz w:val="20"/>
+                          <w:szCs w:val="20"/>
+                          <w:rFonts w:eastAsia="" w:cstheme="minorBidi" w:eastAsiaTheme="minorEastAsia" w:ascii="0" w:hAnsi="0" w:cs="0"/>
+                          <w:color w:val="000000"/>
+                          <w:lang w:val="en-US"/>
+                        </w:rPr>
+                        <w:t>jobPlan</w:t>
+                      </w:r>
+                      <w:r>
+                        <w:rPr>
+                          <w:sz w:val="20"/>
+                          <w:szCs w:val="20"/>
+                          <w:bCs/>
+                          <w:rFonts w:eastAsia="" w:cstheme="minorBidi" w:eastAsiaTheme="minorEastAsia" w:ascii="0" w:hAnsi="0" w:cs="0"/>
+                          <w:color w:val="000080"/>
+                          <w:lang w:val="en-US"/>
+                        </w:rPr>
+                        <w:t>-&gt;</w:t>
+                      </w:r>
+                      <w:r>
+                        <w:rPr>
+                          <w:sz w:val="20"/>
+                          <w:szCs w:val="20"/>
+                          <w:rFonts w:eastAsia="" w:cstheme="minorBidi" w:eastAsiaTheme="minorEastAsia" w:ascii="0" w:hAnsi="0" w:cs="0"/>
+                          <w:color w:val="000000"/>
+                          <w:lang w:val="en-US"/>
+                        </w:rPr>
+                        <w:t>addRequiredJob</w:t>
+                      </w:r>
+                      <w:r>
+                        <w:rPr>
+                          <w:sz w:val="20"/>
+                          <w:szCs w:val="20"/>
+                          <w:bCs/>
+                          <w:rFonts w:eastAsia="" w:cstheme="minorBidi" w:eastAsiaTheme="minorEastAsia" w:ascii="0" w:hAnsi="0" w:cs="0"/>
+                          <w:color w:val="000080"/>
+                          <w:lang w:val="en-US"/>
+                        </w:rPr>
+                        <w:t>(</w:t>
+                      </w:r>
+                      <w:r>
+                        <w:rPr>
+                          <w:sz w:val="20"/>
+                          <w:szCs w:val="20"/>
+                          <w:rFonts w:eastAsia="" w:cstheme="minorBidi" w:eastAsiaTheme="minorEastAsia" w:ascii="0" w:hAnsi="0" w:cs="0"/>
+                          <w:color w:val="000000"/>
+                          <w:lang w:val="en-US"/>
+                        </w:rPr>
+                        <w:t>req2</w:t>
+                      </w:r>
+                      <w:r>
+                        <w:rPr>
+                          <w:sz w:val="20"/>
+                          <w:szCs w:val="20"/>
+                          <w:bCs/>
+                          <w:rFonts w:eastAsia="" w:cstheme="minorBidi" w:eastAsiaTheme="minorEastAsia" w:ascii="0" w:hAnsi="0" w:cs="0"/>
+                          <w:color w:val="000080"/>
+                          <w:lang w:val="en-US"/>
+                        </w:rPr>
+                        <w:t>);</w:t>
+                      </w:r>
+                    </w:p>
+                    <w:p>
+                      <w:pPr>
+                        <w:overflowPunct w:val="false"/>
+                        <w:rPr/>
+                      </w:pPr>
+                      <w:r>
+                        <w:rPr>
+                          <w:sz w:val="20"/>
+                          <w:szCs w:val="20"/>
+                          <w:rFonts w:eastAsia="" w:cstheme="minorBidi" w:eastAsiaTheme="minorEastAsia" w:ascii="0" w:hAnsi="0" w:cs="0"/>
+                          <w:color w:val="000000"/>
+                          <w:lang w:val="en-US"/>
+                        </w:rPr>
+                        <w:t>jobPlan</w:t>
+                      </w:r>
+                      <w:r>
+                        <w:rPr>
+                          <w:sz w:val="20"/>
+                          <w:szCs w:val="20"/>
+                          <w:bCs/>
+                          <w:rFonts w:eastAsia="" w:cstheme="minorBidi" w:eastAsiaTheme="minorEastAsia" w:ascii="0" w:hAnsi="0" w:cs="0"/>
+                          <w:color w:val="000080"/>
+                          <w:lang w:val="en-US"/>
+                        </w:rPr>
+                        <w:t>-&gt;</w:t>
+                      </w:r>
+                      <w:r>
+                        <w:rPr>
+                          <w:sz w:val="20"/>
+                          <w:szCs w:val="20"/>
+                          <w:rFonts w:eastAsia="" w:cstheme="minorBidi" w:eastAsiaTheme="minorEastAsia" w:ascii="0" w:hAnsi="0" w:cs="0"/>
+                          <w:color w:val="000000"/>
+                          <w:lang w:val="en-US"/>
+                        </w:rPr>
+                        <w:t>addRequiredJob</w:t>
+                      </w:r>
+                      <w:r>
+                        <w:rPr>
+                          <w:sz w:val="20"/>
+                          <w:szCs w:val="20"/>
+                          <w:bCs/>
+                          <w:rFonts w:eastAsia="" w:cstheme="minorBidi" w:eastAsiaTheme="minorEastAsia" w:ascii="0" w:hAnsi="0" w:cs="0"/>
+                          <w:color w:val="000080"/>
+                          <w:lang w:val="en-US"/>
+                        </w:rPr>
+                        <w:t>(</w:t>
+                      </w:r>
+                      <w:r>
+                        <w:rPr>
+                          <w:sz w:val="20"/>
+                          <w:szCs w:val="20"/>
+                          <w:rFonts w:eastAsia="" w:cstheme="minorBidi" w:eastAsiaTheme="minorEastAsia" w:ascii="0" w:hAnsi="0" w:cs="0"/>
+                          <w:color w:val="000000"/>
+                          <w:lang w:val="en-US"/>
+                        </w:rPr>
+                        <w:t>req3</w:t>
+                      </w:r>
+                      <w:r>
+                        <w:rPr>
+                          <w:sz w:val="20"/>
+                          <w:szCs w:val="20"/>
+                          <w:bCs/>
+                          <w:rFonts w:eastAsia="" w:cstheme="minorBidi" w:eastAsiaTheme="minorEastAsia" w:ascii="0" w:hAnsi="0" w:cs="0"/>
+                          <w:color w:val="000080"/>
+                          <w:lang w:val="en-US"/>
+                        </w:rPr>
+                        <w:t>);</w:t>
+                      </w:r>
+                    </w:p>
+                    <w:p>
+                      <w:pPr>
+                        <w:overflowPunct w:val="false"/>
+                        <w:rPr/>
+                      </w:pPr>
+                      <w:r>
+                        <w:rPr>
+                          <w:sz w:val="24"/>
+                          <w:szCs w:val="20"/>
+                          <w:rFonts w:ascii="0" w:hAnsi="0" w:eastAsia="" w:cs="0" w:eastAsiaTheme="minorEastAsia"/>
+                          <w:color w:val="000000"/>
+                          <w:lang w:val="en-US"/>
+                        </w:rPr>
+                      </w:r>
+                    </w:p>
+                    <w:p>
+                      <w:pPr>
+                        <w:overflowPunct w:val="false"/>
+                        <w:rPr/>
+                      </w:pPr>
+                      <w:r>
+                        <w:rPr>
+                          <w:sz w:val="20"/>
+                          <w:szCs w:val="20"/>
+                          <w:rFonts w:eastAsia="" w:cstheme="minorBidi" w:eastAsiaTheme="minorEastAsia" w:ascii="0" w:hAnsi="0" w:cs="0"/>
+                          <w:color w:val="000000"/>
+                          <w:lang w:val="en-US"/>
+                        </w:rPr>
+                        <w:t>jobPlan</w:t>
+                      </w:r>
+                      <w:r>
+                        <w:rPr>
+                          <w:sz w:val="20"/>
+                          <w:szCs w:val="20"/>
+                          <w:bCs/>
+                          <w:rFonts w:eastAsia="" w:cstheme="minorBidi" w:eastAsiaTheme="minorEastAsia" w:ascii="0" w:hAnsi="0" w:cs="0"/>
+                          <w:color w:val="000080"/>
+                          <w:lang w:val="en-US"/>
+                        </w:rPr>
+                        <w:t>-&gt;</w:t>
+                      </w:r>
+                      <w:r>
+                        <w:rPr>
+                          <w:sz w:val="20"/>
+                          <w:szCs w:val="20"/>
+                          <w:rFonts w:eastAsia="" w:cstheme="minorBidi" w:eastAsiaTheme="minorEastAsia" w:ascii="0" w:hAnsi="0" w:cs="0"/>
+                          <w:color w:val="000000"/>
+                          <w:lang w:val="en-US"/>
+                        </w:rPr>
+                        <w:t>addDependentJob</w:t>
+                      </w:r>
+                      <w:r>
+                        <w:rPr>
+                          <w:sz w:val="20"/>
+                          <w:szCs w:val="20"/>
+                          <w:bCs/>
+                          <w:rFonts w:eastAsia="" w:cstheme="minorBidi" w:eastAsiaTheme="minorEastAsia" w:ascii="0" w:hAnsi="0" w:cs="0"/>
+                          <w:color w:val="000080"/>
+                          <w:lang w:val="en-US"/>
+                        </w:rPr>
+                        <w:t>(</w:t>
+                      </w:r>
+                      <w:r>
+                        <w:rPr>
+                          <w:sz w:val="20"/>
+                          <w:szCs w:val="20"/>
+                          <w:rFonts w:eastAsia="" w:cstheme="minorBidi" w:eastAsiaTheme="minorEastAsia" w:ascii="0" w:hAnsi="0" w:cs="0"/>
+                          <w:color w:val="000000"/>
+                          <w:lang w:val="en-US"/>
+                        </w:rPr>
+                        <w:t>dep1</w:t>
+                      </w:r>
+                      <w:r>
+                        <w:rPr>
+                          <w:sz w:val="20"/>
+                          <w:szCs w:val="20"/>
+                          <w:bCs/>
+                          <w:rFonts w:eastAsia="" w:cstheme="minorBidi" w:eastAsiaTheme="minorEastAsia" w:ascii="0" w:hAnsi="0" w:cs="0"/>
+                          <w:color w:val="000080"/>
+                          <w:lang w:val="en-US"/>
+                        </w:rPr>
+                        <w:t>);</w:t>
+                      </w:r>
+                    </w:p>
+                    <w:p>
+                      <w:pPr>
+                        <w:overflowPunct w:val="false"/>
+                        <w:rPr/>
+                      </w:pPr>
+                      <w:r>
+                        <w:rPr>
+                          <w:sz w:val="20"/>
+                          <w:szCs w:val="20"/>
+                          <w:rFonts w:eastAsia="" w:cstheme="minorBidi" w:eastAsiaTheme="minorEastAsia" w:ascii="0" w:hAnsi="0" w:cs="0"/>
+                          <w:color w:val="000000"/>
+                          <w:lang w:val="en-US"/>
+                        </w:rPr>
+                        <w:t>jobPlan</w:t>
+                      </w:r>
+                      <w:r>
+                        <w:rPr>
+                          <w:sz w:val="20"/>
+                          <w:szCs w:val="20"/>
+                          <w:bCs/>
+                          <w:rFonts w:eastAsia="" w:cstheme="minorBidi" w:eastAsiaTheme="minorEastAsia" w:ascii="0" w:hAnsi="0" w:cs="0"/>
+                          <w:color w:val="000080"/>
+                          <w:lang w:val="en-US"/>
+                        </w:rPr>
+                        <w:t>-&gt;</w:t>
+                      </w:r>
+                      <w:r>
+                        <w:rPr>
+                          <w:sz w:val="20"/>
+                          <w:szCs w:val="20"/>
+                          <w:rFonts w:eastAsia="" w:cstheme="minorBidi" w:eastAsiaTheme="minorEastAsia" w:ascii="0" w:hAnsi="0" w:cs="0"/>
+                          <w:color w:val="000000"/>
+                          <w:lang w:val="en-US"/>
+                        </w:rPr>
+                        <w:t>addDependentJob</w:t>
+                      </w:r>
+                      <w:r>
+                        <w:rPr>
+                          <w:sz w:val="20"/>
+                          <w:szCs w:val="20"/>
+                          <w:bCs/>
+                          <w:rFonts w:eastAsia="" w:cstheme="minorBidi" w:eastAsiaTheme="minorEastAsia" w:ascii="0" w:hAnsi="0" w:cs="0"/>
+                          <w:color w:val="000080"/>
+                          <w:lang w:val="en-US"/>
+                        </w:rPr>
+                        <w:t>(</w:t>
+                      </w:r>
+                      <w:r>
+                        <w:rPr>
+                          <w:sz w:val="20"/>
+                          <w:szCs w:val="20"/>
+                          <w:rFonts w:eastAsia="" w:cstheme="minorBidi" w:eastAsiaTheme="minorEastAsia" w:ascii="0" w:hAnsi="0" w:cs="0"/>
+                          <w:color w:val="000000"/>
+                          <w:lang w:val="en-US"/>
+                        </w:rPr>
+                        <w:t>dep2</w:t>
+                      </w:r>
+                      <w:r>
+                        <w:rPr>
+                          <w:sz w:val="20"/>
+                          <w:szCs w:val="20"/>
+                          <w:bCs/>
+                          <w:rFonts w:eastAsia="" w:cstheme="minorBidi" w:eastAsiaTheme="minorEastAsia" w:ascii="0" w:hAnsi="0" w:cs="0"/>
+                          <w:color w:val="000080"/>
+                          <w:lang w:val="en-US"/>
+                        </w:rPr>
+                        <w:t>);</w:t>
+                      </w:r>
+                    </w:p>
+                    <w:p>
+                      <w:pPr>
+                        <w:overflowPunct w:val="false"/>
+                        <w:rPr/>
+                      </w:pPr>
+                      <w:r>
+                        <w:rPr>
+                          <w:sz w:val="20"/>
+                          <w:szCs w:val="20"/>
+                          <w:rFonts w:eastAsia="" w:cstheme="minorBidi" w:eastAsiaTheme="minorEastAsia" w:ascii="0" w:hAnsi="0" w:cs="0"/>
+                          <w:color w:val="000000"/>
+                          <w:lang w:val="en-US"/>
+                        </w:rPr>
+                        <w:t>jobPlan</w:t>
+                      </w:r>
+                      <w:r>
+                        <w:rPr>
+                          <w:sz w:val="20"/>
+                          <w:szCs w:val="20"/>
+                          <w:bCs/>
+                          <w:rFonts w:eastAsia="" w:cstheme="minorBidi" w:eastAsiaTheme="minorEastAsia" w:ascii="0" w:hAnsi="0" w:cs="0"/>
+                          <w:color w:val="000080"/>
+                          <w:lang w:val="en-US"/>
+                        </w:rPr>
+                        <w:t>-&gt;</w:t>
+                      </w:r>
+                      <w:r>
+                        <w:rPr>
+                          <w:sz w:val="20"/>
+                          <w:szCs w:val="20"/>
+                          <w:rFonts w:eastAsia="" w:cstheme="minorBidi" w:eastAsiaTheme="minorEastAsia" w:ascii="0" w:hAnsi="0" w:cs="0"/>
+                          <w:color w:val="000000"/>
+                          <w:lang w:val="en-US"/>
+                        </w:rPr>
+                        <w:t>addDependentJob</w:t>
+                      </w:r>
+                      <w:r>
+                        <w:rPr>
+                          <w:sz w:val="20"/>
+                          <w:szCs w:val="20"/>
+                          <w:bCs/>
+                          <w:rFonts w:eastAsia="" w:cstheme="minorBidi" w:eastAsiaTheme="minorEastAsia" w:ascii="0" w:hAnsi="0" w:cs="0"/>
+                          <w:color w:val="000080"/>
+                          <w:lang w:val="en-US"/>
+                        </w:rPr>
+                        <w:t>(</w:t>
+                      </w:r>
+                      <w:r>
+                        <w:rPr>
+                          <w:sz w:val="20"/>
+                          <w:szCs w:val="20"/>
+                          <w:rFonts w:eastAsia="" w:cstheme="minorBidi" w:eastAsiaTheme="minorEastAsia" w:ascii="0" w:hAnsi="0" w:cs="0"/>
+                          <w:color w:val="000000"/>
+                          <w:lang w:val="en-US"/>
+                        </w:rPr>
+                        <w:t>dep3</w:t>
+                      </w:r>
+                      <w:r>
+                        <w:rPr>
+                          <w:sz w:val="20"/>
+                          <w:szCs w:val="20"/>
+                          <w:bCs/>
+                          <w:rFonts w:eastAsia="" w:cstheme="minorBidi" w:eastAsiaTheme="minorEastAsia" w:ascii="0" w:hAnsi="0" w:cs="0"/>
+                          <w:color w:val="000080"/>
+                          <w:lang w:val="en-US"/>
+                        </w:rPr>
+                        <w:t>);</w:t>
+                      </w:r>
+                    </w:p>
+                    <w:p>
+                      <w:pPr>
+                        <w:overflowPunct w:val="false"/>
+                        <w:rPr/>
+                      </w:pPr>
+                      <w:r>
+                        <w:rPr>
+                          <w:sz w:val="24"/>
+                          <w:szCs w:val="20"/>
+                          <w:rFonts w:ascii="0" w:hAnsi="0" w:eastAsia="" w:cs="0" w:eastAsiaTheme="minorEastAsia"/>
+                          <w:color w:val="000000"/>
+                          <w:lang w:val="en-US"/>
+                        </w:rPr>
+                      </w:r>
+                    </w:p>
+                    <w:p>
+                      <w:pPr>
+                        <w:overflowPunct w:val="false"/>
+                        <w:rPr/>
+                      </w:pPr>
+                      <w:r>
+                        <w:rPr>
+                          <w:sz w:val="20"/>
+                          <w:szCs w:val="20"/>
+                          <w:rFonts w:eastAsia="" w:cstheme="minorBidi" w:eastAsiaTheme="minorEastAsia" w:ascii="0" w:hAnsi="0" w:cs="0"/>
+                          <w:color w:val="000000"/>
+                          <w:lang w:val="en-US"/>
+                        </w:rPr>
                         <w:t>jobScheduler</w:t>
                       </w:r>
                       <w:r>
                         <w:rPr>
                           <w:sz w:val="20"/>
-                          <w:b/>
-                          <w:rFonts w:asciiTheme="minorHAnsi" w:cstheme="minorBidi" w:eastAsiaTheme="minorEastAsia" w:hAnsiTheme="minorHAnsi" w:ascii="0" w:hAnsi="0" w:eastAsia="0" w:cs="0"/>
+                          <w:szCs w:val="20"/>
+                          <w:bCs/>
+                          <w:rFonts w:eastAsia="" w:cstheme="minorBidi" w:eastAsiaTheme="minorEastAsia" w:ascii="0" w:hAnsi="0" w:cs="0"/>
                           <w:color w:val="000080"/>
                           <w:lang w:val="en-US"/>
                         </w:rPr>
@@ -7304,7 +10462,8 @@
                       <w:r>
                         <w:rPr>
                           <w:sz w:val="20"/>
-                          <w:rFonts w:asciiTheme="minorHAnsi" w:cstheme="minorBidi" w:eastAsiaTheme="minorEastAsia" w:hAnsiTheme="minorHAnsi" w:ascii="0" w:hAnsi="0" w:eastAsia="0" w:cs="0"/>
+                          <w:szCs w:val="20"/>
+                          <w:rFonts w:eastAsia="" w:cstheme="minorBidi" w:eastAsiaTheme="minorEastAsia" w:ascii="0" w:hAnsi="0" w:cs="0"/>
                           <w:color w:val="000000"/>
                           <w:lang w:val="en-US"/>
                         </w:rPr>
@@ -7313,8 +10472,9 @@
                       <w:r>
                         <w:rPr>
                           <w:sz w:val="20"/>
-                          <w:b/>
-                          <w:rFonts w:asciiTheme="minorHAnsi" w:cstheme="minorBidi" w:eastAsiaTheme="minorEastAsia" w:hAnsiTheme="minorHAnsi" w:ascii="0" w:hAnsi="0" w:eastAsia="0" w:cs="0"/>
+                          <w:szCs w:val="20"/>
+                          <w:bCs/>
+                          <w:rFonts w:eastAsia="" w:cstheme="minorBidi" w:eastAsiaTheme="minorEastAsia" w:ascii="0" w:hAnsi="0" w:cs="0"/>
                           <w:color w:val="000080"/>
                           <w:lang w:val="en-US"/>
                         </w:rPr>
@@ -7323,28 +10483,41 @@
                       <w:r>
                         <w:rPr>
                           <w:sz w:val="20"/>
-                          <w:rFonts w:asciiTheme="minorHAnsi" w:cstheme="minorBidi" w:eastAsiaTheme="minorEastAsia" w:hAnsiTheme="minorHAnsi" w:ascii="0" w:hAnsi="0" w:eastAsia="0" w:cs="0"/>
+                          <w:szCs w:val="20"/>
+                          <w:rFonts w:eastAsia="" w:cstheme="minorBidi" w:eastAsiaTheme="minorEastAsia" w:ascii="0" w:hAnsi="0" w:cs="0"/>
                           <w:color w:val="000000"/>
                           <w:lang w:val="en-US"/>
                         </w:rPr>
-                        <w:t>jobSequence</w:t>
-                      </w:r>
-                      <w:r>
-                        <w:rPr>
-                          <w:sz w:val="20"/>
-                          <w:b/>
-                          <w:rFonts w:asciiTheme="minorHAnsi" w:cstheme="minorBidi" w:eastAsiaTheme="minorEastAsia" w:hAnsiTheme="minorHAnsi" w:ascii="0" w:hAnsi="0" w:eastAsia="0" w:cs="0"/>
+                        <w:t>jobPlan</w:t>
+                      </w:r>
+                      <w:r>
+                        <w:rPr>
+                          <w:sz w:val="20"/>
+                          <w:szCs w:val="20"/>
+                          <w:bCs/>
+                          <w:rFonts w:eastAsia="" w:cstheme="minorBidi" w:eastAsiaTheme="minorEastAsia" w:ascii="0" w:hAnsi="0" w:cs="0"/>
                           <w:color w:val="000080"/>
                           <w:lang w:val="en-US"/>
                         </w:rPr>
-                        <w:t>);</w:t>
+                        <w:t>)</w:t>
+                      </w:r>
+                      <w:r>
+                        <w:rPr>
+                          <w:sz w:val="24"/>
+                          <w:szCs w:val="20"/>
+                          <w:bCs/>
+                          <w:rFonts w:eastAsia="" w:cstheme="minorBidi" w:eastAsiaTheme="minorEastAsia" w:ascii="0" w:hAnsi="0" w:cs="0"/>
+                          <w:color w:val="000080"/>
+                          <w:lang w:val="en-US"/>
+                        </w:rPr>
+                        <w:t>;</w:t>
                       </w:r>
                     </w:p>
                   </w:txbxContent>
                 </v:textbox>
-                <v:imagedata r:id="rId9" o:detectmouseclick="t"/>
-                <v:stroke color="black" joinstyle="round" endcap="flat"/>
-                <w10:wrap type="topAndBottom"/>
+                <w10:wrap type="square"/>
+                <v:fill o:detectmouseclick="t" type="solid" color2="#222222"/>
+                <v:stroke color="#666666" joinstyle="round" endcap="flat"/>
               </v:shape>
             </w:pict>
           </mc:Fallback>
@@ -7356,48 +10529,26 @@
         <w:pStyle w:val="Normal"/>
         <w:bidi w:val="0"/>
         <w:rPr>
-          <w:b/>
-          <w:b/>
-          <w:bCs/>
-        </w:rPr>
-      </w:pPr>
-      <w:r>
-        <w:rPr>
-          <w:b w:val="false"/>
-          <w:bCs w:val="false"/>
-        </w:rPr>
-      </w:r>
-    </w:p>
-    <w:p>
-      <w:pPr>
-        <w:pStyle w:val="Normal"/>
-        <w:bidi w:val="0"/>
-        <w:rPr>
           <w:b w:val="false"/>
           <w:b w:val="false"/>
           <w:bCs w:val="false"/>
         </w:rPr>
       </w:pPr>
       <w:r>
-        <w:rPr>
-          <w:b w:val="false"/>
-          <w:bCs w:val="false"/>
-        </w:rPr>
-        <w:t xml:space="preserve">Υπάρχουν όμως περιπτώσεις όπου η ολοκλήρωση ενός συνόλου εργασιών θέλουμε να προηγείται της έναρξης ενός άλλου συνόλου εργασιών. Σε αυτές τις περιπτώσεις μπορεί να χρησιμοποιηθεί ένα </w:t>
-      </w:r>
-      <w:r>
-        <w:rPr>
-          <w:b/>
-          <w:bCs/>
-        </w:rPr>
-        <w:t>JobPlan</w:t>
-      </w:r>
-      <w:r>
-        <w:rPr>
-          <w:b w:val="false"/>
-          <w:bCs w:val="false"/>
-        </w:rPr>
-        <w:t>.</w:t>
+        <w:rPr/>
+        <w:t xml:space="preserve">Σε ένα JobPlan τα RequiredJobs εκτελούνται παράλληλα και μόλις τελειώσει η εκτέλεσή τους εκχωρούνται αυτόματα στον JobScheduler τα DependentJobs που έχουν οριστεί προηγουμένως. Θα μπορούσε να δει κανείς τον JobPlan σαν μια δομή η οποία περιλαμβάνει την λειτουργία του JobSequence, ωστόσο ορισμένες φορές </w:t>
+      </w:r>
+      <w:r>
+        <w:rPr>
+          <w:rFonts w:eastAsia="Times New Roman" w:cs="Arial"/>
+          <w:color w:val="333333"/>
+          <w:kern w:val="0"/>
+          <w:sz w:val="24"/>
+          <w:szCs w:val="21"/>
+          <w:shd w:fill="FFFFFF" w:val="clear"/>
+          <w:lang w:val="el-GR" w:eastAsia="en-US" w:bidi="ar-SA"/>
+        </w:rPr>
+        <w:t>το JobSequence είναι πιο εύχρηστο από το JobPlan.</w:t>
       </w:r>
     </w:p>
     <w:p>
@@ -7446,10 +10597,7 @@
         </w:rPr>
       </w:pPr>
       <w:r>
-        <w:rPr>
-          <w:b w:val="false"/>
-          <w:bCs w:val="false"/>
-        </w:rPr>
+        <w:rPr/>
       </w:r>
     </w:p>
     <w:p>
@@ -7467,7 +10615,112 @@
           <w:b w:val="false"/>
           <w:bCs w:val="false"/>
         </w:rPr>
-        <w:t>Ένα σημαντικό ζήτημα είναι ο συγχρονισμός του thread που υποβάλει τις εργασίες στον jobScheduler με αυτές. Για τον λόγο αυτό υπάρχουν τα futures (Η ονομασία προέρχεται από μια βιβλιοθήκη ασύγχρονου προγραμματισμού της javascript. Αν και δεν είμαι σίγουρος ότι επιτελεί την ίδια λειτουργία, ακούγεται τζαμάτο). Ένα future είναι ένα αντικείμενο το οποίο αντιστοιχίζεται σε κάποια δουλειά και μπορεί να χρησιμοποιηθεί για να μπλοκάρει ένα thread μέχρις ότου η δουλειά αυτή να έχει ολοκληρωθεί. Η δημιουργία των futures γίνεται μόνο σε περίπτωση που ένα job έχει υποβληθεί με τη μέθοδο submitWithFuture.</w:t>
+        <w:t xml:space="preserve">Για παράδειγμα, </w:t>
+      </w:r>
+      <w:r>
+        <w:rPr>
+          <w:rFonts w:eastAsia="Times New Roman" w:cs="Arial"/>
+          <w:b w:val="false"/>
+          <w:bCs w:val="false"/>
+          <w:color w:val="333333"/>
+          <w:kern w:val="0"/>
+          <w:sz w:val="24"/>
+          <w:szCs w:val="21"/>
+          <w:shd w:fill="FFFFFF" w:val="clear"/>
+          <w:lang w:val="el-GR" w:eastAsia="en-US" w:bidi="ar-SA"/>
+        </w:rPr>
+        <w:t>στην εργασία χρειάζεται αφού γίνει ο υπολογισμός των queries να γίνεται η εκτύπωση τους με μια συγκεκριμένη σειρά. Από την περιγραφή αυτή προκύπτει ένα JobPlan με RequiredJobs τον υπολογισμό των queries και με DependentJob ένα JobSequence με την εκτύπωση των queries με την σειρά που θέλουμε.</w:t>
+      </w:r>
+    </w:p>
+    <w:p>
+      <w:pPr>
+        <w:pStyle w:val="Normal"/>
+        <w:bidi w:val="0"/>
+        <w:rPr>
+          <w:b w:val="false"/>
+          <w:b w:val="false"/>
+          <w:bCs w:val="false"/>
+        </w:rPr>
+      </w:pPr>
+      <w:r>
+        <w:rPr>
+          <w:b w:val="false"/>
+          <w:bCs w:val="false"/>
+        </w:rPr>
+      </w:r>
+    </w:p>
+    <w:p>
+      <w:pPr>
+        <w:pStyle w:val="Normal"/>
+        <w:bidi w:val="0"/>
+        <w:rPr>
+          <w:b w:val="false"/>
+          <w:b w:val="false"/>
+          <w:bCs w:val="false"/>
+        </w:rPr>
+      </w:pPr>
+      <w:r>
+        <w:rPr>
+          <w:b w:val="false"/>
+          <w:bCs w:val="false"/>
+        </w:rPr>
+        <w:t>Έν</w:t>
+      </w:r>
+      <w:r>
+        <w:rPr>
+          <w:b w:val="false"/>
+          <w:bCs w:val="false"/>
+        </w:rPr>
+        <w:t xml:space="preserve">α σημαντικό ζήτημα είναι ο συγχρονισμός του thread που υποβάλει τις εργασίες στον jobScheduler με αυτές </w:t>
+      </w:r>
+      <w:r>
+        <w:rPr>
+          <w:b w:val="false"/>
+          <w:bCs w:val="false"/>
+        </w:rPr>
+        <w:t>τις εργασίες</w:t>
+      </w:r>
+      <w:r>
+        <w:rPr>
+          <w:b w:val="false"/>
+          <w:bCs w:val="false"/>
+        </w:rPr>
+        <w:t xml:space="preserve">. Για τον λόγο αυτό υπάρχουν τα futures (Η ονομασία προέρχεται από μια βιβλιοθήκη ασύγχρονου προγραμματισμού της javascript. Αν και δεν είμαι σίγουρος ότι επιτελεί την ίδια λειτουργία, ακούγεται </w:t>
+      </w:r>
+      <w:r>
+        <w:rPr>
+          <w:rFonts w:eastAsia="Times New Roman" w:cs="Arial"/>
+          <w:b w:val="false"/>
+          <w:bCs w:val="false"/>
+          <w:color w:val="333333"/>
+          <w:kern w:val="0"/>
+          <w:sz w:val="24"/>
+          <w:szCs w:val="21"/>
+          <w:shd w:fill="FFFFFF" w:val="clear"/>
+          <w:lang w:val="el-GR" w:eastAsia="en-US" w:bidi="ar-SA"/>
+        </w:rPr>
+        <w:t>ωραίο</w:t>
+      </w:r>
+      <w:r>
+        <w:rPr>
+          <w:b w:val="false"/>
+          <w:bCs w:val="false"/>
+        </w:rPr>
+        <w:t xml:space="preserve">). Ένα </w:t>
+      </w:r>
+      <w:r>
+        <w:rPr>
+          <w:b/>
+          <w:bCs/>
+        </w:rPr>
+        <w:t>future</w:t>
+      </w:r>
+      <w:r>
+        <w:rPr>
+          <w:b w:val="false"/>
+          <w:bCs w:val="false"/>
+        </w:rPr>
+        <w:t xml:space="preserve"> είναι ένα αντικείμενο το οποίο αντιστοιχίζεται σε κάποια δουλειά και μπορεί να χρησιμοποιηθεί για να μπλοκάρει ένα thread μέχρις ότου η δουλειά αυτή να έχει ολοκληρωθεί. Η δημιουργία των futures γίνεται μόνο σε περίπτωση που ένα job έχει υποβληθεί με τη μέθοδο submitWithFuture.</w:t>
       </w:r>
     </w:p>
     <w:p>
@@ -7478,7 +10731,1219 @@
         </w:rPr>
       </w:pPr>
       <w:r>
-        <w:rPr/>
+        <w:rPr>
+          <w:rFonts w:eastAsia="Times New Roman" w:cs="Times New Roman"/>
+        </w:rPr>
+      </w:r>
+    </w:p>
+    <w:p>
+      <w:pPr>
+        <w:pStyle w:val="Normal"/>
+        <w:rPr>
+          <w:rFonts w:ascii="Times New Roman" w:hAnsi="Times New Roman" w:eastAsia="Times New Roman" w:cs="Times New Roman"/>
+        </w:rPr>
+      </w:pPr>
+      <w:r>
+        <w:rPr>
+          <w:rFonts w:eastAsia="Times New Roman" w:cs="Times New Roman"/>
+        </w:rPr>
+        <mc:AlternateContent>
+          <mc:Choice Requires="wps">
+            <w:drawing>
+              <wp:anchor behindDoc="0" distT="0" distB="0" distL="0" distR="0" simplePos="0" locked="0" layoutInCell="1" allowOverlap="1" relativeHeight="11">
+                <wp:simplePos x="0" y="0"/>
+                <wp:positionH relativeFrom="column">
+                  <wp:posOffset>19685</wp:posOffset>
+                </wp:positionH>
+                <wp:positionV relativeFrom="paragraph">
+                  <wp:posOffset>-553085</wp:posOffset>
+                </wp:positionV>
+                <wp:extent cx="5445760" cy="2872105"/>
+                <wp:effectExtent l="0" t="0" r="0" b="0"/>
+                <wp:wrapTopAndBottom/>
+                <wp:docPr id="10" name="Shape4"/>
+                <a:graphic xmlns:a="http://schemas.openxmlformats.org/drawingml/2006/main">
+                  <a:graphicData uri="http://schemas.microsoft.com/office/word/2010/wordprocessingShape">
+                    <wps:wsp>
+                      <wps:cNvSpPr txBox="1"/>
+                      <wps:spPr>
+                        <a:xfrm>
+                          <a:off x="0" y="0"/>
+                          <a:ext cx="5445000" cy="2871360"/>
+                        </a:xfrm>
+                        <a:prstGeom prst="rect">
+                          <a:avLst/>
+                        </a:prstGeom>
+                        <a:solidFill>
+                          <a:srgbClr val="dddddd"/>
+                        </a:solidFill>
+                        <a:ln>
+                          <a:noFill/>
+                        </a:ln>
+                      </wps:spPr>
+                      <wps:txbx>
+                        <w:txbxContent>
+                          <w:p>
+                            <w:pPr>
+                              <w:overflowPunct w:val="false"/>
+                              <w:rPr/>
+                            </w:pPr>
+                            <w:r>
+                              <w:rPr>
+                                <w:rFonts w:ascii="Calibri" w:hAnsi="Calibri" w:eastAsia="" w:cs="" w:asciiTheme="minorHAnsi" w:cstheme="minorBidi" w:eastAsiaTheme="minorEastAsia" w:hAnsiTheme="minorHAnsi"/>
+                                <w:color w:val="auto"/>
+                                <w:lang w:val="en-US"/>
+                              </w:rPr>
+                              <w:t xml:space="preserve"> </w:t>
+                            </w:r>
+                            <w:r>
+                              <w:rPr>
+                                <w:sz w:val="24"/>
+                                <w:szCs w:val="20"/>
+                                <w:rFonts w:eastAsia="" w:cstheme="minorBidi" w:eastAsiaTheme="minorEastAsia" w:ascii="0" w:hAnsi="0" w:cs="0"/>
+                                <w:color w:val="804000"/>
+                                <w:lang w:val="en-US"/>
+                              </w:rPr>
+                              <w:t>#include "jsch.hpp"</w:t>
+                            </w:r>
+                          </w:p>
+                          <w:p>
+                            <w:pPr>
+                              <w:overflowPunct w:val="false"/>
+                              <w:rPr/>
+                            </w:pPr>
+                            <w:r>
+                              <w:rPr>
+                                <w:sz w:val="24"/>
+                                <w:szCs w:val="20"/>
+                                <w:rFonts w:ascii="0" w:hAnsi="0" w:eastAsia="" w:cs="0" w:eastAsiaTheme="minorEastAsia"/>
+                                <w:color w:val="000000"/>
+                                <w:lang w:val="en-US"/>
+                              </w:rPr>
+                            </w:r>
+                          </w:p>
+                          <w:p>
+                            <w:pPr>
+                              <w:overflowPunct w:val="false"/>
+                              <w:rPr/>
+                            </w:pPr>
+                            <w:r>
+                              <w:rPr>
+                                <w:sz w:val="20"/>
+                                <w:szCs w:val="20"/>
+                                <w:rFonts w:eastAsia="" w:cstheme="minorBidi" w:eastAsiaTheme="minorEastAsia" w:ascii="0" w:hAnsi="0" w:cs="0"/>
+                                <w:color w:val="8000FF"/>
+                                <w:lang w:val="en-US"/>
+                              </w:rPr>
+                              <w:t>int</w:t>
+                            </w:r>
+                            <w:r>
+                              <w:rPr>
+                                <w:sz w:val="20"/>
+                                <w:szCs w:val="20"/>
+                                <w:rFonts w:eastAsia="" w:cstheme="minorBidi" w:eastAsiaTheme="minorEastAsia" w:ascii="0" w:hAnsi="0" w:cs="0"/>
+                                <w:color w:val="000000"/>
+                                <w:lang w:val="en-US"/>
+                              </w:rPr>
+                              <w:t xml:space="preserve"> main</w:t>
+                            </w:r>
+                            <w:r>
+                              <w:rPr>
+                                <w:sz w:val="20"/>
+                                <w:szCs w:val="20"/>
+                                <w:bCs/>
+                                <w:rFonts w:eastAsia="" w:cstheme="minorBidi" w:eastAsiaTheme="minorEastAsia" w:ascii="0" w:hAnsi="0" w:cs="0"/>
+                                <w:color w:val="000080"/>
+                                <w:lang w:val="en-US"/>
+                              </w:rPr>
+                              <w:t>(){</w:t>
+                            </w:r>
+                          </w:p>
+                          <w:p>
+                            <w:pPr>
+                              <w:overflowPunct w:val="false"/>
+                              <w:rPr/>
+                            </w:pPr>
+                            <w:r>
+                              <w:rPr>
+                                <w:sz w:val="24"/>
+                                <w:szCs w:val="20"/>
+                                <w:rFonts w:ascii="0" w:hAnsi="0" w:eastAsia="" w:cs="0" w:eastAsiaTheme="minorEastAsia"/>
+                                <w:color w:val="000000"/>
+                                <w:lang w:val="en-US"/>
+                              </w:rPr>
+                            </w:r>
+                          </w:p>
+                          <w:p>
+                            <w:pPr>
+                              <w:overflowPunct w:val="false"/>
+                              <w:rPr/>
+                            </w:pPr>
+                            <w:r>
+                              <w:rPr>
+                                <w:sz w:val="20"/>
+                                <w:szCs w:val="20"/>
+                                <w:rFonts w:eastAsia="" w:cstheme="minorBidi" w:eastAsiaTheme="minorEastAsia" w:ascii="0" w:hAnsi="0" w:cs="0"/>
+                                <w:color w:val="000000"/>
+                                <w:lang w:val="en-US"/>
+                              </w:rPr>
+                              <w:t>JobScheduler jobScheduler</w:t>
+                            </w:r>
+                            <w:r>
+                              <w:rPr>
+                                <w:sz w:val="20"/>
+                                <w:szCs w:val="20"/>
+                                <w:bCs/>
+                                <w:rFonts w:eastAsia="" w:cstheme="minorBidi" w:eastAsiaTheme="minorEastAsia" w:ascii="0" w:hAnsi="0" w:cs="0"/>
+                                <w:color w:val="000080"/>
+                                <w:lang w:val="en-US"/>
+                              </w:rPr>
+                              <w:t>(</w:t>
+                            </w:r>
+                            <w:r>
+                              <w:rPr>
+                                <w:sz w:val="20"/>
+                                <w:szCs w:val="20"/>
+                                <w:rFonts w:eastAsia="" w:cstheme="minorBidi" w:eastAsiaTheme="minorEastAsia" w:ascii="0" w:hAnsi="0" w:cs="0"/>
+                                <w:color w:val="FF8000"/>
+                                <w:lang w:val="en-US"/>
+                              </w:rPr>
+                              <w:t>10</w:t>
+                            </w:r>
+                            <w:r>
+                              <w:rPr>
+                                <w:sz w:val="20"/>
+                                <w:szCs w:val="20"/>
+                                <w:bCs/>
+                                <w:rFonts w:eastAsia="" w:cstheme="minorBidi" w:eastAsiaTheme="minorEastAsia" w:ascii="0" w:hAnsi="0" w:cs="0"/>
+                                <w:color w:val="000080"/>
+                                <w:lang w:val="en-US"/>
+                              </w:rPr>
+                              <w:t>);</w:t>
+                            </w:r>
+                          </w:p>
+                          <w:p>
+                            <w:pPr>
+                              <w:overflowPunct w:val="false"/>
+                              <w:rPr/>
+                            </w:pPr>
+                            <w:r>
+                              <w:rPr>
+                                <w:sz w:val="20"/>
+                                <w:szCs w:val="20"/>
+                                <w:rFonts w:ascii="0" w:hAnsi="0" w:eastAsia="" w:cs="0" w:eastAsiaTheme="minorEastAsia"/>
+                                <w:color w:val="000000"/>
+                                <w:lang w:val="en-US"/>
+                              </w:rPr>
+                            </w:r>
+                          </w:p>
+                          <w:p>
+                            <w:pPr>
+                              <w:overflowPunct w:val="false"/>
+                              <w:rPr/>
+                            </w:pPr>
+                            <w:r>
+                              <w:rPr>
+                                <w:sz w:val="20"/>
+                                <w:szCs w:val="20"/>
+                                <w:rFonts w:ascii="0" w:hAnsi="0" w:eastAsia="" w:cs="0" w:eastAsiaTheme="minorEastAsia"/>
+                                <w:color w:val="008000"/>
+                                <w:lang w:val="en-US"/>
+                              </w:rPr>
+                              <w:t>/*...*/</w:t>
+                            </w:r>
+                          </w:p>
+                          <w:p>
+                            <w:pPr>
+                              <w:overflowPunct w:val="false"/>
+                              <w:rPr/>
+                            </w:pPr>
+                            <w:r>
+                              <w:rPr>
+                                <w:sz w:val="24"/>
+                                <w:szCs w:val="20"/>
+                                <w:rFonts w:ascii="0" w:hAnsi="0" w:eastAsia="" w:cs="0" w:eastAsiaTheme="minorEastAsia"/>
+                                <w:color w:val="000000"/>
+                                <w:lang w:val="en-US"/>
+                              </w:rPr>
+                            </w:r>
+                          </w:p>
+                          <w:p>
+                            <w:pPr>
+                              <w:overflowPunct w:val="false"/>
+                              <w:rPr/>
+                            </w:pPr>
+                            <w:r>
+                              <w:rPr>
+                                <w:sz w:val="20"/>
+                                <w:szCs w:val="20"/>
+                                <w:rFonts w:eastAsia="" w:cstheme="minorBidi" w:eastAsiaTheme="minorEastAsia" w:ascii="0" w:hAnsi="0" w:cs="0"/>
+                                <w:color w:val="000000"/>
+                                <w:lang w:val="en-US"/>
+                              </w:rPr>
+                              <w:t>Job</w:t>
+                            </w:r>
+                            <w:r>
+                              <w:rPr>
+                                <w:sz w:val="20"/>
+                                <w:szCs w:val="20"/>
+                                <w:bCs/>
+                                <w:rFonts w:eastAsia="" w:cstheme="minorBidi" w:eastAsiaTheme="minorEastAsia" w:ascii="0" w:hAnsi="0" w:cs="0"/>
+                                <w:color w:val="000080"/>
+                                <w:lang w:val="en-US"/>
+                              </w:rPr>
+                              <w:t>*</w:t>
+                            </w:r>
+                            <w:r>
+                              <w:rPr>
+                                <w:sz w:val="20"/>
+                                <w:szCs w:val="20"/>
+                                <w:rFonts w:eastAsia="" w:cstheme="minorBidi" w:eastAsiaTheme="minorEastAsia" w:ascii="0" w:hAnsi="0" w:cs="0"/>
+                                <w:color w:val="000000"/>
+                                <w:lang w:val="en-US"/>
+                              </w:rPr>
+                              <w:t xml:space="preserve"> job </w:t>
+                            </w:r>
+                            <w:r>
+                              <w:rPr>
+                                <w:sz w:val="20"/>
+                                <w:szCs w:val="20"/>
+                                <w:bCs/>
+                                <w:rFonts w:eastAsia="" w:cstheme="minorBidi" w:eastAsiaTheme="minorEastAsia" w:ascii="0" w:hAnsi="0" w:cs="0"/>
+                                <w:color w:val="000080"/>
+                                <w:lang w:val="en-US"/>
+                              </w:rPr>
+                              <w:t>=</w:t>
+                            </w:r>
+                            <w:r>
+                              <w:rPr>
+                                <w:sz w:val="20"/>
+                                <w:szCs w:val="20"/>
+                                <w:rFonts w:eastAsia="" w:cstheme="minorBidi" w:eastAsiaTheme="minorEastAsia" w:ascii="0" w:hAnsi="0" w:cs="0"/>
+                                <w:color w:val="000000"/>
+                                <w:lang w:val="en-US"/>
+                              </w:rPr>
+                              <w:t xml:space="preserve"> jsch</w:t>
+                            </w:r>
+                            <w:r>
+                              <w:rPr>
+                                <w:sz w:val="20"/>
+                                <w:szCs w:val="20"/>
+                                <w:bCs/>
+                                <w:rFonts w:eastAsia="" w:cstheme="minorBidi" w:eastAsiaTheme="minorEastAsia" w:ascii="0" w:hAnsi="0" w:cs="0"/>
+                                <w:color w:val="000080"/>
+                                <w:lang w:val="en-US"/>
+                              </w:rPr>
+                              <w:t>::</w:t>
+                            </w:r>
+                            <w:r>
+                              <w:rPr>
+                                <w:sz w:val="20"/>
+                                <w:szCs w:val="20"/>
+                                <w:rFonts w:eastAsia="" w:cstheme="minorBidi" w:eastAsiaTheme="minorEastAsia" w:ascii="0" w:hAnsi="0" w:cs="0"/>
+                                <w:color w:val="000000"/>
+                                <w:lang w:val="en-US"/>
+                              </w:rPr>
+                              <w:t>make_job</w:t>
+                            </w:r>
+                            <w:r>
+                              <w:rPr>
+                                <w:sz w:val="20"/>
+                                <w:szCs w:val="20"/>
+                                <w:bCs/>
+                                <w:rFonts w:eastAsia="" w:cstheme="minorBidi" w:eastAsiaTheme="minorEastAsia" w:ascii="0" w:hAnsi="0" w:cs="0"/>
+                                <w:color w:val="000080"/>
+                                <w:lang w:val="en-US"/>
+                              </w:rPr>
+                              <w:t>(</w:t>
+                            </w:r>
+                            <w:r>
+                              <w:rPr>
+                                <w:sz w:val="20"/>
+                                <w:szCs w:val="20"/>
+                                <w:rFonts w:eastAsia="" w:cstheme="minorBidi" w:eastAsiaTheme="minorEastAsia" w:ascii="0" w:hAnsi="0" w:cs="0"/>
+                                <w:color w:val="000000"/>
+                                <w:lang w:val="en-US"/>
+                              </w:rPr>
+                              <w:t xml:space="preserve"> </w:t>
+                            </w:r>
+                            <w:r>
+                              <w:rPr>
+                                <w:sz w:val="20"/>
+                                <w:szCs w:val="20"/>
+                                <w:bCs/>
+                                <w:rFonts w:eastAsia="" w:cstheme="minorBidi" w:eastAsiaTheme="minorEastAsia" w:ascii="0" w:hAnsi="0" w:cs="0"/>
+                                <w:color w:val="000080"/>
+                                <w:lang w:val="en-US"/>
+                              </w:rPr>
+                              <w:t>[&amp;]{...});</w:t>
+                            </w:r>
+                          </w:p>
+                          <w:p>
+                            <w:pPr>
+                              <w:overflowPunct w:val="false"/>
+                              <w:rPr/>
+                            </w:pPr>
+                            <w:r>
+                              <w:rPr>
+                                <w:sz w:val="24"/>
+                                <w:szCs w:val="20"/>
+                                <w:rFonts w:ascii="0" w:hAnsi="0" w:eastAsia="" w:cs="0" w:eastAsiaTheme="minorEastAsia"/>
+                                <w:color w:val="000000"/>
+                                <w:lang w:val="en-US"/>
+                              </w:rPr>
+                            </w:r>
+                          </w:p>
+                          <w:p>
+                            <w:pPr>
+                              <w:overflowPunct w:val="false"/>
+                              <w:rPr/>
+                            </w:pPr>
+                            <w:r>
+                              <w:rPr>
+                                <w:sz w:val="20"/>
+                                <w:szCs w:val="20"/>
+                                <w:rFonts w:eastAsia="" w:cstheme="minorBidi" w:eastAsiaTheme="minorEastAsia" w:ascii="0" w:hAnsi="0" w:cs="0"/>
+                                <w:color w:val="000000"/>
+                                <w:lang w:val="en-US"/>
+                              </w:rPr>
+                              <w:t>Future</w:t>
+                            </w:r>
+                            <w:r>
+                              <w:rPr>
+                                <w:sz w:val="20"/>
+                                <w:szCs w:val="20"/>
+                                <w:bCs/>
+                                <w:rFonts w:eastAsia="" w:cstheme="minorBidi" w:eastAsiaTheme="minorEastAsia" w:ascii="0" w:hAnsi="0" w:cs="0"/>
+                                <w:color w:val="000080"/>
+                                <w:lang w:val="en-US"/>
+                              </w:rPr>
+                              <w:t>*</w:t>
+                            </w:r>
+                            <w:r>
+                              <w:rPr>
+                                <w:sz w:val="20"/>
+                                <w:szCs w:val="20"/>
+                                <w:rFonts w:eastAsia="" w:cstheme="minorBidi" w:eastAsiaTheme="minorEastAsia" w:ascii="0" w:hAnsi="0" w:cs="0"/>
+                                <w:color w:val="000000"/>
+                                <w:lang w:val="en-US"/>
+                              </w:rPr>
+                              <w:t xml:space="preserve"> future </w:t>
+                            </w:r>
+                            <w:r>
+                              <w:rPr>
+                                <w:sz w:val="20"/>
+                                <w:szCs w:val="20"/>
+                                <w:bCs/>
+                                <w:rFonts w:eastAsia="" w:cstheme="minorBidi" w:eastAsiaTheme="minorEastAsia" w:ascii="0" w:hAnsi="0" w:cs="0"/>
+                                <w:color w:val="000080"/>
+                                <w:lang w:val="en-US"/>
+                              </w:rPr>
+                              <w:t>=</w:t>
+                            </w:r>
+                            <w:r>
+                              <w:rPr>
+                                <w:sz w:val="20"/>
+                                <w:szCs w:val="20"/>
+                                <w:rFonts w:eastAsia="" w:cstheme="minorBidi" w:eastAsiaTheme="minorEastAsia" w:ascii="0" w:hAnsi="0" w:cs="0"/>
+                                <w:color w:val="000000"/>
+                                <w:lang w:val="en-US"/>
+                              </w:rPr>
+                              <w:t xml:space="preserve"> jobScheduler</w:t>
+                            </w:r>
+                            <w:r>
+                              <w:rPr>
+                                <w:sz w:val="20"/>
+                                <w:szCs w:val="20"/>
+                                <w:bCs/>
+                                <w:rFonts w:eastAsia="" w:cstheme="minorBidi" w:eastAsiaTheme="minorEastAsia" w:ascii="0" w:hAnsi="0" w:cs="0"/>
+                                <w:color w:val="000080"/>
+                                <w:lang w:val="en-US"/>
+                              </w:rPr>
+                              <w:t>.</w:t>
+                            </w:r>
+                            <w:r>
+                              <w:rPr>
+                                <w:sz w:val="20"/>
+                                <w:szCs w:val="20"/>
+                                <w:rFonts w:eastAsia="" w:cstheme="minorBidi" w:eastAsiaTheme="minorEastAsia" w:ascii="0" w:hAnsi="0" w:cs="0"/>
+                                <w:color w:val="000000"/>
+                                <w:lang w:val="en-US"/>
+                              </w:rPr>
+                              <w:t>submitWithFuture</w:t>
+                            </w:r>
+                            <w:r>
+                              <w:rPr>
+                                <w:sz w:val="20"/>
+                                <w:szCs w:val="20"/>
+                                <w:bCs/>
+                                <w:rFonts w:eastAsia="" w:cstheme="minorBidi" w:eastAsiaTheme="minorEastAsia" w:ascii="0" w:hAnsi="0" w:cs="0"/>
+                                <w:color w:val="000080"/>
+                                <w:lang w:val="en-US"/>
+                              </w:rPr>
+                              <w:t>(</w:t>
+                            </w:r>
+                            <w:r>
+                              <w:rPr>
+                                <w:sz w:val="20"/>
+                                <w:szCs w:val="20"/>
+                                <w:rFonts w:eastAsia="" w:cstheme="minorBidi" w:eastAsiaTheme="minorEastAsia" w:ascii="0" w:hAnsi="0" w:cs="0"/>
+                                <w:color w:val="000000"/>
+                                <w:lang w:val="en-US"/>
+                              </w:rPr>
+                              <w:t>job</w:t>
+                            </w:r>
+                            <w:r>
+                              <w:rPr>
+                                <w:sz w:val="20"/>
+                                <w:szCs w:val="20"/>
+                                <w:bCs/>
+                                <w:rFonts w:eastAsia="" w:cstheme="minorBidi" w:eastAsiaTheme="minorEastAsia" w:ascii="0" w:hAnsi="0" w:cs="0"/>
+                                <w:color w:val="000080"/>
+                                <w:lang w:val="en-US"/>
+                              </w:rPr>
+                              <w:t>);</w:t>
+                            </w:r>
+                          </w:p>
+                          <w:p>
+                            <w:pPr>
+                              <w:overflowPunct w:val="false"/>
+                              <w:rPr/>
+                            </w:pPr>
+                            <w:r>
+                              <w:rPr>
+                                <w:sz w:val="24"/>
+                                <w:szCs w:val="20"/>
+                                <w:rFonts w:ascii="0" w:hAnsi="0" w:eastAsia="" w:cs="0" w:eastAsiaTheme="minorEastAsia"/>
+                                <w:color w:val="000000"/>
+                                <w:lang w:val="en-US"/>
+                              </w:rPr>
+                            </w:r>
+                          </w:p>
+                          <w:p>
+                            <w:pPr>
+                              <w:overflowPunct w:val="false"/>
+                              <w:rPr/>
+                            </w:pPr>
+                            <w:r>
+                              <w:rPr>
+                                <w:sz w:val="20"/>
+                                <w:szCs w:val="20"/>
+                                <w:rFonts w:eastAsia="" w:cstheme="minorBidi" w:eastAsiaTheme="minorEastAsia" w:ascii="0" w:hAnsi="0" w:cs="0"/>
+                                <w:color w:val="000000"/>
+                                <w:lang w:val="en-US"/>
+                              </w:rPr>
+                              <w:t>future</w:t>
+                            </w:r>
+                            <w:r>
+                              <w:rPr>
+                                <w:sz w:val="20"/>
+                                <w:szCs w:val="20"/>
+                                <w:bCs/>
+                                <w:rFonts w:eastAsia="" w:cstheme="minorBidi" w:eastAsiaTheme="minorEastAsia" w:ascii="0" w:hAnsi="0" w:cs="0"/>
+                                <w:color w:val="000080"/>
+                                <w:lang w:val="en-US"/>
+                              </w:rPr>
+                              <w:t>-&gt;</w:t>
+                            </w:r>
+                            <w:r>
+                              <w:rPr>
+                                <w:sz w:val="20"/>
+                                <w:szCs w:val="20"/>
+                                <w:rFonts w:eastAsia="" w:cstheme="minorBidi" w:eastAsiaTheme="minorEastAsia" w:ascii="0" w:hAnsi="0" w:cs="0"/>
+                                <w:color w:val="000000"/>
+                                <w:lang w:val="en-US"/>
+                              </w:rPr>
+                              <w:t>wait</w:t>
+                            </w:r>
+                            <w:r>
+                              <w:rPr>
+                                <w:sz w:val="20"/>
+                                <w:szCs w:val="20"/>
+                                <w:bCs/>
+                                <w:rFonts w:eastAsia="" w:cstheme="minorBidi" w:eastAsiaTheme="minorEastAsia" w:ascii="0" w:hAnsi="0" w:cs="0"/>
+                                <w:color w:val="000080"/>
+                                <w:lang w:val="en-US"/>
+                              </w:rPr>
+                              <w:t>()</w:t>
+                            </w:r>
+                            <w:r>
+                              <w:rPr>
+                                <w:sz w:val="20"/>
+                                <w:szCs w:val="20"/>
+                                <w:rFonts w:eastAsia="" w:cstheme="minorBidi" w:eastAsiaTheme="minorEastAsia" w:ascii="0" w:hAnsi="0" w:cs="0"/>
+                                <w:color w:val="000000"/>
+                                <w:lang w:val="en-US"/>
+                              </w:rPr>
+                              <w:t xml:space="preserve">  </w:t>
+                            </w:r>
+                            <w:r>
+                              <w:rPr>
+                                <w:sz w:val="20"/>
+                                <w:szCs w:val="20"/>
+                                <w:rFonts w:eastAsia="" w:cstheme="minorBidi" w:eastAsiaTheme="minorEastAsia" w:ascii="0" w:hAnsi="0" w:cs="0"/>
+                                <w:color w:val="008000"/>
+                                <w:lang w:val="en-US"/>
+                              </w:rPr>
+                              <w:t>/* Once the wait is completed, waiting on the same future will cause undefined behaviour */</w:t>
+                            </w:r>
+                          </w:p>
+                          <w:p>
+                            <w:pPr>
+                              <w:overflowPunct w:val="false"/>
+                              <w:rPr/>
+                            </w:pPr>
+                            <w:r>
+                              <w:rPr>
+                                <w:sz w:val="24"/>
+                                <w:szCs w:val="20"/>
+                                <w:rFonts w:ascii="0" w:hAnsi="0" w:eastAsia="" w:cs="0" w:eastAsiaTheme="minorEastAsia"/>
+                                <w:color w:val="000000"/>
+                                <w:lang w:val="en-US"/>
+                              </w:rPr>
+                            </w:r>
+                          </w:p>
+                          <w:p>
+                            <w:pPr>
+                              <w:overflowPunct w:val="false"/>
+                              <w:rPr/>
+                            </w:pPr>
+                            <w:r>
+                              <w:rPr>
+                                <w:sz w:val="20"/>
+                                <w:szCs w:val="20"/>
+                                <w:rFonts w:ascii="0" w:hAnsi="0" w:eastAsia="" w:cs="0" w:eastAsiaTheme="minorEastAsia"/>
+                                <w:color w:val="008000"/>
+                                <w:lang w:val="en-US"/>
+                              </w:rPr>
+                              <w:t>/*Wait is necessary because the program might finish without the job having been executed */</w:t>
+                            </w:r>
+                          </w:p>
+                          <w:p>
+                            <w:pPr>
+                              <w:overflowPunct w:val="false"/>
+                              <w:rPr/>
+                            </w:pPr>
+                            <w:r>
+                              <w:rPr>
+                                <w:sz w:val="24"/>
+                                <w:szCs w:val="20"/>
+                                <w:rFonts w:ascii="0" w:hAnsi="0" w:eastAsia="" w:cs="0" w:eastAsiaTheme="minorEastAsia"/>
+                                <w:color w:val="000000"/>
+                                <w:lang w:val="en-US"/>
+                              </w:rPr>
+                            </w:r>
+                          </w:p>
+                          <w:p>
+                            <w:pPr>
+                              <w:overflowPunct w:val="false"/>
+                              <w:rPr/>
+                            </w:pPr>
+                            <w:r>
+                              <w:rPr>
+                                <w:bCs/>
+                                <w:sz w:val="20"/>
+                                <w:szCs w:val="20"/>
+                                <w:rFonts w:ascii="0" w:hAnsi="0" w:eastAsia="" w:cs="0" w:eastAsiaTheme="minorEastAsia"/>
+                                <w:color w:val="000080"/>
+                                <w:lang w:val="en-US"/>
+                              </w:rPr>
+                              <w:t>}</w:t>
+                            </w:r>
+                          </w:p>
+                        </w:txbxContent>
+                      </wps:txbx>
+                      <wps:bodyPr wrap="square" lIns="0" rIns="0" tIns="0" bIns="0">
+                        <a:spAutoFit/>
+                      </wps:bodyPr>
+                    </wps:wsp>
+                  </a:graphicData>
+                </a:graphic>
+              </wp:anchor>
+            </w:drawing>
+          </mc:Choice>
+          <mc:Fallback>
+            <w:pict>
+              <v:shape id="shape_0" ID="Shape4" fillcolor="#dddddd" stroked="f" style="position:absolute;margin-left:1.55pt;margin-top:-43.55pt;width:428.7pt;height:226.05pt" type="shapetype_202">
+                <v:textbox>
+                  <w:txbxContent>
+                    <w:p>
+                      <w:pPr>
+                        <w:overflowPunct w:val="false"/>
+                        <w:rPr/>
+                      </w:pPr>
+                      <w:r>
+                        <w:rPr>
+                          <w:rFonts w:ascii="Calibri" w:hAnsi="Calibri" w:eastAsia="" w:cs="" w:asciiTheme="minorHAnsi" w:cstheme="minorBidi" w:eastAsiaTheme="minorEastAsia" w:hAnsiTheme="minorHAnsi"/>
+                          <w:color w:val="auto"/>
+                          <w:lang w:val="en-US"/>
+                        </w:rPr>
+                        <w:t xml:space="preserve"> </w:t>
+                      </w:r>
+                      <w:r>
+                        <w:rPr>
+                          <w:sz w:val="24"/>
+                          <w:szCs w:val="20"/>
+                          <w:rFonts w:eastAsia="" w:cstheme="minorBidi" w:eastAsiaTheme="minorEastAsia" w:ascii="0" w:hAnsi="0" w:cs="0"/>
+                          <w:color w:val="804000"/>
+                          <w:lang w:val="en-US"/>
+                        </w:rPr>
+                        <w:t>#include "jsch.hpp"</w:t>
+                      </w:r>
+                    </w:p>
+                    <w:p>
+                      <w:pPr>
+                        <w:overflowPunct w:val="false"/>
+                        <w:rPr/>
+                      </w:pPr>
+                      <w:r>
+                        <w:rPr>
+                          <w:sz w:val="24"/>
+                          <w:szCs w:val="20"/>
+                          <w:rFonts w:ascii="0" w:hAnsi="0" w:eastAsia="" w:cs="0" w:eastAsiaTheme="minorEastAsia"/>
+                          <w:color w:val="000000"/>
+                          <w:lang w:val="en-US"/>
+                        </w:rPr>
+                      </w:r>
+                    </w:p>
+                    <w:p>
+                      <w:pPr>
+                        <w:overflowPunct w:val="false"/>
+                        <w:rPr/>
+                      </w:pPr>
+                      <w:r>
+                        <w:rPr>
+                          <w:sz w:val="20"/>
+                          <w:szCs w:val="20"/>
+                          <w:rFonts w:eastAsia="" w:cstheme="minorBidi" w:eastAsiaTheme="minorEastAsia" w:ascii="0" w:hAnsi="0" w:cs="0"/>
+                          <w:color w:val="8000FF"/>
+                          <w:lang w:val="en-US"/>
+                        </w:rPr>
+                        <w:t>int</w:t>
+                      </w:r>
+                      <w:r>
+                        <w:rPr>
+                          <w:sz w:val="20"/>
+                          <w:szCs w:val="20"/>
+                          <w:rFonts w:eastAsia="" w:cstheme="minorBidi" w:eastAsiaTheme="minorEastAsia" w:ascii="0" w:hAnsi="0" w:cs="0"/>
+                          <w:color w:val="000000"/>
+                          <w:lang w:val="en-US"/>
+                        </w:rPr>
+                        <w:t xml:space="preserve"> main</w:t>
+                      </w:r>
+                      <w:r>
+                        <w:rPr>
+                          <w:sz w:val="20"/>
+                          <w:szCs w:val="20"/>
+                          <w:bCs/>
+                          <w:rFonts w:eastAsia="" w:cstheme="minorBidi" w:eastAsiaTheme="minorEastAsia" w:ascii="0" w:hAnsi="0" w:cs="0"/>
+                          <w:color w:val="000080"/>
+                          <w:lang w:val="en-US"/>
+                        </w:rPr>
+                        <w:t>(){</w:t>
+                      </w:r>
+                    </w:p>
+                    <w:p>
+                      <w:pPr>
+                        <w:overflowPunct w:val="false"/>
+                        <w:rPr/>
+                      </w:pPr>
+                      <w:r>
+                        <w:rPr>
+                          <w:sz w:val="24"/>
+                          <w:szCs w:val="20"/>
+                          <w:rFonts w:ascii="0" w:hAnsi="0" w:eastAsia="" w:cs="0" w:eastAsiaTheme="minorEastAsia"/>
+                          <w:color w:val="000000"/>
+                          <w:lang w:val="en-US"/>
+                        </w:rPr>
+                      </w:r>
+                    </w:p>
+                    <w:p>
+                      <w:pPr>
+                        <w:overflowPunct w:val="false"/>
+                        <w:rPr/>
+                      </w:pPr>
+                      <w:r>
+                        <w:rPr>
+                          <w:sz w:val="20"/>
+                          <w:szCs w:val="20"/>
+                          <w:rFonts w:eastAsia="" w:cstheme="minorBidi" w:eastAsiaTheme="minorEastAsia" w:ascii="0" w:hAnsi="0" w:cs="0"/>
+                          <w:color w:val="000000"/>
+                          <w:lang w:val="en-US"/>
+                        </w:rPr>
+                        <w:t>JobScheduler jobScheduler</w:t>
+                      </w:r>
+                      <w:r>
+                        <w:rPr>
+                          <w:sz w:val="20"/>
+                          <w:szCs w:val="20"/>
+                          <w:bCs/>
+                          <w:rFonts w:eastAsia="" w:cstheme="minorBidi" w:eastAsiaTheme="minorEastAsia" w:ascii="0" w:hAnsi="0" w:cs="0"/>
+                          <w:color w:val="000080"/>
+                          <w:lang w:val="en-US"/>
+                        </w:rPr>
+                        <w:t>(</w:t>
+                      </w:r>
+                      <w:r>
+                        <w:rPr>
+                          <w:sz w:val="20"/>
+                          <w:szCs w:val="20"/>
+                          <w:rFonts w:eastAsia="" w:cstheme="minorBidi" w:eastAsiaTheme="minorEastAsia" w:ascii="0" w:hAnsi="0" w:cs="0"/>
+                          <w:color w:val="FF8000"/>
+                          <w:lang w:val="en-US"/>
+                        </w:rPr>
+                        <w:t>10</w:t>
+                      </w:r>
+                      <w:r>
+                        <w:rPr>
+                          <w:sz w:val="20"/>
+                          <w:szCs w:val="20"/>
+                          <w:bCs/>
+                          <w:rFonts w:eastAsia="" w:cstheme="minorBidi" w:eastAsiaTheme="minorEastAsia" w:ascii="0" w:hAnsi="0" w:cs="0"/>
+                          <w:color w:val="000080"/>
+                          <w:lang w:val="en-US"/>
+                        </w:rPr>
+                        <w:t>);</w:t>
+                      </w:r>
+                    </w:p>
+                    <w:p>
+                      <w:pPr>
+                        <w:overflowPunct w:val="false"/>
+                        <w:rPr/>
+                      </w:pPr>
+                      <w:r>
+                        <w:rPr>
+                          <w:sz w:val="20"/>
+                          <w:szCs w:val="20"/>
+                          <w:rFonts w:ascii="0" w:hAnsi="0" w:eastAsia="" w:cs="0" w:eastAsiaTheme="minorEastAsia"/>
+                          <w:color w:val="000000"/>
+                          <w:lang w:val="en-US"/>
+                        </w:rPr>
+                      </w:r>
+                    </w:p>
+                    <w:p>
+                      <w:pPr>
+                        <w:overflowPunct w:val="false"/>
+                        <w:rPr/>
+                      </w:pPr>
+                      <w:r>
+                        <w:rPr>
+                          <w:sz w:val="20"/>
+                          <w:szCs w:val="20"/>
+                          <w:rFonts w:ascii="0" w:hAnsi="0" w:eastAsia="" w:cs="0" w:eastAsiaTheme="minorEastAsia"/>
+                          <w:color w:val="008000"/>
+                          <w:lang w:val="en-US"/>
+                        </w:rPr>
+                        <w:t>/*...*/</w:t>
+                      </w:r>
+                    </w:p>
+                    <w:p>
+                      <w:pPr>
+                        <w:overflowPunct w:val="false"/>
+                        <w:rPr/>
+                      </w:pPr>
+                      <w:r>
+                        <w:rPr>
+                          <w:sz w:val="24"/>
+                          <w:szCs w:val="20"/>
+                          <w:rFonts w:ascii="0" w:hAnsi="0" w:eastAsia="" w:cs="0" w:eastAsiaTheme="minorEastAsia"/>
+                          <w:color w:val="000000"/>
+                          <w:lang w:val="en-US"/>
+                        </w:rPr>
+                      </w:r>
+                    </w:p>
+                    <w:p>
+                      <w:pPr>
+                        <w:overflowPunct w:val="false"/>
+                        <w:rPr/>
+                      </w:pPr>
+                      <w:r>
+                        <w:rPr>
+                          <w:sz w:val="20"/>
+                          <w:szCs w:val="20"/>
+                          <w:rFonts w:eastAsia="" w:cstheme="minorBidi" w:eastAsiaTheme="minorEastAsia" w:ascii="0" w:hAnsi="0" w:cs="0"/>
+                          <w:color w:val="000000"/>
+                          <w:lang w:val="en-US"/>
+                        </w:rPr>
+                        <w:t>Job</w:t>
+                      </w:r>
+                      <w:r>
+                        <w:rPr>
+                          <w:sz w:val="20"/>
+                          <w:szCs w:val="20"/>
+                          <w:bCs/>
+                          <w:rFonts w:eastAsia="" w:cstheme="minorBidi" w:eastAsiaTheme="minorEastAsia" w:ascii="0" w:hAnsi="0" w:cs="0"/>
+                          <w:color w:val="000080"/>
+                          <w:lang w:val="en-US"/>
+                        </w:rPr>
+                        <w:t>*</w:t>
+                      </w:r>
+                      <w:r>
+                        <w:rPr>
+                          <w:sz w:val="20"/>
+                          <w:szCs w:val="20"/>
+                          <w:rFonts w:eastAsia="" w:cstheme="minorBidi" w:eastAsiaTheme="minorEastAsia" w:ascii="0" w:hAnsi="0" w:cs="0"/>
+                          <w:color w:val="000000"/>
+                          <w:lang w:val="en-US"/>
+                        </w:rPr>
+                        <w:t xml:space="preserve"> job </w:t>
+                      </w:r>
+                      <w:r>
+                        <w:rPr>
+                          <w:sz w:val="20"/>
+                          <w:szCs w:val="20"/>
+                          <w:bCs/>
+                          <w:rFonts w:eastAsia="" w:cstheme="minorBidi" w:eastAsiaTheme="minorEastAsia" w:ascii="0" w:hAnsi="0" w:cs="0"/>
+                          <w:color w:val="000080"/>
+                          <w:lang w:val="en-US"/>
+                        </w:rPr>
+                        <w:t>=</w:t>
+                      </w:r>
+                      <w:r>
+                        <w:rPr>
+                          <w:sz w:val="20"/>
+                          <w:szCs w:val="20"/>
+                          <w:rFonts w:eastAsia="" w:cstheme="minorBidi" w:eastAsiaTheme="minorEastAsia" w:ascii="0" w:hAnsi="0" w:cs="0"/>
+                          <w:color w:val="000000"/>
+                          <w:lang w:val="en-US"/>
+                        </w:rPr>
+                        <w:t xml:space="preserve"> jsch</w:t>
+                      </w:r>
+                      <w:r>
+                        <w:rPr>
+                          <w:sz w:val="20"/>
+                          <w:szCs w:val="20"/>
+                          <w:bCs/>
+                          <w:rFonts w:eastAsia="" w:cstheme="minorBidi" w:eastAsiaTheme="minorEastAsia" w:ascii="0" w:hAnsi="0" w:cs="0"/>
+                          <w:color w:val="000080"/>
+                          <w:lang w:val="en-US"/>
+                        </w:rPr>
+                        <w:t>::</w:t>
+                      </w:r>
+                      <w:r>
+                        <w:rPr>
+                          <w:sz w:val="20"/>
+                          <w:szCs w:val="20"/>
+                          <w:rFonts w:eastAsia="" w:cstheme="minorBidi" w:eastAsiaTheme="minorEastAsia" w:ascii="0" w:hAnsi="0" w:cs="0"/>
+                          <w:color w:val="000000"/>
+                          <w:lang w:val="en-US"/>
+                        </w:rPr>
+                        <w:t>make_job</w:t>
+                      </w:r>
+                      <w:r>
+                        <w:rPr>
+                          <w:sz w:val="20"/>
+                          <w:szCs w:val="20"/>
+                          <w:bCs/>
+                          <w:rFonts w:eastAsia="" w:cstheme="minorBidi" w:eastAsiaTheme="minorEastAsia" w:ascii="0" w:hAnsi="0" w:cs="0"/>
+                          <w:color w:val="000080"/>
+                          <w:lang w:val="en-US"/>
+                        </w:rPr>
+                        <w:t>(</w:t>
+                      </w:r>
+                      <w:r>
+                        <w:rPr>
+                          <w:sz w:val="20"/>
+                          <w:szCs w:val="20"/>
+                          <w:rFonts w:eastAsia="" w:cstheme="minorBidi" w:eastAsiaTheme="minorEastAsia" w:ascii="0" w:hAnsi="0" w:cs="0"/>
+                          <w:color w:val="000000"/>
+                          <w:lang w:val="en-US"/>
+                        </w:rPr>
+                        <w:t xml:space="preserve"> </w:t>
+                      </w:r>
+                      <w:r>
+                        <w:rPr>
+                          <w:sz w:val="20"/>
+                          <w:szCs w:val="20"/>
+                          <w:bCs/>
+                          <w:rFonts w:eastAsia="" w:cstheme="minorBidi" w:eastAsiaTheme="minorEastAsia" w:ascii="0" w:hAnsi="0" w:cs="0"/>
+                          <w:color w:val="000080"/>
+                          <w:lang w:val="en-US"/>
+                        </w:rPr>
+                        <w:t>[&amp;]{...});</w:t>
+                      </w:r>
+                    </w:p>
+                    <w:p>
+                      <w:pPr>
+                        <w:overflowPunct w:val="false"/>
+                        <w:rPr/>
+                      </w:pPr>
+                      <w:r>
+                        <w:rPr>
+                          <w:sz w:val="24"/>
+                          <w:szCs w:val="20"/>
+                          <w:rFonts w:ascii="0" w:hAnsi="0" w:eastAsia="" w:cs="0" w:eastAsiaTheme="minorEastAsia"/>
+                          <w:color w:val="000000"/>
+                          <w:lang w:val="en-US"/>
+                        </w:rPr>
+                      </w:r>
+                    </w:p>
+                    <w:p>
+                      <w:pPr>
+                        <w:overflowPunct w:val="false"/>
+                        <w:rPr/>
+                      </w:pPr>
+                      <w:r>
+                        <w:rPr>
+                          <w:sz w:val="20"/>
+                          <w:szCs w:val="20"/>
+                          <w:rFonts w:eastAsia="" w:cstheme="minorBidi" w:eastAsiaTheme="minorEastAsia" w:ascii="0" w:hAnsi="0" w:cs="0"/>
+                          <w:color w:val="000000"/>
+                          <w:lang w:val="en-US"/>
+                        </w:rPr>
+                        <w:t>Future</w:t>
+                      </w:r>
+                      <w:r>
+                        <w:rPr>
+                          <w:sz w:val="20"/>
+                          <w:szCs w:val="20"/>
+                          <w:bCs/>
+                          <w:rFonts w:eastAsia="" w:cstheme="minorBidi" w:eastAsiaTheme="minorEastAsia" w:ascii="0" w:hAnsi="0" w:cs="0"/>
+                          <w:color w:val="000080"/>
+                          <w:lang w:val="en-US"/>
+                        </w:rPr>
+                        <w:t>*</w:t>
+                      </w:r>
+                      <w:r>
+                        <w:rPr>
+                          <w:sz w:val="20"/>
+                          <w:szCs w:val="20"/>
+                          <w:rFonts w:eastAsia="" w:cstheme="minorBidi" w:eastAsiaTheme="minorEastAsia" w:ascii="0" w:hAnsi="0" w:cs="0"/>
+                          <w:color w:val="000000"/>
+                          <w:lang w:val="en-US"/>
+                        </w:rPr>
+                        <w:t xml:space="preserve"> future </w:t>
+                      </w:r>
+                      <w:r>
+                        <w:rPr>
+                          <w:sz w:val="20"/>
+                          <w:szCs w:val="20"/>
+                          <w:bCs/>
+                          <w:rFonts w:eastAsia="" w:cstheme="minorBidi" w:eastAsiaTheme="minorEastAsia" w:ascii="0" w:hAnsi="0" w:cs="0"/>
+                          <w:color w:val="000080"/>
+                          <w:lang w:val="en-US"/>
+                        </w:rPr>
+                        <w:t>=</w:t>
+                      </w:r>
+                      <w:r>
+                        <w:rPr>
+                          <w:sz w:val="20"/>
+                          <w:szCs w:val="20"/>
+                          <w:rFonts w:eastAsia="" w:cstheme="minorBidi" w:eastAsiaTheme="minorEastAsia" w:ascii="0" w:hAnsi="0" w:cs="0"/>
+                          <w:color w:val="000000"/>
+                          <w:lang w:val="en-US"/>
+                        </w:rPr>
+                        <w:t xml:space="preserve"> jobScheduler</w:t>
+                      </w:r>
+                      <w:r>
+                        <w:rPr>
+                          <w:sz w:val="20"/>
+                          <w:szCs w:val="20"/>
+                          <w:bCs/>
+                          <w:rFonts w:eastAsia="" w:cstheme="minorBidi" w:eastAsiaTheme="minorEastAsia" w:ascii="0" w:hAnsi="0" w:cs="0"/>
+                          <w:color w:val="000080"/>
+                          <w:lang w:val="en-US"/>
+                        </w:rPr>
+                        <w:t>.</w:t>
+                      </w:r>
+                      <w:r>
+                        <w:rPr>
+                          <w:sz w:val="20"/>
+                          <w:szCs w:val="20"/>
+                          <w:rFonts w:eastAsia="" w:cstheme="minorBidi" w:eastAsiaTheme="minorEastAsia" w:ascii="0" w:hAnsi="0" w:cs="0"/>
+                          <w:color w:val="000000"/>
+                          <w:lang w:val="en-US"/>
+                        </w:rPr>
+                        <w:t>submitWithFuture</w:t>
+                      </w:r>
+                      <w:r>
+                        <w:rPr>
+                          <w:sz w:val="20"/>
+                          <w:szCs w:val="20"/>
+                          <w:bCs/>
+                          <w:rFonts w:eastAsia="" w:cstheme="minorBidi" w:eastAsiaTheme="minorEastAsia" w:ascii="0" w:hAnsi="0" w:cs="0"/>
+                          <w:color w:val="000080"/>
+                          <w:lang w:val="en-US"/>
+                        </w:rPr>
+                        <w:t>(</w:t>
+                      </w:r>
+                      <w:r>
+                        <w:rPr>
+                          <w:sz w:val="20"/>
+                          <w:szCs w:val="20"/>
+                          <w:rFonts w:eastAsia="" w:cstheme="minorBidi" w:eastAsiaTheme="minorEastAsia" w:ascii="0" w:hAnsi="0" w:cs="0"/>
+                          <w:color w:val="000000"/>
+                          <w:lang w:val="en-US"/>
+                        </w:rPr>
+                        <w:t>job</w:t>
+                      </w:r>
+                      <w:r>
+                        <w:rPr>
+                          <w:sz w:val="20"/>
+                          <w:szCs w:val="20"/>
+                          <w:bCs/>
+                          <w:rFonts w:eastAsia="" w:cstheme="minorBidi" w:eastAsiaTheme="minorEastAsia" w:ascii="0" w:hAnsi="0" w:cs="0"/>
+                          <w:color w:val="000080"/>
+                          <w:lang w:val="en-US"/>
+                        </w:rPr>
+                        <w:t>);</w:t>
+                      </w:r>
+                    </w:p>
+                    <w:p>
+                      <w:pPr>
+                        <w:overflowPunct w:val="false"/>
+                        <w:rPr/>
+                      </w:pPr>
+                      <w:r>
+                        <w:rPr>
+                          <w:sz w:val="24"/>
+                          <w:szCs w:val="20"/>
+                          <w:rFonts w:ascii="0" w:hAnsi="0" w:eastAsia="" w:cs="0" w:eastAsiaTheme="minorEastAsia"/>
+                          <w:color w:val="000000"/>
+                          <w:lang w:val="en-US"/>
+                        </w:rPr>
+                      </w:r>
+                    </w:p>
+                    <w:p>
+                      <w:pPr>
+                        <w:overflowPunct w:val="false"/>
+                        <w:rPr/>
+                      </w:pPr>
+                      <w:r>
+                        <w:rPr>
+                          <w:sz w:val="20"/>
+                          <w:szCs w:val="20"/>
+                          <w:rFonts w:eastAsia="" w:cstheme="minorBidi" w:eastAsiaTheme="minorEastAsia" w:ascii="0" w:hAnsi="0" w:cs="0"/>
+                          <w:color w:val="000000"/>
+                          <w:lang w:val="en-US"/>
+                        </w:rPr>
+                        <w:t>future</w:t>
+                      </w:r>
+                      <w:r>
+                        <w:rPr>
+                          <w:sz w:val="20"/>
+                          <w:szCs w:val="20"/>
+                          <w:bCs/>
+                          <w:rFonts w:eastAsia="" w:cstheme="minorBidi" w:eastAsiaTheme="minorEastAsia" w:ascii="0" w:hAnsi="0" w:cs="0"/>
+                          <w:color w:val="000080"/>
+                          <w:lang w:val="en-US"/>
+                        </w:rPr>
+                        <w:t>-&gt;</w:t>
+                      </w:r>
+                      <w:r>
+                        <w:rPr>
+                          <w:sz w:val="20"/>
+                          <w:szCs w:val="20"/>
+                          <w:rFonts w:eastAsia="" w:cstheme="minorBidi" w:eastAsiaTheme="minorEastAsia" w:ascii="0" w:hAnsi="0" w:cs="0"/>
+                          <w:color w:val="000000"/>
+                          <w:lang w:val="en-US"/>
+                        </w:rPr>
+                        <w:t>wait</w:t>
+                      </w:r>
+                      <w:r>
+                        <w:rPr>
+                          <w:sz w:val="20"/>
+                          <w:szCs w:val="20"/>
+                          <w:bCs/>
+                          <w:rFonts w:eastAsia="" w:cstheme="minorBidi" w:eastAsiaTheme="minorEastAsia" w:ascii="0" w:hAnsi="0" w:cs="0"/>
+                          <w:color w:val="000080"/>
+                          <w:lang w:val="en-US"/>
+                        </w:rPr>
+                        <w:t>()</w:t>
+                      </w:r>
+                      <w:r>
+                        <w:rPr>
+                          <w:sz w:val="20"/>
+                          <w:szCs w:val="20"/>
+                          <w:rFonts w:eastAsia="" w:cstheme="minorBidi" w:eastAsiaTheme="minorEastAsia" w:ascii="0" w:hAnsi="0" w:cs="0"/>
+                          <w:color w:val="000000"/>
+                          <w:lang w:val="en-US"/>
+                        </w:rPr>
+                        <w:t xml:space="preserve">  </w:t>
+                      </w:r>
+                      <w:r>
+                        <w:rPr>
+                          <w:sz w:val="20"/>
+                          <w:szCs w:val="20"/>
+                          <w:rFonts w:eastAsia="" w:cstheme="minorBidi" w:eastAsiaTheme="minorEastAsia" w:ascii="0" w:hAnsi="0" w:cs="0"/>
+                          <w:color w:val="008000"/>
+                          <w:lang w:val="en-US"/>
+                        </w:rPr>
+                        <w:t>/* Once the wait is completed, waiting on the same future will cause undefined behaviour */</w:t>
+                      </w:r>
+                    </w:p>
+                    <w:p>
+                      <w:pPr>
+                        <w:overflowPunct w:val="false"/>
+                        <w:rPr/>
+                      </w:pPr>
+                      <w:r>
+                        <w:rPr>
+                          <w:sz w:val="24"/>
+                          <w:szCs w:val="20"/>
+                          <w:rFonts w:ascii="0" w:hAnsi="0" w:eastAsia="" w:cs="0" w:eastAsiaTheme="minorEastAsia"/>
+                          <w:color w:val="000000"/>
+                          <w:lang w:val="en-US"/>
+                        </w:rPr>
+                      </w:r>
+                    </w:p>
+                    <w:p>
+                      <w:pPr>
+                        <w:overflowPunct w:val="false"/>
+                        <w:rPr/>
+                      </w:pPr>
+                      <w:r>
+                        <w:rPr>
+                          <w:sz w:val="20"/>
+                          <w:szCs w:val="20"/>
+                          <w:rFonts w:ascii="0" w:hAnsi="0" w:eastAsia="" w:cs="0" w:eastAsiaTheme="minorEastAsia"/>
+                          <w:color w:val="008000"/>
+                          <w:lang w:val="en-US"/>
+                        </w:rPr>
+                        <w:t>/*Wait is necessary because the program might finish without the job having been executed */</w:t>
+                      </w:r>
+                    </w:p>
+                    <w:p>
+                      <w:pPr>
+                        <w:overflowPunct w:val="false"/>
+                        <w:rPr/>
+                      </w:pPr>
+                      <w:r>
+                        <w:rPr>
+                          <w:sz w:val="24"/>
+                          <w:szCs w:val="20"/>
+                          <w:rFonts w:ascii="0" w:hAnsi="0" w:eastAsia="" w:cs="0" w:eastAsiaTheme="minorEastAsia"/>
+                          <w:color w:val="000000"/>
+                          <w:lang w:val="en-US"/>
+                        </w:rPr>
+                      </w:r>
+                    </w:p>
+                    <w:p>
+                      <w:pPr>
+                        <w:overflowPunct w:val="false"/>
+                        <w:rPr/>
+                      </w:pPr>
+                      <w:r>
+                        <w:rPr>
+                          <w:bCs/>
+                          <w:sz w:val="20"/>
+                          <w:szCs w:val="20"/>
+                          <w:rFonts w:ascii="0" w:hAnsi="0" w:eastAsia="" w:cs="0" w:eastAsiaTheme="minorEastAsia"/>
+                          <w:color w:val="000080"/>
+                          <w:lang w:val="en-US"/>
+                        </w:rPr>
+                        <w:t>}</w:t>
+                      </w:r>
+                    </w:p>
+                  </w:txbxContent>
+                </v:textbox>
+                <w10:wrap type="square"/>
+                <v:fill o:detectmouseclick="t" type="solid" color2="#222222"/>
+                <v:stroke color="black" joinstyle="round" endcap="flat"/>
+              </v:shape>
+            </w:pict>
+          </mc:Fallback>
+        </mc:AlternateContent>
       </w:r>
     </w:p>
     <w:p>
@@ -7757,7 +12222,7 @@
     <w:sectPr>
       <w:type w:val="nextPage"/>
       <w:pgSz w:w="12240" w:h="15840"/>
-      <w:pgMar w:left="1440" w:right="1440" w:gutter="0" w:header="0" w:top="1440" w:footer="0" w:bottom="1440"/>
+      <w:pgMar w:left="1440" w:right="1440" w:header="0" w:top="1440" w:footer="0" w:bottom="1440" w:gutter="0"/>
       <w:pgNumType w:fmt="decimal"/>
       <w:formProt w:val="false"/>
       <w:textDirection w:val="lrTb"/>
@@ -7768,7 +12233,7 @@
 </file>
 
 <file path=word/numbering.xml><?xml version="1.0" encoding="utf-8"?>
-<w:numbering xmlns:w="http://schemas.openxmlformats.org/wordprocessingml/2006/main" xmlns:o="urn:schemas-microsoft-com:office:office" xmlns:r="http://schemas.openxmlformats.org/officeDocument/2006/relationships" xmlns:v="urn:schemas-microsoft-com:vml" xmlns:mc="http://schemas.openxmlformats.org/markup-compatibility/2006" xmlns:w14="http://schemas.microsoft.com/office/word/2010/wordml" mc:Ignorable="w14">
+<w:numbering xmlns:w="http://schemas.openxmlformats.org/wordprocessingml/2006/main" xmlns:o="urn:schemas-microsoft-com:office:office" xmlns:r="http://schemas.openxmlformats.org/officeDocument/2006/relationships" xmlns:v="urn:schemas-microsoft-com:vml">
   <w:abstractNum w:abstractNumId="1">
     <w:lvl w:ilvl="0">
       <w:start w:val="1"/>
@@ -7781,7 +12246,6 @@
         </w:tabs>
         <w:ind w:left="720" w:hanging="360"/>
       </w:pPr>
-      <w:rPr/>
     </w:lvl>
     <w:lvl w:ilvl="1">
       <w:start w:val="1"/>
@@ -7794,7 +12258,6 @@
         </w:tabs>
         <w:ind w:left="1440" w:hanging="360"/>
       </w:pPr>
-      <w:rPr/>
     </w:lvl>
     <w:lvl w:ilvl="2">
       <w:start w:val="1"/>
@@ -7807,7 +12270,6 @@
         </w:tabs>
         <w:ind w:left="2160" w:hanging="360"/>
       </w:pPr>
-      <w:rPr/>
     </w:lvl>
     <w:lvl w:ilvl="3">
       <w:start w:val="1"/>
@@ -7820,7 +12282,6 @@
         </w:tabs>
         <w:ind w:left="2880" w:hanging="360"/>
       </w:pPr>
-      <w:rPr/>
     </w:lvl>
     <w:lvl w:ilvl="4">
       <w:start w:val="1"/>
@@ -7833,7 +12294,6 @@
         </w:tabs>
         <w:ind w:left="3600" w:hanging="360"/>
       </w:pPr>
-      <w:rPr/>
     </w:lvl>
     <w:lvl w:ilvl="5">
       <w:start w:val="1"/>
@@ -7846,7 +12306,6 @@
         </w:tabs>
         <w:ind w:left="4320" w:hanging="360"/>
       </w:pPr>
-      <w:rPr/>
     </w:lvl>
     <w:lvl w:ilvl="6">
       <w:start w:val="1"/>
@@ -7859,7 +12318,6 @@
         </w:tabs>
         <w:ind w:left="5040" w:hanging="360"/>
       </w:pPr>
-      <w:rPr/>
     </w:lvl>
     <w:lvl w:ilvl="7">
       <w:start w:val="1"/>
@@ -7872,7 +12330,6 @@
         </w:tabs>
         <w:ind w:left="5760" w:hanging="360"/>
       </w:pPr>
-      <w:rPr/>
     </w:lvl>
     <w:lvl w:ilvl="8">
       <w:start w:val="1"/>
@@ -7885,7 +12342,6 @@
         </w:tabs>
         <w:ind w:left="6480" w:hanging="360"/>
       </w:pPr>
-      <w:rPr/>
     </w:lvl>
   </w:abstractNum>
   <w:abstractNum w:abstractNumId="2">
@@ -8022,7 +12478,6 @@
     <w:rPrDefault>
       <w:rPr>
         <w:rFonts w:ascii="Calibri" w:hAnsi="Calibri" w:eastAsia="" w:cs="" w:asciiTheme="minorHAnsi" w:cstheme="minorBidi" w:eastAsiaTheme="minorEastAsia" w:hAnsiTheme="minorHAnsi"/>
-        <w:sz w:val="21"/>
         <w:szCs w:val="21"/>
         <w:lang w:val="en-US" w:eastAsia="en-US" w:bidi="ar-SA"/>
       </w:rPr>
@@ -8417,6 +12872,7 @@
     <w:rsid w:val="005e7f3a"/>
     <w:pPr>
       <w:widowControl/>
+      <w:suppressAutoHyphens w:val="true"/>
       <w:bidi w:val="0"/>
       <w:spacing w:lineRule="auto" w:line="240" w:before="0" w:after="0"/>
       <w:jc w:val="left"/>
@@ -9047,7 +13503,7 @@
     <w:pPr/>
     <w:rPr/>
   </w:style>
-  <w:style w:type="paragraph" w:styleId="ContentsHeading">
+  <w:style w:type="paragraph" w:styleId="TOCHeading">
     <w:name w:val="TOC Heading"/>
     <w:basedOn w:val="Heading1"/>
     <w:next w:val="Normal"/>
@@ -9055,9 +13511,7 @@
     <w:unhideWhenUsed/>
     <w:qFormat/>
     <w:rsid w:val="00e650d8"/>
-    <w:pPr>
-      <w:outlineLvl w:val="9"/>
-    </w:pPr>
+    <w:pPr/>
     <w:rPr/>
   </w:style>
   <w:style w:type="paragraph" w:styleId="Contents1">
@@ -9070,7 +13524,7 @@
     <w:rsid w:val="00bc62ba"/>
     <w:pPr>
       <w:tabs>
-        <w:tab w:val="clear" w:pos="720"/>
+        <w:tab w:val="clear" w:pos="240"/>
         <w:tab w:val="right" w:pos="9350" w:leader="dot"/>
       </w:tabs>
       <w:spacing w:before="0" w:after="100"/>
@@ -9175,6 +13629,7 @@
     <w:rsid w:val="00e650d8"/>
     <w:pPr>
       <w:widowControl/>
+      <w:suppressAutoHyphens w:val="true"/>
       <w:bidi w:val="0"/>
       <w:spacing w:lineRule="auto" w:line="240" w:before="0" w:after="0"/>
       <w:jc w:val="left"/>
@@ -9239,6 +13694,13 @@
       <w:ind w:left="720" w:hanging="0"/>
       <w:contextualSpacing/>
     </w:pPr>
+    <w:rPr/>
+  </w:style>
+  <w:style w:type="paragraph" w:styleId="FrameContents">
+    <w:name w:val="Frame Contents"/>
+    <w:basedOn w:val="Normal"/>
+    <w:qFormat/>
+    <w:pPr/>
     <w:rPr/>
   </w:style>
   <w:style w:type="numbering" w:styleId="NoList" w:default="1">

--- a/K23α.docx
+++ b/K23α.docx
@@ -8080,7 +8080,7 @@
                   <wp:posOffset>3175</wp:posOffset>
                 </wp:positionH>
                 <wp:positionV relativeFrom="paragraph">
-                  <wp:posOffset>220345</wp:posOffset>
+                  <wp:posOffset>61595</wp:posOffset>
                 </wp:positionV>
                 <wp:extent cx="5422265" cy="3434080"/>
                 <wp:effectExtent l="0" t="0" r="0" b="0"/>
@@ -9315,7 +9315,7 @@
           </mc:Choice>
           <mc:Fallback>
             <w:pict>
-              <v:shape id="shape_0" ID="Shape3" fillcolor="#dddddd" stroked="f" style="position:absolute;margin-left:0.25pt;margin-top:17.35pt;width:426.85pt;height:270.3pt" type="shapetype_202">
+              <v:shape id="shape_0" ID="Shape3" fillcolor="#dddddd" stroked="f" style="position:absolute;margin-left:0.25pt;margin-top:4.85pt;width:426.85pt;height:270.3pt" type="shapetype_202">
                 <v:textbox>
                   <w:txbxContent>
                     <w:p>

--- a/K23α.docx
+++ b/K23α.docx
@@ -130,8 +130,8 @@
       </w:pPr>
       <w:r>
         <w:rPr>
-          <w:rFonts w:eastAsia="" w:cs="" w:cstheme="majorBidi" w:eastAsiaTheme="majorEastAsia" w:ascii="Cambria" w:hAnsi="Cambria"/>
-          <w:color w:val="262626" w:themeColor="text1" w:themeTint="d9"/>
+          <w:rFonts w:eastAsia="" w:cs="" w:ascii="Cambria" w:hAnsi="Cambria"/>
+          <w:color w:val="262626"/>
           <w:sz w:val="40"/>
           <w:szCs w:val="40"/>
         </w:rPr>
@@ -181,6 +181,7 @@
             <w:rPr>
               <w:webHidden/>
               <w:rStyle w:val="IndexLink"/>
+              <w:vanish w:val="false"/>
             </w:rPr>
             <w:instrText xml:space="preserve"> TOC \z \o "1-3" \u \h</w:instrText>
           </w:r>
@@ -188,6 +189,7 @@
             <w:rPr>
               <w:webHidden/>
               <w:rStyle w:val="IndexLink"/>
+              <w:vanish w:val="false"/>
             </w:rPr>
             <w:fldChar w:fldCharType="separate"/>
           </w:r>
@@ -195,13 +197,6 @@
             <w:r>
               <w:rPr>
                 <w:webHidden/>
-                <w:rStyle w:val="IndexLink"/>
-              </w:rPr>
-              <w:t>Συντελεστές</w:t>
-            </w:r>
-            <w:r>
-              <w:rPr>
-                <w:webHidden/>
               </w:rPr>
               <w:fldChar w:fldCharType="begin"/>
             </w:r>
@@ -219,9 +214,11 @@
             </w:r>
             <w:r>
               <w:rPr>
+                <w:webHidden/>
                 <w:rStyle w:val="IndexLink"/>
                 <w:vanish w:val="false"/>
               </w:rPr>
+              <w:t>Συντελεστές</w:t>
               <w:tab/>
               <w:t>1</w:t>
             </w:r>
@@ -252,13 +249,6 @@
             <w:r>
               <w:rPr>
                 <w:webHidden/>
-                <w:rStyle w:val="IndexLink"/>
-              </w:rPr>
-              <w:t>Περιγραφή</w:t>
-            </w:r>
-            <w:r>
-              <w:rPr>
-                <w:webHidden/>
               </w:rPr>
               <w:fldChar w:fldCharType="begin"/>
             </w:r>
@@ -276,9 +266,11 @@
             </w:r>
             <w:r>
               <w:rPr>
+                <w:webHidden/>
                 <w:rStyle w:val="IndexLink"/>
                 <w:vanish w:val="false"/>
               </w:rPr>
+              <w:t>Περιγραφή</w:t>
               <w:tab/>
               <w:t>3</w:t>
             </w:r>
@@ -309,13 +301,6 @@
             <w:r>
               <w:rPr>
                 <w:webHidden/>
-                <w:rStyle w:val="IndexLink"/>
-              </w:rPr>
-              <w:t>Δομές Δεδομένων:</w:t>
-            </w:r>
-            <w:r>
-              <w:rPr>
-                <w:webHidden/>
               </w:rPr>
               <w:fldChar w:fldCharType="begin"/>
             </w:r>
@@ -333,9 +318,11 @@
             </w:r>
             <w:r>
               <w:rPr>
+                <w:webHidden/>
                 <w:rStyle w:val="IndexLink"/>
                 <w:vanish w:val="false"/>
               </w:rPr>
+              <w:t>Δομές Δεδομένων:</w:t>
               <w:tab/>
               <w:t>4</w:t>
             </w:r>
@@ -369,6 +356,7 @@
                 <w:webHidden/>
                 <w:rStyle w:val="IndexLink"/>
                 <w:rFonts w:eastAsia="Times New Roman"/>
+                <w:vanish w:val="false"/>
               </w:rPr>
               <w:t>Templates</w:t>
             </w:r>
@@ -428,6 +416,7 @@
                 <w:webHidden/>
                 <w:rStyle w:val="IndexLink"/>
                 <w:rFonts w:eastAsia="Times New Roman"/>
+                <w:vanish w:val="false"/>
               </w:rPr>
               <w:t>List</w:t>
             </w:r>
@@ -487,6 +476,7 @@
                 <w:webHidden/>
                 <w:rStyle w:val="IndexLink"/>
                 <w:rFonts w:eastAsia="Times New Roman"/>
+                <w:vanish w:val="false"/>
               </w:rPr>
               <w:t>Queue</w:t>
             </w:r>
@@ -546,6 +536,7 @@
                 <w:webHidden/>
                 <w:rStyle w:val="IndexLink"/>
                 <w:rFonts w:eastAsia="Times New Roman"/>
+                <w:vanish w:val="false"/>
               </w:rPr>
               <w:t>Vector</w:t>
             </w:r>
@@ -605,6 +596,7 @@
                 <w:webHidden/>
                 <w:rStyle w:val="IndexLink"/>
                 <w:rFonts w:eastAsia="Times New Roman"/>
+                <w:vanish w:val="false"/>
               </w:rPr>
               <w:t>Εξειδικευμένες δομές:</w:t>
             </w:r>
@@ -664,6 +656,7 @@
                 <w:webHidden/>
                 <w:rStyle w:val="IndexLink"/>
                 <w:rFonts w:eastAsia="Times New Roman"/>
+                <w:vanish w:val="false"/>
               </w:rPr>
               <w:t>Tuple</w:t>
             </w:r>
@@ -723,6 +716,7 @@
                 <w:webHidden/>
                 <w:rStyle w:val="IndexLink"/>
                 <w:rFonts w:eastAsia="Times New Roman"/>
+                <w:vanish w:val="false"/>
               </w:rPr>
               <w:t>Relation</w:t>
             </w:r>
@@ -782,6 +776,7 @@
                 <w:webHidden/>
                 <w:rStyle w:val="IndexLink"/>
                 <w:rFonts w:eastAsia="Times New Roman"/>
+                <w:vanish w:val="false"/>
               </w:rPr>
               <w:t>Column</w:t>
             </w:r>
@@ -841,6 +836,7 @@
                 <w:webHidden/>
                 <w:rStyle w:val="IndexLink"/>
                 <w:rFonts w:eastAsia="Times New Roman"/>
+                <w:vanish w:val="false"/>
               </w:rPr>
               <w:t>Histogram</w:t>
             </w:r>
@@ -900,6 +896,7 @@
                 <w:webHidden/>
                 <w:rStyle w:val="IndexLink"/>
                 <w:rFonts w:eastAsia="Times New Roman"/>
+                <w:vanish w:val="false"/>
               </w:rPr>
               <w:t>Result</w:t>
             </w:r>
@@ -956,13 +953,6 @@
             <w:r>
               <w:rPr>
                 <w:webHidden/>
-                <w:rStyle w:val="IndexLink"/>
-              </w:rPr>
-              <w:t>Άσκηση 1</w:t>
-            </w:r>
-            <w:r>
-              <w:rPr>
-                <w:webHidden/>
               </w:rPr>
               <w:fldChar w:fldCharType="begin"/>
             </w:r>
@@ -980,9 +970,11 @@
             </w:r>
             <w:r>
               <w:rPr>
+                <w:webHidden/>
                 <w:rStyle w:val="IndexLink"/>
                 <w:vanish w:val="false"/>
               </w:rPr>
+              <w:t>Άσκηση 1</w:t>
               <w:tab/>
               <w:t>6</w:t>
             </w:r>
@@ -1016,6 +1008,7 @@
                 <w:webHidden/>
                 <w:rStyle w:val="IndexLink"/>
                 <w:rFonts w:eastAsia="Times New Roman"/>
+                <w:vanish w:val="false"/>
               </w:rPr>
               <w:t>Partitioning</w:t>
             </w:r>
@@ -1075,6 +1068,7 @@
                 <w:webHidden/>
                 <w:rStyle w:val="IndexLink"/>
                 <w:rFonts w:eastAsia="Times New Roman"/>
+                <w:vanish w:val="false"/>
               </w:rPr>
               <w:t>Hoptable - Hopscotch Hashing</w:t>
             </w:r>
@@ -1134,6 +1128,7 @@
                 <w:webHidden/>
                 <w:rStyle w:val="IndexLink"/>
                 <w:rFonts w:eastAsia="Times New Roman"/>
+                <w:vanish w:val="false"/>
               </w:rPr>
               <w:t>Neighbourhood</w:t>
             </w:r>
@@ -1190,13 +1185,6 @@
             <w:r>
               <w:rPr>
                 <w:webHidden/>
-                <w:rStyle w:val="IndexLink"/>
-              </w:rPr>
-              <w:t>Άσκηση 2</w:t>
-            </w:r>
-            <w:r>
-              <w:rPr>
-                <w:webHidden/>
               </w:rPr>
               <w:fldChar w:fldCharType="begin"/>
             </w:r>
@@ -1214,9 +1202,11 @@
             </w:r>
             <w:r>
               <w:rPr>
+                <w:webHidden/>
                 <w:rStyle w:val="IndexLink"/>
                 <w:vanish w:val="false"/>
               </w:rPr>
+              <w:t>Άσκηση 2</w:t>
               <w:tab/>
               <w:t>9</w:t>
             </w:r>
@@ -1250,6 +1240,7 @@
                 <w:webHidden/>
                 <w:rStyle w:val="IndexLink"/>
                 <w:rFonts w:eastAsia="Times New Roman"/>
+                <w:vanish w:val="false"/>
               </w:rPr>
               <w:t>Διαδικασία</w:t>
             </w:r>
@@ -1309,6 +1300,7 @@
                 <w:webHidden/>
                 <w:rStyle w:val="IndexLink"/>
                 <w:rFonts w:eastAsia="Times New Roman"/>
+                <w:vanish w:val="false"/>
               </w:rPr>
               <w:t>Parsing</w:t>
             </w:r>
@@ -1368,6 +1360,7 @@
                 <w:webHidden/>
                 <w:rStyle w:val="IndexLink"/>
                 <w:rFonts w:eastAsia="Times New Roman"/>
+                <w:vanish w:val="false"/>
               </w:rPr>
               <w:t>Filtering on constants</w:t>
             </w:r>
@@ -1427,6 +1420,7 @@
                 <w:webHidden/>
                 <w:rStyle w:val="IndexLink"/>
                 <w:rFonts w:eastAsia="Times New Roman"/>
+                <w:vanish w:val="false"/>
               </w:rPr>
               <w:t>Filtering on equal columns</w:t>
             </w:r>
@@ -1486,6 +1480,7 @@
                 <w:webHidden/>
                 <w:rStyle w:val="IndexLink"/>
                 <w:rFonts w:eastAsia="Times New Roman"/>
+                <w:vanish w:val="false"/>
               </w:rPr>
               <w:t>Joins</w:t>
             </w:r>
@@ -1545,6 +1540,7 @@
                 <w:webHidden/>
                 <w:rStyle w:val="IndexLink"/>
                 <w:rFonts w:eastAsia="Times New Roman"/>
+                <w:vanish w:val="false"/>
               </w:rPr>
               <w:t>Summation</w:t>
             </w:r>
@@ -1601,13 +1597,6 @@
             <w:r>
               <w:rPr>
                 <w:webHidden/>
-                <w:rStyle w:val="IndexLink"/>
-              </w:rPr>
-              <w:t>Άσκηση 3</w:t>
-            </w:r>
-            <w:r>
-              <w:rPr>
-                <w:webHidden/>
               </w:rPr>
               <w:fldChar w:fldCharType="begin"/>
             </w:r>
@@ -1625,9 +1614,11 @@
             </w:r>
             <w:r>
               <w:rPr>
+                <w:webHidden/>
                 <w:rStyle w:val="IndexLink"/>
                 <w:vanish w:val="false"/>
               </w:rPr>
+              <w:t>Άσκηση 3</w:t>
               <w:tab/>
               <w:t>11</w:t>
             </w:r>
@@ -1661,6 +1652,7 @@
                 <w:webHidden/>
                 <w:rStyle w:val="IndexLink"/>
                 <w:rFonts w:eastAsia="Times New Roman"/>
+                <w:vanish w:val="false"/>
               </w:rPr>
               <w:t>Παραλληλοποίηση</w:t>
             </w:r>
@@ -1720,6 +1712,7 @@
                 <w:webHidden/>
                 <w:rStyle w:val="IndexLink"/>
                 <w:rFonts w:eastAsia="Times New Roman"/>
+                <w:vanish w:val="false"/>
               </w:rPr>
               <w:t>Histogram Job</w:t>
             </w:r>
@@ -1779,6 +1772,7 @@
                 <w:webHidden/>
                 <w:rStyle w:val="IndexLink"/>
                 <w:rFonts w:eastAsia="Times New Roman"/>
+                <w:vanish w:val="false"/>
               </w:rPr>
               <w:t>Partition Jobs</w:t>
             </w:r>
@@ -1838,6 +1832,7 @@
                 <w:webHidden/>
                 <w:rStyle w:val="IndexLink"/>
                 <w:rFonts w:eastAsia="Times New Roman"/>
+                <w:vanish w:val="false"/>
               </w:rPr>
               <w:t>Join Jobs</w:t>
             </w:r>
@@ -1897,6 +1892,7 @@
                 <w:webHidden/>
                 <w:rStyle w:val="IndexLink"/>
                 <w:rFonts w:eastAsia="Times New Roman"/>
+                <w:vanish w:val="false"/>
               </w:rPr>
               <w:t>Βελτιστοποίηση επερωτήσεων</w:t>
             </w:r>
@@ -1953,13 +1949,6 @@
             <w:r>
               <w:rPr>
                 <w:webHidden/>
-                <w:rStyle w:val="IndexLink"/>
-              </w:rPr>
-              <w:t>Ρυθμίσεις</w:t>
-            </w:r>
-            <w:r>
-              <w:rPr>
-                <w:webHidden/>
               </w:rPr>
               <w:fldChar w:fldCharType="begin"/>
             </w:r>
@@ -1977,9 +1966,11 @@
             </w:r>
             <w:r>
               <w:rPr>
+                <w:webHidden/>
                 <w:rStyle w:val="IndexLink"/>
                 <w:vanish w:val="false"/>
               </w:rPr>
+              <w:t>Ρυθμίσεις</w:t>
               <w:tab/>
               <w:t>12</w:t>
             </w:r>
@@ -2010,13 +2001,6 @@
             <w:r>
               <w:rPr>
                 <w:webHidden/>
-                <w:rStyle w:val="IndexLink"/>
-              </w:rPr>
-              <w:t>Μετρήσεις</w:t>
-            </w:r>
-            <w:r>
-              <w:rPr>
-                <w:webHidden/>
               </w:rPr>
               <w:fldChar w:fldCharType="begin"/>
             </w:r>
@@ -2034,9 +2018,11 @@
             </w:r>
             <w:r>
               <w:rPr>
+                <w:webHidden/>
                 <w:rStyle w:val="IndexLink"/>
                 <w:vanish w:val="false"/>
               </w:rPr>
+              <w:t>Μετρήσεις</w:t>
               <w:tab/>
               <w:t>12</w:t>
             </w:r>
@@ -2057,7 +2043,7 @@
           </w:pPr>
           <w:r>
             <w:rPr>
-              <w:rFonts w:eastAsia="" w:cs="" w:cstheme="minorBidi" w:eastAsiaTheme="minorEastAsia" w:ascii="Calibri" w:hAnsi="Calibri"/>
+              <w:rFonts w:eastAsia="" w:cs="" w:ascii="Calibri" w:hAnsi="Calibri"/>
             </w:rPr>
           </w:r>
           <w:r>
@@ -2381,7 +2367,7 @@
       </w:pPr>
       <w:r>
         <w:rPr>
-          <w:rFonts w:cs="" w:cstheme="majorBidi" w:ascii="Cambria" w:hAnsi="Cambria"/>
+          <w:rFonts w:cs="" w:ascii="Cambria" w:hAnsi="Cambria"/>
           <w:spacing w:val="10"/>
           <w:sz w:val="36"/>
           <w:szCs w:val="36"/>
@@ -2855,8 +2841,8 @@
       </w:pPr>
       <w:r>
         <w:rPr>
-          <w:rFonts w:cs="" w:cstheme="majorBidi" w:ascii="Cambria" w:hAnsi="Cambria"/>
-          <w:color w:val="262626" w:themeColor="text1" w:themeTint="d9"/>
+          <w:rFonts w:cs="" w:ascii="Cambria" w:hAnsi="Cambria"/>
+          <w:color w:val="262626"/>
           <w:sz w:val="40"/>
           <w:szCs w:val="40"/>
         </w:rPr>
@@ -2988,7 +2974,8 @@
           <w:p>
             <w:pPr>
               <w:pStyle w:val="NoSpacing"/>
-              <w:widowControl/>
+              <w:widowControl w:val="false"/>
+              <w:suppressAutoHyphens w:val="true"/>
               <w:spacing w:before="0" w:after="0"/>
               <w:jc w:val="center"/>
               <w:rPr>
@@ -3033,7 +3020,8 @@
           <w:p>
             <w:pPr>
               <w:pStyle w:val="NoSpacing"/>
-              <w:widowControl/>
+              <w:widowControl w:val="false"/>
+              <w:suppressAutoHyphens w:val="true"/>
               <w:spacing w:before="0" w:after="0"/>
               <w:jc w:val="center"/>
               <w:cnfStyle w:val="100000000000" w:firstRow="1" w:lastRow="0" w:firstColumn="0" w:lastColumn="0" w:oddVBand="0" w:evenVBand="0" w:oddHBand="0" w:evenHBand="0" w:firstRowFirstColumn="0" w:firstRowLastColumn="0" w:lastRowFirstColumn="0" w:lastRowLastColumn="0"/>
@@ -3081,7 +3069,8 @@
           <w:p>
             <w:pPr>
               <w:pStyle w:val="NoSpacing"/>
-              <w:widowControl/>
+              <w:widowControl w:val="false"/>
+              <w:suppressAutoHyphens w:val="true"/>
               <w:spacing w:before="0" w:after="0"/>
               <w:jc w:val="center"/>
               <w:rPr>
@@ -3114,7 +3103,8 @@
           <w:p>
             <w:pPr>
               <w:pStyle w:val="NoSpacing"/>
-              <w:widowControl/>
+              <w:widowControl w:val="false"/>
+              <w:suppressAutoHyphens w:val="true"/>
               <w:spacing w:before="0" w:after="0"/>
               <w:jc w:val="center"/>
               <w:cnfStyle w:val="000000100000" w:firstRow="0" w:lastRow="0" w:firstColumn="0" w:lastColumn="0" w:oddVBand="0" w:evenVBand="0" w:oddHBand="1" w:evenHBand="0" w:firstRowFirstColumn="0" w:firstRowLastColumn="0" w:lastRowFirstColumn="0" w:lastRowLastColumn="0"/>
@@ -3153,7 +3143,8 @@
           <w:p>
             <w:pPr>
               <w:pStyle w:val="NoSpacing"/>
-              <w:widowControl/>
+              <w:widowControl w:val="false"/>
+              <w:suppressAutoHyphens w:val="true"/>
               <w:spacing w:before="0" w:after="0"/>
               <w:jc w:val="center"/>
               <w:rPr>
@@ -3185,7 +3176,8 @@
           <w:p>
             <w:pPr>
               <w:pStyle w:val="NoSpacing"/>
-              <w:widowControl/>
+              <w:widowControl w:val="false"/>
+              <w:suppressAutoHyphens w:val="true"/>
               <w:spacing w:before="0" w:after="0"/>
               <w:jc w:val="center"/>
               <w:cnfStyle w:val="000000000000" w:firstRow="0" w:lastRow="0" w:firstColumn="0" w:lastColumn="0" w:oddVBand="0" w:evenVBand="0" w:oddHBand="0" w:evenHBand="0" w:firstRowFirstColumn="0" w:firstRowLastColumn="0" w:lastRowFirstColumn="0" w:lastRowLastColumn="0"/>
@@ -3226,7 +3218,8 @@
           <w:p>
             <w:pPr>
               <w:pStyle w:val="NoSpacing"/>
-              <w:widowControl/>
+              <w:widowControl w:val="false"/>
+              <w:suppressAutoHyphens w:val="true"/>
               <w:spacing w:before="0" w:after="0"/>
               <w:jc w:val="center"/>
               <w:rPr>
@@ -3259,7 +3252,8 @@
           <w:p>
             <w:pPr>
               <w:pStyle w:val="NoSpacing"/>
-              <w:widowControl/>
+              <w:widowControl w:val="false"/>
+              <w:suppressAutoHyphens w:val="true"/>
               <w:spacing w:before="0" w:after="0"/>
               <w:jc w:val="center"/>
               <w:cnfStyle w:val="000000100000" w:firstRow="0" w:lastRow="0" w:firstColumn="0" w:lastColumn="0" w:oddVBand="0" w:evenVBand="0" w:oddHBand="1" w:evenHBand="0" w:firstRowFirstColumn="0" w:firstRowLastColumn="0" w:lastRowFirstColumn="0" w:lastRowLastColumn="0"/>
@@ -3298,7 +3292,8 @@
           <w:p>
             <w:pPr>
               <w:pStyle w:val="NoSpacing"/>
-              <w:widowControl/>
+              <w:widowControl w:val="false"/>
+              <w:suppressAutoHyphens w:val="true"/>
               <w:spacing w:before="0" w:after="0"/>
               <w:jc w:val="center"/>
               <w:rPr>
@@ -3330,7 +3325,8 @@
           <w:p>
             <w:pPr>
               <w:pStyle w:val="NoSpacing"/>
-              <w:widowControl/>
+              <w:widowControl w:val="false"/>
+              <w:suppressAutoHyphens w:val="true"/>
               <w:spacing w:before="0" w:after="0"/>
               <w:jc w:val="center"/>
               <w:cnfStyle w:val="000000000000" w:firstRow="0" w:lastRow="0" w:firstColumn="0" w:lastColumn="0" w:oddVBand="0" w:evenVBand="0" w:oddHBand="0" w:evenHBand="0" w:firstRowFirstColumn="0" w:firstRowLastColumn="0" w:lastRowFirstColumn="0" w:lastRowLastColumn="0"/>
@@ -3371,7 +3367,8 @@
           <w:p>
             <w:pPr>
               <w:pStyle w:val="NoSpacing"/>
-              <w:widowControl/>
+              <w:widowControl w:val="false"/>
+              <w:suppressAutoHyphens w:val="true"/>
               <w:spacing w:before="0" w:after="0"/>
               <w:jc w:val="center"/>
               <w:rPr>
@@ -3404,7 +3401,8 @@
           <w:p>
             <w:pPr>
               <w:pStyle w:val="NoSpacing"/>
-              <w:widowControl/>
+              <w:widowControl w:val="false"/>
+              <w:suppressAutoHyphens w:val="true"/>
               <w:spacing w:before="0" w:after="0"/>
               <w:jc w:val="center"/>
               <w:cnfStyle w:val="000000100000" w:firstRow="0" w:lastRow="0" w:firstColumn="0" w:lastColumn="0" w:oddVBand="0" w:evenVBand="0" w:oddHBand="1" w:evenHBand="0" w:firstRowFirstColumn="0" w:firstRowLastColumn="0" w:lastRowFirstColumn="0" w:lastRowLastColumn="0"/>
@@ -3443,7 +3441,8 @@
           <w:p>
             <w:pPr>
               <w:pStyle w:val="NoSpacing"/>
-              <w:widowControl/>
+              <w:widowControl w:val="false"/>
+              <w:suppressAutoHyphens w:val="true"/>
               <w:spacing w:before="0" w:after="0"/>
               <w:jc w:val="center"/>
               <w:rPr>
@@ -3475,7 +3474,8 @@
           <w:p>
             <w:pPr>
               <w:pStyle w:val="NoSpacing"/>
-              <w:widowControl/>
+              <w:widowControl w:val="false"/>
+              <w:suppressAutoHyphens w:val="true"/>
               <w:spacing w:before="0" w:after="0"/>
               <w:jc w:val="center"/>
               <w:cnfStyle w:val="000000000000" w:firstRow="0" w:lastRow="0" w:firstColumn="0" w:lastColumn="0" w:oddVBand="0" w:evenVBand="0" w:oddHBand="0" w:evenHBand="0" w:firstRowFirstColumn="0" w:firstRowLastColumn="0" w:lastRowFirstColumn="0" w:lastRowLastColumn="0"/>
@@ -3516,7 +3516,8 @@
           <w:p>
             <w:pPr>
               <w:pStyle w:val="NoSpacing"/>
-              <w:widowControl/>
+              <w:widowControl w:val="false"/>
+              <w:suppressAutoHyphens w:val="true"/>
               <w:spacing w:before="0" w:after="0"/>
               <w:jc w:val="center"/>
               <w:rPr>
@@ -3549,7 +3550,8 @@
           <w:p>
             <w:pPr>
               <w:pStyle w:val="NoSpacing"/>
-              <w:widowControl/>
+              <w:widowControl w:val="false"/>
+              <w:suppressAutoHyphens w:val="true"/>
               <w:spacing w:before="0" w:after="0"/>
               <w:jc w:val="center"/>
               <w:cnfStyle w:val="000000100000" w:firstRow="0" w:lastRow="0" w:firstColumn="0" w:lastColumn="0" w:oddVBand="0" w:evenVBand="0" w:oddHBand="1" w:evenHBand="0" w:firstRowFirstColumn="0" w:firstRowLastColumn="0" w:lastRowFirstColumn="0" w:lastRowLastColumn="0"/>
@@ -3588,7 +3590,8 @@
           <w:p>
             <w:pPr>
               <w:pStyle w:val="NoSpacing"/>
-              <w:widowControl/>
+              <w:widowControl w:val="false"/>
+              <w:suppressAutoHyphens w:val="true"/>
               <w:spacing w:before="0" w:after="0"/>
               <w:jc w:val="center"/>
               <w:rPr>
@@ -3620,7 +3623,8 @@
           <w:p>
             <w:pPr>
               <w:pStyle w:val="NoSpacing"/>
-              <w:widowControl/>
+              <w:widowControl w:val="false"/>
+              <w:suppressAutoHyphens w:val="true"/>
               <w:spacing w:before="0" w:after="0"/>
               <w:jc w:val="center"/>
               <w:cnfStyle w:val="000000000000" w:firstRow="0" w:lastRow="0" w:firstColumn="0" w:lastColumn="0" w:oddVBand="0" w:evenVBand="0" w:oddHBand="0" w:evenHBand="0" w:firstRowFirstColumn="0" w:firstRowLastColumn="0" w:lastRowFirstColumn="0" w:lastRowLastColumn="0"/>
@@ -3713,7 +3717,8 @@
           <w:p>
             <w:pPr>
               <w:pStyle w:val="NoSpacing"/>
-              <w:widowControl/>
+              <w:widowControl w:val="false"/>
+              <w:suppressAutoHyphens w:val="true"/>
               <w:spacing w:before="0" w:after="0"/>
               <w:jc w:val="center"/>
               <w:rPr>
@@ -3757,7 +3762,8 @@
           <w:p>
             <w:pPr>
               <w:pStyle w:val="NoSpacing"/>
-              <w:widowControl/>
+              <w:widowControl w:val="false"/>
+              <w:suppressAutoHyphens w:val="true"/>
               <w:spacing w:before="0" w:after="0"/>
               <w:jc w:val="center"/>
               <w:cnfStyle w:val="100000000000" w:firstRow="1" w:lastRow="0" w:firstColumn="0" w:lastColumn="0" w:oddVBand="0" w:evenVBand="0" w:oddHBand="0" w:evenHBand="0" w:firstRowFirstColumn="0" w:firstRowLastColumn="0" w:lastRowFirstColumn="0" w:lastRowLastColumn="0"/>
@@ -3804,7 +3810,8 @@
           <w:p>
             <w:pPr>
               <w:pStyle w:val="NoSpacing"/>
-              <w:widowControl/>
+              <w:widowControl w:val="false"/>
+              <w:suppressAutoHyphens w:val="true"/>
               <w:spacing w:before="0" w:after="0"/>
               <w:jc w:val="center"/>
               <w:rPr>
@@ -3836,7 +3843,8 @@
           <w:p>
             <w:pPr>
               <w:pStyle w:val="NoSpacing"/>
-              <w:widowControl/>
+              <w:widowControl w:val="false"/>
+              <w:suppressAutoHyphens w:val="true"/>
               <w:spacing w:before="0" w:after="0"/>
               <w:jc w:val="center"/>
               <w:cnfStyle w:val="000000100000" w:firstRow="0" w:lastRow="0" w:firstColumn="0" w:lastColumn="0" w:oddVBand="0" w:evenVBand="0" w:oddHBand="1" w:evenHBand="0" w:firstRowFirstColumn="0" w:firstRowLastColumn="0" w:lastRowFirstColumn="0" w:lastRowLastColumn="0"/>
@@ -3874,7 +3882,8 @@
           <w:p>
             <w:pPr>
               <w:pStyle w:val="NoSpacing"/>
-              <w:widowControl/>
+              <w:widowControl w:val="false"/>
+              <w:suppressAutoHyphens w:val="true"/>
               <w:spacing w:before="0" w:after="0"/>
               <w:jc w:val="center"/>
               <w:rPr>
@@ -3905,7 +3914,8 @@
           <w:p>
             <w:pPr>
               <w:pStyle w:val="NoSpacing"/>
-              <w:widowControl/>
+              <w:widowControl w:val="false"/>
+              <w:suppressAutoHyphens w:val="true"/>
               <w:spacing w:before="0" w:after="0"/>
               <w:jc w:val="center"/>
               <w:cnfStyle w:val="000000000000" w:firstRow="0" w:lastRow="0" w:firstColumn="0" w:lastColumn="0" w:oddVBand="0" w:evenVBand="0" w:oddHBand="0" w:evenHBand="0" w:firstRowFirstColumn="0" w:firstRowLastColumn="0" w:lastRowFirstColumn="0" w:lastRowLastColumn="0"/>
@@ -3945,7 +3955,8 @@
           <w:p>
             <w:pPr>
               <w:pStyle w:val="NoSpacing"/>
-              <w:widowControl/>
+              <w:widowControl w:val="false"/>
+              <w:suppressAutoHyphens w:val="true"/>
               <w:spacing w:before="0" w:after="0"/>
               <w:jc w:val="center"/>
               <w:rPr>
@@ -3977,7 +3988,8 @@
           <w:p>
             <w:pPr>
               <w:pStyle w:val="NoSpacing"/>
-              <w:widowControl/>
+              <w:widowControl w:val="false"/>
+              <w:suppressAutoHyphens w:val="true"/>
               <w:spacing w:before="0" w:after="0"/>
               <w:jc w:val="center"/>
               <w:cnfStyle w:val="000000100000" w:firstRow="0" w:lastRow="0" w:firstColumn="0" w:lastColumn="0" w:oddVBand="0" w:evenVBand="0" w:oddHBand="1" w:evenHBand="0" w:firstRowFirstColumn="0" w:firstRowLastColumn="0" w:lastRowFirstColumn="0" w:lastRowLastColumn="0"/>
@@ -4015,7 +4027,8 @@
           <w:p>
             <w:pPr>
               <w:pStyle w:val="NoSpacing"/>
-              <w:widowControl/>
+              <w:widowControl w:val="false"/>
+              <w:suppressAutoHyphens w:val="true"/>
               <w:spacing w:before="0" w:after="0"/>
               <w:jc w:val="center"/>
               <w:rPr>
@@ -4046,7 +4059,8 @@
           <w:p>
             <w:pPr>
               <w:pStyle w:val="NoSpacing"/>
-              <w:widowControl/>
+              <w:widowControl w:val="false"/>
+              <w:suppressAutoHyphens w:val="true"/>
               <w:spacing w:before="0" w:after="0"/>
               <w:jc w:val="center"/>
               <w:cnfStyle w:val="000000000000" w:firstRow="0" w:lastRow="0" w:firstColumn="0" w:lastColumn="0" w:oddVBand="0" w:evenVBand="0" w:oddHBand="0" w:evenHBand="0" w:firstRowFirstColumn="0" w:firstRowLastColumn="0" w:lastRowFirstColumn="0" w:lastRowLastColumn="0"/>
@@ -4086,7 +4100,8 @@
           <w:p>
             <w:pPr>
               <w:pStyle w:val="NoSpacing"/>
-              <w:widowControl/>
+              <w:widowControl w:val="false"/>
+              <w:suppressAutoHyphens w:val="true"/>
               <w:spacing w:before="0" w:after="0"/>
               <w:jc w:val="center"/>
               <w:rPr>
@@ -4118,7 +4133,8 @@
           <w:p>
             <w:pPr>
               <w:pStyle w:val="NoSpacing"/>
-              <w:widowControl/>
+              <w:widowControl w:val="false"/>
+              <w:suppressAutoHyphens w:val="true"/>
               <w:spacing w:before="0" w:after="0"/>
               <w:jc w:val="center"/>
               <w:cnfStyle w:val="000000100000" w:firstRow="0" w:lastRow="0" w:firstColumn="0" w:lastColumn="0" w:oddVBand="0" w:evenVBand="0" w:oddHBand="1" w:evenHBand="0" w:firstRowFirstColumn="0" w:firstRowLastColumn="0" w:lastRowFirstColumn="0" w:lastRowLastColumn="0"/>
@@ -4156,7 +4172,8 @@
           <w:p>
             <w:pPr>
               <w:pStyle w:val="NoSpacing"/>
-              <w:widowControl/>
+              <w:widowControl w:val="false"/>
+              <w:suppressAutoHyphens w:val="true"/>
               <w:spacing w:before="0" w:after="0"/>
               <w:jc w:val="center"/>
               <w:rPr>
@@ -4187,7 +4204,8 @@
           <w:p>
             <w:pPr>
               <w:pStyle w:val="NoSpacing"/>
-              <w:widowControl/>
+              <w:widowControl w:val="false"/>
+              <w:suppressAutoHyphens w:val="true"/>
               <w:spacing w:before="0" w:after="0"/>
               <w:jc w:val="center"/>
               <w:cnfStyle w:val="000000000000" w:firstRow="0" w:lastRow="0" w:firstColumn="0" w:lastColumn="0" w:oddVBand="0" w:evenVBand="0" w:oddHBand="0" w:evenHBand="0" w:firstRowFirstColumn="0" w:firstRowLastColumn="0" w:lastRowFirstColumn="0" w:lastRowLastColumn="0"/>
@@ -4227,7 +4245,8 @@
           <w:p>
             <w:pPr>
               <w:pStyle w:val="NoSpacing"/>
-              <w:widowControl/>
+              <w:widowControl w:val="false"/>
+              <w:suppressAutoHyphens w:val="true"/>
               <w:spacing w:before="0" w:after="0"/>
               <w:jc w:val="center"/>
               <w:rPr>
@@ -4259,7 +4278,8 @@
           <w:p>
             <w:pPr>
               <w:pStyle w:val="NoSpacing"/>
-              <w:widowControl/>
+              <w:widowControl w:val="false"/>
+              <w:suppressAutoHyphens w:val="true"/>
               <w:spacing w:before="0" w:after="0"/>
               <w:jc w:val="center"/>
               <w:cnfStyle w:val="000000100000" w:firstRow="0" w:lastRow="0" w:firstColumn="0" w:lastColumn="0" w:oddVBand="0" w:evenVBand="0" w:oddHBand="1" w:evenHBand="0" w:firstRowFirstColumn="0" w:firstRowLastColumn="0" w:lastRowFirstColumn="0" w:lastRowLastColumn="0"/>
@@ -4297,7 +4317,8 @@
           <w:p>
             <w:pPr>
               <w:pStyle w:val="NoSpacing"/>
-              <w:widowControl/>
+              <w:widowControl w:val="false"/>
+              <w:suppressAutoHyphens w:val="true"/>
               <w:spacing w:before="0" w:after="0"/>
               <w:jc w:val="center"/>
               <w:rPr>
@@ -4328,7 +4349,8 @@
           <w:p>
             <w:pPr>
               <w:pStyle w:val="NoSpacing"/>
-              <w:widowControl/>
+              <w:widowControl w:val="false"/>
+              <w:suppressAutoHyphens w:val="true"/>
               <w:spacing w:before="0" w:after="0"/>
               <w:jc w:val="center"/>
               <w:cnfStyle w:val="000000000000" w:firstRow="0" w:lastRow="0" w:firstColumn="0" w:lastColumn="0" w:oddVBand="0" w:evenVBand="0" w:oddHBand="0" w:evenHBand="0" w:firstRowFirstColumn="0" w:firstRowLastColumn="0" w:lastRowFirstColumn="0" w:lastRowLastColumn="0"/>
@@ -5294,8 +5316,8 @@
       </w:pPr>
       <w:r>
         <w:rPr>
-          <w:rFonts w:cs="" w:cstheme="majorBidi" w:ascii="Cambria" w:hAnsi="Cambria"/>
-          <w:color w:val="262626" w:themeColor="text1" w:themeTint="d9"/>
+          <w:rFonts w:cs="" w:ascii="Cambria" w:hAnsi="Cambria"/>
+          <w:color w:val="262626"/>
           <w:sz w:val="40"/>
           <w:szCs w:val="40"/>
         </w:rPr>
@@ -5345,8 +5367,8 @@
         </w:rPr>
         <w:t>Παραλληλοποίηση</w:t>
       </w:r>
-      <w:bookmarkStart w:id="26" w:name="_Toc124777014_Copy_2"/>
-      <w:bookmarkStart w:id="27" w:name="_Toc124777014_Copy_1"/>
+      <w:bookmarkStart w:id="26" w:name="_Toc124777014_Copy_1"/>
+      <w:bookmarkStart w:id="27" w:name="_Toc124777014_Copy_2"/>
       <w:bookmarkEnd w:id="25"/>
       <w:bookmarkEnd w:id="26"/>
       <w:bookmarkEnd w:id="27"/>
@@ -5411,7 +5433,9 @@
         </w:rPr>
       </w:pPr>
       <w:r>
-        <w:rPr/>
+        <w:rPr>
+          <w:rFonts w:eastAsia="Times New Roman" w:cs="Times New Roman"/>
+        </w:rPr>
       </w:r>
     </w:p>
     <w:p>
@@ -5756,8 +5780,7 @@
       </w:pPr>
       <w:r>
         <w:rPr>
-          <w:b w:val="false"/>
-          <w:bCs w:val="false"/>
+          <w:rFonts w:eastAsia="Times New Roman" w:cs="Times New Roman"/>
         </w:rPr>
       </w:r>
     </w:p>
@@ -5770,8 +5793,7 @@
       </w:pPr>
       <w:r>
         <w:rPr>
-          <w:b w:val="false"/>
-          <w:bCs w:val="false"/>
+          <w:rFonts w:eastAsia="Times New Roman" w:cs="Times New Roman"/>
         </w:rPr>
       </w:r>
     </w:p>
@@ -5784,8 +5806,7 @@
       </w:pPr>
       <w:r>
         <w:rPr>
-          <w:b w:val="false"/>
-          <w:bCs w:val="false"/>
+          <w:rFonts w:eastAsia="Times New Roman" w:cs="Times New Roman"/>
         </w:rPr>
       </w:r>
     </w:p>
@@ -5798,8 +5819,7 @@
       </w:pPr>
       <w:r>
         <w:rPr>
-          <w:b w:val="false"/>
-          <w:bCs w:val="false"/>
+          <w:rFonts w:eastAsia="Times New Roman" w:cs="Times New Roman"/>
         </w:rPr>
       </w:r>
     </w:p>
@@ -5885,8 +5905,12 @@
       </w:pPr>
       <w:r>
         <w:rPr>
-          <w:b w:val="false"/>
-          <w:bCs w:val="false"/>
+          <w:rFonts w:ascii="0" w:hAnsi="0"/>
+          <w:b/>
+          <w:bCs/>
+          <w:color w:val="000080"/>
+          <w:sz w:val="20"/>
+          <w:highlight w:val="white"/>
         </w:rPr>
       </w:r>
     </w:p>
@@ -5902,13 +5926,13 @@
       </w:pPr>
       <w:r>
         <w:rPr>
-          <w:b w:val="false"/>
-          <w:bCs w:val="false"/>
+          <w:b/>
+          <w:bCs/>
         </w:rPr>
         <mc:AlternateContent>
           <mc:Choice Requires="wps">
             <w:drawing>
-              <wp:anchor behindDoc="0" distT="0" distB="0" distL="0" distR="0" simplePos="0" locked="0" layoutInCell="0" allowOverlap="1" relativeHeight="8">
+              <wp:anchor behindDoc="0" distT="0" distB="0" distL="6985" distR="0" simplePos="0" locked="0" layoutInCell="0" allowOverlap="1" relativeHeight="8">
                 <wp:simplePos x="0" y="0"/>
                 <wp:positionH relativeFrom="column">
                   <wp:posOffset>26670</wp:posOffset>
@@ -5917,13 +5941,13 @@
                   <wp:posOffset>142875</wp:posOffset>
                 </wp:positionV>
                 <wp:extent cx="4706620" cy="2219960"/>
-                <wp:effectExtent l="6985" t="0" r="0" b="0"/>
+                <wp:effectExtent l="0" t="0" r="0" b="0"/>
                 <wp:wrapTopAndBottom/>
                 <wp:docPr id="7" name="Text Frame 1"/>
                 <a:graphic xmlns:a="http://schemas.openxmlformats.org/drawingml/2006/main">
                   <a:graphicData uri="http://schemas.microsoft.com/office/word/2010/wordprocessingShape">
                     <wps:wsp>
-                      <wps:cNvSpPr txBox="1"/>
+                      <wps:cNvSpPr/>
                       <wps:spPr>
                         <a:xfrm>
                           <a:off x="0" y="0"/>
@@ -5934,26 +5958,41 @@
                         </a:prstGeom>
                         <a:blipFill rotWithShape="0">
                           <a:blip r:embed="rId8"/>
-                          <a:tile tx="0" ty="0" sx="100000" sy="100000" algn="ctr"/>
+                          <a:tile tx="0" ty="0" sx="100023" sy="100023" algn="ctr"/>
                         </a:blipFill>
                         <a:ln w="0">
                           <a:noFill/>
                         </a:ln>
                       </wps:spPr>
+                      <wps:style>
+                        <a:lnRef idx="0"/>
+                        <a:fillRef idx="0"/>
+                        <a:effectRef idx="0"/>
+                        <a:fontRef idx="minor"/>
+                      </wps:style>
                       <wps:txbx>
                         <w:txbxContent>
                           <w:p>
                             <w:pPr>
-                              <w:overflowPunct w:val="false"/>
-                              <w:rPr/>
+                              <w:pStyle w:val="FrameContents"/>
+                              <w:overflowPunct w:val="true"/>
+                              <w:rPr>
+                                <w:rFonts w:ascii="Calibri" w:hAnsi="Calibri" w:eastAsia="" w:cs=""/>
+                                <w:b/>
+                                <w:b/>
+                                <w:bCs/>
+                                <w:color w:val="804000"/>
+                                <w:sz w:val="20"/>
+                                <w:lang w:val="en-US"/>
+                              </w:rPr>
                             </w:pPr>
                             <w:r>
                               <w:rPr>
+                                <w:rFonts w:eastAsia="" w:cs="" w:ascii="Calibri" w:hAnsi="Calibri" w:asciiTheme="minorHAnsi" w:cstheme="minorBidi" w:eastAsiaTheme="minorEastAsia" w:hAnsiTheme="minorHAnsi"/>
                                 <w:b/>
                                 <w:bCs/>
+                                <w:color w:val="804000"/>
                                 <w:sz w:val="20"/>
-                                <w:rFonts w:asciiTheme="minorHAnsi" w:cstheme="minorBidi" w:eastAsiaTheme="minorEastAsia" w:hAnsiTheme="minorHAnsi" w:ascii="0" w:hAnsi="0" w:eastAsia="0" w:cs="0"/>
-                                <w:color w:val="804000"/>
                                 <w:lang w:val="en-US"/>
                               </w:rPr>
                               <w:t>#include "jsch.hpp"</w:t>
@@ -5961,28 +6000,30 @@
                           </w:p>
                           <w:p>
                             <w:pPr>
-                              <w:overflowPunct w:val="false"/>
+                              <w:pStyle w:val="FrameContents"/>
+                              <w:overflowPunct w:val="true"/>
                               <w:rPr/>
                             </w:pPr>
                             <w:r>
-                              <w:rPr>
-                                <w:sz w:val="20"/>
-                                <w:rFonts w:ascii="0" w:hAnsi="0" w:eastAsia="0" w:cs="0"/>
-                                <w:color w:val="000000"/>
-                                <w:lang w:val="en-US"/>
-                              </w:rPr>
+                              <w:rPr/>
                             </w:r>
                           </w:p>
                           <w:p>
                             <w:pPr>
-                              <w:overflowPunct w:val="false"/>
-                              <w:rPr/>
+                              <w:pStyle w:val="FrameContents"/>
+                              <w:overflowPunct w:val="true"/>
+                              <w:rPr>
+                                <w:rFonts w:ascii="0" w:hAnsi="0" w:eastAsia="0" w:cs="0"/>
+                                <w:color w:val="008000"/>
+                                <w:sz w:val="20"/>
+                                <w:lang w:val="en-US"/>
+                              </w:rPr>
                             </w:pPr>
                             <w:r>
                               <w:rPr>
+                                <w:rFonts w:eastAsia="0" w:cs="0" w:ascii="0" w:hAnsi="0"/>
+                                <w:color w:val="008000"/>
                                 <w:sz w:val="20"/>
-                                <w:rFonts w:ascii="0" w:hAnsi="0" w:eastAsia="0" w:cs="0"/>
-                                <w:color w:val="008000"/>
                                 <w:lang w:val="en-US"/>
                               </w:rPr>
                               <w:t>/*...*/</w:t>
@@ -5990,85 +6031,82 @@
                           </w:p>
                           <w:p>
                             <w:pPr>
-                              <w:overflowPunct w:val="false"/>
+                              <w:pStyle w:val="FrameContents"/>
+                              <w:overflowPunct w:val="true"/>
+                              <w:rPr/>
+                            </w:pPr>
+                            <w:r>
+                              <w:rPr/>
+                            </w:r>
+                          </w:p>
+                          <w:p>
+                            <w:pPr>
+                              <w:pStyle w:val="FrameContents"/>
+                              <w:overflowPunct w:val="true"/>
                               <w:rPr/>
                             </w:pPr>
                             <w:r>
                               <w:rPr>
+                                <w:rFonts w:eastAsia="" w:cs="" w:ascii="Calibri" w:hAnsi="Calibri" w:asciiTheme="minorHAnsi" w:cstheme="minorBidi" w:eastAsiaTheme="minorEastAsia" w:hAnsiTheme="minorHAnsi"/>
+                                <w:color w:val="8000FF"/>
                                 <w:sz w:val="20"/>
-                                <w:rFonts w:ascii="0" w:hAnsi="0" w:eastAsia="0" w:cs="0"/>
-                                <w:color w:val="000000"/>
-                                <w:lang w:val="en-US"/>
-                              </w:rPr>
-                            </w:r>
-                          </w:p>
-                          <w:p>
-                            <w:pPr>
-                              <w:overflowPunct w:val="false"/>
-                              <w:rPr/>
-                            </w:pPr>
-                            <w:r>
-                              <w:rPr>
-                                <w:sz w:val="20"/>
-                                <w:rFonts w:asciiTheme="minorHAnsi" w:cstheme="minorBidi" w:eastAsiaTheme="minorEastAsia" w:hAnsiTheme="minorHAnsi" w:ascii="0" w:hAnsi="0" w:eastAsia="0" w:cs="0"/>
-                                <w:color w:val="8000FF"/>
                                 <w:lang w:val="en-US"/>
                               </w:rPr>
                               <w:t>auto</w:t>
                             </w:r>
                             <w:r>
                               <w:rPr>
+                                <w:rFonts w:eastAsia="" w:cs="" w:ascii="Calibri" w:hAnsi="Calibri" w:asciiTheme="minorHAnsi" w:cstheme="minorBidi" w:eastAsiaTheme="minorEastAsia" w:hAnsiTheme="minorHAnsi"/>
+                                <w:color w:val="000000"/>
                                 <w:sz w:val="20"/>
-                                <w:rFonts w:asciiTheme="minorHAnsi" w:cstheme="minorBidi" w:eastAsiaTheme="minorEastAsia" w:hAnsiTheme="minorHAnsi" w:ascii="0" w:hAnsi="0" w:eastAsia="0" w:cs="0"/>
-                                <w:color w:val="000000"/>
                                 <w:lang w:val="en-US"/>
                               </w:rPr>
                               <w:t xml:space="preserve"> job1 </w:t>
                             </w:r>
                             <w:r>
                               <w:rPr>
+                                <w:rFonts w:eastAsia="" w:cs="" w:ascii="Calibri" w:hAnsi="Calibri" w:asciiTheme="minorHAnsi" w:cstheme="minorBidi" w:eastAsiaTheme="minorEastAsia" w:hAnsiTheme="minorHAnsi"/>
+                                <w:b/>
+                                <w:color w:val="000080"/>
                                 <w:sz w:val="20"/>
-                                <w:b/>
-                                <w:rFonts w:asciiTheme="minorHAnsi" w:cstheme="minorBidi" w:eastAsiaTheme="minorEastAsia" w:hAnsiTheme="minorHAnsi" w:ascii="0" w:hAnsi="0" w:eastAsia="0" w:cs="0"/>
-                                <w:color w:val="000080"/>
                                 <w:lang w:val="en-US"/>
                               </w:rPr>
                               <w:t>=</w:t>
                             </w:r>
                             <w:r>
                               <w:rPr>
+                                <w:rFonts w:eastAsia="" w:cs="" w:ascii="Calibri" w:hAnsi="Calibri" w:asciiTheme="minorHAnsi" w:cstheme="minorBidi" w:eastAsiaTheme="minorEastAsia" w:hAnsiTheme="minorHAnsi"/>
+                                <w:color w:val="000000"/>
                                 <w:sz w:val="20"/>
-                                <w:rFonts w:asciiTheme="minorHAnsi" w:cstheme="minorBidi" w:eastAsiaTheme="minorEastAsia" w:hAnsiTheme="minorHAnsi" w:ascii="0" w:hAnsi="0" w:eastAsia="0" w:cs="0"/>
-                                <w:color w:val="000000"/>
                                 <w:lang w:val="en-US"/>
                               </w:rPr>
                               <w:t xml:space="preserve"> jsch</w:t>
                             </w:r>
                             <w:r>
                               <w:rPr>
+                                <w:rFonts w:eastAsia="" w:cs="" w:ascii="Calibri" w:hAnsi="Calibri" w:asciiTheme="minorHAnsi" w:cstheme="minorBidi" w:eastAsiaTheme="minorEastAsia" w:hAnsiTheme="minorHAnsi"/>
+                                <w:b/>
+                                <w:color w:val="000080"/>
                                 <w:sz w:val="20"/>
-                                <w:b/>
-                                <w:rFonts w:asciiTheme="minorHAnsi" w:cstheme="minorBidi" w:eastAsiaTheme="minorEastAsia" w:hAnsiTheme="minorHAnsi" w:ascii="0" w:hAnsi="0" w:eastAsia="0" w:cs="0"/>
-                                <w:color w:val="000080"/>
                                 <w:lang w:val="en-US"/>
                               </w:rPr>
                               <w:t>::</w:t>
                             </w:r>
                             <w:r>
                               <w:rPr>
+                                <w:rFonts w:eastAsia="" w:cs="" w:ascii="Calibri" w:hAnsi="Calibri" w:asciiTheme="minorHAnsi" w:cstheme="minorBidi" w:eastAsiaTheme="minorEastAsia" w:hAnsiTheme="minorHAnsi"/>
+                                <w:color w:val="000000"/>
                                 <w:sz w:val="20"/>
-                                <w:rFonts w:asciiTheme="minorHAnsi" w:cstheme="minorBidi" w:eastAsiaTheme="minorEastAsia" w:hAnsiTheme="minorHAnsi" w:ascii="0" w:hAnsi="0" w:eastAsia="0" w:cs="0"/>
-                                <w:color w:val="000000"/>
                                 <w:lang w:val="en-US"/>
                               </w:rPr>
                               <w:t>make_job</w:t>
                             </w:r>
                             <w:r>
                               <w:rPr>
+                                <w:rFonts w:eastAsia="" w:cs="" w:ascii="Calibri" w:hAnsi="Calibri" w:asciiTheme="minorHAnsi" w:cstheme="minorBidi" w:eastAsiaTheme="minorEastAsia" w:hAnsiTheme="minorHAnsi"/>
+                                <w:b/>
+                                <w:color w:val="000080"/>
                                 <w:sz w:val="20"/>
-                                <w:b/>
-                                <w:rFonts w:asciiTheme="minorHAnsi" w:cstheme="minorBidi" w:eastAsiaTheme="minorEastAsia" w:hAnsiTheme="minorHAnsi" w:ascii="0" w:hAnsi="0" w:eastAsia="0" w:cs="0"/>
-                                <w:color w:val="000080"/>
                                 <w:lang w:val="en-US"/>
                               </w:rPr>
                               <w:t>([&amp;]{...});</w:t>
@@ -6076,71 +6114,72 @@
                           </w:p>
                           <w:p>
                             <w:pPr>
-                              <w:overflowPunct w:val="false"/>
+                              <w:pStyle w:val="FrameContents"/>
+                              <w:overflowPunct w:val="true"/>
                               <w:rPr/>
                             </w:pPr>
                             <w:r>
                               <w:rPr>
+                                <w:rFonts w:eastAsia="" w:cs="" w:ascii="Calibri" w:hAnsi="Calibri" w:asciiTheme="minorHAnsi" w:cstheme="minorBidi" w:eastAsiaTheme="minorEastAsia" w:hAnsiTheme="minorHAnsi"/>
+                                <w:color w:val="8000FF"/>
                                 <w:sz w:val="20"/>
-                                <w:rFonts w:asciiTheme="minorHAnsi" w:cstheme="minorBidi" w:eastAsiaTheme="minorEastAsia" w:hAnsiTheme="minorHAnsi" w:ascii="0" w:hAnsi="0" w:eastAsia="0" w:cs="0"/>
-                                <w:color w:val="8000FF"/>
                                 <w:lang w:val="en-US"/>
                               </w:rPr>
                               <w:t>auto</w:t>
                             </w:r>
                             <w:r>
                               <w:rPr>
+                                <w:rFonts w:eastAsia="" w:cs="" w:ascii="Calibri" w:hAnsi="Calibri" w:asciiTheme="minorHAnsi" w:cstheme="minorBidi" w:eastAsiaTheme="minorEastAsia" w:hAnsiTheme="minorHAnsi"/>
+                                <w:color w:val="000000"/>
                                 <w:sz w:val="20"/>
-                                <w:rFonts w:asciiTheme="minorHAnsi" w:cstheme="minorBidi" w:eastAsiaTheme="minorEastAsia" w:hAnsiTheme="minorHAnsi" w:ascii="0" w:hAnsi="0" w:eastAsia="0" w:cs="0"/>
-                                <w:color w:val="000000"/>
                                 <w:lang w:val="en-US"/>
                               </w:rPr>
                               <w:t xml:space="preserve"> job2 </w:t>
                             </w:r>
                             <w:r>
                               <w:rPr>
+                                <w:rFonts w:eastAsia="" w:cs="" w:ascii="Calibri" w:hAnsi="Calibri" w:asciiTheme="minorHAnsi" w:cstheme="minorBidi" w:eastAsiaTheme="minorEastAsia" w:hAnsiTheme="minorHAnsi"/>
+                                <w:b/>
+                                <w:color w:val="000080"/>
                                 <w:sz w:val="20"/>
-                                <w:b/>
-                                <w:rFonts w:asciiTheme="minorHAnsi" w:cstheme="minorBidi" w:eastAsiaTheme="minorEastAsia" w:hAnsiTheme="minorHAnsi" w:ascii="0" w:hAnsi="0" w:eastAsia="0" w:cs="0"/>
-                                <w:color w:val="000080"/>
                                 <w:lang w:val="en-US"/>
                               </w:rPr>
                               <w:t>=</w:t>
                             </w:r>
                             <w:r>
                               <w:rPr>
+                                <w:rFonts w:eastAsia="" w:cs="" w:ascii="Calibri" w:hAnsi="Calibri" w:asciiTheme="minorHAnsi" w:cstheme="minorBidi" w:eastAsiaTheme="minorEastAsia" w:hAnsiTheme="minorHAnsi"/>
+                                <w:color w:val="000000"/>
                                 <w:sz w:val="20"/>
-                                <w:rFonts w:asciiTheme="minorHAnsi" w:cstheme="minorBidi" w:eastAsiaTheme="minorEastAsia" w:hAnsiTheme="minorHAnsi" w:ascii="0" w:hAnsi="0" w:eastAsia="0" w:cs="0"/>
-                                <w:color w:val="000000"/>
                                 <w:lang w:val="en-US"/>
                               </w:rPr>
                               <w:t xml:space="preserve"> jsch</w:t>
                             </w:r>
                             <w:r>
                               <w:rPr>
+                                <w:rFonts w:eastAsia="" w:cs="" w:ascii="Calibri" w:hAnsi="Calibri" w:asciiTheme="minorHAnsi" w:cstheme="minorBidi" w:eastAsiaTheme="minorEastAsia" w:hAnsiTheme="minorHAnsi"/>
+                                <w:b/>
+                                <w:color w:val="000080"/>
                                 <w:sz w:val="20"/>
-                                <w:b/>
-                                <w:rFonts w:asciiTheme="minorHAnsi" w:cstheme="minorBidi" w:eastAsiaTheme="minorEastAsia" w:hAnsiTheme="minorHAnsi" w:ascii="0" w:hAnsi="0" w:eastAsia="0" w:cs="0"/>
-                                <w:color w:val="000080"/>
                                 <w:lang w:val="en-US"/>
                               </w:rPr>
                               <w:t>::</w:t>
                             </w:r>
                             <w:r>
                               <w:rPr>
+                                <w:rFonts w:eastAsia="" w:cs="" w:ascii="Calibri" w:hAnsi="Calibri" w:asciiTheme="minorHAnsi" w:cstheme="minorBidi" w:eastAsiaTheme="minorEastAsia" w:hAnsiTheme="minorHAnsi"/>
+                                <w:color w:val="000000"/>
                                 <w:sz w:val="20"/>
-                                <w:rFonts w:asciiTheme="minorHAnsi" w:cstheme="minorBidi" w:eastAsiaTheme="minorEastAsia" w:hAnsiTheme="minorHAnsi" w:ascii="0" w:hAnsi="0" w:eastAsia="0" w:cs="0"/>
-                                <w:color w:val="000000"/>
                                 <w:lang w:val="en-US"/>
                               </w:rPr>
                               <w:t>make_job</w:t>
                             </w:r>
                             <w:r>
                               <w:rPr>
+                                <w:rFonts w:eastAsia="" w:cs="" w:ascii="Calibri" w:hAnsi="Calibri" w:asciiTheme="minorHAnsi" w:cstheme="minorBidi" w:eastAsiaTheme="minorEastAsia" w:hAnsiTheme="minorHAnsi"/>
+                                <w:b/>
+                                <w:color w:val="000080"/>
                                 <w:sz w:val="20"/>
-                                <w:b/>
-                                <w:rFonts w:asciiTheme="minorHAnsi" w:cstheme="minorBidi" w:eastAsiaTheme="minorEastAsia" w:hAnsiTheme="minorHAnsi" w:ascii="0" w:hAnsi="0" w:eastAsia="0" w:cs="0"/>
-                                <w:color w:val="000080"/>
                                 <w:lang w:val="en-US"/>
                               </w:rPr>
                               <w:t>([=]{...});</w:t>
@@ -6148,108 +6187,109 @@
                           </w:p>
                           <w:p>
                             <w:pPr>
-                              <w:overflowPunct w:val="false"/>
+                              <w:pStyle w:val="FrameContents"/>
+                              <w:overflowPunct w:val="true"/>
                               <w:rPr/>
                             </w:pPr>
                             <w:r>
                               <w:rPr>
+                                <w:rFonts w:eastAsia="" w:cs="" w:ascii="Calibri" w:hAnsi="Calibri" w:asciiTheme="minorHAnsi" w:cstheme="minorBidi" w:eastAsiaTheme="minorEastAsia" w:hAnsiTheme="minorHAnsi"/>
+                                <w:color w:val="8000FF"/>
                                 <w:sz w:val="20"/>
-                                <w:rFonts w:asciiTheme="minorHAnsi" w:cstheme="minorBidi" w:eastAsiaTheme="minorEastAsia" w:hAnsiTheme="minorHAnsi" w:ascii="0" w:hAnsi="0" w:eastAsia="0" w:cs="0"/>
-                                <w:color w:val="8000FF"/>
                                 <w:lang w:val="en-US"/>
                               </w:rPr>
                               <w:t>auto</w:t>
                             </w:r>
                             <w:r>
                               <w:rPr>
+                                <w:rFonts w:eastAsia="" w:cs="" w:ascii="Calibri" w:hAnsi="Calibri" w:asciiTheme="minorHAnsi" w:cstheme="minorBidi" w:eastAsiaTheme="minorEastAsia" w:hAnsiTheme="minorHAnsi"/>
+                                <w:color w:val="000000"/>
                                 <w:sz w:val="20"/>
-                                <w:rFonts w:asciiTheme="minorHAnsi" w:cstheme="minorBidi" w:eastAsiaTheme="minorEastAsia" w:hAnsiTheme="minorHAnsi" w:ascii="0" w:hAnsi="0" w:eastAsia="0" w:cs="0"/>
-                                <w:color w:val="000000"/>
                                 <w:lang w:val="en-US"/>
                               </w:rPr>
                               <w:t xml:space="preserve"> job3 </w:t>
                             </w:r>
                             <w:r>
                               <w:rPr>
+                                <w:rFonts w:eastAsia="" w:cs="" w:ascii="Calibri" w:hAnsi="Calibri" w:asciiTheme="minorHAnsi" w:cstheme="minorBidi" w:eastAsiaTheme="minorEastAsia" w:hAnsiTheme="minorHAnsi"/>
+                                <w:b/>
+                                <w:color w:val="000080"/>
                                 <w:sz w:val="20"/>
-                                <w:b/>
-                                <w:rFonts w:asciiTheme="minorHAnsi" w:cstheme="minorBidi" w:eastAsiaTheme="minorEastAsia" w:hAnsiTheme="minorHAnsi" w:ascii="0" w:hAnsi="0" w:eastAsia="0" w:cs="0"/>
-                                <w:color w:val="000080"/>
                                 <w:lang w:val="en-US"/>
                               </w:rPr>
                               <w:t>=</w:t>
                             </w:r>
                             <w:r>
                               <w:rPr>
+                                <w:rFonts w:eastAsia="" w:cs="" w:ascii="Calibri" w:hAnsi="Calibri" w:asciiTheme="minorHAnsi" w:cstheme="minorBidi" w:eastAsiaTheme="minorEastAsia" w:hAnsiTheme="minorHAnsi"/>
+                                <w:color w:val="000000"/>
                                 <w:sz w:val="20"/>
-                                <w:rFonts w:asciiTheme="minorHAnsi" w:cstheme="minorBidi" w:eastAsiaTheme="minorEastAsia" w:hAnsiTheme="minorHAnsi" w:ascii="0" w:hAnsi="0" w:eastAsia="0" w:cs="0"/>
-                                <w:color w:val="000000"/>
                                 <w:lang w:val="en-US"/>
                               </w:rPr>
                               <w:t xml:space="preserve"> jsch</w:t>
                             </w:r>
                             <w:r>
                               <w:rPr>
+                                <w:rFonts w:eastAsia="" w:cs="" w:ascii="Calibri" w:hAnsi="Calibri" w:asciiTheme="minorHAnsi" w:cstheme="minorBidi" w:eastAsiaTheme="minorEastAsia" w:hAnsiTheme="minorHAnsi"/>
+                                <w:b/>
+                                <w:color w:val="000080"/>
                                 <w:sz w:val="20"/>
-                                <w:b/>
-                                <w:rFonts w:asciiTheme="minorHAnsi" w:cstheme="minorBidi" w:eastAsiaTheme="minorEastAsia" w:hAnsiTheme="minorHAnsi" w:ascii="0" w:hAnsi="0" w:eastAsia="0" w:cs="0"/>
-                                <w:color w:val="000080"/>
                                 <w:lang w:val="en-US"/>
                               </w:rPr>
                               <w:t>::</w:t>
                             </w:r>
                             <w:r>
                               <w:rPr>
+                                <w:rFonts w:eastAsia="" w:cs="" w:ascii="Calibri" w:hAnsi="Calibri" w:asciiTheme="minorHAnsi" w:cstheme="minorBidi" w:eastAsiaTheme="minorEastAsia" w:hAnsiTheme="minorHAnsi"/>
+                                <w:color w:val="000000"/>
                                 <w:sz w:val="20"/>
-                                <w:rFonts w:asciiTheme="minorHAnsi" w:cstheme="minorBidi" w:eastAsiaTheme="minorEastAsia" w:hAnsiTheme="minorHAnsi" w:ascii="0" w:hAnsi="0" w:eastAsia="0" w:cs="0"/>
-                                <w:color w:val="000000"/>
                                 <w:lang w:val="en-US"/>
                               </w:rPr>
                               <w:t>make_job</w:t>
                             </w:r>
                             <w:r>
                               <w:rPr>
+                                <w:rFonts w:eastAsia="" w:cs="" w:ascii="Calibri" w:hAnsi="Calibri" w:asciiTheme="minorHAnsi" w:cstheme="minorBidi" w:eastAsiaTheme="minorEastAsia" w:hAnsiTheme="minorHAnsi"/>
+                                <w:b/>
+                                <w:color w:val="000080"/>
                                 <w:sz w:val="20"/>
-                                <w:b/>
-                                <w:rFonts w:asciiTheme="minorHAnsi" w:cstheme="minorBidi" w:eastAsiaTheme="minorEastAsia" w:hAnsiTheme="minorHAnsi" w:ascii="0" w:hAnsi="0" w:eastAsia="0" w:cs="0"/>
-                                <w:color w:val="000080"/>
                                 <w:lang w:val="en-US"/>
                               </w:rPr>
                               <w:t>([=]()</w:t>
                             </w:r>
                             <w:r>
                               <w:rPr>
+                                <w:rFonts w:eastAsia="" w:cs="" w:ascii="Calibri" w:hAnsi="Calibri" w:asciiTheme="minorHAnsi" w:cstheme="minorBidi" w:eastAsiaTheme="minorEastAsia" w:hAnsiTheme="minorHAnsi"/>
+                                <w:color w:val="000000"/>
                                 <w:sz w:val="20"/>
-                                <w:rFonts w:asciiTheme="minorHAnsi" w:cstheme="minorBidi" w:eastAsiaTheme="minorEastAsia" w:hAnsiTheme="minorHAnsi" w:ascii="0" w:hAnsi="0" w:eastAsia="0" w:cs="0"/>
-                                <w:color w:val="000000"/>
                                 <w:lang w:val="en-US"/>
                               </w:rPr>
                               <w:t xml:space="preserve"> </w:t>
                             </w:r>
                             <w:r>
                               <w:rPr>
+                                <w:rFonts w:eastAsia="" w:cs="" w:ascii="Calibri" w:hAnsi="Calibri" w:asciiTheme="minorHAnsi" w:cstheme="minorBidi" w:eastAsiaTheme="minorEastAsia" w:hAnsiTheme="minorHAnsi"/>
+                                <w:color w:val="8000FF"/>
                                 <w:sz w:val="20"/>
-                                <w:rFonts w:asciiTheme="minorHAnsi" w:cstheme="minorBidi" w:eastAsiaTheme="minorEastAsia" w:hAnsiTheme="minorHAnsi" w:ascii="0" w:hAnsi="0" w:eastAsia="0" w:cs="0"/>
-                                <w:color w:val="8000FF"/>
                                 <w:lang w:val="en-US"/>
                               </w:rPr>
                               <w:t>mutable</w:t>
                             </w:r>
                             <w:r>
                               <w:rPr>
+                                <w:rFonts w:eastAsia="" w:cs="" w:ascii="Calibri" w:hAnsi="Calibri" w:asciiTheme="minorHAnsi" w:cstheme="minorBidi" w:eastAsiaTheme="minorEastAsia" w:hAnsiTheme="minorHAnsi"/>
+                                <w:color w:val="000000"/>
                                 <w:sz w:val="20"/>
-                                <w:rFonts w:asciiTheme="minorHAnsi" w:cstheme="minorBidi" w:eastAsiaTheme="minorEastAsia" w:hAnsiTheme="minorHAnsi" w:ascii="0" w:hAnsi="0" w:eastAsia="0" w:cs="0"/>
-                                <w:color w:val="000000"/>
                                 <w:lang w:val="en-US"/>
                               </w:rPr>
                               <w:t xml:space="preserve"> </w:t>
                             </w:r>
                             <w:r>
                               <w:rPr>
+                                <w:rFonts w:eastAsia="" w:cs="" w:ascii="Calibri" w:hAnsi="Calibri" w:asciiTheme="minorHAnsi" w:cstheme="minorBidi" w:eastAsiaTheme="minorEastAsia" w:hAnsiTheme="minorHAnsi"/>
+                                <w:b/>
+                                <w:color w:val="000080"/>
                                 <w:sz w:val="20"/>
-                                <w:b/>
-                                <w:rFonts w:asciiTheme="minorHAnsi" w:cstheme="minorBidi" w:eastAsiaTheme="minorEastAsia" w:hAnsiTheme="minorHAnsi" w:ascii="0" w:hAnsi="0" w:eastAsia="0" w:cs="0"/>
-                                <w:color w:val="000080"/>
                                 <w:lang w:val="en-US"/>
                               </w:rPr>
                               <w:t>{...});</w:t>
@@ -6257,95 +6297,92 @@
                           </w:p>
                           <w:p>
                             <w:pPr>
-                              <w:overflowPunct w:val="false"/>
+                              <w:pStyle w:val="FrameContents"/>
+                              <w:overflowPunct w:val="true"/>
+                              <w:rPr/>
+                            </w:pPr>
+                            <w:r>
+                              <w:rPr/>
+                            </w:r>
+                          </w:p>
+                          <w:p>
+                            <w:pPr>
+                              <w:pStyle w:val="FrameContents"/>
+                              <w:overflowPunct w:val="true"/>
                               <w:rPr/>
                             </w:pPr>
                             <w:r>
                               <w:rPr>
+                                <w:rFonts w:eastAsia="" w:cs="" w:ascii="Calibri" w:hAnsi="Calibri" w:asciiTheme="minorHAnsi" w:cstheme="minorBidi" w:eastAsiaTheme="minorEastAsia" w:hAnsiTheme="minorHAnsi"/>
+                                <w:color w:val="000000"/>
                                 <w:sz w:val="20"/>
-                                <w:rFonts w:ascii="0" w:hAnsi="0" w:eastAsia="0" w:cs="0"/>
-                                <w:color w:val="000000"/>
-                                <w:lang w:val="en-US"/>
-                              </w:rPr>
-                            </w:r>
-                          </w:p>
-                          <w:p>
-                            <w:pPr>
-                              <w:overflowPunct w:val="false"/>
-                              <w:rPr/>
-                            </w:pPr>
-                            <w:r>
-                              <w:rPr>
-                                <w:sz w:val="20"/>
-                                <w:rFonts w:asciiTheme="minorHAnsi" w:cstheme="minorBidi" w:eastAsiaTheme="minorEastAsia" w:hAnsiTheme="minorHAnsi" w:ascii="0" w:hAnsi="0" w:eastAsia="0" w:cs="0"/>
-                                <w:color w:val="000000"/>
                                 <w:lang w:val="en-US"/>
                               </w:rPr>
                               <w:t>JobSequence</w:t>
                             </w:r>
                             <w:r>
                               <w:rPr>
+                                <w:rFonts w:eastAsia="" w:cs="" w:ascii="Calibri" w:hAnsi="Calibri" w:asciiTheme="minorHAnsi" w:cstheme="minorBidi" w:eastAsiaTheme="minorEastAsia" w:hAnsiTheme="minorHAnsi"/>
+                                <w:b/>
+                                <w:color w:val="000080"/>
                                 <w:sz w:val="20"/>
-                                <w:b/>
-                                <w:rFonts w:asciiTheme="minorHAnsi" w:cstheme="minorBidi" w:eastAsiaTheme="minorEastAsia" w:hAnsiTheme="minorHAnsi" w:ascii="0" w:hAnsi="0" w:eastAsia="0" w:cs="0"/>
-                                <w:color w:val="000080"/>
                                 <w:lang w:val="en-US"/>
                               </w:rPr>
                               <w:t>*</w:t>
                             </w:r>
                             <w:r>
                               <w:rPr>
+                                <w:rFonts w:eastAsia="" w:cs="" w:ascii="Calibri" w:hAnsi="Calibri" w:asciiTheme="minorHAnsi" w:cstheme="minorBidi" w:eastAsiaTheme="minorEastAsia" w:hAnsiTheme="minorHAnsi"/>
+                                <w:color w:val="000000"/>
                                 <w:sz w:val="20"/>
-                                <w:rFonts w:asciiTheme="minorHAnsi" w:cstheme="minorBidi" w:eastAsiaTheme="minorEastAsia" w:hAnsiTheme="minorHAnsi" w:ascii="0" w:hAnsi="0" w:eastAsia="0" w:cs="0"/>
-                                <w:color w:val="000000"/>
                                 <w:lang w:val="en-US"/>
                               </w:rPr>
                               <w:t xml:space="preserve"> jobSequence </w:t>
                             </w:r>
                             <w:r>
                               <w:rPr>
+                                <w:rFonts w:eastAsia="" w:cs="" w:ascii="Calibri" w:hAnsi="Calibri" w:asciiTheme="minorHAnsi" w:cstheme="minorBidi" w:eastAsiaTheme="minorEastAsia" w:hAnsiTheme="minorHAnsi"/>
+                                <w:b/>
+                                <w:color w:val="000080"/>
                                 <w:sz w:val="20"/>
-                                <w:b/>
-                                <w:rFonts w:asciiTheme="minorHAnsi" w:cstheme="minorBidi" w:eastAsiaTheme="minorEastAsia" w:hAnsiTheme="minorHAnsi" w:ascii="0" w:hAnsi="0" w:eastAsia="0" w:cs="0"/>
-                                <w:color w:val="000080"/>
                                 <w:lang w:val="en-US"/>
                               </w:rPr>
                               <w:t>=</w:t>
                             </w:r>
                             <w:r>
                               <w:rPr>
+                                <w:rFonts w:eastAsia="" w:cs="" w:ascii="Calibri" w:hAnsi="Calibri" w:asciiTheme="minorHAnsi" w:cstheme="minorBidi" w:eastAsiaTheme="minorEastAsia" w:hAnsiTheme="minorHAnsi"/>
+                                <w:color w:val="000000"/>
                                 <w:sz w:val="20"/>
-                                <w:rFonts w:asciiTheme="minorHAnsi" w:cstheme="minorBidi" w:eastAsiaTheme="minorEastAsia" w:hAnsiTheme="minorHAnsi" w:ascii="0" w:hAnsi="0" w:eastAsia="0" w:cs="0"/>
-                                <w:color w:val="000000"/>
                                 <w:lang w:val="en-US"/>
                               </w:rPr>
                               <w:t xml:space="preserve"> jobScheduler</w:t>
                             </w:r>
                             <w:r>
                               <w:rPr>
+                                <w:rFonts w:eastAsia="" w:cs="" w:ascii="Calibri" w:hAnsi="Calibri" w:asciiTheme="minorHAnsi" w:cstheme="minorBidi" w:eastAsiaTheme="minorEastAsia" w:hAnsiTheme="minorHAnsi"/>
+                                <w:b/>
+                                <w:color w:val="000080"/>
                                 <w:sz w:val="20"/>
-                                <w:b/>
-                                <w:rFonts w:asciiTheme="minorHAnsi" w:cstheme="minorBidi" w:eastAsiaTheme="minorEastAsia" w:hAnsiTheme="minorHAnsi" w:ascii="0" w:hAnsi="0" w:eastAsia="0" w:cs="0"/>
-                                <w:color w:val="000080"/>
                                 <w:lang w:val="en-US"/>
                               </w:rPr>
                               <w:t>.</w:t>
                             </w:r>
                             <w:r>
                               <w:rPr>
+                                <w:rFonts w:eastAsia="" w:cs="" w:ascii="Calibri" w:hAnsi="Calibri" w:asciiTheme="minorHAnsi" w:cstheme="minorBidi" w:eastAsiaTheme="minorEastAsia" w:hAnsiTheme="minorHAnsi"/>
+                                <w:color w:val="000000"/>
                                 <w:sz w:val="20"/>
-                                <w:rFonts w:asciiTheme="minorHAnsi" w:cstheme="minorBidi" w:eastAsiaTheme="minorEastAsia" w:hAnsiTheme="minorHAnsi" w:ascii="0" w:hAnsi="0" w:eastAsia="0" w:cs="0"/>
-                                <w:color w:val="000000"/>
                                 <w:lang w:val="en-US"/>
                               </w:rPr>
                               <w:t>make_job_sequence</w:t>
                             </w:r>
                             <w:r>
                               <w:rPr>
+                                <w:rFonts w:eastAsia="" w:cs="" w:ascii="Calibri" w:hAnsi="Calibri" w:asciiTheme="minorHAnsi" w:cstheme="minorBidi" w:eastAsiaTheme="minorEastAsia" w:hAnsiTheme="minorHAnsi"/>
+                                <w:b/>
+                                <w:color w:val="000080"/>
                                 <w:sz w:val="20"/>
-                                <w:b/>
-                                <w:rFonts w:asciiTheme="minorHAnsi" w:cstheme="minorBidi" w:eastAsiaTheme="minorEastAsia" w:hAnsiTheme="minorHAnsi" w:ascii="0" w:hAnsi="0" w:eastAsia="0" w:cs="0"/>
-                                <w:color w:val="000080"/>
                                 <w:lang w:val="en-US"/>
                               </w:rPr>
                               <w:t>();</w:t>
@@ -6353,76 +6390,73 @@
                           </w:p>
                           <w:p>
                             <w:pPr>
-                              <w:overflowPunct w:val="false"/>
+                              <w:pStyle w:val="FrameContents"/>
+                              <w:overflowPunct w:val="true"/>
+                              <w:rPr/>
+                            </w:pPr>
+                            <w:r>
+                              <w:rPr/>
+                            </w:r>
+                          </w:p>
+                          <w:p>
+                            <w:pPr>
+                              <w:pStyle w:val="FrameContents"/>
+                              <w:overflowPunct w:val="true"/>
                               <w:rPr/>
                             </w:pPr>
                             <w:r>
                               <w:rPr>
+                                <w:rFonts w:eastAsia="" w:cs="" w:ascii="Calibri" w:hAnsi="Calibri" w:asciiTheme="minorHAnsi" w:cstheme="minorBidi" w:eastAsiaTheme="minorEastAsia" w:hAnsiTheme="minorHAnsi"/>
+                                <w:color w:val="000000"/>
                                 <w:sz w:val="20"/>
-                                <w:rFonts w:ascii="0" w:hAnsi="0" w:eastAsia="0" w:cs="0"/>
-                                <w:color w:val="000000"/>
-                                <w:lang w:val="en-US"/>
-                              </w:rPr>
-                            </w:r>
-                          </w:p>
-                          <w:p>
-                            <w:pPr>
-                              <w:overflowPunct w:val="false"/>
-                              <w:rPr/>
-                            </w:pPr>
-                            <w:r>
-                              <w:rPr>
-                                <w:sz w:val="20"/>
-                                <w:rFonts w:asciiTheme="minorHAnsi" w:cstheme="minorBidi" w:eastAsiaTheme="minorEastAsia" w:hAnsiTheme="minorHAnsi" w:ascii="0" w:hAnsi="0" w:eastAsia="0" w:cs="0"/>
-                                <w:color w:val="000000"/>
                                 <w:lang w:val="en-US"/>
                               </w:rPr>
                               <w:t>jobSequence</w:t>
                             </w:r>
                             <w:r>
                               <w:rPr>
+                                <w:rFonts w:eastAsia="" w:cs="" w:ascii="Calibri" w:hAnsi="Calibri" w:asciiTheme="minorHAnsi" w:cstheme="minorBidi" w:eastAsiaTheme="minorEastAsia" w:hAnsiTheme="minorHAnsi"/>
+                                <w:b/>
+                                <w:color w:val="000080"/>
                                 <w:sz w:val="20"/>
-                                <w:b/>
-                                <w:rFonts w:asciiTheme="minorHAnsi" w:cstheme="minorBidi" w:eastAsiaTheme="minorEastAsia" w:hAnsiTheme="minorHAnsi" w:ascii="0" w:hAnsi="0" w:eastAsia="0" w:cs="0"/>
-                                <w:color w:val="000080"/>
                                 <w:lang w:val="en-US"/>
                               </w:rPr>
                               <w:t>.</w:t>
                             </w:r>
                             <w:r>
                               <w:rPr>
+                                <w:rFonts w:eastAsia="" w:cs="" w:ascii="Calibri" w:hAnsi="Calibri" w:asciiTheme="minorHAnsi" w:cstheme="minorBidi" w:eastAsiaTheme="minorEastAsia" w:hAnsiTheme="minorHAnsi"/>
+                                <w:color w:val="000000"/>
                                 <w:sz w:val="20"/>
-                                <w:rFonts w:asciiTheme="minorHAnsi" w:cstheme="minorBidi" w:eastAsiaTheme="minorEastAsia" w:hAnsiTheme="minorHAnsi" w:ascii="0" w:hAnsi="0" w:eastAsia="0" w:cs="0"/>
-                                <w:color w:val="000000"/>
                                 <w:lang w:val="en-US"/>
                               </w:rPr>
                               <w:t>then</w:t>
                             </w:r>
                             <w:r>
                               <w:rPr>
+                                <w:rFonts w:eastAsia="" w:cs="" w:ascii="Calibri" w:hAnsi="Calibri" w:asciiTheme="minorHAnsi" w:cstheme="minorBidi" w:eastAsiaTheme="minorEastAsia" w:hAnsiTheme="minorHAnsi"/>
+                                <w:b/>
+                                <w:color w:val="000080"/>
                                 <w:sz w:val="20"/>
-                                <w:b/>
-                                <w:rFonts w:asciiTheme="minorHAnsi" w:cstheme="minorBidi" w:eastAsiaTheme="minorEastAsia" w:hAnsiTheme="minorHAnsi" w:ascii="0" w:hAnsi="0" w:eastAsia="0" w:cs="0"/>
-                                <w:color w:val="000080"/>
                                 <w:lang w:val="en-US"/>
                               </w:rPr>
                               <w:t>(</w:t>
                             </w:r>
                             <w:r>
                               <w:rPr>
+                                <w:rFonts w:eastAsia="" w:cs="" w:ascii="Calibri" w:hAnsi="Calibri" w:asciiTheme="minorHAnsi" w:cstheme="minorBidi" w:eastAsiaTheme="minorEastAsia" w:hAnsiTheme="minorHAnsi"/>
+                                <w:color w:val="000000"/>
                                 <w:sz w:val="20"/>
-                                <w:rFonts w:asciiTheme="minorHAnsi" w:cstheme="minorBidi" w:eastAsiaTheme="minorEastAsia" w:hAnsiTheme="minorHAnsi" w:ascii="0" w:hAnsi="0" w:eastAsia="0" w:cs="0"/>
-                                <w:color w:val="000000"/>
                                 <w:lang w:val="en-US"/>
                               </w:rPr>
                               <w:t>job1</w:t>
                             </w:r>
                             <w:r>
                               <w:rPr>
+                                <w:rFonts w:eastAsia="" w:cs="" w:ascii="Calibri" w:hAnsi="Calibri" w:asciiTheme="minorHAnsi" w:cstheme="minorBidi" w:eastAsiaTheme="minorEastAsia" w:hAnsiTheme="minorHAnsi"/>
+                                <w:b/>
+                                <w:color w:val="000080"/>
                                 <w:sz w:val="20"/>
-                                <w:b/>
-                                <w:rFonts w:asciiTheme="minorHAnsi" w:cstheme="minorBidi" w:eastAsiaTheme="minorEastAsia" w:hAnsiTheme="minorHAnsi" w:ascii="0" w:hAnsi="0" w:eastAsia="0" w:cs="0"/>
-                                <w:color w:val="000080"/>
                                 <w:lang w:val="en-US"/>
                               </w:rPr>
                               <w:t>);</w:t>
@@ -6430,62 +6464,63 @@
                           </w:p>
                           <w:p>
                             <w:pPr>
-                              <w:overflowPunct w:val="false"/>
+                              <w:pStyle w:val="FrameContents"/>
+                              <w:overflowPunct w:val="true"/>
                               <w:rPr/>
                             </w:pPr>
                             <w:r>
                               <w:rPr>
+                                <w:rFonts w:eastAsia="" w:cs="" w:ascii="Calibri" w:hAnsi="Calibri" w:asciiTheme="minorHAnsi" w:cstheme="minorBidi" w:eastAsiaTheme="minorEastAsia" w:hAnsiTheme="minorHAnsi"/>
+                                <w:color w:val="000000"/>
                                 <w:sz w:val="20"/>
-                                <w:rFonts w:asciiTheme="minorHAnsi" w:cstheme="minorBidi" w:eastAsiaTheme="minorEastAsia" w:hAnsiTheme="minorHAnsi" w:ascii="0" w:hAnsi="0" w:eastAsia="0" w:cs="0"/>
-                                <w:color w:val="000000"/>
                                 <w:lang w:val="en-US"/>
                               </w:rPr>
                               <w:t>jobSequence</w:t>
                             </w:r>
                             <w:r>
                               <w:rPr>
+                                <w:rFonts w:eastAsia="" w:cs="" w:ascii="Calibri" w:hAnsi="Calibri" w:asciiTheme="minorHAnsi" w:cstheme="minorBidi" w:eastAsiaTheme="minorEastAsia" w:hAnsiTheme="minorHAnsi"/>
+                                <w:b/>
+                                <w:color w:val="000080"/>
                                 <w:sz w:val="20"/>
-                                <w:b/>
-                                <w:rFonts w:asciiTheme="minorHAnsi" w:cstheme="minorBidi" w:eastAsiaTheme="minorEastAsia" w:hAnsiTheme="minorHAnsi" w:ascii="0" w:hAnsi="0" w:eastAsia="0" w:cs="0"/>
-                                <w:color w:val="000080"/>
                                 <w:lang w:val="en-US"/>
                               </w:rPr>
                               <w:t>.</w:t>
                             </w:r>
                             <w:r>
                               <w:rPr>
+                                <w:rFonts w:eastAsia="" w:cs="" w:ascii="Calibri" w:hAnsi="Calibri" w:asciiTheme="minorHAnsi" w:cstheme="minorBidi" w:eastAsiaTheme="minorEastAsia" w:hAnsiTheme="minorHAnsi"/>
+                                <w:color w:val="000000"/>
                                 <w:sz w:val="20"/>
-                                <w:rFonts w:asciiTheme="minorHAnsi" w:cstheme="minorBidi" w:eastAsiaTheme="minorEastAsia" w:hAnsiTheme="minorHAnsi" w:ascii="0" w:hAnsi="0" w:eastAsia="0" w:cs="0"/>
-                                <w:color w:val="000000"/>
                                 <w:lang w:val="en-US"/>
                               </w:rPr>
                               <w:t>then</w:t>
                             </w:r>
                             <w:r>
                               <w:rPr>
+                                <w:rFonts w:eastAsia="" w:cs="" w:ascii="Calibri" w:hAnsi="Calibri" w:asciiTheme="minorHAnsi" w:cstheme="minorBidi" w:eastAsiaTheme="minorEastAsia" w:hAnsiTheme="minorHAnsi"/>
+                                <w:b/>
+                                <w:color w:val="000080"/>
                                 <w:sz w:val="20"/>
-                                <w:b/>
-                                <w:rFonts w:asciiTheme="minorHAnsi" w:cstheme="minorBidi" w:eastAsiaTheme="minorEastAsia" w:hAnsiTheme="minorHAnsi" w:ascii="0" w:hAnsi="0" w:eastAsia="0" w:cs="0"/>
-                                <w:color w:val="000080"/>
                                 <w:lang w:val="en-US"/>
                               </w:rPr>
                               <w:t>(</w:t>
                             </w:r>
                             <w:r>
                               <w:rPr>
+                                <w:rFonts w:eastAsia="" w:cs="" w:ascii="Calibri" w:hAnsi="Calibri" w:asciiTheme="minorHAnsi" w:cstheme="minorBidi" w:eastAsiaTheme="minorEastAsia" w:hAnsiTheme="minorHAnsi"/>
+                                <w:color w:val="000000"/>
                                 <w:sz w:val="20"/>
-                                <w:rFonts w:asciiTheme="minorHAnsi" w:cstheme="minorBidi" w:eastAsiaTheme="minorEastAsia" w:hAnsiTheme="minorHAnsi" w:ascii="0" w:hAnsi="0" w:eastAsia="0" w:cs="0"/>
-                                <w:color w:val="000000"/>
                                 <w:lang w:val="en-US"/>
                               </w:rPr>
                               <w:t>job2</w:t>
                             </w:r>
                             <w:r>
                               <w:rPr>
+                                <w:rFonts w:eastAsia="" w:cs="" w:ascii="Calibri" w:hAnsi="Calibri" w:asciiTheme="minorHAnsi" w:cstheme="minorBidi" w:eastAsiaTheme="minorEastAsia" w:hAnsiTheme="minorHAnsi"/>
+                                <w:b/>
+                                <w:color w:val="000080"/>
                                 <w:sz w:val="20"/>
-                                <w:b/>
-                                <w:rFonts w:asciiTheme="minorHAnsi" w:cstheme="minorBidi" w:eastAsiaTheme="minorEastAsia" w:hAnsiTheme="minorHAnsi" w:ascii="0" w:hAnsi="0" w:eastAsia="0" w:cs="0"/>
-                                <w:color w:val="000080"/>
                                 <w:lang w:val="en-US"/>
                               </w:rPr>
                               <w:t>);</w:t>
@@ -6493,62 +6528,63 @@
                           </w:p>
                           <w:p>
                             <w:pPr>
-                              <w:overflowPunct w:val="false"/>
+                              <w:pStyle w:val="FrameContents"/>
+                              <w:overflowPunct w:val="true"/>
                               <w:rPr/>
                             </w:pPr>
                             <w:r>
                               <w:rPr>
+                                <w:rFonts w:eastAsia="" w:cs="" w:ascii="Calibri" w:hAnsi="Calibri" w:asciiTheme="minorHAnsi" w:cstheme="minorBidi" w:eastAsiaTheme="minorEastAsia" w:hAnsiTheme="minorHAnsi"/>
+                                <w:color w:val="000000"/>
                                 <w:sz w:val="20"/>
-                                <w:rFonts w:asciiTheme="minorHAnsi" w:cstheme="minorBidi" w:eastAsiaTheme="minorEastAsia" w:hAnsiTheme="minorHAnsi" w:ascii="0" w:hAnsi="0" w:eastAsia="0" w:cs="0"/>
-                                <w:color w:val="000000"/>
                                 <w:lang w:val="en-US"/>
                               </w:rPr>
                               <w:t>jobSequence</w:t>
                             </w:r>
                             <w:r>
                               <w:rPr>
+                                <w:rFonts w:eastAsia="" w:cs="" w:ascii="Calibri" w:hAnsi="Calibri" w:asciiTheme="minorHAnsi" w:cstheme="minorBidi" w:eastAsiaTheme="minorEastAsia" w:hAnsiTheme="minorHAnsi"/>
+                                <w:b/>
+                                <w:color w:val="000080"/>
                                 <w:sz w:val="20"/>
-                                <w:b/>
-                                <w:rFonts w:asciiTheme="minorHAnsi" w:cstheme="minorBidi" w:eastAsiaTheme="minorEastAsia" w:hAnsiTheme="minorHAnsi" w:ascii="0" w:hAnsi="0" w:eastAsia="0" w:cs="0"/>
-                                <w:color w:val="000080"/>
                                 <w:lang w:val="en-US"/>
                               </w:rPr>
                               <w:t>.</w:t>
                             </w:r>
                             <w:r>
                               <w:rPr>
+                                <w:rFonts w:eastAsia="" w:cs="" w:ascii="Calibri" w:hAnsi="Calibri" w:asciiTheme="minorHAnsi" w:cstheme="minorBidi" w:eastAsiaTheme="minorEastAsia" w:hAnsiTheme="minorHAnsi"/>
+                                <w:color w:val="000000"/>
                                 <w:sz w:val="20"/>
-                                <w:rFonts w:asciiTheme="minorHAnsi" w:cstheme="minorBidi" w:eastAsiaTheme="minorEastAsia" w:hAnsiTheme="minorHAnsi" w:ascii="0" w:hAnsi="0" w:eastAsia="0" w:cs="0"/>
-                                <w:color w:val="000000"/>
                                 <w:lang w:val="en-US"/>
                               </w:rPr>
                               <w:t>then</w:t>
                             </w:r>
                             <w:r>
                               <w:rPr>
+                                <w:rFonts w:eastAsia="" w:cs="" w:ascii="Calibri" w:hAnsi="Calibri" w:asciiTheme="minorHAnsi" w:cstheme="minorBidi" w:eastAsiaTheme="minorEastAsia" w:hAnsiTheme="minorHAnsi"/>
+                                <w:b/>
+                                <w:color w:val="000080"/>
                                 <w:sz w:val="20"/>
-                                <w:b/>
-                                <w:rFonts w:asciiTheme="minorHAnsi" w:cstheme="minorBidi" w:eastAsiaTheme="minorEastAsia" w:hAnsiTheme="minorHAnsi" w:ascii="0" w:hAnsi="0" w:eastAsia="0" w:cs="0"/>
-                                <w:color w:val="000080"/>
                                 <w:lang w:val="en-US"/>
                               </w:rPr>
                               <w:t>(</w:t>
                             </w:r>
                             <w:r>
                               <w:rPr>
+                                <w:rFonts w:eastAsia="" w:cs="" w:ascii="Calibri" w:hAnsi="Calibri" w:asciiTheme="minorHAnsi" w:cstheme="minorBidi" w:eastAsiaTheme="minorEastAsia" w:hAnsiTheme="minorHAnsi"/>
+                                <w:color w:val="000000"/>
                                 <w:sz w:val="20"/>
-                                <w:rFonts w:asciiTheme="minorHAnsi" w:cstheme="minorBidi" w:eastAsiaTheme="minorEastAsia" w:hAnsiTheme="minorHAnsi" w:ascii="0" w:hAnsi="0" w:eastAsia="0" w:cs="0"/>
-                                <w:color w:val="000000"/>
                                 <w:lang w:val="en-US"/>
                               </w:rPr>
                               <w:t>job3</w:t>
                             </w:r>
                             <w:r>
                               <w:rPr>
+                                <w:rFonts w:eastAsia="" w:cs="" w:ascii="Calibri" w:hAnsi="Calibri" w:asciiTheme="minorHAnsi" w:cstheme="minorBidi" w:eastAsiaTheme="minorEastAsia" w:hAnsiTheme="minorHAnsi"/>
+                                <w:b/>
+                                <w:color w:val="000080"/>
                                 <w:sz w:val="20"/>
-                                <w:b/>
-                                <w:rFonts w:asciiTheme="minorHAnsi" w:cstheme="minorBidi" w:eastAsiaTheme="minorEastAsia" w:hAnsiTheme="minorHAnsi" w:ascii="0" w:hAnsi="0" w:eastAsia="0" w:cs="0"/>
-                                <w:color w:val="000080"/>
                                 <w:lang w:val="en-US"/>
                               </w:rPr>
                               <w:t>);</w:t>
@@ -6556,76 +6592,73 @@
                           </w:p>
                           <w:p>
                             <w:pPr>
-                              <w:overflowPunct w:val="false"/>
+                              <w:pStyle w:val="FrameContents"/>
+                              <w:overflowPunct w:val="true"/>
+                              <w:rPr/>
+                            </w:pPr>
+                            <w:r>
+                              <w:rPr/>
+                            </w:r>
+                          </w:p>
+                          <w:p>
+                            <w:pPr>
+                              <w:pStyle w:val="FrameContents"/>
+                              <w:overflowPunct w:val="true"/>
                               <w:rPr/>
                             </w:pPr>
                             <w:r>
                               <w:rPr>
+                                <w:rFonts w:eastAsia="" w:cs="" w:ascii="Calibri" w:hAnsi="Calibri" w:asciiTheme="minorHAnsi" w:cstheme="minorBidi" w:eastAsiaTheme="minorEastAsia" w:hAnsiTheme="minorHAnsi"/>
+                                <w:color w:val="000000"/>
                                 <w:sz w:val="20"/>
-                                <w:rFonts w:ascii="0" w:hAnsi="0" w:eastAsia="0" w:cs="0"/>
-                                <w:color w:val="000000"/>
-                                <w:lang w:val="en-US"/>
-                              </w:rPr>
-                            </w:r>
-                          </w:p>
-                          <w:p>
-                            <w:pPr>
-                              <w:overflowPunct w:val="false"/>
-                              <w:rPr/>
-                            </w:pPr>
-                            <w:r>
-                              <w:rPr>
-                                <w:sz w:val="20"/>
-                                <w:rFonts w:asciiTheme="minorHAnsi" w:cstheme="minorBidi" w:eastAsiaTheme="minorEastAsia" w:hAnsiTheme="minorHAnsi" w:ascii="0" w:hAnsi="0" w:eastAsia="0" w:cs="0"/>
-                                <w:color w:val="000000"/>
                                 <w:lang w:val="en-US"/>
                               </w:rPr>
                               <w:t>jobScheduler</w:t>
                             </w:r>
                             <w:r>
                               <w:rPr>
+                                <w:rFonts w:eastAsia="" w:cs="" w:ascii="Calibri" w:hAnsi="Calibri" w:asciiTheme="minorHAnsi" w:cstheme="minorBidi" w:eastAsiaTheme="minorEastAsia" w:hAnsiTheme="minorHAnsi"/>
+                                <w:b/>
+                                <w:color w:val="000080"/>
                                 <w:sz w:val="20"/>
-                                <w:b/>
-                                <w:rFonts w:asciiTheme="minorHAnsi" w:cstheme="minorBidi" w:eastAsiaTheme="minorEastAsia" w:hAnsiTheme="minorHAnsi" w:ascii="0" w:hAnsi="0" w:eastAsia="0" w:cs="0"/>
-                                <w:color w:val="000080"/>
                                 <w:lang w:val="en-US"/>
                               </w:rPr>
                               <w:t>.</w:t>
                             </w:r>
                             <w:r>
                               <w:rPr>
+                                <w:rFonts w:eastAsia="" w:cs="" w:ascii="Calibri" w:hAnsi="Calibri" w:asciiTheme="minorHAnsi" w:cstheme="minorBidi" w:eastAsiaTheme="minorEastAsia" w:hAnsiTheme="minorHAnsi"/>
+                                <w:color w:val="000000"/>
                                 <w:sz w:val="20"/>
-                                <w:rFonts w:asciiTheme="minorHAnsi" w:cstheme="minorBidi" w:eastAsiaTheme="minorEastAsia" w:hAnsiTheme="minorHAnsi" w:ascii="0" w:hAnsi="0" w:eastAsia="0" w:cs="0"/>
-                                <w:color w:val="000000"/>
                                 <w:lang w:val="en-US"/>
                               </w:rPr>
                               <w:t>submitJob</w:t>
                             </w:r>
                             <w:r>
                               <w:rPr>
+                                <w:rFonts w:eastAsia="" w:cs="" w:ascii="Calibri" w:hAnsi="Calibri" w:asciiTheme="minorHAnsi" w:cstheme="minorBidi" w:eastAsiaTheme="minorEastAsia" w:hAnsiTheme="minorHAnsi"/>
+                                <w:b/>
+                                <w:color w:val="000080"/>
                                 <w:sz w:val="20"/>
-                                <w:b/>
-                                <w:rFonts w:asciiTheme="minorHAnsi" w:cstheme="minorBidi" w:eastAsiaTheme="minorEastAsia" w:hAnsiTheme="minorHAnsi" w:ascii="0" w:hAnsi="0" w:eastAsia="0" w:cs="0"/>
-                                <w:color w:val="000080"/>
                                 <w:lang w:val="en-US"/>
                               </w:rPr>
                               <w:t>(</w:t>
                             </w:r>
                             <w:r>
                               <w:rPr>
+                                <w:rFonts w:eastAsia="" w:cs="" w:ascii="Calibri" w:hAnsi="Calibri" w:asciiTheme="minorHAnsi" w:cstheme="minorBidi" w:eastAsiaTheme="minorEastAsia" w:hAnsiTheme="minorHAnsi"/>
+                                <w:color w:val="000000"/>
                                 <w:sz w:val="20"/>
-                                <w:rFonts w:asciiTheme="minorHAnsi" w:cstheme="minorBidi" w:eastAsiaTheme="minorEastAsia" w:hAnsiTheme="minorHAnsi" w:ascii="0" w:hAnsi="0" w:eastAsia="0" w:cs="0"/>
-                                <w:color w:val="000000"/>
                                 <w:lang w:val="en-US"/>
                               </w:rPr>
                               <w:t>jobSequence</w:t>
                             </w:r>
                             <w:r>
                               <w:rPr>
+                                <w:rFonts w:eastAsia="" w:cs="" w:ascii="Calibri" w:hAnsi="Calibri" w:asciiTheme="minorHAnsi" w:cstheme="minorBidi" w:eastAsiaTheme="minorEastAsia" w:hAnsiTheme="minorHAnsi"/>
+                                <w:b/>
+                                <w:color w:val="000080"/>
                                 <w:sz w:val="20"/>
-                                <w:b/>
-                                <w:rFonts w:asciiTheme="minorHAnsi" w:cstheme="minorBidi" w:eastAsiaTheme="minorEastAsia" w:hAnsiTheme="minorHAnsi" w:ascii="0" w:hAnsi="0" w:eastAsia="0" w:cs="0"/>
-                                <w:color w:val="000080"/>
                                 <w:lang w:val="en-US"/>
                               </w:rPr>
                               <w:t>);</w:t>
@@ -6633,7 +6666,7 @@
                           </w:p>
                         </w:txbxContent>
                       </wps:txbx>
-                      <wps:bodyPr wrap="square" lIns="0" rIns="0" tIns="0" bIns="0" anchor="t">
+                      <wps:bodyPr lIns="0" rIns="0" tIns="0" bIns="0" anchor="t">
                         <a:noAutofit/>
                       </wps:bodyPr>
                     </wps:wsp>
@@ -6644,25 +6677,32 @@
           </mc:Choice>
           <mc:Fallback>
             <w:pict>
-              <v:shapetype id="_x0000_t202" coordsize="21600,21600" o:spt="202" path="m,l,21600l21600,21600l21600,xe">
-                <v:stroke joinstyle="miter"/>
-                <v:path gradientshapeok="t" o:connecttype="rect"/>
-              </v:shapetype>
-              <v:shape id="shape_0" ID="Text Frame 1" stroked="f" o:allowincell="f" style="position:absolute;margin-left:2.1pt;margin-top:11.25pt;width:370.55pt;height:174.75pt;mso-wrap-style:square;v-text-anchor:top" type="_x0000_t202">
+              <v:rect id="shape_0" ID="Text Frame 1" path="m0,0l-2147483645,0l-2147483645,-2147483646l0,-2147483646xe" stroked="f" o:allowincell="f" style="position:absolute;margin-left:2.1pt;margin-top:11.25pt;width:370.55pt;height:174.75pt;mso-wrap-style:square;v-text-anchor:top">
+                <v:imagedata r:id="rId9" o:detectmouseclick="t"/>
+                <v:stroke color="#3465a4" joinstyle="round" endcap="flat"/>
                 <v:textbox>
                   <w:txbxContent>
                     <w:p>
                       <w:pPr>
-                        <w:overflowPunct w:val="false"/>
-                        <w:rPr/>
+                        <w:pStyle w:val="FrameContents"/>
+                        <w:overflowPunct w:val="true"/>
+                        <w:rPr>
+                          <w:rFonts w:ascii="Calibri" w:hAnsi="Calibri" w:eastAsia="" w:cs=""/>
+                          <w:b/>
+                          <w:b/>
+                          <w:bCs/>
+                          <w:color w:val="804000"/>
+                          <w:sz w:val="20"/>
+                          <w:lang w:val="en-US"/>
+                        </w:rPr>
                       </w:pPr>
                       <w:r>
                         <w:rPr>
+                          <w:rFonts w:eastAsia="" w:cs="" w:ascii="Calibri" w:hAnsi="Calibri" w:asciiTheme="minorHAnsi" w:cstheme="minorBidi" w:eastAsiaTheme="minorEastAsia" w:hAnsiTheme="minorHAnsi"/>
                           <w:b/>
                           <w:bCs/>
+                          <w:color w:val="804000"/>
                           <w:sz w:val="20"/>
-                          <w:rFonts w:asciiTheme="minorHAnsi" w:cstheme="minorBidi" w:eastAsiaTheme="minorEastAsia" w:hAnsiTheme="minorHAnsi" w:ascii="0" w:hAnsi="0" w:eastAsia="0" w:cs="0"/>
-                          <w:color w:val="804000"/>
                           <w:lang w:val="en-US"/>
                         </w:rPr>
                         <w:t>#include "jsch.hpp"</w:t>
@@ -6670,28 +6710,30 @@
                     </w:p>
                     <w:p>
                       <w:pPr>
-                        <w:overflowPunct w:val="false"/>
+                        <w:pStyle w:val="FrameContents"/>
+                        <w:overflowPunct w:val="true"/>
                         <w:rPr/>
                       </w:pPr>
                       <w:r>
-                        <w:rPr>
-                          <w:sz w:val="20"/>
-                          <w:rFonts w:ascii="0" w:hAnsi="0" w:eastAsia="0" w:cs="0"/>
-                          <w:color w:val="000000"/>
-                          <w:lang w:val="en-US"/>
-                        </w:rPr>
+                        <w:rPr/>
                       </w:r>
                     </w:p>
                     <w:p>
                       <w:pPr>
-                        <w:overflowPunct w:val="false"/>
-                        <w:rPr/>
+                        <w:pStyle w:val="FrameContents"/>
+                        <w:overflowPunct w:val="true"/>
+                        <w:rPr>
+                          <w:rFonts w:ascii="0" w:hAnsi="0" w:eastAsia="0" w:cs="0"/>
+                          <w:color w:val="008000"/>
+                          <w:sz w:val="20"/>
+                          <w:lang w:val="en-US"/>
+                        </w:rPr>
                       </w:pPr>
                       <w:r>
                         <w:rPr>
+                          <w:rFonts w:eastAsia="0" w:cs="0" w:ascii="0" w:hAnsi="0"/>
+                          <w:color w:val="008000"/>
                           <w:sz w:val="20"/>
-                          <w:rFonts w:ascii="0" w:hAnsi="0" w:eastAsia="0" w:cs="0"/>
-                          <w:color w:val="008000"/>
                           <w:lang w:val="en-US"/>
                         </w:rPr>
                         <w:t>/*...*/</w:t>
@@ -6699,85 +6741,82 @@
                     </w:p>
                     <w:p>
                       <w:pPr>
-                        <w:overflowPunct w:val="false"/>
+                        <w:pStyle w:val="FrameContents"/>
+                        <w:overflowPunct w:val="true"/>
+                        <w:rPr/>
+                      </w:pPr>
+                      <w:r>
+                        <w:rPr/>
+                      </w:r>
+                    </w:p>
+                    <w:p>
+                      <w:pPr>
+                        <w:pStyle w:val="FrameContents"/>
+                        <w:overflowPunct w:val="true"/>
                         <w:rPr/>
                       </w:pPr>
                       <w:r>
                         <w:rPr>
+                          <w:rFonts w:eastAsia="" w:cs="" w:ascii="Calibri" w:hAnsi="Calibri" w:asciiTheme="minorHAnsi" w:cstheme="minorBidi" w:eastAsiaTheme="minorEastAsia" w:hAnsiTheme="minorHAnsi"/>
+                          <w:color w:val="8000FF"/>
                           <w:sz w:val="20"/>
-                          <w:rFonts w:ascii="0" w:hAnsi="0" w:eastAsia="0" w:cs="0"/>
-                          <w:color w:val="000000"/>
-                          <w:lang w:val="en-US"/>
-                        </w:rPr>
-                      </w:r>
-                    </w:p>
-                    <w:p>
-                      <w:pPr>
-                        <w:overflowPunct w:val="false"/>
-                        <w:rPr/>
-                      </w:pPr>
-                      <w:r>
-                        <w:rPr>
-                          <w:sz w:val="20"/>
-                          <w:rFonts w:asciiTheme="minorHAnsi" w:cstheme="minorBidi" w:eastAsiaTheme="minorEastAsia" w:hAnsiTheme="minorHAnsi" w:ascii="0" w:hAnsi="0" w:eastAsia="0" w:cs="0"/>
-                          <w:color w:val="8000FF"/>
                           <w:lang w:val="en-US"/>
                         </w:rPr>
                         <w:t>auto</w:t>
                       </w:r>
                       <w:r>
                         <w:rPr>
+                          <w:rFonts w:eastAsia="" w:cs="" w:ascii="Calibri" w:hAnsi="Calibri" w:asciiTheme="minorHAnsi" w:cstheme="minorBidi" w:eastAsiaTheme="minorEastAsia" w:hAnsiTheme="minorHAnsi"/>
+                          <w:color w:val="000000"/>
                           <w:sz w:val="20"/>
-                          <w:rFonts w:asciiTheme="minorHAnsi" w:cstheme="minorBidi" w:eastAsiaTheme="minorEastAsia" w:hAnsiTheme="minorHAnsi" w:ascii="0" w:hAnsi="0" w:eastAsia="0" w:cs="0"/>
-                          <w:color w:val="000000"/>
                           <w:lang w:val="en-US"/>
                         </w:rPr>
                         <w:t xml:space="preserve"> job1 </w:t>
                       </w:r>
                       <w:r>
                         <w:rPr>
+                          <w:rFonts w:eastAsia="" w:cs="" w:ascii="Calibri" w:hAnsi="Calibri" w:asciiTheme="minorHAnsi" w:cstheme="minorBidi" w:eastAsiaTheme="minorEastAsia" w:hAnsiTheme="minorHAnsi"/>
+                          <w:b/>
+                          <w:color w:val="000080"/>
                           <w:sz w:val="20"/>
-                          <w:b/>
-                          <w:rFonts w:asciiTheme="minorHAnsi" w:cstheme="minorBidi" w:eastAsiaTheme="minorEastAsia" w:hAnsiTheme="minorHAnsi" w:ascii="0" w:hAnsi="0" w:eastAsia="0" w:cs="0"/>
-                          <w:color w:val="000080"/>
                           <w:lang w:val="en-US"/>
                         </w:rPr>
                         <w:t>=</w:t>
                       </w:r>
                       <w:r>
                         <w:rPr>
+                          <w:rFonts w:eastAsia="" w:cs="" w:ascii="Calibri" w:hAnsi="Calibri" w:asciiTheme="minorHAnsi" w:cstheme="minorBidi" w:eastAsiaTheme="minorEastAsia" w:hAnsiTheme="minorHAnsi"/>
+                          <w:color w:val="000000"/>
                           <w:sz w:val="20"/>
-                          <w:rFonts w:asciiTheme="minorHAnsi" w:cstheme="minorBidi" w:eastAsiaTheme="minorEastAsia" w:hAnsiTheme="minorHAnsi" w:ascii="0" w:hAnsi="0" w:eastAsia="0" w:cs="0"/>
-                          <w:color w:val="000000"/>
                           <w:lang w:val="en-US"/>
                         </w:rPr>
                         <w:t xml:space="preserve"> jsch</w:t>
                       </w:r>
                       <w:r>
                         <w:rPr>
+                          <w:rFonts w:eastAsia="" w:cs="" w:ascii="Calibri" w:hAnsi="Calibri" w:asciiTheme="minorHAnsi" w:cstheme="minorBidi" w:eastAsiaTheme="minorEastAsia" w:hAnsiTheme="minorHAnsi"/>
+                          <w:b/>
+                          <w:color w:val="000080"/>
                           <w:sz w:val="20"/>
-                          <w:b/>
-                          <w:rFonts w:asciiTheme="minorHAnsi" w:cstheme="minorBidi" w:eastAsiaTheme="minorEastAsia" w:hAnsiTheme="minorHAnsi" w:ascii="0" w:hAnsi="0" w:eastAsia="0" w:cs="0"/>
-                          <w:color w:val="000080"/>
                           <w:lang w:val="en-US"/>
                         </w:rPr>
                         <w:t>::</w:t>
                       </w:r>
                       <w:r>
                         <w:rPr>
+                          <w:rFonts w:eastAsia="" w:cs="" w:ascii="Calibri" w:hAnsi="Calibri" w:asciiTheme="minorHAnsi" w:cstheme="minorBidi" w:eastAsiaTheme="minorEastAsia" w:hAnsiTheme="minorHAnsi"/>
+                          <w:color w:val="000000"/>
                           <w:sz w:val="20"/>
-                          <w:rFonts w:asciiTheme="minorHAnsi" w:cstheme="minorBidi" w:eastAsiaTheme="minorEastAsia" w:hAnsiTheme="minorHAnsi" w:ascii="0" w:hAnsi="0" w:eastAsia="0" w:cs="0"/>
-                          <w:color w:val="000000"/>
                           <w:lang w:val="en-US"/>
                         </w:rPr>
                         <w:t>make_job</w:t>
                       </w:r>
                       <w:r>
                         <w:rPr>
+                          <w:rFonts w:eastAsia="" w:cs="" w:ascii="Calibri" w:hAnsi="Calibri" w:asciiTheme="minorHAnsi" w:cstheme="minorBidi" w:eastAsiaTheme="minorEastAsia" w:hAnsiTheme="minorHAnsi"/>
+                          <w:b/>
+                          <w:color w:val="000080"/>
                           <w:sz w:val="20"/>
-                          <w:b/>
-                          <w:rFonts w:asciiTheme="minorHAnsi" w:cstheme="minorBidi" w:eastAsiaTheme="minorEastAsia" w:hAnsiTheme="minorHAnsi" w:ascii="0" w:hAnsi="0" w:eastAsia="0" w:cs="0"/>
-                          <w:color w:val="000080"/>
                           <w:lang w:val="en-US"/>
                         </w:rPr>
                         <w:t>([&amp;]{...});</w:t>
@@ -6785,71 +6824,72 @@
                     </w:p>
                     <w:p>
                       <w:pPr>
-                        <w:overflowPunct w:val="false"/>
+                        <w:pStyle w:val="FrameContents"/>
+                        <w:overflowPunct w:val="true"/>
                         <w:rPr/>
                       </w:pPr>
                       <w:r>
                         <w:rPr>
+                          <w:rFonts w:eastAsia="" w:cs="" w:ascii="Calibri" w:hAnsi="Calibri" w:asciiTheme="minorHAnsi" w:cstheme="minorBidi" w:eastAsiaTheme="minorEastAsia" w:hAnsiTheme="minorHAnsi"/>
+                          <w:color w:val="8000FF"/>
                           <w:sz w:val="20"/>
-                          <w:rFonts w:asciiTheme="minorHAnsi" w:cstheme="minorBidi" w:eastAsiaTheme="minorEastAsia" w:hAnsiTheme="minorHAnsi" w:ascii="0" w:hAnsi="0" w:eastAsia="0" w:cs="0"/>
-                          <w:color w:val="8000FF"/>
                           <w:lang w:val="en-US"/>
                         </w:rPr>
                         <w:t>auto</w:t>
                       </w:r>
                       <w:r>
                         <w:rPr>
+                          <w:rFonts w:eastAsia="" w:cs="" w:ascii="Calibri" w:hAnsi="Calibri" w:asciiTheme="minorHAnsi" w:cstheme="minorBidi" w:eastAsiaTheme="minorEastAsia" w:hAnsiTheme="minorHAnsi"/>
+                          <w:color w:val="000000"/>
                           <w:sz w:val="20"/>
-                          <w:rFonts w:asciiTheme="minorHAnsi" w:cstheme="minorBidi" w:eastAsiaTheme="minorEastAsia" w:hAnsiTheme="minorHAnsi" w:ascii="0" w:hAnsi="0" w:eastAsia="0" w:cs="0"/>
-                          <w:color w:val="000000"/>
                           <w:lang w:val="en-US"/>
                         </w:rPr>
                         <w:t xml:space="preserve"> job2 </w:t>
                       </w:r>
                       <w:r>
                         <w:rPr>
+                          <w:rFonts w:eastAsia="" w:cs="" w:ascii="Calibri" w:hAnsi="Calibri" w:asciiTheme="minorHAnsi" w:cstheme="minorBidi" w:eastAsiaTheme="minorEastAsia" w:hAnsiTheme="minorHAnsi"/>
+                          <w:b/>
+                          <w:color w:val="000080"/>
                           <w:sz w:val="20"/>
-                          <w:b/>
-                          <w:rFonts w:asciiTheme="minorHAnsi" w:cstheme="minorBidi" w:eastAsiaTheme="minorEastAsia" w:hAnsiTheme="minorHAnsi" w:ascii="0" w:hAnsi="0" w:eastAsia="0" w:cs="0"/>
-                          <w:color w:val="000080"/>
                           <w:lang w:val="en-US"/>
                         </w:rPr>
                         <w:t>=</w:t>
                       </w:r>
                       <w:r>
                         <w:rPr>
+                          <w:rFonts w:eastAsia="" w:cs="" w:ascii="Calibri" w:hAnsi="Calibri" w:asciiTheme="minorHAnsi" w:cstheme="minorBidi" w:eastAsiaTheme="minorEastAsia" w:hAnsiTheme="minorHAnsi"/>
+                          <w:color w:val="000000"/>
                           <w:sz w:val="20"/>
-                          <w:rFonts w:asciiTheme="minorHAnsi" w:cstheme="minorBidi" w:eastAsiaTheme="minorEastAsia" w:hAnsiTheme="minorHAnsi" w:ascii="0" w:hAnsi="0" w:eastAsia="0" w:cs="0"/>
-                          <w:color w:val="000000"/>
                           <w:lang w:val="en-US"/>
                         </w:rPr>
                         <w:t xml:space="preserve"> jsch</w:t>
                       </w:r>
                       <w:r>
                         <w:rPr>
+                          <w:rFonts w:eastAsia="" w:cs="" w:ascii="Calibri" w:hAnsi="Calibri" w:asciiTheme="minorHAnsi" w:cstheme="minorBidi" w:eastAsiaTheme="minorEastAsia" w:hAnsiTheme="minorHAnsi"/>
+                          <w:b/>
+                          <w:color w:val="000080"/>
                           <w:sz w:val="20"/>
-                          <w:b/>
-                          <w:rFonts w:asciiTheme="minorHAnsi" w:cstheme="minorBidi" w:eastAsiaTheme="minorEastAsia" w:hAnsiTheme="minorHAnsi" w:ascii="0" w:hAnsi="0" w:eastAsia="0" w:cs="0"/>
-                          <w:color w:val="000080"/>
                           <w:lang w:val="en-US"/>
                         </w:rPr>
                         <w:t>::</w:t>
                       </w:r>
                       <w:r>
                         <w:rPr>
+                          <w:rFonts w:eastAsia="" w:cs="" w:ascii="Calibri" w:hAnsi="Calibri" w:asciiTheme="minorHAnsi" w:cstheme="minorBidi" w:eastAsiaTheme="minorEastAsia" w:hAnsiTheme="minorHAnsi"/>
+                          <w:color w:val="000000"/>
                           <w:sz w:val="20"/>
-                          <w:rFonts w:asciiTheme="minorHAnsi" w:cstheme="minorBidi" w:eastAsiaTheme="minorEastAsia" w:hAnsiTheme="minorHAnsi" w:ascii="0" w:hAnsi="0" w:eastAsia="0" w:cs="0"/>
-                          <w:color w:val="000000"/>
                           <w:lang w:val="en-US"/>
                         </w:rPr>
                         <w:t>make_job</w:t>
                       </w:r>
                       <w:r>
                         <w:rPr>
+                          <w:rFonts w:eastAsia="" w:cs="" w:ascii="Calibri" w:hAnsi="Calibri" w:asciiTheme="minorHAnsi" w:cstheme="minorBidi" w:eastAsiaTheme="minorEastAsia" w:hAnsiTheme="minorHAnsi"/>
+                          <w:b/>
+                          <w:color w:val="000080"/>
                           <w:sz w:val="20"/>
-                          <w:b/>
-                          <w:rFonts w:asciiTheme="minorHAnsi" w:cstheme="minorBidi" w:eastAsiaTheme="minorEastAsia" w:hAnsiTheme="minorHAnsi" w:ascii="0" w:hAnsi="0" w:eastAsia="0" w:cs="0"/>
-                          <w:color w:val="000080"/>
                           <w:lang w:val="en-US"/>
                         </w:rPr>
                         <w:t>([=]{...});</w:t>
@@ -6857,108 +6897,109 @@
                     </w:p>
                     <w:p>
                       <w:pPr>
-                        <w:overflowPunct w:val="false"/>
+                        <w:pStyle w:val="FrameContents"/>
+                        <w:overflowPunct w:val="true"/>
                         <w:rPr/>
                       </w:pPr>
                       <w:r>
                         <w:rPr>
+                          <w:rFonts w:eastAsia="" w:cs="" w:ascii="Calibri" w:hAnsi="Calibri" w:asciiTheme="minorHAnsi" w:cstheme="minorBidi" w:eastAsiaTheme="minorEastAsia" w:hAnsiTheme="minorHAnsi"/>
+                          <w:color w:val="8000FF"/>
                           <w:sz w:val="20"/>
-                          <w:rFonts w:asciiTheme="minorHAnsi" w:cstheme="minorBidi" w:eastAsiaTheme="minorEastAsia" w:hAnsiTheme="minorHAnsi" w:ascii="0" w:hAnsi="0" w:eastAsia="0" w:cs="0"/>
-                          <w:color w:val="8000FF"/>
                           <w:lang w:val="en-US"/>
                         </w:rPr>
                         <w:t>auto</w:t>
                       </w:r>
                       <w:r>
                         <w:rPr>
+                          <w:rFonts w:eastAsia="" w:cs="" w:ascii="Calibri" w:hAnsi="Calibri" w:asciiTheme="minorHAnsi" w:cstheme="minorBidi" w:eastAsiaTheme="minorEastAsia" w:hAnsiTheme="minorHAnsi"/>
+                          <w:color w:val="000000"/>
                           <w:sz w:val="20"/>
-                          <w:rFonts w:asciiTheme="minorHAnsi" w:cstheme="minorBidi" w:eastAsiaTheme="minorEastAsia" w:hAnsiTheme="minorHAnsi" w:ascii="0" w:hAnsi="0" w:eastAsia="0" w:cs="0"/>
-                          <w:color w:val="000000"/>
                           <w:lang w:val="en-US"/>
                         </w:rPr>
                         <w:t xml:space="preserve"> job3 </w:t>
                       </w:r>
                       <w:r>
                         <w:rPr>
+                          <w:rFonts w:eastAsia="" w:cs="" w:ascii="Calibri" w:hAnsi="Calibri" w:asciiTheme="minorHAnsi" w:cstheme="minorBidi" w:eastAsiaTheme="minorEastAsia" w:hAnsiTheme="minorHAnsi"/>
+                          <w:b/>
+                          <w:color w:val="000080"/>
                           <w:sz w:val="20"/>
-                          <w:b/>
-                          <w:rFonts w:asciiTheme="minorHAnsi" w:cstheme="minorBidi" w:eastAsiaTheme="minorEastAsia" w:hAnsiTheme="minorHAnsi" w:ascii="0" w:hAnsi="0" w:eastAsia="0" w:cs="0"/>
-                          <w:color w:val="000080"/>
                           <w:lang w:val="en-US"/>
                         </w:rPr>
                         <w:t>=</w:t>
                       </w:r>
                       <w:r>
                         <w:rPr>
+                          <w:rFonts w:eastAsia="" w:cs="" w:ascii="Calibri" w:hAnsi="Calibri" w:asciiTheme="minorHAnsi" w:cstheme="minorBidi" w:eastAsiaTheme="minorEastAsia" w:hAnsiTheme="minorHAnsi"/>
+                          <w:color w:val="000000"/>
                           <w:sz w:val="20"/>
-                          <w:rFonts w:asciiTheme="minorHAnsi" w:cstheme="minorBidi" w:eastAsiaTheme="minorEastAsia" w:hAnsiTheme="minorHAnsi" w:ascii="0" w:hAnsi="0" w:eastAsia="0" w:cs="0"/>
-                          <w:color w:val="000000"/>
                           <w:lang w:val="en-US"/>
                         </w:rPr>
                         <w:t xml:space="preserve"> jsch</w:t>
                       </w:r>
                       <w:r>
                         <w:rPr>
+                          <w:rFonts w:eastAsia="" w:cs="" w:ascii="Calibri" w:hAnsi="Calibri" w:asciiTheme="minorHAnsi" w:cstheme="minorBidi" w:eastAsiaTheme="minorEastAsia" w:hAnsiTheme="minorHAnsi"/>
+                          <w:b/>
+                          <w:color w:val="000080"/>
                           <w:sz w:val="20"/>
-                          <w:b/>
-                          <w:rFonts w:asciiTheme="minorHAnsi" w:cstheme="minorBidi" w:eastAsiaTheme="minorEastAsia" w:hAnsiTheme="minorHAnsi" w:ascii="0" w:hAnsi="0" w:eastAsia="0" w:cs="0"/>
-                          <w:color w:val="000080"/>
                           <w:lang w:val="en-US"/>
                         </w:rPr>
                         <w:t>::</w:t>
                       </w:r>
                       <w:r>
                         <w:rPr>
+                          <w:rFonts w:eastAsia="" w:cs="" w:ascii="Calibri" w:hAnsi="Calibri" w:asciiTheme="minorHAnsi" w:cstheme="minorBidi" w:eastAsiaTheme="minorEastAsia" w:hAnsiTheme="minorHAnsi"/>
+                          <w:color w:val="000000"/>
                           <w:sz w:val="20"/>
-                          <w:rFonts w:asciiTheme="minorHAnsi" w:cstheme="minorBidi" w:eastAsiaTheme="minorEastAsia" w:hAnsiTheme="minorHAnsi" w:ascii="0" w:hAnsi="0" w:eastAsia="0" w:cs="0"/>
-                          <w:color w:val="000000"/>
                           <w:lang w:val="en-US"/>
                         </w:rPr>
                         <w:t>make_job</w:t>
                       </w:r>
                       <w:r>
                         <w:rPr>
+                          <w:rFonts w:eastAsia="" w:cs="" w:ascii="Calibri" w:hAnsi="Calibri" w:asciiTheme="minorHAnsi" w:cstheme="minorBidi" w:eastAsiaTheme="minorEastAsia" w:hAnsiTheme="minorHAnsi"/>
+                          <w:b/>
+                          <w:color w:val="000080"/>
                           <w:sz w:val="20"/>
-                          <w:b/>
-                          <w:rFonts w:asciiTheme="minorHAnsi" w:cstheme="minorBidi" w:eastAsiaTheme="minorEastAsia" w:hAnsiTheme="minorHAnsi" w:ascii="0" w:hAnsi="0" w:eastAsia="0" w:cs="0"/>
-                          <w:color w:val="000080"/>
                           <w:lang w:val="en-US"/>
                         </w:rPr>
                         <w:t>([=]()</w:t>
                       </w:r>
                       <w:r>
                         <w:rPr>
+                          <w:rFonts w:eastAsia="" w:cs="" w:ascii="Calibri" w:hAnsi="Calibri" w:asciiTheme="minorHAnsi" w:cstheme="minorBidi" w:eastAsiaTheme="minorEastAsia" w:hAnsiTheme="minorHAnsi"/>
+                          <w:color w:val="000000"/>
                           <w:sz w:val="20"/>
-                          <w:rFonts w:asciiTheme="minorHAnsi" w:cstheme="minorBidi" w:eastAsiaTheme="minorEastAsia" w:hAnsiTheme="minorHAnsi" w:ascii="0" w:hAnsi="0" w:eastAsia="0" w:cs="0"/>
-                          <w:color w:val="000000"/>
                           <w:lang w:val="en-US"/>
                         </w:rPr>
                         <w:t xml:space="preserve"> </w:t>
                       </w:r>
                       <w:r>
                         <w:rPr>
+                          <w:rFonts w:eastAsia="" w:cs="" w:ascii="Calibri" w:hAnsi="Calibri" w:asciiTheme="minorHAnsi" w:cstheme="minorBidi" w:eastAsiaTheme="minorEastAsia" w:hAnsiTheme="minorHAnsi"/>
+                          <w:color w:val="8000FF"/>
                           <w:sz w:val="20"/>
-                          <w:rFonts w:asciiTheme="minorHAnsi" w:cstheme="minorBidi" w:eastAsiaTheme="minorEastAsia" w:hAnsiTheme="minorHAnsi" w:ascii="0" w:hAnsi="0" w:eastAsia="0" w:cs="0"/>
-                          <w:color w:val="8000FF"/>
                           <w:lang w:val="en-US"/>
                         </w:rPr>
                         <w:t>mutable</w:t>
                       </w:r>
                       <w:r>
                         <w:rPr>
+                          <w:rFonts w:eastAsia="" w:cs="" w:ascii="Calibri" w:hAnsi="Calibri" w:asciiTheme="minorHAnsi" w:cstheme="minorBidi" w:eastAsiaTheme="minorEastAsia" w:hAnsiTheme="minorHAnsi"/>
+                          <w:color w:val="000000"/>
                           <w:sz w:val="20"/>
-                          <w:rFonts w:asciiTheme="minorHAnsi" w:cstheme="minorBidi" w:eastAsiaTheme="minorEastAsia" w:hAnsiTheme="minorHAnsi" w:ascii="0" w:hAnsi="0" w:eastAsia="0" w:cs="0"/>
-                          <w:color w:val="000000"/>
                           <w:lang w:val="en-US"/>
                         </w:rPr>
                         <w:t xml:space="preserve"> </w:t>
                       </w:r>
                       <w:r>
                         <w:rPr>
+                          <w:rFonts w:eastAsia="" w:cs="" w:ascii="Calibri" w:hAnsi="Calibri" w:asciiTheme="minorHAnsi" w:cstheme="minorBidi" w:eastAsiaTheme="minorEastAsia" w:hAnsiTheme="minorHAnsi"/>
+                          <w:b/>
+                          <w:color w:val="000080"/>
                           <w:sz w:val="20"/>
-                          <w:b/>
-                          <w:rFonts w:asciiTheme="minorHAnsi" w:cstheme="minorBidi" w:eastAsiaTheme="minorEastAsia" w:hAnsiTheme="minorHAnsi" w:ascii="0" w:hAnsi="0" w:eastAsia="0" w:cs="0"/>
-                          <w:color w:val="000080"/>
                           <w:lang w:val="en-US"/>
                         </w:rPr>
                         <w:t>{...});</w:t>
@@ -6966,95 +7007,92 @@
                     </w:p>
                     <w:p>
                       <w:pPr>
-                        <w:overflowPunct w:val="false"/>
+                        <w:pStyle w:val="FrameContents"/>
+                        <w:overflowPunct w:val="true"/>
+                        <w:rPr/>
+                      </w:pPr>
+                      <w:r>
+                        <w:rPr/>
+                      </w:r>
+                    </w:p>
+                    <w:p>
+                      <w:pPr>
+                        <w:pStyle w:val="FrameContents"/>
+                        <w:overflowPunct w:val="true"/>
                         <w:rPr/>
                       </w:pPr>
                       <w:r>
                         <w:rPr>
+                          <w:rFonts w:eastAsia="" w:cs="" w:ascii="Calibri" w:hAnsi="Calibri" w:asciiTheme="minorHAnsi" w:cstheme="minorBidi" w:eastAsiaTheme="minorEastAsia" w:hAnsiTheme="minorHAnsi"/>
+                          <w:color w:val="000000"/>
                           <w:sz w:val="20"/>
-                          <w:rFonts w:ascii="0" w:hAnsi="0" w:eastAsia="0" w:cs="0"/>
-                          <w:color w:val="000000"/>
-                          <w:lang w:val="en-US"/>
-                        </w:rPr>
-                      </w:r>
-                    </w:p>
-                    <w:p>
-                      <w:pPr>
-                        <w:overflowPunct w:val="false"/>
-                        <w:rPr/>
-                      </w:pPr>
-                      <w:r>
-                        <w:rPr>
-                          <w:sz w:val="20"/>
-                          <w:rFonts w:asciiTheme="minorHAnsi" w:cstheme="minorBidi" w:eastAsiaTheme="minorEastAsia" w:hAnsiTheme="minorHAnsi" w:ascii="0" w:hAnsi="0" w:eastAsia="0" w:cs="0"/>
-                          <w:color w:val="000000"/>
                           <w:lang w:val="en-US"/>
                         </w:rPr>
                         <w:t>JobSequence</w:t>
                       </w:r>
                       <w:r>
                         <w:rPr>
+                          <w:rFonts w:eastAsia="" w:cs="" w:ascii="Calibri" w:hAnsi="Calibri" w:asciiTheme="minorHAnsi" w:cstheme="minorBidi" w:eastAsiaTheme="minorEastAsia" w:hAnsiTheme="minorHAnsi"/>
+                          <w:b/>
+                          <w:color w:val="000080"/>
                           <w:sz w:val="20"/>
-                          <w:b/>
-                          <w:rFonts w:asciiTheme="minorHAnsi" w:cstheme="minorBidi" w:eastAsiaTheme="minorEastAsia" w:hAnsiTheme="minorHAnsi" w:ascii="0" w:hAnsi="0" w:eastAsia="0" w:cs="0"/>
-                          <w:color w:val="000080"/>
                           <w:lang w:val="en-US"/>
                         </w:rPr>
                         <w:t>*</w:t>
                       </w:r>
                       <w:r>
                         <w:rPr>
+                          <w:rFonts w:eastAsia="" w:cs="" w:ascii="Calibri" w:hAnsi="Calibri" w:asciiTheme="minorHAnsi" w:cstheme="minorBidi" w:eastAsiaTheme="minorEastAsia" w:hAnsiTheme="minorHAnsi"/>
+                          <w:color w:val="000000"/>
                           <w:sz w:val="20"/>
-                          <w:rFonts w:asciiTheme="minorHAnsi" w:cstheme="minorBidi" w:eastAsiaTheme="minorEastAsia" w:hAnsiTheme="minorHAnsi" w:ascii="0" w:hAnsi="0" w:eastAsia="0" w:cs="0"/>
-                          <w:color w:val="000000"/>
                           <w:lang w:val="en-US"/>
                         </w:rPr>
                         <w:t xml:space="preserve"> jobSequence </w:t>
                       </w:r>
                       <w:r>
                         <w:rPr>
+                          <w:rFonts w:eastAsia="" w:cs="" w:ascii="Calibri" w:hAnsi="Calibri" w:asciiTheme="minorHAnsi" w:cstheme="minorBidi" w:eastAsiaTheme="minorEastAsia" w:hAnsiTheme="minorHAnsi"/>
+                          <w:b/>
+                          <w:color w:val="000080"/>
                           <w:sz w:val="20"/>
-                          <w:b/>
-                          <w:rFonts w:asciiTheme="minorHAnsi" w:cstheme="minorBidi" w:eastAsiaTheme="minorEastAsia" w:hAnsiTheme="minorHAnsi" w:ascii="0" w:hAnsi="0" w:eastAsia="0" w:cs="0"/>
-                          <w:color w:val="000080"/>
                           <w:lang w:val="en-US"/>
                         </w:rPr>
                         <w:t>=</w:t>
                       </w:r>
                       <w:r>
                         <w:rPr>
+                          <w:rFonts w:eastAsia="" w:cs="" w:ascii="Calibri" w:hAnsi="Calibri" w:asciiTheme="minorHAnsi" w:cstheme="minorBidi" w:eastAsiaTheme="minorEastAsia" w:hAnsiTheme="minorHAnsi"/>
+                          <w:color w:val="000000"/>
                           <w:sz w:val="20"/>
-                          <w:rFonts w:asciiTheme="minorHAnsi" w:cstheme="minorBidi" w:eastAsiaTheme="minorEastAsia" w:hAnsiTheme="minorHAnsi" w:ascii="0" w:hAnsi="0" w:eastAsia="0" w:cs="0"/>
-                          <w:color w:val="000000"/>
                           <w:lang w:val="en-US"/>
                         </w:rPr>
                         <w:t xml:space="preserve"> jobScheduler</w:t>
                       </w:r>
                       <w:r>
                         <w:rPr>
+                          <w:rFonts w:eastAsia="" w:cs="" w:ascii="Calibri" w:hAnsi="Calibri" w:asciiTheme="minorHAnsi" w:cstheme="minorBidi" w:eastAsiaTheme="minorEastAsia" w:hAnsiTheme="minorHAnsi"/>
+                          <w:b/>
+                          <w:color w:val="000080"/>
                           <w:sz w:val="20"/>
-                          <w:b/>
-                          <w:rFonts w:asciiTheme="minorHAnsi" w:cstheme="minorBidi" w:eastAsiaTheme="minorEastAsia" w:hAnsiTheme="minorHAnsi" w:ascii="0" w:hAnsi="0" w:eastAsia="0" w:cs="0"/>
-                          <w:color w:val="000080"/>
                           <w:lang w:val="en-US"/>
                         </w:rPr>
                         <w:t>.</w:t>
                       </w:r>
                       <w:r>
                         <w:rPr>
+                          <w:rFonts w:eastAsia="" w:cs="" w:ascii="Calibri" w:hAnsi="Calibri" w:asciiTheme="minorHAnsi" w:cstheme="minorBidi" w:eastAsiaTheme="minorEastAsia" w:hAnsiTheme="minorHAnsi"/>
+                          <w:color w:val="000000"/>
                           <w:sz w:val="20"/>
-                          <w:rFonts w:asciiTheme="minorHAnsi" w:cstheme="minorBidi" w:eastAsiaTheme="minorEastAsia" w:hAnsiTheme="minorHAnsi" w:ascii="0" w:hAnsi="0" w:eastAsia="0" w:cs="0"/>
-                          <w:color w:val="000000"/>
                           <w:lang w:val="en-US"/>
                         </w:rPr>
                         <w:t>make_job_sequence</w:t>
                       </w:r>
                       <w:r>
                         <w:rPr>
+                          <w:rFonts w:eastAsia="" w:cs="" w:ascii="Calibri" w:hAnsi="Calibri" w:asciiTheme="minorHAnsi" w:cstheme="minorBidi" w:eastAsiaTheme="minorEastAsia" w:hAnsiTheme="minorHAnsi"/>
+                          <w:b/>
+                          <w:color w:val="000080"/>
                           <w:sz w:val="20"/>
-                          <w:b/>
-                          <w:rFonts w:asciiTheme="minorHAnsi" w:cstheme="minorBidi" w:eastAsiaTheme="minorEastAsia" w:hAnsiTheme="minorHAnsi" w:ascii="0" w:hAnsi="0" w:eastAsia="0" w:cs="0"/>
-                          <w:color w:val="000080"/>
                           <w:lang w:val="en-US"/>
                         </w:rPr>
                         <w:t>();</w:t>
@@ -7062,76 +7100,73 @@
                     </w:p>
                     <w:p>
                       <w:pPr>
-                        <w:overflowPunct w:val="false"/>
+                        <w:pStyle w:val="FrameContents"/>
+                        <w:overflowPunct w:val="true"/>
+                        <w:rPr/>
+                      </w:pPr>
+                      <w:r>
+                        <w:rPr/>
+                      </w:r>
+                    </w:p>
+                    <w:p>
+                      <w:pPr>
+                        <w:pStyle w:val="FrameContents"/>
+                        <w:overflowPunct w:val="true"/>
                         <w:rPr/>
                       </w:pPr>
                       <w:r>
                         <w:rPr>
+                          <w:rFonts w:eastAsia="" w:cs="" w:ascii="Calibri" w:hAnsi="Calibri" w:asciiTheme="minorHAnsi" w:cstheme="minorBidi" w:eastAsiaTheme="minorEastAsia" w:hAnsiTheme="minorHAnsi"/>
+                          <w:color w:val="000000"/>
                           <w:sz w:val="20"/>
-                          <w:rFonts w:ascii="0" w:hAnsi="0" w:eastAsia="0" w:cs="0"/>
-                          <w:color w:val="000000"/>
-                          <w:lang w:val="en-US"/>
-                        </w:rPr>
-                      </w:r>
-                    </w:p>
-                    <w:p>
-                      <w:pPr>
-                        <w:overflowPunct w:val="false"/>
-                        <w:rPr/>
-                      </w:pPr>
-                      <w:r>
-                        <w:rPr>
-                          <w:sz w:val="20"/>
-                          <w:rFonts w:asciiTheme="minorHAnsi" w:cstheme="minorBidi" w:eastAsiaTheme="minorEastAsia" w:hAnsiTheme="minorHAnsi" w:ascii="0" w:hAnsi="0" w:eastAsia="0" w:cs="0"/>
-                          <w:color w:val="000000"/>
                           <w:lang w:val="en-US"/>
                         </w:rPr>
                         <w:t>jobSequence</w:t>
                       </w:r>
                       <w:r>
                         <w:rPr>
+                          <w:rFonts w:eastAsia="" w:cs="" w:ascii="Calibri" w:hAnsi="Calibri" w:asciiTheme="minorHAnsi" w:cstheme="minorBidi" w:eastAsiaTheme="minorEastAsia" w:hAnsiTheme="minorHAnsi"/>
+                          <w:b/>
+                          <w:color w:val="000080"/>
                           <w:sz w:val="20"/>
-                          <w:b/>
-                          <w:rFonts w:asciiTheme="minorHAnsi" w:cstheme="minorBidi" w:eastAsiaTheme="minorEastAsia" w:hAnsiTheme="minorHAnsi" w:ascii="0" w:hAnsi="0" w:eastAsia="0" w:cs="0"/>
-                          <w:color w:val="000080"/>
                           <w:lang w:val="en-US"/>
                         </w:rPr>
                         <w:t>.</w:t>
                       </w:r>
                       <w:r>
                         <w:rPr>
+                          <w:rFonts w:eastAsia="" w:cs="" w:ascii="Calibri" w:hAnsi="Calibri" w:asciiTheme="minorHAnsi" w:cstheme="minorBidi" w:eastAsiaTheme="minorEastAsia" w:hAnsiTheme="minorHAnsi"/>
+                          <w:color w:val="000000"/>
                           <w:sz w:val="20"/>
-                          <w:rFonts w:asciiTheme="minorHAnsi" w:cstheme="minorBidi" w:eastAsiaTheme="minorEastAsia" w:hAnsiTheme="minorHAnsi" w:ascii="0" w:hAnsi="0" w:eastAsia="0" w:cs="0"/>
-                          <w:color w:val="000000"/>
                           <w:lang w:val="en-US"/>
                         </w:rPr>
                         <w:t>then</w:t>
                       </w:r>
                       <w:r>
                         <w:rPr>
+                          <w:rFonts w:eastAsia="" w:cs="" w:ascii="Calibri" w:hAnsi="Calibri" w:asciiTheme="minorHAnsi" w:cstheme="minorBidi" w:eastAsiaTheme="minorEastAsia" w:hAnsiTheme="minorHAnsi"/>
+                          <w:b/>
+                          <w:color w:val="000080"/>
                           <w:sz w:val="20"/>
-                          <w:b/>
-                          <w:rFonts w:asciiTheme="minorHAnsi" w:cstheme="minorBidi" w:eastAsiaTheme="minorEastAsia" w:hAnsiTheme="minorHAnsi" w:ascii="0" w:hAnsi="0" w:eastAsia="0" w:cs="0"/>
-                          <w:color w:val="000080"/>
                           <w:lang w:val="en-US"/>
                         </w:rPr>
                         <w:t>(</w:t>
                       </w:r>
                       <w:r>
                         <w:rPr>
+                          <w:rFonts w:eastAsia="" w:cs="" w:ascii="Calibri" w:hAnsi="Calibri" w:asciiTheme="minorHAnsi" w:cstheme="minorBidi" w:eastAsiaTheme="minorEastAsia" w:hAnsiTheme="minorHAnsi"/>
+                          <w:color w:val="000000"/>
                           <w:sz w:val="20"/>
-                          <w:rFonts w:asciiTheme="minorHAnsi" w:cstheme="minorBidi" w:eastAsiaTheme="minorEastAsia" w:hAnsiTheme="minorHAnsi" w:ascii="0" w:hAnsi="0" w:eastAsia="0" w:cs="0"/>
-                          <w:color w:val="000000"/>
                           <w:lang w:val="en-US"/>
                         </w:rPr>
                         <w:t>job1</w:t>
                       </w:r>
                       <w:r>
                         <w:rPr>
+                          <w:rFonts w:eastAsia="" w:cs="" w:ascii="Calibri" w:hAnsi="Calibri" w:asciiTheme="minorHAnsi" w:cstheme="minorBidi" w:eastAsiaTheme="minorEastAsia" w:hAnsiTheme="minorHAnsi"/>
+                          <w:b/>
+                          <w:color w:val="000080"/>
                           <w:sz w:val="20"/>
-                          <w:b/>
-                          <w:rFonts w:asciiTheme="minorHAnsi" w:cstheme="minorBidi" w:eastAsiaTheme="minorEastAsia" w:hAnsiTheme="minorHAnsi" w:ascii="0" w:hAnsi="0" w:eastAsia="0" w:cs="0"/>
-                          <w:color w:val="000080"/>
                           <w:lang w:val="en-US"/>
                         </w:rPr>
                         <w:t>);</w:t>
@@ -7139,62 +7174,63 @@
                     </w:p>
                     <w:p>
                       <w:pPr>
-                        <w:overflowPunct w:val="false"/>
+                        <w:pStyle w:val="FrameContents"/>
+                        <w:overflowPunct w:val="true"/>
                         <w:rPr/>
                       </w:pPr>
                       <w:r>
                         <w:rPr>
+                          <w:rFonts w:eastAsia="" w:cs="" w:ascii="Calibri" w:hAnsi="Calibri" w:asciiTheme="minorHAnsi" w:cstheme="minorBidi" w:eastAsiaTheme="minorEastAsia" w:hAnsiTheme="minorHAnsi"/>
+                          <w:color w:val="000000"/>
                           <w:sz w:val="20"/>
-                          <w:rFonts w:asciiTheme="minorHAnsi" w:cstheme="minorBidi" w:eastAsiaTheme="minorEastAsia" w:hAnsiTheme="minorHAnsi" w:ascii="0" w:hAnsi="0" w:eastAsia="0" w:cs="0"/>
-                          <w:color w:val="000000"/>
                           <w:lang w:val="en-US"/>
                         </w:rPr>
                         <w:t>jobSequence</w:t>
                       </w:r>
                       <w:r>
                         <w:rPr>
+                          <w:rFonts w:eastAsia="" w:cs="" w:ascii="Calibri" w:hAnsi="Calibri" w:asciiTheme="minorHAnsi" w:cstheme="minorBidi" w:eastAsiaTheme="minorEastAsia" w:hAnsiTheme="minorHAnsi"/>
+                          <w:b/>
+                          <w:color w:val="000080"/>
                           <w:sz w:val="20"/>
-                          <w:b/>
-                          <w:rFonts w:asciiTheme="minorHAnsi" w:cstheme="minorBidi" w:eastAsiaTheme="minorEastAsia" w:hAnsiTheme="minorHAnsi" w:ascii="0" w:hAnsi="0" w:eastAsia="0" w:cs="0"/>
-                          <w:color w:val="000080"/>
                           <w:lang w:val="en-US"/>
                         </w:rPr>
                         <w:t>.</w:t>
                       </w:r>
                       <w:r>
                         <w:rPr>
+                          <w:rFonts w:eastAsia="" w:cs="" w:ascii="Calibri" w:hAnsi="Calibri" w:asciiTheme="minorHAnsi" w:cstheme="minorBidi" w:eastAsiaTheme="minorEastAsia" w:hAnsiTheme="minorHAnsi"/>
+                          <w:color w:val="000000"/>
                           <w:sz w:val="20"/>
-                          <w:rFonts w:asciiTheme="minorHAnsi" w:cstheme="minorBidi" w:eastAsiaTheme="minorEastAsia" w:hAnsiTheme="minorHAnsi" w:ascii="0" w:hAnsi="0" w:eastAsia="0" w:cs="0"/>
-                          <w:color w:val="000000"/>
                           <w:lang w:val="en-US"/>
                         </w:rPr>
                         <w:t>then</w:t>
                       </w:r>
                       <w:r>
                         <w:rPr>
+                          <w:rFonts w:eastAsia="" w:cs="" w:ascii="Calibri" w:hAnsi="Calibri" w:asciiTheme="minorHAnsi" w:cstheme="minorBidi" w:eastAsiaTheme="minorEastAsia" w:hAnsiTheme="minorHAnsi"/>
+                          <w:b/>
+                          <w:color w:val="000080"/>
                           <w:sz w:val="20"/>
-                          <w:b/>
-                          <w:rFonts w:asciiTheme="minorHAnsi" w:cstheme="minorBidi" w:eastAsiaTheme="minorEastAsia" w:hAnsiTheme="minorHAnsi" w:ascii="0" w:hAnsi="0" w:eastAsia="0" w:cs="0"/>
-                          <w:color w:val="000080"/>
                           <w:lang w:val="en-US"/>
                         </w:rPr>
                         <w:t>(</w:t>
                       </w:r>
                       <w:r>
                         <w:rPr>
+                          <w:rFonts w:eastAsia="" w:cs="" w:ascii="Calibri" w:hAnsi="Calibri" w:asciiTheme="minorHAnsi" w:cstheme="minorBidi" w:eastAsiaTheme="minorEastAsia" w:hAnsiTheme="minorHAnsi"/>
+                          <w:color w:val="000000"/>
                           <w:sz w:val="20"/>
-                          <w:rFonts w:asciiTheme="minorHAnsi" w:cstheme="minorBidi" w:eastAsiaTheme="minorEastAsia" w:hAnsiTheme="minorHAnsi" w:ascii="0" w:hAnsi="0" w:eastAsia="0" w:cs="0"/>
-                          <w:color w:val="000000"/>
                           <w:lang w:val="en-US"/>
                         </w:rPr>
                         <w:t>job2</w:t>
                       </w:r>
                       <w:r>
                         <w:rPr>
+                          <w:rFonts w:eastAsia="" w:cs="" w:ascii="Calibri" w:hAnsi="Calibri" w:asciiTheme="minorHAnsi" w:cstheme="minorBidi" w:eastAsiaTheme="minorEastAsia" w:hAnsiTheme="minorHAnsi"/>
+                          <w:b/>
+                          <w:color w:val="000080"/>
                           <w:sz w:val="20"/>
-                          <w:b/>
-                          <w:rFonts w:asciiTheme="minorHAnsi" w:cstheme="minorBidi" w:eastAsiaTheme="minorEastAsia" w:hAnsiTheme="minorHAnsi" w:ascii="0" w:hAnsi="0" w:eastAsia="0" w:cs="0"/>
-                          <w:color w:val="000080"/>
                           <w:lang w:val="en-US"/>
                         </w:rPr>
                         <w:t>);</w:t>
@@ -7202,62 +7238,63 @@
                     </w:p>
                     <w:p>
                       <w:pPr>
-                        <w:overflowPunct w:val="false"/>
+                        <w:pStyle w:val="FrameContents"/>
+                        <w:overflowPunct w:val="true"/>
                         <w:rPr/>
                       </w:pPr>
                       <w:r>
                         <w:rPr>
+                          <w:rFonts w:eastAsia="" w:cs="" w:ascii="Calibri" w:hAnsi="Calibri" w:asciiTheme="minorHAnsi" w:cstheme="minorBidi" w:eastAsiaTheme="minorEastAsia" w:hAnsiTheme="minorHAnsi"/>
+                          <w:color w:val="000000"/>
                           <w:sz w:val="20"/>
-                          <w:rFonts w:asciiTheme="minorHAnsi" w:cstheme="minorBidi" w:eastAsiaTheme="minorEastAsia" w:hAnsiTheme="minorHAnsi" w:ascii="0" w:hAnsi="0" w:eastAsia="0" w:cs="0"/>
-                          <w:color w:val="000000"/>
                           <w:lang w:val="en-US"/>
                         </w:rPr>
                         <w:t>jobSequence</w:t>
                       </w:r>
                       <w:r>
                         <w:rPr>
+                          <w:rFonts w:eastAsia="" w:cs="" w:ascii="Calibri" w:hAnsi="Calibri" w:asciiTheme="minorHAnsi" w:cstheme="minorBidi" w:eastAsiaTheme="minorEastAsia" w:hAnsiTheme="minorHAnsi"/>
+                          <w:b/>
+                          <w:color w:val="000080"/>
                           <w:sz w:val="20"/>
-                          <w:b/>
-                          <w:rFonts w:asciiTheme="minorHAnsi" w:cstheme="minorBidi" w:eastAsiaTheme="minorEastAsia" w:hAnsiTheme="minorHAnsi" w:ascii="0" w:hAnsi="0" w:eastAsia="0" w:cs="0"/>
-                          <w:color w:val="000080"/>
                           <w:lang w:val="en-US"/>
                         </w:rPr>
                         <w:t>.</w:t>
                       </w:r>
                       <w:r>
                         <w:rPr>
+                          <w:rFonts w:eastAsia="" w:cs="" w:ascii="Calibri" w:hAnsi="Calibri" w:asciiTheme="minorHAnsi" w:cstheme="minorBidi" w:eastAsiaTheme="minorEastAsia" w:hAnsiTheme="minorHAnsi"/>
+                          <w:color w:val="000000"/>
                           <w:sz w:val="20"/>
-                          <w:rFonts w:asciiTheme="minorHAnsi" w:cstheme="minorBidi" w:eastAsiaTheme="minorEastAsia" w:hAnsiTheme="minorHAnsi" w:ascii="0" w:hAnsi="0" w:eastAsia="0" w:cs="0"/>
-                          <w:color w:val="000000"/>
                           <w:lang w:val="en-US"/>
                         </w:rPr>
                         <w:t>then</w:t>
                       </w:r>
                       <w:r>
                         <w:rPr>
+                          <w:rFonts w:eastAsia="" w:cs="" w:ascii="Calibri" w:hAnsi="Calibri" w:asciiTheme="minorHAnsi" w:cstheme="minorBidi" w:eastAsiaTheme="minorEastAsia" w:hAnsiTheme="minorHAnsi"/>
+                          <w:b/>
+                          <w:color w:val="000080"/>
                           <w:sz w:val="20"/>
-                          <w:b/>
-                          <w:rFonts w:asciiTheme="minorHAnsi" w:cstheme="minorBidi" w:eastAsiaTheme="minorEastAsia" w:hAnsiTheme="minorHAnsi" w:ascii="0" w:hAnsi="0" w:eastAsia="0" w:cs="0"/>
-                          <w:color w:val="000080"/>
                           <w:lang w:val="en-US"/>
                         </w:rPr>
                         <w:t>(</w:t>
                       </w:r>
                       <w:r>
                         <w:rPr>
+                          <w:rFonts w:eastAsia="" w:cs="" w:ascii="Calibri" w:hAnsi="Calibri" w:asciiTheme="minorHAnsi" w:cstheme="minorBidi" w:eastAsiaTheme="minorEastAsia" w:hAnsiTheme="minorHAnsi"/>
+                          <w:color w:val="000000"/>
                           <w:sz w:val="20"/>
-                          <w:rFonts w:asciiTheme="minorHAnsi" w:cstheme="minorBidi" w:eastAsiaTheme="minorEastAsia" w:hAnsiTheme="minorHAnsi" w:ascii="0" w:hAnsi="0" w:eastAsia="0" w:cs="0"/>
-                          <w:color w:val="000000"/>
                           <w:lang w:val="en-US"/>
                         </w:rPr>
                         <w:t>job3</w:t>
                       </w:r>
                       <w:r>
                         <w:rPr>
+                          <w:rFonts w:eastAsia="" w:cs="" w:ascii="Calibri" w:hAnsi="Calibri" w:asciiTheme="minorHAnsi" w:cstheme="minorBidi" w:eastAsiaTheme="minorEastAsia" w:hAnsiTheme="minorHAnsi"/>
+                          <w:b/>
+                          <w:color w:val="000080"/>
                           <w:sz w:val="20"/>
-                          <w:b/>
-                          <w:rFonts w:asciiTheme="minorHAnsi" w:cstheme="minorBidi" w:eastAsiaTheme="minorEastAsia" w:hAnsiTheme="minorHAnsi" w:ascii="0" w:hAnsi="0" w:eastAsia="0" w:cs="0"/>
-                          <w:color w:val="000080"/>
                           <w:lang w:val="en-US"/>
                         </w:rPr>
                         <w:t>);</w:t>
@@ -7265,76 +7302,73 @@
                     </w:p>
                     <w:p>
                       <w:pPr>
-                        <w:overflowPunct w:val="false"/>
+                        <w:pStyle w:val="FrameContents"/>
+                        <w:overflowPunct w:val="true"/>
+                        <w:rPr/>
+                      </w:pPr>
+                      <w:r>
+                        <w:rPr/>
+                      </w:r>
+                    </w:p>
+                    <w:p>
+                      <w:pPr>
+                        <w:pStyle w:val="FrameContents"/>
+                        <w:overflowPunct w:val="true"/>
                         <w:rPr/>
                       </w:pPr>
                       <w:r>
                         <w:rPr>
+                          <w:rFonts w:eastAsia="" w:cs="" w:ascii="Calibri" w:hAnsi="Calibri" w:asciiTheme="minorHAnsi" w:cstheme="minorBidi" w:eastAsiaTheme="minorEastAsia" w:hAnsiTheme="minorHAnsi"/>
+                          <w:color w:val="000000"/>
                           <w:sz w:val="20"/>
-                          <w:rFonts w:ascii="0" w:hAnsi="0" w:eastAsia="0" w:cs="0"/>
-                          <w:color w:val="000000"/>
-                          <w:lang w:val="en-US"/>
-                        </w:rPr>
-                      </w:r>
-                    </w:p>
-                    <w:p>
-                      <w:pPr>
-                        <w:overflowPunct w:val="false"/>
-                        <w:rPr/>
-                      </w:pPr>
-                      <w:r>
-                        <w:rPr>
-                          <w:sz w:val="20"/>
-                          <w:rFonts w:asciiTheme="minorHAnsi" w:cstheme="minorBidi" w:eastAsiaTheme="minorEastAsia" w:hAnsiTheme="minorHAnsi" w:ascii="0" w:hAnsi="0" w:eastAsia="0" w:cs="0"/>
-                          <w:color w:val="000000"/>
                           <w:lang w:val="en-US"/>
                         </w:rPr>
                         <w:t>jobScheduler</w:t>
                       </w:r>
                       <w:r>
                         <w:rPr>
+                          <w:rFonts w:eastAsia="" w:cs="" w:ascii="Calibri" w:hAnsi="Calibri" w:asciiTheme="minorHAnsi" w:cstheme="minorBidi" w:eastAsiaTheme="minorEastAsia" w:hAnsiTheme="minorHAnsi"/>
+                          <w:b/>
+                          <w:color w:val="000080"/>
                           <w:sz w:val="20"/>
-                          <w:b/>
-                          <w:rFonts w:asciiTheme="minorHAnsi" w:cstheme="minorBidi" w:eastAsiaTheme="minorEastAsia" w:hAnsiTheme="minorHAnsi" w:ascii="0" w:hAnsi="0" w:eastAsia="0" w:cs="0"/>
-                          <w:color w:val="000080"/>
                           <w:lang w:val="en-US"/>
                         </w:rPr>
                         <w:t>.</w:t>
                       </w:r>
                       <w:r>
                         <w:rPr>
+                          <w:rFonts w:eastAsia="" w:cs="" w:ascii="Calibri" w:hAnsi="Calibri" w:asciiTheme="minorHAnsi" w:cstheme="minorBidi" w:eastAsiaTheme="minorEastAsia" w:hAnsiTheme="minorHAnsi"/>
+                          <w:color w:val="000000"/>
                           <w:sz w:val="20"/>
-                          <w:rFonts w:asciiTheme="minorHAnsi" w:cstheme="minorBidi" w:eastAsiaTheme="minorEastAsia" w:hAnsiTheme="minorHAnsi" w:ascii="0" w:hAnsi="0" w:eastAsia="0" w:cs="0"/>
-                          <w:color w:val="000000"/>
                           <w:lang w:val="en-US"/>
                         </w:rPr>
                         <w:t>submitJob</w:t>
                       </w:r>
                       <w:r>
                         <w:rPr>
+                          <w:rFonts w:eastAsia="" w:cs="" w:ascii="Calibri" w:hAnsi="Calibri" w:asciiTheme="minorHAnsi" w:cstheme="minorBidi" w:eastAsiaTheme="minorEastAsia" w:hAnsiTheme="minorHAnsi"/>
+                          <w:b/>
+                          <w:color w:val="000080"/>
                           <w:sz w:val="20"/>
-                          <w:b/>
-                          <w:rFonts w:asciiTheme="minorHAnsi" w:cstheme="minorBidi" w:eastAsiaTheme="minorEastAsia" w:hAnsiTheme="minorHAnsi" w:ascii="0" w:hAnsi="0" w:eastAsia="0" w:cs="0"/>
-                          <w:color w:val="000080"/>
                           <w:lang w:val="en-US"/>
                         </w:rPr>
                         <w:t>(</w:t>
                       </w:r>
                       <w:r>
                         <w:rPr>
+                          <w:rFonts w:eastAsia="" w:cs="" w:ascii="Calibri" w:hAnsi="Calibri" w:asciiTheme="minorHAnsi" w:cstheme="minorBidi" w:eastAsiaTheme="minorEastAsia" w:hAnsiTheme="minorHAnsi"/>
+                          <w:color w:val="000000"/>
                           <w:sz w:val="20"/>
-                          <w:rFonts w:asciiTheme="minorHAnsi" w:cstheme="minorBidi" w:eastAsiaTheme="minorEastAsia" w:hAnsiTheme="minorHAnsi" w:ascii="0" w:hAnsi="0" w:eastAsia="0" w:cs="0"/>
-                          <w:color w:val="000000"/>
                           <w:lang w:val="en-US"/>
                         </w:rPr>
                         <w:t>jobSequence</w:t>
                       </w:r>
                       <w:r>
                         <w:rPr>
+                          <w:rFonts w:eastAsia="" w:cs="" w:ascii="Calibri" w:hAnsi="Calibri" w:asciiTheme="minorHAnsi" w:cstheme="minorBidi" w:eastAsiaTheme="minorEastAsia" w:hAnsiTheme="minorHAnsi"/>
+                          <w:b/>
+                          <w:color w:val="000080"/>
                           <w:sz w:val="20"/>
-                          <w:b/>
-                          <w:rFonts w:asciiTheme="minorHAnsi" w:cstheme="minorBidi" w:eastAsiaTheme="minorEastAsia" w:hAnsiTheme="minorHAnsi" w:ascii="0" w:hAnsi="0" w:eastAsia="0" w:cs="0"/>
-                          <w:color w:val="000080"/>
                           <w:lang w:val="en-US"/>
                         </w:rPr>
                         <w:t>);</w:t>
@@ -7342,10 +7376,8 @@
                     </w:p>
                   </w:txbxContent>
                 </v:textbox>
-                <v:imagedata r:id="rId9" o:detectmouseclick="t"/>
-                <v:stroke color="black" joinstyle="round" endcap="flat"/>
                 <w10:wrap type="topAndBottom"/>
-              </v:shape>
+              </v:rect>
             </w:pict>
           </mc:Fallback>
         </mc:AlternateContent>
@@ -7363,8 +7395,8 @@
       </w:pPr>
       <w:r>
         <w:rPr>
-          <w:b w:val="false"/>
-          <w:bCs w:val="false"/>
+          <w:b/>
+          <w:bCs/>
         </w:rPr>
       </w:r>
     </w:p>
@@ -7478,7 +7510,9 @@
         </w:rPr>
       </w:pPr>
       <w:r>
-        <w:rPr/>
+        <w:rPr>
+          <w:rFonts w:eastAsia="Times New Roman" w:cs="Times New Roman"/>
+        </w:rPr>
       </w:r>
     </w:p>
     <w:p>
@@ -7753,6 +7787,771 @@
         <w:t>Μετρήσεις</w:t>
       </w:r>
       <w:bookmarkEnd w:id="34"/>
+      <w:r>
+        <w:rPr/>
+        <w:t xml:space="preserve"> </w:t>
+      </w:r>
+      <w:r>
+        <w:br w:type="page"/>
+      </w:r>
+    </w:p>
+    <w:p>
+      <w:pPr>
+        <w:pStyle w:val="TextBody"/>
+        <w:rPr/>
+      </w:pPr>
+      <w:r>
+        <w:rPr/>
+        <w:t>Προκειμένου να ελεγχθεί η αποδοτικότητα του JobScheduler και Optimizer έγιναν μερικές μετρήσεις. Οι μετρήσεις έγιναν με AMD® Ryzen 5 1600 six-core processor × 12.</w:t>
+      </w:r>
+    </w:p>
+    <w:p>
+      <w:pPr>
+        <w:pStyle w:val="TextBody"/>
+        <w:rPr/>
+      </w:pPr>
+      <w:r>
+        <w:rPr/>
+        <w:t xml:space="preserve">               </w:t>
+      </w:r>
+      <w:r>
+        <w:rPr/>
+        <w:tab/>
+      </w:r>
+    </w:p>
+    <w:tbl>
+      <w:tblPr>
+        <w:tblW w:w="5000" w:type="pct"/>
+        <w:jc w:val="left"/>
+        <w:tblInd w:w="55" w:type="dxa"/>
+        <w:tblLayout w:type="fixed"/>
+        <w:tblCellMar>
+          <w:top w:w="55" w:type="dxa"/>
+          <w:left w:w="55" w:type="dxa"/>
+          <w:bottom w:w="55" w:type="dxa"/>
+          <w:right w:w="55" w:type="dxa"/>
+        </w:tblCellMar>
+      </w:tblPr>
+      <w:tblGrid>
+        <w:gridCol w:w="1560"/>
+        <w:gridCol w:w="1560"/>
+        <w:gridCol w:w="1560"/>
+        <w:gridCol w:w="1560"/>
+        <w:gridCol w:w="1735"/>
+        <w:gridCol w:w="1385"/>
+      </w:tblGrid>
+      <w:tr>
+        <w:trPr/>
+        <w:tc>
+          <w:tcPr>
+            <w:tcW w:w="1560" w:type="dxa"/>
+            <w:tcBorders>
+              <w:top w:val="single" w:sz="4" w:space="0" w:color="000000"/>
+              <w:left w:val="single" w:sz="4" w:space="0" w:color="000000"/>
+              <w:bottom w:val="single" w:sz="4" w:space="0" w:color="000000"/>
+            </w:tcBorders>
+          </w:tcPr>
+          <w:p>
+            <w:pPr>
+              <w:pStyle w:val="TextBody"/>
+              <w:spacing w:before="0" w:after="140"/>
+              <w:jc w:val="center"/>
+              <w:rPr/>
+            </w:pPr>
+            <w:r>
+              <w:rPr/>
+              <w:t>Multithreading</w:t>
+            </w:r>
+          </w:p>
+        </w:tc>
+        <w:tc>
+          <w:tcPr>
+            <w:tcW w:w="1560" w:type="dxa"/>
+            <w:tcBorders>
+              <w:top w:val="single" w:sz="4" w:space="0" w:color="000000"/>
+              <w:left w:val="single" w:sz="4" w:space="0" w:color="000000"/>
+              <w:bottom w:val="single" w:sz="4" w:space="0" w:color="000000"/>
+            </w:tcBorders>
+          </w:tcPr>
+          <w:p>
+            <w:pPr>
+              <w:pStyle w:val="TextBody"/>
+              <w:spacing w:before="0" w:after="140"/>
+              <w:jc w:val="center"/>
+              <w:rPr/>
+            </w:pPr>
+            <w:r>
+              <w:rPr/>
+              <w:t>Optimizer</w:t>
+            </w:r>
+          </w:p>
+        </w:tc>
+        <w:tc>
+          <w:tcPr>
+            <w:tcW w:w="1560" w:type="dxa"/>
+            <w:tcBorders>
+              <w:top w:val="single" w:sz="4" w:space="0" w:color="000000"/>
+              <w:left w:val="single" w:sz="4" w:space="0" w:color="000000"/>
+              <w:bottom w:val="single" w:sz="4" w:space="0" w:color="000000"/>
+            </w:tcBorders>
+          </w:tcPr>
+          <w:p>
+            <w:pPr>
+              <w:pStyle w:val="TextBody"/>
+              <w:spacing w:before="0" w:after="140"/>
+              <w:jc w:val="center"/>
+              <w:rPr/>
+            </w:pPr>
+            <w:r>
+              <w:rPr/>
+              <w:t>Runs</w:t>
+            </w:r>
+          </w:p>
+        </w:tc>
+        <w:tc>
+          <w:tcPr>
+            <w:tcW w:w="1560" w:type="dxa"/>
+            <w:tcBorders>
+              <w:top w:val="single" w:sz="4" w:space="0" w:color="000000"/>
+              <w:left w:val="single" w:sz="4" w:space="0" w:color="000000"/>
+              <w:bottom w:val="single" w:sz="4" w:space="0" w:color="000000"/>
+            </w:tcBorders>
+          </w:tcPr>
+          <w:p>
+            <w:pPr>
+              <w:pStyle w:val="TextBody"/>
+              <w:spacing w:before="0" w:after="140"/>
+              <w:jc w:val="center"/>
+              <w:rPr/>
+            </w:pPr>
+            <w:r>
+              <w:rPr/>
+              <w:t>Time(μ/s)</w:t>
+            </w:r>
+          </w:p>
+        </w:tc>
+        <w:tc>
+          <w:tcPr>
+            <w:tcW w:w="1735" w:type="dxa"/>
+            <w:tcBorders>
+              <w:top w:val="single" w:sz="4" w:space="0" w:color="000000"/>
+              <w:left w:val="single" w:sz="4" w:space="0" w:color="000000"/>
+              <w:bottom w:val="single" w:sz="4" w:space="0" w:color="000000"/>
+            </w:tcBorders>
+          </w:tcPr>
+          <w:p>
+            <w:pPr>
+              <w:pStyle w:val="TextBody"/>
+              <w:spacing w:before="0" w:after="140"/>
+              <w:jc w:val="center"/>
+              <w:rPr/>
+            </w:pPr>
+            <w:r>
+              <w:rPr/>
+              <w:t>MaxHeap(MB)</w:t>
+            </w:r>
+          </w:p>
+        </w:tc>
+        <w:tc>
+          <w:tcPr>
+            <w:tcW w:w="1385" w:type="dxa"/>
+            <w:tcBorders>
+              <w:top w:val="single" w:sz="4" w:space="0" w:color="000000"/>
+              <w:left w:val="single" w:sz="4" w:space="0" w:color="000000"/>
+              <w:bottom w:val="single" w:sz="4" w:space="0" w:color="000000"/>
+              <w:right w:val="single" w:sz="4" w:space="0" w:color="000000"/>
+            </w:tcBorders>
+          </w:tcPr>
+          <w:p>
+            <w:pPr>
+              <w:pStyle w:val="TextBody"/>
+              <w:spacing w:before="0" w:after="140"/>
+              <w:jc w:val="center"/>
+              <w:rPr/>
+            </w:pPr>
+            <w:r>
+              <w:rPr/>
+              <w:t>Workload</w:t>
+            </w:r>
+          </w:p>
+        </w:tc>
+      </w:tr>
+      <w:tr>
+        <w:trPr/>
+        <w:tc>
+          <w:tcPr>
+            <w:tcW w:w="1560" w:type="dxa"/>
+            <w:tcBorders>
+              <w:left w:val="single" w:sz="4" w:space="0" w:color="000000"/>
+              <w:bottom w:val="single" w:sz="4" w:space="0" w:color="000000"/>
+            </w:tcBorders>
+            <w:vAlign w:val="center"/>
+          </w:tcPr>
+          <w:p>
+            <w:pPr>
+              <w:pStyle w:val="TextBody"/>
+              <w:spacing w:before="0" w:after="140"/>
+              <w:jc w:val="center"/>
+              <w:rPr/>
+            </w:pPr>
+            <w:r>
+              <w:rPr/>
+              <w:t>✓</w:t>
+            </w:r>
+          </w:p>
+        </w:tc>
+        <w:tc>
+          <w:tcPr>
+            <w:tcW w:w="1560" w:type="dxa"/>
+            <w:tcBorders>
+              <w:left w:val="single" w:sz="4" w:space="0" w:color="000000"/>
+              <w:bottom w:val="single" w:sz="4" w:space="0" w:color="000000"/>
+            </w:tcBorders>
+          </w:tcPr>
+          <w:p>
+            <w:pPr>
+              <w:pStyle w:val="TextBody"/>
+              <w:spacing w:before="0" w:after="140"/>
+              <w:jc w:val="center"/>
+              <w:rPr/>
+            </w:pPr>
+            <w:r>
+              <w:rPr/>
+              <w:t xml:space="preserve">     ✓</w:t>
+            </w:r>
+            <w:r>
+              <w:rPr/>
+              <w:tab/>
+            </w:r>
+          </w:p>
+        </w:tc>
+        <w:tc>
+          <w:tcPr>
+            <w:tcW w:w="1560" w:type="dxa"/>
+            <w:tcBorders>
+              <w:left w:val="single" w:sz="4" w:space="0" w:color="000000"/>
+              <w:bottom w:val="single" w:sz="4" w:space="0" w:color="000000"/>
+            </w:tcBorders>
+          </w:tcPr>
+          <w:p>
+            <w:pPr>
+              <w:pStyle w:val="TextBody"/>
+              <w:spacing w:before="0" w:after="140"/>
+              <w:jc w:val="center"/>
+              <w:rPr/>
+            </w:pPr>
+            <w:r>
+              <w:rPr/>
+              <w:t>100</w:t>
+            </w:r>
+          </w:p>
+        </w:tc>
+        <w:tc>
+          <w:tcPr>
+            <w:tcW w:w="1560" w:type="dxa"/>
+            <w:tcBorders>
+              <w:left w:val="single" w:sz="4" w:space="0" w:color="000000"/>
+              <w:bottom w:val="single" w:sz="4" w:space="0" w:color="000000"/>
+            </w:tcBorders>
+          </w:tcPr>
+          <w:p>
+            <w:pPr>
+              <w:pStyle w:val="TextBody"/>
+              <w:spacing w:before="0" w:after="140"/>
+              <w:jc w:val="center"/>
+              <w:rPr/>
+            </w:pPr>
+            <w:r>
+              <w:rPr/>
+              <w:t>1855979</w:t>
+            </w:r>
+          </w:p>
+        </w:tc>
+        <w:tc>
+          <w:tcPr>
+            <w:tcW w:w="1735" w:type="dxa"/>
+            <w:tcBorders>
+              <w:left w:val="single" w:sz="4" w:space="0" w:color="000000"/>
+              <w:bottom w:val="single" w:sz="4" w:space="0" w:color="000000"/>
+            </w:tcBorders>
+          </w:tcPr>
+          <w:p>
+            <w:pPr>
+              <w:pStyle w:val="TextBody"/>
+              <w:spacing w:before="0" w:after="140"/>
+              <w:jc w:val="center"/>
+              <w:rPr/>
+            </w:pPr>
+            <w:r>
+              <w:rPr/>
+              <w:t xml:space="preserve"> </w:t>
+            </w:r>
+            <w:r>
+              <w:rPr/>
+              <w:t>252.1</w:t>
+            </w:r>
+          </w:p>
+        </w:tc>
+        <w:tc>
+          <w:tcPr>
+            <w:tcW w:w="1385" w:type="dxa"/>
+            <w:tcBorders>
+              <w:left w:val="single" w:sz="4" w:space="0" w:color="000000"/>
+              <w:bottom w:val="single" w:sz="4" w:space="0" w:color="000000"/>
+              <w:right w:val="single" w:sz="4" w:space="0" w:color="000000"/>
+            </w:tcBorders>
+          </w:tcPr>
+          <w:p>
+            <w:pPr>
+              <w:pStyle w:val="TextBody"/>
+              <w:spacing w:before="0" w:after="140"/>
+              <w:jc w:val="center"/>
+              <w:rPr/>
+            </w:pPr>
+            <w:r>
+              <w:rPr/>
+              <w:t>small</w:t>
+            </w:r>
+          </w:p>
+        </w:tc>
+      </w:tr>
+      <w:tr>
+        <w:trPr/>
+        <w:tc>
+          <w:tcPr>
+            <w:tcW w:w="1560" w:type="dxa"/>
+            <w:tcBorders>
+              <w:left w:val="single" w:sz="4" w:space="0" w:color="000000"/>
+              <w:bottom w:val="single" w:sz="4" w:space="0" w:color="000000"/>
+            </w:tcBorders>
+          </w:tcPr>
+          <w:p>
+            <w:pPr>
+              <w:pStyle w:val="TextBody"/>
+              <w:spacing w:before="0" w:after="140"/>
+              <w:jc w:val="center"/>
+              <w:rPr/>
+            </w:pPr>
+            <w:r>
+              <w:rPr/>
+              <w:t>✓</w:t>
+            </w:r>
+          </w:p>
+        </w:tc>
+        <w:tc>
+          <w:tcPr>
+            <w:tcW w:w="1560" w:type="dxa"/>
+            <w:tcBorders>
+              <w:left w:val="single" w:sz="4" w:space="0" w:color="000000"/>
+              <w:bottom w:val="single" w:sz="4" w:space="0" w:color="000000"/>
+            </w:tcBorders>
+          </w:tcPr>
+          <w:p>
+            <w:pPr>
+              <w:pStyle w:val="TextBody"/>
+              <w:spacing w:before="0" w:after="140"/>
+              <w:jc w:val="center"/>
+              <w:rPr/>
+            </w:pPr>
+            <w:r>
+              <w:rPr/>
+              <w:t xml:space="preserve"> ✓</w:t>
+            </w:r>
+          </w:p>
+        </w:tc>
+        <w:tc>
+          <w:tcPr>
+            <w:tcW w:w="1560" w:type="dxa"/>
+            <w:tcBorders>
+              <w:left w:val="single" w:sz="4" w:space="0" w:color="000000"/>
+              <w:bottom w:val="single" w:sz="4" w:space="0" w:color="000000"/>
+            </w:tcBorders>
+          </w:tcPr>
+          <w:p>
+            <w:pPr>
+              <w:pStyle w:val="TextBody"/>
+              <w:spacing w:before="0" w:after="140"/>
+              <w:jc w:val="center"/>
+              <w:rPr/>
+            </w:pPr>
+            <w:r>
+              <w:rPr/>
+              <w:t xml:space="preserve"> </w:t>
+            </w:r>
+            <w:r>
+              <w:rPr/>
+              <w:t>10</w:t>
+            </w:r>
+          </w:p>
+        </w:tc>
+        <w:tc>
+          <w:tcPr>
+            <w:tcW w:w="1560" w:type="dxa"/>
+            <w:tcBorders>
+              <w:left w:val="single" w:sz="4" w:space="0" w:color="000000"/>
+              <w:bottom w:val="single" w:sz="4" w:space="0" w:color="000000"/>
+            </w:tcBorders>
+          </w:tcPr>
+          <w:p>
+            <w:pPr>
+              <w:pStyle w:val="TextBody"/>
+              <w:spacing w:before="0" w:after="140"/>
+              <w:jc w:val="center"/>
+              <w:rPr/>
+            </w:pPr>
+            <w:r>
+              <w:rPr/>
+              <w:t>55759270</w:t>
+            </w:r>
+          </w:p>
+        </w:tc>
+        <w:tc>
+          <w:tcPr>
+            <w:tcW w:w="1735" w:type="dxa"/>
+            <w:tcBorders>
+              <w:left w:val="single" w:sz="4" w:space="0" w:color="000000"/>
+              <w:bottom w:val="single" w:sz="4" w:space="0" w:color="000000"/>
+            </w:tcBorders>
+          </w:tcPr>
+          <w:p>
+            <w:pPr>
+              <w:pStyle w:val="TextBody"/>
+              <w:spacing w:before="0" w:after="140"/>
+              <w:jc w:val="center"/>
+              <w:rPr/>
+            </w:pPr>
+            <w:r>
+              <w:rPr/>
+              <w:t>5838.0</w:t>
+            </w:r>
+          </w:p>
+        </w:tc>
+        <w:tc>
+          <w:tcPr>
+            <w:tcW w:w="1385" w:type="dxa"/>
+            <w:tcBorders>
+              <w:left w:val="single" w:sz="4" w:space="0" w:color="000000"/>
+              <w:bottom w:val="single" w:sz="4" w:space="0" w:color="000000"/>
+              <w:right w:val="single" w:sz="4" w:space="0" w:color="000000"/>
+            </w:tcBorders>
+          </w:tcPr>
+          <w:p>
+            <w:pPr>
+              <w:pStyle w:val="TextBody"/>
+              <w:spacing w:before="0" w:after="140"/>
+              <w:jc w:val="center"/>
+              <w:rPr/>
+            </w:pPr>
+            <w:r>
+              <w:rPr/>
+              <w:t>public</w:t>
+            </w:r>
+          </w:p>
+        </w:tc>
+      </w:tr>
+      <w:tr>
+        <w:trPr/>
+        <w:tc>
+          <w:tcPr>
+            <w:tcW w:w="1560" w:type="dxa"/>
+            <w:tcBorders>
+              <w:left w:val="single" w:sz="4" w:space="0" w:color="000000"/>
+              <w:bottom w:val="single" w:sz="4" w:space="0" w:color="000000"/>
+            </w:tcBorders>
+          </w:tcPr>
+          <w:p>
+            <w:pPr>
+              <w:pStyle w:val="TextBody"/>
+              <w:spacing w:before="0" w:after="140"/>
+              <w:jc w:val="center"/>
+              <w:rPr/>
+            </w:pPr>
+            <w:r>
+              <w:rPr/>
+              <w:t>✓</w:t>
+            </w:r>
+          </w:p>
+        </w:tc>
+        <w:tc>
+          <w:tcPr>
+            <w:tcW w:w="1560" w:type="dxa"/>
+            <w:tcBorders>
+              <w:left w:val="single" w:sz="4" w:space="0" w:color="000000"/>
+              <w:bottom w:val="single" w:sz="4" w:space="0" w:color="000000"/>
+            </w:tcBorders>
+          </w:tcPr>
+          <w:p>
+            <w:pPr>
+              <w:pStyle w:val="TextBody"/>
+              <w:spacing w:before="0" w:after="140"/>
+              <w:jc w:val="center"/>
+              <w:rPr/>
+            </w:pPr>
+            <w:r>
+              <w:rPr/>
+              <w:t xml:space="preserve">✕ </w:t>
+            </w:r>
+          </w:p>
+        </w:tc>
+        <w:tc>
+          <w:tcPr>
+            <w:tcW w:w="1560" w:type="dxa"/>
+            <w:tcBorders>
+              <w:left w:val="single" w:sz="4" w:space="0" w:color="000000"/>
+              <w:bottom w:val="single" w:sz="4" w:space="0" w:color="000000"/>
+            </w:tcBorders>
+          </w:tcPr>
+          <w:p>
+            <w:pPr>
+              <w:pStyle w:val="TextBody"/>
+              <w:spacing w:before="0" w:after="140"/>
+              <w:jc w:val="center"/>
+              <w:rPr/>
+            </w:pPr>
+            <w:r>
+              <w:rPr/>
+              <w:t>100</w:t>
+            </w:r>
+          </w:p>
+        </w:tc>
+        <w:tc>
+          <w:tcPr>
+            <w:tcW w:w="1560" w:type="dxa"/>
+            <w:tcBorders>
+              <w:left w:val="single" w:sz="4" w:space="0" w:color="000000"/>
+              <w:bottom w:val="single" w:sz="4" w:space="0" w:color="000000"/>
+            </w:tcBorders>
+          </w:tcPr>
+          <w:p>
+            <w:pPr>
+              <w:pStyle w:val="TextBody"/>
+              <w:spacing w:before="0" w:after="140"/>
+              <w:jc w:val="center"/>
+              <w:rPr/>
+            </w:pPr>
+            <w:r>
+              <w:rPr/>
+              <w:t>1867975</w:t>
+            </w:r>
+          </w:p>
+        </w:tc>
+        <w:tc>
+          <w:tcPr>
+            <w:tcW w:w="1735" w:type="dxa"/>
+            <w:tcBorders>
+              <w:left w:val="single" w:sz="4" w:space="0" w:color="000000"/>
+              <w:bottom w:val="single" w:sz="4" w:space="0" w:color="000000"/>
+            </w:tcBorders>
+          </w:tcPr>
+          <w:p>
+            <w:pPr>
+              <w:pStyle w:val="TextBody"/>
+              <w:spacing w:before="0" w:after="140"/>
+              <w:jc w:val="center"/>
+              <w:rPr/>
+            </w:pPr>
+            <w:r>
+              <w:rPr/>
+              <w:t>251.7</w:t>
+            </w:r>
+          </w:p>
+        </w:tc>
+        <w:tc>
+          <w:tcPr>
+            <w:tcW w:w="1385" w:type="dxa"/>
+            <w:tcBorders>
+              <w:left w:val="single" w:sz="4" w:space="0" w:color="000000"/>
+              <w:bottom w:val="single" w:sz="4" w:space="0" w:color="000000"/>
+              <w:right w:val="single" w:sz="4" w:space="0" w:color="000000"/>
+            </w:tcBorders>
+          </w:tcPr>
+          <w:p>
+            <w:pPr>
+              <w:pStyle w:val="TableContents"/>
+              <w:jc w:val="center"/>
+              <w:rPr/>
+            </w:pPr>
+            <w:r>
+              <w:rPr/>
+              <w:t>small</w:t>
+            </w:r>
+          </w:p>
+        </w:tc>
+      </w:tr>
+      <w:tr>
+        <w:trPr/>
+        <w:tc>
+          <w:tcPr>
+            <w:tcW w:w="1560" w:type="dxa"/>
+            <w:tcBorders>
+              <w:left w:val="single" w:sz="4" w:space="0" w:color="000000"/>
+              <w:bottom w:val="single" w:sz="4" w:space="0" w:color="000000"/>
+            </w:tcBorders>
+          </w:tcPr>
+          <w:p>
+            <w:pPr>
+              <w:pStyle w:val="TextBody"/>
+              <w:spacing w:before="0" w:after="140"/>
+              <w:jc w:val="center"/>
+              <w:rPr/>
+            </w:pPr>
+            <w:r>
+              <w:rPr/>
+              <w:t xml:space="preserve">✓ </w:t>
+            </w:r>
+          </w:p>
+        </w:tc>
+        <w:tc>
+          <w:tcPr>
+            <w:tcW w:w="1560" w:type="dxa"/>
+            <w:tcBorders>
+              <w:left w:val="single" w:sz="4" w:space="0" w:color="000000"/>
+              <w:bottom w:val="single" w:sz="4" w:space="0" w:color="000000"/>
+            </w:tcBorders>
+          </w:tcPr>
+          <w:p>
+            <w:pPr>
+              <w:pStyle w:val="TextBody"/>
+              <w:spacing w:before="0" w:after="140"/>
+              <w:jc w:val="center"/>
+              <w:rPr/>
+            </w:pPr>
+            <w:r>
+              <w:rPr/>
+              <w:t xml:space="preserve"> ✕</w:t>
+            </w:r>
+          </w:p>
+        </w:tc>
+        <w:tc>
+          <w:tcPr>
+            <w:tcW w:w="1560" w:type="dxa"/>
+            <w:tcBorders>
+              <w:left w:val="single" w:sz="4" w:space="0" w:color="000000"/>
+              <w:bottom w:val="single" w:sz="4" w:space="0" w:color="000000"/>
+            </w:tcBorders>
+          </w:tcPr>
+          <w:p>
+            <w:pPr>
+              <w:pStyle w:val="TableContents"/>
+              <w:jc w:val="center"/>
+              <w:rPr/>
+            </w:pPr>
+            <w:r>
+              <w:rPr/>
+              <w:t>10</w:t>
+            </w:r>
+          </w:p>
+        </w:tc>
+        <w:tc>
+          <w:tcPr>
+            <w:tcW w:w="1560" w:type="dxa"/>
+            <w:tcBorders>
+              <w:left w:val="single" w:sz="4" w:space="0" w:color="000000"/>
+              <w:bottom w:val="single" w:sz="4" w:space="0" w:color="000000"/>
+            </w:tcBorders>
+          </w:tcPr>
+          <w:p>
+            <w:pPr>
+              <w:pStyle w:val="TextBody"/>
+              <w:spacing w:before="0" w:after="140"/>
+              <w:jc w:val="center"/>
+              <w:rPr/>
+            </w:pPr>
+            <w:r>
+              <w:rPr/>
+              <w:t>64572917</w:t>
+            </w:r>
+          </w:p>
+        </w:tc>
+        <w:tc>
+          <w:tcPr>
+            <w:tcW w:w="1735" w:type="dxa"/>
+            <w:tcBorders>
+              <w:left w:val="single" w:sz="4" w:space="0" w:color="000000"/>
+              <w:bottom w:val="single" w:sz="4" w:space="0" w:color="000000"/>
+            </w:tcBorders>
+          </w:tcPr>
+          <w:p>
+            <w:pPr>
+              <w:pStyle w:val="TextBody"/>
+              <w:spacing w:before="0" w:after="140"/>
+              <w:jc w:val="center"/>
+              <w:rPr/>
+            </w:pPr>
+            <w:r>
+              <w:rPr/>
+              <w:t>7324.0</w:t>
+            </w:r>
+          </w:p>
+        </w:tc>
+        <w:tc>
+          <w:tcPr>
+            <w:tcW w:w="1385" w:type="dxa"/>
+            <w:tcBorders>
+              <w:left w:val="single" w:sz="4" w:space="0" w:color="000000"/>
+              <w:bottom w:val="single" w:sz="4" w:space="0" w:color="000000"/>
+              <w:right w:val="single" w:sz="4" w:space="0" w:color="000000"/>
+            </w:tcBorders>
+          </w:tcPr>
+          <w:p>
+            <w:pPr>
+              <w:pStyle w:val="TextBody"/>
+              <w:spacing w:before="0" w:after="140"/>
+              <w:jc w:val="center"/>
+              <w:rPr/>
+            </w:pPr>
+            <w:r>
+              <w:rPr/>
+              <w:t>public</w:t>
+            </w:r>
+          </w:p>
+        </w:tc>
+      </w:tr>
+    </w:tbl>
+    <w:p>
+      <w:pPr>
+        <w:pStyle w:val="TextBody"/>
+        <w:rPr/>
+      </w:pPr>
+      <w:r>
+        <w:rPr/>
+      </w:r>
+    </w:p>
+    <w:p>
+      <w:pPr>
+        <w:pStyle w:val="TextBody"/>
+        <w:rPr/>
+      </w:pPr>
+      <w:r>
+        <w:rPr/>
+      </w:r>
+    </w:p>
+    <w:p>
+      <w:pPr>
+        <w:pStyle w:val="TextBody"/>
+        <w:rPr/>
+      </w:pPr>
+      <w:r>
+        <w:rPr/>
+        <w:t xml:space="preserve">    </w:t>
+      </w:r>
+    </w:p>
+    <w:p>
+      <w:pPr>
+        <w:pStyle w:val="TextBody"/>
+        <w:spacing w:before="0" w:after="140"/>
+        <w:rPr/>
+      </w:pPr>
+      <w:r>
+        <w:rPr/>
+        <w:t xml:space="preserve">                 </w:t>
+      </w:r>
+      <w:r>
+        <w:rPr/>
+        <w:tab/>
+        <w:tab/>
+        <w:t xml:space="preserve">                       </w:t>
+      </w:r>
     </w:p>
     <w:sectPr>
       <w:type w:val="nextPage"/>
@@ -8417,6 +9216,7 @@
     <w:rsid w:val="005e7f3a"/>
     <w:pPr>
       <w:widowControl/>
+      <w:suppressAutoHyphens w:val="true"/>
       <w:bidi w:val="0"/>
       <w:spacing w:lineRule="auto" w:line="240" w:before="0" w:after="0"/>
       <w:jc w:val="left"/>
@@ -9175,6 +9975,7 @@
     <w:rsid w:val="00e650d8"/>
     <w:pPr>
       <w:widowControl/>
+      <w:suppressAutoHyphens w:val="true"/>
       <w:bidi w:val="0"/>
       <w:spacing w:lineRule="auto" w:line="240" w:before="0" w:after="0"/>
       <w:jc w:val="left"/>
@@ -9238,6 +10039,23 @@
       <w:spacing w:before="0" w:after="0"/>
       <w:ind w:left="720" w:hanging="0"/>
       <w:contextualSpacing/>
+    </w:pPr>
+    <w:rPr/>
+  </w:style>
+  <w:style w:type="paragraph" w:styleId="FrameContents">
+    <w:name w:val="Frame Contents"/>
+    <w:basedOn w:val="Normal"/>
+    <w:qFormat/>
+    <w:pPr/>
+    <w:rPr/>
+  </w:style>
+  <w:style w:type="paragraph" w:styleId="TableContents">
+    <w:name w:val="Table Contents"/>
+    <w:basedOn w:val="Normal"/>
+    <w:qFormat/>
+    <w:pPr>
+      <w:widowControl w:val="false"/>
+      <w:suppressLineNumbers/>
     </w:pPr>
     <w:rPr/>
   </w:style>

--- a/K23α.docx
+++ b/K23α.docx
@@ -1,6 +1,6 @@
 
 <file path=word/document.xml><?xml version="1.0" encoding="utf-8"?>
-<w:document xmlns:o="urn:schemas-microsoft-com:office:office" xmlns:r="http://schemas.openxmlformats.org/officeDocument/2006/relationships" xmlns:v="urn:schemas-microsoft-com:vml" xmlns:w="http://schemas.openxmlformats.org/wordprocessingml/2006/main" xmlns:w10="urn:schemas-microsoft-com:office:word" xmlns:wp="http://schemas.openxmlformats.org/drawingml/2006/wordprocessingDrawing" xmlns:wps="http://schemas.microsoft.com/office/word/2010/wordprocessingShape" xmlns:wpg="http://schemas.microsoft.com/office/word/2010/wordprocessingGroup" xmlns:mc="http://schemas.openxmlformats.org/markup-compatibility/2006" xmlns:wp14="http://schemas.microsoft.com/office/word/2010/wordprocessingDrawing" xmlns:w14="http://schemas.microsoft.com/office/word/2010/wordml" xmlns:w15="http://schemas.microsoft.com/office/word/2012/wordml" mc:Ignorable="w14 wp14 w15">
+<w:document xmlns:o="urn:schemas-microsoft-com:office:office" xmlns:r="http://schemas.openxmlformats.org/officeDocument/2006/relationships" xmlns:v="urn:schemas-microsoft-com:vml" xmlns:w="http://schemas.openxmlformats.org/wordprocessingml/2006/main" xmlns:w10="urn:schemas-microsoft-com:office:word" xmlns:wp="http://schemas.openxmlformats.org/drawingml/2006/wordprocessingDrawing" xmlns:wps="http://schemas.microsoft.com/office/word/2010/wordprocessingShape" xmlns:wpg="http://schemas.microsoft.com/office/word/2010/wordprocessingGroup" xmlns:mc="http://schemas.openxmlformats.org/markup-compatibility/2006" xmlns:wp14="http://schemas.microsoft.com/office/word/2010/wordprocessingDrawing" xmlns:w14="http://schemas.microsoft.com/office/word/2010/wordml" mc:Ignorable="w14 wp14">
   <w:body>
     <w:p>
       <w:pPr>
@@ -147,7 +147,7 @@
       <w:sdtContent>
         <w:p>
           <w:pPr>
-            <w:pStyle w:val="ContentsHeading"/>
+            <w:pStyle w:val="TOCHeading"/>
             <w:rPr/>
           </w:pPr>
           <w:r>
@@ -170,7 +170,6 @@
               <w:color w:val="auto"/>
               <w:sz w:val="22"/>
               <w:szCs w:val="22"/>
-              <w:shd w:fill="auto" w:val="clear"/>
               <w:lang w:val="en-US"/>
             </w:rPr>
           </w:pPr>
@@ -183,7 +182,7 @@
               <w:rStyle w:val="IndexLink"/>
               <w:vanish w:val="false"/>
             </w:rPr>
-            <w:instrText xml:space="preserve"> TOC \z \o "1-3" \u \h</w:instrText>
+            <w:instrText> TOC \z \o "1-3" \u \h</w:instrText>
           </w:r>
           <w:r>
             <w:rPr>
@@ -204,7 +203,7 @@
               <w:rPr>
                 <w:webHidden/>
               </w:rPr>
-              <w:instrText xml:space="preserve">PAGEREF _Toc124776988 \h</w:instrText>
+              <w:instrText>PAGEREF _Toc124776988 \h</w:instrText>
             </w:r>
             <w:r>
               <w:rPr>
@@ -241,7 +240,6 @@
               <w:color w:val="auto"/>
               <w:sz w:val="22"/>
               <w:szCs w:val="22"/>
-              <w:shd w:fill="auto" w:val="clear"/>
               <w:lang w:val="en-US"/>
             </w:rPr>
           </w:pPr>
@@ -256,7 +254,7 @@
               <w:rPr>
                 <w:webHidden/>
               </w:rPr>
-              <w:instrText xml:space="preserve">PAGEREF _Toc124776989 \h</w:instrText>
+              <w:instrText>PAGEREF _Toc124776989 \h</w:instrText>
             </w:r>
             <w:r>
               <w:rPr>
@@ -293,7 +291,6 @@
               <w:color w:val="auto"/>
               <w:sz w:val="22"/>
               <w:szCs w:val="22"/>
-              <w:shd w:fill="auto" w:val="clear"/>
               <w:lang w:val="en-US"/>
             </w:rPr>
           </w:pPr>
@@ -308,7 +305,7 @@
               <w:rPr>
                 <w:webHidden/>
               </w:rPr>
-              <w:instrText xml:space="preserve">PAGEREF _Toc124776990 \h</w:instrText>
+              <w:instrText>PAGEREF _Toc124776990 \h</w:instrText>
             </w:r>
             <w:r>
               <w:rPr>
@@ -338,7 +335,7 @@
           <w:pPr>
             <w:pStyle w:val="Contents2"/>
             <w:tabs>
-              <w:tab w:val="clear" w:pos="720"/>
+              <w:tab w:val="clear" w:pos="240"/>
               <w:tab w:val="right" w:pos="9350" w:leader="dot"/>
             </w:tabs>
             <w:rPr>
@@ -346,7 +343,6 @@
               <w:color w:val="auto"/>
               <w:sz w:val="22"/>
               <w:szCs w:val="22"/>
-              <w:shd w:fill="auto" w:val="clear"/>
               <w:lang w:val="en-US"/>
             </w:rPr>
           </w:pPr>
@@ -370,7 +366,7 @@
               <w:rPr>
                 <w:webHidden/>
               </w:rPr>
-              <w:instrText xml:space="preserve">PAGEREF _Toc124776991 \h</w:instrText>
+              <w:instrText>PAGEREF _Toc124776991 \h</w:instrText>
             </w:r>
             <w:r>
               <w:rPr>
@@ -398,7 +394,7 @@
           <w:pPr>
             <w:pStyle w:val="Contents3"/>
             <w:tabs>
-              <w:tab w:val="clear" w:pos="720"/>
+              <w:tab w:val="clear" w:pos="240"/>
               <w:tab w:val="right" w:pos="9350" w:leader="dot"/>
             </w:tabs>
             <w:rPr>
@@ -406,7 +402,6 @@
               <w:color w:val="auto"/>
               <w:sz w:val="22"/>
               <w:szCs w:val="22"/>
-              <w:shd w:fill="auto" w:val="clear"/>
               <w:lang w:val="en-US"/>
             </w:rPr>
           </w:pPr>
@@ -430,7 +425,7 @@
               <w:rPr>
                 <w:webHidden/>
               </w:rPr>
-              <w:instrText xml:space="preserve">PAGEREF _Toc124776992 \h</w:instrText>
+              <w:instrText>PAGEREF _Toc124776992 \h</w:instrText>
             </w:r>
             <w:r>
               <w:rPr>
@@ -458,7 +453,7 @@
           <w:pPr>
             <w:pStyle w:val="Contents3"/>
             <w:tabs>
-              <w:tab w:val="clear" w:pos="720"/>
+              <w:tab w:val="clear" w:pos="240"/>
               <w:tab w:val="right" w:pos="9350" w:leader="dot"/>
             </w:tabs>
             <w:rPr>
@@ -466,7 +461,6 @@
               <w:color w:val="auto"/>
               <w:sz w:val="22"/>
               <w:szCs w:val="22"/>
-              <w:shd w:fill="auto" w:val="clear"/>
               <w:lang w:val="en-US"/>
             </w:rPr>
           </w:pPr>
@@ -490,7 +484,7 @@
               <w:rPr>
                 <w:webHidden/>
               </w:rPr>
-              <w:instrText xml:space="preserve">PAGEREF _Toc124776993 \h</w:instrText>
+              <w:instrText>PAGEREF _Toc124776993 \h</w:instrText>
             </w:r>
             <w:r>
               <w:rPr>
@@ -518,7 +512,7 @@
           <w:pPr>
             <w:pStyle w:val="Contents3"/>
             <w:tabs>
-              <w:tab w:val="clear" w:pos="720"/>
+              <w:tab w:val="clear" w:pos="240"/>
               <w:tab w:val="right" w:pos="9350" w:leader="dot"/>
             </w:tabs>
             <w:rPr>
@@ -526,7 +520,6 @@
               <w:color w:val="auto"/>
               <w:sz w:val="22"/>
               <w:szCs w:val="22"/>
-              <w:shd w:fill="auto" w:val="clear"/>
               <w:lang w:val="en-US"/>
             </w:rPr>
           </w:pPr>
@@ -550,7 +543,7 @@
               <w:rPr>
                 <w:webHidden/>
               </w:rPr>
-              <w:instrText xml:space="preserve">PAGEREF _Toc124776994 \h</w:instrText>
+              <w:instrText>PAGEREF _Toc124776994 \h</w:instrText>
             </w:r>
             <w:r>
               <w:rPr>
@@ -578,7 +571,7 @@
           <w:pPr>
             <w:pStyle w:val="Contents2"/>
             <w:tabs>
-              <w:tab w:val="clear" w:pos="720"/>
+              <w:tab w:val="clear" w:pos="240"/>
               <w:tab w:val="right" w:pos="9350" w:leader="dot"/>
             </w:tabs>
             <w:rPr>
@@ -586,7 +579,6 @@
               <w:color w:val="auto"/>
               <w:sz w:val="22"/>
               <w:szCs w:val="22"/>
-              <w:shd w:fill="auto" w:val="clear"/>
               <w:lang w:val="en-US"/>
             </w:rPr>
           </w:pPr>
@@ -610,7 +602,7 @@
               <w:rPr>
                 <w:webHidden/>
               </w:rPr>
-              <w:instrText xml:space="preserve">PAGEREF _Toc124776995 \h</w:instrText>
+              <w:instrText>PAGEREF _Toc124776995 \h</w:instrText>
             </w:r>
             <w:r>
               <w:rPr>
@@ -638,7 +630,7 @@
           <w:pPr>
             <w:pStyle w:val="Contents3"/>
             <w:tabs>
-              <w:tab w:val="clear" w:pos="720"/>
+              <w:tab w:val="clear" w:pos="240"/>
               <w:tab w:val="right" w:pos="9350" w:leader="dot"/>
             </w:tabs>
             <w:rPr>
@@ -646,7 +638,6 @@
               <w:color w:val="auto"/>
               <w:sz w:val="22"/>
               <w:szCs w:val="22"/>
-              <w:shd w:fill="auto" w:val="clear"/>
               <w:lang w:val="en-US"/>
             </w:rPr>
           </w:pPr>
@@ -670,7 +661,7 @@
               <w:rPr>
                 <w:webHidden/>
               </w:rPr>
-              <w:instrText xml:space="preserve">PAGEREF _Toc124776996 \h</w:instrText>
+              <w:instrText>PAGEREF _Toc124776996 \h</w:instrText>
             </w:r>
             <w:r>
               <w:rPr>
@@ -698,7 +689,7 @@
           <w:pPr>
             <w:pStyle w:val="Contents3"/>
             <w:tabs>
-              <w:tab w:val="clear" w:pos="720"/>
+              <w:tab w:val="clear" w:pos="240"/>
               <w:tab w:val="right" w:pos="9350" w:leader="dot"/>
             </w:tabs>
             <w:rPr>
@@ -706,7 +697,6 @@
               <w:color w:val="auto"/>
               <w:sz w:val="22"/>
               <w:szCs w:val="22"/>
-              <w:shd w:fill="auto" w:val="clear"/>
               <w:lang w:val="en-US"/>
             </w:rPr>
           </w:pPr>
@@ -730,7 +720,7 @@
               <w:rPr>
                 <w:webHidden/>
               </w:rPr>
-              <w:instrText xml:space="preserve">PAGEREF _Toc124776997 \h</w:instrText>
+              <w:instrText>PAGEREF _Toc124776997 \h</w:instrText>
             </w:r>
             <w:r>
               <w:rPr>
@@ -758,7 +748,7 @@
           <w:pPr>
             <w:pStyle w:val="Contents3"/>
             <w:tabs>
-              <w:tab w:val="clear" w:pos="720"/>
+              <w:tab w:val="clear" w:pos="240"/>
               <w:tab w:val="right" w:pos="9350" w:leader="dot"/>
             </w:tabs>
             <w:rPr>
@@ -766,7 +756,6 @@
               <w:color w:val="auto"/>
               <w:sz w:val="22"/>
               <w:szCs w:val="22"/>
-              <w:shd w:fill="auto" w:val="clear"/>
               <w:lang w:val="en-US"/>
             </w:rPr>
           </w:pPr>
@@ -790,7 +779,7 @@
               <w:rPr>
                 <w:webHidden/>
               </w:rPr>
-              <w:instrText xml:space="preserve">PAGEREF _Toc124776998 \h</w:instrText>
+              <w:instrText>PAGEREF _Toc124776998 \h</w:instrText>
             </w:r>
             <w:r>
               <w:rPr>
@@ -818,7 +807,7 @@
           <w:pPr>
             <w:pStyle w:val="Contents3"/>
             <w:tabs>
-              <w:tab w:val="clear" w:pos="720"/>
+              <w:tab w:val="clear" w:pos="240"/>
               <w:tab w:val="right" w:pos="9350" w:leader="dot"/>
             </w:tabs>
             <w:rPr>
@@ -826,7 +815,6 @@
               <w:color w:val="auto"/>
               <w:sz w:val="22"/>
               <w:szCs w:val="22"/>
-              <w:shd w:fill="auto" w:val="clear"/>
               <w:lang w:val="en-US"/>
             </w:rPr>
           </w:pPr>
@@ -850,7 +838,7 @@
               <w:rPr>
                 <w:webHidden/>
               </w:rPr>
-              <w:instrText xml:space="preserve">PAGEREF _Toc124776999 \h</w:instrText>
+              <w:instrText>PAGEREF _Toc124776999 \h</w:instrText>
             </w:r>
             <w:r>
               <w:rPr>
@@ -878,7 +866,7 @@
           <w:pPr>
             <w:pStyle w:val="Contents3"/>
             <w:tabs>
-              <w:tab w:val="clear" w:pos="720"/>
+              <w:tab w:val="clear" w:pos="240"/>
               <w:tab w:val="right" w:pos="9350" w:leader="dot"/>
             </w:tabs>
             <w:rPr>
@@ -886,7 +874,6 @@
               <w:color w:val="auto"/>
               <w:sz w:val="22"/>
               <w:szCs w:val="22"/>
-              <w:shd w:fill="auto" w:val="clear"/>
               <w:lang w:val="en-US"/>
             </w:rPr>
           </w:pPr>
@@ -910,7 +897,7 @@
               <w:rPr>
                 <w:webHidden/>
               </w:rPr>
-              <w:instrText xml:space="preserve">PAGEREF _Toc124777000 \h</w:instrText>
+              <w:instrText>PAGEREF _Toc124777000 \h</w:instrText>
             </w:r>
             <w:r>
               <w:rPr>
@@ -945,7 +932,6 @@
               <w:color w:val="auto"/>
               <w:sz w:val="22"/>
               <w:szCs w:val="22"/>
-              <w:shd w:fill="auto" w:val="clear"/>
               <w:lang w:val="en-US"/>
             </w:rPr>
           </w:pPr>
@@ -960,7 +946,7 @@
               <w:rPr>
                 <w:webHidden/>
               </w:rPr>
-              <w:instrText xml:space="preserve">PAGEREF _Toc124777001 \h</w:instrText>
+              <w:instrText>PAGEREF _Toc124777001 \h</w:instrText>
             </w:r>
             <w:r>
               <w:rPr>
@@ -990,7 +976,7 @@
           <w:pPr>
             <w:pStyle w:val="Contents2"/>
             <w:tabs>
-              <w:tab w:val="clear" w:pos="720"/>
+              <w:tab w:val="clear" w:pos="240"/>
               <w:tab w:val="right" w:pos="9350" w:leader="dot"/>
             </w:tabs>
             <w:rPr>
@@ -998,7 +984,6 @@
               <w:color w:val="auto"/>
               <w:sz w:val="22"/>
               <w:szCs w:val="22"/>
-              <w:shd w:fill="auto" w:val="clear"/>
               <w:lang w:val="en-US"/>
             </w:rPr>
           </w:pPr>
@@ -1022,7 +1007,7 @@
               <w:rPr>
                 <w:webHidden/>
               </w:rPr>
-              <w:instrText xml:space="preserve">PAGEREF _Toc124777002 \h</w:instrText>
+              <w:instrText>PAGEREF _Toc124777002 \h</w:instrText>
             </w:r>
             <w:r>
               <w:rPr>
@@ -1050,7 +1035,7 @@
           <w:pPr>
             <w:pStyle w:val="Contents2"/>
             <w:tabs>
-              <w:tab w:val="clear" w:pos="720"/>
+              <w:tab w:val="clear" w:pos="240"/>
               <w:tab w:val="right" w:pos="9350" w:leader="dot"/>
             </w:tabs>
             <w:rPr>
@@ -1058,7 +1043,6 @@
               <w:color w:val="auto"/>
               <w:sz w:val="22"/>
               <w:szCs w:val="22"/>
-              <w:shd w:fill="auto" w:val="clear"/>
               <w:lang w:val="en-US"/>
             </w:rPr>
           </w:pPr>
@@ -1082,7 +1066,7 @@
               <w:rPr>
                 <w:webHidden/>
               </w:rPr>
-              <w:instrText xml:space="preserve">PAGEREF _Toc124777003 \h</w:instrText>
+              <w:instrText>PAGEREF _Toc124777003 \h</w:instrText>
             </w:r>
             <w:r>
               <w:rPr>
@@ -1110,7 +1094,7 @@
           <w:pPr>
             <w:pStyle w:val="Contents2"/>
             <w:tabs>
-              <w:tab w:val="clear" w:pos="720"/>
+              <w:tab w:val="clear" w:pos="240"/>
               <w:tab w:val="right" w:pos="9350" w:leader="dot"/>
             </w:tabs>
             <w:rPr>
@@ -1118,7 +1102,6 @@
               <w:color w:val="auto"/>
               <w:sz w:val="22"/>
               <w:szCs w:val="22"/>
-              <w:shd w:fill="auto" w:val="clear"/>
               <w:lang w:val="en-US"/>
             </w:rPr>
           </w:pPr>
@@ -1142,7 +1125,7 @@
               <w:rPr>
                 <w:webHidden/>
               </w:rPr>
-              <w:instrText xml:space="preserve">PAGEREF _Toc124777004 \h</w:instrText>
+              <w:instrText>PAGEREF _Toc124777004 \h</w:instrText>
             </w:r>
             <w:r>
               <w:rPr>
@@ -1177,7 +1160,6 @@
               <w:color w:val="auto"/>
               <w:sz w:val="22"/>
               <w:szCs w:val="22"/>
-              <w:shd w:fill="auto" w:val="clear"/>
               <w:lang w:val="en-US"/>
             </w:rPr>
           </w:pPr>
@@ -1192,7 +1174,7 @@
               <w:rPr>
                 <w:webHidden/>
               </w:rPr>
-              <w:instrText xml:space="preserve">PAGEREF _Toc124777005 \h</w:instrText>
+              <w:instrText>PAGEREF _Toc124777005 \h</w:instrText>
             </w:r>
             <w:r>
               <w:rPr>
@@ -1222,7 +1204,7 @@
           <w:pPr>
             <w:pStyle w:val="Contents2"/>
             <w:tabs>
-              <w:tab w:val="clear" w:pos="720"/>
+              <w:tab w:val="clear" w:pos="240"/>
               <w:tab w:val="right" w:pos="9350" w:leader="dot"/>
             </w:tabs>
             <w:rPr>
@@ -1230,7 +1212,6 @@
               <w:color w:val="auto"/>
               <w:sz w:val="22"/>
               <w:szCs w:val="22"/>
-              <w:shd w:fill="auto" w:val="clear"/>
               <w:lang w:val="en-US"/>
             </w:rPr>
           </w:pPr>
@@ -1254,7 +1235,7 @@
               <w:rPr>
                 <w:webHidden/>
               </w:rPr>
-              <w:instrText xml:space="preserve">PAGEREF _Toc124777006 \h</w:instrText>
+              <w:instrText>PAGEREF _Toc124777006 \h</w:instrText>
             </w:r>
             <w:r>
               <w:rPr>
@@ -1282,7 +1263,7 @@
           <w:pPr>
             <w:pStyle w:val="Contents3"/>
             <w:tabs>
-              <w:tab w:val="clear" w:pos="720"/>
+              <w:tab w:val="clear" w:pos="240"/>
               <w:tab w:val="right" w:pos="9350" w:leader="dot"/>
             </w:tabs>
             <w:rPr>
@@ -1290,7 +1271,6 @@
               <w:color w:val="auto"/>
               <w:sz w:val="22"/>
               <w:szCs w:val="22"/>
-              <w:shd w:fill="auto" w:val="clear"/>
               <w:lang w:val="en-US"/>
             </w:rPr>
           </w:pPr>
@@ -1314,7 +1294,7 @@
               <w:rPr>
                 <w:webHidden/>
               </w:rPr>
-              <w:instrText xml:space="preserve">PAGEREF _Toc124777007 \h</w:instrText>
+              <w:instrText>PAGEREF _Toc124777007 \h</w:instrText>
             </w:r>
             <w:r>
               <w:rPr>
@@ -1342,7 +1322,7 @@
           <w:pPr>
             <w:pStyle w:val="Contents3"/>
             <w:tabs>
-              <w:tab w:val="clear" w:pos="720"/>
+              <w:tab w:val="clear" w:pos="240"/>
               <w:tab w:val="right" w:pos="9350" w:leader="dot"/>
             </w:tabs>
             <w:rPr>
@@ -1350,7 +1330,6 @@
               <w:color w:val="auto"/>
               <w:sz w:val="22"/>
               <w:szCs w:val="22"/>
-              <w:shd w:fill="auto" w:val="clear"/>
               <w:lang w:val="en-US"/>
             </w:rPr>
           </w:pPr>
@@ -1374,7 +1353,7 @@
               <w:rPr>
                 <w:webHidden/>
               </w:rPr>
-              <w:instrText xml:space="preserve">PAGEREF _Toc124777008 \h</w:instrText>
+              <w:instrText>PAGEREF _Toc124777008 \h</w:instrText>
             </w:r>
             <w:r>
               <w:rPr>
@@ -1402,7 +1381,7 @@
           <w:pPr>
             <w:pStyle w:val="Contents3"/>
             <w:tabs>
-              <w:tab w:val="clear" w:pos="720"/>
+              <w:tab w:val="clear" w:pos="240"/>
               <w:tab w:val="right" w:pos="9350" w:leader="dot"/>
             </w:tabs>
             <w:rPr>
@@ -1410,7 +1389,6 @@
               <w:color w:val="auto"/>
               <w:sz w:val="22"/>
               <w:szCs w:val="22"/>
-              <w:shd w:fill="auto" w:val="clear"/>
               <w:lang w:val="en-US"/>
             </w:rPr>
           </w:pPr>
@@ -1434,7 +1412,7 @@
               <w:rPr>
                 <w:webHidden/>
               </w:rPr>
-              <w:instrText xml:space="preserve">PAGEREF _Toc124777009 \h</w:instrText>
+              <w:instrText>PAGEREF _Toc124777009 \h</w:instrText>
             </w:r>
             <w:r>
               <w:rPr>
@@ -1462,7 +1440,7 @@
           <w:pPr>
             <w:pStyle w:val="Contents3"/>
             <w:tabs>
-              <w:tab w:val="clear" w:pos="720"/>
+              <w:tab w:val="clear" w:pos="240"/>
               <w:tab w:val="right" w:pos="9350" w:leader="dot"/>
             </w:tabs>
             <w:rPr>
@@ -1470,7 +1448,6 @@
               <w:color w:val="auto"/>
               <w:sz w:val="22"/>
               <w:szCs w:val="22"/>
-              <w:shd w:fill="auto" w:val="clear"/>
               <w:lang w:val="en-US"/>
             </w:rPr>
           </w:pPr>
@@ -1494,7 +1471,7 @@
               <w:rPr>
                 <w:webHidden/>
               </w:rPr>
-              <w:instrText xml:space="preserve">PAGEREF _Toc124777010 \h</w:instrText>
+              <w:instrText>PAGEREF _Toc124777010 \h</w:instrText>
             </w:r>
             <w:r>
               <w:rPr>
@@ -1522,7 +1499,7 @@
           <w:pPr>
             <w:pStyle w:val="Contents3"/>
             <w:tabs>
-              <w:tab w:val="clear" w:pos="720"/>
+              <w:tab w:val="clear" w:pos="240"/>
               <w:tab w:val="right" w:pos="9350" w:leader="dot"/>
             </w:tabs>
             <w:rPr>
@@ -1530,7 +1507,6 @@
               <w:color w:val="auto"/>
               <w:sz w:val="22"/>
               <w:szCs w:val="22"/>
-              <w:shd w:fill="auto" w:val="clear"/>
               <w:lang w:val="en-US"/>
             </w:rPr>
           </w:pPr>
@@ -1554,7 +1530,7 @@
               <w:rPr>
                 <w:webHidden/>
               </w:rPr>
-              <w:instrText xml:space="preserve">PAGEREF _Toc124777011 \h</w:instrText>
+              <w:instrText>PAGEREF _Toc124777011 \h</w:instrText>
             </w:r>
             <w:r>
               <w:rPr>
@@ -1589,7 +1565,6 @@
               <w:color w:val="auto"/>
               <w:sz w:val="22"/>
               <w:szCs w:val="22"/>
-              <w:shd w:fill="auto" w:val="clear"/>
               <w:lang w:val="en-US"/>
             </w:rPr>
           </w:pPr>
@@ -1604,7 +1579,7 @@
               <w:rPr>
                 <w:webHidden/>
               </w:rPr>
-              <w:instrText xml:space="preserve">PAGEREF _Toc124777012 \h</w:instrText>
+              <w:instrText>PAGEREF _Toc124777012 \h</w:instrText>
             </w:r>
             <w:r>
               <w:rPr>
@@ -1634,7 +1609,7 @@
           <w:pPr>
             <w:pStyle w:val="Contents2"/>
             <w:tabs>
-              <w:tab w:val="clear" w:pos="720"/>
+              <w:tab w:val="clear" w:pos="240"/>
               <w:tab w:val="right" w:pos="9350" w:leader="dot"/>
             </w:tabs>
             <w:rPr>
@@ -1642,7 +1617,6 @@
               <w:color w:val="auto"/>
               <w:sz w:val="22"/>
               <w:szCs w:val="22"/>
-              <w:shd w:fill="auto" w:val="clear"/>
               <w:lang w:val="en-US"/>
             </w:rPr>
           </w:pPr>
@@ -1666,7 +1640,7 @@
               <w:rPr>
                 <w:webHidden/>
               </w:rPr>
-              <w:instrText xml:space="preserve">PAGEREF _Toc124777013 \h</w:instrText>
+              <w:instrText>PAGEREF _Toc124777013 \h</w:instrText>
             </w:r>
             <w:r>
               <w:rPr>
@@ -1694,7 +1668,7 @@
           <w:pPr>
             <w:pStyle w:val="Contents3"/>
             <w:tabs>
-              <w:tab w:val="clear" w:pos="720"/>
+              <w:tab w:val="clear" w:pos="240"/>
               <w:tab w:val="right" w:pos="9350" w:leader="dot"/>
             </w:tabs>
             <w:rPr>
@@ -1702,7 +1676,6 @@
               <w:color w:val="auto"/>
               <w:sz w:val="22"/>
               <w:szCs w:val="22"/>
-              <w:shd w:fill="auto" w:val="clear"/>
               <w:lang w:val="en-US"/>
             </w:rPr>
           </w:pPr>
@@ -1726,7 +1699,7 @@
               <w:rPr>
                 <w:webHidden/>
               </w:rPr>
-              <w:instrText xml:space="preserve">PAGEREF _Toc124777014 \h</w:instrText>
+              <w:instrText>PAGEREF _Toc124777014 \h</w:instrText>
             </w:r>
             <w:r>
               <w:rPr>
@@ -1754,7 +1727,7 @@
           <w:pPr>
             <w:pStyle w:val="Contents3"/>
             <w:tabs>
-              <w:tab w:val="clear" w:pos="720"/>
+              <w:tab w:val="clear" w:pos="240"/>
               <w:tab w:val="right" w:pos="9350" w:leader="dot"/>
             </w:tabs>
             <w:rPr>
@@ -1762,7 +1735,6 @@
               <w:color w:val="auto"/>
               <w:sz w:val="22"/>
               <w:szCs w:val="22"/>
-              <w:shd w:fill="auto" w:val="clear"/>
               <w:lang w:val="en-US"/>
             </w:rPr>
           </w:pPr>
@@ -1786,7 +1758,7 @@
               <w:rPr>
                 <w:webHidden/>
               </w:rPr>
-              <w:instrText xml:space="preserve">PAGEREF _Toc124777015 \h</w:instrText>
+              <w:instrText>PAGEREF _Toc124777015 \h</w:instrText>
             </w:r>
             <w:r>
               <w:rPr>
@@ -1814,7 +1786,7 @@
           <w:pPr>
             <w:pStyle w:val="Contents3"/>
             <w:tabs>
-              <w:tab w:val="clear" w:pos="720"/>
+              <w:tab w:val="clear" w:pos="240"/>
               <w:tab w:val="right" w:pos="9350" w:leader="dot"/>
             </w:tabs>
             <w:rPr>
@@ -1822,7 +1794,6 @@
               <w:color w:val="auto"/>
               <w:sz w:val="22"/>
               <w:szCs w:val="22"/>
-              <w:shd w:fill="auto" w:val="clear"/>
               <w:lang w:val="en-US"/>
             </w:rPr>
           </w:pPr>
@@ -1846,7 +1817,7 @@
               <w:rPr>
                 <w:webHidden/>
               </w:rPr>
-              <w:instrText xml:space="preserve">PAGEREF _Toc124777016 \h</w:instrText>
+              <w:instrText>PAGEREF _Toc124777016 \h</w:instrText>
             </w:r>
             <w:r>
               <w:rPr>
@@ -1874,7 +1845,7 @@
           <w:pPr>
             <w:pStyle w:val="Contents2"/>
             <w:tabs>
-              <w:tab w:val="clear" w:pos="720"/>
+              <w:tab w:val="clear" w:pos="240"/>
               <w:tab w:val="right" w:pos="9350" w:leader="dot"/>
             </w:tabs>
             <w:rPr>
@@ -1882,7 +1853,6 @@
               <w:color w:val="auto"/>
               <w:sz w:val="22"/>
               <w:szCs w:val="22"/>
-              <w:shd w:fill="auto" w:val="clear"/>
               <w:lang w:val="en-US"/>
             </w:rPr>
           </w:pPr>
@@ -1906,7 +1876,7 @@
               <w:rPr>
                 <w:webHidden/>
               </w:rPr>
-              <w:instrText xml:space="preserve">PAGEREF _Toc124777017 \h</w:instrText>
+              <w:instrText>PAGEREF _Toc124777017 \h</w:instrText>
             </w:r>
             <w:r>
               <w:rPr>
@@ -1941,7 +1911,6 @@
               <w:color w:val="auto"/>
               <w:sz w:val="22"/>
               <w:szCs w:val="22"/>
-              <w:shd w:fill="auto" w:val="clear"/>
               <w:lang w:val="en-US"/>
             </w:rPr>
           </w:pPr>
@@ -1956,7 +1925,7 @@
               <w:rPr>
                 <w:webHidden/>
               </w:rPr>
-              <w:instrText xml:space="preserve">PAGEREF _Toc124777018 \h</w:instrText>
+              <w:instrText>PAGEREF _Toc124777018 \h</w:instrText>
             </w:r>
             <w:r>
               <w:rPr>
@@ -1993,7 +1962,6 @@
               <w:color w:val="auto"/>
               <w:sz w:val="22"/>
               <w:szCs w:val="22"/>
-              <w:shd w:fill="auto" w:val="clear"/>
               <w:lang w:val="en-US"/>
             </w:rPr>
           </w:pPr>
@@ -2008,7 +1976,7 @@
               <w:rPr>
                 <w:webHidden/>
               </w:rPr>
-              <w:instrText xml:space="preserve">PAGEREF _Toc124777019 \h</w:instrText>
+              <w:instrText>PAGEREF _Toc124777019 \h</w:instrText>
             </w:r>
             <w:r>
               <w:rPr>
@@ -2940,7 +2908,6 @@
         <w:tblW w:w="2016" w:type="dxa"/>
         <w:jc w:val="center"/>
         <w:tblInd w:w="0" w:type="dxa"/>
-        <w:tblLayout w:type="fixed"/>
         <w:tblCellMar>
           <w:top w:w="0" w:type="dxa"/>
           <w:left w:w="108" w:type="dxa"/>
@@ -2974,8 +2941,7 @@
           <w:p>
             <w:pPr>
               <w:pStyle w:val="NoSpacing"/>
-              <w:widowControl w:val="false"/>
-              <w:suppressAutoHyphens w:val="true"/>
+              <w:widowControl/>
               <w:spacing w:before="0" w:after="0"/>
               <w:jc w:val="center"/>
               <w:rPr>
@@ -3020,8 +2986,7 @@
           <w:p>
             <w:pPr>
               <w:pStyle w:val="NoSpacing"/>
-              <w:widowControl w:val="false"/>
-              <w:suppressAutoHyphens w:val="true"/>
+              <w:widowControl/>
               <w:spacing w:before="0" w:after="0"/>
               <w:jc w:val="center"/>
               <w:cnfStyle w:val="100000000000" w:firstRow="1" w:lastRow="0" w:firstColumn="0" w:lastColumn="0" w:oddVBand="0" w:evenVBand="0" w:oddHBand="0" w:evenHBand="0" w:firstRowFirstColumn="0" w:firstRowLastColumn="0" w:lastRowFirstColumn="0" w:lastRowLastColumn="0"/>
@@ -3069,8 +3034,7 @@
           <w:p>
             <w:pPr>
               <w:pStyle w:val="NoSpacing"/>
-              <w:widowControl w:val="false"/>
-              <w:suppressAutoHyphens w:val="true"/>
+              <w:widowControl/>
               <w:spacing w:before="0" w:after="0"/>
               <w:jc w:val="center"/>
               <w:rPr>
@@ -3103,8 +3067,7 @@
           <w:p>
             <w:pPr>
               <w:pStyle w:val="NoSpacing"/>
-              <w:widowControl w:val="false"/>
-              <w:suppressAutoHyphens w:val="true"/>
+              <w:widowControl/>
               <w:spacing w:before="0" w:after="0"/>
               <w:jc w:val="center"/>
               <w:cnfStyle w:val="000000100000" w:firstRow="0" w:lastRow="0" w:firstColumn="0" w:lastColumn="0" w:oddVBand="0" w:evenVBand="0" w:oddHBand="1" w:evenHBand="0" w:firstRowFirstColumn="0" w:firstRowLastColumn="0" w:lastRowFirstColumn="0" w:lastRowLastColumn="0"/>
@@ -3143,8 +3106,7 @@
           <w:p>
             <w:pPr>
               <w:pStyle w:val="NoSpacing"/>
-              <w:widowControl w:val="false"/>
-              <w:suppressAutoHyphens w:val="true"/>
+              <w:widowControl/>
               <w:spacing w:before="0" w:after="0"/>
               <w:jc w:val="center"/>
               <w:rPr>
@@ -3176,8 +3138,7 @@
           <w:p>
             <w:pPr>
               <w:pStyle w:val="NoSpacing"/>
-              <w:widowControl w:val="false"/>
-              <w:suppressAutoHyphens w:val="true"/>
+              <w:widowControl/>
               <w:spacing w:before="0" w:after="0"/>
               <w:jc w:val="center"/>
               <w:cnfStyle w:val="000000000000" w:firstRow="0" w:lastRow="0" w:firstColumn="0" w:lastColumn="0" w:oddVBand="0" w:evenVBand="0" w:oddHBand="0" w:evenHBand="0" w:firstRowFirstColumn="0" w:firstRowLastColumn="0" w:lastRowFirstColumn="0" w:lastRowLastColumn="0"/>
@@ -3218,8 +3179,7 @@
           <w:p>
             <w:pPr>
               <w:pStyle w:val="NoSpacing"/>
-              <w:widowControl w:val="false"/>
-              <w:suppressAutoHyphens w:val="true"/>
+              <w:widowControl/>
               <w:spacing w:before="0" w:after="0"/>
               <w:jc w:val="center"/>
               <w:rPr>
@@ -3252,8 +3212,7 @@
           <w:p>
             <w:pPr>
               <w:pStyle w:val="NoSpacing"/>
-              <w:widowControl w:val="false"/>
-              <w:suppressAutoHyphens w:val="true"/>
+              <w:widowControl/>
               <w:spacing w:before="0" w:after="0"/>
               <w:jc w:val="center"/>
               <w:cnfStyle w:val="000000100000" w:firstRow="0" w:lastRow="0" w:firstColumn="0" w:lastColumn="0" w:oddVBand="0" w:evenVBand="0" w:oddHBand="1" w:evenHBand="0" w:firstRowFirstColumn="0" w:firstRowLastColumn="0" w:lastRowFirstColumn="0" w:lastRowLastColumn="0"/>
@@ -3292,8 +3251,7 @@
           <w:p>
             <w:pPr>
               <w:pStyle w:val="NoSpacing"/>
-              <w:widowControl w:val="false"/>
-              <w:suppressAutoHyphens w:val="true"/>
+              <w:widowControl/>
               <w:spacing w:before="0" w:after="0"/>
               <w:jc w:val="center"/>
               <w:rPr>
@@ -3325,8 +3283,7 @@
           <w:p>
             <w:pPr>
               <w:pStyle w:val="NoSpacing"/>
-              <w:widowControl w:val="false"/>
-              <w:suppressAutoHyphens w:val="true"/>
+              <w:widowControl/>
               <w:spacing w:before="0" w:after="0"/>
               <w:jc w:val="center"/>
               <w:cnfStyle w:val="000000000000" w:firstRow="0" w:lastRow="0" w:firstColumn="0" w:lastColumn="0" w:oddVBand="0" w:evenVBand="0" w:oddHBand="0" w:evenHBand="0" w:firstRowFirstColumn="0" w:firstRowLastColumn="0" w:lastRowFirstColumn="0" w:lastRowLastColumn="0"/>
@@ -3367,8 +3324,7 @@
           <w:p>
             <w:pPr>
               <w:pStyle w:val="NoSpacing"/>
-              <w:widowControl w:val="false"/>
-              <w:suppressAutoHyphens w:val="true"/>
+              <w:widowControl/>
               <w:spacing w:before="0" w:after="0"/>
               <w:jc w:val="center"/>
               <w:rPr>
@@ -3401,8 +3357,7 @@
           <w:p>
             <w:pPr>
               <w:pStyle w:val="NoSpacing"/>
-              <w:widowControl w:val="false"/>
-              <w:suppressAutoHyphens w:val="true"/>
+              <w:widowControl/>
               <w:spacing w:before="0" w:after="0"/>
               <w:jc w:val="center"/>
               <w:cnfStyle w:val="000000100000" w:firstRow="0" w:lastRow="0" w:firstColumn="0" w:lastColumn="0" w:oddVBand="0" w:evenVBand="0" w:oddHBand="1" w:evenHBand="0" w:firstRowFirstColumn="0" w:firstRowLastColumn="0" w:lastRowFirstColumn="0" w:lastRowLastColumn="0"/>
@@ -3441,8 +3396,7 @@
           <w:p>
             <w:pPr>
               <w:pStyle w:val="NoSpacing"/>
-              <w:widowControl w:val="false"/>
-              <w:suppressAutoHyphens w:val="true"/>
+              <w:widowControl/>
               <w:spacing w:before="0" w:after="0"/>
               <w:jc w:val="center"/>
               <w:rPr>
@@ -3474,8 +3428,7 @@
           <w:p>
             <w:pPr>
               <w:pStyle w:val="NoSpacing"/>
-              <w:widowControl w:val="false"/>
-              <w:suppressAutoHyphens w:val="true"/>
+              <w:widowControl/>
               <w:spacing w:before="0" w:after="0"/>
               <w:jc w:val="center"/>
               <w:cnfStyle w:val="000000000000" w:firstRow="0" w:lastRow="0" w:firstColumn="0" w:lastColumn="0" w:oddVBand="0" w:evenVBand="0" w:oddHBand="0" w:evenHBand="0" w:firstRowFirstColumn="0" w:firstRowLastColumn="0" w:lastRowFirstColumn="0" w:lastRowLastColumn="0"/>
@@ -3516,8 +3469,7 @@
           <w:p>
             <w:pPr>
               <w:pStyle w:val="NoSpacing"/>
-              <w:widowControl w:val="false"/>
-              <w:suppressAutoHyphens w:val="true"/>
+              <w:widowControl/>
               <w:spacing w:before="0" w:after="0"/>
               <w:jc w:val="center"/>
               <w:rPr>
@@ -3550,8 +3502,7 @@
           <w:p>
             <w:pPr>
               <w:pStyle w:val="NoSpacing"/>
-              <w:widowControl w:val="false"/>
-              <w:suppressAutoHyphens w:val="true"/>
+              <w:widowControl/>
               <w:spacing w:before="0" w:after="0"/>
               <w:jc w:val="center"/>
               <w:cnfStyle w:val="000000100000" w:firstRow="0" w:lastRow="0" w:firstColumn="0" w:lastColumn="0" w:oddVBand="0" w:evenVBand="0" w:oddHBand="1" w:evenHBand="0" w:firstRowFirstColumn="0" w:firstRowLastColumn="0" w:lastRowFirstColumn="0" w:lastRowLastColumn="0"/>
@@ -3590,8 +3541,7 @@
           <w:p>
             <w:pPr>
               <w:pStyle w:val="NoSpacing"/>
-              <w:widowControl w:val="false"/>
-              <w:suppressAutoHyphens w:val="true"/>
+              <w:widowControl/>
               <w:spacing w:before="0" w:after="0"/>
               <w:jc w:val="center"/>
               <w:rPr>
@@ -3623,8 +3573,7 @@
           <w:p>
             <w:pPr>
               <w:pStyle w:val="NoSpacing"/>
-              <w:widowControl w:val="false"/>
-              <w:suppressAutoHyphens w:val="true"/>
+              <w:widowControl/>
               <w:spacing w:before="0" w:after="0"/>
               <w:jc w:val="center"/>
               <w:cnfStyle w:val="000000000000" w:firstRow="0" w:lastRow="0" w:firstColumn="0" w:lastColumn="0" w:oddVBand="0" w:evenVBand="0" w:oddHBand="0" w:evenHBand="0" w:firstRowFirstColumn="0" w:firstRowLastColumn="0" w:lastRowFirstColumn="0" w:lastRowLastColumn="0"/>
@@ -3684,7 +3633,6 @@
         <w:tblW w:w="2016" w:type="dxa"/>
         <w:jc w:val="center"/>
         <w:tblInd w:w="0" w:type="dxa"/>
-        <w:tblLayout w:type="fixed"/>
         <w:tblCellMar>
           <w:top w:w="0" w:type="dxa"/>
           <w:left w:w="108" w:type="dxa"/>
@@ -3717,8 +3665,7 @@
           <w:p>
             <w:pPr>
               <w:pStyle w:val="NoSpacing"/>
-              <w:widowControl w:val="false"/>
-              <w:suppressAutoHyphens w:val="true"/>
+              <w:widowControl/>
               <w:spacing w:before="0" w:after="0"/>
               <w:jc w:val="center"/>
               <w:rPr>
@@ -3762,8 +3709,7 @@
           <w:p>
             <w:pPr>
               <w:pStyle w:val="NoSpacing"/>
-              <w:widowControl w:val="false"/>
-              <w:suppressAutoHyphens w:val="true"/>
+              <w:widowControl/>
               <w:spacing w:before="0" w:after="0"/>
               <w:jc w:val="center"/>
               <w:cnfStyle w:val="100000000000" w:firstRow="1" w:lastRow="0" w:firstColumn="0" w:lastColumn="0" w:oddVBand="0" w:evenVBand="0" w:oddHBand="0" w:evenHBand="0" w:firstRowFirstColumn="0" w:firstRowLastColumn="0" w:lastRowFirstColumn="0" w:lastRowLastColumn="0"/>
@@ -3810,8 +3756,7 @@
           <w:p>
             <w:pPr>
               <w:pStyle w:val="NoSpacing"/>
-              <w:widowControl w:val="false"/>
-              <w:suppressAutoHyphens w:val="true"/>
+              <w:widowControl/>
               <w:spacing w:before="0" w:after="0"/>
               <w:jc w:val="center"/>
               <w:rPr>
@@ -3843,8 +3788,7 @@
           <w:p>
             <w:pPr>
               <w:pStyle w:val="NoSpacing"/>
-              <w:widowControl w:val="false"/>
-              <w:suppressAutoHyphens w:val="true"/>
+              <w:widowControl/>
               <w:spacing w:before="0" w:after="0"/>
               <w:jc w:val="center"/>
               <w:cnfStyle w:val="000000100000" w:firstRow="0" w:lastRow="0" w:firstColumn="0" w:lastColumn="0" w:oddVBand="0" w:evenVBand="0" w:oddHBand="1" w:evenHBand="0" w:firstRowFirstColumn="0" w:firstRowLastColumn="0" w:lastRowFirstColumn="0" w:lastRowLastColumn="0"/>
@@ -3882,8 +3826,7 @@
           <w:p>
             <w:pPr>
               <w:pStyle w:val="NoSpacing"/>
-              <w:widowControl w:val="false"/>
-              <w:suppressAutoHyphens w:val="true"/>
+              <w:widowControl/>
               <w:spacing w:before="0" w:after="0"/>
               <w:jc w:val="center"/>
               <w:rPr>
@@ -3914,8 +3857,7 @@
           <w:p>
             <w:pPr>
               <w:pStyle w:val="NoSpacing"/>
-              <w:widowControl w:val="false"/>
-              <w:suppressAutoHyphens w:val="true"/>
+              <w:widowControl/>
               <w:spacing w:before="0" w:after="0"/>
               <w:jc w:val="center"/>
               <w:cnfStyle w:val="000000000000" w:firstRow="0" w:lastRow="0" w:firstColumn="0" w:lastColumn="0" w:oddVBand="0" w:evenVBand="0" w:oddHBand="0" w:evenHBand="0" w:firstRowFirstColumn="0" w:firstRowLastColumn="0" w:lastRowFirstColumn="0" w:lastRowLastColumn="0"/>
@@ -3955,8 +3897,7 @@
           <w:p>
             <w:pPr>
               <w:pStyle w:val="NoSpacing"/>
-              <w:widowControl w:val="false"/>
-              <w:suppressAutoHyphens w:val="true"/>
+              <w:widowControl/>
               <w:spacing w:before="0" w:after="0"/>
               <w:jc w:val="center"/>
               <w:rPr>
@@ -3988,8 +3929,7 @@
           <w:p>
             <w:pPr>
               <w:pStyle w:val="NoSpacing"/>
-              <w:widowControl w:val="false"/>
-              <w:suppressAutoHyphens w:val="true"/>
+              <w:widowControl/>
               <w:spacing w:before="0" w:after="0"/>
               <w:jc w:val="center"/>
               <w:cnfStyle w:val="000000100000" w:firstRow="0" w:lastRow="0" w:firstColumn="0" w:lastColumn="0" w:oddVBand="0" w:evenVBand="0" w:oddHBand="1" w:evenHBand="0" w:firstRowFirstColumn="0" w:firstRowLastColumn="0" w:lastRowFirstColumn="0" w:lastRowLastColumn="0"/>
@@ -4027,8 +3967,7 @@
           <w:p>
             <w:pPr>
               <w:pStyle w:val="NoSpacing"/>
-              <w:widowControl w:val="false"/>
-              <w:suppressAutoHyphens w:val="true"/>
+              <w:widowControl/>
               <w:spacing w:before="0" w:after="0"/>
               <w:jc w:val="center"/>
               <w:rPr>
@@ -4059,8 +3998,7 @@
           <w:p>
             <w:pPr>
               <w:pStyle w:val="NoSpacing"/>
-              <w:widowControl w:val="false"/>
-              <w:suppressAutoHyphens w:val="true"/>
+              <w:widowControl/>
               <w:spacing w:before="0" w:after="0"/>
               <w:jc w:val="center"/>
               <w:cnfStyle w:val="000000000000" w:firstRow="0" w:lastRow="0" w:firstColumn="0" w:lastColumn="0" w:oddVBand="0" w:evenVBand="0" w:oddHBand="0" w:evenHBand="0" w:firstRowFirstColumn="0" w:firstRowLastColumn="0" w:lastRowFirstColumn="0" w:lastRowLastColumn="0"/>
@@ -4100,8 +4038,7 @@
           <w:p>
             <w:pPr>
               <w:pStyle w:val="NoSpacing"/>
-              <w:widowControl w:val="false"/>
-              <w:suppressAutoHyphens w:val="true"/>
+              <w:widowControl/>
               <w:spacing w:before="0" w:after="0"/>
               <w:jc w:val="center"/>
               <w:rPr>
@@ -4133,8 +4070,7 @@
           <w:p>
             <w:pPr>
               <w:pStyle w:val="NoSpacing"/>
-              <w:widowControl w:val="false"/>
-              <w:suppressAutoHyphens w:val="true"/>
+              <w:widowControl/>
               <w:spacing w:before="0" w:after="0"/>
               <w:jc w:val="center"/>
               <w:cnfStyle w:val="000000100000" w:firstRow="0" w:lastRow="0" w:firstColumn="0" w:lastColumn="0" w:oddVBand="0" w:evenVBand="0" w:oddHBand="1" w:evenHBand="0" w:firstRowFirstColumn="0" w:firstRowLastColumn="0" w:lastRowFirstColumn="0" w:lastRowLastColumn="0"/>
@@ -4172,8 +4108,7 @@
           <w:p>
             <w:pPr>
               <w:pStyle w:val="NoSpacing"/>
-              <w:widowControl w:val="false"/>
-              <w:suppressAutoHyphens w:val="true"/>
+              <w:widowControl/>
               <w:spacing w:before="0" w:after="0"/>
               <w:jc w:val="center"/>
               <w:rPr>
@@ -4204,8 +4139,7 @@
           <w:p>
             <w:pPr>
               <w:pStyle w:val="NoSpacing"/>
-              <w:widowControl w:val="false"/>
-              <w:suppressAutoHyphens w:val="true"/>
+              <w:widowControl/>
               <w:spacing w:before="0" w:after="0"/>
               <w:jc w:val="center"/>
               <w:cnfStyle w:val="000000000000" w:firstRow="0" w:lastRow="0" w:firstColumn="0" w:lastColumn="0" w:oddVBand="0" w:evenVBand="0" w:oddHBand="0" w:evenHBand="0" w:firstRowFirstColumn="0" w:firstRowLastColumn="0" w:lastRowFirstColumn="0" w:lastRowLastColumn="0"/>
@@ -4245,8 +4179,7 @@
           <w:p>
             <w:pPr>
               <w:pStyle w:val="NoSpacing"/>
-              <w:widowControl w:val="false"/>
-              <w:suppressAutoHyphens w:val="true"/>
+              <w:widowControl/>
               <w:spacing w:before="0" w:after="0"/>
               <w:jc w:val="center"/>
               <w:rPr>
@@ -4278,8 +4211,7 @@
           <w:p>
             <w:pPr>
               <w:pStyle w:val="NoSpacing"/>
-              <w:widowControl w:val="false"/>
-              <w:suppressAutoHyphens w:val="true"/>
+              <w:widowControl/>
               <w:spacing w:before="0" w:after="0"/>
               <w:jc w:val="center"/>
               <w:cnfStyle w:val="000000100000" w:firstRow="0" w:lastRow="0" w:firstColumn="0" w:lastColumn="0" w:oddVBand="0" w:evenVBand="0" w:oddHBand="1" w:evenHBand="0" w:firstRowFirstColumn="0" w:firstRowLastColumn="0" w:lastRowFirstColumn="0" w:lastRowLastColumn="0"/>
@@ -4317,8 +4249,7 @@
           <w:p>
             <w:pPr>
               <w:pStyle w:val="NoSpacing"/>
-              <w:widowControl w:val="false"/>
-              <w:suppressAutoHyphens w:val="true"/>
+              <w:widowControl/>
               <w:spacing w:before="0" w:after="0"/>
               <w:jc w:val="center"/>
               <w:rPr>
@@ -4349,8 +4280,7 @@
           <w:p>
             <w:pPr>
               <w:pStyle w:val="NoSpacing"/>
-              <w:widowControl w:val="false"/>
-              <w:suppressAutoHyphens w:val="true"/>
+              <w:widowControl/>
               <w:spacing w:before="0" w:after="0"/>
               <w:jc w:val="center"/>
               <w:cnfStyle w:val="000000000000" w:firstRow="0" w:lastRow="0" w:firstColumn="0" w:lastColumn="0" w:oddVBand="0" w:evenVBand="0" w:oddHBand="0" w:evenHBand="0" w:firstRowFirstColumn="0" w:firstRowLastColumn="0" w:lastRowFirstColumn="0" w:lastRowLastColumn="0"/>
@@ -5436,563 +5366,53 @@
         <w:rPr>
           <w:rFonts w:eastAsia="Times New Roman" w:cs="Times New Roman"/>
         </w:rPr>
-      </w:r>
-    </w:p>
-    <w:p>
-      <w:pPr>
-        <w:pStyle w:val="Normal"/>
-        <w:rPr>
-          <w:rFonts w:ascii="Times New Roman" w:hAnsi="Times New Roman" w:eastAsia="Times New Roman" w:cs="Times New Roman"/>
-        </w:rPr>
-      </w:pPr>
-      <w:r>
-        <w:rPr>
-          <w:rFonts w:ascii="0" w:hAnsi="0"/>
-          <w:color w:val="804000"/>
-          <w:sz w:val="20"/>
-          <w:highlight w:val="white"/>
-        </w:rPr>
-        <w:t>#include "jsch.hpp"</w:t>
-      </w:r>
-    </w:p>
-    <w:p>
-      <w:pPr>
-        <w:pStyle w:val="Normal"/>
-        <w:rPr>
-          <w:rFonts w:ascii="0" w:hAnsi="0"/>
-          <w:color w:val="000000"/>
-          <w:sz w:val="20"/>
-          <w:highlight w:val="white"/>
-        </w:rPr>
-      </w:pPr>
-      <w:r>
-        <w:rPr>
-          <w:rFonts w:ascii="0" w:hAnsi="0"/>
-          <w:color w:val="000000"/>
-          <w:sz w:val="20"/>
-          <w:highlight w:val="white"/>
-        </w:rPr>
-      </w:r>
-    </w:p>
-    <w:p>
-      <w:pPr>
-        <w:pStyle w:val="Normal"/>
-        <w:rPr>
-          <w:rFonts w:ascii="Times New Roman" w:hAnsi="Times New Roman" w:eastAsia="Times New Roman" w:cs="Times New Roman"/>
-        </w:rPr>
-      </w:pPr>
-      <w:r>
-        <w:rPr>
-          <w:rFonts w:ascii="0" w:hAnsi="0"/>
-          <w:color w:val="000000"/>
-          <w:sz w:val="20"/>
-          <w:highlight w:val="white"/>
-        </w:rPr>
-        <w:t>JobScheduler jobScheduler</w:t>
-      </w:r>
-      <w:r>
-        <w:rPr>
-          <w:rFonts w:ascii="0" w:hAnsi="0"/>
-          <w:b/>
-          <w:color w:val="000080"/>
-          <w:sz w:val="20"/>
-          <w:highlight w:val="white"/>
-        </w:rPr>
-        <w:t>(</w:t>
-      </w:r>
-      <w:r>
-        <w:rPr>
-          <w:rFonts w:ascii="0" w:hAnsi="0"/>
-          <w:b w:val="false"/>
-          <w:color w:val="FF8000"/>
-          <w:sz w:val="20"/>
-          <w:highlight w:val="white"/>
-        </w:rPr>
-        <w:t>10</w:t>
-      </w:r>
-      <w:r>
-        <w:rPr>
-          <w:rFonts w:ascii="0" w:hAnsi="0"/>
-          <w:b/>
-          <w:color w:val="000080"/>
-          <w:sz w:val="20"/>
-          <w:highlight w:val="white"/>
-        </w:rPr>
-        <w:t>);</w:t>
-      </w:r>
-      <w:r>
-        <w:rPr>
-          <w:rFonts w:ascii="0" w:hAnsi="0"/>
-          <w:b w:val="false"/>
-          <w:color w:val="000000"/>
-          <w:sz w:val="20"/>
-          <w:highlight w:val="white"/>
-        </w:rPr>
-        <w:t xml:space="preserve"> </w:t>
-      </w:r>
-      <w:r>
-        <w:rPr>
-          <w:rFonts w:ascii="0" w:hAnsi="0"/>
-          <w:b w:val="false"/>
-          <w:color w:val="008000"/>
-          <w:sz w:val="20"/>
-          <w:highlight w:val="white"/>
-        </w:rPr>
-        <w:t>/*Specify number of workers*/</w:t>
-      </w:r>
-    </w:p>
-    <w:p>
-      <w:pPr>
-        <w:pStyle w:val="Normal"/>
-        <w:rPr>
-          <w:rFonts w:ascii="0" w:hAnsi="0"/>
-          <w:b w:val="false"/>
-          <w:b w:val="false"/>
-          <w:color w:val="000000"/>
-          <w:sz w:val="20"/>
-          <w:highlight w:val="white"/>
-        </w:rPr>
-      </w:pPr>
-      <w:r>
-        <w:rPr>
-          <w:rFonts w:ascii="0" w:hAnsi="0"/>
-          <w:b w:val="false"/>
-          <w:color w:val="000000"/>
-          <w:sz w:val="20"/>
-          <w:highlight w:val="white"/>
-        </w:rPr>
-      </w:r>
-    </w:p>
-    <w:p>
-      <w:pPr>
-        <w:pStyle w:val="Normal"/>
-        <w:rPr>
-          <w:rFonts w:ascii="Times New Roman" w:hAnsi="Times New Roman" w:eastAsia="Times New Roman" w:cs="Times New Roman"/>
-        </w:rPr>
-      </w:pPr>
-      <w:r>
-        <w:rPr>
-          <w:rFonts w:ascii="0" w:hAnsi="0"/>
-          <w:b w:val="false"/>
-          <w:color w:val="008000"/>
-          <w:sz w:val="20"/>
-          <w:highlight w:val="white"/>
-        </w:rPr>
-        <w:t>/* .. */</w:t>
-      </w:r>
-    </w:p>
-    <w:p>
-      <w:pPr>
-        <w:pStyle w:val="Normal"/>
-        <w:rPr>
-          <w:rFonts w:ascii="0" w:hAnsi="0"/>
-          <w:b w:val="false"/>
-          <w:b w:val="false"/>
-          <w:color w:val="000000"/>
-          <w:sz w:val="20"/>
-          <w:highlight w:val="white"/>
-        </w:rPr>
-      </w:pPr>
-      <w:r>
-        <w:rPr>
-          <w:rFonts w:ascii="0" w:hAnsi="0"/>
-          <w:b w:val="false"/>
-          <w:color w:val="000000"/>
-          <w:sz w:val="20"/>
-          <w:highlight w:val="white"/>
-        </w:rPr>
-      </w:r>
-    </w:p>
-    <w:p>
-      <w:pPr>
-        <w:pStyle w:val="Normal"/>
-        <w:rPr>
-          <w:rFonts w:ascii="Times New Roman" w:hAnsi="Times New Roman" w:eastAsia="Times New Roman" w:cs="Times New Roman"/>
-        </w:rPr>
-      </w:pPr>
-      <w:r>
-        <w:rPr>
-          <w:rFonts w:ascii="0" w:hAnsi="0"/>
-          <w:b w:val="false"/>
-          <w:color w:val="8000FF"/>
-          <w:sz w:val="20"/>
-          <w:highlight w:val="white"/>
-        </w:rPr>
-        <w:t>auto</w:t>
-      </w:r>
-      <w:r>
-        <w:rPr>
-          <w:rFonts w:ascii="0" w:hAnsi="0"/>
-          <w:b w:val="false"/>
-          <w:color w:val="000000"/>
-          <w:sz w:val="20"/>
-          <w:highlight w:val="white"/>
-        </w:rPr>
-        <w:t xml:space="preserve"> job </w:t>
-      </w:r>
-      <w:r>
-        <w:rPr>
-          <w:rFonts w:ascii="0" w:hAnsi="0"/>
-          <w:b/>
-          <w:color w:val="000080"/>
-          <w:sz w:val="20"/>
-          <w:highlight w:val="white"/>
-        </w:rPr>
-        <w:t>=</w:t>
-      </w:r>
-      <w:r>
-        <w:rPr>
-          <w:rFonts w:ascii="0" w:hAnsi="0"/>
-          <w:b w:val="false"/>
-          <w:color w:val="000000"/>
-          <w:sz w:val="20"/>
-          <w:highlight w:val="white"/>
-        </w:rPr>
-        <w:t xml:space="preserve"> jsch</w:t>
-      </w:r>
-      <w:r>
-        <w:rPr>
-          <w:rFonts w:ascii="0" w:hAnsi="0"/>
-          <w:b/>
-          <w:color w:val="000080"/>
-          <w:sz w:val="20"/>
-          <w:highlight w:val="white"/>
-        </w:rPr>
-        <w:t>::</w:t>
-      </w:r>
-      <w:r>
-        <w:rPr>
-          <w:rFonts w:ascii="0" w:hAnsi="0"/>
-          <w:b w:val="false"/>
-          <w:color w:val="000000"/>
-          <w:sz w:val="20"/>
-          <w:highlight w:val="white"/>
-        </w:rPr>
-        <w:t>make_job</w:t>
-      </w:r>
-      <w:r>
-        <w:rPr>
-          <w:rFonts w:ascii="0" w:hAnsi="0"/>
-          <w:b/>
-          <w:color w:val="000080"/>
-          <w:sz w:val="20"/>
-          <w:highlight w:val="white"/>
-        </w:rPr>
-        <w:t>([&amp;]{..});</w:t>
-      </w:r>
-    </w:p>
-    <w:p>
-      <w:pPr>
-        <w:pStyle w:val="Normal"/>
-        <w:rPr>
-          <w:rFonts w:ascii="0" w:hAnsi="0"/>
-          <w:b w:val="false"/>
-          <w:b w:val="false"/>
-          <w:color w:val="000000"/>
-          <w:sz w:val="20"/>
-          <w:highlight w:val="white"/>
-        </w:rPr>
-      </w:pPr>
-      <w:r>
-        <w:rPr>
-          <w:rFonts w:ascii="0" w:hAnsi="0"/>
-          <w:b w:val="false"/>
-          <w:color w:val="000000"/>
-          <w:sz w:val="20"/>
-          <w:highlight w:val="white"/>
-        </w:rPr>
-      </w:r>
-    </w:p>
-    <w:p>
-      <w:pPr>
-        <w:pStyle w:val="Normal"/>
-        <w:rPr>
-          <w:rFonts w:ascii="Times New Roman" w:hAnsi="Times New Roman" w:eastAsia="Times New Roman" w:cs="Times New Roman"/>
-        </w:rPr>
-      </w:pPr>
-      <w:r>
-        <w:rPr>
-          <w:rFonts w:ascii="0" w:hAnsi="0"/>
-          <w:b w:val="false"/>
-          <w:color w:val="000000"/>
-          <w:sz w:val="20"/>
-          <w:highlight w:val="white"/>
-        </w:rPr>
-        <w:t>jobScheduler</w:t>
-      </w:r>
-      <w:r>
-        <w:rPr>
-          <w:rFonts w:ascii="0" w:hAnsi="0"/>
-          <w:b/>
-          <w:color w:val="000080"/>
-          <w:sz w:val="20"/>
-          <w:highlight w:val="white"/>
-        </w:rPr>
-        <w:t>.</w:t>
-      </w:r>
-      <w:r>
-        <w:rPr>
-          <w:rFonts w:ascii="0" w:hAnsi="0"/>
-          <w:b w:val="false"/>
-          <w:color w:val="000000"/>
-          <w:sz w:val="20"/>
-          <w:highlight w:val="white"/>
-        </w:rPr>
-        <w:t>submitJob</w:t>
-      </w:r>
-      <w:r>
-        <w:rPr>
-          <w:rFonts w:ascii="0" w:hAnsi="0"/>
-          <w:b/>
-          <w:color w:val="000080"/>
-          <w:sz w:val="20"/>
-          <w:highlight w:val="white"/>
-        </w:rPr>
-        <w:t>(</w:t>
-      </w:r>
-      <w:r>
-        <w:rPr>
-          <w:rFonts w:ascii="0" w:hAnsi="0"/>
-          <w:b w:val="false"/>
-          <w:color w:val="000000"/>
-          <w:sz w:val="20"/>
-          <w:highlight w:val="white"/>
-        </w:rPr>
-        <w:t>job</w:t>
-      </w:r>
-      <w:r>
-        <w:rPr>
-          <w:rFonts w:ascii="0" w:hAnsi="0"/>
-          <w:b/>
-          <w:color w:val="000080"/>
-          <w:sz w:val="20"/>
-          <w:highlight w:val="white"/>
-        </w:rPr>
-        <w:t>);</w:t>
-      </w:r>
-    </w:p>
-    <w:p>
-      <w:pPr>
-        <w:pStyle w:val="Normal"/>
-        <w:rPr>
-          <w:rFonts w:ascii="Times New Roman" w:hAnsi="Times New Roman" w:eastAsia="Times New Roman" w:cs="Times New Roman"/>
-        </w:rPr>
-      </w:pPr>
-      <w:r>
-        <w:rPr>
-          <w:rFonts w:eastAsia="Times New Roman" w:cs="Times New Roman"/>
-        </w:rPr>
-      </w:r>
-    </w:p>
-    <w:p>
-      <w:pPr>
-        <w:pStyle w:val="Normal"/>
-        <w:rPr>
-          <w:rFonts w:ascii="Times New Roman" w:hAnsi="Times New Roman" w:eastAsia="Times New Roman" w:cs="Times New Roman"/>
-        </w:rPr>
-      </w:pPr>
-      <w:r>
-        <w:rPr>
-          <w:rFonts w:eastAsia="Times New Roman" w:cs="Times New Roman"/>
-        </w:rPr>
-      </w:r>
-    </w:p>
-    <w:p>
-      <w:pPr>
-        <w:pStyle w:val="Normal"/>
-        <w:rPr>
-          <w:rFonts w:ascii="Times New Roman" w:hAnsi="Times New Roman" w:eastAsia="Times New Roman" w:cs="Times New Roman"/>
-        </w:rPr>
-      </w:pPr>
-      <w:r>
-        <w:rPr>
-          <w:rFonts w:eastAsia="Times New Roman" w:cs="Times New Roman"/>
-        </w:rPr>
-      </w:r>
-    </w:p>
-    <w:p>
-      <w:pPr>
-        <w:pStyle w:val="Normal"/>
-        <w:rPr>
-          <w:rFonts w:ascii="Times New Roman" w:hAnsi="Times New Roman" w:eastAsia="Times New Roman" w:cs="Times New Roman"/>
-        </w:rPr>
-      </w:pPr>
-      <w:r>
-        <w:rPr>
-          <w:rFonts w:eastAsia="Times New Roman" w:cs="Times New Roman"/>
-        </w:rPr>
-      </w:r>
-    </w:p>
-    <w:p>
-      <w:pPr>
-        <w:pStyle w:val="Normal"/>
-        <w:rPr>
-          <w:b w:val="false"/>
-          <w:b w:val="false"/>
-          <w:bCs w:val="false"/>
-        </w:rPr>
-      </w:pPr>
-      <w:r>
-        <w:rPr>
-          <w:b w:val="false"/>
-          <w:bCs w:val="false"/>
-        </w:rPr>
-      </w:r>
-    </w:p>
-    <w:p>
-      <w:pPr>
-        <w:pStyle w:val="Normal"/>
-        <w:bidi w:val="0"/>
-        <w:rPr>
-          <w:b w:val="false"/>
-          <w:b w:val="false"/>
-          <w:bCs w:val="false"/>
-        </w:rPr>
-      </w:pPr>
-      <w:r>
-        <w:rPr>
-          <w:b w:val="false"/>
-          <w:bCs w:val="false"/>
-        </w:rPr>
-        <w:t>Συνήθως όμως, θέλουμε οι εργασίες αν και ασύγχρονα να εκτελούνται με μια συγκεκριμένη σειρά. Για εργασίες όπου χρειάζεται η μία να διαδέχεται την άλλη είναι ιδανική η χρήση ενός</w:t>
-      </w:r>
-    </w:p>
-    <w:p>
-      <w:pPr>
-        <w:pStyle w:val="Normal"/>
-        <w:bidi w:val="0"/>
-        <w:rPr>
-          <w:b w:val="false"/>
-          <w:b w:val="false"/>
-          <w:bCs w:val="false"/>
-        </w:rPr>
-      </w:pPr>
-      <w:r>
-        <w:rPr>
-          <w:b/>
-          <w:bCs/>
-        </w:rPr>
-        <w:t>JobSequence</w:t>
-      </w:r>
-      <w:r>
-        <w:rPr>
-          <w:b w:val="false"/>
-          <w:bCs w:val="false"/>
-        </w:rPr>
-        <w:t>.</w:t>
-      </w:r>
-      <w:r>
-        <w:rPr>
-          <w:b/>
-          <w:bCs/>
-        </w:rPr>
-        <w:t xml:space="preserve"> </w:t>
-      </w:r>
-    </w:p>
-    <w:p>
-      <w:pPr>
-        <w:pStyle w:val="Normal"/>
-        <w:bidi w:val="0"/>
-        <w:rPr>
-          <w:rFonts w:ascii="0" w:hAnsi="0"/>
-          <w:b/>
-          <w:b/>
-          <w:bCs/>
-          <w:color w:val="000080"/>
-          <w:sz w:val="20"/>
-          <w:highlight w:val="white"/>
-        </w:rPr>
-      </w:pPr>
-      <w:r>
-        <w:rPr>
-          <w:rFonts w:ascii="0" w:hAnsi="0"/>
-          <w:b/>
-          <w:bCs/>
-          <w:color w:val="000080"/>
-          <w:sz w:val="20"/>
-          <w:highlight w:val="white"/>
-        </w:rPr>
-      </w:r>
-    </w:p>
-    <w:p>
-      <w:pPr>
-        <w:pStyle w:val="Normal"/>
-        <w:bidi w:val="0"/>
-        <w:rPr>
-          <w:b/>
-          <w:b/>
-          <w:bCs/>
-        </w:rPr>
-      </w:pPr>
-      <w:r>
-        <w:rPr>
-          <w:b/>
-          <w:bCs/>
-        </w:rPr>
         <mc:AlternateContent>
           <mc:Choice Requires="wps">
             <w:drawing>
-              <wp:anchor behindDoc="0" distT="0" distB="0" distL="6985" distR="0" simplePos="0" locked="0" layoutInCell="0" allowOverlap="1" relativeHeight="8">
+              <wp:anchor behindDoc="0" distT="0" distB="0" distL="0" distR="0" simplePos="0" locked="0" layoutInCell="1" allowOverlap="1" relativeHeight="9">
                 <wp:simplePos x="0" y="0"/>
                 <wp:positionH relativeFrom="column">
-                  <wp:posOffset>26670</wp:posOffset>
+                  <wp:posOffset>43180</wp:posOffset>
                 </wp:positionH>
                 <wp:positionV relativeFrom="paragraph">
-                  <wp:posOffset>142875</wp:posOffset>
+                  <wp:posOffset>267335</wp:posOffset>
                 </wp:positionV>
-                <wp:extent cx="4706620" cy="2219960"/>
+                <wp:extent cx="5493385" cy="1332865"/>
                 <wp:effectExtent l="0" t="0" r="0" b="0"/>
                 <wp:wrapTopAndBottom/>
-                <wp:docPr id="7" name="Text Frame 1"/>
+                <wp:docPr id="7" name="Shape3"/>
                 <a:graphic xmlns:a="http://schemas.openxmlformats.org/drawingml/2006/main">
                   <a:graphicData uri="http://schemas.microsoft.com/office/word/2010/wordprocessingShape">
                     <wps:wsp>
-                      <wps:cNvSpPr/>
+                      <wps:cNvSpPr txBox="1"/>
                       <wps:spPr>
                         <a:xfrm>
                           <a:off x="0" y="0"/>
-                          <a:ext cx="4706640" cy="2220120"/>
+                          <a:ext cx="5492880" cy="1332360"/>
                         </a:xfrm>
                         <a:prstGeom prst="rect">
                           <a:avLst/>
                         </a:prstGeom>
-                        <a:blipFill rotWithShape="0">
-                          <a:blip r:embed="rId8"/>
-                          <a:tile tx="0" ty="0" sx="100023" sy="100023" algn="ctr"/>
-                        </a:blipFill>
-                        <a:ln w="0">
+                        <a:solidFill>
+                          <a:srgbClr val="dddddd"/>
+                        </a:solidFill>
+                        <a:ln>
                           <a:noFill/>
                         </a:ln>
                       </wps:spPr>
-                      <wps:style>
-                        <a:lnRef idx="0"/>
-                        <a:fillRef idx="0"/>
-                        <a:effectRef idx="0"/>
-                        <a:fontRef idx="minor"/>
-                      </wps:style>
                       <wps:txbx>
                         <w:txbxContent>
                           <w:p>
                             <w:pPr>
-                              <w:pStyle w:val="FrameContents"/>
-                              <w:overflowPunct w:val="true"/>
-                              <w:rPr>
-                                <w:rFonts w:ascii="Calibri" w:hAnsi="Calibri" w:eastAsia="" w:cs=""/>
-                                <w:b/>
-                                <w:b/>
-                                <w:bCs/>
+                              <w:overflowPunct w:val="false"/>
+                              <w:rPr/>
+                            </w:pPr>
+                            <w:r>
+                              <w:rPr>
+                                <w:sz w:val="20"/>
+                                <w:szCs w:val="20"/>
+                                <w:rFonts w:ascii="0" w:hAnsi="0" w:eastAsia="" w:cs="0" w:eastAsiaTheme="minorEastAsia"/>
                                 <w:color w:val="804000"/>
-                                <w:sz w:val="20"/>
-                                <w:lang w:val="en-US"/>
-                              </w:rPr>
-                            </w:pPr>
-                            <w:r>
-                              <w:rPr>
-                                <w:rFonts w:eastAsia="" w:cs="" w:ascii="Calibri" w:hAnsi="Calibri" w:asciiTheme="minorHAnsi" w:cstheme="minorBidi" w:eastAsiaTheme="minorEastAsia" w:hAnsiTheme="minorHAnsi"/>
-                                <w:b/>
-                                <w:bCs/>
-                                <w:color w:val="804000"/>
-                                <w:sz w:val="20"/>
                                 <w:lang w:val="en-US"/>
                               </w:rPr>
                               <w:t>#include "jsch.hpp"</w:t>
@@ -6000,665 +5420,291 @@
                           </w:p>
                           <w:p>
                             <w:pPr>
-                              <w:pStyle w:val="FrameContents"/>
-                              <w:overflowPunct w:val="true"/>
+                              <w:overflowPunct w:val="false"/>
                               <w:rPr/>
                             </w:pPr>
                             <w:r>
-                              <w:rPr/>
+                              <w:rPr>
+                                <w:sz w:val="20"/>
+                                <w:szCs w:val="20"/>
+                                <w:rFonts w:ascii="0" w:hAnsi="0" w:eastAsia="" w:cs="0" w:eastAsiaTheme="minorEastAsia"/>
+                                <w:color w:val="000000"/>
+                                <w:lang w:val="en-US"/>
+                              </w:rPr>
                             </w:r>
                           </w:p>
                           <w:p>
                             <w:pPr>
-                              <w:pStyle w:val="FrameContents"/>
-                              <w:overflowPunct w:val="true"/>
-                              <w:rPr>
-                                <w:rFonts w:ascii="0" w:hAnsi="0" w:eastAsia="0" w:cs="0"/>
+                              <w:overflowPunct w:val="false"/>
+                              <w:rPr/>
+                            </w:pPr>
+                            <w:r>
+                              <w:rPr>
+                                <w:sz w:val="20"/>
+                                <w:szCs w:val="20"/>
+                                <w:rFonts w:eastAsia="" w:cstheme="minorBidi" w:eastAsiaTheme="minorEastAsia" w:ascii="0" w:hAnsi="0" w:cs="0"/>
+                                <w:color w:val="000000"/>
+                                <w:lang w:val="en-US"/>
+                              </w:rPr>
+                              <w:t>JobScheduler jobScheduler</w:t>
+                            </w:r>
+                            <w:r>
+                              <w:rPr>
+                                <w:sz w:val="20"/>
+                                <w:szCs w:val="20"/>
+                                <w:bCs/>
+                                <w:rFonts w:eastAsia="" w:cstheme="minorBidi" w:eastAsiaTheme="minorEastAsia" w:ascii="0" w:hAnsi="0" w:cs="0"/>
+                                <w:color w:val="000080"/>
+                                <w:lang w:val="en-US"/>
+                              </w:rPr>
+                              <w:t>(</w:t>
+                            </w:r>
+                            <w:r>
+                              <w:rPr>
+                                <w:sz w:val="20"/>
+                                <w:szCs w:val="20"/>
+                                <w:rFonts w:eastAsia="" w:cstheme="minorBidi" w:eastAsiaTheme="minorEastAsia" w:ascii="0" w:hAnsi="0" w:cs="0"/>
+                                <w:color w:val="FF8000"/>
+                                <w:lang w:val="en-US"/>
+                              </w:rPr>
+                              <w:t>10</w:t>
+                            </w:r>
+                            <w:r>
+                              <w:rPr>
+                                <w:sz w:val="20"/>
+                                <w:szCs w:val="20"/>
+                                <w:bCs/>
+                                <w:rFonts w:eastAsia="" w:cstheme="minorBidi" w:eastAsiaTheme="minorEastAsia" w:ascii="0" w:hAnsi="0" w:cs="0"/>
+                                <w:color w:val="000080"/>
+                                <w:lang w:val="en-US"/>
+                              </w:rPr>
+                              <w:t>);</w:t>
+                            </w:r>
+                            <w:r>
+                              <w:rPr>
+                                <w:sz w:val="20"/>
+                                <w:szCs w:val="20"/>
+                                <w:rFonts w:eastAsia="" w:cstheme="minorBidi" w:eastAsiaTheme="minorEastAsia" w:ascii="0" w:hAnsi="0" w:cs="0"/>
+                                <w:color w:val="000000"/>
+                                <w:lang w:val="en-US"/>
+                              </w:rPr>
+                              <w:t xml:space="preserve"> </w:t>
+                            </w:r>
+                            <w:r>
+                              <w:rPr>
+                                <w:sz w:val="20"/>
+                                <w:szCs w:val="20"/>
+                                <w:rFonts w:eastAsia="" w:cstheme="minorBidi" w:eastAsiaTheme="minorEastAsia" w:ascii="0" w:hAnsi="0" w:cs="0"/>
                                 <w:color w:val="008000"/>
-                                <w:sz w:val="20"/>
-                                <w:lang w:val="en-US"/>
-                              </w:rPr>
-                            </w:pPr>
-                            <w:r>
-                              <w:rPr>
-                                <w:rFonts w:eastAsia="0" w:cs="0" w:ascii="0" w:hAnsi="0"/>
-                                <w:color w:val="008000"/>
-                                <w:sz w:val="20"/>
-                                <w:lang w:val="en-US"/>
-                              </w:rPr>
-                              <w:t>/*...*/</w:t>
+                                <w:lang w:val="en-US"/>
+                              </w:rPr>
+                              <w:t>/*Specify number of workers*/</w:t>
                             </w:r>
                           </w:p>
                           <w:p>
                             <w:pPr>
-                              <w:pStyle w:val="FrameContents"/>
-                              <w:overflowPunct w:val="true"/>
+                              <w:overflowPunct w:val="false"/>
                               <w:rPr/>
                             </w:pPr>
                             <w:r>
-                              <w:rPr/>
+                              <w:rPr>
+                                <w:sz w:val="20"/>
+                                <w:szCs w:val="20"/>
+                                <w:rFonts w:ascii="0" w:hAnsi="0" w:eastAsia="" w:cs="0" w:eastAsiaTheme="minorEastAsia"/>
+                                <w:color w:val="000000"/>
+                                <w:lang w:val="en-US"/>
+                              </w:rPr>
                             </w:r>
                           </w:p>
                           <w:p>
                             <w:pPr>
-                              <w:pStyle w:val="FrameContents"/>
-                              <w:overflowPunct w:val="true"/>
+                              <w:overflowPunct w:val="false"/>
                               <w:rPr/>
                             </w:pPr>
                             <w:r>
                               <w:rPr>
-                                <w:rFonts w:eastAsia="" w:cs="" w:ascii="Calibri" w:hAnsi="Calibri" w:asciiTheme="minorHAnsi" w:cstheme="minorBidi" w:eastAsiaTheme="minorEastAsia" w:hAnsiTheme="minorHAnsi"/>
-                                <w:color w:val="8000FF"/>
-                                <w:sz w:val="20"/>
-                                <w:lang w:val="en-US"/>
-                              </w:rPr>
-                              <w:t>auto</w:t>
-                            </w:r>
-                            <w:r>
-                              <w:rPr>
-                                <w:rFonts w:eastAsia="" w:cs="" w:ascii="Calibri" w:hAnsi="Calibri" w:asciiTheme="minorHAnsi" w:cstheme="minorBidi" w:eastAsiaTheme="minorEastAsia" w:hAnsiTheme="minorHAnsi"/>
-                                <w:color w:val="000000"/>
-                                <w:sz w:val="20"/>
-                                <w:lang w:val="en-US"/>
-                              </w:rPr>
-                              <w:t xml:space="preserve"> job1 </w:t>
-                            </w:r>
-                            <w:r>
-                              <w:rPr>
-                                <w:rFonts w:eastAsia="" w:cs="" w:ascii="Calibri" w:hAnsi="Calibri" w:asciiTheme="minorHAnsi" w:cstheme="minorBidi" w:eastAsiaTheme="minorEastAsia" w:hAnsiTheme="minorHAnsi"/>
-                                <w:b/>
-                                <w:color w:val="000080"/>
-                                <w:sz w:val="20"/>
-                                <w:lang w:val="en-US"/>
-                              </w:rPr>
-                              <w:t>=</w:t>
-                            </w:r>
-                            <w:r>
-                              <w:rPr>
-                                <w:rFonts w:eastAsia="" w:cs="" w:ascii="Calibri" w:hAnsi="Calibri" w:asciiTheme="minorHAnsi" w:cstheme="minorBidi" w:eastAsiaTheme="minorEastAsia" w:hAnsiTheme="minorHAnsi"/>
-                                <w:color w:val="000000"/>
-                                <w:sz w:val="20"/>
-                                <w:lang w:val="en-US"/>
-                              </w:rPr>
-                              <w:t xml:space="preserve"> jsch</w:t>
-                            </w:r>
-                            <w:r>
-                              <w:rPr>
-                                <w:rFonts w:eastAsia="" w:cs="" w:ascii="Calibri" w:hAnsi="Calibri" w:asciiTheme="minorHAnsi" w:cstheme="minorBidi" w:eastAsiaTheme="minorEastAsia" w:hAnsiTheme="minorHAnsi"/>
-                                <w:b/>
-                                <w:color w:val="000080"/>
-                                <w:sz w:val="20"/>
-                                <w:lang w:val="en-US"/>
-                              </w:rPr>
-                              <w:t>::</w:t>
-                            </w:r>
-                            <w:r>
-                              <w:rPr>
-                                <w:rFonts w:eastAsia="" w:cs="" w:ascii="Calibri" w:hAnsi="Calibri" w:asciiTheme="minorHAnsi" w:cstheme="minorBidi" w:eastAsiaTheme="minorEastAsia" w:hAnsiTheme="minorHAnsi"/>
-                                <w:color w:val="000000"/>
-                                <w:sz w:val="20"/>
-                                <w:lang w:val="en-US"/>
-                              </w:rPr>
-                              <w:t>make_job</w:t>
-                            </w:r>
-                            <w:r>
-                              <w:rPr>
-                                <w:rFonts w:eastAsia="" w:cs="" w:ascii="Calibri" w:hAnsi="Calibri" w:asciiTheme="minorHAnsi" w:cstheme="minorBidi" w:eastAsiaTheme="minorEastAsia" w:hAnsiTheme="minorHAnsi"/>
-                                <w:b/>
-                                <w:color w:val="000080"/>
-                                <w:sz w:val="20"/>
-                                <w:lang w:val="en-US"/>
-                              </w:rPr>
-                              <w:t>([&amp;]{...});</w:t>
+                                <w:sz w:val="20"/>
+                                <w:szCs w:val="20"/>
+                                <w:rFonts w:ascii="0" w:hAnsi="0" w:eastAsia="" w:cs="0" w:eastAsiaTheme="minorEastAsia"/>
+                                <w:color w:val="008000"/>
+                                <w:lang w:val="en-US"/>
+                              </w:rPr>
+                              <w:t>/* .. */</w:t>
                             </w:r>
                           </w:p>
                           <w:p>
                             <w:pPr>
-                              <w:pStyle w:val="FrameContents"/>
-                              <w:overflowPunct w:val="true"/>
+                              <w:overflowPunct w:val="false"/>
                               <w:rPr/>
                             </w:pPr>
                             <w:r>
                               <w:rPr>
-                                <w:rFonts w:eastAsia="" w:cs="" w:ascii="Calibri" w:hAnsi="Calibri" w:asciiTheme="minorHAnsi" w:cstheme="minorBidi" w:eastAsiaTheme="minorEastAsia" w:hAnsiTheme="minorHAnsi"/>
-                                <w:color w:val="8000FF"/>
-                                <w:sz w:val="20"/>
-                                <w:lang w:val="en-US"/>
-                              </w:rPr>
-                              <w:t>auto</w:t>
-                            </w:r>
-                            <w:r>
-                              <w:rPr>
-                                <w:rFonts w:eastAsia="" w:cs="" w:ascii="Calibri" w:hAnsi="Calibri" w:asciiTheme="minorHAnsi" w:cstheme="minorBidi" w:eastAsiaTheme="minorEastAsia" w:hAnsiTheme="minorHAnsi"/>
+                                <w:sz w:val="20"/>
+                                <w:szCs w:val="20"/>
+                                <w:rFonts w:ascii="0" w:hAnsi="0" w:eastAsia="" w:cs="0" w:eastAsiaTheme="minorEastAsia"/>
                                 <w:color w:val="000000"/>
-                                <w:sz w:val="20"/>
-                                <w:lang w:val="en-US"/>
-                              </w:rPr>
-                              <w:t xml:space="preserve"> job2 </w:t>
-                            </w:r>
-                            <w:r>
-                              <w:rPr>
-                                <w:rFonts w:eastAsia="" w:cs="" w:ascii="Calibri" w:hAnsi="Calibri" w:asciiTheme="minorHAnsi" w:cstheme="minorBidi" w:eastAsiaTheme="minorEastAsia" w:hAnsiTheme="minorHAnsi"/>
-                                <w:b/>
-                                <w:color w:val="000080"/>
-                                <w:sz w:val="20"/>
-                                <w:lang w:val="en-US"/>
-                              </w:rPr>
-                              <w:t>=</w:t>
-                            </w:r>
-                            <w:r>
-                              <w:rPr>
-                                <w:rFonts w:eastAsia="" w:cs="" w:ascii="Calibri" w:hAnsi="Calibri" w:asciiTheme="minorHAnsi" w:cstheme="minorBidi" w:eastAsiaTheme="minorEastAsia" w:hAnsiTheme="minorHAnsi"/>
-                                <w:color w:val="000000"/>
-                                <w:sz w:val="20"/>
-                                <w:lang w:val="en-US"/>
-                              </w:rPr>
-                              <w:t xml:space="preserve"> jsch</w:t>
-                            </w:r>
-                            <w:r>
-                              <w:rPr>
-                                <w:rFonts w:eastAsia="" w:cs="" w:ascii="Calibri" w:hAnsi="Calibri" w:asciiTheme="minorHAnsi" w:cstheme="minorBidi" w:eastAsiaTheme="minorEastAsia" w:hAnsiTheme="minorHAnsi"/>
-                                <w:b/>
-                                <w:color w:val="000080"/>
-                                <w:sz w:val="20"/>
-                                <w:lang w:val="en-US"/>
-                              </w:rPr>
-                              <w:t>::</w:t>
-                            </w:r>
-                            <w:r>
-                              <w:rPr>
-                                <w:rFonts w:eastAsia="" w:cs="" w:ascii="Calibri" w:hAnsi="Calibri" w:asciiTheme="minorHAnsi" w:cstheme="minorBidi" w:eastAsiaTheme="minorEastAsia" w:hAnsiTheme="minorHAnsi"/>
-                                <w:color w:val="000000"/>
-                                <w:sz w:val="20"/>
-                                <w:lang w:val="en-US"/>
-                              </w:rPr>
-                              <w:t>make_job</w:t>
-                            </w:r>
-                            <w:r>
-                              <w:rPr>
-                                <w:rFonts w:eastAsia="" w:cs="" w:ascii="Calibri" w:hAnsi="Calibri" w:asciiTheme="minorHAnsi" w:cstheme="minorBidi" w:eastAsiaTheme="minorEastAsia" w:hAnsiTheme="minorHAnsi"/>
-                                <w:b/>
-                                <w:color w:val="000080"/>
-                                <w:sz w:val="20"/>
-                                <w:lang w:val="en-US"/>
-                              </w:rPr>
-                              <w:t>([=]{...});</w:t>
+                                <w:lang w:val="en-US"/>
+                              </w:rPr>
                             </w:r>
                           </w:p>
                           <w:p>
                             <w:pPr>
-                              <w:pStyle w:val="FrameContents"/>
-                              <w:overflowPunct w:val="true"/>
+                              <w:overflowPunct w:val="false"/>
                               <w:rPr/>
                             </w:pPr>
                             <w:r>
                               <w:rPr>
-                                <w:rFonts w:eastAsia="" w:cs="" w:ascii="Calibri" w:hAnsi="Calibri" w:asciiTheme="minorHAnsi" w:cstheme="minorBidi" w:eastAsiaTheme="minorEastAsia" w:hAnsiTheme="minorHAnsi"/>
+                                <w:sz w:val="20"/>
+                                <w:szCs w:val="20"/>
+                                <w:rFonts w:eastAsia="" w:cstheme="minorBidi" w:eastAsiaTheme="minorEastAsia" w:ascii="0" w:hAnsi="0" w:cs="0"/>
                                 <w:color w:val="8000FF"/>
-                                <w:sz w:val="20"/>
                                 <w:lang w:val="en-US"/>
                               </w:rPr>
                               <w:t>auto</w:t>
                             </w:r>
                             <w:r>
                               <w:rPr>
-                                <w:rFonts w:eastAsia="" w:cs="" w:ascii="Calibri" w:hAnsi="Calibri" w:asciiTheme="minorHAnsi" w:cstheme="minorBidi" w:eastAsiaTheme="minorEastAsia" w:hAnsiTheme="minorHAnsi"/>
+                                <w:sz w:val="20"/>
+                                <w:szCs w:val="20"/>
+                                <w:rFonts w:eastAsia="" w:cstheme="minorBidi" w:eastAsiaTheme="minorEastAsia" w:ascii="0" w:hAnsi="0" w:cs="0"/>
                                 <w:color w:val="000000"/>
-                                <w:sz w:val="20"/>
-                                <w:lang w:val="en-US"/>
-                              </w:rPr>
-                              <w:t xml:space="preserve"> job3 </w:t>
-                            </w:r>
-                            <w:r>
-                              <w:rPr>
-                                <w:rFonts w:eastAsia="" w:cs="" w:ascii="Calibri" w:hAnsi="Calibri" w:asciiTheme="minorHAnsi" w:cstheme="minorBidi" w:eastAsiaTheme="minorEastAsia" w:hAnsiTheme="minorHAnsi"/>
-                                <w:b/>
+                                <w:lang w:val="en-US"/>
+                              </w:rPr>
+                              <w:t xml:space="preserve"> job </w:t>
+                            </w:r>
+                            <w:r>
+                              <w:rPr>
+                                <w:sz w:val="20"/>
+                                <w:szCs w:val="20"/>
+                                <w:bCs/>
+                                <w:rFonts w:eastAsia="" w:cstheme="minorBidi" w:eastAsiaTheme="minorEastAsia" w:ascii="0" w:hAnsi="0" w:cs="0"/>
                                 <w:color w:val="000080"/>
-                                <w:sz w:val="20"/>
                                 <w:lang w:val="en-US"/>
                               </w:rPr>
                               <w:t>=</w:t>
                             </w:r>
                             <w:r>
                               <w:rPr>
-                                <w:rFonts w:eastAsia="" w:cs="" w:ascii="Calibri" w:hAnsi="Calibri" w:asciiTheme="minorHAnsi" w:cstheme="minorBidi" w:eastAsiaTheme="minorEastAsia" w:hAnsiTheme="minorHAnsi"/>
+                                <w:sz w:val="20"/>
+                                <w:szCs w:val="20"/>
+                                <w:rFonts w:eastAsia="" w:cstheme="minorBidi" w:eastAsiaTheme="minorEastAsia" w:ascii="0" w:hAnsi="0" w:cs="0"/>
                                 <w:color w:val="000000"/>
-                                <w:sz w:val="20"/>
                                 <w:lang w:val="en-US"/>
                               </w:rPr>
                               <w:t xml:space="preserve"> jsch</w:t>
                             </w:r>
                             <w:r>
                               <w:rPr>
-                                <w:rFonts w:eastAsia="" w:cs="" w:ascii="Calibri" w:hAnsi="Calibri" w:asciiTheme="minorHAnsi" w:cstheme="minorBidi" w:eastAsiaTheme="minorEastAsia" w:hAnsiTheme="minorHAnsi"/>
-                                <w:b/>
+                                <w:sz w:val="20"/>
+                                <w:szCs w:val="20"/>
+                                <w:bCs/>
+                                <w:rFonts w:eastAsia="" w:cstheme="minorBidi" w:eastAsiaTheme="minorEastAsia" w:ascii="0" w:hAnsi="0" w:cs="0"/>
                                 <w:color w:val="000080"/>
-                                <w:sz w:val="20"/>
                                 <w:lang w:val="en-US"/>
                               </w:rPr>
                               <w:t>::</w:t>
                             </w:r>
                             <w:r>
                               <w:rPr>
-                                <w:rFonts w:eastAsia="" w:cs="" w:ascii="Calibri" w:hAnsi="Calibri" w:asciiTheme="minorHAnsi" w:cstheme="minorBidi" w:eastAsiaTheme="minorEastAsia" w:hAnsiTheme="minorHAnsi"/>
+                                <w:sz w:val="20"/>
+                                <w:szCs w:val="20"/>
+                                <w:rFonts w:eastAsia="" w:cstheme="minorBidi" w:eastAsiaTheme="minorEastAsia" w:ascii="0" w:hAnsi="0" w:cs="0"/>
                                 <w:color w:val="000000"/>
-                                <w:sz w:val="20"/>
                                 <w:lang w:val="en-US"/>
                               </w:rPr>
                               <w:t>make_job</w:t>
                             </w:r>
                             <w:r>
                               <w:rPr>
-                                <w:rFonts w:eastAsia="" w:cs="" w:ascii="Calibri" w:hAnsi="Calibri" w:asciiTheme="minorHAnsi" w:cstheme="minorBidi" w:eastAsiaTheme="minorEastAsia" w:hAnsiTheme="minorHAnsi"/>
-                                <w:b/>
+                                <w:sz w:val="20"/>
+                                <w:szCs w:val="20"/>
+                                <w:bCs/>
+                                <w:rFonts w:eastAsia="" w:cstheme="minorBidi" w:eastAsiaTheme="minorEastAsia" w:ascii="0" w:hAnsi="0" w:cs="0"/>
                                 <w:color w:val="000080"/>
-                                <w:sz w:val="20"/>
-                                <w:lang w:val="en-US"/>
-                              </w:rPr>
-                              <w:t>([=]()</w:t>
-                            </w:r>
-                            <w:r>
-                              <w:rPr>
-                                <w:rFonts w:eastAsia="" w:cs="" w:ascii="Calibri" w:hAnsi="Calibri" w:asciiTheme="minorHAnsi" w:cstheme="minorBidi" w:eastAsiaTheme="minorEastAsia" w:hAnsiTheme="minorHAnsi"/>
-                                <w:color w:val="000000"/>
-                                <w:sz w:val="20"/>
-                                <w:lang w:val="en-US"/>
-                              </w:rPr>
-                              <w:t xml:space="preserve"> </w:t>
-                            </w:r>
-                            <w:r>
-                              <w:rPr>
-                                <w:rFonts w:eastAsia="" w:cs="" w:ascii="Calibri" w:hAnsi="Calibri" w:asciiTheme="minorHAnsi" w:cstheme="minorBidi" w:eastAsiaTheme="minorEastAsia" w:hAnsiTheme="minorHAnsi"/>
-                                <w:color w:val="8000FF"/>
-                                <w:sz w:val="20"/>
-                                <w:lang w:val="en-US"/>
-                              </w:rPr>
-                              <w:t>mutable</w:t>
-                            </w:r>
-                            <w:r>
-                              <w:rPr>
-                                <w:rFonts w:eastAsia="" w:cs="" w:ascii="Calibri" w:hAnsi="Calibri" w:asciiTheme="minorHAnsi" w:cstheme="minorBidi" w:eastAsiaTheme="minorEastAsia" w:hAnsiTheme="minorHAnsi"/>
-                                <w:color w:val="000000"/>
-                                <w:sz w:val="20"/>
-                                <w:lang w:val="en-US"/>
-                              </w:rPr>
-                              <w:t xml:space="preserve"> </w:t>
-                            </w:r>
-                            <w:r>
-                              <w:rPr>
-                                <w:rFonts w:eastAsia="" w:cs="" w:ascii="Calibri" w:hAnsi="Calibri" w:asciiTheme="minorHAnsi" w:cstheme="minorBidi" w:eastAsiaTheme="minorEastAsia" w:hAnsiTheme="minorHAnsi"/>
-                                <w:b/>
-                                <w:color w:val="000080"/>
-                                <w:sz w:val="20"/>
-                                <w:lang w:val="en-US"/>
-                              </w:rPr>
-                              <w:t>{...});</w:t>
+                                <w:lang w:val="en-US"/>
+                              </w:rPr>
+                              <w:t>([&amp;]{..});</w:t>
                             </w:r>
                           </w:p>
                           <w:p>
                             <w:pPr>
-                              <w:pStyle w:val="FrameContents"/>
-                              <w:overflowPunct w:val="true"/>
+                              <w:overflowPunct w:val="false"/>
                               <w:rPr/>
                             </w:pPr>
                             <w:r>
-                              <w:rPr/>
+                              <w:rPr>
+                                <w:sz w:val="20"/>
+                                <w:szCs w:val="20"/>
+                                <w:rFonts w:ascii="0" w:hAnsi="0" w:eastAsia="" w:cs="0" w:eastAsiaTheme="minorEastAsia"/>
+                                <w:color w:val="000000"/>
+                                <w:lang w:val="en-US"/>
+                              </w:rPr>
                             </w:r>
                           </w:p>
                           <w:p>
                             <w:pPr>
-                              <w:pStyle w:val="FrameContents"/>
-                              <w:overflowPunct w:val="true"/>
+                              <w:overflowPunct w:val="false"/>
                               <w:rPr/>
                             </w:pPr>
                             <w:r>
                               <w:rPr>
-                                <w:rFonts w:eastAsia="" w:cs="" w:ascii="Calibri" w:hAnsi="Calibri" w:asciiTheme="minorHAnsi" w:cstheme="minorBidi" w:eastAsiaTheme="minorEastAsia" w:hAnsiTheme="minorHAnsi"/>
+                                <w:sz w:val="20"/>
+                                <w:szCs w:val="20"/>
+                                <w:rFonts w:eastAsia="" w:cstheme="minorBidi" w:eastAsiaTheme="minorEastAsia" w:ascii="0" w:hAnsi="0" w:cs="0"/>
                                 <w:color w:val="000000"/>
-                                <w:sz w:val="20"/>
-                                <w:lang w:val="en-US"/>
-                              </w:rPr>
-                              <w:t>JobSequence</w:t>
-                            </w:r>
-                            <w:r>
-                              <w:rPr>
-                                <w:rFonts w:eastAsia="" w:cs="" w:ascii="Calibri" w:hAnsi="Calibri" w:asciiTheme="minorHAnsi" w:cstheme="minorBidi" w:eastAsiaTheme="minorEastAsia" w:hAnsiTheme="minorHAnsi"/>
-                                <w:b/>
+                                <w:lang w:val="en-US"/>
+                              </w:rPr>
+                              <w:t>jobScheduler</w:t>
+                            </w:r>
+                            <w:r>
+                              <w:rPr>
+                                <w:sz w:val="20"/>
+                                <w:szCs w:val="20"/>
+                                <w:bCs/>
+                                <w:rFonts w:eastAsia="" w:cstheme="minorBidi" w:eastAsiaTheme="minorEastAsia" w:ascii="0" w:hAnsi="0" w:cs="0"/>
                                 <w:color w:val="000080"/>
-                                <w:sz w:val="20"/>
-                                <w:lang w:val="en-US"/>
-                              </w:rPr>
-                              <w:t>*</w:t>
-                            </w:r>
-                            <w:r>
-                              <w:rPr>
-                                <w:rFonts w:eastAsia="" w:cs="" w:ascii="Calibri" w:hAnsi="Calibri" w:asciiTheme="minorHAnsi" w:cstheme="minorBidi" w:eastAsiaTheme="minorEastAsia" w:hAnsiTheme="minorHAnsi"/>
+                                <w:lang w:val="en-US"/>
+                              </w:rPr>
+                              <w:t>.</w:t>
+                            </w:r>
+                            <w:r>
+                              <w:rPr>
+                                <w:sz w:val="20"/>
+                                <w:szCs w:val="20"/>
+                                <w:rFonts w:eastAsia="" w:cstheme="minorBidi" w:eastAsiaTheme="minorEastAsia" w:ascii="0" w:hAnsi="0" w:cs="0"/>
                                 <w:color w:val="000000"/>
-                                <w:sz w:val="20"/>
-                                <w:lang w:val="en-US"/>
-                              </w:rPr>
-                              <w:t xml:space="preserve"> jobSequence </w:t>
-                            </w:r>
-                            <w:r>
-                              <w:rPr>
-                                <w:rFonts w:eastAsia="" w:cs="" w:ascii="Calibri" w:hAnsi="Calibri" w:asciiTheme="minorHAnsi" w:cstheme="minorBidi" w:eastAsiaTheme="minorEastAsia" w:hAnsiTheme="minorHAnsi"/>
-                                <w:b/>
+                                <w:lang w:val="en-US"/>
+                              </w:rPr>
+                              <w:t>submitJob</w:t>
+                            </w:r>
+                            <w:r>
+                              <w:rPr>
+                                <w:sz w:val="20"/>
+                                <w:szCs w:val="20"/>
+                                <w:bCs/>
+                                <w:rFonts w:eastAsia="" w:cstheme="minorBidi" w:eastAsiaTheme="minorEastAsia" w:ascii="0" w:hAnsi="0" w:cs="0"/>
                                 <w:color w:val="000080"/>
-                                <w:sz w:val="20"/>
-                                <w:lang w:val="en-US"/>
-                              </w:rPr>
-                              <w:t>=</w:t>
-                            </w:r>
-                            <w:r>
-                              <w:rPr>
-                                <w:rFonts w:eastAsia="" w:cs="" w:ascii="Calibri" w:hAnsi="Calibri" w:asciiTheme="minorHAnsi" w:cstheme="minorBidi" w:eastAsiaTheme="minorEastAsia" w:hAnsiTheme="minorHAnsi"/>
+                                <w:lang w:val="en-US"/>
+                              </w:rPr>
+                              <w:t>(</w:t>
+                            </w:r>
+                            <w:r>
+                              <w:rPr>
+                                <w:sz w:val="20"/>
+                                <w:szCs w:val="20"/>
+                                <w:rFonts w:eastAsia="" w:cstheme="minorBidi" w:eastAsiaTheme="minorEastAsia" w:ascii="0" w:hAnsi="0" w:cs="0"/>
                                 <w:color w:val="000000"/>
-                                <w:sz w:val="20"/>
-                                <w:lang w:val="en-US"/>
-                              </w:rPr>
-                              <w:t xml:space="preserve"> jobScheduler</w:t>
-                            </w:r>
-                            <w:r>
-                              <w:rPr>
-                                <w:rFonts w:eastAsia="" w:cs="" w:ascii="Calibri" w:hAnsi="Calibri" w:asciiTheme="minorHAnsi" w:cstheme="minorBidi" w:eastAsiaTheme="minorEastAsia" w:hAnsiTheme="minorHAnsi"/>
-                                <w:b/>
+                                <w:lang w:val="en-US"/>
+                              </w:rPr>
+                              <w:t>job</w:t>
+                            </w:r>
+                            <w:r>
+                              <w:rPr>
+                                <w:sz w:val="20"/>
+                                <w:szCs w:val="20"/>
+                                <w:bCs/>
+                                <w:rFonts w:eastAsia="" w:cstheme="minorBidi" w:eastAsiaTheme="minorEastAsia" w:ascii="0" w:hAnsi="0" w:cs="0"/>
                                 <w:color w:val="000080"/>
-                                <w:sz w:val="20"/>
-                                <w:lang w:val="en-US"/>
-                              </w:rPr>
-                              <w:t>.</w:t>
-                            </w:r>
-                            <w:r>
-                              <w:rPr>
-                                <w:rFonts w:eastAsia="" w:cs="" w:ascii="Calibri" w:hAnsi="Calibri" w:asciiTheme="minorHAnsi" w:cstheme="minorBidi" w:eastAsiaTheme="minorEastAsia" w:hAnsiTheme="minorHAnsi"/>
-                                <w:color w:val="000000"/>
-                                <w:sz w:val="20"/>
-                                <w:lang w:val="en-US"/>
-                              </w:rPr>
-                              <w:t>make_job_sequence</w:t>
-                            </w:r>
-                            <w:r>
-                              <w:rPr>
-                                <w:rFonts w:eastAsia="" w:cs="" w:ascii="Calibri" w:hAnsi="Calibri" w:asciiTheme="minorHAnsi" w:cstheme="minorBidi" w:eastAsiaTheme="minorEastAsia" w:hAnsiTheme="minorHAnsi"/>
-                                <w:b/>
-                                <w:color w:val="000080"/>
-                                <w:sz w:val="20"/>
-                                <w:lang w:val="en-US"/>
-                              </w:rPr>
-                              <w:t>();</w:t>
-                            </w:r>
-                          </w:p>
-                          <w:p>
-                            <w:pPr>
-                              <w:pStyle w:val="FrameContents"/>
-                              <w:overflowPunct w:val="true"/>
-                              <w:rPr/>
-                            </w:pPr>
-                            <w:r>
-                              <w:rPr/>
-                            </w:r>
-                          </w:p>
-                          <w:p>
-                            <w:pPr>
-                              <w:pStyle w:val="FrameContents"/>
-                              <w:overflowPunct w:val="true"/>
-                              <w:rPr/>
-                            </w:pPr>
-                            <w:r>
-                              <w:rPr>
-                                <w:rFonts w:eastAsia="" w:cs="" w:ascii="Calibri" w:hAnsi="Calibri" w:asciiTheme="minorHAnsi" w:cstheme="minorBidi" w:eastAsiaTheme="minorEastAsia" w:hAnsiTheme="minorHAnsi"/>
-                                <w:color w:val="000000"/>
-                                <w:sz w:val="20"/>
-                                <w:lang w:val="en-US"/>
-                              </w:rPr>
-                              <w:t>jobSequence</w:t>
-                            </w:r>
-                            <w:r>
-                              <w:rPr>
-                                <w:rFonts w:eastAsia="" w:cs="" w:ascii="Calibri" w:hAnsi="Calibri" w:asciiTheme="minorHAnsi" w:cstheme="minorBidi" w:eastAsiaTheme="minorEastAsia" w:hAnsiTheme="minorHAnsi"/>
-                                <w:b/>
-                                <w:color w:val="000080"/>
-                                <w:sz w:val="20"/>
-                                <w:lang w:val="en-US"/>
-                              </w:rPr>
-                              <w:t>.</w:t>
-                            </w:r>
-                            <w:r>
-                              <w:rPr>
-                                <w:rFonts w:eastAsia="" w:cs="" w:ascii="Calibri" w:hAnsi="Calibri" w:asciiTheme="minorHAnsi" w:cstheme="minorBidi" w:eastAsiaTheme="minorEastAsia" w:hAnsiTheme="minorHAnsi"/>
-                                <w:color w:val="000000"/>
-                                <w:sz w:val="20"/>
-                                <w:lang w:val="en-US"/>
-                              </w:rPr>
-                              <w:t>then</w:t>
-                            </w:r>
-                            <w:r>
-                              <w:rPr>
-                                <w:rFonts w:eastAsia="" w:cs="" w:ascii="Calibri" w:hAnsi="Calibri" w:asciiTheme="minorHAnsi" w:cstheme="minorBidi" w:eastAsiaTheme="minorEastAsia" w:hAnsiTheme="minorHAnsi"/>
-                                <w:b/>
-                                <w:color w:val="000080"/>
-                                <w:sz w:val="20"/>
-                                <w:lang w:val="en-US"/>
-                              </w:rPr>
-                              <w:t>(</w:t>
-                            </w:r>
-                            <w:r>
-                              <w:rPr>
-                                <w:rFonts w:eastAsia="" w:cs="" w:ascii="Calibri" w:hAnsi="Calibri" w:asciiTheme="minorHAnsi" w:cstheme="minorBidi" w:eastAsiaTheme="minorEastAsia" w:hAnsiTheme="minorHAnsi"/>
-                                <w:color w:val="000000"/>
-                                <w:sz w:val="20"/>
-                                <w:lang w:val="en-US"/>
-                              </w:rPr>
-                              <w:t>job1</w:t>
-                            </w:r>
-                            <w:r>
-                              <w:rPr>
-                                <w:rFonts w:eastAsia="" w:cs="" w:ascii="Calibri" w:hAnsi="Calibri" w:asciiTheme="minorHAnsi" w:cstheme="minorBidi" w:eastAsiaTheme="minorEastAsia" w:hAnsiTheme="minorHAnsi"/>
-                                <w:b/>
-                                <w:color w:val="000080"/>
-                                <w:sz w:val="20"/>
-                                <w:lang w:val="en-US"/>
-                              </w:rPr>
-                              <w:t>);</w:t>
-                            </w:r>
-                          </w:p>
-                          <w:p>
-                            <w:pPr>
-                              <w:pStyle w:val="FrameContents"/>
-                              <w:overflowPunct w:val="true"/>
-                              <w:rPr/>
-                            </w:pPr>
-                            <w:r>
-                              <w:rPr>
-                                <w:rFonts w:eastAsia="" w:cs="" w:ascii="Calibri" w:hAnsi="Calibri" w:asciiTheme="minorHAnsi" w:cstheme="minorBidi" w:eastAsiaTheme="minorEastAsia" w:hAnsiTheme="minorHAnsi"/>
-                                <w:color w:val="000000"/>
-                                <w:sz w:val="20"/>
-                                <w:lang w:val="en-US"/>
-                              </w:rPr>
-                              <w:t>jobSequence</w:t>
-                            </w:r>
-                            <w:r>
-                              <w:rPr>
-                                <w:rFonts w:eastAsia="" w:cs="" w:ascii="Calibri" w:hAnsi="Calibri" w:asciiTheme="minorHAnsi" w:cstheme="minorBidi" w:eastAsiaTheme="minorEastAsia" w:hAnsiTheme="minorHAnsi"/>
-                                <w:b/>
-                                <w:color w:val="000080"/>
-                                <w:sz w:val="20"/>
-                                <w:lang w:val="en-US"/>
-                              </w:rPr>
-                              <w:t>.</w:t>
-                            </w:r>
-                            <w:r>
-                              <w:rPr>
-                                <w:rFonts w:eastAsia="" w:cs="" w:ascii="Calibri" w:hAnsi="Calibri" w:asciiTheme="minorHAnsi" w:cstheme="minorBidi" w:eastAsiaTheme="minorEastAsia" w:hAnsiTheme="minorHAnsi"/>
-                                <w:color w:val="000000"/>
-                                <w:sz w:val="20"/>
-                                <w:lang w:val="en-US"/>
-                              </w:rPr>
-                              <w:t>then</w:t>
-                            </w:r>
-                            <w:r>
-                              <w:rPr>
-                                <w:rFonts w:eastAsia="" w:cs="" w:ascii="Calibri" w:hAnsi="Calibri" w:asciiTheme="minorHAnsi" w:cstheme="minorBidi" w:eastAsiaTheme="minorEastAsia" w:hAnsiTheme="minorHAnsi"/>
-                                <w:b/>
-                                <w:color w:val="000080"/>
-                                <w:sz w:val="20"/>
-                                <w:lang w:val="en-US"/>
-                              </w:rPr>
-                              <w:t>(</w:t>
-                            </w:r>
-                            <w:r>
-                              <w:rPr>
-                                <w:rFonts w:eastAsia="" w:cs="" w:ascii="Calibri" w:hAnsi="Calibri" w:asciiTheme="minorHAnsi" w:cstheme="minorBidi" w:eastAsiaTheme="minorEastAsia" w:hAnsiTheme="minorHAnsi"/>
-                                <w:color w:val="000000"/>
-                                <w:sz w:val="20"/>
-                                <w:lang w:val="en-US"/>
-                              </w:rPr>
-                              <w:t>job2</w:t>
-                            </w:r>
-                            <w:r>
-                              <w:rPr>
-                                <w:rFonts w:eastAsia="" w:cs="" w:ascii="Calibri" w:hAnsi="Calibri" w:asciiTheme="minorHAnsi" w:cstheme="minorBidi" w:eastAsiaTheme="minorEastAsia" w:hAnsiTheme="minorHAnsi"/>
-                                <w:b/>
-                                <w:color w:val="000080"/>
-                                <w:sz w:val="20"/>
-                                <w:lang w:val="en-US"/>
-                              </w:rPr>
-                              <w:t>);</w:t>
-                            </w:r>
-                          </w:p>
-                          <w:p>
-                            <w:pPr>
-                              <w:pStyle w:val="FrameContents"/>
-                              <w:overflowPunct w:val="true"/>
-                              <w:rPr/>
-                            </w:pPr>
-                            <w:r>
-                              <w:rPr>
-                                <w:rFonts w:eastAsia="" w:cs="" w:ascii="Calibri" w:hAnsi="Calibri" w:asciiTheme="minorHAnsi" w:cstheme="minorBidi" w:eastAsiaTheme="minorEastAsia" w:hAnsiTheme="minorHAnsi"/>
-                                <w:color w:val="000000"/>
-                                <w:sz w:val="20"/>
-                                <w:lang w:val="en-US"/>
-                              </w:rPr>
-                              <w:t>jobSequence</w:t>
-                            </w:r>
-                            <w:r>
-                              <w:rPr>
-                                <w:rFonts w:eastAsia="" w:cs="" w:ascii="Calibri" w:hAnsi="Calibri" w:asciiTheme="minorHAnsi" w:cstheme="minorBidi" w:eastAsiaTheme="minorEastAsia" w:hAnsiTheme="minorHAnsi"/>
-                                <w:b/>
-                                <w:color w:val="000080"/>
-                                <w:sz w:val="20"/>
-                                <w:lang w:val="en-US"/>
-                              </w:rPr>
-                              <w:t>.</w:t>
-                            </w:r>
-                            <w:r>
-                              <w:rPr>
-                                <w:rFonts w:eastAsia="" w:cs="" w:ascii="Calibri" w:hAnsi="Calibri" w:asciiTheme="minorHAnsi" w:cstheme="minorBidi" w:eastAsiaTheme="minorEastAsia" w:hAnsiTheme="minorHAnsi"/>
-                                <w:color w:val="000000"/>
-                                <w:sz w:val="20"/>
-                                <w:lang w:val="en-US"/>
-                              </w:rPr>
-                              <w:t>then</w:t>
-                            </w:r>
-                            <w:r>
-                              <w:rPr>
-                                <w:rFonts w:eastAsia="" w:cs="" w:ascii="Calibri" w:hAnsi="Calibri" w:asciiTheme="minorHAnsi" w:cstheme="minorBidi" w:eastAsiaTheme="minorEastAsia" w:hAnsiTheme="minorHAnsi"/>
-                                <w:b/>
-                                <w:color w:val="000080"/>
-                                <w:sz w:val="20"/>
-                                <w:lang w:val="en-US"/>
-                              </w:rPr>
-                              <w:t>(</w:t>
-                            </w:r>
-                            <w:r>
-                              <w:rPr>
-                                <w:rFonts w:eastAsia="" w:cs="" w:ascii="Calibri" w:hAnsi="Calibri" w:asciiTheme="minorHAnsi" w:cstheme="minorBidi" w:eastAsiaTheme="minorEastAsia" w:hAnsiTheme="minorHAnsi"/>
-                                <w:color w:val="000000"/>
-                                <w:sz w:val="20"/>
-                                <w:lang w:val="en-US"/>
-                              </w:rPr>
-                              <w:t>job3</w:t>
-                            </w:r>
-                            <w:r>
-                              <w:rPr>
-                                <w:rFonts w:eastAsia="" w:cs="" w:ascii="Calibri" w:hAnsi="Calibri" w:asciiTheme="minorHAnsi" w:cstheme="minorBidi" w:eastAsiaTheme="minorEastAsia" w:hAnsiTheme="minorHAnsi"/>
-                                <w:b/>
-                                <w:color w:val="000080"/>
-                                <w:sz w:val="20"/>
-                                <w:lang w:val="en-US"/>
-                              </w:rPr>
-                              <w:t>);</w:t>
-                            </w:r>
-                          </w:p>
-                          <w:p>
-                            <w:pPr>
-                              <w:pStyle w:val="FrameContents"/>
-                              <w:overflowPunct w:val="true"/>
-                              <w:rPr/>
-                            </w:pPr>
-                            <w:r>
-                              <w:rPr/>
-                            </w:r>
-                          </w:p>
-                          <w:p>
-                            <w:pPr>
-                              <w:pStyle w:val="FrameContents"/>
-                              <w:overflowPunct w:val="true"/>
-                              <w:rPr/>
-                            </w:pPr>
-                            <w:r>
-                              <w:rPr>
-                                <w:rFonts w:eastAsia="" w:cs="" w:ascii="Calibri" w:hAnsi="Calibri" w:asciiTheme="minorHAnsi" w:cstheme="minorBidi" w:eastAsiaTheme="minorEastAsia" w:hAnsiTheme="minorHAnsi"/>
-                                <w:color w:val="000000"/>
-                                <w:sz w:val="20"/>
-                                <w:lang w:val="en-US"/>
-                              </w:rPr>
-                              <w:t>jobScheduler</w:t>
-                            </w:r>
-                            <w:r>
-                              <w:rPr>
-                                <w:rFonts w:eastAsia="" w:cs="" w:ascii="Calibri" w:hAnsi="Calibri" w:asciiTheme="minorHAnsi" w:cstheme="minorBidi" w:eastAsiaTheme="minorEastAsia" w:hAnsiTheme="minorHAnsi"/>
-                                <w:b/>
-                                <w:color w:val="000080"/>
-                                <w:sz w:val="20"/>
-                                <w:lang w:val="en-US"/>
-                              </w:rPr>
-                              <w:t>.</w:t>
-                            </w:r>
-                            <w:r>
-                              <w:rPr>
-                                <w:rFonts w:eastAsia="" w:cs="" w:ascii="Calibri" w:hAnsi="Calibri" w:asciiTheme="minorHAnsi" w:cstheme="minorBidi" w:eastAsiaTheme="minorEastAsia" w:hAnsiTheme="minorHAnsi"/>
-                                <w:color w:val="000000"/>
-                                <w:sz w:val="20"/>
-                                <w:lang w:val="en-US"/>
-                              </w:rPr>
-                              <w:t>submitJob</w:t>
-                            </w:r>
-                            <w:r>
-                              <w:rPr>
-                                <w:rFonts w:eastAsia="" w:cs="" w:ascii="Calibri" w:hAnsi="Calibri" w:asciiTheme="minorHAnsi" w:cstheme="minorBidi" w:eastAsiaTheme="minorEastAsia" w:hAnsiTheme="minorHAnsi"/>
-                                <w:b/>
-                                <w:color w:val="000080"/>
-                                <w:sz w:val="20"/>
-                                <w:lang w:val="en-US"/>
-                              </w:rPr>
-                              <w:t>(</w:t>
-                            </w:r>
-                            <w:r>
-                              <w:rPr>
-                                <w:rFonts w:eastAsia="" w:cs="" w:ascii="Calibri" w:hAnsi="Calibri" w:asciiTheme="minorHAnsi" w:cstheme="minorBidi" w:eastAsiaTheme="minorEastAsia" w:hAnsiTheme="minorHAnsi"/>
-                                <w:color w:val="000000"/>
-                                <w:sz w:val="20"/>
-                                <w:lang w:val="en-US"/>
-                              </w:rPr>
-                              <w:t>jobSequence</w:t>
-                            </w:r>
-                            <w:r>
-                              <w:rPr>
-                                <w:rFonts w:eastAsia="" w:cs="" w:ascii="Calibri" w:hAnsi="Calibri" w:asciiTheme="minorHAnsi" w:cstheme="minorBidi" w:eastAsiaTheme="minorEastAsia" w:hAnsiTheme="minorHAnsi"/>
-                                <w:b/>
-                                <w:color w:val="000080"/>
-                                <w:sz w:val="20"/>
                                 <w:lang w:val="en-US"/>
                               </w:rPr>
                               <w:t>);</w:t>
@@ -6666,8 +5712,8 @@
                           </w:p>
                         </w:txbxContent>
                       </wps:txbx>
-                      <wps:bodyPr lIns="0" rIns="0" tIns="0" bIns="0" anchor="t">
-                        <a:noAutofit/>
+                      <wps:bodyPr wrap="square" lIns="0" rIns="0" tIns="0" bIns="0">
+                        <a:spAutoFit/>
                       </wps:bodyPr>
                     </wps:wsp>
                   </a:graphicData>
@@ -6677,32 +5723,24 @@
           </mc:Choice>
           <mc:Fallback>
             <w:pict>
-              <v:rect id="shape_0" ID="Text Frame 1" path="m0,0l-2147483645,0l-2147483645,-2147483646l0,-2147483646xe" stroked="f" o:allowincell="f" style="position:absolute;margin-left:2.1pt;margin-top:11.25pt;width:370.55pt;height:174.75pt;mso-wrap-style:square;v-text-anchor:top">
-                <v:imagedata r:id="rId9" o:detectmouseclick="t"/>
-                <v:stroke color="#3465a4" joinstyle="round" endcap="flat"/>
+              <v:shapetype id="_x0000_t202" coordsize="21600,21600" o:spt="202" path="m,l,21600l21600,21600l21600,xe">
+                <v:stroke joinstyle="miter"/>
+                <v:path gradientshapeok="t" o:connecttype="rect"/>
+              </v:shapetype>
+              <v:shape id="shape_0" ID="Shape3" fillcolor="#dddddd" stroked="f" style="position:absolute;margin-left:3.4pt;margin-top:21.05pt;width:432.45pt;height:104.85pt" type="shapetype_202">
                 <v:textbox>
                   <w:txbxContent>
                     <w:p>
                       <w:pPr>
-                        <w:pStyle w:val="FrameContents"/>
-                        <w:overflowPunct w:val="true"/>
-                        <w:rPr>
-                          <w:rFonts w:ascii="Calibri" w:hAnsi="Calibri" w:eastAsia="" w:cs=""/>
-                          <w:b/>
-                          <w:b/>
-                          <w:bCs/>
+                        <w:overflowPunct w:val="false"/>
+                        <w:rPr/>
+                      </w:pPr>
+                      <w:r>
+                        <w:rPr>
+                          <w:sz w:val="20"/>
+                          <w:szCs w:val="20"/>
+                          <w:rFonts w:ascii="0" w:hAnsi="0" w:eastAsia="" w:cs="0" w:eastAsiaTheme="minorEastAsia"/>
                           <w:color w:val="804000"/>
-                          <w:sz w:val="20"/>
-                          <w:lang w:val="en-US"/>
-                        </w:rPr>
-                      </w:pPr>
-                      <w:r>
-                        <w:rPr>
-                          <w:rFonts w:eastAsia="" w:cs="" w:ascii="Calibri" w:hAnsi="Calibri" w:asciiTheme="minorHAnsi" w:cstheme="minorBidi" w:eastAsiaTheme="minorEastAsia" w:hAnsiTheme="minorHAnsi"/>
-                          <w:b/>
-                          <w:bCs/>
-                          <w:color w:val="804000"/>
-                          <w:sz w:val="20"/>
                           <w:lang w:val="en-US"/>
                         </w:rPr>
                         <w:t>#include "jsch.hpp"</w:t>
@@ -6710,665 +5748,1777 @@
                     </w:p>
                     <w:p>
                       <w:pPr>
-                        <w:pStyle w:val="FrameContents"/>
-                        <w:overflowPunct w:val="true"/>
+                        <w:overflowPunct w:val="false"/>
                         <w:rPr/>
                       </w:pPr>
                       <w:r>
-                        <w:rPr/>
+                        <w:rPr>
+                          <w:sz w:val="20"/>
+                          <w:szCs w:val="20"/>
+                          <w:rFonts w:ascii="0" w:hAnsi="0" w:eastAsia="" w:cs="0" w:eastAsiaTheme="minorEastAsia"/>
+                          <w:color w:val="000000"/>
+                          <w:lang w:val="en-US"/>
+                        </w:rPr>
                       </w:r>
                     </w:p>
                     <w:p>
                       <w:pPr>
-                        <w:pStyle w:val="FrameContents"/>
-                        <w:overflowPunct w:val="true"/>
-                        <w:rPr>
-                          <w:rFonts w:ascii="0" w:hAnsi="0" w:eastAsia="0" w:cs="0"/>
+                        <w:overflowPunct w:val="false"/>
+                        <w:rPr/>
+                      </w:pPr>
+                      <w:r>
+                        <w:rPr>
+                          <w:sz w:val="20"/>
+                          <w:szCs w:val="20"/>
+                          <w:rFonts w:eastAsia="" w:cstheme="minorBidi" w:eastAsiaTheme="minorEastAsia" w:ascii="0" w:hAnsi="0" w:cs="0"/>
+                          <w:color w:val="000000"/>
+                          <w:lang w:val="en-US"/>
+                        </w:rPr>
+                        <w:t>JobScheduler jobScheduler</w:t>
+                      </w:r>
+                      <w:r>
+                        <w:rPr>
+                          <w:sz w:val="20"/>
+                          <w:szCs w:val="20"/>
+                          <w:bCs/>
+                          <w:rFonts w:eastAsia="" w:cstheme="minorBidi" w:eastAsiaTheme="minorEastAsia" w:ascii="0" w:hAnsi="0" w:cs="0"/>
+                          <w:color w:val="000080"/>
+                          <w:lang w:val="en-US"/>
+                        </w:rPr>
+                        <w:t>(</w:t>
+                      </w:r>
+                      <w:r>
+                        <w:rPr>
+                          <w:sz w:val="20"/>
+                          <w:szCs w:val="20"/>
+                          <w:rFonts w:eastAsia="" w:cstheme="minorBidi" w:eastAsiaTheme="minorEastAsia" w:ascii="0" w:hAnsi="0" w:cs="0"/>
+                          <w:color w:val="FF8000"/>
+                          <w:lang w:val="en-US"/>
+                        </w:rPr>
+                        <w:t>10</w:t>
+                      </w:r>
+                      <w:r>
+                        <w:rPr>
+                          <w:sz w:val="20"/>
+                          <w:szCs w:val="20"/>
+                          <w:bCs/>
+                          <w:rFonts w:eastAsia="" w:cstheme="minorBidi" w:eastAsiaTheme="minorEastAsia" w:ascii="0" w:hAnsi="0" w:cs="0"/>
+                          <w:color w:val="000080"/>
+                          <w:lang w:val="en-US"/>
+                        </w:rPr>
+                        <w:t>);</w:t>
+                      </w:r>
+                      <w:r>
+                        <w:rPr>
+                          <w:sz w:val="20"/>
+                          <w:szCs w:val="20"/>
+                          <w:rFonts w:eastAsia="" w:cstheme="minorBidi" w:eastAsiaTheme="minorEastAsia" w:ascii="0" w:hAnsi="0" w:cs="0"/>
+                          <w:color w:val="000000"/>
+                          <w:lang w:val="en-US"/>
+                        </w:rPr>
+                        <w:t xml:space="preserve"> </w:t>
+                      </w:r>
+                      <w:r>
+                        <w:rPr>
+                          <w:sz w:val="20"/>
+                          <w:szCs w:val="20"/>
+                          <w:rFonts w:eastAsia="" w:cstheme="minorBidi" w:eastAsiaTheme="minorEastAsia" w:ascii="0" w:hAnsi="0" w:cs="0"/>
                           <w:color w:val="008000"/>
-                          <w:sz w:val="20"/>
-                          <w:lang w:val="en-US"/>
-                        </w:rPr>
-                      </w:pPr>
-                      <w:r>
-                        <w:rPr>
-                          <w:rFonts w:eastAsia="0" w:cs="0" w:ascii="0" w:hAnsi="0"/>
-                          <w:color w:val="008000"/>
-                          <w:sz w:val="20"/>
-                          <w:lang w:val="en-US"/>
-                        </w:rPr>
-                        <w:t>/*...*/</w:t>
+                          <w:lang w:val="en-US"/>
+                        </w:rPr>
+                        <w:t>/*Specify number of workers*/</w:t>
                       </w:r>
                     </w:p>
                     <w:p>
                       <w:pPr>
-                        <w:pStyle w:val="FrameContents"/>
-                        <w:overflowPunct w:val="true"/>
+                        <w:overflowPunct w:val="false"/>
                         <w:rPr/>
                       </w:pPr>
                       <w:r>
-                        <w:rPr/>
+                        <w:rPr>
+                          <w:sz w:val="20"/>
+                          <w:szCs w:val="20"/>
+                          <w:rFonts w:ascii="0" w:hAnsi="0" w:eastAsia="" w:cs="0" w:eastAsiaTheme="minorEastAsia"/>
+                          <w:color w:val="000000"/>
+                          <w:lang w:val="en-US"/>
+                        </w:rPr>
                       </w:r>
                     </w:p>
                     <w:p>
                       <w:pPr>
-                        <w:pStyle w:val="FrameContents"/>
-                        <w:overflowPunct w:val="true"/>
+                        <w:overflowPunct w:val="false"/>
                         <w:rPr/>
                       </w:pPr>
                       <w:r>
                         <w:rPr>
-                          <w:rFonts w:eastAsia="" w:cs="" w:ascii="Calibri" w:hAnsi="Calibri" w:asciiTheme="minorHAnsi" w:cstheme="minorBidi" w:eastAsiaTheme="minorEastAsia" w:hAnsiTheme="minorHAnsi"/>
-                          <w:color w:val="8000FF"/>
-                          <w:sz w:val="20"/>
-                          <w:lang w:val="en-US"/>
-                        </w:rPr>
-                        <w:t>auto</w:t>
-                      </w:r>
-                      <w:r>
-                        <w:rPr>
-                          <w:rFonts w:eastAsia="" w:cs="" w:ascii="Calibri" w:hAnsi="Calibri" w:asciiTheme="minorHAnsi" w:cstheme="minorBidi" w:eastAsiaTheme="minorEastAsia" w:hAnsiTheme="minorHAnsi"/>
-                          <w:color w:val="000000"/>
-                          <w:sz w:val="20"/>
-                          <w:lang w:val="en-US"/>
-                        </w:rPr>
-                        <w:t xml:space="preserve"> job1 </w:t>
-                      </w:r>
-                      <w:r>
-                        <w:rPr>
-                          <w:rFonts w:eastAsia="" w:cs="" w:ascii="Calibri" w:hAnsi="Calibri" w:asciiTheme="minorHAnsi" w:cstheme="minorBidi" w:eastAsiaTheme="minorEastAsia" w:hAnsiTheme="minorHAnsi"/>
-                          <w:b/>
-                          <w:color w:val="000080"/>
-                          <w:sz w:val="20"/>
-                          <w:lang w:val="en-US"/>
-                        </w:rPr>
-                        <w:t>=</w:t>
-                      </w:r>
-                      <w:r>
-                        <w:rPr>
-                          <w:rFonts w:eastAsia="" w:cs="" w:ascii="Calibri" w:hAnsi="Calibri" w:asciiTheme="minorHAnsi" w:cstheme="minorBidi" w:eastAsiaTheme="minorEastAsia" w:hAnsiTheme="minorHAnsi"/>
-                          <w:color w:val="000000"/>
-                          <w:sz w:val="20"/>
-                          <w:lang w:val="en-US"/>
-                        </w:rPr>
-                        <w:t xml:space="preserve"> jsch</w:t>
-                      </w:r>
-                      <w:r>
-                        <w:rPr>
-                          <w:rFonts w:eastAsia="" w:cs="" w:ascii="Calibri" w:hAnsi="Calibri" w:asciiTheme="minorHAnsi" w:cstheme="minorBidi" w:eastAsiaTheme="minorEastAsia" w:hAnsiTheme="minorHAnsi"/>
-                          <w:b/>
-                          <w:color w:val="000080"/>
-                          <w:sz w:val="20"/>
-                          <w:lang w:val="en-US"/>
-                        </w:rPr>
-                        <w:t>::</w:t>
-                      </w:r>
-                      <w:r>
-                        <w:rPr>
-                          <w:rFonts w:eastAsia="" w:cs="" w:ascii="Calibri" w:hAnsi="Calibri" w:asciiTheme="minorHAnsi" w:cstheme="minorBidi" w:eastAsiaTheme="minorEastAsia" w:hAnsiTheme="minorHAnsi"/>
-                          <w:color w:val="000000"/>
-                          <w:sz w:val="20"/>
-                          <w:lang w:val="en-US"/>
-                        </w:rPr>
-                        <w:t>make_job</w:t>
-                      </w:r>
-                      <w:r>
-                        <w:rPr>
-                          <w:rFonts w:eastAsia="" w:cs="" w:ascii="Calibri" w:hAnsi="Calibri" w:asciiTheme="minorHAnsi" w:cstheme="minorBidi" w:eastAsiaTheme="minorEastAsia" w:hAnsiTheme="minorHAnsi"/>
-                          <w:b/>
-                          <w:color w:val="000080"/>
-                          <w:sz w:val="20"/>
-                          <w:lang w:val="en-US"/>
-                        </w:rPr>
-                        <w:t>([&amp;]{...});</w:t>
+                          <w:sz w:val="20"/>
+                          <w:szCs w:val="20"/>
+                          <w:rFonts w:ascii="0" w:hAnsi="0" w:eastAsia="" w:cs="0" w:eastAsiaTheme="minorEastAsia"/>
+                          <w:color w:val="008000"/>
+                          <w:lang w:val="en-US"/>
+                        </w:rPr>
+                        <w:t>/* .. */</w:t>
                       </w:r>
                     </w:p>
                     <w:p>
                       <w:pPr>
-                        <w:pStyle w:val="FrameContents"/>
-                        <w:overflowPunct w:val="true"/>
+                        <w:overflowPunct w:val="false"/>
                         <w:rPr/>
                       </w:pPr>
                       <w:r>
                         <w:rPr>
-                          <w:rFonts w:eastAsia="" w:cs="" w:ascii="Calibri" w:hAnsi="Calibri" w:asciiTheme="minorHAnsi" w:cstheme="minorBidi" w:eastAsiaTheme="minorEastAsia" w:hAnsiTheme="minorHAnsi"/>
-                          <w:color w:val="8000FF"/>
-                          <w:sz w:val="20"/>
-                          <w:lang w:val="en-US"/>
-                        </w:rPr>
-                        <w:t>auto</w:t>
-                      </w:r>
-                      <w:r>
-                        <w:rPr>
-                          <w:rFonts w:eastAsia="" w:cs="" w:ascii="Calibri" w:hAnsi="Calibri" w:asciiTheme="minorHAnsi" w:cstheme="minorBidi" w:eastAsiaTheme="minorEastAsia" w:hAnsiTheme="minorHAnsi"/>
+                          <w:sz w:val="20"/>
+                          <w:szCs w:val="20"/>
+                          <w:rFonts w:ascii="0" w:hAnsi="0" w:eastAsia="" w:cs="0" w:eastAsiaTheme="minorEastAsia"/>
                           <w:color w:val="000000"/>
-                          <w:sz w:val="20"/>
-                          <w:lang w:val="en-US"/>
-                        </w:rPr>
-                        <w:t xml:space="preserve"> job2 </w:t>
-                      </w:r>
-                      <w:r>
-                        <w:rPr>
-                          <w:rFonts w:eastAsia="" w:cs="" w:ascii="Calibri" w:hAnsi="Calibri" w:asciiTheme="minorHAnsi" w:cstheme="minorBidi" w:eastAsiaTheme="minorEastAsia" w:hAnsiTheme="minorHAnsi"/>
-                          <w:b/>
-                          <w:color w:val="000080"/>
-                          <w:sz w:val="20"/>
-                          <w:lang w:val="en-US"/>
-                        </w:rPr>
-                        <w:t>=</w:t>
-                      </w:r>
-                      <w:r>
-                        <w:rPr>
-                          <w:rFonts w:eastAsia="" w:cs="" w:ascii="Calibri" w:hAnsi="Calibri" w:asciiTheme="minorHAnsi" w:cstheme="minorBidi" w:eastAsiaTheme="minorEastAsia" w:hAnsiTheme="minorHAnsi"/>
-                          <w:color w:val="000000"/>
-                          <w:sz w:val="20"/>
-                          <w:lang w:val="en-US"/>
-                        </w:rPr>
-                        <w:t xml:space="preserve"> jsch</w:t>
-                      </w:r>
-                      <w:r>
-                        <w:rPr>
-                          <w:rFonts w:eastAsia="" w:cs="" w:ascii="Calibri" w:hAnsi="Calibri" w:asciiTheme="minorHAnsi" w:cstheme="minorBidi" w:eastAsiaTheme="minorEastAsia" w:hAnsiTheme="minorHAnsi"/>
-                          <w:b/>
-                          <w:color w:val="000080"/>
-                          <w:sz w:val="20"/>
-                          <w:lang w:val="en-US"/>
-                        </w:rPr>
-                        <w:t>::</w:t>
-                      </w:r>
-                      <w:r>
-                        <w:rPr>
-                          <w:rFonts w:eastAsia="" w:cs="" w:ascii="Calibri" w:hAnsi="Calibri" w:asciiTheme="minorHAnsi" w:cstheme="minorBidi" w:eastAsiaTheme="minorEastAsia" w:hAnsiTheme="minorHAnsi"/>
-                          <w:color w:val="000000"/>
-                          <w:sz w:val="20"/>
-                          <w:lang w:val="en-US"/>
-                        </w:rPr>
-                        <w:t>make_job</w:t>
-                      </w:r>
-                      <w:r>
-                        <w:rPr>
-                          <w:rFonts w:eastAsia="" w:cs="" w:ascii="Calibri" w:hAnsi="Calibri" w:asciiTheme="minorHAnsi" w:cstheme="minorBidi" w:eastAsiaTheme="minorEastAsia" w:hAnsiTheme="minorHAnsi"/>
-                          <w:b/>
-                          <w:color w:val="000080"/>
-                          <w:sz w:val="20"/>
-                          <w:lang w:val="en-US"/>
-                        </w:rPr>
-                        <w:t>([=]{...});</w:t>
+                          <w:lang w:val="en-US"/>
+                        </w:rPr>
                       </w:r>
                     </w:p>
                     <w:p>
                       <w:pPr>
-                        <w:pStyle w:val="FrameContents"/>
-                        <w:overflowPunct w:val="true"/>
+                        <w:overflowPunct w:val="false"/>
                         <w:rPr/>
                       </w:pPr>
                       <w:r>
                         <w:rPr>
-                          <w:rFonts w:eastAsia="" w:cs="" w:ascii="Calibri" w:hAnsi="Calibri" w:asciiTheme="minorHAnsi" w:cstheme="minorBidi" w:eastAsiaTheme="minorEastAsia" w:hAnsiTheme="minorHAnsi"/>
+                          <w:sz w:val="20"/>
+                          <w:szCs w:val="20"/>
+                          <w:rFonts w:eastAsia="" w:cstheme="minorBidi" w:eastAsiaTheme="minorEastAsia" w:ascii="0" w:hAnsi="0" w:cs="0"/>
                           <w:color w:val="8000FF"/>
-                          <w:sz w:val="20"/>
                           <w:lang w:val="en-US"/>
                         </w:rPr>
                         <w:t>auto</w:t>
                       </w:r>
                       <w:r>
                         <w:rPr>
-                          <w:rFonts w:eastAsia="" w:cs="" w:ascii="Calibri" w:hAnsi="Calibri" w:asciiTheme="minorHAnsi" w:cstheme="minorBidi" w:eastAsiaTheme="minorEastAsia" w:hAnsiTheme="minorHAnsi"/>
+                          <w:sz w:val="20"/>
+                          <w:szCs w:val="20"/>
+                          <w:rFonts w:eastAsia="" w:cstheme="minorBidi" w:eastAsiaTheme="minorEastAsia" w:ascii="0" w:hAnsi="0" w:cs="0"/>
                           <w:color w:val="000000"/>
-                          <w:sz w:val="20"/>
-                          <w:lang w:val="en-US"/>
-                        </w:rPr>
-                        <w:t xml:space="preserve"> job3 </w:t>
-                      </w:r>
-                      <w:r>
-                        <w:rPr>
-                          <w:rFonts w:eastAsia="" w:cs="" w:ascii="Calibri" w:hAnsi="Calibri" w:asciiTheme="minorHAnsi" w:cstheme="minorBidi" w:eastAsiaTheme="minorEastAsia" w:hAnsiTheme="minorHAnsi"/>
-                          <w:b/>
+                          <w:lang w:val="en-US"/>
+                        </w:rPr>
+                        <w:t xml:space="preserve"> job </w:t>
+                      </w:r>
+                      <w:r>
+                        <w:rPr>
+                          <w:sz w:val="20"/>
+                          <w:szCs w:val="20"/>
+                          <w:bCs/>
+                          <w:rFonts w:eastAsia="" w:cstheme="minorBidi" w:eastAsiaTheme="minorEastAsia" w:ascii="0" w:hAnsi="0" w:cs="0"/>
                           <w:color w:val="000080"/>
-                          <w:sz w:val="20"/>
                           <w:lang w:val="en-US"/>
                         </w:rPr>
                         <w:t>=</w:t>
                       </w:r>
                       <w:r>
                         <w:rPr>
-                          <w:rFonts w:eastAsia="" w:cs="" w:ascii="Calibri" w:hAnsi="Calibri" w:asciiTheme="minorHAnsi" w:cstheme="minorBidi" w:eastAsiaTheme="minorEastAsia" w:hAnsiTheme="minorHAnsi"/>
+                          <w:sz w:val="20"/>
+                          <w:szCs w:val="20"/>
+                          <w:rFonts w:eastAsia="" w:cstheme="minorBidi" w:eastAsiaTheme="minorEastAsia" w:ascii="0" w:hAnsi="0" w:cs="0"/>
                           <w:color w:val="000000"/>
-                          <w:sz w:val="20"/>
                           <w:lang w:val="en-US"/>
                         </w:rPr>
                         <w:t xml:space="preserve"> jsch</w:t>
                       </w:r>
                       <w:r>
                         <w:rPr>
-                          <w:rFonts w:eastAsia="" w:cs="" w:ascii="Calibri" w:hAnsi="Calibri" w:asciiTheme="minorHAnsi" w:cstheme="minorBidi" w:eastAsiaTheme="minorEastAsia" w:hAnsiTheme="minorHAnsi"/>
-                          <w:b/>
+                          <w:sz w:val="20"/>
+                          <w:szCs w:val="20"/>
+                          <w:bCs/>
+                          <w:rFonts w:eastAsia="" w:cstheme="minorBidi" w:eastAsiaTheme="minorEastAsia" w:ascii="0" w:hAnsi="0" w:cs="0"/>
                           <w:color w:val="000080"/>
-                          <w:sz w:val="20"/>
                           <w:lang w:val="en-US"/>
                         </w:rPr>
                         <w:t>::</w:t>
                       </w:r>
                       <w:r>
                         <w:rPr>
-                          <w:rFonts w:eastAsia="" w:cs="" w:ascii="Calibri" w:hAnsi="Calibri" w:asciiTheme="minorHAnsi" w:cstheme="minorBidi" w:eastAsiaTheme="minorEastAsia" w:hAnsiTheme="minorHAnsi"/>
+                          <w:sz w:val="20"/>
+                          <w:szCs w:val="20"/>
+                          <w:rFonts w:eastAsia="" w:cstheme="minorBidi" w:eastAsiaTheme="minorEastAsia" w:ascii="0" w:hAnsi="0" w:cs="0"/>
                           <w:color w:val="000000"/>
-                          <w:sz w:val="20"/>
                           <w:lang w:val="en-US"/>
                         </w:rPr>
                         <w:t>make_job</w:t>
                       </w:r>
                       <w:r>
                         <w:rPr>
-                          <w:rFonts w:eastAsia="" w:cs="" w:ascii="Calibri" w:hAnsi="Calibri" w:asciiTheme="minorHAnsi" w:cstheme="minorBidi" w:eastAsiaTheme="minorEastAsia" w:hAnsiTheme="minorHAnsi"/>
-                          <w:b/>
+                          <w:sz w:val="20"/>
+                          <w:szCs w:val="20"/>
+                          <w:bCs/>
+                          <w:rFonts w:eastAsia="" w:cstheme="minorBidi" w:eastAsiaTheme="minorEastAsia" w:ascii="0" w:hAnsi="0" w:cs="0"/>
                           <w:color w:val="000080"/>
-                          <w:sz w:val="20"/>
-                          <w:lang w:val="en-US"/>
-                        </w:rPr>
-                        <w:t>([=]()</w:t>
-                      </w:r>
-                      <w:r>
-                        <w:rPr>
-                          <w:rFonts w:eastAsia="" w:cs="" w:ascii="Calibri" w:hAnsi="Calibri" w:asciiTheme="minorHAnsi" w:cstheme="minorBidi" w:eastAsiaTheme="minorEastAsia" w:hAnsiTheme="minorHAnsi"/>
-                          <w:color w:val="000000"/>
-                          <w:sz w:val="20"/>
-                          <w:lang w:val="en-US"/>
-                        </w:rPr>
-                        <w:t xml:space="preserve"> </w:t>
-                      </w:r>
-                      <w:r>
-                        <w:rPr>
-                          <w:rFonts w:eastAsia="" w:cs="" w:ascii="Calibri" w:hAnsi="Calibri" w:asciiTheme="minorHAnsi" w:cstheme="minorBidi" w:eastAsiaTheme="minorEastAsia" w:hAnsiTheme="minorHAnsi"/>
-                          <w:color w:val="8000FF"/>
-                          <w:sz w:val="20"/>
-                          <w:lang w:val="en-US"/>
-                        </w:rPr>
-                        <w:t>mutable</w:t>
-                      </w:r>
-                      <w:r>
-                        <w:rPr>
-                          <w:rFonts w:eastAsia="" w:cs="" w:ascii="Calibri" w:hAnsi="Calibri" w:asciiTheme="minorHAnsi" w:cstheme="minorBidi" w:eastAsiaTheme="minorEastAsia" w:hAnsiTheme="minorHAnsi"/>
-                          <w:color w:val="000000"/>
-                          <w:sz w:val="20"/>
-                          <w:lang w:val="en-US"/>
-                        </w:rPr>
-                        <w:t xml:space="preserve"> </w:t>
-                      </w:r>
-                      <w:r>
-                        <w:rPr>
-                          <w:rFonts w:eastAsia="" w:cs="" w:ascii="Calibri" w:hAnsi="Calibri" w:asciiTheme="minorHAnsi" w:cstheme="minorBidi" w:eastAsiaTheme="minorEastAsia" w:hAnsiTheme="minorHAnsi"/>
-                          <w:b/>
-                          <w:color w:val="000080"/>
-                          <w:sz w:val="20"/>
-                          <w:lang w:val="en-US"/>
-                        </w:rPr>
-                        <w:t>{...});</w:t>
+                          <w:lang w:val="en-US"/>
+                        </w:rPr>
+                        <w:t>([&amp;]{..});</w:t>
                       </w:r>
                     </w:p>
                     <w:p>
                       <w:pPr>
-                        <w:pStyle w:val="FrameContents"/>
-                        <w:overflowPunct w:val="true"/>
+                        <w:overflowPunct w:val="false"/>
                         <w:rPr/>
                       </w:pPr>
                       <w:r>
-                        <w:rPr/>
+                        <w:rPr>
+                          <w:sz w:val="20"/>
+                          <w:szCs w:val="20"/>
+                          <w:rFonts w:ascii="0" w:hAnsi="0" w:eastAsia="" w:cs="0" w:eastAsiaTheme="minorEastAsia"/>
+                          <w:color w:val="000000"/>
+                          <w:lang w:val="en-US"/>
+                        </w:rPr>
                       </w:r>
                     </w:p>
                     <w:p>
                       <w:pPr>
-                        <w:pStyle w:val="FrameContents"/>
-                        <w:overflowPunct w:val="true"/>
+                        <w:overflowPunct w:val="false"/>
                         <w:rPr/>
                       </w:pPr>
                       <w:r>
                         <w:rPr>
-                          <w:rFonts w:eastAsia="" w:cs="" w:ascii="Calibri" w:hAnsi="Calibri" w:asciiTheme="minorHAnsi" w:cstheme="minorBidi" w:eastAsiaTheme="minorEastAsia" w:hAnsiTheme="minorHAnsi"/>
+                          <w:sz w:val="20"/>
+                          <w:szCs w:val="20"/>
+                          <w:rFonts w:eastAsia="" w:cstheme="minorBidi" w:eastAsiaTheme="minorEastAsia" w:ascii="0" w:hAnsi="0" w:cs="0"/>
                           <w:color w:val="000000"/>
-                          <w:sz w:val="20"/>
-                          <w:lang w:val="en-US"/>
-                        </w:rPr>
-                        <w:t>JobSequence</w:t>
-                      </w:r>
-                      <w:r>
-                        <w:rPr>
-                          <w:rFonts w:eastAsia="" w:cs="" w:ascii="Calibri" w:hAnsi="Calibri" w:asciiTheme="minorHAnsi" w:cstheme="minorBidi" w:eastAsiaTheme="minorEastAsia" w:hAnsiTheme="minorHAnsi"/>
-                          <w:b/>
+                          <w:lang w:val="en-US"/>
+                        </w:rPr>
+                        <w:t>jobScheduler</w:t>
+                      </w:r>
+                      <w:r>
+                        <w:rPr>
+                          <w:sz w:val="20"/>
+                          <w:szCs w:val="20"/>
+                          <w:bCs/>
+                          <w:rFonts w:eastAsia="" w:cstheme="minorBidi" w:eastAsiaTheme="minorEastAsia" w:ascii="0" w:hAnsi="0" w:cs="0"/>
                           <w:color w:val="000080"/>
-                          <w:sz w:val="20"/>
-                          <w:lang w:val="en-US"/>
-                        </w:rPr>
-                        <w:t>*</w:t>
-                      </w:r>
-                      <w:r>
-                        <w:rPr>
-                          <w:rFonts w:eastAsia="" w:cs="" w:ascii="Calibri" w:hAnsi="Calibri" w:asciiTheme="minorHAnsi" w:cstheme="minorBidi" w:eastAsiaTheme="minorEastAsia" w:hAnsiTheme="minorHAnsi"/>
+                          <w:lang w:val="en-US"/>
+                        </w:rPr>
+                        <w:t>.</w:t>
+                      </w:r>
+                      <w:r>
+                        <w:rPr>
+                          <w:sz w:val="20"/>
+                          <w:szCs w:val="20"/>
+                          <w:rFonts w:eastAsia="" w:cstheme="minorBidi" w:eastAsiaTheme="minorEastAsia" w:ascii="0" w:hAnsi="0" w:cs="0"/>
                           <w:color w:val="000000"/>
-                          <w:sz w:val="20"/>
-                          <w:lang w:val="en-US"/>
-                        </w:rPr>
-                        <w:t xml:space="preserve"> jobSequence </w:t>
-                      </w:r>
-                      <w:r>
-                        <w:rPr>
-                          <w:rFonts w:eastAsia="" w:cs="" w:ascii="Calibri" w:hAnsi="Calibri" w:asciiTheme="minorHAnsi" w:cstheme="minorBidi" w:eastAsiaTheme="minorEastAsia" w:hAnsiTheme="minorHAnsi"/>
-                          <w:b/>
+                          <w:lang w:val="en-US"/>
+                        </w:rPr>
+                        <w:t>submitJob</w:t>
+                      </w:r>
+                      <w:r>
+                        <w:rPr>
+                          <w:sz w:val="20"/>
+                          <w:szCs w:val="20"/>
+                          <w:bCs/>
+                          <w:rFonts w:eastAsia="" w:cstheme="minorBidi" w:eastAsiaTheme="minorEastAsia" w:ascii="0" w:hAnsi="0" w:cs="0"/>
                           <w:color w:val="000080"/>
-                          <w:sz w:val="20"/>
-                          <w:lang w:val="en-US"/>
-                        </w:rPr>
-                        <w:t>=</w:t>
-                      </w:r>
-                      <w:r>
-                        <w:rPr>
-                          <w:rFonts w:eastAsia="" w:cs="" w:ascii="Calibri" w:hAnsi="Calibri" w:asciiTheme="minorHAnsi" w:cstheme="minorBidi" w:eastAsiaTheme="minorEastAsia" w:hAnsiTheme="minorHAnsi"/>
+                          <w:lang w:val="en-US"/>
+                        </w:rPr>
+                        <w:t>(</w:t>
+                      </w:r>
+                      <w:r>
+                        <w:rPr>
+                          <w:sz w:val="20"/>
+                          <w:szCs w:val="20"/>
+                          <w:rFonts w:eastAsia="" w:cstheme="minorBidi" w:eastAsiaTheme="minorEastAsia" w:ascii="0" w:hAnsi="0" w:cs="0"/>
                           <w:color w:val="000000"/>
-                          <w:sz w:val="20"/>
-                          <w:lang w:val="en-US"/>
-                        </w:rPr>
-                        <w:t xml:space="preserve"> jobScheduler</w:t>
-                      </w:r>
-                      <w:r>
-                        <w:rPr>
-                          <w:rFonts w:eastAsia="" w:cs="" w:ascii="Calibri" w:hAnsi="Calibri" w:asciiTheme="minorHAnsi" w:cstheme="minorBidi" w:eastAsiaTheme="minorEastAsia" w:hAnsiTheme="minorHAnsi"/>
-                          <w:b/>
+                          <w:lang w:val="en-US"/>
+                        </w:rPr>
+                        <w:t>job</w:t>
+                      </w:r>
+                      <w:r>
+                        <w:rPr>
+                          <w:sz w:val="20"/>
+                          <w:szCs w:val="20"/>
+                          <w:bCs/>
+                          <w:rFonts w:eastAsia="" w:cstheme="minorBidi" w:eastAsiaTheme="minorEastAsia" w:ascii="0" w:hAnsi="0" w:cs="0"/>
                           <w:color w:val="000080"/>
-                          <w:sz w:val="20"/>
-                          <w:lang w:val="en-US"/>
-                        </w:rPr>
-                        <w:t>.</w:t>
-                      </w:r>
-                      <w:r>
-                        <w:rPr>
-                          <w:rFonts w:eastAsia="" w:cs="" w:ascii="Calibri" w:hAnsi="Calibri" w:asciiTheme="minorHAnsi" w:cstheme="minorBidi" w:eastAsiaTheme="minorEastAsia" w:hAnsiTheme="minorHAnsi"/>
-                          <w:color w:val="000000"/>
-                          <w:sz w:val="20"/>
-                          <w:lang w:val="en-US"/>
-                        </w:rPr>
-                        <w:t>make_job_sequence</w:t>
-                      </w:r>
-                      <w:r>
-                        <w:rPr>
-                          <w:rFonts w:eastAsia="" w:cs="" w:ascii="Calibri" w:hAnsi="Calibri" w:asciiTheme="minorHAnsi" w:cstheme="minorBidi" w:eastAsiaTheme="minorEastAsia" w:hAnsiTheme="minorHAnsi"/>
-                          <w:b/>
-                          <w:color w:val="000080"/>
-                          <w:sz w:val="20"/>
-                          <w:lang w:val="en-US"/>
-                        </w:rPr>
-                        <w:t>();</w:t>
+                          <w:lang w:val="en-US"/>
+                        </w:rPr>
+                        <w:t>);</w:t>
+                      </w:r>
+                    </w:p>
+                  </w:txbxContent>
+                </v:textbox>
+                <w10:wrap type="square"/>
+                <v:fill o:detectmouseclick="t" type="solid" color2="#222222"/>
+                <v:stroke color="black" joinstyle="round" endcap="flat"/>
+              </v:shape>
+            </w:pict>
+          </mc:Fallback>
+        </mc:AlternateContent>
+      </w:r>
+    </w:p>
+    <w:p>
+      <w:pPr>
+        <w:pStyle w:val="Normal"/>
+        <w:rPr>
+          <w:rFonts w:ascii="Times New Roman" w:hAnsi="Times New Roman" w:eastAsia="Times New Roman" w:cs="Times New Roman"/>
+        </w:rPr>
+      </w:pPr>
+      <w:r>
+        <w:rPr>
+          <w:b w:val="false"/>
+          <w:bCs w:val="false"/>
+        </w:rPr>
+      </w:r>
+    </w:p>
+    <w:p>
+      <w:pPr>
+        <w:pStyle w:val="Normal"/>
+        <w:bidi w:val="0"/>
+        <w:rPr>
+          <w:b w:val="false"/>
+          <w:b w:val="false"/>
+          <w:bCs w:val="false"/>
+        </w:rPr>
+      </w:pPr>
+      <w:r>
+        <w:rPr>
+          <w:b w:val="false"/>
+          <w:bCs w:val="false"/>
+        </w:rPr>
+        <w:t>Συνήθως όμως, θέλουμε οι εργασίες αν και ασύγχρονα να εκτελούνται με μια συγκεκριμένη σειρά. Για εργασίες όπου χρειάζεται η μία να διαδέχεται την άλλη είναι ιδανική η χρήση ενός</w:t>
+      </w:r>
+    </w:p>
+    <w:p>
+      <w:pPr>
+        <w:pStyle w:val="Normal"/>
+        <w:bidi w:val="0"/>
+        <w:rPr>
+          <w:b w:val="false"/>
+          <w:b w:val="false"/>
+          <w:bCs w:val="false"/>
+        </w:rPr>
+      </w:pPr>
+      <w:r>
+        <w:rPr>
+          <w:b/>
+          <w:bCs/>
+        </w:rPr>
+        <w:t>JobSequence</w:t>
+      </w:r>
+      <w:r>
+        <w:rPr>
+          <w:b w:val="false"/>
+          <w:bCs w:val="false"/>
+        </w:rPr>
+        <w:t>.</w:t>
+      </w:r>
+      <w:r>
+        <w:rPr>
+          <w:b/>
+          <w:bCs/>
+        </w:rPr>
+        <w:t xml:space="preserve"> </w:t>
+      </w:r>
+    </w:p>
+    <w:p>
+      <w:pPr>
+        <w:pStyle w:val="Normal"/>
+        <w:bidi w:val="0"/>
+        <w:rPr>
+          <w:rFonts w:ascii="0" w:hAnsi="0"/>
+          <w:b/>
+          <w:b/>
+          <w:bCs/>
+          <w:color w:val="000080"/>
+          <w:sz w:val="20"/>
+          <w:highlight w:val="white"/>
+        </w:rPr>
+      </w:pPr>
+      <w:r>
+        <w:rPr>
+          <w:rFonts w:ascii="0" w:hAnsi="0"/>
+          <w:b/>
+          <w:bCs/>
+          <w:color w:val="000080"/>
+          <w:sz w:val="20"/>
+          <w:highlight w:val="white"/>
+        </w:rPr>
+        <mc:AlternateContent>
+          <mc:Choice Requires="wps">
+            <w:drawing>
+              <wp:anchor behindDoc="0" distT="0" distB="0" distL="0" distR="0" simplePos="0" locked="0" layoutInCell="1" allowOverlap="1" relativeHeight="11">
+                <wp:simplePos x="0" y="0"/>
+                <wp:positionH relativeFrom="column">
+                  <wp:posOffset>50800</wp:posOffset>
+                </wp:positionH>
+                <wp:positionV relativeFrom="paragraph">
+                  <wp:posOffset>297180</wp:posOffset>
+                </wp:positionV>
+                <wp:extent cx="5842635" cy="2445385"/>
+                <wp:effectExtent l="0" t="0" r="0" b="0"/>
+                <wp:wrapTopAndBottom/>
+                <wp:docPr id="8" name="Shape1"/>
+                <a:graphic xmlns:a="http://schemas.openxmlformats.org/drawingml/2006/main">
+                  <a:graphicData uri="http://schemas.microsoft.com/office/word/2010/wordprocessingShape">
+                    <wps:wsp>
+                      <wps:cNvSpPr txBox="1"/>
+                      <wps:spPr>
+                        <a:xfrm>
+                          <a:off x="0" y="0"/>
+                          <a:ext cx="5842080" cy="2444760"/>
+                        </a:xfrm>
+                        <a:prstGeom prst="rect">
+                          <a:avLst/>
+                        </a:prstGeom>
+                        <a:solidFill>
+                          <a:srgbClr val="dddddd"/>
+                        </a:solidFill>
+                        <a:ln>
+                          <a:noFill/>
+                        </a:ln>
+                      </wps:spPr>
+                      <wps:txbx>
+                        <w:txbxContent>
+                          <w:p>
+                            <w:pPr>
+                              <w:overflowPunct w:val="false"/>
+                              <w:rPr/>
+                            </w:pPr>
+                            <w:r>
+                              <w:rPr>
+                                <w:bCs/>
+                                <w:sz w:val="20"/>
+                                <w:szCs w:val="20"/>
+                                <w:rFonts w:eastAsia="" w:cstheme="minorBidi" w:eastAsiaTheme="minorEastAsia" w:ascii="0" w:hAnsi="0" w:cs="0"/>
+                                <w:color w:val="804000"/>
+                                <w:lang w:val="en-US"/>
+                              </w:rPr>
+                              <w:t>#include "jsch.hpp"</w:t>
+                            </w:r>
+                          </w:p>
+                          <w:p>
+                            <w:pPr>
+                              <w:overflowPunct w:val="false"/>
+                              <w:rPr/>
+                            </w:pPr>
+                            <w:r>
+                              <w:rPr>
+                                <w:sz w:val="20"/>
+                                <w:szCs w:val="20"/>
+                                <w:rFonts w:ascii="0" w:hAnsi="0" w:eastAsia="" w:cs="0" w:eastAsiaTheme="minorEastAsia"/>
+                                <w:color w:val="000000"/>
+                                <w:lang w:val="en-US"/>
+                              </w:rPr>
+                            </w:r>
+                          </w:p>
+                          <w:p>
+                            <w:pPr>
+                              <w:overflowPunct w:val="false"/>
+                              <w:rPr/>
+                            </w:pPr>
+                            <w:r>
+                              <w:rPr>
+                                <w:sz w:val="20"/>
+                                <w:szCs w:val="20"/>
+                                <w:rFonts w:ascii="0" w:hAnsi="0" w:eastAsia="" w:cs="0" w:eastAsiaTheme="minorEastAsia"/>
+                                <w:color w:val="008000"/>
+                                <w:lang w:val="en-US"/>
+                              </w:rPr>
+                              <w:t>/*...*/</w:t>
+                            </w:r>
+                          </w:p>
+                          <w:p>
+                            <w:pPr>
+                              <w:overflowPunct w:val="false"/>
+                              <w:rPr/>
+                            </w:pPr>
+                            <w:r>
+                              <w:rPr>
+                                <w:sz w:val="20"/>
+                                <w:szCs w:val="20"/>
+                                <w:rFonts w:ascii="0" w:hAnsi="0" w:eastAsia="" w:cs="0" w:eastAsiaTheme="minorEastAsia"/>
+                                <w:color w:val="000000"/>
+                                <w:lang w:val="en-US"/>
+                              </w:rPr>
+                            </w:r>
+                          </w:p>
+                          <w:p>
+                            <w:pPr>
+                              <w:overflowPunct w:val="false"/>
+                              <w:rPr/>
+                            </w:pPr>
+                            <w:r>
+                              <w:rPr>
+                                <w:sz w:val="20"/>
+                                <w:szCs w:val="20"/>
+                                <w:rFonts w:eastAsia="" w:cstheme="minorBidi" w:eastAsiaTheme="minorEastAsia" w:ascii="0" w:hAnsi="0" w:cs="0"/>
+                                <w:color w:val="8000FF"/>
+                                <w:lang w:val="en-US"/>
+                              </w:rPr>
+                              <w:t>auto</w:t>
+                            </w:r>
+                            <w:r>
+                              <w:rPr>
+                                <w:sz w:val="20"/>
+                                <w:szCs w:val="20"/>
+                                <w:rFonts w:eastAsia="" w:cstheme="minorBidi" w:eastAsiaTheme="minorEastAsia" w:ascii="0" w:hAnsi="0" w:cs="0"/>
+                                <w:color w:val="000000"/>
+                                <w:lang w:val="en-US"/>
+                              </w:rPr>
+                              <w:t xml:space="preserve"> job1 </w:t>
+                            </w:r>
+                            <w:r>
+                              <w:rPr>
+                                <w:sz w:val="20"/>
+                                <w:szCs w:val="20"/>
+                                <w:bCs/>
+                                <w:rFonts w:eastAsia="" w:cstheme="minorBidi" w:eastAsiaTheme="minorEastAsia" w:ascii="0" w:hAnsi="0" w:cs="0"/>
+                                <w:color w:val="000080"/>
+                                <w:lang w:val="en-US"/>
+                              </w:rPr>
+                              <w:t>=</w:t>
+                            </w:r>
+                            <w:r>
+                              <w:rPr>
+                                <w:sz w:val="20"/>
+                                <w:szCs w:val="20"/>
+                                <w:rFonts w:eastAsia="" w:cstheme="minorBidi" w:eastAsiaTheme="minorEastAsia" w:ascii="0" w:hAnsi="0" w:cs="0"/>
+                                <w:color w:val="000000"/>
+                                <w:lang w:val="en-US"/>
+                              </w:rPr>
+                              <w:t xml:space="preserve"> jsch</w:t>
+                            </w:r>
+                            <w:r>
+                              <w:rPr>
+                                <w:sz w:val="20"/>
+                                <w:szCs w:val="20"/>
+                                <w:bCs/>
+                                <w:rFonts w:eastAsia="" w:cstheme="minorBidi" w:eastAsiaTheme="minorEastAsia" w:ascii="0" w:hAnsi="0" w:cs="0"/>
+                                <w:color w:val="000080"/>
+                                <w:lang w:val="en-US"/>
+                              </w:rPr>
+                              <w:t>::</w:t>
+                            </w:r>
+                            <w:r>
+                              <w:rPr>
+                                <w:sz w:val="20"/>
+                                <w:szCs w:val="20"/>
+                                <w:rFonts w:eastAsia="" w:cstheme="minorBidi" w:eastAsiaTheme="minorEastAsia" w:ascii="0" w:hAnsi="0" w:cs="0"/>
+                                <w:color w:val="000000"/>
+                                <w:lang w:val="en-US"/>
+                              </w:rPr>
+                              <w:t>make_job</w:t>
+                            </w:r>
+                            <w:r>
+                              <w:rPr>
+                                <w:sz w:val="20"/>
+                                <w:szCs w:val="20"/>
+                                <w:bCs/>
+                                <w:rFonts w:eastAsia="" w:cstheme="minorBidi" w:eastAsiaTheme="minorEastAsia" w:ascii="0" w:hAnsi="0" w:cs="0"/>
+                                <w:color w:val="000080"/>
+                                <w:lang w:val="en-US"/>
+                              </w:rPr>
+                              <w:t>([&amp;]{...});</w:t>
+                            </w:r>
+                          </w:p>
+                          <w:p>
+                            <w:pPr>
+                              <w:overflowPunct w:val="false"/>
+                              <w:rPr/>
+                            </w:pPr>
+                            <w:r>
+                              <w:rPr>
+                                <w:sz w:val="20"/>
+                                <w:szCs w:val="20"/>
+                                <w:rFonts w:eastAsia="" w:cstheme="minorBidi" w:eastAsiaTheme="minorEastAsia" w:ascii="0" w:hAnsi="0" w:cs="0"/>
+                                <w:color w:val="8000FF"/>
+                                <w:lang w:val="en-US"/>
+                              </w:rPr>
+                              <w:t>auto</w:t>
+                            </w:r>
+                            <w:r>
+                              <w:rPr>
+                                <w:sz w:val="20"/>
+                                <w:szCs w:val="20"/>
+                                <w:rFonts w:eastAsia="" w:cstheme="minorBidi" w:eastAsiaTheme="minorEastAsia" w:ascii="0" w:hAnsi="0" w:cs="0"/>
+                                <w:color w:val="000000"/>
+                                <w:lang w:val="en-US"/>
+                              </w:rPr>
+                              <w:t xml:space="preserve"> job2 </w:t>
+                            </w:r>
+                            <w:r>
+                              <w:rPr>
+                                <w:sz w:val="20"/>
+                                <w:szCs w:val="20"/>
+                                <w:bCs/>
+                                <w:rFonts w:eastAsia="" w:cstheme="minorBidi" w:eastAsiaTheme="minorEastAsia" w:ascii="0" w:hAnsi="0" w:cs="0"/>
+                                <w:color w:val="000080"/>
+                                <w:lang w:val="en-US"/>
+                              </w:rPr>
+                              <w:t>=</w:t>
+                            </w:r>
+                            <w:r>
+                              <w:rPr>
+                                <w:sz w:val="20"/>
+                                <w:szCs w:val="20"/>
+                                <w:rFonts w:eastAsia="" w:cstheme="minorBidi" w:eastAsiaTheme="minorEastAsia" w:ascii="0" w:hAnsi="0" w:cs="0"/>
+                                <w:color w:val="000000"/>
+                                <w:lang w:val="en-US"/>
+                              </w:rPr>
+                              <w:t xml:space="preserve"> jsch</w:t>
+                            </w:r>
+                            <w:r>
+                              <w:rPr>
+                                <w:sz w:val="20"/>
+                                <w:szCs w:val="20"/>
+                                <w:bCs/>
+                                <w:rFonts w:eastAsia="" w:cstheme="minorBidi" w:eastAsiaTheme="minorEastAsia" w:ascii="0" w:hAnsi="0" w:cs="0"/>
+                                <w:color w:val="000080"/>
+                                <w:lang w:val="en-US"/>
+                              </w:rPr>
+                              <w:t>::</w:t>
+                            </w:r>
+                            <w:r>
+                              <w:rPr>
+                                <w:sz w:val="20"/>
+                                <w:szCs w:val="20"/>
+                                <w:rFonts w:eastAsia="" w:cstheme="minorBidi" w:eastAsiaTheme="minorEastAsia" w:ascii="0" w:hAnsi="0" w:cs="0"/>
+                                <w:color w:val="000000"/>
+                                <w:lang w:val="en-US"/>
+                              </w:rPr>
+                              <w:t>make_job</w:t>
+                            </w:r>
+                            <w:r>
+                              <w:rPr>
+                                <w:sz w:val="20"/>
+                                <w:szCs w:val="20"/>
+                                <w:bCs/>
+                                <w:rFonts w:eastAsia="" w:cstheme="minorBidi" w:eastAsiaTheme="minorEastAsia" w:ascii="0" w:hAnsi="0" w:cs="0"/>
+                                <w:color w:val="000080"/>
+                                <w:lang w:val="en-US"/>
+                              </w:rPr>
+                              <w:t>([=]{...});</w:t>
+                            </w:r>
+                          </w:p>
+                          <w:p>
+                            <w:pPr>
+                              <w:overflowPunct w:val="false"/>
+                              <w:rPr/>
+                            </w:pPr>
+                            <w:r>
+                              <w:rPr>
+                                <w:sz w:val="20"/>
+                                <w:szCs w:val="20"/>
+                                <w:rFonts w:eastAsia="" w:cstheme="minorBidi" w:eastAsiaTheme="minorEastAsia" w:ascii="0" w:hAnsi="0" w:cs="0"/>
+                                <w:color w:val="8000FF"/>
+                                <w:lang w:val="en-US"/>
+                              </w:rPr>
+                              <w:t>auto</w:t>
+                            </w:r>
+                            <w:r>
+                              <w:rPr>
+                                <w:sz w:val="20"/>
+                                <w:szCs w:val="20"/>
+                                <w:rFonts w:eastAsia="" w:cstheme="minorBidi" w:eastAsiaTheme="minorEastAsia" w:ascii="0" w:hAnsi="0" w:cs="0"/>
+                                <w:color w:val="000000"/>
+                                <w:lang w:val="en-US"/>
+                              </w:rPr>
+                              <w:t xml:space="preserve"> job3 </w:t>
+                            </w:r>
+                            <w:r>
+                              <w:rPr>
+                                <w:sz w:val="20"/>
+                                <w:szCs w:val="20"/>
+                                <w:bCs/>
+                                <w:rFonts w:eastAsia="" w:cstheme="minorBidi" w:eastAsiaTheme="minorEastAsia" w:ascii="0" w:hAnsi="0" w:cs="0"/>
+                                <w:color w:val="000080"/>
+                                <w:lang w:val="en-US"/>
+                              </w:rPr>
+                              <w:t>=</w:t>
+                            </w:r>
+                            <w:r>
+                              <w:rPr>
+                                <w:sz w:val="20"/>
+                                <w:szCs w:val="20"/>
+                                <w:rFonts w:eastAsia="" w:cstheme="minorBidi" w:eastAsiaTheme="minorEastAsia" w:ascii="0" w:hAnsi="0" w:cs="0"/>
+                                <w:color w:val="000000"/>
+                                <w:lang w:val="en-US"/>
+                              </w:rPr>
+                              <w:t xml:space="preserve"> jsch</w:t>
+                            </w:r>
+                            <w:r>
+                              <w:rPr>
+                                <w:sz w:val="20"/>
+                                <w:szCs w:val="20"/>
+                                <w:bCs/>
+                                <w:rFonts w:eastAsia="" w:cstheme="minorBidi" w:eastAsiaTheme="minorEastAsia" w:ascii="0" w:hAnsi="0" w:cs="0"/>
+                                <w:color w:val="000080"/>
+                                <w:lang w:val="en-US"/>
+                              </w:rPr>
+                              <w:t>::</w:t>
+                            </w:r>
+                            <w:r>
+                              <w:rPr>
+                                <w:sz w:val="20"/>
+                                <w:szCs w:val="20"/>
+                                <w:rFonts w:eastAsia="" w:cstheme="minorBidi" w:eastAsiaTheme="minorEastAsia" w:ascii="0" w:hAnsi="0" w:cs="0"/>
+                                <w:color w:val="000000"/>
+                                <w:lang w:val="en-US"/>
+                              </w:rPr>
+                              <w:t>make_job</w:t>
+                            </w:r>
+                            <w:r>
+                              <w:rPr>
+                                <w:sz w:val="20"/>
+                                <w:szCs w:val="20"/>
+                                <w:bCs/>
+                                <w:rFonts w:eastAsia="" w:cstheme="minorBidi" w:eastAsiaTheme="minorEastAsia" w:ascii="0" w:hAnsi="0" w:cs="0"/>
+                                <w:color w:val="000080"/>
+                                <w:lang w:val="en-US"/>
+                              </w:rPr>
+                              <w:t>([=]()</w:t>
+                            </w:r>
+                            <w:r>
+                              <w:rPr>
+                                <w:sz w:val="20"/>
+                                <w:szCs w:val="20"/>
+                                <w:rFonts w:eastAsia="" w:cstheme="minorBidi" w:eastAsiaTheme="minorEastAsia" w:ascii="0" w:hAnsi="0" w:cs="0"/>
+                                <w:color w:val="000000"/>
+                                <w:lang w:val="en-US"/>
+                              </w:rPr>
+                              <w:t xml:space="preserve"> </w:t>
+                            </w:r>
+                            <w:r>
+                              <w:rPr>
+                                <w:sz w:val="20"/>
+                                <w:szCs w:val="20"/>
+                                <w:rFonts w:eastAsia="" w:cstheme="minorBidi" w:eastAsiaTheme="minorEastAsia" w:ascii="0" w:hAnsi="0" w:cs="0"/>
+                                <w:color w:val="8000FF"/>
+                                <w:lang w:val="en-US"/>
+                              </w:rPr>
+                              <w:t>mutable</w:t>
+                            </w:r>
+                            <w:r>
+                              <w:rPr>
+                                <w:sz w:val="20"/>
+                                <w:szCs w:val="20"/>
+                                <w:rFonts w:eastAsia="" w:cstheme="minorBidi" w:eastAsiaTheme="minorEastAsia" w:ascii="0" w:hAnsi="0" w:cs="0"/>
+                                <w:color w:val="000000"/>
+                                <w:lang w:val="en-US"/>
+                              </w:rPr>
+                              <w:t xml:space="preserve"> </w:t>
+                            </w:r>
+                            <w:r>
+                              <w:rPr>
+                                <w:sz w:val="20"/>
+                                <w:szCs w:val="20"/>
+                                <w:bCs/>
+                                <w:rFonts w:eastAsia="" w:cstheme="minorBidi" w:eastAsiaTheme="minorEastAsia" w:ascii="0" w:hAnsi="0" w:cs="0"/>
+                                <w:color w:val="000080"/>
+                                <w:lang w:val="en-US"/>
+                              </w:rPr>
+                              <w:t>{...});</w:t>
+                            </w:r>
+                          </w:p>
+                          <w:p>
+                            <w:pPr>
+                              <w:overflowPunct w:val="false"/>
+                              <w:rPr/>
+                            </w:pPr>
+                            <w:r>
+                              <w:rPr>
+                                <w:sz w:val="20"/>
+                                <w:szCs w:val="20"/>
+                                <w:rFonts w:ascii="0" w:hAnsi="0" w:eastAsia="" w:cs="0" w:eastAsiaTheme="minorEastAsia"/>
+                                <w:color w:val="000000"/>
+                                <w:lang w:val="en-US"/>
+                              </w:rPr>
+                            </w:r>
+                          </w:p>
+                          <w:p>
+                            <w:pPr>
+                              <w:overflowPunct w:val="false"/>
+                              <w:rPr/>
+                            </w:pPr>
+                            <w:r>
+                              <w:rPr>
+                                <w:sz w:val="20"/>
+                                <w:szCs w:val="20"/>
+                                <w:rFonts w:eastAsia="" w:cstheme="minorBidi" w:eastAsiaTheme="minorEastAsia" w:ascii="0" w:hAnsi="0" w:cs="0"/>
+                                <w:color w:val="000000"/>
+                                <w:lang w:val="en-US"/>
+                              </w:rPr>
+                              <w:t>JobSequence</w:t>
+                            </w:r>
+                            <w:r>
+                              <w:rPr>
+                                <w:sz w:val="20"/>
+                                <w:szCs w:val="20"/>
+                                <w:bCs/>
+                                <w:rFonts w:eastAsia="" w:cstheme="minorBidi" w:eastAsiaTheme="minorEastAsia" w:ascii="0" w:hAnsi="0" w:cs="0"/>
+                                <w:color w:val="000080"/>
+                                <w:lang w:val="en-US"/>
+                              </w:rPr>
+                              <w:t>*</w:t>
+                            </w:r>
+                            <w:r>
+                              <w:rPr>
+                                <w:sz w:val="20"/>
+                                <w:szCs w:val="20"/>
+                                <w:rFonts w:eastAsia="" w:cstheme="minorBidi" w:eastAsiaTheme="minorEastAsia" w:ascii="0" w:hAnsi="0" w:cs="0"/>
+                                <w:color w:val="000000"/>
+                                <w:lang w:val="en-US"/>
+                              </w:rPr>
+                              <w:t xml:space="preserve"> jobSequence </w:t>
+                            </w:r>
+                            <w:r>
+                              <w:rPr>
+                                <w:sz w:val="20"/>
+                                <w:szCs w:val="20"/>
+                                <w:bCs/>
+                                <w:rFonts w:eastAsia="" w:cstheme="minorBidi" w:eastAsiaTheme="minorEastAsia" w:ascii="0" w:hAnsi="0" w:cs="0"/>
+                                <w:color w:val="000080"/>
+                                <w:lang w:val="en-US"/>
+                              </w:rPr>
+                              <w:t>=</w:t>
+                            </w:r>
+                            <w:r>
+                              <w:rPr>
+                                <w:sz w:val="20"/>
+                                <w:szCs w:val="20"/>
+                                <w:rFonts w:eastAsia="" w:cstheme="minorBidi" w:eastAsiaTheme="minorEastAsia" w:ascii="0" w:hAnsi="0" w:cs="0"/>
+                                <w:color w:val="000000"/>
+                                <w:lang w:val="en-US"/>
+                              </w:rPr>
+                              <w:t xml:space="preserve"> jobScheduler</w:t>
+                            </w:r>
+                            <w:r>
+                              <w:rPr>
+                                <w:sz w:val="20"/>
+                                <w:szCs w:val="20"/>
+                                <w:bCs/>
+                                <w:rFonts w:eastAsia="" w:cstheme="minorBidi" w:eastAsiaTheme="minorEastAsia" w:ascii="0" w:hAnsi="0" w:cs="0"/>
+                                <w:color w:val="000080"/>
+                                <w:lang w:val="en-US"/>
+                              </w:rPr>
+                              <w:t>.</w:t>
+                            </w:r>
+                            <w:r>
+                              <w:rPr>
+                                <w:sz w:val="20"/>
+                                <w:szCs w:val="20"/>
+                                <w:rFonts w:eastAsia="" w:cstheme="minorBidi" w:eastAsiaTheme="minorEastAsia" w:ascii="0" w:hAnsi="0" w:cs="0"/>
+                                <w:color w:val="000000"/>
+                                <w:lang w:val="en-US"/>
+                              </w:rPr>
+                              <w:t>make_job_sequence</w:t>
+                            </w:r>
+                            <w:r>
+                              <w:rPr>
+                                <w:sz w:val="20"/>
+                                <w:szCs w:val="20"/>
+                                <w:bCs/>
+                                <w:rFonts w:eastAsia="" w:cstheme="minorBidi" w:eastAsiaTheme="minorEastAsia" w:ascii="0" w:hAnsi="0" w:cs="0"/>
+                                <w:color w:val="000080"/>
+                                <w:lang w:val="en-US"/>
+                              </w:rPr>
+                              <w:t>();</w:t>
+                            </w:r>
+                          </w:p>
+                          <w:p>
+                            <w:pPr>
+                              <w:overflowPunct w:val="false"/>
+                              <w:rPr/>
+                            </w:pPr>
+                            <w:r>
+                              <w:rPr>
+                                <w:sz w:val="20"/>
+                                <w:szCs w:val="20"/>
+                                <w:rFonts w:ascii="0" w:hAnsi="0" w:eastAsia="" w:cs="0" w:eastAsiaTheme="minorEastAsia"/>
+                                <w:color w:val="000000"/>
+                                <w:lang w:val="en-US"/>
+                              </w:rPr>
+                            </w:r>
+                          </w:p>
+                          <w:p>
+                            <w:pPr>
+                              <w:overflowPunct w:val="false"/>
+                              <w:rPr/>
+                            </w:pPr>
+                            <w:r>
+                              <w:rPr>
+                                <w:sz w:val="20"/>
+                                <w:szCs w:val="20"/>
+                                <w:rFonts w:eastAsia="" w:cstheme="minorBidi" w:eastAsiaTheme="minorEastAsia" w:ascii="0" w:hAnsi="0" w:cs="0"/>
+                                <w:color w:val="000000"/>
+                                <w:lang w:val="en-US"/>
+                              </w:rPr>
+                              <w:t>jobSequence</w:t>
+                            </w:r>
+                            <w:r>
+                              <w:rPr>
+                                <w:sz w:val="20"/>
+                                <w:szCs w:val="20"/>
+                                <w:bCs/>
+                                <w:rFonts w:eastAsia="" w:cstheme="minorBidi" w:eastAsiaTheme="minorEastAsia" w:ascii="0" w:hAnsi="0" w:cs="0"/>
+                                <w:color w:val="000080"/>
+                                <w:lang w:val="en-US"/>
+                              </w:rPr>
+                              <w:t>.</w:t>
+                            </w:r>
+                            <w:r>
+                              <w:rPr>
+                                <w:sz w:val="20"/>
+                                <w:szCs w:val="20"/>
+                                <w:rFonts w:eastAsia="" w:cstheme="minorBidi" w:eastAsiaTheme="minorEastAsia" w:ascii="0" w:hAnsi="0" w:cs="0"/>
+                                <w:color w:val="000000"/>
+                                <w:lang w:val="en-US"/>
+                              </w:rPr>
+                              <w:t>then</w:t>
+                            </w:r>
+                            <w:r>
+                              <w:rPr>
+                                <w:sz w:val="20"/>
+                                <w:szCs w:val="20"/>
+                                <w:bCs/>
+                                <w:rFonts w:eastAsia="" w:cstheme="minorBidi" w:eastAsiaTheme="minorEastAsia" w:ascii="0" w:hAnsi="0" w:cs="0"/>
+                                <w:color w:val="000080"/>
+                                <w:lang w:val="en-US"/>
+                              </w:rPr>
+                              <w:t>(</w:t>
+                            </w:r>
+                            <w:r>
+                              <w:rPr>
+                                <w:sz w:val="20"/>
+                                <w:szCs w:val="20"/>
+                                <w:rFonts w:eastAsia="" w:cstheme="minorBidi" w:eastAsiaTheme="minorEastAsia" w:ascii="0" w:hAnsi="0" w:cs="0"/>
+                                <w:color w:val="000000"/>
+                                <w:lang w:val="en-US"/>
+                              </w:rPr>
+                              <w:t>job1</w:t>
+                            </w:r>
+                            <w:r>
+                              <w:rPr>
+                                <w:sz w:val="20"/>
+                                <w:szCs w:val="20"/>
+                                <w:bCs/>
+                                <w:rFonts w:eastAsia="" w:cstheme="minorBidi" w:eastAsiaTheme="minorEastAsia" w:ascii="0" w:hAnsi="0" w:cs="0"/>
+                                <w:color w:val="000080"/>
+                                <w:lang w:val="en-US"/>
+                              </w:rPr>
+                              <w:t>);</w:t>
+                            </w:r>
+                          </w:p>
+                          <w:p>
+                            <w:pPr>
+                              <w:overflowPunct w:val="false"/>
+                              <w:rPr/>
+                            </w:pPr>
+                            <w:r>
+                              <w:rPr>
+                                <w:sz w:val="20"/>
+                                <w:szCs w:val="20"/>
+                                <w:rFonts w:eastAsia="" w:cstheme="minorBidi" w:eastAsiaTheme="minorEastAsia" w:ascii="0" w:hAnsi="0" w:cs="0"/>
+                                <w:color w:val="000000"/>
+                                <w:lang w:val="en-US"/>
+                              </w:rPr>
+                              <w:t>jobSequence</w:t>
+                            </w:r>
+                            <w:r>
+                              <w:rPr>
+                                <w:sz w:val="20"/>
+                                <w:szCs w:val="20"/>
+                                <w:bCs/>
+                                <w:rFonts w:eastAsia="" w:cstheme="minorBidi" w:eastAsiaTheme="minorEastAsia" w:ascii="0" w:hAnsi="0" w:cs="0"/>
+                                <w:color w:val="000080"/>
+                                <w:lang w:val="en-US"/>
+                              </w:rPr>
+                              <w:t>.</w:t>
+                            </w:r>
+                            <w:r>
+                              <w:rPr>
+                                <w:sz w:val="20"/>
+                                <w:szCs w:val="20"/>
+                                <w:rFonts w:eastAsia="" w:cstheme="minorBidi" w:eastAsiaTheme="minorEastAsia" w:ascii="0" w:hAnsi="0" w:cs="0"/>
+                                <w:color w:val="000000"/>
+                                <w:lang w:val="en-US"/>
+                              </w:rPr>
+                              <w:t>then</w:t>
+                            </w:r>
+                            <w:r>
+                              <w:rPr>
+                                <w:sz w:val="20"/>
+                                <w:szCs w:val="20"/>
+                                <w:bCs/>
+                                <w:rFonts w:eastAsia="" w:cstheme="minorBidi" w:eastAsiaTheme="minorEastAsia" w:ascii="0" w:hAnsi="0" w:cs="0"/>
+                                <w:color w:val="000080"/>
+                                <w:lang w:val="en-US"/>
+                              </w:rPr>
+                              <w:t>(</w:t>
+                            </w:r>
+                            <w:r>
+                              <w:rPr>
+                                <w:sz w:val="20"/>
+                                <w:szCs w:val="20"/>
+                                <w:rFonts w:eastAsia="" w:cstheme="minorBidi" w:eastAsiaTheme="minorEastAsia" w:ascii="0" w:hAnsi="0" w:cs="0"/>
+                                <w:color w:val="000000"/>
+                                <w:lang w:val="en-US"/>
+                              </w:rPr>
+                              <w:t>job2</w:t>
+                            </w:r>
+                            <w:r>
+                              <w:rPr>
+                                <w:sz w:val="20"/>
+                                <w:szCs w:val="20"/>
+                                <w:bCs/>
+                                <w:rFonts w:eastAsia="" w:cstheme="minorBidi" w:eastAsiaTheme="minorEastAsia" w:ascii="0" w:hAnsi="0" w:cs="0"/>
+                                <w:color w:val="000080"/>
+                                <w:lang w:val="en-US"/>
+                              </w:rPr>
+                              <w:t>);</w:t>
+                            </w:r>
+                          </w:p>
+                          <w:p>
+                            <w:pPr>
+                              <w:overflowPunct w:val="false"/>
+                              <w:rPr/>
+                            </w:pPr>
+                            <w:r>
+                              <w:rPr>
+                                <w:sz w:val="20"/>
+                                <w:szCs w:val="20"/>
+                                <w:rFonts w:eastAsia="" w:cstheme="minorBidi" w:eastAsiaTheme="minorEastAsia" w:ascii="0" w:hAnsi="0" w:cs="0"/>
+                                <w:color w:val="000000"/>
+                                <w:lang w:val="en-US"/>
+                              </w:rPr>
+                              <w:t>jobSequence</w:t>
+                            </w:r>
+                            <w:r>
+                              <w:rPr>
+                                <w:sz w:val="20"/>
+                                <w:szCs w:val="20"/>
+                                <w:bCs/>
+                                <w:rFonts w:eastAsia="" w:cstheme="minorBidi" w:eastAsiaTheme="minorEastAsia" w:ascii="0" w:hAnsi="0" w:cs="0"/>
+                                <w:color w:val="000080"/>
+                                <w:lang w:val="en-US"/>
+                              </w:rPr>
+                              <w:t>.</w:t>
+                            </w:r>
+                            <w:r>
+                              <w:rPr>
+                                <w:sz w:val="20"/>
+                                <w:szCs w:val="20"/>
+                                <w:rFonts w:eastAsia="" w:cstheme="minorBidi" w:eastAsiaTheme="minorEastAsia" w:ascii="0" w:hAnsi="0" w:cs="0"/>
+                                <w:color w:val="000000"/>
+                                <w:lang w:val="en-US"/>
+                              </w:rPr>
+                              <w:t>then</w:t>
+                            </w:r>
+                            <w:r>
+                              <w:rPr>
+                                <w:sz w:val="20"/>
+                                <w:szCs w:val="20"/>
+                                <w:bCs/>
+                                <w:rFonts w:eastAsia="" w:cstheme="minorBidi" w:eastAsiaTheme="minorEastAsia" w:ascii="0" w:hAnsi="0" w:cs="0"/>
+                                <w:color w:val="000080"/>
+                                <w:lang w:val="en-US"/>
+                              </w:rPr>
+                              <w:t>(</w:t>
+                            </w:r>
+                            <w:r>
+                              <w:rPr>
+                                <w:sz w:val="20"/>
+                                <w:szCs w:val="20"/>
+                                <w:rFonts w:eastAsia="" w:cstheme="minorBidi" w:eastAsiaTheme="minorEastAsia" w:ascii="0" w:hAnsi="0" w:cs="0"/>
+                                <w:color w:val="000000"/>
+                                <w:lang w:val="en-US"/>
+                              </w:rPr>
+                              <w:t>job3</w:t>
+                            </w:r>
+                            <w:r>
+                              <w:rPr>
+                                <w:sz w:val="20"/>
+                                <w:szCs w:val="20"/>
+                                <w:bCs/>
+                                <w:rFonts w:eastAsia="" w:cstheme="minorBidi" w:eastAsiaTheme="minorEastAsia" w:ascii="0" w:hAnsi="0" w:cs="0"/>
+                                <w:color w:val="000080"/>
+                                <w:lang w:val="en-US"/>
+                              </w:rPr>
+                              <w:t>);</w:t>
+                            </w:r>
+                          </w:p>
+                        </w:txbxContent>
+                      </wps:txbx>
+                      <wps:bodyPr wrap="square" lIns="0" rIns="0" tIns="0" bIns="0">
+                        <a:spAutoFit/>
+                      </wps:bodyPr>
+                    </wps:wsp>
+                  </a:graphicData>
+                </a:graphic>
+              </wp:anchor>
+            </w:drawing>
+          </mc:Choice>
+          <mc:Fallback>
+            <w:pict>
+              <v:shape id="shape_0" ID="Shape1" fillcolor="#dddddd" stroked="f" style="position:absolute;margin-left:4pt;margin-top:23.4pt;width:459.95pt;height:192.45pt" type="shapetype_202">
+                <v:textbox>
+                  <w:txbxContent>
+                    <w:p>
+                      <w:pPr>
+                        <w:overflowPunct w:val="false"/>
+                        <w:rPr/>
+                      </w:pPr>
+                      <w:r>
+                        <w:rPr>
+                          <w:bCs/>
+                          <w:sz w:val="20"/>
+                          <w:szCs w:val="20"/>
+                          <w:rFonts w:eastAsia="" w:cstheme="minorBidi" w:eastAsiaTheme="minorEastAsia" w:ascii="0" w:hAnsi="0" w:cs="0"/>
+                          <w:color w:val="804000"/>
+                          <w:lang w:val="en-US"/>
+                        </w:rPr>
+                        <w:t>#include "jsch.hpp"</w:t>
                       </w:r>
                     </w:p>
                     <w:p>
                       <w:pPr>
-                        <w:pStyle w:val="FrameContents"/>
-                        <w:overflowPunct w:val="true"/>
+                        <w:overflowPunct w:val="false"/>
                         <w:rPr/>
                       </w:pPr>
                       <w:r>
-                        <w:rPr/>
+                        <w:rPr>
+                          <w:sz w:val="20"/>
+                          <w:szCs w:val="20"/>
+                          <w:rFonts w:ascii="0" w:hAnsi="0" w:eastAsia="" w:cs="0" w:eastAsiaTheme="minorEastAsia"/>
+                          <w:color w:val="000000"/>
+                          <w:lang w:val="en-US"/>
+                        </w:rPr>
                       </w:r>
                     </w:p>
                     <w:p>
                       <w:pPr>
-                        <w:pStyle w:val="FrameContents"/>
-                        <w:overflowPunct w:val="true"/>
+                        <w:overflowPunct w:val="false"/>
                         <w:rPr/>
                       </w:pPr>
                       <w:r>
                         <w:rPr>
-                          <w:rFonts w:eastAsia="" w:cs="" w:ascii="Calibri" w:hAnsi="Calibri" w:asciiTheme="minorHAnsi" w:cstheme="minorBidi" w:eastAsiaTheme="minorEastAsia" w:hAnsiTheme="minorHAnsi"/>
-                          <w:color w:val="000000"/>
-                          <w:sz w:val="20"/>
-                          <w:lang w:val="en-US"/>
-                        </w:rPr>
-                        <w:t>jobSequence</w:t>
-                      </w:r>
-                      <w:r>
-                        <w:rPr>
-                          <w:rFonts w:eastAsia="" w:cs="" w:ascii="Calibri" w:hAnsi="Calibri" w:asciiTheme="minorHAnsi" w:cstheme="minorBidi" w:eastAsiaTheme="minorEastAsia" w:hAnsiTheme="minorHAnsi"/>
-                          <w:b/>
-                          <w:color w:val="000080"/>
-                          <w:sz w:val="20"/>
-                          <w:lang w:val="en-US"/>
-                        </w:rPr>
-                        <w:t>.</w:t>
-                      </w:r>
-                      <w:r>
-                        <w:rPr>
-                          <w:rFonts w:eastAsia="" w:cs="" w:ascii="Calibri" w:hAnsi="Calibri" w:asciiTheme="minorHAnsi" w:cstheme="minorBidi" w:eastAsiaTheme="minorEastAsia" w:hAnsiTheme="minorHAnsi"/>
-                          <w:color w:val="000000"/>
-                          <w:sz w:val="20"/>
-                          <w:lang w:val="en-US"/>
-                        </w:rPr>
-                        <w:t>then</w:t>
-                      </w:r>
-                      <w:r>
-                        <w:rPr>
-                          <w:rFonts w:eastAsia="" w:cs="" w:ascii="Calibri" w:hAnsi="Calibri" w:asciiTheme="minorHAnsi" w:cstheme="minorBidi" w:eastAsiaTheme="minorEastAsia" w:hAnsiTheme="minorHAnsi"/>
-                          <w:b/>
-                          <w:color w:val="000080"/>
-                          <w:sz w:val="20"/>
-                          <w:lang w:val="en-US"/>
-                        </w:rPr>
-                        <w:t>(</w:t>
-                      </w:r>
-                      <w:r>
-                        <w:rPr>
-                          <w:rFonts w:eastAsia="" w:cs="" w:ascii="Calibri" w:hAnsi="Calibri" w:asciiTheme="minorHAnsi" w:cstheme="minorBidi" w:eastAsiaTheme="minorEastAsia" w:hAnsiTheme="minorHAnsi"/>
-                          <w:color w:val="000000"/>
-                          <w:sz w:val="20"/>
-                          <w:lang w:val="en-US"/>
-                        </w:rPr>
-                        <w:t>job1</w:t>
-                      </w:r>
-                      <w:r>
-                        <w:rPr>
-                          <w:rFonts w:eastAsia="" w:cs="" w:ascii="Calibri" w:hAnsi="Calibri" w:asciiTheme="minorHAnsi" w:cstheme="minorBidi" w:eastAsiaTheme="minorEastAsia" w:hAnsiTheme="minorHAnsi"/>
-                          <w:b/>
-                          <w:color w:val="000080"/>
-                          <w:sz w:val="20"/>
-                          <w:lang w:val="en-US"/>
-                        </w:rPr>
-                        <w:t>);</w:t>
+                          <w:sz w:val="20"/>
+                          <w:szCs w:val="20"/>
+                          <w:rFonts w:ascii="0" w:hAnsi="0" w:eastAsia="" w:cs="0" w:eastAsiaTheme="minorEastAsia"/>
+                          <w:color w:val="008000"/>
+                          <w:lang w:val="en-US"/>
+                        </w:rPr>
+                        <w:t>/*...*/</w:t>
                       </w:r>
                     </w:p>
                     <w:p>
                       <w:pPr>
-                        <w:pStyle w:val="FrameContents"/>
-                        <w:overflowPunct w:val="true"/>
+                        <w:overflowPunct w:val="false"/>
                         <w:rPr/>
                       </w:pPr>
                       <w:r>
                         <w:rPr>
-                          <w:rFonts w:eastAsia="" w:cs="" w:ascii="Calibri" w:hAnsi="Calibri" w:asciiTheme="minorHAnsi" w:cstheme="minorBidi" w:eastAsiaTheme="minorEastAsia" w:hAnsiTheme="minorHAnsi"/>
+                          <w:sz w:val="20"/>
+                          <w:szCs w:val="20"/>
+                          <w:rFonts w:ascii="0" w:hAnsi="0" w:eastAsia="" w:cs="0" w:eastAsiaTheme="minorEastAsia"/>
                           <w:color w:val="000000"/>
-                          <w:sz w:val="20"/>
-                          <w:lang w:val="en-US"/>
-                        </w:rPr>
-                        <w:t>jobSequence</w:t>
-                      </w:r>
-                      <w:r>
-                        <w:rPr>
-                          <w:rFonts w:eastAsia="" w:cs="" w:ascii="Calibri" w:hAnsi="Calibri" w:asciiTheme="minorHAnsi" w:cstheme="minorBidi" w:eastAsiaTheme="minorEastAsia" w:hAnsiTheme="minorHAnsi"/>
-                          <w:b/>
-                          <w:color w:val="000080"/>
-                          <w:sz w:val="20"/>
-                          <w:lang w:val="en-US"/>
-                        </w:rPr>
-                        <w:t>.</w:t>
-                      </w:r>
-                      <w:r>
-                        <w:rPr>
-                          <w:rFonts w:eastAsia="" w:cs="" w:ascii="Calibri" w:hAnsi="Calibri" w:asciiTheme="minorHAnsi" w:cstheme="minorBidi" w:eastAsiaTheme="minorEastAsia" w:hAnsiTheme="minorHAnsi"/>
-                          <w:color w:val="000000"/>
-                          <w:sz w:val="20"/>
-                          <w:lang w:val="en-US"/>
-                        </w:rPr>
-                        <w:t>then</w:t>
-                      </w:r>
-                      <w:r>
-                        <w:rPr>
-                          <w:rFonts w:eastAsia="" w:cs="" w:ascii="Calibri" w:hAnsi="Calibri" w:asciiTheme="minorHAnsi" w:cstheme="minorBidi" w:eastAsiaTheme="minorEastAsia" w:hAnsiTheme="minorHAnsi"/>
-                          <w:b/>
-                          <w:color w:val="000080"/>
-                          <w:sz w:val="20"/>
-                          <w:lang w:val="en-US"/>
-                        </w:rPr>
-                        <w:t>(</w:t>
-                      </w:r>
-                      <w:r>
-                        <w:rPr>
-                          <w:rFonts w:eastAsia="" w:cs="" w:ascii="Calibri" w:hAnsi="Calibri" w:asciiTheme="minorHAnsi" w:cstheme="minorBidi" w:eastAsiaTheme="minorEastAsia" w:hAnsiTheme="minorHAnsi"/>
-                          <w:color w:val="000000"/>
-                          <w:sz w:val="20"/>
-                          <w:lang w:val="en-US"/>
-                        </w:rPr>
-                        <w:t>job2</w:t>
-                      </w:r>
-                      <w:r>
-                        <w:rPr>
-                          <w:rFonts w:eastAsia="" w:cs="" w:ascii="Calibri" w:hAnsi="Calibri" w:asciiTheme="minorHAnsi" w:cstheme="minorBidi" w:eastAsiaTheme="minorEastAsia" w:hAnsiTheme="minorHAnsi"/>
-                          <w:b/>
-                          <w:color w:val="000080"/>
-                          <w:sz w:val="20"/>
-                          <w:lang w:val="en-US"/>
-                        </w:rPr>
-                        <w:t>);</w:t>
+                          <w:lang w:val="en-US"/>
+                        </w:rPr>
                       </w:r>
                     </w:p>
                     <w:p>
                       <w:pPr>
-                        <w:pStyle w:val="FrameContents"/>
-                        <w:overflowPunct w:val="true"/>
+                        <w:overflowPunct w:val="false"/>
                         <w:rPr/>
                       </w:pPr>
                       <w:r>
                         <w:rPr>
-                          <w:rFonts w:eastAsia="" w:cs="" w:ascii="Calibri" w:hAnsi="Calibri" w:asciiTheme="minorHAnsi" w:cstheme="minorBidi" w:eastAsiaTheme="minorEastAsia" w:hAnsiTheme="minorHAnsi"/>
+                          <w:sz w:val="20"/>
+                          <w:szCs w:val="20"/>
+                          <w:rFonts w:eastAsia="" w:cstheme="minorBidi" w:eastAsiaTheme="minorEastAsia" w:ascii="0" w:hAnsi="0" w:cs="0"/>
+                          <w:color w:val="8000FF"/>
+                          <w:lang w:val="en-US"/>
+                        </w:rPr>
+                        <w:t>auto</w:t>
+                      </w:r>
+                      <w:r>
+                        <w:rPr>
+                          <w:sz w:val="20"/>
+                          <w:szCs w:val="20"/>
+                          <w:rFonts w:eastAsia="" w:cstheme="minorBidi" w:eastAsiaTheme="minorEastAsia" w:ascii="0" w:hAnsi="0" w:cs="0"/>
                           <w:color w:val="000000"/>
-                          <w:sz w:val="20"/>
-                          <w:lang w:val="en-US"/>
-                        </w:rPr>
-                        <w:t>jobSequence</w:t>
-                      </w:r>
-                      <w:r>
-                        <w:rPr>
-                          <w:rFonts w:eastAsia="" w:cs="" w:ascii="Calibri" w:hAnsi="Calibri" w:asciiTheme="minorHAnsi" w:cstheme="minorBidi" w:eastAsiaTheme="minorEastAsia" w:hAnsiTheme="minorHAnsi"/>
-                          <w:b/>
+                          <w:lang w:val="en-US"/>
+                        </w:rPr>
+                        <w:t xml:space="preserve"> job1 </w:t>
+                      </w:r>
+                      <w:r>
+                        <w:rPr>
+                          <w:sz w:val="20"/>
+                          <w:szCs w:val="20"/>
+                          <w:bCs/>
+                          <w:rFonts w:eastAsia="" w:cstheme="minorBidi" w:eastAsiaTheme="minorEastAsia" w:ascii="0" w:hAnsi="0" w:cs="0"/>
                           <w:color w:val="000080"/>
-                          <w:sz w:val="20"/>
-                          <w:lang w:val="en-US"/>
-                        </w:rPr>
-                        <w:t>.</w:t>
-                      </w:r>
-                      <w:r>
-                        <w:rPr>
-                          <w:rFonts w:eastAsia="" w:cs="" w:ascii="Calibri" w:hAnsi="Calibri" w:asciiTheme="minorHAnsi" w:cstheme="minorBidi" w:eastAsiaTheme="minorEastAsia" w:hAnsiTheme="minorHAnsi"/>
+                          <w:lang w:val="en-US"/>
+                        </w:rPr>
+                        <w:t>=</w:t>
+                      </w:r>
+                      <w:r>
+                        <w:rPr>
+                          <w:sz w:val="20"/>
+                          <w:szCs w:val="20"/>
+                          <w:rFonts w:eastAsia="" w:cstheme="minorBidi" w:eastAsiaTheme="minorEastAsia" w:ascii="0" w:hAnsi="0" w:cs="0"/>
                           <w:color w:val="000000"/>
-                          <w:sz w:val="20"/>
-                          <w:lang w:val="en-US"/>
-                        </w:rPr>
-                        <w:t>then</w:t>
-                      </w:r>
-                      <w:r>
-                        <w:rPr>
-                          <w:rFonts w:eastAsia="" w:cs="" w:ascii="Calibri" w:hAnsi="Calibri" w:asciiTheme="minorHAnsi" w:cstheme="minorBidi" w:eastAsiaTheme="minorEastAsia" w:hAnsiTheme="minorHAnsi"/>
-                          <w:b/>
+                          <w:lang w:val="en-US"/>
+                        </w:rPr>
+                        <w:t xml:space="preserve"> jsch</w:t>
+                      </w:r>
+                      <w:r>
+                        <w:rPr>
+                          <w:sz w:val="20"/>
+                          <w:szCs w:val="20"/>
+                          <w:bCs/>
+                          <w:rFonts w:eastAsia="" w:cstheme="minorBidi" w:eastAsiaTheme="minorEastAsia" w:ascii="0" w:hAnsi="0" w:cs="0"/>
                           <w:color w:val="000080"/>
-                          <w:sz w:val="20"/>
-                          <w:lang w:val="en-US"/>
-                        </w:rPr>
-                        <w:t>(</w:t>
-                      </w:r>
-                      <w:r>
-                        <w:rPr>
-                          <w:rFonts w:eastAsia="" w:cs="" w:ascii="Calibri" w:hAnsi="Calibri" w:asciiTheme="minorHAnsi" w:cstheme="minorBidi" w:eastAsiaTheme="minorEastAsia" w:hAnsiTheme="minorHAnsi"/>
+                          <w:lang w:val="en-US"/>
+                        </w:rPr>
+                        <w:t>::</w:t>
+                      </w:r>
+                      <w:r>
+                        <w:rPr>
+                          <w:sz w:val="20"/>
+                          <w:szCs w:val="20"/>
+                          <w:rFonts w:eastAsia="" w:cstheme="minorBidi" w:eastAsiaTheme="minorEastAsia" w:ascii="0" w:hAnsi="0" w:cs="0"/>
                           <w:color w:val="000000"/>
-                          <w:sz w:val="20"/>
-                          <w:lang w:val="en-US"/>
-                        </w:rPr>
-                        <w:t>job3</w:t>
-                      </w:r>
-                      <w:r>
-                        <w:rPr>
-                          <w:rFonts w:eastAsia="" w:cs="" w:ascii="Calibri" w:hAnsi="Calibri" w:asciiTheme="minorHAnsi" w:cstheme="minorBidi" w:eastAsiaTheme="minorEastAsia" w:hAnsiTheme="minorHAnsi"/>
-                          <w:b/>
+                          <w:lang w:val="en-US"/>
+                        </w:rPr>
+                        <w:t>make_job</w:t>
+                      </w:r>
+                      <w:r>
+                        <w:rPr>
+                          <w:sz w:val="20"/>
+                          <w:szCs w:val="20"/>
+                          <w:bCs/>
+                          <w:rFonts w:eastAsia="" w:cstheme="minorBidi" w:eastAsiaTheme="minorEastAsia" w:ascii="0" w:hAnsi="0" w:cs="0"/>
                           <w:color w:val="000080"/>
-                          <w:sz w:val="20"/>
-                          <w:lang w:val="en-US"/>
-                        </w:rPr>
-                        <w:t>);</w:t>
+                          <w:lang w:val="en-US"/>
+                        </w:rPr>
+                        <w:t>([&amp;]{...});</w:t>
                       </w:r>
                     </w:p>
                     <w:p>
                       <w:pPr>
-                        <w:pStyle w:val="FrameContents"/>
-                        <w:overflowPunct w:val="true"/>
+                        <w:overflowPunct w:val="false"/>
                         <w:rPr/>
                       </w:pPr>
                       <w:r>
-                        <w:rPr/>
+                        <w:rPr>
+                          <w:sz w:val="20"/>
+                          <w:szCs w:val="20"/>
+                          <w:rFonts w:eastAsia="" w:cstheme="minorBidi" w:eastAsiaTheme="minorEastAsia" w:ascii="0" w:hAnsi="0" w:cs="0"/>
+                          <w:color w:val="8000FF"/>
+                          <w:lang w:val="en-US"/>
+                        </w:rPr>
+                        <w:t>auto</w:t>
+                      </w:r>
+                      <w:r>
+                        <w:rPr>
+                          <w:sz w:val="20"/>
+                          <w:szCs w:val="20"/>
+                          <w:rFonts w:eastAsia="" w:cstheme="minorBidi" w:eastAsiaTheme="minorEastAsia" w:ascii="0" w:hAnsi="0" w:cs="0"/>
+                          <w:color w:val="000000"/>
+                          <w:lang w:val="en-US"/>
+                        </w:rPr>
+                        <w:t xml:space="preserve"> job2 </w:t>
+                      </w:r>
+                      <w:r>
+                        <w:rPr>
+                          <w:sz w:val="20"/>
+                          <w:szCs w:val="20"/>
+                          <w:bCs/>
+                          <w:rFonts w:eastAsia="" w:cstheme="minorBidi" w:eastAsiaTheme="minorEastAsia" w:ascii="0" w:hAnsi="0" w:cs="0"/>
+                          <w:color w:val="000080"/>
+                          <w:lang w:val="en-US"/>
+                        </w:rPr>
+                        <w:t>=</w:t>
+                      </w:r>
+                      <w:r>
+                        <w:rPr>
+                          <w:sz w:val="20"/>
+                          <w:szCs w:val="20"/>
+                          <w:rFonts w:eastAsia="" w:cstheme="minorBidi" w:eastAsiaTheme="minorEastAsia" w:ascii="0" w:hAnsi="0" w:cs="0"/>
+                          <w:color w:val="000000"/>
+                          <w:lang w:val="en-US"/>
+                        </w:rPr>
+                        <w:t xml:space="preserve"> jsch</w:t>
+                      </w:r>
+                      <w:r>
+                        <w:rPr>
+                          <w:sz w:val="20"/>
+                          <w:szCs w:val="20"/>
+                          <w:bCs/>
+                          <w:rFonts w:eastAsia="" w:cstheme="minorBidi" w:eastAsiaTheme="minorEastAsia" w:ascii="0" w:hAnsi="0" w:cs="0"/>
+                          <w:color w:val="000080"/>
+                          <w:lang w:val="en-US"/>
+                        </w:rPr>
+                        <w:t>::</w:t>
+                      </w:r>
+                      <w:r>
+                        <w:rPr>
+                          <w:sz w:val="20"/>
+                          <w:szCs w:val="20"/>
+                          <w:rFonts w:eastAsia="" w:cstheme="minorBidi" w:eastAsiaTheme="minorEastAsia" w:ascii="0" w:hAnsi="0" w:cs="0"/>
+                          <w:color w:val="000000"/>
+                          <w:lang w:val="en-US"/>
+                        </w:rPr>
+                        <w:t>make_job</w:t>
+                      </w:r>
+                      <w:r>
+                        <w:rPr>
+                          <w:sz w:val="20"/>
+                          <w:szCs w:val="20"/>
+                          <w:bCs/>
+                          <w:rFonts w:eastAsia="" w:cstheme="minorBidi" w:eastAsiaTheme="minorEastAsia" w:ascii="0" w:hAnsi="0" w:cs="0"/>
+                          <w:color w:val="000080"/>
+                          <w:lang w:val="en-US"/>
+                        </w:rPr>
+                        <w:t>([=]{...});</w:t>
                       </w:r>
                     </w:p>
                     <w:p>
                       <w:pPr>
-                        <w:pStyle w:val="FrameContents"/>
-                        <w:overflowPunct w:val="true"/>
+                        <w:overflowPunct w:val="false"/>
                         <w:rPr/>
                       </w:pPr>
                       <w:r>
                         <w:rPr>
-                          <w:rFonts w:eastAsia="" w:cs="" w:ascii="Calibri" w:hAnsi="Calibri" w:asciiTheme="minorHAnsi" w:cstheme="minorBidi" w:eastAsiaTheme="minorEastAsia" w:hAnsiTheme="minorHAnsi"/>
+                          <w:sz w:val="20"/>
+                          <w:szCs w:val="20"/>
+                          <w:rFonts w:eastAsia="" w:cstheme="minorBidi" w:eastAsiaTheme="minorEastAsia" w:ascii="0" w:hAnsi="0" w:cs="0"/>
+                          <w:color w:val="8000FF"/>
+                          <w:lang w:val="en-US"/>
+                        </w:rPr>
+                        <w:t>auto</w:t>
+                      </w:r>
+                      <w:r>
+                        <w:rPr>
+                          <w:sz w:val="20"/>
+                          <w:szCs w:val="20"/>
+                          <w:rFonts w:eastAsia="" w:cstheme="minorBidi" w:eastAsiaTheme="minorEastAsia" w:ascii="0" w:hAnsi="0" w:cs="0"/>
                           <w:color w:val="000000"/>
-                          <w:sz w:val="20"/>
-                          <w:lang w:val="en-US"/>
-                        </w:rPr>
-                        <w:t>jobScheduler</w:t>
-                      </w:r>
-                      <w:r>
-                        <w:rPr>
-                          <w:rFonts w:eastAsia="" w:cs="" w:ascii="Calibri" w:hAnsi="Calibri" w:asciiTheme="minorHAnsi" w:cstheme="minorBidi" w:eastAsiaTheme="minorEastAsia" w:hAnsiTheme="minorHAnsi"/>
-                          <w:b/>
+                          <w:lang w:val="en-US"/>
+                        </w:rPr>
+                        <w:t xml:space="preserve"> job3 </w:t>
+                      </w:r>
+                      <w:r>
+                        <w:rPr>
+                          <w:sz w:val="20"/>
+                          <w:szCs w:val="20"/>
+                          <w:bCs/>
+                          <w:rFonts w:eastAsia="" w:cstheme="minorBidi" w:eastAsiaTheme="minorEastAsia" w:ascii="0" w:hAnsi="0" w:cs="0"/>
                           <w:color w:val="000080"/>
-                          <w:sz w:val="20"/>
+                          <w:lang w:val="en-US"/>
+                        </w:rPr>
+                        <w:t>=</w:t>
+                      </w:r>
+                      <w:r>
+                        <w:rPr>
+                          <w:sz w:val="20"/>
+                          <w:szCs w:val="20"/>
+                          <w:rFonts w:eastAsia="" w:cstheme="minorBidi" w:eastAsiaTheme="minorEastAsia" w:ascii="0" w:hAnsi="0" w:cs="0"/>
+                          <w:color w:val="000000"/>
+                          <w:lang w:val="en-US"/>
+                        </w:rPr>
+                        <w:t xml:space="preserve"> jsch</w:t>
+                      </w:r>
+                      <w:r>
+                        <w:rPr>
+                          <w:sz w:val="20"/>
+                          <w:szCs w:val="20"/>
+                          <w:bCs/>
+                          <w:rFonts w:eastAsia="" w:cstheme="minorBidi" w:eastAsiaTheme="minorEastAsia" w:ascii="0" w:hAnsi="0" w:cs="0"/>
+                          <w:color w:val="000080"/>
+                          <w:lang w:val="en-US"/>
+                        </w:rPr>
+                        <w:t>::</w:t>
+                      </w:r>
+                      <w:r>
+                        <w:rPr>
+                          <w:sz w:val="20"/>
+                          <w:szCs w:val="20"/>
+                          <w:rFonts w:eastAsia="" w:cstheme="minorBidi" w:eastAsiaTheme="minorEastAsia" w:ascii="0" w:hAnsi="0" w:cs="0"/>
+                          <w:color w:val="000000"/>
+                          <w:lang w:val="en-US"/>
+                        </w:rPr>
+                        <w:t>make_job</w:t>
+                      </w:r>
+                      <w:r>
+                        <w:rPr>
+                          <w:sz w:val="20"/>
+                          <w:szCs w:val="20"/>
+                          <w:bCs/>
+                          <w:rFonts w:eastAsia="" w:cstheme="minorBidi" w:eastAsiaTheme="minorEastAsia" w:ascii="0" w:hAnsi="0" w:cs="0"/>
+                          <w:color w:val="000080"/>
+                          <w:lang w:val="en-US"/>
+                        </w:rPr>
+                        <w:t>([=]()</w:t>
+                      </w:r>
+                      <w:r>
+                        <w:rPr>
+                          <w:sz w:val="20"/>
+                          <w:szCs w:val="20"/>
+                          <w:rFonts w:eastAsia="" w:cstheme="minorBidi" w:eastAsiaTheme="minorEastAsia" w:ascii="0" w:hAnsi="0" w:cs="0"/>
+                          <w:color w:val="000000"/>
+                          <w:lang w:val="en-US"/>
+                        </w:rPr>
+                        <w:t xml:space="preserve"> </w:t>
+                      </w:r>
+                      <w:r>
+                        <w:rPr>
+                          <w:sz w:val="20"/>
+                          <w:szCs w:val="20"/>
+                          <w:rFonts w:eastAsia="" w:cstheme="minorBidi" w:eastAsiaTheme="minorEastAsia" w:ascii="0" w:hAnsi="0" w:cs="0"/>
+                          <w:color w:val="8000FF"/>
+                          <w:lang w:val="en-US"/>
+                        </w:rPr>
+                        <w:t>mutable</w:t>
+                      </w:r>
+                      <w:r>
+                        <w:rPr>
+                          <w:sz w:val="20"/>
+                          <w:szCs w:val="20"/>
+                          <w:rFonts w:eastAsia="" w:cstheme="minorBidi" w:eastAsiaTheme="minorEastAsia" w:ascii="0" w:hAnsi="0" w:cs="0"/>
+                          <w:color w:val="000000"/>
+                          <w:lang w:val="en-US"/>
+                        </w:rPr>
+                        <w:t xml:space="preserve"> </w:t>
+                      </w:r>
+                      <w:r>
+                        <w:rPr>
+                          <w:sz w:val="20"/>
+                          <w:szCs w:val="20"/>
+                          <w:bCs/>
+                          <w:rFonts w:eastAsia="" w:cstheme="minorBidi" w:eastAsiaTheme="minorEastAsia" w:ascii="0" w:hAnsi="0" w:cs="0"/>
+                          <w:color w:val="000080"/>
+                          <w:lang w:val="en-US"/>
+                        </w:rPr>
+                        <w:t>{...});</w:t>
+                      </w:r>
+                    </w:p>
+                    <w:p>
+                      <w:pPr>
+                        <w:overflowPunct w:val="false"/>
+                        <w:rPr/>
+                      </w:pPr>
+                      <w:r>
+                        <w:rPr>
+                          <w:sz w:val="20"/>
+                          <w:szCs w:val="20"/>
+                          <w:rFonts w:ascii="0" w:hAnsi="0" w:eastAsia="" w:cs="0" w:eastAsiaTheme="minorEastAsia"/>
+                          <w:color w:val="000000"/>
+                          <w:lang w:val="en-US"/>
+                        </w:rPr>
+                      </w:r>
+                    </w:p>
+                    <w:p>
+                      <w:pPr>
+                        <w:overflowPunct w:val="false"/>
+                        <w:rPr/>
+                      </w:pPr>
+                      <w:r>
+                        <w:rPr>
+                          <w:sz w:val="20"/>
+                          <w:szCs w:val="20"/>
+                          <w:rFonts w:eastAsia="" w:cstheme="minorBidi" w:eastAsiaTheme="minorEastAsia" w:ascii="0" w:hAnsi="0" w:cs="0"/>
+                          <w:color w:val="000000"/>
+                          <w:lang w:val="en-US"/>
+                        </w:rPr>
+                        <w:t>JobSequence</w:t>
+                      </w:r>
+                      <w:r>
+                        <w:rPr>
+                          <w:sz w:val="20"/>
+                          <w:szCs w:val="20"/>
+                          <w:bCs/>
+                          <w:rFonts w:eastAsia="" w:cstheme="minorBidi" w:eastAsiaTheme="minorEastAsia" w:ascii="0" w:hAnsi="0" w:cs="0"/>
+                          <w:color w:val="000080"/>
+                          <w:lang w:val="en-US"/>
+                        </w:rPr>
+                        <w:t>*</w:t>
+                      </w:r>
+                      <w:r>
+                        <w:rPr>
+                          <w:sz w:val="20"/>
+                          <w:szCs w:val="20"/>
+                          <w:rFonts w:eastAsia="" w:cstheme="minorBidi" w:eastAsiaTheme="minorEastAsia" w:ascii="0" w:hAnsi="0" w:cs="0"/>
+                          <w:color w:val="000000"/>
+                          <w:lang w:val="en-US"/>
+                        </w:rPr>
+                        <w:t xml:space="preserve"> jobSequence </w:t>
+                      </w:r>
+                      <w:r>
+                        <w:rPr>
+                          <w:sz w:val="20"/>
+                          <w:szCs w:val="20"/>
+                          <w:bCs/>
+                          <w:rFonts w:eastAsia="" w:cstheme="minorBidi" w:eastAsiaTheme="minorEastAsia" w:ascii="0" w:hAnsi="0" w:cs="0"/>
+                          <w:color w:val="000080"/>
+                          <w:lang w:val="en-US"/>
+                        </w:rPr>
+                        <w:t>=</w:t>
+                      </w:r>
+                      <w:r>
+                        <w:rPr>
+                          <w:sz w:val="20"/>
+                          <w:szCs w:val="20"/>
+                          <w:rFonts w:eastAsia="" w:cstheme="minorBidi" w:eastAsiaTheme="minorEastAsia" w:ascii="0" w:hAnsi="0" w:cs="0"/>
+                          <w:color w:val="000000"/>
+                          <w:lang w:val="en-US"/>
+                        </w:rPr>
+                        <w:t xml:space="preserve"> jobScheduler</w:t>
+                      </w:r>
+                      <w:r>
+                        <w:rPr>
+                          <w:sz w:val="20"/>
+                          <w:szCs w:val="20"/>
+                          <w:bCs/>
+                          <w:rFonts w:eastAsia="" w:cstheme="minorBidi" w:eastAsiaTheme="minorEastAsia" w:ascii="0" w:hAnsi="0" w:cs="0"/>
+                          <w:color w:val="000080"/>
                           <w:lang w:val="en-US"/>
                         </w:rPr>
                         <w:t>.</w:t>
                       </w:r>
                       <w:r>
                         <w:rPr>
-                          <w:rFonts w:eastAsia="" w:cs="" w:ascii="Calibri" w:hAnsi="Calibri" w:asciiTheme="minorHAnsi" w:cstheme="minorBidi" w:eastAsiaTheme="minorEastAsia" w:hAnsiTheme="minorHAnsi"/>
+                          <w:sz w:val="20"/>
+                          <w:szCs w:val="20"/>
+                          <w:rFonts w:eastAsia="" w:cstheme="minorBidi" w:eastAsiaTheme="minorEastAsia" w:ascii="0" w:hAnsi="0" w:cs="0"/>
                           <w:color w:val="000000"/>
-                          <w:sz w:val="20"/>
-                          <w:lang w:val="en-US"/>
-                        </w:rPr>
-                        <w:t>submitJob</w:t>
-                      </w:r>
-                      <w:r>
-                        <w:rPr>
-                          <w:rFonts w:eastAsia="" w:cs="" w:ascii="Calibri" w:hAnsi="Calibri" w:asciiTheme="minorHAnsi" w:cstheme="minorBidi" w:eastAsiaTheme="minorEastAsia" w:hAnsiTheme="minorHAnsi"/>
-                          <w:b/>
+                          <w:lang w:val="en-US"/>
+                        </w:rPr>
+                        <w:t>make_job_sequence</w:t>
+                      </w:r>
+                      <w:r>
+                        <w:rPr>
+                          <w:sz w:val="20"/>
+                          <w:szCs w:val="20"/>
+                          <w:bCs/>
+                          <w:rFonts w:eastAsia="" w:cstheme="minorBidi" w:eastAsiaTheme="minorEastAsia" w:ascii="0" w:hAnsi="0" w:cs="0"/>
                           <w:color w:val="000080"/>
-                          <w:sz w:val="20"/>
+                          <w:lang w:val="en-US"/>
+                        </w:rPr>
+                        <w:t>();</w:t>
+                      </w:r>
+                    </w:p>
+                    <w:p>
+                      <w:pPr>
+                        <w:overflowPunct w:val="false"/>
+                        <w:rPr/>
+                      </w:pPr>
+                      <w:r>
+                        <w:rPr>
+                          <w:sz w:val="20"/>
+                          <w:szCs w:val="20"/>
+                          <w:rFonts w:ascii="0" w:hAnsi="0" w:eastAsia="" w:cs="0" w:eastAsiaTheme="minorEastAsia"/>
+                          <w:color w:val="000000"/>
+                          <w:lang w:val="en-US"/>
+                        </w:rPr>
+                      </w:r>
+                    </w:p>
+                    <w:p>
+                      <w:pPr>
+                        <w:overflowPunct w:val="false"/>
+                        <w:rPr/>
+                      </w:pPr>
+                      <w:r>
+                        <w:rPr>
+                          <w:sz w:val="20"/>
+                          <w:szCs w:val="20"/>
+                          <w:rFonts w:eastAsia="" w:cstheme="minorBidi" w:eastAsiaTheme="minorEastAsia" w:ascii="0" w:hAnsi="0" w:cs="0"/>
+                          <w:color w:val="000000"/>
+                          <w:lang w:val="en-US"/>
+                        </w:rPr>
+                        <w:t>jobSequence</w:t>
+                      </w:r>
+                      <w:r>
+                        <w:rPr>
+                          <w:sz w:val="20"/>
+                          <w:szCs w:val="20"/>
+                          <w:bCs/>
+                          <w:rFonts w:eastAsia="" w:cstheme="minorBidi" w:eastAsiaTheme="minorEastAsia" w:ascii="0" w:hAnsi="0" w:cs="0"/>
+                          <w:color w:val="000080"/>
+                          <w:lang w:val="en-US"/>
+                        </w:rPr>
+                        <w:t>.</w:t>
+                      </w:r>
+                      <w:r>
+                        <w:rPr>
+                          <w:sz w:val="20"/>
+                          <w:szCs w:val="20"/>
+                          <w:rFonts w:eastAsia="" w:cstheme="minorBidi" w:eastAsiaTheme="minorEastAsia" w:ascii="0" w:hAnsi="0" w:cs="0"/>
+                          <w:color w:val="000000"/>
+                          <w:lang w:val="en-US"/>
+                        </w:rPr>
+                        <w:t>then</w:t>
+                      </w:r>
+                      <w:r>
+                        <w:rPr>
+                          <w:sz w:val="20"/>
+                          <w:szCs w:val="20"/>
+                          <w:bCs/>
+                          <w:rFonts w:eastAsia="" w:cstheme="minorBidi" w:eastAsiaTheme="minorEastAsia" w:ascii="0" w:hAnsi="0" w:cs="0"/>
+                          <w:color w:val="000080"/>
                           <w:lang w:val="en-US"/>
                         </w:rPr>
                         <w:t>(</w:t>
                       </w:r>
                       <w:r>
                         <w:rPr>
-                          <w:rFonts w:eastAsia="" w:cs="" w:ascii="Calibri" w:hAnsi="Calibri" w:asciiTheme="minorHAnsi" w:cstheme="minorBidi" w:eastAsiaTheme="minorEastAsia" w:hAnsiTheme="minorHAnsi"/>
+                          <w:sz w:val="20"/>
+                          <w:szCs w:val="20"/>
+                          <w:rFonts w:eastAsia="" w:cstheme="minorBidi" w:eastAsiaTheme="minorEastAsia" w:ascii="0" w:hAnsi="0" w:cs="0"/>
                           <w:color w:val="000000"/>
-                          <w:sz w:val="20"/>
+                          <w:lang w:val="en-US"/>
+                        </w:rPr>
+                        <w:t>job1</w:t>
+                      </w:r>
+                      <w:r>
+                        <w:rPr>
+                          <w:sz w:val="20"/>
+                          <w:szCs w:val="20"/>
+                          <w:bCs/>
+                          <w:rFonts w:eastAsia="" w:cstheme="minorBidi" w:eastAsiaTheme="minorEastAsia" w:ascii="0" w:hAnsi="0" w:cs="0"/>
+                          <w:color w:val="000080"/>
+                          <w:lang w:val="en-US"/>
+                        </w:rPr>
+                        <w:t>);</w:t>
+                      </w:r>
+                    </w:p>
+                    <w:p>
+                      <w:pPr>
+                        <w:overflowPunct w:val="false"/>
+                        <w:rPr/>
+                      </w:pPr>
+                      <w:r>
+                        <w:rPr>
+                          <w:sz w:val="20"/>
+                          <w:szCs w:val="20"/>
+                          <w:rFonts w:eastAsia="" w:cstheme="minorBidi" w:eastAsiaTheme="minorEastAsia" w:ascii="0" w:hAnsi="0" w:cs="0"/>
+                          <w:color w:val="000000"/>
                           <w:lang w:val="en-US"/>
                         </w:rPr>
                         <w:t>jobSequence</w:t>
                       </w:r>
                       <w:r>
                         <w:rPr>
-                          <w:rFonts w:eastAsia="" w:cs="" w:ascii="Calibri" w:hAnsi="Calibri" w:asciiTheme="minorHAnsi" w:cstheme="minorBidi" w:eastAsiaTheme="minorEastAsia" w:hAnsiTheme="minorHAnsi"/>
-                          <w:b/>
+                          <w:sz w:val="20"/>
+                          <w:szCs w:val="20"/>
+                          <w:bCs/>
+                          <w:rFonts w:eastAsia="" w:cstheme="minorBidi" w:eastAsiaTheme="minorEastAsia" w:ascii="0" w:hAnsi="0" w:cs="0"/>
                           <w:color w:val="000080"/>
-                          <w:sz w:val="20"/>
+                          <w:lang w:val="en-US"/>
+                        </w:rPr>
+                        <w:t>.</w:t>
+                      </w:r>
+                      <w:r>
+                        <w:rPr>
+                          <w:sz w:val="20"/>
+                          <w:szCs w:val="20"/>
+                          <w:rFonts w:eastAsia="" w:cstheme="minorBidi" w:eastAsiaTheme="minorEastAsia" w:ascii="0" w:hAnsi="0" w:cs="0"/>
+                          <w:color w:val="000000"/>
+                          <w:lang w:val="en-US"/>
+                        </w:rPr>
+                        <w:t>then</w:t>
+                      </w:r>
+                      <w:r>
+                        <w:rPr>
+                          <w:sz w:val="20"/>
+                          <w:szCs w:val="20"/>
+                          <w:bCs/>
+                          <w:rFonts w:eastAsia="" w:cstheme="minorBidi" w:eastAsiaTheme="minorEastAsia" w:ascii="0" w:hAnsi="0" w:cs="0"/>
+                          <w:color w:val="000080"/>
+                          <w:lang w:val="en-US"/>
+                        </w:rPr>
+                        <w:t>(</w:t>
+                      </w:r>
+                      <w:r>
+                        <w:rPr>
+                          <w:sz w:val="20"/>
+                          <w:szCs w:val="20"/>
+                          <w:rFonts w:eastAsia="" w:cstheme="minorBidi" w:eastAsiaTheme="minorEastAsia" w:ascii="0" w:hAnsi="0" w:cs="0"/>
+                          <w:color w:val="000000"/>
+                          <w:lang w:val="en-US"/>
+                        </w:rPr>
+                        <w:t>job2</w:t>
+                      </w:r>
+                      <w:r>
+                        <w:rPr>
+                          <w:sz w:val="20"/>
+                          <w:szCs w:val="20"/>
+                          <w:bCs/>
+                          <w:rFonts w:eastAsia="" w:cstheme="minorBidi" w:eastAsiaTheme="minorEastAsia" w:ascii="0" w:hAnsi="0" w:cs="0"/>
+                          <w:color w:val="000080"/>
+                          <w:lang w:val="en-US"/>
+                        </w:rPr>
+                        <w:t>);</w:t>
+                      </w:r>
+                    </w:p>
+                    <w:p>
+                      <w:pPr>
+                        <w:overflowPunct w:val="false"/>
+                        <w:rPr/>
+                      </w:pPr>
+                      <w:r>
+                        <w:rPr>
+                          <w:sz w:val="20"/>
+                          <w:szCs w:val="20"/>
+                          <w:rFonts w:eastAsia="" w:cstheme="minorBidi" w:eastAsiaTheme="minorEastAsia" w:ascii="0" w:hAnsi="0" w:cs="0"/>
+                          <w:color w:val="000000"/>
+                          <w:lang w:val="en-US"/>
+                        </w:rPr>
+                        <w:t>jobSequence</w:t>
+                      </w:r>
+                      <w:r>
+                        <w:rPr>
+                          <w:sz w:val="20"/>
+                          <w:szCs w:val="20"/>
+                          <w:bCs/>
+                          <w:rFonts w:eastAsia="" w:cstheme="minorBidi" w:eastAsiaTheme="minorEastAsia" w:ascii="0" w:hAnsi="0" w:cs="0"/>
+                          <w:color w:val="000080"/>
+                          <w:lang w:val="en-US"/>
+                        </w:rPr>
+                        <w:t>.</w:t>
+                      </w:r>
+                      <w:r>
+                        <w:rPr>
+                          <w:sz w:val="20"/>
+                          <w:szCs w:val="20"/>
+                          <w:rFonts w:eastAsia="" w:cstheme="minorBidi" w:eastAsiaTheme="minorEastAsia" w:ascii="0" w:hAnsi="0" w:cs="0"/>
+                          <w:color w:val="000000"/>
+                          <w:lang w:val="en-US"/>
+                        </w:rPr>
+                        <w:t>then</w:t>
+                      </w:r>
+                      <w:r>
+                        <w:rPr>
+                          <w:sz w:val="20"/>
+                          <w:szCs w:val="20"/>
+                          <w:bCs/>
+                          <w:rFonts w:eastAsia="" w:cstheme="minorBidi" w:eastAsiaTheme="minorEastAsia" w:ascii="0" w:hAnsi="0" w:cs="0"/>
+                          <w:color w:val="000080"/>
+                          <w:lang w:val="en-US"/>
+                        </w:rPr>
+                        <w:t>(</w:t>
+                      </w:r>
+                      <w:r>
+                        <w:rPr>
+                          <w:sz w:val="20"/>
+                          <w:szCs w:val="20"/>
+                          <w:rFonts w:eastAsia="" w:cstheme="minorBidi" w:eastAsiaTheme="minorEastAsia" w:ascii="0" w:hAnsi="0" w:cs="0"/>
+                          <w:color w:val="000000"/>
+                          <w:lang w:val="en-US"/>
+                        </w:rPr>
+                        <w:t>job3</w:t>
+                      </w:r>
+                      <w:r>
+                        <w:rPr>
+                          <w:sz w:val="20"/>
+                          <w:szCs w:val="20"/>
+                          <w:bCs/>
+                          <w:rFonts w:eastAsia="" w:cstheme="minorBidi" w:eastAsiaTheme="minorEastAsia" w:ascii="0" w:hAnsi="0" w:cs="0"/>
+                          <w:color w:val="000080"/>
                           <w:lang w:val="en-US"/>
                         </w:rPr>
                         <w:t>);</w:t>
@@ -7376,8 +7526,10 @@
                     </w:p>
                   </w:txbxContent>
                 </v:textbox>
-                <w10:wrap type="topAndBottom"/>
-              </v:rect>
+                <w10:wrap type="square"/>
+                <v:fill o:detectmouseclick="t" type="solid" color2="#222222"/>
+                <v:stroke color="black" joinstyle="round" endcap="flat"/>
+              </v:shape>
             </w:pict>
           </mc:Fallback>
         </mc:AlternateContent>
@@ -7405,6 +7557,23 @@
         <w:pStyle w:val="Normal"/>
         <w:bidi w:val="0"/>
         <w:rPr>
+          <w:b/>
+          <w:b/>
+          <w:bCs/>
+        </w:rPr>
+      </w:pPr>
+      <w:r>
+        <w:rPr>
+          <w:b/>
+          <w:bCs/>
+        </w:rPr>
+      </w:r>
+    </w:p>
+    <w:p>
+      <w:pPr>
+        <w:pStyle w:val="Normal"/>
+        <w:bidi w:val="0"/>
+        <w:rPr>
           <w:b w:val="false"/>
           <w:b w:val="false"/>
           <w:bCs w:val="false"/>
@@ -7443,10 +7612,7 @@
         </w:rPr>
       </w:pPr>
       <w:r>
-        <w:rPr>
-          <w:b w:val="false"/>
-          <w:bCs w:val="false"/>
-        </w:rPr>
+        <w:rPr/>
       </w:r>
     </w:p>
     <w:p>
@@ -7460,11 +7626,1910 @@
         </w:rPr>
       </w:pPr>
       <w:r>
-        <w:rPr>
-          <w:b w:val="false"/>
-          <w:bCs w:val="false"/>
-        </w:rPr>
-        <w:t>Όλα αυτά τα είδη εργασιών μπορούν να συνδυαστούν μεταξύ τους για πιο σύνθετες σειρές εκτέλεσης εργασιών.</w:t>
+        <w:rPr/>
+        <mc:AlternateContent>
+          <mc:Choice Requires="wps">
+            <w:drawing>
+              <wp:anchor behindDoc="0" distT="0" distB="0" distL="0" distR="0" simplePos="0" locked="0" layoutInCell="1" allowOverlap="1" relativeHeight="10">
+                <wp:simplePos x="0" y="0"/>
+                <wp:positionH relativeFrom="column">
+                  <wp:posOffset>-57150</wp:posOffset>
+                </wp:positionH>
+                <wp:positionV relativeFrom="paragraph">
+                  <wp:posOffset>133985</wp:posOffset>
+                </wp:positionV>
+                <wp:extent cx="6009640" cy="2812415"/>
+                <wp:effectExtent l="0" t="0" r="0" b="0"/>
+                <wp:wrapTopAndBottom/>
+                <wp:docPr id="9" name="Shape2_0"/>
+                <a:graphic xmlns:a="http://schemas.openxmlformats.org/drawingml/2006/main">
+                  <a:graphicData uri="http://schemas.microsoft.com/office/word/2010/wordprocessingShape">
+                    <wps:wsp>
+                      <wps:cNvSpPr txBox="1"/>
+                      <wps:spPr>
+                        <a:xfrm>
+                          <a:off x="0" y="0"/>
+                          <a:ext cx="6009120" cy="2811960"/>
+                        </a:xfrm>
+                        <a:prstGeom prst="rect">
+                          <a:avLst/>
+                        </a:prstGeom>
+                        <a:solidFill>
+                          <a:srgbClr val="dddddd"/>
+                        </a:solidFill>
+                        <a:ln>
+                          <a:noFill/>
+                        </a:ln>
+                      </wps:spPr>
+                      <wps:txbx>
+                        <w:txbxContent>
+                          <w:p>
+                            <w:pPr>
+                              <w:overflowPunct w:val="false"/>
+                              <w:rPr/>
+                            </w:pPr>
+                            <w:r>
+                              <w:rPr>
+                                <w:bCs/>
+                                <w:sz w:val="20"/>
+                                <w:szCs w:val="20"/>
+                                <w:rFonts w:eastAsia="" w:cstheme="minorBidi" w:eastAsiaTheme="minorEastAsia" w:ascii="0" w:hAnsi="0" w:cs="0"/>
+                                <w:color w:val="804000"/>
+                                <w:lang w:val="en-US"/>
+                              </w:rPr>
+                              <w:t>#include "jsch.hpp"</w:t>
+                            </w:r>
+                          </w:p>
+                          <w:p>
+                            <w:pPr>
+                              <w:overflowPunct w:val="false"/>
+                              <w:rPr/>
+                            </w:pPr>
+                            <w:r>
+                              <w:rPr>
+                                <w:sz w:val="20"/>
+                                <w:szCs w:val="20"/>
+                                <w:rFonts w:ascii="0" w:hAnsi="0" w:eastAsia="" w:cs="0" w:eastAsiaTheme="minorEastAsia"/>
+                                <w:color w:val="000000"/>
+                                <w:lang w:val="en-US"/>
+                              </w:rPr>
+                            </w:r>
+                          </w:p>
+                          <w:p>
+                            <w:pPr>
+                              <w:overflowPunct w:val="false"/>
+                              <w:rPr/>
+                            </w:pPr>
+                            <w:r>
+                              <w:rPr>
+                                <w:sz w:val="20"/>
+                                <w:szCs w:val="20"/>
+                                <w:rFonts w:eastAsia="" w:cstheme="minorBidi" w:eastAsiaTheme="minorEastAsia" w:ascii="0" w:hAnsi="0" w:cs="0"/>
+                                <w:color w:val="000000"/>
+                                <w:lang w:val="en-US"/>
+                              </w:rPr>
+                              <w:t>JobScheduler jobScheduler</w:t>
+                            </w:r>
+                            <w:r>
+                              <w:rPr>
+                                <w:sz w:val="20"/>
+                                <w:szCs w:val="20"/>
+                                <w:bCs/>
+                                <w:rFonts w:eastAsia="" w:cstheme="minorBidi" w:eastAsiaTheme="minorEastAsia" w:ascii="0" w:hAnsi="0" w:cs="0"/>
+                                <w:color w:val="000080"/>
+                                <w:lang w:val="en-US"/>
+                              </w:rPr>
+                              <w:t>(</w:t>
+                            </w:r>
+                            <w:r>
+                              <w:rPr>
+                                <w:sz w:val="20"/>
+                                <w:szCs w:val="20"/>
+                                <w:rFonts w:eastAsia="" w:cstheme="minorBidi" w:eastAsiaTheme="minorEastAsia" w:ascii="0" w:hAnsi="0" w:cs="0"/>
+                                <w:color w:val="FF8000"/>
+                                <w:lang w:val="en-US"/>
+                              </w:rPr>
+                              <w:t>10</w:t>
+                            </w:r>
+                            <w:r>
+                              <w:rPr>
+                                <w:sz w:val="20"/>
+                                <w:szCs w:val="20"/>
+                                <w:bCs/>
+                                <w:rFonts w:eastAsia="" w:cstheme="minorBidi" w:eastAsiaTheme="minorEastAsia" w:ascii="0" w:hAnsi="0" w:cs="0"/>
+                                <w:color w:val="000080"/>
+                                <w:lang w:val="en-US"/>
+                              </w:rPr>
+                              <w:t>);</w:t>
+                            </w:r>
+                          </w:p>
+                          <w:p>
+                            <w:pPr>
+                              <w:overflowPunct w:val="false"/>
+                              <w:rPr/>
+                            </w:pPr>
+                            <w:r>
+                              <w:rPr>
+                                <w:sz w:val="20"/>
+                                <w:szCs w:val="20"/>
+                                <w:rFonts w:ascii="0" w:hAnsi="0" w:eastAsia="" w:cs="0" w:eastAsiaTheme="minorEastAsia"/>
+                                <w:color w:val="000000"/>
+                                <w:lang w:val="en-US"/>
+                              </w:rPr>
+                            </w:r>
+                          </w:p>
+                          <w:p>
+                            <w:pPr>
+                              <w:overflowPunct w:val="false"/>
+                              <w:rPr/>
+                            </w:pPr>
+                            <w:r>
+                              <w:rPr>
+                                <w:sz w:val="20"/>
+                                <w:szCs w:val="20"/>
+                                <w:rFonts w:eastAsia="" w:cstheme="minorBidi" w:eastAsiaTheme="minorEastAsia" w:cs="0" w:ascii="0" w:hAnsi="0"/>
+                                <w:color w:val="000000"/>
+                                <w:lang w:val="en-US"/>
+                              </w:rPr>
+                              <w:t>JobPlan</w:t>
+                            </w:r>
+                            <w:r>
+                              <w:rPr>
+                                <w:sz w:val="20"/>
+                                <w:szCs w:val="20"/>
+                                <w:bCs/>
+                                <w:rFonts w:eastAsia="" w:cstheme="minorBidi" w:eastAsiaTheme="minorEastAsia" w:cs="0" w:ascii="0" w:hAnsi="0"/>
+                                <w:color w:val="000080"/>
+                                <w:lang w:val="en-US"/>
+                              </w:rPr>
+                              <w:t>*</w:t>
+                            </w:r>
+                            <w:r>
+                              <w:rPr>
+                                <w:sz w:val="20"/>
+                                <w:szCs w:val="20"/>
+                                <w:rFonts w:eastAsia="" w:cstheme="minorBidi" w:eastAsiaTheme="minorEastAsia" w:cs="0" w:ascii="0" w:hAnsi="0"/>
+                                <w:color w:val="000000"/>
+                                <w:lang w:val="en-US"/>
+                              </w:rPr>
+                              <w:t xml:space="preserve"> jobPlan </w:t>
+                            </w:r>
+                            <w:r>
+                              <w:rPr>
+                                <w:sz w:val="20"/>
+                                <w:szCs w:val="20"/>
+                                <w:bCs/>
+                                <w:rFonts w:eastAsia="" w:cstheme="minorBidi" w:eastAsiaTheme="minorEastAsia" w:cs="0" w:ascii="0" w:hAnsi="0"/>
+                                <w:color w:val="000080"/>
+                                <w:lang w:val="en-US"/>
+                              </w:rPr>
+                              <w:t>=</w:t>
+                            </w:r>
+                            <w:r>
+                              <w:rPr>
+                                <w:sz w:val="20"/>
+                                <w:szCs w:val="20"/>
+                                <w:rFonts w:eastAsia="" w:cstheme="minorBidi" w:eastAsiaTheme="minorEastAsia" w:cs="0" w:ascii="0" w:hAnsi="0"/>
+                                <w:color w:val="000000"/>
+                                <w:lang w:val="en-US"/>
+                              </w:rPr>
+                              <w:t xml:space="preserve"> jobScheduler</w:t>
+                            </w:r>
+                            <w:r>
+                              <w:rPr>
+                                <w:sz w:val="20"/>
+                                <w:szCs w:val="20"/>
+                                <w:bCs/>
+                                <w:rFonts w:eastAsia="" w:cstheme="minorBidi" w:eastAsiaTheme="minorEastAsia" w:cs="0" w:ascii="0" w:hAnsi="0"/>
+                                <w:color w:val="000080"/>
+                                <w:lang w:val="en-US"/>
+                              </w:rPr>
+                              <w:t>.</w:t>
+                            </w:r>
+                            <w:r>
+                              <w:rPr>
+                                <w:sz w:val="20"/>
+                                <w:szCs w:val="20"/>
+                                <w:rFonts w:eastAsia="" w:cstheme="minorBidi" w:eastAsiaTheme="minorEastAsia" w:cs="0" w:ascii="0" w:hAnsi="0"/>
+                                <w:color w:val="000000"/>
+                                <w:lang w:val="en-US"/>
+                              </w:rPr>
+                              <w:t>makeJobPlan</w:t>
+                            </w:r>
+                            <w:r>
+                              <w:rPr>
+                                <w:sz w:val="20"/>
+                                <w:szCs w:val="20"/>
+                                <w:bCs/>
+                                <w:rFonts w:eastAsia="" w:cstheme="minorBidi" w:eastAsiaTheme="minorEastAsia" w:cs="0" w:ascii="0" w:hAnsi="0"/>
+                                <w:color w:val="000080"/>
+                                <w:lang w:val="en-US"/>
+                              </w:rPr>
+                              <w:t>();</w:t>
+                            </w:r>
+                          </w:p>
+                          <w:p>
+                            <w:pPr>
+                              <w:overflowPunct w:val="false"/>
+                              <w:rPr/>
+                            </w:pPr>
+                            <w:r>
+                              <w:rPr>
+                                <w:sz w:val="20"/>
+                                <w:szCs w:val="20"/>
+                                <w:rFonts w:ascii="0" w:hAnsi="0" w:eastAsia="" w:cs="0" w:eastAsiaTheme="minorEastAsia"/>
+                                <w:color w:val="000000"/>
+                                <w:lang w:val="en-US"/>
+                              </w:rPr>
+                            </w:r>
+                          </w:p>
+                          <w:p>
+                            <w:pPr>
+                              <w:overflowPunct w:val="false"/>
+                              <w:rPr/>
+                            </w:pPr>
+                            <w:r>
+                              <w:rPr>
+                                <w:sz w:val="20"/>
+                                <w:szCs w:val="20"/>
+                                <w:rFonts w:eastAsia="" w:cstheme="minorBidi" w:eastAsiaTheme="minorEastAsia" w:ascii="0" w:hAnsi="0" w:cs="0"/>
+                                <w:color w:val="8000FF"/>
+                                <w:lang w:val="en-US"/>
+                              </w:rPr>
+                              <w:t>auto</w:t>
+                            </w:r>
+                            <w:r>
+                              <w:rPr>
+                                <w:sz w:val="20"/>
+                                <w:szCs w:val="20"/>
+                                <w:rFonts w:eastAsia="" w:cstheme="minorBidi" w:eastAsiaTheme="minorEastAsia" w:ascii="0" w:hAnsi="0" w:cs="0"/>
+                                <w:color w:val="000000"/>
+                                <w:lang w:val="en-US"/>
+                              </w:rPr>
+                              <w:t xml:space="preserve"> req1 </w:t>
+                            </w:r>
+                            <w:r>
+                              <w:rPr>
+                                <w:sz w:val="20"/>
+                                <w:szCs w:val="20"/>
+                                <w:bCs/>
+                                <w:rFonts w:eastAsia="" w:cstheme="minorBidi" w:eastAsiaTheme="minorEastAsia" w:ascii="0" w:hAnsi="0" w:cs="0"/>
+                                <w:color w:val="000080"/>
+                                <w:lang w:val="en-US"/>
+                              </w:rPr>
+                              <w:t>=</w:t>
+                            </w:r>
+                            <w:r>
+                              <w:rPr>
+                                <w:sz w:val="20"/>
+                                <w:szCs w:val="20"/>
+                                <w:rFonts w:eastAsia="" w:cstheme="minorBidi" w:eastAsiaTheme="minorEastAsia" w:ascii="0" w:hAnsi="0" w:cs="0"/>
+                                <w:color w:val="000000"/>
+                                <w:lang w:val="en-US"/>
+                              </w:rPr>
+                              <w:t xml:space="preserve"> jsch</w:t>
+                            </w:r>
+                            <w:r>
+                              <w:rPr>
+                                <w:sz w:val="20"/>
+                                <w:szCs w:val="20"/>
+                                <w:bCs/>
+                                <w:rFonts w:eastAsia="" w:cstheme="minorBidi" w:eastAsiaTheme="minorEastAsia" w:ascii="0" w:hAnsi="0" w:cs="0"/>
+                                <w:color w:val="000080"/>
+                                <w:lang w:val="en-US"/>
+                              </w:rPr>
+                              <w:t>::</w:t>
+                            </w:r>
+                            <w:r>
+                              <w:rPr>
+                                <w:sz w:val="20"/>
+                                <w:szCs w:val="20"/>
+                                <w:rFonts w:eastAsia="" w:cstheme="minorBidi" w:eastAsiaTheme="minorEastAsia" w:ascii="0" w:hAnsi="0" w:cs="0"/>
+                                <w:color w:val="000000"/>
+                                <w:lang w:val="en-US"/>
+                              </w:rPr>
+                              <w:t>make_job</w:t>
+                            </w:r>
+                            <w:r>
+                              <w:rPr>
+                                <w:sz w:val="20"/>
+                                <w:szCs w:val="20"/>
+                                <w:bCs/>
+                                <w:rFonts w:eastAsia="" w:cstheme="minorBidi" w:eastAsiaTheme="minorEastAsia" w:ascii="0" w:hAnsi="0" w:cs="0"/>
+                                <w:color w:val="000080"/>
+                                <w:lang w:val="en-US"/>
+                              </w:rPr>
+                              <w:t>([&amp;]{...});</w:t>
+                            </w:r>
+                          </w:p>
+                          <w:p>
+                            <w:pPr>
+                              <w:overflowPunct w:val="false"/>
+                              <w:rPr/>
+                            </w:pPr>
+                            <w:r>
+                              <w:rPr>
+                                <w:sz w:val="20"/>
+                                <w:szCs w:val="20"/>
+                                <w:rFonts w:eastAsia="" w:cstheme="minorBidi" w:eastAsiaTheme="minorEastAsia" w:ascii="0" w:hAnsi="0" w:cs="0"/>
+                                <w:color w:val="8000FF"/>
+                                <w:lang w:val="en-US"/>
+                              </w:rPr>
+                              <w:t>auto</w:t>
+                            </w:r>
+                            <w:r>
+                              <w:rPr>
+                                <w:sz w:val="20"/>
+                                <w:szCs w:val="20"/>
+                                <w:rFonts w:eastAsia="" w:cstheme="minorBidi" w:eastAsiaTheme="minorEastAsia" w:ascii="0" w:hAnsi="0" w:cs="0"/>
+                                <w:color w:val="000000"/>
+                                <w:lang w:val="en-US"/>
+                              </w:rPr>
+                              <w:t xml:space="preserve"> req2 </w:t>
+                            </w:r>
+                            <w:r>
+                              <w:rPr>
+                                <w:sz w:val="20"/>
+                                <w:szCs w:val="20"/>
+                                <w:bCs/>
+                                <w:rFonts w:eastAsia="" w:cstheme="minorBidi" w:eastAsiaTheme="minorEastAsia" w:ascii="0" w:hAnsi="0" w:cs="0"/>
+                                <w:color w:val="000080"/>
+                                <w:lang w:val="en-US"/>
+                              </w:rPr>
+                              <w:t>=</w:t>
+                            </w:r>
+                            <w:r>
+                              <w:rPr>
+                                <w:sz w:val="20"/>
+                                <w:szCs w:val="20"/>
+                                <w:rFonts w:eastAsia="" w:cstheme="minorBidi" w:eastAsiaTheme="minorEastAsia" w:ascii="0" w:hAnsi="0" w:cs="0"/>
+                                <w:color w:val="000000"/>
+                                <w:lang w:val="en-US"/>
+                              </w:rPr>
+                              <w:t xml:space="preserve"> jsch</w:t>
+                            </w:r>
+                            <w:r>
+                              <w:rPr>
+                                <w:sz w:val="20"/>
+                                <w:szCs w:val="20"/>
+                                <w:bCs/>
+                                <w:rFonts w:eastAsia="" w:cstheme="minorBidi" w:eastAsiaTheme="minorEastAsia" w:ascii="0" w:hAnsi="0" w:cs="0"/>
+                                <w:color w:val="000080"/>
+                                <w:lang w:val="en-US"/>
+                              </w:rPr>
+                              <w:t>::</w:t>
+                            </w:r>
+                            <w:r>
+                              <w:rPr>
+                                <w:sz w:val="20"/>
+                                <w:szCs w:val="20"/>
+                                <w:rFonts w:eastAsia="" w:cstheme="minorBidi" w:eastAsiaTheme="minorEastAsia" w:ascii="0" w:hAnsi="0" w:cs="0"/>
+                                <w:color w:val="000000"/>
+                                <w:lang w:val="en-US"/>
+                              </w:rPr>
+                              <w:t>make_job</w:t>
+                            </w:r>
+                            <w:r>
+                              <w:rPr>
+                                <w:sz w:val="20"/>
+                                <w:szCs w:val="20"/>
+                                <w:bCs/>
+                                <w:rFonts w:eastAsia="" w:cstheme="minorBidi" w:eastAsiaTheme="minorEastAsia" w:ascii="0" w:hAnsi="0" w:cs="0"/>
+                                <w:color w:val="000080"/>
+                                <w:lang w:val="en-US"/>
+                              </w:rPr>
+                              <w:t>([&amp;]{...});</w:t>
+                            </w:r>
+                          </w:p>
+                          <w:p>
+                            <w:pPr>
+                              <w:overflowPunct w:val="false"/>
+                              <w:rPr/>
+                            </w:pPr>
+                            <w:r>
+                              <w:rPr>
+                                <w:sz w:val="20"/>
+                                <w:szCs w:val="20"/>
+                                <w:rFonts w:ascii="0" w:hAnsi="0" w:eastAsia="" w:cs="0" w:eastAsiaTheme="minorEastAsia"/>
+                                <w:color w:val="000000"/>
+                                <w:lang w:val="en-US"/>
+                              </w:rPr>
+                            </w:r>
+                          </w:p>
+                          <w:p>
+                            <w:pPr>
+                              <w:overflowPunct w:val="false"/>
+                              <w:rPr/>
+                            </w:pPr>
+                            <w:r>
+                              <w:rPr>
+                                <w:sz w:val="20"/>
+                                <w:szCs w:val="20"/>
+                                <w:rFonts w:eastAsia="" w:cstheme="minorBidi" w:eastAsiaTheme="minorEastAsia" w:ascii="0" w:hAnsi="0" w:cs="0"/>
+                                <w:color w:val="000000"/>
+                                <w:lang w:val="en-US"/>
+                              </w:rPr>
+                              <w:t>jobPlan</w:t>
+                            </w:r>
+                            <w:r>
+                              <w:rPr>
+                                <w:sz w:val="20"/>
+                                <w:szCs w:val="20"/>
+                                <w:bCs/>
+                                <w:rFonts w:eastAsia="" w:cstheme="minorBidi" w:eastAsiaTheme="minorEastAsia" w:ascii="0" w:hAnsi="0" w:cs="0"/>
+                                <w:color w:val="000080"/>
+                                <w:lang w:val="en-US"/>
+                              </w:rPr>
+                              <w:t>.</w:t>
+                            </w:r>
+                            <w:r>
+                              <w:rPr>
+                                <w:sz w:val="20"/>
+                                <w:szCs w:val="20"/>
+                                <w:rFonts w:eastAsia="" w:cstheme="minorBidi" w:eastAsiaTheme="minorEastAsia" w:ascii="0" w:hAnsi="0" w:cs="0"/>
+                                <w:color w:val="000000"/>
+                                <w:lang w:val="en-US"/>
+                              </w:rPr>
+                              <w:t>addRequiredJob</w:t>
+                            </w:r>
+                            <w:r>
+                              <w:rPr>
+                                <w:sz w:val="20"/>
+                                <w:szCs w:val="20"/>
+                                <w:bCs/>
+                                <w:rFonts w:eastAsia="" w:cstheme="minorBidi" w:eastAsiaTheme="minorEastAsia" w:ascii="0" w:hAnsi="0" w:cs="0"/>
+                                <w:color w:val="000080"/>
+                                <w:lang w:val="en-US"/>
+                              </w:rPr>
+                              <w:t>(</w:t>
+                            </w:r>
+                            <w:r>
+                              <w:rPr>
+                                <w:sz w:val="20"/>
+                                <w:szCs w:val="20"/>
+                                <w:rFonts w:eastAsia="" w:cstheme="minorBidi" w:eastAsiaTheme="minorEastAsia" w:ascii="0" w:hAnsi="0" w:cs="0"/>
+                                <w:color w:val="000000"/>
+                                <w:lang w:val="en-US"/>
+                              </w:rPr>
+                              <w:t>req1</w:t>
+                            </w:r>
+                            <w:r>
+                              <w:rPr>
+                                <w:sz w:val="20"/>
+                                <w:szCs w:val="20"/>
+                                <w:bCs/>
+                                <w:rFonts w:eastAsia="" w:cstheme="minorBidi" w:eastAsiaTheme="minorEastAsia" w:ascii="0" w:hAnsi="0" w:cs="0"/>
+                                <w:color w:val="000080"/>
+                                <w:lang w:val="en-US"/>
+                              </w:rPr>
+                              <w:t>);</w:t>
+                            </w:r>
+                          </w:p>
+                          <w:p>
+                            <w:pPr>
+                              <w:overflowPunct w:val="false"/>
+                              <w:rPr/>
+                            </w:pPr>
+                            <w:r>
+                              <w:rPr>
+                                <w:sz w:val="20"/>
+                                <w:szCs w:val="20"/>
+                                <w:rFonts w:eastAsia="" w:cstheme="minorBidi" w:eastAsiaTheme="minorEastAsia" w:ascii="0" w:hAnsi="0" w:cs="0"/>
+                                <w:color w:val="000000"/>
+                                <w:lang w:val="en-US"/>
+                              </w:rPr>
+                              <w:t>jobPlan</w:t>
+                            </w:r>
+                            <w:r>
+                              <w:rPr>
+                                <w:sz w:val="20"/>
+                                <w:szCs w:val="20"/>
+                                <w:bCs/>
+                                <w:rFonts w:eastAsia="" w:cstheme="minorBidi" w:eastAsiaTheme="minorEastAsia" w:ascii="0" w:hAnsi="0" w:cs="0"/>
+                                <w:color w:val="000080"/>
+                                <w:lang w:val="en-US"/>
+                              </w:rPr>
+                              <w:t>.</w:t>
+                            </w:r>
+                            <w:r>
+                              <w:rPr>
+                                <w:sz w:val="20"/>
+                                <w:szCs w:val="20"/>
+                                <w:rFonts w:eastAsia="" w:cstheme="minorBidi" w:eastAsiaTheme="minorEastAsia" w:ascii="0" w:hAnsi="0" w:cs="0"/>
+                                <w:color w:val="000000"/>
+                                <w:lang w:val="en-US"/>
+                              </w:rPr>
+                              <w:t>addRequiredJob</w:t>
+                            </w:r>
+                            <w:r>
+                              <w:rPr>
+                                <w:sz w:val="20"/>
+                                <w:szCs w:val="20"/>
+                                <w:bCs/>
+                                <w:rFonts w:eastAsia="" w:cstheme="minorBidi" w:eastAsiaTheme="minorEastAsia" w:ascii="0" w:hAnsi="0" w:cs="0"/>
+                                <w:color w:val="000080"/>
+                                <w:lang w:val="en-US"/>
+                              </w:rPr>
+                              <w:t>(</w:t>
+                            </w:r>
+                            <w:r>
+                              <w:rPr>
+                                <w:sz w:val="20"/>
+                                <w:szCs w:val="20"/>
+                                <w:rFonts w:eastAsia="" w:cstheme="minorBidi" w:eastAsiaTheme="minorEastAsia" w:ascii="0" w:hAnsi="0" w:cs="0"/>
+                                <w:color w:val="000000"/>
+                                <w:lang w:val="en-US"/>
+                              </w:rPr>
+                              <w:t>req2</w:t>
+                            </w:r>
+                            <w:r>
+                              <w:rPr>
+                                <w:sz w:val="20"/>
+                                <w:szCs w:val="20"/>
+                                <w:bCs/>
+                                <w:rFonts w:eastAsia="" w:cstheme="minorBidi" w:eastAsiaTheme="minorEastAsia" w:ascii="0" w:hAnsi="0" w:cs="0"/>
+                                <w:color w:val="000080"/>
+                                <w:lang w:val="en-US"/>
+                              </w:rPr>
+                              <w:t>);</w:t>
+                            </w:r>
+                          </w:p>
+                          <w:p>
+                            <w:pPr>
+                              <w:overflowPunct w:val="false"/>
+                              <w:rPr/>
+                            </w:pPr>
+                            <w:r>
+                              <w:rPr>
+                                <w:sz w:val="20"/>
+                                <w:szCs w:val="20"/>
+                                <w:rFonts w:ascii="0" w:hAnsi="0" w:eastAsia="" w:cs="0" w:eastAsiaTheme="minorEastAsia"/>
+                                <w:color w:val="000000"/>
+                                <w:lang w:val="en-US"/>
+                              </w:rPr>
+                            </w:r>
+                          </w:p>
+                          <w:p>
+                            <w:pPr>
+                              <w:overflowPunct w:val="false"/>
+                              <w:rPr/>
+                            </w:pPr>
+                            <w:r>
+                              <w:rPr>
+                                <w:sz w:val="20"/>
+                                <w:szCs w:val="20"/>
+                                <w:rFonts w:eastAsia="" w:cstheme="minorBidi" w:eastAsiaTheme="minorEastAsia" w:ascii="0" w:hAnsi="0" w:cs="0"/>
+                                <w:color w:val="8000FF"/>
+                                <w:lang w:val="en-US"/>
+                              </w:rPr>
+                              <w:t>auto</w:t>
+                            </w:r>
+                            <w:r>
+                              <w:rPr>
+                                <w:sz w:val="20"/>
+                                <w:szCs w:val="20"/>
+                                <w:rFonts w:eastAsia="" w:cstheme="minorBidi" w:eastAsiaTheme="minorEastAsia" w:ascii="0" w:hAnsi="0" w:cs="0"/>
+                                <w:color w:val="000000"/>
+                                <w:lang w:val="en-US"/>
+                              </w:rPr>
+                              <w:t xml:space="preserve"> dep1 </w:t>
+                            </w:r>
+                            <w:r>
+                              <w:rPr>
+                                <w:sz w:val="20"/>
+                                <w:szCs w:val="20"/>
+                                <w:bCs/>
+                                <w:rFonts w:eastAsia="" w:cstheme="minorBidi" w:eastAsiaTheme="minorEastAsia" w:ascii="0" w:hAnsi="0" w:cs="0"/>
+                                <w:color w:val="000080"/>
+                                <w:lang w:val="en-US"/>
+                              </w:rPr>
+                              <w:t>=</w:t>
+                            </w:r>
+                            <w:r>
+                              <w:rPr>
+                                <w:sz w:val="20"/>
+                                <w:szCs w:val="20"/>
+                                <w:rFonts w:eastAsia="" w:cstheme="minorBidi" w:eastAsiaTheme="minorEastAsia" w:ascii="0" w:hAnsi="0" w:cs="0"/>
+                                <w:color w:val="000000"/>
+                                <w:lang w:val="en-US"/>
+                              </w:rPr>
+                              <w:t xml:space="preserve"> jsch</w:t>
+                            </w:r>
+                            <w:r>
+                              <w:rPr>
+                                <w:sz w:val="20"/>
+                                <w:szCs w:val="20"/>
+                                <w:bCs/>
+                                <w:rFonts w:eastAsia="" w:cstheme="minorBidi" w:eastAsiaTheme="minorEastAsia" w:ascii="0" w:hAnsi="0" w:cs="0"/>
+                                <w:color w:val="000080"/>
+                                <w:lang w:val="en-US"/>
+                              </w:rPr>
+                              <w:t>::</w:t>
+                            </w:r>
+                            <w:r>
+                              <w:rPr>
+                                <w:sz w:val="20"/>
+                                <w:szCs w:val="20"/>
+                                <w:rFonts w:eastAsia="" w:cstheme="minorBidi" w:eastAsiaTheme="minorEastAsia" w:ascii="0" w:hAnsi="0" w:cs="0"/>
+                                <w:color w:val="000000"/>
+                                <w:lang w:val="en-US"/>
+                              </w:rPr>
+                              <w:t>make_job</w:t>
+                            </w:r>
+                            <w:r>
+                              <w:rPr>
+                                <w:sz w:val="20"/>
+                                <w:szCs w:val="20"/>
+                                <w:bCs/>
+                                <w:rFonts w:eastAsia="" w:cstheme="minorBidi" w:eastAsiaTheme="minorEastAsia" w:ascii="0" w:hAnsi="0" w:cs="0"/>
+                                <w:color w:val="000080"/>
+                                <w:lang w:val="en-US"/>
+                              </w:rPr>
+                              <w:t>([&amp;]{...});</w:t>
+                            </w:r>
+                          </w:p>
+                          <w:p>
+                            <w:pPr>
+                              <w:overflowPunct w:val="false"/>
+                              <w:rPr/>
+                            </w:pPr>
+                            <w:r>
+                              <w:rPr>
+                                <w:sz w:val="20"/>
+                                <w:szCs w:val="20"/>
+                                <w:rFonts w:eastAsia="" w:cstheme="minorBidi" w:eastAsiaTheme="minorEastAsia" w:ascii="0" w:hAnsi="0" w:cs="0"/>
+                                <w:color w:val="8000FF"/>
+                                <w:lang w:val="en-US"/>
+                              </w:rPr>
+                              <w:t>auto</w:t>
+                            </w:r>
+                            <w:r>
+                              <w:rPr>
+                                <w:sz w:val="20"/>
+                                <w:szCs w:val="20"/>
+                                <w:rFonts w:eastAsia="" w:cstheme="minorBidi" w:eastAsiaTheme="minorEastAsia" w:ascii="0" w:hAnsi="0" w:cs="0"/>
+                                <w:color w:val="000000"/>
+                                <w:lang w:val="en-US"/>
+                              </w:rPr>
+                              <w:t xml:space="preserve"> dep2 </w:t>
+                            </w:r>
+                            <w:r>
+                              <w:rPr>
+                                <w:sz w:val="20"/>
+                                <w:szCs w:val="20"/>
+                                <w:bCs/>
+                                <w:rFonts w:eastAsia="" w:cstheme="minorBidi" w:eastAsiaTheme="minorEastAsia" w:ascii="0" w:hAnsi="0" w:cs="0"/>
+                                <w:color w:val="000080"/>
+                                <w:lang w:val="en-US"/>
+                              </w:rPr>
+                              <w:t>=</w:t>
+                            </w:r>
+                            <w:r>
+                              <w:rPr>
+                                <w:sz w:val="20"/>
+                                <w:szCs w:val="20"/>
+                                <w:rFonts w:eastAsia="" w:cstheme="minorBidi" w:eastAsiaTheme="minorEastAsia" w:ascii="0" w:hAnsi="0" w:cs="0"/>
+                                <w:color w:val="000000"/>
+                                <w:lang w:val="en-US"/>
+                              </w:rPr>
+                              <w:t xml:space="preserve"> jsch</w:t>
+                            </w:r>
+                            <w:r>
+                              <w:rPr>
+                                <w:sz w:val="20"/>
+                                <w:szCs w:val="20"/>
+                                <w:bCs/>
+                                <w:rFonts w:eastAsia="" w:cstheme="minorBidi" w:eastAsiaTheme="minorEastAsia" w:ascii="0" w:hAnsi="0" w:cs="0"/>
+                                <w:color w:val="000080"/>
+                                <w:lang w:val="en-US"/>
+                              </w:rPr>
+                              <w:t>::</w:t>
+                            </w:r>
+                            <w:r>
+                              <w:rPr>
+                                <w:sz w:val="20"/>
+                                <w:szCs w:val="20"/>
+                                <w:rFonts w:eastAsia="" w:cstheme="minorBidi" w:eastAsiaTheme="minorEastAsia" w:ascii="0" w:hAnsi="0" w:cs="0"/>
+                                <w:color w:val="000000"/>
+                                <w:lang w:val="en-US"/>
+                              </w:rPr>
+                              <w:t>make_job</w:t>
+                            </w:r>
+                            <w:r>
+                              <w:rPr>
+                                <w:sz w:val="20"/>
+                                <w:szCs w:val="20"/>
+                                <w:bCs/>
+                                <w:rFonts w:eastAsia="" w:cstheme="minorBidi" w:eastAsiaTheme="minorEastAsia" w:ascii="0" w:hAnsi="0" w:cs="0"/>
+                                <w:color w:val="000080"/>
+                                <w:lang w:val="en-US"/>
+                              </w:rPr>
+                              <w:t>([&amp;]{...});</w:t>
+                            </w:r>
+                          </w:p>
+                          <w:p>
+                            <w:pPr>
+                              <w:overflowPunct w:val="false"/>
+                              <w:rPr/>
+                            </w:pPr>
+                            <w:r>
+                              <w:rPr>
+                                <w:sz w:val="20"/>
+                                <w:szCs w:val="20"/>
+                                <w:rFonts w:ascii="0" w:hAnsi="0" w:eastAsia="" w:cs="0" w:eastAsiaTheme="minorEastAsia"/>
+                                <w:color w:val="000000"/>
+                                <w:lang w:val="en-US"/>
+                              </w:rPr>
+                            </w:r>
+                          </w:p>
+                          <w:p>
+                            <w:pPr>
+                              <w:overflowPunct w:val="false"/>
+                              <w:rPr/>
+                            </w:pPr>
+                            <w:r>
+                              <w:rPr>
+                                <w:sz w:val="20"/>
+                                <w:szCs w:val="20"/>
+                                <w:rFonts w:eastAsia="" w:cstheme="minorBidi" w:eastAsiaTheme="minorEastAsia" w:ascii="0" w:hAnsi="0" w:cs="0"/>
+                                <w:color w:val="000000"/>
+                                <w:lang w:val="en-US"/>
+                              </w:rPr>
+                              <w:t>jobPlan</w:t>
+                            </w:r>
+                            <w:r>
+                              <w:rPr>
+                                <w:sz w:val="20"/>
+                                <w:szCs w:val="20"/>
+                                <w:bCs/>
+                                <w:rFonts w:eastAsia="" w:cstheme="minorBidi" w:eastAsiaTheme="minorEastAsia" w:ascii="0" w:hAnsi="0" w:cs="0"/>
+                                <w:color w:val="000080"/>
+                                <w:lang w:val="en-US"/>
+                              </w:rPr>
+                              <w:t>.</w:t>
+                            </w:r>
+                            <w:r>
+                              <w:rPr>
+                                <w:sz w:val="20"/>
+                                <w:szCs w:val="20"/>
+                                <w:rFonts w:eastAsia="" w:cstheme="minorBidi" w:eastAsiaTheme="minorEastAsia" w:ascii="0" w:hAnsi="0" w:cs="0"/>
+                                <w:color w:val="000000"/>
+                                <w:lang w:val="en-US"/>
+                              </w:rPr>
+                              <w:t>addDependent</w:t>
+                            </w:r>
+                            <w:r>
+                              <w:rPr>
+                                <w:sz w:val="20"/>
+                                <w:szCs w:val="20"/>
+                                <w:bCs/>
+                                <w:rFonts w:eastAsia="" w:cstheme="minorBidi" w:eastAsiaTheme="minorEastAsia" w:ascii="0" w:hAnsi="0" w:cs="0"/>
+                                <w:color w:val="000080"/>
+                                <w:lang w:val="en-US"/>
+                              </w:rPr>
+                              <w:t>(</w:t>
+                            </w:r>
+                            <w:r>
+                              <w:rPr>
+                                <w:sz w:val="20"/>
+                                <w:szCs w:val="20"/>
+                                <w:rFonts w:eastAsia="" w:cstheme="minorBidi" w:eastAsiaTheme="minorEastAsia" w:ascii="0" w:hAnsi="0" w:cs="0"/>
+                                <w:color w:val="000000"/>
+                                <w:lang w:val="en-US"/>
+                              </w:rPr>
+                              <w:t>dep1</w:t>
+                            </w:r>
+                            <w:r>
+                              <w:rPr>
+                                <w:sz w:val="20"/>
+                                <w:szCs w:val="20"/>
+                                <w:bCs/>
+                                <w:rFonts w:eastAsia="" w:cstheme="minorBidi" w:eastAsiaTheme="minorEastAsia" w:ascii="0" w:hAnsi="0" w:cs="0"/>
+                                <w:color w:val="000080"/>
+                                <w:lang w:val="en-US"/>
+                              </w:rPr>
+                              <w:t>);</w:t>
+                            </w:r>
+                          </w:p>
+                          <w:p>
+                            <w:pPr>
+                              <w:overflowPunct w:val="false"/>
+                              <w:rPr/>
+                            </w:pPr>
+                            <w:r>
+                              <w:rPr>
+                                <w:sz w:val="20"/>
+                                <w:szCs w:val="20"/>
+                                <w:rFonts w:eastAsia="" w:cstheme="minorBidi" w:eastAsiaTheme="minorEastAsia" w:ascii="0" w:hAnsi="0" w:cs="0"/>
+                                <w:color w:val="000000"/>
+                                <w:lang w:val="en-US"/>
+                              </w:rPr>
+                              <w:t>jobPlan</w:t>
+                            </w:r>
+                            <w:r>
+                              <w:rPr>
+                                <w:sz w:val="20"/>
+                                <w:szCs w:val="20"/>
+                                <w:bCs/>
+                                <w:rFonts w:eastAsia="" w:cstheme="minorBidi" w:eastAsiaTheme="minorEastAsia" w:ascii="0" w:hAnsi="0" w:cs="0"/>
+                                <w:color w:val="000080"/>
+                                <w:lang w:val="en-US"/>
+                              </w:rPr>
+                              <w:t>.</w:t>
+                            </w:r>
+                            <w:r>
+                              <w:rPr>
+                                <w:sz w:val="20"/>
+                                <w:szCs w:val="20"/>
+                                <w:rFonts w:eastAsia="" w:cstheme="minorBidi" w:eastAsiaTheme="minorEastAsia" w:ascii="0" w:hAnsi="0" w:cs="0"/>
+                                <w:color w:val="000000"/>
+                                <w:lang w:val="en-US"/>
+                              </w:rPr>
+                              <w:t>addDependent</w:t>
+                            </w:r>
+                            <w:r>
+                              <w:rPr>
+                                <w:sz w:val="20"/>
+                                <w:szCs w:val="20"/>
+                                <w:bCs/>
+                                <w:rFonts w:eastAsia="" w:cstheme="minorBidi" w:eastAsiaTheme="minorEastAsia" w:ascii="0" w:hAnsi="0" w:cs="0"/>
+                                <w:color w:val="000080"/>
+                                <w:lang w:val="en-US"/>
+                              </w:rPr>
+                              <w:t>(</w:t>
+                            </w:r>
+                            <w:r>
+                              <w:rPr>
+                                <w:sz w:val="20"/>
+                                <w:szCs w:val="20"/>
+                                <w:rFonts w:eastAsia="" w:cstheme="minorBidi" w:eastAsiaTheme="minorEastAsia" w:ascii="0" w:hAnsi="0" w:cs="0"/>
+                                <w:color w:val="000000"/>
+                                <w:lang w:val="en-US"/>
+                              </w:rPr>
+                              <w:t>dep2</w:t>
+                            </w:r>
+                            <w:r>
+                              <w:rPr>
+                                <w:sz w:val="20"/>
+                                <w:szCs w:val="20"/>
+                                <w:bCs/>
+                                <w:rFonts w:eastAsia="" w:cstheme="minorBidi" w:eastAsiaTheme="minorEastAsia" w:ascii="0" w:hAnsi="0" w:cs="0"/>
+                                <w:color w:val="000080"/>
+                                <w:lang w:val="en-US"/>
+                              </w:rPr>
+                              <w:t>);</w:t>
+                            </w:r>
+                          </w:p>
+                          <w:p>
+                            <w:pPr>
+                              <w:overflowPunct w:val="false"/>
+                              <w:rPr/>
+                            </w:pPr>
+                            <w:r>
+                              <w:rPr>
+                                <w:sz w:val="20"/>
+                                <w:szCs w:val="20"/>
+                                <w:rFonts w:ascii="0" w:hAnsi="0" w:eastAsia="" w:cs="0" w:eastAsiaTheme="minorEastAsia"/>
+                                <w:color w:val="000000"/>
+                                <w:lang w:val="en-US"/>
+                              </w:rPr>
+                            </w:r>
+                          </w:p>
+                          <w:p>
+                            <w:pPr>
+                              <w:overflowPunct w:val="false"/>
+                              <w:rPr/>
+                            </w:pPr>
+                            <w:r>
+                              <w:rPr>
+                                <w:sz w:val="20"/>
+                                <w:szCs w:val="20"/>
+                                <w:rFonts w:eastAsia="" w:cstheme="minorBidi" w:eastAsiaTheme="minorEastAsia" w:ascii="0" w:hAnsi="0" w:cs="0"/>
+                                <w:color w:val="000000"/>
+                                <w:lang w:val="en-US"/>
+                              </w:rPr>
+                              <w:t>jobScheduler</w:t>
+                            </w:r>
+                            <w:r>
+                              <w:rPr>
+                                <w:sz w:val="20"/>
+                                <w:szCs w:val="20"/>
+                                <w:bCs/>
+                                <w:rFonts w:eastAsia="" w:cstheme="minorBidi" w:eastAsiaTheme="minorEastAsia" w:ascii="0" w:hAnsi="0" w:cs="0"/>
+                                <w:color w:val="000080"/>
+                                <w:lang w:val="en-US"/>
+                              </w:rPr>
+                              <w:t>.</w:t>
+                            </w:r>
+                            <w:r>
+                              <w:rPr>
+                                <w:sz w:val="20"/>
+                                <w:szCs w:val="20"/>
+                                <w:rFonts w:eastAsia="" w:cstheme="minorBidi" w:eastAsiaTheme="minorEastAsia" w:ascii="0" w:hAnsi="0" w:cs="0"/>
+                                <w:color w:val="000000"/>
+                                <w:lang w:val="en-US"/>
+                              </w:rPr>
+                              <w:t>submitJob</w:t>
+                            </w:r>
+                            <w:r>
+                              <w:rPr>
+                                <w:sz w:val="20"/>
+                                <w:szCs w:val="20"/>
+                                <w:bCs/>
+                                <w:rFonts w:eastAsia="" w:cstheme="minorBidi" w:eastAsiaTheme="minorEastAsia" w:ascii="0" w:hAnsi="0" w:cs="0"/>
+                                <w:color w:val="000080"/>
+                                <w:lang w:val="en-US"/>
+                              </w:rPr>
+                              <w:t>(</w:t>
+                            </w:r>
+                            <w:r>
+                              <w:rPr>
+                                <w:sz w:val="20"/>
+                                <w:szCs w:val="20"/>
+                                <w:rFonts w:eastAsia="" w:cstheme="minorBidi" w:eastAsiaTheme="minorEastAsia" w:ascii="0" w:hAnsi="0" w:cs="0"/>
+                                <w:color w:val="000000"/>
+                                <w:lang w:val="en-US"/>
+                              </w:rPr>
+                              <w:t>jobPlan</w:t>
+                            </w:r>
+                            <w:r>
+                              <w:rPr>
+                                <w:sz w:val="20"/>
+                                <w:szCs w:val="20"/>
+                                <w:bCs/>
+                                <w:rFonts w:eastAsia="" w:cstheme="minorBidi" w:eastAsiaTheme="minorEastAsia" w:ascii="0" w:hAnsi="0" w:cs="0"/>
+                                <w:color w:val="000080"/>
+                                <w:lang w:val="en-US"/>
+                              </w:rPr>
+                              <w:t>);</w:t>
+                            </w:r>
+                          </w:p>
+                        </w:txbxContent>
+                      </wps:txbx>
+                      <wps:bodyPr wrap="square" lIns="0" rIns="0" tIns="0" bIns="0">
+                        <a:spAutoFit/>
+                      </wps:bodyPr>
+                    </wps:wsp>
+                  </a:graphicData>
+                </a:graphic>
+              </wp:anchor>
+            </w:drawing>
+          </mc:Choice>
+          <mc:Fallback>
+            <w:pict>
+              <v:shape id="shape_0" ID="Shape2_0" fillcolor="#dddddd" stroked="f" style="position:absolute;margin-left:-4.5pt;margin-top:10.55pt;width:473.1pt;height:221.35pt" type="shapetype_202">
+                <v:textbox>
+                  <w:txbxContent>
+                    <w:p>
+                      <w:pPr>
+                        <w:overflowPunct w:val="false"/>
+                        <w:rPr/>
+                      </w:pPr>
+                      <w:r>
+                        <w:rPr>
+                          <w:bCs/>
+                          <w:sz w:val="20"/>
+                          <w:szCs w:val="20"/>
+                          <w:rFonts w:eastAsia="" w:cstheme="minorBidi" w:eastAsiaTheme="minorEastAsia" w:ascii="0" w:hAnsi="0" w:cs="0"/>
+                          <w:color w:val="804000"/>
+                          <w:lang w:val="en-US"/>
+                        </w:rPr>
+                        <w:t>#include "jsch.hpp"</w:t>
+                      </w:r>
+                    </w:p>
+                    <w:p>
+                      <w:pPr>
+                        <w:overflowPunct w:val="false"/>
+                        <w:rPr/>
+                      </w:pPr>
+                      <w:r>
+                        <w:rPr>
+                          <w:sz w:val="20"/>
+                          <w:szCs w:val="20"/>
+                          <w:rFonts w:ascii="0" w:hAnsi="0" w:eastAsia="" w:cs="0" w:eastAsiaTheme="minorEastAsia"/>
+                          <w:color w:val="000000"/>
+                          <w:lang w:val="en-US"/>
+                        </w:rPr>
+                      </w:r>
+                    </w:p>
+                    <w:p>
+                      <w:pPr>
+                        <w:overflowPunct w:val="false"/>
+                        <w:rPr/>
+                      </w:pPr>
+                      <w:r>
+                        <w:rPr>
+                          <w:sz w:val="20"/>
+                          <w:szCs w:val="20"/>
+                          <w:rFonts w:eastAsia="" w:cstheme="minorBidi" w:eastAsiaTheme="minorEastAsia" w:ascii="0" w:hAnsi="0" w:cs="0"/>
+                          <w:color w:val="000000"/>
+                          <w:lang w:val="en-US"/>
+                        </w:rPr>
+                        <w:t>JobScheduler jobScheduler</w:t>
+                      </w:r>
+                      <w:r>
+                        <w:rPr>
+                          <w:sz w:val="20"/>
+                          <w:szCs w:val="20"/>
+                          <w:bCs/>
+                          <w:rFonts w:eastAsia="" w:cstheme="minorBidi" w:eastAsiaTheme="minorEastAsia" w:ascii="0" w:hAnsi="0" w:cs="0"/>
+                          <w:color w:val="000080"/>
+                          <w:lang w:val="en-US"/>
+                        </w:rPr>
+                        <w:t>(</w:t>
+                      </w:r>
+                      <w:r>
+                        <w:rPr>
+                          <w:sz w:val="20"/>
+                          <w:szCs w:val="20"/>
+                          <w:rFonts w:eastAsia="" w:cstheme="minorBidi" w:eastAsiaTheme="minorEastAsia" w:ascii="0" w:hAnsi="0" w:cs="0"/>
+                          <w:color w:val="FF8000"/>
+                          <w:lang w:val="en-US"/>
+                        </w:rPr>
+                        <w:t>10</w:t>
+                      </w:r>
+                      <w:r>
+                        <w:rPr>
+                          <w:sz w:val="20"/>
+                          <w:szCs w:val="20"/>
+                          <w:bCs/>
+                          <w:rFonts w:eastAsia="" w:cstheme="minorBidi" w:eastAsiaTheme="minorEastAsia" w:ascii="0" w:hAnsi="0" w:cs="0"/>
+                          <w:color w:val="000080"/>
+                          <w:lang w:val="en-US"/>
+                        </w:rPr>
+                        <w:t>);</w:t>
+                      </w:r>
+                    </w:p>
+                    <w:p>
+                      <w:pPr>
+                        <w:overflowPunct w:val="false"/>
+                        <w:rPr/>
+                      </w:pPr>
+                      <w:r>
+                        <w:rPr>
+                          <w:sz w:val="20"/>
+                          <w:szCs w:val="20"/>
+                          <w:rFonts w:ascii="0" w:hAnsi="0" w:eastAsia="" w:cs="0" w:eastAsiaTheme="minorEastAsia"/>
+                          <w:color w:val="000000"/>
+                          <w:lang w:val="en-US"/>
+                        </w:rPr>
+                      </w:r>
+                    </w:p>
+                    <w:p>
+                      <w:pPr>
+                        <w:overflowPunct w:val="false"/>
+                        <w:rPr/>
+                      </w:pPr>
+                      <w:r>
+                        <w:rPr>
+                          <w:sz w:val="20"/>
+                          <w:szCs w:val="20"/>
+                          <w:rFonts w:eastAsia="" w:cstheme="minorBidi" w:eastAsiaTheme="minorEastAsia" w:cs="0" w:ascii="0" w:hAnsi="0"/>
+                          <w:color w:val="000000"/>
+                          <w:lang w:val="en-US"/>
+                        </w:rPr>
+                        <w:t>JobPlan</w:t>
+                      </w:r>
+                      <w:r>
+                        <w:rPr>
+                          <w:sz w:val="20"/>
+                          <w:szCs w:val="20"/>
+                          <w:bCs/>
+                          <w:rFonts w:eastAsia="" w:cstheme="minorBidi" w:eastAsiaTheme="minorEastAsia" w:cs="0" w:ascii="0" w:hAnsi="0"/>
+                          <w:color w:val="000080"/>
+                          <w:lang w:val="en-US"/>
+                        </w:rPr>
+                        <w:t>*</w:t>
+                      </w:r>
+                      <w:r>
+                        <w:rPr>
+                          <w:sz w:val="20"/>
+                          <w:szCs w:val="20"/>
+                          <w:rFonts w:eastAsia="" w:cstheme="minorBidi" w:eastAsiaTheme="minorEastAsia" w:cs="0" w:ascii="0" w:hAnsi="0"/>
+                          <w:color w:val="000000"/>
+                          <w:lang w:val="en-US"/>
+                        </w:rPr>
+                        <w:t xml:space="preserve"> jobPlan </w:t>
+                      </w:r>
+                      <w:r>
+                        <w:rPr>
+                          <w:sz w:val="20"/>
+                          <w:szCs w:val="20"/>
+                          <w:bCs/>
+                          <w:rFonts w:eastAsia="" w:cstheme="minorBidi" w:eastAsiaTheme="minorEastAsia" w:cs="0" w:ascii="0" w:hAnsi="0"/>
+                          <w:color w:val="000080"/>
+                          <w:lang w:val="en-US"/>
+                        </w:rPr>
+                        <w:t>=</w:t>
+                      </w:r>
+                      <w:r>
+                        <w:rPr>
+                          <w:sz w:val="20"/>
+                          <w:szCs w:val="20"/>
+                          <w:rFonts w:eastAsia="" w:cstheme="minorBidi" w:eastAsiaTheme="minorEastAsia" w:cs="0" w:ascii="0" w:hAnsi="0"/>
+                          <w:color w:val="000000"/>
+                          <w:lang w:val="en-US"/>
+                        </w:rPr>
+                        <w:t xml:space="preserve"> jobScheduler</w:t>
+                      </w:r>
+                      <w:r>
+                        <w:rPr>
+                          <w:sz w:val="20"/>
+                          <w:szCs w:val="20"/>
+                          <w:bCs/>
+                          <w:rFonts w:eastAsia="" w:cstheme="minorBidi" w:eastAsiaTheme="minorEastAsia" w:cs="0" w:ascii="0" w:hAnsi="0"/>
+                          <w:color w:val="000080"/>
+                          <w:lang w:val="en-US"/>
+                        </w:rPr>
+                        <w:t>.</w:t>
+                      </w:r>
+                      <w:r>
+                        <w:rPr>
+                          <w:sz w:val="20"/>
+                          <w:szCs w:val="20"/>
+                          <w:rFonts w:eastAsia="" w:cstheme="minorBidi" w:eastAsiaTheme="minorEastAsia" w:cs="0" w:ascii="0" w:hAnsi="0"/>
+                          <w:color w:val="000000"/>
+                          <w:lang w:val="en-US"/>
+                        </w:rPr>
+                        <w:t>makeJobPlan</w:t>
+                      </w:r>
+                      <w:r>
+                        <w:rPr>
+                          <w:sz w:val="20"/>
+                          <w:szCs w:val="20"/>
+                          <w:bCs/>
+                          <w:rFonts w:eastAsia="" w:cstheme="minorBidi" w:eastAsiaTheme="minorEastAsia" w:cs="0" w:ascii="0" w:hAnsi="0"/>
+                          <w:color w:val="000080"/>
+                          <w:lang w:val="en-US"/>
+                        </w:rPr>
+                        <w:t>();</w:t>
+                      </w:r>
+                    </w:p>
+                    <w:p>
+                      <w:pPr>
+                        <w:overflowPunct w:val="false"/>
+                        <w:rPr/>
+                      </w:pPr>
+                      <w:r>
+                        <w:rPr>
+                          <w:sz w:val="20"/>
+                          <w:szCs w:val="20"/>
+                          <w:rFonts w:ascii="0" w:hAnsi="0" w:eastAsia="" w:cs="0" w:eastAsiaTheme="minorEastAsia"/>
+                          <w:color w:val="000000"/>
+                          <w:lang w:val="en-US"/>
+                        </w:rPr>
+                      </w:r>
+                    </w:p>
+                    <w:p>
+                      <w:pPr>
+                        <w:overflowPunct w:val="false"/>
+                        <w:rPr/>
+                      </w:pPr>
+                      <w:r>
+                        <w:rPr>
+                          <w:sz w:val="20"/>
+                          <w:szCs w:val="20"/>
+                          <w:rFonts w:eastAsia="" w:cstheme="minorBidi" w:eastAsiaTheme="minorEastAsia" w:ascii="0" w:hAnsi="0" w:cs="0"/>
+                          <w:color w:val="8000FF"/>
+                          <w:lang w:val="en-US"/>
+                        </w:rPr>
+                        <w:t>auto</w:t>
+                      </w:r>
+                      <w:r>
+                        <w:rPr>
+                          <w:sz w:val="20"/>
+                          <w:szCs w:val="20"/>
+                          <w:rFonts w:eastAsia="" w:cstheme="minorBidi" w:eastAsiaTheme="minorEastAsia" w:ascii="0" w:hAnsi="0" w:cs="0"/>
+                          <w:color w:val="000000"/>
+                          <w:lang w:val="en-US"/>
+                        </w:rPr>
+                        <w:t xml:space="preserve"> req1 </w:t>
+                      </w:r>
+                      <w:r>
+                        <w:rPr>
+                          <w:sz w:val="20"/>
+                          <w:szCs w:val="20"/>
+                          <w:bCs/>
+                          <w:rFonts w:eastAsia="" w:cstheme="minorBidi" w:eastAsiaTheme="minorEastAsia" w:ascii="0" w:hAnsi="0" w:cs="0"/>
+                          <w:color w:val="000080"/>
+                          <w:lang w:val="en-US"/>
+                        </w:rPr>
+                        <w:t>=</w:t>
+                      </w:r>
+                      <w:r>
+                        <w:rPr>
+                          <w:sz w:val="20"/>
+                          <w:szCs w:val="20"/>
+                          <w:rFonts w:eastAsia="" w:cstheme="minorBidi" w:eastAsiaTheme="minorEastAsia" w:ascii="0" w:hAnsi="0" w:cs="0"/>
+                          <w:color w:val="000000"/>
+                          <w:lang w:val="en-US"/>
+                        </w:rPr>
+                        <w:t xml:space="preserve"> jsch</w:t>
+                      </w:r>
+                      <w:r>
+                        <w:rPr>
+                          <w:sz w:val="20"/>
+                          <w:szCs w:val="20"/>
+                          <w:bCs/>
+                          <w:rFonts w:eastAsia="" w:cstheme="minorBidi" w:eastAsiaTheme="minorEastAsia" w:ascii="0" w:hAnsi="0" w:cs="0"/>
+                          <w:color w:val="000080"/>
+                          <w:lang w:val="en-US"/>
+                        </w:rPr>
+                        <w:t>::</w:t>
+                      </w:r>
+                      <w:r>
+                        <w:rPr>
+                          <w:sz w:val="20"/>
+                          <w:szCs w:val="20"/>
+                          <w:rFonts w:eastAsia="" w:cstheme="minorBidi" w:eastAsiaTheme="minorEastAsia" w:ascii="0" w:hAnsi="0" w:cs="0"/>
+                          <w:color w:val="000000"/>
+                          <w:lang w:val="en-US"/>
+                        </w:rPr>
+                        <w:t>make_job</w:t>
+                      </w:r>
+                      <w:r>
+                        <w:rPr>
+                          <w:sz w:val="20"/>
+                          <w:szCs w:val="20"/>
+                          <w:bCs/>
+                          <w:rFonts w:eastAsia="" w:cstheme="minorBidi" w:eastAsiaTheme="minorEastAsia" w:ascii="0" w:hAnsi="0" w:cs="0"/>
+                          <w:color w:val="000080"/>
+                          <w:lang w:val="en-US"/>
+                        </w:rPr>
+                        <w:t>([&amp;]{...});</w:t>
+                      </w:r>
+                    </w:p>
+                    <w:p>
+                      <w:pPr>
+                        <w:overflowPunct w:val="false"/>
+                        <w:rPr/>
+                      </w:pPr>
+                      <w:r>
+                        <w:rPr>
+                          <w:sz w:val="20"/>
+                          <w:szCs w:val="20"/>
+                          <w:rFonts w:eastAsia="" w:cstheme="minorBidi" w:eastAsiaTheme="minorEastAsia" w:ascii="0" w:hAnsi="0" w:cs="0"/>
+                          <w:color w:val="8000FF"/>
+                          <w:lang w:val="en-US"/>
+                        </w:rPr>
+                        <w:t>auto</w:t>
+                      </w:r>
+                      <w:r>
+                        <w:rPr>
+                          <w:sz w:val="20"/>
+                          <w:szCs w:val="20"/>
+                          <w:rFonts w:eastAsia="" w:cstheme="minorBidi" w:eastAsiaTheme="minorEastAsia" w:ascii="0" w:hAnsi="0" w:cs="0"/>
+                          <w:color w:val="000000"/>
+                          <w:lang w:val="en-US"/>
+                        </w:rPr>
+                        <w:t xml:space="preserve"> req2 </w:t>
+                      </w:r>
+                      <w:r>
+                        <w:rPr>
+                          <w:sz w:val="20"/>
+                          <w:szCs w:val="20"/>
+                          <w:bCs/>
+                          <w:rFonts w:eastAsia="" w:cstheme="minorBidi" w:eastAsiaTheme="minorEastAsia" w:ascii="0" w:hAnsi="0" w:cs="0"/>
+                          <w:color w:val="000080"/>
+                          <w:lang w:val="en-US"/>
+                        </w:rPr>
+                        <w:t>=</w:t>
+                      </w:r>
+                      <w:r>
+                        <w:rPr>
+                          <w:sz w:val="20"/>
+                          <w:szCs w:val="20"/>
+                          <w:rFonts w:eastAsia="" w:cstheme="minorBidi" w:eastAsiaTheme="minorEastAsia" w:ascii="0" w:hAnsi="0" w:cs="0"/>
+                          <w:color w:val="000000"/>
+                          <w:lang w:val="en-US"/>
+                        </w:rPr>
+                        <w:t xml:space="preserve"> jsch</w:t>
+                      </w:r>
+                      <w:r>
+                        <w:rPr>
+                          <w:sz w:val="20"/>
+                          <w:szCs w:val="20"/>
+                          <w:bCs/>
+                          <w:rFonts w:eastAsia="" w:cstheme="minorBidi" w:eastAsiaTheme="minorEastAsia" w:ascii="0" w:hAnsi="0" w:cs="0"/>
+                          <w:color w:val="000080"/>
+                          <w:lang w:val="en-US"/>
+                        </w:rPr>
+                        <w:t>::</w:t>
+                      </w:r>
+                      <w:r>
+                        <w:rPr>
+                          <w:sz w:val="20"/>
+                          <w:szCs w:val="20"/>
+                          <w:rFonts w:eastAsia="" w:cstheme="minorBidi" w:eastAsiaTheme="minorEastAsia" w:ascii="0" w:hAnsi="0" w:cs="0"/>
+                          <w:color w:val="000000"/>
+                          <w:lang w:val="en-US"/>
+                        </w:rPr>
+                        <w:t>make_job</w:t>
+                      </w:r>
+                      <w:r>
+                        <w:rPr>
+                          <w:sz w:val="20"/>
+                          <w:szCs w:val="20"/>
+                          <w:bCs/>
+                          <w:rFonts w:eastAsia="" w:cstheme="minorBidi" w:eastAsiaTheme="minorEastAsia" w:ascii="0" w:hAnsi="0" w:cs="0"/>
+                          <w:color w:val="000080"/>
+                          <w:lang w:val="en-US"/>
+                        </w:rPr>
+                        <w:t>([&amp;]{...});</w:t>
+                      </w:r>
+                    </w:p>
+                    <w:p>
+                      <w:pPr>
+                        <w:overflowPunct w:val="false"/>
+                        <w:rPr/>
+                      </w:pPr>
+                      <w:r>
+                        <w:rPr>
+                          <w:sz w:val="20"/>
+                          <w:szCs w:val="20"/>
+                          <w:rFonts w:ascii="0" w:hAnsi="0" w:eastAsia="" w:cs="0" w:eastAsiaTheme="minorEastAsia"/>
+                          <w:color w:val="000000"/>
+                          <w:lang w:val="en-US"/>
+                        </w:rPr>
+                      </w:r>
+                    </w:p>
+                    <w:p>
+                      <w:pPr>
+                        <w:overflowPunct w:val="false"/>
+                        <w:rPr/>
+                      </w:pPr>
+                      <w:r>
+                        <w:rPr>
+                          <w:sz w:val="20"/>
+                          <w:szCs w:val="20"/>
+                          <w:rFonts w:eastAsia="" w:cstheme="minorBidi" w:eastAsiaTheme="minorEastAsia" w:ascii="0" w:hAnsi="0" w:cs="0"/>
+                          <w:color w:val="000000"/>
+                          <w:lang w:val="en-US"/>
+                        </w:rPr>
+                        <w:t>jobPlan</w:t>
+                      </w:r>
+                      <w:r>
+                        <w:rPr>
+                          <w:sz w:val="20"/>
+                          <w:szCs w:val="20"/>
+                          <w:bCs/>
+                          <w:rFonts w:eastAsia="" w:cstheme="minorBidi" w:eastAsiaTheme="minorEastAsia" w:ascii="0" w:hAnsi="0" w:cs="0"/>
+                          <w:color w:val="000080"/>
+                          <w:lang w:val="en-US"/>
+                        </w:rPr>
+                        <w:t>.</w:t>
+                      </w:r>
+                      <w:r>
+                        <w:rPr>
+                          <w:sz w:val="20"/>
+                          <w:szCs w:val="20"/>
+                          <w:rFonts w:eastAsia="" w:cstheme="minorBidi" w:eastAsiaTheme="minorEastAsia" w:ascii="0" w:hAnsi="0" w:cs="0"/>
+                          <w:color w:val="000000"/>
+                          <w:lang w:val="en-US"/>
+                        </w:rPr>
+                        <w:t>addRequiredJob</w:t>
+                      </w:r>
+                      <w:r>
+                        <w:rPr>
+                          <w:sz w:val="20"/>
+                          <w:szCs w:val="20"/>
+                          <w:bCs/>
+                          <w:rFonts w:eastAsia="" w:cstheme="minorBidi" w:eastAsiaTheme="minorEastAsia" w:ascii="0" w:hAnsi="0" w:cs="0"/>
+                          <w:color w:val="000080"/>
+                          <w:lang w:val="en-US"/>
+                        </w:rPr>
+                        <w:t>(</w:t>
+                      </w:r>
+                      <w:r>
+                        <w:rPr>
+                          <w:sz w:val="20"/>
+                          <w:szCs w:val="20"/>
+                          <w:rFonts w:eastAsia="" w:cstheme="minorBidi" w:eastAsiaTheme="minorEastAsia" w:ascii="0" w:hAnsi="0" w:cs="0"/>
+                          <w:color w:val="000000"/>
+                          <w:lang w:val="en-US"/>
+                        </w:rPr>
+                        <w:t>req1</w:t>
+                      </w:r>
+                      <w:r>
+                        <w:rPr>
+                          <w:sz w:val="20"/>
+                          <w:szCs w:val="20"/>
+                          <w:bCs/>
+                          <w:rFonts w:eastAsia="" w:cstheme="minorBidi" w:eastAsiaTheme="minorEastAsia" w:ascii="0" w:hAnsi="0" w:cs="0"/>
+                          <w:color w:val="000080"/>
+                          <w:lang w:val="en-US"/>
+                        </w:rPr>
+                        <w:t>);</w:t>
+                      </w:r>
+                    </w:p>
+                    <w:p>
+                      <w:pPr>
+                        <w:overflowPunct w:val="false"/>
+                        <w:rPr/>
+                      </w:pPr>
+                      <w:r>
+                        <w:rPr>
+                          <w:sz w:val="20"/>
+                          <w:szCs w:val="20"/>
+                          <w:rFonts w:eastAsia="" w:cstheme="minorBidi" w:eastAsiaTheme="minorEastAsia" w:ascii="0" w:hAnsi="0" w:cs="0"/>
+                          <w:color w:val="000000"/>
+                          <w:lang w:val="en-US"/>
+                        </w:rPr>
+                        <w:t>jobPlan</w:t>
+                      </w:r>
+                      <w:r>
+                        <w:rPr>
+                          <w:sz w:val="20"/>
+                          <w:szCs w:val="20"/>
+                          <w:bCs/>
+                          <w:rFonts w:eastAsia="" w:cstheme="minorBidi" w:eastAsiaTheme="minorEastAsia" w:ascii="0" w:hAnsi="0" w:cs="0"/>
+                          <w:color w:val="000080"/>
+                          <w:lang w:val="en-US"/>
+                        </w:rPr>
+                        <w:t>.</w:t>
+                      </w:r>
+                      <w:r>
+                        <w:rPr>
+                          <w:sz w:val="20"/>
+                          <w:szCs w:val="20"/>
+                          <w:rFonts w:eastAsia="" w:cstheme="minorBidi" w:eastAsiaTheme="minorEastAsia" w:ascii="0" w:hAnsi="0" w:cs="0"/>
+                          <w:color w:val="000000"/>
+                          <w:lang w:val="en-US"/>
+                        </w:rPr>
+                        <w:t>addRequiredJob</w:t>
+                      </w:r>
+                      <w:r>
+                        <w:rPr>
+                          <w:sz w:val="20"/>
+                          <w:szCs w:val="20"/>
+                          <w:bCs/>
+                          <w:rFonts w:eastAsia="" w:cstheme="minorBidi" w:eastAsiaTheme="minorEastAsia" w:ascii="0" w:hAnsi="0" w:cs="0"/>
+                          <w:color w:val="000080"/>
+                          <w:lang w:val="en-US"/>
+                        </w:rPr>
+                        <w:t>(</w:t>
+                      </w:r>
+                      <w:r>
+                        <w:rPr>
+                          <w:sz w:val="20"/>
+                          <w:szCs w:val="20"/>
+                          <w:rFonts w:eastAsia="" w:cstheme="minorBidi" w:eastAsiaTheme="minorEastAsia" w:ascii="0" w:hAnsi="0" w:cs="0"/>
+                          <w:color w:val="000000"/>
+                          <w:lang w:val="en-US"/>
+                        </w:rPr>
+                        <w:t>req2</w:t>
+                      </w:r>
+                      <w:r>
+                        <w:rPr>
+                          <w:sz w:val="20"/>
+                          <w:szCs w:val="20"/>
+                          <w:bCs/>
+                          <w:rFonts w:eastAsia="" w:cstheme="minorBidi" w:eastAsiaTheme="minorEastAsia" w:ascii="0" w:hAnsi="0" w:cs="0"/>
+                          <w:color w:val="000080"/>
+                          <w:lang w:val="en-US"/>
+                        </w:rPr>
+                        <w:t>);</w:t>
+                      </w:r>
+                    </w:p>
+                    <w:p>
+                      <w:pPr>
+                        <w:overflowPunct w:val="false"/>
+                        <w:rPr/>
+                      </w:pPr>
+                      <w:r>
+                        <w:rPr>
+                          <w:sz w:val="20"/>
+                          <w:szCs w:val="20"/>
+                          <w:rFonts w:ascii="0" w:hAnsi="0" w:eastAsia="" w:cs="0" w:eastAsiaTheme="minorEastAsia"/>
+                          <w:color w:val="000000"/>
+                          <w:lang w:val="en-US"/>
+                        </w:rPr>
+                      </w:r>
+                    </w:p>
+                    <w:p>
+                      <w:pPr>
+                        <w:overflowPunct w:val="false"/>
+                        <w:rPr/>
+                      </w:pPr>
+                      <w:r>
+                        <w:rPr>
+                          <w:sz w:val="20"/>
+                          <w:szCs w:val="20"/>
+                          <w:rFonts w:eastAsia="" w:cstheme="minorBidi" w:eastAsiaTheme="minorEastAsia" w:ascii="0" w:hAnsi="0" w:cs="0"/>
+                          <w:color w:val="8000FF"/>
+                          <w:lang w:val="en-US"/>
+                        </w:rPr>
+                        <w:t>auto</w:t>
+                      </w:r>
+                      <w:r>
+                        <w:rPr>
+                          <w:sz w:val="20"/>
+                          <w:szCs w:val="20"/>
+                          <w:rFonts w:eastAsia="" w:cstheme="minorBidi" w:eastAsiaTheme="minorEastAsia" w:ascii="0" w:hAnsi="0" w:cs="0"/>
+                          <w:color w:val="000000"/>
+                          <w:lang w:val="en-US"/>
+                        </w:rPr>
+                        <w:t xml:space="preserve"> dep1 </w:t>
+                      </w:r>
+                      <w:r>
+                        <w:rPr>
+                          <w:sz w:val="20"/>
+                          <w:szCs w:val="20"/>
+                          <w:bCs/>
+                          <w:rFonts w:eastAsia="" w:cstheme="minorBidi" w:eastAsiaTheme="minorEastAsia" w:ascii="0" w:hAnsi="0" w:cs="0"/>
+                          <w:color w:val="000080"/>
+                          <w:lang w:val="en-US"/>
+                        </w:rPr>
+                        <w:t>=</w:t>
+                      </w:r>
+                      <w:r>
+                        <w:rPr>
+                          <w:sz w:val="20"/>
+                          <w:szCs w:val="20"/>
+                          <w:rFonts w:eastAsia="" w:cstheme="minorBidi" w:eastAsiaTheme="minorEastAsia" w:ascii="0" w:hAnsi="0" w:cs="0"/>
+                          <w:color w:val="000000"/>
+                          <w:lang w:val="en-US"/>
+                        </w:rPr>
+                        <w:t xml:space="preserve"> jsch</w:t>
+                      </w:r>
+                      <w:r>
+                        <w:rPr>
+                          <w:sz w:val="20"/>
+                          <w:szCs w:val="20"/>
+                          <w:bCs/>
+                          <w:rFonts w:eastAsia="" w:cstheme="minorBidi" w:eastAsiaTheme="minorEastAsia" w:ascii="0" w:hAnsi="0" w:cs="0"/>
+                          <w:color w:val="000080"/>
+                          <w:lang w:val="en-US"/>
+                        </w:rPr>
+                        <w:t>::</w:t>
+                      </w:r>
+                      <w:r>
+                        <w:rPr>
+                          <w:sz w:val="20"/>
+                          <w:szCs w:val="20"/>
+                          <w:rFonts w:eastAsia="" w:cstheme="minorBidi" w:eastAsiaTheme="minorEastAsia" w:ascii="0" w:hAnsi="0" w:cs="0"/>
+                          <w:color w:val="000000"/>
+                          <w:lang w:val="en-US"/>
+                        </w:rPr>
+                        <w:t>make_job</w:t>
+                      </w:r>
+                      <w:r>
+                        <w:rPr>
+                          <w:sz w:val="20"/>
+                          <w:szCs w:val="20"/>
+                          <w:bCs/>
+                          <w:rFonts w:eastAsia="" w:cstheme="minorBidi" w:eastAsiaTheme="minorEastAsia" w:ascii="0" w:hAnsi="0" w:cs="0"/>
+                          <w:color w:val="000080"/>
+                          <w:lang w:val="en-US"/>
+                        </w:rPr>
+                        <w:t>([&amp;]{...});</w:t>
+                      </w:r>
+                    </w:p>
+                    <w:p>
+                      <w:pPr>
+                        <w:overflowPunct w:val="false"/>
+                        <w:rPr/>
+                      </w:pPr>
+                      <w:r>
+                        <w:rPr>
+                          <w:sz w:val="20"/>
+                          <w:szCs w:val="20"/>
+                          <w:rFonts w:eastAsia="" w:cstheme="minorBidi" w:eastAsiaTheme="minorEastAsia" w:ascii="0" w:hAnsi="0" w:cs="0"/>
+                          <w:color w:val="8000FF"/>
+                          <w:lang w:val="en-US"/>
+                        </w:rPr>
+                        <w:t>auto</w:t>
+                      </w:r>
+                      <w:r>
+                        <w:rPr>
+                          <w:sz w:val="20"/>
+                          <w:szCs w:val="20"/>
+                          <w:rFonts w:eastAsia="" w:cstheme="minorBidi" w:eastAsiaTheme="minorEastAsia" w:ascii="0" w:hAnsi="0" w:cs="0"/>
+                          <w:color w:val="000000"/>
+                          <w:lang w:val="en-US"/>
+                        </w:rPr>
+                        <w:t xml:space="preserve"> dep2 </w:t>
+                      </w:r>
+                      <w:r>
+                        <w:rPr>
+                          <w:sz w:val="20"/>
+                          <w:szCs w:val="20"/>
+                          <w:bCs/>
+                          <w:rFonts w:eastAsia="" w:cstheme="minorBidi" w:eastAsiaTheme="minorEastAsia" w:ascii="0" w:hAnsi="0" w:cs="0"/>
+                          <w:color w:val="000080"/>
+                          <w:lang w:val="en-US"/>
+                        </w:rPr>
+                        <w:t>=</w:t>
+                      </w:r>
+                      <w:r>
+                        <w:rPr>
+                          <w:sz w:val="20"/>
+                          <w:szCs w:val="20"/>
+                          <w:rFonts w:eastAsia="" w:cstheme="minorBidi" w:eastAsiaTheme="minorEastAsia" w:ascii="0" w:hAnsi="0" w:cs="0"/>
+                          <w:color w:val="000000"/>
+                          <w:lang w:val="en-US"/>
+                        </w:rPr>
+                        <w:t xml:space="preserve"> jsch</w:t>
+                      </w:r>
+                      <w:r>
+                        <w:rPr>
+                          <w:sz w:val="20"/>
+                          <w:szCs w:val="20"/>
+                          <w:bCs/>
+                          <w:rFonts w:eastAsia="" w:cstheme="minorBidi" w:eastAsiaTheme="minorEastAsia" w:ascii="0" w:hAnsi="0" w:cs="0"/>
+                          <w:color w:val="000080"/>
+                          <w:lang w:val="en-US"/>
+                        </w:rPr>
+                        <w:t>::</w:t>
+                      </w:r>
+                      <w:r>
+                        <w:rPr>
+                          <w:sz w:val="20"/>
+                          <w:szCs w:val="20"/>
+                          <w:rFonts w:eastAsia="" w:cstheme="minorBidi" w:eastAsiaTheme="minorEastAsia" w:ascii="0" w:hAnsi="0" w:cs="0"/>
+                          <w:color w:val="000000"/>
+                          <w:lang w:val="en-US"/>
+                        </w:rPr>
+                        <w:t>make_job</w:t>
+                      </w:r>
+                      <w:r>
+                        <w:rPr>
+                          <w:sz w:val="20"/>
+                          <w:szCs w:val="20"/>
+                          <w:bCs/>
+                          <w:rFonts w:eastAsia="" w:cstheme="minorBidi" w:eastAsiaTheme="minorEastAsia" w:ascii="0" w:hAnsi="0" w:cs="0"/>
+                          <w:color w:val="000080"/>
+                          <w:lang w:val="en-US"/>
+                        </w:rPr>
+                        <w:t>([&amp;]{...});</w:t>
+                      </w:r>
+                    </w:p>
+                    <w:p>
+                      <w:pPr>
+                        <w:overflowPunct w:val="false"/>
+                        <w:rPr/>
+                      </w:pPr>
+                      <w:r>
+                        <w:rPr>
+                          <w:sz w:val="20"/>
+                          <w:szCs w:val="20"/>
+                          <w:rFonts w:ascii="0" w:hAnsi="0" w:eastAsia="" w:cs="0" w:eastAsiaTheme="minorEastAsia"/>
+                          <w:color w:val="000000"/>
+                          <w:lang w:val="en-US"/>
+                        </w:rPr>
+                      </w:r>
+                    </w:p>
+                    <w:p>
+                      <w:pPr>
+                        <w:overflowPunct w:val="false"/>
+                        <w:rPr/>
+                      </w:pPr>
+                      <w:r>
+                        <w:rPr>
+                          <w:sz w:val="20"/>
+                          <w:szCs w:val="20"/>
+                          <w:rFonts w:eastAsia="" w:cstheme="minorBidi" w:eastAsiaTheme="minorEastAsia" w:ascii="0" w:hAnsi="0" w:cs="0"/>
+                          <w:color w:val="000000"/>
+                          <w:lang w:val="en-US"/>
+                        </w:rPr>
+                        <w:t>jobPlan</w:t>
+                      </w:r>
+                      <w:r>
+                        <w:rPr>
+                          <w:sz w:val="20"/>
+                          <w:szCs w:val="20"/>
+                          <w:bCs/>
+                          <w:rFonts w:eastAsia="" w:cstheme="minorBidi" w:eastAsiaTheme="minorEastAsia" w:ascii="0" w:hAnsi="0" w:cs="0"/>
+                          <w:color w:val="000080"/>
+                          <w:lang w:val="en-US"/>
+                        </w:rPr>
+                        <w:t>.</w:t>
+                      </w:r>
+                      <w:r>
+                        <w:rPr>
+                          <w:sz w:val="20"/>
+                          <w:szCs w:val="20"/>
+                          <w:rFonts w:eastAsia="" w:cstheme="minorBidi" w:eastAsiaTheme="minorEastAsia" w:ascii="0" w:hAnsi="0" w:cs="0"/>
+                          <w:color w:val="000000"/>
+                          <w:lang w:val="en-US"/>
+                        </w:rPr>
+                        <w:t>addDependent</w:t>
+                      </w:r>
+                      <w:r>
+                        <w:rPr>
+                          <w:sz w:val="20"/>
+                          <w:szCs w:val="20"/>
+                          <w:bCs/>
+                          <w:rFonts w:eastAsia="" w:cstheme="minorBidi" w:eastAsiaTheme="minorEastAsia" w:ascii="0" w:hAnsi="0" w:cs="0"/>
+                          <w:color w:val="000080"/>
+                          <w:lang w:val="en-US"/>
+                        </w:rPr>
+                        <w:t>(</w:t>
+                      </w:r>
+                      <w:r>
+                        <w:rPr>
+                          <w:sz w:val="20"/>
+                          <w:szCs w:val="20"/>
+                          <w:rFonts w:eastAsia="" w:cstheme="minorBidi" w:eastAsiaTheme="minorEastAsia" w:ascii="0" w:hAnsi="0" w:cs="0"/>
+                          <w:color w:val="000000"/>
+                          <w:lang w:val="en-US"/>
+                        </w:rPr>
+                        <w:t>dep1</w:t>
+                      </w:r>
+                      <w:r>
+                        <w:rPr>
+                          <w:sz w:val="20"/>
+                          <w:szCs w:val="20"/>
+                          <w:bCs/>
+                          <w:rFonts w:eastAsia="" w:cstheme="minorBidi" w:eastAsiaTheme="minorEastAsia" w:ascii="0" w:hAnsi="0" w:cs="0"/>
+                          <w:color w:val="000080"/>
+                          <w:lang w:val="en-US"/>
+                        </w:rPr>
+                        <w:t>);</w:t>
+                      </w:r>
+                    </w:p>
+                    <w:p>
+                      <w:pPr>
+                        <w:overflowPunct w:val="false"/>
+                        <w:rPr/>
+                      </w:pPr>
+                      <w:r>
+                        <w:rPr>
+                          <w:sz w:val="20"/>
+                          <w:szCs w:val="20"/>
+                          <w:rFonts w:eastAsia="" w:cstheme="minorBidi" w:eastAsiaTheme="minorEastAsia" w:ascii="0" w:hAnsi="0" w:cs="0"/>
+                          <w:color w:val="000000"/>
+                          <w:lang w:val="en-US"/>
+                        </w:rPr>
+                        <w:t>jobPlan</w:t>
+                      </w:r>
+                      <w:r>
+                        <w:rPr>
+                          <w:sz w:val="20"/>
+                          <w:szCs w:val="20"/>
+                          <w:bCs/>
+                          <w:rFonts w:eastAsia="" w:cstheme="minorBidi" w:eastAsiaTheme="minorEastAsia" w:ascii="0" w:hAnsi="0" w:cs="0"/>
+                          <w:color w:val="000080"/>
+                          <w:lang w:val="en-US"/>
+                        </w:rPr>
+                        <w:t>.</w:t>
+                      </w:r>
+                      <w:r>
+                        <w:rPr>
+                          <w:sz w:val="20"/>
+                          <w:szCs w:val="20"/>
+                          <w:rFonts w:eastAsia="" w:cstheme="minorBidi" w:eastAsiaTheme="minorEastAsia" w:ascii="0" w:hAnsi="0" w:cs="0"/>
+                          <w:color w:val="000000"/>
+                          <w:lang w:val="en-US"/>
+                        </w:rPr>
+                        <w:t>addDependent</w:t>
+                      </w:r>
+                      <w:r>
+                        <w:rPr>
+                          <w:sz w:val="20"/>
+                          <w:szCs w:val="20"/>
+                          <w:bCs/>
+                          <w:rFonts w:eastAsia="" w:cstheme="minorBidi" w:eastAsiaTheme="minorEastAsia" w:ascii="0" w:hAnsi="0" w:cs="0"/>
+                          <w:color w:val="000080"/>
+                          <w:lang w:val="en-US"/>
+                        </w:rPr>
+                        <w:t>(</w:t>
+                      </w:r>
+                      <w:r>
+                        <w:rPr>
+                          <w:sz w:val="20"/>
+                          <w:szCs w:val="20"/>
+                          <w:rFonts w:eastAsia="" w:cstheme="minorBidi" w:eastAsiaTheme="minorEastAsia" w:ascii="0" w:hAnsi="0" w:cs="0"/>
+                          <w:color w:val="000000"/>
+                          <w:lang w:val="en-US"/>
+                        </w:rPr>
+                        <w:t>dep2</w:t>
+                      </w:r>
+                      <w:r>
+                        <w:rPr>
+                          <w:sz w:val="20"/>
+                          <w:szCs w:val="20"/>
+                          <w:bCs/>
+                          <w:rFonts w:eastAsia="" w:cstheme="minorBidi" w:eastAsiaTheme="minorEastAsia" w:ascii="0" w:hAnsi="0" w:cs="0"/>
+                          <w:color w:val="000080"/>
+                          <w:lang w:val="en-US"/>
+                        </w:rPr>
+                        <w:t>);</w:t>
+                      </w:r>
+                    </w:p>
+                    <w:p>
+                      <w:pPr>
+                        <w:overflowPunct w:val="false"/>
+                        <w:rPr/>
+                      </w:pPr>
+                      <w:r>
+                        <w:rPr>
+                          <w:sz w:val="20"/>
+                          <w:szCs w:val="20"/>
+                          <w:rFonts w:ascii="0" w:hAnsi="0" w:eastAsia="" w:cs="0" w:eastAsiaTheme="minorEastAsia"/>
+                          <w:color w:val="000000"/>
+                          <w:lang w:val="en-US"/>
+                        </w:rPr>
+                      </w:r>
+                    </w:p>
+                    <w:p>
+                      <w:pPr>
+                        <w:overflowPunct w:val="false"/>
+                        <w:rPr/>
+                      </w:pPr>
+                      <w:r>
+                        <w:rPr>
+                          <w:sz w:val="20"/>
+                          <w:szCs w:val="20"/>
+                          <w:rFonts w:eastAsia="" w:cstheme="minorBidi" w:eastAsiaTheme="minorEastAsia" w:ascii="0" w:hAnsi="0" w:cs="0"/>
+                          <w:color w:val="000000"/>
+                          <w:lang w:val="en-US"/>
+                        </w:rPr>
+                        <w:t>jobScheduler</w:t>
+                      </w:r>
+                      <w:r>
+                        <w:rPr>
+                          <w:sz w:val="20"/>
+                          <w:szCs w:val="20"/>
+                          <w:bCs/>
+                          <w:rFonts w:eastAsia="" w:cstheme="minorBidi" w:eastAsiaTheme="minorEastAsia" w:ascii="0" w:hAnsi="0" w:cs="0"/>
+                          <w:color w:val="000080"/>
+                          <w:lang w:val="en-US"/>
+                        </w:rPr>
+                        <w:t>.</w:t>
+                      </w:r>
+                      <w:r>
+                        <w:rPr>
+                          <w:sz w:val="20"/>
+                          <w:szCs w:val="20"/>
+                          <w:rFonts w:eastAsia="" w:cstheme="minorBidi" w:eastAsiaTheme="minorEastAsia" w:ascii="0" w:hAnsi="0" w:cs="0"/>
+                          <w:color w:val="000000"/>
+                          <w:lang w:val="en-US"/>
+                        </w:rPr>
+                        <w:t>submitJob</w:t>
+                      </w:r>
+                      <w:r>
+                        <w:rPr>
+                          <w:sz w:val="20"/>
+                          <w:szCs w:val="20"/>
+                          <w:bCs/>
+                          <w:rFonts w:eastAsia="" w:cstheme="minorBidi" w:eastAsiaTheme="minorEastAsia" w:ascii="0" w:hAnsi="0" w:cs="0"/>
+                          <w:color w:val="000080"/>
+                          <w:lang w:val="en-US"/>
+                        </w:rPr>
+                        <w:t>(</w:t>
+                      </w:r>
+                      <w:r>
+                        <w:rPr>
+                          <w:sz w:val="20"/>
+                          <w:szCs w:val="20"/>
+                          <w:rFonts w:eastAsia="" w:cstheme="minorBidi" w:eastAsiaTheme="minorEastAsia" w:ascii="0" w:hAnsi="0" w:cs="0"/>
+                          <w:color w:val="000000"/>
+                          <w:lang w:val="en-US"/>
+                        </w:rPr>
+                        <w:t>jobPlan</w:t>
+                      </w:r>
+                      <w:r>
+                        <w:rPr>
+                          <w:sz w:val="20"/>
+                          <w:szCs w:val="20"/>
+                          <w:bCs/>
+                          <w:rFonts w:eastAsia="" w:cstheme="minorBidi" w:eastAsiaTheme="minorEastAsia" w:ascii="0" w:hAnsi="0" w:cs="0"/>
+                          <w:color w:val="000080"/>
+                          <w:lang w:val="en-US"/>
+                        </w:rPr>
+                        <w:t>);</w:t>
+                      </w:r>
+                    </w:p>
+                  </w:txbxContent>
+                </v:textbox>
+                <w10:wrap type="square"/>
+                <v:fill o:detectmouseclick="t" type="solid" color2="#222222"/>
+                <v:stroke color="#3465a4" joinstyle="round" endcap="flat"/>
+              </v:shape>
+            </w:pict>
+          </mc:Fallback>
+        </mc:AlternateContent>
       </w:r>
     </w:p>
     <w:p>
@@ -7499,20 +9564,1475 @@
           <w:b w:val="false"/>
           <w:bCs w:val="false"/>
         </w:rPr>
-        <w:t>Ένα σημαντικό ζήτημα είναι ο συγχρονισμός του thread που υποβάλει τις εργασίες στον jobScheduler με αυτές. Για τον λόγο αυτό υπάρχουν τα futures (Η ονομασία προέρχεται από μια βιβλιοθήκη ασύγχρονου προγραμματισμού της javascript. Αν και δεν είμαι σίγουρος ότι επιτελεί την ίδια λειτουργία, ακούγεται τζαμάτο). Ένα future είναι ένα αντικείμενο το οποίο αντιστοιχίζεται σε κάποια δουλειά και μπορεί να χρησιμοποιηθεί για να μπλοκάρει ένα thread μέχρις ότου η δουλειά αυτή να έχει ολοκληρωθεί. Η δημιουργία των futures γίνεται μόνο σε περίπτωση που ένα job έχει υποβληθεί με τη μέθοδο submitWithFuture.</w:t>
+        <w:t>Όλα αυτά τα είδη εργασιών μπορούν να συνδυαστούν μεταξύ τους για πιο σύνθετες σειρές εκτέλεσης εργασιών.</w:t>
       </w:r>
     </w:p>
     <w:p>
       <w:pPr>
         <w:pStyle w:val="Normal"/>
-        <w:rPr>
-          <w:rFonts w:ascii="Times New Roman" w:hAnsi="Times New Roman" w:eastAsia="Times New Roman" w:cs="Times New Roman"/>
+        <w:bidi w:val="0"/>
+        <w:rPr>
+          <w:b w:val="false"/>
+          <w:b w:val="false"/>
+          <w:bCs w:val="false"/>
+        </w:rPr>
+      </w:pPr>
+      <w:r>
+        <w:rPr>
+          <w:b w:val="false"/>
+          <w:bCs w:val="false"/>
+        </w:rPr>
+      </w:r>
+    </w:p>
+    <w:p>
+      <w:pPr>
+        <w:pStyle w:val="Normal"/>
+        <w:bidi w:val="0"/>
+        <w:rPr>
+          <w:b w:val="false"/>
+          <w:b w:val="false"/>
+          <w:bCs w:val="false"/>
+        </w:rPr>
+      </w:pPr>
+      <w:r>
+        <w:rPr>
+          <w:b w:val="false"/>
+          <w:bCs w:val="false"/>
+        </w:rPr>
+        <w:t xml:space="preserve">Ένα σημαντικό ζήτημα είναι ο συγχρονισμός του thread που υποβάλει τις εργασίες στον jobScheduler με αυτές. Για τον λόγο αυτό υπάρχουν τα futures (Η ονομασία προέρχεται από μια βιβλιοθήκη ασύγχρονου προγραμματισμού της javascript </w:t>
+      </w:r>
+      <w:r>
+        <w:rPr>
+          <w:b w:val="false"/>
+          <w:bCs w:val="false"/>
+        </w:rPr>
+        <w:t>α</w:t>
+      </w:r>
+      <w:r>
+        <w:rPr>
+          <w:b w:val="false"/>
+          <w:bCs w:val="false"/>
+        </w:rPr>
+        <w:t>ν και δεν είμαι σίγουρος ότι επιτελεί την ίδια λειτουργία,). Ένα future είναι ένα αντικείμενο το οποίο αντιστοιχίζεται σε κάποια δουλειά και μπορεί να χρησιμοποιηθεί για να μπλοκάρει ένα thread μέχρις ότου η δουλειά αυτή να έχει ολοκληρωθεί. Η δημιουργία των futures γίνεται μόνο σε περίπτωση που ένα job έχει υποβληθεί με τη μέθοδο submitWithFuture.</w:t>
+      </w:r>
+    </w:p>
+    <w:p>
+      <w:pPr>
+        <w:pStyle w:val="Normal"/>
+        <w:rPr>
+          <w:rFonts w:ascii="0" w:hAnsi="0"/>
+          <w:b/>
+          <w:b/>
+          <w:color w:val="000080"/>
+          <w:sz w:val="20"/>
+          <w:highlight w:val="white"/>
         </w:rPr>
       </w:pPr>
       <w:r>
         <w:rPr>
           <w:rFonts w:eastAsia="Times New Roman" w:cs="Times New Roman"/>
         </w:rPr>
+        <mc:AlternateContent>
+          <mc:Choice Requires="wps">
+            <w:drawing>
+              <wp:anchor behindDoc="0" distT="0" distB="0" distL="0" distR="0" simplePos="0" locked="0" layoutInCell="1" allowOverlap="1" relativeHeight="8">
+                <wp:simplePos x="0" y="0"/>
+                <wp:positionH relativeFrom="column">
+                  <wp:posOffset>22225</wp:posOffset>
+                </wp:positionH>
+                <wp:positionV relativeFrom="paragraph">
+                  <wp:posOffset>160655</wp:posOffset>
+                </wp:positionV>
+                <wp:extent cx="6009640" cy="2812415"/>
+                <wp:effectExtent l="0" t="0" r="0" b="0"/>
+                <wp:wrapTopAndBottom/>
+                <wp:docPr id="10" name="Shape2"/>
+                <a:graphic xmlns:a="http://schemas.openxmlformats.org/drawingml/2006/main">
+                  <a:graphicData uri="http://schemas.microsoft.com/office/word/2010/wordprocessingShape">
+                    <wps:wsp>
+                      <wps:cNvSpPr txBox="1"/>
+                      <wps:spPr>
+                        <a:xfrm>
+                          <a:off x="0" y="0"/>
+                          <a:ext cx="6009120" cy="2811960"/>
+                        </a:xfrm>
+                        <a:prstGeom prst="rect">
+                          <a:avLst/>
+                        </a:prstGeom>
+                        <a:solidFill>
+                          <a:srgbClr val="dddddd"/>
+                        </a:solidFill>
+                        <a:ln>
+                          <a:noFill/>
+                        </a:ln>
+                      </wps:spPr>
+                      <wps:txbx>
+                        <w:txbxContent>
+                          <w:p>
+                            <w:pPr>
+                              <w:overflowPunct w:val="false"/>
+                              <w:rPr/>
+                            </w:pPr>
+                            <w:r>
+                              <w:rPr>
+                                <w:sz w:val="20"/>
+                                <w:szCs w:val="20"/>
+                                <w:rFonts w:eastAsia="" w:cstheme="minorBidi" w:eastAsiaTheme="minorEastAsia" w:ascii="0" w:hAnsi="0" w:cs="0"/>
+                                <w:color w:val="804000"/>
+                                <w:lang w:val="en-US"/>
+                              </w:rPr>
+                              <w:t>#include "jsch.hpp"</w:t>
+                            </w:r>
+                          </w:p>
+                          <w:p>
+                            <w:pPr>
+                              <w:overflowPunct w:val="false"/>
+                              <w:rPr/>
+                            </w:pPr>
+                            <w:r>
+                              <w:rPr>
+                                <w:sz w:val="20"/>
+                                <w:szCs w:val="20"/>
+                                <w:rFonts w:ascii="0" w:hAnsi="0" w:eastAsia="" w:cs="0" w:eastAsiaTheme="minorEastAsia"/>
+                                <w:color w:val="000000"/>
+                                <w:lang w:val="en-US"/>
+                              </w:rPr>
+                            </w:r>
+                          </w:p>
+                          <w:p>
+                            <w:pPr>
+                              <w:overflowPunct w:val="false"/>
+                              <w:rPr/>
+                            </w:pPr>
+                            <w:r>
+                              <w:rPr>
+                                <w:sz w:val="20"/>
+                                <w:szCs w:val="20"/>
+                                <w:rFonts w:eastAsia="" w:cstheme="minorBidi" w:eastAsiaTheme="minorEastAsia" w:ascii="0" w:hAnsi="0" w:cs="0"/>
+                                <w:color w:val="8000FF"/>
+                                <w:lang w:val="en-US"/>
+                              </w:rPr>
+                              <w:t>int</w:t>
+                            </w:r>
+                            <w:r>
+                              <w:rPr>
+                                <w:sz w:val="20"/>
+                                <w:szCs w:val="20"/>
+                                <w:rFonts w:eastAsia="" w:cstheme="minorBidi" w:eastAsiaTheme="minorEastAsia" w:ascii="0" w:hAnsi="0" w:cs="0"/>
+                                <w:color w:val="000000"/>
+                                <w:lang w:val="en-US"/>
+                              </w:rPr>
+                              <w:t xml:space="preserve"> main</w:t>
+                            </w:r>
+                            <w:r>
+                              <w:rPr>
+                                <w:sz w:val="20"/>
+                                <w:szCs w:val="20"/>
+                                <w:bCs/>
+                                <w:rFonts w:eastAsia="" w:cstheme="minorBidi" w:eastAsiaTheme="minorEastAsia" w:ascii="0" w:hAnsi="0" w:cs="0"/>
+                                <w:color w:val="000080"/>
+                                <w:lang w:val="en-US"/>
+                              </w:rPr>
+                              <w:t>(){</w:t>
+                            </w:r>
+                          </w:p>
+                          <w:p>
+                            <w:pPr>
+                              <w:overflowPunct w:val="false"/>
+                              <w:rPr/>
+                            </w:pPr>
+                            <w:r>
+                              <w:rPr>
+                                <w:sz w:val="20"/>
+                                <w:szCs w:val="20"/>
+                                <w:rFonts w:ascii="0" w:hAnsi="0" w:eastAsia="" w:cs="0" w:eastAsiaTheme="minorEastAsia"/>
+                                <w:color w:val="000000"/>
+                                <w:lang w:val="en-US"/>
+                              </w:rPr>
+                            </w:r>
+                          </w:p>
+                          <w:p>
+                            <w:pPr>
+                              <w:overflowPunct w:val="false"/>
+                              <w:rPr/>
+                            </w:pPr>
+                            <w:r>
+                              <w:rPr>
+                                <w:sz w:val="20"/>
+                                <w:szCs w:val="20"/>
+                                <w:rFonts w:eastAsia="" w:cstheme="minorBidi" w:eastAsiaTheme="minorEastAsia" w:ascii="0" w:hAnsi="0" w:cs="0"/>
+                                <w:color w:val="000000"/>
+                                <w:lang w:val="en-US"/>
+                              </w:rPr>
+                            </w:r>
+                            <w:r>
+                              <w:rPr>
+                                <w:sz w:val="20"/>
+                                <w:szCs w:val="20"/>
+                                <w:rFonts w:eastAsia="" w:cstheme="minorBidi" w:eastAsiaTheme="minorEastAsia" w:ascii="0" w:hAnsi="0" w:cs="0"/>
+                                <w:color w:val="000000"/>
+                                <w:lang w:val="en-US"/>
+                              </w:rPr>
+                              <w:t>JobScheduler jobScheduler</w:t>
+                            </w:r>
+                            <w:r>
+                              <w:rPr>
+                                <w:sz w:val="20"/>
+                                <w:szCs w:val="20"/>
+                                <w:bCs/>
+                                <w:rFonts w:eastAsia="" w:cstheme="minorBidi" w:eastAsiaTheme="minorEastAsia" w:ascii="0" w:hAnsi="0" w:cs="0"/>
+                                <w:color w:val="000080"/>
+                                <w:lang w:val="en-US"/>
+                              </w:rPr>
+                              <w:t>(</w:t>
+                            </w:r>
+                            <w:r>
+                              <w:rPr>
+                                <w:sz w:val="20"/>
+                                <w:szCs w:val="20"/>
+                                <w:rFonts w:eastAsia="" w:cstheme="minorBidi" w:eastAsiaTheme="minorEastAsia" w:ascii="0" w:hAnsi="0" w:cs="0"/>
+                                <w:color w:val="FF8000"/>
+                                <w:lang w:val="en-US"/>
+                              </w:rPr>
+                              <w:t>10</w:t>
+                            </w:r>
+                            <w:r>
+                              <w:rPr>
+                                <w:sz w:val="20"/>
+                                <w:szCs w:val="20"/>
+                                <w:bCs/>
+                                <w:rFonts w:eastAsia="" w:cstheme="minorBidi" w:eastAsiaTheme="minorEastAsia" w:ascii="0" w:hAnsi="0" w:cs="0"/>
+                                <w:color w:val="000080"/>
+                                <w:lang w:val="en-US"/>
+                              </w:rPr>
+                              <w:t>);</w:t>
+                            </w:r>
+                          </w:p>
+                          <w:p>
+                            <w:pPr>
+                              <w:overflowPunct w:val="false"/>
+                              <w:rPr/>
+                            </w:pPr>
+                            <w:r>
+                              <w:rPr>
+                                <w:sz w:val="20"/>
+                                <w:szCs w:val="20"/>
+                                <w:rFonts w:ascii="0" w:hAnsi="0" w:eastAsia="" w:cs="0" w:eastAsiaTheme="minorEastAsia"/>
+                                <w:color w:val="000000"/>
+                                <w:lang w:val="en-US"/>
+                              </w:rPr>
+                            </w:r>
+                          </w:p>
+                          <w:p>
+                            <w:pPr>
+                              <w:overflowPunct w:val="false"/>
+                              <w:rPr/>
+                            </w:pPr>
+                            <w:r>
+                              <w:rPr>
+                                <w:sz w:val="20"/>
+                                <w:szCs w:val="20"/>
+                                <w:rFonts w:ascii="0" w:hAnsi="0" w:eastAsia="" w:cs="0" w:eastAsiaTheme="minorEastAsia"/>
+                                <w:color w:val="008000"/>
+                                <w:lang w:val="en-US"/>
+                              </w:rPr>
+                            </w:r>
+                            <w:r>
+                              <w:rPr>
+                                <w:sz w:val="20"/>
+                                <w:szCs w:val="20"/>
+                                <w:rFonts w:ascii="0" w:hAnsi="0" w:eastAsia="" w:cs="0" w:eastAsiaTheme="minorEastAsia"/>
+                                <w:color w:val="008000"/>
+                                <w:lang w:val="en-US"/>
+                              </w:rPr>
+                              <w:t>/*...*/</w:t>
+                            </w:r>
+                          </w:p>
+                          <w:p>
+                            <w:pPr>
+                              <w:overflowPunct w:val="false"/>
+                              <w:rPr/>
+                            </w:pPr>
+                            <w:r>
+                              <w:rPr>
+                                <w:sz w:val="20"/>
+                                <w:szCs w:val="20"/>
+                                <w:rFonts w:ascii="0" w:hAnsi="0" w:eastAsia="" w:cs="0" w:eastAsiaTheme="minorEastAsia"/>
+                                <w:color w:val="000000"/>
+                                <w:lang w:val="en-US"/>
+                              </w:rPr>
+                            </w:r>
+                          </w:p>
+                          <w:p>
+                            <w:pPr>
+                              <w:overflowPunct w:val="false"/>
+                              <w:rPr/>
+                            </w:pPr>
+                            <w:r>
+                              <w:rPr>
+                                <w:sz w:val="20"/>
+                                <w:szCs w:val="20"/>
+                                <w:rFonts w:eastAsia="" w:cstheme="minorBidi" w:eastAsiaTheme="minorEastAsia" w:ascii="0" w:hAnsi="0" w:cs="0"/>
+                                <w:color w:val="000000"/>
+                                <w:lang w:val="en-US"/>
+                              </w:rPr>
+                            </w:r>
+                            <w:r>
+                              <w:rPr>
+                                <w:sz w:val="20"/>
+                                <w:szCs w:val="20"/>
+                                <w:rFonts w:eastAsia="" w:cstheme="minorBidi" w:eastAsiaTheme="minorEastAsia" w:ascii="0" w:hAnsi="0" w:cs="0"/>
+                                <w:color w:val="000000"/>
+                                <w:lang w:val="en-US"/>
+                              </w:rPr>
+                              <w:t>Job</w:t>
+                            </w:r>
+                            <w:r>
+                              <w:rPr>
+                                <w:sz w:val="20"/>
+                                <w:szCs w:val="20"/>
+                                <w:bCs/>
+                                <w:rFonts w:eastAsia="" w:cstheme="minorBidi" w:eastAsiaTheme="minorEastAsia" w:ascii="0" w:hAnsi="0" w:cs="0"/>
+                                <w:color w:val="000080"/>
+                                <w:lang w:val="en-US"/>
+                              </w:rPr>
+                              <w:t>*</w:t>
+                            </w:r>
+                            <w:r>
+                              <w:rPr>
+                                <w:sz w:val="20"/>
+                                <w:szCs w:val="20"/>
+                                <w:rFonts w:eastAsia="" w:cstheme="minorBidi" w:eastAsiaTheme="minorEastAsia" w:ascii="0" w:hAnsi="0" w:cs="0"/>
+                                <w:color w:val="000000"/>
+                                <w:lang w:val="en-US"/>
+                              </w:rPr>
+                              <w:t xml:space="preserve"> job </w:t>
+                            </w:r>
+                            <w:r>
+                              <w:rPr>
+                                <w:sz w:val="20"/>
+                                <w:szCs w:val="20"/>
+                                <w:bCs/>
+                                <w:rFonts w:eastAsia="" w:cstheme="minorBidi" w:eastAsiaTheme="minorEastAsia" w:ascii="0" w:hAnsi="0" w:cs="0"/>
+                                <w:color w:val="000080"/>
+                                <w:lang w:val="en-US"/>
+                              </w:rPr>
+                              <w:t>=</w:t>
+                            </w:r>
+                            <w:r>
+                              <w:rPr>
+                                <w:sz w:val="20"/>
+                                <w:szCs w:val="20"/>
+                                <w:rFonts w:eastAsia="" w:cstheme="minorBidi" w:eastAsiaTheme="minorEastAsia" w:ascii="0" w:hAnsi="0" w:cs="0"/>
+                                <w:color w:val="000000"/>
+                                <w:lang w:val="en-US"/>
+                              </w:rPr>
+                              <w:t xml:space="preserve"> jsch</w:t>
+                            </w:r>
+                            <w:r>
+                              <w:rPr>
+                                <w:sz w:val="20"/>
+                                <w:szCs w:val="20"/>
+                                <w:bCs/>
+                                <w:rFonts w:eastAsia="" w:cstheme="minorBidi" w:eastAsiaTheme="minorEastAsia" w:ascii="0" w:hAnsi="0" w:cs="0"/>
+                                <w:color w:val="000080"/>
+                                <w:lang w:val="en-US"/>
+                              </w:rPr>
+                              <w:t>::</w:t>
+                            </w:r>
+                            <w:r>
+                              <w:rPr>
+                                <w:sz w:val="20"/>
+                                <w:szCs w:val="20"/>
+                                <w:rFonts w:eastAsia="" w:cstheme="minorBidi" w:eastAsiaTheme="minorEastAsia" w:ascii="0" w:hAnsi="0" w:cs="0"/>
+                                <w:color w:val="000000"/>
+                                <w:lang w:val="en-US"/>
+                              </w:rPr>
+                              <w:t>make_job</w:t>
+                            </w:r>
+                            <w:r>
+                              <w:rPr>
+                                <w:sz w:val="20"/>
+                                <w:szCs w:val="20"/>
+                                <w:bCs/>
+                                <w:rFonts w:eastAsia="" w:cstheme="minorBidi" w:eastAsiaTheme="minorEastAsia" w:ascii="0" w:hAnsi="0" w:cs="0"/>
+                                <w:color w:val="000080"/>
+                                <w:lang w:val="en-US"/>
+                              </w:rPr>
+                              <w:t>(</w:t>
+                            </w:r>
+                            <w:r>
+                              <w:rPr>
+                                <w:sz w:val="20"/>
+                                <w:szCs w:val="20"/>
+                                <w:rFonts w:eastAsia="" w:cstheme="minorBidi" w:eastAsiaTheme="minorEastAsia" w:ascii="0" w:hAnsi="0" w:cs="0"/>
+                                <w:color w:val="000000"/>
+                                <w:lang w:val="en-US"/>
+                              </w:rPr>
+                              <w:t xml:space="preserve"> </w:t>
+                            </w:r>
+                            <w:r>
+                              <w:rPr>
+                                <w:sz w:val="20"/>
+                                <w:szCs w:val="20"/>
+                                <w:bCs/>
+                                <w:rFonts w:eastAsia="" w:cstheme="minorBidi" w:eastAsiaTheme="minorEastAsia" w:ascii="0" w:hAnsi="0" w:cs="0"/>
+                                <w:color w:val="000080"/>
+                                <w:lang w:val="en-US"/>
+                              </w:rPr>
+                              <w:t>[&amp;]{...});</w:t>
+                            </w:r>
+                          </w:p>
+                          <w:p>
+                            <w:pPr>
+                              <w:overflowPunct w:val="false"/>
+                              <w:rPr/>
+                            </w:pPr>
+                            <w:r>
+                              <w:rPr>
+                                <w:sz w:val="20"/>
+                                <w:szCs w:val="20"/>
+                                <w:rFonts w:ascii="0" w:hAnsi="0" w:eastAsia="" w:cs="0" w:eastAsiaTheme="minorEastAsia"/>
+                                <w:color w:val="000000"/>
+                                <w:lang w:val="en-US"/>
+                              </w:rPr>
+                            </w:r>
+                          </w:p>
+                          <w:p>
+                            <w:pPr>
+                              <w:overflowPunct w:val="false"/>
+                              <w:rPr/>
+                            </w:pPr>
+                            <w:r>
+                              <w:rPr>
+                                <w:sz w:val="20"/>
+                                <w:szCs w:val="20"/>
+                                <w:rFonts w:eastAsia="" w:cstheme="minorBidi" w:eastAsiaTheme="minorEastAsia" w:ascii="0" w:hAnsi="0" w:cs="0"/>
+                                <w:color w:val="000000"/>
+                                <w:lang w:val="en-US"/>
+                              </w:rPr>
+                            </w:r>
+                            <w:r>
+                              <w:rPr>
+                                <w:sz w:val="20"/>
+                                <w:szCs w:val="20"/>
+                                <w:rFonts w:eastAsia="" w:cstheme="minorBidi" w:eastAsiaTheme="minorEastAsia" w:ascii="0" w:hAnsi="0" w:cs="0"/>
+                                <w:color w:val="000000"/>
+                                <w:lang w:val="en-US"/>
+                              </w:rPr>
+                              <w:t>Future</w:t>
+                            </w:r>
+                            <w:r>
+                              <w:rPr>
+                                <w:sz w:val="20"/>
+                                <w:szCs w:val="20"/>
+                                <w:bCs/>
+                                <w:rFonts w:eastAsia="" w:cstheme="minorBidi" w:eastAsiaTheme="minorEastAsia" w:ascii="0" w:hAnsi="0" w:cs="0"/>
+                                <w:color w:val="000080"/>
+                                <w:lang w:val="en-US"/>
+                              </w:rPr>
+                              <w:t>*</w:t>
+                            </w:r>
+                            <w:r>
+                              <w:rPr>
+                                <w:sz w:val="20"/>
+                                <w:szCs w:val="20"/>
+                                <w:rFonts w:eastAsia="" w:cstheme="minorBidi" w:eastAsiaTheme="minorEastAsia" w:ascii="0" w:hAnsi="0" w:cs="0"/>
+                                <w:color w:val="000000"/>
+                                <w:lang w:val="en-US"/>
+                              </w:rPr>
+                              <w:t xml:space="preserve"> future </w:t>
+                            </w:r>
+                            <w:r>
+                              <w:rPr>
+                                <w:sz w:val="20"/>
+                                <w:szCs w:val="20"/>
+                                <w:bCs/>
+                                <w:rFonts w:eastAsia="" w:cstheme="minorBidi" w:eastAsiaTheme="minorEastAsia" w:ascii="0" w:hAnsi="0" w:cs="0"/>
+                                <w:color w:val="000080"/>
+                                <w:lang w:val="en-US"/>
+                              </w:rPr>
+                              <w:t>=</w:t>
+                            </w:r>
+                            <w:r>
+                              <w:rPr>
+                                <w:sz w:val="20"/>
+                                <w:szCs w:val="20"/>
+                                <w:rFonts w:eastAsia="" w:cstheme="minorBidi" w:eastAsiaTheme="minorEastAsia" w:ascii="0" w:hAnsi="0" w:cs="0"/>
+                                <w:color w:val="000000"/>
+                                <w:lang w:val="en-US"/>
+                              </w:rPr>
+                              <w:t xml:space="preserve"> jobScheduler</w:t>
+                            </w:r>
+                            <w:r>
+                              <w:rPr>
+                                <w:sz w:val="20"/>
+                                <w:szCs w:val="20"/>
+                                <w:bCs/>
+                                <w:rFonts w:eastAsia="" w:cstheme="minorBidi" w:eastAsiaTheme="minorEastAsia" w:ascii="0" w:hAnsi="0" w:cs="0"/>
+                                <w:color w:val="000080"/>
+                                <w:lang w:val="en-US"/>
+                              </w:rPr>
+                              <w:t>.</w:t>
+                            </w:r>
+                            <w:r>
+                              <w:rPr>
+                                <w:sz w:val="20"/>
+                                <w:szCs w:val="20"/>
+                                <w:rFonts w:eastAsia="" w:cstheme="minorBidi" w:eastAsiaTheme="minorEastAsia" w:ascii="0" w:hAnsi="0" w:cs="0"/>
+                                <w:color w:val="000000"/>
+                                <w:lang w:val="en-US"/>
+                              </w:rPr>
+                              <w:t>submitWithFuture</w:t>
+                            </w:r>
+                            <w:r>
+                              <w:rPr>
+                                <w:sz w:val="20"/>
+                                <w:szCs w:val="20"/>
+                                <w:bCs/>
+                                <w:rFonts w:eastAsia="" w:cstheme="minorBidi" w:eastAsiaTheme="minorEastAsia" w:ascii="0" w:hAnsi="0" w:cs="0"/>
+                                <w:color w:val="000080"/>
+                                <w:lang w:val="en-US"/>
+                              </w:rPr>
+                              <w:t>(</w:t>
+                            </w:r>
+                            <w:r>
+                              <w:rPr>
+                                <w:sz w:val="20"/>
+                                <w:szCs w:val="20"/>
+                                <w:rFonts w:eastAsia="" w:cstheme="minorBidi" w:eastAsiaTheme="minorEastAsia" w:ascii="0" w:hAnsi="0" w:cs="0"/>
+                                <w:color w:val="000000"/>
+                                <w:lang w:val="en-US"/>
+                              </w:rPr>
+                              <w:t>job</w:t>
+                            </w:r>
+                            <w:r>
+                              <w:rPr>
+                                <w:sz w:val="20"/>
+                                <w:szCs w:val="20"/>
+                                <w:bCs/>
+                                <w:rFonts w:eastAsia="" w:cstheme="minorBidi" w:eastAsiaTheme="minorEastAsia" w:ascii="0" w:hAnsi="0" w:cs="0"/>
+                                <w:color w:val="000080"/>
+                                <w:lang w:val="en-US"/>
+                              </w:rPr>
+                              <w:t>);</w:t>
+                            </w:r>
+                          </w:p>
+                          <w:p>
+                            <w:pPr>
+                              <w:overflowPunct w:val="false"/>
+                              <w:rPr/>
+                            </w:pPr>
+                            <w:r>
+                              <w:rPr>
+                                <w:sz w:val="20"/>
+                                <w:szCs w:val="20"/>
+                                <w:rFonts w:ascii="0" w:hAnsi="0" w:eastAsia="" w:cs="0" w:eastAsiaTheme="minorEastAsia"/>
+                                <w:color w:val="000000"/>
+                                <w:lang w:val="en-US"/>
+                              </w:rPr>
+                            </w:r>
+                          </w:p>
+                          <w:p>
+                            <w:pPr>
+                              <w:overflowPunct w:val="false"/>
+                              <w:rPr/>
+                            </w:pPr>
+                            <w:r>
+                              <w:rPr>
+                                <w:sz w:val="20"/>
+                                <w:szCs w:val="20"/>
+                                <w:rFonts w:eastAsia="" w:cstheme="minorBidi" w:eastAsiaTheme="minorEastAsia" w:ascii="0" w:hAnsi="0" w:cs="0"/>
+                                <w:color w:val="000000"/>
+                                <w:lang w:val="en-US"/>
+                              </w:rPr>
+                            </w:r>
+                            <w:r>
+                              <w:rPr>
+                                <w:sz w:val="20"/>
+                                <w:szCs w:val="20"/>
+                                <w:rFonts w:eastAsia="" w:cstheme="minorBidi" w:eastAsiaTheme="minorEastAsia" w:ascii="0" w:hAnsi="0" w:cs="0"/>
+                                <w:color w:val="000000"/>
+                                <w:lang w:val="en-US"/>
+                              </w:rPr>
+                              <w:t>future</w:t>
+                            </w:r>
+                            <w:r>
+                              <w:rPr>
+                                <w:sz w:val="20"/>
+                                <w:szCs w:val="20"/>
+                                <w:bCs/>
+                                <w:rFonts w:eastAsia="" w:cstheme="minorBidi" w:eastAsiaTheme="minorEastAsia" w:ascii="0" w:hAnsi="0" w:cs="0"/>
+                                <w:color w:val="000080"/>
+                                <w:lang w:val="en-US"/>
+                              </w:rPr>
+                              <w:t>-&gt;</w:t>
+                            </w:r>
+                            <w:r>
+                              <w:rPr>
+                                <w:sz w:val="20"/>
+                                <w:szCs w:val="20"/>
+                                <w:rFonts w:eastAsia="" w:cstheme="minorBidi" w:eastAsiaTheme="minorEastAsia" w:ascii="0" w:hAnsi="0" w:cs="0"/>
+                                <w:color w:val="000000"/>
+                                <w:lang w:val="en-US"/>
+                              </w:rPr>
+                              <w:t>wait</w:t>
+                            </w:r>
+                            <w:r>
+                              <w:rPr>
+                                <w:sz w:val="20"/>
+                                <w:szCs w:val="20"/>
+                                <w:bCs/>
+                                <w:rFonts w:eastAsia="" w:cstheme="minorBidi" w:eastAsiaTheme="minorEastAsia" w:ascii="0" w:hAnsi="0" w:cs="0"/>
+                                <w:color w:val="000080"/>
+                                <w:lang w:val="en-US"/>
+                              </w:rPr>
+                              <w:t>()</w:t>
+                            </w:r>
+                            <w:r>
+                              <w:rPr>
+                                <w:sz w:val="20"/>
+                                <w:szCs w:val="20"/>
+                                <w:rFonts w:eastAsia="" w:cstheme="minorBidi" w:eastAsiaTheme="minorEastAsia" w:ascii="0" w:hAnsi="0" w:cs="0"/>
+                                <w:color w:val="000000"/>
+                                <w:lang w:val="en-US"/>
+                              </w:rPr>
+                              <w:t xml:space="preserve">  </w:t>
+                            </w:r>
+                            <w:r>
+                              <w:rPr>
+                                <w:sz w:val="20"/>
+                                <w:szCs w:val="20"/>
+                                <w:rFonts w:eastAsia="" w:cstheme="minorBidi" w:eastAsiaTheme="minorEastAsia" w:ascii="0" w:hAnsi="0" w:cs="0"/>
+                                <w:color w:val="008000"/>
+                                <w:lang w:val="en-US"/>
+                              </w:rPr>
+                              <w:t xml:space="preserve">/* Once “wait” returns, using “wait” on the same future will cause </w:t>
+                            </w:r>
+                            <w:r>
+                              <w:rPr>
+                                <w:sz w:val="20"/>
+                                <w:szCs w:val="20"/>
+                                <w:rFonts w:eastAsia="" w:cstheme="minorBidi" w:eastAsiaTheme="minorEastAsia" w:ascii="0" w:hAnsi="0" w:cs="0"/>
+                                <w:color w:val="008000"/>
+                                <w:lang w:val="en-US"/>
+                              </w:rPr>
+                            </w:r>
+                            <w:r>
+                              <w:rPr>
+                                <w:sz w:val="20"/>
+                                <w:szCs w:val="20"/>
+                                <w:rFonts w:eastAsia="" w:cstheme="minorBidi" w:eastAsiaTheme="minorEastAsia" w:ascii="0" w:hAnsi="0" w:cs="0"/>
+                                <w:color w:val="008000"/>
+                                <w:lang w:val="en-US"/>
+                              </w:rPr>
+                            </w:r>
+                            <w:r>
+                              <w:rPr>
+                                <w:sz w:val="20"/>
+                                <w:szCs w:val="20"/>
+                                <w:rFonts w:eastAsia="" w:cstheme="minorBidi" w:eastAsiaTheme="minorEastAsia" w:ascii="0" w:hAnsi="0" w:cs="0"/>
+                                <w:color w:val="008000"/>
+                                <w:lang w:val="en-US"/>
+                              </w:rPr>
+                              <w:t xml:space="preserve">      undefined behaviour */</w:t>
+                            </w:r>
+                          </w:p>
+                          <w:p>
+                            <w:pPr>
+                              <w:overflowPunct w:val="false"/>
+                              <w:rPr/>
+                            </w:pPr>
+                            <w:r>
+                              <w:rPr>
+                                <w:sz w:val="20"/>
+                                <w:szCs w:val="20"/>
+                                <w:rFonts w:ascii="0" w:hAnsi="0" w:eastAsia="" w:cs="0" w:eastAsiaTheme="minorEastAsia"/>
+                                <w:color w:val="000000"/>
+                                <w:lang w:val="en-US"/>
+                              </w:rPr>
+                            </w:r>
+                          </w:p>
+                          <w:p>
+                            <w:pPr>
+                              <w:overflowPunct w:val="false"/>
+                              <w:rPr/>
+                            </w:pPr>
+                            <w:r>
+                              <w:rPr>
+                                <w:sz w:val="20"/>
+                                <w:szCs w:val="20"/>
+                                <w:rFonts w:ascii="0" w:hAnsi="0" w:eastAsia="" w:cs="0" w:eastAsiaTheme="minorEastAsia"/>
+                                <w:color w:val="008000"/>
+                                <w:lang w:val="en-US"/>
+                              </w:rPr>
+                            </w:r>
+                            <w:r>
+                              <w:rPr>
+                                <w:sz w:val="20"/>
+                                <w:szCs w:val="20"/>
+                                <w:rFonts w:ascii="0" w:hAnsi="0" w:eastAsia="" w:cs="0" w:eastAsiaTheme="minorEastAsia"/>
+                                <w:color w:val="008000"/>
+                                <w:lang w:val="en-US"/>
+                              </w:rPr>
+                              <w:t xml:space="preserve">/*Calling “wait” is necessary because the program might finish without the job </w:t>
+                            </w:r>
+                            <w:r>
+                              <w:rPr>
+                                <w:sz w:val="20"/>
+                                <w:szCs w:val="20"/>
+                                <w:rFonts w:ascii="0" w:hAnsi="0" w:eastAsia="" w:cs="0" w:eastAsiaTheme="minorEastAsia"/>
+                                <w:color w:val="008000"/>
+                                <w:lang w:val="en-US"/>
+                              </w:rPr>
+                            </w:r>
+                            <w:r>
+                              <w:rPr>
+                                <w:sz w:val="20"/>
+                                <w:szCs w:val="20"/>
+                                <w:rFonts w:ascii="0" w:hAnsi="0" w:eastAsia="" w:cs="0" w:eastAsiaTheme="minorEastAsia"/>
+                                <w:color w:val="008000"/>
+                                <w:lang w:val="en-US"/>
+                              </w:rPr>
+                            </w:r>
+                            <w:r>
+                              <w:rPr>
+                                <w:sz w:val="20"/>
+                                <w:szCs w:val="20"/>
+                                <w:rFonts w:ascii="0" w:hAnsi="0" w:eastAsia="" w:cs="0" w:eastAsiaTheme="minorEastAsia"/>
+                                <w:color w:val="008000"/>
+                                <w:lang w:val="en-US"/>
+                              </w:rPr>
+                              <w:t>having been executed */</w:t>
+                            </w:r>
+                          </w:p>
+                          <w:p>
+                            <w:pPr>
+                              <w:overflowPunct w:val="false"/>
+                              <w:rPr/>
+                            </w:pPr>
+                            <w:r>
+                              <w:rPr>
+                                <w:sz w:val="20"/>
+                                <w:szCs w:val="20"/>
+                                <w:rFonts w:ascii="0" w:hAnsi="0" w:eastAsia="" w:cs="0" w:eastAsiaTheme="minorEastAsia"/>
+                                <w:color w:val="000000"/>
+                                <w:lang w:val="en-US"/>
+                              </w:rPr>
+                            </w:r>
+                          </w:p>
+                          <w:p>
+                            <w:pPr>
+                              <w:overflowPunct w:val="false"/>
+                              <w:rPr/>
+                            </w:pPr>
+                            <w:r>
+                              <w:rPr>
+                                <w:bCs/>
+                                <w:sz w:val="20"/>
+                                <w:szCs w:val="20"/>
+                                <w:rFonts w:ascii="0" w:hAnsi="0" w:eastAsia="" w:cs="0" w:eastAsiaTheme="minorEastAsia"/>
+                                <w:color w:val="000080"/>
+                                <w:lang w:val="en-US"/>
+                              </w:rPr>
+                              <w:t>}</w:t>
+                            </w:r>
+                          </w:p>
+                        </w:txbxContent>
+                      </wps:txbx>
+                      <wps:bodyPr wrap="square" lIns="0" rIns="0" tIns="0" bIns="0">
+                        <a:spAutoFit/>
+                      </wps:bodyPr>
+                    </wps:wsp>
+                  </a:graphicData>
+                </a:graphic>
+              </wp:anchor>
+            </w:drawing>
+          </mc:Choice>
+          <mc:Fallback>
+            <w:pict>
+              <v:shape id="shape_0" ID="Shape2" fillcolor="#dddddd" stroked="f" style="position:absolute;margin-left:1.75pt;margin-top:12.65pt;width:473.1pt;height:221.35pt" type="shapetype_202">
+                <v:textbox>
+                  <w:txbxContent>
+                    <w:p>
+                      <w:pPr>
+                        <w:overflowPunct w:val="false"/>
+                        <w:rPr/>
+                      </w:pPr>
+                      <w:r>
+                        <w:rPr>
+                          <w:sz w:val="20"/>
+                          <w:szCs w:val="20"/>
+                          <w:rFonts w:eastAsia="" w:cstheme="minorBidi" w:eastAsiaTheme="minorEastAsia" w:ascii="0" w:hAnsi="0" w:cs="0"/>
+                          <w:color w:val="804000"/>
+                          <w:lang w:val="en-US"/>
+                        </w:rPr>
+                        <w:t>#include "jsch.hpp"</w:t>
+                      </w:r>
+                    </w:p>
+                    <w:p>
+                      <w:pPr>
+                        <w:overflowPunct w:val="false"/>
+                        <w:rPr/>
+                      </w:pPr>
+                      <w:r>
+                        <w:rPr>
+                          <w:sz w:val="20"/>
+                          <w:szCs w:val="20"/>
+                          <w:rFonts w:ascii="0" w:hAnsi="0" w:eastAsia="" w:cs="0" w:eastAsiaTheme="minorEastAsia"/>
+                          <w:color w:val="000000"/>
+                          <w:lang w:val="en-US"/>
+                        </w:rPr>
+                      </w:r>
+                    </w:p>
+                    <w:p>
+                      <w:pPr>
+                        <w:overflowPunct w:val="false"/>
+                        <w:rPr/>
+                      </w:pPr>
+                      <w:r>
+                        <w:rPr>
+                          <w:sz w:val="20"/>
+                          <w:szCs w:val="20"/>
+                          <w:rFonts w:eastAsia="" w:cstheme="minorBidi" w:eastAsiaTheme="minorEastAsia" w:ascii="0" w:hAnsi="0" w:cs="0"/>
+                          <w:color w:val="8000FF"/>
+                          <w:lang w:val="en-US"/>
+                        </w:rPr>
+                        <w:t>int</w:t>
+                      </w:r>
+                      <w:r>
+                        <w:rPr>
+                          <w:sz w:val="20"/>
+                          <w:szCs w:val="20"/>
+                          <w:rFonts w:eastAsia="" w:cstheme="minorBidi" w:eastAsiaTheme="minorEastAsia" w:ascii="0" w:hAnsi="0" w:cs="0"/>
+                          <w:color w:val="000000"/>
+                          <w:lang w:val="en-US"/>
+                        </w:rPr>
+                        <w:t xml:space="preserve"> main</w:t>
+                      </w:r>
+                      <w:r>
+                        <w:rPr>
+                          <w:sz w:val="20"/>
+                          <w:szCs w:val="20"/>
+                          <w:bCs/>
+                          <w:rFonts w:eastAsia="" w:cstheme="minorBidi" w:eastAsiaTheme="minorEastAsia" w:ascii="0" w:hAnsi="0" w:cs="0"/>
+                          <w:color w:val="000080"/>
+                          <w:lang w:val="en-US"/>
+                        </w:rPr>
+                        <w:t>(){</w:t>
+                      </w:r>
+                    </w:p>
+                    <w:p>
+                      <w:pPr>
+                        <w:overflowPunct w:val="false"/>
+                        <w:rPr/>
+                      </w:pPr>
+                      <w:r>
+                        <w:rPr>
+                          <w:sz w:val="20"/>
+                          <w:szCs w:val="20"/>
+                          <w:rFonts w:ascii="0" w:hAnsi="0" w:eastAsia="" w:cs="0" w:eastAsiaTheme="minorEastAsia"/>
+                          <w:color w:val="000000"/>
+                          <w:lang w:val="en-US"/>
+                        </w:rPr>
+                      </w:r>
+                    </w:p>
+                    <w:p>
+                      <w:pPr>
+                        <w:overflowPunct w:val="false"/>
+                        <w:rPr/>
+                      </w:pPr>
+                      <w:r>
+                        <w:rPr>
+                          <w:sz w:val="20"/>
+                          <w:szCs w:val="20"/>
+                          <w:rFonts w:eastAsia="" w:cstheme="minorBidi" w:eastAsiaTheme="minorEastAsia" w:ascii="0" w:hAnsi="0" w:cs="0"/>
+                          <w:color w:val="000000"/>
+                          <w:lang w:val="en-US"/>
+                        </w:rPr>
+                      </w:r>
+                      <w:r>
+                        <w:rPr>
+                          <w:sz w:val="20"/>
+                          <w:szCs w:val="20"/>
+                          <w:rFonts w:eastAsia="" w:cstheme="minorBidi" w:eastAsiaTheme="minorEastAsia" w:ascii="0" w:hAnsi="0" w:cs="0"/>
+                          <w:color w:val="000000"/>
+                          <w:lang w:val="en-US"/>
+                        </w:rPr>
+                        <w:t>JobScheduler jobScheduler</w:t>
+                      </w:r>
+                      <w:r>
+                        <w:rPr>
+                          <w:sz w:val="20"/>
+                          <w:szCs w:val="20"/>
+                          <w:bCs/>
+                          <w:rFonts w:eastAsia="" w:cstheme="minorBidi" w:eastAsiaTheme="minorEastAsia" w:ascii="0" w:hAnsi="0" w:cs="0"/>
+                          <w:color w:val="000080"/>
+                          <w:lang w:val="en-US"/>
+                        </w:rPr>
+                        <w:t>(</w:t>
+                      </w:r>
+                      <w:r>
+                        <w:rPr>
+                          <w:sz w:val="20"/>
+                          <w:szCs w:val="20"/>
+                          <w:rFonts w:eastAsia="" w:cstheme="minorBidi" w:eastAsiaTheme="minorEastAsia" w:ascii="0" w:hAnsi="0" w:cs="0"/>
+                          <w:color w:val="FF8000"/>
+                          <w:lang w:val="en-US"/>
+                        </w:rPr>
+                        <w:t>10</w:t>
+                      </w:r>
+                      <w:r>
+                        <w:rPr>
+                          <w:sz w:val="20"/>
+                          <w:szCs w:val="20"/>
+                          <w:bCs/>
+                          <w:rFonts w:eastAsia="" w:cstheme="minorBidi" w:eastAsiaTheme="minorEastAsia" w:ascii="0" w:hAnsi="0" w:cs="0"/>
+                          <w:color w:val="000080"/>
+                          <w:lang w:val="en-US"/>
+                        </w:rPr>
+                        <w:t>);</w:t>
+                      </w:r>
+                    </w:p>
+                    <w:p>
+                      <w:pPr>
+                        <w:overflowPunct w:val="false"/>
+                        <w:rPr/>
+                      </w:pPr>
+                      <w:r>
+                        <w:rPr>
+                          <w:sz w:val="20"/>
+                          <w:szCs w:val="20"/>
+                          <w:rFonts w:ascii="0" w:hAnsi="0" w:eastAsia="" w:cs="0" w:eastAsiaTheme="minorEastAsia"/>
+                          <w:color w:val="000000"/>
+                          <w:lang w:val="en-US"/>
+                        </w:rPr>
+                      </w:r>
+                    </w:p>
+                    <w:p>
+                      <w:pPr>
+                        <w:overflowPunct w:val="false"/>
+                        <w:rPr/>
+                      </w:pPr>
+                      <w:r>
+                        <w:rPr>
+                          <w:sz w:val="20"/>
+                          <w:szCs w:val="20"/>
+                          <w:rFonts w:ascii="0" w:hAnsi="0" w:eastAsia="" w:cs="0" w:eastAsiaTheme="minorEastAsia"/>
+                          <w:color w:val="008000"/>
+                          <w:lang w:val="en-US"/>
+                        </w:rPr>
+                      </w:r>
+                      <w:r>
+                        <w:rPr>
+                          <w:sz w:val="20"/>
+                          <w:szCs w:val="20"/>
+                          <w:rFonts w:ascii="0" w:hAnsi="0" w:eastAsia="" w:cs="0" w:eastAsiaTheme="minorEastAsia"/>
+                          <w:color w:val="008000"/>
+                          <w:lang w:val="en-US"/>
+                        </w:rPr>
+                        <w:t>/*...*/</w:t>
+                      </w:r>
+                    </w:p>
+                    <w:p>
+                      <w:pPr>
+                        <w:overflowPunct w:val="false"/>
+                        <w:rPr/>
+                      </w:pPr>
+                      <w:r>
+                        <w:rPr>
+                          <w:sz w:val="20"/>
+                          <w:szCs w:val="20"/>
+                          <w:rFonts w:ascii="0" w:hAnsi="0" w:eastAsia="" w:cs="0" w:eastAsiaTheme="minorEastAsia"/>
+                          <w:color w:val="000000"/>
+                          <w:lang w:val="en-US"/>
+                        </w:rPr>
+                      </w:r>
+                    </w:p>
+                    <w:p>
+                      <w:pPr>
+                        <w:overflowPunct w:val="false"/>
+                        <w:rPr/>
+                      </w:pPr>
+                      <w:r>
+                        <w:rPr>
+                          <w:sz w:val="20"/>
+                          <w:szCs w:val="20"/>
+                          <w:rFonts w:eastAsia="" w:cstheme="minorBidi" w:eastAsiaTheme="minorEastAsia" w:ascii="0" w:hAnsi="0" w:cs="0"/>
+                          <w:color w:val="000000"/>
+                          <w:lang w:val="en-US"/>
+                        </w:rPr>
+                      </w:r>
+                      <w:r>
+                        <w:rPr>
+                          <w:sz w:val="20"/>
+                          <w:szCs w:val="20"/>
+                          <w:rFonts w:eastAsia="" w:cstheme="minorBidi" w:eastAsiaTheme="minorEastAsia" w:ascii="0" w:hAnsi="0" w:cs="0"/>
+                          <w:color w:val="000000"/>
+                          <w:lang w:val="en-US"/>
+                        </w:rPr>
+                        <w:t>Job</w:t>
+                      </w:r>
+                      <w:r>
+                        <w:rPr>
+                          <w:sz w:val="20"/>
+                          <w:szCs w:val="20"/>
+                          <w:bCs/>
+                          <w:rFonts w:eastAsia="" w:cstheme="minorBidi" w:eastAsiaTheme="minorEastAsia" w:ascii="0" w:hAnsi="0" w:cs="0"/>
+                          <w:color w:val="000080"/>
+                          <w:lang w:val="en-US"/>
+                        </w:rPr>
+                        <w:t>*</w:t>
+                      </w:r>
+                      <w:r>
+                        <w:rPr>
+                          <w:sz w:val="20"/>
+                          <w:szCs w:val="20"/>
+                          <w:rFonts w:eastAsia="" w:cstheme="minorBidi" w:eastAsiaTheme="minorEastAsia" w:ascii="0" w:hAnsi="0" w:cs="0"/>
+                          <w:color w:val="000000"/>
+                          <w:lang w:val="en-US"/>
+                        </w:rPr>
+                        <w:t xml:space="preserve"> job </w:t>
+                      </w:r>
+                      <w:r>
+                        <w:rPr>
+                          <w:sz w:val="20"/>
+                          <w:szCs w:val="20"/>
+                          <w:bCs/>
+                          <w:rFonts w:eastAsia="" w:cstheme="minorBidi" w:eastAsiaTheme="minorEastAsia" w:ascii="0" w:hAnsi="0" w:cs="0"/>
+                          <w:color w:val="000080"/>
+                          <w:lang w:val="en-US"/>
+                        </w:rPr>
+                        <w:t>=</w:t>
+                      </w:r>
+                      <w:r>
+                        <w:rPr>
+                          <w:sz w:val="20"/>
+                          <w:szCs w:val="20"/>
+                          <w:rFonts w:eastAsia="" w:cstheme="minorBidi" w:eastAsiaTheme="minorEastAsia" w:ascii="0" w:hAnsi="0" w:cs="0"/>
+                          <w:color w:val="000000"/>
+                          <w:lang w:val="en-US"/>
+                        </w:rPr>
+                        <w:t xml:space="preserve"> jsch</w:t>
+                      </w:r>
+                      <w:r>
+                        <w:rPr>
+                          <w:sz w:val="20"/>
+                          <w:szCs w:val="20"/>
+                          <w:bCs/>
+                          <w:rFonts w:eastAsia="" w:cstheme="minorBidi" w:eastAsiaTheme="minorEastAsia" w:ascii="0" w:hAnsi="0" w:cs="0"/>
+                          <w:color w:val="000080"/>
+                          <w:lang w:val="en-US"/>
+                        </w:rPr>
+                        <w:t>::</w:t>
+                      </w:r>
+                      <w:r>
+                        <w:rPr>
+                          <w:sz w:val="20"/>
+                          <w:szCs w:val="20"/>
+                          <w:rFonts w:eastAsia="" w:cstheme="minorBidi" w:eastAsiaTheme="minorEastAsia" w:ascii="0" w:hAnsi="0" w:cs="0"/>
+                          <w:color w:val="000000"/>
+                          <w:lang w:val="en-US"/>
+                        </w:rPr>
+                        <w:t>make_job</w:t>
+                      </w:r>
+                      <w:r>
+                        <w:rPr>
+                          <w:sz w:val="20"/>
+                          <w:szCs w:val="20"/>
+                          <w:bCs/>
+                          <w:rFonts w:eastAsia="" w:cstheme="minorBidi" w:eastAsiaTheme="minorEastAsia" w:ascii="0" w:hAnsi="0" w:cs="0"/>
+                          <w:color w:val="000080"/>
+                          <w:lang w:val="en-US"/>
+                        </w:rPr>
+                        <w:t>(</w:t>
+                      </w:r>
+                      <w:r>
+                        <w:rPr>
+                          <w:sz w:val="20"/>
+                          <w:szCs w:val="20"/>
+                          <w:rFonts w:eastAsia="" w:cstheme="minorBidi" w:eastAsiaTheme="minorEastAsia" w:ascii="0" w:hAnsi="0" w:cs="0"/>
+                          <w:color w:val="000000"/>
+                          <w:lang w:val="en-US"/>
+                        </w:rPr>
+                        <w:t xml:space="preserve"> </w:t>
+                      </w:r>
+                      <w:r>
+                        <w:rPr>
+                          <w:sz w:val="20"/>
+                          <w:szCs w:val="20"/>
+                          <w:bCs/>
+                          <w:rFonts w:eastAsia="" w:cstheme="minorBidi" w:eastAsiaTheme="minorEastAsia" w:ascii="0" w:hAnsi="0" w:cs="0"/>
+                          <w:color w:val="000080"/>
+                          <w:lang w:val="en-US"/>
+                        </w:rPr>
+                        <w:t>[&amp;]{...});</w:t>
+                      </w:r>
+                    </w:p>
+                    <w:p>
+                      <w:pPr>
+                        <w:overflowPunct w:val="false"/>
+                        <w:rPr/>
+                      </w:pPr>
+                      <w:r>
+                        <w:rPr>
+                          <w:sz w:val="20"/>
+                          <w:szCs w:val="20"/>
+                          <w:rFonts w:ascii="0" w:hAnsi="0" w:eastAsia="" w:cs="0" w:eastAsiaTheme="minorEastAsia"/>
+                          <w:color w:val="000000"/>
+                          <w:lang w:val="en-US"/>
+                        </w:rPr>
+                      </w:r>
+                    </w:p>
+                    <w:p>
+                      <w:pPr>
+                        <w:overflowPunct w:val="false"/>
+                        <w:rPr/>
+                      </w:pPr>
+                      <w:r>
+                        <w:rPr>
+                          <w:sz w:val="20"/>
+                          <w:szCs w:val="20"/>
+                          <w:rFonts w:eastAsia="" w:cstheme="minorBidi" w:eastAsiaTheme="minorEastAsia" w:ascii="0" w:hAnsi="0" w:cs="0"/>
+                          <w:color w:val="000000"/>
+                          <w:lang w:val="en-US"/>
+                        </w:rPr>
+                      </w:r>
+                      <w:r>
+                        <w:rPr>
+                          <w:sz w:val="20"/>
+                          <w:szCs w:val="20"/>
+                          <w:rFonts w:eastAsia="" w:cstheme="minorBidi" w:eastAsiaTheme="minorEastAsia" w:ascii="0" w:hAnsi="0" w:cs="0"/>
+                          <w:color w:val="000000"/>
+                          <w:lang w:val="en-US"/>
+                        </w:rPr>
+                        <w:t>Future</w:t>
+                      </w:r>
+                      <w:r>
+                        <w:rPr>
+                          <w:sz w:val="20"/>
+                          <w:szCs w:val="20"/>
+                          <w:bCs/>
+                          <w:rFonts w:eastAsia="" w:cstheme="minorBidi" w:eastAsiaTheme="minorEastAsia" w:ascii="0" w:hAnsi="0" w:cs="0"/>
+                          <w:color w:val="000080"/>
+                          <w:lang w:val="en-US"/>
+                        </w:rPr>
+                        <w:t>*</w:t>
+                      </w:r>
+                      <w:r>
+                        <w:rPr>
+                          <w:sz w:val="20"/>
+                          <w:szCs w:val="20"/>
+                          <w:rFonts w:eastAsia="" w:cstheme="minorBidi" w:eastAsiaTheme="minorEastAsia" w:ascii="0" w:hAnsi="0" w:cs="0"/>
+                          <w:color w:val="000000"/>
+                          <w:lang w:val="en-US"/>
+                        </w:rPr>
+                        <w:t xml:space="preserve"> future </w:t>
+                      </w:r>
+                      <w:r>
+                        <w:rPr>
+                          <w:sz w:val="20"/>
+                          <w:szCs w:val="20"/>
+                          <w:bCs/>
+                          <w:rFonts w:eastAsia="" w:cstheme="minorBidi" w:eastAsiaTheme="minorEastAsia" w:ascii="0" w:hAnsi="0" w:cs="0"/>
+                          <w:color w:val="000080"/>
+                          <w:lang w:val="en-US"/>
+                        </w:rPr>
+                        <w:t>=</w:t>
+                      </w:r>
+                      <w:r>
+                        <w:rPr>
+                          <w:sz w:val="20"/>
+                          <w:szCs w:val="20"/>
+                          <w:rFonts w:eastAsia="" w:cstheme="minorBidi" w:eastAsiaTheme="minorEastAsia" w:ascii="0" w:hAnsi="0" w:cs="0"/>
+                          <w:color w:val="000000"/>
+                          <w:lang w:val="en-US"/>
+                        </w:rPr>
+                        <w:t xml:space="preserve"> jobScheduler</w:t>
+                      </w:r>
+                      <w:r>
+                        <w:rPr>
+                          <w:sz w:val="20"/>
+                          <w:szCs w:val="20"/>
+                          <w:bCs/>
+                          <w:rFonts w:eastAsia="" w:cstheme="minorBidi" w:eastAsiaTheme="minorEastAsia" w:ascii="0" w:hAnsi="0" w:cs="0"/>
+                          <w:color w:val="000080"/>
+                          <w:lang w:val="en-US"/>
+                        </w:rPr>
+                        <w:t>.</w:t>
+                      </w:r>
+                      <w:r>
+                        <w:rPr>
+                          <w:sz w:val="20"/>
+                          <w:szCs w:val="20"/>
+                          <w:rFonts w:eastAsia="" w:cstheme="minorBidi" w:eastAsiaTheme="minorEastAsia" w:ascii="0" w:hAnsi="0" w:cs="0"/>
+                          <w:color w:val="000000"/>
+                          <w:lang w:val="en-US"/>
+                        </w:rPr>
+                        <w:t>submitWithFuture</w:t>
+                      </w:r>
+                      <w:r>
+                        <w:rPr>
+                          <w:sz w:val="20"/>
+                          <w:szCs w:val="20"/>
+                          <w:bCs/>
+                          <w:rFonts w:eastAsia="" w:cstheme="minorBidi" w:eastAsiaTheme="minorEastAsia" w:ascii="0" w:hAnsi="0" w:cs="0"/>
+                          <w:color w:val="000080"/>
+                          <w:lang w:val="en-US"/>
+                        </w:rPr>
+                        <w:t>(</w:t>
+                      </w:r>
+                      <w:r>
+                        <w:rPr>
+                          <w:sz w:val="20"/>
+                          <w:szCs w:val="20"/>
+                          <w:rFonts w:eastAsia="" w:cstheme="minorBidi" w:eastAsiaTheme="minorEastAsia" w:ascii="0" w:hAnsi="0" w:cs="0"/>
+                          <w:color w:val="000000"/>
+                          <w:lang w:val="en-US"/>
+                        </w:rPr>
+                        <w:t>job</w:t>
+                      </w:r>
+                      <w:r>
+                        <w:rPr>
+                          <w:sz w:val="20"/>
+                          <w:szCs w:val="20"/>
+                          <w:bCs/>
+                          <w:rFonts w:eastAsia="" w:cstheme="minorBidi" w:eastAsiaTheme="minorEastAsia" w:ascii="0" w:hAnsi="0" w:cs="0"/>
+                          <w:color w:val="000080"/>
+                          <w:lang w:val="en-US"/>
+                        </w:rPr>
+                        <w:t>);</w:t>
+                      </w:r>
+                    </w:p>
+                    <w:p>
+                      <w:pPr>
+                        <w:overflowPunct w:val="false"/>
+                        <w:rPr/>
+                      </w:pPr>
+                      <w:r>
+                        <w:rPr>
+                          <w:sz w:val="20"/>
+                          <w:szCs w:val="20"/>
+                          <w:rFonts w:ascii="0" w:hAnsi="0" w:eastAsia="" w:cs="0" w:eastAsiaTheme="minorEastAsia"/>
+                          <w:color w:val="000000"/>
+                          <w:lang w:val="en-US"/>
+                        </w:rPr>
+                      </w:r>
+                    </w:p>
+                    <w:p>
+                      <w:pPr>
+                        <w:overflowPunct w:val="false"/>
+                        <w:rPr/>
+                      </w:pPr>
+                      <w:r>
+                        <w:rPr>
+                          <w:sz w:val="20"/>
+                          <w:szCs w:val="20"/>
+                          <w:rFonts w:eastAsia="" w:cstheme="minorBidi" w:eastAsiaTheme="minorEastAsia" w:ascii="0" w:hAnsi="0" w:cs="0"/>
+                          <w:color w:val="000000"/>
+                          <w:lang w:val="en-US"/>
+                        </w:rPr>
+                      </w:r>
+                      <w:r>
+                        <w:rPr>
+                          <w:sz w:val="20"/>
+                          <w:szCs w:val="20"/>
+                          <w:rFonts w:eastAsia="" w:cstheme="minorBidi" w:eastAsiaTheme="minorEastAsia" w:ascii="0" w:hAnsi="0" w:cs="0"/>
+                          <w:color w:val="000000"/>
+                          <w:lang w:val="en-US"/>
+                        </w:rPr>
+                        <w:t>future</w:t>
+                      </w:r>
+                      <w:r>
+                        <w:rPr>
+                          <w:sz w:val="20"/>
+                          <w:szCs w:val="20"/>
+                          <w:bCs/>
+                          <w:rFonts w:eastAsia="" w:cstheme="minorBidi" w:eastAsiaTheme="minorEastAsia" w:ascii="0" w:hAnsi="0" w:cs="0"/>
+                          <w:color w:val="000080"/>
+                          <w:lang w:val="en-US"/>
+                        </w:rPr>
+                        <w:t>-&gt;</w:t>
+                      </w:r>
+                      <w:r>
+                        <w:rPr>
+                          <w:sz w:val="20"/>
+                          <w:szCs w:val="20"/>
+                          <w:rFonts w:eastAsia="" w:cstheme="minorBidi" w:eastAsiaTheme="minorEastAsia" w:ascii="0" w:hAnsi="0" w:cs="0"/>
+                          <w:color w:val="000000"/>
+                          <w:lang w:val="en-US"/>
+                        </w:rPr>
+                        <w:t>wait</w:t>
+                      </w:r>
+                      <w:r>
+                        <w:rPr>
+                          <w:sz w:val="20"/>
+                          <w:szCs w:val="20"/>
+                          <w:bCs/>
+                          <w:rFonts w:eastAsia="" w:cstheme="minorBidi" w:eastAsiaTheme="minorEastAsia" w:ascii="0" w:hAnsi="0" w:cs="0"/>
+                          <w:color w:val="000080"/>
+                          <w:lang w:val="en-US"/>
+                        </w:rPr>
+                        <w:t>()</w:t>
+                      </w:r>
+                      <w:r>
+                        <w:rPr>
+                          <w:sz w:val="20"/>
+                          <w:szCs w:val="20"/>
+                          <w:rFonts w:eastAsia="" w:cstheme="minorBidi" w:eastAsiaTheme="minorEastAsia" w:ascii="0" w:hAnsi="0" w:cs="0"/>
+                          <w:color w:val="000000"/>
+                          <w:lang w:val="en-US"/>
+                        </w:rPr>
+                        <w:t xml:space="preserve">  </w:t>
+                      </w:r>
+                      <w:r>
+                        <w:rPr>
+                          <w:sz w:val="20"/>
+                          <w:szCs w:val="20"/>
+                          <w:rFonts w:eastAsia="" w:cstheme="minorBidi" w:eastAsiaTheme="minorEastAsia" w:ascii="0" w:hAnsi="0" w:cs="0"/>
+                          <w:color w:val="008000"/>
+                          <w:lang w:val="en-US"/>
+                        </w:rPr>
+                        <w:t xml:space="preserve">/* Once “wait” returns, using “wait” on the same future will cause </w:t>
+                      </w:r>
+                      <w:r>
+                        <w:rPr>
+                          <w:sz w:val="20"/>
+                          <w:szCs w:val="20"/>
+                          <w:rFonts w:eastAsia="" w:cstheme="minorBidi" w:eastAsiaTheme="minorEastAsia" w:ascii="0" w:hAnsi="0" w:cs="0"/>
+                          <w:color w:val="008000"/>
+                          <w:lang w:val="en-US"/>
+                        </w:rPr>
+                      </w:r>
+                      <w:r>
+                        <w:rPr>
+                          <w:sz w:val="20"/>
+                          <w:szCs w:val="20"/>
+                          <w:rFonts w:eastAsia="" w:cstheme="minorBidi" w:eastAsiaTheme="minorEastAsia" w:ascii="0" w:hAnsi="0" w:cs="0"/>
+                          <w:color w:val="008000"/>
+                          <w:lang w:val="en-US"/>
+                        </w:rPr>
+                      </w:r>
+                      <w:r>
+                        <w:rPr>
+                          <w:sz w:val="20"/>
+                          <w:szCs w:val="20"/>
+                          <w:rFonts w:eastAsia="" w:cstheme="minorBidi" w:eastAsiaTheme="minorEastAsia" w:ascii="0" w:hAnsi="0" w:cs="0"/>
+                          <w:color w:val="008000"/>
+                          <w:lang w:val="en-US"/>
+                        </w:rPr>
+                        <w:t xml:space="preserve">      undefined behaviour */</w:t>
+                      </w:r>
+                    </w:p>
+                    <w:p>
+                      <w:pPr>
+                        <w:overflowPunct w:val="false"/>
+                        <w:rPr/>
+                      </w:pPr>
+                      <w:r>
+                        <w:rPr>
+                          <w:sz w:val="20"/>
+                          <w:szCs w:val="20"/>
+                          <w:rFonts w:ascii="0" w:hAnsi="0" w:eastAsia="" w:cs="0" w:eastAsiaTheme="minorEastAsia"/>
+                          <w:color w:val="000000"/>
+                          <w:lang w:val="en-US"/>
+                        </w:rPr>
+                      </w:r>
+                    </w:p>
+                    <w:p>
+                      <w:pPr>
+                        <w:overflowPunct w:val="false"/>
+                        <w:rPr/>
+                      </w:pPr>
+                      <w:r>
+                        <w:rPr>
+                          <w:sz w:val="20"/>
+                          <w:szCs w:val="20"/>
+                          <w:rFonts w:ascii="0" w:hAnsi="0" w:eastAsia="" w:cs="0" w:eastAsiaTheme="minorEastAsia"/>
+                          <w:color w:val="008000"/>
+                          <w:lang w:val="en-US"/>
+                        </w:rPr>
+                      </w:r>
+                      <w:r>
+                        <w:rPr>
+                          <w:sz w:val="20"/>
+                          <w:szCs w:val="20"/>
+                          <w:rFonts w:ascii="0" w:hAnsi="0" w:eastAsia="" w:cs="0" w:eastAsiaTheme="minorEastAsia"/>
+                          <w:color w:val="008000"/>
+                          <w:lang w:val="en-US"/>
+                        </w:rPr>
+                        <w:t xml:space="preserve">/*Calling “wait” is necessary because the program might finish without the job </w:t>
+                      </w:r>
+                      <w:r>
+                        <w:rPr>
+                          <w:sz w:val="20"/>
+                          <w:szCs w:val="20"/>
+                          <w:rFonts w:ascii="0" w:hAnsi="0" w:eastAsia="" w:cs="0" w:eastAsiaTheme="minorEastAsia"/>
+                          <w:color w:val="008000"/>
+                          <w:lang w:val="en-US"/>
+                        </w:rPr>
+                      </w:r>
+                      <w:r>
+                        <w:rPr>
+                          <w:sz w:val="20"/>
+                          <w:szCs w:val="20"/>
+                          <w:rFonts w:ascii="0" w:hAnsi="0" w:eastAsia="" w:cs="0" w:eastAsiaTheme="minorEastAsia"/>
+                          <w:color w:val="008000"/>
+                          <w:lang w:val="en-US"/>
+                        </w:rPr>
+                      </w:r>
+                      <w:r>
+                        <w:rPr>
+                          <w:sz w:val="20"/>
+                          <w:szCs w:val="20"/>
+                          <w:rFonts w:ascii="0" w:hAnsi="0" w:eastAsia="" w:cs="0" w:eastAsiaTheme="minorEastAsia"/>
+                          <w:color w:val="008000"/>
+                          <w:lang w:val="en-US"/>
+                        </w:rPr>
+                        <w:t>having been executed */</w:t>
+                      </w:r>
+                    </w:p>
+                    <w:p>
+                      <w:pPr>
+                        <w:overflowPunct w:val="false"/>
+                        <w:rPr/>
+                      </w:pPr>
+                      <w:r>
+                        <w:rPr>
+                          <w:sz w:val="20"/>
+                          <w:szCs w:val="20"/>
+                          <w:rFonts w:ascii="0" w:hAnsi="0" w:eastAsia="" w:cs="0" w:eastAsiaTheme="minorEastAsia"/>
+                          <w:color w:val="000000"/>
+                          <w:lang w:val="en-US"/>
+                        </w:rPr>
+                      </w:r>
+                    </w:p>
+                    <w:p>
+                      <w:pPr>
+                        <w:overflowPunct w:val="false"/>
+                        <w:rPr/>
+                      </w:pPr>
+                      <w:r>
+                        <w:rPr>
+                          <w:bCs/>
+                          <w:sz w:val="20"/>
+                          <w:szCs w:val="20"/>
+                          <w:rFonts w:ascii="0" w:hAnsi="0" w:eastAsia="" w:cs="0" w:eastAsiaTheme="minorEastAsia"/>
+                          <w:color w:val="000080"/>
+                          <w:lang w:val="en-US"/>
+                        </w:rPr>
+                        <w:t>}</w:t>
+                      </w:r>
+                    </w:p>
+                  </w:txbxContent>
+                </v:textbox>
+                <w10:wrap type="square"/>
+                <v:fill o:detectmouseclick="t" type="solid" color2="#222222"/>
+                <v:stroke color="#3465a4" joinstyle="round" endcap="flat"/>
+              </v:shape>
+            </w:pict>
+          </mc:Fallback>
+        </mc:AlternateContent>
       </w:r>
     </w:p>
     <w:p>
@@ -7787,776 +11307,11 @@
         <w:t>Μετρήσεις</w:t>
       </w:r>
       <w:bookmarkEnd w:id="34"/>
-      <w:r>
-        <w:rPr/>
-        <w:t xml:space="preserve"> </w:t>
-      </w:r>
-      <w:r>
-        <w:br w:type="page"/>
-      </w:r>
-    </w:p>
-    <w:p>
-      <w:pPr>
-        <w:pStyle w:val="TextBody"/>
-        <w:rPr/>
-      </w:pPr>
-      <w:r>
-        <w:rPr/>
-        <w:t>Προκειμένου να ελεγχθεί η αποδοτικότητα του JobScheduler και Optimizer έγιναν μερικές μετρήσεις. Οι μετρήσεις έγιναν με AMD® Ryzen 5 1600 six-core processor × 12.</w:t>
-      </w:r>
-    </w:p>
-    <w:p>
-      <w:pPr>
-        <w:pStyle w:val="TextBody"/>
-        <w:rPr/>
-      </w:pPr>
-      <w:r>
-        <w:rPr/>
-        <w:t xml:space="preserve">               </w:t>
-      </w:r>
-      <w:r>
-        <w:rPr/>
-        <w:tab/>
-      </w:r>
-    </w:p>
-    <w:tbl>
-      <w:tblPr>
-        <w:tblW w:w="5000" w:type="pct"/>
-        <w:jc w:val="left"/>
-        <w:tblInd w:w="55" w:type="dxa"/>
-        <w:tblLayout w:type="fixed"/>
-        <w:tblCellMar>
-          <w:top w:w="55" w:type="dxa"/>
-          <w:left w:w="55" w:type="dxa"/>
-          <w:bottom w:w="55" w:type="dxa"/>
-          <w:right w:w="55" w:type="dxa"/>
-        </w:tblCellMar>
-      </w:tblPr>
-      <w:tblGrid>
-        <w:gridCol w:w="1560"/>
-        <w:gridCol w:w="1560"/>
-        <w:gridCol w:w="1560"/>
-        <w:gridCol w:w="1560"/>
-        <w:gridCol w:w="1735"/>
-        <w:gridCol w:w="1385"/>
-      </w:tblGrid>
-      <w:tr>
-        <w:trPr/>
-        <w:tc>
-          <w:tcPr>
-            <w:tcW w:w="1560" w:type="dxa"/>
-            <w:tcBorders>
-              <w:top w:val="single" w:sz="4" w:space="0" w:color="000000"/>
-              <w:left w:val="single" w:sz="4" w:space="0" w:color="000000"/>
-              <w:bottom w:val="single" w:sz="4" w:space="0" w:color="000000"/>
-            </w:tcBorders>
-          </w:tcPr>
-          <w:p>
-            <w:pPr>
-              <w:pStyle w:val="TextBody"/>
-              <w:spacing w:before="0" w:after="140"/>
-              <w:jc w:val="center"/>
-              <w:rPr/>
-            </w:pPr>
-            <w:r>
-              <w:rPr/>
-              <w:t>Multithreading</w:t>
-            </w:r>
-          </w:p>
-        </w:tc>
-        <w:tc>
-          <w:tcPr>
-            <w:tcW w:w="1560" w:type="dxa"/>
-            <w:tcBorders>
-              <w:top w:val="single" w:sz="4" w:space="0" w:color="000000"/>
-              <w:left w:val="single" w:sz="4" w:space="0" w:color="000000"/>
-              <w:bottom w:val="single" w:sz="4" w:space="0" w:color="000000"/>
-            </w:tcBorders>
-          </w:tcPr>
-          <w:p>
-            <w:pPr>
-              <w:pStyle w:val="TextBody"/>
-              <w:spacing w:before="0" w:after="140"/>
-              <w:jc w:val="center"/>
-              <w:rPr/>
-            </w:pPr>
-            <w:r>
-              <w:rPr/>
-              <w:t>Optimizer</w:t>
-            </w:r>
-          </w:p>
-        </w:tc>
-        <w:tc>
-          <w:tcPr>
-            <w:tcW w:w="1560" w:type="dxa"/>
-            <w:tcBorders>
-              <w:top w:val="single" w:sz="4" w:space="0" w:color="000000"/>
-              <w:left w:val="single" w:sz="4" w:space="0" w:color="000000"/>
-              <w:bottom w:val="single" w:sz="4" w:space="0" w:color="000000"/>
-            </w:tcBorders>
-          </w:tcPr>
-          <w:p>
-            <w:pPr>
-              <w:pStyle w:val="TextBody"/>
-              <w:spacing w:before="0" w:after="140"/>
-              <w:jc w:val="center"/>
-              <w:rPr/>
-            </w:pPr>
-            <w:r>
-              <w:rPr/>
-              <w:t>Runs</w:t>
-            </w:r>
-          </w:p>
-        </w:tc>
-        <w:tc>
-          <w:tcPr>
-            <w:tcW w:w="1560" w:type="dxa"/>
-            <w:tcBorders>
-              <w:top w:val="single" w:sz="4" w:space="0" w:color="000000"/>
-              <w:left w:val="single" w:sz="4" w:space="0" w:color="000000"/>
-              <w:bottom w:val="single" w:sz="4" w:space="0" w:color="000000"/>
-            </w:tcBorders>
-          </w:tcPr>
-          <w:p>
-            <w:pPr>
-              <w:pStyle w:val="TextBody"/>
-              <w:spacing w:before="0" w:after="140"/>
-              <w:jc w:val="center"/>
-              <w:rPr/>
-            </w:pPr>
-            <w:r>
-              <w:rPr/>
-              <w:t>Time(μ/s)</w:t>
-            </w:r>
-          </w:p>
-        </w:tc>
-        <w:tc>
-          <w:tcPr>
-            <w:tcW w:w="1735" w:type="dxa"/>
-            <w:tcBorders>
-              <w:top w:val="single" w:sz="4" w:space="0" w:color="000000"/>
-              <w:left w:val="single" w:sz="4" w:space="0" w:color="000000"/>
-              <w:bottom w:val="single" w:sz="4" w:space="0" w:color="000000"/>
-            </w:tcBorders>
-          </w:tcPr>
-          <w:p>
-            <w:pPr>
-              <w:pStyle w:val="TextBody"/>
-              <w:spacing w:before="0" w:after="140"/>
-              <w:jc w:val="center"/>
-              <w:rPr/>
-            </w:pPr>
-            <w:r>
-              <w:rPr/>
-              <w:t>MaxHeap(MB)</w:t>
-            </w:r>
-          </w:p>
-        </w:tc>
-        <w:tc>
-          <w:tcPr>
-            <w:tcW w:w="1385" w:type="dxa"/>
-            <w:tcBorders>
-              <w:top w:val="single" w:sz="4" w:space="0" w:color="000000"/>
-              <w:left w:val="single" w:sz="4" w:space="0" w:color="000000"/>
-              <w:bottom w:val="single" w:sz="4" w:space="0" w:color="000000"/>
-              <w:right w:val="single" w:sz="4" w:space="0" w:color="000000"/>
-            </w:tcBorders>
-          </w:tcPr>
-          <w:p>
-            <w:pPr>
-              <w:pStyle w:val="TextBody"/>
-              <w:spacing w:before="0" w:after="140"/>
-              <w:jc w:val="center"/>
-              <w:rPr/>
-            </w:pPr>
-            <w:r>
-              <w:rPr/>
-              <w:t>Workload</w:t>
-            </w:r>
-          </w:p>
-        </w:tc>
-      </w:tr>
-      <w:tr>
-        <w:trPr/>
-        <w:tc>
-          <w:tcPr>
-            <w:tcW w:w="1560" w:type="dxa"/>
-            <w:tcBorders>
-              <w:left w:val="single" w:sz="4" w:space="0" w:color="000000"/>
-              <w:bottom w:val="single" w:sz="4" w:space="0" w:color="000000"/>
-            </w:tcBorders>
-            <w:vAlign w:val="center"/>
-          </w:tcPr>
-          <w:p>
-            <w:pPr>
-              <w:pStyle w:val="TextBody"/>
-              <w:spacing w:before="0" w:after="140"/>
-              <w:jc w:val="center"/>
-              <w:rPr/>
-            </w:pPr>
-            <w:r>
-              <w:rPr/>
-              <w:t>✓</w:t>
-            </w:r>
-          </w:p>
-        </w:tc>
-        <w:tc>
-          <w:tcPr>
-            <w:tcW w:w="1560" w:type="dxa"/>
-            <w:tcBorders>
-              <w:left w:val="single" w:sz="4" w:space="0" w:color="000000"/>
-              <w:bottom w:val="single" w:sz="4" w:space="0" w:color="000000"/>
-            </w:tcBorders>
-          </w:tcPr>
-          <w:p>
-            <w:pPr>
-              <w:pStyle w:val="TextBody"/>
-              <w:spacing w:before="0" w:after="140"/>
-              <w:jc w:val="center"/>
-              <w:rPr/>
-            </w:pPr>
-            <w:r>
-              <w:rPr/>
-              <w:t xml:space="preserve">     ✓</w:t>
-            </w:r>
-            <w:r>
-              <w:rPr/>
-              <w:tab/>
-            </w:r>
-          </w:p>
-        </w:tc>
-        <w:tc>
-          <w:tcPr>
-            <w:tcW w:w="1560" w:type="dxa"/>
-            <w:tcBorders>
-              <w:left w:val="single" w:sz="4" w:space="0" w:color="000000"/>
-              <w:bottom w:val="single" w:sz="4" w:space="0" w:color="000000"/>
-            </w:tcBorders>
-          </w:tcPr>
-          <w:p>
-            <w:pPr>
-              <w:pStyle w:val="TextBody"/>
-              <w:spacing w:before="0" w:after="140"/>
-              <w:jc w:val="center"/>
-              <w:rPr/>
-            </w:pPr>
-            <w:r>
-              <w:rPr/>
-              <w:t>100</w:t>
-            </w:r>
-          </w:p>
-        </w:tc>
-        <w:tc>
-          <w:tcPr>
-            <w:tcW w:w="1560" w:type="dxa"/>
-            <w:tcBorders>
-              <w:left w:val="single" w:sz="4" w:space="0" w:color="000000"/>
-              <w:bottom w:val="single" w:sz="4" w:space="0" w:color="000000"/>
-            </w:tcBorders>
-          </w:tcPr>
-          <w:p>
-            <w:pPr>
-              <w:pStyle w:val="TextBody"/>
-              <w:spacing w:before="0" w:after="140"/>
-              <w:jc w:val="center"/>
-              <w:rPr/>
-            </w:pPr>
-            <w:r>
-              <w:rPr/>
-              <w:t>1855979</w:t>
-            </w:r>
-          </w:p>
-        </w:tc>
-        <w:tc>
-          <w:tcPr>
-            <w:tcW w:w="1735" w:type="dxa"/>
-            <w:tcBorders>
-              <w:left w:val="single" w:sz="4" w:space="0" w:color="000000"/>
-              <w:bottom w:val="single" w:sz="4" w:space="0" w:color="000000"/>
-            </w:tcBorders>
-          </w:tcPr>
-          <w:p>
-            <w:pPr>
-              <w:pStyle w:val="TextBody"/>
-              <w:spacing w:before="0" w:after="140"/>
-              <w:jc w:val="center"/>
-              <w:rPr/>
-            </w:pPr>
-            <w:r>
-              <w:rPr/>
-              <w:t xml:space="preserve"> </w:t>
-            </w:r>
-            <w:r>
-              <w:rPr/>
-              <w:t>252.1</w:t>
-            </w:r>
-          </w:p>
-        </w:tc>
-        <w:tc>
-          <w:tcPr>
-            <w:tcW w:w="1385" w:type="dxa"/>
-            <w:tcBorders>
-              <w:left w:val="single" w:sz="4" w:space="0" w:color="000000"/>
-              <w:bottom w:val="single" w:sz="4" w:space="0" w:color="000000"/>
-              <w:right w:val="single" w:sz="4" w:space="0" w:color="000000"/>
-            </w:tcBorders>
-          </w:tcPr>
-          <w:p>
-            <w:pPr>
-              <w:pStyle w:val="TextBody"/>
-              <w:spacing w:before="0" w:after="140"/>
-              <w:jc w:val="center"/>
-              <w:rPr/>
-            </w:pPr>
-            <w:r>
-              <w:rPr/>
-              <w:t>small</w:t>
-            </w:r>
-          </w:p>
-        </w:tc>
-      </w:tr>
-      <w:tr>
-        <w:trPr/>
-        <w:tc>
-          <w:tcPr>
-            <w:tcW w:w="1560" w:type="dxa"/>
-            <w:tcBorders>
-              <w:left w:val="single" w:sz="4" w:space="0" w:color="000000"/>
-              <w:bottom w:val="single" w:sz="4" w:space="0" w:color="000000"/>
-            </w:tcBorders>
-          </w:tcPr>
-          <w:p>
-            <w:pPr>
-              <w:pStyle w:val="TextBody"/>
-              <w:spacing w:before="0" w:after="140"/>
-              <w:jc w:val="center"/>
-              <w:rPr/>
-            </w:pPr>
-            <w:r>
-              <w:rPr/>
-              <w:t>✓</w:t>
-            </w:r>
-          </w:p>
-        </w:tc>
-        <w:tc>
-          <w:tcPr>
-            <w:tcW w:w="1560" w:type="dxa"/>
-            <w:tcBorders>
-              <w:left w:val="single" w:sz="4" w:space="0" w:color="000000"/>
-              <w:bottom w:val="single" w:sz="4" w:space="0" w:color="000000"/>
-            </w:tcBorders>
-          </w:tcPr>
-          <w:p>
-            <w:pPr>
-              <w:pStyle w:val="TextBody"/>
-              <w:spacing w:before="0" w:after="140"/>
-              <w:jc w:val="center"/>
-              <w:rPr/>
-            </w:pPr>
-            <w:r>
-              <w:rPr/>
-              <w:t xml:space="preserve"> ✓</w:t>
-            </w:r>
-          </w:p>
-        </w:tc>
-        <w:tc>
-          <w:tcPr>
-            <w:tcW w:w="1560" w:type="dxa"/>
-            <w:tcBorders>
-              <w:left w:val="single" w:sz="4" w:space="0" w:color="000000"/>
-              <w:bottom w:val="single" w:sz="4" w:space="0" w:color="000000"/>
-            </w:tcBorders>
-          </w:tcPr>
-          <w:p>
-            <w:pPr>
-              <w:pStyle w:val="TextBody"/>
-              <w:spacing w:before="0" w:after="140"/>
-              <w:jc w:val="center"/>
-              <w:rPr/>
-            </w:pPr>
-            <w:r>
-              <w:rPr/>
-              <w:t xml:space="preserve"> </w:t>
-            </w:r>
-            <w:r>
-              <w:rPr/>
-              <w:t>10</w:t>
-            </w:r>
-          </w:p>
-        </w:tc>
-        <w:tc>
-          <w:tcPr>
-            <w:tcW w:w="1560" w:type="dxa"/>
-            <w:tcBorders>
-              <w:left w:val="single" w:sz="4" w:space="0" w:color="000000"/>
-              <w:bottom w:val="single" w:sz="4" w:space="0" w:color="000000"/>
-            </w:tcBorders>
-          </w:tcPr>
-          <w:p>
-            <w:pPr>
-              <w:pStyle w:val="TextBody"/>
-              <w:spacing w:before="0" w:after="140"/>
-              <w:jc w:val="center"/>
-              <w:rPr/>
-            </w:pPr>
-            <w:r>
-              <w:rPr/>
-              <w:t>55759270</w:t>
-            </w:r>
-          </w:p>
-        </w:tc>
-        <w:tc>
-          <w:tcPr>
-            <w:tcW w:w="1735" w:type="dxa"/>
-            <w:tcBorders>
-              <w:left w:val="single" w:sz="4" w:space="0" w:color="000000"/>
-              <w:bottom w:val="single" w:sz="4" w:space="0" w:color="000000"/>
-            </w:tcBorders>
-          </w:tcPr>
-          <w:p>
-            <w:pPr>
-              <w:pStyle w:val="TextBody"/>
-              <w:spacing w:before="0" w:after="140"/>
-              <w:jc w:val="center"/>
-              <w:rPr/>
-            </w:pPr>
-            <w:r>
-              <w:rPr/>
-              <w:t>5838.0</w:t>
-            </w:r>
-          </w:p>
-        </w:tc>
-        <w:tc>
-          <w:tcPr>
-            <w:tcW w:w="1385" w:type="dxa"/>
-            <w:tcBorders>
-              <w:left w:val="single" w:sz="4" w:space="0" w:color="000000"/>
-              <w:bottom w:val="single" w:sz="4" w:space="0" w:color="000000"/>
-              <w:right w:val="single" w:sz="4" w:space="0" w:color="000000"/>
-            </w:tcBorders>
-          </w:tcPr>
-          <w:p>
-            <w:pPr>
-              <w:pStyle w:val="TextBody"/>
-              <w:spacing w:before="0" w:after="140"/>
-              <w:jc w:val="center"/>
-              <w:rPr/>
-            </w:pPr>
-            <w:r>
-              <w:rPr/>
-              <w:t>public</w:t>
-            </w:r>
-          </w:p>
-        </w:tc>
-      </w:tr>
-      <w:tr>
-        <w:trPr/>
-        <w:tc>
-          <w:tcPr>
-            <w:tcW w:w="1560" w:type="dxa"/>
-            <w:tcBorders>
-              <w:left w:val="single" w:sz="4" w:space="0" w:color="000000"/>
-              <w:bottom w:val="single" w:sz="4" w:space="0" w:color="000000"/>
-            </w:tcBorders>
-          </w:tcPr>
-          <w:p>
-            <w:pPr>
-              <w:pStyle w:val="TextBody"/>
-              <w:spacing w:before="0" w:after="140"/>
-              <w:jc w:val="center"/>
-              <w:rPr/>
-            </w:pPr>
-            <w:r>
-              <w:rPr/>
-              <w:t>✓</w:t>
-            </w:r>
-          </w:p>
-        </w:tc>
-        <w:tc>
-          <w:tcPr>
-            <w:tcW w:w="1560" w:type="dxa"/>
-            <w:tcBorders>
-              <w:left w:val="single" w:sz="4" w:space="0" w:color="000000"/>
-              <w:bottom w:val="single" w:sz="4" w:space="0" w:color="000000"/>
-            </w:tcBorders>
-          </w:tcPr>
-          <w:p>
-            <w:pPr>
-              <w:pStyle w:val="TextBody"/>
-              <w:spacing w:before="0" w:after="140"/>
-              <w:jc w:val="center"/>
-              <w:rPr/>
-            </w:pPr>
-            <w:r>
-              <w:rPr/>
-              <w:t xml:space="preserve">✕ </w:t>
-            </w:r>
-          </w:p>
-        </w:tc>
-        <w:tc>
-          <w:tcPr>
-            <w:tcW w:w="1560" w:type="dxa"/>
-            <w:tcBorders>
-              <w:left w:val="single" w:sz="4" w:space="0" w:color="000000"/>
-              <w:bottom w:val="single" w:sz="4" w:space="0" w:color="000000"/>
-            </w:tcBorders>
-          </w:tcPr>
-          <w:p>
-            <w:pPr>
-              <w:pStyle w:val="TextBody"/>
-              <w:spacing w:before="0" w:after="140"/>
-              <w:jc w:val="center"/>
-              <w:rPr/>
-            </w:pPr>
-            <w:r>
-              <w:rPr/>
-              <w:t>100</w:t>
-            </w:r>
-          </w:p>
-        </w:tc>
-        <w:tc>
-          <w:tcPr>
-            <w:tcW w:w="1560" w:type="dxa"/>
-            <w:tcBorders>
-              <w:left w:val="single" w:sz="4" w:space="0" w:color="000000"/>
-              <w:bottom w:val="single" w:sz="4" w:space="0" w:color="000000"/>
-            </w:tcBorders>
-          </w:tcPr>
-          <w:p>
-            <w:pPr>
-              <w:pStyle w:val="TextBody"/>
-              <w:spacing w:before="0" w:after="140"/>
-              <w:jc w:val="center"/>
-              <w:rPr/>
-            </w:pPr>
-            <w:r>
-              <w:rPr/>
-              <w:t>1867975</w:t>
-            </w:r>
-          </w:p>
-        </w:tc>
-        <w:tc>
-          <w:tcPr>
-            <w:tcW w:w="1735" w:type="dxa"/>
-            <w:tcBorders>
-              <w:left w:val="single" w:sz="4" w:space="0" w:color="000000"/>
-              <w:bottom w:val="single" w:sz="4" w:space="0" w:color="000000"/>
-            </w:tcBorders>
-          </w:tcPr>
-          <w:p>
-            <w:pPr>
-              <w:pStyle w:val="TextBody"/>
-              <w:spacing w:before="0" w:after="140"/>
-              <w:jc w:val="center"/>
-              <w:rPr/>
-            </w:pPr>
-            <w:r>
-              <w:rPr/>
-              <w:t>251.7</w:t>
-            </w:r>
-          </w:p>
-        </w:tc>
-        <w:tc>
-          <w:tcPr>
-            <w:tcW w:w="1385" w:type="dxa"/>
-            <w:tcBorders>
-              <w:left w:val="single" w:sz="4" w:space="0" w:color="000000"/>
-              <w:bottom w:val="single" w:sz="4" w:space="0" w:color="000000"/>
-              <w:right w:val="single" w:sz="4" w:space="0" w:color="000000"/>
-            </w:tcBorders>
-          </w:tcPr>
-          <w:p>
-            <w:pPr>
-              <w:pStyle w:val="TableContents"/>
-              <w:jc w:val="center"/>
-              <w:rPr/>
-            </w:pPr>
-            <w:r>
-              <w:rPr/>
-              <w:t>small</w:t>
-            </w:r>
-          </w:p>
-        </w:tc>
-      </w:tr>
-      <w:tr>
-        <w:trPr/>
-        <w:tc>
-          <w:tcPr>
-            <w:tcW w:w="1560" w:type="dxa"/>
-            <w:tcBorders>
-              <w:left w:val="single" w:sz="4" w:space="0" w:color="000000"/>
-              <w:bottom w:val="single" w:sz="4" w:space="0" w:color="000000"/>
-            </w:tcBorders>
-          </w:tcPr>
-          <w:p>
-            <w:pPr>
-              <w:pStyle w:val="TextBody"/>
-              <w:spacing w:before="0" w:after="140"/>
-              <w:jc w:val="center"/>
-              <w:rPr/>
-            </w:pPr>
-            <w:r>
-              <w:rPr/>
-              <w:t xml:space="preserve">✓ </w:t>
-            </w:r>
-          </w:p>
-        </w:tc>
-        <w:tc>
-          <w:tcPr>
-            <w:tcW w:w="1560" w:type="dxa"/>
-            <w:tcBorders>
-              <w:left w:val="single" w:sz="4" w:space="0" w:color="000000"/>
-              <w:bottom w:val="single" w:sz="4" w:space="0" w:color="000000"/>
-            </w:tcBorders>
-          </w:tcPr>
-          <w:p>
-            <w:pPr>
-              <w:pStyle w:val="TextBody"/>
-              <w:spacing w:before="0" w:after="140"/>
-              <w:jc w:val="center"/>
-              <w:rPr/>
-            </w:pPr>
-            <w:r>
-              <w:rPr/>
-              <w:t xml:space="preserve"> ✕</w:t>
-            </w:r>
-          </w:p>
-        </w:tc>
-        <w:tc>
-          <w:tcPr>
-            <w:tcW w:w="1560" w:type="dxa"/>
-            <w:tcBorders>
-              <w:left w:val="single" w:sz="4" w:space="0" w:color="000000"/>
-              <w:bottom w:val="single" w:sz="4" w:space="0" w:color="000000"/>
-            </w:tcBorders>
-          </w:tcPr>
-          <w:p>
-            <w:pPr>
-              <w:pStyle w:val="TableContents"/>
-              <w:jc w:val="center"/>
-              <w:rPr/>
-            </w:pPr>
-            <w:r>
-              <w:rPr/>
-              <w:t>10</w:t>
-            </w:r>
-          </w:p>
-        </w:tc>
-        <w:tc>
-          <w:tcPr>
-            <w:tcW w:w="1560" w:type="dxa"/>
-            <w:tcBorders>
-              <w:left w:val="single" w:sz="4" w:space="0" w:color="000000"/>
-              <w:bottom w:val="single" w:sz="4" w:space="0" w:color="000000"/>
-            </w:tcBorders>
-          </w:tcPr>
-          <w:p>
-            <w:pPr>
-              <w:pStyle w:val="TextBody"/>
-              <w:spacing w:before="0" w:after="140"/>
-              <w:jc w:val="center"/>
-              <w:rPr/>
-            </w:pPr>
-            <w:r>
-              <w:rPr/>
-              <w:t>64572917</w:t>
-            </w:r>
-          </w:p>
-        </w:tc>
-        <w:tc>
-          <w:tcPr>
-            <w:tcW w:w="1735" w:type="dxa"/>
-            <w:tcBorders>
-              <w:left w:val="single" w:sz="4" w:space="0" w:color="000000"/>
-              <w:bottom w:val="single" w:sz="4" w:space="0" w:color="000000"/>
-            </w:tcBorders>
-          </w:tcPr>
-          <w:p>
-            <w:pPr>
-              <w:pStyle w:val="TextBody"/>
-              <w:spacing w:before="0" w:after="140"/>
-              <w:jc w:val="center"/>
-              <w:rPr/>
-            </w:pPr>
-            <w:r>
-              <w:rPr/>
-              <w:t>7324.0</w:t>
-            </w:r>
-          </w:p>
-        </w:tc>
-        <w:tc>
-          <w:tcPr>
-            <w:tcW w:w="1385" w:type="dxa"/>
-            <w:tcBorders>
-              <w:left w:val="single" w:sz="4" w:space="0" w:color="000000"/>
-              <w:bottom w:val="single" w:sz="4" w:space="0" w:color="000000"/>
-              <w:right w:val="single" w:sz="4" w:space="0" w:color="000000"/>
-            </w:tcBorders>
-          </w:tcPr>
-          <w:p>
-            <w:pPr>
-              <w:pStyle w:val="TextBody"/>
-              <w:spacing w:before="0" w:after="140"/>
-              <w:jc w:val="center"/>
-              <w:rPr/>
-            </w:pPr>
-            <w:r>
-              <w:rPr/>
-              <w:t>public</w:t>
-            </w:r>
-          </w:p>
-        </w:tc>
-      </w:tr>
-    </w:tbl>
-    <w:p>
-      <w:pPr>
-        <w:pStyle w:val="TextBody"/>
-        <w:rPr/>
-      </w:pPr>
-      <w:r>
-        <w:rPr/>
-      </w:r>
-    </w:p>
-    <w:p>
-      <w:pPr>
-        <w:pStyle w:val="TextBody"/>
-        <w:rPr/>
-      </w:pPr>
-      <w:r>
-        <w:rPr/>
-      </w:r>
-    </w:p>
-    <w:p>
-      <w:pPr>
-        <w:pStyle w:val="TextBody"/>
-        <w:rPr/>
-      </w:pPr>
-      <w:r>
-        <w:rPr/>
-        <w:t xml:space="preserve">    </w:t>
-      </w:r>
-    </w:p>
-    <w:p>
-      <w:pPr>
-        <w:pStyle w:val="TextBody"/>
-        <w:spacing w:before="0" w:after="140"/>
-        <w:rPr/>
-      </w:pPr>
-      <w:r>
-        <w:rPr/>
-        <w:t xml:space="preserve">                 </w:t>
-      </w:r>
-      <w:r>
-        <w:rPr/>
-        <w:tab/>
-        <w:tab/>
-        <w:t xml:space="preserve">                       </w:t>
-      </w:r>
     </w:p>
     <w:sectPr>
       <w:type w:val="nextPage"/>
       <w:pgSz w:w="12240" w:h="15840"/>
-      <w:pgMar w:left="1440" w:right="1440" w:gutter="0" w:header="0" w:top="1440" w:footer="0" w:bottom="1440"/>
+      <w:pgMar w:left="1440" w:right="1440" w:header="0" w:top="1440" w:footer="0" w:bottom="1440" w:gutter="0"/>
       <w:pgNumType w:fmt="decimal"/>
       <w:formProt w:val="false"/>
       <w:textDirection w:val="lrTb"/>
@@ -8567,7 +11322,7 @@
 </file>
 
 <file path=word/numbering.xml><?xml version="1.0" encoding="utf-8"?>
-<w:numbering xmlns:w="http://schemas.openxmlformats.org/wordprocessingml/2006/main" xmlns:o="urn:schemas-microsoft-com:office:office" xmlns:r="http://schemas.openxmlformats.org/officeDocument/2006/relationships" xmlns:v="urn:schemas-microsoft-com:vml" xmlns:mc="http://schemas.openxmlformats.org/markup-compatibility/2006" xmlns:w14="http://schemas.microsoft.com/office/word/2010/wordml" mc:Ignorable="w14">
+<w:numbering xmlns:w="http://schemas.openxmlformats.org/wordprocessingml/2006/main" xmlns:o="urn:schemas-microsoft-com:office:office" xmlns:r="http://schemas.openxmlformats.org/officeDocument/2006/relationships" xmlns:v="urn:schemas-microsoft-com:vml">
   <w:abstractNum w:abstractNumId="1">
     <w:lvl w:ilvl="0">
       <w:start w:val="1"/>
@@ -8580,7 +11335,6 @@
         </w:tabs>
         <w:ind w:left="720" w:hanging="360"/>
       </w:pPr>
-      <w:rPr/>
     </w:lvl>
     <w:lvl w:ilvl="1">
       <w:start w:val="1"/>
@@ -8593,7 +11347,6 @@
         </w:tabs>
         <w:ind w:left="1440" w:hanging="360"/>
       </w:pPr>
-      <w:rPr/>
     </w:lvl>
     <w:lvl w:ilvl="2">
       <w:start w:val="1"/>
@@ -8606,7 +11359,6 @@
         </w:tabs>
         <w:ind w:left="2160" w:hanging="360"/>
       </w:pPr>
-      <w:rPr/>
     </w:lvl>
     <w:lvl w:ilvl="3">
       <w:start w:val="1"/>
@@ -8619,7 +11371,6 @@
         </w:tabs>
         <w:ind w:left="2880" w:hanging="360"/>
       </w:pPr>
-      <w:rPr/>
     </w:lvl>
     <w:lvl w:ilvl="4">
       <w:start w:val="1"/>
@@ -8632,7 +11383,6 @@
         </w:tabs>
         <w:ind w:left="3600" w:hanging="360"/>
       </w:pPr>
-      <w:rPr/>
     </w:lvl>
     <w:lvl w:ilvl="5">
       <w:start w:val="1"/>
@@ -8645,7 +11395,6 @@
         </w:tabs>
         <w:ind w:left="4320" w:hanging="360"/>
       </w:pPr>
-      <w:rPr/>
     </w:lvl>
     <w:lvl w:ilvl="6">
       <w:start w:val="1"/>
@@ -8658,7 +11407,6 @@
         </w:tabs>
         <w:ind w:left="5040" w:hanging="360"/>
       </w:pPr>
-      <w:rPr/>
     </w:lvl>
     <w:lvl w:ilvl="7">
       <w:start w:val="1"/>
@@ -8671,7 +11419,6 @@
         </w:tabs>
         <w:ind w:left="5760" w:hanging="360"/>
       </w:pPr>
-      <w:rPr/>
     </w:lvl>
     <w:lvl w:ilvl="8">
       <w:start w:val="1"/>
@@ -8684,7 +11431,6 @@
         </w:tabs>
         <w:ind w:left="6480" w:hanging="360"/>
       </w:pPr>
-      <w:rPr/>
     </w:lvl>
   </w:abstractNum>
   <w:abstractNum w:abstractNumId="2">
@@ -8821,7 +11567,6 @@
     <w:rPrDefault>
       <w:rPr>
         <w:rFonts w:ascii="Calibri" w:hAnsi="Calibri" w:eastAsia="" w:cs="" w:asciiTheme="minorHAnsi" w:cstheme="minorBidi" w:eastAsiaTheme="minorEastAsia" w:hAnsiTheme="minorHAnsi"/>
-        <w:sz w:val="21"/>
         <w:szCs w:val="21"/>
         <w:lang w:val="en-US" w:eastAsia="en-US" w:bidi="ar-SA"/>
       </w:rPr>
@@ -9767,6 +12512,11 @@
     <w:qFormat/>
     <w:rPr/>
   </w:style>
+  <w:style w:type="character" w:styleId="NumberingSymbols">
+    <w:name w:val="Numbering Symbols"/>
+    <w:qFormat/>
+    <w:rPr/>
+  </w:style>
   <w:style w:type="paragraph" w:styleId="Heading">
     <w:name w:val="Heading"/>
     <w:basedOn w:val="Normal"/>
@@ -9847,7 +12597,7 @@
     <w:pPr/>
     <w:rPr/>
   </w:style>
-  <w:style w:type="paragraph" w:styleId="ContentsHeading">
+  <w:style w:type="paragraph" w:styleId="TOCHeading">
     <w:name w:val="TOC Heading"/>
     <w:basedOn w:val="Heading1"/>
     <w:next w:val="Normal"/>
@@ -9855,9 +12605,7 @@
     <w:unhideWhenUsed/>
     <w:qFormat/>
     <w:rsid w:val="00e650d8"/>
-    <w:pPr>
-      <w:outlineLvl w:val="9"/>
-    </w:pPr>
+    <w:pPr/>
     <w:rPr/>
   </w:style>
   <w:style w:type="paragraph" w:styleId="Contents1">
@@ -9870,7 +12618,7 @@
     <w:rsid w:val="00bc62ba"/>
     <w:pPr>
       <w:tabs>
-        <w:tab w:val="clear" w:pos="720"/>
+        <w:tab w:val="clear" w:pos="240"/>
         <w:tab w:val="right" w:pos="9350" w:leader="dot"/>
       </w:tabs>
       <w:spacing w:before="0" w:after="100"/>
@@ -10047,16 +12795,6 @@
     <w:basedOn w:val="Normal"/>
     <w:qFormat/>
     <w:pPr/>
-    <w:rPr/>
-  </w:style>
-  <w:style w:type="paragraph" w:styleId="TableContents">
-    <w:name w:val="Table Contents"/>
-    <w:basedOn w:val="Normal"/>
-    <w:qFormat/>
-    <w:pPr>
-      <w:widowControl w:val="false"/>
-      <w:suppressLineNumbers/>
-    </w:pPr>
     <w:rPr/>
   </w:style>
   <w:style w:type="numbering" w:styleId="NoList" w:default="1">

--- a/K23α.docx
+++ b/K23α.docx
@@ -1,6 +1,6 @@
 
 <file path=word/document.xml><?xml version="1.0" encoding="utf-8"?>
-<w:document xmlns:o="urn:schemas-microsoft-com:office:office" xmlns:r="http://schemas.openxmlformats.org/officeDocument/2006/relationships" xmlns:v="urn:schemas-microsoft-com:vml" xmlns:w="http://schemas.openxmlformats.org/wordprocessingml/2006/main" xmlns:w10="urn:schemas-microsoft-com:office:word" xmlns:wp="http://schemas.openxmlformats.org/drawingml/2006/wordprocessingDrawing" xmlns:wps="http://schemas.microsoft.com/office/word/2010/wordprocessingShape" xmlns:wpg="http://schemas.microsoft.com/office/word/2010/wordprocessingGroup" xmlns:mc="http://schemas.openxmlformats.org/markup-compatibility/2006" xmlns:wp14="http://schemas.microsoft.com/office/word/2010/wordprocessingDrawing" xmlns:w14="http://schemas.microsoft.com/office/word/2010/wordml" xmlns:w15="http://schemas.microsoft.com/office/word/2012/wordml" mc:Ignorable="w14 wp14 w15">
+<w:document xmlns:o="urn:schemas-microsoft-com:office:office" xmlns:r="http://schemas.openxmlformats.org/officeDocument/2006/relationships" xmlns:v="urn:schemas-microsoft-com:vml" xmlns:w="http://schemas.openxmlformats.org/wordprocessingml/2006/main" xmlns:w10="urn:schemas-microsoft-com:office:word" xmlns:wp="http://schemas.openxmlformats.org/drawingml/2006/wordprocessingDrawing" xmlns:wps="http://schemas.microsoft.com/office/word/2010/wordprocessingShape" xmlns:wpg="http://schemas.microsoft.com/office/word/2010/wordprocessingGroup" xmlns:mc="http://schemas.openxmlformats.org/markup-compatibility/2006" xmlns:wp14="http://schemas.microsoft.com/office/word/2010/wordprocessingDrawing" xmlns:w14="http://schemas.microsoft.com/office/word/2010/wordml" mc:Ignorable="w14 wp14">
   <w:body>
     <w:p>
       <w:pPr>
@@ -147,7 +147,7 @@
       <w:sdtContent>
         <w:p>
           <w:pPr>
-            <w:pStyle w:val="ContentsHeading"/>
+            <w:pStyle w:val="TOCHeading"/>
             <w:rPr/>
           </w:pPr>
           <w:r>
@@ -170,7 +170,6 @@
               <w:color w:val="auto"/>
               <w:sz w:val="22"/>
               <w:szCs w:val="22"/>
-              <w:shd w:fill="auto" w:val="clear"/>
               <w:lang w:val="en-US"/>
             </w:rPr>
           </w:pPr>
@@ -183,7 +182,7 @@
               <w:rStyle w:val="IndexLink"/>
               <w:vanish w:val="false"/>
             </w:rPr>
-            <w:instrText xml:space="preserve"> TOC \z \o "1-3" \u \h</w:instrText>
+            <w:instrText> TOC \z \o "1-3" \u \h</w:instrText>
           </w:r>
           <w:r>
             <w:rPr>
@@ -204,7 +203,7 @@
               <w:rPr>
                 <w:webHidden/>
               </w:rPr>
-              <w:instrText xml:space="preserve">PAGEREF _Toc124776988 \h</w:instrText>
+              <w:instrText>PAGEREF _Toc124776988 \h</w:instrText>
             </w:r>
             <w:r>
               <w:rPr>
@@ -241,7 +240,6 @@
               <w:color w:val="auto"/>
               <w:sz w:val="22"/>
               <w:szCs w:val="22"/>
-              <w:shd w:fill="auto" w:val="clear"/>
               <w:lang w:val="en-US"/>
             </w:rPr>
           </w:pPr>
@@ -256,7 +254,7 @@
               <w:rPr>
                 <w:webHidden/>
               </w:rPr>
-              <w:instrText xml:space="preserve">PAGEREF _Toc124776989 \h</w:instrText>
+              <w:instrText>PAGEREF _Toc124776989 \h</w:instrText>
             </w:r>
             <w:r>
               <w:rPr>
@@ -293,7 +291,6 @@
               <w:color w:val="auto"/>
               <w:sz w:val="22"/>
               <w:szCs w:val="22"/>
-              <w:shd w:fill="auto" w:val="clear"/>
               <w:lang w:val="en-US"/>
             </w:rPr>
           </w:pPr>
@@ -308,7 +305,7 @@
               <w:rPr>
                 <w:webHidden/>
               </w:rPr>
-              <w:instrText xml:space="preserve">PAGEREF _Toc124776990 \h</w:instrText>
+              <w:instrText>PAGEREF _Toc124776990 \h</w:instrText>
             </w:r>
             <w:r>
               <w:rPr>
@@ -338,7 +335,7 @@
           <w:pPr>
             <w:pStyle w:val="Contents2"/>
             <w:tabs>
-              <w:tab w:val="clear" w:pos="720"/>
+              <w:tab w:val="clear" w:pos="240"/>
               <w:tab w:val="right" w:pos="9350" w:leader="dot"/>
             </w:tabs>
             <w:rPr>
@@ -346,7 +343,6 @@
               <w:color w:val="auto"/>
               <w:sz w:val="22"/>
               <w:szCs w:val="22"/>
-              <w:shd w:fill="auto" w:val="clear"/>
               <w:lang w:val="en-US"/>
             </w:rPr>
           </w:pPr>
@@ -370,7 +366,7 @@
               <w:rPr>
                 <w:webHidden/>
               </w:rPr>
-              <w:instrText xml:space="preserve">PAGEREF _Toc124776991 \h</w:instrText>
+              <w:instrText>PAGEREF _Toc124776991 \h</w:instrText>
             </w:r>
             <w:r>
               <w:rPr>
@@ -398,7 +394,7 @@
           <w:pPr>
             <w:pStyle w:val="Contents3"/>
             <w:tabs>
-              <w:tab w:val="clear" w:pos="720"/>
+              <w:tab w:val="clear" w:pos="240"/>
               <w:tab w:val="right" w:pos="9350" w:leader="dot"/>
             </w:tabs>
             <w:rPr>
@@ -406,7 +402,6 @@
               <w:color w:val="auto"/>
               <w:sz w:val="22"/>
               <w:szCs w:val="22"/>
-              <w:shd w:fill="auto" w:val="clear"/>
               <w:lang w:val="en-US"/>
             </w:rPr>
           </w:pPr>
@@ -430,7 +425,7 @@
               <w:rPr>
                 <w:webHidden/>
               </w:rPr>
-              <w:instrText xml:space="preserve">PAGEREF _Toc124776992 \h</w:instrText>
+              <w:instrText>PAGEREF _Toc124776992 \h</w:instrText>
             </w:r>
             <w:r>
               <w:rPr>
@@ -458,7 +453,7 @@
           <w:pPr>
             <w:pStyle w:val="Contents3"/>
             <w:tabs>
-              <w:tab w:val="clear" w:pos="720"/>
+              <w:tab w:val="clear" w:pos="240"/>
               <w:tab w:val="right" w:pos="9350" w:leader="dot"/>
             </w:tabs>
             <w:rPr>
@@ -466,7 +461,6 @@
               <w:color w:val="auto"/>
               <w:sz w:val="22"/>
               <w:szCs w:val="22"/>
-              <w:shd w:fill="auto" w:val="clear"/>
               <w:lang w:val="en-US"/>
             </w:rPr>
           </w:pPr>
@@ -490,7 +484,7 @@
               <w:rPr>
                 <w:webHidden/>
               </w:rPr>
-              <w:instrText xml:space="preserve">PAGEREF _Toc124776993 \h</w:instrText>
+              <w:instrText>PAGEREF _Toc124776993 \h</w:instrText>
             </w:r>
             <w:r>
               <w:rPr>
@@ -518,7 +512,7 @@
           <w:pPr>
             <w:pStyle w:val="Contents3"/>
             <w:tabs>
-              <w:tab w:val="clear" w:pos="720"/>
+              <w:tab w:val="clear" w:pos="240"/>
               <w:tab w:val="right" w:pos="9350" w:leader="dot"/>
             </w:tabs>
             <w:rPr>
@@ -526,7 +520,6 @@
               <w:color w:val="auto"/>
               <w:sz w:val="22"/>
               <w:szCs w:val="22"/>
-              <w:shd w:fill="auto" w:val="clear"/>
               <w:lang w:val="en-US"/>
             </w:rPr>
           </w:pPr>
@@ -550,7 +543,7 @@
               <w:rPr>
                 <w:webHidden/>
               </w:rPr>
-              <w:instrText xml:space="preserve">PAGEREF _Toc124776994 \h</w:instrText>
+              <w:instrText>PAGEREF _Toc124776994 \h</w:instrText>
             </w:r>
             <w:r>
               <w:rPr>
@@ -578,7 +571,7 @@
           <w:pPr>
             <w:pStyle w:val="Contents2"/>
             <w:tabs>
-              <w:tab w:val="clear" w:pos="720"/>
+              <w:tab w:val="clear" w:pos="240"/>
               <w:tab w:val="right" w:pos="9350" w:leader="dot"/>
             </w:tabs>
             <w:rPr>
@@ -586,7 +579,6 @@
               <w:color w:val="auto"/>
               <w:sz w:val="22"/>
               <w:szCs w:val="22"/>
-              <w:shd w:fill="auto" w:val="clear"/>
               <w:lang w:val="en-US"/>
             </w:rPr>
           </w:pPr>
@@ -610,7 +602,7 @@
               <w:rPr>
                 <w:webHidden/>
               </w:rPr>
-              <w:instrText xml:space="preserve">PAGEREF _Toc124776995 \h</w:instrText>
+              <w:instrText>PAGEREF _Toc124776995 \h</w:instrText>
             </w:r>
             <w:r>
               <w:rPr>
@@ -638,7 +630,7 @@
           <w:pPr>
             <w:pStyle w:val="Contents3"/>
             <w:tabs>
-              <w:tab w:val="clear" w:pos="720"/>
+              <w:tab w:val="clear" w:pos="240"/>
               <w:tab w:val="right" w:pos="9350" w:leader="dot"/>
             </w:tabs>
             <w:rPr>
@@ -646,7 +638,6 @@
               <w:color w:val="auto"/>
               <w:sz w:val="22"/>
               <w:szCs w:val="22"/>
-              <w:shd w:fill="auto" w:val="clear"/>
               <w:lang w:val="en-US"/>
             </w:rPr>
           </w:pPr>
@@ -670,7 +661,7 @@
               <w:rPr>
                 <w:webHidden/>
               </w:rPr>
-              <w:instrText xml:space="preserve">PAGEREF _Toc124776996 \h</w:instrText>
+              <w:instrText>PAGEREF _Toc124776996 \h</w:instrText>
             </w:r>
             <w:r>
               <w:rPr>
@@ -698,7 +689,7 @@
           <w:pPr>
             <w:pStyle w:val="Contents3"/>
             <w:tabs>
-              <w:tab w:val="clear" w:pos="720"/>
+              <w:tab w:val="clear" w:pos="240"/>
               <w:tab w:val="right" w:pos="9350" w:leader="dot"/>
             </w:tabs>
             <w:rPr>
@@ -706,7 +697,6 @@
               <w:color w:val="auto"/>
               <w:sz w:val="22"/>
               <w:szCs w:val="22"/>
-              <w:shd w:fill="auto" w:val="clear"/>
               <w:lang w:val="en-US"/>
             </w:rPr>
           </w:pPr>
@@ -730,7 +720,7 @@
               <w:rPr>
                 <w:webHidden/>
               </w:rPr>
-              <w:instrText xml:space="preserve">PAGEREF _Toc124776997 \h</w:instrText>
+              <w:instrText>PAGEREF _Toc124776997 \h</w:instrText>
             </w:r>
             <w:r>
               <w:rPr>
@@ -758,7 +748,7 @@
           <w:pPr>
             <w:pStyle w:val="Contents3"/>
             <w:tabs>
-              <w:tab w:val="clear" w:pos="720"/>
+              <w:tab w:val="clear" w:pos="240"/>
               <w:tab w:val="right" w:pos="9350" w:leader="dot"/>
             </w:tabs>
             <w:rPr>
@@ -766,7 +756,6 @@
               <w:color w:val="auto"/>
               <w:sz w:val="22"/>
               <w:szCs w:val="22"/>
-              <w:shd w:fill="auto" w:val="clear"/>
               <w:lang w:val="en-US"/>
             </w:rPr>
           </w:pPr>
@@ -790,7 +779,7 @@
               <w:rPr>
                 <w:webHidden/>
               </w:rPr>
-              <w:instrText xml:space="preserve">PAGEREF _Toc124776998 \h</w:instrText>
+              <w:instrText>PAGEREF _Toc124776998 \h</w:instrText>
             </w:r>
             <w:r>
               <w:rPr>
@@ -818,7 +807,7 @@
           <w:pPr>
             <w:pStyle w:val="Contents3"/>
             <w:tabs>
-              <w:tab w:val="clear" w:pos="720"/>
+              <w:tab w:val="clear" w:pos="240"/>
               <w:tab w:val="right" w:pos="9350" w:leader="dot"/>
             </w:tabs>
             <w:rPr>
@@ -826,7 +815,6 @@
               <w:color w:val="auto"/>
               <w:sz w:val="22"/>
               <w:szCs w:val="22"/>
-              <w:shd w:fill="auto" w:val="clear"/>
               <w:lang w:val="en-US"/>
             </w:rPr>
           </w:pPr>
@@ -850,7 +838,7 @@
               <w:rPr>
                 <w:webHidden/>
               </w:rPr>
-              <w:instrText xml:space="preserve">PAGEREF _Toc124776999 \h</w:instrText>
+              <w:instrText>PAGEREF _Toc124776999 \h</w:instrText>
             </w:r>
             <w:r>
               <w:rPr>
@@ -878,7 +866,7 @@
           <w:pPr>
             <w:pStyle w:val="Contents3"/>
             <w:tabs>
-              <w:tab w:val="clear" w:pos="720"/>
+              <w:tab w:val="clear" w:pos="240"/>
               <w:tab w:val="right" w:pos="9350" w:leader="dot"/>
             </w:tabs>
             <w:rPr>
@@ -886,7 +874,6 @@
               <w:color w:val="auto"/>
               <w:sz w:val="22"/>
               <w:szCs w:val="22"/>
-              <w:shd w:fill="auto" w:val="clear"/>
               <w:lang w:val="en-US"/>
             </w:rPr>
           </w:pPr>
@@ -910,7 +897,7 @@
               <w:rPr>
                 <w:webHidden/>
               </w:rPr>
-              <w:instrText xml:space="preserve">PAGEREF _Toc124777000 \h</w:instrText>
+              <w:instrText>PAGEREF _Toc124777000 \h</w:instrText>
             </w:r>
             <w:r>
               <w:rPr>
@@ -945,7 +932,6 @@
               <w:color w:val="auto"/>
               <w:sz w:val="22"/>
               <w:szCs w:val="22"/>
-              <w:shd w:fill="auto" w:val="clear"/>
               <w:lang w:val="en-US"/>
             </w:rPr>
           </w:pPr>
@@ -960,7 +946,7 @@
               <w:rPr>
                 <w:webHidden/>
               </w:rPr>
-              <w:instrText xml:space="preserve">PAGEREF _Toc124777001 \h</w:instrText>
+              <w:instrText>PAGEREF _Toc124777001 \h</w:instrText>
             </w:r>
             <w:r>
               <w:rPr>
@@ -990,7 +976,7 @@
           <w:pPr>
             <w:pStyle w:val="Contents2"/>
             <w:tabs>
-              <w:tab w:val="clear" w:pos="720"/>
+              <w:tab w:val="clear" w:pos="240"/>
               <w:tab w:val="right" w:pos="9350" w:leader="dot"/>
             </w:tabs>
             <w:rPr>
@@ -998,7 +984,6 @@
               <w:color w:val="auto"/>
               <w:sz w:val="22"/>
               <w:szCs w:val="22"/>
-              <w:shd w:fill="auto" w:val="clear"/>
               <w:lang w:val="en-US"/>
             </w:rPr>
           </w:pPr>
@@ -1022,7 +1007,7 @@
               <w:rPr>
                 <w:webHidden/>
               </w:rPr>
-              <w:instrText xml:space="preserve">PAGEREF _Toc124777002 \h</w:instrText>
+              <w:instrText>PAGEREF _Toc124777002 \h</w:instrText>
             </w:r>
             <w:r>
               <w:rPr>
@@ -1050,7 +1035,7 @@
           <w:pPr>
             <w:pStyle w:val="Contents2"/>
             <w:tabs>
-              <w:tab w:val="clear" w:pos="720"/>
+              <w:tab w:val="clear" w:pos="240"/>
               <w:tab w:val="right" w:pos="9350" w:leader="dot"/>
             </w:tabs>
             <w:rPr>
@@ -1058,7 +1043,6 @@
               <w:color w:val="auto"/>
               <w:sz w:val="22"/>
               <w:szCs w:val="22"/>
-              <w:shd w:fill="auto" w:val="clear"/>
               <w:lang w:val="en-US"/>
             </w:rPr>
           </w:pPr>
@@ -1082,7 +1066,7 @@
               <w:rPr>
                 <w:webHidden/>
               </w:rPr>
-              <w:instrText xml:space="preserve">PAGEREF _Toc124777003 \h</w:instrText>
+              <w:instrText>PAGEREF _Toc124777003 \h</w:instrText>
             </w:r>
             <w:r>
               <w:rPr>
@@ -1110,7 +1094,7 @@
           <w:pPr>
             <w:pStyle w:val="Contents2"/>
             <w:tabs>
-              <w:tab w:val="clear" w:pos="720"/>
+              <w:tab w:val="clear" w:pos="240"/>
               <w:tab w:val="right" w:pos="9350" w:leader="dot"/>
             </w:tabs>
             <w:rPr>
@@ -1118,7 +1102,6 @@
               <w:color w:val="auto"/>
               <w:sz w:val="22"/>
               <w:szCs w:val="22"/>
-              <w:shd w:fill="auto" w:val="clear"/>
               <w:lang w:val="en-US"/>
             </w:rPr>
           </w:pPr>
@@ -1142,7 +1125,7 @@
               <w:rPr>
                 <w:webHidden/>
               </w:rPr>
-              <w:instrText xml:space="preserve">PAGEREF _Toc124777004 \h</w:instrText>
+              <w:instrText>PAGEREF _Toc124777004 \h</w:instrText>
             </w:r>
             <w:r>
               <w:rPr>
@@ -1177,7 +1160,6 @@
               <w:color w:val="auto"/>
               <w:sz w:val="22"/>
               <w:szCs w:val="22"/>
-              <w:shd w:fill="auto" w:val="clear"/>
               <w:lang w:val="en-US"/>
             </w:rPr>
           </w:pPr>
@@ -1192,7 +1174,7 @@
               <w:rPr>
                 <w:webHidden/>
               </w:rPr>
-              <w:instrText xml:space="preserve">PAGEREF _Toc124777005 \h</w:instrText>
+              <w:instrText>PAGEREF _Toc124777005 \h</w:instrText>
             </w:r>
             <w:r>
               <w:rPr>
@@ -1222,7 +1204,7 @@
           <w:pPr>
             <w:pStyle w:val="Contents2"/>
             <w:tabs>
-              <w:tab w:val="clear" w:pos="720"/>
+              <w:tab w:val="clear" w:pos="240"/>
               <w:tab w:val="right" w:pos="9350" w:leader="dot"/>
             </w:tabs>
             <w:rPr>
@@ -1230,7 +1212,6 @@
               <w:color w:val="auto"/>
               <w:sz w:val="22"/>
               <w:szCs w:val="22"/>
-              <w:shd w:fill="auto" w:val="clear"/>
               <w:lang w:val="en-US"/>
             </w:rPr>
           </w:pPr>
@@ -1254,7 +1235,7 @@
               <w:rPr>
                 <w:webHidden/>
               </w:rPr>
-              <w:instrText xml:space="preserve">PAGEREF _Toc124777006 \h</w:instrText>
+              <w:instrText>PAGEREF _Toc124777006 \h</w:instrText>
             </w:r>
             <w:r>
               <w:rPr>
@@ -1282,7 +1263,7 @@
           <w:pPr>
             <w:pStyle w:val="Contents3"/>
             <w:tabs>
-              <w:tab w:val="clear" w:pos="720"/>
+              <w:tab w:val="clear" w:pos="240"/>
               <w:tab w:val="right" w:pos="9350" w:leader="dot"/>
             </w:tabs>
             <w:rPr>
@@ -1290,7 +1271,6 @@
               <w:color w:val="auto"/>
               <w:sz w:val="22"/>
               <w:szCs w:val="22"/>
-              <w:shd w:fill="auto" w:val="clear"/>
               <w:lang w:val="en-US"/>
             </w:rPr>
           </w:pPr>
@@ -1314,7 +1294,7 @@
               <w:rPr>
                 <w:webHidden/>
               </w:rPr>
-              <w:instrText xml:space="preserve">PAGEREF _Toc124777007 \h</w:instrText>
+              <w:instrText>PAGEREF _Toc124777007 \h</w:instrText>
             </w:r>
             <w:r>
               <w:rPr>
@@ -1342,7 +1322,7 @@
           <w:pPr>
             <w:pStyle w:val="Contents3"/>
             <w:tabs>
-              <w:tab w:val="clear" w:pos="720"/>
+              <w:tab w:val="clear" w:pos="240"/>
               <w:tab w:val="right" w:pos="9350" w:leader="dot"/>
             </w:tabs>
             <w:rPr>
@@ -1350,7 +1330,6 @@
               <w:color w:val="auto"/>
               <w:sz w:val="22"/>
               <w:szCs w:val="22"/>
-              <w:shd w:fill="auto" w:val="clear"/>
               <w:lang w:val="en-US"/>
             </w:rPr>
           </w:pPr>
@@ -1374,7 +1353,7 @@
               <w:rPr>
                 <w:webHidden/>
               </w:rPr>
-              <w:instrText xml:space="preserve">PAGEREF _Toc124777008 \h</w:instrText>
+              <w:instrText>PAGEREF _Toc124777008 \h</w:instrText>
             </w:r>
             <w:r>
               <w:rPr>
@@ -1402,7 +1381,7 @@
           <w:pPr>
             <w:pStyle w:val="Contents3"/>
             <w:tabs>
-              <w:tab w:val="clear" w:pos="720"/>
+              <w:tab w:val="clear" w:pos="240"/>
               <w:tab w:val="right" w:pos="9350" w:leader="dot"/>
             </w:tabs>
             <w:rPr>
@@ -1410,7 +1389,6 @@
               <w:color w:val="auto"/>
               <w:sz w:val="22"/>
               <w:szCs w:val="22"/>
-              <w:shd w:fill="auto" w:val="clear"/>
               <w:lang w:val="en-US"/>
             </w:rPr>
           </w:pPr>
@@ -1434,7 +1412,7 @@
               <w:rPr>
                 <w:webHidden/>
               </w:rPr>
-              <w:instrText xml:space="preserve">PAGEREF _Toc124777009 \h</w:instrText>
+              <w:instrText>PAGEREF _Toc124777009 \h</w:instrText>
             </w:r>
             <w:r>
               <w:rPr>
@@ -1462,7 +1440,7 @@
           <w:pPr>
             <w:pStyle w:val="Contents3"/>
             <w:tabs>
-              <w:tab w:val="clear" w:pos="720"/>
+              <w:tab w:val="clear" w:pos="240"/>
               <w:tab w:val="right" w:pos="9350" w:leader="dot"/>
             </w:tabs>
             <w:rPr>
@@ -1470,7 +1448,6 @@
               <w:color w:val="auto"/>
               <w:sz w:val="22"/>
               <w:szCs w:val="22"/>
-              <w:shd w:fill="auto" w:val="clear"/>
               <w:lang w:val="en-US"/>
             </w:rPr>
           </w:pPr>
@@ -1494,7 +1471,7 @@
               <w:rPr>
                 <w:webHidden/>
               </w:rPr>
-              <w:instrText xml:space="preserve">PAGEREF _Toc124777010 \h</w:instrText>
+              <w:instrText>PAGEREF _Toc124777010 \h</w:instrText>
             </w:r>
             <w:r>
               <w:rPr>
@@ -1522,7 +1499,7 @@
           <w:pPr>
             <w:pStyle w:val="Contents3"/>
             <w:tabs>
-              <w:tab w:val="clear" w:pos="720"/>
+              <w:tab w:val="clear" w:pos="240"/>
               <w:tab w:val="right" w:pos="9350" w:leader="dot"/>
             </w:tabs>
             <w:rPr>
@@ -1530,7 +1507,6 @@
               <w:color w:val="auto"/>
               <w:sz w:val="22"/>
               <w:szCs w:val="22"/>
-              <w:shd w:fill="auto" w:val="clear"/>
               <w:lang w:val="en-US"/>
             </w:rPr>
           </w:pPr>
@@ -1554,7 +1530,7 @@
               <w:rPr>
                 <w:webHidden/>
               </w:rPr>
-              <w:instrText xml:space="preserve">PAGEREF _Toc124777011 \h</w:instrText>
+              <w:instrText>PAGEREF _Toc124777011 \h</w:instrText>
             </w:r>
             <w:r>
               <w:rPr>
@@ -1589,7 +1565,6 @@
               <w:color w:val="auto"/>
               <w:sz w:val="22"/>
               <w:szCs w:val="22"/>
-              <w:shd w:fill="auto" w:val="clear"/>
               <w:lang w:val="en-US"/>
             </w:rPr>
           </w:pPr>
@@ -1604,7 +1579,7 @@
               <w:rPr>
                 <w:webHidden/>
               </w:rPr>
-              <w:instrText xml:space="preserve">PAGEREF _Toc124777012 \h</w:instrText>
+              <w:instrText>PAGEREF _Toc124777012 \h</w:instrText>
             </w:r>
             <w:r>
               <w:rPr>
@@ -1634,7 +1609,7 @@
           <w:pPr>
             <w:pStyle w:val="Contents2"/>
             <w:tabs>
-              <w:tab w:val="clear" w:pos="720"/>
+              <w:tab w:val="clear" w:pos="240"/>
               <w:tab w:val="right" w:pos="9350" w:leader="dot"/>
             </w:tabs>
             <w:rPr>
@@ -1642,7 +1617,6 @@
               <w:color w:val="auto"/>
               <w:sz w:val="22"/>
               <w:szCs w:val="22"/>
-              <w:shd w:fill="auto" w:val="clear"/>
               <w:lang w:val="en-US"/>
             </w:rPr>
           </w:pPr>
@@ -1666,7 +1640,7 @@
               <w:rPr>
                 <w:webHidden/>
               </w:rPr>
-              <w:instrText xml:space="preserve">PAGEREF _Toc124777013 \h</w:instrText>
+              <w:instrText>PAGEREF _Toc124777013 \h</w:instrText>
             </w:r>
             <w:r>
               <w:rPr>
@@ -1694,7 +1668,7 @@
           <w:pPr>
             <w:pStyle w:val="Contents3"/>
             <w:tabs>
-              <w:tab w:val="clear" w:pos="720"/>
+              <w:tab w:val="clear" w:pos="240"/>
               <w:tab w:val="right" w:pos="9350" w:leader="dot"/>
             </w:tabs>
             <w:rPr>
@@ -1702,7 +1676,6 @@
               <w:color w:val="auto"/>
               <w:sz w:val="22"/>
               <w:szCs w:val="22"/>
-              <w:shd w:fill="auto" w:val="clear"/>
               <w:lang w:val="en-US"/>
             </w:rPr>
           </w:pPr>
@@ -1726,7 +1699,7 @@
               <w:rPr>
                 <w:webHidden/>
               </w:rPr>
-              <w:instrText xml:space="preserve">PAGEREF _Toc124777014 \h</w:instrText>
+              <w:instrText>PAGEREF _Toc124777014 \h</w:instrText>
             </w:r>
             <w:r>
               <w:rPr>
@@ -1754,7 +1727,7 @@
           <w:pPr>
             <w:pStyle w:val="Contents3"/>
             <w:tabs>
-              <w:tab w:val="clear" w:pos="720"/>
+              <w:tab w:val="clear" w:pos="240"/>
               <w:tab w:val="right" w:pos="9350" w:leader="dot"/>
             </w:tabs>
             <w:rPr>
@@ -1762,7 +1735,6 @@
               <w:color w:val="auto"/>
               <w:sz w:val="22"/>
               <w:szCs w:val="22"/>
-              <w:shd w:fill="auto" w:val="clear"/>
               <w:lang w:val="en-US"/>
             </w:rPr>
           </w:pPr>
@@ -1786,7 +1758,7 @@
               <w:rPr>
                 <w:webHidden/>
               </w:rPr>
-              <w:instrText xml:space="preserve">PAGEREF _Toc124777015 \h</w:instrText>
+              <w:instrText>PAGEREF _Toc124777015 \h</w:instrText>
             </w:r>
             <w:r>
               <w:rPr>
@@ -1814,7 +1786,7 @@
           <w:pPr>
             <w:pStyle w:val="Contents3"/>
             <w:tabs>
-              <w:tab w:val="clear" w:pos="720"/>
+              <w:tab w:val="clear" w:pos="240"/>
               <w:tab w:val="right" w:pos="9350" w:leader="dot"/>
             </w:tabs>
             <w:rPr>
@@ -1822,7 +1794,6 @@
               <w:color w:val="auto"/>
               <w:sz w:val="22"/>
               <w:szCs w:val="22"/>
-              <w:shd w:fill="auto" w:val="clear"/>
               <w:lang w:val="en-US"/>
             </w:rPr>
           </w:pPr>
@@ -1846,7 +1817,7 @@
               <w:rPr>
                 <w:webHidden/>
               </w:rPr>
-              <w:instrText xml:space="preserve">PAGEREF _Toc124777016 \h</w:instrText>
+              <w:instrText>PAGEREF _Toc124777016 \h</w:instrText>
             </w:r>
             <w:r>
               <w:rPr>
@@ -1874,7 +1845,7 @@
           <w:pPr>
             <w:pStyle w:val="Contents2"/>
             <w:tabs>
-              <w:tab w:val="clear" w:pos="720"/>
+              <w:tab w:val="clear" w:pos="240"/>
               <w:tab w:val="right" w:pos="9350" w:leader="dot"/>
             </w:tabs>
             <w:rPr>
@@ -1882,7 +1853,6 @@
               <w:color w:val="auto"/>
               <w:sz w:val="22"/>
               <w:szCs w:val="22"/>
-              <w:shd w:fill="auto" w:val="clear"/>
               <w:lang w:val="en-US"/>
             </w:rPr>
           </w:pPr>
@@ -1906,7 +1876,7 @@
               <w:rPr>
                 <w:webHidden/>
               </w:rPr>
-              <w:instrText xml:space="preserve">PAGEREF _Toc124777017 \h</w:instrText>
+              <w:instrText>PAGEREF _Toc124777017 \h</w:instrText>
             </w:r>
             <w:r>
               <w:rPr>
@@ -1941,7 +1911,6 @@
               <w:color w:val="auto"/>
               <w:sz w:val="22"/>
               <w:szCs w:val="22"/>
-              <w:shd w:fill="auto" w:val="clear"/>
               <w:lang w:val="en-US"/>
             </w:rPr>
           </w:pPr>
@@ -1956,7 +1925,7 @@
               <w:rPr>
                 <w:webHidden/>
               </w:rPr>
-              <w:instrText xml:space="preserve">PAGEREF _Toc124777018 \h</w:instrText>
+              <w:instrText>PAGEREF _Toc124777018 \h</w:instrText>
             </w:r>
             <w:r>
               <w:rPr>
@@ -1993,7 +1962,6 @@
               <w:color w:val="auto"/>
               <w:sz w:val="22"/>
               <w:szCs w:val="22"/>
-              <w:shd w:fill="auto" w:val="clear"/>
               <w:lang w:val="en-US"/>
             </w:rPr>
           </w:pPr>
@@ -2008,7 +1976,7 @@
               <w:rPr>
                 <w:webHidden/>
               </w:rPr>
-              <w:instrText xml:space="preserve">PAGEREF _Toc124777019 \h</w:instrText>
+              <w:instrText>PAGEREF _Toc124777019 \h</w:instrText>
             </w:r>
             <w:r>
               <w:rPr>
@@ -2940,7 +2908,6 @@
         <w:tblW w:w="2016" w:type="dxa"/>
         <w:jc w:val="center"/>
         <w:tblInd w:w="0" w:type="dxa"/>
-        <w:tblLayout w:type="fixed"/>
         <w:tblCellMar>
           <w:top w:w="0" w:type="dxa"/>
           <w:left w:w="108" w:type="dxa"/>
@@ -2974,8 +2941,7 @@
           <w:p>
             <w:pPr>
               <w:pStyle w:val="NoSpacing"/>
-              <w:widowControl w:val="false"/>
-              <w:suppressAutoHyphens w:val="true"/>
+              <w:widowControl/>
               <w:spacing w:before="0" w:after="0"/>
               <w:jc w:val="center"/>
               <w:rPr>
@@ -3020,8 +2986,7 @@
           <w:p>
             <w:pPr>
               <w:pStyle w:val="NoSpacing"/>
-              <w:widowControl w:val="false"/>
-              <w:suppressAutoHyphens w:val="true"/>
+              <w:widowControl/>
               <w:spacing w:before="0" w:after="0"/>
               <w:jc w:val="center"/>
               <w:cnfStyle w:val="100000000000" w:firstRow="1" w:lastRow="0" w:firstColumn="0" w:lastColumn="0" w:oddVBand="0" w:evenVBand="0" w:oddHBand="0" w:evenHBand="0" w:firstRowFirstColumn="0" w:firstRowLastColumn="0" w:lastRowFirstColumn="0" w:lastRowLastColumn="0"/>
@@ -3069,8 +3034,7 @@
           <w:p>
             <w:pPr>
               <w:pStyle w:val="NoSpacing"/>
-              <w:widowControl w:val="false"/>
-              <w:suppressAutoHyphens w:val="true"/>
+              <w:widowControl/>
               <w:spacing w:before="0" w:after="0"/>
               <w:jc w:val="center"/>
               <w:rPr>
@@ -3103,8 +3067,7 @@
           <w:p>
             <w:pPr>
               <w:pStyle w:val="NoSpacing"/>
-              <w:widowControl w:val="false"/>
-              <w:suppressAutoHyphens w:val="true"/>
+              <w:widowControl/>
               <w:spacing w:before="0" w:after="0"/>
               <w:jc w:val="center"/>
               <w:cnfStyle w:val="000000100000" w:firstRow="0" w:lastRow="0" w:firstColumn="0" w:lastColumn="0" w:oddVBand="0" w:evenVBand="0" w:oddHBand="1" w:evenHBand="0" w:firstRowFirstColumn="0" w:firstRowLastColumn="0" w:lastRowFirstColumn="0" w:lastRowLastColumn="0"/>
@@ -3143,8 +3106,7 @@
           <w:p>
             <w:pPr>
               <w:pStyle w:val="NoSpacing"/>
-              <w:widowControl w:val="false"/>
-              <w:suppressAutoHyphens w:val="true"/>
+              <w:widowControl/>
               <w:spacing w:before="0" w:after="0"/>
               <w:jc w:val="center"/>
               <w:rPr>
@@ -3176,8 +3138,7 @@
           <w:p>
             <w:pPr>
               <w:pStyle w:val="NoSpacing"/>
-              <w:widowControl w:val="false"/>
-              <w:suppressAutoHyphens w:val="true"/>
+              <w:widowControl/>
               <w:spacing w:before="0" w:after="0"/>
               <w:jc w:val="center"/>
               <w:cnfStyle w:val="000000000000" w:firstRow="0" w:lastRow="0" w:firstColumn="0" w:lastColumn="0" w:oddVBand="0" w:evenVBand="0" w:oddHBand="0" w:evenHBand="0" w:firstRowFirstColumn="0" w:firstRowLastColumn="0" w:lastRowFirstColumn="0" w:lastRowLastColumn="0"/>
@@ -3218,8 +3179,7 @@
           <w:p>
             <w:pPr>
               <w:pStyle w:val="NoSpacing"/>
-              <w:widowControl w:val="false"/>
-              <w:suppressAutoHyphens w:val="true"/>
+              <w:widowControl/>
               <w:spacing w:before="0" w:after="0"/>
               <w:jc w:val="center"/>
               <w:rPr>
@@ -3252,8 +3212,7 @@
           <w:p>
             <w:pPr>
               <w:pStyle w:val="NoSpacing"/>
-              <w:widowControl w:val="false"/>
-              <w:suppressAutoHyphens w:val="true"/>
+              <w:widowControl/>
               <w:spacing w:before="0" w:after="0"/>
               <w:jc w:val="center"/>
               <w:cnfStyle w:val="000000100000" w:firstRow="0" w:lastRow="0" w:firstColumn="0" w:lastColumn="0" w:oddVBand="0" w:evenVBand="0" w:oddHBand="1" w:evenHBand="0" w:firstRowFirstColumn="0" w:firstRowLastColumn="0" w:lastRowFirstColumn="0" w:lastRowLastColumn="0"/>
@@ -3292,8 +3251,7 @@
           <w:p>
             <w:pPr>
               <w:pStyle w:val="NoSpacing"/>
-              <w:widowControl w:val="false"/>
-              <w:suppressAutoHyphens w:val="true"/>
+              <w:widowControl/>
               <w:spacing w:before="0" w:after="0"/>
               <w:jc w:val="center"/>
               <w:rPr>
@@ -3325,8 +3283,7 @@
           <w:p>
             <w:pPr>
               <w:pStyle w:val="NoSpacing"/>
-              <w:widowControl w:val="false"/>
-              <w:suppressAutoHyphens w:val="true"/>
+              <w:widowControl/>
               <w:spacing w:before="0" w:after="0"/>
               <w:jc w:val="center"/>
               <w:cnfStyle w:val="000000000000" w:firstRow="0" w:lastRow="0" w:firstColumn="0" w:lastColumn="0" w:oddVBand="0" w:evenVBand="0" w:oddHBand="0" w:evenHBand="0" w:firstRowFirstColumn="0" w:firstRowLastColumn="0" w:lastRowFirstColumn="0" w:lastRowLastColumn="0"/>
@@ -3367,8 +3324,7 @@
           <w:p>
             <w:pPr>
               <w:pStyle w:val="NoSpacing"/>
-              <w:widowControl w:val="false"/>
-              <w:suppressAutoHyphens w:val="true"/>
+              <w:widowControl/>
               <w:spacing w:before="0" w:after="0"/>
               <w:jc w:val="center"/>
               <w:rPr>
@@ -3401,8 +3357,7 @@
           <w:p>
             <w:pPr>
               <w:pStyle w:val="NoSpacing"/>
-              <w:widowControl w:val="false"/>
-              <w:suppressAutoHyphens w:val="true"/>
+              <w:widowControl/>
               <w:spacing w:before="0" w:after="0"/>
               <w:jc w:val="center"/>
               <w:cnfStyle w:val="000000100000" w:firstRow="0" w:lastRow="0" w:firstColumn="0" w:lastColumn="0" w:oddVBand="0" w:evenVBand="0" w:oddHBand="1" w:evenHBand="0" w:firstRowFirstColumn="0" w:firstRowLastColumn="0" w:lastRowFirstColumn="0" w:lastRowLastColumn="0"/>
@@ -3441,8 +3396,7 @@
           <w:p>
             <w:pPr>
               <w:pStyle w:val="NoSpacing"/>
-              <w:widowControl w:val="false"/>
-              <w:suppressAutoHyphens w:val="true"/>
+              <w:widowControl/>
               <w:spacing w:before="0" w:after="0"/>
               <w:jc w:val="center"/>
               <w:rPr>
@@ -3474,8 +3428,7 @@
           <w:p>
             <w:pPr>
               <w:pStyle w:val="NoSpacing"/>
-              <w:widowControl w:val="false"/>
-              <w:suppressAutoHyphens w:val="true"/>
+              <w:widowControl/>
               <w:spacing w:before="0" w:after="0"/>
               <w:jc w:val="center"/>
               <w:cnfStyle w:val="000000000000" w:firstRow="0" w:lastRow="0" w:firstColumn="0" w:lastColumn="0" w:oddVBand="0" w:evenVBand="0" w:oddHBand="0" w:evenHBand="0" w:firstRowFirstColumn="0" w:firstRowLastColumn="0" w:lastRowFirstColumn="0" w:lastRowLastColumn="0"/>
@@ -3516,8 +3469,7 @@
           <w:p>
             <w:pPr>
               <w:pStyle w:val="NoSpacing"/>
-              <w:widowControl w:val="false"/>
-              <w:suppressAutoHyphens w:val="true"/>
+              <w:widowControl/>
               <w:spacing w:before="0" w:after="0"/>
               <w:jc w:val="center"/>
               <w:rPr>
@@ -3550,8 +3502,7 @@
           <w:p>
             <w:pPr>
               <w:pStyle w:val="NoSpacing"/>
-              <w:widowControl w:val="false"/>
-              <w:suppressAutoHyphens w:val="true"/>
+              <w:widowControl/>
               <w:spacing w:before="0" w:after="0"/>
               <w:jc w:val="center"/>
               <w:cnfStyle w:val="000000100000" w:firstRow="0" w:lastRow="0" w:firstColumn="0" w:lastColumn="0" w:oddVBand="0" w:evenVBand="0" w:oddHBand="1" w:evenHBand="0" w:firstRowFirstColumn="0" w:firstRowLastColumn="0" w:lastRowFirstColumn="0" w:lastRowLastColumn="0"/>
@@ -3590,8 +3541,7 @@
           <w:p>
             <w:pPr>
               <w:pStyle w:val="NoSpacing"/>
-              <w:widowControl w:val="false"/>
-              <w:suppressAutoHyphens w:val="true"/>
+              <w:widowControl/>
               <w:spacing w:before="0" w:after="0"/>
               <w:jc w:val="center"/>
               <w:rPr>
@@ -3623,8 +3573,7 @@
           <w:p>
             <w:pPr>
               <w:pStyle w:val="NoSpacing"/>
-              <w:widowControl w:val="false"/>
-              <w:suppressAutoHyphens w:val="true"/>
+              <w:widowControl/>
               <w:spacing w:before="0" w:after="0"/>
               <w:jc w:val="center"/>
               <w:cnfStyle w:val="000000000000" w:firstRow="0" w:lastRow="0" w:firstColumn="0" w:lastColumn="0" w:oddVBand="0" w:evenVBand="0" w:oddHBand="0" w:evenHBand="0" w:firstRowFirstColumn="0" w:firstRowLastColumn="0" w:lastRowFirstColumn="0" w:lastRowLastColumn="0"/>
@@ -3684,7 +3633,6 @@
         <w:tblW w:w="2016" w:type="dxa"/>
         <w:jc w:val="center"/>
         <w:tblInd w:w="0" w:type="dxa"/>
-        <w:tblLayout w:type="fixed"/>
         <w:tblCellMar>
           <w:top w:w="0" w:type="dxa"/>
           <w:left w:w="108" w:type="dxa"/>
@@ -3717,8 +3665,7 @@
           <w:p>
             <w:pPr>
               <w:pStyle w:val="NoSpacing"/>
-              <w:widowControl w:val="false"/>
-              <w:suppressAutoHyphens w:val="true"/>
+              <w:widowControl/>
               <w:spacing w:before="0" w:after="0"/>
               <w:jc w:val="center"/>
               <w:rPr>
@@ -3762,8 +3709,7 @@
           <w:p>
             <w:pPr>
               <w:pStyle w:val="NoSpacing"/>
-              <w:widowControl w:val="false"/>
-              <w:suppressAutoHyphens w:val="true"/>
+              <w:widowControl/>
               <w:spacing w:before="0" w:after="0"/>
               <w:jc w:val="center"/>
               <w:cnfStyle w:val="100000000000" w:firstRow="1" w:lastRow="0" w:firstColumn="0" w:lastColumn="0" w:oddVBand="0" w:evenVBand="0" w:oddHBand="0" w:evenHBand="0" w:firstRowFirstColumn="0" w:firstRowLastColumn="0" w:lastRowFirstColumn="0" w:lastRowLastColumn="0"/>
@@ -3810,8 +3756,7 @@
           <w:p>
             <w:pPr>
               <w:pStyle w:val="NoSpacing"/>
-              <w:widowControl w:val="false"/>
-              <w:suppressAutoHyphens w:val="true"/>
+              <w:widowControl/>
               <w:spacing w:before="0" w:after="0"/>
               <w:jc w:val="center"/>
               <w:rPr>
@@ -3843,8 +3788,7 @@
           <w:p>
             <w:pPr>
               <w:pStyle w:val="NoSpacing"/>
-              <w:widowControl w:val="false"/>
-              <w:suppressAutoHyphens w:val="true"/>
+              <w:widowControl/>
               <w:spacing w:before="0" w:after="0"/>
               <w:jc w:val="center"/>
               <w:cnfStyle w:val="000000100000" w:firstRow="0" w:lastRow="0" w:firstColumn="0" w:lastColumn="0" w:oddVBand="0" w:evenVBand="0" w:oddHBand="1" w:evenHBand="0" w:firstRowFirstColumn="0" w:firstRowLastColumn="0" w:lastRowFirstColumn="0" w:lastRowLastColumn="0"/>
@@ -3882,8 +3826,7 @@
           <w:p>
             <w:pPr>
               <w:pStyle w:val="NoSpacing"/>
-              <w:widowControl w:val="false"/>
-              <w:suppressAutoHyphens w:val="true"/>
+              <w:widowControl/>
               <w:spacing w:before="0" w:after="0"/>
               <w:jc w:val="center"/>
               <w:rPr>
@@ -3914,8 +3857,7 @@
           <w:p>
             <w:pPr>
               <w:pStyle w:val="NoSpacing"/>
-              <w:widowControl w:val="false"/>
-              <w:suppressAutoHyphens w:val="true"/>
+              <w:widowControl/>
               <w:spacing w:before="0" w:after="0"/>
               <w:jc w:val="center"/>
               <w:cnfStyle w:val="000000000000" w:firstRow="0" w:lastRow="0" w:firstColumn="0" w:lastColumn="0" w:oddVBand="0" w:evenVBand="0" w:oddHBand="0" w:evenHBand="0" w:firstRowFirstColumn="0" w:firstRowLastColumn="0" w:lastRowFirstColumn="0" w:lastRowLastColumn="0"/>
@@ -3955,8 +3897,7 @@
           <w:p>
             <w:pPr>
               <w:pStyle w:val="NoSpacing"/>
-              <w:widowControl w:val="false"/>
-              <w:suppressAutoHyphens w:val="true"/>
+              <w:widowControl/>
               <w:spacing w:before="0" w:after="0"/>
               <w:jc w:val="center"/>
               <w:rPr>
@@ -3988,8 +3929,7 @@
           <w:p>
             <w:pPr>
               <w:pStyle w:val="NoSpacing"/>
-              <w:widowControl w:val="false"/>
-              <w:suppressAutoHyphens w:val="true"/>
+              <w:widowControl/>
               <w:spacing w:before="0" w:after="0"/>
               <w:jc w:val="center"/>
               <w:cnfStyle w:val="000000100000" w:firstRow="0" w:lastRow="0" w:firstColumn="0" w:lastColumn="0" w:oddVBand="0" w:evenVBand="0" w:oddHBand="1" w:evenHBand="0" w:firstRowFirstColumn="0" w:firstRowLastColumn="0" w:lastRowFirstColumn="0" w:lastRowLastColumn="0"/>
@@ -4027,8 +3967,7 @@
           <w:p>
             <w:pPr>
               <w:pStyle w:val="NoSpacing"/>
-              <w:widowControl w:val="false"/>
-              <w:suppressAutoHyphens w:val="true"/>
+              <w:widowControl/>
               <w:spacing w:before="0" w:after="0"/>
               <w:jc w:val="center"/>
               <w:rPr>
@@ -4059,8 +3998,7 @@
           <w:p>
             <w:pPr>
               <w:pStyle w:val="NoSpacing"/>
-              <w:widowControl w:val="false"/>
-              <w:suppressAutoHyphens w:val="true"/>
+              <w:widowControl/>
               <w:spacing w:before="0" w:after="0"/>
               <w:jc w:val="center"/>
               <w:cnfStyle w:val="000000000000" w:firstRow="0" w:lastRow="0" w:firstColumn="0" w:lastColumn="0" w:oddVBand="0" w:evenVBand="0" w:oddHBand="0" w:evenHBand="0" w:firstRowFirstColumn="0" w:firstRowLastColumn="0" w:lastRowFirstColumn="0" w:lastRowLastColumn="0"/>
@@ -4100,8 +4038,7 @@
           <w:p>
             <w:pPr>
               <w:pStyle w:val="NoSpacing"/>
-              <w:widowControl w:val="false"/>
-              <w:suppressAutoHyphens w:val="true"/>
+              <w:widowControl/>
               <w:spacing w:before="0" w:after="0"/>
               <w:jc w:val="center"/>
               <w:rPr>
@@ -4133,8 +4070,7 @@
           <w:p>
             <w:pPr>
               <w:pStyle w:val="NoSpacing"/>
-              <w:widowControl w:val="false"/>
-              <w:suppressAutoHyphens w:val="true"/>
+              <w:widowControl/>
               <w:spacing w:before="0" w:after="0"/>
               <w:jc w:val="center"/>
               <w:cnfStyle w:val="000000100000" w:firstRow="0" w:lastRow="0" w:firstColumn="0" w:lastColumn="0" w:oddVBand="0" w:evenVBand="0" w:oddHBand="1" w:evenHBand="0" w:firstRowFirstColumn="0" w:firstRowLastColumn="0" w:lastRowFirstColumn="0" w:lastRowLastColumn="0"/>
@@ -4172,8 +4108,7 @@
           <w:p>
             <w:pPr>
               <w:pStyle w:val="NoSpacing"/>
-              <w:widowControl w:val="false"/>
-              <w:suppressAutoHyphens w:val="true"/>
+              <w:widowControl/>
               <w:spacing w:before="0" w:after="0"/>
               <w:jc w:val="center"/>
               <w:rPr>
@@ -4204,8 +4139,7 @@
           <w:p>
             <w:pPr>
               <w:pStyle w:val="NoSpacing"/>
-              <w:widowControl w:val="false"/>
-              <w:suppressAutoHyphens w:val="true"/>
+              <w:widowControl/>
               <w:spacing w:before="0" w:after="0"/>
               <w:jc w:val="center"/>
               <w:cnfStyle w:val="000000000000" w:firstRow="0" w:lastRow="0" w:firstColumn="0" w:lastColumn="0" w:oddVBand="0" w:evenVBand="0" w:oddHBand="0" w:evenHBand="0" w:firstRowFirstColumn="0" w:firstRowLastColumn="0" w:lastRowFirstColumn="0" w:lastRowLastColumn="0"/>
@@ -4245,8 +4179,7 @@
           <w:p>
             <w:pPr>
               <w:pStyle w:val="NoSpacing"/>
-              <w:widowControl w:val="false"/>
-              <w:suppressAutoHyphens w:val="true"/>
+              <w:widowControl/>
               <w:spacing w:before="0" w:after="0"/>
               <w:jc w:val="center"/>
               <w:rPr>
@@ -4278,8 +4211,7 @@
           <w:p>
             <w:pPr>
               <w:pStyle w:val="NoSpacing"/>
-              <w:widowControl w:val="false"/>
-              <w:suppressAutoHyphens w:val="true"/>
+              <w:widowControl/>
               <w:spacing w:before="0" w:after="0"/>
               <w:jc w:val="center"/>
               <w:cnfStyle w:val="000000100000" w:firstRow="0" w:lastRow="0" w:firstColumn="0" w:lastColumn="0" w:oddVBand="0" w:evenVBand="0" w:oddHBand="1" w:evenHBand="0" w:firstRowFirstColumn="0" w:firstRowLastColumn="0" w:lastRowFirstColumn="0" w:lastRowLastColumn="0"/>
@@ -4317,8 +4249,7 @@
           <w:p>
             <w:pPr>
               <w:pStyle w:val="NoSpacing"/>
-              <w:widowControl w:val="false"/>
-              <w:suppressAutoHyphens w:val="true"/>
+              <w:widowControl/>
               <w:spacing w:before="0" w:after="0"/>
               <w:jc w:val="center"/>
               <w:rPr>
@@ -4349,8 +4280,7 @@
           <w:p>
             <w:pPr>
               <w:pStyle w:val="NoSpacing"/>
-              <w:widowControl w:val="false"/>
-              <w:suppressAutoHyphens w:val="true"/>
+              <w:widowControl/>
               <w:spacing w:before="0" w:after="0"/>
               <w:jc w:val="center"/>
               <w:cnfStyle w:val="000000000000" w:firstRow="0" w:lastRow="0" w:firstColumn="0" w:lastColumn="0" w:oddVBand="0" w:evenVBand="0" w:oddHBand="0" w:evenHBand="0" w:firstRowFirstColumn="0" w:firstRowLastColumn="0" w:lastRowFirstColumn="0" w:lastRowLastColumn="0"/>
@@ -5367,8 +5297,8 @@
         </w:rPr>
         <w:t>Παραλληλοποίηση</w:t>
       </w:r>
-      <w:bookmarkStart w:id="26" w:name="_Toc124777014_Copy_1"/>
-      <w:bookmarkStart w:id="27" w:name="_Toc124777014_Copy_2"/>
+      <w:bookmarkStart w:id="26" w:name="_Toc124777014_Copy_2"/>
+      <w:bookmarkStart w:id="27" w:name="_Toc124777014_Copy_1"/>
       <w:bookmarkEnd w:id="25"/>
       <w:bookmarkEnd w:id="26"/>
       <w:bookmarkEnd w:id="27"/>
@@ -5436,514 +5366,21 @@
         <w:rPr>
           <w:rFonts w:eastAsia="Times New Roman" w:cs="Times New Roman"/>
         </w:rPr>
-      </w:r>
-    </w:p>
-    <w:p>
-      <w:pPr>
-        <w:pStyle w:val="Normal"/>
-        <w:rPr>
-          <w:rFonts w:ascii="Times New Roman" w:hAnsi="Times New Roman" w:eastAsia="Times New Roman" w:cs="Times New Roman"/>
-        </w:rPr>
-      </w:pPr>
-      <w:r>
-        <w:rPr>
-          <w:rFonts w:ascii="0" w:hAnsi="0"/>
-          <w:color w:val="804000"/>
-          <w:sz w:val="20"/>
-          <w:highlight w:val="white"/>
-        </w:rPr>
-        <w:t>#include "jsch.hpp"</w:t>
-      </w:r>
-    </w:p>
-    <w:p>
-      <w:pPr>
-        <w:pStyle w:val="Normal"/>
-        <w:rPr>
-          <w:rFonts w:ascii="0" w:hAnsi="0"/>
-          <w:color w:val="000000"/>
-          <w:sz w:val="20"/>
-          <w:highlight w:val="white"/>
-        </w:rPr>
-      </w:pPr>
-      <w:r>
-        <w:rPr>
-          <w:rFonts w:ascii="0" w:hAnsi="0"/>
-          <w:color w:val="000000"/>
-          <w:sz w:val="20"/>
-          <w:highlight w:val="white"/>
-        </w:rPr>
-      </w:r>
-    </w:p>
-    <w:p>
-      <w:pPr>
-        <w:pStyle w:val="Normal"/>
-        <w:rPr>
-          <w:rFonts w:ascii="Times New Roman" w:hAnsi="Times New Roman" w:eastAsia="Times New Roman" w:cs="Times New Roman"/>
-        </w:rPr>
-      </w:pPr>
-      <w:r>
-        <w:rPr>
-          <w:rFonts w:ascii="0" w:hAnsi="0"/>
-          <w:color w:val="000000"/>
-          <w:sz w:val="20"/>
-          <w:highlight w:val="white"/>
-        </w:rPr>
-        <w:t>JobScheduler jobScheduler</w:t>
-      </w:r>
-      <w:r>
-        <w:rPr>
-          <w:rFonts w:ascii="0" w:hAnsi="0"/>
-          <w:b/>
-          <w:color w:val="000080"/>
-          <w:sz w:val="20"/>
-          <w:highlight w:val="white"/>
-        </w:rPr>
-        <w:t>(</w:t>
-      </w:r>
-      <w:r>
-        <w:rPr>
-          <w:rFonts w:ascii="0" w:hAnsi="0"/>
-          <w:b w:val="false"/>
-          <w:color w:val="FF8000"/>
-          <w:sz w:val="20"/>
-          <w:highlight w:val="white"/>
-        </w:rPr>
-        <w:t>10</w:t>
-      </w:r>
-      <w:r>
-        <w:rPr>
-          <w:rFonts w:ascii="0" w:hAnsi="0"/>
-          <w:b/>
-          <w:color w:val="000080"/>
-          <w:sz w:val="20"/>
-          <w:highlight w:val="white"/>
-        </w:rPr>
-        <w:t>);</w:t>
-      </w:r>
-      <w:r>
-        <w:rPr>
-          <w:rFonts w:ascii="0" w:hAnsi="0"/>
-          <w:b w:val="false"/>
-          <w:color w:val="000000"/>
-          <w:sz w:val="20"/>
-          <w:highlight w:val="white"/>
-        </w:rPr>
-        <w:t xml:space="preserve"> </w:t>
-      </w:r>
-      <w:r>
-        <w:rPr>
-          <w:rFonts w:ascii="0" w:hAnsi="0"/>
-          <w:b w:val="false"/>
-          <w:color w:val="008000"/>
-          <w:sz w:val="20"/>
-          <w:highlight w:val="white"/>
-        </w:rPr>
-        <w:t>/*Specify number of workers*/</w:t>
-      </w:r>
-    </w:p>
-    <w:p>
-      <w:pPr>
-        <w:pStyle w:val="Normal"/>
-        <w:rPr>
-          <w:rFonts w:ascii="0" w:hAnsi="0"/>
-          <w:b w:val="false"/>
-          <w:b w:val="false"/>
-          <w:color w:val="000000"/>
-          <w:sz w:val="20"/>
-          <w:highlight w:val="white"/>
-        </w:rPr>
-      </w:pPr>
-      <w:r>
-        <w:rPr>
-          <w:rFonts w:ascii="0" w:hAnsi="0"/>
-          <w:b w:val="false"/>
-          <w:color w:val="000000"/>
-          <w:sz w:val="20"/>
-          <w:highlight w:val="white"/>
-        </w:rPr>
-      </w:r>
-    </w:p>
-    <w:p>
-      <w:pPr>
-        <w:pStyle w:val="Normal"/>
-        <w:rPr>
-          <w:rFonts w:ascii="Times New Roman" w:hAnsi="Times New Roman" w:eastAsia="Times New Roman" w:cs="Times New Roman"/>
-        </w:rPr>
-      </w:pPr>
-      <w:r>
-        <w:rPr>
-          <w:rFonts w:ascii="0" w:hAnsi="0"/>
-          <w:b w:val="false"/>
-          <w:color w:val="008000"/>
-          <w:sz w:val="20"/>
-          <w:highlight w:val="white"/>
-        </w:rPr>
-        <w:t>/* .. */</w:t>
-      </w:r>
-    </w:p>
-    <w:p>
-      <w:pPr>
-        <w:pStyle w:val="Normal"/>
-        <w:rPr>
-          <w:rFonts w:ascii="0" w:hAnsi="0"/>
-          <w:b w:val="false"/>
-          <w:b w:val="false"/>
-          <w:color w:val="000000"/>
-          <w:sz w:val="20"/>
-          <w:highlight w:val="white"/>
-        </w:rPr>
-      </w:pPr>
-      <w:r>
-        <w:rPr>
-          <w:rFonts w:ascii="0" w:hAnsi="0"/>
-          <w:b w:val="false"/>
-          <w:color w:val="000000"/>
-          <w:sz w:val="20"/>
-          <w:highlight w:val="white"/>
-        </w:rPr>
-      </w:r>
-    </w:p>
-    <w:p>
-      <w:pPr>
-        <w:pStyle w:val="Normal"/>
-        <w:rPr>
-          <w:rFonts w:ascii="Times New Roman" w:hAnsi="Times New Roman" w:eastAsia="Times New Roman" w:cs="Times New Roman"/>
-        </w:rPr>
-      </w:pPr>
-      <w:r>
-        <w:rPr>
-          <w:rFonts w:ascii="0" w:hAnsi="0"/>
-          <w:b w:val="false"/>
-          <w:color w:val="8000FF"/>
-          <w:sz w:val="20"/>
-          <w:highlight w:val="white"/>
-        </w:rPr>
-        <w:t>auto</w:t>
-      </w:r>
-      <w:r>
-        <w:rPr>
-          <w:rFonts w:ascii="0" w:hAnsi="0"/>
-          <w:b w:val="false"/>
-          <w:color w:val="000000"/>
-          <w:sz w:val="20"/>
-          <w:highlight w:val="white"/>
-        </w:rPr>
-        <w:t xml:space="preserve"> job </w:t>
-      </w:r>
-      <w:r>
-        <w:rPr>
-          <w:rFonts w:ascii="0" w:hAnsi="0"/>
-          <w:b/>
-          <w:color w:val="000080"/>
-          <w:sz w:val="20"/>
-          <w:highlight w:val="white"/>
-        </w:rPr>
-        <w:t>=</w:t>
-      </w:r>
-      <w:r>
-        <w:rPr>
-          <w:rFonts w:ascii="0" w:hAnsi="0"/>
-          <w:b w:val="false"/>
-          <w:color w:val="000000"/>
-          <w:sz w:val="20"/>
-          <w:highlight w:val="white"/>
-        </w:rPr>
-        <w:t xml:space="preserve"> jsch</w:t>
-      </w:r>
-      <w:r>
-        <w:rPr>
-          <w:rFonts w:ascii="0" w:hAnsi="0"/>
-          <w:b/>
-          <w:color w:val="000080"/>
-          <w:sz w:val="20"/>
-          <w:highlight w:val="white"/>
-        </w:rPr>
-        <w:t>::</w:t>
-      </w:r>
-      <w:r>
-        <w:rPr>
-          <w:rFonts w:ascii="0" w:hAnsi="0"/>
-          <w:b w:val="false"/>
-          <w:color w:val="000000"/>
-          <w:sz w:val="20"/>
-          <w:highlight w:val="white"/>
-        </w:rPr>
-        <w:t>make_job</w:t>
-      </w:r>
-      <w:r>
-        <w:rPr>
-          <w:rFonts w:ascii="0" w:hAnsi="0"/>
-          <w:b/>
-          <w:color w:val="000080"/>
-          <w:sz w:val="20"/>
-          <w:highlight w:val="white"/>
-        </w:rPr>
-        <w:t>([&amp;]{..});</w:t>
-      </w:r>
-    </w:p>
-    <w:p>
-      <w:pPr>
-        <w:pStyle w:val="Normal"/>
-        <w:rPr>
-          <w:rFonts w:ascii="0" w:hAnsi="0"/>
-          <w:b w:val="false"/>
-          <w:b w:val="false"/>
-          <w:color w:val="000000"/>
-          <w:sz w:val="20"/>
-          <w:highlight w:val="white"/>
-        </w:rPr>
-      </w:pPr>
-      <w:r>
-        <w:rPr>
-          <w:rFonts w:ascii="0" w:hAnsi="0"/>
-          <w:b w:val="false"/>
-          <w:color w:val="000000"/>
-          <w:sz w:val="20"/>
-          <w:highlight w:val="white"/>
-        </w:rPr>
-      </w:r>
-    </w:p>
-    <w:p>
-      <w:pPr>
-        <w:pStyle w:val="Normal"/>
-        <w:rPr>
-          <w:rFonts w:ascii="Times New Roman" w:hAnsi="Times New Roman" w:eastAsia="Times New Roman" w:cs="Times New Roman"/>
-        </w:rPr>
-      </w:pPr>
-      <w:r>
-        <w:rPr>
-          <w:rFonts w:ascii="0" w:hAnsi="0"/>
-          <w:b w:val="false"/>
-          <w:color w:val="000000"/>
-          <w:sz w:val="20"/>
-          <w:highlight w:val="white"/>
-        </w:rPr>
-        <w:t>jobScheduler</w:t>
-      </w:r>
-      <w:r>
-        <w:rPr>
-          <w:rFonts w:ascii="0" w:hAnsi="0"/>
-          <w:b/>
-          <w:color w:val="000080"/>
-          <w:sz w:val="20"/>
-          <w:highlight w:val="white"/>
-        </w:rPr>
-        <w:t>.</w:t>
-      </w:r>
-      <w:r>
-        <w:rPr>
-          <w:rFonts w:ascii="0" w:hAnsi="0"/>
-          <w:b w:val="false"/>
-          <w:color w:val="000000"/>
-          <w:sz w:val="20"/>
-          <w:highlight w:val="white"/>
-        </w:rPr>
-        <w:t>submitJob</w:t>
-      </w:r>
-      <w:r>
-        <w:rPr>
-          <w:rFonts w:ascii="0" w:hAnsi="0"/>
-          <w:b/>
-          <w:color w:val="000080"/>
-          <w:sz w:val="20"/>
-          <w:highlight w:val="white"/>
-        </w:rPr>
-        <w:t>(</w:t>
-      </w:r>
-      <w:r>
-        <w:rPr>
-          <w:rFonts w:ascii="0" w:hAnsi="0"/>
-          <w:b w:val="false"/>
-          <w:color w:val="000000"/>
-          <w:sz w:val="20"/>
-          <w:highlight w:val="white"/>
-        </w:rPr>
-        <w:t>job</w:t>
-      </w:r>
-      <w:r>
-        <w:rPr>
-          <w:rFonts w:ascii="0" w:hAnsi="0"/>
-          <w:b/>
-          <w:color w:val="000080"/>
-          <w:sz w:val="20"/>
-          <w:highlight w:val="white"/>
-        </w:rPr>
-        <w:t>);</w:t>
-      </w:r>
-    </w:p>
-    <w:p>
-      <w:pPr>
-        <w:pStyle w:val="Normal"/>
-        <w:rPr>
-          <w:rFonts w:ascii="Times New Roman" w:hAnsi="Times New Roman" w:eastAsia="Times New Roman" w:cs="Times New Roman"/>
-        </w:rPr>
-      </w:pPr>
-      <w:r>
-        <w:rPr>
-          <w:rFonts w:eastAsia="Times New Roman" w:cs="Times New Roman"/>
-        </w:rPr>
-      </w:r>
-    </w:p>
-    <w:p>
-      <w:pPr>
-        <w:pStyle w:val="Normal"/>
-        <w:rPr>
-          <w:rFonts w:ascii="Times New Roman" w:hAnsi="Times New Roman" w:eastAsia="Times New Roman" w:cs="Times New Roman"/>
-        </w:rPr>
-      </w:pPr>
-      <w:r>
-        <w:rPr>
-          <w:rFonts w:eastAsia="Times New Roman" w:cs="Times New Roman"/>
-        </w:rPr>
-      </w:r>
-    </w:p>
-    <w:p>
-      <w:pPr>
-        <w:pStyle w:val="Normal"/>
-        <w:rPr>
-          <w:rFonts w:ascii="Times New Roman" w:hAnsi="Times New Roman" w:eastAsia="Times New Roman" w:cs="Times New Roman"/>
-        </w:rPr>
-      </w:pPr>
-      <w:r>
-        <w:rPr>
-          <w:rFonts w:eastAsia="Times New Roman" w:cs="Times New Roman"/>
-        </w:rPr>
-      </w:r>
-    </w:p>
-    <w:p>
-      <w:pPr>
-        <w:pStyle w:val="Normal"/>
-        <w:rPr>
-          <w:rFonts w:ascii="Times New Roman" w:hAnsi="Times New Roman" w:eastAsia="Times New Roman" w:cs="Times New Roman"/>
-        </w:rPr>
-      </w:pPr>
-      <w:r>
-        <w:rPr>
-          <w:rFonts w:eastAsia="Times New Roman" w:cs="Times New Roman"/>
-        </w:rPr>
-      </w:r>
-    </w:p>
-    <w:p>
-      <w:pPr>
-        <w:pStyle w:val="Normal"/>
-        <w:rPr>
-          <w:b w:val="false"/>
-          <w:b w:val="false"/>
-          <w:bCs w:val="false"/>
-        </w:rPr>
-      </w:pPr>
-      <w:r>
-        <w:rPr>
-          <w:b w:val="false"/>
-          <w:bCs w:val="false"/>
-        </w:rPr>
-      </w:r>
-    </w:p>
-    <w:p>
-      <w:pPr>
-        <w:pStyle w:val="Normal"/>
-        <w:bidi w:val="0"/>
-        <w:rPr>
-          <w:b w:val="false"/>
-          <w:b w:val="false"/>
-          <w:bCs w:val="false"/>
-        </w:rPr>
-      </w:pPr>
-      <w:r>
-        <w:rPr>
-          <w:b w:val="false"/>
-          <w:bCs w:val="false"/>
-        </w:rPr>
-        <w:t>Συνήθως όμως, θέλουμε οι εργασίες αν και ασύγχρονα να εκτελούνται με μια συγκεκριμένη σειρά. Για εργασίες όπου χρειάζεται η μία να διαδέχεται την άλλη είναι ιδανική η χρήση ενός</w:t>
-      </w:r>
-    </w:p>
-    <w:p>
-      <w:pPr>
-        <w:pStyle w:val="Normal"/>
-        <w:bidi w:val="0"/>
-        <w:rPr>
-          <w:b w:val="false"/>
-          <w:b w:val="false"/>
-          <w:bCs w:val="false"/>
-        </w:rPr>
-      </w:pPr>
-      <w:r>
-        <w:rPr>
-          <w:b/>
-          <w:bCs/>
-        </w:rPr>
-        <w:t>JobSequence</w:t>
-      </w:r>
-      <w:r>
-        <w:rPr>
-          <w:b w:val="false"/>
-          <w:bCs w:val="false"/>
-        </w:rPr>
-        <w:t>.</w:t>
-      </w:r>
-      <w:r>
-        <w:rPr>
-          <w:b/>
-          <w:bCs/>
-        </w:rPr>
-        <w:t xml:space="preserve"> </w:t>
-      </w:r>
-    </w:p>
-    <w:p>
-      <w:pPr>
-        <w:pStyle w:val="Normal"/>
-        <w:bidi w:val="0"/>
-        <w:rPr>
-          <w:rFonts w:ascii="0" w:hAnsi="0"/>
-          <w:b/>
-          <w:b/>
-          <w:bCs/>
-          <w:color w:val="000080"/>
-          <w:sz w:val="20"/>
-          <w:highlight w:val="white"/>
-        </w:rPr>
-      </w:pPr>
-      <w:r>
-        <w:rPr>
-          <w:rFonts w:ascii="0" w:hAnsi="0"/>
-          <w:b/>
-          <w:bCs/>
-          <w:color w:val="000080"/>
-          <w:sz w:val="20"/>
-          <w:highlight w:val="white"/>
-        </w:rPr>
-      </w:r>
-    </w:p>
-    <w:p>
-      <w:pPr>
-        <w:pStyle w:val="Normal"/>
-        <w:bidi w:val="0"/>
-        <w:rPr>
-          <w:b/>
-          <w:b/>
-          <w:bCs/>
-        </w:rPr>
-      </w:pPr>
-      <w:r>
-        <w:rPr>
-          <w:b/>
-          <w:bCs/>
-        </w:rPr>
         <mc:AlternateContent>
           <mc:Choice Requires="wps">
             <w:drawing>
-              <wp:anchor behindDoc="0" distT="0" distB="0" distL="6985" distR="0" simplePos="0" locked="0" layoutInCell="0" allowOverlap="1" relativeHeight="8">
+              <wp:anchor behindDoc="0" distT="0" distB="0" distL="0" distR="0" simplePos="0" locked="0" layoutInCell="1" allowOverlap="1" relativeHeight="3">
                 <wp:simplePos x="0" y="0"/>
                 <wp:positionH relativeFrom="column">
-                  <wp:posOffset>26670</wp:posOffset>
+                  <wp:posOffset>43180</wp:posOffset>
                 </wp:positionH>
                 <wp:positionV relativeFrom="paragraph">
-                  <wp:posOffset>142875</wp:posOffset>
+                  <wp:posOffset>267335</wp:posOffset>
                 </wp:positionV>
-                <wp:extent cx="4706620" cy="2219960"/>
+                <wp:extent cx="5494020" cy="1440180"/>
                 <wp:effectExtent l="0" t="0" r="0" b="0"/>
                 <wp:wrapTopAndBottom/>
-                <wp:docPr id="7" name="Text Frame 1"/>
+                <wp:docPr id="7" name="Shape3"/>
                 <a:graphic xmlns:a="http://schemas.openxmlformats.org/drawingml/2006/main">
                   <a:graphicData uri="http://schemas.microsoft.com/office/word/2010/wordprocessingShape">
                     <wps:wsp>
@@ -5951,16 +5388,15 @@
                       <wps:spPr>
                         <a:xfrm>
                           <a:off x="0" y="0"/>
-                          <a:ext cx="4706640" cy="2220120"/>
+                          <a:ext cx="5493240" cy="1439640"/>
                         </a:xfrm>
                         <a:prstGeom prst="rect">
                           <a:avLst/>
                         </a:prstGeom>
-                        <a:blipFill rotWithShape="0">
-                          <a:blip r:embed="rId8"/>
-                          <a:tile tx="0" ty="0" sx="100023" sy="100023" algn="ctr"/>
-                        </a:blipFill>
-                        <a:ln w="0">
+                        <a:solidFill>
+                          <a:srgbClr val="dddddd"/>
+                        </a:solidFill>
+                        <a:ln>
                           <a:noFill/>
                         </a:ln>
                       </wps:spPr>
@@ -5976,23 +5412,14 @@
                             <w:pPr>
                               <w:pStyle w:val="FrameContents"/>
                               <w:overflowPunct w:val="true"/>
-                              <w:rPr>
-                                <w:rFonts w:ascii="Calibri" w:hAnsi="Calibri" w:eastAsia="" w:cs=""/>
-                                <w:b/>
-                                <w:b/>
-                                <w:bCs/>
+                              <w:rPr/>
+                            </w:pPr>
+                            <w:r>
+                              <w:rPr>
+                                <w:rFonts w:eastAsia="" w:cs="0" w:ascii="0" w:hAnsi="0" w:eastAsiaTheme="minorEastAsia"/>
                                 <w:color w:val="804000"/>
                                 <w:sz w:val="20"/>
-                                <w:lang w:val="en-US"/>
-                              </w:rPr>
-                            </w:pPr>
-                            <w:r>
-                              <w:rPr>
-                                <w:rFonts w:eastAsia="" w:cs="" w:ascii="Calibri" w:hAnsi="Calibri" w:asciiTheme="minorHAnsi" w:cstheme="minorBidi" w:eastAsiaTheme="minorEastAsia" w:hAnsiTheme="minorHAnsi"/>
-                                <w:b/>
-                                <w:bCs/>
-                                <w:color w:val="804000"/>
-                                <w:sz w:val="20"/>
+                                <w:szCs w:val="20"/>
                                 <w:lang w:val="en-US"/>
                               </w:rPr>
                               <w:t>#include "jsch.hpp"</w:t>
@@ -6012,21 +5439,69 @@
                             <w:pPr>
                               <w:pStyle w:val="FrameContents"/>
                               <w:overflowPunct w:val="true"/>
-                              <w:rPr>
-                                <w:rFonts w:ascii="0" w:hAnsi="0" w:eastAsia="0" w:cs="0"/>
+                              <w:rPr/>
+                            </w:pPr>
+                            <w:r>
+                              <w:rPr>
+                                <w:rFonts w:eastAsia="" w:cs="" w:ascii="0" w:hAnsi="0" w:cstheme="minorBidi" w:eastAsiaTheme="minorEastAsia"/>
+                                <w:color w:val="000000"/>
+                                <w:sz w:val="20"/>
+                                <w:szCs w:val="20"/>
+                                <w:lang w:val="en-US"/>
+                              </w:rPr>
+                              <w:t>JobScheduler jobScheduler</w:t>
+                            </w:r>
+                            <w:r>
+                              <w:rPr>
+                                <w:rFonts w:eastAsia="" w:cs="" w:ascii="0" w:hAnsi="0" w:cstheme="minorBidi" w:eastAsiaTheme="minorEastAsia"/>
+                                <w:bCs/>
+                                <w:color w:val="000080"/>
+                                <w:sz w:val="20"/>
+                                <w:szCs w:val="20"/>
+                                <w:lang w:val="en-US"/>
+                              </w:rPr>
+                              <w:t>(</w:t>
+                            </w:r>
+                            <w:r>
+                              <w:rPr>
+                                <w:rFonts w:eastAsia="" w:cs="" w:ascii="0" w:hAnsi="0" w:cstheme="minorBidi" w:eastAsiaTheme="minorEastAsia"/>
+                                <w:color w:val="FF8000"/>
+                                <w:sz w:val="20"/>
+                                <w:szCs w:val="20"/>
+                                <w:lang w:val="en-US"/>
+                              </w:rPr>
+                              <w:t>10</w:t>
+                            </w:r>
+                            <w:r>
+                              <w:rPr>
+                                <w:rFonts w:eastAsia="" w:cs="" w:ascii="0" w:hAnsi="0" w:cstheme="minorBidi" w:eastAsiaTheme="minorEastAsia"/>
+                                <w:bCs/>
+                                <w:color w:val="000080"/>
+                                <w:sz w:val="20"/>
+                                <w:szCs w:val="20"/>
+                                <w:lang w:val="en-US"/>
+                              </w:rPr>
+                              <w:t>);</w:t>
+                            </w:r>
+                            <w:r>
+                              <w:rPr>
+                                <w:rFonts w:eastAsia="" w:cs="" w:ascii="0" w:hAnsi="0" w:cstheme="minorBidi" w:eastAsiaTheme="minorEastAsia"/>
+                                <w:color w:val="000000"/>
+                                <w:sz w:val="20"/>
+                                <w:szCs w:val="20"/>
+                                <w:lang w:val="en-US"/>
+                              </w:rPr>
+                              <w:t xml:space="preserve"> </w:t>
+                            </w:r>
+                            <w:r>
+                              <w:rPr>
+                                <w:rFonts w:eastAsia="" w:cs="" w:ascii="0" w:hAnsi="0" w:cstheme="minorBidi" w:eastAsiaTheme="minorEastAsia"/>
                                 <w:color w:val="008000"/>
                                 <w:sz w:val="20"/>
-                                <w:lang w:val="en-US"/>
-                              </w:rPr>
-                            </w:pPr>
-                            <w:r>
-                              <w:rPr>
-                                <w:rFonts w:eastAsia="0" w:cs="0" w:ascii="0" w:hAnsi="0"/>
-                                <w:color w:val="008000"/>
-                                <w:sz w:val="20"/>
-                                <w:lang w:val="en-US"/>
-                              </w:rPr>
-                              <w:t>/*...*/</w:t>
+                                <w:szCs w:val="20"/>
+                                <w:lang w:val="en-US"/>
+                              </w:rPr>
+                              <w:t>/*Specify number of workers*/</w:t>
                             </w:r>
                           </w:p>
                           <w:p>
@@ -6047,69 +5522,13 @@
                             </w:pPr>
                             <w:r>
                               <w:rPr>
-                                <w:rFonts w:eastAsia="" w:cs="" w:ascii="Calibri" w:hAnsi="Calibri" w:asciiTheme="minorHAnsi" w:cstheme="minorBidi" w:eastAsiaTheme="minorEastAsia" w:hAnsiTheme="minorHAnsi"/>
-                                <w:color w:val="8000FF"/>
-                                <w:sz w:val="20"/>
-                                <w:lang w:val="en-US"/>
-                              </w:rPr>
-                              <w:t>auto</w:t>
-                            </w:r>
-                            <w:r>
-                              <w:rPr>
-                                <w:rFonts w:eastAsia="" w:cs="" w:ascii="Calibri" w:hAnsi="Calibri" w:asciiTheme="minorHAnsi" w:cstheme="minorBidi" w:eastAsiaTheme="minorEastAsia" w:hAnsiTheme="minorHAnsi"/>
-                                <w:color w:val="000000"/>
-                                <w:sz w:val="20"/>
-                                <w:lang w:val="en-US"/>
-                              </w:rPr>
-                              <w:t xml:space="preserve"> job1 </w:t>
-                            </w:r>
-                            <w:r>
-                              <w:rPr>
-                                <w:rFonts w:eastAsia="" w:cs="" w:ascii="Calibri" w:hAnsi="Calibri" w:asciiTheme="minorHAnsi" w:cstheme="minorBidi" w:eastAsiaTheme="minorEastAsia" w:hAnsiTheme="minorHAnsi"/>
-                                <w:b/>
-                                <w:color w:val="000080"/>
-                                <w:sz w:val="20"/>
-                                <w:lang w:val="en-US"/>
-                              </w:rPr>
-                              <w:t>=</w:t>
-                            </w:r>
-                            <w:r>
-                              <w:rPr>
-                                <w:rFonts w:eastAsia="" w:cs="" w:ascii="Calibri" w:hAnsi="Calibri" w:asciiTheme="minorHAnsi" w:cstheme="minorBidi" w:eastAsiaTheme="minorEastAsia" w:hAnsiTheme="minorHAnsi"/>
-                                <w:color w:val="000000"/>
-                                <w:sz w:val="20"/>
-                                <w:lang w:val="en-US"/>
-                              </w:rPr>
-                              <w:t xml:space="preserve"> jsch</w:t>
-                            </w:r>
-                            <w:r>
-                              <w:rPr>
-                                <w:rFonts w:eastAsia="" w:cs="" w:ascii="Calibri" w:hAnsi="Calibri" w:asciiTheme="minorHAnsi" w:cstheme="minorBidi" w:eastAsiaTheme="minorEastAsia" w:hAnsiTheme="minorHAnsi"/>
-                                <w:b/>
-                                <w:color w:val="000080"/>
-                                <w:sz w:val="20"/>
-                                <w:lang w:val="en-US"/>
-                              </w:rPr>
-                              <w:t>::</w:t>
-                            </w:r>
-                            <w:r>
-                              <w:rPr>
-                                <w:rFonts w:eastAsia="" w:cs="" w:ascii="Calibri" w:hAnsi="Calibri" w:asciiTheme="minorHAnsi" w:cstheme="minorBidi" w:eastAsiaTheme="minorEastAsia" w:hAnsiTheme="minorHAnsi"/>
-                                <w:color w:val="000000"/>
-                                <w:sz w:val="20"/>
-                                <w:lang w:val="en-US"/>
-                              </w:rPr>
-                              <w:t>make_job</w:t>
-                            </w:r>
-                            <w:r>
-                              <w:rPr>
-                                <w:rFonts w:eastAsia="" w:cs="" w:ascii="Calibri" w:hAnsi="Calibri" w:asciiTheme="minorHAnsi" w:cstheme="minorBidi" w:eastAsiaTheme="minorEastAsia" w:hAnsiTheme="minorHAnsi"/>
-                                <w:b/>
-                                <w:color w:val="000080"/>
-                                <w:sz w:val="20"/>
-                                <w:lang w:val="en-US"/>
-                              </w:rPr>
-                              <w:t>([&amp;]{...});</w:t>
+                                <w:rFonts w:eastAsia="" w:cs="0" w:ascii="0" w:hAnsi="0" w:eastAsiaTheme="minorEastAsia"/>
+                                <w:color w:val="008000"/>
+                                <w:sz w:val="20"/>
+                                <w:szCs w:val="20"/>
+                                <w:lang w:val="en-US"/>
+                              </w:rPr>
+                              <w:t>/* .. */</w:t>
                             </w:r>
                           </w:p>
                           <w:p>
@@ -6119,70 +5538,7 @@
                               <w:rPr/>
                             </w:pPr>
                             <w:r>
-                              <w:rPr>
-                                <w:rFonts w:eastAsia="" w:cs="" w:ascii="Calibri" w:hAnsi="Calibri" w:asciiTheme="minorHAnsi" w:cstheme="minorBidi" w:eastAsiaTheme="minorEastAsia" w:hAnsiTheme="minorHAnsi"/>
-                                <w:color w:val="8000FF"/>
-                                <w:sz w:val="20"/>
-                                <w:lang w:val="en-US"/>
-                              </w:rPr>
-                              <w:t>auto</w:t>
-                            </w:r>
-                            <w:r>
-                              <w:rPr>
-                                <w:rFonts w:eastAsia="" w:cs="" w:ascii="Calibri" w:hAnsi="Calibri" w:asciiTheme="minorHAnsi" w:cstheme="minorBidi" w:eastAsiaTheme="minorEastAsia" w:hAnsiTheme="minorHAnsi"/>
-                                <w:color w:val="000000"/>
-                                <w:sz w:val="20"/>
-                                <w:lang w:val="en-US"/>
-                              </w:rPr>
-                              <w:t xml:space="preserve"> job2 </w:t>
-                            </w:r>
-                            <w:r>
-                              <w:rPr>
-                                <w:rFonts w:eastAsia="" w:cs="" w:ascii="Calibri" w:hAnsi="Calibri" w:asciiTheme="minorHAnsi" w:cstheme="minorBidi" w:eastAsiaTheme="minorEastAsia" w:hAnsiTheme="minorHAnsi"/>
-                                <w:b/>
-                                <w:color w:val="000080"/>
-                                <w:sz w:val="20"/>
-                                <w:lang w:val="en-US"/>
-                              </w:rPr>
-                              <w:t>=</w:t>
-                            </w:r>
-                            <w:r>
-                              <w:rPr>
-                                <w:rFonts w:eastAsia="" w:cs="" w:ascii="Calibri" w:hAnsi="Calibri" w:asciiTheme="minorHAnsi" w:cstheme="minorBidi" w:eastAsiaTheme="minorEastAsia" w:hAnsiTheme="minorHAnsi"/>
-                                <w:color w:val="000000"/>
-                                <w:sz w:val="20"/>
-                                <w:lang w:val="en-US"/>
-                              </w:rPr>
-                              <w:t xml:space="preserve"> jsch</w:t>
-                            </w:r>
-                            <w:r>
-                              <w:rPr>
-                                <w:rFonts w:eastAsia="" w:cs="" w:ascii="Calibri" w:hAnsi="Calibri" w:asciiTheme="minorHAnsi" w:cstheme="minorBidi" w:eastAsiaTheme="minorEastAsia" w:hAnsiTheme="minorHAnsi"/>
-                                <w:b/>
-                                <w:color w:val="000080"/>
-                                <w:sz w:val="20"/>
-                                <w:lang w:val="en-US"/>
-                              </w:rPr>
-                              <w:t>::</w:t>
-                            </w:r>
-                            <w:r>
-                              <w:rPr>
-                                <w:rFonts w:eastAsia="" w:cs="" w:ascii="Calibri" w:hAnsi="Calibri" w:asciiTheme="minorHAnsi" w:cstheme="minorBidi" w:eastAsiaTheme="minorEastAsia" w:hAnsiTheme="minorHAnsi"/>
-                                <w:color w:val="000000"/>
-                                <w:sz w:val="20"/>
-                                <w:lang w:val="en-US"/>
-                              </w:rPr>
-                              <w:t>make_job</w:t>
-                            </w:r>
-                            <w:r>
-                              <w:rPr>
-                                <w:rFonts w:eastAsia="" w:cs="" w:ascii="Calibri" w:hAnsi="Calibri" w:asciiTheme="minorHAnsi" w:cstheme="minorBidi" w:eastAsiaTheme="minorEastAsia" w:hAnsiTheme="minorHAnsi"/>
-                                <w:b/>
-                                <w:color w:val="000080"/>
-                                <w:sz w:val="20"/>
-                                <w:lang w:val="en-US"/>
-                              </w:rPr>
-                              <w:t>([=]{...});</w:t>
+                              <w:rPr/>
                             </w:r>
                           </w:p>
                           <w:p>
@@ -6193,106 +5549,76 @@
                             </w:pPr>
                             <w:r>
                               <w:rPr>
-                                <w:rFonts w:eastAsia="" w:cs="" w:ascii="Calibri" w:hAnsi="Calibri" w:asciiTheme="minorHAnsi" w:cstheme="minorBidi" w:eastAsiaTheme="minorEastAsia" w:hAnsiTheme="minorHAnsi"/>
+                                <w:rFonts w:eastAsia="" w:cs="" w:ascii="0" w:hAnsi="0" w:cstheme="minorBidi" w:eastAsiaTheme="minorEastAsia"/>
                                 <w:color w:val="8000FF"/>
                                 <w:sz w:val="20"/>
+                                <w:szCs w:val="20"/>
                                 <w:lang w:val="en-US"/>
                               </w:rPr>
                               <w:t>auto</w:t>
                             </w:r>
                             <w:r>
                               <w:rPr>
-                                <w:rFonts w:eastAsia="" w:cs="" w:ascii="Calibri" w:hAnsi="Calibri" w:asciiTheme="minorHAnsi" w:cstheme="minorBidi" w:eastAsiaTheme="minorEastAsia" w:hAnsiTheme="minorHAnsi"/>
+                                <w:rFonts w:eastAsia="" w:cs="" w:ascii="0" w:hAnsi="0" w:cstheme="minorBidi" w:eastAsiaTheme="minorEastAsia"/>
                                 <w:color w:val="000000"/>
                                 <w:sz w:val="20"/>
-                                <w:lang w:val="en-US"/>
-                              </w:rPr>
-                              <w:t xml:space="preserve"> job3 </w:t>
-                            </w:r>
-                            <w:r>
-                              <w:rPr>
-                                <w:rFonts w:eastAsia="" w:cs="" w:ascii="Calibri" w:hAnsi="Calibri" w:asciiTheme="minorHAnsi" w:cstheme="minorBidi" w:eastAsiaTheme="minorEastAsia" w:hAnsiTheme="minorHAnsi"/>
-                                <w:b/>
+                                <w:szCs w:val="20"/>
+                                <w:lang w:val="en-US"/>
+                              </w:rPr>
+                              <w:t xml:space="preserve"> job </w:t>
+                            </w:r>
+                            <w:r>
+                              <w:rPr>
+                                <w:rFonts w:eastAsia="" w:cs="" w:ascii="0" w:hAnsi="0" w:cstheme="minorBidi" w:eastAsiaTheme="minorEastAsia"/>
+                                <w:bCs/>
                                 <w:color w:val="000080"/>
                                 <w:sz w:val="20"/>
+                                <w:szCs w:val="20"/>
                                 <w:lang w:val="en-US"/>
                               </w:rPr>
                               <w:t>=</w:t>
                             </w:r>
                             <w:r>
                               <w:rPr>
-                                <w:rFonts w:eastAsia="" w:cs="" w:ascii="Calibri" w:hAnsi="Calibri" w:asciiTheme="minorHAnsi" w:cstheme="minorBidi" w:eastAsiaTheme="minorEastAsia" w:hAnsiTheme="minorHAnsi"/>
+                                <w:rFonts w:eastAsia="" w:cs="" w:ascii="0" w:hAnsi="0" w:cstheme="minorBidi" w:eastAsiaTheme="minorEastAsia"/>
                                 <w:color w:val="000000"/>
                                 <w:sz w:val="20"/>
+                                <w:szCs w:val="20"/>
                                 <w:lang w:val="en-US"/>
                               </w:rPr>
                               <w:t xml:space="preserve"> jsch</w:t>
                             </w:r>
                             <w:r>
                               <w:rPr>
-                                <w:rFonts w:eastAsia="" w:cs="" w:ascii="Calibri" w:hAnsi="Calibri" w:asciiTheme="minorHAnsi" w:cstheme="minorBidi" w:eastAsiaTheme="minorEastAsia" w:hAnsiTheme="minorHAnsi"/>
-                                <w:b/>
+                                <w:rFonts w:eastAsia="" w:cs="" w:ascii="0" w:hAnsi="0" w:cstheme="minorBidi" w:eastAsiaTheme="minorEastAsia"/>
+                                <w:bCs/>
                                 <w:color w:val="000080"/>
                                 <w:sz w:val="20"/>
+                                <w:szCs w:val="20"/>
                                 <w:lang w:val="en-US"/>
                               </w:rPr>
                               <w:t>::</w:t>
                             </w:r>
                             <w:r>
                               <w:rPr>
-                                <w:rFonts w:eastAsia="" w:cs="" w:ascii="Calibri" w:hAnsi="Calibri" w:asciiTheme="minorHAnsi" w:cstheme="minorBidi" w:eastAsiaTheme="minorEastAsia" w:hAnsiTheme="minorHAnsi"/>
+                                <w:rFonts w:eastAsia="" w:cs="" w:ascii="0" w:hAnsi="0" w:cstheme="minorBidi" w:eastAsiaTheme="minorEastAsia"/>
                                 <w:color w:val="000000"/>
                                 <w:sz w:val="20"/>
+                                <w:szCs w:val="20"/>
                                 <w:lang w:val="en-US"/>
                               </w:rPr>
                               <w:t>make_job</w:t>
                             </w:r>
                             <w:r>
                               <w:rPr>
-                                <w:rFonts w:eastAsia="" w:cs="" w:ascii="Calibri" w:hAnsi="Calibri" w:asciiTheme="minorHAnsi" w:cstheme="minorBidi" w:eastAsiaTheme="minorEastAsia" w:hAnsiTheme="minorHAnsi"/>
-                                <w:b/>
+                                <w:rFonts w:eastAsia="" w:cs="" w:ascii="0" w:hAnsi="0" w:cstheme="minorBidi" w:eastAsiaTheme="minorEastAsia"/>
+                                <w:bCs/>
                                 <w:color w:val="000080"/>
                                 <w:sz w:val="20"/>
-                                <w:lang w:val="en-US"/>
-                              </w:rPr>
-                              <w:t>([=]()</w:t>
-                            </w:r>
-                            <w:r>
-                              <w:rPr>
-                                <w:rFonts w:eastAsia="" w:cs="" w:ascii="Calibri" w:hAnsi="Calibri" w:asciiTheme="minorHAnsi" w:cstheme="minorBidi" w:eastAsiaTheme="minorEastAsia" w:hAnsiTheme="minorHAnsi"/>
-                                <w:color w:val="000000"/>
-                                <w:sz w:val="20"/>
-                                <w:lang w:val="en-US"/>
-                              </w:rPr>
-                              <w:t xml:space="preserve"> </w:t>
-                            </w:r>
-                            <w:r>
-                              <w:rPr>
-                                <w:rFonts w:eastAsia="" w:cs="" w:ascii="Calibri" w:hAnsi="Calibri" w:asciiTheme="minorHAnsi" w:cstheme="minorBidi" w:eastAsiaTheme="minorEastAsia" w:hAnsiTheme="minorHAnsi"/>
-                                <w:color w:val="8000FF"/>
-                                <w:sz w:val="20"/>
-                                <w:lang w:val="en-US"/>
-                              </w:rPr>
-                              <w:t>mutable</w:t>
-                            </w:r>
-                            <w:r>
-                              <w:rPr>
-                                <w:rFonts w:eastAsia="" w:cs="" w:ascii="Calibri" w:hAnsi="Calibri" w:asciiTheme="minorHAnsi" w:cstheme="minorBidi" w:eastAsiaTheme="minorEastAsia" w:hAnsiTheme="minorHAnsi"/>
-                                <w:color w:val="000000"/>
-                                <w:sz w:val="20"/>
-                                <w:lang w:val="en-US"/>
-                              </w:rPr>
-                              <w:t xml:space="preserve"> </w:t>
-                            </w:r>
-                            <w:r>
-                              <w:rPr>
-                                <w:rFonts w:eastAsia="" w:cs="" w:ascii="Calibri" w:hAnsi="Calibri" w:asciiTheme="minorHAnsi" w:cstheme="minorBidi" w:eastAsiaTheme="minorEastAsia" w:hAnsiTheme="minorHAnsi"/>
-                                <w:b/>
-                                <w:color w:val="000080"/>
-                                <w:sz w:val="20"/>
-                                <w:lang w:val="en-US"/>
-                              </w:rPr>
-                              <w:t>{...});</w:t>
+                                <w:szCs w:val="20"/>
+                                <w:lang w:val="en-US"/>
+                              </w:rPr>
+                              <w:t>([&amp;]{..});</w:t>
                             </w:r>
                           </w:p>
                           <w:p>
@@ -6313,352 +5639,63 @@
                             </w:pPr>
                             <w:r>
                               <w:rPr>
-                                <w:rFonts w:eastAsia="" w:cs="" w:ascii="Calibri" w:hAnsi="Calibri" w:asciiTheme="minorHAnsi" w:cstheme="minorBidi" w:eastAsiaTheme="minorEastAsia" w:hAnsiTheme="minorHAnsi"/>
+                                <w:rFonts w:eastAsia="" w:cs="" w:ascii="0" w:hAnsi="0" w:cstheme="minorBidi" w:eastAsiaTheme="minorEastAsia"/>
                                 <w:color w:val="000000"/>
                                 <w:sz w:val="20"/>
-                                <w:lang w:val="en-US"/>
-                              </w:rPr>
-                              <w:t>JobSequence</w:t>
-                            </w:r>
-                            <w:r>
-                              <w:rPr>
-                                <w:rFonts w:eastAsia="" w:cs="" w:ascii="Calibri" w:hAnsi="Calibri" w:asciiTheme="minorHAnsi" w:cstheme="minorBidi" w:eastAsiaTheme="minorEastAsia" w:hAnsiTheme="minorHAnsi"/>
-                                <w:b/>
+                                <w:szCs w:val="20"/>
+                                <w:lang w:val="en-US"/>
+                              </w:rPr>
+                              <w:t>jobScheduler</w:t>
+                            </w:r>
+                            <w:r>
+                              <w:rPr>
+                                <w:rFonts w:eastAsia="" w:cs="" w:ascii="0" w:hAnsi="0" w:cstheme="minorBidi" w:eastAsiaTheme="minorEastAsia"/>
+                                <w:bCs/>
                                 <w:color w:val="000080"/>
                                 <w:sz w:val="20"/>
-                                <w:lang w:val="en-US"/>
-                              </w:rPr>
-                              <w:t>*</w:t>
-                            </w:r>
-                            <w:r>
-                              <w:rPr>
-                                <w:rFonts w:eastAsia="" w:cs="" w:ascii="Calibri" w:hAnsi="Calibri" w:asciiTheme="minorHAnsi" w:cstheme="minorBidi" w:eastAsiaTheme="minorEastAsia" w:hAnsiTheme="minorHAnsi"/>
+                                <w:szCs w:val="20"/>
+                                <w:lang w:val="en-US"/>
+                              </w:rPr>
+                              <w:t>.</w:t>
+                            </w:r>
+                            <w:r>
+                              <w:rPr>
+                                <w:rFonts w:eastAsia="" w:cs="" w:ascii="0" w:hAnsi="0" w:cstheme="minorBidi" w:eastAsiaTheme="minorEastAsia"/>
                                 <w:color w:val="000000"/>
                                 <w:sz w:val="20"/>
-                                <w:lang w:val="en-US"/>
-                              </w:rPr>
-                              <w:t xml:space="preserve"> jobSequence </w:t>
-                            </w:r>
-                            <w:r>
-                              <w:rPr>
-                                <w:rFonts w:eastAsia="" w:cs="" w:ascii="Calibri" w:hAnsi="Calibri" w:asciiTheme="minorHAnsi" w:cstheme="minorBidi" w:eastAsiaTheme="minorEastAsia" w:hAnsiTheme="minorHAnsi"/>
-                                <w:b/>
+                                <w:szCs w:val="20"/>
+                                <w:lang w:val="en-US"/>
+                              </w:rPr>
+                              <w:t>submitJob</w:t>
+                            </w:r>
+                            <w:r>
+                              <w:rPr>
+                                <w:rFonts w:eastAsia="" w:cs="" w:ascii="0" w:hAnsi="0" w:cstheme="minorBidi" w:eastAsiaTheme="minorEastAsia"/>
+                                <w:bCs/>
                                 <w:color w:val="000080"/>
                                 <w:sz w:val="20"/>
-                                <w:lang w:val="en-US"/>
-                              </w:rPr>
-                              <w:t>=</w:t>
-                            </w:r>
-                            <w:r>
-                              <w:rPr>
-                                <w:rFonts w:eastAsia="" w:cs="" w:ascii="Calibri" w:hAnsi="Calibri" w:asciiTheme="minorHAnsi" w:cstheme="minorBidi" w:eastAsiaTheme="minorEastAsia" w:hAnsiTheme="minorHAnsi"/>
+                                <w:szCs w:val="20"/>
+                                <w:lang w:val="en-US"/>
+                              </w:rPr>
+                              <w:t>(</w:t>
+                            </w:r>
+                            <w:r>
+                              <w:rPr>
+                                <w:rFonts w:eastAsia="" w:cs="" w:ascii="0" w:hAnsi="0" w:cstheme="minorBidi" w:eastAsiaTheme="minorEastAsia"/>
                                 <w:color w:val="000000"/>
                                 <w:sz w:val="20"/>
-                                <w:lang w:val="en-US"/>
-                              </w:rPr>
-                              <w:t xml:space="preserve"> jobScheduler</w:t>
-                            </w:r>
-                            <w:r>
-                              <w:rPr>
-                                <w:rFonts w:eastAsia="" w:cs="" w:ascii="Calibri" w:hAnsi="Calibri" w:asciiTheme="minorHAnsi" w:cstheme="minorBidi" w:eastAsiaTheme="minorEastAsia" w:hAnsiTheme="minorHAnsi"/>
-                                <w:b/>
+                                <w:szCs w:val="20"/>
+                                <w:lang w:val="en-US"/>
+                              </w:rPr>
+                              <w:t>job</w:t>
+                            </w:r>
+                            <w:r>
+                              <w:rPr>
+                                <w:rFonts w:eastAsia="" w:cs="" w:ascii="0" w:hAnsi="0" w:cstheme="minorBidi" w:eastAsiaTheme="minorEastAsia"/>
+                                <w:bCs/>
                                 <w:color w:val="000080"/>
                                 <w:sz w:val="20"/>
-                                <w:lang w:val="en-US"/>
-                              </w:rPr>
-                              <w:t>.</w:t>
-                            </w:r>
-                            <w:r>
-                              <w:rPr>
-                                <w:rFonts w:eastAsia="" w:cs="" w:ascii="Calibri" w:hAnsi="Calibri" w:asciiTheme="minorHAnsi" w:cstheme="minorBidi" w:eastAsiaTheme="minorEastAsia" w:hAnsiTheme="minorHAnsi"/>
-                                <w:color w:val="000000"/>
-                                <w:sz w:val="20"/>
-                                <w:lang w:val="en-US"/>
-                              </w:rPr>
-                              <w:t>make_job_sequence</w:t>
-                            </w:r>
-                            <w:r>
-                              <w:rPr>
-                                <w:rFonts w:eastAsia="" w:cs="" w:ascii="Calibri" w:hAnsi="Calibri" w:asciiTheme="minorHAnsi" w:cstheme="minorBidi" w:eastAsiaTheme="minorEastAsia" w:hAnsiTheme="minorHAnsi"/>
-                                <w:b/>
-                                <w:color w:val="000080"/>
-                                <w:sz w:val="20"/>
-                                <w:lang w:val="en-US"/>
-                              </w:rPr>
-                              <w:t>();</w:t>
-                            </w:r>
-                          </w:p>
-                          <w:p>
-                            <w:pPr>
-                              <w:pStyle w:val="FrameContents"/>
-                              <w:overflowPunct w:val="true"/>
-                              <w:rPr/>
-                            </w:pPr>
-                            <w:r>
-                              <w:rPr/>
-                            </w:r>
-                          </w:p>
-                          <w:p>
-                            <w:pPr>
-                              <w:pStyle w:val="FrameContents"/>
-                              <w:overflowPunct w:val="true"/>
-                              <w:rPr/>
-                            </w:pPr>
-                            <w:r>
-                              <w:rPr>
-                                <w:rFonts w:eastAsia="" w:cs="" w:ascii="Calibri" w:hAnsi="Calibri" w:asciiTheme="minorHAnsi" w:cstheme="minorBidi" w:eastAsiaTheme="minorEastAsia" w:hAnsiTheme="minorHAnsi"/>
-                                <w:color w:val="000000"/>
-                                <w:sz w:val="20"/>
-                                <w:lang w:val="en-US"/>
-                              </w:rPr>
-                              <w:t>jobSequence</w:t>
-                            </w:r>
-                            <w:r>
-                              <w:rPr>
-                                <w:rFonts w:eastAsia="" w:cs="" w:ascii="Calibri" w:hAnsi="Calibri" w:asciiTheme="minorHAnsi" w:cstheme="minorBidi" w:eastAsiaTheme="minorEastAsia" w:hAnsiTheme="minorHAnsi"/>
-                                <w:b/>
-                                <w:color w:val="000080"/>
-                                <w:sz w:val="20"/>
-                                <w:lang w:val="en-US"/>
-                              </w:rPr>
-                              <w:t>.</w:t>
-                            </w:r>
-                            <w:r>
-                              <w:rPr>
-                                <w:rFonts w:eastAsia="" w:cs="" w:ascii="Calibri" w:hAnsi="Calibri" w:asciiTheme="minorHAnsi" w:cstheme="minorBidi" w:eastAsiaTheme="minorEastAsia" w:hAnsiTheme="minorHAnsi"/>
-                                <w:color w:val="000000"/>
-                                <w:sz w:val="20"/>
-                                <w:lang w:val="en-US"/>
-                              </w:rPr>
-                              <w:t>then</w:t>
-                            </w:r>
-                            <w:r>
-                              <w:rPr>
-                                <w:rFonts w:eastAsia="" w:cs="" w:ascii="Calibri" w:hAnsi="Calibri" w:asciiTheme="minorHAnsi" w:cstheme="minorBidi" w:eastAsiaTheme="minorEastAsia" w:hAnsiTheme="minorHAnsi"/>
-                                <w:b/>
-                                <w:color w:val="000080"/>
-                                <w:sz w:val="20"/>
-                                <w:lang w:val="en-US"/>
-                              </w:rPr>
-                              <w:t>(</w:t>
-                            </w:r>
-                            <w:r>
-                              <w:rPr>
-                                <w:rFonts w:eastAsia="" w:cs="" w:ascii="Calibri" w:hAnsi="Calibri" w:asciiTheme="minorHAnsi" w:cstheme="minorBidi" w:eastAsiaTheme="minorEastAsia" w:hAnsiTheme="minorHAnsi"/>
-                                <w:color w:val="000000"/>
-                                <w:sz w:val="20"/>
-                                <w:lang w:val="en-US"/>
-                              </w:rPr>
-                              <w:t>job1</w:t>
-                            </w:r>
-                            <w:r>
-                              <w:rPr>
-                                <w:rFonts w:eastAsia="" w:cs="" w:ascii="Calibri" w:hAnsi="Calibri" w:asciiTheme="minorHAnsi" w:cstheme="minorBidi" w:eastAsiaTheme="minorEastAsia" w:hAnsiTheme="minorHAnsi"/>
-                                <w:b/>
-                                <w:color w:val="000080"/>
-                                <w:sz w:val="20"/>
-                                <w:lang w:val="en-US"/>
-                              </w:rPr>
-                              <w:t>);</w:t>
-                            </w:r>
-                          </w:p>
-                          <w:p>
-                            <w:pPr>
-                              <w:pStyle w:val="FrameContents"/>
-                              <w:overflowPunct w:val="true"/>
-                              <w:rPr/>
-                            </w:pPr>
-                            <w:r>
-                              <w:rPr>
-                                <w:rFonts w:eastAsia="" w:cs="" w:ascii="Calibri" w:hAnsi="Calibri" w:asciiTheme="minorHAnsi" w:cstheme="minorBidi" w:eastAsiaTheme="minorEastAsia" w:hAnsiTheme="minorHAnsi"/>
-                                <w:color w:val="000000"/>
-                                <w:sz w:val="20"/>
-                                <w:lang w:val="en-US"/>
-                              </w:rPr>
-                              <w:t>jobSequence</w:t>
-                            </w:r>
-                            <w:r>
-                              <w:rPr>
-                                <w:rFonts w:eastAsia="" w:cs="" w:ascii="Calibri" w:hAnsi="Calibri" w:asciiTheme="minorHAnsi" w:cstheme="minorBidi" w:eastAsiaTheme="minorEastAsia" w:hAnsiTheme="minorHAnsi"/>
-                                <w:b/>
-                                <w:color w:val="000080"/>
-                                <w:sz w:val="20"/>
-                                <w:lang w:val="en-US"/>
-                              </w:rPr>
-                              <w:t>.</w:t>
-                            </w:r>
-                            <w:r>
-                              <w:rPr>
-                                <w:rFonts w:eastAsia="" w:cs="" w:ascii="Calibri" w:hAnsi="Calibri" w:asciiTheme="minorHAnsi" w:cstheme="minorBidi" w:eastAsiaTheme="minorEastAsia" w:hAnsiTheme="minorHAnsi"/>
-                                <w:color w:val="000000"/>
-                                <w:sz w:val="20"/>
-                                <w:lang w:val="en-US"/>
-                              </w:rPr>
-                              <w:t>then</w:t>
-                            </w:r>
-                            <w:r>
-                              <w:rPr>
-                                <w:rFonts w:eastAsia="" w:cs="" w:ascii="Calibri" w:hAnsi="Calibri" w:asciiTheme="minorHAnsi" w:cstheme="minorBidi" w:eastAsiaTheme="minorEastAsia" w:hAnsiTheme="minorHAnsi"/>
-                                <w:b/>
-                                <w:color w:val="000080"/>
-                                <w:sz w:val="20"/>
-                                <w:lang w:val="en-US"/>
-                              </w:rPr>
-                              <w:t>(</w:t>
-                            </w:r>
-                            <w:r>
-                              <w:rPr>
-                                <w:rFonts w:eastAsia="" w:cs="" w:ascii="Calibri" w:hAnsi="Calibri" w:asciiTheme="minorHAnsi" w:cstheme="minorBidi" w:eastAsiaTheme="minorEastAsia" w:hAnsiTheme="minorHAnsi"/>
-                                <w:color w:val="000000"/>
-                                <w:sz w:val="20"/>
-                                <w:lang w:val="en-US"/>
-                              </w:rPr>
-                              <w:t>job2</w:t>
-                            </w:r>
-                            <w:r>
-                              <w:rPr>
-                                <w:rFonts w:eastAsia="" w:cs="" w:ascii="Calibri" w:hAnsi="Calibri" w:asciiTheme="minorHAnsi" w:cstheme="minorBidi" w:eastAsiaTheme="minorEastAsia" w:hAnsiTheme="minorHAnsi"/>
-                                <w:b/>
-                                <w:color w:val="000080"/>
-                                <w:sz w:val="20"/>
-                                <w:lang w:val="en-US"/>
-                              </w:rPr>
-                              <w:t>);</w:t>
-                            </w:r>
-                          </w:p>
-                          <w:p>
-                            <w:pPr>
-                              <w:pStyle w:val="FrameContents"/>
-                              <w:overflowPunct w:val="true"/>
-                              <w:rPr/>
-                            </w:pPr>
-                            <w:r>
-                              <w:rPr>
-                                <w:rFonts w:eastAsia="" w:cs="" w:ascii="Calibri" w:hAnsi="Calibri" w:asciiTheme="minorHAnsi" w:cstheme="minorBidi" w:eastAsiaTheme="minorEastAsia" w:hAnsiTheme="minorHAnsi"/>
-                                <w:color w:val="000000"/>
-                                <w:sz w:val="20"/>
-                                <w:lang w:val="en-US"/>
-                              </w:rPr>
-                              <w:t>jobSequence</w:t>
-                            </w:r>
-                            <w:r>
-                              <w:rPr>
-                                <w:rFonts w:eastAsia="" w:cs="" w:ascii="Calibri" w:hAnsi="Calibri" w:asciiTheme="minorHAnsi" w:cstheme="minorBidi" w:eastAsiaTheme="minorEastAsia" w:hAnsiTheme="minorHAnsi"/>
-                                <w:b/>
-                                <w:color w:val="000080"/>
-                                <w:sz w:val="20"/>
-                                <w:lang w:val="en-US"/>
-                              </w:rPr>
-                              <w:t>.</w:t>
-                            </w:r>
-                            <w:r>
-                              <w:rPr>
-                                <w:rFonts w:eastAsia="" w:cs="" w:ascii="Calibri" w:hAnsi="Calibri" w:asciiTheme="minorHAnsi" w:cstheme="minorBidi" w:eastAsiaTheme="minorEastAsia" w:hAnsiTheme="minorHAnsi"/>
-                                <w:color w:val="000000"/>
-                                <w:sz w:val="20"/>
-                                <w:lang w:val="en-US"/>
-                              </w:rPr>
-                              <w:t>then</w:t>
-                            </w:r>
-                            <w:r>
-                              <w:rPr>
-                                <w:rFonts w:eastAsia="" w:cs="" w:ascii="Calibri" w:hAnsi="Calibri" w:asciiTheme="minorHAnsi" w:cstheme="minorBidi" w:eastAsiaTheme="minorEastAsia" w:hAnsiTheme="minorHAnsi"/>
-                                <w:b/>
-                                <w:color w:val="000080"/>
-                                <w:sz w:val="20"/>
-                                <w:lang w:val="en-US"/>
-                              </w:rPr>
-                              <w:t>(</w:t>
-                            </w:r>
-                            <w:r>
-                              <w:rPr>
-                                <w:rFonts w:eastAsia="" w:cs="" w:ascii="Calibri" w:hAnsi="Calibri" w:asciiTheme="minorHAnsi" w:cstheme="minorBidi" w:eastAsiaTheme="minorEastAsia" w:hAnsiTheme="minorHAnsi"/>
-                                <w:color w:val="000000"/>
-                                <w:sz w:val="20"/>
-                                <w:lang w:val="en-US"/>
-                              </w:rPr>
-                              <w:t>job3</w:t>
-                            </w:r>
-                            <w:r>
-                              <w:rPr>
-                                <w:rFonts w:eastAsia="" w:cs="" w:ascii="Calibri" w:hAnsi="Calibri" w:asciiTheme="minorHAnsi" w:cstheme="minorBidi" w:eastAsiaTheme="minorEastAsia" w:hAnsiTheme="minorHAnsi"/>
-                                <w:b/>
-                                <w:color w:val="000080"/>
-                                <w:sz w:val="20"/>
-                                <w:lang w:val="en-US"/>
-                              </w:rPr>
-                              <w:t>);</w:t>
-                            </w:r>
-                          </w:p>
-                          <w:p>
-                            <w:pPr>
-                              <w:pStyle w:val="FrameContents"/>
-                              <w:overflowPunct w:val="true"/>
-                              <w:rPr/>
-                            </w:pPr>
-                            <w:r>
-                              <w:rPr/>
-                            </w:r>
-                          </w:p>
-                          <w:p>
-                            <w:pPr>
-                              <w:pStyle w:val="FrameContents"/>
-                              <w:overflowPunct w:val="true"/>
-                              <w:rPr/>
-                            </w:pPr>
-                            <w:r>
-                              <w:rPr>
-                                <w:rFonts w:eastAsia="" w:cs="" w:ascii="Calibri" w:hAnsi="Calibri" w:asciiTheme="minorHAnsi" w:cstheme="minorBidi" w:eastAsiaTheme="minorEastAsia" w:hAnsiTheme="minorHAnsi"/>
-                                <w:color w:val="000000"/>
-                                <w:sz w:val="20"/>
-                                <w:lang w:val="en-US"/>
-                              </w:rPr>
-                              <w:t>jobScheduler</w:t>
-                            </w:r>
-                            <w:r>
-                              <w:rPr>
-                                <w:rFonts w:eastAsia="" w:cs="" w:ascii="Calibri" w:hAnsi="Calibri" w:asciiTheme="minorHAnsi" w:cstheme="minorBidi" w:eastAsiaTheme="minorEastAsia" w:hAnsiTheme="minorHAnsi"/>
-                                <w:b/>
-                                <w:color w:val="000080"/>
-                                <w:sz w:val="20"/>
-                                <w:lang w:val="en-US"/>
-                              </w:rPr>
-                              <w:t>.</w:t>
-                            </w:r>
-                            <w:r>
-                              <w:rPr>
-                                <w:rFonts w:eastAsia="" w:cs="" w:ascii="Calibri" w:hAnsi="Calibri" w:asciiTheme="minorHAnsi" w:cstheme="minorBidi" w:eastAsiaTheme="minorEastAsia" w:hAnsiTheme="minorHAnsi"/>
-                                <w:color w:val="000000"/>
-                                <w:sz w:val="20"/>
-                                <w:lang w:val="en-US"/>
-                              </w:rPr>
-                              <w:t>submitJob</w:t>
-                            </w:r>
-                            <w:r>
-                              <w:rPr>
-                                <w:rFonts w:eastAsia="" w:cs="" w:ascii="Calibri" w:hAnsi="Calibri" w:asciiTheme="minorHAnsi" w:cstheme="minorBidi" w:eastAsiaTheme="minorEastAsia" w:hAnsiTheme="minorHAnsi"/>
-                                <w:b/>
-                                <w:color w:val="000080"/>
-                                <w:sz w:val="20"/>
-                                <w:lang w:val="en-US"/>
-                              </w:rPr>
-                              <w:t>(</w:t>
-                            </w:r>
-                            <w:r>
-                              <w:rPr>
-                                <w:rFonts w:eastAsia="" w:cs="" w:ascii="Calibri" w:hAnsi="Calibri" w:asciiTheme="minorHAnsi" w:cstheme="minorBidi" w:eastAsiaTheme="minorEastAsia" w:hAnsiTheme="minorHAnsi"/>
-                                <w:color w:val="000000"/>
-                                <w:sz w:val="20"/>
-                                <w:lang w:val="en-US"/>
-                              </w:rPr>
-                              <w:t>jobSequence</w:t>
-                            </w:r>
-                            <w:r>
-                              <w:rPr>
-                                <w:rFonts w:eastAsia="" w:cs="" w:ascii="Calibri" w:hAnsi="Calibri" w:asciiTheme="minorHAnsi" w:cstheme="minorBidi" w:eastAsiaTheme="minorEastAsia" w:hAnsiTheme="minorHAnsi"/>
-                                <w:b/>
-                                <w:color w:val="000080"/>
-                                <w:sz w:val="20"/>
+                                <w:szCs w:val="20"/>
                                 <w:lang w:val="en-US"/>
                               </w:rPr>
                               <w:t>);</w:t>
@@ -6666,8 +5703,8 @@
                           </w:p>
                         </w:txbxContent>
                       </wps:txbx>
-                      <wps:bodyPr lIns="0" rIns="0" tIns="0" bIns="0" anchor="t">
-                        <a:noAutofit/>
+                      <wps:bodyPr lIns="0" rIns="0" tIns="0" bIns="0">
+                        <a:spAutoFit/>
                       </wps:bodyPr>
                     </wps:wsp>
                   </a:graphicData>
@@ -6677,8 +5714,9 @@
           </mc:Choice>
           <mc:Fallback>
             <w:pict>
-              <v:rect id="shape_0" ID="Text Frame 1" path="m0,0l-2147483645,0l-2147483645,-2147483646l0,-2147483646xe" stroked="f" o:allowincell="f" style="position:absolute;margin-left:2.1pt;margin-top:11.25pt;width:370.55pt;height:174.75pt;mso-wrap-style:square;v-text-anchor:top">
-                <v:imagedata r:id="rId9" o:detectmouseclick="t"/>
+              <v:rect id="shape_0" ID="Shape3" fillcolor="#dddddd" stroked="f" style="position:absolute;margin-left:3.4pt;margin-top:21.05pt;width:432.5pt;height:113.3pt">
+                <w10:wrap type="square"/>
+                <v:fill o:detectmouseclick="t" type="solid" color2="#222222"/>
                 <v:stroke color="#3465a4" joinstyle="round" endcap="flat"/>
                 <v:textbox>
                   <w:txbxContent>
@@ -6686,23 +5724,14 @@
                       <w:pPr>
                         <w:pStyle w:val="FrameContents"/>
                         <w:overflowPunct w:val="true"/>
-                        <w:rPr>
-                          <w:rFonts w:ascii="Calibri" w:hAnsi="Calibri" w:eastAsia="" w:cs=""/>
-                          <w:b/>
-                          <w:b/>
-                          <w:bCs/>
+                        <w:rPr/>
+                      </w:pPr>
+                      <w:r>
+                        <w:rPr>
+                          <w:rFonts w:eastAsia="" w:cs="0" w:ascii="0" w:hAnsi="0" w:eastAsiaTheme="minorEastAsia"/>
                           <w:color w:val="804000"/>
                           <w:sz w:val="20"/>
-                          <w:lang w:val="en-US"/>
-                        </w:rPr>
-                      </w:pPr>
-                      <w:r>
-                        <w:rPr>
-                          <w:rFonts w:eastAsia="" w:cs="" w:ascii="Calibri" w:hAnsi="Calibri" w:asciiTheme="minorHAnsi" w:cstheme="minorBidi" w:eastAsiaTheme="minorEastAsia" w:hAnsiTheme="minorHAnsi"/>
-                          <w:b/>
-                          <w:bCs/>
-                          <w:color w:val="804000"/>
-                          <w:sz w:val="20"/>
+                          <w:szCs w:val="20"/>
                           <w:lang w:val="en-US"/>
                         </w:rPr>
                         <w:t>#include "jsch.hpp"</w:t>
@@ -6722,21 +5751,69 @@
                       <w:pPr>
                         <w:pStyle w:val="FrameContents"/>
                         <w:overflowPunct w:val="true"/>
-                        <w:rPr>
-                          <w:rFonts w:ascii="0" w:hAnsi="0" w:eastAsia="0" w:cs="0"/>
+                        <w:rPr/>
+                      </w:pPr>
+                      <w:r>
+                        <w:rPr>
+                          <w:rFonts w:eastAsia="" w:cs="" w:ascii="0" w:hAnsi="0" w:cstheme="minorBidi" w:eastAsiaTheme="minorEastAsia"/>
+                          <w:color w:val="000000"/>
+                          <w:sz w:val="20"/>
+                          <w:szCs w:val="20"/>
+                          <w:lang w:val="en-US"/>
+                        </w:rPr>
+                        <w:t>JobScheduler jobScheduler</w:t>
+                      </w:r>
+                      <w:r>
+                        <w:rPr>
+                          <w:rFonts w:eastAsia="" w:cs="" w:ascii="0" w:hAnsi="0" w:cstheme="minorBidi" w:eastAsiaTheme="minorEastAsia"/>
+                          <w:bCs/>
+                          <w:color w:val="000080"/>
+                          <w:sz w:val="20"/>
+                          <w:szCs w:val="20"/>
+                          <w:lang w:val="en-US"/>
+                        </w:rPr>
+                        <w:t>(</w:t>
+                      </w:r>
+                      <w:r>
+                        <w:rPr>
+                          <w:rFonts w:eastAsia="" w:cs="" w:ascii="0" w:hAnsi="0" w:cstheme="minorBidi" w:eastAsiaTheme="minorEastAsia"/>
+                          <w:color w:val="FF8000"/>
+                          <w:sz w:val="20"/>
+                          <w:szCs w:val="20"/>
+                          <w:lang w:val="en-US"/>
+                        </w:rPr>
+                        <w:t>10</w:t>
+                      </w:r>
+                      <w:r>
+                        <w:rPr>
+                          <w:rFonts w:eastAsia="" w:cs="" w:ascii="0" w:hAnsi="0" w:cstheme="minorBidi" w:eastAsiaTheme="minorEastAsia"/>
+                          <w:bCs/>
+                          <w:color w:val="000080"/>
+                          <w:sz w:val="20"/>
+                          <w:szCs w:val="20"/>
+                          <w:lang w:val="en-US"/>
+                        </w:rPr>
+                        <w:t>);</w:t>
+                      </w:r>
+                      <w:r>
+                        <w:rPr>
+                          <w:rFonts w:eastAsia="" w:cs="" w:ascii="0" w:hAnsi="0" w:cstheme="minorBidi" w:eastAsiaTheme="minorEastAsia"/>
+                          <w:color w:val="000000"/>
+                          <w:sz w:val="20"/>
+                          <w:szCs w:val="20"/>
+                          <w:lang w:val="en-US"/>
+                        </w:rPr>
+                        <w:t xml:space="preserve"> </w:t>
+                      </w:r>
+                      <w:r>
+                        <w:rPr>
+                          <w:rFonts w:eastAsia="" w:cs="" w:ascii="0" w:hAnsi="0" w:cstheme="minorBidi" w:eastAsiaTheme="minorEastAsia"/>
                           <w:color w:val="008000"/>
                           <w:sz w:val="20"/>
-                          <w:lang w:val="en-US"/>
-                        </w:rPr>
-                      </w:pPr>
-                      <w:r>
-                        <w:rPr>
-                          <w:rFonts w:eastAsia="0" w:cs="0" w:ascii="0" w:hAnsi="0"/>
-                          <w:color w:val="008000"/>
-                          <w:sz w:val="20"/>
-                          <w:lang w:val="en-US"/>
-                        </w:rPr>
-                        <w:t>/*...*/</w:t>
+                          <w:szCs w:val="20"/>
+                          <w:lang w:val="en-US"/>
+                        </w:rPr>
+                        <w:t>/*Specify number of workers*/</w:t>
                       </w:r>
                     </w:p>
                     <w:p>
@@ -6757,69 +5834,13 @@
                       </w:pPr>
                       <w:r>
                         <w:rPr>
-                          <w:rFonts w:eastAsia="" w:cs="" w:ascii="Calibri" w:hAnsi="Calibri" w:asciiTheme="minorHAnsi" w:cstheme="minorBidi" w:eastAsiaTheme="minorEastAsia" w:hAnsiTheme="minorHAnsi"/>
-                          <w:color w:val="8000FF"/>
-                          <w:sz w:val="20"/>
-                          <w:lang w:val="en-US"/>
-                        </w:rPr>
-                        <w:t>auto</w:t>
-                      </w:r>
-                      <w:r>
-                        <w:rPr>
-                          <w:rFonts w:eastAsia="" w:cs="" w:ascii="Calibri" w:hAnsi="Calibri" w:asciiTheme="minorHAnsi" w:cstheme="minorBidi" w:eastAsiaTheme="minorEastAsia" w:hAnsiTheme="minorHAnsi"/>
-                          <w:color w:val="000000"/>
-                          <w:sz w:val="20"/>
-                          <w:lang w:val="en-US"/>
-                        </w:rPr>
-                        <w:t xml:space="preserve"> job1 </w:t>
-                      </w:r>
-                      <w:r>
-                        <w:rPr>
-                          <w:rFonts w:eastAsia="" w:cs="" w:ascii="Calibri" w:hAnsi="Calibri" w:asciiTheme="minorHAnsi" w:cstheme="minorBidi" w:eastAsiaTheme="minorEastAsia" w:hAnsiTheme="minorHAnsi"/>
-                          <w:b/>
-                          <w:color w:val="000080"/>
-                          <w:sz w:val="20"/>
-                          <w:lang w:val="en-US"/>
-                        </w:rPr>
-                        <w:t>=</w:t>
-                      </w:r>
-                      <w:r>
-                        <w:rPr>
-                          <w:rFonts w:eastAsia="" w:cs="" w:ascii="Calibri" w:hAnsi="Calibri" w:asciiTheme="minorHAnsi" w:cstheme="minorBidi" w:eastAsiaTheme="minorEastAsia" w:hAnsiTheme="minorHAnsi"/>
-                          <w:color w:val="000000"/>
-                          <w:sz w:val="20"/>
-                          <w:lang w:val="en-US"/>
-                        </w:rPr>
-                        <w:t xml:space="preserve"> jsch</w:t>
-                      </w:r>
-                      <w:r>
-                        <w:rPr>
-                          <w:rFonts w:eastAsia="" w:cs="" w:ascii="Calibri" w:hAnsi="Calibri" w:asciiTheme="minorHAnsi" w:cstheme="minorBidi" w:eastAsiaTheme="minorEastAsia" w:hAnsiTheme="minorHAnsi"/>
-                          <w:b/>
-                          <w:color w:val="000080"/>
-                          <w:sz w:val="20"/>
-                          <w:lang w:val="en-US"/>
-                        </w:rPr>
-                        <w:t>::</w:t>
-                      </w:r>
-                      <w:r>
-                        <w:rPr>
-                          <w:rFonts w:eastAsia="" w:cs="" w:ascii="Calibri" w:hAnsi="Calibri" w:asciiTheme="minorHAnsi" w:cstheme="minorBidi" w:eastAsiaTheme="minorEastAsia" w:hAnsiTheme="minorHAnsi"/>
-                          <w:color w:val="000000"/>
-                          <w:sz w:val="20"/>
-                          <w:lang w:val="en-US"/>
-                        </w:rPr>
-                        <w:t>make_job</w:t>
-                      </w:r>
-                      <w:r>
-                        <w:rPr>
-                          <w:rFonts w:eastAsia="" w:cs="" w:ascii="Calibri" w:hAnsi="Calibri" w:asciiTheme="minorHAnsi" w:cstheme="minorBidi" w:eastAsiaTheme="minorEastAsia" w:hAnsiTheme="minorHAnsi"/>
-                          <w:b/>
-                          <w:color w:val="000080"/>
-                          <w:sz w:val="20"/>
-                          <w:lang w:val="en-US"/>
-                        </w:rPr>
-                        <w:t>([&amp;]{...});</w:t>
+                          <w:rFonts w:eastAsia="" w:cs="0" w:ascii="0" w:hAnsi="0" w:eastAsiaTheme="minorEastAsia"/>
+                          <w:color w:val="008000"/>
+                          <w:sz w:val="20"/>
+                          <w:szCs w:val="20"/>
+                          <w:lang w:val="en-US"/>
+                        </w:rPr>
+                        <w:t>/* .. */</w:t>
                       </w:r>
                     </w:p>
                     <w:p>
@@ -6829,70 +5850,7 @@
                         <w:rPr/>
                       </w:pPr>
                       <w:r>
-                        <w:rPr>
-                          <w:rFonts w:eastAsia="" w:cs="" w:ascii="Calibri" w:hAnsi="Calibri" w:asciiTheme="minorHAnsi" w:cstheme="minorBidi" w:eastAsiaTheme="minorEastAsia" w:hAnsiTheme="minorHAnsi"/>
-                          <w:color w:val="8000FF"/>
-                          <w:sz w:val="20"/>
-                          <w:lang w:val="en-US"/>
-                        </w:rPr>
-                        <w:t>auto</w:t>
-                      </w:r>
-                      <w:r>
-                        <w:rPr>
-                          <w:rFonts w:eastAsia="" w:cs="" w:ascii="Calibri" w:hAnsi="Calibri" w:asciiTheme="minorHAnsi" w:cstheme="minorBidi" w:eastAsiaTheme="minorEastAsia" w:hAnsiTheme="minorHAnsi"/>
-                          <w:color w:val="000000"/>
-                          <w:sz w:val="20"/>
-                          <w:lang w:val="en-US"/>
-                        </w:rPr>
-                        <w:t xml:space="preserve"> job2 </w:t>
-                      </w:r>
-                      <w:r>
-                        <w:rPr>
-                          <w:rFonts w:eastAsia="" w:cs="" w:ascii="Calibri" w:hAnsi="Calibri" w:asciiTheme="minorHAnsi" w:cstheme="minorBidi" w:eastAsiaTheme="minorEastAsia" w:hAnsiTheme="minorHAnsi"/>
-                          <w:b/>
-                          <w:color w:val="000080"/>
-                          <w:sz w:val="20"/>
-                          <w:lang w:val="en-US"/>
-                        </w:rPr>
-                        <w:t>=</w:t>
-                      </w:r>
-                      <w:r>
-                        <w:rPr>
-                          <w:rFonts w:eastAsia="" w:cs="" w:ascii="Calibri" w:hAnsi="Calibri" w:asciiTheme="minorHAnsi" w:cstheme="minorBidi" w:eastAsiaTheme="minorEastAsia" w:hAnsiTheme="minorHAnsi"/>
-                          <w:color w:val="000000"/>
-                          <w:sz w:val="20"/>
-                          <w:lang w:val="en-US"/>
-                        </w:rPr>
-                        <w:t xml:space="preserve"> jsch</w:t>
-                      </w:r>
-                      <w:r>
-                        <w:rPr>
-                          <w:rFonts w:eastAsia="" w:cs="" w:ascii="Calibri" w:hAnsi="Calibri" w:asciiTheme="minorHAnsi" w:cstheme="minorBidi" w:eastAsiaTheme="minorEastAsia" w:hAnsiTheme="minorHAnsi"/>
-                          <w:b/>
-                          <w:color w:val="000080"/>
-                          <w:sz w:val="20"/>
-                          <w:lang w:val="en-US"/>
-                        </w:rPr>
-                        <w:t>::</w:t>
-                      </w:r>
-                      <w:r>
-                        <w:rPr>
-                          <w:rFonts w:eastAsia="" w:cs="" w:ascii="Calibri" w:hAnsi="Calibri" w:asciiTheme="minorHAnsi" w:cstheme="minorBidi" w:eastAsiaTheme="minorEastAsia" w:hAnsiTheme="minorHAnsi"/>
-                          <w:color w:val="000000"/>
-                          <w:sz w:val="20"/>
-                          <w:lang w:val="en-US"/>
-                        </w:rPr>
-                        <w:t>make_job</w:t>
-                      </w:r>
-                      <w:r>
-                        <w:rPr>
-                          <w:rFonts w:eastAsia="" w:cs="" w:ascii="Calibri" w:hAnsi="Calibri" w:asciiTheme="minorHAnsi" w:cstheme="minorBidi" w:eastAsiaTheme="minorEastAsia" w:hAnsiTheme="minorHAnsi"/>
-                          <w:b/>
-                          <w:color w:val="000080"/>
-                          <w:sz w:val="20"/>
-                          <w:lang w:val="en-US"/>
-                        </w:rPr>
-                        <w:t>([=]{...});</w:t>
+                        <w:rPr/>
                       </w:r>
                     </w:p>
                     <w:p>
@@ -6903,106 +5861,76 @@
                       </w:pPr>
                       <w:r>
                         <w:rPr>
-                          <w:rFonts w:eastAsia="" w:cs="" w:ascii="Calibri" w:hAnsi="Calibri" w:asciiTheme="minorHAnsi" w:cstheme="minorBidi" w:eastAsiaTheme="minorEastAsia" w:hAnsiTheme="minorHAnsi"/>
+                          <w:rFonts w:eastAsia="" w:cs="" w:ascii="0" w:hAnsi="0" w:cstheme="minorBidi" w:eastAsiaTheme="minorEastAsia"/>
                           <w:color w:val="8000FF"/>
                           <w:sz w:val="20"/>
+                          <w:szCs w:val="20"/>
                           <w:lang w:val="en-US"/>
                         </w:rPr>
                         <w:t>auto</w:t>
                       </w:r>
                       <w:r>
                         <w:rPr>
-                          <w:rFonts w:eastAsia="" w:cs="" w:ascii="Calibri" w:hAnsi="Calibri" w:asciiTheme="minorHAnsi" w:cstheme="minorBidi" w:eastAsiaTheme="minorEastAsia" w:hAnsiTheme="minorHAnsi"/>
+                          <w:rFonts w:eastAsia="" w:cs="" w:ascii="0" w:hAnsi="0" w:cstheme="minorBidi" w:eastAsiaTheme="minorEastAsia"/>
                           <w:color w:val="000000"/>
                           <w:sz w:val="20"/>
-                          <w:lang w:val="en-US"/>
-                        </w:rPr>
-                        <w:t xml:space="preserve"> job3 </w:t>
-                      </w:r>
-                      <w:r>
-                        <w:rPr>
-                          <w:rFonts w:eastAsia="" w:cs="" w:ascii="Calibri" w:hAnsi="Calibri" w:asciiTheme="minorHAnsi" w:cstheme="minorBidi" w:eastAsiaTheme="minorEastAsia" w:hAnsiTheme="minorHAnsi"/>
-                          <w:b/>
+                          <w:szCs w:val="20"/>
+                          <w:lang w:val="en-US"/>
+                        </w:rPr>
+                        <w:t xml:space="preserve"> job </w:t>
+                      </w:r>
+                      <w:r>
+                        <w:rPr>
+                          <w:rFonts w:eastAsia="" w:cs="" w:ascii="0" w:hAnsi="0" w:cstheme="minorBidi" w:eastAsiaTheme="minorEastAsia"/>
+                          <w:bCs/>
                           <w:color w:val="000080"/>
                           <w:sz w:val="20"/>
+                          <w:szCs w:val="20"/>
                           <w:lang w:val="en-US"/>
                         </w:rPr>
                         <w:t>=</w:t>
                       </w:r>
                       <w:r>
                         <w:rPr>
-                          <w:rFonts w:eastAsia="" w:cs="" w:ascii="Calibri" w:hAnsi="Calibri" w:asciiTheme="minorHAnsi" w:cstheme="minorBidi" w:eastAsiaTheme="minorEastAsia" w:hAnsiTheme="minorHAnsi"/>
+                          <w:rFonts w:eastAsia="" w:cs="" w:ascii="0" w:hAnsi="0" w:cstheme="minorBidi" w:eastAsiaTheme="minorEastAsia"/>
                           <w:color w:val="000000"/>
                           <w:sz w:val="20"/>
+                          <w:szCs w:val="20"/>
                           <w:lang w:val="en-US"/>
                         </w:rPr>
                         <w:t xml:space="preserve"> jsch</w:t>
                       </w:r>
                       <w:r>
                         <w:rPr>
-                          <w:rFonts w:eastAsia="" w:cs="" w:ascii="Calibri" w:hAnsi="Calibri" w:asciiTheme="minorHAnsi" w:cstheme="minorBidi" w:eastAsiaTheme="minorEastAsia" w:hAnsiTheme="minorHAnsi"/>
-                          <w:b/>
+                          <w:rFonts w:eastAsia="" w:cs="" w:ascii="0" w:hAnsi="0" w:cstheme="minorBidi" w:eastAsiaTheme="minorEastAsia"/>
+                          <w:bCs/>
                           <w:color w:val="000080"/>
                           <w:sz w:val="20"/>
+                          <w:szCs w:val="20"/>
                           <w:lang w:val="en-US"/>
                         </w:rPr>
                         <w:t>::</w:t>
                       </w:r>
                       <w:r>
                         <w:rPr>
-                          <w:rFonts w:eastAsia="" w:cs="" w:ascii="Calibri" w:hAnsi="Calibri" w:asciiTheme="minorHAnsi" w:cstheme="minorBidi" w:eastAsiaTheme="minorEastAsia" w:hAnsiTheme="minorHAnsi"/>
+                          <w:rFonts w:eastAsia="" w:cs="" w:ascii="0" w:hAnsi="0" w:cstheme="minorBidi" w:eastAsiaTheme="minorEastAsia"/>
                           <w:color w:val="000000"/>
                           <w:sz w:val="20"/>
+                          <w:szCs w:val="20"/>
                           <w:lang w:val="en-US"/>
                         </w:rPr>
                         <w:t>make_job</w:t>
                       </w:r>
                       <w:r>
                         <w:rPr>
-                          <w:rFonts w:eastAsia="" w:cs="" w:ascii="Calibri" w:hAnsi="Calibri" w:asciiTheme="minorHAnsi" w:cstheme="minorBidi" w:eastAsiaTheme="minorEastAsia" w:hAnsiTheme="minorHAnsi"/>
-                          <w:b/>
+                          <w:rFonts w:eastAsia="" w:cs="" w:ascii="0" w:hAnsi="0" w:cstheme="minorBidi" w:eastAsiaTheme="minorEastAsia"/>
+                          <w:bCs/>
                           <w:color w:val="000080"/>
                           <w:sz w:val="20"/>
-                          <w:lang w:val="en-US"/>
-                        </w:rPr>
-                        <w:t>([=]()</w:t>
-                      </w:r>
-                      <w:r>
-                        <w:rPr>
-                          <w:rFonts w:eastAsia="" w:cs="" w:ascii="Calibri" w:hAnsi="Calibri" w:asciiTheme="minorHAnsi" w:cstheme="minorBidi" w:eastAsiaTheme="minorEastAsia" w:hAnsiTheme="minorHAnsi"/>
-                          <w:color w:val="000000"/>
-                          <w:sz w:val="20"/>
-                          <w:lang w:val="en-US"/>
-                        </w:rPr>
-                        <w:t xml:space="preserve"> </w:t>
-                      </w:r>
-                      <w:r>
-                        <w:rPr>
-                          <w:rFonts w:eastAsia="" w:cs="" w:ascii="Calibri" w:hAnsi="Calibri" w:asciiTheme="minorHAnsi" w:cstheme="minorBidi" w:eastAsiaTheme="minorEastAsia" w:hAnsiTheme="minorHAnsi"/>
-                          <w:color w:val="8000FF"/>
-                          <w:sz w:val="20"/>
-                          <w:lang w:val="en-US"/>
-                        </w:rPr>
-                        <w:t>mutable</w:t>
-                      </w:r>
-                      <w:r>
-                        <w:rPr>
-                          <w:rFonts w:eastAsia="" w:cs="" w:ascii="Calibri" w:hAnsi="Calibri" w:asciiTheme="minorHAnsi" w:cstheme="minorBidi" w:eastAsiaTheme="minorEastAsia" w:hAnsiTheme="minorHAnsi"/>
-                          <w:color w:val="000000"/>
-                          <w:sz w:val="20"/>
-                          <w:lang w:val="en-US"/>
-                        </w:rPr>
-                        <w:t xml:space="preserve"> </w:t>
-                      </w:r>
-                      <w:r>
-                        <w:rPr>
-                          <w:rFonts w:eastAsia="" w:cs="" w:ascii="Calibri" w:hAnsi="Calibri" w:asciiTheme="minorHAnsi" w:cstheme="minorBidi" w:eastAsiaTheme="minorEastAsia" w:hAnsiTheme="minorHAnsi"/>
-                          <w:b/>
-                          <w:color w:val="000080"/>
-                          <w:sz w:val="20"/>
-                          <w:lang w:val="en-US"/>
-                        </w:rPr>
-                        <w:t>{...});</w:t>
+                          <w:szCs w:val="20"/>
+                          <w:lang w:val="en-US"/>
+                        </w:rPr>
+                        <w:t>([&amp;]{..});</w:t>
                       </w:r>
                     </w:p>
                     <w:p>
@@ -7023,79 +5951,896 @@
                       </w:pPr>
                       <w:r>
                         <w:rPr>
-                          <w:rFonts w:eastAsia="" w:cs="" w:ascii="Calibri" w:hAnsi="Calibri" w:asciiTheme="minorHAnsi" w:cstheme="minorBidi" w:eastAsiaTheme="minorEastAsia" w:hAnsiTheme="minorHAnsi"/>
+                          <w:rFonts w:eastAsia="" w:cs="" w:ascii="0" w:hAnsi="0" w:cstheme="minorBidi" w:eastAsiaTheme="minorEastAsia"/>
                           <w:color w:val="000000"/>
                           <w:sz w:val="20"/>
-                          <w:lang w:val="en-US"/>
-                        </w:rPr>
-                        <w:t>JobSequence</w:t>
-                      </w:r>
-                      <w:r>
-                        <w:rPr>
-                          <w:rFonts w:eastAsia="" w:cs="" w:ascii="Calibri" w:hAnsi="Calibri" w:asciiTheme="minorHAnsi" w:cstheme="minorBidi" w:eastAsiaTheme="minorEastAsia" w:hAnsiTheme="minorHAnsi"/>
-                          <w:b/>
+                          <w:szCs w:val="20"/>
+                          <w:lang w:val="en-US"/>
+                        </w:rPr>
+                        <w:t>jobScheduler</w:t>
+                      </w:r>
+                      <w:r>
+                        <w:rPr>
+                          <w:rFonts w:eastAsia="" w:cs="" w:ascii="0" w:hAnsi="0" w:cstheme="minorBidi" w:eastAsiaTheme="minorEastAsia"/>
+                          <w:bCs/>
                           <w:color w:val="000080"/>
                           <w:sz w:val="20"/>
-                          <w:lang w:val="en-US"/>
-                        </w:rPr>
-                        <w:t>*</w:t>
-                      </w:r>
-                      <w:r>
-                        <w:rPr>
-                          <w:rFonts w:eastAsia="" w:cs="" w:ascii="Calibri" w:hAnsi="Calibri" w:asciiTheme="minorHAnsi" w:cstheme="minorBidi" w:eastAsiaTheme="minorEastAsia" w:hAnsiTheme="minorHAnsi"/>
+                          <w:szCs w:val="20"/>
+                          <w:lang w:val="en-US"/>
+                        </w:rPr>
+                        <w:t>.</w:t>
+                      </w:r>
+                      <w:r>
+                        <w:rPr>
+                          <w:rFonts w:eastAsia="" w:cs="" w:ascii="0" w:hAnsi="0" w:cstheme="minorBidi" w:eastAsiaTheme="minorEastAsia"/>
                           <w:color w:val="000000"/>
                           <w:sz w:val="20"/>
-                          <w:lang w:val="en-US"/>
-                        </w:rPr>
-                        <w:t xml:space="preserve"> jobSequence </w:t>
-                      </w:r>
-                      <w:r>
-                        <w:rPr>
-                          <w:rFonts w:eastAsia="" w:cs="" w:ascii="Calibri" w:hAnsi="Calibri" w:asciiTheme="minorHAnsi" w:cstheme="minorBidi" w:eastAsiaTheme="minorEastAsia" w:hAnsiTheme="minorHAnsi"/>
-                          <w:b/>
+                          <w:szCs w:val="20"/>
+                          <w:lang w:val="en-US"/>
+                        </w:rPr>
+                        <w:t>submitJob</w:t>
+                      </w:r>
+                      <w:r>
+                        <w:rPr>
+                          <w:rFonts w:eastAsia="" w:cs="" w:ascii="0" w:hAnsi="0" w:cstheme="minorBidi" w:eastAsiaTheme="minorEastAsia"/>
+                          <w:bCs/>
                           <w:color w:val="000080"/>
                           <w:sz w:val="20"/>
-                          <w:lang w:val="en-US"/>
-                        </w:rPr>
-                        <w:t>=</w:t>
-                      </w:r>
-                      <w:r>
-                        <w:rPr>
-                          <w:rFonts w:eastAsia="" w:cs="" w:ascii="Calibri" w:hAnsi="Calibri" w:asciiTheme="minorHAnsi" w:cstheme="minorBidi" w:eastAsiaTheme="minorEastAsia" w:hAnsiTheme="minorHAnsi"/>
+                          <w:szCs w:val="20"/>
+                          <w:lang w:val="en-US"/>
+                        </w:rPr>
+                        <w:t>(</w:t>
+                      </w:r>
+                      <w:r>
+                        <w:rPr>
+                          <w:rFonts w:eastAsia="" w:cs="" w:ascii="0" w:hAnsi="0" w:cstheme="minorBidi" w:eastAsiaTheme="minorEastAsia"/>
                           <w:color w:val="000000"/>
                           <w:sz w:val="20"/>
-                          <w:lang w:val="en-US"/>
-                        </w:rPr>
-                        <w:t xml:space="preserve"> jobScheduler</w:t>
-                      </w:r>
-                      <w:r>
-                        <w:rPr>
-                          <w:rFonts w:eastAsia="" w:cs="" w:ascii="Calibri" w:hAnsi="Calibri" w:asciiTheme="minorHAnsi" w:cstheme="minorBidi" w:eastAsiaTheme="minorEastAsia" w:hAnsiTheme="minorHAnsi"/>
-                          <w:b/>
+                          <w:szCs w:val="20"/>
+                          <w:lang w:val="en-US"/>
+                        </w:rPr>
+                        <w:t>job</w:t>
+                      </w:r>
+                      <w:r>
+                        <w:rPr>
+                          <w:rFonts w:eastAsia="" w:cs="" w:ascii="0" w:hAnsi="0" w:cstheme="minorBidi" w:eastAsiaTheme="minorEastAsia"/>
+                          <w:bCs/>
                           <w:color w:val="000080"/>
                           <w:sz w:val="20"/>
-                          <w:lang w:val="en-US"/>
-                        </w:rPr>
-                        <w:t>.</w:t>
-                      </w:r>
-                      <w:r>
-                        <w:rPr>
-                          <w:rFonts w:eastAsia="" w:cs="" w:ascii="Calibri" w:hAnsi="Calibri" w:asciiTheme="minorHAnsi" w:cstheme="minorBidi" w:eastAsiaTheme="minorEastAsia" w:hAnsiTheme="minorHAnsi"/>
-                          <w:color w:val="000000"/>
-                          <w:sz w:val="20"/>
-                          <w:lang w:val="en-US"/>
-                        </w:rPr>
-                        <w:t>make_job_sequence</w:t>
-                      </w:r>
-                      <w:r>
-                        <w:rPr>
-                          <w:rFonts w:eastAsia="" w:cs="" w:ascii="Calibri" w:hAnsi="Calibri" w:asciiTheme="minorHAnsi" w:cstheme="minorBidi" w:eastAsiaTheme="minorEastAsia" w:hAnsiTheme="minorHAnsi"/>
-                          <w:b/>
-                          <w:color w:val="000080"/>
-                          <w:sz w:val="20"/>
-                          <w:lang w:val="en-US"/>
-                        </w:rPr>
-                        <w:t>();</w:t>
+                          <w:szCs w:val="20"/>
+                          <w:lang w:val="en-US"/>
+                        </w:rPr>
+                        <w:t>);</w:t>
+                      </w:r>
+                    </w:p>
+                  </w:txbxContent>
+                </v:textbox>
+              </v:rect>
+            </w:pict>
+          </mc:Fallback>
+        </mc:AlternateContent>
+      </w:r>
+    </w:p>
+    <w:p>
+      <w:pPr>
+        <w:pStyle w:val="Normal"/>
+        <w:rPr>
+          <w:rFonts w:ascii="Times New Roman" w:hAnsi="Times New Roman" w:eastAsia="Times New Roman" w:cs="Times New Roman"/>
+        </w:rPr>
+      </w:pPr>
+      <w:r>
+        <w:rPr>
+          <w:rFonts w:eastAsia="Times New Roman" w:cs="Times New Roman"/>
+        </w:rPr>
+      </w:r>
+    </w:p>
+    <w:p>
+      <w:pPr>
+        <w:pStyle w:val="Normal"/>
+        <w:bidi w:val="0"/>
+        <w:rPr>
+          <w:b w:val="false"/>
+          <w:b w:val="false"/>
+          <w:bCs w:val="false"/>
+        </w:rPr>
+      </w:pPr>
+      <w:r>
+        <w:rPr>
+          <w:b w:val="false"/>
+          <w:bCs w:val="false"/>
+        </w:rPr>
+        <w:t>Συνήθως όμως, θέλουμε οι εργασίες αν και ασύγχρονα να εκτελούνται με μια συγκεκριμένη σειρά. Για εργασίες όπου χρειάζεται η μία να διαδέχεται την άλλη είναι ιδανική η χρήση ενός</w:t>
+      </w:r>
+    </w:p>
+    <w:p>
+      <w:pPr>
+        <w:pStyle w:val="Normal"/>
+        <w:bidi w:val="0"/>
+        <w:rPr>
+          <w:b w:val="false"/>
+          <w:b w:val="false"/>
+          <w:bCs w:val="false"/>
+        </w:rPr>
+      </w:pPr>
+      <w:r>
+        <w:rPr>
+          <w:b/>
+          <w:bCs/>
+        </w:rPr>
+        <w:t>JobSequence</w:t>
+      </w:r>
+      <w:r>
+        <w:rPr>
+          <w:b w:val="false"/>
+          <w:bCs w:val="false"/>
+        </w:rPr>
+        <w:t>.</w:t>
+      </w:r>
+      <w:r>
+        <w:rPr>
+          <w:b/>
+          <w:bCs/>
+        </w:rPr>
+        <w:t xml:space="preserve"> </w:t>
+      </w:r>
+    </w:p>
+    <w:p>
+      <w:pPr>
+        <w:pStyle w:val="Normal"/>
+        <w:bidi w:val="0"/>
+        <w:rPr>
+          <w:rFonts w:ascii="0" w:hAnsi="0"/>
+          <w:b/>
+          <w:b/>
+          <w:bCs/>
+          <w:color w:val="000080"/>
+          <w:sz w:val="20"/>
+          <w:highlight w:val="white"/>
+        </w:rPr>
+      </w:pPr>
+      <w:r>
+        <w:rPr>
+          <w:rFonts w:ascii="0" w:hAnsi="0"/>
+          <w:b/>
+          <w:bCs/>
+          <w:color w:val="000080"/>
+          <w:sz w:val="20"/>
+          <w:highlight w:val="white"/>
+        </w:rPr>
+        <mc:AlternateContent>
+          <mc:Choice Requires="wps">
+            <w:drawing>
+              <wp:anchor behindDoc="0" distT="0" distB="0" distL="0" distR="0" simplePos="0" locked="0" layoutInCell="1" allowOverlap="1" relativeHeight="5">
+                <wp:simplePos x="0" y="0"/>
+                <wp:positionH relativeFrom="column">
+                  <wp:posOffset>50800</wp:posOffset>
+                </wp:positionH>
+                <wp:positionV relativeFrom="paragraph">
+                  <wp:posOffset>297180</wp:posOffset>
+                </wp:positionV>
+                <wp:extent cx="5843270" cy="2032000"/>
+                <wp:effectExtent l="0" t="0" r="0" b="0"/>
+                <wp:wrapTopAndBottom/>
+                <wp:docPr id="9" name="Shape1"/>
+                <a:graphic xmlns:a="http://schemas.openxmlformats.org/drawingml/2006/main">
+                  <a:graphicData uri="http://schemas.microsoft.com/office/word/2010/wordprocessingShape">
+                    <wps:wsp>
+                      <wps:cNvSpPr/>
+                      <wps:spPr>
+                        <a:xfrm>
+                          <a:off x="0" y="0"/>
+                          <a:ext cx="5842800" cy="2031480"/>
+                        </a:xfrm>
+                        <a:prstGeom prst="rect">
+                          <a:avLst/>
+                        </a:prstGeom>
+                        <a:solidFill>
+                          <a:srgbClr val="dddddd"/>
+                        </a:solidFill>
+                        <a:ln>
+                          <a:noFill/>
+                        </a:ln>
+                      </wps:spPr>
+                      <wps:style>
+                        <a:lnRef idx="0"/>
+                        <a:fillRef idx="0"/>
+                        <a:effectRef idx="0"/>
+                        <a:fontRef idx="minor"/>
+                      </wps:style>
+                      <wps:txbx>
+                        <w:txbxContent>
+                          <w:p>
+                            <w:pPr>
+                              <w:pStyle w:val="FrameContents"/>
+                              <w:overflowPunct w:val="true"/>
+                              <w:rPr/>
+                            </w:pPr>
+                            <w:r>
+                              <w:rPr>
+                                <w:rFonts w:eastAsia="" w:cs="" w:ascii="0" w:hAnsi="0" w:cstheme="minorBidi" w:eastAsiaTheme="minorEastAsia"/>
+                                <w:bCs/>
+                                <w:color w:val="804000"/>
+                                <w:sz w:val="20"/>
+                                <w:szCs w:val="20"/>
+                                <w:lang w:val="en-US"/>
+                              </w:rPr>
+                              <w:t>#include "jsch.hpp"</w:t>
+                            </w:r>
+                          </w:p>
+                          <w:p>
+                            <w:pPr>
+                              <w:pStyle w:val="FrameContents"/>
+                              <w:overflowPunct w:val="true"/>
+                              <w:rPr/>
+                            </w:pPr>
+                            <w:r>
+                              <w:rPr/>
+                            </w:r>
+                          </w:p>
+                          <w:p>
+                            <w:pPr>
+                              <w:pStyle w:val="FrameContents"/>
+                              <w:overflowPunct w:val="true"/>
+                              <w:rPr/>
+                            </w:pPr>
+                            <w:r>
+                              <w:rPr>
+                                <w:rFonts w:eastAsia="" w:cs="0" w:ascii="0" w:hAnsi="0" w:eastAsiaTheme="minorEastAsia"/>
+                                <w:color w:val="008000"/>
+                                <w:sz w:val="20"/>
+                                <w:szCs w:val="20"/>
+                                <w:lang w:val="en-US"/>
+                              </w:rPr>
+                              <w:t>/*...*/</w:t>
+                            </w:r>
+                          </w:p>
+                          <w:p>
+                            <w:pPr>
+                              <w:pStyle w:val="FrameContents"/>
+                              <w:overflowPunct w:val="true"/>
+                              <w:rPr/>
+                            </w:pPr>
+                            <w:r>
+                              <w:rPr/>
+                            </w:r>
+                          </w:p>
+                          <w:p>
+                            <w:pPr>
+                              <w:pStyle w:val="FrameContents"/>
+                              <w:overflowPunct w:val="true"/>
+                              <w:rPr/>
+                            </w:pPr>
+                            <w:r>
+                              <w:rPr>
+                                <w:rFonts w:eastAsia="" w:cs="" w:ascii="0" w:hAnsi="0" w:cstheme="minorBidi" w:eastAsiaTheme="minorEastAsia"/>
+                                <w:color w:val="8000FF"/>
+                                <w:sz w:val="20"/>
+                                <w:szCs w:val="20"/>
+                                <w:lang w:val="en-US"/>
+                              </w:rPr>
+                              <w:t>auto</w:t>
+                            </w:r>
+                            <w:r>
+                              <w:rPr>
+                                <w:rFonts w:eastAsia="" w:cs="" w:ascii="0" w:hAnsi="0" w:cstheme="minorBidi" w:eastAsiaTheme="minorEastAsia"/>
+                                <w:color w:val="000000"/>
+                                <w:sz w:val="20"/>
+                                <w:szCs w:val="20"/>
+                                <w:lang w:val="en-US"/>
+                              </w:rPr>
+                              <w:t xml:space="preserve"> job1 </w:t>
+                            </w:r>
+                            <w:r>
+                              <w:rPr>
+                                <w:rFonts w:eastAsia="" w:cs="" w:ascii="0" w:hAnsi="0" w:cstheme="minorBidi" w:eastAsiaTheme="minorEastAsia"/>
+                                <w:bCs/>
+                                <w:color w:val="000080"/>
+                                <w:sz w:val="20"/>
+                                <w:szCs w:val="20"/>
+                                <w:lang w:val="en-US"/>
+                              </w:rPr>
+                              <w:t>=</w:t>
+                            </w:r>
+                            <w:r>
+                              <w:rPr>
+                                <w:rFonts w:eastAsia="" w:cs="" w:ascii="0" w:hAnsi="0" w:cstheme="minorBidi" w:eastAsiaTheme="minorEastAsia"/>
+                                <w:color w:val="000000"/>
+                                <w:sz w:val="20"/>
+                                <w:szCs w:val="20"/>
+                                <w:lang w:val="en-US"/>
+                              </w:rPr>
+                              <w:t xml:space="preserve"> jsch</w:t>
+                            </w:r>
+                            <w:r>
+                              <w:rPr>
+                                <w:rFonts w:eastAsia="" w:cs="" w:ascii="0" w:hAnsi="0" w:cstheme="minorBidi" w:eastAsiaTheme="minorEastAsia"/>
+                                <w:bCs/>
+                                <w:color w:val="000080"/>
+                                <w:sz w:val="20"/>
+                                <w:szCs w:val="20"/>
+                                <w:lang w:val="en-US"/>
+                              </w:rPr>
+                              <w:t>::</w:t>
+                            </w:r>
+                            <w:r>
+                              <w:rPr>
+                                <w:rFonts w:eastAsia="" w:cs="" w:ascii="0" w:hAnsi="0" w:cstheme="minorBidi" w:eastAsiaTheme="minorEastAsia"/>
+                                <w:color w:val="000000"/>
+                                <w:sz w:val="20"/>
+                                <w:szCs w:val="20"/>
+                                <w:lang w:val="en-US"/>
+                              </w:rPr>
+                              <w:t>make_job</w:t>
+                            </w:r>
+                            <w:r>
+                              <w:rPr>
+                                <w:rFonts w:eastAsia="" w:cs="" w:ascii="0" w:hAnsi="0" w:cstheme="minorBidi" w:eastAsiaTheme="minorEastAsia"/>
+                                <w:bCs/>
+                                <w:color w:val="000080"/>
+                                <w:sz w:val="20"/>
+                                <w:szCs w:val="20"/>
+                                <w:lang w:val="en-US"/>
+                              </w:rPr>
+                              <w:t>([&amp;]{...});</w:t>
+                            </w:r>
+                          </w:p>
+                          <w:p>
+                            <w:pPr>
+                              <w:pStyle w:val="FrameContents"/>
+                              <w:overflowPunct w:val="true"/>
+                              <w:rPr/>
+                            </w:pPr>
+                            <w:r>
+                              <w:rPr>
+                                <w:rFonts w:eastAsia="" w:cs="" w:ascii="0" w:hAnsi="0" w:cstheme="minorBidi" w:eastAsiaTheme="minorEastAsia"/>
+                                <w:color w:val="8000FF"/>
+                                <w:sz w:val="20"/>
+                                <w:szCs w:val="20"/>
+                                <w:lang w:val="en-US"/>
+                              </w:rPr>
+                              <w:t>auto</w:t>
+                            </w:r>
+                            <w:r>
+                              <w:rPr>
+                                <w:rFonts w:eastAsia="" w:cs="" w:ascii="0" w:hAnsi="0" w:cstheme="minorBidi" w:eastAsiaTheme="minorEastAsia"/>
+                                <w:color w:val="000000"/>
+                                <w:sz w:val="20"/>
+                                <w:szCs w:val="20"/>
+                                <w:lang w:val="en-US"/>
+                              </w:rPr>
+                              <w:t xml:space="preserve"> job2 </w:t>
+                            </w:r>
+                            <w:r>
+                              <w:rPr>
+                                <w:rFonts w:eastAsia="" w:cs="" w:ascii="0" w:hAnsi="0" w:cstheme="minorBidi" w:eastAsiaTheme="minorEastAsia"/>
+                                <w:bCs/>
+                                <w:color w:val="000080"/>
+                                <w:sz w:val="20"/>
+                                <w:szCs w:val="20"/>
+                                <w:lang w:val="en-US"/>
+                              </w:rPr>
+                              <w:t>=</w:t>
+                            </w:r>
+                            <w:r>
+                              <w:rPr>
+                                <w:rFonts w:eastAsia="" w:cs="" w:ascii="0" w:hAnsi="0" w:cstheme="minorBidi" w:eastAsiaTheme="minorEastAsia"/>
+                                <w:color w:val="000000"/>
+                                <w:sz w:val="20"/>
+                                <w:szCs w:val="20"/>
+                                <w:lang w:val="en-US"/>
+                              </w:rPr>
+                              <w:t xml:space="preserve"> jsch</w:t>
+                            </w:r>
+                            <w:r>
+                              <w:rPr>
+                                <w:rFonts w:eastAsia="" w:cs="" w:ascii="0" w:hAnsi="0" w:cstheme="minorBidi" w:eastAsiaTheme="minorEastAsia"/>
+                                <w:bCs/>
+                                <w:color w:val="000080"/>
+                                <w:sz w:val="20"/>
+                                <w:szCs w:val="20"/>
+                                <w:lang w:val="en-US"/>
+                              </w:rPr>
+                              <w:t>::</w:t>
+                            </w:r>
+                            <w:r>
+                              <w:rPr>
+                                <w:rFonts w:eastAsia="" w:cs="" w:ascii="0" w:hAnsi="0" w:cstheme="minorBidi" w:eastAsiaTheme="minorEastAsia"/>
+                                <w:color w:val="000000"/>
+                                <w:sz w:val="20"/>
+                                <w:szCs w:val="20"/>
+                                <w:lang w:val="en-US"/>
+                              </w:rPr>
+                              <w:t>make_job</w:t>
+                            </w:r>
+                            <w:r>
+                              <w:rPr>
+                                <w:rFonts w:eastAsia="" w:cs="" w:ascii="0" w:hAnsi="0" w:cstheme="minorBidi" w:eastAsiaTheme="minorEastAsia"/>
+                                <w:bCs/>
+                                <w:color w:val="000080"/>
+                                <w:sz w:val="20"/>
+                                <w:szCs w:val="20"/>
+                                <w:lang w:val="en-US"/>
+                              </w:rPr>
+                              <w:t>([=]{...});</w:t>
+                            </w:r>
+                          </w:p>
+                          <w:p>
+                            <w:pPr>
+                              <w:pStyle w:val="FrameContents"/>
+                              <w:overflowPunct w:val="true"/>
+                              <w:rPr/>
+                            </w:pPr>
+                            <w:r>
+                              <w:rPr>
+                                <w:rFonts w:eastAsia="" w:cs="" w:ascii="0" w:hAnsi="0" w:cstheme="minorBidi" w:eastAsiaTheme="minorEastAsia"/>
+                                <w:color w:val="8000FF"/>
+                                <w:sz w:val="20"/>
+                                <w:szCs w:val="20"/>
+                                <w:lang w:val="en-US"/>
+                              </w:rPr>
+                              <w:t>auto</w:t>
+                            </w:r>
+                            <w:r>
+                              <w:rPr>
+                                <w:rFonts w:eastAsia="" w:cs="" w:ascii="0" w:hAnsi="0" w:cstheme="minorBidi" w:eastAsiaTheme="minorEastAsia"/>
+                                <w:color w:val="000000"/>
+                                <w:sz w:val="20"/>
+                                <w:szCs w:val="20"/>
+                                <w:lang w:val="en-US"/>
+                              </w:rPr>
+                              <w:t xml:space="preserve"> job3 </w:t>
+                            </w:r>
+                            <w:r>
+                              <w:rPr>
+                                <w:rFonts w:eastAsia="" w:cs="" w:ascii="0" w:hAnsi="0" w:cstheme="minorBidi" w:eastAsiaTheme="minorEastAsia"/>
+                                <w:bCs/>
+                                <w:color w:val="000080"/>
+                                <w:sz w:val="20"/>
+                                <w:szCs w:val="20"/>
+                                <w:lang w:val="en-US"/>
+                              </w:rPr>
+                              <w:t>=</w:t>
+                            </w:r>
+                            <w:r>
+                              <w:rPr>
+                                <w:rFonts w:eastAsia="" w:cs="" w:ascii="0" w:hAnsi="0" w:cstheme="minorBidi" w:eastAsiaTheme="minorEastAsia"/>
+                                <w:color w:val="000000"/>
+                                <w:sz w:val="20"/>
+                                <w:szCs w:val="20"/>
+                                <w:lang w:val="en-US"/>
+                              </w:rPr>
+                              <w:t xml:space="preserve"> jsch</w:t>
+                            </w:r>
+                            <w:r>
+                              <w:rPr>
+                                <w:rFonts w:eastAsia="" w:cs="" w:ascii="0" w:hAnsi="0" w:cstheme="minorBidi" w:eastAsiaTheme="minorEastAsia"/>
+                                <w:bCs/>
+                                <w:color w:val="000080"/>
+                                <w:sz w:val="20"/>
+                                <w:szCs w:val="20"/>
+                                <w:lang w:val="en-US"/>
+                              </w:rPr>
+                              <w:t>::</w:t>
+                            </w:r>
+                            <w:r>
+                              <w:rPr>
+                                <w:rFonts w:eastAsia="" w:cs="" w:ascii="0" w:hAnsi="0" w:cstheme="minorBidi" w:eastAsiaTheme="minorEastAsia"/>
+                                <w:color w:val="000000"/>
+                                <w:sz w:val="20"/>
+                                <w:szCs w:val="20"/>
+                                <w:lang w:val="en-US"/>
+                              </w:rPr>
+                              <w:t>make_job</w:t>
+                            </w:r>
+                            <w:r>
+                              <w:rPr>
+                                <w:rFonts w:eastAsia="" w:cs="" w:ascii="0" w:hAnsi="0" w:cstheme="minorBidi" w:eastAsiaTheme="minorEastAsia"/>
+                                <w:bCs/>
+                                <w:color w:val="000080"/>
+                                <w:sz w:val="20"/>
+                                <w:szCs w:val="20"/>
+                                <w:lang w:val="en-US"/>
+                              </w:rPr>
+                              <w:t>([=]()</w:t>
+                            </w:r>
+                            <w:r>
+                              <w:rPr>
+                                <w:rFonts w:eastAsia="" w:cs="" w:ascii="0" w:hAnsi="0" w:cstheme="minorBidi" w:eastAsiaTheme="minorEastAsia"/>
+                                <w:color w:val="000000"/>
+                                <w:sz w:val="20"/>
+                                <w:szCs w:val="20"/>
+                                <w:lang w:val="en-US"/>
+                              </w:rPr>
+                              <w:t xml:space="preserve"> </w:t>
+                            </w:r>
+                            <w:r>
+                              <w:rPr>
+                                <w:rFonts w:eastAsia="" w:cs="" w:ascii="0" w:hAnsi="0" w:cstheme="minorBidi" w:eastAsiaTheme="minorEastAsia"/>
+                                <w:color w:val="8000FF"/>
+                                <w:sz w:val="20"/>
+                                <w:szCs w:val="20"/>
+                                <w:lang w:val="en-US"/>
+                              </w:rPr>
+                              <w:t>mutable</w:t>
+                            </w:r>
+                            <w:r>
+                              <w:rPr>
+                                <w:rFonts w:eastAsia="" w:cs="" w:ascii="0" w:hAnsi="0" w:cstheme="minorBidi" w:eastAsiaTheme="minorEastAsia"/>
+                                <w:color w:val="000000"/>
+                                <w:sz w:val="20"/>
+                                <w:szCs w:val="20"/>
+                                <w:lang w:val="en-US"/>
+                              </w:rPr>
+                              <w:t xml:space="preserve"> </w:t>
+                            </w:r>
+                            <w:r>
+                              <w:rPr>
+                                <w:rFonts w:eastAsia="" w:cs="" w:ascii="0" w:hAnsi="0" w:cstheme="minorBidi" w:eastAsiaTheme="minorEastAsia"/>
+                                <w:bCs/>
+                                <w:color w:val="000080"/>
+                                <w:sz w:val="20"/>
+                                <w:szCs w:val="20"/>
+                                <w:lang w:val="en-US"/>
+                              </w:rPr>
+                              <w:t>{...});</w:t>
+                            </w:r>
+                          </w:p>
+                          <w:p>
+                            <w:pPr>
+                              <w:pStyle w:val="FrameContents"/>
+                              <w:overflowPunct w:val="true"/>
+                              <w:rPr/>
+                            </w:pPr>
+                            <w:r>
+                              <w:rPr/>
+                            </w:r>
+                          </w:p>
+                          <w:p>
+                            <w:pPr>
+                              <w:pStyle w:val="FrameContents"/>
+                              <w:overflowPunct w:val="true"/>
+                              <w:rPr/>
+                            </w:pPr>
+                            <w:r>
+                              <w:rPr>
+                                <w:rFonts w:eastAsia="" w:cs="" w:ascii="0" w:hAnsi="0" w:cstheme="minorBidi" w:eastAsiaTheme="minorEastAsia"/>
+                                <w:color w:val="000000"/>
+                                <w:sz w:val="20"/>
+                                <w:szCs w:val="20"/>
+                                <w:lang w:val="en-US"/>
+                              </w:rPr>
+                              <w:t>JobSequence</w:t>
+                            </w:r>
+                            <w:r>
+                              <w:rPr>
+                                <w:rFonts w:eastAsia="" w:cs="" w:ascii="0" w:hAnsi="0" w:cstheme="minorBidi" w:eastAsiaTheme="minorEastAsia"/>
+                                <w:bCs/>
+                                <w:color w:val="000080"/>
+                                <w:sz w:val="20"/>
+                                <w:szCs w:val="20"/>
+                                <w:lang w:val="en-US"/>
+                              </w:rPr>
+                              <w:t>*</w:t>
+                            </w:r>
+                            <w:r>
+                              <w:rPr>
+                                <w:rFonts w:eastAsia="" w:cs="" w:ascii="0" w:hAnsi="0" w:cstheme="minorBidi" w:eastAsiaTheme="minorEastAsia"/>
+                                <w:color w:val="000000"/>
+                                <w:sz w:val="20"/>
+                                <w:szCs w:val="20"/>
+                                <w:lang w:val="en-US"/>
+                              </w:rPr>
+                              <w:t xml:space="preserve"> jobSequence </w:t>
+                            </w:r>
+                            <w:r>
+                              <w:rPr>
+                                <w:rFonts w:eastAsia="" w:cs="" w:ascii="0" w:hAnsi="0" w:cstheme="minorBidi" w:eastAsiaTheme="minorEastAsia"/>
+                                <w:bCs/>
+                                <w:color w:val="000080"/>
+                                <w:sz w:val="20"/>
+                                <w:szCs w:val="20"/>
+                                <w:lang w:val="en-US"/>
+                              </w:rPr>
+                              <w:t>=</w:t>
+                            </w:r>
+                            <w:r>
+                              <w:rPr>
+                                <w:rFonts w:eastAsia="" w:cs="" w:ascii="0" w:hAnsi="0" w:cstheme="minorBidi" w:eastAsiaTheme="minorEastAsia"/>
+                                <w:color w:val="000000"/>
+                                <w:sz w:val="20"/>
+                                <w:szCs w:val="20"/>
+                                <w:lang w:val="en-US"/>
+                              </w:rPr>
+                              <w:t xml:space="preserve"> jobScheduler</w:t>
+                            </w:r>
+                            <w:r>
+                              <w:rPr>
+                                <w:rFonts w:eastAsia="" w:cs="" w:ascii="0" w:hAnsi="0" w:cstheme="minorBidi" w:eastAsiaTheme="minorEastAsia"/>
+                                <w:bCs/>
+                                <w:color w:val="000080"/>
+                                <w:sz w:val="20"/>
+                                <w:szCs w:val="20"/>
+                                <w:lang w:val="en-US"/>
+                              </w:rPr>
+                              <w:t>.</w:t>
+                            </w:r>
+                            <w:r>
+                              <w:rPr>
+                                <w:rFonts w:eastAsia="" w:cs="" w:ascii="0" w:hAnsi="0" w:cstheme="minorBidi" w:eastAsiaTheme="minorEastAsia"/>
+                                <w:color w:val="000000"/>
+                                <w:sz w:val="20"/>
+                                <w:szCs w:val="20"/>
+                                <w:lang w:val="en-US"/>
+                              </w:rPr>
+                              <w:t>make_job_sequence</w:t>
+                            </w:r>
+                            <w:r>
+                              <w:rPr>
+                                <w:rFonts w:eastAsia="" w:cs="" w:ascii="0" w:hAnsi="0" w:cstheme="minorBidi" w:eastAsiaTheme="minorEastAsia"/>
+                                <w:bCs/>
+                                <w:color w:val="000080"/>
+                                <w:sz w:val="20"/>
+                                <w:szCs w:val="20"/>
+                                <w:lang w:val="en-US"/>
+                              </w:rPr>
+                              <w:t>();</w:t>
+                            </w:r>
+                          </w:p>
+                          <w:p>
+                            <w:pPr>
+                              <w:pStyle w:val="FrameContents"/>
+                              <w:overflowPunct w:val="true"/>
+                              <w:rPr/>
+                            </w:pPr>
+                            <w:r>
+                              <w:rPr/>
+                            </w:r>
+                          </w:p>
+                          <w:p>
+                            <w:pPr>
+                              <w:pStyle w:val="FrameContents"/>
+                              <w:overflowPunct w:val="true"/>
+                              <w:rPr/>
+                            </w:pPr>
+                            <w:r>
+                              <w:rPr>
+                                <w:rFonts w:eastAsia="" w:cs="" w:ascii="0" w:hAnsi="0" w:cstheme="minorBidi" w:eastAsiaTheme="minorEastAsia"/>
+                                <w:color w:val="000000"/>
+                                <w:sz w:val="20"/>
+                                <w:szCs w:val="20"/>
+                                <w:lang w:val="en-US"/>
+                              </w:rPr>
+                              <w:t>jobSequence</w:t>
+                            </w:r>
+                            <w:r>
+                              <w:rPr>
+                                <w:rFonts w:eastAsia="" w:cs="" w:ascii="0" w:hAnsi="0" w:cstheme="minorBidi" w:eastAsiaTheme="minorEastAsia"/>
+                                <w:bCs/>
+                                <w:color w:val="000080"/>
+                                <w:sz w:val="20"/>
+                                <w:szCs w:val="20"/>
+                                <w:lang w:val="en-US"/>
+                              </w:rPr>
+                              <w:t>.</w:t>
+                            </w:r>
+                            <w:r>
+                              <w:rPr>
+                                <w:rFonts w:eastAsia="" w:cs="" w:ascii="0" w:hAnsi="0" w:cstheme="minorBidi" w:eastAsiaTheme="minorEastAsia"/>
+                                <w:color w:val="000000"/>
+                                <w:sz w:val="20"/>
+                                <w:szCs w:val="20"/>
+                                <w:lang w:val="en-US"/>
+                              </w:rPr>
+                              <w:t>then</w:t>
+                            </w:r>
+                            <w:r>
+                              <w:rPr>
+                                <w:rFonts w:eastAsia="" w:cs="" w:ascii="0" w:hAnsi="0" w:cstheme="minorBidi" w:eastAsiaTheme="minorEastAsia"/>
+                                <w:bCs/>
+                                <w:color w:val="000080"/>
+                                <w:sz w:val="20"/>
+                                <w:szCs w:val="20"/>
+                                <w:lang w:val="en-US"/>
+                              </w:rPr>
+                              <w:t>(</w:t>
+                            </w:r>
+                            <w:r>
+                              <w:rPr>
+                                <w:rFonts w:eastAsia="" w:cs="" w:ascii="0" w:hAnsi="0" w:cstheme="minorBidi" w:eastAsiaTheme="minorEastAsia"/>
+                                <w:color w:val="000000"/>
+                                <w:sz w:val="20"/>
+                                <w:szCs w:val="20"/>
+                                <w:lang w:val="en-US"/>
+                              </w:rPr>
+                              <w:t>job1</w:t>
+                            </w:r>
+                            <w:r>
+                              <w:rPr>
+                                <w:rFonts w:eastAsia="" w:cs="" w:ascii="0" w:hAnsi="0" w:cstheme="minorBidi" w:eastAsiaTheme="minorEastAsia"/>
+                                <w:bCs/>
+                                <w:color w:val="000080"/>
+                                <w:sz w:val="20"/>
+                                <w:szCs w:val="20"/>
+                                <w:lang w:val="en-US"/>
+                              </w:rPr>
+                              <w:t>);</w:t>
+                            </w:r>
+                          </w:p>
+                          <w:p>
+                            <w:pPr>
+                              <w:pStyle w:val="FrameContents"/>
+                              <w:overflowPunct w:val="true"/>
+                              <w:rPr/>
+                            </w:pPr>
+                            <w:r>
+                              <w:rPr>
+                                <w:rFonts w:eastAsia="" w:cs="" w:ascii="0" w:hAnsi="0" w:cstheme="minorBidi" w:eastAsiaTheme="minorEastAsia"/>
+                                <w:color w:val="000000"/>
+                                <w:sz w:val="20"/>
+                                <w:szCs w:val="20"/>
+                                <w:lang w:val="en-US"/>
+                              </w:rPr>
+                              <w:t>jobSequence</w:t>
+                            </w:r>
+                            <w:r>
+                              <w:rPr>
+                                <w:rFonts w:eastAsia="" w:cs="" w:ascii="0" w:hAnsi="0" w:cstheme="minorBidi" w:eastAsiaTheme="minorEastAsia"/>
+                                <w:bCs/>
+                                <w:color w:val="000080"/>
+                                <w:sz w:val="20"/>
+                                <w:szCs w:val="20"/>
+                                <w:lang w:val="en-US"/>
+                              </w:rPr>
+                              <w:t>.</w:t>
+                            </w:r>
+                            <w:r>
+                              <w:rPr>
+                                <w:rFonts w:eastAsia="" w:cs="" w:ascii="0" w:hAnsi="0" w:cstheme="minorBidi" w:eastAsiaTheme="minorEastAsia"/>
+                                <w:color w:val="000000"/>
+                                <w:sz w:val="20"/>
+                                <w:szCs w:val="20"/>
+                                <w:lang w:val="en-US"/>
+                              </w:rPr>
+                              <w:t>then</w:t>
+                            </w:r>
+                            <w:r>
+                              <w:rPr>
+                                <w:rFonts w:eastAsia="" w:cs="" w:ascii="0" w:hAnsi="0" w:cstheme="minorBidi" w:eastAsiaTheme="minorEastAsia"/>
+                                <w:bCs/>
+                                <w:color w:val="000080"/>
+                                <w:sz w:val="20"/>
+                                <w:szCs w:val="20"/>
+                                <w:lang w:val="en-US"/>
+                              </w:rPr>
+                              <w:t>(</w:t>
+                            </w:r>
+                            <w:r>
+                              <w:rPr>
+                                <w:rFonts w:eastAsia="" w:cs="" w:ascii="0" w:hAnsi="0" w:cstheme="minorBidi" w:eastAsiaTheme="minorEastAsia"/>
+                                <w:color w:val="000000"/>
+                                <w:sz w:val="20"/>
+                                <w:szCs w:val="20"/>
+                                <w:lang w:val="en-US"/>
+                              </w:rPr>
+                              <w:t>job2</w:t>
+                            </w:r>
+                            <w:r>
+                              <w:rPr>
+                                <w:rFonts w:eastAsia="" w:cs="" w:ascii="0" w:hAnsi="0" w:cstheme="minorBidi" w:eastAsiaTheme="minorEastAsia"/>
+                                <w:bCs/>
+                                <w:color w:val="000080"/>
+                                <w:sz w:val="20"/>
+                                <w:szCs w:val="20"/>
+                                <w:lang w:val="en-US"/>
+                              </w:rPr>
+                              <w:t>);</w:t>
+                            </w:r>
+                          </w:p>
+                          <w:p>
+                            <w:pPr>
+                              <w:pStyle w:val="FrameContents"/>
+                              <w:overflowPunct w:val="true"/>
+                              <w:rPr/>
+                            </w:pPr>
+                            <w:r>
+                              <w:rPr>
+                                <w:rFonts w:eastAsia="" w:cs="" w:ascii="0" w:hAnsi="0" w:cstheme="minorBidi" w:eastAsiaTheme="minorEastAsia"/>
+                                <w:color w:val="000000"/>
+                                <w:sz w:val="20"/>
+                                <w:szCs w:val="20"/>
+                                <w:lang w:val="en-US"/>
+                              </w:rPr>
+                              <w:t>jobSequence</w:t>
+                            </w:r>
+                            <w:r>
+                              <w:rPr>
+                                <w:rFonts w:eastAsia="" w:cs="" w:ascii="0" w:hAnsi="0" w:cstheme="minorBidi" w:eastAsiaTheme="minorEastAsia"/>
+                                <w:bCs/>
+                                <w:color w:val="000080"/>
+                                <w:sz w:val="20"/>
+                                <w:szCs w:val="20"/>
+                                <w:lang w:val="en-US"/>
+                              </w:rPr>
+                              <w:t>.</w:t>
+                            </w:r>
+                            <w:r>
+                              <w:rPr>
+                                <w:rFonts w:eastAsia="" w:cs="" w:ascii="0" w:hAnsi="0" w:cstheme="minorBidi" w:eastAsiaTheme="minorEastAsia"/>
+                                <w:color w:val="000000"/>
+                                <w:sz w:val="20"/>
+                                <w:szCs w:val="20"/>
+                                <w:lang w:val="en-US"/>
+                              </w:rPr>
+                              <w:t>then</w:t>
+                            </w:r>
+                            <w:r>
+                              <w:rPr>
+                                <w:rFonts w:eastAsia="" w:cs="" w:ascii="0" w:hAnsi="0" w:cstheme="minorBidi" w:eastAsiaTheme="minorEastAsia"/>
+                                <w:bCs/>
+                                <w:color w:val="000080"/>
+                                <w:sz w:val="20"/>
+                                <w:szCs w:val="20"/>
+                                <w:lang w:val="en-US"/>
+                              </w:rPr>
+                              <w:t>(</w:t>
+                            </w:r>
+                            <w:r>
+                              <w:rPr>
+                                <w:rFonts w:eastAsia="" w:cs="" w:ascii="0" w:hAnsi="0" w:cstheme="minorBidi" w:eastAsiaTheme="minorEastAsia"/>
+                                <w:color w:val="000000"/>
+                                <w:sz w:val="20"/>
+                                <w:szCs w:val="20"/>
+                                <w:lang w:val="en-US"/>
+                              </w:rPr>
+                              <w:t>job3</w:t>
+                            </w:r>
+                            <w:r>
+                              <w:rPr>
+                                <w:rFonts w:eastAsia="" w:cs="" w:ascii="0" w:hAnsi="0" w:cstheme="minorBidi" w:eastAsiaTheme="minorEastAsia"/>
+                                <w:bCs/>
+                                <w:color w:val="000080"/>
+                                <w:sz w:val="20"/>
+                                <w:szCs w:val="20"/>
+                                <w:lang w:val="en-US"/>
+                              </w:rPr>
+                              <w:t>);</w:t>
+                            </w:r>
+                          </w:p>
+                        </w:txbxContent>
+                      </wps:txbx>
+                      <wps:bodyPr lIns="0" rIns="0" tIns="0" bIns="0">
+                        <a:spAutoFit/>
+                      </wps:bodyPr>
+                    </wps:wsp>
+                  </a:graphicData>
+                </a:graphic>
+              </wp:anchor>
+            </w:drawing>
+          </mc:Choice>
+          <mc:Fallback>
+            <w:pict>
+              <v:rect id="shape_0" ID="Shape1" fillcolor="#dddddd" stroked="f" style="position:absolute;margin-left:4pt;margin-top:23.4pt;width:460pt;height:159.9pt">
+                <w10:wrap type="square"/>
+                <v:fill o:detectmouseclick="t" type="solid" color2="#222222"/>
+                <v:stroke color="#3465a4" joinstyle="round" endcap="flat"/>
+                <v:textbox>
+                  <w:txbxContent>
+                    <w:p>
+                      <w:pPr>
+                        <w:pStyle w:val="FrameContents"/>
+                        <w:overflowPunct w:val="true"/>
+                        <w:rPr/>
+                      </w:pPr>
+                      <w:r>
+                        <w:rPr>
+                          <w:rFonts w:eastAsia="" w:cs="" w:ascii="0" w:hAnsi="0" w:cstheme="minorBidi" w:eastAsiaTheme="minorEastAsia"/>
+                          <w:bCs/>
+                          <w:color w:val="804000"/>
+                          <w:sz w:val="20"/>
+                          <w:szCs w:val="20"/>
+                          <w:lang w:val="en-US"/>
+                        </w:rPr>
+                        <w:t>#include "jsch.hpp"</w:t>
                       </w:r>
                     </w:p>
                     <w:p>
@@ -7116,60 +6861,13 @@
                       </w:pPr>
                       <w:r>
                         <w:rPr>
-                          <w:rFonts w:eastAsia="" w:cs="" w:ascii="Calibri" w:hAnsi="Calibri" w:asciiTheme="minorHAnsi" w:cstheme="minorBidi" w:eastAsiaTheme="minorEastAsia" w:hAnsiTheme="minorHAnsi"/>
-                          <w:color w:val="000000"/>
-                          <w:sz w:val="20"/>
-                          <w:lang w:val="en-US"/>
-                        </w:rPr>
-                        <w:t>jobSequence</w:t>
-                      </w:r>
-                      <w:r>
-                        <w:rPr>
-                          <w:rFonts w:eastAsia="" w:cs="" w:ascii="Calibri" w:hAnsi="Calibri" w:asciiTheme="minorHAnsi" w:cstheme="minorBidi" w:eastAsiaTheme="minorEastAsia" w:hAnsiTheme="minorHAnsi"/>
-                          <w:b/>
-                          <w:color w:val="000080"/>
-                          <w:sz w:val="20"/>
-                          <w:lang w:val="en-US"/>
-                        </w:rPr>
-                        <w:t>.</w:t>
-                      </w:r>
-                      <w:r>
-                        <w:rPr>
-                          <w:rFonts w:eastAsia="" w:cs="" w:ascii="Calibri" w:hAnsi="Calibri" w:asciiTheme="minorHAnsi" w:cstheme="minorBidi" w:eastAsiaTheme="minorEastAsia" w:hAnsiTheme="minorHAnsi"/>
-                          <w:color w:val="000000"/>
-                          <w:sz w:val="20"/>
-                          <w:lang w:val="en-US"/>
-                        </w:rPr>
-                        <w:t>then</w:t>
-                      </w:r>
-                      <w:r>
-                        <w:rPr>
-                          <w:rFonts w:eastAsia="" w:cs="" w:ascii="Calibri" w:hAnsi="Calibri" w:asciiTheme="minorHAnsi" w:cstheme="minorBidi" w:eastAsiaTheme="minorEastAsia" w:hAnsiTheme="minorHAnsi"/>
-                          <w:b/>
-                          <w:color w:val="000080"/>
-                          <w:sz w:val="20"/>
-                          <w:lang w:val="en-US"/>
-                        </w:rPr>
-                        <w:t>(</w:t>
-                      </w:r>
-                      <w:r>
-                        <w:rPr>
-                          <w:rFonts w:eastAsia="" w:cs="" w:ascii="Calibri" w:hAnsi="Calibri" w:asciiTheme="minorHAnsi" w:cstheme="minorBidi" w:eastAsiaTheme="minorEastAsia" w:hAnsiTheme="minorHAnsi"/>
-                          <w:color w:val="000000"/>
-                          <w:sz w:val="20"/>
-                          <w:lang w:val="en-US"/>
-                        </w:rPr>
-                        <w:t>job1</w:t>
-                      </w:r>
-                      <w:r>
-                        <w:rPr>
-                          <w:rFonts w:eastAsia="" w:cs="" w:ascii="Calibri" w:hAnsi="Calibri" w:asciiTheme="minorHAnsi" w:cstheme="minorBidi" w:eastAsiaTheme="minorEastAsia" w:hAnsiTheme="minorHAnsi"/>
-                          <w:b/>
-                          <w:color w:val="000080"/>
-                          <w:sz w:val="20"/>
-                          <w:lang w:val="en-US"/>
-                        </w:rPr>
-                        <w:t>);</w:t>
+                          <w:rFonts w:eastAsia="" w:cs="0" w:ascii="0" w:hAnsi="0" w:eastAsiaTheme="minorEastAsia"/>
+                          <w:color w:val="008000"/>
+                          <w:sz w:val="20"/>
+                          <w:szCs w:val="20"/>
+                          <w:lang w:val="en-US"/>
+                        </w:rPr>
+                        <w:t>/*...*/</w:t>
                       </w:r>
                     </w:p>
                     <w:p>
@@ -7179,61 +6877,7 @@
                         <w:rPr/>
                       </w:pPr>
                       <w:r>
-                        <w:rPr>
-                          <w:rFonts w:eastAsia="" w:cs="" w:ascii="Calibri" w:hAnsi="Calibri" w:asciiTheme="minorHAnsi" w:cstheme="minorBidi" w:eastAsiaTheme="minorEastAsia" w:hAnsiTheme="minorHAnsi"/>
-                          <w:color w:val="000000"/>
-                          <w:sz w:val="20"/>
-                          <w:lang w:val="en-US"/>
-                        </w:rPr>
-                        <w:t>jobSequence</w:t>
-                      </w:r>
-                      <w:r>
-                        <w:rPr>
-                          <w:rFonts w:eastAsia="" w:cs="" w:ascii="Calibri" w:hAnsi="Calibri" w:asciiTheme="minorHAnsi" w:cstheme="minorBidi" w:eastAsiaTheme="minorEastAsia" w:hAnsiTheme="minorHAnsi"/>
-                          <w:b/>
-                          <w:color w:val="000080"/>
-                          <w:sz w:val="20"/>
-                          <w:lang w:val="en-US"/>
-                        </w:rPr>
-                        <w:t>.</w:t>
-                      </w:r>
-                      <w:r>
-                        <w:rPr>
-                          <w:rFonts w:eastAsia="" w:cs="" w:ascii="Calibri" w:hAnsi="Calibri" w:asciiTheme="minorHAnsi" w:cstheme="minorBidi" w:eastAsiaTheme="minorEastAsia" w:hAnsiTheme="minorHAnsi"/>
-                          <w:color w:val="000000"/>
-                          <w:sz w:val="20"/>
-                          <w:lang w:val="en-US"/>
-                        </w:rPr>
-                        <w:t>then</w:t>
-                      </w:r>
-                      <w:r>
-                        <w:rPr>
-                          <w:rFonts w:eastAsia="" w:cs="" w:ascii="Calibri" w:hAnsi="Calibri" w:asciiTheme="minorHAnsi" w:cstheme="minorBidi" w:eastAsiaTheme="minorEastAsia" w:hAnsiTheme="minorHAnsi"/>
-                          <w:b/>
-                          <w:color w:val="000080"/>
-                          <w:sz w:val="20"/>
-                          <w:lang w:val="en-US"/>
-                        </w:rPr>
-                        <w:t>(</w:t>
-                      </w:r>
-                      <w:r>
-                        <w:rPr>
-                          <w:rFonts w:eastAsia="" w:cs="" w:ascii="Calibri" w:hAnsi="Calibri" w:asciiTheme="minorHAnsi" w:cstheme="minorBidi" w:eastAsiaTheme="minorEastAsia" w:hAnsiTheme="minorHAnsi"/>
-                          <w:color w:val="000000"/>
-                          <w:sz w:val="20"/>
-                          <w:lang w:val="en-US"/>
-                        </w:rPr>
-                        <w:t>job2</w:t>
-                      </w:r>
-                      <w:r>
-                        <w:rPr>
-                          <w:rFonts w:eastAsia="" w:cs="" w:ascii="Calibri" w:hAnsi="Calibri" w:asciiTheme="minorHAnsi" w:cstheme="minorBidi" w:eastAsiaTheme="minorEastAsia" w:hAnsiTheme="minorHAnsi"/>
-                          <w:b/>
-                          <w:color w:val="000080"/>
-                          <w:sz w:val="20"/>
-                          <w:lang w:val="en-US"/>
-                        </w:rPr>
-                        <w:t>);</w:t>
+                        <w:rPr/>
                       </w:r>
                     </w:p>
                     <w:p>
@@ -7244,60 +6888,76 @@
                       </w:pPr>
                       <w:r>
                         <w:rPr>
-                          <w:rFonts w:eastAsia="" w:cs="" w:ascii="Calibri" w:hAnsi="Calibri" w:asciiTheme="minorHAnsi" w:cstheme="minorBidi" w:eastAsiaTheme="minorEastAsia" w:hAnsiTheme="minorHAnsi"/>
+                          <w:rFonts w:eastAsia="" w:cs="" w:ascii="0" w:hAnsi="0" w:cstheme="minorBidi" w:eastAsiaTheme="minorEastAsia"/>
+                          <w:color w:val="8000FF"/>
+                          <w:sz w:val="20"/>
+                          <w:szCs w:val="20"/>
+                          <w:lang w:val="en-US"/>
+                        </w:rPr>
+                        <w:t>auto</w:t>
+                      </w:r>
+                      <w:r>
+                        <w:rPr>
+                          <w:rFonts w:eastAsia="" w:cs="" w:ascii="0" w:hAnsi="0" w:cstheme="minorBidi" w:eastAsiaTheme="minorEastAsia"/>
                           <w:color w:val="000000"/>
                           <w:sz w:val="20"/>
-                          <w:lang w:val="en-US"/>
-                        </w:rPr>
-                        <w:t>jobSequence</w:t>
-                      </w:r>
-                      <w:r>
-                        <w:rPr>
-                          <w:rFonts w:eastAsia="" w:cs="" w:ascii="Calibri" w:hAnsi="Calibri" w:asciiTheme="minorHAnsi" w:cstheme="minorBidi" w:eastAsiaTheme="minorEastAsia" w:hAnsiTheme="minorHAnsi"/>
-                          <w:b/>
+                          <w:szCs w:val="20"/>
+                          <w:lang w:val="en-US"/>
+                        </w:rPr>
+                        <w:t xml:space="preserve"> job1 </w:t>
+                      </w:r>
+                      <w:r>
+                        <w:rPr>
+                          <w:rFonts w:eastAsia="" w:cs="" w:ascii="0" w:hAnsi="0" w:cstheme="minorBidi" w:eastAsiaTheme="minorEastAsia"/>
+                          <w:bCs/>
                           <w:color w:val="000080"/>
                           <w:sz w:val="20"/>
-                          <w:lang w:val="en-US"/>
-                        </w:rPr>
-                        <w:t>.</w:t>
-                      </w:r>
-                      <w:r>
-                        <w:rPr>
-                          <w:rFonts w:eastAsia="" w:cs="" w:ascii="Calibri" w:hAnsi="Calibri" w:asciiTheme="minorHAnsi" w:cstheme="minorBidi" w:eastAsiaTheme="minorEastAsia" w:hAnsiTheme="minorHAnsi"/>
+                          <w:szCs w:val="20"/>
+                          <w:lang w:val="en-US"/>
+                        </w:rPr>
+                        <w:t>=</w:t>
+                      </w:r>
+                      <w:r>
+                        <w:rPr>
+                          <w:rFonts w:eastAsia="" w:cs="" w:ascii="0" w:hAnsi="0" w:cstheme="minorBidi" w:eastAsiaTheme="minorEastAsia"/>
                           <w:color w:val="000000"/>
                           <w:sz w:val="20"/>
-                          <w:lang w:val="en-US"/>
-                        </w:rPr>
-                        <w:t>then</w:t>
-                      </w:r>
-                      <w:r>
-                        <w:rPr>
-                          <w:rFonts w:eastAsia="" w:cs="" w:ascii="Calibri" w:hAnsi="Calibri" w:asciiTheme="minorHAnsi" w:cstheme="minorBidi" w:eastAsiaTheme="minorEastAsia" w:hAnsiTheme="minorHAnsi"/>
-                          <w:b/>
+                          <w:szCs w:val="20"/>
+                          <w:lang w:val="en-US"/>
+                        </w:rPr>
+                        <w:t xml:space="preserve"> jsch</w:t>
+                      </w:r>
+                      <w:r>
+                        <w:rPr>
+                          <w:rFonts w:eastAsia="" w:cs="" w:ascii="0" w:hAnsi="0" w:cstheme="minorBidi" w:eastAsiaTheme="minorEastAsia"/>
+                          <w:bCs/>
                           <w:color w:val="000080"/>
                           <w:sz w:val="20"/>
-                          <w:lang w:val="en-US"/>
-                        </w:rPr>
-                        <w:t>(</w:t>
-                      </w:r>
-                      <w:r>
-                        <w:rPr>
-                          <w:rFonts w:eastAsia="" w:cs="" w:ascii="Calibri" w:hAnsi="Calibri" w:asciiTheme="minorHAnsi" w:cstheme="minorBidi" w:eastAsiaTheme="minorEastAsia" w:hAnsiTheme="minorHAnsi"/>
+                          <w:szCs w:val="20"/>
+                          <w:lang w:val="en-US"/>
+                        </w:rPr>
+                        <w:t>::</w:t>
+                      </w:r>
+                      <w:r>
+                        <w:rPr>
+                          <w:rFonts w:eastAsia="" w:cs="" w:ascii="0" w:hAnsi="0" w:cstheme="minorBidi" w:eastAsiaTheme="minorEastAsia"/>
                           <w:color w:val="000000"/>
                           <w:sz w:val="20"/>
-                          <w:lang w:val="en-US"/>
-                        </w:rPr>
-                        <w:t>job3</w:t>
-                      </w:r>
-                      <w:r>
-                        <w:rPr>
-                          <w:rFonts w:eastAsia="" w:cs="" w:ascii="Calibri" w:hAnsi="Calibri" w:asciiTheme="minorHAnsi" w:cstheme="minorBidi" w:eastAsiaTheme="minorEastAsia" w:hAnsiTheme="minorHAnsi"/>
-                          <w:b/>
+                          <w:szCs w:val="20"/>
+                          <w:lang w:val="en-US"/>
+                        </w:rPr>
+                        <w:t>make_job</w:t>
+                      </w:r>
+                      <w:r>
+                        <w:rPr>
+                          <w:rFonts w:eastAsia="" w:cs="" w:ascii="0" w:hAnsi="0" w:cstheme="minorBidi" w:eastAsiaTheme="minorEastAsia"/>
+                          <w:bCs/>
                           <w:color w:val="000080"/>
                           <w:sz w:val="20"/>
-                          <w:lang w:val="en-US"/>
-                        </w:rPr>
-                        <w:t>);</w:t>
+                          <w:szCs w:val="20"/>
+                          <w:lang w:val="en-US"/>
+                        </w:rPr>
+                        <w:t>([&amp;]{...});</w:t>
                       </w:r>
                     </w:p>
                     <w:p>
@@ -7307,7 +6967,77 @@
                         <w:rPr/>
                       </w:pPr>
                       <w:r>
-                        <w:rPr/>
+                        <w:rPr>
+                          <w:rFonts w:eastAsia="" w:cs="" w:ascii="0" w:hAnsi="0" w:cstheme="minorBidi" w:eastAsiaTheme="minorEastAsia"/>
+                          <w:color w:val="8000FF"/>
+                          <w:sz w:val="20"/>
+                          <w:szCs w:val="20"/>
+                          <w:lang w:val="en-US"/>
+                        </w:rPr>
+                        <w:t>auto</w:t>
+                      </w:r>
+                      <w:r>
+                        <w:rPr>
+                          <w:rFonts w:eastAsia="" w:cs="" w:ascii="0" w:hAnsi="0" w:cstheme="minorBidi" w:eastAsiaTheme="minorEastAsia"/>
+                          <w:color w:val="000000"/>
+                          <w:sz w:val="20"/>
+                          <w:szCs w:val="20"/>
+                          <w:lang w:val="en-US"/>
+                        </w:rPr>
+                        <w:t xml:space="preserve"> job2 </w:t>
+                      </w:r>
+                      <w:r>
+                        <w:rPr>
+                          <w:rFonts w:eastAsia="" w:cs="" w:ascii="0" w:hAnsi="0" w:cstheme="minorBidi" w:eastAsiaTheme="minorEastAsia"/>
+                          <w:bCs/>
+                          <w:color w:val="000080"/>
+                          <w:sz w:val="20"/>
+                          <w:szCs w:val="20"/>
+                          <w:lang w:val="en-US"/>
+                        </w:rPr>
+                        <w:t>=</w:t>
+                      </w:r>
+                      <w:r>
+                        <w:rPr>
+                          <w:rFonts w:eastAsia="" w:cs="" w:ascii="0" w:hAnsi="0" w:cstheme="minorBidi" w:eastAsiaTheme="minorEastAsia"/>
+                          <w:color w:val="000000"/>
+                          <w:sz w:val="20"/>
+                          <w:szCs w:val="20"/>
+                          <w:lang w:val="en-US"/>
+                        </w:rPr>
+                        <w:t xml:space="preserve"> jsch</w:t>
+                      </w:r>
+                      <w:r>
+                        <w:rPr>
+                          <w:rFonts w:eastAsia="" w:cs="" w:ascii="0" w:hAnsi="0" w:cstheme="minorBidi" w:eastAsiaTheme="minorEastAsia"/>
+                          <w:bCs/>
+                          <w:color w:val="000080"/>
+                          <w:sz w:val="20"/>
+                          <w:szCs w:val="20"/>
+                          <w:lang w:val="en-US"/>
+                        </w:rPr>
+                        <w:t>::</w:t>
+                      </w:r>
+                      <w:r>
+                        <w:rPr>
+                          <w:rFonts w:eastAsia="" w:cs="" w:ascii="0" w:hAnsi="0" w:cstheme="minorBidi" w:eastAsiaTheme="minorEastAsia"/>
+                          <w:color w:val="000000"/>
+                          <w:sz w:val="20"/>
+                          <w:szCs w:val="20"/>
+                          <w:lang w:val="en-US"/>
+                        </w:rPr>
+                        <w:t>make_job</w:t>
+                      </w:r>
+                      <w:r>
+                        <w:rPr>
+                          <w:rFonts w:eastAsia="" w:cs="" w:ascii="0" w:hAnsi="0" w:cstheme="minorBidi" w:eastAsiaTheme="minorEastAsia"/>
+                          <w:bCs/>
+                          <w:color w:val="000080"/>
+                          <w:sz w:val="20"/>
+                          <w:szCs w:val="20"/>
+                          <w:lang w:val="en-US"/>
+                        </w:rPr>
+                        <w:t>([=]{...});</w:t>
                       </w:r>
                     </w:p>
                     <w:p>
@@ -7318,57 +7048,435 @@
                       </w:pPr>
                       <w:r>
                         <w:rPr>
-                          <w:rFonts w:eastAsia="" w:cs="" w:ascii="Calibri" w:hAnsi="Calibri" w:asciiTheme="minorHAnsi" w:cstheme="minorBidi" w:eastAsiaTheme="minorEastAsia" w:hAnsiTheme="minorHAnsi"/>
+                          <w:rFonts w:eastAsia="" w:cs="" w:ascii="0" w:hAnsi="0" w:cstheme="minorBidi" w:eastAsiaTheme="minorEastAsia"/>
+                          <w:color w:val="8000FF"/>
+                          <w:sz w:val="20"/>
+                          <w:szCs w:val="20"/>
+                          <w:lang w:val="en-US"/>
+                        </w:rPr>
+                        <w:t>auto</w:t>
+                      </w:r>
+                      <w:r>
+                        <w:rPr>
+                          <w:rFonts w:eastAsia="" w:cs="" w:ascii="0" w:hAnsi="0" w:cstheme="minorBidi" w:eastAsiaTheme="minorEastAsia"/>
                           <w:color w:val="000000"/>
                           <w:sz w:val="20"/>
-                          <w:lang w:val="en-US"/>
-                        </w:rPr>
-                        <w:t>jobScheduler</w:t>
-                      </w:r>
-                      <w:r>
-                        <w:rPr>
-                          <w:rFonts w:eastAsia="" w:cs="" w:ascii="Calibri" w:hAnsi="Calibri" w:asciiTheme="minorHAnsi" w:cstheme="minorBidi" w:eastAsiaTheme="minorEastAsia" w:hAnsiTheme="minorHAnsi"/>
-                          <w:b/>
+                          <w:szCs w:val="20"/>
+                          <w:lang w:val="en-US"/>
+                        </w:rPr>
+                        <w:t xml:space="preserve"> job3 </w:t>
+                      </w:r>
+                      <w:r>
+                        <w:rPr>
+                          <w:rFonts w:eastAsia="" w:cs="" w:ascii="0" w:hAnsi="0" w:cstheme="minorBidi" w:eastAsiaTheme="minorEastAsia"/>
+                          <w:bCs/>
                           <w:color w:val="000080"/>
                           <w:sz w:val="20"/>
+                          <w:szCs w:val="20"/>
+                          <w:lang w:val="en-US"/>
+                        </w:rPr>
+                        <w:t>=</w:t>
+                      </w:r>
+                      <w:r>
+                        <w:rPr>
+                          <w:rFonts w:eastAsia="" w:cs="" w:ascii="0" w:hAnsi="0" w:cstheme="minorBidi" w:eastAsiaTheme="minorEastAsia"/>
+                          <w:color w:val="000000"/>
+                          <w:sz w:val="20"/>
+                          <w:szCs w:val="20"/>
+                          <w:lang w:val="en-US"/>
+                        </w:rPr>
+                        <w:t xml:space="preserve"> jsch</w:t>
+                      </w:r>
+                      <w:r>
+                        <w:rPr>
+                          <w:rFonts w:eastAsia="" w:cs="" w:ascii="0" w:hAnsi="0" w:cstheme="minorBidi" w:eastAsiaTheme="minorEastAsia"/>
+                          <w:bCs/>
+                          <w:color w:val="000080"/>
+                          <w:sz w:val="20"/>
+                          <w:szCs w:val="20"/>
+                          <w:lang w:val="en-US"/>
+                        </w:rPr>
+                        <w:t>::</w:t>
+                      </w:r>
+                      <w:r>
+                        <w:rPr>
+                          <w:rFonts w:eastAsia="" w:cs="" w:ascii="0" w:hAnsi="0" w:cstheme="minorBidi" w:eastAsiaTheme="minorEastAsia"/>
+                          <w:color w:val="000000"/>
+                          <w:sz w:val="20"/>
+                          <w:szCs w:val="20"/>
+                          <w:lang w:val="en-US"/>
+                        </w:rPr>
+                        <w:t>make_job</w:t>
+                      </w:r>
+                      <w:r>
+                        <w:rPr>
+                          <w:rFonts w:eastAsia="" w:cs="" w:ascii="0" w:hAnsi="0" w:cstheme="minorBidi" w:eastAsiaTheme="minorEastAsia"/>
+                          <w:bCs/>
+                          <w:color w:val="000080"/>
+                          <w:sz w:val="20"/>
+                          <w:szCs w:val="20"/>
+                          <w:lang w:val="en-US"/>
+                        </w:rPr>
+                        <w:t>([=]()</w:t>
+                      </w:r>
+                      <w:r>
+                        <w:rPr>
+                          <w:rFonts w:eastAsia="" w:cs="" w:ascii="0" w:hAnsi="0" w:cstheme="minorBidi" w:eastAsiaTheme="minorEastAsia"/>
+                          <w:color w:val="000000"/>
+                          <w:sz w:val="20"/>
+                          <w:szCs w:val="20"/>
+                          <w:lang w:val="en-US"/>
+                        </w:rPr>
+                        <w:t xml:space="preserve"> </w:t>
+                      </w:r>
+                      <w:r>
+                        <w:rPr>
+                          <w:rFonts w:eastAsia="" w:cs="" w:ascii="0" w:hAnsi="0" w:cstheme="minorBidi" w:eastAsiaTheme="minorEastAsia"/>
+                          <w:color w:val="8000FF"/>
+                          <w:sz w:val="20"/>
+                          <w:szCs w:val="20"/>
+                          <w:lang w:val="en-US"/>
+                        </w:rPr>
+                        <w:t>mutable</w:t>
+                      </w:r>
+                      <w:r>
+                        <w:rPr>
+                          <w:rFonts w:eastAsia="" w:cs="" w:ascii="0" w:hAnsi="0" w:cstheme="minorBidi" w:eastAsiaTheme="minorEastAsia"/>
+                          <w:color w:val="000000"/>
+                          <w:sz w:val="20"/>
+                          <w:szCs w:val="20"/>
+                          <w:lang w:val="en-US"/>
+                        </w:rPr>
+                        <w:t xml:space="preserve"> </w:t>
+                      </w:r>
+                      <w:r>
+                        <w:rPr>
+                          <w:rFonts w:eastAsia="" w:cs="" w:ascii="0" w:hAnsi="0" w:cstheme="minorBidi" w:eastAsiaTheme="minorEastAsia"/>
+                          <w:bCs/>
+                          <w:color w:val="000080"/>
+                          <w:sz w:val="20"/>
+                          <w:szCs w:val="20"/>
+                          <w:lang w:val="en-US"/>
+                        </w:rPr>
+                        <w:t>{...});</w:t>
+                      </w:r>
+                    </w:p>
+                    <w:p>
+                      <w:pPr>
+                        <w:pStyle w:val="FrameContents"/>
+                        <w:overflowPunct w:val="true"/>
+                        <w:rPr/>
+                      </w:pPr>
+                      <w:r>
+                        <w:rPr/>
+                      </w:r>
+                    </w:p>
+                    <w:p>
+                      <w:pPr>
+                        <w:pStyle w:val="FrameContents"/>
+                        <w:overflowPunct w:val="true"/>
+                        <w:rPr/>
+                      </w:pPr>
+                      <w:r>
+                        <w:rPr>
+                          <w:rFonts w:eastAsia="" w:cs="" w:ascii="0" w:hAnsi="0" w:cstheme="minorBidi" w:eastAsiaTheme="minorEastAsia"/>
+                          <w:color w:val="000000"/>
+                          <w:sz w:val="20"/>
+                          <w:szCs w:val="20"/>
+                          <w:lang w:val="en-US"/>
+                        </w:rPr>
+                        <w:t>JobSequence</w:t>
+                      </w:r>
+                      <w:r>
+                        <w:rPr>
+                          <w:rFonts w:eastAsia="" w:cs="" w:ascii="0" w:hAnsi="0" w:cstheme="minorBidi" w:eastAsiaTheme="minorEastAsia"/>
+                          <w:bCs/>
+                          <w:color w:val="000080"/>
+                          <w:sz w:val="20"/>
+                          <w:szCs w:val="20"/>
+                          <w:lang w:val="en-US"/>
+                        </w:rPr>
+                        <w:t>*</w:t>
+                      </w:r>
+                      <w:r>
+                        <w:rPr>
+                          <w:rFonts w:eastAsia="" w:cs="" w:ascii="0" w:hAnsi="0" w:cstheme="minorBidi" w:eastAsiaTheme="minorEastAsia"/>
+                          <w:color w:val="000000"/>
+                          <w:sz w:val="20"/>
+                          <w:szCs w:val="20"/>
+                          <w:lang w:val="en-US"/>
+                        </w:rPr>
+                        <w:t xml:space="preserve"> jobSequence </w:t>
+                      </w:r>
+                      <w:r>
+                        <w:rPr>
+                          <w:rFonts w:eastAsia="" w:cs="" w:ascii="0" w:hAnsi="0" w:cstheme="minorBidi" w:eastAsiaTheme="minorEastAsia"/>
+                          <w:bCs/>
+                          <w:color w:val="000080"/>
+                          <w:sz w:val="20"/>
+                          <w:szCs w:val="20"/>
+                          <w:lang w:val="en-US"/>
+                        </w:rPr>
+                        <w:t>=</w:t>
+                      </w:r>
+                      <w:r>
+                        <w:rPr>
+                          <w:rFonts w:eastAsia="" w:cs="" w:ascii="0" w:hAnsi="0" w:cstheme="minorBidi" w:eastAsiaTheme="minorEastAsia"/>
+                          <w:color w:val="000000"/>
+                          <w:sz w:val="20"/>
+                          <w:szCs w:val="20"/>
+                          <w:lang w:val="en-US"/>
+                        </w:rPr>
+                        <w:t xml:space="preserve"> jobScheduler</w:t>
+                      </w:r>
+                      <w:r>
+                        <w:rPr>
+                          <w:rFonts w:eastAsia="" w:cs="" w:ascii="0" w:hAnsi="0" w:cstheme="minorBidi" w:eastAsiaTheme="minorEastAsia"/>
+                          <w:bCs/>
+                          <w:color w:val="000080"/>
+                          <w:sz w:val="20"/>
+                          <w:szCs w:val="20"/>
                           <w:lang w:val="en-US"/>
                         </w:rPr>
                         <w:t>.</w:t>
                       </w:r>
                       <w:r>
                         <w:rPr>
-                          <w:rFonts w:eastAsia="" w:cs="" w:ascii="Calibri" w:hAnsi="Calibri" w:asciiTheme="minorHAnsi" w:cstheme="minorBidi" w:eastAsiaTheme="minorEastAsia" w:hAnsiTheme="minorHAnsi"/>
+                          <w:rFonts w:eastAsia="" w:cs="" w:ascii="0" w:hAnsi="0" w:cstheme="minorBidi" w:eastAsiaTheme="minorEastAsia"/>
                           <w:color w:val="000000"/>
                           <w:sz w:val="20"/>
-                          <w:lang w:val="en-US"/>
-                        </w:rPr>
-                        <w:t>submitJob</w:t>
-                      </w:r>
-                      <w:r>
-                        <w:rPr>
-                          <w:rFonts w:eastAsia="" w:cs="" w:ascii="Calibri" w:hAnsi="Calibri" w:asciiTheme="minorHAnsi" w:cstheme="minorBidi" w:eastAsiaTheme="minorEastAsia" w:hAnsiTheme="minorHAnsi"/>
-                          <w:b/>
+                          <w:szCs w:val="20"/>
+                          <w:lang w:val="en-US"/>
+                        </w:rPr>
+                        <w:t>make_job_sequence</w:t>
+                      </w:r>
+                      <w:r>
+                        <w:rPr>
+                          <w:rFonts w:eastAsia="" w:cs="" w:ascii="0" w:hAnsi="0" w:cstheme="minorBidi" w:eastAsiaTheme="minorEastAsia"/>
+                          <w:bCs/>
                           <w:color w:val="000080"/>
                           <w:sz w:val="20"/>
+                          <w:szCs w:val="20"/>
+                          <w:lang w:val="en-US"/>
+                        </w:rPr>
+                        <w:t>();</w:t>
+                      </w:r>
+                    </w:p>
+                    <w:p>
+                      <w:pPr>
+                        <w:pStyle w:val="FrameContents"/>
+                        <w:overflowPunct w:val="true"/>
+                        <w:rPr/>
+                      </w:pPr>
+                      <w:r>
+                        <w:rPr/>
+                      </w:r>
+                    </w:p>
+                    <w:p>
+                      <w:pPr>
+                        <w:pStyle w:val="FrameContents"/>
+                        <w:overflowPunct w:val="true"/>
+                        <w:rPr/>
+                      </w:pPr>
+                      <w:r>
+                        <w:rPr>
+                          <w:rFonts w:eastAsia="" w:cs="" w:ascii="0" w:hAnsi="0" w:cstheme="minorBidi" w:eastAsiaTheme="minorEastAsia"/>
+                          <w:color w:val="000000"/>
+                          <w:sz w:val="20"/>
+                          <w:szCs w:val="20"/>
+                          <w:lang w:val="en-US"/>
+                        </w:rPr>
+                        <w:t>jobSequence</w:t>
+                      </w:r>
+                      <w:r>
+                        <w:rPr>
+                          <w:rFonts w:eastAsia="" w:cs="" w:ascii="0" w:hAnsi="0" w:cstheme="minorBidi" w:eastAsiaTheme="minorEastAsia"/>
+                          <w:bCs/>
+                          <w:color w:val="000080"/>
+                          <w:sz w:val="20"/>
+                          <w:szCs w:val="20"/>
+                          <w:lang w:val="en-US"/>
+                        </w:rPr>
+                        <w:t>.</w:t>
+                      </w:r>
+                      <w:r>
+                        <w:rPr>
+                          <w:rFonts w:eastAsia="" w:cs="" w:ascii="0" w:hAnsi="0" w:cstheme="minorBidi" w:eastAsiaTheme="minorEastAsia"/>
+                          <w:color w:val="000000"/>
+                          <w:sz w:val="20"/>
+                          <w:szCs w:val="20"/>
+                          <w:lang w:val="en-US"/>
+                        </w:rPr>
+                        <w:t>then</w:t>
+                      </w:r>
+                      <w:r>
+                        <w:rPr>
+                          <w:rFonts w:eastAsia="" w:cs="" w:ascii="0" w:hAnsi="0" w:cstheme="minorBidi" w:eastAsiaTheme="minorEastAsia"/>
+                          <w:bCs/>
+                          <w:color w:val="000080"/>
+                          <w:sz w:val="20"/>
+                          <w:szCs w:val="20"/>
                           <w:lang w:val="en-US"/>
                         </w:rPr>
                         <w:t>(</w:t>
                       </w:r>
                       <w:r>
                         <w:rPr>
-                          <w:rFonts w:eastAsia="" w:cs="" w:ascii="Calibri" w:hAnsi="Calibri" w:asciiTheme="minorHAnsi" w:cstheme="minorBidi" w:eastAsiaTheme="minorEastAsia" w:hAnsiTheme="minorHAnsi"/>
+                          <w:rFonts w:eastAsia="" w:cs="" w:ascii="0" w:hAnsi="0" w:cstheme="minorBidi" w:eastAsiaTheme="minorEastAsia"/>
                           <w:color w:val="000000"/>
                           <w:sz w:val="20"/>
+                          <w:szCs w:val="20"/>
+                          <w:lang w:val="en-US"/>
+                        </w:rPr>
+                        <w:t>job1</w:t>
+                      </w:r>
+                      <w:r>
+                        <w:rPr>
+                          <w:rFonts w:eastAsia="" w:cs="" w:ascii="0" w:hAnsi="0" w:cstheme="minorBidi" w:eastAsiaTheme="minorEastAsia"/>
+                          <w:bCs/>
+                          <w:color w:val="000080"/>
+                          <w:sz w:val="20"/>
+                          <w:szCs w:val="20"/>
+                          <w:lang w:val="en-US"/>
+                        </w:rPr>
+                        <w:t>);</w:t>
+                      </w:r>
+                    </w:p>
+                    <w:p>
+                      <w:pPr>
+                        <w:pStyle w:val="FrameContents"/>
+                        <w:overflowPunct w:val="true"/>
+                        <w:rPr/>
+                      </w:pPr>
+                      <w:r>
+                        <w:rPr>
+                          <w:rFonts w:eastAsia="" w:cs="" w:ascii="0" w:hAnsi="0" w:cstheme="minorBidi" w:eastAsiaTheme="minorEastAsia"/>
+                          <w:color w:val="000000"/>
+                          <w:sz w:val="20"/>
+                          <w:szCs w:val="20"/>
                           <w:lang w:val="en-US"/>
                         </w:rPr>
                         <w:t>jobSequence</w:t>
                       </w:r>
                       <w:r>
                         <w:rPr>
-                          <w:rFonts w:eastAsia="" w:cs="" w:ascii="Calibri" w:hAnsi="Calibri" w:asciiTheme="minorHAnsi" w:cstheme="minorBidi" w:eastAsiaTheme="minorEastAsia" w:hAnsiTheme="minorHAnsi"/>
-                          <w:b/>
+                          <w:rFonts w:eastAsia="" w:cs="" w:ascii="0" w:hAnsi="0" w:cstheme="minorBidi" w:eastAsiaTheme="minorEastAsia"/>
+                          <w:bCs/>
                           <w:color w:val="000080"/>
                           <w:sz w:val="20"/>
+                          <w:szCs w:val="20"/>
+                          <w:lang w:val="en-US"/>
+                        </w:rPr>
+                        <w:t>.</w:t>
+                      </w:r>
+                      <w:r>
+                        <w:rPr>
+                          <w:rFonts w:eastAsia="" w:cs="" w:ascii="0" w:hAnsi="0" w:cstheme="minorBidi" w:eastAsiaTheme="minorEastAsia"/>
+                          <w:color w:val="000000"/>
+                          <w:sz w:val="20"/>
+                          <w:szCs w:val="20"/>
+                          <w:lang w:val="en-US"/>
+                        </w:rPr>
+                        <w:t>then</w:t>
+                      </w:r>
+                      <w:r>
+                        <w:rPr>
+                          <w:rFonts w:eastAsia="" w:cs="" w:ascii="0" w:hAnsi="0" w:cstheme="minorBidi" w:eastAsiaTheme="minorEastAsia"/>
+                          <w:bCs/>
+                          <w:color w:val="000080"/>
+                          <w:sz w:val="20"/>
+                          <w:szCs w:val="20"/>
+                          <w:lang w:val="en-US"/>
+                        </w:rPr>
+                        <w:t>(</w:t>
+                      </w:r>
+                      <w:r>
+                        <w:rPr>
+                          <w:rFonts w:eastAsia="" w:cs="" w:ascii="0" w:hAnsi="0" w:cstheme="minorBidi" w:eastAsiaTheme="minorEastAsia"/>
+                          <w:color w:val="000000"/>
+                          <w:sz w:val="20"/>
+                          <w:szCs w:val="20"/>
+                          <w:lang w:val="en-US"/>
+                        </w:rPr>
+                        <w:t>job2</w:t>
+                      </w:r>
+                      <w:r>
+                        <w:rPr>
+                          <w:rFonts w:eastAsia="" w:cs="" w:ascii="0" w:hAnsi="0" w:cstheme="minorBidi" w:eastAsiaTheme="minorEastAsia"/>
+                          <w:bCs/>
+                          <w:color w:val="000080"/>
+                          <w:sz w:val="20"/>
+                          <w:szCs w:val="20"/>
+                          <w:lang w:val="en-US"/>
+                        </w:rPr>
+                        <w:t>);</w:t>
+                      </w:r>
+                    </w:p>
+                    <w:p>
+                      <w:pPr>
+                        <w:pStyle w:val="FrameContents"/>
+                        <w:overflowPunct w:val="true"/>
+                        <w:rPr/>
+                      </w:pPr>
+                      <w:r>
+                        <w:rPr>
+                          <w:rFonts w:eastAsia="" w:cs="" w:ascii="0" w:hAnsi="0" w:cstheme="minorBidi" w:eastAsiaTheme="minorEastAsia"/>
+                          <w:color w:val="000000"/>
+                          <w:sz w:val="20"/>
+                          <w:szCs w:val="20"/>
+                          <w:lang w:val="en-US"/>
+                        </w:rPr>
+                        <w:t>jobSequence</w:t>
+                      </w:r>
+                      <w:r>
+                        <w:rPr>
+                          <w:rFonts w:eastAsia="" w:cs="" w:ascii="0" w:hAnsi="0" w:cstheme="minorBidi" w:eastAsiaTheme="minorEastAsia"/>
+                          <w:bCs/>
+                          <w:color w:val="000080"/>
+                          <w:sz w:val="20"/>
+                          <w:szCs w:val="20"/>
+                          <w:lang w:val="en-US"/>
+                        </w:rPr>
+                        <w:t>.</w:t>
+                      </w:r>
+                      <w:r>
+                        <w:rPr>
+                          <w:rFonts w:eastAsia="" w:cs="" w:ascii="0" w:hAnsi="0" w:cstheme="minorBidi" w:eastAsiaTheme="minorEastAsia"/>
+                          <w:color w:val="000000"/>
+                          <w:sz w:val="20"/>
+                          <w:szCs w:val="20"/>
+                          <w:lang w:val="en-US"/>
+                        </w:rPr>
+                        <w:t>then</w:t>
+                      </w:r>
+                      <w:r>
+                        <w:rPr>
+                          <w:rFonts w:eastAsia="" w:cs="" w:ascii="0" w:hAnsi="0" w:cstheme="minorBidi" w:eastAsiaTheme="minorEastAsia"/>
+                          <w:bCs/>
+                          <w:color w:val="000080"/>
+                          <w:sz w:val="20"/>
+                          <w:szCs w:val="20"/>
+                          <w:lang w:val="en-US"/>
+                        </w:rPr>
+                        <w:t>(</w:t>
+                      </w:r>
+                      <w:r>
+                        <w:rPr>
+                          <w:rFonts w:eastAsia="" w:cs="" w:ascii="0" w:hAnsi="0" w:cstheme="minorBidi" w:eastAsiaTheme="minorEastAsia"/>
+                          <w:color w:val="000000"/>
+                          <w:sz w:val="20"/>
+                          <w:szCs w:val="20"/>
+                          <w:lang w:val="en-US"/>
+                        </w:rPr>
+                        <w:t>job3</w:t>
+                      </w:r>
+                      <w:r>
+                        <w:rPr>
+                          <w:rFonts w:eastAsia="" w:cs="" w:ascii="0" w:hAnsi="0" w:cstheme="minorBidi" w:eastAsiaTheme="minorEastAsia"/>
+                          <w:bCs/>
+                          <w:color w:val="000080"/>
+                          <w:sz w:val="20"/>
+                          <w:szCs w:val="20"/>
                           <w:lang w:val="en-US"/>
                         </w:rPr>
                         <w:t>);</w:t>
@@ -7376,7 +7484,6 @@
                     </w:p>
                   </w:txbxContent>
                 </v:textbox>
-                <w10:wrap type="topAndBottom"/>
               </v:rect>
             </w:pict>
           </mc:Fallback>
@@ -7405,6 +7512,23 @@
         <w:pStyle w:val="Normal"/>
         <w:bidi w:val="0"/>
         <w:rPr>
+          <w:b/>
+          <w:b/>
+          <w:bCs/>
+        </w:rPr>
+      </w:pPr>
+      <w:r>
+        <w:rPr>
+          <w:b/>
+          <w:bCs/>
+        </w:rPr>
+      </w:r>
+    </w:p>
+    <w:p>
+      <w:pPr>
+        <w:pStyle w:val="Normal"/>
+        <w:bidi w:val="0"/>
+        <w:rPr>
           <w:b w:val="false"/>
           <w:b w:val="false"/>
           <w:bCs w:val="false"/>
@@ -7464,7 +7588,1869 @@
           <w:b w:val="false"/>
           <w:bCs w:val="false"/>
         </w:rPr>
-        <w:t>Όλα αυτά τα είδη εργασιών μπορούν να συνδυαστούν μεταξύ τους για πιο σύνθετες σειρές εκτέλεσης εργασιών.</w:t>
+        <mc:AlternateContent>
+          <mc:Choice Requires="wps">
+            <w:drawing>
+              <wp:anchor behindDoc="0" distT="0" distB="0" distL="0" distR="0" simplePos="0" locked="0" layoutInCell="1" allowOverlap="1" relativeHeight="4">
+                <wp:simplePos x="0" y="0"/>
+                <wp:positionH relativeFrom="column">
+                  <wp:posOffset>-57150</wp:posOffset>
+                </wp:positionH>
+                <wp:positionV relativeFrom="paragraph">
+                  <wp:posOffset>133985</wp:posOffset>
+                </wp:positionV>
+                <wp:extent cx="6010275" cy="3001645"/>
+                <wp:effectExtent l="0" t="0" r="0" b="0"/>
+                <wp:wrapTopAndBottom/>
+                <wp:docPr id="11" name="Shape2_0"/>
+                <a:graphic xmlns:a="http://schemas.openxmlformats.org/drawingml/2006/main">
+                  <a:graphicData uri="http://schemas.microsoft.com/office/word/2010/wordprocessingShape">
+                    <wps:wsp>
+                      <wps:cNvSpPr/>
+                      <wps:spPr>
+                        <a:xfrm>
+                          <a:off x="0" y="0"/>
+                          <a:ext cx="6009480" cy="3000960"/>
+                        </a:xfrm>
+                        <a:prstGeom prst="rect">
+                          <a:avLst/>
+                        </a:prstGeom>
+                        <a:solidFill>
+                          <a:srgbClr val="dddddd"/>
+                        </a:solidFill>
+                        <a:ln>
+                          <a:noFill/>
+                        </a:ln>
+                      </wps:spPr>
+                      <wps:style>
+                        <a:lnRef idx="0"/>
+                        <a:fillRef idx="0"/>
+                        <a:effectRef idx="0"/>
+                        <a:fontRef idx="minor"/>
+                      </wps:style>
+                      <wps:txbx>
+                        <w:txbxContent>
+                          <w:p>
+                            <w:pPr>
+                              <w:pStyle w:val="FrameContents"/>
+                              <w:overflowPunct w:val="true"/>
+                              <w:rPr/>
+                            </w:pPr>
+                            <w:r>
+                              <w:rPr>
+                                <w:rFonts w:eastAsia="" w:cs="" w:ascii="0" w:hAnsi="0" w:cstheme="minorBidi" w:eastAsiaTheme="minorEastAsia"/>
+                                <w:bCs/>
+                                <w:color w:val="804000"/>
+                                <w:sz w:val="20"/>
+                                <w:szCs w:val="20"/>
+                                <w:lang w:val="en-US"/>
+                              </w:rPr>
+                              <w:t>#include "jsch.hpp"</w:t>
+                            </w:r>
+                          </w:p>
+                          <w:p>
+                            <w:pPr>
+                              <w:pStyle w:val="FrameContents"/>
+                              <w:overflowPunct w:val="true"/>
+                              <w:rPr/>
+                            </w:pPr>
+                            <w:r>
+                              <w:rPr/>
+                            </w:r>
+                          </w:p>
+                          <w:p>
+                            <w:pPr>
+                              <w:pStyle w:val="FrameContents"/>
+                              <w:overflowPunct w:val="true"/>
+                              <w:rPr/>
+                            </w:pPr>
+                            <w:r>
+                              <w:rPr>
+                                <w:rFonts w:eastAsia="" w:cs="" w:ascii="0" w:hAnsi="0" w:cstheme="minorBidi" w:eastAsiaTheme="minorEastAsia"/>
+                                <w:color w:val="000000"/>
+                                <w:sz w:val="20"/>
+                                <w:szCs w:val="20"/>
+                                <w:lang w:val="en-US"/>
+                              </w:rPr>
+                              <w:t>JobScheduler jobScheduler</w:t>
+                            </w:r>
+                            <w:r>
+                              <w:rPr>
+                                <w:rFonts w:eastAsia="" w:cs="" w:ascii="0" w:hAnsi="0" w:cstheme="minorBidi" w:eastAsiaTheme="minorEastAsia"/>
+                                <w:bCs/>
+                                <w:color w:val="000080"/>
+                                <w:sz w:val="20"/>
+                                <w:szCs w:val="20"/>
+                                <w:lang w:val="en-US"/>
+                              </w:rPr>
+                              <w:t>(</w:t>
+                            </w:r>
+                            <w:r>
+                              <w:rPr>
+                                <w:rFonts w:eastAsia="" w:cs="" w:ascii="0" w:hAnsi="0" w:cstheme="minorBidi" w:eastAsiaTheme="minorEastAsia"/>
+                                <w:color w:val="FF8000"/>
+                                <w:sz w:val="20"/>
+                                <w:szCs w:val="20"/>
+                                <w:lang w:val="en-US"/>
+                              </w:rPr>
+                              <w:t>10</w:t>
+                            </w:r>
+                            <w:r>
+                              <w:rPr>
+                                <w:rFonts w:eastAsia="" w:cs="" w:ascii="0" w:hAnsi="0" w:cstheme="minorBidi" w:eastAsiaTheme="minorEastAsia"/>
+                                <w:bCs/>
+                                <w:color w:val="000080"/>
+                                <w:sz w:val="20"/>
+                                <w:szCs w:val="20"/>
+                                <w:lang w:val="en-US"/>
+                              </w:rPr>
+                              <w:t>);</w:t>
+                            </w:r>
+                          </w:p>
+                          <w:p>
+                            <w:pPr>
+                              <w:pStyle w:val="FrameContents"/>
+                              <w:overflowPunct w:val="true"/>
+                              <w:rPr/>
+                            </w:pPr>
+                            <w:r>
+                              <w:rPr/>
+                            </w:r>
+                          </w:p>
+                          <w:p>
+                            <w:pPr>
+                              <w:pStyle w:val="FrameContents"/>
+                              <w:overflowPunct w:val="true"/>
+                              <w:rPr/>
+                            </w:pPr>
+                            <w:r>
+                              <w:rPr>
+                                <w:rFonts w:eastAsia="" w:cs="" w:ascii="0" w:hAnsi="0" w:cstheme="minorBidi" w:eastAsiaTheme="minorEastAsia"/>
+                                <w:color w:val="000000"/>
+                                <w:sz w:val="20"/>
+                                <w:szCs w:val="20"/>
+                                <w:lang w:val="en-US"/>
+                              </w:rPr>
+                              <w:t>JobPlan</w:t>
+                            </w:r>
+                            <w:r>
+                              <w:rPr>
+                                <w:rFonts w:eastAsia="" w:cs="" w:ascii="0" w:hAnsi="0" w:cstheme="minorBidi" w:eastAsiaTheme="minorEastAsia"/>
+                                <w:bCs/>
+                                <w:color w:val="000080"/>
+                                <w:sz w:val="20"/>
+                                <w:szCs w:val="20"/>
+                                <w:lang w:val="en-US"/>
+                              </w:rPr>
+                              <w:t>*</w:t>
+                            </w:r>
+                            <w:r>
+                              <w:rPr>
+                                <w:rFonts w:eastAsia="" w:cs="" w:ascii="0" w:hAnsi="0" w:cstheme="minorBidi" w:eastAsiaTheme="minorEastAsia"/>
+                                <w:color w:val="000000"/>
+                                <w:sz w:val="20"/>
+                                <w:szCs w:val="20"/>
+                                <w:lang w:val="en-US"/>
+                              </w:rPr>
+                              <w:t xml:space="preserve"> jobPlan </w:t>
+                            </w:r>
+                            <w:r>
+                              <w:rPr>
+                                <w:rFonts w:eastAsia="" w:cs="" w:ascii="0" w:hAnsi="0" w:cstheme="minorBidi" w:eastAsiaTheme="minorEastAsia"/>
+                                <w:bCs/>
+                                <w:color w:val="000080"/>
+                                <w:sz w:val="20"/>
+                                <w:szCs w:val="20"/>
+                                <w:lang w:val="en-US"/>
+                              </w:rPr>
+                              <w:t>=</w:t>
+                            </w:r>
+                            <w:r>
+                              <w:rPr>
+                                <w:rFonts w:eastAsia="" w:cs="" w:ascii="0" w:hAnsi="0" w:cstheme="minorBidi" w:eastAsiaTheme="minorEastAsia"/>
+                                <w:color w:val="000000"/>
+                                <w:sz w:val="20"/>
+                                <w:szCs w:val="20"/>
+                                <w:lang w:val="en-US"/>
+                              </w:rPr>
+                              <w:t xml:space="preserve"> jobScheduler</w:t>
+                            </w:r>
+                            <w:r>
+                              <w:rPr>
+                                <w:rFonts w:eastAsia="" w:cs="" w:ascii="0" w:hAnsi="0" w:cstheme="minorBidi" w:eastAsiaTheme="minorEastAsia"/>
+                                <w:bCs/>
+                                <w:color w:val="000080"/>
+                                <w:sz w:val="20"/>
+                                <w:szCs w:val="20"/>
+                                <w:lang w:val="en-US"/>
+                              </w:rPr>
+                              <w:t>.</w:t>
+                            </w:r>
+                            <w:r>
+                              <w:rPr>
+                                <w:rFonts w:eastAsia="" w:cs="" w:ascii="0" w:hAnsi="0" w:cstheme="minorBidi" w:eastAsiaTheme="minorEastAsia"/>
+                                <w:color w:val="000000"/>
+                                <w:sz w:val="20"/>
+                                <w:szCs w:val="20"/>
+                                <w:lang w:val="en-US"/>
+                              </w:rPr>
+                              <w:t>makeJobPlan</w:t>
+                            </w:r>
+                            <w:r>
+                              <w:rPr>
+                                <w:rFonts w:eastAsia="" w:cs="" w:ascii="0" w:hAnsi="0" w:cstheme="minorBidi" w:eastAsiaTheme="minorEastAsia"/>
+                                <w:bCs/>
+                                <w:color w:val="000080"/>
+                                <w:sz w:val="20"/>
+                                <w:szCs w:val="20"/>
+                                <w:lang w:val="en-US"/>
+                              </w:rPr>
+                              <w:t>();</w:t>
+                            </w:r>
+                          </w:p>
+                          <w:p>
+                            <w:pPr>
+                              <w:pStyle w:val="FrameContents"/>
+                              <w:overflowPunct w:val="true"/>
+                              <w:rPr/>
+                            </w:pPr>
+                            <w:r>
+                              <w:rPr/>
+                            </w:r>
+                          </w:p>
+                          <w:p>
+                            <w:pPr>
+                              <w:pStyle w:val="FrameContents"/>
+                              <w:overflowPunct w:val="true"/>
+                              <w:rPr/>
+                            </w:pPr>
+                            <w:r>
+                              <w:rPr>
+                                <w:rFonts w:eastAsia="" w:cs="" w:ascii="0" w:hAnsi="0" w:cstheme="minorBidi" w:eastAsiaTheme="minorEastAsia"/>
+                                <w:color w:val="8000FF"/>
+                                <w:sz w:val="20"/>
+                                <w:szCs w:val="20"/>
+                                <w:lang w:val="en-US"/>
+                              </w:rPr>
+                              <w:t>auto</w:t>
+                            </w:r>
+                            <w:r>
+                              <w:rPr>
+                                <w:rFonts w:eastAsia="" w:cs="" w:ascii="0" w:hAnsi="0" w:cstheme="minorBidi" w:eastAsiaTheme="minorEastAsia"/>
+                                <w:color w:val="000000"/>
+                                <w:sz w:val="20"/>
+                                <w:szCs w:val="20"/>
+                                <w:lang w:val="en-US"/>
+                              </w:rPr>
+                              <w:t xml:space="preserve"> req1 </w:t>
+                            </w:r>
+                            <w:r>
+                              <w:rPr>
+                                <w:rFonts w:eastAsia="" w:cs="" w:ascii="0" w:hAnsi="0" w:cstheme="minorBidi" w:eastAsiaTheme="minorEastAsia"/>
+                                <w:bCs/>
+                                <w:color w:val="000080"/>
+                                <w:sz w:val="20"/>
+                                <w:szCs w:val="20"/>
+                                <w:lang w:val="en-US"/>
+                              </w:rPr>
+                              <w:t>=</w:t>
+                            </w:r>
+                            <w:r>
+                              <w:rPr>
+                                <w:rFonts w:eastAsia="" w:cs="" w:ascii="0" w:hAnsi="0" w:cstheme="minorBidi" w:eastAsiaTheme="minorEastAsia"/>
+                                <w:color w:val="000000"/>
+                                <w:sz w:val="20"/>
+                                <w:szCs w:val="20"/>
+                                <w:lang w:val="en-US"/>
+                              </w:rPr>
+                              <w:t xml:space="preserve"> jsch</w:t>
+                            </w:r>
+                            <w:r>
+                              <w:rPr>
+                                <w:rFonts w:eastAsia="" w:cs="" w:ascii="0" w:hAnsi="0" w:cstheme="minorBidi" w:eastAsiaTheme="minorEastAsia"/>
+                                <w:bCs/>
+                                <w:color w:val="000080"/>
+                                <w:sz w:val="20"/>
+                                <w:szCs w:val="20"/>
+                                <w:lang w:val="en-US"/>
+                              </w:rPr>
+                              <w:t>::</w:t>
+                            </w:r>
+                            <w:r>
+                              <w:rPr>
+                                <w:rFonts w:eastAsia="" w:cs="" w:ascii="0" w:hAnsi="0" w:cstheme="minorBidi" w:eastAsiaTheme="minorEastAsia"/>
+                                <w:color w:val="000000"/>
+                                <w:sz w:val="20"/>
+                                <w:szCs w:val="20"/>
+                                <w:lang w:val="en-US"/>
+                              </w:rPr>
+                              <w:t>make_job</w:t>
+                            </w:r>
+                            <w:r>
+                              <w:rPr>
+                                <w:rFonts w:eastAsia="" w:cs="" w:ascii="0" w:hAnsi="0" w:cstheme="minorBidi" w:eastAsiaTheme="minorEastAsia"/>
+                                <w:bCs/>
+                                <w:color w:val="000080"/>
+                                <w:sz w:val="20"/>
+                                <w:szCs w:val="20"/>
+                                <w:lang w:val="en-US"/>
+                              </w:rPr>
+                              <w:t>([&amp;]{...});</w:t>
+                            </w:r>
+                          </w:p>
+                          <w:p>
+                            <w:pPr>
+                              <w:pStyle w:val="FrameContents"/>
+                              <w:overflowPunct w:val="true"/>
+                              <w:rPr/>
+                            </w:pPr>
+                            <w:r>
+                              <w:rPr>
+                                <w:rFonts w:eastAsia="" w:cs="" w:ascii="0" w:hAnsi="0" w:cstheme="minorBidi" w:eastAsiaTheme="minorEastAsia"/>
+                                <w:color w:val="8000FF"/>
+                                <w:sz w:val="20"/>
+                                <w:szCs w:val="20"/>
+                                <w:lang w:val="en-US"/>
+                              </w:rPr>
+                              <w:t>auto</w:t>
+                            </w:r>
+                            <w:r>
+                              <w:rPr>
+                                <w:rFonts w:eastAsia="" w:cs="" w:ascii="0" w:hAnsi="0" w:cstheme="minorBidi" w:eastAsiaTheme="minorEastAsia"/>
+                                <w:color w:val="000000"/>
+                                <w:sz w:val="20"/>
+                                <w:szCs w:val="20"/>
+                                <w:lang w:val="en-US"/>
+                              </w:rPr>
+                              <w:t xml:space="preserve"> req2 </w:t>
+                            </w:r>
+                            <w:r>
+                              <w:rPr>
+                                <w:rFonts w:eastAsia="" w:cs="" w:ascii="0" w:hAnsi="0" w:cstheme="minorBidi" w:eastAsiaTheme="minorEastAsia"/>
+                                <w:bCs/>
+                                <w:color w:val="000080"/>
+                                <w:sz w:val="20"/>
+                                <w:szCs w:val="20"/>
+                                <w:lang w:val="en-US"/>
+                              </w:rPr>
+                              <w:t>=</w:t>
+                            </w:r>
+                            <w:r>
+                              <w:rPr>
+                                <w:rFonts w:eastAsia="" w:cs="" w:ascii="0" w:hAnsi="0" w:cstheme="minorBidi" w:eastAsiaTheme="minorEastAsia"/>
+                                <w:color w:val="000000"/>
+                                <w:sz w:val="20"/>
+                                <w:szCs w:val="20"/>
+                                <w:lang w:val="en-US"/>
+                              </w:rPr>
+                              <w:t xml:space="preserve"> jsch</w:t>
+                            </w:r>
+                            <w:r>
+                              <w:rPr>
+                                <w:rFonts w:eastAsia="" w:cs="" w:ascii="0" w:hAnsi="0" w:cstheme="minorBidi" w:eastAsiaTheme="minorEastAsia"/>
+                                <w:bCs/>
+                                <w:color w:val="000080"/>
+                                <w:sz w:val="20"/>
+                                <w:szCs w:val="20"/>
+                                <w:lang w:val="en-US"/>
+                              </w:rPr>
+                              <w:t>::</w:t>
+                            </w:r>
+                            <w:r>
+                              <w:rPr>
+                                <w:rFonts w:eastAsia="" w:cs="" w:ascii="0" w:hAnsi="0" w:cstheme="minorBidi" w:eastAsiaTheme="minorEastAsia"/>
+                                <w:color w:val="000000"/>
+                                <w:sz w:val="20"/>
+                                <w:szCs w:val="20"/>
+                                <w:lang w:val="en-US"/>
+                              </w:rPr>
+                              <w:t>make_job</w:t>
+                            </w:r>
+                            <w:r>
+                              <w:rPr>
+                                <w:rFonts w:eastAsia="" w:cs="" w:ascii="0" w:hAnsi="0" w:cstheme="minorBidi" w:eastAsiaTheme="minorEastAsia"/>
+                                <w:bCs/>
+                                <w:color w:val="000080"/>
+                                <w:sz w:val="20"/>
+                                <w:szCs w:val="20"/>
+                                <w:lang w:val="en-US"/>
+                              </w:rPr>
+                              <w:t>([&amp;]{...});</w:t>
+                            </w:r>
+                          </w:p>
+                          <w:p>
+                            <w:pPr>
+                              <w:pStyle w:val="FrameContents"/>
+                              <w:overflowPunct w:val="true"/>
+                              <w:rPr/>
+                            </w:pPr>
+                            <w:r>
+                              <w:rPr/>
+                            </w:r>
+                          </w:p>
+                          <w:p>
+                            <w:pPr>
+                              <w:pStyle w:val="FrameContents"/>
+                              <w:overflowPunct w:val="true"/>
+                              <w:rPr/>
+                            </w:pPr>
+                            <w:r>
+                              <w:rPr>
+                                <w:rFonts w:eastAsia="" w:cs="" w:ascii="0" w:hAnsi="0" w:cstheme="minorBidi" w:eastAsiaTheme="minorEastAsia"/>
+                                <w:color w:val="000000"/>
+                                <w:sz w:val="20"/>
+                                <w:szCs w:val="20"/>
+                                <w:lang w:val="en-US"/>
+                              </w:rPr>
+                              <w:t>jobPlan</w:t>
+                            </w:r>
+                            <w:r>
+                              <w:rPr>
+                                <w:rFonts w:eastAsia="" w:cs="" w:ascii="0" w:hAnsi="0" w:cstheme="minorBidi" w:eastAsiaTheme="minorEastAsia"/>
+                                <w:bCs/>
+                                <w:color w:val="000080"/>
+                                <w:sz w:val="20"/>
+                                <w:szCs w:val="20"/>
+                                <w:lang w:val="en-US"/>
+                              </w:rPr>
+                              <w:t>.</w:t>
+                            </w:r>
+                            <w:r>
+                              <w:rPr>
+                                <w:rFonts w:eastAsia="" w:cs="" w:ascii="0" w:hAnsi="0" w:cstheme="minorBidi" w:eastAsiaTheme="minorEastAsia"/>
+                                <w:color w:val="000000"/>
+                                <w:sz w:val="20"/>
+                                <w:szCs w:val="20"/>
+                                <w:lang w:val="en-US"/>
+                              </w:rPr>
+                              <w:t>addRequiredJob</w:t>
+                            </w:r>
+                            <w:r>
+                              <w:rPr>
+                                <w:rFonts w:eastAsia="" w:cs="" w:ascii="0" w:hAnsi="0" w:cstheme="minorBidi" w:eastAsiaTheme="minorEastAsia"/>
+                                <w:bCs/>
+                                <w:color w:val="000080"/>
+                                <w:sz w:val="20"/>
+                                <w:szCs w:val="20"/>
+                                <w:lang w:val="en-US"/>
+                              </w:rPr>
+                              <w:t>(</w:t>
+                            </w:r>
+                            <w:r>
+                              <w:rPr>
+                                <w:rFonts w:eastAsia="" w:cs="" w:ascii="0" w:hAnsi="0" w:cstheme="minorBidi" w:eastAsiaTheme="minorEastAsia"/>
+                                <w:color w:val="000000"/>
+                                <w:sz w:val="20"/>
+                                <w:szCs w:val="20"/>
+                                <w:lang w:val="en-US"/>
+                              </w:rPr>
+                              <w:t>req1</w:t>
+                            </w:r>
+                            <w:r>
+                              <w:rPr>
+                                <w:rFonts w:eastAsia="" w:cs="" w:ascii="0" w:hAnsi="0" w:cstheme="minorBidi" w:eastAsiaTheme="minorEastAsia"/>
+                                <w:bCs/>
+                                <w:color w:val="000080"/>
+                                <w:sz w:val="20"/>
+                                <w:szCs w:val="20"/>
+                                <w:lang w:val="en-US"/>
+                              </w:rPr>
+                              <w:t>);</w:t>
+                            </w:r>
+                          </w:p>
+                          <w:p>
+                            <w:pPr>
+                              <w:pStyle w:val="FrameContents"/>
+                              <w:overflowPunct w:val="true"/>
+                              <w:rPr/>
+                            </w:pPr>
+                            <w:r>
+                              <w:rPr>
+                                <w:rFonts w:eastAsia="" w:cs="" w:ascii="0" w:hAnsi="0" w:cstheme="minorBidi" w:eastAsiaTheme="minorEastAsia"/>
+                                <w:color w:val="000000"/>
+                                <w:sz w:val="20"/>
+                                <w:szCs w:val="20"/>
+                                <w:lang w:val="en-US"/>
+                              </w:rPr>
+                              <w:t>jobPlan</w:t>
+                            </w:r>
+                            <w:r>
+                              <w:rPr>
+                                <w:rFonts w:eastAsia="" w:cs="" w:ascii="0" w:hAnsi="0" w:cstheme="minorBidi" w:eastAsiaTheme="minorEastAsia"/>
+                                <w:bCs/>
+                                <w:color w:val="000080"/>
+                                <w:sz w:val="20"/>
+                                <w:szCs w:val="20"/>
+                                <w:lang w:val="en-US"/>
+                              </w:rPr>
+                              <w:t>.</w:t>
+                            </w:r>
+                            <w:r>
+                              <w:rPr>
+                                <w:rFonts w:eastAsia="" w:cs="" w:ascii="0" w:hAnsi="0" w:cstheme="minorBidi" w:eastAsiaTheme="minorEastAsia"/>
+                                <w:color w:val="000000"/>
+                                <w:sz w:val="20"/>
+                                <w:szCs w:val="20"/>
+                                <w:lang w:val="en-US"/>
+                              </w:rPr>
+                              <w:t>addRequiredJob</w:t>
+                            </w:r>
+                            <w:r>
+                              <w:rPr>
+                                <w:rFonts w:eastAsia="" w:cs="" w:ascii="0" w:hAnsi="0" w:cstheme="minorBidi" w:eastAsiaTheme="minorEastAsia"/>
+                                <w:bCs/>
+                                <w:color w:val="000080"/>
+                                <w:sz w:val="20"/>
+                                <w:szCs w:val="20"/>
+                                <w:lang w:val="en-US"/>
+                              </w:rPr>
+                              <w:t>(</w:t>
+                            </w:r>
+                            <w:r>
+                              <w:rPr>
+                                <w:rFonts w:eastAsia="" w:cs="" w:ascii="0" w:hAnsi="0" w:cstheme="minorBidi" w:eastAsiaTheme="minorEastAsia"/>
+                                <w:color w:val="000000"/>
+                                <w:sz w:val="20"/>
+                                <w:szCs w:val="20"/>
+                                <w:lang w:val="en-US"/>
+                              </w:rPr>
+                              <w:t>req2</w:t>
+                            </w:r>
+                            <w:r>
+                              <w:rPr>
+                                <w:rFonts w:eastAsia="" w:cs="" w:ascii="0" w:hAnsi="0" w:cstheme="minorBidi" w:eastAsiaTheme="minorEastAsia"/>
+                                <w:bCs/>
+                                <w:color w:val="000080"/>
+                                <w:sz w:val="20"/>
+                                <w:szCs w:val="20"/>
+                                <w:lang w:val="en-US"/>
+                              </w:rPr>
+                              <w:t>);</w:t>
+                            </w:r>
+                          </w:p>
+                          <w:p>
+                            <w:pPr>
+                              <w:pStyle w:val="FrameContents"/>
+                              <w:overflowPunct w:val="true"/>
+                              <w:rPr/>
+                            </w:pPr>
+                            <w:r>
+                              <w:rPr/>
+                            </w:r>
+                          </w:p>
+                          <w:p>
+                            <w:pPr>
+                              <w:pStyle w:val="FrameContents"/>
+                              <w:overflowPunct w:val="true"/>
+                              <w:rPr/>
+                            </w:pPr>
+                            <w:r>
+                              <w:rPr>
+                                <w:rFonts w:eastAsia="" w:cs="" w:ascii="0" w:hAnsi="0" w:cstheme="minorBidi" w:eastAsiaTheme="minorEastAsia"/>
+                                <w:color w:val="8000FF"/>
+                                <w:sz w:val="20"/>
+                                <w:szCs w:val="20"/>
+                                <w:lang w:val="en-US"/>
+                              </w:rPr>
+                              <w:t>auto</w:t>
+                            </w:r>
+                            <w:r>
+                              <w:rPr>
+                                <w:rFonts w:eastAsia="" w:cs="" w:ascii="0" w:hAnsi="0" w:cstheme="minorBidi" w:eastAsiaTheme="minorEastAsia"/>
+                                <w:color w:val="000000"/>
+                                <w:sz w:val="20"/>
+                                <w:szCs w:val="20"/>
+                                <w:lang w:val="en-US"/>
+                              </w:rPr>
+                              <w:t xml:space="preserve"> dep1 </w:t>
+                            </w:r>
+                            <w:r>
+                              <w:rPr>
+                                <w:rFonts w:eastAsia="" w:cs="" w:ascii="0" w:hAnsi="0" w:cstheme="minorBidi" w:eastAsiaTheme="minorEastAsia"/>
+                                <w:bCs/>
+                                <w:color w:val="000080"/>
+                                <w:sz w:val="20"/>
+                                <w:szCs w:val="20"/>
+                                <w:lang w:val="en-US"/>
+                              </w:rPr>
+                              <w:t>=</w:t>
+                            </w:r>
+                            <w:r>
+                              <w:rPr>
+                                <w:rFonts w:eastAsia="" w:cs="" w:ascii="0" w:hAnsi="0" w:cstheme="minorBidi" w:eastAsiaTheme="minorEastAsia"/>
+                                <w:color w:val="000000"/>
+                                <w:sz w:val="20"/>
+                                <w:szCs w:val="20"/>
+                                <w:lang w:val="en-US"/>
+                              </w:rPr>
+                              <w:t xml:space="preserve"> jsch</w:t>
+                            </w:r>
+                            <w:r>
+                              <w:rPr>
+                                <w:rFonts w:eastAsia="" w:cs="" w:ascii="0" w:hAnsi="0" w:cstheme="minorBidi" w:eastAsiaTheme="minorEastAsia"/>
+                                <w:bCs/>
+                                <w:color w:val="000080"/>
+                                <w:sz w:val="20"/>
+                                <w:szCs w:val="20"/>
+                                <w:lang w:val="en-US"/>
+                              </w:rPr>
+                              <w:t>::</w:t>
+                            </w:r>
+                            <w:r>
+                              <w:rPr>
+                                <w:rFonts w:eastAsia="" w:cs="" w:ascii="0" w:hAnsi="0" w:cstheme="minorBidi" w:eastAsiaTheme="minorEastAsia"/>
+                                <w:color w:val="000000"/>
+                                <w:sz w:val="20"/>
+                                <w:szCs w:val="20"/>
+                                <w:lang w:val="en-US"/>
+                              </w:rPr>
+                              <w:t>make_job</w:t>
+                            </w:r>
+                            <w:r>
+                              <w:rPr>
+                                <w:rFonts w:eastAsia="" w:cs="" w:ascii="0" w:hAnsi="0" w:cstheme="minorBidi" w:eastAsiaTheme="minorEastAsia"/>
+                                <w:bCs/>
+                                <w:color w:val="000080"/>
+                                <w:sz w:val="20"/>
+                                <w:szCs w:val="20"/>
+                                <w:lang w:val="en-US"/>
+                              </w:rPr>
+                              <w:t>([&amp;]{...});</w:t>
+                            </w:r>
+                          </w:p>
+                          <w:p>
+                            <w:pPr>
+                              <w:pStyle w:val="FrameContents"/>
+                              <w:overflowPunct w:val="true"/>
+                              <w:rPr/>
+                            </w:pPr>
+                            <w:r>
+                              <w:rPr>
+                                <w:rFonts w:eastAsia="" w:cs="" w:ascii="0" w:hAnsi="0" w:cstheme="minorBidi" w:eastAsiaTheme="minorEastAsia"/>
+                                <w:color w:val="8000FF"/>
+                                <w:sz w:val="20"/>
+                                <w:szCs w:val="20"/>
+                                <w:lang w:val="en-US"/>
+                              </w:rPr>
+                              <w:t>auto</w:t>
+                            </w:r>
+                            <w:r>
+                              <w:rPr>
+                                <w:rFonts w:eastAsia="" w:cs="" w:ascii="0" w:hAnsi="0" w:cstheme="minorBidi" w:eastAsiaTheme="minorEastAsia"/>
+                                <w:color w:val="000000"/>
+                                <w:sz w:val="20"/>
+                                <w:szCs w:val="20"/>
+                                <w:lang w:val="en-US"/>
+                              </w:rPr>
+                              <w:t xml:space="preserve"> dep2 </w:t>
+                            </w:r>
+                            <w:r>
+                              <w:rPr>
+                                <w:rFonts w:eastAsia="" w:cs="" w:ascii="0" w:hAnsi="0" w:cstheme="minorBidi" w:eastAsiaTheme="minorEastAsia"/>
+                                <w:bCs/>
+                                <w:color w:val="000080"/>
+                                <w:sz w:val="20"/>
+                                <w:szCs w:val="20"/>
+                                <w:lang w:val="en-US"/>
+                              </w:rPr>
+                              <w:t>=</w:t>
+                            </w:r>
+                            <w:r>
+                              <w:rPr>
+                                <w:rFonts w:eastAsia="" w:cs="" w:ascii="0" w:hAnsi="0" w:cstheme="minorBidi" w:eastAsiaTheme="minorEastAsia"/>
+                                <w:color w:val="000000"/>
+                                <w:sz w:val="20"/>
+                                <w:szCs w:val="20"/>
+                                <w:lang w:val="en-US"/>
+                              </w:rPr>
+                              <w:t xml:space="preserve"> jsch</w:t>
+                            </w:r>
+                            <w:r>
+                              <w:rPr>
+                                <w:rFonts w:eastAsia="" w:cs="" w:ascii="0" w:hAnsi="0" w:cstheme="minorBidi" w:eastAsiaTheme="minorEastAsia"/>
+                                <w:bCs/>
+                                <w:color w:val="000080"/>
+                                <w:sz w:val="20"/>
+                                <w:szCs w:val="20"/>
+                                <w:lang w:val="en-US"/>
+                              </w:rPr>
+                              <w:t>::</w:t>
+                            </w:r>
+                            <w:r>
+                              <w:rPr>
+                                <w:rFonts w:eastAsia="" w:cs="" w:ascii="0" w:hAnsi="0" w:cstheme="minorBidi" w:eastAsiaTheme="minorEastAsia"/>
+                                <w:color w:val="000000"/>
+                                <w:sz w:val="20"/>
+                                <w:szCs w:val="20"/>
+                                <w:lang w:val="en-US"/>
+                              </w:rPr>
+                              <w:t>make_job</w:t>
+                            </w:r>
+                            <w:r>
+                              <w:rPr>
+                                <w:rFonts w:eastAsia="" w:cs="" w:ascii="0" w:hAnsi="0" w:cstheme="minorBidi" w:eastAsiaTheme="minorEastAsia"/>
+                                <w:bCs/>
+                                <w:color w:val="000080"/>
+                                <w:sz w:val="20"/>
+                                <w:szCs w:val="20"/>
+                                <w:lang w:val="en-US"/>
+                              </w:rPr>
+                              <w:t>([&amp;]{...});</w:t>
+                            </w:r>
+                          </w:p>
+                          <w:p>
+                            <w:pPr>
+                              <w:pStyle w:val="FrameContents"/>
+                              <w:overflowPunct w:val="true"/>
+                              <w:rPr/>
+                            </w:pPr>
+                            <w:r>
+                              <w:rPr/>
+                            </w:r>
+                          </w:p>
+                          <w:p>
+                            <w:pPr>
+                              <w:pStyle w:val="FrameContents"/>
+                              <w:overflowPunct w:val="true"/>
+                              <w:rPr/>
+                            </w:pPr>
+                            <w:r>
+                              <w:rPr>
+                                <w:rFonts w:eastAsia="" w:cs="" w:ascii="0" w:hAnsi="0" w:cstheme="minorBidi" w:eastAsiaTheme="minorEastAsia"/>
+                                <w:color w:val="000000"/>
+                                <w:sz w:val="20"/>
+                                <w:szCs w:val="20"/>
+                                <w:lang w:val="en-US"/>
+                              </w:rPr>
+                              <w:t>jobPlan</w:t>
+                            </w:r>
+                            <w:r>
+                              <w:rPr>
+                                <w:rFonts w:eastAsia="" w:cs="" w:ascii="0" w:hAnsi="0" w:cstheme="minorBidi" w:eastAsiaTheme="minorEastAsia"/>
+                                <w:bCs/>
+                                <w:color w:val="000080"/>
+                                <w:sz w:val="20"/>
+                                <w:szCs w:val="20"/>
+                                <w:lang w:val="en-US"/>
+                              </w:rPr>
+                              <w:t>.</w:t>
+                            </w:r>
+                            <w:r>
+                              <w:rPr>
+                                <w:rFonts w:eastAsia="" w:cs="" w:ascii="0" w:hAnsi="0" w:cstheme="minorBidi" w:eastAsiaTheme="minorEastAsia"/>
+                                <w:color w:val="000000"/>
+                                <w:sz w:val="20"/>
+                                <w:szCs w:val="20"/>
+                                <w:lang w:val="en-US"/>
+                              </w:rPr>
+                              <w:t>addDependent</w:t>
+                            </w:r>
+                            <w:r>
+                              <w:rPr>
+                                <w:rFonts w:eastAsia="" w:cs="" w:ascii="0" w:hAnsi="0" w:cstheme="minorBidi" w:eastAsiaTheme="minorEastAsia"/>
+                                <w:bCs/>
+                                <w:color w:val="000080"/>
+                                <w:sz w:val="20"/>
+                                <w:szCs w:val="20"/>
+                                <w:lang w:val="en-US"/>
+                              </w:rPr>
+                              <w:t>(</w:t>
+                            </w:r>
+                            <w:r>
+                              <w:rPr>
+                                <w:rFonts w:eastAsia="" w:cs="" w:ascii="0" w:hAnsi="0" w:cstheme="minorBidi" w:eastAsiaTheme="minorEastAsia"/>
+                                <w:color w:val="000000"/>
+                                <w:sz w:val="20"/>
+                                <w:szCs w:val="20"/>
+                                <w:lang w:val="en-US"/>
+                              </w:rPr>
+                              <w:t>dep1</w:t>
+                            </w:r>
+                            <w:r>
+                              <w:rPr>
+                                <w:rFonts w:eastAsia="" w:cs="" w:ascii="0" w:hAnsi="0" w:cstheme="minorBidi" w:eastAsiaTheme="minorEastAsia"/>
+                                <w:bCs/>
+                                <w:color w:val="000080"/>
+                                <w:sz w:val="20"/>
+                                <w:szCs w:val="20"/>
+                                <w:lang w:val="en-US"/>
+                              </w:rPr>
+                              <w:t>);</w:t>
+                            </w:r>
+                          </w:p>
+                          <w:p>
+                            <w:pPr>
+                              <w:pStyle w:val="FrameContents"/>
+                              <w:overflowPunct w:val="true"/>
+                              <w:rPr/>
+                            </w:pPr>
+                            <w:r>
+                              <w:rPr>
+                                <w:rFonts w:eastAsia="" w:cs="" w:ascii="0" w:hAnsi="0" w:cstheme="minorBidi" w:eastAsiaTheme="minorEastAsia"/>
+                                <w:color w:val="000000"/>
+                                <w:sz w:val="20"/>
+                                <w:szCs w:val="20"/>
+                                <w:lang w:val="en-US"/>
+                              </w:rPr>
+                              <w:t>jobPlan</w:t>
+                            </w:r>
+                            <w:r>
+                              <w:rPr>
+                                <w:rFonts w:eastAsia="" w:cs="" w:ascii="0" w:hAnsi="0" w:cstheme="minorBidi" w:eastAsiaTheme="minorEastAsia"/>
+                                <w:bCs/>
+                                <w:color w:val="000080"/>
+                                <w:sz w:val="20"/>
+                                <w:szCs w:val="20"/>
+                                <w:lang w:val="en-US"/>
+                              </w:rPr>
+                              <w:t>.</w:t>
+                            </w:r>
+                            <w:r>
+                              <w:rPr>
+                                <w:rFonts w:eastAsia="" w:cs="" w:ascii="0" w:hAnsi="0" w:cstheme="minorBidi" w:eastAsiaTheme="minorEastAsia"/>
+                                <w:color w:val="000000"/>
+                                <w:sz w:val="20"/>
+                                <w:szCs w:val="20"/>
+                                <w:lang w:val="en-US"/>
+                              </w:rPr>
+                              <w:t>addDependent</w:t>
+                            </w:r>
+                            <w:r>
+                              <w:rPr>
+                                <w:rFonts w:eastAsia="" w:cs="" w:ascii="0" w:hAnsi="0" w:cstheme="minorBidi" w:eastAsiaTheme="minorEastAsia"/>
+                                <w:bCs/>
+                                <w:color w:val="000080"/>
+                                <w:sz w:val="20"/>
+                                <w:szCs w:val="20"/>
+                                <w:lang w:val="en-US"/>
+                              </w:rPr>
+                              <w:t>(</w:t>
+                            </w:r>
+                            <w:r>
+                              <w:rPr>
+                                <w:rFonts w:eastAsia="" w:cs="" w:ascii="0" w:hAnsi="0" w:cstheme="minorBidi" w:eastAsiaTheme="minorEastAsia"/>
+                                <w:color w:val="000000"/>
+                                <w:sz w:val="20"/>
+                                <w:szCs w:val="20"/>
+                                <w:lang w:val="en-US"/>
+                              </w:rPr>
+                              <w:t>dep2</w:t>
+                            </w:r>
+                            <w:r>
+                              <w:rPr>
+                                <w:rFonts w:eastAsia="" w:cs="" w:ascii="0" w:hAnsi="0" w:cstheme="minorBidi" w:eastAsiaTheme="minorEastAsia"/>
+                                <w:bCs/>
+                                <w:color w:val="000080"/>
+                                <w:sz w:val="20"/>
+                                <w:szCs w:val="20"/>
+                                <w:lang w:val="en-US"/>
+                              </w:rPr>
+                              <w:t>);</w:t>
+                            </w:r>
+                          </w:p>
+                          <w:p>
+                            <w:pPr>
+                              <w:pStyle w:val="FrameContents"/>
+                              <w:overflowPunct w:val="true"/>
+                              <w:rPr/>
+                            </w:pPr>
+                            <w:r>
+                              <w:rPr/>
+                            </w:r>
+                          </w:p>
+                          <w:p>
+                            <w:pPr>
+                              <w:pStyle w:val="FrameContents"/>
+                              <w:overflowPunct w:val="true"/>
+                              <w:rPr/>
+                            </w:pPr>
+                            <w:r>
+                              <w:rPr>
+                                <w:rFonts w:eastAsia="" w:cs="" w:ascii="0" w:hAnsi="0" w:cstheme="minorBidi" w:eastAsiaTheme="minorEastAsia"/>
+                                <w:color w:val="000000"/>
+                                <w:sz w:val="20"/>
+                                <w:szCs w:val="20"/>
+                                <w:lang w:val="en-US"/>
+                              </w:rPr>
+                              <w:t>jobScheduler</w:t>
+                            </w:r>
+                            <w:r>
+                              <w:rPr>
+                                <w:rFonts w:eastAsia="" w:cs="" w:ascii="0" w:hAnsi="0" w:cstheme="minorBidi" w:eastAsiaTheme="minorEastAsia"/>
+                                <w:bCs/>
+                                <w:color w:val="000080"/>
+                                <w:sz w:val="20"/>
+                                <w:szCs w:val="20"/>
+                                <w:lang w:val="en-US"/>
+                              </w:rPr>
+                              <w:t>.</w:t>
+                            </w:r>
+                            <w:r>
+                              <w:rPr>
+                                <w:rFonts w:eastAsia="" w:cs="" w:ascii="0" w:hAnsi="0" w:cstheme="minorBidi" w:eastAsiaTheme="minorEastAsia"/>
+                                <w:color w:val="000000"/>
+                                <w:sz w:val="20"/>
+                                <w:szCs w:val="20"/>
+                                <w:lang w:val="en-US"/>
+                              </w:rPr>
+                              <w:t>submitJob</w:t>
+                            </w:r>
+                            <w:r>
+                              <w:rPr>
+                                <w:rFonts w:eastAsia="" w:cs="" w:ascii="0" w:hAnsi="0" w:cstheme="minorBidi" w:eastAsiaTheme="minorEastAsia"/>
+                                <w:bCs/>
+                                <w:color w:val="000080"/>
+                                <w:sz w:val="20"/>
+                                <w:szCs w:val="20"/>
+                                <w:lang w:val="en-US"/>
+                              </w:rPr>
+                              <w:t>(</w:t>
+                            </w:r>
+                            <w:r>
+                              <w:rPr>
+                                <w:rFonts w:eastAsia="" w:cs="" w:ascii="0" w:hAnsi="0" w:cstheme="minorBidi" w:eastAsiaTheme="minorEastAsia"/>
+                                <w:color w:val="000000"/>
+                                <w:sz w:val="20"/>
+                                <w:szCs w:val="20"/>
+                                <w:lang w:val="en-US"/>
+                              </w:rPr>
+                              <w:t>jobPlan</w:t>
+                            </w:r>
+                            <w:r>
+                              <w:rPr>
+                                <w:rFonts w:eastAsia="" w:cs="" w:ascii="0" w:hAnsi="0" w:cstheme="minorBidi" w:eastAsiaTheme="minorEastAsia"/>
+                                <w:bCs/>
+                                <w:color w:val="000080"/>
+                                <w:sz w:val="20"/>
+                                <w:szCs w:val="20"/>
+                                <w:lang w:val="en-US"/>
+                              </w:rPr>
+                              <w:t>);</w:t>
+                            </w:r>
+                          </w:p>
+                        </w:txbxContent>
+                      </wps:txbx>
+                      <wps:bodyPr lIns="0" rIns="0" tIns="0" bIns="0">
+                        <a:spAutoFit/>
+                      </wps:bodyPr>
+                    </wps:wsp>
+                  </a:graphicData>
+                </a:graphic>
+              </wp:anchor>
+            </w:drawing>
+          </mc:Choice>
+          <mc:Fallback>
+            <w:pict>
+              <v:rect id="shape_0" ID="Shape2_0" fillcolor="#dddddd" stroked="f" style="position:absolute;margin-left:-4.5pt;margin-top:10.55pt;width:473.15pt;height:236.25pt">
+                <w10:wrap type="square"/>
+                <v:fill o:detectmouseclick="t" type="solid" color2="#222222"/>
+                <v:stroke color="#3465a4" joinstyle="round" endcap="flat"/>
+                <v:textbox>
+                  <w:txbxContent>
+                    <w:p>
+                      <w:pPr>
+                        <w:pStyle w:val="FrameContents"/>
+                        <w:overflowPunct w:val="true"/>
+                        <w:rPr/>
+                      </w:pPr>
+                      <w:r>
+                        <w:rPr>
+                          <w:rFonts w:eastAsia="" w:cs="" w:ascii="0" w:hAnsi="0" w:cstheme="minorBidi" w:eastAsiaTheme="minorEastAsia"/>
+                          <w:bCs/>
+                          <w:color w:val="804000"/>
+                          <w:sz w:val="20"/>
+                          <w:szCs w:val="20"/>
+                          <w:lang w:val="en-US"/>
+                        </w:rPr>
+                        <w:t>#include "jsch.hpp"</w:t>
+                      </w:r>
+                    </w:p>
+                    <w:p>
+                      <w:pPr>
+                        <w:pStyle w:val="FrameContents"/>
+                        <w:overflowPunct w:val="true"/>
+                        <w:rPr/>
+                      </w:pPr>
+                      <w:r>
+                        <w:rPr/>
+                      </w:r>
+                    </w:p>
+                    <w:p>
+                      <w:pPr>
+                        <w:pStyle w:val="FrameContents"/>
+                        <w:overflowPunct w:val="true"/>
+                        <w:rPr/>
+                      </w:pPr>
+                      <w:r>
+                        <w:rPr>
+                          <w:rFonts w:eastAsia="" w:cs="" w:ascii="0" w:hAnsi="0" w:cstheme="minorBidi" w:eastAsiaTheme="minorEastAsia"/>
+                          <w:color w:val="000000"/>
+                          <w:sz w:val="20"/>
+                          <w:szCs w:val="20"/>
+                          <w:lang w:val="en-US"/>
+                        </w:rPr>
+                        <w:t>JobScheduler jobScheduler</w:t>
+                      </w:r>
+                      <w:r>
+                        <w:rPr>
+                          <w:rFonts w:eastAsia="" w:cs="" w:ascii="0" w:hAnsi="0" w:cstheme="minorBidi" w:eastAsiaTheme="minorEastAsia"/>
+                          <w:bCs/>
+                          <w:color w:val="000080"/>
+                          <w:sz w:val="20"/>
+                          <w:szCs w:val="20"/>
+                          <w:lang w:val="en-US"/>
+                        </w:rPr>
+                        <w:t>(</w:t>
+                      </w:r>
+                      <w:r>
+                        <w:rPr>
+                          <w:rFonts w:eastAsia="" w:cs="" w:ascii="0" w:hAnsi="0" w:cstheme="minorBidi" w:eastAsiaTheme="minorEastAsia"/>
+                          <w:color w:val="FF8000"/>
+                          <w:sz w:val="20"/>
+                          <w:szCs w:val="20"/>
+                          <w:lang w:val="en-US"/>
+                        </w:rPr>
+                        <w:t>10</w:t>
+                      </w:r>
+                      <w:r>
+                        <w:rPr>
+                          <w:rFonts w:eastAsia="" w:cs="" w:ascii="0" w:hAnsi="0" w:cstheme="minorBidi" w:eastAsiaTheme="minorEastAsia"/>
+                          <w:bCs/>
+                          <w:color w:val="000080"/>
+                          <w:sz w:val="20"/>
+                          <w:szCs w:val="20"/>
+                          <w:lang w:val="en-US"/>
+                        </w:rPr>
+                        <w:t>);</w:t>
+                      </w:r>
+                    </w:p>
+                    <w:p>
+                      <w:pPr>
+                        <w:pStyle w:val="FrameContents"/>
+                        <w:overflowPunct w:val="true"/>
+                        <w:rPr/>
+                      </w:pPr>
+                      <w:r>
+                        <w:rPr/>
+                      </w:r>
+                    </w:p>
+                    <w:p>
+                      <w:pPr>
+                        <w:pStyle w:val="FrameContents"/>
+                        <w:overflowPunct w:val="true"/>
+                        <w:rPr/>
+                      </w:pPr>
+                      <w:r>
+                        <w:rPr>
+                          <w:rFonts w:eastAsia="" w:cs="" w:ascii="0" w:hAnsi="0" w:cstheme="minorBidi" w:eastAsiaTheme="minorEastAsia"/>
+                          <w:color w:val="000000"/>
+                          <w:sz w:val="20"/>
+                          <w:szCs w:val="20"/>
+                          <w:lang w:val="en-US"/>
+                        </w:rPr>
+                        <w:t>JobPlan</w:t>
+                      </w:r>
+                      <w:r>
+                        <w:rPr>
+                          <w:rFonts w:eastAsia="" w:cs="" w:ascii="0" w:hAnsi="0" w:cstheme="minorBidi" w:eastAsiaTheme="minorEastAsia"/>
+                          <w:bCs/>
+                          <w:color w:val="000080"/>
+                          <w:sz w:val="20"/>
+                          <w:szCs w:val="20"/>
+                          <w:lang w:val="en-US"/>
+                        </w:rPr>
+                        <w:t>*</w:t>
+                      </w:r>
+                      <w:r>
+                        <w:rPr>
+                          <w:rFonts w:eastAsia="" w:cs="" w:ascii="0" w:hAnsi="0" w:cstheme="minorBidi" w:eastAsiaTheme="minorEastAsia"/>
+                          <w:color w:val="000000"/>
+                          <w:sz w:val="20"/>
+                          <w:szCs w:val="20"/>
+                          <w:lang w:val="en-US"/>
+                        </w:rPr>
+                        <w:t xml:space="preserve"> jobPlan </w:t>
+                      </w:r>
+                      <w:r>
+                        <w:rPr>
+                          <w:rFonts w:eastAsia="" w:cs="" w:ascii="0" w:hAnsi="0" w:cstheme="minorBidi" w:eastAsiaTheme="minorEastAsia"/>
+                          <w:bCs/>
+                          <w:color w:val="000080"/>
+                          <w:sz w:val="20"/>
+                          <w:szCs w:val="20"/>
+                          <w:lang w:val="en-US"/>
+                        </w:rPr>
+                        <w:t>=</w:t>
+                      </w:r>
+                      <w:r>
+                        <w:rPr>
+                          <w:rFonts w:eastAsia="" w:cs="" w:ascii="0" w:hAnsi="0" w:cstheme="minorBidi" w:eastAsiaTheme="minorEastAsia"/>
+                          <w:color w:val="000000"/>
+                          <w:sz w:val="20"/>
+                          <w:szCs w:val="20"/>
+                          <w:lang w:val="en-US"/>
+                        </w:rPr>
+                        <w:t xml:space="preserve"> jobScheduler</w:t>
+                      </w:r>
+                      <w:r>
+                        <w:rPr>
+                          <w:rFonts w:eastAsia="" w:cs="" w:ascii="0" w:hAnsi="0" w:cstheme="minorBidi" w:eastAsiaTheme="minorEastAsia"/>
+                          <w:bCs/>
+                          <w:color w:val="000080"/>
+                          <w:sz w:val="20"/>
+                          <w:szCs w:val="20"/>
+                          <w:lang w:val="en-US"/>
+                        </w:rPr>
+                        <w:t>.</w:t>
+                      </w:r>
+                      <w:r>
+                        <w:rPr>
+                          <w:rFonts w:eastAsia="" w:cs="" w:ascii="0" w:hAnsi="0" w:cstheme="minorBidi" w:eastAsiaTheme="minorEastAsia"/>
+                          <w:color w:val="000000"/>
+                          <w:sz w:val="20"/>
+                          <w:szCs w:val="20"/>
+                          <w:lang w:val="en-US"/>
+                        </w:rPr>
+                        <w:t>makeJobPlan</w:t>
+                      </w:r>
+                      <w:r>
+                        <w:rPr>
+                          <w:rFonts w:eastAsia="" w:cs="" w:ascii="0" w:hAnsi="0" w:cstheme="minorBidi" w:eastAsiaTheme="minorEastAsia"/>
+                          <w:bCs/>
+                          <w:color w:val="000080"/>
+                          <w:sz w:val="20"/>
+                          <w:szCs w:val="20"/>
+                          <w:lang w:val="en-US"/>
+                        </w:rPr>
+                        <w:t>();</w:t>
+                      </w:r>
+                    </w:p>
+                    <w:p>
+                      <w:pPr>
+                        <w:pStyle w:val="FrameContents"/>
+                        <w:overflowPunct w:val="true"/>
+                        <w:rPr/>
+                      </w:pPr>
+                      <w:r>
+                        <w:rPr/>
+                      </w:r>
+                    </w:p>
+                    <w:p>
+                      <w:pPr>
+                        <w:pStyle w:val="FrameContents"/>
+                        <w:overflowPunct w:val="true"/>
+                        <w:rPr/>
+                      </w:pPr>
+                      <w:r>
+                        <w:rPr>
+                          <w:rFonts w:eastAsia="" w:cs="" w:ascii="0" w:hAnsi="0" w:cstheme="minorBidi" w:eastAsiaTheme="minorEastAsia"/>
+                          <w:color w:val="8000FF"/>
+                          <w:sz w:val="20"/>
+                          <w:szCs w:val="20"/>
+                          <w:lang w:val="en-US"/>
+                        </w:rPr>
+                        <w:t>auto</w:t>
+                      </w:r>
+                      <w:r>
+                        <w:rPr>
+                          <w:rFonts w:eastAsia="" w:cs="" w:ascii="0" w:hAnsi="0" w:cstheme="minorBidi" w:eastAsiaTheme="minorEastAsia"/>
+                          <w:color w:val="000000"/>
+                          <w:sz w:val="20"/>
+                          <w:szCs w:val="20"/>
+                          <w:lang w:val="en-US"/>
+                        </w:rPr>
+                        <w:t xml:space="preserve"> req1 </w:t>
+                      </w:r>
+                      <w:r>
+                        <w:rPr>
+                          <w:rFonts w:eastAsia="" w:cs="" w:ascii="0" w:hAnsi="0" w:cstheme="minorBidi" w:eastAsiaTheme="minorEastAsia"/>
+                          <w:bCs/>
+                          <w:color w:val="000080"/>
+                          <w:sz w:val="20"/>
+                          <w:szCs w:val="20"/>
+                          <w:lang w:val="en-US"/>
+                        </w:rPr>
+                        <w:t>=</w:t>
+                      </w:r>
+                      <w:r>
+                        <w:rPr>
+                          <w:rFonts w:eastAsia="" w:cs="" w:ascii="0" w:hAnsi="0" w:cstheme="minorBidi" w:eastAsiaTheme="minorEastAsia"/>
+                          <w:color w:val="000000"/>
+                          <w:sz w:val="20"/>
+                          <w:szCs w:val="20"/>
+                          <w:lang w:val="en-US"/>
+                        </w:rPr>
+                        <w:t xml:space="preserve"> jsch</w:t>
+                      </w:r>
+                      <w:r>
+                        <w:rPr>
+                          <w:rFonts w:eastAsia="" w:cs="" w:ascii="0" w:hAnsi="0" w:cstheme="minorBidi" w:eastAsiaTheme="minorEastAsia"/>
+                          <w:bCs/>
+                          <w:color w:val="000080"/>
+                          <w:sz w:val="20"/>
+                          <w:szCs w:val="20"/>
+                          <w:lang w:val="en-US"/>
+                        </w:rPr>
+                        <w:t>::</w:t>
+                      </w:r>
+                      <w:r>
+                        <w:rPr>
+                          <w:rFonts w:eastAsia="" w:cs="" w:ascii="0" w:hAnsi="0" w:cstheme="minorBidi" w:eastAsiaTheme="minorEastAsia"/>
+                          <w:color w:val="000000"/>
+                          <w:sz w:val="20"/>
+                          <w:szCs w:val="20"/>
+                          <w:lang w:val="en-US"/>
+                        </w:rPr>
+                        <w:t>make_job</w:t>
+                      </w:r>
+                      <w:r>
+                        <w:rPr>
+                          <w:rFonts w:eastAsia="" w:cs="" w:ascii="0" w:hAnsi="0" w:cstheme="minorBidi" w:eastAsiaTheme="minorEastAsia"/>
+                          <w:bCs/>
+                          <w:color w:val="000080"/>
+                          <w:sz w:val="20"/>
+                          <w:szCs w:val="20"/>
+                          <w:lang w:val="en-US"/>
+                        </w:rPr>
+                        <w:t>([&amp;]{...});</w:t>
+                      </w:r>
+                    </w:p>
+                    <w:p>
+                      <w:pPr>
+                        <w:pStyle w:val="FrameContents"/>
+                        <w:overflowPunct w:val="true"/>
+                        <w:rPr/>
+                      </w:pPr>
+                      <w:r>
+                        <w:rPr>
+                          <w:rFonts w:eastAsia="" w:cs="" w:ascii="0" w:hAnsi="0" w:cstheme="minorBidi" w:eastAsiaTheme="minorEastAsia"/>
+                          <w:color w:val="8000FF"/>
+                          <w:sz w:val="20"/>
+                          <w:szCs w:val="20"/>
+                          <w:lang w:val="en-US"/>
+                        </w:rPr>
+                        <w:t>auto</w:t>
+                      </w:r>
+                      <w:r>
+                        <w:rPr>
+                          <w:rFonts w:eastAsia="" w:cs="" w:ascii="0" w:hAnsi="0" w:cstheme="minorBidi" w:eastAsiaTheme="minorEastAsia"/>
+                          <w:color w:val="000000"/>
+                          <w:sz w:val="20"/>
+                          <w:szCs w:val="20"/>
+                          <w:lang w:val="en-US"/>
+                        </w:rPr>
+                        <w:t xml:space="preserve"> req2 </w:t>
+                      </w:r>
+                      <w:r>
+                        <w:rPr>
+                          <w:rFonts w:eastAsia="" w:cs="" w:ascii="0" w:hAnsi="0" w:cstheme="minorBidi" w:eastAsiaTheme="minorEastAsia"/>
+                          <w:bCs/>
+                          <w:color w:val="000080"/>
+                          <w:sz w:val="20"/>
+                          <w:szCs w:val="20"/>
+                          <w:lang w:val="en-US"/>
+                        </w:rPr>
+                        <w:t>=</w:t>
+                      </w:r>
+                      <w:r>
+                        <w:rPr>
+                          <w:rFonts w:eastAsia="" w:cs="" w:ascii="0" w:hAnsi="0" w:cstheme="minorBidi" w:eastAsiaTheme="minorEastAsia"/>
+                          <w:color w:val="000000"/>
+                          <w:sz w:val="20"/>
+                          <w:szCs w:val="20"/>
+                          <w:lang w:val="en-US"/>
+                        </w:rPr>
+                        <w:t xml:space="preserve"> jsch</w:t>
+                      </w:r>
+                      <w:r>
+                        <w:rPr>
+                          <w:rFonts w:eastAsia="" w:cs="" w:ascii="0" w:hAnsi="0" w:cstheme="minorBidi" w:eastAsiaTheme="minorEastAsia"/>
+                          <w:bCs/>
+                          <w:color w:val="000080"/>
+                          <w:sz w:val="20"/>
+                          <w:szCs w:val="20"/>
+                          <w:lang w:val="en-US"/>
+                        </w:rPr>
+                        <w:t>::</w:t>
+                      </w:r>
+                      <w:r>
+                        <w:rPr>
+                          <w:rFonts w:eastAsia="" w:cs="" w:ascii="0" w:hAnsi="0" w:cstheme="minorBidi" w:eastAsiaTheme="minorEastAsia"/>
+                          <w:color w:val="000000"/>
+                          <w:sz w:val="20"/>
+                          <w:szCs w:val="20"/>
+                          <w:lang w:val="en-US"/>
+                        </w:rPr>
+                        <w:t>make_job</w:t>
+                      </w:r>
+                      <w:r>
+                        <w:rPr>
+                          <w:rFonts w:eastAsia="" w:cs="" w:ascii="0" w:hAnsi="0" w:cstheme="minorBidi" w:eastAsiaTheme="minorEastAsia"/>
+                          <w:bCs/>
+                          <w:color w:val="000080"/>
+                          <w:sz w:val="20"/>
+                          <w:szCs w:val="20"/>
+                          <w:lang w:val="en-US"/>
+                        </w:rPr>
+                        <w:t>([&amp;]{...});</w:t>
+                      </w:r>
+                    </w:p>
+                    <w:p>
+                      <w:pPr>
+                        <w:pStyle w:val="FrameContents"/>
+                        <w:overflowPunct w:val="true"/>
+                        <w:rPr/>
+                      </w:pPr>
+                      <w:r>
+                        <w:rPr/>
+                      </w:r>
+                    </w:p>
+                    <w:p>
+                      <w:pPr>
+                        <w:pStyle w:val="FrameContents"/>
+                        <w:overflowPunct w:val="true"/>
+                        <w:rPr/>
+                      </w:pPr>
+                      <w:r>
+                        <w:rPr>
+                          <w:rFonts w:eastAsia="" w:cs="" w:ascii="0" w:hAnsi="0" w:cstheme="minorBidi" w:eastAsiaTheme="minorEastAsia"/>
+                          <w:color w:val="000000"/>
+                          <w:sz w:val="20"/>
+                          <w:szCs w:val="20"/>
+                          <w:lang w:val="en-US"/>
+                        </w:rPr>
+                        <w:t>jobPlan</w:t>
+                      </w:r>
+                      <w:r>
+                        <w:rPr>
+                          <w:rFonts w:eastAsia="" w:cs="" w:ascii="0" w:hAnsi="0" w:cstheme="minorBidi" w:eastAsiaTheme="minorEastAsia"/>
+                          <w:bCs/>
+                          <w:color w:val="000080"/>
+                          <w:sz w:val="20"/>
+                          <w:szCs w:val="20"/>
+                          <w:lang w:val="en-US"/>
+                        </w:rPr>
+                        <w:t>.</w:t>
+                      </w:r>
+                      <w:r>
+                        <w:rPr>
+                          <w:rFonts w:eastAsia="" w:cs="" w:ascii="0" w:hAnsi="0" w:cstheme="minorBidi" w:eastAsiaTheme="minorEastAsia"/>
+                          <w:color w:val="000000"/>
+                          <w:sz w:val="20"/>
+                          <w:szCs w:val="20"/>
+                          <w:lang w:val="en-US"/>
+                        </w:rPr>
+                        <w:t>addRequiredJob</w:t>
+                      </w:r>
+                      <w:r>
+                        <w:rPr>
+                          <w:rFonts w:eastAsia="" w:cs="" w:ascii="0" w:hAnsi="0" w:cstheme="minorBidi" w:eastAsiaTheme="minorEastAsia"/>
+                          <w:bCs/>
+                          <w:color w:val="000080"/>
+                          <w:sz w:val="20"/>
+                          <w:szCs w:val="20"/>
+                          <w:lang w:val="en-US"/>
+                        </w:rPr>
+                        <w:t>(</w:t>
+                      </w:r>
+                      <w:r>
+                        <w:rPr>
+                          <w:rFonts w:eastAsia="" w:cs="" w:ascii="0" w:hAnsi="0" w:cstheme="minorBidi" w:eastAsiaTheme="minorEastAsia"/>
+                          <w:color w:val="000000"/>
+                          <w:sz w:val="20"/>
+                          <w:szCs w:val="20"/>
+                          <w:lang w:val="en-US"/>
+                        </w:rPr>
+                        <w:t>req1</w:t>
+                      </w:r>
+                      <w:r>
+                        <w:rPr>
+                          <w:rFonts w:eastAsia="" w:cs="" w:ascii="0" w:hAnsi="0" w:cstheme="minorBidi" w:eastAsiaTheme="minorEastAsia"/>
+                          <w:bCs/>
+                          <w:color w:val="000080"/>
+                          <w:sz w:val="20"/>
+                          <w:szCs w:val="20"/>
+                          <w:lang w:val="en-US"/>
+                        </w:rPr>
+                        <w:t>);</w:t>
+                      </w:r>
+                    </w:p>
+                    <w:p>
+                      <w:pPr>
+                        <w:pStyle w:val="FrameContents"/>
+                        <w:overflowPunct w:val="true"/>
+                        <w:rPr/>
+                      </w:pPr>
+                      <w:r>
+                        <w:rPr>
+                          <w:rFonts w:eastAsia="" w:cs="" w:ascii="0" w:hAnsi="0" w:cstheme="minorBidi" w:eastAsiaTheme="minorEastAsia"/>
+                          <w:color w:val="000000"/>
+                          <w:sz w:val="20"/>
+                          <w:szCs w:val="20"/>
+                          <w:lang w:val="en-US"/>
+                        </w:rPr>
+                        <w:t>jobPlan</w:t>
+                      </w:r>
+                      <w:r>
+                        <w:rPr>
+                          <w:rFonts w:eastAsia="" w:cs="" w:ascii="0" w:hAnsi="0" w:cstheme="minorBidi" w:eastAsiaTheme="minorEastAsia"/>
+                          <w:bCs/>
+                          <w:color w:val="000080"/>
+                          <w:sz w:val="20"/>
+                          <w:szCs w:val="20"/>
+                          <w:lang w:val="en-US"/>
+                        </w:rPr>
+                        <w:t>.</w:t>
+                      </w:r>
+                      <w:r>
+                        <w:rPr>
+                          <w:rFonts w:eastAsia="" w:cs="" w:ascii="0" w:hAnsi="0" w:cstheme="minorBidi" w:eastAsiaTheme="minorEastAsia"/>
+                          <w:color w:val="000000"/>
+                          <w:sz w:val="20"/>
+                          <w:szCs w:val="20"/>
+                          <w:lang w:val="en-US"/>
+                        </w:rPr>
+                        <w:t>addRequiredJob</w:t>
+                      </w:r>
+                      <w:r>
+                        <w:rPr>
+                          <w:rFonts w:eastAsia="" w:cs="" w:ascii="0" w:hAnsi="0" w:cstheme="minorBidi" w:eastAsiaTheme="minorEastAsia"/>
+                          <w:bCs/>
+                          <w:color w:val="000080"/>
+                          <w:sz w:val="20"/>
+                          <w:szCs w:val="20"/>
+                          <w:lang w:val="en-US"/>
+                        </w:rPr>
+                        <w:t>(</w:t>
+                      </w:r>
+                      <w:r>
+                        <w:rPr>
+                          <w:rFonts w:eastAsia="" w:cs="" w:ascii="0" w:hAnsi="0" w:cstheme="minorBidi" w:eastAsiaTheme="minorEastAsia"/>
+                          <w:color w:val="000000"/>
+                          <w:sz w:val="20"/>
+                          <w:szCs w:val="20"/>
+                          <w:lang w:val="en-US"/>
+                        </w:rPr>
+                        <w:t>req2</w:t>
+                      </w:r>
+                      <w:r>
+                        <w:rPr>
+                          <w:rFonts w:eastAsia="" w:cs="" w:ascii="0" w:hAnsi="0" w:cstheme="minorBidi" w:eastAsiaTheme="minorEastAsia"/>
+                          <w:bCs/>
+                          <w:color w:val="000080"/>
+                          <w:sz w:val="20"/>
+                          <w:szCs w:val="20"/>
+                          <w:lang w:val="en-US"/>
+                        </w:rPr>
+                        <w:t>);</w:t>
+                      </w:r>
+                    </w:p>
+                    <w:p>
+                      <w:pPr>
+                        <w:pStyle w:val="FrameContents"/>
+                        <w:overflowPunct w:val="true"/>
+                        <w:rPr/>
+                      </w:pPr>
+                      <w:r>
+                        <w:rPr/>
+                      </w:r>
+                    </w:p>
+                    <w:p>
+                      <w:pPr>
+                        <w:pStyle w:val="FrameContents"/>
+                        <w:overflowPunct w:val="true"/>
+                        <w:rPr/>
+                      </w:pPr>
+                      <w:r>
+                        <w:rPr>
+                          <w:rFonts w:eastAsia="" w:cs="" w:ascii="0" w:hAnsi="0" w:cstheme="minorBidi" w:eastAsiaTheme="minorEastAsia"/>
+                          <w:color w:val="8000FF"/>
+                          <w:sz w:val="20"/>
+                          <w:szCs w:val="20"/>
+                          <w:lang w:val="en-US"/>
+                        </w:rPr>
+                        <w:t>auto</w:t>
+                      </w:r>
+                      <w:r>
+                        <w:rPr>
+                          <w:rFonts w:eastAsia="" w:cs="" w:ascii="0" w:hAnsi="0" w:cstheme="minorBidi" w:eastAsiaTheme="minorEastAsia"/>
+                          <w:color w:val="000000"/>
+                          <w:sz w:val="20"/>
+                          <w:szCs w:val="20"/>
+                          <w:lang w:val="en-US"/>
+                        </w:rPr>
+                        <w:t xml:space="preserve"> dep1 </w:t>
+                      </w:r>
+                      <w:r>
+                        <w:rPr>
+                          <w:rFonts w:eastAsia="" w:cs="" w:ascii="0" w:hAnsi="0" w:cstheme="minorBidi" w:eastAsiaTheme="minorEastAsia"/>
+                          <w:bCs/>
+                          <w:color w:val="000080"/>
+                          <w:sz w:val="20"/>
+                          <w:szCs w:val="20"/>
+                          <w:lang w:val="en-US"/>
+                        </w:rPr>
+                        <w:t>=</w:t>
+                      </w:r>
+                      <w:r>
+                        <w:rPr>
+                          <w:rFonts w:eastAsia="" w:cs="" w:ascii="0" w:hAnsi="0" w:cstheme="minorBidi" w:eastAsiaTheme="minorEastAsia"/>
+                          <w:color w:val="000000"/>
+                          <w:sz w:val="20"/>
+                          <w:szCs w:val="20"/>
+                          <w:lang w:val="en-US"/>
+                        </w:rPr>
+                        <w:t xml:space="preserve"> jsch</w:t>
+                      </w:r>
+                      <w:r>
+                        <w:rPr>
+                          <w:rFonts w:eastAsia="" w:cs="" w:ascii="0" w:hAnsi="0" w:cstheme="minorBidi" w:eastAsiaTheme="minorEastAsia"/>
+                          <w:bCs/>
+                          <w:color w:val="000080"/>
+                          <w:sz w:val="20"/>
+                          <w:szCs w:val="20"/>
+                          <w:lang w:val="en-US"/>
+                        </w:rPr>
+                        <w:t>::</w:t>
+                      </w:r>
+                      <w:r>
+                        <w:rPr>
+                          <w:rFonts w:eastAsia="" w:cs="" w:ascii="0" w:hAnsi="0" w:cstheme="minorBidi" w:eastAsiaTheme="minorEastAsia"/>
+                          <w:color w:val="000000"/>
+                          <w:sz w:val="20"/>
+                          <w:szCs w:val="20"/>
+                          <w:lang w:val="en-US"/>
+                        </w:rPr>
+                        <w:t>make_job</w:t>
+                      </w:r>
+                      <w:r>
+                        <w:rPr>
+                          <w:rFonts w:eastAsia="" w:cs="" w:ascii="0" w:hAnsi="0" w:cstheme="minorBidi" w:eastAsiaTheme="minorEastAsia"/>
+                          <w:bCs/>
+                          <w:color w:val="000080"/>
+                          <w:sz w:val="20"/>
+                          <w:szCs w:val="20"/>
+                          <w:lang w:val="en-US"/>
+                        </w:rPr>
+                        <w:t>([&amp;]{...});</w:t>
+                      </w:r>
+                    </w:p>
+                    <w:p>
+                      <w:pPr>
+                        <w:pStyle w:val="FrameContents"/>
+                        <w:overflowPunct w:val="true"/>
+                        <w:rPr/>
+                      </w:pPr>
+                      <w:r>
+                        <w:rPr>
+                          <w:rFonts w:eastAsia="" w:cs="" w:ascii="0" w:hAnsi="0" w:cstheme="minorBidi" w:eastAsiaTheme="minorEastAsia"/>
+                          <w:color w:val="8000FF"/>
+                          <w:sz w:val="20"/>
+                          <w:szCs w:val="20"/>
+                          <w:lang w:val="en-US"/>
+                        </w:rPr>
+                        <w:t>auto</w:t>
+                      </w:r>
+                      <w:r>
+                        <w:rPr>
+                          <w:rFonts w:eastAsia="" w:cs="" w:ascii="0" w:hAnsi="0" w:cstheme="minorBidi" w:eastAsiaTheme="minorEastAsia"/>
+                          <w:color w:val="000000"/>
+                          <w:sz w:val="20"/>
+                          <w:szCs w:val="20"/>
+                          <w:lang w:val="en-US"/>
+                        </w:rPr>
+                        <w:t xml:space="preserve"> dep2 </w:t>
+                      </w:r>
+                      <w:r>
+                        <w:rPr>
+                          <w:rFonts w:eastAsia="" w:cs="" w:ascii="0" w:hAnsi="0" w:cstheme="minorBidi" w:eastAsiaTheme="minorEastAsia"/>
+                          <w:bCs/>
+                          <w:color w:val="000080"/>
+                          <w:sz w:val="20"/>
+                          <w:szCs w:val="20"/>
+                          <w:lang w:val="en-US"/>
+                        </w:rPr>
+                        <w:t>=</w:t>
+                      </w:r>
+                      <w:r>
+                        <w:rPr>
+                          <w:rFonts w:eastAsia="" w:cs="" w:ascii="0" w:hAnsi="0" w:cstheme="minorBidi" w:eastAsiaTheme="minorEastAsia"/>
+                          <w:color w:val="000000"/>
+                          <w:sz w:val="20"/>
+                          <w:szCs w:val="20"/>
+                          <w:lang w:val="en-US"/>
+                        </w:rPr>
+                        <w:t xml:space="preserve"> jsch</w:t>
+                      </w:r>
+                      <w:r>
+                        <w:rPr>
+                          <w:rFonts w:eastAsia="" w:cs="" w:ascii="0" w:hAnsi="0" w:cstheme="minorBidi" w:eastAsiaTheme="minorEastAsia"/>
+                          <w:bCs/>
+                          <w:color w:val="000080"/>
+                          <w:sz w:val="20"/>
+                          <w:szCs w:val="20"/>
+                          <w:lang w:val="en-US"/>
+                        </w:rPr>
+                        <w:t>::</w:t>
+                      </w:r>
+                      <w:r>
+                        <w:rPr>
+                          <w:rFonts w:eastAsia="" w:cs="" w:ascii="0" w:hAnsi="0" w:cstheme="minorBidi" w:eastAsiaTheme="minorEastAsia"/>
+                          <w:color w:val="000000"/>
+                          <w:sz w:val="20"/>
+                          <w:szCs w:val="20"/>
+                          <w:lang w:val="en-US"/>
+                        </w:rPr>
+                        <w:t>make_job</w:t>
+                      </w:r>
+                      <w:r>
+                        <w:rPr>
+                          <w:rFonts w:eastAsia="" w:cs="" w:ascii="0" w:hAnsi="0" w:cstheme="minorBidi" w:eastAsiaTheme="minorEastAsia"/>
+                          <w:bCs/>
+                          <w:color w:val="000080"/>
+                          <w:sz w:val="20"/>
+                          <w:szCs w:val="20"/>
+                          <w:lang w:val="en-US"/>
+                        </w:rPr>
+                        <w:t>([&amp;]{...});</w:t>
+                      </w:r>
+                    </w:p>
+                    <w:p>
+                      <w:pPr>
+                        <w:pStyle w:val="FrameContents"/>
+                        <w:overflowPunct w:val="true"/>
+                        <w:rPr/>
+                      </w:pPr>
+                      <w:r>
+                        <w:rPr/>
+                      </w:r>
+                    </w:p>
+                    <w:p>
+                      <w:pPr>
+                        <w:pStyle w:val="FrameContents"/>
+                        <w:overflowPunct w:val="true"/>
+                        <w:rPr/>
+                      </w:pPr>
+                      <w:r>
+                        <w:rPr>
+                          <w:rFonts w:eastAsia="" w:cs="" w:ascii="0" w:hAnsi="0" w:cstheme="minorBidi" w:eastAsiaTheme="minorEastAsia"/>
+                          <w:color w:val="000000"/>
+                          <w:sz w:val="20"/>
+                          <w:szCs w:val="20"/>
+                          <w:lang w:val="en-US"/>
+                        </w:rPr>
+                        <w:t>jobPlan</w:t>
+                      </w:r>
+                      <w:r>
+                        <w:rPr>
+                          <w:rFonts w:eastAsia="" w:cs="" w:ascii="0" w:hAnsi="0" w:cstheme="minorBidi" w:eastAsiaTheme="minorEastAsia"/>
+                          <w:bCs/>
+                          <w:color w:val="000080"/>
+                          <w:sz w:val="20"/>
+                          <w:szCs w:val="20"/>
+                          <w:lang w:val="en-US"/>
+                        </w:rPr>
+                        <w:t>.</w:t>
+                      </w:r>
+                      <w:r>
+                        <w:rPr>
+                          <w:rFonts w:eastAsia="" w:cs="" w:ascii="0" w:hAnsi="0" w:cstheme="minorBidi" w:eastAsiaTheme="minorEastAsia"/>
+                          <w:color w:val="000000"/>
+                          <w:sz w:val="20"/>
+                          <w:szCs w:val="20"/>
+                          <w:lang w:val="en-US"/>
+                        </w:rPr>
+                        <w:t>addDependent</w:t>
+                      </w:r>
+                      <w:r>
+                        <w:rPr>
+                          <w:rFonts w:eastAsia="" w:cs="" w:ascii="0" w:hAnsi="0" w:cstheme="minorBidi" w:eastAsiaTheme="minorEastAsia"/>
+                          <w:bCs/>
+                          <w:color w:val="000080"/>
+                          <w:sz w:val="20"/>
+                          <w:szCs w:val="20"/>
+                          <w:lang w:val="en-US"/>
+                        </w:rPr>
+                        <w:t>(</w:t>
+                      </w:r>
+                      <w:r>
+                        <w:rPr>
+                          <w:rFonts w:eastAsia="" w:cs="" w:ascii="0" w:hAnsi="0" w:cstheme="minorBidi" w:eastAsiaTheme="minorEastAsia"/>
+                          <w:color w:val="000000"/>
+                          <w:sz w:val="20"/>
+                          <w:szCs w:val="20"/>
+                          <w:lang w:val="en-US"/>
+                        </w:rPr>
+                        <w:t>dep1</w:t>
+                      </w:r>
+                      <w:r>
+                        <w:rPr>
+                          <w:rFonts w:eastAsia="" w:cs="" w:ascii="0" w:hAnsi="0" w:cstheme="minorBidi" w:eastAsiaTheme="minorEastAsia"/>
+                          <w:bCs/>
+                          <w:color w:val="000080"/>
+                          <w:sz w:val="20"/>
+                          <w:szCs w:val="20"/>
+                          <w:lang w:val="en-US"/>
+                        </w:rPr>
+                        <w:t>);</w:t>
+                      </w:r>
+                    </w:p>
+                    <w:p>
+                      <w:pPr>
+                        <w:pStyle w:val="FrameContents"/>
+                        <w:overflowPunct w:val="true"/>
+                        <w:rPr/>
+                      </w:pPr>
+                      <w:r>
+                        <w:rPr>
+                          <w:rFonts w:eastAsia="" w:cs="" w:ascii="0" w:hAnsi="0" w:cstheme="minorBidi" w:eastAsiaTheme="minorEastAsia"/>
+                          <w:color w:val="000000"/>
+                          <w:sz w:val="20"/>
+                          <w:szCs w:val="20"/>
+                          <w:lang w:val="en-US"/>
+                        </w:rPr>
+                        <w:t>jobPlan</w:t>
+                      </w:r>
+                      <w:r>
+                        <w:rPr>
+                          <w:rFonts w:eastAsia="" w:cs="" w:ascii="0" w:hAnsi="0" w:cstheme="minorBidi" w:eastAsiaTheme="minorEastAsia"/>
+                          <w:bCs/>
+                          <w:color w:val="000080"/>
+                          <w:sz w:val="20"/>
+                          <w:szCs w:val="20"/>
+                          <w:lang w:val="en-US"/>
+                        </w:rPr>
+                        <w:t>.</w:t>
+                      </w:r>
+                      <w:r>
+                        <w:rPr>
+                          <w:rFonts w:eastAsia="" w:cs="" w:ascii="0" w:hAnsi="0" w:cstheme="minorBidi" w:eastAsiaTheme="minorEastAsia"/>
+                          <w:color w:val="000000"/>
+                          <w:sz w:val="20"/>
+                          <w:szCs w:val="20"/>
+                          <w:lang w:val="en-US"/>
+                        </w:rPr>
+                        <w:t>addDependent</w:t>
+                      </w:r>
+                      <w:r>
+                        <w:rPr>
+                          <w:rFonts w:eastAsia="" w:cs="" w:ascii="0" w:hAnsi="0" w:cstheme="minorBidi" w:eastAsiaTheme="minorEastAsia"/>
+                          <w:bCs/>
+                          <w:color w:val="000080"/>
+                          <w:sz w:val="20"/>
+                          <w:szCs w:val="20"/>
+                          <w:lang w:val="en-US"/>
+                        </w:rPr>
+                        <w:t>(</w:t>
+                      </w:r>
+                      <w:r>
+                        <w:rPr>
+                          <w:rFonts w:eastAsia="" w:cs="" w:ascii="0" w:hAnsi="0" w:cstheme="minorBidi" w:eastAsiaTheme="minorEastAsia"/>
+                          <w:color w:val="000000"/>
+                          <w:sz w:val="20"/>
+                          <w:szCs w:val="20"/>
+                          <w:lang w:val="en-US"/>
+                        </w:rPr>
+                        <w:t>dep2</w:t>
+                      </w:r>
+                      <w:r>
+                        <w:rPr>
+                          <w:rFonts w:eastAsia="" w:cs="" w:ascii="0" w:hAnsi="0" w:cstheme="minorBidi" w:eastAsiaTheme="minorEastAsia"/>
+                          <w:bCs/>
+                          <w:color w:val="000080"/>
+                          <w:sz w:val="20"/>
+                          <w:szCs w:val="20"/>
+                          <w:lang w:val="en-US"/>
+                        </w:rPr>
+                        <w:t>);</w:t>
+                      </w:r>
+                    </w:p>
+                    <w:p>
+                      <w:pPr>
+                        <w:pStyle w:val="FrameContents"/>
+                        <w:overflowPunct w:val="true"/>
+                        <w:rPr/>
+                      </w:pPr>
+                      <w:r>
+                        <w:rPr/>
+                      </w:r>
+                    </w:p>
+                    <w:p>
+                      <w:pPr>
+                        <w:pStyle w:val="FrameContents"/>
+                        <w:overflowPunct w:val="true"/>
+                        <w:rPr/>
+                      </w:pPr>
+                      <w:r>
+                        <w:rPr>
+                          <w:rFonts w:eastAsia="" w:cs="" w:ascii="0" w:hAnsi="0" w:cstheme="minorBidi" w:eastAsiaTheme="minorEastAsia"/>
+                          <w:color w:val="000000"/>
+                          <w:sz w:val="20"/>
+                          <w:szCs w:val="20"/>
+                          <w:lang w:val="en-US"/>
+                        </w:rPr>
+                        <w:t>jobScheduler</w:t>
+                      </w:r>
+                      <w:r>
+                        <w:rPr>
+                          <w:rFonts w:eastAsia="" w:cs="" w:ascii="0" w:hAnsi="0" w:cstheme="minorBidi" w:eastAsiaTheme="minorEastAsia"/>
+                          <w:bCs/>
+                          <w:color w:val="000080"/>
+                          <w:sz w:val="20"/>
+                          <w:szCs w:val="20"/>
+                          <w:lang w:val="en-US"/>
+                        </w:rPr>
+                        <w:t>.</w:t>
+                      </w:r>
+                      <w:r>
+                        <w:rPr>
+                          <w:rFonts w:eastAsia="" w:cs="" w:ascii="0" w:hAnsi="0" w:cstheme="minorBidi" w:eastAsiaTheme="minorEastAsia"/>
+                          <w:color w:val="000000"/>
+                          <w:sz w:val="20"/>
+                          <w:szCs w:val="20"/>
+                          <w:lang w:val="en-US"/>
+                        </w:rPr>
+                        <w:t>submitJob</w:t>
+                      </w:r>
+                      <w:r>
+                        <w:rPr>
+                          <w:rFonts w:eastAsia="" w:cs="" w:ascii="0" w:hAnsi="0" w:cstheme="minorBidi" w:eastAsiaTheme="minorEastAsia"/>
+                          <w:bCs/>
+                          <w:color w:val="000080"/>
+                          <w:sz w:val="20"/>
+                          <w:szCs w:val="20"/>
+                          <w:lang w:val="en-US"/>
+                        </w:rPr>
+                        <w:t>(</w:t>
+                      </w:r>
+                      <w:r>
+                        <w:rPr>
+                          <w:rFonts w:eastAsia="" w:cs="" w:ascii="0" w:hAnsi="0" w:cstheme="minorBidi" w:eastAsiaTheme="minorEastAsia"/>
+                          <w:color w:val="000000"/>
+                          <w:sz w:val="20"/>
+                          <w:szCs w:val="20"/>
+                          <w:lang w:val="en-US"/>
+                        </w:rPr>
+                        <w:t>jobPlan</w:t>
+                      </w:r>
+                      <w:r>
+                        <w:rPr>
+                          <w:rFonts w:eastAsia="" w:cs="" w:ascii="0" w:hAnsi="0" w:cstheme="minorBidi" w:eastAsiaTheme="minorEastAsia"/>
+                          <w:bCs/>
+                          <w:color w:val="000080"/>
+                          <w:sz w:val="20"/>
+                          <w:szCs w:val="20"/>
+                          <w:lang w:val="en-US"/>
+                        </w:rPr>
+                        <w:t>);</w:t>
+                      </w:r>
+                    </w:p>
+                  </w:txbxContent>
+                </v:textbox>
+              </v:rect>
+            </w:pict>
+          </mc:Fallback>
+        </mc:AlternateContent>
       </w:r>
     </w:p>
     <w:p>
@@ -7499,20 +9485,1189 @@
           <w:b w:val="false"/>
           <w:bCs w:val="false"/>
         </w:rPr>
-        <w:t>Ένα σημαντικό ζήτημα είναι ο συγχρονισμός του thread που υποβάλει τις εργασίες στον jobScheduler με αυτές. Για τον λόγο αυτό υπάρχουν τα futures (Η ονομασία προέρχεται από μια βιβλιοθήκη ασύγχρονου προγραμματισμού της javascript. Αν και δεν είμαι σίγουρος ότι επιτελεί την ίδια λειτουργία, ακούγεται τζαμάτο). Ένα future είναι ένα αντικείμενο το οποίο αντιστοιχίζεται σε κάποια δουλειά και μπορεί να χρησιμοποιηθεί για να μπλοκάρει ένα thread μέχρις ότου η δουλειά αυτή να έχει ολοκληρωθεί. Η δημιουργία των futures γίνεται μόνο σε περίπτωση που ένα job έχει υποβληθεί με τη μέθοδο submitWithFuture.</w:t>
+        <w:t>Όλα αυτά τα είδη εργασιών μπορούν να συνδυαστούν μεταξύ τους για πιο σύνθετες σειρές εκτέλεσης εργασιών.</w:t>
       </w:r>
     </w:p>
     <w:p>
       <w:pPr>
         <w:pStyle w:val="Normal"/>
-        <w:rPr>
-          <w:rFonts w:ascii="Times New Roman" w:hAnsi="Times New Roman" w:eastAsia="Times New Roman" w:cs="Times New Roman"/>
-        </w:rPr>
-      </w:pPr>
-      <w:r>
-        <w:rPr>
-          <w:rFonts w:eastAsia="Times New Roman" w:cs="Times New Roman"/>
-        </w:rPr>
+        <w:bidi w:val="0"/>
+        <w:rPr>
+          <w:b w:val="false"/>
+          <w:b w:val="false"/>
+          <w:bCs w:val="false"/>
+        </w:rPr>
+      </w:pPr>
+      <w:r>
+        <w:rPr>
+          <w:b w:val="false"/>
+          <w:bCs w:val="false"/>
+        </w:rPr>
+      </w:r>
+    </w:p>
+    <w:p>
+      <w:pPr>
+        <w:pStyle w:val="Normal"/>
+        <w:bidi w:val="0"/>
+        <w:rPr>
+          <w:b w:val="false"/>
+          <w:b w:val="false"/>
+          <w:bCs w:val="false"/>
+        </w:rPr>
+      </w:pPr>
+      <w:r>
+        <w:rPr>
+          <w:b w:val="false"/>
+          <w:bCs w:val="false"/>
+        </w:rPr>
+        <w:t>Ένα σημαντικό ζήτημα είναι ο συγχρονισμός του thread που υποβάλει τις εργασίες στον jobScheduler με αυτές. Για τον λόγο αυτό υπάρχουν τα futures (Η ονομασία προέρχεται από μια βιβλιοθήκη ασύγχρονου προγραμματισμού της javascript αν και δεν είμαι σίγουρος ότι επιτελεί την ίδια λειτουργία,). Ένα future είναι ένα αντικείμενο το οποίο αντιστοιχίζεται σε κάποια δουλειά και μπορεί να χρησιμοποιηθεί για να μπλοκάρει ένα thread μέχρις ότου η δουλειά αυτή να έχει ολοκληρωθεί. Η δημιουργία των futures γίνεται μόνο σε περίπτωση που ένα job έχει υποβληθεί με τη μέθοδο submitWithFuture.</w:t>
+      </w:r>
+    </w:p>
+    <w:p>
+      <w:pPr>
+        <w:pStyle w:val="Normal"/>
+        <w:rPr>
+          <w:rFonts w:ascii="0" w:hAnsi="0"/>
+          <w:b/>
+          <w:b/>
+          <w:color w:val="000080"/>
+          <w:sz w:val="20"/>
+          <w:highlight w:val="white"/>
+        </w:rPr>
+      </w:pPr>
+      <w:r>
+        <w:rPr>
+          <w:rFonts w:ascii="0" w:hAnsi="0"/>
+          <w:b/>
+          <w:color w:val="000080"/>
+          <w:sz w:val="20"/>
+          <w:highlight w:val="white"/>
+        </w:rPr>
+        <mc:AlternateContent>
+          <mc:Choice Requires="wps">
+            <w:drawing>
+              <wp:anchor behindDoc="0" distT="0" distB="0" distL="0" distR="0" simplePos="0" locked="0" layoutInCell="1" allowOverlap="1" relativeHeight="2">
+                <wp:simplePos x="0" y="0"/>
+                <wp:positionH relativeFrom="column">
+                  <wp:posOffset>22225</wp:posOffset>
+                </wp:positionH>
+                <wp:positionV relativeFrom="paragraph">
+                  <wp:posOffset>160655</wp:posOffset>
+                </wp:positionV>
+                <wp:extent cx="6010275" cy="3028950"/>
+                <wp:effectExtent l="0" t="0" r="0" b="0"/>
+                <wp:wrapTopAndBottom/>
+                <wp:docPr id="13" name="Shape2"/>
+                <a:graphic xmlns:a="http://schemas.openxmlformats.org/drawingml/2006/main">
+                  <a:graphicData uri="http://schemas.microsoft.com/office/word/2010/wordprocessingShape">
+                    <wps:wsp>
+                      <wps:cNvSpPr/>
+                      <wps:spPr>
+                        <a:xfrm>
+                          <a:off x="0" y="0"/>
+                          <a:ext cx="6009480" cy="3028320"/>
+                        </a:xfrm>
+                        <a:prstGeom prst="rect">
+                          <a:avLst/>
+                        </a:prstGeom>
+                        <a:solidFill>
+                          <a:srgbClr val="dddddd"/>
+                        </a:solidFill>
+                        <a:ln>
+                          <a:noFill/>
+                        </a:ln>
+                      </wps:spPr>
+                      <wps:style>
+                        <a:lnRef idx="0"/>
+                        <a:fillRef idx="0"/>
+                        <a:effectRef idx="0"/>
+                        <a:fontRef idx="minor"/>
+                      </wps:style>
+                      <wps:txbx>
+                        <w:txbxContent>
+                          <w:p>
+                            <w:pPr>
+                              <w:pStyle w:val="FrameContents"/>
+                              <w:overflowPunct w:val="true"/>
+                              <w:rPr/>
+                            </w:pPr>
+                            <w:r>
+                              <w:rPr>
+                                <w:rFonts w:eastAsia="" w:cs="" w:ascii="0" w:hAnsi="0" w:cstheme="minorBidi" w:eastAsiaTheme="minorEastAsia"/>
+                                <w:color w:val="804000"/>
+                                <w:sz w:val="20"/>
+                                <w:szCs w:val="20"/>
+                                <w:lang w:val="en-US"/>
+                              </w:rPr>
+                              <w:t>#include "jsch.hpp"</w:t>
+                            </w:r>
+                          </w:p>
+                          <w:p>
+                            <w:pPr>
+                              <w:pStyle w:val="FrameContents"/>
+                              <w:overflowPunct w:val="true"/>
+                              <w:rPr/>
+                            </w:pPr>
+                            <w:r>
+                              <w:rPr/>
+                            </w:r>
+                          </w:p>
+                          <w:p>
+                            <w:pPr>
+                              <w:pStyle w:val="FrameContents"/>
+                              <w:overflowPunct w:val="true"/>
+                              <w:rPr/>
+                            </w:pPr>
+                            <w:r>
+                              <w:rPr>
+                                <w:rFonts w:eastAsia="" w:cs="" w:ascii="0" w:hAnsi="0" w:cstheme="minorBidi" w:eastAsiaTheme="minorEastAsia"/>
+                                <w:color w:val="8000FF"/>
+                                <w:sz w:val="20"/>
+                                <w:szCs w:val="20"/>
+                                <w:lang w:val="en-US"/>
+                              </w:rPr>
+                              <w:t>int</w:t>
+                            </w:r>
+                            <w:r>
+                              <w:rPr>
+                                <w:rFonts w:eastAsia="" w:cs="" w:ascii="0" w:hAnsi="0" w:cstheme="minorBidi" w:eastAsiaTheme="minorEastAsia"/>
+                                <w:color w:val="000000"/>
+                                <w:sz w:val="20"/>
+                                <w:szCs w:val="20"/>
+                                <w:lang w:val="en-US"/>
+                              </w:rPr>
+                              <w:t xml:space="preserve"> main</w:t>
+                            </w:r>
+                            <w:r>
+                              <w:rPr>
+                                <w:rFonts w:eastAsia="" w:cs="" w:ascii="0" w:hAnsi="0" w:cstheme="minorBidi" w:eastAsiaTheme="minorEastAsia"/>
+                                <w:bCs/>
+                                <w:color w:val="000080"/>
+                                <w:sz w:val="20"/>
+                                <w:szCs w:val="20"/>
+                                <w:lang w:val="en-US"/>
+                              </w:rPr>
+                              <w:t>(){</w:t>
+                            </w:r>
+                          </w:p>
+                          <w:p>
+                            <w:pPr>
+                              <w:pStyle w:val="FrameContents"/>
+                              <w:overflowPunct w:val="true"/>
+                              <w:rPr/>
+                            </w:pPr>
+                            <w:r>
+                              <w:rPr/>
+                            </w:r>
+                          </w:p>
+                          <w:p>
+                            <w:pPr>
+                              <w:pStyle w:val="FrameContents"/>
+                              <w:overflowPunct w:val="true"/>
+                              <w:rPr/>
+                            </w:pPr>
+                            <w:r>
+                              <w:rPr>
+                                <w:rFonts w:eastAsia="" w:cs="" w:ascii="0" w:hAnsi="0" w:cstheme="minorBidi" w:eastAsiaTheme="minorEastAsia"/>
+                                <w:color w:val="000000"/>
+                                <w:sz w:val="20"/>
+                                <w:szCs w:val="20"/>
+                                <w:lang w:val="en-US"/>
+                              </w:rPr>
+                              <w:t>JobScheduler jobScheduler</w:t>
+                            </w:r>
+                            <w:r>
+                              <w:rPr>
+                                <w:rFonts w:eastAsia="" w:cs="" w:ascii="0" w:hAnsi="0" w:cstheme="minorBidi" w:eastAsiaTheme="minorEastAsia"/>
+                                <w:bCs/>
+                                <w:color w:val="000080"/>
+                                <w:sz w:val="20"/>
+                                <w:szCs w:val="20"/>
+                                <w:lang w:val="en-US"/>
+                              </w:rPr>
+                              <w:t>(</w:t>
+                            </w:r>
+                            <w:r>
+                              <w:rPr>
+                                <w:rFonts w:eastAsia="" w:cs="" w:ascii="0" w:hAnsi="0" w:cstheme="minorBidi" w:eastAsiaTheme="minorEastAsia"/>
+                                <w:color w:val="FF8000"/>
+                                <w:sz w:val="20"/>
+                                <w:szCs w:val="20"/>
+                                <w:lang w:val="en-US"/>
+                              </w:rPr>
+                              <w:t>10</w:t>
+                            </w:r>
+                            <w:r>
+                              <w:rPr>
+                                <w:rFonts w:eastAsia="" w:cs="" w:ascii="0" w:hAnsi="0" w:cstheme="minorBidi" w:eastAsiaTheme="minorEastAsia"/>
+                                <w:bCs/>
+                                <w:color w:val="000080"/>
+                                <w:sz w:val="20"/>
+                                <w:szCs w:val="20"/>
+                                <w:lang w:val="en-US"/>
+                              </w:rPr>
+                              <w:t>);</w:t>
+                            </w:r>
+                          </w:p>
+                          <w:p>
+                            <w:pPr>
+                              <w:pStyle w:val="FrameContents"/>
+                              <w:overflowPunct w:val="true"/>
+                              <w:rPr/>
+                            </w:pPr>
+                            <w:r>
+                              <w:rPr/>
+                            </w:r>
+                          </w:p>
+                          <w:p>
+                            <w:pPr>
+                              <w:pStyle w:val="FrameContents"/>
+                              <w:overflowPunct w:val="true"/>
+                              <w:rPr/>
+                            </w:pPr>
+                            <w:r>
+                              <w:rPr>
+                                <w:rFonts w:eastAsia="" w:cs="0" w:ascii="0" w:hAnsi="0" w:eastAsiaTheme="minorEastAsia"/>
+                                <w:color w:val="008000"/>
+                                <w:sz w:val="20"/>
+                                <w:szCs w:val="20"/>
+                                <w:lang w:val="en-US"/>
+                              </w:rPr>
+                              <w:t>/*...*/</w:t>
+                            </w:r>
+                          </w:p>
+                          <w:p>
+                            <w:pPr>
+                              <w:pStyle w:val="FrameContents"/>
+                              <w:overflowPunct w:val="true"/>
+                              <w:rPr/>
+                            </w:pPr>
+                            <w:r>
+                              <w:rPr/>
+                            </w:r>
+                          </w:p>
+                          <w:p>
+                            <w:pPr>
+                              <w:pStyle w:val="FrameContents"/>
+                              <w:overflowPunct w:val="true"/>
+                              <w:rPr/>
+                            </w:pPr>
+                            <w:r>
+                              <w:rPr>
+                                <w:rFonts w:eastAsia="" w:cs="" w:ascii="0" w:hAnsi="0" w:cstheme="minorBidi" w:eastAsiaTheme="minorEastAsia"/>
+                                <w:color w:val="000000"/>
+                                <w:sz w:val="20"/>
+                                <w:szCs w:val="20"/>
+                                <w:lang w:val="en-US"/>
+                              </w:rPr>
+                              <w:t>Job</w:t>
+                            </w:r>
+                            <w:r>
+                              <w:rPr>
+                                <w:rFonts w:eastAsia="" w:cs="" w:ascii="0" w:hAnsi="0" w:cstheme="minorBidi" w:eastAsiaTheme="minorEastAsia"/>
+                                <w:bCs/>
+                                <w:color w:val="000080"/>
+                                <w:sz w:val="20"/>
+                                <w:szCs w:val="20"/>
+                                <w:lang w:val="en-US"/>
+                              </w:rPr>
+                              <w:t>*</w:t>
+                            </w:r>
+                            <w:r>
+                              <w:rPr>
+                                <w:rFonts w:eastAsia="" w:cs="" w:ascii="0" w:hAnsi="0" w:cstheme="minorBidi" w:eastAsiaTheme="minorEastAsia"/>
+                                <w:color w:val="000000"/>
+                                <w:sz w:val="20"/>
+                                <w:szCs w:val="20"/>
+                                <w:lang w:val="en-US"/>
+                              </w:rPr>
+                              <w:t xml:space="preserve"> job </w:t>
+                            </w:r>
+                            <w:r>
+                              <w:rPr>
+                                <w:rFonts w:eastAsia="" w:cs="" w:ascii="0" w:hAnsi="0" w:cstheme="minorBidi" w:eastAsiaTheme="minorEastAsia"/>
+                                <w:bCs/>
+                                <w:color w:val="000080"/>
+                                <w:sz w:val="20"/>
+                                <w:szCs w:val="20"/>
+                                <w:lang w:val="en-US"/>
+                              </w:rPr>
+                              <w:t>=</w:t>
+                            </w:r>
+                            <w:r>
+                              <w:rPr>
+                                <w:rFonts w:eastAsia="" w:cs="" w:ascii="0" w:hAnsi="0" w:cstheme="minorBidi" w:eastAsiaTheme="minorEastAsia"/>
+                                <w:color w:val="000000"/>
+                                <w:sz w:val="20"/>
+                                <w:szCs w:val="20"/>
+                                <w:lang w:val="en-US"/>
+                              </w:rPr>
+                              <w:t xml:space="preserve"> jsch</w:t>
+                            </w:r>
+                            <w:r>
+                              <w:rPr>
+                                <w:rFonts w:eastAsia="" w:cs="" w:ascii="0" w:hAnsi="0" w:cstheme="minorBidi" w:eastAsiaTheme="minorEastAsia"/>
+                                <w:bCs/>
+                                <w:color w:val="000080"/>
+                                <w:sz w:val="20"/>
+                                <w:szCs w:val="20"/>
+                                <w:lang w:val="en-US"/>
+                              </w:rPr>
+                              <w:t>::</w:t>
+                            </w:r>
+                            <w:r>
+                              <w:rPr>
+                                <w:rFonts w:eastAsia="" w:cs="" w:ascii="0" w:hAnsi="0" w:cstheme="minorBidi" w:eastAsiaTheme="minorEastAsia"/>
+                                <w:color w:val="000000"/>
+                                <w:sz w:val="20"/>
+                                <w:szCs w:val="20"/>
+                                <w:lang w:val="en-US"/>
+                              </w:rPr>
+                              <w:t>make_job</w:t>
+                            </w:r>
+                            <w:r>
+                              <w:rPr>
+                                <w:rFonts w:eastAsia="" w:cs="" w:ascii="0" w:hAnsi="0" w:cstheme="minorBidi" w:eastAsiaTheme="minorEastAsia"/>
+                                <w:bCs/>
+                                <w:color w:val="000080"/>
+                                <w:sz w:val="20"/>
+                                <w:szCs w:val="20"/>
+                                <w:lang w:val="en-US"/>
+                              </w:rPr>
+                              <w:t>(</w:t>
+                            </w:r>
+                            <w:r>
+                              <w:rPr>
+                                <w:rFonts w:eastAsia="" w:cs="" w:ascii="0" w:hAnsi="0" w:cstheme="minorBidi" w:eastAsiaTheme="minorEastAsia"/>
+                                <w:color w:val="000000"/>
+                                <w:sz w:val="20"/>
+                                <w:szCs w:val="20"/>
+                                <w:lang w:val="en-US"/>
+                              </w:rPr>
+                              <w:t xml:space="preserve"> </w:t>
+                            </w:r>
+                            <w:r>
+                              <w:rPr>
+                                <w:rFonts w:eastAsia="" w:cs="" w:ascii="0" w:hAnsi="0" w:cstheme="minorBidi" w:eastAsiaTheme="minorEastAsia"/>
+                                <w:bCs/>
+                                <w:color w:val="000080"/>
+                                <w:sz w:val="20"/>
+                                <w:szCs w:val="20"/>
+                                <w:lang w:val="en-US"/>
+                              </w:rPr>
+                              <w:t>[&amp;]{...});</w:t>
+                            </w:r>
+                          </w:p>
+                          <w:p>
+                            <w:pPr>
+                              <w:pStyle w:val="FrameContents"/>
+                              <w:overflowPunct w:val="true"/>
+                              <w:rPr/>
+                            </w:pPr>
+                            <w:r>
+                              <w:rPr/>
+                            </w:r>
+                          </w:p>
+                          <w:p>
+                            <w:pPr>
+                              <w:pStyle w:val="FrameContents"/>
+                              <w:overflowPunct w:val="true"/>
+                              <w:rPr/>
+                            </w:pPr>
+                            <w:r>
+                              <w:rPr>
+                                <w:rFonts w:eastAsia="" w:cs="" w:ascii="0" w:hAnsi="0" w:cstheme="minorBidi" w:eastAsiaTheme="minorEastAsia"/>
+                                <w:color w:val="000000"/>
+                                <w:sz w:val="20"/>
+                                <w:szCs w:val="20"/>
+                                <w:lang w:val="en-US"/>
+                              </w:rPr>
+                              <w:t>Future</w:t>
+                            </w:r>
+                            <w:r>
+                              <w:rPr>
+                                <w:rFonts w:eastAsia="" w:cs="" w:ascii="0" w:hAnsi="0" w:cstheme="minorBidi" w:eastAsiaTheme="minorEastAsia"/>
+                                <w:bCs/>
+                                <w:color w:val="000080"/>
+                                <w:sz w:val="20"/>
+                                <w:szCs w:val="20"/>
+                                <w:lang w:val="en-US"/>
+                              </w:rPr>
+                              <w:t>*</w:t>
+                            </w:r>
+                            <w:r>
+                              <w:rPr>
+                                <w:rFonts w:eastAsia="" w:cs="" w:ascii="0" w:hAnsi="0" w:cstheme="minorBidi" w:eastAsiaTheme="minorEastAsia"/>
+                                <w:color w:val="000000"/>
+                                <w:sz w:val="20"/>
+                                <w:szCs w:val="20"/>
+                                <w:lang w:val="en-US"/>
+                              </w:rPr>
+                              <w:t xml:space="preserve"> future </w:t>
+                            </w:r>
+                            <w:r>
+                              <w:rPr>
+                                <w:rFonts w:eastAsia="" w:cs="" w:ascii="0" w:hAnsi="0" w:cstheme="minorBidi" w:eastAsiaTheme="minorEastAsia"/>
+                                <w:bCs/>
+                                <w:color w:val="000080"/>
+                                <w:sz w:val="20"/>
+                                <w:szCs w:val="20"/>
+                                <w:lang w:val="en-US"/>
+                              </w:rPr>
+                              <w:t>=</w:t>
+                            </w:r>
+                            <w:r>
+                              <w:rPr>
+                                <w:rFonts w:eastAsia="" w:cs="" w:ascii="0" w:hAnsi="0" w:cstheme="minorBidi" w:eastAsiaTheme="minorEastAsia"/>
+                                <w:color w:val="000000"/>
+                                <w:sz w:val="20"/>
+                                <w:szCs w:val="20"/>
+                                <w:lang w:val="en-US"/>
+                              </w:rPr>
+                              <w:t xml:space="preserve"> jobScheduler</w:t>
+                            </w:r>
+                            <w:r>
+                              <w:rPr>
+                                <w:rFonts w:eastAsia="" w:cs="" w:ascii="0" w:hAnsi="0" w:cstheme="minorBidi" w:eastAsiaTheme="minorEastAsia"/>
+                                <w:bCs/>
+                                <w:color w:val="000080"/>
+                                <w:sz w:val="20"/>
+                                <w:szCs w:val="20"/>
+                                <w:lang w:val="en-US"/>
+                              </w:rPr>
+                              <w:t>.</w:t>
+                            </w:r>
+                            <w:r>
+                              <w:rPr>
+                                <w:rFonts w:eastAsia="" w:cs="" w:ascii="0" w:hAnsi="0" w:cstheme="minorBidi" w:eastAsiaTheme="minorEastAsia"/>
+                                <w:color w:val="000000"/>
+                                <w:sz w:val="20"/>
+                                <w:szCs w:val="20"/>
+                                <w:lang w:val="en-US"/>
+                              </w:rPr>
+                              <w:t>submitWithFuture</w:t>
+                            </w:r>
+                            <w:r>
+                              <w:rPr>
+                                <w:rFonts w:eastAsia="" w:cs="" w:ascii="0" w:hAnsi="0" w:cstheme="minorBidi" w:eastAsiaTheme="minorEastAsia"/>
+                                <w:bCs/>
+                                <w:color w:val="000080"/>
+                                <w:sz w:val="20"/>
+                                <w:szCs w:val="20"/>
+                                <w:lang w:val="en-US"/>
+                              </w:rPr>
+                              <w:t>(</w:t>
+                            </w:r>
+                            <w:r>
+                              <w:rPr>
+                                <w:rFonts w:eastAsia="" w:cs="" w:ascii="0" w:hAnsi="0" w:cstheme="minorBidi" w:eastAsiaTheme="minorEastAsia"/>
+                                <w:color w:val="000000"/>
+                                <w:sz w:val="20"/>
+                                <w:szCs w:val="20"/>
+                                <w:lang w:val="en-US"/>
+                              </w:rPr>
+                              <w:t>job</w:t>
+                            </w:r>
+                            <w:r>
+                              <w:rPr>
+                                <w:rFonts w:eastAsia="" w:cs="" w:ascii="0" w:hAnsi="0" w:cstheme="minorBidi" w:eastAsiaTheme="minorEastAsia"/>
+                                <w:bCs/>
+                                <w:color w:val="000080"/>
+                                <w:sz w:val="20"/>
+                                <w:szCs w:val="20"/>
+                                <w:lang w:val="en-US"/>
+                              </w:rPr>
+                              <w:t>);</w:t>
+                            </w:r>
+                          </w:p>
+                          <w:p>
+                            <w:pPr>
+                              <w:pStyle w:val="FrameContents"/>
+                              <w:overflowPunct w:val="true"/>
+                              <w:rPr/>
+                            </w:pPr>
+                            <w:r>
+                              <w:rPr/>
+                            </w:r>
+                          </w:p>
+                          <w:p>
+                            <w:pPr>
+                              <w:pStyle w:val="FrameContents"/>
+                              <w:overflowPunct w:val="true"/>
+                              <w:rPr/>
+                            </w:pPr>
+                            <w:r>
+                              <w:rPr>
+                                <w:rFonts w:eastAsia="" w:cs="" w:ascii="0" w:hAnsi="0" w:cstheme="minorBidi" w:eastAsiaTheme="minorEastAsia"/>
+                                <w:color w:val="000000"/>
+                                <w:sz w:val="20"/>
+                                <w:szCs w:val="20"/>
+                                <w:lang w:val="en-US"/>
+                              </w:rPr>
+                              <w:t>future</w:t>
+                            </w:r>
+                            <w:r>
+                              <w:rPr>
+                                <w:rFonts w:eastAsia="" w:cs="" w:ascii="0" w:hAnsi="0" w:cstheme="minorBidi" w:eastAsiaTheme="minorEastAsia"/>
+                                <w:bCs/>
+                                <w:color w:val="000080"/>
+                                <w:sz w:val="20"/>
+                                <w:szCs w:val="20"/>
+                                <w:lang w:val="en-US"/>
+                              </w:rPr>
+                              <w:t>-&gt;</w:t>
+                            </w:r>
+                            <w:r>
+                              <w:rPr>
+                                <w:rFonts w:eastAsia="" w:cs="" w:ascii="0" w:hAnsi="0" w:cstheme="minorBidi" w:eastAsiaTheme="minorEastAsia"/>
+                                <w:color w:val="000000"/>
+                                <w:sz w:val="20"/>
+                                <w:szCs w:val="20"/>
+                                <w:lang w:val="en-US"/>
+                              </w:rPr>
+                              <w:t>wait</w:t>
+                            </w:r>
+                            <w:r>
+                              <w:rPr>
+                                <w:rFonts w:eastAsia="" w:cs="" w:ascii="0" w:hAnsi="0" w:cstheme="minorBidi" w:eastAsiaTheme="minorEastAsia"/>
+                                <w:bCs/>
+                                <w:color w:val="000080"/>
+                                <w:sz w:val="20"/>
+                                <w:szCs w:val="20"/>
+                                <w:lang w:val="en-US"/>
+                              </w:rPr>
+                              <w:t>()</w:t>
+                            </w:r>
+                            <w:r>
+                              <w:rPr>
+                                <w:rFonts w:eastAsia="" w:cs="" w:ascii="0" w:hAnsi="0" w:cstheme="minorBidi" w:eastAsiaTheme="minorEastAsia"/>
+                                <w:color w:val="000000"/>
+                                <w:sz w:val="20"/>
+                                <w:szCs w:val="20"/>
+                                <w:lang w:val="en-US"/>
+                              </w:rPr>
+                              <w:t xml:space="preserve">  </w:t>
+                            </w:r>
+                            <w:r>
+                              <w:rPr>
+                                <w:rFonts w:eastAsia="" w:cs="" w:ascii="0" w:hAnsi="0" w:cstheme="minorBidi" w:eastAsiaTheme="minorEastAsia"/>
+                                <w:color w:val="008000"/>
+                                <w:sz w:val="20"/>
+                                <w:szCs w:val="20"/>
+                                <w:lang w:val="en-US"/>
+                              </w:rPr>
+                              <w:t>/* Once “wait” returns, using “wait” on the same future will cause       undefined behaviour */</w:t>
+                            </w:r>
+                          </w:p>
+                          <w:p>
+                            <w:pPr>
+                              <w:pStyle w:val="FrameContents"/>
+                              <w:overflowPunct w:val="true"/>
+                              <w:rPr/>
+                            </w:pPr>
+                            <w:r>
+                              <w:rPr/>
+                            </w:r>
+                          </w:p>
+                          <w:p>
+                            <w:pPr>
+                              <w:pStyle w:val="FrameContents"/>
+                              <w:overflowPunct w:val="true"/>
+                              <w:rPr/>
+                            </w:pPr>
+                            <w:r>
+                              <w:rPr>
+                                <w:rFonts w:eastAsia="" w:cs="0" w:ascii="0" w:hAnsi="0" w:eastAsiaTheme="minorEastAsia"/>
+                                <w:color w:val="008000"/>
+                                <w:sz w:val="20"/>
+                                <w:szCs w:val="20"/>
+                                <w:lang w:val="en-US"/>
+                              </w:rPr>
+                              <w:t>/*Calling “wait” is necessary because the program might finish without the job having been executed */</w:t>
+                            </w:r>
+                          </w:p>
+                          <w:p>
+                            <w:pPr>
+                              <w:pStyle w:val="FrameContents"/>
+                              <w:overflowPunct w:val="true"/>
+                              <w:rPr/>
+                            </w:pPr>
+                            <w:r>
+                              <w:rPr/>
+                            </w:r>
+                          </w:p>
+                          <w:p>
+                            <w:pPr>
+                              <w:pStyle w:val="FrameContents"/>
+                              <w:overflowPunct w:val="true"/>
+                              <w:rPr/>
+                            </w:pPr>
+                            <w:r>
+                              <w:rPr>
+                                <w:rFonts w:eastAsia="" w:cs="0" w:ascii="0" w:hAnsi="0" w:eastAsiaTheme="minorEastAsia"/>
+                                <w:bCs/>
+                                <w:color w:val="000080"/>
+                                <w:sz w:val="20"/>
+                                <w:szCs w:val="20"/>
+                                <w:lang w:val="en-US"/>
+                              </w:rPr>
+                              <w:t>}</w:t>
+                            </w:r>
+                          </w:p>
+                        </w:txbxContent>
+                      </wps:txbx>
+                      <wps:bodyPr lIns="0" rIns="0" tIns="0" bIns="0">
+                        <a:spAutoFit/>
+                      </wps:bodyPr>
+                    </wps:wsp>
+                  </a:graphicData>
+                </a:graphic>
+              </wp:anchor>
+            </w:drawing>
+          </mc:Choice>
+          <mc:Fallback>
+            <w:pict>
+              <v:rect id="shape_0" ID="Shape2" fillcolor="#dddddd" stroked="f" style="position:absolute;margin-left:1.75pt;margin-top:12.65pt;width:473.15pt;height:238.4pt">
+                <w10:wrap type="square"/>
+                <v:fill o:detectmouseclick="t" type="solid" color2="#222222"/>
+                <v:stroke color="#3465a4" joinstyle="round" endcap="flat"/>
+                <v:textbox>
+                  <w:txbxContent>
+                    <w:p>
+                      <w:pPr>
+                        <w:pStyle w:val="FrameContents"/>
+                        <w:overflowPunct w:val="true"/>
+                        <w:rPr/>
+                      </w:pPr>
+                      <w:r>
+                        <w:rPr>
+                          <w:rFonts w:eastAsia="" w:cs="" w:ascii="0" w:hAnsi="0" w:cstheme="minorBidi" w:eastAsiaTheme="minorEastAsia"/>
+                          <w:color w:val="804000"/>
+                          <w:sz w:val="20"/>
+                          <w:szCs w:val="20"/>
+                          <w:lang w:val="en-US"/>
+                        </w:rPr>
+                        <w:t>#include "jsch.hpp"</w:t>
+                      </w:r>
+                    </w:p>
+                    <w:p>
+                      <w:pPr>
+                        <w:pStyle w:val="FrameContents"/>
+                        <w:overflowPunct w:val="true"/>
+                        <w:rPr/>
+                      </w:pPr>
+                      <w:r>
+                        <w:rPr/>
+                      </w:r>
+                    </w:p>
+                    <w:p>
+                      <w:pPr>
+                        <w:pStyle w:val="FrameContents"/>
+                        <w:overflowPunct w:val="true"/>
+                        <w:rPr/>
+                      </w:pPr>
+                      <w:r>
+                        <w:rPr>
+                          <w:rFonts w:eastAsia="" w:cs="" w:ascii="0" w:hAnsi="0" w:cstheme="minorBidi" w:eastAsiaTheme="minorEastAsia"/>
+                          <w:color w:val="8000FF"/>
+                          <w:sz w:val="20"/>
+                          <w:szCs w:val="20"/>
+                          <w:lang w:val="en-US"/>
+                        </w:rPr>
+                        <w:t>int</w:t>
+                      </w:r>
+                      <w:r>
+                        <w:rPr>
+                          <w:rFonts w:eastAsia="" w:cs="" w:ascii="0" w:hAnsi="0" w:cstheme="minorBidi" w:eastAsiaTheme="minorEastAsia"/>
+                          <w:color w:val="000000"/>
+                          <w:sz w:val="20"/>
+                          <w:szCs w:val="20"/>
+                          <w:lang w:val="en-US"/>
+                        </w:rPr>
+                        <w:t xml:space="preserve"> main</w:t>
+                      </w:r>
+                      <w:r>
+                        <w:rPr>
+                          <w:rFonts w:eastAsia="" w:cs="" w:ascii="0" w:hAnsi="0" w:cstheme="minorBidi" w:eastAsiaTheme="minorEastAsia"/>
+                          <w:bCs/>
+                          <w:color w:val="000080"/>
+                          <w:sz w:val="20"/>
+                          <w:szCs w:val="20"/>
+                          <w:lang w:val="en-US"/>
+                        </w:rPr>
+                        <w:t>(){</w:t>
+                      </w:r>
+                    </w:p>
+                    <w:p>
+                      <w:pPr>
+                        <w:pStyle w:val="FrameContents"/>
+                        <w:overflowPunct w:val="true"/>
+                        <w:rPr/>
+                      </w:pPr>
+                      <w:r>
+                        <w:rPr/>
+                      </w:r>
+                    </w:p>
+                    <w:p>
+                      <w:pPr>
+                        <w:pStyle w:val="FrameContents"/>
+                        <w:overflowPunct w:val="true"/>
+                        <w:rPr/>
+                      </w:pPr>
+                      <w:r>
+                        <w:rPr>
+                          <w:rFonts w:eastAsia="" w:cs="" w:ascii="0" w:hAnsi="0" w:cstheme="minorBidi" w:eastAsiaTheme="minorEastAsia"/>
+                          <w:color w:val="000000"/>
+                          <w:sz w:val="20"/>
+                          <w:szCs w:val="20"/>
+                          <w:lang w:val="en-US"/>
+                        </w:rPr>
+                        <w:t>JobScheduler jobScheduler</w:t>
+                      </w:r>
+                      <w:r>
+                        <w:rPr>
+                          <w:rFonts w:eastAsia="" w:cs="" w:ascii="0" w:hAnsi="0" w:cstheme="minorBidi" w:eastAsiaTheme="minorEastAsia"/>
+                          <w:bCs/>
+                          <w:color w:val="000080"/>
+                          <w:sz w:val="20"/>
+                          <w:szCs w:val="20"/>
+                          <w:lang w:val="en-US"/>
+                        </w:rPr>
+                        <w:t>(</w:t>
+                      </w:r>
+                      <w:r>
+                        <w:rPr>
+                          <w:rFonts w:eastAsia="" w:cs="" w:ascii="0" w:hAnsi="0" w:cstheme="minorBidi" w:eastAsiaTheme="minorEastAsia"/>
+                          <w:color w:val="FF8000"/>
+                          <w:sz w:val="20"/>
+                          <w:szCs w:val="20"/>
+                          <w:lang w:val="en-US"/>
+                        </w:rPr>
+                        <w:t>10</w:t>
+                      </w:r>
+                      <w:r>
+                        <w:rPr>
+                          <w:rFonts w:eastAsia="" w:cs="" w:ascii="0" w:hAnsi="0" w:cstheme="minorBidi" w:eastAsiaTheme="minorEastAsia"/>
+                          <w:bCs/>
+                          <w:color w:val="000080"/>
+                          <w:sz w:val="20"/>
+                          <w:szCs w:val="20"/>
+                          <w:lang w:val="en-US"/>
+                        </w:rPr>
+                        <w:t>);</w:t>
+                      </w:r>
+                    </w:p>
+                    <w:p>
+                      <w:pPr>
+                        <w:pStyle w:val="FrameContents"/>
+                        <w:overflowPunct w:val="true"/>
+                        <w:rPr/>
+                      </w:pPr>
+                      <w:r>
+                        <w:rPr/>
+                      </w:r>
+                    </w:p>
+                    <w:p>
+                      <w:pPr>
+                        <w:pStyle w:val="FrameContents"/>
+                        <w:overflowPunct w:val="true"/>
+                        <w:rPr/>
+                      </w:pPr>
+                      <w:r>
+                        <w:rPr>
+                          <w:rFonts w:eastAsia="" w:cs="0" w:ascii="0" w:hAnsi="0" w:eastAsiaTheme="minorEastAsia"/>
+                          <w:color w:val="008000"/>
+                          <w:sz w:val="20"/>
+                          <w:szCs w:val="20"/>
+                          <w:lang w:val="en-US"/>
+                        </w:rPr>
+                        <w:t>/*...*/</w:t>
+                      </w:r>
+                    </w:p>
+                    <w:p>
+                      <w:pPr>
+                        <w:pStyle w:val="FrameContents"/>
+                        <w:overflowPunct w:val="true"/>
+                        <w:rPr/>
+                      </w:pPr>
+                      <w:r>
+                        <w:rPr/>
+                      </w:r>
+                    </w:p>
+                    <w:p>
+                      <w:pPr>
+                        <w:pStyle w:val="FrameContents"/>
+                        <w:overflowPunct w:val="true"/>
+                        <w:rPr/>
+                      </w:pPr>
+                      <w:r>
+                        <w:rPr>
+                          <w:rFonts w:eastAsia="" w:cs="" w:ascii="0" w:hAnsi="0" w:cstheme="minorBidi" w:eastAsiaTheme="minorEastAsia"/>
+                          <w:color w:val="000000"/>
+                          <w:sz w:val="20"/>
+                          <w:szCs w:val="20"/>
+                          <w:lang w:val="en-US"/>
+                        </w:rPr>
+                        <w:t>Job</w:t>
+                      </w:r>
+                      <w:r>
+                        <w:rPr>
+                          <w:rFonts w:eastAsia="" w:cs="" w:ascii="0" w:hAnsi="0" w:cstheme="minorBidi" w:eastAsiaTheme="minorEastAsia"/>
+                          <w:bCs/>
+                          <w:color w:val="000080"/>
+                          <w:sz w:val="20"/>
+                          <w:szCs w:val="20"/>
+                          <w:lang w:val="en-US"/>
+                        </w:rPr>
+                        <w:t>*</w:t>
+                      </w:r>
+                      <w:r>
+                        <w:rPr>
+                          <w:rFonts w:eastAsia="" w:cs="" w:ascii="0" w:hAnsi="0" w:cstheme="minorBidi" w:eastAsiaTheme="minorEastAsia"/>
+                          <w:color w:val="000000"/>
+                          <w:sz w:val="20"/>
+                          <w:szCs w:val="20"/>
+                          <w:lang w:val="en-US"/>
+                        </w:rPr>
+                        <w:t xml:space="preserve"> job </w:t>
+                      </w:r>
+                      <w:r>
+                        <w:rPr>
+                          <w:rFonts w:eastAsia="" w:cs="" w:ascii="0" w:hAnsi="0" w:cstheme="minorBidi" w:eastAsiaTheme="minorEastAsia"/>
+                          <w:bCs/>
+                          <w:color w:val="000080"/>
+                          <w:sz w:val="20"/>
+                          <w:szCs w:val="20"/>
+                          <w:lang w:val="en-US"/>
+                        </w:rPr>
+                        <w:t>=</w:t>
+                      </w:r>
+                      <w:r>
+                        <w:rPr>
+                          <w:rFonts w:eastAsia="" w:cs="" w:ascii="0" w:hAnsi="0" w:cstheme="minorBidi" w:eastAsiaTheme="minorEastAsia"/>
+                          <w:color w:val="000000"/>
+                          <w:sz w:val="20"/>
+                          <w:szCs w:val="20"/>
+                          <w:lang w:val="en-US"/>
+                        </w:rPr>
+                        <w:t xml:space="preserve"> jsch</w:t>
+                      </w:r>
+                      <w:r>
+                        <w:rPr>
+                          <w:rFonts w:eastAsia="" w:cs="" w:ascii="0" w:hAnsi="0" w:cstheme="minorBidi" w:eastAsiaTheme="minorEastAsia"/>
+                          <w:bCs/>
+                          <w:color w:val="000080"/>
+                          <w:sz w:val="20"/>
+                          <w:szCs w:val="20"/>
+                          <w:lang w:val="en-US"/>
+                        </w:rPr>
+                        <w:t>::</w:t>
+                      </w:r>
+                      <w:r>
+                        <w:rPr>
+                          <w:rFonts w:eastAsia="" w:cs="" w:ascii="0" w:hAnsi="0" w:cstheme="minorBidi" w:eastAsiaTheme="minorEastAsia"/>
+                          <w:color w:val="000000"/>
+                          <w:sz w:val="20"/>
+                          <w:szCs w:val="20"/>
+                          <w:lang w:val="en-US"/>
+                        </w:rPr>
+                        <w:t>make_job</w:t>
+                      </w:r>
+                      <w:r>
+                        <w:rPr>
+                          <w:rFonts w:eastAsia="" w:cs="" w:ascii="0" w:hAnsi="0" w:cstheme="minorBidi" w:eastAsiaTheme="minorEastAsia"/>
+                          <w:bCs/>
+                          <w:color w:val="000080"/>
+                          <w:sz w:val="20"/>
+                          <w:szCs w:val="20"/>
+                          <w:lang w:val="en-US"/>
+                        </w:rPr>
+                        <w:t>(</w:t>
+                      </w:r>
+                      <w:r>
+                        <w:rPr>
+                          <w:rFonts w:eastAsia="" w:cs="" w:ascii="0" w:hAnsi="0" w:cstheme="minorBidi" w:eastAsiaTheme="minorEastAsia"/>
+                          <w:color w:val="000000"/>
+                          <w:sz w:val="20"/>
+                          <w:szCs w:val="20"/>
+                          <w:lang w:val="en-US"/>
+                        </w:rPr>
+                        <w:t xml:space="preserve"> </w:t>
+                      </w:r>
+                      <w:r>
+                        <w:rPr>
+                          <w:rFonts w:eastAsia="" w:cs="" w:ascii="0" w:hAnsi="0" w:cstheme="minorBidi" w:eastAsiaTheme="minorEastAsia"/>
+                          <w:bCs/>
+                          <w:color w:val="000080"/>
+                          <w:sz w:val="20"/>
+                          <w:szCs w:val="20"/>
+                          <w:lang w:val="en-US"/>
+                        </w:rPr>
+                        <w:t>[&amp;]{...});</w:t>
+                      </w:r>
+                    </w:p>
+                    <w:p>
+                      <w:pPr>
+                        <w:pStyle w:val="FrameContents"/>
+                        <w:overflowPunct w:val="true"/>
+                        <w:rPr/>
+                      </w:pPr>
+                      <w:r>
+                        <w:rPr/>
+                      </w:r>
+                    </w:p>
+                    <w:p>
+                      <w:pPr>
+                        <w:pStyle w:val="FrameContents"/>
+                        <w:overflowPunct w:val="true"/>
+                        <w:rPr/>
+                      </w:pPr>
+                      <w:r>
+                        <w:rPr>
+                          <w:rFonts w:eastAsia="" w:cs="" w:ascii="0" w:hAnsi="0" w:cstheme="minorBidi" w:eastAsiaTheme="minorEastAsia"/>
+                          <w:color w:val="000000"/>
+                          <w:sz w:val="20"/>
+                          <w:szCs w:val="20"/>
+                          <w:lang w:val="en-US"/>
+                        </w:rPr>
+                        <w:t>Future</w:t>
+                      </w:r>
+                      <w:r>
+                        <w:rPr>
+                          <w:rFonts w:eastAsia="" w:cs="" w:ascii="0" w:hAnsi="0" w:cstheme="minorBidi" w:eastAsiaTheme="minorEastAsia"/>
+                          <w:bCs/>
+                          <w:color w:val="000080"/>
+                          <w:sz w:val="20"/>
+                          <w:szCs w:val="20"/>
+                          <w:lang w:val="en-US"/>
+                        </w:rPr>
+                        <w:t>*</w:t>
+                      </w:r>
+                      <w:r>
+                        <w:rPr>
+                          <w:rFonts w:eastAsia="" w:cs="" w:ascii="0" w:hAnsi="0" w:cstheme="minorBidi" w:eastAsiaTheme="minorEastAsia"/>
+                          <w:color w:val="000000"/>
+                          <w:sz w:val="20"/>
+                          <w:szCs w:val="20"/>
+                          <w:lang w:val="en-US"/>
+                        </w:rPr>
+                        <w:t xml:space="preserve"> future </w:t>
+                      </w:r>
+                      <w:r>
+                        <w:rPr>
+                          <w:rFonts w:eastAsia="" w:cs="" w:ascii="0" w:hAnsi="0" w:cstheme="minorBidi" w:eastAsiaTheme="minorEastAsia"/>
+                          <w:bCs/>
+                          <w:color w:val="000080"/>
+                          <w:sz w:val="20"/>
+                          <w:szCs w:val="20"/>
+                          <w:lang w:val="en-US"/>
+                        </w:rPr>
+                        <w:t>=</w:t>
+                      </w:r>
+                      <w:r>
+                        <w:rPr>
+                          <w:rFonts w:eastAsia="" w:cs="" w:ascii="0" w:hAnsi="0" w:cstheme="minorBidi" w:eastAsiaTheme="minorEastAsia"/>
+                          <w:color w:val="000000"/>
+                          <w:sz w:val="20"/>
+                          <w:szCs w:val="20"/>
+                          <w:lang w:val="en-US"/>
+                        </w:rPr>
+                        <w:t xml:space="preserve"> jobScheduler</w:t>
+                      </w:r>
+                      <w:r>
+                        <w:rPr>
+                          <w:rFonts w:eastAsia="" w:cs="" w:ascii="0" w:hAnsi="0" w:cstheme="minorBidi" w:eastAsiaTheme="minorEastAsia"/>
+                          <w:bCs/>
+                          <w:color w:val="000080"/>
+                          <w:sz w:val="20"/>
+                          <w:szCs w:val="20"/>
+                          <w:lang w:val="en-US"/>
+                        </w:rPr>
+                        <w:t>.</w:t>
+                      </w:r>
+                      <w:r>
+                        <w:rPr>
+                          <w:rFonts w:eastAsia="" w:cs="" w:ascii="0" w:hAnsi="0" w:cstheme="minorBidi" w:eastAsiaTheme="minorEastAsia"/>
+                          <w:color w:val="000000"/>
+                          <w:sz w:val="20"/>
+                          <w:szCs w:val="20"/>
+                          <w:lang w:val="en-US"/>
+                        </w:rPr>
+                        <w:t>submitWithFuture</w:t>
+                      </w:r>
+                      <w:r>
+                        <w:rPr>
+                          <w:rFonts w:eastAsia="" w:cs="" w:ascii="0" w:hAnsi="0" w:cstheme="minorBidi" w:eastAsiaTheme="minorEastAsia"/>
+                          <w:bCs/>
+                          <w:color w:val="000080"/>
+                          <w:sz w:val="20"/>
+                          <w:szCs w:val="20"/>
+                          <w:lang w:val="en-US"/>
+                        </w:rPr>
+                        <w:t>(</w:t>
+                      </w:r>
+                      <w:r>
+                        <w:rPr>
+                          <w:rFonts w:eastAsia="" w:cs="" w:ascii="0" w:hAnsi="0" w:cstheme="minorBidi" w:eastAsiaTheme="minorEastAsia"/>
+                          <w:color w:val="000000"/>
+                          <w:sz w:val="20"/>
+                          <w:szCs w:val="20"/>
+                          <w:lang w:val="en-US"/>
+                        </w:rPr>
+                        <w:t>job</w:t>
+                      </w:r>
+                      <w:r>
+                        <w:rPr>
+                          <w:rFonts w:eastAsia="" w:cs="" w:ascii="0" w:hAnsi="0" w:cstheme="minorBidi" w:eastAsiaTheme="minorEastAsia"/>
+                          <w:bCs/>
+                          <w:color w:val="000080"/>
+                          <w:sz w:val="20"/>
+                          <w:szCs w:val="20"/>
+                          <w:lang w:val="en-US"/>
+                        </w:rPr>
+                        <w:t>);</w:t>
+                      </w:r>
+                    </w:p>
+                    <w:p>
+                      <w:pPr>
+                        <w:pStyle w:val="FrameContents"/>
+                        <w:overflowPunct w:val="true"/>
+                        <w:rPr/>
+                      </w:pPr>
+                      <w:r>
+                        <w:rPr/>
+                      </w:r>
+                    </w:p>
+                    <w:p>
+                      <w:pPr>
+                        <w:pStyle w:val="FrameContents"/>
+                        <w:overflowPunct w:val="true"/>
+                        <w:rPr/>
+                      </w:pPr>
+                      <w:r>
+                        <w:rPr>
+                          <w:rFonts w:eastAsia="" w:cs="" w:ascii="0" w:hAnsi="0" w:cstheme="minorBidi" w:eastAsiaTheme="minorEastAsia"/>
+                          <w:color w:val="000000"/>
+                          <w:sz w:val="20"/>
+                          <w:szCs w:val="20"/>
+                          <w:lang w:val="en-US"/>
+                        </w:rPr>
+                        <w:t>future</w:t>
+                      </w:r>
+                      <w:r>
+                        <w:rPr>
+                          <w:rFonts w:eastAsia="" w:cs="" w:ascii="0" w:hAnsi="0" w:cstheme="minorBidi" w:eastAsiaTheme="minorEastAsia"/>
+                          <w:bCs/>
+                          <w:color w:val="000080"/>
+                          <w:sz w:val="20"/>
+                          <w:szCs w:val="20"/>
+                          <w:lang w:val="en-US"/>
+                        </w:rPr>
+                        <w:t>-&gt;</w:t>
+                      </w:r>
+                      <w:r>
+                        <w:rPr>
+                          <w:rFonts w:eastAsia="" w:cs="" w:ascii="0" w:hAnsi="0" w:cstheme="minorBidi" w:eastAsiaTheme="minorEastAsia"/>
+                          <w:color w:val="000000"/>
+                          <w:sz w:val="20"/>
+                          <w:szCs w:val="20"/>
+                          <w:lang w:val="en-US"/>
+                        </w:rPr>
+                        <w:t>wait</w:t>
+                      </w:r>
+                      <w:r>
+                        <w:rPr>
+                          <w:rFonts w:eastAsia="" w:cs="" w:ascii="0" w:hAnsi="0" w:cstheme="minorBidi" w:eastAsiaTheme="minorEastAsia"/>
+                          <w:bCs/>
+                          <w:color w:val="000080"/>
+                          <w:sz w:val="20"/>
+                          <w:szCs w:val="20"/>
+                          <w:lang w:val="en-US"/>
+                        </w:rPr>
+                        <w:t>()</w:t>
+                      </w:r>
+                      <w:r>
+                        <w:rPr>
+                          <w:rFonts w:eastAsia="" w:cs="" w:ascii="0" w:hAnsi="0" w:cstheme="minorBidi" w:eastAsiaTheme="minorEastAsia"/>
+                          <w:color w:val="000000"/>
+                          <w:sz w:val="20"/>
+                          <w:szCs w:val="20"/>
+                          <w:lang w:val="en-US"/>
+                        </w:rPr>
+                        <w:t xml:space="preserve">  </w:t>
+                      </w:r>
+                      <w:r>
+                        <w:rPr>
+                          <w:rFonts w:eastAsia="" w:cs="" w:ascii="0" w:hAnsi="0" w:cstheme="minorBidi" w:eastAsiaTheme="minorEastAsia"/>
+                          <w:color w:val="008000"/>
+                          <w:sz w:val="20"/>
+                          <w:szCs w:val="20"/>
+                          <w:lang w:val="en-US"/>
+                        </w:rPr>
+                        <w:t>/* Once “wait” returns, using “wait” on the same future will cause       undefined behaviour */</w:t>
+                      </w:r>
+                    </w:p>
+                    <w:p>
+                      <w:pPr>
+                        <w:pStyle w:val="FrameContents"/>
+                        <w:overflowPunct w:val="true"/>
+                        <w:rPr/>
+                      </w:pPr>
+                      <w:r>
+                        <w:rPr/>
+                      </w:r>
+                    </w:p>
+                    <w:p>
+                      <w:pPr>
+                        <w:pStyle w:val="FrameContents"/>
+                        <w:overflowPunct w:val="true"/>
+                        <w:rPr/>
+                      </w:pPr>
+                      <w:r>
+                        <w:rPr>
+                          <w:rFonts w:eastAsia="" w:cs="0" w:ascii="0" w:hAnsi="0" w:eastAsiaTheme="minorEastAsia"/>
+                          <w:color w:val="008000"/>
+                          <w:sz w:val="20"/>
+                          <w:szCs w:val="20"/>
+                          <w:lang w:val="en-US"/>
+                        </w:rPr>
+                        <w:t>/*Calling “wait” is necessary because the program might finish without the job having been executed */</w:t>
+                      </w:r>
+                    </w:p>
+                    <w:p>
+                      <w:pPr>
+                        <w:pStyle w:val="FrameContents"/>
+                        <w:overflowPunct w:val="true"/>
+                        <w:rPr/>
+                      </w:pPr>
+                      <w:r>
+                        <w:rPr/>
+                      </w:r>
+                    </w:p>
+                    <w:p>
+                      <w:pPr>
+                        <w:pStyle w:val="FrameContents"/>
+                        <w:overflowPunct w:val="true"/>
+                        <w:rPr/>
+                      </w:pPr>
+                      <w:r>
+                        <w:rPr>
+                          <w:rFonts w:eastAsia="" w:cs="0" w:ascii="0" w:hAnsi="0" w:eastAsiaTheme="minorEastAsia"/>
+                          <w:bCs/>
+                          <w:color w:val="000080"/>
+                          <w:sz w:val="20"/>
+                          <w:szCs w:val="20"/>
+                          <w:lang w:val="en-US"/>
+                        </w:rPr>
+                        <w:t>}</w:t>
+                      </w:r>
+                    </w:p>
+                  </w:txbxContent>
+                </v:textbox>
+              </v:rect>
+            </w:pict>
+          </mc:Fallback>
+        </mc:AlternateContent>
       </w:r>
     </w:p>
     <w:p>
@@ -7787,44 +10942,26 @@
         <w:t>Μετρήσεις</w:t>
       </w:r>
       <w:bookmarkEnd w:id="34"/>
-      <w:r>
-        <w:rPr/>
-        <w:t xml:space="preserve"> </w:t>
-      </w:r>
-      <w:r>
-        <w:br w:type="page"/>
-      </w:r>
-    </w:p>
-    <w:p>
-      <w:pPr>
-        <w:pStyle w:val="TextBody"/>
-        <w:rPr/>
-      </w:pPr>
-      <w:r>
-        <w:rPr/>
-        <w:t>Προκειμένου να ελεγχθεί η αποδοτικότητα του JobScheduler και Optimizer έγιναν μερικές μετρήσεις. Οι μετρήσεις έγιναν με AMD® Ryzen 5 1600 six-core processor × 12.</w:t>
-      </w:r>
-    </w:p>
-    <w:p>
-      <w:pPr>
-        <w:pStyle w:val="TextBody"/>
-        <w:rPr/>
-      </w:pPr>
-      <w:r>
-        <w:rPr/>
-        <w:t xml:space="preserve">               </w:t>
-      </w:r>
-      <w:r>
-        <w:rPr/>
-        <w:tab/>
+    </w:p>
+    <w:p>
+      <w:pPr>
+        <w:pStyle w:val="Normal"/>
+        <w:pBdr>
+          <w:bottom w:val="single" w:sz="4" w:space="2" w:color="2683C6"/>
+        </w:pBdr>
+        <w:spacing w:before="360" w:after="120"/>
+        <w:rPr/>
+      </w:pPr>
+      <w:r>
+        <w:rPr/>
+        <w:t xml:space="preserve">Οι μετρήσεις έγιναν σε AMD® Ryzen 5 1600 six-core processor × 12 </w:t>
       </w:r>
     </w:p>
     <w:tbl>
       <w:tblPr>
-        <w:tblW w:w="5000" w:type="pct"/>
+        <w:tblW w:w="9360" w:type="dxa"/>
         <w:jc w:val="left"/>
         <w:tblInd w:w="55" w:type="dxa"/>
-        <w:tblLayout w:type="fixed"/>
         <w:tblCellMar>
           <w:top w:w="55" w:type="dxa"/>
           <w:left w:w="55" w:type="dxa"/>
@@ -7837,8 +10974,8 @@
         <w:gridCol w:w="1560"/>
         <w:gridCol w:w="1560"/>
         <w:gridCol w:w="1560"/>
-        <w:gridCol w:w="1735"/>
-        <w:gridCol w:w="1385"/>
+        <w:gridCol w:w="1773"/>
+        <w:gridCol w:w="1347"/>
       </w:tblGrid>
       <w:tr>
         <w:trPr/>
@@ -7846,15 +10983,14 @@
           <w:tcPr>
             <w:tcW w:w="1560" w:type="dxa"/>
             <w:tcBorders>
-              <w:top w:val="single" w:sz="4" w:space="0" w:color="000000"/>
-              <w:left w:val="single" w:sz="4" w:space="0" w:color="000000"/>
-              <w:bottom w:val="single" w:sz="4" w:space="0" w:color="000000"/>
+              <w:top w:val="single" w:sz="2" w:space="0" w:color="000000"/>
+              <w:left w:val="single" w:sz="2" w:space="0" w:color="000000"/>
+              <w:bottom w:val="single" w:sz="2" w:space="0" w:color="000000"/>
             </w:tcBorders>
           </w:tcPr>
           <w:p>
             <w:pPr>
-              <w:pStyle w:val="TextBody"/>
-              <w:spacing w:before="0" w:after="140"/>
+              <w:pStyle w:val="TableContents"/>
               <w:jc w:val="center"/>
               <w:rPr/>
             </w:pPr>
@@ -7868,15 +11004,14 @@
           <w:tcPr>
             <w:tcW w:w="1560" w:type="dxa"/>
             <w:tcBorders>
-              <w:top w:val="single" w:sz="4" w:space="0" w:color="000000"/>
-              <w:left w:val="single" w:sz="4" w:space="0" w:color="000000"/>
-              <w:bottom w:val="single" w:sz="4" w:space="0" w:color="000000"/>
+              <w:top w:val="single" w:sz="2" w:space="0" w:color="000000"/>
+              <w:left w:val="single" w:sz="2" w:space="0" w:color="000000"/>
+              <w:bottom w:val="single" w:sz="2" w:space="0" w:color="000000"/>
             </w:tcBorders>
           </w:tcPr>
           <w:p>
             <w:pPr>
-              <w:pStyle w:val="TextBody"/>
-              <w:spacing w:before="0" w:after="140"/>
+              <w:pStyle w:val="TableContents"/>
               <w:jc w:val="center"/>
               <w:rPr/>
             </w:pPr>
@@ -7890,15 +11025,14 @@
           <w:tcPr>
             <w:tcW w:w="1560" w:type="dxa"/>
             <w:tcBorders>
-              <w:top w:val="single" w:sz="4" w:space="0" w:color="000000"/>
-              <w:left w:val="single" w:sz="4" w:space="0" w:color="000000"/>
-              <w:bottom w:val="single" w:sz="4" w:space="0" w:color="000000"/>
+              <w:top w:val="single" w:sz="2" w:space="0" w:color="000000"/>
+              <w:left w:val="single" w:sz="2" w:space="0" w:color="000000"/>
+              <w:bottom w:val="single" w:sz="2" w:space="0" w:color="000000"/>
             </w:tcBorders>
           </w:tcPr>
           <w:p>
             <w:pPr>
-              <w:pStyle w:val="TextBody"/>
-              <w:spacing w:before="0" w:after="140"/>
+              <w:pStyle w:val="TableContents"/>
               <w:jc w:val="center"/>
               <w:rPr/>
             </w:pPr>
@@ -7912,15 +11046,14 @@
           <w:tcPr>
             <w:tcW w:w="1560" w:type="dxa"/>
             <w:tcBorders>
-              <w:top w:val="single" w:sz="4" w:space="0" w:color="000000"/>
-              <w:left w:val="single" w:sz="4" w:space="0" w:color="000000"/>
-              <w:bottom w:val="single" w:sz="4" w:space="0" w:color="000000"/>
+              <w:top w:val="single" w:sz="2" w:space="0" w:color="000000"/>
+              <w:left w:val="single" w:sz="2" w:space="0" w:color="000000"/>
+              <w:bottom w:val="single" w:sz="2" w:space="0" w:color="000000"/>
             </w:tcBorders>
           </w:tcPr>
           <w:p>
             <w:pPr>
-              <w:pStyle w:val="TextBody"/>
-              <w:spacing w:before="0" w:after="140"/>
+              <w:pStyle w:val="TableContents"/>
               <w:jc w:val="center"/>
               <w:rPr/>
             </w:pPr>
@@ -7932,17 +11065,16 @@
         </w:tc>
         <w:tc>
           <w:tcPr>
-            <w:tcW w:w="1735" w:type="dxa"/>
+            <w:tcW w:w="1773" w:type="dxa"/>
             <w:tcBorders>
-              <w:top w:val="single" w:sz="4" w:space="0" w:color="000000"/>
-              <w:left w:val="single" w:sz="4" w:space="0" w:color="000000"/>
-              <w:bottom w:val="single" w:sz="4" w:space="0" w:color="000000"/>
+              <w:top w:val="single" w:sz="2" w:space="0" w:color="000000"/>
+              <w:left w:val="single" w:sz="2" w:space="0" w:color="000000"/>
+              <w:bottom w:val="single" w:sz="2" w:space="0" w:color="000000"/>
             </w:tcBorders>
           </w:tcPr>
           <w:p>
             <w:pPr>
-              <w:pStyle w:val="TextBody"/>
-              <w:spacing w:before="0" w:after="140"/>
+              <w:pStyle w:val="TableContents"/>
               <w:jc w:val="center"/>
               <w:rPr/>
             </w:pPr>
@@ -7954,18 +11086,17 @@
         </w:tc>
         <w:tc>
           <w:tcPr>
-            <w:tcW w:w="1385" w:type="dxa"/>
+            <w:tcW w:w="1347" w:type="dxa"/>
             <w:tcBorders>
-              <w:top w:val="single" w:sz="4" w:space="0" w:color="000000"/>
-              <w:left w:val="single" w:sz="4" w:space="0" w:color="000000"/>
-              <w:bottom w:val="single" w:sz="4" w:space="0" w:color="000000"/>
-              <w:right w:val="single" w:sz="4" w:space="0" w:color="000000"/>
+              <w:top w:val="single" w:sz="2" w:space="0" w:color="000000"/>
+              <w:left w:val="single" w:sz="2" w:space="0" w:color="000000"/>
+              <w:bottom w:val="single" w:sz="2" w:space="0" w:color="000000"/>
+              <w:right w:val="single" w:sz="2" w:space="0" w:color="000000"/>
             </w:tcBorders>
           </w:tcPr>
           <w:p>
             <w:pPr>
-              <w:pStyle w:val="TextBody"/>
-              <w:spacing w:before="0" w:after="140"/>
+              <w:pStyle w:val="TableContents"/>
               <w:jc w:val="center"/>
               <w:rPr/>
             </w:pPr>
@@ -7982,15 +11113,13 @@
           <w:tcPr>
             <w:tcW w:w="1560" w:type="dxa"/>
             <w:tcBorders>
-              <w:left w:val="single" w:sz="4" w:space="0" w:color="000000"/>
-              <w:bottom w:val="single" w:sz="4" w:space="0" w:color="000000"/>
+              <w:left w:val="single" w:sz="2" w:space="0" w:color="000000"/>
+              <w:bottom w:val="single" w:sz="2" w:space="0" w:color="000000"/>
             </w:tcBorders>
-            <w:vAlign w:val="center"/>
           </w:tcPr>
           <w:p>
             <w:pPr>
-              <w:pStyle w:val="TextBody"/>
-              <w:spacing w:before="0" w:after="140"/>
+              <w:pStyle w:val="TableContents"/>
               <w:jc w:val="center"/>
               <w:rPr/>
             </w:pPr>
@@ -8004,24 +11133,19 @@
           <w:tcPr>
             <w:tcW w:w="1560" w:type="dxa"/>
             <w:tcBorders>
-              <w:left w:val="single" w:sz="4" w:space="0" w:color="000000"/>
-              <w:bottom w:val="single" w:sz="4" w:space="0" w:color="000000"/>
+              <w:left w:val="single" w:sz="2" w:space="0" w:color="000000"/>
+              <w:bottom w:val="single" w:sz="2" w:space="0" w:color="000000"/>
             </w:tcBorders>
           </w:tcPr>
           <w:p>
             <w:pPr>
-              <w:pStyle w:val="TextBody"/>
-              <w:spacing w:before="0" w:after="140"/>
+              <w:pStyle w:val="TableContents"/>
               <w:jc w:val="center"/>
               <w:rPr/>
             </w:pPr>
             <w:r>
               <w:rPr/>
-              <w:t xml:space="preserve">     ✓</w:t>
-            </w:r>
-            <w:r>
-              <w:rPr/>
-              <w:tab/>
+              <w:t>✓</w:t>
             </w:r>
           </w:p>
         </w:tc>
@@ -8029,14 +11153,13 @@
           <w:tcPr>
             <w:tcW w:w="1560" w:type="dxa"/>
             <w:tcBorders>
-              <w:left w:val="single" w:sz="4" w:space="0" w:color="000000"/>
-              <w:bottom w:val="single" w:sz="4" w:space="0" w:color="000000"/>
+              <w:left w:val="single" w:sz="2" w:space="0" w:color="000000"/>
+              <w:bottom w:val="single" w:sz="2" w:space="0" w:color="000000"/>
             </w:tcBorders>
           </w:tcPr>
           <w:p>
             <w:pPr>
-              <w:pStyle w:val="TextBody"/>
-              <w:spacing w:before="0" w:after="140"/>
+              <w:pStyle w:val="TableContents"/>
               <w:jc w:val="center"/>
               <w:rPr/>
             </w:pPr>
@@ -8050,14 +11173,13 @@
           <w:tcPr>
             <w:tcW w:w="1560" w:type="dxa"/>
             <w:tcBorders>
-              <w:left w:val="single" w:sz="4" w:space="0" w:color="000000"/>
-              <w:bottom w:val="single" w:sz="4" w:space="0" w:color="000000"/>
+              <w:left w:val="single" w:sz="2" w:space="0" w:color="000000"/>
+              <w:bottom w:val="single" w:sz="2" w:space="0" w:color="000000"/>
             </w:tcBorders>
           </w:tcPr>
           <w:p>
             <w:pPr>
-              <w:pStyle w:val="TextBody"/>
-              <w:spacing w:before="0" w:after="140"/>
+              <w:pStyle w:val="TableContents"/>
               <w:jc w:val="center"/>
               <w:rPr/>
             </w:pPr>
@@ -8069,23 +11191,18 @@
         </w:tc>
         <w:tc>
           <w:tcPr>
-            <w:tcW w:w="1735" w:type="dxa"/>
+            <w:tcW w:w="1773" w:type="dxa"/>
             <w:tcBorders>
-              <w:left w:val="single" w:sz="4" w:space="0" w:color="000000"/>
-              <w:bottom w:val="single" w:sz="4" w:space="0" w:color="000000"/>
+              <w:left w:val="single" w:sz="2" w:space="0" w:color="000000"/>
+              <w:bottom w:val="single" w:sz="2" w:space="0" w:color="000000"/>
             </w:tcBorders>
           </w:tcPr>
           <w:p>
             <w:pPr>
-              <w:pStyle w:val="TextBody"/>
-              <w:spacing w:before="0" w:after="140"/>
+              <w:pStyle w:val="TableContents"/>
               <w:jc w:val="center"/>
               <w:rPr/>
             </w:pPr>
-            <w:r>
-              <w:rPr/>
-              <w:t xml:space="preserve"> </w:t>
-            </w:r>
             <w:r>
               <w:rPr/>
               <w:t>252.1</w:t>
@@ -8094,17 +11211,16 @@
         </w:tc>
         <w:tc>
           <w:tcPr>
-            <w:tcW w:w="1385" w:type="dxa"/>
+            <w:tcW w:w="1347" w:type="dxa"/>
             <w:tcBorders>
-              <w:left w:val="single" w:sz="4" w:space="0" w:color="000000"/>
-              <w:bottom w:val="single" w:sz="4" w:space="0" w:color="000000"/>
-              <w:right w:val="single" w:sz="4" w:space="0" w:color="000000"/>
+              <w:left w:val="single" w:sz="2" w:space="0" w:color="000000"/>
+              <w:bottom w:val="single" w:sz="2" w:space="0" w:color="000000"/>
+              <w:right w:val="single" w:sz="2" w:space="0" w:color="000000"/>
             </w:tcBorders>
           </w:tcPr>
           <w:p>
             <w:pPr>
-              <w:pStyle w:val="TextBody"/>
-              <w:spacing w:before="0" w:after="140"/>
+              <w:pStyle w:val="TableContents"/>
               <w:jc w:val="center"/>
               <w:rPr/>
             </w:pPr>
@@ -8121,14 +11237,13 @@
           <w:tcPr>
             <w:tcW w:w="1560" w:type="dxa"/>
             <w:tcBorders>
-              <w:left w:val="single" w:sz="4" w:space="0" w:color="000000"/>
-              <w:bottom w:val="single" w:sz="4" w:space="0" w:color="000000"/>
+              <w:left w:val="single" w:sz="2" w:space="0" w:color="000000"/>
+              <w:bottom w:val="single" w:sz="2" w:space="0" w:color="000000"/>
             </w:tcBorders>
           </w:tcPr>
           <w:p>
             <w:pPr>
-              <w:pStyle w:val="TextBody"/>
-              <w:spacing w:before="0" w:after="140"/>
+              <w:pStyle w:val="TableContents"/>
               <w:jc w:val="center"/>
               <w:rPr/>
             </w:pPr>
@@ -8142,20 +11257,19 @@
           <w:tcPr>
             <w:tcW w:w="1560" w:type="dxa"/>
             <w:tcBorders>
-              <w:left w:val="single" w:sz="4" w:space="0" w:color="000000"/>
-              <w:bottom w:val="single" w:sz="4" w:space="0" w:color="000000"/>
+              <w:left w:val="single" w:sz="2" w:space="0" w:color="000000"/>
+              <w:bottom w:val="single" w:sz="2" w:space="0" w:color="000000"/>
             </w:tcBorders>
           </w:tcPr>
           <w:p>
             <w:pPr>
-              <w:pStyle w:val="TextBody"/>
-              <w:spacing w:before="0" w:after="140"/>
+              <w:pStyle w:val="TableContents"/>
               <w:jc w:val="center"/>
               <w:rPr/>
             </w:pPr>
             <w:r>
               <w:rPr/>
-              <w:t xml:space="preserve"> ✓</w:t>
+              <w:t>✓</w:t>
             </w:r>
           </w:p>
         </w:tc>
@@ -8163,21 +11277,16 @@
           <w:tcPr>
             <w:tcW w:w="1560" w:type="dxa"/>
             <w:tcBorders>
-              <w:left w:val="single" w:sz="4" w:space="0" w:color="000000"/>
-              <w:bottom w:val="single" w:sz="4" w:space="0" w:color="000000"/>
+              <w:left w:val="single" w:sz="2" w:space="0" w:color="000000"/>
+              <w:bottom w:val="single" w:sz="2" w:space="0" w:color="000000"/>
             </w:tcBorders>
           </w:tcPr>
           <w:p>
             <w:pPr>
-              <w:pStyle w:val="TextBody"/>
-              <w:spacing w:before="0" w:after="140"/>
+              <w:pStyle w:val="TableContents"/>
               <w:jc w:val="center"/>
               <w:rPr/>
             </w:pPr>
-            <w:r>
-              <w:rPr/>
-              <w:t xml:space="preserve"> </w:t>
-            </w:r>
             <w:r>
               <w:rPr/>
               <w:t>10</w:t>
@@ -8188,14 +11297,13 @@
           <w:tcPr>
             <w:tcW w:w="1560" w:type="dxa"/>
             <w:tcBorders>
-              <w:left w:val="single" w:sz="4" w:space="0" w:color="000000"/>
-              <w:bottom w:val="single" w:sz="4" w:space="0" w:color="000000"/>
+              <w:left w:val="single" w:sz="2" w:space="0" w:color="000000"/>
+              <w:bottom w:val="single" w:sz="2" w:space="0" w:color="000000"/>
             </w:tcBorders>
           </w:tcPr>
           <w:p>
             <w:pPr>
-              <w:pStyle w:val="TextBody"/>
-              <w:spacing w:before="0" w:after="140"/>
+              <w:pStyle w:val="TableContents"/>
               <w:jc w:val="center"/>
               <w:rPr/>
             </w:pPr>
@@ -8207,38 +11315,40 @@
         </w:tc>
         <w:tc>
           <w:tcPr>
-            <w:tcW w:w="1735" w:type="dxa"/>
+            <w:tcW w:w="1773" w:type="dxa"/>
             <w:tcBorders>
-              <w:left w:val="single" w:sz="4" w:space="0" w:color="000000"/>
-              <w:bottom w:val="single" w:sz="4" w:space="0" w:color="000000"/>
+              <w:left w:val="single" w:sz="2" w:space="0" w:color="000000"/>
+              <w:bottom w:val="single" w:sz="2" w:space="0" w:color="000000"/>
             </w:tcBorders>
           </w:tcPr>
           <w:p>
             <w:pPr>
-              <w:pStyle w:val="TextBody"/>
-              <w:spacing w:before="0" w:after="140"/>
+              <w:pStyle w:val="TableContents"/>
               <w:jc w:val="center"/>
               <w:rPr/>
             </w:pPr>
             <w:r>
               <w:rPr/>
-              <w:t>5838.0</w:t>
+              <w:t>5838.</w:t>
+            </w:r>
+            <w:r>
+              <w:rPr/>
+              <w:t>0</w:t>
             </w:r>
           </w:p>
         </w:tc>
         <w:tc>
           <w:tcPr>
-            <w:tcW w:w="1385" w:type="dxa"/>
+            <w:tcW w:w="1347" w:type="dxa"/>
             <w:tcBorders>
-              <w:left w:val="single" w:sz="4" w:space="0" w:color="000000"/>
-              <w:bottom w:val="single" w:sz="4" w:space="0" w:color="000000"/>
-              <w:right w:val="single" w:sz="4" w:space="0" w:color="000000"/>
+              <w:left w:val="single" w:sz="2" w:space="0" w:color="000000"/>
+              <w:bottom w:val="single" w:sz="2" w:space="0" w:color="000000"/>
+              <w:right w:val="single" w:sz="2" w:space="0" w:color="000000"/>
             </w:tcBorders>
           </w:tcPr>
           <w:p>
             <w:pPr>
-              <w:pStyle w:val="TextBody"/>
-              <w:spacing w:before="0" w:after="140"/>
+              <w:pStyle w:val="TableContents"/>
               <w:jc w:val="center"/>
               <w:rPr/>
             </w:pPr>
@@ -8255,14 +11365,13 @@
           <w:tcPr>
             <w:tcW w:w="1560" w:type="dxa"/>
             <w:tcBorders>
-              <w:left w:val="single" w:sz="4" w:space="0" w:color="000000"/>
-              <w:bottom w:val="single" w:sz="4" w:space="0" w:color="000000"/>
+              <w:left w:val="single" w:sz="2" w:space="0" w:color="000000"/>
+              <w:bottom w:val="single" w:sz="2" w:space="0" w:color="000000"/>
             </w:tcBorders>
           </w:tcPr>
           <w:p>
             <w:pPr>
-              <w:pStyle w:val="TextBody"/>
-              <w:spacing w:before="0" w:after="140"/>
+              <w:pStyle w:val="TableContents"/>
               <w:jc w:val="center"/>
               <w:rPr/>
             </w:pPr>
@@ -8276,20 +11385,19 @@
           <w:tcPr>
             <w:tcW w:w="1560" w:type="dxa"/>
             <w:tcBorders>
-              <w:left w:val="single" w:sz="4" w:space="0" w:color="000000"/>
-              <w:bottom w:val="single" w:sz="4" w:space="0" w:color="000000"/>
+              <w:left w:val="single" w:sz="2" w:space="0" w:color="000000"/>
+              <w:bottom w:val="single" w:sz="2" w:space="0" w:color="000000"/>
             </w:tcBorders>
           </w:tcPr>
           <w:p>
             <w:pPr>
-              <w:pStyle w:val="TextBody"/>
-              <w:spacing w:before="0" w:after="140"/>
+              <w:pStyle w:val="TableContents"/>
               <w:jc w:val="center"/>
               <w:rPr/>
             </w:pPr>
             <w:r>
               <w:rPr/>
-              <w:t xml:space="preserve">✕ </w:t>
+              <w:t>✗</w:t>
             </w:r>
           </w:p>
         </w:tc>
@@ -8297,14 +11405,13 @@
           <w:tcPr>
             <w:tcW w:w="1560" w:type="dxa"/>
             <w:tcBorders>
-              <w:left w:val="single" w:sz="4" w:space="0" w:color="000000"/>
-              <w:bottom w:val="single" w:sz="4" w:space="0" w:color="000000"/>
+              <w:left w:val="single" w:sz="2" w:space="0" w:color="000000"/>
+              <w:bottom w:val="single" w:sz="2" w:space="0" w:color="000000"/>
             </w:tcBorders>
           </w:tcPr>
           <w:p>
             <w:pPr>
-              <w:pStyle w:val="TextBody"/>
-              <w:spacing w:before="0" w:after="140"/>
+              <w:pStyle w:val="TableContents"/>
               <w:jc w:val="center"/>
               <w:rPr/>
             </w:pPr>
@@ -8318,14 +11425,13 @@
           <w:tcPr>
             <w:tcW w:w="1560" w:type="dxa"/>
             <w:tcBorders>
-              <w:left w:val="single" w:sz="4" w:space="0" w:color="000000"/>
-              <w:bottom w:val="single" w:sz="4" w:space="0" w:color="000000"/>
+              <w:left w:val="single" w:sz="2" w:space="0" w:color="000000"/>
+              <w:bottom w:val="single" w:sz="2" w:space="0" w:color="000000"/>
             </w:tcBorders>
           </w:tcPr>
           <w:p>
             <w:pPr>
-              <w:pStyle w:val="TextBody"/>
-              <w:spacing w:before="0" w:after="140"/>
+              <w:pStyle w:val="TableContents"/>
               <w:jc w:val="center"/>
               <w:rPr/>
             </w:pPr>
@@ -8337,16 +11443,15 @@
         </w:tc>
         <w:tc>
           <w:tcPr>
-            <w:tcW w:w="1735" w:type="dxa"/>
+            <w:tcW w:w="1773" w:type="dxa"/>
             <w:tcBorders>
-              <w:left w:val="single" w:sz="4" w:space="0" w:color="000000"/>
-              <w:bottom w:val="single" w:sz="4" w:space="0" w:color="000000"/>
+              <w:left w:val="single" w:sz="2" w:space="0" w:color="000000"/>
+              <w:bottom w:val="single" w:sz="2" w:space="0" w:color="000000"/>
             </w:tcBorders>
           </w:tcPr>
           <w:p>
             <w:pPr>
-              <w:pStyle w:val="TextBody"/>
-              <w:spacing w:before="0" w:after="140"/>
+              <w:pStyle w:val="TableContents"/>
               <w:jc w:val="center"/>
               <w:rPr/>
             </w:pPr>
@@ -8358,11 +11463,11 @@
         </w:tc>
         <w:tc>
           <w:tcPr>
-            <w:tcW w:w="1385" w:type="dxa"/>
+            <w:tcW w:w="1347" w:type="dxa"/>
             <w:tcBorders>
-              <w:left w:val="single" w:sz="4" w:space="0" w:color="000000"/>
-              <w:bottom w:val="single" w:sz="4" w:space="0" w:color="000000"/>
-              <w:right w:val="single" w:sz="4" w:space="0" w:color="000000"/>
+              <w:left w:val="single" w:sz="2" w:space="0" w:color="000000"/>
+              <w:bottom w:val="single" w:sz="2" w:space="0" w:color="000000"/>
+              <w:right w:val="single" w:sz="2" w:space="0" w:color="000000"/>
             </w:tcBorders>
           </w:tcPr>
           <w:p>
@@ -8384,50 +11489,8 @@
           <w:tcPr>
             <w:tcW w:w="1560" w:type="dxa"/>
             <w:tcBorders>
-              <w:left w:val="single" w:sz="4" w:space="0" w:color="000000"/>
-              <w:bottom w:val="single" w:sz="4" w:space="0" w:color="000000"/>
-            </w:tcBorders>
-          </w:tcPr>
-          <w:p>
-            <w:pPr>
-              <w:pStyle w:val="TextBody"/>
-              <w:spacing w:before="0" w:after="140"/>
-              <w:jc w:val="center"/>
-              <w:rPr/>
-            </w:pPr>
-            <w:r>
-              <w:rPr/>
-              <w:t xml:space="preserve">✓ </w:t>
-            </w:r>
-          </w:p>
-        </w:tc>
-        <w:tc>
-          <w:tcPr>
-            <w:tcW w:w="1560" w:type="dxa"/>
-            <w:tcBorders>
-              <w:left w:val="single" w:sz="4" w:space="0" w:color="000000"/>
-              <w:bottom w:val="single" w:sz="4" w:space="0" w:color="000000"/>
-            </w:tcBorders>
-          </w:tcPr>
-          <w:p>
-            <w:pPr>
-              <w:pStyle w:val="TextBody"/>
-              <w:spacing w:before="0" w:after="140"/>
-              <w:jc w:val="center"/>
-              <w:rPr/>
-            </w:pPr>
-            <w:r>
-              <w:rPr/>
-              <w:t xml:space="preserve"> ✕</w:t>
-            </w:r>
-          </w:p>
-        </w:tc>
-        <w:tc>
-          <w:tcPr>
-            <w:tcW w:w="1560" w:type="dxa"/>
-            <w:tcBorders>
-              <w:left w:val="single" w:sz="4" w:space="0" w:color="000000"/>
-              <w:bottom w:val="single" w:sz="4" w:space="0" w:color="000000"/>
+              <w:left w:val="single" w:sz="2" w:space="0" w:color="000000"/>
+              <w:bottom w:val="single" w:sz="2" w:space="0" w:color="000000"/>
             </w:tcBorders>
           </w:tcPr>
           <w:p>
@@ -8438,7 +11501,7 @@
             </w:pPr>
             <w:r>
               <w:rPr/>
-              <w:t>10</w:t>
+              <w:t>✓</w:t>
             </w:r>
           </w:p>
         </w:tc>
@@ -8446,57 +11509,98 @@
           <w:tcPr>
             <w:tcW w:w="1560" w:type="dxa"/>
             <w:tcBorders>
-              <w:left w:val="single" w:sz="4" w:space="0" w:color="000000"/>
-              <w:bottom w:val="single" w:sz="4" w:space="0" w:color="000000"/>
+              <w:left w:val="single" w:sz="2" w:space="0" w:color="000000"/>
+              <w:bottom w:val="single" w:sz="2" w:space="0" w:color="000000"/>
             </w:tcBorders>
           </w:tcPr>
           <w:p>
             <w:pPr>
-              <w:pStyle w:val="TextBody"/>
-              <w:spacing w:before="0" w:after="140"/>
+              <w:pStyle w:val="TableContents"/>
               <w:jc w:val="center"/>
               <w:rPr/>
             </w:pPr>
             <w:r>
               <w:rPr/>
-              <w:t>64572917</w:t>
+              <w:t>✗</w:t>
             </w:r>
           </w:p>
         </w:tc>
         <w:tc>
           <w:tcPr>
-            <w:tcW w:w="1735" w:type="dxa"/>
+            <w:tcW w:w="1560" w:type="dxa"/>
             <w:tcBorders>
-              <w:left w:val="single" w:sz="4" w:space="0" w:color="000000"/>
-              <w:bottom w:val="single" w:sz="4" w:space="0" w:color="000000"/>
+              <w:left w:val="single" w:sz="2" w:space="0" w:color="000000"/>
+              <w:bottom w:val="single" w:sz="2" w:space="0" w:color="000000"/>
             </w:tcBorders>
           </w:tcPr>
           <w:p>
             <w:pPr>
-              <w:pStyle w:val="TextBody"/>
-              <w:spacing w:before="0" w:after="140"/>
+              <w:pStyle w:val="TableContents"/>
               <w:jc w:val="center"/>
               <w:rPr/>
             </w:pPr>
             <w:r>
               <w:rPr/>
-              <w:t>7324.0</w:t>
+              <w:t>10</w:t>
             </w:r>
           </w:p>
         </w:tc>
         <w:tc>
           <w:tcPr>
-            <w:tcW w:w="1385" w:type="dxa"/>
+            <w:tcW w:w="1560" w:type="dxa"/>
             <w:tcBorders>
-              <w:left w:val="single" w:sz="4" w:space="0" w:color="000000"/>
-              <w:bottom w:val="single" w:sz="4" w:space="0" w:color="000000"/>
-              <w:right w:val="single" w:sz="4" w:space="0" w:color="000000"/>
+              <w:left w:val="single" w:sz="2" w:space="0" w:color="000000"/>
+              <w:bottom w:val="single" w:sz="2" w:space="0" w:color="000000"/>
             </w:tcBorders>
           </w:tcPr>
           <w:p>
             <w:pPr>
-              <w:pStyle w:val="TextBody"/>
-              <w:spacing w:before="0" w:after="140"/>
+              <w:pStyle w:val="TableContents"/>
+              <w:jc w:val="center"/>
+              <w:rPr/>
+            </w:pPr>
+            <w:r>
+              <w:rPr/>
+              <w:t>64572917</w:t>
+            </w:r>
+          </w:p>
+        </w:tc>
+        <w:tc>
+          <w:tcPr>
+            <w:tcW w:w="1773" w:type="dxa"/>
+            <w:tcBorders>
+              <w:left w:val="single" w:sz="2" w:space="0" w:color="000000"/>
+              <w:bottom w:val="single" w:sz="2" w:space="0" w:color="000000"/>
+            </w:tcBorders>
+          </w:tcPr>
+          <w:p>
+            <w:pPr>
+              <w:pStyle w:val="TableContents"/>
+              <w:jc w:val="center"/>
+              <w:rPr/>
+            </w:pPr>
+            <w:r>
+              <w:rPr/>
+              <w:t>7324.</w:t>
+            </w:r>
+            <w:r>
+              <w:rPr/>
+              <w:t>0</w:t>
+            </w:r>
+          </w:p>
+        </w:tc>
+        <w:tc>
+          <w:tcPr>
+            <w:tcW w:w="1347" w:type="dxa"/>
+            <w:tcBorders>
+              <w:left w:val="single" w:sz="2" w:space="0" w:color="000000"/>
+              <w:bottom w:val="single" w:sz="2" w:space="0" w:color="000000"/>
+              <w:right w:val="single" w:sz="2" w:space="0" w:color="000000"/>
+            </w:tcBorders>
+          </w:tcPr>
+          <w:p>
+            <w:pPr>
+              <w:pStyle w:val="TableContents"/>
               <w:jc w:val="center"/>
               <w:rPr/>
             </w:pPr>
@@ -8510,53 +11614,21 @@
     </w:tbl>
     <w:p>
       <w:pPr>
-        <w:pStyle w:val="TextBody"/>
-        <w:rPr/>
-      </w:pPr>
-      <w:r>
-        <w:rPr/>
-      </w:r>
-    </w:p>
-    <w:p>
-      <w:pPr>
-        <w:pStyle w:val="TextBody"/>
-        <w:rPr/>
-      </w:pPr>
-      <w:r>
-        <w:rPr/>
-      </w:r>
-    </w:p>
-    <w:p>
-      <w:pPr>
-        <w:pStyle w:val="TextBody"/>
-        <w:rPr/>
-      </w:pPr>
-      <w:r>
-        <w:rPr/>
-        <w:t xml:space="preserve">    </w:t>
-      </w:r>
-    </w:p>
-    <w:p>
-      <w:pPr>
-        <w:pStyle w:val="TextBody"/>
-        <w:spacing w:before="0" w:after="140"/>
-        <w:rPr/>
-      </w:pPr>
-      <w:r>
-        <w:rPr/>
-        <w:t xml:space="preserve">                 </w:t>
-      </w:r>
-      <w:r>
-        <w:rPr/>
-        <w:tab/>
-        <w:tab/>
-        <w:t xml:space="preserve">                       </w:t>
+        <w:pStyle w:val="Normal"/>
+        <w:pBdr>
+          <w:bottom w:val="single" w:sz="4" w:space="2" w:color="2683C6"/>
+        </w:pBdr>
+        <w:spacing w:before="360" w:after="120"/>
+        <w:rPr/>
+      </w:pPr>
+      <w:r>
+        <w:rPr/>
       </w:r>
     </w:p>
     <w:sectPr>
       <w:type w:val="nextPage"/>
       <w:pgSz w:w="12240" w:h="15840"/>
-      <w:pgMar w:left="1440" w:right="1440" w:gutter="0" w:header="0" w:top="1440" w:footer="0" w:bottom="1440"/>
+      <w:pgMar w:left="1440" w:right="1440" w:header="0" w:top="1440" w:footer="0" w:bottom="1440" w:gutter="0"/>
       <w:pgNumType w:fmt="decimal"/>
       <w:formProt w:val="false"/>
       <w:textDirection w:val="lrTb"/>
@@ -8567,7 +11639,7 @@
 </file>
 
 <file path=word/numbering.xml><?xml version="1.0" encoding="utf-8"?>
-<w:numbering xmlns:w="http://schemas.openxmlformats.org/wordprocessingml/2006/main" xmlns:o="urn:schemas-microsoft-com:office:office" xmlns:r="http://schemas.openxmlformats.org/officeDocument/2006/relationships" xmlns:v="urn:schemas-microsoft-com:vml" xmlns:mc="http://schemas.openxmlformats.org/markup-compatibility/2006" xmlns:w14="http://schemas.microsoft.com/office/word/2010/wordml" mc:Ignorable="w14">
+<w:numbering xmlns:w="http://schemas.openxmlformats.org/wordprocessingml/2006/main" xmlns:o="urn:schemas-microsoft-com:office:office" xmlns:r="http://schemas.openxmlformats.org/officeDocument/2006/relationships" xmlns:v="urn:schemas-microsoft-com:vml">
   <w:abstractNum w:abstractNumId="1">
     <w:lvl w:ilvl="0">
       <w:start w:val="1"/>
@@ -8580,7 +11652,6 @@
         </w:tabs>
         <w:ind w:left="720" w:hanging="360"/>
       </w:pPr>
-      <w:rPr/>
     </w:lvl>
     <w:lvl w:ilvl="1">
       <w:start w:val="1"/>
@@ -8593,7 +11664,6 @@
         </w:tabs>
         <w:ind w:left="1440" w:hanging="360"/>
       </w:pPr>
-      <w:rPr/>
     </w:lvl>
     <w:lvl w:ilvl="2">
       <w:start w:val="1"/>
@@ -8606,7 +11676,6 @@
         </w:tabs>
         <w:ind w:left="2160" w:hanging="360"/>
       </w:pPr>
-      <w:rPr/>
     </w:lvl>
     <w:lvl w:ilvl="3">
       <w:start w:val="1"/>
@@ -8619,7 +11688,6 @@
         </w:tabs>
         <w:ind w:left="2880" w:hanging="360"/>
       </w:pPr>
-      <w:rPr/>
     </w:lvl>
     <w:lvl w:ilvl="4">
       <w:start w:val="1"/>
@@ -8632,7 +11700,6 @@
         </w:tabs>
         <w:ind w:left="3600" w:hanging="360"/>
       </w:pPr>
-      <w:rPr/>
     </w:lvl>
     <w:lvl w:ilvl="5">
       <w:start w:val="1"/>
@@ -8645,7 +11712,6 @@
         </w:tabs>
         <w:ind w:left="4320" w:hanging="360"/>
       </w:pPr>
-      <w:rPr/>
     </w:lvl>
     <w:lvl w:ilvl="6">
       <w:start w:val="1"/>
@@ -8658,7 +11724,6 @@
         </w:tabs>
         <w:ind w:left="5040" w:hanging="360"/>
       </w:pPr>
-      <w:rPr/>
     </w:lvl>
     <w:lvl w:ilvl="7">
       <w:start w:val="1"/>
@@ -8671,7 +11736,6 @@
         </w:tabs>
         <w:ind w:left="5760" w:hanging="360"/>
       </w:pPr>
-      <w:rPr/>
     </w:lvl>
     <w:lvl w:ilvl="8">
       <w:start w:val="1"/>
@@ -8684,7 +11748,6 @@
         </w:tabs>
         <w:ind w:left="6480" w:hanging="360"/>
       </w:pPr>
-      <w:rPr/>
     </w:lvl>
   </w:abstractNum>
   <w:abstractNum w:abstractNumId="2">
@@ -8821,7 +11884,6 @@
     <w:rPrDefault>
       <w:rPr>
         <w:rFonts w:ascii="Calibri" w:hAnsi="Calibri" w:eastAsia="" w:cs="" w:asciiTheme="minorHAnsi" w:cstheme="minorBidi" w:eastAsiaTheme="minorEastAsia" w:hAnsiTheme="minorHAnsi"/>
-        <w:sz w:val="21"/>
         <w:szCs w:val="21"/>
         <w:lang w:val="en-US" w:eastAsia="en-US" w:bidi="ar-SA"/>
       </w:rPr>
@@ -9767,6 +12829,11 @@
     <w:qFormat/>
     <w:rPr/>
   </w:style>
+  <w:style w:type="character" w:styleId="NumberingSymbols">
+    <w:name w:val="Numbering Symbols"/>
+    <w:qFormat/>
+    <w:rPr/>
+  </w:style>
   <w:style w:type="paragraph" w:styleId="Heading">
     <w:name w:val="Heading"/>
     <w:basedOn w:val="Normal"/>
@@ -9847,7 +12914,7 @@
     <w:pPr/>
     <w:rPr/>
   </w:style>
-  <w:style w:type="paragraph" w:styleId="ContentsHeading">
+  <w:style w:type="paragraph" w:styleId="TOCHeading">
     <w:name w:val="TOC Heading"/>
     <w:basedOn w:val="Heading1"/>
     <w:next w:val="Normal"/>
@@ -9855,9 +12922,7 @@
     <w:unhideWhenUsed/>
     <w:qFormat/>
     <w:rsid w:val="00e650d8"/>
-    <w:pPr>
-      <w:outlineLvl w:val="9"/>
-    </w:pPr>
+    <w:pPr/>
     <w:rPr/>
   </w:style>
   <w:style w:type="paragraph" w:styleId="Contents1">
@@ -9870,7 +12935,7 @@
     <w:rsid w:val="00bc62ba"/>
     <w:pPr>
       <w:tabs>
-        <w:tab w:val="clear" w:pos="720"/>
+        <w:tab w:val="clear" w:pos="240"/>
         <w:tab w:val="right" w:pos="9350" w:leader="dot"/>
       </w:tabs>
       <w:spacing w:before="0" w:after="100"/>
@@ -10054,7 +13119,6 @@
     <w:basedOn w:val="Normal"/>
     <w:qFormat/>
     <w:pPr>
-      <w:widowControl w:val="false"/>
       <w:suppressLineNumbers/>
     </w:pPr>
     <w:rPr/>
